--- a/PZ and plakat/alpha_pz/Бородин_11_жуковский.docx
+++ b/PZ and plakat/alpha_pz/Бородин_11_жуковский.docx
@@ -1,6 +1,6 @@
 
 <file path=word/document.xml><?xml version="1.0" encoding="utf-8"?>
-<w:document xmlns:wpc="http://schemas.microsoft.com/office/word/2010/wordprocessingCanvas" xmlns:cx="http://schemas.microsoft.com/office/drawing/2014/chartex" xmlns:cx1="http://schemas.microsoft.com/office/drawing/2015/9/8/chartex" xmlns:cx2="http://schemas.microsoft.com/office/drawing/2015/10/21/chartex" xmlns:cx3="http://schemas.microsoft.com/office/drawing/2016/5/9/chartex" xmlns:cx4="http://schemas.microsoft.com/office/drawing/2016/5/10/chartex" xmlns:cx5="http://schemas.microsoft.com/office/drawing/2016/5/11/chartex" xmlns:cx6="http://schemas.microsoft.com/office/drawing/2016/5/12/chartex" xmlns:cx7="http://schemas.microsoft.com/office/drawing/2016/5/13/chartex" xmlns:cx8="http://schemas.microsoft.com/office/drawing/2016/5/14/chartex" xmlns:mc="http://schemas.openxmlformats.org/markup-compatibility/2006" xmlns:aink="http://schemas.microsoft.com/office/drawing/2016/ink" xmlns:am3d="http://schemas.microsoft.com/office/drawing/2017/model3d" xmlns:o="urn:schemas-microsoft-com:office:office" xmlns:r="http://schemas.openxmlformats.org/officeDocument/2006/relationships" xmlns:m="http://schemas.openxmlformats.org/officeDocument/2006/math" xmlns:v="urn:schemas-microsoft-com:vml" xmlns:wp14="http://schemas.microsoft.com/office/word/2010/wordprocessingDrawing" xmlns:wp="http://schemas.openxmlformats.org/drawingml/2006/wordprocessingDrawing" xmlns:w10="urn:schemas-microsoft-com:office:word" xmlns:w="http://schemas.openxmlformats.org/wordprocessingml/2006/main" xmlns:w14="http://schemas.microsoft.com/office/word/2010/wordml" xmlns:w15="http://schemas.microsoft.com/office/word/2012/wordml" xmlns:w16cex="http://schemas.microsoft.com/office/word/2018/wordml/cex" xmlns:w16cid="http://schemas.microsoft.com/office/word/2016/wordml/cid" xmlns:w16="http://schemas.microsoft.com/office/word/2018/wordml" xmlns:w16sdtdh="http://schemas.microsoft.com/office/word/2020/wordml/sdtdatahash" xmlns:w16se="http://schemas.microsoft.com/office/word/2015/wordml/symex" xmlns:wpg="http://schemas.microsoft.com/office/word/2010/wordprocessingGroup" xmlns:wpi="http://schemas.microsoft.com/office/word/2010/wordprocessingInk" xmlns:wne="http://schemas.microsoft.com/office/word/2006/wordml" xmlns:wps="http://schemas.microsoft.com/office/word/2010/wordprocessingShape" mc:Ignorable="w14 w15 w16se w16cid w16 w16cex w16sdtdh wp14">
+<w:document xmlns:wpc="http://schemas.microsoft.com/office/word/2010/wordprocessingCanvas" xmlns:cx="http://schemas.microsoft.com/office/drawing/2014/chartex" xmlns:cx1="http://schemas.microsoft.com/office/drawing/2015/9/8/chartex" xmlns:cx2="http://schemas.microsoft.com/office/drawing/2015/10/21/chartex" xmlns:cx3="http://schemas.microsoft.com/office/drawing/2016/5/9/chartex" xmlns:cx4="http://schemas.microsoft.com/office/drawing/2016/5/10/chartex" xmlns:cx5="http://schemas.microsoft.com/office/drawing/2016/5/11/chartex" xmlns:cx6="http://schemas.microsoft.com/office/drawing/2016/5/12/chartex" xmlns:cx7="http://schemas.microsoft.com/office/drawing/2016/5/13/chartex" xmlns:cx8="http://schemas.microsoft.com/office/drawing/2016/5/14/chartex" xmlns:mc="http://schemas.openxmlformats.org/markup-compatibility/2006" xmlns:aink="http://schemas.microsoft.com/office/drawing/2016/ink" xmlns:am3d="http://schemas.microsoft.com/office/drawing/2017/model3d" xmlns:o="urn:schemas-microsoft-com:office:office" xmlns:oel="http://schemas.microsoft.com/office/2019/extlst" xmlns:r="http://schemas.openxmlformats.org/officeDocument/2006/relationships" xmlns:m="http://schemas.openxmlformats.org/officeDocument/2006/math" xmlns:v="urn:schemas-microsoft-com:vml" xmlns:wp14="http://schemas.microsoft.com/office/word/2010/wordprocessingDrawing" xmlns:wp="http://schemas.openxmlformats.org/drawingml/2006/wordprocessingDrawing" xmlns:w10="urn:schemas-microsoft-com:office:word" xmlns:w="http://schemas.openxmlformats.org/wordprocessingml/2006/main" xmlns:w14="http://schemas.microsoft.com/office/word/2010/wordml" xmlns:w15="http://schemas.microsoft.com/office/word/2012/wordml" xmlns:w16cex="http://schemas.microsoft.com/office/word/2018/wordml/cex" xmlns:w16cid="http://schemas.microsoft.com/office/word/2016/wordml/cid" xmlns:w16="http://schemas.microsoft.com/office/word/2018/wordml" xmlns:w16du="http://schemas.microsoft.com/office/word/2023/wordml/word16du" xmlns:w16sdtdh="http://schemas.microsoft.com/office/word/2020/wordml/sdtdatahash" xmlns:w16sdtfl="http://schemas.microsoft.com/office/word/2024/wordml/sdtformatlock" xmlns:w16se="http://schemas.microsoft.com/office/word/2015/wordml/symex" xmlns:wpg="http://schemas.microsoft.com/office/word/2010/wordprocessingGroup" xmlns:wpi="http://schemas.microsoft.com/office/word/2010/wordprocessingInk" xmlns:wne="http://schemas.microsoft.com/office/word/2006/wordml" xmlns:wps="http://schemas.microsoft.com/office/word/2010/wordprocessingShape" mc:Ignorable="w14 w15 w16se w16cid w16 w16cex w16sdtdh w16sdtfl w16du wp14">
   <w:body>
     <w:p>
       <w:pPr>
@@ -117,7 +117,7 @@
               </wp:inline>
             </w:drawing>
           </mc:Choice>
-          <mc:Fallback xmlns:w16sdtfl="http://schemas.microsoft.com/office/word/2024/wordml/sdtformatlock" xmlns:w16du="http://schemas.microsoft.com/office/word/2023/wordml/word16du" xmlns:oel="http://schemas.microsoft.com/office/2019/extlst">
+          <mc:Fallback>
             <w:pict>
               <v:rect w14:anchorId="396DFA57" id="Rectangle 2" o:spid="_x0000_s1026" alt="https://informatics.ru/img/logo-full.svg" style="width:24.2pt;height:24.2pt;visibility:visible;mso-wrap-style:square;mso-left-percent:-10001;mso-top-percent:-10001;mso-position-horizontal:absolute;mso-position-horizontal-relative:char;mso-position-vertical:absolute;mso-position-vertical-relative:line;mso-left-percent:-10001;mso-top-percent:-10001;v-text-anchor:top" o:gfxdata="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" filled="f" stroked="f">
                 <o:lock v:ext="edit" aspectratio="t"/>
@@ -211,7 +211,27 @@
           <w:sz w:val="36"/>
           <w:szCs w:val="36"/>
         </w:rPr>
-        <w:t xml:space="preserve"> автоматизированного аудита и харденинга операционной системы на основе стандарта SCAP</w:t>
+        <w:t xml:space="preserve"> автоматизированного аудита и </w:t>
+      </w:r>
+      <w:proofErr w:type="spellStart"/>
+      <w:r>
+        <w:rPr>
+          <w:b/>
+          <w:bCs/>
+          <w:sz w:val="36"/>
+          <w:szCs w:val="36"/>
+        </w:rPr>
+        <w:t>харденинга</w:t>
+      </w:r>
+      <w:proofErr w:type="spellEnd"/>
+      <w:r>
+        <w:rPr>
+          <w:b/>
+          <w:bCs/>
+          <w:sz w:val="36"/>
+          <w:szCs w:val="36"/>
+        </w:rPr>
+        <w:t xml:space="preserve"> операционной системы на основе стандарта SCAP</w:t>
       </w:r>
       <w:r>
         <w:rPr>
@@ -2390,7 +2410,25 @@
           <w:szCs w:val="24"/>
           <w:lang w:eastAsia="ru-RU"/>
         </w:rPr>
-        <w:t xml:space="preserve"> Security Content Automation Protocol: набор открытых стандартов для представления/обмена данными ИБ и автоматизации проверок.</w:t>
+        <w:t xml:space="preserve"> Security Content </w:t>
+      </w:r>
+      <w:proofErr w:type="spellStart"/>
+      <w:r>
+        <w:rPr>
+          <w:rFonts w:eastAsia="Times New Roman" w:cs="Times New Roman"/>
+          <w:szCs w:val="24"/>
+          <w:lang w:eastAsia="ru-RU"/>
+        </w:rPr>
+        <w:t>Automation</w:t>
+      </w:r>
+      <w:proofErr w:type="spellEnd"/>
+      <w:r>
+        <w:rPr>
+          <w:rFonts w:eastAsia="Times New Roman" w:cs="Times New Roman"/>
+          <w:szCs w:val="24"/>
+          <w:lang w:eastAsia="ru-RU"/>
+        </w:rPr>
+        <w:t xml:space="preserve"> Protocol: набор открытых стандартов для представления/обмена данными ИБ и автоматизации проверок.</w:t>
       </w:r>
     </w:p>
     <w:p>
@@ -2570,7 +2608,43 @@
           <w:szCs w:val="24"/>
           <w:lang w:eastAsia="ru-RU"/>
         </w:rPr>
-        <w:t xml:space="preserve"> Open Vulnerability and Assessment Language: язык (стандарт) описания и выполнения технических проверок состояния системы.</w:t>
+        <w:t xml:space="preserve"> Open </w:t>
+      </w:r>
+      <w:proofErr w:type="spellStart"/>
+      <w:r>
+        <w:rPr>
+          <w:rFonts w:eastAsia="Times New Roman" w:cs="Times New Roman"/>
+          <w:szCs w:val="24"/>
+          <w:lang w:eastAsia="ru-RU"/>
+        </w:rPr>
+        <w:t>Vulnerability</w:t>
+      </w:r>
+      <w:proofErr w:type="spellEnd"/>
+      <w:r>
+        <w:rPr>
+          <w:rFonts w:eastAsia="Times New Roman" w:cs="Times New Roman"/>
+          <w:szCs w:val="24"/>
+          <w:lang w:eastAsia="ru-RU"/>
+        </w:rPr>
+        <w:t xml:space="preserve"> </w:t>
+      </w:r>
+      <w:proofErr w:type="spellStart"/>
+      <w:r>
+        <w:rPr>
+          <w:rFonts w:eastAsia="Times New Roman" w:cs="Times New Roman"/>
+          <w:szCs w:val="24"/>
+          <w:lang w:eastAsia="ru-RU"/>
+        </w:rPr>
+        <w:t>and</w:t>
+      </w:r>
+      <w:proofErr w:type="spellEnd"/>
+      <w:r>
+        <w:rPr>
+          <w:rFonts w:eastAsia="Times New Roman" w:cs="Times New Roman"/>
+          <w:szCs w:val="24"/>
+          <w:lang w:eastAsia="ru-RU"/>
+        </w:rPr>
+        <w:t xml:space="preserve"> Assessment Language: язык (стандарт) описания и выполнения технических проверок состояния системы.</w:t>
       </w:r>
     </w:p>
     <w:p>
@@ -2606,7 +2680,79 @@
           <w:szCs w:val="24"/>
           <w:lang w:eastAsia="ru-RU"/>
         </w:rPr>
-        <w:t xml:space="preserve"> Extensible Configuration Checklist Description Format: формат описания чек-листов/политик проверок, профилей и результатов; поддерживает remediation.</w:t>
+        <w:t xml:space="preserve"> </w:t>
+      </w:r>
+      <w:proofErr w:type="spellStart"/>
+      <w:r>
+        <w:rPr>
+          <w:rFonts w:eastAsia="Times New Roman" w:cs="Times New Roman"/>
+          <w:szCs w:val="24"/>
+          <w:lang w:eastAsia="ru-RU"/>
+        </w:rPr>
+        <w:t>Extensible</w:t>
+      </w:r>
+      <w:proofErr w:type="spellEnd"/>
+      <w:r>
+        <w:rPr>
+          <w:rFonts w:eastAsia="Times New Roman" w:cs="Times New Roman"/>
+          <w:szCs w:val="24"/>
+          <w:lang w:eastAsia="ru-RU"/>
+        </w:rPr>
+        <w:t xml:space="preserve"> Configuration </w:t>
+      </w:r>
+      <w:proofErr w:type="spellStart"/>
+      <w:r>
+        <w:rPr>
+          <w:rFonts w:eastAsia="Times New Roman" w:cs="Times New Roman"/>
+          <w:szCs w:val="24"/>
+          <w:lang w:eastAsia="ru-RU"/>
+        </w:rPr>
+        <w:t>Checklist</w:t>
+      </w:r>
+      <w:proofErr w:type="spellEnd"/>
+      <w:r>
+        <w:rPr>
+          <w:rFonts w:eastAsia="Times New Roman" w:cs="Times New Roman"/>
+          <w:szCs w:val="24"/>
+          <w:lang w:eastAsia="ru-RU"/>
+        </w:rPr>
+        <w:t xml:space="preserve"> </w:t>
+      </w:r>
+      <w:proofErr w:type="spellStart"/>
+      <w:r>
+        <w:rPr>
+          <w:rFonts w:eastAsia="Times New Roman" w:cs="Times New Roman"/>
+          <w:szCs w:val="24"/>
+          <w:lang w:eastAsia="ru-RU"/>
+        </w:rPr>
+        <w:t>Description</w:t>
+      </w:r>
+      <w:proofErr w:type="spellEnd"/>
+      <w:r>
+        <w:rPr>
+          <w:rFonts w:eastAsia="Times New Roman" w:cs="Times New Roman"/>
+          <w:szCs w:val="24"/>
+          <w:lang w:eastAsia="ru-RU"/>
+        </w:rPr>
+        <w:t xml:space="preserve"> Format: формат описания чек-листов/политик проверок, профилей и результатов; поддерживает </w:t>
+      </w:r>
+      <w:proofErr w:type="spellStart"/>
+      <w:r>
+        <w:rPr>
+          <w:rFonts w:eastAsia="Times New Roman" w:cs="Times New Roman"/>
+          <w:szCs w:val="24"/>
+          <w:lang w:eastAsia="ru-RU"/>
+        </w:rPr>
+        <w:t>remediation</w:t>
+      </w:r>
+      <w:proofErr w:type="spellEnd"/>
+      <w:r>
+        <w:rPr>
+          <w:rFonts w:eastAsia="Times New Roman" w:cs="Times New Roman"/>
+          <w:szCs w:val="24"/>
+          <w:lang w:eastAsia="ru-RU"/>
+        </w:rPr>
+        <w:t>.</w:t>
       </w:r>
     </w:p>
     <w:p>
@@ -2964,13 +3110,23 @@
           <w:lang w:eastAsia="ru-RU"/>
         </w:rPr>
       </w:pPr>
-      <w:r>
-        <w:rPr>
-          <w:rFonts w:eastAsia="Times New Roman" w:cs="Times New Roman"/>
-          <w:szCs w:val="24"/>
-          <w:lang w:eastAsia="ru-RU"/>
-        </w:rPr>
-        <w:t xml:space="preserve">Qt </w:t>
+      <w:proofErr w:type="spellStart"/>
+      <w:r>
+        <w:rPr>
+          <w:rFonts w:eastAsia="Times New Roman" w:cs="Times New Roman"/>
+          <w:szCs w:val="24"/>
+          <w:lang w:eastAsia="ru-RU"/>
+        </w:rPr>
+        <w:t>Qt</w:t>
+      </w:r>
+      <w:proofErr w:type="spellEnd"/>
+      <w:r>
+        <w:rPr>
+          <w:rFonts w:eastAsia="Times New Roman" w:cs="Times New Roman"/>
+          <w:szCs w:val="24"/>
+          <w:lang w:eastAsia="ru-RU"/>
+        </w:rPr>
+        <w:t xml:space="preserve"> </w:t>
       </w:r>
       <w:r>
         <w:rPr>
@@ -3157,20 +3313,30 @@
           <w:lang w:val="en-US" w:eastAsia="ru-RU"/>
         </w:rPr>
       </w:pPr>
+      <w:proofErr w:type="spellStart"/>
       <w:r>
         <w:rPr>
           <w:rFonts w:eastAsia="Times New Roman" w:cs="Times New Roman"/>
           <w:szCs w:val="24"/>
           <w:lang w:val="en-US" w:eastAsia="ru-RU"/>
         </w:rPr>
-        <w:t xml:space="preserve">PyQt </w:t>
-      </w:r>
+        <w:t>PyQt</w:t>
+      </w:r>
+      <w:proofErr w:type="spellEnd"/>
       <w:r>
         <w:rPr>
           <w:rFonts w:eastAsia="Times New Roman" w:cs="Times New Roman"/>
           <w:szCs w:val="24"/>
           <w:lang w:val="en-US" w:eastAsia="ru-RU"/>
         </w:rPr>
+        <w:t xml:space="preserve"> </w:t>
+      </w:r>
+      <w:r>
+        <w:rPr>
+          <w:rFonts w:eastAsia="Times New Roman" w:cs="Times New Roman"/>
+          <w:szCs w:val="24"/>
+          <w:lang w:val="en-US" w:eastAsia="ru-RU"/>
+        </w:rPr>
         <w:t>-</w:t>
       </w:r>
       <w:r>
@@ -3197,6 +3363,7 @@
         </w:rPr>
         <w:t xml:space="preserve"> (</w:t>
       </w:r>
+      <w:proofErr w:type="spellStart"/>
       <w:r>
         <w:rPr>
           <w:rFonts w:eastAsia="Times New Roman" w:cs="Times New Roman"/>
@@ -3205,6 +3372,7 @@
         </w:rPr>
         <w:t>биндинги</w:t>
       </w:r>
+      <w:proofErr w:type="spellEnd"/>
       <w:r>
         <w:rPr>
           <w:rFonts w:eastAsia="Times New Roman" w:cs="Times New Roman"/>
@@ -3241,20 +3409,30 @@
           <w:lang w:val="en-US" w:eastAsia="ru-RU"/>
         </w:rPr>
       </w:pPr>
+      <w:proofErr w:type="spellStart"/>
       <w:r>
         <w:rPr>
           <w:rFonts w:eastAsia="Times New Roman" w:cs="Times New Roman"/>
           <w:szCs w:val="24"/>
           <w:lang w:val="en-US" w:eastAsia="ru-RU"/>
         </w:rPr>
-        <w:t xml:space="preserve">PySide </w:t>
-      </w:r>
+        <w:t>PySide</w:t>
+      </w:r>
+      <w:proofErr w:type="spellEnd"/>
       <w:r>
         <w:rPr>
           <w:rFonts w:eastAsia="Times New Roman" w:cs="Times New Roman"/>
           <w:szCs w:val="24"/>
           <w:lang w:val="en-US" w:eastAsia="ru-RU"/>
         </w:rPr>
+        <w:t xml:space="preserve"> </w:t>
+      </w:r>
+      <w:r>
+        <w:rPr>
+          <w:rFonts w:eastAsia="Times New Roman" w:cs="Times New Roman"/>
+          <w:szCs w:val="24"/>
+          <w:lang w:val="en-US" w:eastAsia="ru-RU"/>
+        </w:rPr>
         <w:t>-</w:t>
       </w:r>
       <w:r>
@@ -3281,6 +3459,7 @@
         </w:rPr>
         <w:t xml:space="preserve"> (</w:t>
       </w:r>
+      <w:proofErr w:type="spellStart"/>
       <w:r>
         <w:rPr>
           <w:rFonts w:eastAsia="Times New Roman" w:cs="Times New Roman"/>
@@ -3289,6 +3468,7 @@
         </w:rPr>
         <w:t>биндинги</w:t>
       </w:r>
+      <w:proofErr w:type="spellEnd"/>
       <w:r>
         <w:rPr>
           <w:rFonts w:eastAsia="Times New Roman" w:cs="Times New Roman"/>
@@ -3369,13 +3549,23 @@
           <w:lang w:eastAsia="ru-RU"/>
         </w:rPr>
       </w:pPr>
-      <w:r>
-        <w:rPr>
-          <w:rFonts w:eastAsia="Times New Roman" w:cs="Times New Roman"/>
-          <w:szCs w:val="24"/>
-          <w:lang w:eastAsia="ru-RU"/>
-        </w:rPr>
-        <w:t xml:space="preserve">Dart </w:t>
+      <w:proofErr w:type="spellStart"/>
+      <w:r>
+        <w:rPr>
+          <w:rFonts w:eastAsia="Times New Roman" w:cs="Times New Roman"/>
+          <w:szCs w:val="24"/>
+          <w:lang w:eastAsia="ru-RU"/>
+        </w:rPr>
+        <w:t>Dart</w:t>
+      </w:r>
+      <w:proofErr w:type="spellEnd"/>
+      <w:r>
+        <w:rPr>
+          <w:rFonts w:eastAsia="Times New Roman" w:cs="Times New Roman"/>
+          <w:szCs w:val="24"/>
+          <w:lang w:eastAsia="ru-RU"/>
+        </w:rPr>
+        <w:t xml:space="preserve"> </w:t>
       </w:r>
       <w:r>
         <w:rPr>
@@ -3413,13 +3603,23 @@
           <w:lang w:eastAsia="ru-RU"/>
         </w:rPr>
       </w:pPr>
-      <w:r>
-        <w:rPr>
-          <w:rFonts w:eastAsia="Times New Roman" w:cs="Times New Roman"/>
-          <w:szCs w:val="24"/>
-          <w:lang w:eastAsia="ru-RU"/>
-        </w:rPr>
-        <w:t xml:space="preserve">openSCAP </w:t>
+      <w:proofErr w:type="spellStart"/>
+      <w:r>
+        <w:rPr>
+          <w:rFonts w:eastAsia="Times New Roman" w:cs="Times New Roman"/>
+          <w:szCs w:val="24"/>
+          <w:lang w:eastAsia="ru-RU"/>
+        </w:rPr>
+        <w:t>openSCAP</w:t>
+      </w:r>
+      <w:proofErr w:type="spellEnd"/>
+      <w:r>
+        <w:rPr>
+          <w:rFonts w:eastAsia="Times New Roman" w:cs="Times New Roman"/>
+          <w:szCs w:val="24"/>
+          <w:lang w:eastAsia="ru-RU"/>
+        </w:rPr>
+        <w:t xml:space="preserve"> </w:t>
       </w:r>
       <w:r>
         <w:rPr>
@@ -3455,7 +3655,25 @@
           <w:szCs w:val="24"/>
           <w:lang w:eastAsia="ru-RU"/>
         </w:rPr>
-        <w:t xml:space="preserve">Linux / Windows / macOS </w:t>
+        <w:t xml:space="preserve">Linux / Windows / </w:t>
+      </w:r>
+      <w:proofErr w:type="spellStart"/>
+      <w:r>
+        <w:rPr>
+          <w:rFonts w:eastAsia="Times New Roman" w:cs="Times New Roman"/>
+          <w:szCs w:val="24"/>
+          <w:lang w:eastAsia="ru-RU"/>
+        </w:rPr>
+        <w:t>macOS</w:t>
+      </w:r>
+      <w:proofErr w:type="spellEnd"/>
+      <w:r>
+        <w:rPr>
+          <w:rFonts w:eastAsia="Times New Roman" w:cs="Times New Roman"/>
+          <w:szCs w:val="24"/>
+          <w:lang w:eastAsia="ru-RU"/>
+        </w:rPr>
+        <w:t xml:space="preserve"> </w:t>
       </w:r>
       <w:r>
         <w:rPr>
@@ -3589,13 +3807,23 @@
           <w:lang w:eastAsia="ru-RU"/>
         </w:rPr>
       </w:pPr>
-      <w:r>
-        <w:rPr>
-          <w:rFonts w:eastAsia="Times New Roman" w:cs="Times New Roman"/>
-          <w:szCs w:val="24"/>
-          <w:lang w:eastAsia="ru-RU"/>
-        </w:rPr>
-        <w:t xml:space="preserve">Ovaldi </w:t>
+      <w:proofErr w:type="spellStart"/>
+      <w:r>
+        <w:rPr>
+          <w:rFonts w:eastAsia="Times New Roman" w:cs="Times New Roman"/>
+          <w:szCs w:val="24"/>
+          <w:lang w:eastAsia="ru-RU"/>
+        </w:rPr>
+        <w:t>Ovaldi</w:t>
+      </w:r>
+      <w:proofErr w:type="spellEnd"/>
+      <w:r>
+        <w:rPr>
+          <w:rFonts w:eastAsia="Times New Roman" w:cs="Times New Roman"/>
+          <w:szCs w:val="24"/>
+          <w:lang w:eastAsia="ru-RU"/>
+        </w:rPr>
+        <w:t xml:space="preserve"> </w:t>
       </w:r>
       <w:r>
         <w:rPr>
@@ -3665,13 +3893,95 @@
           <w:lang w:eastAsia="ru-RU"/>
         </w:rPr>
       </w:pPr>
-      <w:r>
-        <w:rPr>
-          <w:rFonts w:eastAsia="Times New Roman" w:cs="Times New Roman"/>
-          <w:szCs w:val="24"/>
-          <w:lang w:eastAsia="ru-RU"/>
-        </w:rPr>
-        <w:t xml:space="preserve">RedCheck, XSpider, ScanOVAL, MaxPatrol 8, MaxPatrol VM </w:t>
+      <w:proofErr w:type="spellStart"/>
+      <w:r>
+        <w:rPr>
+          <w:rFonts w:eastAsia="Times New Roman" w:cs="Times New Roman"/>
+          <w:szCs w:val="24"/>
+          <w:lang w:eastAsia="ru-RU"/>
+        </w:rPr>
+        <w:t>RedCheck</w:t>
+      </w:r>
+      <w:proofErr w:type="spellEnd"/>
+      <w:r>
+        <w:rPr>
+          <w:rFonts w:eastAsia="Times New Roman" w:cs="Times New Roman"/>
+          <w:szCs w:val="24"/>
+          <w:lang w:eastAsia="ru-RU"/>
+        </w:rPr>
+        <w:t xml:space="preserve">, </w:t>
+      </w:r>
+      <w:proofErr w:type="spellStart"/>
+      <w:r>
+        <w:rPr>
+          <w:rFonts w:eastAsia="Times New Roman" w:cs="Times New Roman"/>
+          <w:szCs w:val="24"/>
+          <w:lang w:eastAsia="ru-RU"/>
+        </w:rPr>
+        <w:t>XSpider</w:t>
+      </w:r>
+      <w:proofErr w:type="spellEnd"/>
+      <w:r>
+        <w:rPr>
+          <w:rFonts w:eastAsia="Times New Roman" w:cs="Times New Roman"/>
+          <w:szCs w:val="24"/>
+          <w:lang w:eastAsia="ru-RU"/>
+        </w:rPr>
+        <w:t xml:space="preserve">, </w:t>
+      </w:r>
+      <w:proofErr w:type="spellStart"/>
+      <w:r>
+        <w:rPr>
+          <w:rFonts w:eastAsia="Times New Roman" w:cs="Times New Roman"/>
+          <w:szCs w:val="24"/>
+          <w:lang w:eastAsia="ru-RU"/>
+        </w:rPr>
+        <w:t>ScanOVAL</w:t>
+      </w:r>
+      <w:proofErr w:type="spellEnd"/>
+      <w:r>
+        <w:rPr>
+          <w:rFonts w:eastAsia="Times New Roman" w:cs="Times New Roman"/>
+          <w:szCs w:val="24"/>
+          <w:lang w:eastAsia="ru-RU"/>
+        </w:rPr>
+        <w:t xml:space="preserve">, </w:t>
+      </w:r>
+      <w:proofErr w:type="spellStart"/>
+      <w:r>
+        <w:rPr>
+          <w:rFonts w:eastAsia="Times New Roman" w:cs="Times New Roman"/>
+          <w:szCs w:val="24"/>
+          <w:lang w:eastAsia="ru-RU"/>
+        </w:rPr>
+        <w:t>MaxPatrol</w:t>
+      </w:r>
+      <w:proofErr w:type="spellEnd"/>
+      <w:r>
+        <w:rPr>
+          <w:rFonts w:eastAsia="Times New Roman" w:cs="Times New Roman"/>
+          <w:szCs w:val="24"/>
+          <w:lang w:eastAsia="ru-RU"/>
+        </w:rPr>
+        <w:t xml:space="preserve"> 8, </w:t>
+      </w:r>
+      <w:proofErr w:type="spellStart"/>
+      <w:r>
+        <w:rPr>
+          <w:rFonts w:eastAsia="Times New Roman" w:cs="Times New Roman"/>
+          <w:szCs w:val="24"/>
+          <w:lang w:eastAsia="ru-RU"/>
+        </w:rPr>
+        <w:t>MaxPatrol</w:t>
+      </w:r>
+      <w:proofErr w:type="spellEnd"/>
+      <w:r>
+        <w:rPr>
+          <w:rFonts w:eastAsia="Times New Roman" w:cs="Times New Roman"/>
+          <w:szCs w:val="24"/>
+          <w:lang w:eastAsia="ru-RU"/>
+        </w:rPr>
+        <w:t xml:space="preserve"> VM </w:t>
       </w:r>
       <w:r>
         <w:rPr>
@@ -3745,13 +4055,23 @@
           <w:lang w:eastAsia="ru-RU"/>
         </w:rPr>
       </w:pPr>
-      <w:r>
-        <w:rPr>
-          <w:rFonts w:eastAsia="Times New Roman" w:cs="Times New Roman"/>
-          <w:szCs w:val="24"/>
-          <w:lang w:eastAsia="ru-RU"/>
-        </w:rPr>
-        <w:t xml:space="preserve">Харденинг </w:t>
+      <w:proofErr w:type="spellStart"/>
+      <w:r>
+        <w:rPr>
+          <w:rFonts w:eastAsia="Times New Roman" w:cs="Times New Roman"/>
+          <w:szCs w:val="24"/>
+          <w:lang w:eastAsia="ru-RU"/>
+        </w:rPr>
+        <w:t>Харденинг</w:t>
+      </w:r>
+      <w:proofErr w:type="spellEnd"/>
+      <w:r>
+        <w:rPr>
+          <w:rFonts w:eastAsia="Times New Roman" w:cs="Times New Roman"/>
+          <w:szCs w:val="24"/>
+          <w:lang w:eastAsia="ru-RU"/>
+        </w:rPr>
+        <w:t xml:space="preserve"> </w:t>
       </w:r>
       <w:r>
         <w:rPr>
@@ -3843,7 +4163,25 @@
           <w:szCs w:val="24"/>
           <w:lang w:eastAsia="ru-RU"/>
         </w:rPr>
-        <w:t>Уязвимость - это слабость в системе, которая может привести к реализации угрозы.</w:t>
+        <w:t xml:space="preserve">Уязвимость </w:t>
+      </w:r>
+      <w:proofErr w:type="gramStart"/>
+      <w:r>
+        <w:rPr>
+          <w:rFonts w:eastAsia="Times New Roman" w:cs="Times New Roman"/>
+          <w:szCs w:val="24"/>
+          <w:lang w:eastAsia="ru-RU"/>
+        </w:rPr>
+        <w:t>- это</w:t>
+      </w:r>
+      <w:proofErr w:type="gramEnd"/>
+      <w:r>
+        <w:rPr>
+          <w:rFonts w:eastAsia="Times New Roman" w:cs="Times New Roman"/>
+          <w:szCs w:val="24"/>
+          <w:lang w:eastAsia="ru-RU"/>
+        </w:rPr>
+        <w:t xml:space="preserve"> слабость в системе, которая может привести к реализации угрозы.</w:t>
       </w:r>
     </w:p>
     <w:p>
@@ -3857,13 +4195,23 @@
           <w:lang w:eastAsia="ru-RU"/>
         </w:rPr>
       </w:pPr>
-      <w:r>
-        <w:rPr>
-          <w:rFonts w:eastAsia="Times New Roman" w:cs="Times New Roman"/>
-          <w:szCs w:val="24"/>
-          <w:lang w:eastAsia="ru-RU"/>
-        </w:rPr>
-        <w:t xml:space="preserve">Мисконфигурация </w:t>
+      <w:proofErr w:type="spellStart"/>
+      <w:r>
+        <w:rPr>
+          <w:rFonts w:eastAsia="Times New Roman" w:cs="Times New Roman"/>
+          <w:szCs w:val="24"/>
+          <w:lang w:eastAsia="ru-RU"/>
+        </w:rPr>
+        <w:t>Мисконфигурация</w:t>
+      </w:r>
+      <w:proofErr w:type="spellEnd"/>
+      <w:r>
+        <w:rPr>
+          <w:rFonts w:eastAsia="Times New Roman" w:cs="Times New Roman"/>
+          <w:szCs w:val="24"/>
+          <w:lang w:eastAsia="ru-RU"/>
+        </w:rPr>
+        <w:t xml:space="preserve"> </w:t>
       </w:r>
       <w:r>
         <w:rPr>
@@ -4074,13 +4422,23 @@
           <w:lang w:eastAsia="ru-RU"/>
         </w:rPr>
       </w:pPr>
-      <w:r>
-        <w:rPr>
-          <w:rFonts w:eastAsia="Times New Roman" w:cs="Times New Roman"/>
-          <w:szCs w:val="24"/>
-          <w:lang w:eastAsia="ru-RU"/>
-        </w:rPr>
-        <w:t xml:space="preserve">Tailoring </w:t>
+      <w:proofErr w:type="spellStart"/>
+      <w:r>
+        <w:rPr>
+          <w:rFonts w:eastAsia="Times New Roman" w:cs="Times New Roman"/>
+          <w:szCs w:val="24"/>
+          <w:lang w:eastAsia="ru-RU"/>
+        </w:rPr>
+        <w:t>Tailoring</w:t>
+      </w:r>
+      <w:proofErr w:type="spellEnd"/>
+      <w:r>
+        <w:rPr>
+          <w:rFonts w:eastAsia="Times New Roman" w:cs="Times New Roman"/>
+          <w:szCs w:val="24"/>
+          <w:lang w:eastAsia="ru-RU"/>
+        </w:rPr>
+        <w:t xml:space="preserve"> </w:t>
       </w:r>
       <w:r>
         <w:rPr>
@@ -4110,13 +4468,23 @@
           <w:lang w:eastAsia="ru-RU"/>
         </w:rPr>
       </w:pPr>
-      <w:r>
-        <w:rPr>
-          <w:rFonts w:eastAsia="Times New Roman" w:cs="Times New Roman"/>
-          <w:szCs w:val="24"/>
-          <w:lang w:eastAsia="ru-RU"/>
-        </w:rPr>
-        <w:t xml:space="preserve">Remediation </w:t>
+      <w:proofErr w:type="spellStart"/>
+      <w:r>
+        <w:rPr>
+          <w:rFonts w:eastAsia="Times New Roman" w:cs="Times New Roman"/>
+          <w:szCs w:val="24"/>
+          <w:lang w:eastAsia="ru-RU"/>
+        </w:rPr>
+        <w:t>Remediation</w:t>
+      </w:r>
+      <w:proofErr w:type="spellEnd"/>
+      <w:r>
+        <w:rPr>
+          <w:rFonts w:eastAsia="Times New Roman" w:cs="Times New Roman"/>
+          <w:szCs w:val="24"/>
+          <w:lang w:eastAsia="ru-RU"/>
+        </w:rPr>
+        <w:t xml:space="preserve"> </w:t>
       </w:r>
       <w:r>
         <w:rPr>
@@ -4262,6 +4630,7 @@
         </w:rPr>
         <w:t xml:space="preserve">Агрегация результатов </w:t>
       </w:r>
+      <w:proofErr w:type="gramStart"/>
       <w:r>
         <w:rPr>
           <w:rFonts w:eastAsia="Times New Roman" w:cs="Times New Roman"/>
@@ -4276,7 +4645,16 @@
           <w:szCs w:val="24"/>
           <w:lang w:eastAsia="ru-RU"/>
         </w:rPr>
-        <w:t xml:space="preserve"> это </w:t>
+        <w:t xml:space="preserve"> это</w:t>
+      </w:r>
+      <w:proofErr w:type="gramEnd"/>
+      <w:r>
+        <w:rPr>
+          <w:rFonts w:eastAsia="Times New Roman" w:cs="Times New Roman"/>
+          <w:szCs w:val="24"/>
+          <w:lang w:eastAsia="ru-RU"/>
+        </w:rPr>
+        <w:t xml:space="preserve"> </w:t>
       </w:r>
       <w:r>
         <w:rPr>
@@ -4306,13 +4684,41 @@
           <w:lang w:eastAsia="ru-RU"/>
         </w:rPr>
       </w:pPr>
-      <w:r>
-        <w:rPr>
-          <w:rFonts w:eastAsia="Times New Roman" w:cs="Times New Roman"/>
-          <w:szCs w:val="24"/>
-          <w:lang w:eastAsia="ru-RU"/>
-        </w:rPr>
-        <w:t xml:space="preserve">Vulnerability management </w:t>
+      <w:proofErr w:type="spellStart"/>
+      <w:r>
+        <w:rPr>
+          <w:rFonts w:eastAsia="Times New Roman" w:cs="Times New Roman"/>
+          <w:szCs w:val="24"/>
+          <w:lang w:eastAsia="ru-RU"/>
+        </w:rPr>
+        <w:t>Vulnerability</w:t>
+      </w:r>
+      <w:proofErr w:type="spellEnd"/>
+      <w:r>
+        <w:rPr>
+          <w:rFonts w:eastAsia="Times New Roman" w:cs="Times New Roman"/>
+          <w:szCs w:val="24"/>
+          <w:lang w:eastAsia="ru-RU"/>
+        </w:rPr>
+        <w:t xml:space="preserve"> </w:t>
+      </w:r>
+      <w:proofErr w:type="spellStart"/>
+      <w:r>
+        <w:rPr>
+          <w:rFonts w:eastAsia="Times New Roman" w:cs="Times New Roman"/>
+          <w:szCs w:val="24"/>
+          <w:lang w:eastAsia="ru-RU"/>
+        </w:rPr>
+        <w:t>management</w:t>
+      </w:r>
+      <w:proofErr w:type="spellEnd"/>
+      <w:r>
+        <w:rPr>
+          <w:rFonts w:eastAsia="Times New Roman" w:cs="Times New Roman"/>
+          <w:szCs w:val="24"/>
+          <w:lang w:eastAsia="ru-RU"/>
+        </w:rPr>
+        <w:t xml:space="preserve"> </w:t>
       </w:r>
       <w:r>
         <w:rPr>
@@ -4448,7 +4854,25 @@
           <w:szCs w:val="24"/>
           <w:lang w:eastAsia="ru-RU"/>
         </w:rPr>
-        <w:t xml:space="preserve">PCI DSS - Payment Card Industry Data Security Standard: стандарт безопасности данных индустрии платёжных карт. </w:t>
+        <w:t xml:space="preserve">PCI DSS - </w:t>
+      </w:r>
+      <w:proofErr w:type="spellStart"/>
+      <w:r>
+        <w:rPr>
+          <w:rFonts w:eastAsia="Times New Roman" w:cs="Times New Roman"/>
+          <w:szCs w:val="24"/>
+          <w:lang w:eastAsia="ru-RU"/>
+        </w:rPr>
+        <w:t>Payment</w:t>
+      </w:r>
+      <w:proofErr w:type="spellEnd"/>
+      <w:r>
+        <w:rPr>
+          <w:rFonts w:eastAsia="Times New Roman" w:cs="Times New Roman"/>
+          <w:szCs w:val="24"/>
+          <w:lang w:eastAsia="ru-RU"/>
+        </w:rPr>
+        <w:t xml:space="preserve"> Card Industry Data Security Standard: стандарт безопасности данных индустрии платёжных карт. </w:t>
       </w:r>
     </w:p>
     <w:p>
@@ -4468,7 +4892,25 @@
           <w:szCs w:val="24"/>
           <w:lang w:eastAsia="ru-RU"/>
         </w:rPr>
-        <w:t>Electron / Flutter - фреймворки для разработки кроссплатформенных приложений.</w:t>
+        <w:t xml:space="preserve">Electron / </w:t>
+      </w:r>
+      <w:proofErr w:type="spellStart"/>
+      <w:r>
+        <w:rPr>
+          <w:rFonts w:eastAsia="Times New Roman" w:cs="Times New Roman"/>
+          <w:szCs w:val="24"/>
+          <w:lang w:eastAsia="ru-RU"/>
+        </w:rPr>
+        <w:t>Flutter</w:t>
+      </w:r>
+      <w:proofErr w:type="spellEnd"/>
+      <w:r>
+        <w:rPr>
+          <w:rFonts w:eastAsia="Times New Roman" w:cs="Times New Roman"/>
+          <w:szCs w:val="24"/>
+          <w:lang w:eastAsia="ru-RU"/>
+        </w:rPr>
+        <w:t xml:space="preserve"> - фреймворки для разработки кроссплатформенных приложений.</w:t>
       </w:r>
     </w:p>
     <w:p>
@@ -4530,7 +4972,43 @@
           <w:szCs w:val="24"/>
           <w:lang w:eastAsia="ru-RU"/>
         </w:rPr>
-        <w:t>RHEL (Red Hat Enterprise Linux) / Debian / Rocky Linux - дистрибутивы операционной системы Linux.</w:t>
+        <w:t xml:space="preserve">RHEL (Red Hat Enterprise Linux) / </w:t>
+      </w:r>
+      <w:proofErr w:type="spellStart"/>
+      <w:r>
+        <w:rPr>
+          <w:rFonts w:eastAsia="Times New Roman" w:cs="Times New Roman"/>
+          <w:szCs w:val="24"/>
+          <w:lang w:eastAsia="ru-RU"/>
+        </w:rPr>
+        <w:t>Debian</w:t>
+      </w:r>
+      <w:proofErr w:type="spellEnd"/>
+      <w:r>
+        <w:rPr>
+          <w:rFonts w:eastAsia="Times New Roman" w:cs="Times New Roman"/>
+          <w:szCs w:val="24"/>
+          <w:lang w:eastAsia="ru-RU"/>
+        </w:rPr>
+        <w:t xml:space="preserve"> / </w:t>
+      </w:r>
+      <w:proofErr w:type="spellStart"/>
+      <w:r>
+        <w:rPr>
+          <w:rFonts w:eastAsia="Times New Roman" w:cs="Times New Roman"/>
+          <w:szCs w:val="24"/>
+          <w:lang w:eastAsia="ru-RU"/>
+        </w:rPr>
+        <w:t>Rocky</w:t>
+      </w:r>
+      <w:proofErr w:type="spellEnd"/>
+      <w:r>
+        <w:rPr>
+          <w:rFonts w:eastAsia="Times New Roman" w:cs="Times New Roman"/>
+          <w:szCs w:val="24"/>
+          <w:lang w:eastAsia="ru-RU"/>
+        </w:rPr>
+        <w:t xml:space="preserve"> Linux - дистрибутивы операционной системы Linux.</w:t>
       </w:r>
       <w:r>
         <w:rPr>
@@ -4598,7 +5076,15 @@
         <w:t xml:space="preserve">Цель работы: </w:t>
       </w:r>
       <w:r>
-        <w:t xml:space="preserve">Создание программного средства автоматизированного аудита и харденинга операционной системы на основе стандарта </w:t>
+        <w:t xml:space="preserve">Создание программного средства автоматизированного аудита и </w:t>
+      </w:r>
+      <w:proofErr w:type="spellStart"/>
+      <w:r>
+        <w:t>харденинга</w:t>
+      </w:r>
+      <w:proofErr w:type="spellEnd"/>
+      <w:r>
+        <w:t xml:space="preserve"> операционной системы на основе стандарта </w:t>
       </w:r>
       <w:r>
         <w:rPr>
@@ -4693,8 +5179,13 @@
         <w:jc w:val="both"/>
       </w:pPr>
       <w:r>
-        <w:t>Реализовать модуль для автоматического tailoring</w:t>
-      </w:r>
+        <w:t xml:space="preserve">Реализовать модуль для автоматического </w:t>
+      </w:r>
+      <w:proofErr w:type="spellStart"/>
+      <w:r>
+        <w:t>tailoring</w:t>
+      </w:r>
+      <w:proofErr w:type="spellEnd"/>
     </w:p>
     <w:p>
       <w:pPr>
@@ -4707,7 +5198,15 @@
         <w:jc w:val="both"/>
       </w:pPr>
       <w:r>
-        <w:t>Добавить поддержку remediation для XCCDF</w:t>
+        <w:t xml:space="preserve">Добавить поддержку </w:t>
+      </w:r>
+      <w:proofErr w:type="spellStart"/>
+      <w:r>
+        <w:t>remediation</w:t>
+      </w:r>
+      <w:proofErr w:type="spellEnd"/>
+      <w:r>
+        <w:t xml:space="preserve"> для XCCDF</w:t>
       </w:r>
     </w:p>
     <w:p>
@@ -4825,7 +5324,25 @@
           <w:color w:val="000000" w:themeColor="text1"/>
           <w:szCs w:val="28"/>
         </w:rPr>
-        <w:t>, что делает задачу автоматизации процессов выявления и устранения уязвимостей и мисконфигураций особенно актуальной.</w:t>
+        <w:t xml:space="preserve">, что делает задачу автоматизации процессов выявления и устранения уязвимостей и </w:t>
+      </w:r>
+      <w:proofErr w:type="spellStart"/>
+      <w:r>
+        <w:rPr>
+          <w:rFonts w:cs="Times New Roman"/>
+          <w:color w:val="000000" w:themeColor="text1"/>
+          <w:szCs w:val="28"/>
+        </w:rPr>
+        <w:t>мисконфигураций</w:t>
+      </w:r>
+      <w:proofErr w:type="spellEnd"/>
+      <w:r>
+        <w:rPr>
+          <w:rFonts w:cs="Times New Roman"/>
+          <w:color w:val="000000" w:themeColor="text1"/>
+          <w:szCs w:val="28"/>
+        </w:rPr>
+        <w:t xml:space="preserve"> особенно актуальной.</w:t>
       </w:r>
       <w:r>
         <w:rPr>
@@ -4907,7 +5424,39 @@
         <w:jc w:val="both"/>
       </w:pPr>
       <w:r>
-        <w:t xml:space="preserve">На данный момент существует крайне большое количество инструментов для поиска и управления уязвимостями в информационных системах. Среди распространённых решений можно выделить Redcheck, MaxPatrol 8, XSpider, MaxPatrol VM. Эти продукты помогают проводить аудит уязвимостей и формировать отчётность, однако у большинства из них есть ограничения, которые становятся критичными при построении процессов информационной безопасности. </w:t>
+        <w:t xml:space="preserve">На данный момент существует крайне большое количество инструментов для поиска и управления уязвимостями в информационных системах. Среди распространённых решений можно выделить </w:t>
+      </w:r>
+      <w:proofErr w:type="spellStart"/>
+      <w:r>
+        <w:t>Redcheck</w:t>
+      </w:r>
+      <w:proofErr w:type="spellEnd"/>
+      <w:r>
+        <w:t xml:space="preserve">, </w:t>
+      </w:r>
+      <w:proofErr w:type="spellStart"/>
+      <w:r>
+        <w:t>MaxPatrol</w:t>
+      </w:r>
+      <w:proofErr w:type="spellEnd"/>
+      <w:r>
+        <w:t xml:space="preserve"> 8, </w:t>
+      </w:r>
+      <w:proofErr w:type="spellStart"/>
+      <w:r>
+        <w:t>XSpider</w:t>
+      </w:r>
+      <w:proofErr w:type="spellEnd"/>
+      <w:r>
+        <w:t xml:space="preserve">, </w:t>
+      </w:r>
+      <w:proofErr w:type="spellStart"/>
+      <w:r>
+        <w:t>MaxPatrol</w:t>
+      </w:r>
+      <w:proofErr w:type="spellEnd"/>
+      <w:r>
+        <w:t xml:space="preserve"> VM. Эти продукты помогают проводить аудит уязвимостей и формировать отчётность, однако у большинства из них есть ограничения, которые становятся критичными при построении процессов информационной безопасности. </w:t>
       </w:r>
     </w:p>
     <w:p>
@@ -4928,22 +5477,25 @@
           <w:b/>
           <w:bCs/>
         </w:rPr>
-        <w:t>- Проприетарные методы анализа.</w:t>
-      </w:r>
-      <w:r>
-        <w:t xml:space="preserve"> Внутренние механизмы проверки и логика обнаружения зачастую закрыты. Это затрудняет независимую верификацию результатов, а также ограничивает расширение или изменение функционала программы без вмешательства вендора.</w:t>
-      </w:r>
-    </w:p>
-    <w:p>
-      <w:pPr>
-        <w:jc w:val="both"/>
-      </w:pPr>
+        <w:t xml:space="preserve">- </w:t>
+      </w:r>
+      <w:r>
+        <w:t>Проприетарные методы анализа. Внутренние механизмы проверки и логика обнаружения зачастую закрыты. Это затрудняет независимую верификацию результатов, а также ограничивает расширение или изменение функционала программы без вмешательства вендора.</w:t>
+      </w:r>
+    </w:p>
+    <w:p>
+      <w:pPr>
+        <w:jc w:val="both"/>
+      </w:pPr>
+      <w:r>
+        <w:t>- Собственные базы данных и форматы представления контента для проверки.</w:t>
+      </w:r>
       <w:r>
         <w:rPr>
           <w:b/>
           <w:bCs/>
         </w:rPr>
-        <w:t xml:space="preserve">- Собственные базы данных и форматы представления контента для проверки. </w:t>
+        <w:t xml:space="preserve"> </w:t>
       </w:r>
       <w:r>
         <w:t xml:space="preserve">Многие вендоры агрегируют сведения об уязвимостях, например CVE, в собственные базы/JSON/XML-инструкции. Данный подход приводит к зависимости от конкретного вендора и затруднению разработки инструмента, работающего с программой или её контентом. </w:t>
@@ -4989,20 +5541,23 @@
         <w:tab/>
       </w:r>
       <w:r>
-        <w:rPr>
-          <w:b/>
-          <w:bCs/>
-        </w:rPr>
-        <w:t>SCAP (Security Content Automation Protocol, протокол автоматизации управления данными безопасности)</w:t>
-      </w:r>
-      <w:r>
-        <w:t xml:space="preserve"> </w:t>
-      </w:r>
-      <w:r>
-        <w:t>-</w:t>
-      </w:r>
-      <w:r>
-        <w:t xml:space="preserve"> это набор открытых стандартов, определяющих технические спецификации для представления, описания и обмена данными в области безопасности. Его задача </w:t>
+        <w:t xml:space="preserve">SCAP (Security Content </w:t>
+      </w:r>
+      <w:proofErr w:type="spellStart"/>
+      <w:r>
+        <w:t>Automation</w:t>
+      </w:r>
+      <w:proofErr w:type="spellEnd"/>
+      <w:r>
+        <w:t xml:space="preserve"> Protocol, протокол автоматизации управления данными безопасности) </w:t>
+      </w:r>
+      <w:proofErr w:type="gramStart"/>
+      <w:r>
+        <w:t>- это</w:t>
+      </w:r>
+      <w:proofErr w:type="gramEnd"/>
+      <w:r>
+        <w:t xml:space="preserve"> набор открытых стандартов, определяющих технические спецификации для представления, описания и обмена данными в области безопасности. Его задача </w:t>
       </w:r>
       <w:r>
         <w:t>-</w:t>
@@ -5018,20 +5573,7 @@
         <w:jc w:val="both"/>
       </w:pPr>
       <w:r>
-        <w:rPr>
-          <w:b/>
-          <w:bCs/>
-        </w:rPr>
-        <w:t>- CVE</w:t>
-      </w:r>
-      <w:r>
-        <w:t xml:space="preserve"> </w:t>
-      </w:r>
-      <w:r>
-        <w:t>-</w:t>
-      </w:r>
-      <w:r>
-        <w:t xml:space="preserve"> идентификаторы известных уязвимостей; </w:t>
+        <w:t xml:space="preserve">- CVE - идентификаторы известных уязвимостей; </w:t>
       </w:r>
     </w:p>
     <w:p>
@@ -5041,20 +5583,7 @@
         <w:jc w:val="both"/>
       </w:pPr>
       <w:r>
-        <w:rPr>
-          <w:b/>
-          <w:bCs/>
-        </w:rPr>
-        <w:t>- CWE</w:t>
-      </w:r>
-      <w:r>
-        <w:t xml:space="preserve"> </w:t>
-      </w:r>
-      <w:r>
-        <w:t>-</w:t>
-      </w:r>
-      <w:r>
-        <w:t xml:space="preserve"> классификация типов слабостей; </w:t>
+        <w:t xml:space="preserve">- CWE - классификация типов слабостей; </w:t>
       </w:r>
     </w:p>
     <w:p>
@@ -5064,20 +5593,7 @@
         <w:jc w:val="both"/>
       </w:pPr>
       <w:r>
-        <w:rPr>
-          <w:b/>
-          <w:bCs/>
-        </w:rPr>
-        <w:t>- CCE</w:t>
-      </w:r>
-      <w:r>
-        <w:t xml:space="preserve"> </w:t>
-      </w:r>
-      <w:r>
-        <w:t>-</w:t>
-      </w:r>
-      <w:r>
-        <w:t xml:space="preserve"> идентификаторы параметров конфигураций; </w:t>
+        <w:t xml:space="preserve">- CCE - идентификаторы параметров конфигураций; </w:t>
       </w:r>
     </w:p>
     <w:p>
@@ -5087,20 +5603,7 @@
         <w:jc w:val="both"/>
       </w:pPr>
       <w:r>
-        <w:rPr>
-          <w:b/>
-          <w:bCs/>
-        </w:rPr>
-        <w:t>- CVSS</w:t>
-      </w:r>
-      <w:r>
-        <w:t xml:space="preserve"> </w:t>
-      </w:r>
-      <w:r>
-        <w:t>-</w:t>
-      </w:r>
-      <w:r>
-        <w:t xml:space="preserve"> методика оценки критичности; </w:t>
+        <w:t xml:space="preserve">- CVSS - методика оценки критичности; </w:t>
       </w:r>
     </w:p>
     <w:p>
@@ -5110,20 +5613,7 @@
         <w:jc w:val="both"/>
       </w:pPr>
       <w:r>
-        <w:rPr>
-          <w:b/>
-          <w:bCs/>
-        </w:rPr>
-        <w:t>- XCCDF</w:t>
-      </w:r>
-      <w:r>
-        <w:t xml:space="preserve"> </w:t>
-      </w:r>
-      <w:r>
-        <w:t>-</w:t>
-      </w:r>
-      <w:r>
-        <w:t xml:space="preserve"> формат описания контрольных листов и политик проверок; </w:t>
+        <w:t xml:space="preserve">- XCCDF - формат описания контрольных листов и политик проверок; </w:t>
       </w:r>
     </w:p>
     <w:p>
@@ -5133,20 +5623,7 @@
         <w:jc w:val="both"/>
       </w:pPr>
       <w:r>
-        <w:rPr>
-          <w:b/>
-          <w:bCs/>
-        </w:rPr>
-        <w:t>- OVAL</w:t>
-      </w:r>
-      <w:r>
-        <w:t xml:space="preserve"> </w:t>
-      </w:r>
-      <w:r>
-        <w:t>-</w:t>
-      </w:r>
-      <w:r>
-        <w:t xml:space="preserve"> язык описания и выполнения технических проверок состояния системы.</w:t>
+        <w:t>- OVAL - язык описания и выполнения технических проверок состояния системы.</w:t>
       </w:r>
     </w:p>
     <w:p>
@@ -5157,7 +5634,15 @@
         <w:jc w:val="both"/>
       </w:pPr>
       <w:r>
-        <w:t xml:space="preserve">При создании программы ключевыми компонентами будут являться CVE, OVAL и XCCDF, потому что именно благодаря им программа будет проверять систему на наличие уязвимостей и мисконфигураций по машиночитаемому описанию проверок. Роль этих трёх </w:t>
+        <w:t xml:space="preserve">При создании программы ключевыми компонентами будут являться CVE, OVAL и XCCDF, потому что именно благодаря им программа будет проверять систему на наличие уязвимостей и </w:t>
+      </w:r>
+      <w:proofErr w:type="spellStart"/>
+      <w:r>
+        <w:t>мисконфигураций</w:t>
+      </w:r>
+      <w:proofErr w:type="spellEnd"/>
+      <w:r>
+        <w:t xml:space="preserve"> по машиночитаемому описанию проверок. Роль этих трёх </w:t>
       </w:r>
       <w:r>
         <w:lastRenderedPageBreak/>
@@ -5172,14 +5657,7 @@
         <w:jc w:val="both"/>
       </w:pPr>
       <w:r>
-        <w:rPr>
-          <w:b/>
-          <w:bCs/>
-        </w:rPr>
-        <w:t>- CVE</w:t>
-      </w:r>
-      <w:r>
-        <w:t xml:space="preserve"> предоставляет унифицированные идентификаторы уязвимостей и базовую справочную информацию. Большинство продуктов на рынке ограничиваются только агрегацией информации из CVE и последующим формированием собственных правил. Но в протоколе SCAP ролью CVE является только базовое описание уязвимости и предоставление ей идентификатора</w:t>
+        <w:t>- CVE предоставляет унифицированные идентификаторы уязвимостей и базовую справочную информацию. Большинство продуктов на рынке ограничиваются только агрегацией информации из CVE и последующим формированием собственных правил. Но в протоколе SCAP ролью CVE является только базовое описание уязвимости и предоставление ей идентификатора</w:t>
       </w:r>
     </w:p>
     <w:p>
@@ -5190,14 +5668,31 @@
         <w:jc w:val="both"/>
       </w:pPr>
       <w:r>
-        <w:rPr>
-          <w:b/>
-          <w:bCs/>
-        </w:rPr>
-        <w:t>- OVAL (Open Vulnerability and Assessment Language)</w:t>
-      </w:r>
-      <w:r>
-        <w:t xml:space="preserve"> - это открытый стандартизированный язык, который в машиночитаемом виде предоставляет информацию как проверять систему на наличие уязвимостей. OVAL имеет одинаковую структуру вне зависимости от вендора.</w:t>
+        <w:t xml:space="preserve">- OVAL (Open </w:t>
+      </w:r>
+      <w:proofErr w:type="spellStart"/>
+      <w:r>
+        <w:t>Vulnerability</w:t>
+      </w:r>
+      <w:proofErr w:type="spellEnd"/>
+      <w:r>
+        <w:t xml:space="preserve"> </w:t>
+      </w:r>
+      <w:proofErr w:type="spellStart"/>
+      <w:r>
+        <w:t>and</w:t>
+      </w:r>
+      <w:proofErr w:type="spellEnd"/>
+      <w:r>
+        <w:t xml:space="preserve"> Assessment Language) </w:t>
+      </w:r>
+      <w:proofErr w:type="gramStart"/>
+      <w:r>
+        <w:t>- это</w:t>
+      </w:r>
+      <w:proofErr w:type="gramEnd"/>
+      <w:r>
+        <w:t xml:space="preserve"> открытый стандартизированный язык, который в машиночитаемом виде предоставляет информацию как проверять систему на наличие уязвимостей. OVAL имеет одинаковую структуру вне зависимости от вендора.</w:t>
       </w:r>
     </w:p>
     <w:p>
@@ -5327,20 +5822,47 @@
         <w:jc w:val="both"/>
       </w:pPr>
       <w:r>
-        <w:rPr>
-          <w:b/>
-          <w:bCs/>
-        </w:rPr>
-        <w:t>- XCCDF (Extensible Configuration Checklist Description Format)</w:t>
-      </w:r>
+        <w:t>- XCCDF (</w:t>
+      </w:r>
+      <w:proofErr w:type="spellStart"/>
+      <w:r>
+        <w:t>Extensible</w:t>
+      </w:r>
+      <w:proofErr w:type="spellEnd"/>
+      <w:r>
+        <w:t xml:space="preserve"> Configuration </w:t>
+      </w:r>
+      <w:proofErr w:type="spellStart"/>
+      <w:r>
+        <w:t>Checklist</w:t>
+      </w:r>
+      <w:proofErr w:type="spellEnd"/>
       <w:r>
         <w:t xml:space="preserve"> </w:t>
       </w:r>
-      <w:r>
-        <w:t>-</w:t>
-      </w:r>
-      <w:r>
-        <w:t xml:space="preserve"> это формат, который позволяет описывать политики и структуру проверок: какие требования проверять, как их группировать, какие профили использовать, как формировать результат оценки. Также благодаря XCCDF можно проводить remediation (устранение уязвимостей)</w:t>
+      <w:proofErr w:type="spellStart"/>
+      <w:r>
+        <w:t>Description</w:t>
+      </w:r>
+      <w:proofErr w:type="spellEnd"/>
+      <w:r>
+        <w:t xml:space="preserve"> Format) </w:t>
+      </w:r>
+      <w:proofErr w:type="gramStart"/>
+      <w:r>
+        <w:t>- это</w:t>
+      </w:r>
+      <w:proofErr w:type="gramEnd"/>
+      <w:r>
+        <w:t xml:space="preserve"> формат, который позволяет описывать политики и структуру проверок: какие требования проверять, как их группировать, какие профили использовать, как формировать результат оценки. Также благодаря XCCDF можно проводить </w:t>
+      </w:r>
+      <w:proofErr w:type="spellStart"/>
+      <w:r>
+        <w:t>remediation</w:t>
+      </w:r>
+      <w:proofErr w:type="spellEnd"/>
+      <w:r>
+        <w:t xml:space="preserve"> (устранение уязвимостей)</w:t>
       </w:r>
       <w:r>
         <w:t>.</w:t>
@@ -5820,8 +6342,37 @@
       <w:r>
         <w:t xml:space="preserve">: </w:t>
       </w:r>
-      <w:r>
-        <w:t>RedCheck, XSpider, ScanOVAL, MaxPatrol VM.</w:t>
+      <w:proofErr w:type="spellStart"/>
+      <w:r>
+        <w:t>RedCheck</w:t>
+      </w:r>
+      <w:proofErr w:type="spellEnd"/>
+      <w:r>
+        <w:t xml:space="preserve">, </w:t>
+      </w:r>
+      <w:proofErr w:type="spellStart"/>
+      <w:r>
+        <w:t>XSpider</w:t>
+      </w:r>
+      <w:proofErr w:type="spellEnd"/>
+      <w:r>
+        <w:t xml:space="preserve">, </w:t>
+      </w:r>
+      <w:proofErr w:type="spellStart"/>
+      <w:r>
+        <w:t>ScanOVAL</w:t>
+      </w:r>
+      <w:proofErr w:type="spellEnd"/>
+      <w:r>
+        <w:t xml:space="preserve">, </w:t>
+      </w:r>
+      <w:proofErr w:type="spellStart"/>
+      <w:r>
+        <w:t>MaxPatrol</w:t>
+      </w:r>
+      <w:proofErr w:type="spellEnd"/>
+      <w:r>
+        <w:t xml:space="preserve"> VM.</w:t>
       </w:r>
     </w:p>
     <w:p>
@@ -5925,59 +6476,25 @@
         <w:jc w:val="both"/>
       </w:pPr>
       <w:r>
-        <w:t xml:space="preserve">Сравнение выполнено по следующим критериям: </w:t>
-      </w:r>
-      <w:r>
-        <w:rPr>
-          <w:b/>
-          <w:bCs/>
-        </w:rPr>
-        <w:t>поддержка SCAP</w:t>
-      </w:r>
-      <w:r>
-        <w:t xml:space="preserve">, </w:t>
-      </w:r>
-      <w:r>
-        <w:rPr>
-          <w:b/>
-          <w:bCs/>
-        </w:rPr>
-        <w:t>открытость исходного кода (Open Source)</w:t>
-      </w:r>
-      <w:r>
-        <w:t xml:space="preserve">, </w:t>
-      </w:r>
-      <w:r>
-        <w:rPr>
-          <w:b/>
-          <w:bCs/>
-        </w:rPr>
-        <w:t>стоимость</w:t>
-      </w:r>
-      <w:r>
-        <w:t xml:space="preserve">, наличие </w:t>
-      </w:r>
-      <w:r>
-        <w:rPr>
-          <w:b/>
-          <w:bCs/>
-        </w:rPr>
+        <w:t xml:space="preserve">Сравнение выполнено по следующим критериям: поддержка SCAP, открытость исходного кода (Open Source), стоимость, наличие </w:t>
+      </w:r>
+      <w:proofErr w:type="spellStart"/>
+      <w:r>
         <w:t>remediation</w:t>
       </w:r>
-      <w:r>
-        <w:t xml:space="preserve"> (механизмов устранения </w:t>
+      <w:proofErr w:type="spellEnd"/>
+      <w:r>
+        <w:t xml:space="preserve"> (механизмов устранения или </w:t>
       </w:r>
       <w:r>
         <w:lastRenderedPageBreak/>
-        <w:t xml:space="preserve">или рекомендаций по устранению), а также </w:t>
-      </w:r>
-      <w:r>
-        <w:rPr>
-          <w:b/>
-          <w:bCs/>
-        </w:rPr>
+        <w:t xml:space="preserve">рекомендаций по устранению), а также </w:t>
+      </w:r>
+      <w:proofErr w:type="spellStart"/>
+      <w:r>
         <w:t>tailoring</w:t>
       </w:r>
+      <w:proofErr w:type="spellEnd"/>
       <w:r>
         <w:t xml:space="preserve"> (возможности адаптации и кастомизации проверочного контента). </w:t>
       </w:r>
@@ -5988,15 +6505,29 @@
         <w:spacing w:line="360" w:lineRule="auto"/>
         <w:jc w:val="both"/>
       </w:pPr>
-      <w:r>
-        <w:rPr>
-          <w:b/>
-          <w:bCs/>
-        </w:rPr>
+      <w:proofErr w:type="spellStart"/>
+      <w:r>
         <w:t>XSpider</w:t>
       </w:r>
-      <w:r>
-        <w:t xml:space="preserve"> является примером классического сканера уязвимостей. Инструмент ориентирован на собственные механизмы обнаружения и не использует SCAP-контент, поэтому в рамках данного подхода в нём отсутствуют поддержка tailoring и remediation. Решение не является Open Source и распространяется на коммерческой основе. </w:t>
+      <w:proofErr w:type="spellEnd"/>
+      <w:r>
+        <w:t xml:space="preserve"> является примером классического сканера уязвимостей. Инструмент ориентирован на собственные механизмы обнаружения и не использует SCAP-контент, поэтому в рамках данного подхода в нём отсутствуют поддержка </w:t>
+      </w:r>
+      <w:proofErr w:type="spellStart"/>
+      <w:r>
+        <w:t>tailoring</w:t>
+      </w:r>
+      <w:proofErr w:type="spellEnd"/>
+      <w:r>
+        <w:t xml:space="preserve"> и </w:t>
+      </w:r>
+      <w:proofErr w:type="spellStart"/>
+      <w:r>
+        <w:t>remediation</w:t>
+      </w:r>
+      <w:proofErr w:type="spellEnd"/>
+      <w:r>
+        <w:t xml:space="preserve">. Решение не является Open Source и распространяется на коммерческой основе. </w:t>
       </w:r>
     </w:p>
     <w:p>
@@ -6005,22 +6536,29 @@
         <w:spacing w:line="360" w:lineRule="auto"/>
         <w:jc w:val="both"/>
       </w:pPr>
-      <w:r>
-        <w:rPr>
-          <w:b/>
-          <w:bCs/>
-        </w:rPr>
+      <w:proofErr w:type="spellStart"/>
+      <w:r>
         <w:t>RedCheck</w:t>
       </w:r>
-      <w:r>
-        <w:rPr>
-          <w:b/>
-          <w:bCs/>
-        </w:rPr>
-        <w:t xml:space="preserve"> </w:t>
-      </w:r>
-      <w:r>
-        <w:t xml:space="preserve">относится к решениям, поддерживающим SCAP-контент. Продукт предоставляет remediation функционал, однако не реализует механизмы tailoring для адаптации проверочного контента под целевую систему. Кроме того, решение является закрытым и коммерческим. </w:t>
+      <w:proofErr w:type="spellEnd"/>
+      <w:r>
+        <w:t xml:space="preserve"> относится к решениям, поддерживающим SCAP-контент. Продукт предоставляет </w:t>
+      </w:r>
+      <w:proofErr w:type="spellStart"/>
+      <w:r>
+        <w:t>remediation</w:t>
+      </w:r>
+      <w:proofErr w:type="spellEnd"/>
+      <w:r>
+        <w:t xml:space="preserve"> функционал, однако не реализует механизмы </w:t>
+      </w:r>
+      <w:proofErr w:type="spellStart"/>
+      <w:r>
+        <w:t>tailoring</w:t>
+      </w:r>
+      <w:proofErr w:type="spellEnd"/>
+      <w:r>
+        <w:t xml:space="preserve"> для адаптации проверочного контента под целевую систему. Кроме того, решение является закрытым и коммерческим. </w:t>
       </w:r>
     </w:p>
     <w:p>
@@ -6029,18 +6567,29 @@
         <w:spacing w:line="360" w:lineRule="auto"/>
         <w:jc w:val="both"/>
       </w:pPr>
-      <w:r>
-        <w:rPr>
-          <w:b/>
-          <w:bCs/>
-        </w:rPr>
-        <w:t xml:space="preserve">ScanOVAL </w:t>
-      </w:r>
-      <w:r>
-        <w:t>это</w:t>
-      </w:r>
-      <w:r>
-        <w:t xml:space="preserve"> бесплатный инструмент, ориентированный на проверку системы по OVAL-дефинициям, что означает только частичную поддержку SCAP. Поскольку программа не поддерживает XCCDF-контент, в ней отсутствуют возможности tailoring и remediation в контексте XCCDF-проверок. </w:t>
+      <w:proofErr w:type="spellStart"/>
+      <w:r>
+        <w:t>ScanOVAL</w:t>
+      </w:r>
+      <w:proofErr w:type="spellEnd"/>
+      <w:r>
+        <w:t xml:space="preserve"> это бесплатный инструмент, ориентированный на проверку системы по OVAL-дефинициям, что означает только частичную поддержку SCAP. Поскольку программа не поддерживает XCCDF-контент, в ней отсутствуют возможности </w:t>
+      </w:r>
+      <w:proofErr w:type="spellStart"/>
+      <w:r>
+        <w:t>tailoring</w:t>
+      </w:r>
+      <w:proofErr w:type="spellEnd"/>
+      <w:r>
+        <w:t xml:space="preserve"> и </w:t>
+      </w:r>
+      <w:proofErr w:type="spellStart"/>
+      <w:r>
+        <w:t>remediation</w:t>
+      </w:r>
+      <w:proofErr w:type="spellEnd"/>
+      <w:r>
+        <w:t xml:space="preserve"> в контексте XCCDF-проверок. </w:t>
       </w:r>
     </w:p>
     <w:p>
@@ -6049,15 +6598,45 @@
         <w:spacing w:line="360" w:lineRule="auto"/>
         <w:jc w:val="both"/>
       </w:pPr>
-      <w:r>
-        <w:rPr>
-          <w:b/>
-          <w:bCs/>
-        </w:rPr>
-        <w:t>MaxPatrol VM</w:t>
-      </w:r>
-      <w:r>
-        <w:t xml:space="preserve"> представляет собой коммерческую платформу управления уязвимостями, ориентированную на полный цикл vulnerability management. За счёт этого в продукте реализованы механизмы remediation. Вместе с тем, MaxPatrol VM не предполагает использования SCAP-контента. </w:t>
+      <w:proofErr w:type="spellStart"/>
+      <w:r>
+        <w:t>MaxPatrol</w:t>
+      </w:r>
+      <w:proofErr w:type="spellEnd"/>
+      <w:r>
+        <w:t xml:space="preserve"> VM представляет собой коммерческую платформу управления уязвимостями, ориентированную на полный цикл </w:t>
+      </w:r>
+      <w:proofErr w:type="spellStart"/>
+      <w:r>
+        <w:t>vulnerability</w:t>
+      </w:r>
+      <w:proofErr w:type="spellEnd"/>
+      <w:r>
+        <w:t xml:space="preserve"> </w:t>
+      </w:r>
+      <w:proofErr w:type="spellStart"/>
+      <w:r>
+        <w:t>management</w:t>
+      </w:r>
+      <w:proofErr w:type="spellEnd"/>
+      <w:r>
+        <w:t xml:space="preserve">. За счёт этого в продукте реализованы механизмы </w:t>
+      </w:r>
+      <w:proofErr w:type="spellStart"/>
+      <w:r>
+        <w:t>remediation</w:t>
+      </w:r>
+      <w:proofErr w:type="spellEnd"/>
+      <w:r>
+        <w:t xml:space="preserve">. Вместе с тем, </w:t>
+      </w:r>
+      <w:proofErr w:type="spellStart"/>
+      <w:r>
+        <w:t>MaxPatrol</w:t>
+      </w:r>
+      <w:proofErr w:type="spellEnd"/>
+      <w:r>
+        <w:t xml:space="preserve"> VM не предполагает использования SCAP-контента. </w:t>
       </w:r>
     </w:p>
     <w:p>
@@ -6067,7 +6646,15 @@
         <w:jc w:val="both"/>
       </w:pPr>
       <w:r>
-        <w:t>Таким образом, рассмотренные решения либо совсем не поддерживают SCAP-контент, либо являются закрытыми коммерческими продуктами. Кроме того, большинство программ, поддерживающих SCAP-контент, не обладают возможностью автоматической адаптации (tailoring) SCAP-контента под конкретную операционную систему.</w:t>
+        <w:t>Таким образом, рассмотренные решения либо совсем не поддерживают SCAP-контент, либо являются закрытыми коммерческими продуктами. Кроме того, большинство программ, поддерживающих SCAP-контент, не обладают возможностью автоматической адаптации (</w:t>
+      </w:r>
+      <w:proofErr w:type="spellStart"/>
+      <w:r>
+        <w:t>tailoring</w:t>
+      </w:r>
+      <w:proofErr w:type="spellEnd"/>
+      <w:r>
+        <w:t>) SCAP-контента под конкретную операционную систему.</w:t>
       </w:r>
       <w:r>
         <w:tab/>
@@ -6100,7 +6687,15 @@
         <w:jc w:val="both"/>
       </w:pPr>
       <w:r>
-        <w:t>Поскольку разрабатываемая программа предназначена для автоматизированного аудита системы и поддержки харденига на основе SCAP-контента (OVAL/XCCDF), её целевая аудитория напрямую связана с задачами контроля защищённости, соответствия требованиям и регулярной проверки конфигураций и уязвимостей. Соответственно, основными группами пользователей являются:</w:t>
+        <w:t xml:space="preserve">Поскольку разрабатываемая программа предназначена для автоматизированного аудита системы и поддержки </w:t>
+      </w:r>
+      <w:proofErr w:type="spellStart"/>
+      <w:r>
+        <w:t>харденига</w:t>
+      </w:r>
+      <w:proofErr w:type="spellEnd"/>
+      <w:r>
+        <w:t xml:space="preserve"> на основе SCAP-контента (OVAL/XCCDF), её целевая аудитория напрямую связана с задачами контроля защищённости, соответствия требованиям и регулярной проверки конфигураций и уязвимостей. Соответственно, основными группами пользователей являются:</w:t>
       </w:r>
     </w:p>
     <w:p>
@@ -6111,15 +6706,8 @@
         <w:jc w:val="both"/>
       </w:pPr>
       <w:r>
-        <w:rPr>
-          <w:b/>
-          <w:bCs/>
-        </w:rPr>
         <w:lastRenderedPageBreak/>
-        <w:t>- Аудиторы информационной безопасности</w:t>
-      </w:r>
-      <w:r>
-        <w:t>. Для них актуальна задача получения воспроизводимых результатов проверок, формирования отчётности и подтверждения выполнения требований (политик безопасности, внутренних регламентов и внешних стандартов). Использование стандартизированного контента облегчает сравнение результатов между системами и аудитами.</w:t>
+        <w:t>- Аудиторы информационной безопасности. Для них актуальна задача получения воспроизводимых результатов проверок, формирования отчётности и подтверждения выполнения требований (политик безопасности, внутренних регламентов и внешних стандартов). Использование стандартизированного контента облегчает сравнение результатов между системами и аудитами.</w:t>
       </w:r>
     </w:p>
     <w:p>
@@ -6130,14 +6718,15 @@
         <w:jc w:val="both"/>
       </w:pPr>
       <w:r>
-        <w:rPr>
-          <w:b/>
-          <w:bCs/>
-        </w:rPr>
-        <w:t>- Системные администраторы</w:t>
-      </w:r>
-      <w:r>
-        <w:t>. Для них программа полезна как средство быстрой проверки состояния системы, выявления уязвимостей и мисконфигураций, а также устранения уязвимостей, что упрощает поддержание безопасности информационных систем.</w:t>
+        <w:t xml:space="preserve">- Системные администраторы. Для них программа полезна как средство быстрой проверки состояния системы, выявления уязвимостей и </w:t>
+      </w:r>
+      <w:proofErr w:type="spellStart"/>
+      <w:r>
+        <w:t>мисконфигураций</w:t>
+      </w:r>
+      <w:proofErr w:type="spellEnd"/>
+      <w:r>
+        <w:t>, а также устранения уязвимостей, что упрощает поддержание безопасности информационных систем.</w:t>
       </w:r>
     </w:p>
     <w:p>
@@ -6240,7 +6829,52 @@
         <w:jc w:val="both"/>
       </w:pPr>
       <w:r>
-        <w:t>2. SCAP-контент C, включает набор OVAL-дефиниций D = {d1,d2,d3...,dn} и XCCDF-правил R = {r1,r2,r3..rn}, в случае XCCDF также содержат данные remediation RD = {rd_r1, rd_2, rd_r3...rd_rn}</w:t>
+        <w:t>2. SCAP-контент C, включает набор OVAL-дефиниций D = {d</w:t>
+      </w:r>
+      <w:proofErr w:type="gramStart"/>
+      <w:r>
+        <w:t>1,d2,d</w:t>
+      </w:r>
+      <w:proofErr w:type="gramEnd"/>
+      <w:r>
+        <w:t>3</w:t>
+      </w:r>
+      <w:proofErr w:type="gramStart"/>
+      <w:r>
+        <w:t>...,</w:t>
+      </w:r>
+      <w:proofErr w:type="spellStart"/>
+      <w:r>
+        <w:t>dn</w:t>
+      </w:r>
+      <w:proofErr w:type="spellEnd"/>
+      <w:proofErr w:type="gramEnd"/>
+      <w:r>
+        <w:t>} и XCCDF-правил R = {r</w:t>
+      </w:r>
+      <w:proofErr w:type="gramStart"/>
+      <w:r>
+        <w:t>1,r2,r3..</w:t>
+      </w:r>
+      <w:proofErr w:type="gramEnd"/>
+      <w:r>
+        <w:t xml:space="preserve">rn}, в случае XCCDF также содержат данные </w:t>
+      </w:r>
+      <w:proofErr w:type="spellStart"/>
+      <w:r>
+        <w:t>remediation</w:t>
+      </w:r>
+      <w:proofErr w:type="spellEnd"/>
+      <w:r>
+        <w:t xml:space="preserve"> RD = {rd_r1, rd_2, rd_r3...</w:t>
+      </w:r>
+      <w:proofErr w:type="spellStart"/>
+      <w:r>
+        <w:t>rd_rn</w:t>
+      </w:r>
+      <w:proofErr w:type="spellEnd"/>
+      <w:r>
+        <w:t>}</w:t>
       </w:r>
     </w:p>
     <w:p>
@@ -6274,7 +6908,23 @@
         <w:t>-</w:t>
       </w:r>
       <w:r>
-        <w:t xml:space="preserve"> Результаты при проведении проверки по OVAL: для каждой дефиниции di вычисляется статус Result_OVAL </w:t>
+        <w:t xml:space="preserve"> Результаты при проведении проверки по OVAL: для каждой дефиниции </w:t>
+      </w:r>
+      <w:proofErr w:type="spellStart"/>
+      <w:r>
+        <w:t>di</w:t>
+      </w:r>
+      <w:proofErr w:type="spellEnd"/>
+      <w:r>
+        <w:t xml:space="preserve"> вычисляется статус </w:t>
+      </w:r>
+      <w:proofErr w:type="spellStart"/>
+      <w:r>
+        <w:t>Result_OVAL</w:t>
+      </w:r>
+      <w:proofErr w:type="spellEnd"/>
+      <w:r>
+        <w:t xml:space="preserve"> </w:t>
       </w:r>
       <w:r>
         <w:rPr>
@@ -6283,7 +6933,68 @@
         <w:t>∈</w:t>
       </w:r>
       <w:r>
-        <w:t xml:space="preserve"> {true,false,unknown,error,not_applicable}, где true - уязвимость/несоответствие присутствует, false - уязвимость/несоответствие отсутствует, unknown/error/not_applicable - невозможность или неприменимость проверки.</w:t>
+        <w:t xml:space="preserve"> {</w:t>
+      </w:r>
+      <w:proofErr w:type="spellStart"/>
+      <w:proofErr w:type="gramStart"/>
+      <w:r>
+        <w:t>true,false</w:t>
+      </w:r>
+      <w:proofErr w:type="gramEnd"/>
+      <w:r>
+        <w:t>,</w:t>
+      </w:r>
+      <w:proofErr w:type="gramStart"/>
+      <w:r>
+        <w:t>unknown,error</w:t>
+      </w:r>
+      <w:proofErr w:type="gramEnd"/>
+      <w:r>
+        <w:t>,not_applicable</w:t>
+      </w:r>
+      <w:proofErr w:type="spellEnd"/>
+      <w:r>
+        <w:t xml:space="preserve">}, где </w:t>
+      </w:r>
+      <w:proofErr w:type="spellStart"/>
+      <w:r>
+        <w:t>true</w:t>
+      </w:r>
+      <w:proofErr w:type="spellEnd"/>
+      <w:r>
+        <w:t xml:space="preserve"> - уязвимость/несоответствие присутствует, </w:t>
+      </w:r>
+      <w:proofErr w:type="spellStart"/>
+      <w:r>
+        <w:t>false</w:t>
+      </w:r>
+      <w:proofErr w:type="spellEnd"/>
+      <w:r>
+        <w:t xml:space="preserve"> - уязвимость/несоответствие отсутствует, </w:t>
+      </w:r>
+      <w:proofErr w:type="spellStart"/>
+      <w:r>
+        <w:t>unknown</w:t>
+      </w:r>
+      <w:proofErr w:type="spellEnd"/>
+      <w:r>
+        <w:t>/</w:t>
+      </w:r>
+      <w:proofErr w:type="spellStart"/>
+      <w:r>
+        <w:t>error</w:t>
+      </w:r>
+      <w:proofErr w:type="spellEnd"/>
+      <w:r>
+        <w:t>/</w:t>
+      </w:r>
+      <w:proofErr w:type="spellStart"/>
+      <w:r>
+        <w:t>not_applicable</w:t>
+      </w:r>
+      <w:proofErr w:type="spellEnd"/>
+      <w:r>
+        <w:t xml:space="preserve"> - невозможность или неприменимость проверки.</w:t>
       </w:r>
     </w:p>
     <w:p>
@@ -6297,7 +7008,23 @@
         <w:t>-</w:t>
       </w:r>
       <w:r>
-        <w:t xml:space="preserve"> Результаты при проведении проверки по XCCDF: для каждого правила ri вычисляется статус Result_XCCDF </w:t>
+        <w:t xml:space="preserve"> Результаты при проведении проверки по XCCDF: для каждого правила </w:t>
+      </w:r>
+      <w:proofErr w:type="spellStart"/>
+      <w:r>
+        <w:t>ri</w:t>
+      </w:r>
+      <w:proofErr w:type="spellEnd"/>
+      <w:r>
+        <w:t xml:space="preserve"> вычисляется статус </w:t>
+      </w:r>
+      <w:proofErr w:type="spellStart"/>
+      <w:r>
+        <w:t>Result_XCCDF</w:t>
+      </w:r>
+      <w:proofErr w:type="spellEnd"/>
+      <w:r>
+        <w:t xml:space="preserve"> </w:t>
       </w:r>
       <w:r>
         <w:rPr>
@@ -6306,8 +7033,100 @@
         <w:t>∈</w:t>
       </w:r>
       <w:r>
-        <w:t xml:space="preserve"> {pass,fail,not_checked,not_applicable,error}, где pass - правило успешно выполнилось, fail - правило выполнилось не успешно, not_checked,not_applicable,error - невозможность или неприменимость проверки. При включённом remediation для каждого fail ri выполняется rdi</w:t>
-      </w:r>
+        <w:t xml:space="preserve"> {</w:t>
+      </w:r>
+      <w:proofErr w:type="spellStart"/>
+      <w:proofErr w:type="gramStart"/>
+      <w:r>
+        <w:t>pass,fail</w:t>
+      </w:r>
+      <w:proofErr w:type="gramEnd"/>
+      <w:r>
+        <w:t>,not_</w:t>
+      </w:r>
+      <w:proofErr w:type="gramStart"/>
+      <w:r>
+        <w:t>checked,not</w:t>
+      </w:r>
+      <w:proofErr w:type="gramEnd"/>
+      <w:r>
+        <w:t>_</w:t>
+      </w:r>
+      <w:proofErr w:type="gramStart"/>
+      <w:r>
+        <w:t>applicable,error</w:t>
+      </w:r>
+      <w:proofErr w:type="spellEnd"/>
+      <w:proofErr w:type="gramEnd"/>
+      <w:r>
+        <w:t xml:space="preserve">}, где </w:t>
+      </w:r>
+      <w:proofErr w:type="spellStart"/>
+      <w:r>
+        <w:t>pass</w:t>
+      </w:r>
+      <w:proofErr w:type="spellEnd"/>
+      <w:r>
+        <w:t xml:space="preserve"> - правило успешно выполнилось, </w:t>
+      </w:r>
+      <w:proofErr w:type="spellStart"/>
+      <w:r>
+        <w:t>fail</w:t>
+      </w:r>
+      <w:proofErr w:type="spellEnd"/>
+      <w:r>
+        <w:t xml:space="preserve"> - правило выполнилось не успешно, </w:t>
+      </w:r>
+      <w:proofErr w:type="spellStart"/>
+      <w:r>
+        <w:t>not_</w:t>
+      </w:r>
+      <w:proofErr w:type="gramStart"/>
+      <w:r>
+        <w:t>checked,not</w:t>
+      </w:r>
+      <w:proofErr w:type="gramEnd"/>
+      <w:r>
+        <w:t>_</w:t>
+      </w:r>
+      <w:proofErr w:type="gramStart"/>
+      <w:r>
+        <w:t>applicable,error</w:t>
+      </w:r>
+      <w:proofErr w:type="spellEnd"/>
+      <w:proofErr w:type="gramEnd"/>
+      <w:r>
+        <w:t xml:space="preserve"> - невозможность или неприменимость проверки. При включённом </w:t>
+      </w:r>
+      <w:proofErr w:type="spellStart"/>
+      <w:r>
+        <w:t>remediation</w:t>
+      </w:r>
+      <w:proofErr w:type="spellEnd"/>
+      <w:r>
+        <w:t xml:space="preserve"> для каждого </w:t>
+      </w:r>
+      <w:proofErr w:type="spellStart"/>
+      <w:r>
+        <w:t>fail</w:t>
+      </w:r>
+      <w:proofErr w:type="spellEnd"/>
+      <w:r>
+        <w:t xml:space="preserve"> </w:t>
+      </w:r>
+      <w:proofErr w:type="spellStart"/>
+      <w:r>
+        <w:t>ri</w:t>
+      </w:r>
+      <w:proofErr w:type="spellEnd"/>
+      <w:r>
+        <w:t xml:space="preserve"> выполняется </w:t>
+      </w:r>
+      <w:proofErr w:type="spellStart"/>
+      <w:r>
+        <w:t>rdi</w:t>
+      </w:r>
+      <w:proofErr w:type="spellEnd"/>
     </w:p>
     <w:p>
       <w:pPr>
@@ -6330,7 +7149,23 @@
         <w:t>-</w:t>
       </w:r>
       <w:r>
-        <w:t xml:space="preserve"> При проверке OVAL-дефиниций Report содержит: cve_id, di, описание уязвимости</w:t>
+        <w:t xml:space="preserve"> При проверке OVAL-дефиниций Report содержит: </w:t>
+      </w:r>
+      <w:proofErr w:type="spellStart"/>
+      <w:r>
+        <w:t>cve_id</w:t>
+      </w:r>
+      <w:proofErr w:type="spellEnd"/>
+      <w:r>
+        <w:t xml:space="preserve">, </w:t>
+      </w:r>
+      <w:proofErr w:type="spellStart"/>
+      <w:r>
+        <w:t>di</w:t>
+      </w:r>
+      <w:proofErr w:type="spellEnd"/>
+      <w:r>
+        <w:t>, описание уязвимости</w:t>
       </w:r>
     </w:p>
     <w:p>
@@ -6356,7 +7191,23 @@
         <w:t>-правил</w:t>
       </w:r>
       <w:r>
-        <w:t xml:space="preserve"> Report содержит: XCCDF_rule, di, описание правила, уровень важности правила.</w:t>
+        <w:t xml:space="preserve"> Report содержит: </w:t>
+      </w:r>
+      <w:proofErr w:type="spellStart"/>
+      <w:r>
+        <w:t>XCCDF_rule</w:t>
+      </w:r>
+      <w:proofErr w:type="spellEnd"/>
+      <w:r>
+        <w:t xml:space="preserve">, </w:t>
+      </w:r>
+      <w:proofErr w:type="spellStart"/>
+      <w:r>
+        <w:t>di</w:t>
+      </w:r>
+      <w:proofErr w:type="spellEnd"/>
+      <w:r>
+        <w:t>, описание правила, уровень важности правила.</w:t>
       </w:r>
     </w:p>
     <w:p>
@@ -6412,7 +7263,23 @@
         <w:jc w:val="both"/>
       </w:pPr>
       <w:r>
-        <w:t>2. Tailoring (при необходимости): если контент содержит идентификаторы платформы, не совпадающие с целевой системой, формируется tailoring файл для успешной работы SCAP-контента C на S.</w:t>
+        <w:t xml:space="preserve">2. </w:t>
+      </w:r>
+      <w:proofErr w:type="spellStart"/>
+      <w:r>
+        <w:t>Tailoring</w:t>
+      </w:r>
+      <w:proofErr w:type="spellEnd"/>
+      <w:r>
+        <w:t xml:space="preserve"> (при необходимости): если контент содержит идентификаторы платформы, не совпадающие с целевой системой, формируется </w:t>
+      </w:r>
+      <w:proofErr w:type="spellStart"/>
+      <w:r>
+        <w:t>tailoring</w:t>
+      </w:r>
+      <w:proofErr w:type="spellEnd"/>
+      <w:r>
+        <w:t xml:space="preserve"> файл для успешной работы SCAP-контента C на S.</w:t>
       </w:r>
     </w:p>
     <w:p>
@@ -6422,7 +7289,36 @@
         <w:jc w:val="both"/>
       </w:pPr>
       <w:r>
-        <w:t>3. Выполнение OVAL-проверок: для каждой дефиниции di вычисляются требуемые свойства системы (версии, параметры, состояния объектов), после чего определяется Result_OVAL(di)</w:t>
+        <w:t xml:space="preserve">3. Выполнение OVAL-проверок: для каждой дефиниции </w:t>
+      </w:r>
+      <w:proofErr w:type="spellStart"/>
+      <w:r>
+        <w:t>di</w:t>
+      </w:r>
+      <w:proofErr w:type="spellEnd"/>
+      <w:r>
+        <w:t xml:space="preserve"> вычисляются требуемые свойства системы (версии, параметры, состояния объектов), после чего определяется </w:t>
+      </w:r>
+      <w:proofErr w:type="spellStart"/>
+      <w:r>
+        <w:t>Result_</w:t>
+      </w:r>
+      <w:proofErr w:type="gramStart"/>
+      <w:r>
+        <w:t>OVAL</w:t>
+      </w:r>
+      <w:proofErr w:type="spellEnd"/>
+      <w:r>
+        <w:t>(</w:t>
+      </w:r>
+      <w:proofErr w:type="spellStart"/>
+      <w:proofErr w:type="gramEnd"/>
+      <w:r>
+        <w:t>di</w:t>
+      </w:r>
+      <w:proofErr w:type="spellEnd"/>
+      <w:r>
+        <w:t>)</w:t>
       </w:r>
     </w:p>
     <w:p>
@@ -6432,7 +7328,52 @@
         <w:jc w:val="both"/>
       </w:pPr>
       <w:r>
-        <w:t>4. Выполнение XCCDF-проверок: на основе выбранного профиля вычисляется результат для каждого правила ri, после чего определяется Result_XCCDF(ri). Если включен remediation - уязвимость исправляется при наличии remediation контента в XCCDF.</w:t>
+        <w:t xml:space="preserve">4. Выполнение XCCDF-проверок: на основе выбранного профиля вычисляется результат для каждого правила </w:t>
+      </w:r>
+      <w:proofErr w:type="spellStart"/>
+      <w:r>
+        <w:t>ri</w:t>
+      </w:r>
+      <w:proofErr w:type="spellEnd"/>
+      <w:r>
+        <w:t xml:space="preserve">, после чего определяется </w:t>
+      </w:r>
+      <w:proofErr w:type="spellStart"/>
+      <w:r>
+        <w:t>Result_</w:t>
+      </w:r>
+      <w:proofErr w:type="gramStart"/>
+      <w:r>
+        <w:t>XCCDF</w:t>
+      </w:r>
+      <w:proofErr w:type="spellEnd"/>
+      <w:r>
+        <w:t>(</w:t>
+      </w:r>
+      <w:proofErr w:type="spellStart"/>
+      <w:proofErr w:type="gramEnd"/>
+      <w:r>
+        <w:t>ri</w:t>
+      </w:r>
+      <w:proofErr w:type="spellEnd"/>
+      <w:r>
+        <w:t xml:space="preserve">). Если включен </w:t>
+      </w:r>
+      <w:proofErr w:type="spellStart"/>
+      <w:r>
+        <w:t>remediation</w:t>
+      </w:r>
+      <w:proofErr w:type="spellEnd"/>
+      <w:r>
+        <w:t xml:space="preserve"> - уязвимость исправляется при наличии </w:t>
+      </w:r>
+      <w:proofErr w:type="spellStart"/>
+      <w:r>
+        <w:t>remediation</w:t>
+      </w:r>
+      <w:proofErr w:type="spellEnd"/>
+      <w:r>
+        <w:t xml:space="preserve"> контента в XCCDF.</w:t>
       </w:r>
     </w:p>
     <w:p>
@@ -6442,7 +7383,23 @@
         <w:jc w:val="both"/>
       </w:pPr>
       <w:r>
-        <w:t>5. Формирование отчёта: результаты Result_OVAL и Result_XCCDF агрегируются и преобразуются в удобный для анализа вид (таблица).</w:t>
+        <w:t xml:space="preserve">5. Формирование отчёта: результаты </w:t>
+      </w:r>
+      <w:proofErr w:type="spellStart"/>
+      <w:r>
+        <w:t>Result_OVAL</w:t>
+      </w:r>
+      <w:proofErr w:type="spellEnd"/>
+      <w:r>
+        <w:t xml:space="preserve"> и </w:t>
+      </w:r>
+      <w:proofErr w:type="spellStart"/>
+      <w:r>
+        <w:t>Result_XCCDF</w:t>
+      </w:r>
+      <w:proofErr w:type="spellEnd"/>
+      <w:r>
+        <w:t xml:space="preserve"> агрегируются и преобразуются в удобный для анализа вид (таблица).</w:t>
       </w:r>
     </w:p>
     <w:p>
@@ -6452,7 +7409,15 @@
         <w:jc w:val="both"/>
       </w:pPr>
       <w:r>
-        <w:t>6. Вывод пользователю: отчёт предоставляется пользователю в человекочитаемом виде внутри интерфейса программы.</w:t>
+        <w:t xml:space="preserve">6. Вывод пользователю: отчёт предоставляется пользователю в </w:t>
+      </w:r>
+      <w:proofErr w:type="spellStart"/>
+      <w:r>
+        <w:t>человекочитаемом</w:t>
+      </w:r>
+      <w:proofErr w:type="spellEnd"/>
+      <w:r>
+        <w:t xml:space="preserve"> виде внутри интерфейса программы.</w:t>
       </w:r>
     </w:p>
     <w:p>
@@ -6528,7 +7493,23 @@
       </w:pPr>
       <w:r>
         <w:lastRenderedPageBreak/>
-        <w:t>3. Формирование результатов. Пользователь получает сводный результат в виде таблицы: идентификаторы CVE, статусы (true/false и т.д.), описания CVE.</w:t>
+        <w:t>3. Формирование результатов. Пользователь получает сводный результат в виде таблицы: идентификаторы CVE, статусы (</w:t>
+      </w:r>
+      <w:proofErr w:type="spellStart"/>
+      <w:r>
+        <w:t>true</w:t>
+      </w:r>
+      <w:proofErr w:type="spellEnd"/>
+      <w:r>
+        <w:t>/</w:t>
+      </w:r>
+      <w:proofErr w:type="spellStart"/>
+      <w:r>
+        <w:t>false</w:t>
+      </w:r>
+      <w:proofErr w:type="spellEnd"/>
+      <w:r>
+        <w:t xml:space="preserve"> и т.д.), описания CVE.</w:t>
       </w:r>
     </w:p>
     <w:p>
@@ -6538,7 +7519,15 @@
         <w:jc w:val="both"/>
       </w:pPr>
       <w:r>
-        <w:t xml:space="preserve">Режим 2: Проверка по запросу (XCCDF + remediation) </w:t>
+        <w:t xml:space="preserve">Режим 2: Проверка по запросу (XCCDF + </w:t>
+      </w:r>
+      <w:proofErr w:type="spellStart"/>
+      <w:r>
+        <w:t>remediation</w:t>
+      </w:r>
+      <w:proofErr w:type="spellEnd"/>
+      <w:r>
+        <w:t xml:space="preserve">) </w:t>
       </w:r>
     </w:p>
     <w:p>
@@ -6568,7 +7557,23 @@
         <w:jc w:val="both"/>
       </w:pPr>
       <w:r>
-        <w:t>2. Адаптация (tailoring). Если выбранный XCCDF-контент предназначен для близкой платформы, но не применяется из-за различающегося идентификатора системы, программа выполняет автоматическую адаптацию контента (tailoring), обеспечивая возможность корректного запуска проверок на текущей системе.</w:t>
+        <w:t>2. Адаптация (</w:t>
+      </w:r>
+      <w:proofErr w:type="spellStart"/>
+      <w:r>
+        <w:t>tailoring</w:t>
+      </w:r>
+      <w:proofErr w:type="spellEnd"/>
+      <w:r>
+        <w:t>). Если выбранный XCCDF-контент предназначен для близкой платформы, но не применяется из-за различающегося идентификатора системы, программа выполняет автоматическую адаптацию контента (</w:t>
+      </w:r>
+      <w:proofErr w:type="spellStart"/>
+      <w:r>
+        <w:t>tailoring</w:t>
+      </w:r>
+      <w:proofErr w:type="spellEnd"/>
+      <w:r>
+        <w:t>), обеспечивая возможность корректного запуска проверок на текущей системе.</w:t>
       </w:r>
     </w:p>
     <w:p>
@@ -6594,7 +7599,23 @@
         <w:t>4</w:t>
       </w:r>
       <w:r>
-        <w:t>. Формирование результатов. Пользователь получает сводный результат в виде таблицы: идентификаторы проверок, описания, статусы (pass/fail и т.д.), важность проверок.</w:t>
+        <w:t>. Формирование результатов. Пользователь получает сводный результат в виде таблицы: идентификаторы проверок, описания, статусы (</w:t>
+      </w:r>
+      <w:proofErr w:type="spellStart"/>
+      <w:r>
+        <w:t>pass</w:t>
+      </w:r>
+      <w:proofErr w:type="spellEnd"/>
+      <w:r>
+        <w:t>/</w:t>
+      </w:r>
+      <w:proofErr w:type="spellStart"/>
+      <w:r>
+        <w:t>fail</w:t>
+      </w:r>
+      <w:proofErr w:type="spellEnd"/>
+      <w:r>
+        <w:t xml:space="preserve"> и т.д.), важность проверок.</w:t>
       </w:r>
     </w:p>
     <w:p>
@@ -6615,7 +7636,23 @@
         <w:jc w:val="both"/>
       </w:pPr>
       <w:r>
-        <w:t xml:space="preserve">Помимо алгоритмов, взятых из стандартов SCAP, таких как OVAL evaluation и XCCDF evaluation также стоит рассмотреть несколько других методов анализа системы на небезопасные конфигурации и уязвимости: </w:t>
+        <w:t xml:space="preserve">Помимо алгоритмов, взятых из стандартов SCAP, таких как OVAL </w:t>
+      </w:r>
+      <w:proofErr w:type="spellStart"/>
+      <w:r>
+        <w:t>evaluation</w:t>
+      </w:r>
+      <w:proofErr w:type="spellEnd"/>
+      <w:r>
+        <w:t xml:space="preserve"> и XCCDF </w:t>
+      </w:r>
+      <w:proofErr w:type="spellStart"/>
+      <w:r>
+        <w:t>evaluation</w:t>
+      </w:r>
+      <w:proofErr w:type="spellEnd"/>
+      <w:r>
+        <w:t xml:space="preserve"> также стоит рассмотреть несколько других методов анализа системы на небезопасные конфигурации и уязвимости: </w:t>
       </w:r>
     </w:p>
     <w:p>
@@ -6638,7 +7675,39 @@
       </w:pPr>
       <w:r>
         <w:lastRenderedPageBreak/>
-        <w:t>Алгоритмы оценки соответствия конфигурации - этот алгоритм заключается в наличии политики/профиля требований, для каждого требования запускается проверка состояния, затем агрегируются результаты (pass/fail/not applicable) и строится отчёт по профилю.</w:t>
+        <w:t>Алгоритмы оценки соответствия конфигурации - этот алгоритм заключается в наличии политики/профиля требований, для каждого требования запускается проверка состояния, затем агрегируются результаты (</w:t>
+      </w:r>
+      <w:proofErr w:type="spellStart"/>
+      <w:r>
+        <w:t>pass</w:t>
+      </w:r>
+      <w:proofErr w:type="spellEnd"/>
+      <w:r>
+        <w:t>/</w:t>
+      </w:r>
+      <w:proofErr w:type="spellStart"/>
+      <w:r>
+        <w:t>fail</w:t>
+      </w:r>
+      <w:proofErr w:type="spellEnd"/>
+      <w:r>
+        <w:t>/</w:t>
+      </w:r>
+      <w:proofErr w:type="spellStart"/>
+      <w:r>
+        <w:t>not</w:t>
+      </w:r>
+      <w:proofErr w:type="spellEnd"/>
+      <w:r>
+        <w:t xml:space="preserve"> </w:t>
+      </w:r>
+      <w:proofErr w:type="spellStart"/>
+      <w:r>
+        <w:t>applicable</w:t>
+      </w:r>
+      <w:proofErr w:type="spellEnd"/>
+      <w:r>
+        <w:t>) и строится отчёт по профилю.</w:t>
       </w:r>
     </w:p>
     <w:p>
@@ -6675,7 +7744,23 @@
         <w:jc w:val="both"/>
       </w:pPr>
       <w:r>
-        <w:t>Проект предназначен для повышения защищённости Linux-систем за счёт регулярного автоматизированного аудита и харденинга на основе стандартизированного SCAP-контента. Для формального описания того, какие этапы атаки усложняет харденинг, используется структура фреймворка MITRE ATT&amp;CK.</w:t>
+        <w:t xml:space="preserve">Проект предназначен для повышения защищённости Linux-систем за счёт регулярного автоматизированного аудита и </w:t>
+      </w:r>
+      <w:proofErr w:type="spellStart"/>
+      <w:r>
+        <w:t>харденинга</w:t>
+      </w:r>
+      <w:proofErr w:type="spellEnd"/>
+      <w:r>
+        <w:t xml:space="preserve"> на основе стандартизированного SCAP-контента. Для формального описания того, какие этапы атаки усложняет </w:t>
+      </w:r>
+      <w:proofErr w:type="spellStart"/>
+      <w:r>
+        <w:t>харденинг</w:t>
+      </w:r>
+      <w:proofErr w:type="spellEnd"/>
+      <w:r>
+        <w:t>, используется структура фреймворка MITRE ATT&amp;CK.</w:t>
       </w:r>
     </w:p>
     <w:p>
@@ -6702,8 +7787,13 @@
         <w:t xml:space="preserve"> </w:t>
       </w:r>
       <w:r>
-        <w:t>Угрозы, использующие публично известные уязвимости и мисконфигурации</w:t>
-      </w:r>
+        <w:t xml:space="preserve">Угрозы, использующие публично известные уязвимости и </w:t>
+      </w:r>
+      <w:proofErr w:type="spellStart"/>
+      <w:r>
+        <w:t>мисконфигурации</w:t>
+      </w:r>
+      <w:proofErr w:type="spellEnd"/>
       <w:r>
         <w:t>.</w:t>
       </w:r>
@@ -6756,7 +7846,23 @@
         <w:jc w:val="both"/>
       </w:pPr>
       <w:r>
-        <w:t>Ниже приведены примеры техник MITRE ATT&amp;CK, для которых результаты аудита и remediation по SCAP-контенту выступают превентивной контрмерой (через хардениг и устранение условий атаки):</w:t>
+        <w:t xml:space="preserve">Ниже приведены примеры техник MITRE ATT&amp;CK, для которых результаты аудита и </w:t>
+      </w:r>
+      <w:proofErr w:type="spellStart"/>
+      <w:r>
+        <w:t>remediation</w:t>
+      </w:r>
+      <w:proofErr w:type="spellEnd"/>
+      <w:r>
+        <w:t xml:space="preserve"> по SCAP-контенту выступают превентивной контрмерой (через </w:t>
+      </w:r>
+      <w:proofErr w:type="spellStart"/>
+      <w:r>
+        <w:t>хардениг</w:t>
+      </w:r>
+      <w:proofErr w:type="spellEnd"/>
+      <w:r>
+        <w:t xml:space="preserve"> и устранение условий атаки):</w:t>
       </w:r>
     </w:p>
     <w:p>
@@ -6785,7 +7891,39 @@
           <w:b/>
           <w:bCs/>
         </w:rPr>
-        <w:t>T1190: Exploit Public-Facing Application</w:t>
+        <w:t xml:space="preserve">T1190: </w:t>
+      </w:r>
+      <w:proofErr w:type="spellStart"/>
+      <w:r>
+        <w:rPr>
+          <w:b/>
+          <w:bCs/>
+        </w:rPr>
+        <w:t>Exploit</w:t>
+      </w:r>
+      <w:proofErr w:type="spellEnd"/>
+      <w:r>
+        <w:rPr>
+          <w:b/>
+          <w:bCs/>
+        </w:rPr>
+        <w:t xml:space="preserve"> Public-</w:t>
+      </w:r>
+      <w:proofErr w:type="spellStart"/>
+      <w:r>
+        <w:rPr>
+          <w:b/>
+          <w:bCs/>
+        </w:rPr>
+        <w:t>Facing</w:t>
+      </w:r>
+      <w:proofErr w:type="spellEnd"/>
+      <w:r>
+        <w:rPr>
+          <w:b/>
+          <w:bCs/>
+        </w:rPr>
+        <w:t xml:space="preserve"> Application</w:t>
       </w:r>
     </w:p>
     <w:p>
@@ -6795,14 +7933,7 @@
         <w:jc w:val="both"/>
       </w:pPr>
       <w:r>
-        <w:rPr>
-          <w:b/>
-          <w:bCs/>
-        </w:rPr>
-        <w:t>Что соответствует:</w:t>
-      </w:r>
-      <w:r>
-        <w:t xml:space="preserve"> злоумышленники пытаются эксплуатировать слабости в публично доступных сервисах, включая уязвимости ПО и ошибки конфигурации. </w:t>
+        <w:t xml:space="preserve">Что соответствует: злоумышленники пытаются эксплуатировать слабости в публично доступных сервисах, включая уязвимости ПО и ошибки конфигурации. </w:t>
       </w:r>
     </w:p>
     <w:p>
@@ -6812,15 +7943,19 @@
         <w:jc w:val="both"/>
       </w:pPr>
       <w:r>
-        <w:rPr>
-          <w:b/>
-          <w:bCs/>
-        </w:rPr>
         <w:lastRenderedPageBreak/>
-        <w:t>Как противодействует проект:</w:t>
-      </w:r>
-      <w:r>
-        <w:t xml:space="preserve"> проверяет состояние системы и конфигураций по OVAL/XCCDF (версии, параметры, настройки сервисов) и применяет remediation, уменьшая вероятность наличия уязвимых/небезопасно настроенных компонентов на хосте.</w:t>
+        <w:t xml:space="preserve">Как противодействует проект: проверяет состояние системы и конфигураций по OVAL/XCCDF (версии, параметры, настройки сервисов) и применяет </w:t>
+      </w:r>
+      <w:proofErr w:type="spellStart"/>
+      <w:r>
+        <w:t>remediation</w:t>
+      </w:r>
+      <w:proofErr w:type="spellEnd"/>
+      <w:r>
+        <w:t>, уменьшая вероятность наличия уязвимых/небезопасно настроенных компонентов на хосте</w:t>
+      </w:r>
+      <w:r>
+        <w:t>.</w:t>
       </w:r>
     </w:p>
     <w:p>
@@ -6842,8 +7977,65 @@
           <w:b/>
           <w:bCs/>
         </w:rPr>
-        <w:t>T1068: Exploitation for Privilege Escalation</w:t>
-      </w:r>
+        <w:t xml:space="preserve">T1068: </w:t>
+      </w:r>
+      <w:proofErr w:type="spellStart"/>
+      <w:r>
+        <w:rPr>
+          <w:b/>
+          <w:bCs/>
+        </w:rPr>
+        <w:t>Exploitation</w:t>
+      </w:r>
+      <w:proofErr w:type="spellEnd"/>
+      <w:r>
+        <w:rPr>
+          <w:b/>
+          <w:bCs/>
+        </w:rPr>
+        <w:t xml:space="preserve"> </w:t>
+      </w:r>
+      <w:proofErr w:type="spellStart"/>
+      <w:r>
+        <w:rPr>
+          <w:b/>
+          <w:bCs/>
+        </w:rPr>
+        <w:t>for</w:t>
+      </w:r>
+      <w:proofErr w:type="spellEnd"/>
+      <w:r>
+        <w:rPr>
+          <w:b/>
+          <w:bCs/>
+        </w:rPr>
+        <w:t xml:space="preserve"> </w:t>
+      </w:r>
+      <w:proofErr w:type="spellStart"/>
+      <w:r>
+        <w:rPr>
+          <w:b/>
+          <w:bCs/>
+        </w:rPr>
+        <w:t>Privilege</w:t>
+      </w:r>
+      <w:proofErr w:type="spellEnd"/>
+      <w:r>
+        <w:rPr>
+          <w:b/>
+          <w:bCs/>
+        </w:rPr>
+        <w:t xml:space="preserve"> </w:t>
+      </w:r>
+      <w:proofErr w:type="spellStart"/>
+      <w:r>
+        <w:rPr>
+          <w:b/>
+          <w:bCs/>
+        </w:rPr>
+        <w:t>Escalation</w:t>
+      </w:r>
+      <w:proofErr w:type="spellEnd"/>
     </w:p>
     <w:p>
       <w:pPr>
@@ -6852,41 +8044,30 @@
         <w:jc w:val="both"/>
       </w:pPr>
       <w:r>
+        <w:t xml:space="preserve">Что соответствует: эксплуатация уязвимостей ПО/ОС для повышения привилегий. </w:t>
+      </w:r>
+    </w:p>
+    <w:p>
+      <w:pPr>
+        <w:pStyle w:val="ac"/>
+        <w:spacing w:line="360" w:lineRule="auto"/>
+        <w:jc w:val="both"/>
         <w:rPr>
           <w:b/>
           <w:bCs/>
         </w:rPr>
-        <w:t>Что соответствует:</w:t>
-      </w:r>
-      <w:r>
-        <w:t xml:space="preserve"> эксплуатация уязвимостей ПО/ОС для повышения привилегий. </w:t>
-      </w:r>
-    </w:p>
-    <w:p>
-      <w:pPr>
-        <w:pStyle w:val="ac"/>
-        <w:spacing w:line="360" w:lineRule="auto"/>
-        <w:jc w:val="both"/>
-        <w:rPr>
-          <w:b/>
-          <w:bCs/>
-        </w:rPr>
-      </w:pPr>
-      <w:r>
-        <w:rPr>
-          <w:b/>
-          <w:bCs/>
-        </w:rPr>
-        <w:t>Как противодействует проект:</w:t>
-      </w:r>
-      <w:r>
-        <w:t xml:space="preserve"> за счёт проверок уязвимых состояний и </w:t>
+      </w:pPr>
+      <w:r>
+        <w:t xml:space="preserve">Как противодействует проект: за счёт проверок уязвимых состояний и </w:t>
       </w:r>
       <w:r>
         <w:t>их последующего исправления</w:t>
       </w:r>
       <w:r>
-        <w:t xml:space="preserve"> снижает вероятность наличия известных уязвимых конфигураций, используемых для эскалации.</w:t>
+        <w:t xml:space="preserve"> снижает вероятность наличия известных уязвимых конфигураций, используемых для эскалации</w:t>
+      </w:r>
+      <w:r>
+        <w:t>.</w:t>
       </w:r>
       <w:r>
         <w:br/>
@@ -6923,14 +8104,7 @@
         <w:jc w:val="both"/>
       </w:pPr>
       <w:r>
-        <w:rPr>
-          <w:b/>
-          <w:bCs/>
-        </w:rPr>
-        <w:t>Что соответствует:</w:t>
-      </w:r>
-      <w:r>
-        <w:t xml:space="preserve"> злоумышленник отключает или изменяет правила системного файрвола, чтобы обойти ограничения сетевого трафика.</w:t>
+        <w:t>Что соответствует: злоумышленник отключает или изменяет правила системного файрвола, чтобы обойти ограничения сетевого трафика.</w:t>
       </w:r>
     </w:p>
     <w:p>
@@ -6940,14 +8114,15 @@
         <w:jc w:val="both"/>
       </w:pPr>
       <w:r>
-        <w:rPr>
-          <w:b/>
-          <w:bCs/>
-        </w:rPr>
-        <w:t>Как противодействует проект:</w:t>
-      </w:r>
-      <w:r>
-        <w:t xml:space="preserve"> через SCAP-контент выполняет аудит состояния файрвола и правил (включён ли сервис, разрешённые сервисы/порты и т.д.) и применяет remediation, возвращая конфигурации к заданным стандартам.</w:t>
+        <w:t xml:space="preserve">Как противодействует проект: через SCAP-контент выполняет аудит состояния файрвола и правил (включён ли сервис, разрешённые сервисы/порты и т.д.) и применяет </w:t>
+      </w:r>
+      <w:proofErr w:type="spellStart"/>
+      <w:r>
+        <w:t>remediation</w:t>
+      </w:r>
+      <w:proofErr w:type="spellEnd"/>
+      <w:r>
+        <w:t>, возвращая конфигурации к заданным стандартам.</w:t>
       </w:r>
     </w:p>
     <w:p>
@@ -6988,7 +8163,23 @@
         <w:t>Что соответствует:</w:t>
       </w:r>
       <w:r>
-        <w:t xml:space="preserve"> злоумышленник использует особенности sudo и настройки sudoers, чтобы выполнить команды от имени другого пользователя или запустить процессы с более высокими привилегиями.</w:t>
+        <w:t xml:space="preserve"> злоумышленник использует особенности </w:t>
+      </w:r>
+      <w:proofErr w:type="spellStart"/>
+      <w:r>
+        <w:t>sudo</w:t>
+      </w:r>
+      <w:proofErr w:type="spellEnd"/>
+      <w:r>
+        <w:t xml:space="preserve"> и настройки </w:t>
+      </w:r>
+      <w:proofErr w:type="spellStart"/>
+      <w:r>
+        <w:t>sudoers</w:t>
+      </w:r>
+      <w:proofErr w:type="spellEnd"/>
+      <w:r>
+        <w:t>, чтобы выполнить команды от имени другого пользователя или запустить процессы с более высокими привилегиями.</w:t>
       </w:r>
     </w:p>
     <w:p>
@@ -7005,7 +8196,15 @@
         <w:t>Как противодействует проект:</w:t>
       </w:r>
       <w:r>
-        <w:t xml:space="preserve"> через SCAP-контент проверяет и исправляет конфигурацию sudo. </w:t>
+        <w:t xml:space="preserve"> через SCAP-контент проверяет и исправляет конфигурацию </w:t>
+      </w:r>
+      <w:proofErr w:type="spellStart"/>
+      <w:r>
+        <w:t>sudo</w:t>
+      </w:r>
+      <w:proofErr w:type="spellEnd"/>
+      <w:r>
+        <w:t xml:space="preserve">. </w:t>
       </w:r>
     </w:p>
     <w:p>
@@ -7106,7 +8305,43 @@
           <w:szCs w:val="24"/>
           <w:lang w:eastAsia="ru-RU"/>
         </w:rPr>
-        <w:t xml:space="preserve">Разрабатываемая программа является превентивной мерой: за счет автоматизированного аудита и харденинга программа устраняет уязвимости и мисконфигурации, минимизируя поверхность атаки и устраняя возможность эксплуатации типовых техник, тем самым защищая от сразу нескольких тактик злоумышленника по MITRE ATT&amp;CK: </w:t>
+        <w:t xml:space="preserve">Разрабатываемая программа является превентивной мерой: за счет автоматизированного аудита и </w:t>
+      </w:r>
+      <w:proofErr w:type="spellStart"/>
+      <w:r>
+        <w:rPr>
+          <w:rFonts w:eastAsia="Times New Roman" w:cs="Times New Roman"/>
+          <w:szCs w:val="24"/>
+          <w:lang w:eastAsia="ru-RU"/>
+        </w:rPr>
+        <w:t>харденинга</w:t>
+      </w:r>
+      <w:proofErr w:type="spellEnd"/>
+      <w:r>
+        <w:rPr>
+          <w:rFonts w:eastAsia="Times New Roman" w:cs="Times New Roman"/>
+          <w:szCs w:val="24"/>
+          <w:lang w:eastAsia="ru-RU"/>
+        </w:rPr>
+        <w:t xml:space="preserve"> программа устраняет уязвимости и </w:t>
+      </w:r>
+      <w:proofErr w:type="spellStart"/>
+      <w:r>
+        <w:rPr>
+          <w:rFonts w:eastAsia="Times New Roman" w:cs="Times New Roman"/>
+          <w:szCs w:val="24"/>
+          <w:lang w:eastAsia="ru-RU"/>
+        </w:rPr>
+        <w:t>мисконфигурации</w:t>
+      </w:r>
+      <w:proofErr w:type="spellEnd"/>
+      <w:r>
+        <w:rPr>
+          <w:rFonts w:eastAsia="Times New Roman" w:cs="Times New Roman"/>
+          <w:szCs w:val="24"/>
+          <w:lang w:eastAsia="ru-RU"/>
+        </w:rPr>
+        <w:t xml:space="preserve">, минимизируя поверхность атаки и устраняя возможность эксплуатации типовых техник, тем самым защищая от сразу нескольких тактик злоумышленника по MITRE ATT&amp;CK: </w:t>
       </w:r>
     </w:p>
     <w:p>
@@ -7278,7 +8513,15 @@
         <w:jc w:val="both"/>
       </w:pPr>
       <w:r>
-        <w:t>Разработать программное средство для автоматизированной проверки информационной системы на наличие уязвимостей и нарушений конфигурации на основе стандартизированного SCAP-контента (OVAL/XCCDF), с формированием табличного и обычного отчёта и возможностью автоматического устранения несоответствий (remediation).</w:t>
+        <w:t>Разработать программное средство для автоматизированной проверки информационной системы на наличие уязвимостей и нарушений конфигурации на основе стандартизированного SCAP-контента (OVAL/XCCDF), с формированием табличного и обычного отчёта и возможностью автоматического устранения несоответствий (</w:t>
+      </w:r>
+      <w:proofErr w:type="spellStart"/>
+      <w:r>
+        <w:t>remediation</w:t>
+      </w:r>
+      <w:proofErr w:type="spellEnd"/>
+      <w:r>
+        <w:t>).</w:t>
       </w:r>
     </w:p>
     <w:p>
@@ -7353,7 +8596,15 @@
         <w:jc w:val="both"/>
       </w:pPr>
       <w:r>
-        <w:t>Реализовать механизм автоматического tailoring для адаптации XCCDF-контента под целевую систему при несовпадении идентификаторов платформы.</w:t>
+        <w:t xml:space="preserve">Реализовать механизм автоматического </w:t>
+      </w:r>
+      <w:proofErr w:type="spellStart"/>
+      <w:r>
+        <w:t>tailoring</w:t>
+      </w:r>
+      <w:proofErr w:type="spellEnd"/>
+      <w:r>
+        <w:t xml:space="preserve"> для адаптации XCCDF-контента под целевую систему при несовпадении идентификаторов платформы.</w:t>
       </w:r>
     </w:p>
     <w:p>
@@ -7367,7 +8618,23 @@
         <w:jc w:val="both"/>
       </w:pPr>
       <w:r>
-        <w:t>Реализовать применение remediation для правил XCCDF со статусом fail при наличии соответствующего контента.</w:t>
+        <w:t xml:space="preserve">Реализовать применение </w:t>
+      </w:r>
+      <w:proofErr w:type="spellStart"/>
+      <w:r>
+        <w:t>remediation</w:t>
+      </w:r>
+      <w:proofErr w:type="spellEnd"/>
+      <w:r>
+        <w:t xml:space="preserve"> для правил XCCDF со статусом </w:t>
+      </w:r>
+      <w:proofErr w:type="spellStart"/>
+      <w:r>
+        <w:t>fail</w:t>
+      </w:r>
+      <w:proofErr w:type="spellEnd"/>
+      <w:r>
+        <w:t xml:space="preserve"> при наличии соответствующего контента.</w:t>
       </w:r>
     </w:p>
     <w:p>
@@ -7446,9 +8713,22 @@
         <w:spacing w:line="360" w:lineRule="auto"/>
         <w:jc w:val="both"/>
       </w:pPr>
+      <w:proofErr w:type="spellStart"/>
       <w:r>
         <w:lastRenderedPageBreak/>
-        <w:t>Tailoring: при несовпадении идентификаторов платформы в контенте и на целевой системе программа должна выполнять автоматическую адаптацию (tailoring), обеспечивая применимость выбранного XCCDF-контента на целевой ОС.</w:t>
+        <w:t>Tailoring</w:t>
+      </w:r>
+      <w:proofErr w:type="spellEnd"/>
+      <w:r>
+        <w:t>: при несовпадении идентификаторов платформы в контенте и на целевой системе программа должна выполнять автоматическую адаптацию (</w:t>
+      </w:r>
+      <w:proofErr w:type="spellStart"/>
+      <w:r>
+        <w:t>tailoring</w:t>
+      </w:r>
+      <w:proofErr w:type="spellEnd"/>
+      <w:r>
+        <w:t>), обеспечивая применимость выбранного XCCDF-контента на целевой ОС.</w:t>
       </w:r>
     </w:p>
     <w:p>
@@ -7461,8 +8741,37 @@
         <w:spacing w:line="360" w:lineRule="auto"/>
         <w:jc w:val="both"/>
       </w:pPr>
-      <w:r>
-        <w:t>Remediation: для правил со статусом fail программа должна применять remediation-действия при наличии соответствующего remediation-контента.</w:t>
+      <w:proofErr w:type="spellStart"/>
+      <w:r>
+        <w:t>Remediation</w:t>
+      </w:r>
+      <w:proofErr w:type="spellEnd"/>
+      <w:r>
+        <w:t xml:space="preserve">: для правил со статусом </w:t>
+      </w:r>
+      <w:proofErr w:type="spellStart"/>
+      <w:r>
+        <w:t>fail</w:t>
+      </w:r>
+      <w:proofErr w:type="spellEnd"/>
+      <w:r>
+        <w:t xml:space="preserve"> программа должна применять </w:t>
+      </w:r>
+      <w:proofErr w:type="spellStart"/>
+      <w:r>
+        <w:t>remediation</w:t>
+      </w:r>
+      <w:proofErr w:type="spellEnd"/>
+      <w:r>
+        <w:t xml:space="preserve">-действия при наличии соответствующего </w:t>
+      </w:r>
+      <w:proofErr w:type="spellStart"/>
+      <w:r>
+        <w:t>remediation</w:t>
+      </w:r>
+      <w:proofErr w:type="spellEnd"/>
+      <w:r>
+        <w:t>-контента.</w:t>
       </w:r>
     </w:p>
     <w:p>
@@ -7497,7 +8806,23 @@
         <w:jc w:val="both"/>
       </w:pPr>
       <w:r>
-        <w:t>Идея проекта заключается в создании программного средства, которое позволяет автоматизировать аудит и харденинг операционной системы с использованием открытых стандартов SCAP. Это необходимо для того, чтобы упростить и ускорить процесс выявления уязвимостей и мисконфигураций, а также сделать результаты проверок воспроизводимыми и переносимыми между разными системами и инструментами.</w:t>
+        <w:t xml:space="preserve">Идея проекта заключается в создании программного средства, которое позволяет автоматизировать аудит и </w:t>
+      </w:r>
+      <w:proofErr w:type="spellStart"/>
+      <w:r>
+        <w:t>харденинг</w:t>
+      </w:r>
+      <w:proofErr w:type="spellEnd"/>
+      <w:r>
+        <w:t xml:space="preserve"> операционной системы с использованием открытых стандартов SCAP. Это необходимо для того, чтобы упростить и ускорить процесс выявления уязвимостей и </w:t>
+      </w:r>
+      <w:proofErr w:type="spellStart"/>
+      <w:r>
+        <w:t>мисконфигураций</w:t>
+      </w:r>
+      <w:proofErr w:type="spellEnd"/>
+      <w:r>
+        <w:t>, а также сделать результаты проверок воспроизводимыми и переносимыми между разными системами и инструментами.</w:t>
       </w:r>
     </w:p>
     <w:p>
@@ -7508,7 +8833,23 @@
         <w:jc w:val="both"/>
       </w:pPr>
       <w:r>
-        <w:t>В отличие от подходов, основанных на проприетарных базах и закрытых форматах проверок, проект опирается на SCAP-контент (OVAL/XCCDF) как на унифицированный способ описания правил аудита. Программа загружает SCAP-контент для выбранной операционной системы, выполняет проверки по OVAL-дефинициям и XCCDF-правилам, после чего формирует результаты в удобном для анализа и чтения виде. Дополнительно реализованы механизм tailoring, позволяющий адаптировать контент под целевую платформу при несовпадении идентификаторов, и remediation, обеспечивающий автоматическое устранение выявленных несоответствий при наличии соответствующего контента.</w:t>
+        <w:t xml:space="preserve">В отличие от подходов, основанных на проприетарных базах и закрытых форматах проверок, проект опирается на SCAP-контент (OVAL/XCCDF) как на унифицированный способ описания правил аудита. Программа загружает SCAP-контент для выбранной операционной системы, выполняет проверки по OVAL-дефинициям и XCCDF-правилам, после чего формирует результаты в удобном для анализа и чтения виде. Дополнительно реализованы механизм </w:t>
+      </w:r>
+      <w:proofErr w:type="spellStart"/>
+      <w:r>
+        <w:t>tailoring</w:t>
+      </w:r>
+      <w:proofErr w:type="spellEnd"/>
+      <w:r>
+        <w:t xml:space="preserve">, позволяющий адаптировать контент под целевую платформу при несовпадении идентификаторов, и </w:t>
+      </w:r>
+      <w:proofErr w:type="spellStart"/>
+      <w:r>
+        <w:t>remediation</w:t>
+      </w:r>
+      <w:proofErr w:type="spellEnd"/>
+      <w:r>
+        <w:t>, обеспечивающий автоматическое устранение выявленных несоответствий при наличии соответствующего контента.</w:t>
       </w:r>
     </w:p>
     <w:p>
@@ -7519,7 +8860,15 @@
         <w:jc w:val="both"/>
       </w:pPr>
       <w:r>
-        <w:t>Таким образом, проект является программным решением, которое снижает трудозатраты на регулярные проверки безопасности, повышает степень автоматизации и позволяет применять единый стандартизированный подход к аудиту и харденингу операционных систем.</w:t>
+        <w:t xml:space="preserve">Таким образом, проект является программным решением, которое снижает трудозатраты на регулярные проверки безопасности, повышает степень автоматизации и позволяет применять единый стандартизированный подход к аудиту и </w:t>
+      </w:r>
+      <w:proofErr w:type="spellStart"/>
+      <w:r>
+        <w:t>харденингу</w:t>
+      </w:r>
+      <w:proofErr w:type="spellEnd"/>
+      <w:r>
+        <w:t xml:space="preserve"> операционных систем.</w:t>
       </w:r>
     </w:p>
     <w:p>
@@ -7731,6 +9080,7 @@
         </w:rPr>
         <w:t xml:space="preserve"> </w:t>
       </w:r>
+      <w:proofErr w:type="spellStart"/>
       <w:r>
         <w:rPr>
           <w:rFonts w:cs="Times New Roman"/>
@@ -7740,6 +9090,7 @@
         </w:rPr>
         <w:t>js</w:t>
       </w:r>
+      <w:proofErr w:type="spellEnd"/>
       <w:r>
         <w:rPr>
           <w:rFonts w:cs="Times New Roman"/>
@@ -7944,6 +9295,7 @@
         </w:rPr>
         <w:t xml:space="preserve">После выбора языка перед нами появляется проблема в виде того, что библиотека </w:t>
       </w:r>
+      <w:proofErr w:type="spellStart"/>
       <w:r>
         <w:rPr>
           <w:rFonts w:cs="Times New Roman"/>
@@ -7953,6 +9305,7 @@
         </w:rPr>
         <w:t>PyQt</w:t>
       </w:r>
+      <w:proofErr w:type="spellEnd"/>
       <w:r>
         <w:rPr>
           <w:rFonts w:cs="Times New Roman"/>
@@ -7995,6 +9348,7 @@
         </w:rPr>
         <w:t xml:space="preserve">, что не позволит использовать её в коммерческих проектах. Но также существует и библиотека </w:t>
       </w:r>
+      <w:proofErr w:type="spellStart"/>
       <w:r>
         <w:rPr>
           <w:rFonts w:cs="Times New Roman"/>
@@ -8004,6 +9358,7 @@
         </w:rPr>
         <w:t>PySide</w:t>
       </w:r>
+      <w:proofErr w:type="spellEnd"/>
       <w:r>
         <w:rPr>
           <w:rFonts w:cs="Times New Roman"/>
@@ -8012,6 +9367,7 @@
         </w:rPr>
         <w:t xml:space="preserve">, которая почти полностью идентична </w:t>
       </w:r>
+      <w:proofErr w:type="spellStart"/>
       <w:r>
         <w:rPr>
           <w:rFonts w:cs="Times New Roman"/>
@@ -8021,6 +9377,7 @@
         </w:rPr>
         <w:t>PyQt</w:t>
       </w:r>
+      <w:proofErr w:type="spellEnd"/>
       <w:r>
         <w:rPr>
           <w:rFonts w:cs="Times New Roman"/>
@@ -8132,8 +9489,18 @@
         </w:rPr>
         <w:t xml:space="preserve">, </w:t>
       </w:r>
-      <w:r>
-        <w:t xml:space="preserve">xml.etree.ElementTree, </w:t>
+      <w:proofErr w:type="spellStart"/>
+      <w:proofErr w:type="gramStart"/>
+      <w:r>
+        <w:t>xml.etree</w:t>
+      </w:r>
+      <w:proofErr w:type="gramEnd"/>
+      <w:r>
+        <w:t>.ElementTree</w:t>
+      </w:r>
+      <w:proofErr w:type="spellEnd"/>
+      <w:r>
+        <w:t xml:space="preserve">, </w:t>
       </w:r>
       <w:r>
         <w:rPr>
@@ -8160,7 +9527,25 @@
           <w:color w:val="000000" w:themeColor="text1"/>
           <w:szCs w:val="28"/>
         </w:rPr>
-        <w:t xml:space="preserve">Первая версия программы будет разрабатываться под ОС Linux, так как на Windows SCAP не возымел должной популярности, вследствие чего поддержка данного протокола была прекращена как со стороны как Microsoft, так и со стороны разработчиков инструментария SCAP. Например, OpenSCAP прекратил поддержку ОС Windows в 2022 году. Второй же важной причиной является то, что основной аудиторией программы являются Системные Администраторы, а по официальной статистике около 77% серверов работают под управлением ОС Linux. </w:t>
+        <w:t xml:space="preserve">Первая версия программы будет разрабатываться под ОС Linux, так как на Windows SCAP не возымел должной популярности, вследствие чего поддержка данного протокола была прекращена как со стороны как Microsoft, так и со стороны разработчиков инструментария SCAP. Например, </w:t>
+      </w:r>
+      <w:proofErr w:type="spellStart"/>
+      <w:r>
+        <w:rPr>
+          <w:rFonts w:cs="Times New Roman"/>
+          <w:color w:val="000000" w:themeColor="text1"/>
+          <w:szCs w:val="28"/>
+        </w:rPr>
+        <w:t>OpenSCAP</w:t>
+      </w:r>
+      <w:proofErr w:type="spellEnd"/>
+      <w:r>
+        <w:rPr>
+          <w:rFonts w:cs="Times New Roman"/>
+          <w:color w:val="000000" w:themeColor="text1"/>
+          <w:szCs w:val="28"/>
+        </w:rPr>
+        <w:t xml:space="preserve"> прекратил поддержку ОС Windows в 2022 году. Второй же важной причиной является то, что основной аудиторией программы являются Системные Администраторы, а по официальной статистике около 77% серверов работают под управлением ОС Linux. </w:t>
       </w:r>
     </w:p>
     <w:p>
@@ -8179,7 +9564,43 @@
           <w:color w:val="000000" w:themeColor="text1"/>
           <w:szCs w:val="28"/>
         </w:rPr>
-        <w:t xml:space="preserve">Далее идёт выбор инструмента для обработки SCAP контента. Этот этап можно считать по настоящему важным, так как от выбранного инструментария будет зависеть большинство характеристик программы. Для обоснования выбора приведена Табл. 2. По ней мы можем видеть, что SCC не подходит нам, потому что работает только на windows, Ovaldi не подходит из-за отсутствия обновлений и поддержки с 2015, вследствие чего он не будет работать без дописывания его функционала вручную. А самодельный </w:t>
+        <w:t xml:space="preserve">Далее идёт выбор инструмента для обработки SCAP контента. Этот этап можно считать по настоящему важным, так как от выбранного инструментария будет зависеть большинство характеристик программы. Для обоснования выбора приведена Табл. 2. По ней мы можем видеть, что SCC не подходит нам, потому что работает только на </w:t>
+      </w:r>
+      <w:proofErr w:type="spellStart"/>
+      <w:r>
+        <w:rPr>
+          <w:rFonts w:cs="Times New Roman"/>
+          <w:color w:val="000000" w:themeColor="text1"/>
+          <w:szCs w:val="28"/>
+        </w:rPr>
+        <w:t>windows</w:t>
+      </w:r>
+      <w:proofErr w:type="spellEnd"/>
+      <w:r>
+        <w:rPr>
+          <w:rFonts w:cs="Times New Roman"/>
+          <w:color w:val="000000" w:themeColor="text1"/>
+          <w:szCs w:val="28"/>
+        </w:rPr>
+        <w:t xml:space="preserve">, </w:t>
+      </w:r>
+      <w:proofErr w:type="spellStart"/>
+      <w:r>
+        <w:rPr>
+          <w:rFonts w:cs="Times New Roman"/>
+          <w:color w:val="000000" w:themeColor="text1"/>
+          <w:szCs w:val="28"/>
+        </w:rPr>
+        <w:t>Ovaldi</w:t>
+      </w:r>
+      <w:proofErr w:type="spellEnd"/>
+      <w:r>
+        <w:rPr>
+          <w:rFonts w:cs="Times New Roman"/>
+          <w:color w:val="000000" w:themeColor="text1"/>
+          <w:szCs w:val="28"/>
+        </w:rPr>
+        <w:t xml:space="preserve"> не подходит из-за отсутствия обновлений и поддержки с 2015, вследствие чего он не будет работать без дописывания его функционала вручную. А самодельный </w:t>
       </w:r>
       <w:r>
         <w:rPr>
@@ -8196,7 +9617,25 @@
           <w:color w:val="000000" w:themeColor="text1"/>
           <w:szCs w:val="28"/>
         </w:rPr>
-        <w:t>-интерпретатор не имеет смысла писать по многим причинам, начиная от технической сложности интерпретаторов, заканчивая тем, что он будет работать медленней других аналогичных разработок. В итоге для разработки программы в качестве движка для обработки SCAP контента выбран openSCAP.</w:t>
+        <w:t xml:space="preserve">-интерпретатор не имеет смысла писать по многим причинам, начиная от технической сложности интерпретаторов, заканчивая тем, что он будет работать медленней других аналогичных разработок. В итоге для разработки программы в качестве движка для обработки SCAP контента выбран </w:t>
+      </w:r>
+      <w:proofErr w:type="spellStart"/>
+      <w:r>
+        <w:rPr>
+          <w:rFonts w:cs="Times New Roman"/>
+          <w:color w:val="000000" w:themeColor="text1"/>
+          <w:szCs w:val="28"/>
+        </w:rPr>
+        <w:t>openSCAP</w:t>
+      </w:r>
+      <w:proofErr w:type="spellEnd"/>
+      <w:r>
+        <w:rPr>
+          <w:rFonts w:cs="Times New Roman"/>
+          <w:color w:val="000000" w:themeColor="text1"/>
+          <w:szCs w:val="28"/>
+        </w:rPr>
+        <w:t>.</w:t>
       </w:r>
     </w:p>
     <w:p>
@@ -8347,9 +9786,87 @@
     </w:p>
     <w:p>
       <w:r>
+        <w:t xml:space="preserve">После выбора технологического стека и описания технического задания можно описать конечный принцип работы программы по пунктам. Начальным этапом работы является запуск программы, после чего идёт инициализация интерфейса и переход в основную функцию работы программы. Далее </w:t>
+      </w:r>
+      <w:r>
+        <w:t>пользователь выбирает интересующий его функционал</w:t>
+      </w:r>
+      <w:r>
+        <w:t xml:space="preserve"> (</w:t>
+      </w:r>
+      <w:r>
+        <w:rPr>
+          <w:lang w:val="en-US"/>
+        </w:rPr>
+        <w:t>XCCDF</w:t>
+      </w:r>
+      <w:r>
+        <w:t>/</w:t>
+      </w:r>
+      <w:r>
+        <w:rPr>
+          <w:lang w:val="en-US"/>
+        </w:rPr>
+        <w:t>OVAL</w:t>
+      </w:r>
+      <w:r>
+        <w:t>)</w:t>
+      </w:r>
+      <w:r>
+        <w:t xml:space="preserve">. </w:t>
+      </w:r>
+      <w:r>
+        <w:t>После этого</w:t>
+      </w:r>
+      <w:r>
+        <w:t xml:space="preserve">, </w:t>
+      </w:r>
+      <w:r>
+        <w:t>пользователь выбирает свою ОС в списке поддерживаемых</w:t>
+      </w:r>
+      <w:r>
+        <w:t>. После нажатия кнопки запуска проверки программа начинает выполнять цепочку действий</w:t>
+      </w:r>
+      <w:r>
+        <w:t>:</w:t>
+      </w:r>
+      <w:r>
+        <w:br/>
+        <w:t xml:space="preserve">1. </w:t>
+      </w:r>
+      <w:r>
+        <w:t xml:space="preserve">Выполняется загрузка </w:t>
+      </w:r>
+      <w:r>
+        <w:rPr>
+          <w:lang w:val="en-US"/>
+        </w:rPr>
+        <w:t>SCAP</w:t>
+      </w:r>
+      <w:r>
+        <w:t>-</w:t>
+      </w:r>
+      <w:r>
+        <w:t>контента для функционирования программы.</w:t>
+      </w:r>
+      <w:r>
+        <w:t xml:space="preserve"> Если загрузка не проходит успешно – программа совершает выход из программы с ошибкой. При успешной же загрузке программа переходит к следующему шагу.</w:t>
+      </w:r>
+    </w:p>
+    <w:p>
+      <w:pPr>
+        <w:ind w:firstLine="0"/>
+      </w:pPr>
+      <w:r>
+        <w:t xml:space="preserve">2. </w:t>
+      </w:r>
+    </w:p>
+    <w:p>
+      <w:r>
         <w:rPr>
           <w:noProof/>
         </w:rPr>
+        <w:lastRenderedPageBreak/>
         <w:drawing>
           <wp:inline distT="0" distB="0" distL="0" distR="0" wp14:anchorId="43E3E460" wp14:editId="16A3DCF9">
             <wp:extent cx="5030038" cy="8298180"/>
@@ -8491,7 +10008,87 @@
           <w:sz w:val="24"/>
           <w:szCs w:val="22"/>
         </w:rPr>
-        <w:t>Работоспособность разработанной программы подтверждается тем, что она реализует решение задачи в том виде, в каком она была формально поставлена в разделах 2.1–2.2: определены входные данные S, C, P, выходные данные Result_OVAL, Result_XCCDF, Report и допустимые статусы результатов. Программа выполняет полный цикл: загрузка SCAP-контента, tailoring при необходимости, выполнение проверок, применение remediation и формирование итогового отчёта.</w:t>
+        <w:t xml:space="preserve">Работоспособность разработанной программы подтверждается тем, что она реализует решение задачи в том виде, в каком она была формально поставлена в разделах 2.1–2.2: определены входные данные S, C, P, выходные данные </w:t>
+      </w:r>
+      <w:proofErr w:type="spellStart"/>
+      <w:r>
+        <w:rPr>
+          <w:rFonts w:eastAsiaTheme="minorHAnsi" w:cstheme="minorBidi"/>
+          <w:b w:val="0"/>
+          <w:sz w:val="24"/>
+          <w:szCs w:val="22"/>
+        </w:rPr>
+        <w:t>Result_OVAL</w:t>
+      </w:r>
+      <w:proofErr w:type="spellEnd"/>
+      <w:r>
+        <w:rPr>
+          <w:rFonts w:eastAsiaTheme="minorHAnsi" w:cstheme="minorBidi"/>
+          <w:b w:val="0"/>
+          <w:sz w:val="24"/>
+          <w:szCs w:val="22"/>
+        </w:rPr>
+        <w:t xml:space="preserve">, </w:t>
+      </w:r>
+      <w:proofErr w:type="spellStart"/>
+      <w:r>
+        <w:rPr>
+          <w:rFonts w:eastAsiaTheme="minorHAnsi" w:cstheme="minorBidi"/>
+          <w:b w:val="0"/>
+          <w:sz w:val="24"/>
+          <w:szCs w:val="22"/>
+        </w:rPr>
+        <w:t>Result_XCCDF</w:t>
+      </w:r>
+      <w:proofErr w:type="spellEnd"/>
+      <w:r>
+        <w:rPr>
+          <w:rFonts w:eastAsiaTheme="minorHAnsi" w:cstheme="minorBidi"/>
+          <w:b w:val="0"/>
+          <w:sz w:val="24"/>
+          <w:szCs w:val="22"/>
+        </w:rPr>
+        <w:t xml:space="preserve">, Report и допустимые статусы результатов. Программа выполняет полный цикл: загрузка SCAP-контента, </w:t>
+      </w:r>
+      <w:proofErr w:type="spellStart"/>
+      <w:r>
+        <w:rPr>
+          <w:rFonts w:eastAsiaTheme="minorHAnsi" w:cstheme="minorBidi"/>
+          <w:b w:val="0"/>
+          <w:sz w:val="24"/>
+          <w:szCs w:val="22"/>
+        </w:rPr>
+        <w:t>tailoring</w:t>
+      </w:r>
+      <w:proofErr w:type="spellEnd"/>
+      <w:r>
+        <w:rPr>
+          <w:rFonts w:eastAsiaTheme="minorHAnsi" w:cstheme="minorBidi"/>
+          <w:b w:val="0"/>
+          <w:sz w:val="24"/>
+          <w:szCs w:val="22"/>
+        </w:rPr>
+        <w:t xml:space="preserve"> при необходимости, выполнение проверок, применение </w:t>
+      </w:r>
+      <w:proofErr w:type="spellStart"/>
+      <w:r>
+        <w:rPr>
+          <w:rFonts w:eastAsiaTheme="minorHAnsi" w:cstheme="minorBidi"/>
+          <w:b w:val="0"/>
+          <w:sz w:val="24"/>
+          <w:szCs w:val="22"/>
+        </w:rPr>
+        <w:t>remediation</w:t>
+      </w:r>
+      <w:proofErr w:type="spellEnd"/>
+      <w:r>
+        <w:rPr>
+          <w:rFonts w:eastAsiaTheme="minorHAnsi" w:cstheme="minorBidi"/>
+          <w:b w:val="0"/>
+          <w:sz w:val="24"/>
+          <w:szCs w:val="22"/>
+        </w:rPr>
+        <w:t xml:space="preserve"> и формирование итогового отчёта.</w:t>
       </w:r>
       <w:bookmarkEnd w:id="21"/>
       <w:bookmarkEnd w:id="22"/>
@@ -8550,8 +10147,80 @@
           <w:sz w:val="24"/>
           <w:szCs w:val="22"/>
         </w:rPr>
-        <w:t>Проверка корректности результатов OVAL. Для каждой OVAL-дефиниции di программа вычисляет Result_OVAL(di) и присваивает ему один из формально заданных статусов {</w:t>
-      </w:r>
+        <w:t xml:space="preserve">Проверка корректности результатов OVAL. Для каждой OVAL-дефиниции </w:t>
+      </w:r>
+      <w:proofErr w:type="spellStart"/>
+      <w:r>
+        <w:rPr>
+          <w:rFonts w:eastAsiaTheme="minorHAnsi" w:cstheme="minorBidi"/>
+          <w:b w:val="0"/>
+          <w:sz w:val="24"/>
+          <w:szCs w:val="22"/>
+        </w:rPr>
+        <w:t>di</w:t>
+      </w:r>
+      <w:proofErr w:type="spellEnd"/>
+      <w:r>
+        <w:rPr>
+          <w:rFonts w:eastAsiaTheme="minorHAnsi" w:cstheme="minorBidi"/>
+          <w:b w:val="0"/>
+          <w:sz w:val="24"/>
+          <w:szCs w:val="22"/>
+        </w:rPr>
+        <w:t xml:space="preserve"> программа вычисляет </w:t>
+      </w:r>
+      <w:proofErr w:type="spellStart"/>
+      <w:r>
+        <w:rPr>
+          <w:rFonts w:eastAsiaTheme="minorHAnsi" w:cstheme="minorBidi"/>
+          <w:b w:val="0"/>
+          <w:sz w:val="24"/>
+          <w:szCs w:val="22"/>
+        </w:rPr>
+        <w:t>Result_</w:t>
+      </w:r>
+      <w:proofErr w:type="gramStart"/>
+      <w:r>
+        <w:rPr>
+          <w:rFonts w:eastAsiaTheme="minorHAnsi" w:cstheme="minorBidi"/>
+          <w:b w:val="0"/>
+          <w:sz w:val="24"/>
+          <w:szCs w:val="22"/>
+        </w:rPr>
+        <w:t>OVAL</w:t>
+      </w:r>
+      <w:proofErr w:type="spellEnd"/>
+      <w:r>
+        <w:rPr>
+          <w:rFonts w:eastAsiaTheme="minorHAnsi" w:cstheme="minorBidi"/>
+          <w:b w:val="0"/>
+          <w:sz w:val="24"/>
+          <w:szCs w:val="22"/>
+        </w:rPr>
+        <w:t>(</w:t>
+      </w:r>
+      <w:proofErr w:type="spellStart"/>
+      <w:proofErr w:type="gramEnd"/>
+      <w:r>
+        <w:rPr>
+          <w:rFonts w:eastAsiaTheme="minorHAnsi" w:cstheme="minorBidi"/>
+          <w:b w:val="0"/>
+          <w:sz w:val="24"/>
+          <w:szCs w:val="22"/>
+        </w:rPr>
+        <w:t>di</w:t>
+      </w:r>
+      <w:proofErr w:type="spellEnd"/>
+      <w:r>
+        <w:rPr>
+          <w:rFonts w:eastAsiaTheme="minorHAnsi" w:cstheme="minorBidi"/>
+          <w:b w:val="0"/>
+          <w:sz w:val="24"/>
+          <w:szCs w:val="22"/>
+        </w:rPr>
+        <w:t>) и присваивает ему один из формально заданных статусов {</w:t>
+      </w:r>
+      <w:proofErr w:type="gramStart"/>
       <w:r>
         <w:rPr>
           <w:rFonts w:eastAsiaTheme="minorHAnsi" w:cstheme="minorBidi"/>
@@ -8581,6 +10250,7 @@
         </w:rPr>
         <w:t>false</w:t>
       </w:r>
+      <w:proofErr w:type="gramEnd"/>
       <w:r>
         <w:rPr>
           <w:rFonts w:eastAsiaTheme="minorHAnsi" w:cstheme="minorBidi"/>
@@ -8590,6 +10260,7 @@
         </w:rPr>
         <w:t>,</w:t>
       </w:r>
+      <w:proofErr w:type="gramStart"/>
       <w:r>
         <w:rPr>
           <w:rFonts w:eastAsiaTheme="minorHAnsi" w:cstheme="minorBidi"/>
@@ -8619,6 +10290,7 @@
         </w:rPr>
         <w:t>error</w:t>
       </w:r>
+      <w:proofErr w:type="gramEnd"/>
       <w:r>
         <w:rPr>
           <w:rFonts w:eastAsiaTheme="minorHAnsi" w:cstheme="minorBidi"/>
@@ -8695,7 +10367,140 @@
           <w:sz w:val="24"/>
           <w:szCs w:val="22"/>
         </w:rPr>
-        <w:t>Проверка корректности результатов XCCDF. Для каждого XCCDF-правила ri в рамках выбранного профиля вычисляется Result_XCCDF(ri) из множества {pass,fail,not_checked,not_applicable,error}. Полученные значения сохраняются и отображаются в отчёте, что также обеспечивает проверяемость и повторяемость результата.</w:t>
+        <w:t xml:space="preserve">Проверка корректности результатов XCCDF. Для каждого XCCDF-правила </w:t>
+      </w:r>
+      <w:proofErr w:type="spellStart"/>
+      <w:r>
+        <w:rPr>
+          <w:rFonts w:eastAsiaTheme="minorHAnsi" w:cstheme="minorBidi"/>
+          <w:b w:val="0"/>
+          <w:sz w:val="24"/>
+          <w:szCs w:val="22"/>
+        </w:rPr>
+        <w:t>ri</w:t>
+      </w:r>
+      <w:proofErr w:type="spellEnd"/>
+      <w:r>
+        <w:rPr>
+          <w:rFonts w:eastAsiaTheme="minorHAnsi" w:cstheme="minorBidi"/>
+          <w:b w:val="0"/>
+          <w:sz w:val="24"/>
+          <w:szCs w:val="22"/>
+        </w:rPr>
+        <w:t xml:space="preserve"> в рамках выбранного профиля вычисляется </w:t>
+      </w:r>
+      <w:proofErr w:type="spellStart"/>
+      <w:r>
+        <w:rPr>
+          <w:rFonts w:eastAsiaTheme="minorHAnsi" w:cstheme="minorBidi"/>
+          <w:b w:val="0"/>
+          <w:sz w:val="24"/>
+          <w:szCs w:val="22"/>
+        </w:rPr>
+        <w:t>Result_</w:t>
+      </w:r>
+      <w:proofErr w:type="gramStart"/>
+      <w:r>
+        <w:rPr>
+          <w:rFonts w:eastAsiaTheme="minorHAnsi" w:cstheme="minorBidi"/>
+          <w:b w:val="0"/>
+          <w:sz w:val="24"/>
+          <w:szCs w:val="22"/>
+        </w:rPr>
+        <w:t>XCCDF</w:t>
+      </w:r>
+      <w:proofErr w:type="spellEnd"/>
+      <w:r>
+        <w:rPr>
+          <w:rFonts w:eastAsiaTheme="minorHAnsi" w:cstheme="minorBidi"/>
+          <w:b w:val="0"/>
+          <w:sz w:val="24"/>
+          <w:szCs w:val="22"/>
+        </w:rPr>
+        <w:t>(</w:t>
+      </w:r>
+      <w:proofErr w:type="spellStart"/>
+      <w:proofErr w:type="gramEnd"/>
+      <w:r>
+        <w:rPr>
+          <w:rFonts w:eastAsiaTheme="minorHAnsi" w:cstheme="minorBidi"/>
+          <w:b w:val="0"/>
+          <w:sz w:val="24"/>
+          <w:szCs w:val="22"/>
+        </w:rPr>
+        <w:t>ri</w:t>
+      </w:r>
+      <w:proofErr w:type="spellEnd"/>
+      <w:r>
+        <w:rPr>
+          <w:rFonts w:eastAsiaTheme="minorHAnsi" w:cstheme="minorBidi"/>
+          <w:b w:val="0"/>
+          <w:sz w:val="24"/>
+          <w:szCs w:val="22"/>
+        </w:rPr>
+        <w:t>) из множества {</w:t>
+      </w:r>
+      <w:proofErr w:type="spellStart"/>
+      <w:proofErr w:type="gramStart"/>
+      <w:r>
+        <w:rPr>
+          <w:rFonts w:eastAsiaTheme="minorHAnsi" w:cstheme="minorBidi"/>
+          <w:b w:val="0"/>
+          <w:sz w:val="24"/>
+          <w:szCs w:val="22"/>
+        </w:rPr>
+        <w:t>pass,fail</w:t>
+      </w:r>
+      <w:proofErr w:type="gramEnd"/>
+      <w:r>
+        <w:rPr>
+          <w:rFonts w:eastAsiaTheme="minorHAnsi" w:cstheme="minorBidi"/>
+          <w:b w:val="0"/>
+          <w:sz w:val="24"/>
+          <w:szCs w:val="22"/>
+        </w:rPr>
+        <w:t>,not_</w:t>
+      </w:r>
+      <w:proofErr w:type="gramStart"/>
+      <w:r>
+        <w:rPr>
+          <w:rFonts w:eastAsiaTheme="minorHAnsi" w:cstheme="minorBidi"/>
+          <w:b w:val="0"/>
+          <w:sz w:val="24"/>
+          <w:szCs w:val="22"/>
+        </w:rPr>
+        <w:t>checked,not</w:t>
+      </w:r>
+      <w:proofErr w:type="gramEnd"/>
+      <w:r>
+        <w:rPr>
+          <w:rFonts w:eastAsiaTheme="minorHAnsi" w:cstheme="minorBidi"/>
+          <w:b w:val="0"/>
+          <w:sz w:val="24"/>
+          <w:szCs w:val="22"/>
+        </w:rPr>
+        <w:t>_</w:t>
+      </w:r>
+      <w:proofErr w:type="gramStart"/>
+      <w:r>
+        <w:rPr>
+          <w:rFonts w:eastAsiaTheme="minorHAnsi" w:cstheme="minorBidi"/>
+          <w:b w:val="0"/>
+          <w:sz w:val="24"/>
+          <w:szCs w:val="22"/>
+        </w:rPr>
+        <w:t>applicable,error</w:t>
+      </w:r>
+      <w:proofErr w:type="spellEnd"/>
+      <w:proofErr w:type="gramEnd"/>
+      <w:r>
+        <w:rPr>
+          <w:rFonts w:eastAsiaTheme="minorHAnsi" w:cstheme="minorBidi"/>
+          <w:b w:val="0"/>
+          <w:sz w:val="24"/>
+          <w:szCs w:val="22"/>
+        </w:rPr>
+        <w:t>}. Полученные значения сохраняются и отображаются в отчёте, что также обеспечивает проверяемость и повторяемость результата.</w:t>
       </w:r>
       <w:bookmarkEnd w:id="30"/>
       <w:bookmarkEnd w:id="31"/>
@@ -8726,7 +10531,47 @@
           <w:sz w:val="24"/>
           <w:szCs w:val="22"/>
         </w:rPr>
-        <w:t>Проверка tailoring. Если исходный контент неприменим к целевой платформе из-за отличающихся идентификаторов, выполняется tailoring, после чего контент становится применимым и корректно проходит этап вычисления результатов.</w:t>
+        <w:t xml:space="preserve">Проверка </w:t>
+      </w:r>
+      <w:proofErr w:type="spellStart"/>
+      <w:r>
+        <w:rPr>
+          <w:rFonts w:eastAsiaTheme="minorHAnsi" w:cstheme="minorBidi"/>
+          <w:b w:val="0"/>
+          <w:sz w:val="24"/>
+          <w:szCs w:val="22"/>
+        </w:rPr>
+        <w:t>tailoring</w:t>
+      </w:r>
+      <w:proofErr w:type="spellEnd"/>
+      <w:r>
+        <w:rPr>
+          <w:rFonts w:eastAsiaTheme="minorHAnsi" w:cstheme="minorBidi"/>
+          <w:b w:val="0"/>
+          <w:sz w:val="24"/>
+          <w:szCs w:val="22"/>
+        </w:rPr>
+        <w:t xml:space="preserve">. Если исходный контент неприменим к целевой платформе из-за отличающихся идентификаторов, выполняется </w:t>
+      </w:r>
+      <w:proofErr w:type="spellStart"/>
+      <w:r>
+        <w:rPr>
+          <w:rFonts w:eastAsiaTheme="minorHAnsi" w:cstheme="minorBidi"/>
+          <w:b w:val="0"/>
+          <w:sz w:val="24"/>
+          <w:szCs w:val="22"/>
+        </w:rPr>
+        <w:t>tailoring</w:t>
+      </w:r>
+      <w:proofErr w:type="spellEnd"/>
+      <w:r>
+        <w:rPr>
+          <w:rFonts w:eastAsiaTheme="minorHAnsi" w:cstheme="minorBidi"/>
+          <w:b w:val="0"/>
+          <w:sz w:val="24"/>
+          <w:szCs w:val="22"/>
+        </w:rPr>
+        <w:t>, после чего контент становится применимым и корректно проходит этап вычисления результатов.</w:t>
       </w:r>
       <w:bookmarkEnd w:id="33"/>
       <w:bookmarkEnd w:id="34"/>
@@ -8757,27 +10602,19 @@
           <w:sz w:val="24"/>
           <w:szCs w:val="22"/>
         </w:rPr>
-        <w:t>Проверка remediation. Для правил со статусом fail, при наличии remediation-контента, программа выполняет действие исправления.</w:t>
-      </w:r>
-      <w:bookmarkEnd w:id="36"/>
-      <w:bookmarkEnd w:id="37"/>
-      <w:bookmarkEnd w:id="38"/>
-    </w:p>
-    <w:p>
-      <w:pPr>
-        <w:pStyle w:val="2"/>
-        <w:ind w:firstLine="360"/>
-        <w:jc w:val="both"/>
+        <w:t xml:space="preserve">Проверка </w:t>
+      </w:r>
+      <w:proofErr w:type="spellStart"/>
+      <w:r>
         <w:rPr>
           <w:rFonts w:eastAsiaTheme="minorHAnsi" w:cstheme="minorBidi"/>
           <w:b w:val="0"/>
           <w:sz w:val="24"/>
           <w:szCs w:val="22"/>
         </w:rPr>
-      </w:pPr>
-      <w:bookmarkStart w:id="39" w:name="_Toc218673451"/>
-      <w:bookmarkStart w:id="40" w:name="_Toc218675448"/>
-      <w:bookmarkStart w:id="41" w:name="_Toc219378715"/>
+        <w:t>remediation</w:t>
+      </w:r>
+      <w:proofErr w:type="spellEnd"/>
       <w:r>
         <w:rPr>
           <w:rFonts w:eastAsiaTheme="minorHAnsi" w:cstheme="minorBidi"/>
@@ -8785,7 +10622,95 @@
           <w:sz w:val="24"/>
           <w:szCs w:val="22"/>
         </w:rPr>
-        <w:t>Таким образом, программа демонстрирует работоспособность не только на уровне запуска и получения отчёта, но и на уровне соответствия формальной постановке задачи: входные данные преобразуются в определённые формально выходные результаты, а корректирующие действия (remediation) приводят систему к состоянию, которое подтверждается повторной проверкой</w:t>
+        <w:t xml:space="preserve">. Для правил со статусом </w:t>
+      </w:r>
+      <w:proofErr w:type="spellStart"/>
+      <w:r>
+        <w:rPr>
+          <w:rFonts w:eastAsiaTheme="minorHAnsi" w:cstheme="minorBidi"/>
+          <w:b w:val="0"/>
+          <w:sz w:val="24"/>
+          <w:szCs w:val="22"/>
+        </w:rPr>
+        <w:t>fail</w:t>
+      </w:r>
+      <w:proofErr w:type="spellEnd"/>
+      <w:r>
+        <w:rPr>
+          <w:rFonts w:eastAsiaTheme="minorHAnsi" w:cstheme="minorBidi"/>
+          <w:b w:val="0"/>
+          <w:sz w:val="24"/>
+          <w:szCs w:val="22"/>
+        </w:rPr>
+        <w:t xml:space="preserve">, при наличии </w:t>
+      </w:r>
+      <w:proofErr w:type="spellStart"/>
+      <w:r>
+        <w:rPr>
+          <w:rFonts w:eastAsiaTheme="minorHAnsi" w:cstheme="minorBidi"/>
+          <w:b w:val="0"/>
+          <w:sz w:val="24"/>
+          <w:szCs w:val="22"/>
+        </w:rPr>
+        <w:t>remediation</w:t>
+      </w:r>
+      <w:proofErr w:type="spellEnd"/>
+      <w:r>
+        <w:rPr>
+          <w:rFonts w:eastAsiaTheme="minorHAnsi" w:cstheme="minorBidi"/>
+          <w:b w:val="0"/>
+          <w:sz w:val="24"/>
+          <w:szCs w:val="22"/>
+        </w:rPr>
+        <w:t>-контента, программа выполняет действие исправления.</w:t>
+      </w:r>
+      <w:bookmarkEnd w:id="36"/>
+      <w:bookmarkEnd w:id="37"/>
+      <w:bookmarkEnd w:id="38"/>
+    </w:p>
+    <w:p>
+      <w:pPr>
+        <w:pStyle w:val="2"/>
+        <w:ind w:firstLine="360"/>
+        <w:jc w:val="both"/>
+        <w:rPr>
+          <w:rFonts w:eastAsiaTheme="minorHAnsi" w:cstheme="minorBidi"/>
+          <w:b w:val="0"/>
+          <w:sz w:val="24"/>
+          <w:szCs w:val="22"/>
+        </w:rPr>
+      </w:pPr>
+      <w:bookmarkStart w:id="39" w:name="_Toc218673451"/>
+      <w:bookmarkStart w:id="40" w:name="_Toc218675448"/>
+      <w:bookmarkStart w:id="41" w:name="_Toc219378715"/>
+      <w:r>
+        <w:rPr>
+          <w:rFonts w:eastAsiaTheme="minorHAnsi" w:cstheme="minorBidi"/>
+          <w:b w:val="0"/>
+          <w:sz w:val="24"/>
+          <w:szCs w:val="22"/>
+        </w:rPr>
+        <w:t>Таким образом, программа демонстрирует работоспособность не только на уровне запуска и получения отчёта, но и на уровне соответствия формальной постановке задачи: входные данные преобразуются в определённые формально выходные результаты, а корректирующие действия (</w:t>
+      </w:r>
+      <w:proofErr w:type="spellStart"/>
+      <w:r>
+        <w:rPr>
+          <w:rFonts w:eastAsiaTheme="minorHAnsi" w:cstheme="minorBidi"/>
+          <w:b w:val="0"/>
+          <w:sz w:val="24"/>
+          <w:szCs w:val="22"/>
+        </w:rPr>
+        <w:t>remediation</w:t>
+      </w:r>
+      <w:proofErr w:type="spellEnd"/>
+      <w:r>
+        <w:rPr>
+          <w:rFonts w:eastAsiaTheme="minorHAnsi" w:cstheme="minorBidi"/>
+          <w:b w:val="0"/>
+          <w:sz w:val="24"/>
+          <w:szCs w:val="22"/>
+        </w:rPr>
+        <w:t>) приводят систему к состоянию, которое подтверждается повторной проверкой</w:t>
       </w:r>
       <w:bookmarkEnd w:id="39"/>
       <w:bookmarkEnd w:id="40"/>
@@ -9134,7 +11059,15 @@
         <w:jc w:val="both"/>
       </w:pPr>
       <w:r>
-        <w:t>В ходе выполнения проекта была достигнута поставленная цель - создано программное средство автоматизированного аудита и харденига операционной системы на основе SCAP-контента (OVAL/XCCDF).</w:t>
+        <w:t xml:space="preserve">В ходе выполнения проекта была достигнута поставленная цель - создано программное средство автоматизированного аудита и </w:t>
+      </w:r>
+      <w:proofErr w:type="spellStart"/>
+      <w:r>
+        <w:t>харденига</w:t>
+      </w:r>
+      <w:proofErr w:type="spellEnd"/>
+      <w:r>
+        <w:t xml:space="preserve"> операционной системы на основе SCAP-контента (OVAL/XCCDF).</w:t>
       </w:r>
     </w:p>
     <w:p>
@@ -9200,7 +11133,15 @@
         <w:jc w:val="both"/>
       </w:pPr>
       <w:r>
-        <w:t>Реализован механизм автоматического tailoring, обеспечивающий адаптацию XCCDF-контента к целевой системе при несовпадении идентификаторов платформы.</w:t>
+        <w:t xml:space="preserve">Реализован механизм автоматического </w:t>
+      </w:r>
+      <w:proofErr w:type="spellStart"/>
+      <w:r>
+        <w:t>tailoring</w:t>
+      </w:r>
+      <w:proofErr w:type="spellEnd"/>
+      <w:r>
+        <w:t>, обеспечивающий адаптацию XCCDF-контента к целевой системе при несовпадении идентификаторов платформы.</w:t>
       </w:r>
     </w:p>
     <w:p>
@@ -9214,7 +11155,15 @@
         <w:jc w:val="both"/>
       </w:pPr>
       <w:r>
-        <w:t>Добавлена поддержка remediation для XCCDF, позволяющая применять корректирующие действия при наличии соответствующего контента.</w:t>
+        <w:t xml:space="preserve">Добавлена поддержка </w:t>
+      </w:r>
+      <w:proofErr w:type="spellStart"/>
+      <w:r>
+        <w:t>remediation</w:t>
+      </w:r>
+      <w:proofErr w:type="spellEnd"/>
+      <w:r>
+        <w:t xml:space="preserve"> для XCCDF, позволяющая применять корректирующие действия при наличии соответствующего контента.</w:t>
       </w:r>
     </w:p>
     <w:p>
@@ -9252,7 +11201,15 @@
         <w:jc w:val="both"/>
       </w:pPr>
       <w:r>
-        <w:t>Проект является перспективным для практического применения, поскольку опирается на открытые стандарты SCAP, обеспечивает воспроизводимость проверок и снижает зависимость от проприетарных решений. Модульная архитектура программы позволяет расширять функциональность: добавлять поддержку новых платформ и источников SCAP-контента, улучшать отчётность, а также развивать механизмы автоматизации харденига.</w:t>
+        <w:t xml:space="preserve">Проект является перспективным для практического применения, поскольку опирается на открытые стандарты SCAP, обеспечивает воспроизводимость проверок и снижает зависимость от проприетарных решений. Модульная архитектура программы позволяет расширять функциональность: добавлять поддержку новых платформ и источников SCAP-контента, улучшать отчётность, а также развивать механизмы автоматизации </w:t>
+      </w:r>
+      <w:proofErr w:type="spellStart"/>
+      <w:r>
+        <w:t>харденига</w:t>
+      </w:r>
+      <w:proofErr w:type="spellEnd"/>
+      <w:r>
+        <w:t>.</w:t>
       </w:r>
     </w:p>
     <w:p>
@@ -9262,7 +11219,15 @@
         <w:jc w:val="both"/>
       </w:pPr>
       <w:r>
-        <w:t xml:space="preserve">Вместе с тем текущая версия имеет ряд ограничений. В частности, после применения remediation не </w:t>
+        <w:t xml:space="preserve">Вместе с тем текущая версия имеет ряд ограничений. В частности, после применения </w:t>
+      </w:r>
+      <w:proofErr w:type="spellStart"/>
+      <w:r>
+        <w:t>remediation</w:t>
+      </w:r>
+      <w:proofErr w:type="spellEnd"/>
+      <w:r>
+        <w:t xml:space="preserve"> не </w:t>
       </w:r>
       <w:r>
         <w:t>выделяются исправленные несоответствия</w:t>
@@ -9285,7 +11250,15 @@
       </w:pPr>
       <w:r>
         <w:lastRenderedPageBreak/>
-        <w:t>Таким образом, разработанное решение демонстрирует работоспособность и практическую применимость для задач регулярного аудита и харденига операционных систем, а обозначенные направления развития позволяют повысить уровень автоматизации и удобство эксплуатации в дальнейшем.</w:t>
+        <w:t xml:space="preserve">Таким образом, разработанное решение демонстрирует работоспособность и практическую применимость для задач регулярного аудита и </w:t>
+      </w:r>
+      <w:proofErr w:type="spellStart"/>
+      <w:r>
+        <w:t>харденига</w:t>
+      </w:r>
+      <w:proofErr w:type="spellEnd"/>
+      <w:r>
+        <w:t xml:space="preserve"> операционных систем, а обозначенные направления развития позволяют повысить уровень автоматизации и удобство эксплуатации в дальнейшем.</w:t>
       </w:r>
     </w:p>
     <w:p>
@@ -9316,6 +11289,7 @@
           <w:lang w:val="en-US"/>
         </w:rPr>
       </w:pPr>
+      <w:proofErr w:type="spellStart"/>
       <w:r>
         <w:rPr>
           <w:rFonts w:cs="Times New Roman"/>
@@ -9323,7 +11297,17 @@
           <w:szCs w:val="28"/>
           <w:lang w:val="en-US"/>
         </w:rPr>
-        <w:t xml:space="preserve">OpenSCAP User Manual </w:t>
+        <w:t>OpenSCAP</w:t>
+      </w:r>
+      <w:proofErr w:type="spellEnd"/>
+      <w:r>
+        <w:rPr>
+          <w:rFonts w:cs="Times New Roman"/>
+          <w:color w:val="000000" w:themeColor="text1"/>
+          <w:szCs w:val="28"/>
+          <w:lang w:val="en-US"/>
+        </w:rPr>
+        <w:t xml:space="preserve"> User Manual </w:t>
       </w:r>
       <w:r>
         <w:rPr>
@@ -9408,6 +11392,7 @@
           <w:lang w:val="en-US"/>
         </w:rPr>
       </w:pPr>
+      <w:proofErr w:type="spellStart"/>
       <w:r>
         <w:rPr>
           <w:rFonts w:cs="Times New Roman"/>
@@ -9415,7 +11400,17 @@
           <w:szCs w:val="28"/>
           <w:lang w:val="en-US"/>
         </w:rPr>
-        <w:t xml:space="preserve">Введение в OVAL: Open vulnerability and Assessment Language </w:t>
+        <w:t>Введение</w:t>
+      </w:r>
+      <w:proofErr w:type="spellEnd"/>
+      <w:r>
+        <w:rPr>
+          <w:rFonts w:cs="Times New Roman"/>
+          <w:color w:val="000000" w:themeColor="text1"/>
+          <w:szCs w:val="28"/>
+          <w:lang w:val="en-US"/>
+        </w:rPr>
+        <w:t xml:space="preserve"> в OVAL: Open vulnerability and Assessment Language </w:t>
       </w:r>
       <w:r>
         <w:rPr>
@@ -9483,12 +11478,32 @@
           <w:szCs w:val="28"/>
           <w:lang w:val="en-US"/>
         </w:rPr>
-        <w:t xml:space="preserve">Securing the open source supply chain: The essential role of CVEs </w:t>
-      </w:r>
-      <w:r>
-        <w:rPr>
+        <w:t xml:space="preserve">Securing the </w:t>
+      </w:r>
+      <w:proofErr w:type="gramStart"/>
+      <w:r>
+        <w:rPr>
+          <w:rFonts w:cs="Times New Roman"/>
+          <w:color w:val="000000" w:themeColor="text1"/>
+          <w:szCs w:val="28"/>
           <w:lang w:val="en-US"/>
         </w:rPr>
+        <w:t>open source</w:t>
+      </w:r>
+      <w:proofErr w:type="gramEnd"/>
+      <w:r>
+        <w:rPr>
+          <w:rFonts w:cs="Times New Roman"/>
+          <w:color w:val="000000" w:themeColor="text1"/>
+          <w:szCs w:val="28"/>
+          <w:lang w:val="en-US"/>
+        </w:rPr>
+        <w:t xml:space="preserve"> supply chain: The essential role of CVEs </w:t>
+      </w:r>
+      <w:r>
+        <w:rPr>
+          <w:lang w:val="en-US"/>
+        </w:rPr>
         <w:t>[</w:t>
       </w:r>
       <w:r>
@@ -9509,6 +11524,8 @@
         </w:rPr>
         <w:t xml:space="preserve">] // </w:t>
       </w:r>
+      <w:proofErr w:type="spellStart"/>
+      <w:proofErr w:type="gramStart"/>
       <w:r>
         <w:rPr>
           <w:rFonts w:cs="Times New Roman"/>
@@ -9516,6 +11533,8 @@
         </w:rPr>
         <w:t>github.blog</w:t>
       </w:r>
+      <w:proofErr w:type="spellEnd"/>
+      <w:proofErr w:type="gramEnd"/>
       <w:r>
         <w:rPr>
           <w:lang w:val="en-US"/>
@@ -10945,7 +12964,7 @@
 </file>
 
 <file path=word/endnotes.xml><?xml version="1.0" encoding="utf-8"?>
-<w:endnotes xmlns:wpc="http://schemas.microsoft.com/office/word/2010/wordprocessingCanvas" xmlns:cx="http://schemas.microsoft.com/office/drawing/2014/chartex" xmlns:cx1="http://schemas.microsoft.com/office/drawing/2015/9/8/chartex" xmlns:cx2="http://schemas.microsoft.com/office/drawing/2015/10/21/chartex" xmlns:cx3="http://schemas.microsoft.com/office/drawing/2016/5/9/chartex" xmlns:cx4="http://schemas.microsoft.com/office/drawing/2016/5/10/chartex" xmlns:cx5="http://schemas.microsoft.com/office/drawing/2016/5/11/chartex" xmlns:cx6="http://schemas.microsoft.com/office/drawing/2016/5/12/chartex" xmlns:cx7="http://schemas.microsoft.com/office/drawing/2016/5/13/chartex" xmlns:cx8="http://schemas.microsoft.com/office/drawing/2016/5/14/chartex" xmlns:mc="http://schemas.openxmlformats.org/markup-compatibility/2006" xmlns:aink="http://schemas.microsoft.com/office/drawing/2016/ink" xmlns:am3d="http://schemas.microsoft.com/office/drawing/2017/model3d" xmlns:o="urn:schemas-microsoft-com:office:office" xmlns:r="http://schemas.openxmlformats.org/officeDocument/2006/relationships" xmlns:m="http://schemas.openxmlformats.org/officeDocument/2006/math" xmlns:v="urn:schemas-microsoft-com:vml" xmlns:wp14="http://schemas.microsoft.com/office/word/2010/wordprocessingDrawing" xmlns:wp="http://schemas.openxmlformats.org/drawingml/2006/wordprocessingDrawing" xmlns:w10="urn:schemas-microsoft-com:office:word" xmlns:w="http://schemas.openxmlformats.org/wordprocessingml/2006/main" xmlns:w14="http://schemas.microsoft.com/office/word/2010/wordml" xmlns:w15="http://schemas.microsoft.com/office/word/2012/wordml" xmlns:w16cex="http://schemas.microsoft.com/office/word/2018/wordml/cex" xmlns:w16cid="http://schemas.microsoft.com/office/word/2016/wordml/cid" xmlns:w16="http://schemas.microsoft.com/office/word/2018/wordml" xmlns:w16sdtdh="http://schemas.microsoft.com/office/word/2020/wordml/sdtdatahash" xmlns:w16se="http://schemas.microsoft.com/office/word/2015/wordml/symex" xmlns:wpg="http://schemas.microsoft.com/office/word/2010/wordprocessingGroup" xmlns:wpi="http://schemas.microsoft.com/office/word/2010/wordprocessingInk" xmlns:wne="http://schemas.microsoft.com/office/word/2006/wordml" xmlns:wps="http://schemas.microsoft.com/office/word/2010/wordprocessingShape" mc:Ignorable="w14 w15 w16se w16cid w16 w16cex w16sdtdh wp14">
+<w:endnotes xmlns:wpc="http://schemas.microsoft.com/office/word/2010/wordprocessingCanvas" xmlns:cx="http://schemas.microsoft.com/office/drawing/2014/chartex" xmlns:cx1="http://schemas.microsoft.com/office/drawing/2015/9/8/chartex" xmlns:cx2="http://schemas.microsoft.com/office/drawing/2015/10/21/chartex" xmlns:cx3="http://schemas.microsoft.com/office/drawing/2016/5/9/chartex" xmlns:cx4="http://schemas.microsoft.com/office/drawing/2016/5/10/chartex" xmlns:cx5="http://schemas.microsoft.com/office/drawing/2016/5/11/chartex" xmlns:cx6="http://schemas.microsoft.com/office/drawing/2016/5/12/chartex" xmlns:cx7="http://schemas.microsoft.com/office/drawing/2016/5/13/chartex" xmlns:cx8="http://schemas.microsoft.com/office/drawing/2016/5/14/chartex" xmlns:mc="http://schemas.openxmlformats.org/markup-compatibility/2006" xmlns:aink="http://schemas.microsoft.com/office/drawing/2016/ink" xmlns:am3d="http://schemas.microsoft.com/office/drawing/2017/model3d" xmlns:o="urn:schemas-microsoft-com:office:office" xmlns:oel="http://schemas.microsoft.com/office/2019/extlst" xmlns:r="http://schemas.openxmlformats.org/officeDocument/2006/relationships" xmlns:m="http://schemas.openxmlformats.org/officeDocument/2006/math" xmlns:v="urn:schemas-microsoft-com:vml" xmlns:wp14="http://schemas.microsoft.com/office/word/2010/wordprocessingDrawing" xmlns:wp="http://schemas.openxmlformats.org/drawingml/2006/wordprocessingDrawing" xmlns:w10="urn:schemas-microsoft-com:office:word" xmlns:w="http://schemas.openxmlformats.org/wordprocessingml/2006/main" xmlns:w14="http://schemas.microsoft.com/office/word/2010/wordml" xmlns:w15="http://schemas.microsoft.com/office/word/2012/wordml" xmlns:w16cex="http://schemas.microsoft.com/office/word/2018/wordml/cex" xmlns:w16cid="http://schemas.microsoft.com/office/word/2016/wordml/cid" xmlns:w16="http://schemas.microsoft.com/office/word/2018/wordml" xmlns:w16du="http://schemas.microsoft.com/office/word/2023/wordml/word16du" xmlns:w16sdtdh="http://schemas.microsoft.com/office/word/2020/wordml/sdtdatahash" xmlns:w16sdtfl="http://schemas.microsoft.com/office/word/2024/wordml/sdtformatlock" xmlns:w16se="http://schemas.microsoft.com/office/word/2015/wordml/symex" xmlns:wpg="http://schemas.microsoft.com/office/word/2010/wordprocessingGroup" xmlns:wpi="http://schemas.microsoft.com/office/word/2010/wordprocessingInk" xmlns:wne="http://schemas.microsoft.com/office/word/2006/wordml" xmlns:wps="http://schemas.microsoft.com/office/word/2010/wordprocessingShape" mc:Ignorable="w14 w15 w16se w16cid w16 w16cex w16sdtdh w16sdtfl w16du wp14">
   <w:endnote w:type="separator" w:id="-1">
     <w:p>
       <w:pPr>
@@ -10970,7 +12989,7 @@
 </file>
 
 <file path=word/footer1.xml><?xml version="1.0" encoding="utf-8"?>
-<w:ftr xmlns:wpc="http://schemas.microsoft.com/office/word/2010/wordprocessingCanvas" xmlns:cx="http://schemas.microsoft.com/office/drawing/2014/chartex" xmlns:cx1="http://schemas.microsoft.com/office/drawing/2015/9/8/chartex" xmlns:cx2="http://schemas.microsoft.com/office/drawing/2015/10/21/chartex" xmlns:cx3="http://schemas.microsoft.com/office/drawing/2016/5/9/chartex" xmlns:cx4="http://schemas.microsoft.com/office/drawing/2016/5/10/chartex" xmlns:cx5="http://schemas.microsoft.com/office/drawing/2016/5/11/chartex" xmlns:cx6="http://schemas.microsoft.com/office/drawing/2016/5/12/chartex" xmlns:cx7="http://schemas.microsoft.com/office/drawing/2016/5/13/chartex" xmlns:cx8="http://schemas.microsoft.com/office/drawing/2016/5/14/chartex" xmlns:mc="http://schemas.openxmlformats.org/markup-compatibility/2006" xmlns:aink="http://schemas.microsoft.com/office/drawing/2016/ink" xmlns:am3d="http://schemas.microsoft.com/office/drawing/2017/model3d" xmlns:o="urn:schemas-microsoft-com:office:office" xmlns:r="http://schemas.openxmlformats.org/officeDocument/2006/relationships" xmlns:m="http://schemas.openxmlformats.org/officeDocument/2006/math" xmlns:v="urn:schemas-microsoft-com:vml" xmlns:wp14="http://schemas.microsoft.com/office/word/2010/wordprocessingDrawing" xmlns:wp="http://schemas.openxmlformats.org/drawingml/2006/wordprocessingDrawing" xmlns:w10="urn:schemas-microsoft-com:office:word" xmlns:w="http://schemas.openxmlformats.org/wordprocessingml/2006/main" xmlns:w14="http://schemas.microsoft.com/office/word/2010/wordml" xmlns:w15="http://schemas.microsoft.com/office/word/2012/wordml" xmlns:w16cex="http://schemas.microsoft.com/office/word/2018/wordml/cex" xmlns:w16cid="http://schemas.microsoft.com/office/word/2016/wordml/cid" xmlns:w16="http://schemas.microsoft.com/office/word/2018/wordml" xmlns:w16sdtdh="http://schemas.microsoft.com/office/word/2020/wordml/sdtdatahash" xmlns:w16se="http://schemas.microsoft.com/office/word/2015/wordml/symex" xmlns:wpg="http://schemas.microsoft.com/office/word/2010/wordprocessingGroup" xmlns:wpi="http://schemas.microsoft.com/office/word/2010/wordprocessingInk" xmlns:wne="http://schemas.microsoft.com/office/word/2006/wordml" xmlns:wps="http://schemas.microsoft.com/office/word/2010/wordprocessingShape" mc:Ignorable="w14 w15 w16se w16cid w16 w16cex w16sdtdh wp14">
+<w:ftr xmlns:wpc="http://schemas.microsoft.com/office/word/2010/wordprocessingCanvas" xmlns:cx="http://schemas.microsoft.com/office/drawing/2014/chartex" xmlns:cx1="http://schemas.microsoft.com/office/drawing/2015/9/8/chartex" xmlns:cx2="http://schemas.microsoft.com/office/drawing/2015/10/21/chartex" xmlns:cx3="http://schemas.microsoft.com/office/drawing/2016/5/9/chartex" xmlns:cx4="http://schemas.microsoft.com/office/drawing/2016/5/10/chartex" xmlns:cx5="http://schemas.microsoft.com/office/drawing/2016/5/11/chartex" xmlns:cx6="http://schemas.microsoft.com/office/drawing/2016/5/12/chartex" xmlns:cx7="http://schemas.microsoft.com/office/drawing/2016/5/13/chartex" xmlns:cx8="http://schemas.microsoft.com/office/drawing/2016/5/14/chartex" xmlns:mc="http://schemas.openxmlformats.org/markup-compatibility/2006" xmlns:aink="http://schemas.microsoft.com/office/drawing/2016/ink" xmlns:am3d="http://schemas.microsoft.com/office/drawing/2017/model3d" xmlns:o="urn:schemas-microsoft-com:office:office" xmlns:oel="http://schemas.microsoft.com/office/2019/extlst" xmlns:r="http://schemas.openxmlformats.org/officeDocument/2006/relationships" xmlns:m="http://schemas.openxmlformats.org/officeDocument/2006/math" xmlns:v="urn:schemas-microsoft-com:vml" xmlns:wp14="http://schemas.microsoft.com/office/word/2010/wordprocessingDrawing" xmlns:wp="http://schemas.openxmlformats.org/drawingml/2006/wordprocessingDrawing" xmlns:w10="urn:schemas-microsoft-com:office:word" xmlns:w="http://schemas.openxmlformats.org/wordprocessingml/2006/main" xmlns:w14="http://schemas.microsoft.com/office/word/2010/wordml" xmlns:w15="http://schemas.microsoft.com/office/word/2012/wordml" xmlns:w16cex="http://schemas.microsoft.com/office/word/2018/wordml/cex" xmlns:w16cid="http://schemas.microsoft.com/office/word/2016/wordml/cid" xmlns:w16="http://schemas.microsoft.com/office/word/2018/wordml" xmlns:w16du="http://schemas.microsoft.com/office/word/2023/wordml/word16du" xmlns:w16sdtdh="http://schemas.microsoft.com/office/word/2020/wordml/sdtdatahash" xmlns:w16sdtfl="http://schemas.microsoft.com/office/word/2024/wordml/sdtformatlock" xmlns:w16se="http://schemas.microsoft.com/office/word/2015/wordml/symex" xmlns:wpg="http://schemas.microsoft.com/office/word/2010/wordprocessingGroup" xmlns:wpi="http://schemas.microsoft.com/office/word/2010/wordprocessingInk" xmlns:wne="http://schemas.microsoft.com/office/word/2006/wordml" xmlns:wps="http://schemas.microsoft.com/office/word/2010/wordprocessingShape" mc:Ignorable="w14 w15 w16se w16cid w16 w16cex w16sdtdh w16sdtfl w16du wp14">
   <w:p>
     <w:pPr>
       <w:pStyle w:val="a5"/>
@@ -11029,7 +13048,7 @@
 </file>
 
 <file path=word/footer2.xml><?xml version="1.0" encoding="utf-8"?>
-<w:ftr xmlns:wpc="http://schemas.microsoft.com/office/word/2010/wordprocessingCanvas" xmlns:cx="http://schemas.microsoft.com/office/drawing/2014/chartex" xmlns:cx1="http://schemas.microsoft.com/office/drawing/2015/9/8/chartex" xmlns:cx2="http://schemas.microsoft.com/office/drawing/2015/10/21/chartex" xmlns:cx3="http://schemas.microsoft.com/office/drawing/2016/5/9/chartex" xmlns:cx4="http://schemas.microsoft.com/office/drawing/2016/5/10/chartex" xmlns:cx5="http://schemas.microsoft.com/office/drawing/2016/5/11/chartex" xmlns:cx6="http://schemas.microsoft.com/office/drawing/2016/5/12/chartex" xmlns:cx7="http://schemas.microsoft.com/office/drawing/2016/5/13/chartex" xmlns:cx8="http://schemas.microsoft.com/office/drawing/2016/5/14/chartex" xmlns:mc="http://schemas.openxmlformats.org/markup-compatibility/2006" xmlns:aink="http://schemas.microsoft.com/office/drawing/2016/ink" xmlns:am3d="http://schemas.microsoft.com/office/drawing/2017/model3d" xmlns:o="urn:schemas-microsoft-com:office:office" xmlns:r="http://schemas.openxmlformats.org/officeDocument/2006/relationships" xmlns:m="http://schemas.openxmlformats.org/officeDocument/2006/math" xmlns:v="urn:schemas-microsoft-com:vml" xmlns:wp14="http://schemas.microsoft.com/office/word/2010/wordprocessingDrawing" xmlns:wp="http://schemas.openxmlformats.org/drawingml/2006/wordprocessingDrawing" xmlns:w10="urn:schemas-microsoft-com:office:word" xmlns:w="http://schemas.openxmlformats.org/wordprocessingml/2006/main" xmlns:w14="http://schemas.microsoft.com/office/word/2010/wordml" xmlns:w15="http://schemas.microsoft.com/office/word/2012/wordml" xmlns:w16cex="http://schemas.microsoft.com/office/word/2018/wordml/cex" xmlns:w16cid="http://schemas.microsoft.com/office/word/2016/wordml/cid" xmlns:w16="http://schemas.microsoft.com/office/word/2018/wordml" xmlns:w16sdtdh="http://schemas.microsoft.com/office/word/2020/wordml/sdtdatahash" xmlns:w16se="http://schemas.microsoft.com/office/word/2015/wordml/symex" xmlns:wpg="http://schemas.microsoft.com/office/word/2010/wordprocessingGroup" xmlns:wpi="http://schemas.microsoft.com/office/word/2010/wordprocessingInk" xmlns:wne="http://schemas.microsoft.com/office/word/2006/wordml" xmlns:wps="http://schemas.microsoft.com/office/word/2010/wordprocessingShape" mc:Ignorable="w14 w15 w16se w16cid w16 w16cex w16sdtdh wp14">
+<w:ftr xmlns:wpc="http://schemas.microsoft.com/office/word/2010/wordprocessingCanvas" xmlns:cx="http://schemas.microsoft.com/office/drawing/2014/chartex" xmlns:cx1="http://schemas.microsoft.com/office/drawing/2015/9/8/chartex" xmlns:cx2="http://schemas.microsoft.com/office/drawing/2015/10/21/chartex" xmlns:cx3="http://schemas.microsoft.com/office/drawing/2016/5/9/chartex" xmlns:cx4="http://schemas.microsoft.com/office/drawing/2016/5/10/chartex" xmlns:cx5="http://schemas.microsoft.com/office/drawing/2016/5/11/chartex" xmlns:cx6="http://schemas.microsoft.com/office/drawing/2016/5/12/chartex" xmlns:cx7="http://schemas.microsoft.com/office/drawing/2016/5/13/chartex" xmlns:cx8="http://schemas.microsoft.com/office/drawing/2016/5/14/chartex" xmlns:mc="http://schemas.openxmlformats.org/markup-compatibility/2006" xmlns:aink="http://schemas.microsoft.com/office/drawing/2016/ink" xmlns:am3d="http://schemas.microsoft.com/office/drawing/2017/model3d" xmlns:o="urn:schemas-microsoft-com:office:office" xmlns:oel="http://schemas.microsoft.com/office/2019/extlst" xmlns:r="http://schemas.openxmlformats.org/officeDocument/2006/relationships" xmlns:m="http://schemas.openxmlformats.org/officeDocument/2006/math" xmlns:v="urn:schemas-microsoft-com:vml" xmlns:wp14="http://schemas.microsoft.com/office/word/2010/wordprocessingDrawing" xmlns:wp="http://schemas.openxmlformats.org/drawingml/2006/wordprocessingDrawing" xmlns:w10="urn:schemas-microsoft-com:office:word" xmlns:w="http://schemas.openxmlformats.org/wordprocessingml/2006/main" xmlns:w14="http://schemas.microsoft.com/office/word/2010/wordml" xmlns:w15="http://schemas.microsoft.com/office/word/2012/wordml" xmlns:w16cex="http://schemas.microsoft.com/office/word/2018/wordml/cex" xmlns:w16cid="http://schemas.microsoft.com/office/word/2016/wordml/cid" xmlns:w16="http://schemas.microsoft.com/office/word/2018/wordml" xmlns:w16du="http://schemas.microsoft.com/office/word/2023/wordml/word16du" xmlns:w16sdtdh="http://schemas.microsoft.com/office/word/2020/wordml/sdtdatahash" xmlns:w16sdtfl="http://schemas.microsoft.com/office/word/2024/wordml/sdtformatlock" xmlns:w16se="http://schemas.microsoft.com/office/word/2015/wordml/symex" xmlns:wpg="http://schemas.microsoft.com/office/word/2010/wordprocessingGroup" xmlns:wpi="http://schemas.microsoft.com/office/word/2010/wordprocessingInk" xmlns:wne="http://schemas.microsoft.com/office/word/2006/wordml" xmlns:wps="http://schemas.microsoft.com/office/word/2010/wordprocessingShape" mc:Ignorable="w14 w15 w16se w16cid w16 w16cex w16sdtdh w16sdtfl w16du wp14">
   <w:p>
     <w:pPr>
       <w:pStyle w:val="a5"/>
@@ -11070,7 +13089,7 @@
 </file>
 
 <file path=word/footnotes.xml><?xml version="1.0" encoding="utf-8"?>
-<w:footnotes xmlns:wpc="http://schemas.microsoft.com/office/word/2010/wordprocessingCanvas" xmlns:cx="http://schemas.microsoft.com/office/drawing/2014/chartex" xmlns:cx1="http://schemas.microsoft.com/office/drawing/2015/9/8/chartex" xmlns:cx2="http://schemas.microsoft.com/office/drawing/2015/10/21/chartex" xmlns:cx3="http://schemas.microsoft.com/office/drawing/2016/5/9/chartex" xmlns:cx4="http://schemas.microsoft.com/office/drawing/2016/5/10/chartex" xmlns:cx5="http://schemas.microsoft.com/office/drawing/2016/5/11/chartex" xmlns:cx6="http://schemas.microsoft.com/office/drawing/2016/5/12/chartex" xmlns:cx7="http://schemas.microsoft.com/office/drawing/2016/5/13/chartex" xmlns:cx8="http://schemas.microsoft.com/office/drawing/2016/5/14/chartex" xmlns:mc="http://schemas.openxmlformats.org/markup-compatibility/2006" xmlns:aink="http://schemas.microsoft.com/office/drawing/2016/ink" xmlns:am3d="http://schemas.microsoft.com/office/drawing/2017/model3d" xmlns:o="urn:schemas-microsoft-com:office:office" xmlns:r="http://schemas.openxmlformats.org/officeDocument/2006/relationships" xmlns:m="http://schemas.openxmlformats.org/officeDocument/2006/math" xmlns:v="urn:schemas-microsoft-com:vml" xmlns:wp14="http://schemas.microsoft.com/office/word/2010/wordprocessingDrawing" xmlns:wp="http://schemas.openxmlformats.org/drawingml/2006/wordprocessingDrawing" xmlns:w10="urn:schemas-microsoft-com:office:word" xmlns:w="http://schemas.openxmlformats.org/wordprocessingml/2006/main" xmlns:w14="http://schemas.microsoft.com/office/word/2010/wordml" xmlns:w15="http://schemas.microsoft.com/office/word/2012/wordml" xmlns:w16cex="http://schemas.microsoft.com/office/word/2018/wordml/cex" xmlns:w16cid="http://schemas.microsoft.com/office/word/2016/wordml/cid" xmlns:w16="http://schemas.microsoft.com/office/word/2018/wordml" xmlns:w16sdtdh="http://schemas.microsoft.com/office/word/2020/wordml/sdtdatahash" xmlns:w16se="http://schemas.microsoft.com/office/word/2015/wordml/symex" xmlns:wpg="http://schemas.microsoft.com/office/word/2010/wordprocessingGroup" xmlns:wpi="http://schemas.microsoft.com/office/word/2010/wordprocessingInk" xmlns:wne="http://schemas.microsoft.com/office/word/2006/wordml" xmlns:wps="http://schemas.microsoft.com/office/word/2010/wordprocessingShape" mc:Ignorable="w14 w15 w16se w16cid w16 w16cex w16sdtdh wp14">
+<w:footnotes xmlns:wpc="http://schemas.microsoft.com/office/word/2010/wordprocessingCanvas" xmlns:cx="http://schemas.microsoft.com/office/drawing/2014/chartex" xmlns:cx1="http://schemas.microsoft.com/office/drawing/2015/9/8/chartex" xmlns:cx2="http://schemas.microsoft.com/office/drawing/2015/10/21/chartex" xmlns:cx3="http://schemas.microsoft.com/office/drawing/2016/5/9/chartex" xmlns:cx4="http://schemas.microsoft.com/office/drawing/2016/5/10/chartex" xmlns:cx5="http://schemas.microsoft.com/office/drawing/2016/5/11/chartex" xmlns:cx6="http://schemas.microsoft.com/office/drawing/2016/5/12/chartex" xmlns:cx7="http://schemas.microsoft.com/office/drawing/2016/5/13/chartex" xmlns:cx8="http://schemas.microsoft.com/office/drawing/2016/5/14/chartex" xmlns:mc="http://schemas.openxmlformats.org/markup-compatibility/2006" xmlns:aink="http://schemas.microsoft.com/office/drawing/2016/ink" xmlns:am3d="http://schemas.microsoft.com/office/drawing/2017/model3d" xmlns:o="urn:schemas-microsoft-com:office:office" xmlns:oel="http://schemas.microsoft.com/office/2019/extlst" xmlns:r="http://schemas.openxmlformats.org/officeDocument/2006/relationships" xmlns:m="http://schemas.openxmlformats.org/officeDocument/2006/math" xmlns:v="urn:schemas-microsoft-com:vml" xmlns:wp14="http://schemas.microsoft.com/office/word/2010/wordprocessingDrawing" xmlns:wp="http://schemas.openxmlformats.org/drawingml/2006/wordprocessingDrawing" xmlns:w10="urn:schemas-microsoft-com:office:word" xmlns:w="http://schemas.openxmlformats.org/wordprocessingml/2006/main" xmlns:w14="http://schemas.microsoft.com/office/word/2010/wordml" xmlns:w15="http://schemas.microsoft.com/office/word/2012/wordml" xmlns:w16cex="http://schemas.microsoft.com/office/word/2018/wordml/cex" xmlns:w16cid="http://schemas.microsoft.com/office/word/2016/wordml/cid" xmlns:w16="http://schemas.microsoft.com/office/word/2018/wordml" xmlns:w16du="http://schemas.microsoft.com/office/word/2023/wordml/word16du" xmlns:w16sdtdh="http://schemas.microsoft.com/office/word/2020/wordml/sdtdatahash" xmlns:w16sdtfl="http://schemas.microsoft.com/office/word/2024/wordml/sdtformatlock" xmlns:w16se="http://schemas.microsoft.com/office/word/2015/wordml/symex" xmlns:wpg="http://schemas.microsoft.com/office/word/2010/wordprocessingGroup" xmlns:wpi="http://schemas.microsoft.com/office/word/2010/wordprocessingInk" xmlns:wne="http://schemas.microsoft.com/office/word/2006/wordml" xmlns:wps="http://schemas.microsoft.com/office/word/2010/wordprocessingShape" mc:Ignorable="w14 w15 w16se w16cid w16 w16cex w16sdtdh w16sdtfl w16du wp14">
   <w:footnote w:type="separator" w:id="-1">
     <w:p>
       <w:pPr>
@@ -11095,7 +13114,7 @@
 </file>
 
 <file path=word/numbering.xml><?xml version="1.0" encoding="utf-8"?>
-<w:numbering xmlns:wpc="http://schemas.microsoft.com/office/word/2010/wordprocessingCanvas" xmlns:cx="http://schemas.microsoft.com/office/drawing/2014/chartex" xmlns:cx1="http://schemas.microsoft.com/office/drawing/2015/9/8/chartex" xmlns:cx2="http://schemas.microsoft.com/office/drawing/2015/10/21/chartex" xmlns:cx3="http://schemas.microsoft.com/office/drawing/2016/5/9/chartex" xmlns:cx4="http://schemas.microsoft.com/office/drawing/2016/5/10/chartex" xmlns:cx5="http://schemas.microsoft.com/office/drawing/2016/5/11/chartex" xmlns:cx6="http://schemas.microsoft.com/office/drawing/2016/5/12/chartex" xmlns:cx7="http://schemas.microsoft.com/office/drawing/2016/5/13/chartex" xmlns:cx8="http://schemas.microsoft.com/office/drawing/2016/5/14/chartex" xmlns:mc="http://schemas.openxmlformats.org/markup-compatibility/2006" xmlns:aink="http://schemas.microsoft.com/office/drawing/2016/ink" xmlns:am3d="http://schemas.microsoft.com/office/drawing/2017/model3d" xmlns:o="urn:schemas-microsoft-com:office:office" xmlns:r="http://schemas.openxmlformats.org/officeDocument/2006/relationships" xmlns:m="http://schemas.openxmlformats.org/officeDocument/2006/math" xmlns:v="urn:schemas-microsoft-com:vml" xmlns:wp14="http://schemas.microsoft.com/office/word/2010/wordprocessingDrawing" xmlns:wp="http://schemas.openxmlformats.org/drawingml/2006/wordprocessingDrawing" xmlns:w10="urn:schemas-microsoft-com:office:word" xmlns:w="http://schemas.openxmlformats.org/wordprocessingml/2006/main" xmlns:w14="http://schemas.microsoft.com/office/word/2010/wordml" xmlns:w15="http://schemas.microsoft.com/office/word/2012/wordml" xmlns:w16cex="http://schemas.microsoft.com/office/word/2018/wordml/cex" xmlns:w16cid="http://schemas.microsoft.com/office/word/2016/wordml/cid" xmlns:w16="http://schemas.microsoft.com/office/word/2018/wordml" xmlns:w16sdtdh="http://schemas.microsoft.com/office/word/2020/wordml/sdtdatahash" xmlns:w16se="http://schemas.microsoft.com/office/word/2015/wordml/symex" xmlns:wpg="http://schemas.microsoft.com/office/word/2010/wordprocessingGroup" xmlns:wpi="http://schemas.microsoft.com/office/word/2010/wordprocessingInk" xmlns:wne="http://schemas.microsoft.com/office/word/2006/wordml" xmlns:wps="http://schemas.microsoft.com/office/word/2010/wordprocessingShape" mc:Ignorable="w14 w15 w16se w16cid w16 w16cex w16sdtdh wp14">
+<w:numbering xmlns:wpc="http://schemas.microsoft.com/office/word/2010/wordprocessingCanvas" xmlns:cx="http://schemas.microsoft.com/office/drawing/2014/chartex" xmlns:cx1="http://schemas.microsoft.com/office/drawing/2015/9/8/chartex" xmlns:cx2="http://schemas.microsoft.com/office/drawing/2015/10/21/chartex" xmlns:cx3="http://schemas.microsoft.com/office/drawing/2016/5/9/chartex" xmlns:cx4="http://schemas.microsoft.com/office/drawing/2016/5/10/chartex" xmlns:cx5="http://schemas.microsoft.com/office/drawing/2016/5/11/chartex" xmlns:cx6="http://schemas.microsoft.com/office/drawing/2016/5/12/chartex" xmlns:cx7="http://schemas.microsoft.com/office/drawing/2016/5/13/chartex" xmlns:cx8="http://schemas.microsoft.com/office/drawing/2016/5/14/chartex" xmlns:mc="http://schemas.openxmlformats.org/markup-compatibility/2006" xmlns:aink="http://schemas.microsoft.com/office/drawing/2016/ink" xmlns:am3d="http://schemas.microsoft.com/office/drawing/2017/model3d" xmlns:o="urn:schemas-microsoft-com:office:office" xmlns:oel="http://schemas.microsoft.com/office/2019/extlst" xmlns:r="http://schemas.openxmlformats.org/officeDocument/2006/relationships" xmlns:m="http://schemas.openxmlformats.org/officeDocument/2006/math" xmlns:v="urn:schemas-microsoft-com:vml" xmlns:wp14="http://schemas.microsoft.com/office/word/2010/wordprocessingDrawing" xmlns:wp="http://schemas.openxmlformats.org/drawingml/2006/wordprocessingDrawing" xmlns:w10="urn:schemas-microsoft-com:office:word" xmlns:w="http://schemas.openxmlformats.org/wordprocessingml/2006/main" xmlns:w14="http://schemas.microsoft.com/office/word/2010/wordml" xmlns:w15="http://schemas.microsoft.com/office/word/2012/wordml" xmlns:w16cex="http://schemas.microsoft.com/office/word/2018/wordml/cex" xmlns:w16cid="http://schemas.microsoft.com/office/word/2016/wordml/cid" xmlns:w16="http://schemas.microsoft.com/office/word/2018/wordml" xmlns:w16du="http://schemas.microsoft.com/office/word/2023/wordml/word16du" xmlns:w16sdtdh="http://schemas.microsoft.com/office/word/2020/wordml/sdtdatahash" xmlns:w16sdtfl="http://schemas.microsoft.com/office/word/2024/wordml/sdtformatlock" xmlns:w16se="http://schemas.microsoft.com/office/word/2015/wordml/symex" xmlns:wpg="http://schemas.microsoft.com/office/word/2010/wordprocessingGroup" xmlns:wpi="http://schemas.microsoft.com/office/word/2010/wordprocessingInk" xmlns:wne="http://schemas.microsoft.com/office/word/2006/wordml" xmlns:wps="http://schemas.microsoft.com/office/word/2010/wordprocessingShape" mc:Ignorable="w14 w15 w16se w16cid w16 w16cex w16sdtdh w16sdtfl w16du wp14">
   <w:abstractNum w:abstractNumId="0" w15:restartNumberingAfterBreak="0">
     <w:nsid w:val="022749A7"/>
     <w:multiLevelType w:val="hybridMultilevel"/>
@@ -13448,80 +15467,80 @@
       </w:rPr>
     </w:lvl>
   </w:abstractNum>
-  <w:num w:numId="1">
+  <w:num w:numId="1" w16cid:durableId="1375038573">
     <w:abstractNumId w:val="0"/>
   </w:num>
-  <w:num w:numId="2">
+  <w:num w:numId="2" w16cid:durableId="889651514">
     <w:abstractNumId w:val="16"/>
   </w:num>
-  <w:num w:numId="3">
+  <w:num w:numId="3" w16cid:durableId="1370492831">
     <w:abstractNumId w:val="13"/>
   </w:num>
-  <w:num w:numId="4">
+  <w:num w:numId="4" w16cid:durableId="909970237">
     <w:abstractNumId w:val="10"/>
   </w:num>
-  <w:num w:numId="5">
+  <w:num w:numId="5" w16cid:durableId="792483585">
     <w:abstractNumId w:val="20"/>
   </w:num>
-  <w:num w:numId="6">
+  <w:num w:numId="6" w16cid:durableId="876696077">
     <w:abstractNumId w:val="9"/>
   </w:num>
-  <w:num w:numId="7">
+  <w:num w:numId="7" w16cid:durableId="1447701997">
     <w:abstractNumId w:val="14"/>
   </w:num>
-  <w:num w:numId="8">
+  <w:num w:numId="8" w16cid:durableId="635841468">
     <w:abstractNumId w:val="2"/>
   </w:num>
-  <w:num w:numId="9">
+  <w:num w:numId="9" w16cid:durableId="1715304336">
     <w:abstractNumId w:val="1"/>
   </w:num>
-  <w:num w:numId="10">
+  <w:num w:numId="10" w16cid:durableId="410470264">
     <w:abstractNumId w:val="18"/>
   </w:num>
-  <w:num w:numId="11">
+  <w:num w:numId="11" w16cid:durableId="737632079">
     <w:abstractNumId w:val="8"/>
   </w:num>
-  <w:num w:numId="12">
+  <w:num w:numId="12" w16cid:durableId="2068456345">
     <w:abstractNumId w:val="12"/>
   </w:num>
-  <w:num w:numId="13">
+  <w:num w:numId="13" w16cid:durableId="693770022">
     <w:abstractNumId w:val="5"/>
   </w:num>
-  <w:num w:numId="14">
+  <w:num w:numId="14" w16cid:durableId="1012685306">
     <w:abstractNumId w:val="4"/>
   </w:num>
-  <w:num w:numId="15">
+  <w:num w:numId="15" w16cid:durableId="929851017">
     <w:abstractNumId w:val="6"/>
   </w:num>
-  <w:num w:numId="16">
+  <w:num w:numId="16" w16cid:durableId="898395271">
     <w:abstractNumId w:val="21"/>
   </w:num>
-  <w:num w:numId="17">
+  <w:num w:numId="17" w16cid:durableId="1937589033">
     <w:abstractNumId w:val="17"/>
   </w:num>
-  <w:num w:numId="18">
+  <w:num w:numId="18" w16cid:durableId="1179736610">
     <w:abstractNumId w:val="11"/>
   </w:num>
-  <w:num w:numId="19">
+  <w:num w:numId="19" w16cid:durableId="1792555291">
     <w:abstractNumId w:val="15"/>
   </w:num>
-  <w:num w:numId="20">
+  <w:num w:numId="20" w16cid:durableId="527983639">
     <w:abstractNumId w:val="19"/>
   </w:num>
-  <w:num w:numId="21">
+  <w:num w:numId="21" w16cid:durableId="483812965">
     <w:abstractNumId w:val="3"/>
   </w:num>
-  <w:num w:numId="22">
+  <w:num w:numId="22" w16cid:durableId="1324428728">
     <w:abstractNumId w:val="22"/>
   </w:num>
-  <w:num w:numId="23">
+  <w:num w:numId="23" w16cid:durableId="243731557">
     <w:abstractNumId w:val="7"/>
   </w:num>
 </w:numbering>
 </file>
 
 <file path=word/styles.xml><?xml version="1.0" encoding="utf-8"?>
-<w:styles xmlns:mc="http://schemas.openxmlformats.org/markup-compatibility/2006" xmlns:r="http://schemas.openxmlformats.org/officeDocument/2006/relationships" xmlns:w="http://schemas.openxmlformats.org/wordprocessingml/2006/main" xmlns:w14="http://schemas.microsoft.com/office/word/2010/wordml" xmlns:w15="http://schemas.microsoft.com/office/word/2012/wordml" xmlns:w16cex="http://schemas.microsoft.com/office/word/2018/wordml/cex" xmlns:w16cid="http://schemas.microsoft.com/office/word/2016/wordml/cid" xmlns:w16="http://schemas.microsoft.com/office/word/2018/wordml" xmlns:w16sdtdh="http://schemas.microsoft.com/office/word/2020/wordml/sdtdatahash" xmlns:w16se="http://schemas.microsoft.com/office/word/2015/wordml/symex" mc:Ignorable="w14 w15 w16se w16cid w16 w16cex w16sdtdh">
+<w:styles xmlns:mc="http://schemas.openxmlformats.org/markup-compatibility/2006" xmlns:r="http://schemas.openxmlformats.org/officeDocument/2006/relationships" xmlns:w="http://schemas.openxmlformats.org/wordprocessingml/2006/main" xmlns:w14="http://schemas.microsoft.com/office/word/2010/wordml" xmlns:w15="http://schemas.microsoft.com/office/word/2012/wordml" xmlns:w16cex="http://schemas.microsoft.com/office/word/2018/wordml/cex" xmlns:w16cid="http://schemas.microsoft.com/office/word/2016/wordml/cid" xmlns:w16="http://schemas.microsoft.com/office/word/2018/wordml" xmlns:w16du="http://schemas.microsoft.com/office/word/2023/wordml/word16du" xmlns:w16sdtdh="http://schemas.microsoft.com/office/word/2020/wordml/sdtdatahash" xmlns:w16sdtfl="http://schemas.microsoft.com/office/word/2024/wordml/sdtformatlock" xmlns:w16se="http://schemas.microsoft.com/office/word/2015/wordml/symex" mc:Ignorable="w14 w15 w16se w16cid w16 w16cex w16sdtdh w16sdtfl w16du">
   <w:docDefaults>
     <w:rPrDefault>
       <w:rPr>

--- a/PZ and plakat/alpha_pz/Бородин_11_жуковский.docx
+++ b/PZ and plakat/alpha_pz/Бородин_11_жуковский.docx
@@ -9789,6 +9789,18 @@
         <w:t xml:space="preserve">После выбора технологического стека и описания технического задания можно описать конечный принцип работы программы по пунктам. Начальным этапом работы является запуск программы, после чего идёт инициализация интерфейса и переход в основную функцию работы программы. Далее </w:t>
       </w:r>
       <w:r>
+        <w:t>пользователь выбирает свою ОС в списке поддерживаемых</w:t>
+      </w:r>
+      <w:r>
+        <w:t xml:space="preserve">. </w:t>
+      </w:r>
+      <w:r>
+        <w:t>После этого</w:t>
+      </w:r>
+      <w:r>
+        <w:t xml:space="preserve">, </w:t>
+      </w:r>
+      <w:r>
         <w:t>пользователь выбирает интересующий его функционал</w:t>
       </w:r>
       <w:r>
@@ -9811,18 +9823,6 @@
       </w:r>
       <w:r>
         <w:t>)</w:t>
-      </w:r>
-      <w:r>
-        <w:t xml:space="preserve">. </w:t>
-      </w:r>
-      <w:r>
-        <w:t>После этого</w:t>
-      </w:r>
-      <w:r>
-        <w:t xml:space="preserve">, </w:t>
-      </w:r>
-      <w:r>
-        <w:t>пользователь выбирает свою ОС в списке поддерживаемых</w:t>
       </w:r>
       <w:r>
         <w:t>. После нажатия кнопки запуска проверки программа начинает выполнять цепочку действий</w:t>
@@ -9860,18 +9860,153 @@
       <w:r>
         <w:t xml:space="preserve">2. </w:t>
       </w:r>
-    </w:p>
-    <w:p>
-      <w:r>
-        <w:rPr>
-          <w:noProof/>
-        </w:rPr>
+      <w:r>
+        <w:t xml:space="preserve">Далее происходит автоматический </w:t>
+      </w:r>
+      <w:proofErr w:type="spellStart"/>
+      <w:r>
+        <w:t>патчинг</w:t>
+      </w:r>
+      <w:proofErr w:type="spellEnd"/>
+      <w:r>
+        <w:t xml:space="preserve"> </w:t>
+      </w:r>
+      <w:r>
+        <w:rPr>
+          <w:lang w:val="en-US"/>
+        </w:rPr>
+        <w:t>SCAP</w:t>
+      </w:r>
+      <w:r>
+        <w:t>-</w:t>
+      </w:r>
+      <w:r>
+        <w:t xml:space="preserve">контента если </w:t>
+      </w:r>
+      <w:r>
+        <w:rPr>
+          <w:lang w:val="en-US"/>
+        </w:rPr>
+        <w:t>CPE</w:t>
+      </w:r>
+      <w:r>
+        <w:t xml:space="preserve"> </w:t>
+      </w:r>
+      <w:r>
+        <w:t>системы не соответствует указанному в самом контенте</w:t>
+      </w:r>
+    </w:p>
+    <w:p>
+      <w:pPr>
+        <w:ind w:firstLine="0"/>
+      </w:pPr>
+      <w:r>
+        <w:t xml:space="preserve">3. Начинается сама </w:t>
+      </w:r>
+      <w:r>
+        <w:rPr>
+          <w:lang w:val="en-US"/>
+        </w:rPr>
+        <w:t>OVAL</w:t>
+      </w:r>
+      <w:r>
+        <w:t>/</w:t>
+      </w:r>
+      <w:r>
+        <w:rPr>
+          <w:lang w:val="en-US"/>
+        </w:rPr>
+        <w:t>XCCDF</w:t>
+      </w:r>
+      <w:r>
+        <w:t xml:space="preserve"> </w:t>
+      </w:r>
+      <w:r>
+        <w:t>проверка, при возникновении ошибок они выводятся в консоль.</w:t>
+      </w:r>
+    </w:p>
+    <w:p>
+      <w:pPr>
+        <w:ind w:firstLine="0"/>
+      </w:pPr>
+      <w:r>
+        <w:t xml:space="preserve">3.5 Если при выборе проверки по </w:t>
+      </w:r>
+      <w:r>
+        <w:rPr>
+          <w:lang w:val="en-US"/>
+        </w:rPr>
+        <w:t>XCCDF</w:t>
+      </w:r>
+      <w:r>
+        <w:t xml:space="preserve"> </w:t>
+      </w:r>
+      <w:r>
+        <w:t>правилам было выбрано проведение исправления найденных уязвимостей</w:t>
+      </w:r>
+      <w:r>
+        <w:t>/</w:t>
+      </w:r>
+      <w:proofErr w:type="spellStart"/>
+      <w:r>
+        <w:t>мисконфигураций</w:t>
+      </w:r>
+      <w:proofErr w:type="spellEnd"/>
+      <w:r>
+        <w:t xml:space="preserve"> – то перед формированием отчёта будет проведен </w:t>
+      </w:r>
+      <w:r>
+        <w:rPr>
+          <w:lang w:val="en-US"/>
+        </w:rPr>
+        <w:t>remediation</w:t>
+      </w:r>
+      <w:r>
+        <w:t xml:space="preserve"> </w:t>
+      </w:r>
+      <w:r>
+        <w:t xml:space="preserve">по контенту из </w:t>
+      </w:r>
+      <w:r>
+        <w:rPr>
+          <w:lang w:val="en-US"/>
+        </w:rPr>
+        <w:t>XCCDF</w:t>
+      </w:r>
+      <w:r>
+        <w:t>-</w:t>
+      </w:r>
+      <w:r>
+        <w:t>правил.</w:t>
+      </w:r>
+    </w:p>
+    <w:p>
+      <w:pPr>
+        <w:ind w:firstLine="0"/>
+      </w:pPr>
+      <w:r>
+        <w:t>4. Перед выводом данных проверки в удобочитаемом виде они сначала агрегируются в списки</w:t>
+      </w:r>
+    </w:p>
+    <w:p>
+      <w:pPr>
+        <w:ind w:firstLine="0"/>
+      </w:pPr>
+      <w:r>
+        <w:t>5. Вывод данных проверки на экран в табличном, удобочитаемом для чтения и просмотра виде.</w:t>
+      </w:r>
+    </w:p>
+    <w:p>
+      <w:pPr>
+        <w:ind w:firstLine="0"/>
+      </w:pPr>
+      <w:r>
         <w:lastRenderedPageBreak/>
         <w:drawing>
-          <wp:inline distT="0" distB="0" distL="0" distR="0" wp14:anchorId="43E3E460" wp14:editId="16A3DCF9">
-            <wp:extent cx="5030038" cy="8298180"/>
-            <wp:effectExtent l="0" t="0" r="0" b="7620"/>
-            <wp:docPr id="9" name="Рисунок 9"/>
+          <wp:inline distT="0" distB="0" distL="0" distR="0" wp14:anchorId="7E2C3DE1" wp14:editId="49C00D80">
+            <wp:extent cx="5939790" cy="6317615"/>
+            <wp:effectExtent l="0" t="0" r="3810" b="6985"/>
+            <wp:docPr id="139298229" name="Рисунок 3"/>
             <wp:cNvGraphicFramePr>
               <a:graphicFrameLocks xmlns:a="http://schemas.openxmlformats.org/drawingml/2006/main" noChangeAspect="1"/>
             </wp:cNvGraphicFramePr>
@@ -9879,7 +10014,7 @@
               <a:graphicData uri="http://schemas.openxmlformats.org/drawingml/2006/picture">
                 <pic:pic xmlns:pic="http://schemas.openxmlformats.org/drawingml/2006/picture">
                   <pic:nvPicPr>
-                    <pic:cNvPr id="0" name="Picture 7"/>
+                    <pic:cNvPr id="0" name="Picture 6"/>
                     <pic:cNvPicPr>
                       <a:picLocks noChangeAspect="1" noChangeArrowheads="1"/>
                     </pic:cNvPicPr>
@@ -9900,7 +10035,7 @@
                   <pic:spPr bwMode="auto">
                     <a:xfrm>
                       <a:off x="0" y="0"/>
-                      <a:ext cx="5036532" cy="8308893"/>
+                      <a:ext cx="5939790" cy="6317615"/>
                     </a:xfrm>
                     <a:prstGeom prst="rect">
                       <a:avLst/>
@@ -9917,6 +10052,7 @@
         </w:drawing>
       </w:r>
     </w:p>
+    <w:p/>
     <w:p>
       <w:pPr>
         <w:ind w:firstLine="0"/>
@@ -11020,6 +11156,9 @@
       <w:r>
         <w:t>.</w:t>
       </w:r>
+      <w:r>
+        <w:t xml:space="preserve"> </w:t>
+      </w:r>
     </w:p>
     <w:p>
       <w:pPr>
@@ -11032,7 +11171,7 @@
         <w:jc w:val="both"/>
       </w:pPr>
       <w:r>
-        <w:t>Улучшение отчётности и экспорт результатов. Можно добавить экспорт отчётов в форматы PDF/HTML/JSON, фильтрацию и поиск по правилам.</w:t>
+        <w:t>Для удобства просмотра и анализа отчётов внутри программы может быть реализована расширенная система фильтрации отчётов.</w:t>
       </w:r>
     </w:p>
     <w:p/>
@@ -11137,7 +11276,7 @@
       </w:r>
       <w:proofErr w:type="spellStart"/>
       <w:r>
-        <w:t>tailoring</w:t>
+        <w:t>патчинга</w:t>
       </w:r>
       <w:proofErr w:type="spellEnd"/>
       <w:r>
@@ -11201,7 +11340,13 @@
         <w:jc w:val="both"/>
       </w:pPr>
       <w:r>
-        <w:t xml:space="preserve">Проект является перспективным для практического применения, поскольку опирается на открытые стандарты SCAP, обеспечивает воспроизводимость проверок и снижает зависимость от проприетарных решений. Модульная архитектура программы позволяет расширять функциональность: добавлять поддержку новых платформ и источников SCAP-контента, улучшать отчётность, а также развивать механизмы автоматизации </w:t>
+        <w:t xml:space="preserve">Проект является </w:t>
+      </w:r>
+      <w:r>
+        <w:t>перспективным</w:t>
+      </w:r>
+      <w:r>
+        <w:t xml:space="preserve"> для практического применения, поскольку опирается на открытые стандарты SCAP, обеспечивает воспроизводимость проверок и снижает зависимость от проприетарных решений. Модульная архитектура программы позволяет расширять функциональность: добавлять поддержку новых платформ и источников SCAP-контента, улучшать отчётность, а также развивать механизмы автоматизации </w:t>
       </w:r>
       <w:proofErr w:type="spellStart"/>
       <w:r>
@@ -11210,6 +11355,61 @@
       <w:proofErr w:type="spellEnd"/>
       <w:r>
         <w:t>.</w:t>
+      </w:r>
+      <w:r>
+        <w:t xml:space="preserve"> Полная адаптируемость продукта достигнута за счёт нескольких факторов</w:t>
+      </w:r>
+      <w:r>
+        <w:t>:</w:t>
+      </w:r>
+      <w:r>
+        <w:t xml:space="preserve"> стандартизированного результата проверок в </w:t>
+      </w:r>
+      <w:r>
+        <w:rPr>
+          <w:lang w:val="en-US"/>
+        </w:rPr>
+        <w:t>SCAP</w:t>
+      </w:r>
+      <w:r>
+        <w:t>-</w:t>
+      </w:r>
+      <w:r>
+        <w:t xml:space="preserve">формате и возможности экспорта полученных таблиц в табличный формат. Эти две возможности полностью покрывают возможные направления интеграции – в автоматизированный процесс </w:t>
+      </w:r>
+      <w:r>
+        <w:t>(</w:t>
+      </w:r>
+      <w:r>
+        <w:t xml:space="preserve">результаты в </w:t>
+      </w:r>
+      <w:r>
+        <w:rPr>
+          <w:lang w:val="en-US"/>
+        </w:rPr>
+        <w:t>SCAP</w:t>
+      </w:r>
+      <w:r>
+        <w:t>-</w:t>
+      </w:r>
+      <w:r>
+        <w:t xml:space="preserve">формате обрабатываются сторонними инструментами) и ручной (анализ таблиц </w:t>
+      </w:r>
+      <w:r>
+        <w:lastRenderedPageBreak/>
+        <w:t xml:space="preserve">аудиторами безопасности). Проактивность продукта достигается за счёт автоматического обновления баз данных </w:t>
+      </w:r>
+      <w:r>
+        <w:rPr>
+          <w:lang w:val="en-US"/>
+        </w:rPr>
+        <w:t>SCAP</w:t>
+      </w:r>
+      <w:r>
+        <w:t>-</w:t>
+      </w:r>
+      <w:r>
+        <w:t>контента.</w:t>
       </w:r>
     </w:p>
     <w:p>
@@ -11227,13 +11427,25 @@
       </w:r>
       <w:proofErr w:type="spellEnd"/>
       <w:r>
-        <w:t xml:space="preserve"> не </w:t>
+        <w:t xml:space="preserve"> </w:t>
+      </w:r>
+      <w:r>
+        <w:t xml:space="preserve">в визуальном интерфейсе </w:t>
+      </w:r>
+      <w:r>
+        <w:t xml:space="preserve">не </w:t>
       </w:r>
       <w:r>
         <w:t>выделяются исправленные несоответствия</w:t>
       </w:r>
       <w:r>
-        <w:t xml:space="preserve">, что снижает удобство подтверждения устранения несоответствий и может быть улучшено в дальнейшем. Также требуют развития возможности отчётности (экспорт в дополнительные форматы, расширенная фильтрация) и расширение набора поддерживаемых </w:t>
+        <w:t xml:space="preserve">, что снижает удобство подтверждения устранения несоответствий и может быть улучшено в дальнейшем. Также требуют развития возможности отчётности </w:t>
+      </w:r>
+      <w:r>
+        <w:t>(расширенная фильтрация в рамках программы)</w:t>
+      </w:r>
+      <w:r>
+        <w:t xml:space="preserve"> и расширение набора поддерживаемых </w:t>
       </w:r>
       <w:r>
         <w:t>дистрибутивов</w:t>
@@ -11249,7 +11461,6 @@
         <w:jc w:val="both"/>
       </w:pPr>
       <w:r>
-        <w:lastRenderedPageBreak/>
         <w:t xml:space="preserve">Таким образом, разработанное решение демонстрирует работоспособность и практическую применимость для задач регулярного аудита и </w:t>
       </w:r>
       <w:proofErr w:type="spellStart"/>
@@ -12431,7 +12642,7 @@
                     </pic:cNvPicPr>
                   </pic:nvPicPr>
                   <pic:blipFill>
-                    <a:blip r:embed="rId16">
+                    <a:blip r:embed="rId18">
                       <a:extLst>
                         <a:ext uri="{28A0092B-C50C-407E-A947-70E740481C1C}">
                           <a14:useLocalDpi xmlns:a14="http://schemas.microsoft.com/office/drawing/2010/main" val="0"/>
@@ -12869,7 +13080,7 @@
                     </pic:cNvPicPr>
                   </pic:nvPicPr>
                   <pic:blipFill>
-                    <a:blip r:embed="rId18">
+                    <a:blip r:embed="rId19">
                       <a:extLst>
                         <a:ext uri="{28A0092B-C50C-407E-A947-70E740481C1C}">
                           <a14:useLocalDpi xmlns:a14="http://schemas.microsoft.com/office/drawing/2010/main" val="0"/>
@@ -12951,8 +13162,8 @@
       </w:pPr>
     </w:p>
     <w:sectPr>
-      <w:footerReference w:type="default" r:id="rId19"/>
-      <w:footerReference w:type="first" r:id="rId20"/>
+      <w:footerReference w:type="default" r:id="rId20"/>
+      <w:footerReference w:type="first" r:id="rId21"/>
       <w:pgSz w:w="11906" w:h="16838"/>
       <w:pgMar w:top="1134" w:right="851" w:bottom="1134" w:left="1701" w:header="709" w:footer="709" w:gutter="0"/>
       <w:cols w:space="708"/>
@@ -15998,7 +16209,6 @@
   <w:style w:type="character" w:default="1" w:styleId="a0">
     <w:name w:val="Default Paragraph Font"/>
     <w:uiPriority w:val="1"/>
-    <w:semiHidden/>
     <w:unhideWhenUsed/>
   </w:style>
   <w:style w:type="table" w:default="1" w:styleId="a1">

--- a/PZ and plakat/alpha_pz/Бородин_11_жуковский.docx
+++ b/PZ and plakat/alpha_pz/Бородин_11_жуковский.docx
@@ -231,7 +231,26 @@
           <w:sz w:val="36"/>
           <w:szCs w:val="36"/>
         </w:rPr>
-        <w:t xml:space="preserve"> операционной системы на основе стандарта SCAP</w:t>
+        <w:t xml:space="preserve"> операционной системы на основе </w:t>
+      </w:r>
+      <w:r>
+        <w:rPr>
+          <w:b/>
+          <w:bCs/>
+          <w:sz w:val="36"/>
+          <w:szCs w:val="36"/>
+        </w:rPr>
+        <w:t xml:space="preserve">открытых стандартов </w:t>
+      </w:r>
+      <w:r>
+        <w:rPr>
+          <w:b/>
+          <w:bCs/>
+          <w:sz w:val="36"/>
+          <w:szCs w:val="36"/>
+          <w:lang w:val="en-US"/>
+        </w:rPr>
+        <w:t>SCAP</w:t>
       </w:r>
       <w:r>
         <w:rPr>
@@ -510,6 +529,587 @@
         </w:tc>
       </w:tr>
     </w:tbl>
+    <w:p>
+      <w:pPr>
+        <w:ind w:firstLine="0"/>
+        <w:jc w:val="center"/>
+        <w:rPr>
+          <w:rFonts w:cs="Times New Roman"/>
+          <w:b/>
+          <w:sz w:val="32"/>
+          <w:szCs w:val="36"/>
+        </w:rPr>
+      </w:pPr>
+      <w:r>
+        <w:rPr>
+          <w:rFonts w:cs="Times New Roman"/>
+          <w:b/>
+          <w:sz w:val="32"/>
+          <w:szCs w:val="36"/>
+        </w:rPr>
+        <w:lastRenderedPageBreak/>
+        <w:t>Реферат</w:t>
+      </w:r>
+    </w:p>
+    <w:p>
+      <w:pPr>
+        <w:ind w:firstLine="0"/>
+        <w:rPr>
+          <w:rFonts w:cs="Times New Roman"/>
+          <w:bCs/>
+          <w:szCs w:val="24"/>
+        </w:rPr>
+      </w:pPr>
+      <w:r>
+        <w:rPr>
+          <w:rFonts w:cs="Times New Roman"/>
+          <w:bCs/>
+          <w:szCs w:val="24"/>
+        </w:rPr>
+        <w:t xml:space="preserve">Отчёт 37 с., 6 рис., 4 табл., 8 </w:t>
+      </w:r>
+      <w:proofErr w:type="spellStart"/>
+      <w:r>
+        <w:rPr>
+          <w:rFonts w:cs="Times New Roman"/>
+          <w:bCs/>
+          <w:szCs w:val="24"/>
+        </w:rPr>
+        <w:t>источн</w:t>
+      </w:r>
+      <w:proofErr w:type="spellEnd"/>
+      <w:r>
+        <w:rPr>
+          <w:rFonts w:cs="Times New Roman"/>
+          <w:bCs/>
+          <w:szCs w:val="24"/>
+        </w:rPr>
+        <w:t>., 2 прил.</w:t>
+      </w:r>
+    </w:p>
+    <w:p>
+      <w:pPr>
+        <w:ind w:firstLine="0"/>
+        <w:jc w:val="both"/>
+        <w:rPr>
+          <w:rFonts w:cs="Times New Roman"/>
+          <w:bCs/>
+          <w:szCs w:val="24"/>
+        </w:rPr>
+      </w:pPr>
+      <w:r>
+        <w:rPr>
+          <w:rFonts w:cs="Times New Roman"/>
+          <w:bCs/>
+          <w:szCs w:val="24"/>
+        </w:rPr>
+        <w:t xml:space="preserve">SCAP, OVAL, XCCDF, АУДИТ БЕЗОПАСНОСТИ, ХАРДЕНИНГ, УЯЗВИМОСТИ, МИСКОНФИГУРАЦИИ, </w:t>
+      </w:r>
+      <w:r>
+        <w:rPr>
+          <w:rFonts w:cs="Times New Roman"/>
+          <w:bCs/>
+          <w:szCs w:val="24"/>
+        </w:rPr>
+        <w:t>ПАТЧИНГ</w:t>
+      </w:r>
+      <w:r>
+        <w:rPr>
+          <w:rFonts w:cs="Times New Roman"/>
+          <w:bCs/>
+          <w:szCs w:val="24"/>
+        </w:rPr>
+        <w:t xml:space="preserve">, REMEDIATION, </w:t>
+      </w:r>
+      <w:proofErr w:type="spellStart"/>
+      <w:r>
+        <w:rPr>
+          <w:rFonts w:cs="Times New Roman"/>
+          <w:bCs/>
+          <w:szCs w:val="24"/>
+        </w:rPr>
+        <w:t>openSCAP</w:t>
+      </w:r>
+      <w:proofErr w:type="spellEnd"/>
+    </w:p>
+    <w:p>
+      <w:pPr>
+        <w:ind w:firstLine="0"/>
+        <w:jc w:val="both"/>
+        <w:rPr>
+          <w:rFonts w:cs="Times New Roman"/>
+          <w:bCs/>
+          <w:szCs w:val="24"/>
+        </w:rPr>
+      </w:pPr>
+      <w:r>
+        <w:rPr>
+          <w:rFonts w:cs="Times New Roman"/>
+          <w:bCs/>
+          <w:szCs w:val="24"/>
+        </w:rPr>
+        <w:t xml:space="preserve">Объектом исследования является процесс автоматизированного аудита и </w:t>
+      </w:r>
+      <w:proofErr w:type="spellStart"/>
+      <w:r>
+        <w:rPr>
+          <w:rFonts w:cs="Times New Roman"/>
+          <w:bCs/>
+          <w:szCs w:val="24"/>
+        </w:rPr>
+        <w:t>харденинга</w:t>
+      </w:r>
+      <w:proofErr w:type="spellEnd"/>
+      <w:r>
+        <w:rPr>
+          <w:rFonts w:cs="Times New Roman"/>
+          <w:bCs/>
+          <w:szCs w:val="24"/>
+        </w:rPr>
+        <w:t xml:space="preserve"> операционной системы на основе стандартизированного SCAP-контента</w:t>
+      </w:r>
+      <w:r>
+        <w:rPr>
+          <w:rFonts w:cs="Times New Roman"/>
+          <w:bCs/>
+          <w:szCs w:val="24"/>
+        </w:rPr>
+        <w:t>.</w:t>
+      </w:r>
+    </w:p>
+    <w:p>
+      <w:pPr>
+        <w:ind w:firstLine="0"/>
+        <w:jc w:val="both"/>
+        <w:rPr>
+          <w:rFonts w:cs="Times New Roman"/>
+          <w:bCs/>
+          <w:szCs w:val="24"/>
+        </w:rPr>
+      </w:pPr>
+      <w:r>
+        <w:rPr>
+          <w:rFonts w:cs="Times New Roman"/>
+          <w:bCs/>
+          <w:szCs w:val="24"/>
+        </w:rPr>
+        <w:t xml:space="preserve">Цель работы - разработка программного средства автоматизированной проверки операционной системы на наличие уязвимостей и </w:t>
+      </w:r>
+      <w:proofErr w:type="spellStart"/>
+      <w:r>
+        <w:rPr>
+          <w:rFonts w:cs="Times New Roman"/>
+          <w:bCs/>
+          <w:szCs w:val="24"/>
+        </w:rPr>
+        <w:t>мисконфигураций</w:t>
+      </w:r>
+      <w:proofErr w:type="spellEnd"/>
+      <w:r>
+        <w:rPr>
+          <w:rFonts w:cs="Times New Roman"/>
+          <w:bCs/>
+          <w:szCs w:val="24"/>
+        </w:rPr>
+        <w:t xml:space="preserve"> на основе </w:t>
+      </w:r>
+      <w:r>
+        <w:rPr>
+          <w:rFonts w:cs="Times New Roman"/>
+          <w:bCs/>
+          <w:szCs w:val="24"/>
+        </w:rPr>
+        <w:t>стандартов</w:t>
+      </w:r>
+      <w:r>
+        <w:rPr>
+          <w:rFonts w:cs="Times New Roman"/>
+          <w:bCs/>
+          <w:szCs w:val="24"/>
+        </w:rPr>
+        <w:t xml:space="preserve"> SCAP с возможностью формирования отчёта и автоматического устранения выявленных несоответствий.</w:t>
+      </w:r>
+    </w:p>
+    <w:p>
+      <w:pPr>
+        <w:ind w:firstLine="0"/>
+        <w:jc w:val="both"/>
+        <w:rPr>
+          <w:rFonts w:cs="Times New Roman"/>
+          <w:bCs/>
+          <w:szCs w:val="24"/>
+        </w:rPr>
+      </w:pPr>
+      <w:r>
+        <w:rPr>
+          <w:rFonts w:cs="Times New Roman"/>
+          <w:bCs/>
+          <w:szCs w:val="24"/>
+        </w:rPr>
+        <w:t xml:space="preserve">В процессе работы был изучен открытый стандарт SCAP, в частности OVAL и XCCDF, </w:t>
+      </w:r>
+      <w:r>
+        <w:rPr>
+          <w:rFonts w:cs="Times New Roman"/>
+          <w:bCs/>
+          <w:szCs w:val="24"/>
+        </w:rPr>
+        <w:t xml:space="preserve">а также </w:t>
+      </w:r>
+      <w:r>
+        <w:rPr>
+          <w:rFonts w:cs="Times New Roman"/>
+          <w:bCs/>
+          <w:szCs w:val="24"/>
+        </w:rPr>
+        <w:t>проведён анализ существующих решений в области автоматизации аудита безопасности</w:t>
+      </w:r>
+      <w:r>
+        <w:rPr>
+          <w:rFonts w:cs="Times New Roman"/>
+          <w:bCs/>
+          <w:szCs w:val="24"/>
+        </w:rPr>
+        <w:t>.</w:t>
+      </w:r>
+    </w:p>
+    <w:p>
+      <w:pPr>
+        <w:ind w:firstLine="0"/>
+        <w:jc w:val="both"/>
+        <w:rPr>
+          <w:rFonts w:cs="Times New Roman"/>
+          <w:bCs/>
+          <w:szCs w:val="24"/>
+        </w:rPr>
+      </w:pPr>
+      <w:r>
+        <w:rPr>
+          <w:rFonts w:cs="Times New Roman"/>
+          <w:bCs/>
+          <w:szCs w:val="24"/>
+        </w:rPr>
+        <w:t xml:space="preserve">В результате выполнения проекта было разработано программное средство, позволяющее автоматически загружать SCAP-контент для выбранной операционной системы, выполнять проверки по OVAL-дефинициям и XCCDF-правилам, автоматически адаптировать контент к целевой платформе при помощи </w:t>
+      </w:r>
+      <w:proofErr w:type="spellStart"/>
+      <w:r>
+        <w:rPr>
+          <w:rFonts w:cs="Times New Roman"/>
+          <w:bCs/>
+          <w:szCs w:val="24"/>
+        </w:rPr>
+        <w:t>патчинга</w:t>
+      </w:r>
+      <w:proofErr w:type="spellEnd"/>
+      <w:r>
+        <w:rPr>
+          <w:rFonts w:cs="Times New Roman"/>
+          <w:bCs/>
+          <w:szCs w:val="24"/>
+        </w:rPr>
+        <w:t xml:space="preserve"> SCAP-контента, применять </w:t>
+      </w:r>
+      <w:proofErr w:type="spellStart"/>
+      <w:r>
+        <w:rPr>
+          <w:rFonts w:cs="Times New Roman"/>
+          <w:bCs/>
+          <w:szCs w:val="24"/>
+        </w:rPr>
+        <w:t>remediation</w:t>
+      </w:r>
+      <w:proofErr w:type="spellEnd"/>
+      <w:r>
+        <w:rPr>
+          <w:rFonts w:cs="Times New Roman"/>
+          <w:bCs/>
+          <w:szCs w:val="24"/>
+        </w:rPr>
+        <w:t xml:space="preserve"> при наличии соответствующего контента и выводить результаты в удобочитаемом табличном виде</w:t>
+      </w:r>
+      <w:r>
+        <w:rPr>
+          <w:rFonts w:cs="Times New Roman"/>
+          <w:bCs/>
+          <w:szCs w:val="24"/>
+        </w:rPr>
+        <w:t>.</w:t>
+      </w:r>
+    </w:p>
+    <w:p>
+      <w:pPr>
+        <w:ind w:firstLine="0"/>
+        <w:jc w:val="both"/>
+        <w:rPr>
+          <w:rFonts w:cs="Times New Roman"/>
+          <w:bCs/>
+          <w:szCs w:val="24"/>
+        </w:rPr>
+      </w:pPr>
+      <w:r>
+        <w:rPr>
+          <w:rFonts w:cs="Times New Roman"/>
+          <w:bCs/>
+          <w:szCs w:val="24"/>
+        </w:rPr>
+        <w:t xml:space="preserve">Основными показателями продукта являются поддержка открытых стандартов SCAP, возможность автоматического </w:t>
+      </w:r>
+      <w:proofErr w:type="spellStart"/>
+      <w:r>
+        <w:rPr>
+          <w:rFonts w:cs="Times New Roman"/>
+          <w:bCs/>
+          <w:szCs w:val="24"/>
+        </w:rPr>
+        <w:t>патчинга</w:t>
+      </w:r>
+      <w:proofErr w:type="spellEnd"/>
+      <w:r>
+        <w:rPr>
+          <w:rFonts w:cs="Times New Roman"/>
+          <w:bCs/>
+          <w:szCs w:val="24"/>
+        </w:rPr>
+        <w:t xml:space="preserve">, поддержка </w:t>
+      </w:r>
+      <w:proofErr w:type="spellStart"/>
+      <w:r>
+        <w:rPr>
+          <w:rFonts w:cs="Times New Roman"/>
+          <w:bCs/>
+          <w:szCs w:val="24"/>
+        </w:rPr>
+        <w:t>remediation</w:t>
+      </w:r>
+      <w:proofErr w:type="spellEnd"/>
+      <w:r>
+        <w:rPr>
+          <w:rFonts w:cs="Times New Roman"/>
+          <w:bCs/>
+          <w:szCs w:val="24"/>
+        </w:rPr>
+        <w:t xml:space="preserve">, </w:t>
+      </w:r>
+      <w:r>
+        <w:rPr>
+          <w:rFonts w:cs="Times New Roman"/>
+          <w:bCs/>
+          <w:szCs w:val="24"/>
+        </w:rPr>
+        <w:t xml:space="preserve">а также </w:t>
+      </w:r>
+      <w:r>
+        <w:rPr>
+          <w:rFonts w:cs="Times New Roman"/>
+          <w:bCs/>
+          <w:szCs w:val="24"/>
+        </w:rPr>
+        <w:t>возможность расширения функциональности за счёт добавления новых платформ</w:t>
+      </w:r>
+      <w:r>
+        <w:rPr>
+          <w:rFonts w:cs="Times New Roman"/>
+          <w:bCs/>
+          <w:szCs w:val="24"/>
+        </w:rPr>
+        <w:t>,</w:t>
+      </w:r>
+      <w:r>
+        <w:rPr>
+          <w:rFonts w:cs="Times New Roman"/>
+          <w:bCs/>
+          <w:szCs w:val="24"/>
+        </w:rPr>
+        <w:t xml:space="preserve"> источников SCAP-контента</w:t>
+      </w:r>
+      <w:r>
+        <w:rPr>
+          <w:rFonts w:cs="Times New Roman"/>
+          <w:bCs/>
+          <w:szCs w:val="24"/>
+        </w:rPr>
+        <w:t xml:space="preserve"> и модульности архитектуры</w:t>
+      </w:r>
+      <w:r>
+        <w:rPr>
+          <w:rFonts w:cs="Times New Roman"/>
+          <w:bCs/>
+          <w:szCs w:val="24"/>
+        </w:rPr>
+        <w:t>.</w:t>
+      </w:r>
+    </w:p>
+    <w:p>
+      <w:pPr>
+        <w:ind w:firstLine="0"/>
+        <w:jc w:val="both"/>
+        <w:rPr>
+          <w:rFonts w:cs="Times New Roman"/>
+          <w:b/>
+          <w:sz w:val="32"/>
+          <w:szCs w:val="36"/>
+        </w:rPr>
+      </w:pPr>
+      <w:r>
+        <w:rPr>
+          <w:rFonts w:cs="Times New Roman"/>
+          <w:bCs/>
+          <w:szCs w:val="24"/>
+        </w:rPr>
+        <w:t xml:space="preserve">Разрабатываемая программа является превентивной мерой, поскольку за счёт автоматизированного аудита и </w:t>
+      </w:r>
+      <w:proofErr w:type="spellStart"/>
+      <w:r>
+        <w:rPr>
+          <w:rFonts w:cs="Times New Roman"/>
+          <w:bCs/>
+          <w:szCs w:val="24"/>
+        </w:rPr>
+        <w:t>харденинга</w:t>
+      </w:r>
+      <w:proofErr w:type="spellEnd"/>
+      <w:r>
+        <w:rPr>
+          <w:rFonts w:cs="Times New Roman"/>
+          <w:bCs/>
+          <w:szCs w:val="24"/>
+        </w:rPr>
+        <w:t xml:space="preserve"> устраняет уязвимости и </w:t>
+      </w:r>
+      <w:proofErr w:type="spellStart"/>
+      <w:r>
+        <w:rPr>
+          <w:rFonts w:cs="Times New Roman"/>
+          <w:bCs/>
+          <w:szCs w:val="24"/>
+        </w:rPr>
+        <w:t>мисконфигурации</w:t>
+      </w:r>
+      <w:proofErr w:type="spellEnd"/>
+      <w:r>
+        <w:rPr>
+          <w:rFonts w:cs="Times New Roman"/>
+          <w:bCs/>
+          <w:szCs w:val="24"/>
+        </w:rPr>
+        <w:t>, чем снижает по</w:t>
+      </w:r>
+      <w:r>
+        <w:rPr>
+          <w:rFonts w:cs="Times New Roman"/>
+          <w:bCs/>
+          <w:szCs w:val="24"/>
+        </w:rPr>
+        <w:t xml:space="preserve">верхность атаки и минимизирует вероятность эксплуатации типовых техник злоумышленника. В работе показано, что программа защищает от нескольких техник по </w:t>
+      </w:r>
+      <w:r>
+        <w:rPr>
+          <w:rFonts w:cs="Times New Roman"/>
+          <w:bCs/>
+          <w:szCs w:val="24"/>
+          <w:lang w:val="en-US"/>
+        </w:rPr>
+        <w:t>MITRE</w:t>
+      </w:r>
+      <w:r>
+        <w:rPr>
+          <w:rFonts w:cs="Times New Roman"/>
+          <w:bCs/>
+          <w:szCs w:val="24"/>
+        </w:rPr>
+        <w:t xml:space="preserve"> </w:t>
+      </w:r>
+      <w:r>
+        <w:rPr>
+          <w:rFonts w:cs="Times New Roman"/>
+          <w:bCs/>
+          <w:szCs w:val="24"/>
+          <w:lang w:val="en-US"/>
+        </w:rPr>
+        <w:t>ATT</w:t>
+      </w:r>
+      <w:r>
+        <w:rPr>
+          <w:rFonts w:cs="Times New Roman"/>
+          <w:bCs/>
+          <w:szCs w:val="24"/>
+        </w:rPr>
+        <w:t>&amp;</w:t>
+      </w:r>
+      <w:r>
+        <w:rPr>
+          <w:rFonts w:cs="Times New Roman"/>
+          <w:bCs/>
+          <w:szCs w:val="24"/>
+          <w:lang w:val="en-US"/>
+        </w:rPr>
+        <w:t>CK</w:t>
+      </w:r>
+      <w:r>
+        <w:rPr>
+          <w:rFonts w:cs="Times New Roman"/>
+          <w:bCs/>
+          <w:szCs w:val="24"/>
+        </w:rPr>
+        <w:t xml:space="preserve">, </w:t>
+      </w:r>
+      <w:r>
+        <w:rPr>
+          <w:rFonts w:cs="Times New Roman"/>
+          <w:bCs/>
+          <w:szCs w:val="24"/>
+        </w:rPr>
+        <w:t xml:space="preserve">связанных с эксплуатацией публично доступных сервисов, повышением привилегий, изменением настроек </w:t>
+      </w:r>
+      <w:proofErr w:type="spellStart"/>
+      <w:r>
+        <w:rPr>
+          <w:rFonts w:cs="Times New Roman"/>
+          <w:bCs/>
+          <w:szCs w:val="24"/>
+        </w:rPr>
+        <w:t>фаерволла</w:t>
+      </w:r>
+      <w:proofErr w:type="spellEnd"/>
+      <w:r>
+        <w:rPr>
+          <w:rFonts w:cs="Times New Roman"/>
+          <w:bCs/>
+          <w:szCs w:val="24"/>
+        </w:rPr>
+        <w:t xml:space="preserve">, а также небезопасной конфигурацией </w:t>
+      </w:r>
+      <w:proofErr w:type="spellStart"/>
+      <w:r>
+        <w:rPr>
+          <w:rFonts w:cs="Times New Roman"/>
+          <w:bCs/>
+          <w:szCs w:val="24"/>
+          <w:lang w:val="en-US"/>
+        </w:rPr>
+        <w:t>sudo</w:t>
+      </w:r>
+      <w:proofErr w:type="spellEnd"/>
+      <w:r>
+        <w:rPr>
+          <w:rFonts w:cs="Times New Roman"/>
+          <w:bCs/>
+          <w:szCs w:val="24"/>
+        </w:rPr>
+        <w:t>.</w:t>
+      </w:r>
+    </w:p>
+    <w:p>
+      <w:pPr>
+        <w:jc w:val="center"/>
+        <w:rPr>
+          <w:rFonts w:cs="Times New Roman"/>
+          <w:b/>
+          <w:sz w:val="32"/>
+          <w:szCs w:val="36"/>
+        </w:rPr>
+      </w:pPr>
+    </w:p>
     <w:p>
       <w:pPr>
         <w:jc w:val="center"/>
@@ -2381,7 +2981,6 @@
       <w:pPr>
         <w:spacing w:before="100" w:beforeAutospacing="1" w:after="100" w:afterAutospacing="1"/>
         <w:ind w:firstLine="0"/>
-        <w:jc w:val="both"/>
         <w:rPr>
           <w:rFonts w:eastAsia="Times New Roman" w:cs="Times New Roman"/>
           <w:szCs w:val="24"/>
@@ -2394,7 +2993,7 @@
           <w:szCs w:val="24"/>
           <w:lang w:eastAsia="ru-RU"/>
         </w:rPr>
-        <w:t xml:space="preserve">SCAP </w:t>
+        <w:t>Агрегация результатов - это сбор данных из файлов результатов.</w:t>
       </w:r>
       <w:r>
         <w:rPr>
@@ -2402,7 +3001,8 @@
           <w:szCs w:val="24"/>
           <w:lang w:eastAsia="ru-RU"/>
         </w:rPr>
-        <w:t>-</w:t>
+        <w:br/>
+        <w:t>Аудит (информационной безопасности) - регулярные проверки, отчётность, анализ состояния защищённости.</w:t>
       </w:r>
       <w:r>
         <w:rPr>
@@ -2410,2554 +3010,147 @@
           <w:szCs w:val="24"/>
           <w:lang w:eastAsia="ru-RU"/>
         </w:rPr>
-        <w:t xml:space="preserve"> Security Content </w:t>
-      </w:r>
-      <w:proofErr w:type="spellStart"/>
+        <w:br/>
+        <w:t>Вендор - поставщик продукта/решения.</w:t>
+      </w:r>
       <w:r>
         <w:rPr>
           <w:rFonts w:eastAsia="Times New Roman" w:cs="Times New Roman"/>
           <w:szCs w:val="24"/>
           <w:lang w:eastAsia="ru-RU"/>
         </w:rPr>
-        <w:t>Automation</w:t>
-      </w:r>
-      <w:proofErr w:type="spellEnd"/>
+        <w:br/>
+        <w:t>Киберугрозы - угрозы атак на ИС.</w:t>
+      </w:r>
       <w:r>
         <w:rPr>
           <w:rFonts w:eastAsia="Times New Roman" w:cs="Times New Roman"/>
           <w:szCs w:val="24"/>
           <w:lang w:eastAsia="ru-RU"/>
         </w:rPr>
-        <w:t xml:space="preserve"> Protocol: набор открытых стандартов для представления/обмена данными ИБ и автоматизации проверок.</w:t>
+        <w:br/>
+      </w:r>
+      <w:proofErr w:type="spellStart"/>
+      <w:r>
+        <w:rPr>
+          <w:rFonts w:eastAsia="Times New Roman" w:cs="Times New Roman"/>
+          <w:szCs w:val="24"/>
+          <w:lang w:eastAsia="ru-RU"/>
+        </w:rPr>
+        <w:t>Мисконфигурация</w:t>
+      </w:r>
+      <w:proofErr w:type="spellEnd"/>
+      <w:r>
+        <w:rPr>
+          <w:rFonts w:eastAsia="Times New Roman" w:cs="Times New Roman"/>
+          <w:szCs w:val="24"/>
+          <w:lang w:eastAsia="ru-RU"/>
+        </w:rPr>
+        <w:t xml:space="preserve"> - небезопасная/ошибочная настройка.</w:t>
+      </w:r>
+      <w:r>
+        <w:rPr>
+          <w:rFonts w:eastAsia="Times New Roman" w:cs="Times New Roman"/>
+          <w:szCs w:val="24"/>
+          <w:lang w:eastAsia="ru-RU"/>
+        </w:rPr>
+        <w:br/>
+        <w:t>ОС - операционная система.</w:t>
+      </w:r>
+      <w:r>
+        <w:rPr>
+          <w:rFonts w:eastAsia="Times New Roman" w:cs="Times New Roman"/>
+          <w:szCs w:val="24"/>
+          <w:lang w:eastAsia="ru-RU"/>
+        </w:rPr>
+        <w:br/>
+        <w:t>Оценка соответствия конфигурации - проверка системы на соответствие политике/профилю требований.</w:t>
+      </w:r>
+      <w:r>
+        <w:rPr>
+          <w:rFonts w:eastAsia="Times New Roman" w:cs="Times New Roman"/>
+          <w:szCs w:val="24"/>
+          <w:lang w:eastAsia="ru-RU"/>
+        </w:rPr>
+        <w:br/>
+        <w:t>ПО - программное обеспечение.</w:t>
+      </w:r>
+      <w:r>
+        <w:rPr>
+          <w:rFonts w:eastAsia="Times New Roman" w:cs="Times New Roman"/>
+          <w:szCs w:val="24"/>
+          <w:lang w:eastAsia="ru-RU"/>
+        </w:rPr>
+        <w:br/>
+        <w:t>Проприетарный - закрытый (непрозрачный) механизм/формат/подход вендора.</w:t>
+      </w:r>
+      <w:r>
+        <w:rPr>
+          <w:rFonts w:eastAsia="Times New Roman" w:cs="Times New Roman"/>
+          <w:szCs w:val="24"/>
+          <w:lang w:eastAsia="ru-RU"/>
+        </w:rPr>
+        <w:br/>
+        <w:t>Сигнатурное/базовое сопоставление - подход: сбор версий ПО и сравнение с базой уязвимых версий.</w:t>
+      </w:r>
+      <w:r>
+        <w:rPr>
+          <w:rFonts w:eastAsia="Times New Roman" w:cs="Times New Roman"/>
+          <w:szCs w:val="24"/>
+          <w:lang w:eastAsia="ru-RU"/>
+        </w:rPr>
+        <w:br/>
+        <w:t>Стандартизация проверок/данных - унификация форматов правил и результатов.</w:t>
+      </w:r>
+      <w:r>
+        <w:rPr>
+          <w:rFonts w:eastAsia="Times New Roman" w:cs="Times New Roman"/>
+          <w:szCs w:val="24"/>
+          <w:lang w:eastAsia="ru-RU"/>
+        </w:rPr>
+        <w:br/>
+        <w:t>Угроза – мнимая или реальная опасность.</w:t>
+      </w:r>
+      <w:r>
+        <w:rPr>
+          <w:rFonts w:eastAsia="Times New Roman" w:cs="Times New Roman"/>
+          <w:szCs w:val="24"/>
+          <w:lang w:eastAsia="ru-RU"/>
+        </w:rPr>
+        <w:br/>
+        <w:t>Уязвимость - это слабость в системе, которая может привести к реализации угрозы.</w:t>
+      </w:r>
+      <w:r>
+        <w:rPr>
+          <w:rFonts w:eastAsia="Times New Roman" w:cs="Times New Roman"/>
+          <w:szCs w:val="24"/>
+          <w:lang w:eastAsia="ru-RU"/>
+        </w:rPr>
+        <w:br/>
+      </w:r>
+      <w:proofErr w:type="spellStart"/>
+      <w:r>
+        <w:rPr>
+          <w:rFonts w:eastAsia="Times New Roman" w:cs="Times New Roman"/>
+          <w:szCs w:val="24"/>
+          <w:lang w:eastAsia="ru-RU"/>
+        </w:rPr>
+        <w:t>Харденинг</w:t>
+      </w:r>
+      <w:proofErr w:type="spellEnd"/>
+      <w:r>
+        <w:rPr>
+          <w:rFonts w:eastAsia="Times New Roman" w:cs="Times New Roman"/>
+          <w:szCs w:val="24"/>
+          <w:lang w:eastAsia="ru-RU"/>
+        </w:rPr>
+        <w:t xml:space="preserve"> - укрепление конфигурации ОС/системы (снижение поверхности атаки).</w:t>
       </w:r>
     </w:p>
     <w:p>
       <w:pPr>
         <w:spacing w:before="100" w:beforeAutospacing="1" w:after="100" w:afterAutospacing="1"/>
         <w:ind w:firstLine="0"/>
-        <w:jc w:val="both"/>
-        <w:rPr>
-          <w:rFonts w:eastAsia="Times New Roman" w:cs="Times New Roman"/>
-          <w:szCs w:val="24"/>
-          <w:lang w:eastAsia="ru-RU"/>
-        </w:rPr>
-      </w:pPr>
-      <w:r>
-        <w:rPr>
-          <w:rFonts w:eastAsia="Times New Roman" w:cs="Times New Roman"/>
-          <w:szCs w:val="24"/>
-          <w:lang w:eastAsia="ru-RU"/>
-        </w:rPr>
-        <w:t xml:space="preserve">CVE </w:t>
-      </w:r>
-      <w:r>
-        <w:rPr>
-          <w:rFonts w:eastAsia="Times New Roman" w:cs="Times New Roman"/>
-          <w:szCs w:val="24"/>
-          <w:lang w:eastAsia="ru-RU"/>
-        </w:rPr>
-        <w:t>-</w:t>
-      </w:r>
-      <w:r>
-        <w:rPr>
-          <w:rFonts w:eastAsia="Times New Roman" w:cs="Times New Roman"/>
-          <w:szCs w:val="24"/>
-          <w:lang w:eastAsia="ru-RU"/>
-        </w:rPr>
-        <w:t xml:space="preserve"> идентификаторы известных уязвимостей.</w:t>
-      </w:r>
-    </w:p>
-    <w:p>
-      <w:pPr>
-        <w:spacing w:before="100" w:beforeAutospacing="1" w:after="100" w:afterAutospacing="1"/>
-        <w:ind w:firstLine="0"/>
-        <w:jc w:val="both"/>
-        <w:rPr>
-          <w:rFonts w:eastAsia="Times New Roman" w:cs="Times New Roman"/>
-          <w:szCs w:val="24"/>
-          <w:lang w:eastAsia="ru-RU"/>
-        </w:rPr>
-      </w:pPr>
-      <w:r>
-        <w:rPr>
-          <w:rFonts w:eastAsia="Times New Roman" w:cs="Times New Roman"/>
-          <w:szCs w:val="24"/>
-          <w:lang w:eastAsia="ru-RU"/>
-        </w:rPr>
-        <w:t xml:space="preserve">CWE </w:t>
-      </w:r>
-      <w:r>
-        <w:rPr>
-          <w:rFonts w:eastAsia="Times New Roman" w:cs="Times New Roman"/>
-          <w:szCs w:val="24"/>
-          <w:lang w:eastAsia="ru-RU"/>
-        </w:rPr>
-        <w:t>-</w:t>
-      </w:r>
-      <w:r>
-        <w:rPr>
-          <w:rFonts w:eastAsia="Times New Roman" w:cs="Times New Roman"/>
-          <w:szCs w:val="24"/>
-          <w:lang w:eastAsia="ru-RU"/>
-        </w:rPr>
-        <w:t xml:space="preserve"> классификация типов слабостей (уязвимых паттернов).</w:t>
-      </w:r>
-    </w:p>
-    <w:p>
-      <w:pPr>
-        <w:spacing w:before="100" w:beforeAutospacing="1" w:after="100" w:afterAutospacing="1"/>
-        <w:ind w:firstLine="0"/>
-        <w:jc w:val="both"/>
-        <w:rPr>
-          <w:rFonts w:eastAsia="Times New Roman" w:cs="Times New Roman"/>
-          <w:szCs w:val="24"/>
-          <w:lang w:eastAsia="ru-RU"/>
-        </w:rPr>
-      </w:pPr>
-      <w:r>
-        <w:rPr>
-          <w:rFonts w:eastAsia="Times New Roman" w:cs="Times New Roman"/>
-          <w:szCs w:val="24"/>
-          <w:lang w:eastAsia="ru-RU"/>
-        </w:rPr>
-        <w:t xml:space="preserve">CCE </w:t>
-      </w:r>
-      <w:r>
-        <w:rPr>
-          <w:rFonts w:eastAsia="Times New Roman" w:cs="Times New Roman"/>
-          <w:szCs w:val="24"/>
-          <w:lang w:eastAsia="ru-RU"/>
-        </w:rPr>
-        <w:t>-</w:t>
-      </w:r>
-      <w:r>
-        <w:rPr>
-          <w:rFonts w:eastAsia="Times New Roman" w:cs="Times New Roman"/>
-          <w:szCs w:val="24"/>
-          <w:lang w:eastAsia="ru-RU"/>
-        </w:rPr>
-        <w:t xml:space="preserve"> идентификаторы параметров/настроек конфигурации.</w:t>
-      </w:r>
-    </w:p>
-    <w:p>
-      <w:pPr>
-        <w:spacing w:before="100" w:beforeAutospacing="1" w:after="100" w:afterAutospacing="1"/>
-        <w:ind w:firstLine="0"/>
-        <w:jc w:val="both"/>
-        <w:rPr>
-          <w:rFonts w:eastAsia="Times New Roman" w:cs="Times New Roman"/>
-          <w:szCs w:val="24"/>
-          <w:lang w:eastAsia="ru-RU"/>
-        </w:rPr>
-      </w:pPr>
-      <w:r>
-        <w:rPr>
-          <w:rFonts w:eastAsia="Times New Roman" w:cs="Times New Roman"/>
-          <w:szCs w:val="24"/>
-          <w:lang w:eastAsia="ru-RU"/>
-        </w:rPr>
-        <w:t xml:space="preserve">CVSS </w:t>
-      </w:r>
-      <w:r>
-        <w:rPr>
-          <w:rFonts w:eastAsia="Times New Roman" w:cs="Times New Roman"/>
-          <w:szCs w:val="24"/>
-          <w:lang w:eastAsia="ru-RU"/>
-        </w:rPr>
-        <w:t>-</w:t>
-      </w:r>
-      <w:r>
-        <w:rPr>
-          <w:rFonts w:eastAsia="Times New Roman" w:cs="Times New Roman"/>
-          <w:szCs w:val="24"/>
-          <w:lang w:eastAsia="ru-RU"/>
-        </w:rPr>
-        <w:t xml:space="preserve"> методика оценки критичности уязвимостей.</w:t>
-      </w:r>
-    </w:p>
-    <w:p>
-      <w:pPr>
-        <w:spacing w:before="100" w:beforeAutospacing="1" w:after="100" w:afterAutospacing="1"/>
-        <w:ind w:firstLine="0"/>
-        <w:jc w:val="both"/>
-        <w:rPr>
-          <w:rFonts w:eastAsia="Times New Roman" w:cs="Times New Roman"/>
-          <w:szCs w:val="24"/>
-          <w:lang w:eastAsia="ru-RU"/>
-        </w:rPr>
-      </w:pPr>
-      <w:r>
-        <w:rPr>
-          <w:rFonts w:eastAsia="Times New Roman" w:cs="Times New Roman"/>
-          <w:szCs w:val="24"/>
-          <w:lang w:eastAsia="ru-RU"/>
-        </w:rPr>
-        <w:t xml:space="preserve">OVAL </w:t>
-      </w:r>
-      <w:r>
-        <w:rPr>
-          <w:rFonts w:eastAsia="Times New Roman" w:cs="Times New Roman"/>
-          <w:szCs w:val="24"/>
-          <w:lang w:eastAsia="ru-RU"/>
-        </w:rPr>
-        <w:t>-</w:t>
-      </w:r>
-      <w:r>
-        <w:rPr>
-          <w:rFonts w:eastAsia="Times New Roman" w:cs="Times New Roman"/>
-          <w:szCs w:val="24"/>
-          <w:lang w:eastAsia="ru-RU"/>
-        </w:rPr>
-        <w:t xml:space="preserve"> Open </w:t>
-      </w:r>
-      <w:proofErr w:type="spellStart"/>
-      <w:r>
-        <w:rPr>
-          <w:rFonts w:eastAsia="Times New Roman" w:cs="Times New Roman"/>
-          <w:szCs w:val="24"/>
-          <w:lang w:eastAsia="ru-RU"/>
-        </w:rPr>
-        <w:t>Vulnerability</w:t>
-      </w:r>
-      <w:proofErr w:type="spellEnd"/>
-      <w:r>
-        <w:rPr>
-          <w:rFonts w:eastAsia="Times New Roman" w:cs="Times New Roman"/>
-          <w:szCs w:val="24"/>
-          <w:lang w:eastAsia="ru-RU"/>
-        </w:rPr>
-        <w:t xml:space="preserve"> </w:t>
-      </w:r>
-      <w:proofErr w:type="spellStart"/>
-      <w:r>
-        <w:rPr>
-          <w:rFonts w:eastAsia="Times New Roman" w:cs="Times New Roman"/>
-          <w:szCs w:val="24"/>
-          <w:lang w:eastAsia="ru-RU"/>
-        </w:rPr>
-        <w:t>and</w:t>
-      </w:r>
-      <w:proofErr w:type="spellEnd"/>
-      <w:r>
-        <w:rPr>
-          <w:rFonts w:eastAsia="Times New Roman" w:cs="Times New Roman"/>
-          <w:szCs w:val="24"/>
-          <w:lang w:eastAsia="ru-RU"/>
-        </w:rPr>
-        <w:t xml:space="preserve"> Assessment Language: язык (стандарт) описания и выполнения технических проверок состояния системы.</w:t>
-      </w:r>
-    </w:p>
-    <w:p>
-      <w:pPr>
-        <w:spacing w:before="100" w:beforeAutospacing="1" w:after="100" w:afterAutospacing="1"/>
-        <w:ind w:firstLine="0"/>
-        <w:jc w:val="both"/>
-        <w:rPr>
-          <w:rFonts w:eastAsia="Times New Roman" w:cs="Times New Roman"/>
-          <w:szCs w:val="24"/>
-          <w:lang w:eastAsia="ru-RU"/>
-        </w:rPr>
-      </w:pPr>
-      <w:r>
-        <w:rPr>
-          <w:rFonts w:eastAsia="Times New Roman" w:cs="Times New Roman"/>
-          <w:szCs w:val="24"/>
-          <w:lang w:eastAsia="ru-RU"/>
-        </w:rPr>
-        <w:t xml:space="preserve">XCCDF </w:t>
-      </w:r>
-      <w:r>
-        <w:rPr>
-          <w:rFonts w:eastAsia="Times New Roman" w:cs="Times New Roman"/>
-          <w:szCs w:val="24"/>
-          <w:lang w:eastAsia="ru-RU"/>
-        </w:rPr>
-        <w:t>-</w:t>
-      </w:r>
-      <w:r>
-        <w:rPr>
-          <w:rFonts w:eastAsia="Times New Roman" w:cs="Times New Roman"/>
-          <w:szCs w:val="24"/>
-          <w:lang w:eastAsia="ru-RU"/>
-        </w:rPr>
-        <w:t xml:space="preserve"> </w:t>
-      </w:r>
-      <w:proofErr w:type="spellStart"/>
-      <w:r>
-        <w:rPr>
-          <w:rFonts w:eastAsia="Times New Roman" w:cs="Times New Roman"/>
-          <w:szCs w:val="24"/>
-          <w:lang w:eastAsia="ru-RU"/>
-        </w:rPr>
-        <w:t>Extensible</w:t>
-      </w:r>
-      <w:proofErr w:type="spellEnd"/>
-      <w:r>
-        <w:rPr>
-          <w:rFonts w:eastAsia="Times New Roman" w:cs="Times New Roman"/>
-          <w:szCs w:val="24"/>
-          <w:lang w:eastAsia="ru-RU"/>
-        </w:rPr>
-        <w:t xml:space="preserve"> Configuration </w:t>
-      </w:r>
-      <w:proofErr w:type="spellStart"/>
-      <w:r>
-        <w:rPr>
-          <w:rFonts w:eastAsia="Times New Roman" w:cs="Times New Roman"/>
-          <w:szCs w:val="24"/>
-          <w:lang w:eastAsia="ru-RU"/>
-        </w:rPr>
-        <w:t>Checklist</w:t>
-      </w:r>
-      <w:proofErr w:type="spellEnd"/>
-      <w:r>
-        <w:rPr>
-          <w:rFonts w:eastAsia="Times New Roman" w:cs="Times New Roman"/>
-          <w:szCs w:val="24"/>
-          <w:lang w:eastAsia="ru-RU"/>
-        </w:rPr>
-        <w:t xml:space="preserve"> </w:t>
-      </w:r>
-      <w:proofErr w:type="spellStart"/>
-      <w:r>
-        <w:rPr>
-          <w:rFonts w:eastAsia="Times New Roman" w:cs="Times New Roman"/>
-          <w:szCs w:val="24"/>
-          <w:lang w:eastAsia="ru-RU"/>
-        </w:rPr>
-        <w:t>Description</w:t>
-      </w:r>
-      <w:proofErr w:type="spellEnd"/>
-      <w:r>
-        <w:rPr>
-          <w:rFonts w:eastAsia="Times New Roman" w:cs="Times New Roman"/>
-          <w:szCs w:val="24"/>
-          <w:lang w:eastAsia="ru-RU"/>
-        </w:rPr>
-        <w:t xml:space="preserve"> Format: формат описания чек-листов/политик проверок, профилей и результатов; поддерживает </w:t>
-      </w:r>
-      <w:proofErr w:type="spellStart"/>
-      <w:r>
-        <w:rPr>
-          <w:rFonts w:eastAsia="Times New Roman" w:cs="Times New Roman"/>
-          <w:szCs w:val="24"/>
-          <w:lang w:eastAsia="ru-RU"/>
-        </w:rPr>
-        <w:t>remediation</w:t>
-      </w:r>
-      <w:proofErr w:type="spellEnd"/>
-      <w:r>
-        <w:rPr>
-          <w:rFonts w:eastAsia="Times New Roman" w:cs="Times New Roman"/>
-          <w:szCs w:val="24"/>
-          <w:lang w:eastAsia="ru-RU"/>
-        </w:rPr>
-        <w:t>.</w:t>
-      </w:r>
-    </w:p>
-    <w:p>
-      <w:pPr>
-        <w:spacing w:before="100" w:beforeAutospacing="1" w:after="100" w:afterAutospacing="1"/>
-        <w:ind w:firstLine="0"/>
-        <w:jc w:val="both"/>
-        <w:rPr>
-          <w:rFonts w:eastAsia="Times New Roman" w:cs="Times New Roman"/>
-          <w:szCs w:val="24"/>
-          <w:lang w:eastAsia="ru-RU"/>
-        </w:rPr>
-      </w:pPr>
-      <w:r>
-        <w:rPr>
-          <w:rFonts w:eastAsia="Times New Roman" w:cs="Times New Roman"/>
-          <w:szCs w:val="24"/>
-          <w:lang w:eastAsia="ru-RU"/>
-        </w:rPr>
-        <w:t xml:space="preserve">CIS </w:t>
-      </w:r>
-      <w:r>
-        <w:rPr>
-          <w:rFonts w:eastAsia="Times New Roman" w:cs="Times New Roman"/>
-          <w:szCs w:val="24"/>
-          <w:lang w:eastAsia="ru-RU"/>
-        </w:rPr>
-        <w:t xml:space="preserve">- </w:t>
-      </w:r>
-      <w:r>
-        <w:rPr>
-          <w:rFonts w:eastAsia="Times New Roman" w:cs="Times New Roman"/>
-          <w:szCs w:val="24"/>
-          <w:lang w:eastAsia="ru-RU"/>
-        </w:rPr>
-        <w:t>набор бенчмарков/рекомендаций по безопасной конфигурации.</w:t>
-      </w:r>
-    </w:p>
-    <w:p>
-      <w:pPr>
-        <w:spacing w:before="100" w:beforeAutospacing="1" w:after="100" w:afterAutospacing="1"/>
-        <w:ind w:firstLine="0"/>
-        <w:jc w:val="both"/>
-        <w:rPr>
-          <w:rFonts w:eastAsia="Times New Roman" w:cs="Times New Roman"/>
-          <w:szCs w:val="24"/>
-          <w:lang w:eastAsia="ru-RU"/>
-        </w:rPr>
-      </w:pPr>
-      <w:r>
-        <w:rPr>
-          <w:rFonts w:eastAsia="Times New Roman" w:cs="Times New Roman"/>
-          <w:szCs w:val="24"/>
-          <w:lang w:eastAsia="ru-RU"/>
-        </w:rPr>
-        <w:t xml:space="preserve">ОС </w:t>
-      </w:r>
-      <w:r>
-        <w:rPr>
-          <w:rFonts w:eastAsia="Times New Roman" w:cs="Times New Roman"/>
-          <w:szCs w:val="24"/>
-          <w:lang w:eastAsia="ru-RU"/>
-        </w:rPr>
-        <w:t>-</w:t>
-      </w:r>
-      <w:r>
-        <w:rPr>
-          <w:rFonts w:eastAsia="Times New Roman" w:cs="Times New Roman"/>
-          <w:szCs w:val="24"/>
-          <w:lang w:eastAsia="ru-RU"/>
-        </w:rPr>
-        <w:t xml:space="preserve"> операционная система.</w:t>
-      </w:r>
-    </w:p>
-    <w:p>
-      <w:pPr>
-        <w:spacing w:before="100" w:beforeAutospacing="1" w:after="100" w:afterAutospacing="1"/>
-        <w:ind w:firstLine="0"/>
-        <w:jc w:val="both"/>
-        <w:rPr>
-          <w:rFonts w:eastAsia="Times New Roman" w:cs="Times New Roman"/>
-          <w:szCs w:val="24"/>
-          <w:lang w:eastAsia="ru-RU"/>
-        </w:rPr>
-      </w:pPr>
-      <w:r>
-        <w:rPr>
-          <w:rFonts w:eastAsia="Times New Roman" w:cs="Times New Roman"/>
-          <w:szCs w:val="24"/>
-          <w:lang w:eastAsia="ru-RU"/>
-        </w:rPr>
-        <w:t xml:space="preserve">ПО </w:t>
-      </w:r>
-      <w:r>
-        <w:rPr>
-          <w:rFonts w:eastAsia="Times New Roman" w:cs="Times New Roman"/>
-          <w:szCs w:val="24"/>
-          <w:lang w:eastAsia="ru-RU"/>
-        </w:rPr>
-        <w:t>-</w:t>
-      </w:r>
-      <w:r>
-        <w:rPr>
-          <w:rFonts w:eastAsia="Times New Roman" w:cs="Times New Roman"/>
-          <w:szCs w:val="24"/>
-          <w:lang w:eastAsia="ru-RU"/>
-        </w:rPr>
-        <w:t xml:space="preserve"> программное обеспечение.</w:t>
-      </w:r>
-    </w:p>
-    <w:p>
-      <w:pPr>
-        <w:spacing w:before="100" w:beforeAutospacing="1" w:after="100" w:afterAutospacing="1"/>
-        <w:ind w:firstLine="0"/>
-        <w:jc w:val="both"/>
-        <w:rPr>
-          <w:rFonts w:eastAsia="Times New Roman" w:cs="Times New Roman"/>
-          <w:szCs w:val="24"/>
-          <w:lang w:eastAsia="ru-RU"/>
-        </w:rPr>
-      </w:pPr>
-      <w:r>
-        <w:rPr>
-          <w:rFonts w:eastAsia="Times New Roman" w:cs="Times New Roman"/>
-          <w:szCs w:val="24"/>
-          <w:lang w:eastAsia="ru-RU"/>
-        </w:rPr>
-        <w:t xml:space="preserve">XML </w:t>
-      </w:r>
-      <w:r>
-        <w:rPr>
-          <w:rFonts w:eastAsia="Times New Roman" w:cs="Times New Roman"/>
-          <w:szCs w:val="24"/>
-          <w:lang w:eastAsia="ru-RU"/>
-        </w:rPr>
-        <w:t>-</w:t>
-      </w:r>
-      <w:r>
-        <w:rPr>
-          <w:rFonts w:eastAsia="Times New Roman" w:cs="Times New Roman"/>
-          <w:szCs w:val="24"/>
-          <w:lang w:eastAsia="ru-RU"/>
-        </w:rPr>
-        <w:t xml:space="preserve"> формат данных</w:t>
-      </w:r>
-      <w:r>
-        <w:rPr>
-          <w:rFonts w:eastAsia="Times New Roman" w:cs="Times New Roman"/>
-          <w:szCs w:val="24"/>
-          <w:lang w:eastAsia="ru-RU"/>
-        </w:rPr>
-        <w:t>.</w:t>
-      </w:r>
-    </w:p>
-    <w:p>
-      <w:pPr>
-        <w:spacing w:before="100" w:beforeAutospacing="1" w:after="100" w:afterAutospacing="1"/>
-        <w:ind w:firstLine="0"/>
-        <w:jc w:val="both"/>
-        <w:rPr>
-          <w:rFonts w:eastAsia="Times New Roman" w:cs="Times New Roman"/>
-          <w:szCs w:val="24"/>
-          <w:lang w:eastAsia="ru-RU"/>
-        </w:rPr>
-      </w:pPr>
-      <w:r>
-        <w:rPr>
-          <w:rFonts w:eastAsia="Times New Roman" w:cs="Times New Roman"/>
-          <w:szCs w:val="24"/>
-          <w:lang w:eastAsia="ru-RU"/>
-        </w:rPr>
-        <w:t xml:space="preserve">JSON </w:t>
-      </w:r>
-      <w:r>
-        <w:rPr>
-          <w:rFonts w:eastAsia="Times New Roman" w:cs="Times New Roman"/>
-          <w:szCs w:val="24"/>
-          <w:lang w:eastAsia="ru-RU"/>
-        </w:rPr>
-        <w:t>-</w:t>
-      </w:r>
-      <w:r>
-        <w:rPr>
-          <w:rFonts w:eastAsia="Times New Roman" w:cs="Times New Roman"/>
-          <w:szCs w:val="24"/>
-          <w:lang w:eastAsia="ru-RU"/>
-        </w:rPr>
-        <w:t xml:space="preserve"> формат данных</w:t>
-      </w:r>
-      <w:r>
-        <w:rPr>
-          <w:rFonts w:eastAsia="Times New Roman" w:cs="Times New Roman"/>
-          <w:szCs w:val="24"/>
-          <w:lang w:eastAsia="ru-RU"/>
-        </w:rPr>
-        <w:t>.</w:t>
-      </w:r>
-    </w:p>
-    <w:p>
-      <w:pPr>
-        <w:spacing w:before="100" w:beforeAutospacing="1" w:after="100" w:afterAutospacing="1"/>
-        <w:ind w:firstLine="0"/>
-        <w:jc w:val="both"/>
-        <w:rPr>
-          <w:rFonts w:eastAsia="Times New Roman" w:cs="Times New Roman"/>
-          <w:szCs w:val="24"/>
-          <w:lang w:eastAsia="ru-RU"/>
-        </w:rPr>
-      </w:pPr>
-      <w:r>
-        <w:rPr>
-          <w:rFonts w:eastAsia="Times New Roman" w:cs="Times New Roman"/>
-          <w:szCs w:val="24"/>
-          <w:lang w:eastAsia="ru-RU"/>
-        </w:rPr>
-        <w:t xml:space="preserve">PDF </w:t>
-      </w:r>
-      <w:r>
-        <w:rPr>
-          <w:rFonts w:eastAsia="Times New Roman" w:cs="Times New Roman"/>
-          <w:szCs w:val="24"/>
-          <w:lang w:eastAsia="ru-RU"/>
-        </w:rPr>
-        <w:t>-</w:t>
-      </w:r>
-      <w:r>
-        <w:rPr>
-          <w:rFonts w:eastAsia="Times New Roman" w:cs="Times New Roman"/>
-          <w:szCs w:val="24"/>
-          <w:lang w:eastAsia="ru-RU"/>
-        </w:rPr>
-        <w:t xml:space="preserve"> формат </w:t>
-      </w:r>
-      <w:r>
-        <w:rPr>
-          <w:rFonts w:eastAsia="Times New Roman" w:cs="Times New Roman"/>
-          <w:szCs w:val="24"/>
-          <w:lang w:eastAsia="ru-RU"/>
-        </w:rPr>
-        <w:t>данных</w:t>
-      </w:r>
-      <w:r>
-        <w:rPr>
-          <w:rFonts w:eastAsia="Times New Roman" w:cs="Times New Roman"/>
-          <w:szCs w:val="24"/>
-          <w:lang w:eastAsia="ru-RU"/>
-        </w:rPr>
-        <w:t>.</w:t>
-      </w:r>
-    </w:p>
-    <w:p>
-      <w:pPr>
-        <w:spacing w:before="100" w:beforeAutospacing="1" w:after="100" w:afterAutospacing="1"/>
-        <w:ind w:firstLine="0"/>
-        <w:jc w:val="both"/>
-        <w:rPr>
-          <w:rFonts w:eastAsia="Times New Roman" w:cs="Times New Roman"/>
-          <w:szCs w:val="24"/>
-          <w:lang w:eastAsia="ru-RU"/>
-        </w:rPr>
-      </w:pPr>
-      <w:r>
-        <w:rPr>
-          <w:rFonts w:eastAsia="Times New Roman" w:cs="Times New Roman"/>
-          <w:szCs w:val="24"/>
-          <w:lang w:eastAsia="ru-RU"/>
-        </w:rPr>
-        <w:t xml:space="preserve">HTML </w:t>
-      </w:r>
-      <w:r>
-        <w:rPr>
-          <w:rFonts w:eastAsia="Times New Roman" w:cs="Times New Roman"/>
-          <w:szCs w:val="24"/>
-          <w:lang w:eastAsia="ru-RU"/>
-        </w:rPr>
-        <w:t>-</w:t>
-      </w:r>
-      <w:r>
-        <w:rPr>
-          <w:rFonts w:eastAsia="Times New Roman" w:cs="Times New Roman"/>
-          <w:szCs w:val="24"/>
-          <w:lang w:eastAsia="ru-RU"/>
-        </w:rPr>
-        <w:t xml:space="preserve"> формат </w:t>
-      </w:r>
-      <w:r>
-        <w:rPr>
-          <w:rFonts w:eastAsia="Times New Roman" w:cs="Times New Roman"/>
-          <w:szCs w:val="24"/>
-          <w:lang w:eastAsia="ru-RU"/>
-        </w:rPr>
-        <w:t>данных</w:t>
-      </w:r>
-      <w:r>
-        <w:rPr>
-          <w:rFonts w:eastAsia="Times New Roman" w:cs="Times New Roman"/>
-          <w:szCs w:val="24"/>
-          <w:lang w:eastAsia="ru-RU"/>
-        </w:rPr>
-        <w:t>.</w:t>
-      </w:r>
-    </w:p>
-    <w:p>
-      <w:pPr>
-        <w:spacing w:before="100" w:beforeAutospacing="1" w:after="100" w:afterAutospacing="1"/>
-        <w:ind w:firstLine="0"/>
-        <w:jc w:val="both"/>
-        <w:rPr>
-          <w:rFonts w:eastAsia="Times New Roman" w:cs="Times New Roman"/>
-          <w:szCs w:val="24"/>
-          <w:lang w:eastAsia="ru-RU"/>
-        </w:rPr>
-      </w:pPr>
-      <w:r>
-        <w:rPr>
-          <w:rFonts w:eastAsia="Times New Roman" w:cs="Times New Roman"/>
-          <w:szCs w:val="24"/>
-          <w:lang w:eastAsia="ru-RU"/>
-        </w:rPr>
-        <w:t xml:space="preserve">JS </w:t>
-      </w:r>
-      <w:r>
-        <w:rPr>
-          <w:rFonts w:eastAsia="Times New Roman" w:cs="Times New Roman"/>
-          <w:szCs w:val="24"/>
-          <w:lang w:eastAsia="ru-RU"/>
-        </w:rPr>
-        <w:t>-</w:t>
-      </w:r>
-      <w:r>
-        <w:rPr>
-          <w:rFonts w:eastAsia="Times New Roman" w:cs="Times New Roman"/>
-          <w:szCs w:val="24"/>
-          <w:lang w:eastAsia="ru-RU"/>
-        </w:rPr>
-        <w:t xml:space="preserve"> JavaScript</w:t>
-      </w:r>
-      <w:r>
-        <w:rPr>
-          <w:rFonts w:eastAsia="Times New Roman" w:cs="Times New Roman"/>
-          <w:szCs w:val="24"/>
-          <w:lang w:eastAsia="ru-RU"/>
-        </w:rPr>
-        <w:t>.</w:t>
-      </w:r>
-    </w:p>
-    <w:p>
-      <w:pPr>
-        <w:spacing w:before="100" w:beforeAutospacing="1" w:after="100" w:afterAutospacing="1"/>
-        <w:ind w:firstLine="0"/>
-        <w:jc w:val="both"/>
-        <w:rPr>
-          <w:rFonts w:eastAsia="Times New Roman" w:cs="Times New Roman"/>
-          <w:szCs w:val="24"/>
-          <w:lang w:eastAsia="ru-RU"/>
-        </w:rPr>
-      </w:pPr>
-      <w:proofErr w:type="spellStart"/>
-      <w:r>
-        <w:rPr>
-          <w:rFonts w:eastAsia="Times New Roman" w:cs="Times New Roman"/>
-          <w:szCs w:val="24"/>
-          <w:lang w:eastAsia="ru-RU"/>
-        </w:rPr>
-        <w:t>Qt</w:t>
-      </w:r>
-      <w:proofErr w:type="spellEnd"/>
-      <w:r>
-        <w:rPr>
-          <w:rFonts w:eastAsia="Times New Roman" w:cs="Times New Roman"/>
-          <w:szCs w:val="24"/>
-          <w:lang w:eastAsia="ru-RU"/>
-        </w:rPr>
-        <w:t xml:space="preserve"> </w:t>
-      </w:r>
-      <w:r>
-        <w:rPr>
-          <w:rFonts w:eastAsia="Times New Roman" w:cs="Times New Roman"/>
-          <w:szCs w:val="24"/>
-          <w:lang w:eastAsia="ru-RU"/>
-        </w:rPr>
-        <w:t>-</w:t>
-      </w:r>
-      <w:r>
-        <w:rPr>
-          <w:rFonts w:eastAsia="Times New Roman" w:cs="Times New Roman"/>
-          <w:szCs w:val="24"/>
-          <w:lang w:eastAsia="ru-RU"/>
-        </w:rPr>
-        <w:t xml:space="preserve"> фреймворк для GUI (графического интерфейса).</w:t>
-      </w:r>
-    </w:p>
-    <w:p>
-      <w:pPr>
-        <w:spacing w:before="100" w:beforeAutospacing="1" w:after="100" w:afterAutospacing="1"/>
-        <w:ind w:firstLine="0"/>
-        <w:jc w:val="both"/>
-        <w:rPr>
-          <w:rFonts w:eastAsia="Times New Roman" w:cs="Times New Roman"/>
-          <w:szCs w:val="24"/>
-          <w:lang w:val="en-US" w:eastAsia="ru-RU"/>
-        </w:rPr>
-      </w:pPr>
-      <w:r>
-        <w:rPr>
-          <w:rFonts w:eastAsia="Times New Roman" w:cs="Times New Roman"/>
-          <w:szCs w:val="24"/>
-          <w:lang w:val="en-US" w:eastAsia="ru-RU"/>
-        </w:rPr>
-        <w:t xml:space="preserve">GTK </w:t>
-      </w:r>
-      <w:r>
-        <w:rPr>
-          <w:rFonts w:eastAsia="Times New Roman" w:cs="Times New Roman"/>
-          <w:szCs w:val="24"/>
-          <w:lang w:val="en-US" w:eastAsia="ru-RU"/>
-        </w:rPr>
-        <w:t>-</w:t>
-      </w:r>
-      <w:r>
-        <w:rPr>
-          <w:rFonts w:eastAsia="Times New Roman" w:cs="Times New Roman"/>
-          <w:szCs w:val="24"/>
-          <w:lang w:val="en-US" w:eastAsia="ru-RU"/>
-        </w:rPr>
-        <w:t xml:space="preserve"> </w:t>
-      </w:r>
-      <w:r>
-        <w:rPr>
-          <w:rFonts w:eastAsia="Times New Roman" w:cs="Times New Roman"/>
-          <w:szCs w:val="24"/>
-          <w:lang w:eastAsia="ru-RU"/>
-        </w:rPr>
-        <w:t>фреймворк</w:t>
-      </w:r>
-      <w:r>
-        <w:rPr>
-          <w:rFonts w:eastAsia="Times New Roman" w:cs="Times New Roman"/>
-          <w:szCs w:val="24"/>
-          <w:lang w:val="en-US" w:eastAsia="ru-RU"/>
-        </w:rPr>
-        <w:t xml:space="preserve"> GUI.</w:t>
-      </w:r>
-    </w:p>
-    <w:p>
-      <w:pPr>
-        <w:spacing w:before="100" w:beforeAutospacing="1" w:after="100" w:afterAutospacing="1"/>
-        <w:ind w:firstLine="0"/>
-        <w:jc w:val="both"/>
-        <w:rPr>
-          <w:rFonts w:eastAsia="Times New Roman" w:cs="Times New Roman"/>
-          <w:szCs w:val="24"/>
-          <w:lang w:val="en-US" w:eastAsia="ru-RU"/>
-        </w:rPr>
-      </w:pPr>
-      <w:r>
-        <w:rPr>
-          <w:rFonts w:eastAsia="Times New Roman" w:cs="Times New Roman"/>
-          <w:szCs w:val="24"/>
-          <w:lang w:val="en-US" w:eastAsia="ru-RU"/>
-        </w:rPr>
-        <w:t xml:space="preserve">GPL </w:t>
-      </w:r>
-      <w:r>
-        <w:rPr>
-          <w:rFonts w:eastAsia="Times New Roman" w:cs="Times New Roman"/>
-          <w:szCs w:val="24"/>
-          <w:lang w:val="en-US" w:eastAsia="ru-RU"/>
-        </w:rPr>
-        <w:t>-</w:t>
-      </w:r>
-      <w:r>
-        <w:rPr>
-          <w:rFonts w:eastAsia="Times New Roman" w:cs="Times New Roman"/>
-          <w:szCs w:val="24"/>
-          <w:lang w:val="en-US" w:eastAsia="ru-RU"/>
-        </w:rPr>
-        <w:t xml:space="preserve"> </w:t>
-      </w:r>
-      <w:r>
-        <w:rPr>
-          <w:rFonts w:eastAsia="Times New Roman" w:cs="Times New Roman"/>
-          <w:szCs w:val="24"/>
-          <w:lang w:eastAsia="ru-RU"/>
-        </w:rPr>
-        <w:t>лицензия</w:t>
-      </w:r>
-      <w:r>
-        <w:rPr>
-          <w:rFonts w:eastAsia="Times New Roman" w:cs="Times New Roman"/>
-          <w:szCs w:val="24"/>
-          <w:lang w:val="en-US" w:eastAsia="ru-RU"/>
-        </w:rPr>
-        <w:t xml:space="preserve"> GNU General Public License.</w:t>
-      </w:r>
-    </w:p>
-    <w:p>
-      <w:pPr>
-        <w:spacing w:before="100" w:beforeAutospacing="1" w:after="100" w:afterAutospacing="1"/>
-        <w:ind w:firstLine="0"/>
-        <w:jc w:val="both"/>
-        <w:rPr>
-          <w:rFonts w:eastAsia="Times New Roman" w:cs="Times New Roman"/>
-          <w:szCs w:val="24"/>
-          <w:lang w:val="en-US" w:eastAsia="ru-RU"/>
-        </w:rPr>
-      </w:pPr>
-      <w:r>
-        <w:rPr>
-          <w:rFonts w:eastAsia="Times New Roman" w:cs="Times New Roman"/>
-          <w:szCs w:val="24"/>
-          <w:lang w:val="en-US" w:eastAsia="ru-RU"/>
-        </w:rPr>
-        <w:lastRenderedPageBreak/>
-        <w:t xml:space="preserve">LGPL </w:t>
-      </w:r>
-      <w:r>
-        <w:rPr>
-          <w:rFonts w:eastAsia="Times New Roman" w:cs="Times New Roman"/>
-          <w:szCs w:val="24"/>
-          <w:lang w:val="en-US" w:eastAsia="ru-RU"/>
-        </w:rPr>
-        <w:t>-</w:t>
-      </w:r>
-      <w:r>
-        <w:rPr>
-          <w:rFonts w:eastAsia="Times New Roman" w:cs="Times New Roman"/>
-          <w:szCs w:val="24"/>
-          <w:lang w:val="en-US" w:eastAsia="ru-RU"/>
-        </w:rPr>
-        <w:t xml:space="preserve"> </w:t>
-      </w:r>
-      <w:r>
-        <w:rPr>
-          <w:rFonts w:eastAsia="Times New Roman" w:cs="Times New Roman"/>
-          <w:szCs w:val="24"/>
-          <w:lang w:eastAsia="ru-RU"/>
-        </w:rPr>
-        <w:t>лицензия</w:t>
-      </w:r>
-      <w:r>
-        <w:rPr>
-          <w:rFonts w:eastAsia="Times New Roman" w:cs="Times New Roman"/>
-          <w:szCs w:val="24"/>
-          <w:lang w:val="en-US" w:eastAsia="ru-RU"/>
-        </w:rPr>
-        <w:t xml:space="preserve"> GNU Lesser General Public License.</w:t>
-      </w:r>
-    </w:p>
-    <w:p>
-      <w:pPr>
-        <w:spacing w:before="100" w:beforeAutospacing="1" w:after="100" w:afterAutospacing="1"/>
-        <w:ind w:firstLine="0"/>
-        <w:jc w:val="both"/>
-        <w:rPr>
-          <w:rFonts w:eastAsia="Times New Roman" w:cs="Times New Roman"/>
-          <w:szCs w:val="24"/>
-          <w:lang w:val="en-US" w:eastAsia="ru-RU"/>
-        </w:rPr>
-      </w:pPr>
-      <w:proofErr w:type="spellStart"/>
-      <w:r>
-        <w:rPr>
-          <w:rFonts w:eastAsia="Times New Roman" w:cs="Times New Roman"/>
-          <w:szCs w:val="24"/>
-          <w:lang w:val="en-US" w:eastAsia="ru-RU"/>
-        </w:rPr>
-        <w:t>PyQt</w:t>
-      </w:r>
-      <w:proofErr w:type="spellEnd"/>
-      <w:r>
-        <w:rPr>
-          <w:rFonts w:eastAsia="Times New Roman" w:cs="Times New Roman"/>
-          <w:szCs w:val="24"/>
-          <w:lang w:val="en-US" w:eastAsia="ru-RU"/>
-        </w:rPr>
-        <w:t xml:space="preserve"> </w:t>
-      </w:r>
-      <w:r>
-        <w:rPr>
-          <w:rFonts w:eastAsia="Times New Roman" w:cs="Times New Roman"/>
-          <w:szCs w:val="24"/>
-          <w:lang w:val="en-US" w:eastAsia="ru-RU"/>
-        </w:rPr>
-        <w:t>-</w:t>
-      </w:r>
-      <w:r>
-        <w:rPr>
-          <w:rFonts w:eastAsia="Times New Roman" w:cs="Times New Roman"/>
-          <w:szCs w:val="24"/>
-          <w:lang w:val="en-US" w:eastAsia="ru-RU"/>
-        </w:rPr>
-        <w:t xml:space="preserve"> Python-</w:t>
-      </w:r>
-      <w:r>
-        <w:rPr>
-          <w:rFonts w:eastAsia="Times New Roman" w:cs="Times New Roman"/>
-          <w:szCs w:val="24"/>
-          <w:lang w:eastAsia="ru-RU"/>
-        </w:rPr>
-        <w:t>библиотека</w:t>
-      </w:r>
-      <w:r>
-        <w:rPr>
-          <w:rFonts w:eastAsia="Times New Roman" w:cs="Times New Roman"/>
-          <w:szCs w:val="24"/>
-          <w:lang w:val="en-US" w:eastAsia="ru-RU"/>
-        </w:rPr>
-        <w:t xml:space="preserve"> (</w:t>
-      </w:r>
-      <w:proofErr w:type="spellStart"/>
-      <w:r>
-        <w:rPr>
-          <w:rFonts w:eastAsia="Times New Roman" w:cs="Times New Roman"/>
-          <w:szCs w:val="24"/>
-          <w:lang w:eastAsia="ru-RU"/>
-        </w:rPr>
-        <w:t>биндинги</w:t>
-      </w:r>
-      <w:proofErr w:type="spellEnd"/>
-      <w:r>
-        <w:rPr>
-          <w:rFonts w:eastAsia="Times New Roman" w:cs="Times New Roman"/>
-          <w:szCs w:val="24"/>
-          <w:lang w:val="en-US" w:eastAsia="ru-RU"/>
-        </w:rPr>
-        <w:t xml:space="preserve">) </w:t>
-      </w:r>
-      <w:r>
-        <w:rPr>
-          <w:rFonts w:eastAsia="Times New Roman" w:cs="Times New Roman"/>
-          <w:szCs w:val="24"/>
-          <w:lang w:eastAsia="ru-RU"/>
-        </w:rPr>
-        <w:t>для</w:t>
-      </w:r>
-      <w:r>
-        <w:rPr>
-          <w:rFonts w:eastAsia="Times New Roman" w:cs="Times New Roman"/>
-          <w:szCs w:val="24"/>
-          <w:lang w:val="en-US" w:eastAsia="ru-RU"/>
-        </w:rPr>
-        <w:t xml:space="preserve"> Qt.</w:t>
-      </w:r>
-    </w:p>
-    <w:p>
-      <w:pPr>
-        <w:spacing w:before="100" w:beforeAutospacing="1" w:after="100" w:afterAutospacing="1"/>
-        <w:ind w:firstLine="0"/>
-        <w:jc w:val="both"/>
-        <w:rPr>
-          <w:rFonts w:eastAsia="Times New Roman" w:cs="Times New Roman"/>
-          <w:szCs w:val="24"/>
-          <w:lang w:val="en-US" w:eastAsia="ru-RU"/>
-        </w:rPr>
-      </w:pPr>
-      <w:proofErr w:type="spellStart"/>
-      <w:r>
-        <w:rPr>
-          <w:rFonts w:eastAsia="Times New Roman" w:cs="Times New Roman"/>
-          <w:szCs w:val="24"/>
-          <w:lang w:val="en-US" w:eastAsia="ru-RU"/>
-        </w:rPr>
-        <w:t>PySide</w:t>
-      </w:r>
-      <w:proofErr w:type="spellEnd"/>
-      <w:r>
-        <w:rPr>
-          <w:rFonts w:eastAsia="Times New Roman" w:cs="Times New Roman"/>
-          <w:szCs w:val="24"/>
-          <w:lang w:val="en-US" w:eastAsia="ru-RU"/>
-        </w:rPr>
-        <w:t xml:space="preserve"> </w:t>
-      </w:r>
-      <w:r>
-        <w:rPr>
-          <w:rFonts w:eastAsia="Times New Roman" w:cs="Times New Roman"/>
-          <w:szCs w:val="24"/>
-          <w:lang w:val="en-US" w:eastAsia="ru-RU"/>
-        </w:rPr>
-        <w:t>-</w:t>
-      </w:r>
-      <w:r>
-        <w:rPr>
-          <w:rFonts w:eastAsia="Times New Roman" w:cs="Times New Roman"/>
-          <w:szCs w:val="24"/>
-          <w:lang w:val="en-US" w:eastAsia="ru-RU"/>
-        </w:rPr>
-        <w:t xml:space="preserve"> Python-</w:t>
-      </w:r>
-      <w:r>
-        <w:rPr>
-          <w:rFonts w:eastAsia="Times New Roman" w:cs="Times New Roman"/>
-          <w:szCs w:val="24"/>
-          <w:lang w:eastAsia="ru-RU"/>
-        </w:rPr>
-        <w:t>библиотека</w:t>
-      </w:r>
-      <w:r>
-        <w:rPr>
-          <w:rFonts w:eastAsia="Times New Roman" w:cs="Times New Roman"/>
-          <w:szCs w:val="24"/>
-          <w:lang w:val="en-US" w:eastAsia="ru-RU"/>
-        </w:rPr>
-        <w:t xml:space="preserve"> (</w:t>
-      </w:r>
-      <w:proofErr w:type="spellStart"/>
-      <w:r>
-        <w:rPr>
-          <w:rFonts w:eastAsia="Times New Roman" w:cs="Times New Roman"/>
-          <w:szCs w:val="24"/>
-          <w:lang w:eastAsia="ru-RU"/>
-        </w:rPr>
-        <w:t>биндинги</w:t>
-      </w:r>
-      <w:proofErr w:type="spellEnd"/>
-      <w:r>
-        <w:rPr>
-          <w:rFonts w:eastAsia="Times New Roman" w:cs="Times New Roman"/>
-          <w:szCs w:val="24"/>
-          <w:lang w:val="en-US" w:eastAsia="ru-RU"/>
-        </w:rPr>
-        <w:t xml:space="preserve">) </w:t>
-      </w:r>
-      <w:r>
-        <w:rPr>
-          <w:rFonts w:eastAsia="Times New Roman" w:cs="Times New Roman"/>
-          <w:szCs w:val="24"/>
-          <w:lang w:eastAsia="ru-RU"/>
-        </w:rPr>
-        <w:t>для</w:t>
-      </w:r>
-      <w:r>
-        <w:rPr>
-          <w:rFonts w:eastAsia="Times New Roman" w:cs="Times New Roman"/>
-          <w:szCs w:val="24"/>
-          <w:lang w:val="en-US" w:eastAsia="ru-RU"/>
-        </w:rPr>
-        <w:t xml:space="preserve"> Qt.</w:t>
-      </w:r>
-    </w:p>
-    <w:p>
-      <w:pPr>
-        <w:spacing w:before="100" w:beforeAutospacing="1" w:after="100" w:afterAutospacing="1"/>
-        <w:ind w:firstLine="0"/>
-        <w:jc w:val="both"/>
-        <w:rPr>
-          <w:rFonts w:eastAsia="Times New Roman" w:cs="Times New Roman"/>
-          <w:szCs w:val="24"/>
-          <w:lang w:eastAsia="ru-RU"/>
-        </w:rPr>
-      </w:pPr>
-      <w:r>
-        <w:rPr>
-          <w:rFonts w:eastAsia="Times New Roman" w:cs="Times New Roman"/>
-          <w:szCs w:val="24"/>
-          <w:lang w:eastAsia="ru-RU"/>
-        </w:rPr>
-        <w:t xml:space="preserve">C++ </w:t>
-      </w:r>
-      <w:r>
-        <w:rPr>
-          <w:rFonts w:eastAsia="Times New Roman" w:cs="Times New Roman"/>
-          <w:szCs w:val="24"/>
-          <w:lang w:eastAsia="ru-RU"/>
-        </w:rPr>
-        <w:t>-</w:t>
-      </w:r>
-      <w:r>
-        <w:rPr>
-          <w:rFonts w:eastAsia="Times New Roman" w:cs="Times New Roman"/>
-          <w:szCs w:val="24"/>
-          <w:lang w:eastAsia="ru-RU"/>
-        </w:rPr>
-        <w:t xml:space="preserve"> язык программирования</w:t>
-      </w:r>
-      <w:r>
-        <w:rPr>
-          <w:rFonts w:eastAsia="Times New Roman" w:cs="Times New Roman"/>
-          <w:szCs w:val="24"/>
-          <w:lang w:eastAsia="ru-RU"/>
-        </w:rPr>
-        <w:t>.</w:t>
-      </w:r>
-    </w:p>
-    <w:p>
-      <w:pPr>
-        <w:spacing w:before="100" w:beforeAutospacing="1" w:after="100" w:afterAutospacing="1"/>
-        <w:ind w:firstLine="0"/>
-        <w:jc w:val="both"/>
-        <w:rPr>
-          <w:rFonts w:eastAsia="Times New Roman" w:cs="Times New Roman"/>
-          <w:szCs w:val="24"/>
-          <w:lang w:eastAsia="ru-RU"/>
-        </w:rPr>
-      </w:pPr>
-      <w:proofErr w:type="spellStart"/>
-      <w:r>
-        <w:rPr>
-          <w:rFonts w:eastAsia="Times New Roman" w:cs="Times New Roman"/>
-          <w:szCs w:val="24"/>
-          <w:lang w:eastAsia="ru-RU"/>
-        </w:rPr>
-        <w:t>Dart</w:t>
-      </w:r>
-      <w:proofErr w:type="spellEnd"/>
-      <w:r>
-        <w:rPr>
-          <w:rFonts w:eastAsia="Times New Roman" w:cs="Times New Roman"/>
-          <w:szCs w:val="24"/>
-          <w:lang w:eastAsia="ru-RU"/>
-        </w:rPr>
-        <w:t xml:space="preserve"> </w:t>
-      </w:r>
-      <w:r>
-        <w:rPr>
-          <w:rFonts w:eastAsia="Times New Roman" w:cs="Times New Roman"/>
-          <w:szCs w:val="24"/>
-          <w:lang w:eastAsia="ru-RU"/>
-        </w:rPr>
-        <w:t>-</w:t>
-      </w:r>
-      <w:r>
-        <w:rPr>
-          <w:rFonts w:eastAsia="Times New Roman" w:cs="Times New Roman"/>
-          <w:szCs w:val="24"/>
-          <w:lang w:eastAsia="ru-RU"/>
-        </w:rPr>
-        <w:t xml:space="preserve"> язык программирования</w:t>
-      </w:r>
-      <w:r>
-        <w:rPr>
-          <w:rFonts w:eastAsia="Times New Roman" w:cs="Times New Roman"/>
-          <w:szCs w:val="24"/>
-          <w:lang w:eastAsia="ru-RU"/>
-        </w:rPr>
-        <w:t>.</w:t>
-      </w:r>
-    </w:p>
-    <w:p>
-      <w:pPr>
-        <w:spacing w:before="100" w:beforeAutospacing="1" w:after="100" w:afterAutospacing="1"/>
-        <w:ind w:firstLine="0"/>
-        <w:jc w:val="both"/>
-        <w:rPr>
-          <w:rFonts w:eastAsia="Times New Roman" w:cs="Times New Roman"/>
-          <w:szCs w:val="24"/>
-          <w:lang w:eastAsia="ru-RU"/>
-        </w:rPr>
-      </w:pPr>
-      <w:proofErr w:type="spellStart"/>
-      <w:r>
-        <w:rPr>
-          <w:rFonts w:eastAsia="Times New Roman" w:cs="Times New Roman"/>
-          <w:szCs w:val="24"/>
-          <w:lang w:eastAsia="ru-RU"/>
-        </w:rPr>
-        <w:t>openSCAP</w:t>
-      </w:r>
-      <w:proofErr w:type="spellEnd"/>
-      <w:r>
-        <w:rPr>
-          <w:rFonts w:eastAsia="Times New Roman" w:cs="Times New Roman"/>
-          <w:szCs w:val="24"/>
-          <w:lang w:eastAsia="ru-RU"/>
-        </w:rPr>
-        <w:t xml:space="preserve"> </w:t>
-      </w:r>
-      <w:r>
-        <w:rPr>
-          <w:rFonts w:eastAsia="Times New Roman" w:cs="Times New Roman"/>
-          <w:szCs w:val="24"/>
-          <w:lang w:eastAsia="ru-RU"/>
-        </w:rPr>
-        <w:t>-</w:t>
-      </w:r>
-      <w:r>
-        <w:rPr>
-          <w:rFonts w:eastAsia="Times New Roman" w:cs="Times New Roman"/>
-          <w:szCs w:val="24"/>
-          <w:lang w:eastAsia="ru-RU"/>
-        </w:rPr>
-        <w:t xml:space="preserve"> инструментарий/движок для обработки SCAP-контента.</w:t>
-      </w:r>
-    </w:p>
-    <w:p>
-      <w:pPr>
-        <w:spacing w:before="100" w:beforeAutospacing="1" w:after="100" w:afterAutospacing="1"/>
-        <w:ind w:firstLine="0"/>
-        <w:jc w:val="both"/>
-        <w:rPr>
-          <w:rFonts w:eastAsia="Times New Roman" w:cs="Times New Roman"/>
-          <w:szCs w:val="24"/>
-          <w:lang w:eastAsia="ru-RU"/>
-        </w:rPr>
-      </w:pPr>
-      <w:r>
-        <w:rPr>
-          <w:rFonts w:eastAsia="Times New Roman" w:cs="Times New Roman"/>
-          <w:szCs w:val="24"/>
-          <w:lang w:eastAsia="ru-RU"/>
-        </w:rPr>
-        <w:t xml:space="preserve">Linux / Windows / </w:t>
-      </w:r>
-      <w:proofErr w:type="spellStart"/>
-      <w:r>
-        <w:rPr>
-          <w:rFonts w:eastAsia="Times New Roman" w:cs="Times New Roman"/>
-          <w:szCs w:val="24"/>
-          <w:lang w:eastAsia="ru-RU"/>
-        </w:rPr>
-        <w:t>macOS</w:t>
-      </w:r>
-      <w:proofErr w:type="spellEnd"/>
-      <w:r>
-        <w:rPr>
-          <w:rFonts w:eastAsia="Times New Roman" w:cs="Times New Roman"/>
-          <w:szCs w:val="24"/>
-          <w:lang w:eastAsia="ru-RU"/>
-        </w:rPr>
-        <w:t xml:space="preserve"> </w:t>
-      </w:r>
-      <w:r>
-        <w:rPr>
-          <w:rFonts w:eastAsia="Times New Roman" w:cs="Times New Roman"/>
-          <w:szCs w:val="24"/>
-          <w:lang w:eastAsia="ru-RU"/>
-        </w:rPr>
-        <w:t>-</w:t>
-      </w:r>
-      <w:r>
-        <w:rPr>
-          <w:rFonts w:eastAsia="Times New Roman" w:cs="Times New Roman"/>
-          <w:szCs w:val="24"/>
-          <w:lang w:eastAsia="ru-RU"/>
-        </w:rPr>
-        <w:t xml:space="preserve"> платформы.</w:t>
-      </w:r>
-    </w:p>
-    <w:p>
-      <w:pPr>
-        <w:spacing w:before="100" w:beforeAutospacing="1" w:after="100" w:afterAutospacing="1"/>
-        <w:ind w:firstLine="0"/>
-        <w:jc w:val="both"/>
-        <w:rPr>
-          <w:rFonts w:eastAsia="Times New Roman" w:cs="Times New Roman"/>
-          <w:szCs w:val="24"/>
-          <w:lang w:eastAsia="ru-RU"/>
-        </w:rPr>
-      </w:pPr>
-      <w:r>
-        <w:rPr>
-          <w:rFonts w:eastAsia="Times New Roman" w:cs="Times New Roman"/>
-          <w:szCs w:val="24"/>
-          <w:lang w:eastAsia="ru-RU"/>
-        </w:rPr>
-        <w:t xml:space="preserve">Open Source </w:t>
-      </w:r>
-      <w:r>
-        <w:rPr>
-          <w:rFonts w:eastAsia="Times New Roman" w:cs="Times New Roman"/>
-          <w:szCs w:val="24"/>
-          <w:lang w:eastAsia="ru-RU"/>
-        </w:rPr>
-        <w:t>-</w:t>
-      </w:r>
-      <w:r>
-        <w:rPr>
-          <w:rFonts w:eastAsia="Times New Roman" w:cs="Times New Roman"/>
-          <w:szCs w:val="24"/>
-          <w:lang w:eastAsia="ru-RU"/>
-        </w:rPr>
-        <w:t xml:space="preserve"> открытый исходный код.</w:t>
-      </w:r>
-    </w:p>
-    <w:p>
-      <w:pPr>
-        <w:spacing w:before="100" w:beforeAutospacing="1" w:after="100" w:afterAutospacing="1"/>
-        <w:ind w:firstLine="0"/>
-        <w:jc w:val="both"/>
-        <w:rPr>
-          <w:rFonts w:eastAsia="Times New Roman" w:cs="Times New Roman"/>
-          <w:szCs w:val="24"/>
-          <w:lang w:eastAsia="ru-RU"/>
-        </w:rPr>
-      </w:pPr>
-      <w:r>
-        <w:rPr>
-          <w:rFonts w:eastAsia="Times New Roman" w:cs="Times New Roman"/>
-          <w:szCs w:val="24"/>
-          <w:lang w:eastAsia="ru-RU"/>
-        </w:rPr>
-        <w:t xml:space="preserve">SCC </w:t>
-      </w:r>
-      <w:r>
-        <w:rPr>
-          <w:rFonts w:eastAsia="Times New Roman" w:cs="Times New Roman"/>
-          <w:szCs w:val="24"/>
-          <w:lang w:eastAsia="ru-RU"/>
-        </w:rPr>
-        <w:t>-</w:t>
-      </w:r>
-      <w:r>
-        <w:rPr>
-          <w:rFonts w:eastAsia="Times New Roman" w:cs="Times New Roman"/>
-          <w:szCs w:val="24"/>
-          <w:lang w:eastAsia="ru-RU"/>
-        </w:rPr>
-        <w:t xml:space="preserve"> </w:t>
-      </w:r>
-      <w:r>
-        <w:rPr>
-          <w:rFonts w:eastAsia="Times New Roman" w:cs="Times New Roman"/>
-          <w:szCs w:val="24"/>
-          <w:lang w:val="en-US" w:eastAsia="ru-RU"/>
-        </w:rPr>
-        <w:t>SCAP</w:t>
-      </w:r>
-      <w:r>
-        <w:rPr>
-          <w:rFonts w:eastAsia="Times New Roman" w:cs="Times New Roman"/>
-          <w:szCs w:val="24"/>
-          <w:lang w:eastAsia="ru-RU"/>
-        </w:rPr>
-        <w:t>-</w:t>
-      </w:r>
-      <w:r>
-        <w:rPr>
-          <w:rFonts w:eastAsia="Times New Roman" w:cs="Times New Roman"/>
-          <w:szCs w:val="24"/>
-          <w:lang w:eastAsia="ru-RU"/>
-        </w:rPr>
-        <w:t>инструмент</w:t>
-      </w:r>
-      <w:r>
-        <w:rPr>
-          <w:rFonts w:eastAsia="Times New Roman" w:cs="Times New Roman"/>
-          <w:szCs w:val="24"/>
-          <w:lang w:eastAsia="ru-RU"/>
-        </w:rPr>
-        <w:t>.</w:t>
-      </w:r>
-    </w:p>
-    <w:p>
-      <w:pPr>
-        <w:spacing w:before="100" w:beforeAutospacing="1" w:after="100" w:afterAutospacing="1"/>
-        <w:ind w:firstLine="0"/>
-        <w:jc w:val="both"/>
-        <w:rPr>
-          <w:rFonts w:eastAsia="Times New Roman" w:cs="Times New Roman"/>
-          <w:szCs w:val="24"/>
-          <w:lang w:eastAsia="ru-RU"/>
-        </w:rPr>
-      </w:pPr>
-      <w:proofErr w:type="spellStart"/>
-      <w:r>
-        <w:rPr>
-          <w:rFonts w:eastAsia="Times New Roman" w:cs="Times New Roman"/>
-          <w:szCs w:val="24"/>
-          <w:lang w:eastAsia="ru-RU"/>
-        </w:rPr>
-        <w:t>Ovaldi</w:t>
-      </w:r>
-      <w:proofErr w:type="spellEnd"/>
-      <w:r>
-        <w:rPr>
-          <w:rFonts w:eastAsia="Times New Roman" w:cs="Times New Roman"/>
-          <w:szCs w:val="24"/>
-          <w:lang w:eastAsia="ru-RU"/>
-        </w:rPr>
-        <w:t xml:space="preserve"> </w:t>
-      </w:r>
-      <w:r>
-        <w:rPr>
-          <w:rFonts w:eastAsia="Times New Roman" w:cs="Times New Roman"/>
-          <w:szCs w:val="24"/>
-          <w:lang w:eastAsia="ru-RU"/>
-        </w:rPr>
-        <w:t>–</w:t>
-      </w:r>
-      <w:r>
-        <w:rPr>
-          <w:rFonts w:eastAsia="Times New Roman" w:cs="Times New Roman"/>
-          <w:szCs w:val="24"/>
-          <w:lang w:eastAsia="ru-RU"/>
-        </w:rPr>
-        <w:t xml:space="preserve"> </w:t>
-      </w:r>
-      <w:r>
-        <w:rPr>
-          <w:rFonts w:eastAsia="Times New Roman" w:cs="Times New Roman"/>
-          <w:szCs w:val="24"/>
-          <w:lang w:eastAsia="ru-RU"/>
-        </w:rPr>
-        <w:t xml:space="preserve">движок для использования </w:t>
-      </w:r>
-      <w:r>
-        <w:rPr>
-          <w:rFonts w:eastAsia="Times New Roman" w:cs="Times New Roman"/>
-          <w:szCs w:val="24"/>
-          <w:lang w:val="en-US" w:eastAsia="ru-RU"/>
-        </w:rPr>
-        <w:t>SCAP</w:t>
-      </w:r>
-      <w:r>
-        <w:rPr>
-          <w:rFonts w:eastAsia="Times New Roman" w:cs="Times New Roman"/>
-          <w:szCs w:val="24"/>
-          <w:lang w:eastAsia="ru-RU"/>
-        </w:rPr>
-        <w:t xml:space="preserve"> </w:t>
-      </w:r>
-      <w:r>
-        <w:rPr>
-          <w:rFonts w:eastAsia="Times New Roman" w:cs="Times New Roman"/>
-          <w:szCs w:val="24"/>
-          <w:lang w:eastAsia="ru-RU"/>
-        </w:rPr>
-        <w:t>контента</w:t>
-      </w:r>
-      <w:r>
-        <w:rPr>
-          <w:rFonts w:eastAsia="Times New Roman" w:cs="Times New Roman"/>
-          <w:szCs w:val="24"/>
-          <w:lang w:eastAsia="ru-RU"/>
-        </w:rPr>
-        <w:t>.</w:t>
-      </w:r>
-    </w:p>
-    <w:p>
-      <w:pPr>
-        <w:spacing w:before="100" w:beforeAutospacing="1" w:after="100" w:afterAutospacing="1"/>
-        <w:ind w:firstLine="0"/>
-        <w:jc w:val="both"/>
-        <w:rPr>
-          <w:rFonts w:eastAsia="Times New Roman" w:cs="Times New Roman"/>
-          <w:szCs w:val="24"/>
-          <w:lang w:eastAsia="ru-RU"/>
-        </w:rPr>
-      </w:pPr>
-      <w:proofErr w:type="spellStart"/>
-      <w:r>
-        <w:rPr>
-          <w:rFonts w:eastAsia="Times New Roman" w:cs="Times New Roman"/>
-          <w:szCs w:val="24"/>
-          <w:lang w:eastAsia="ru-RU"/>
-        </w:rPr>
-        <w:t>RedCheck</w:t>
-      </w:r>
-      <w:proofErr w:type="spellEnd"/>
-      <w:r>
-        <w:rPr>
-          <w:rFonts w:eastAsia="Times New Roman" w:cs="Times New Roman"/>
-          <w:szCs w:val="24"/>
-          <w:lang w:eastAsia="ru-RU"/>
-        </w:rPr>
-        <w:t xml:space="preserve">, </w:t>
-      </w:r>
-      <w:proofErr w:type="spellStart"/>
-      <w:r>
-        <w:rPr>
-          <w:rFonts w:eastAsia="Times New Roman" w:cs="Times New Roman"/>
-          <w:szCs w:val="24"/>
-          <w:lang w:eastAsia="ru-RU"/>
-        </w:rPr>
-        <w:t>XSpider</w:t>
-      </w:r>
-      <w:proofErr w:type="spellEnd"/>
-      <w:r>
-        <w:rPr>
-          <w:rFonts w:eastAsia="Times New Roman" w:cs="Times New Roman"/>
-          <w:szCs w:val="24"/>
-          <w:lang w:eastAsia="ru-RU"/>
-        </w:rPr>
-        <w:t xml:space="preserve">, </w:t>
-      </w:r>
-      <w:proofErr w:type="spellStart"/>
-      <w:r>
-        <w:rPr>
-          <w:rFonts w:eastAsia="Times New Roman" w:cs="Times New Roman"/>
-          <w:szCs w:val="24"/>
-          <w:lang w:eastAsia="ru-RU"/>
-        </w:rPr>
-        <w:t>ScanOVAL</w:t>
-      </w:r>
-      <w:proofErr w:type="spellEnd"/>
-      <w:r>
-        <w:rPr>
-          <w:rFonts w:eastAsia="Times New Roman" w:cs="Times New Roman"/>
-          <w:szCs w:val="24"/>
-          <w:lang w:eastAsia="ru-RU"/>
-        </w:rPr>
-        <w:t xml:space="preserve">, </w:t>
-      </w:r>
-      <w:proofErr w:type="spellStart"/>
-      <w:r>
-        <w:rPr>
-          <w:rFonts w:eastAsia="Times New Roman" w:cs="Times New Roman"/>
-          <w:szCs w:val="24"/>
-          <w:lang w:eastAsia="ru-RU"/>
-        </w:rPr>
-        <w:t>MaxPatrol</w:t>
-      </w:r>
-      <w:proofErr w:type="spellEnd"/>
-      <w:r>
-        <w:rPr>
-          <w:rFonts w:eastAsia="Times New Roman" w:cs="Times New Roman"/>
-          <w:szCs w:val="24"/>
-          <w:lang w:eastAsia="ru-RU"/>
-        </w:rPr>
-        <w:t xml:space="preserve"> 8, </w:t>
-      </w:r>
-      <w:proofErr w:type="spellStart"/>
-      <w:r>
-        <w:rPr>
-          <w:rFonts w:eastAsia="Times New Roman" w:cs="Times New Roman"/>
-          <w:szCs w:val="24"/>
-          <w:lang w:eastAsia="ru-RU"/>
-        </w:rPr>
-        <w:t>MaxPatrol</w:t>
-      </w:r>
-      <w:proofErr w:type="spellEnd"/>
-      <w:r>
-        <w:rPr>
-          <w:rFonts w:eastAsia="Times New Roman" w:cs="Times New Roman"/>
-          <w:szCs w:val="24"/>
-          <w:lang w:eastAsia="ru-RU"/>
-        </w:rPr>
-        <w:t xml:space="preserve"> VM </w:t>
-      </w:r>
-      <w:r>
-        <w:rPr>
-          <w:rFonts w:eastAsia="Times New Roman" w:cs="Times New Roman"/>
-          <w:szCs w:val="24"/>
-          <w:lang w:eastAsia="ru-RU"/>
-        </w:rPr>
-        <w:t>-</w:t>
-      </w:r>
-      <w:r>
-        <w:rPr>
-          <w:rFonts w:eastAsia="Times New Roman" w:cs="Times New Roman"/>
-          <w:szCs w:val="24"/>
-          <w:lang w:eastAsia="ru-RU"/>
-        </w:rPr>
-        <w:t xml:space="preserve"> названия продуктов/аналогов</w:t>
-      </w:r>
-      <w:r>
-        <w:rPr>
-          <w:rFonts w:eastAsia="Times New Roman" w:cs="Times New Roman"/>
-          <w:szCs w:val="24"/>
-          <w:lang w:eastAsia="ru-RU"/>
-        </w:rPr>
-        <w:t>.</w:t>
-      </w:r>
-    </w:p>
-    <w:p>
-      <w:pPr>
-        <w:spacing w:before="100" w:beforeAutospacing="1" w:after="100" w:afterAutospacing="1"/>
-        <w:ind w:firstLine="0"/>
-        <w:jc w:val="both"/>
-        <w:rPr>
-          <w:rFonts w:eastAsia="Times New Roman" w:cs="Times New Roman"/>
-          <w:szCs w:val="24"/>
-          <w:lang w:eastAsia="ru-RU"/>
-        </w:rPr>
-      </w:pPr>
-      <w:r>
-        <w:rPr>
-          <w:rFonts w:eastAsia="Times New Roman" w:cs="Times New Roman"/>
-          <w:szCs w:val="24"/>
-          <w:lang w:eastAsia="ru-RU"/>
-        </w:rPr>
-        <w:t xml:space="preserve">Аудит (информационной безопасности) </w:t>
-      </w:r>
-      <w:r>
-        <w:rPr>
-          <w:rFonts w:eastAsia="Times New Roman" w:cs="Times New Roman"/>
-          <w:szCs w:val="24"/>
-          <w:lang w:eastAsia="ru-RU"/>
-        </w:rPr>
-        <w:t>-</w:t>
-      </w:r>
-      <w:r>
-        <w:rPr>
-          <w:rFonts w:eastAsia="Times New Roman" w:cs="Times New Roman"/>
-          <w:szCs w:val="24"/>
-          <w:lang w:eastAsia="ru-RU"/>
-        </w:rPr>
-        <w:t xml:space="preserve"> регулярные проверки, отчётность, анализ состояния защищённости.</w:t>
-      </w:r>
-    </w:p>
-    <w:p>
-      <w:pPr>
-        <w:spacing w:before="100" w:beforeAutospacing="1" w:after="100" w:afterAutospacing="1"/>
-        <w:ind w:firstLine="0"/>
-        <w:jc w:val="both"/>
-        <w:rPr>
-          <w:rFonts w:eastAsia="Times New Roman" w:cs="Times New Roman"/>
-          <w:szCs w:val="24"/>
-          <w:lang w:eastAsia="ru-RU"/>
-        </w:rPr>
-      </w:pPr>
-      <w:proofErr w:type="spellStart"/>
-      <w:r>
-        <w:rPr>
-          <w:rFonts w:eastAsia="Times New Roman" w:cs="Times New Roman"/>
-          <w:szCs w:val="24"/>
-          <w:lang w:eastAsia="ru-RU"/>
-        </w:rPr>
-        <w:t>Харденинг</w:t>
-      </w:r>
-      <w:proofErr w:type="spellEnd"/>
-      <w:r>
-        <w:rPr>
-          <w:rFonts w:eastAsia="Times New Roman" w:cs="Times New Roman"/>
-          <w:szCs w:val="24"/>
-          <w:lang w:eastAsia="ru-RU"/>
-        </w:rPr>
-        <w:t xml:space="preserve"> </w:t>
-      </w:r>
-      <w:r>
-        <w:rPr>
-          <w:rFonts w:eastAsia="Times New Roman" w:cs="Times New Roman"/>
-          <w:szCs w:val="24"/>
-          <w:lang w:eastAsia="ru-RU"/>
-        </w:rPr>
-        <w:t>-</w:t>
-      </w:r>
-      <w:r>
-        <w:rPr>
-          <w:rFonts w:eastAsia="Times New Roman" w:cs="Times New Roman"/>
-          <w:szCs w:val="24"/>
-          <w:lang w:eastAsia="ru-RU"/>
-        </w:rPr>
-        <w:t xml:space="preserve"> укрепление конфигурации ОС/системы (снижение поверхности атаки).</w:t>
-      </w:r>
-    </w:p>
-    <w:p>
-      <w:pPr>
-        <w:spacing w:before="100" w:beforeAutospacing="1" w:after="100" w:afterAutospacing="1"/>
-        <w:ind w:firstLine="0"/>
-        <w:jc w:val="both"/>
-        <w:rPr>
-          <w:rFonts w:eastAsia="Times New Roman" w:cs="Times New Roman"/>
-          <w:szCs w:val="24"/>
-          <w:lang w:eastAsia="ru-RU"/>
-        </w:rPr>
-      </w:pPr>
-      <w:r>
-        <w:rPr>
-          <w:rFonts w:eastAsia="Times New Roman" w:cs="Times New Roman"/>
-          <w:szCs w:val="24"/>
-          <w:lang w:eastAsia="ru-RU"/>
-        </w:rPr>
-        <w:t xml:space="preserve">Киберугрозы </w:t>
-      </w:r>
-      <w:r>
-        <w:rPr>
-          <w:rFonts w:eastAsia="Times New Roman" w:cs="Times New Roman"/>
-          <w:szCs w:val="24"/>
-          <w:lang w:eastAsia="ru-RU"/>
-        </w:rPr>
-        <w:t>-</w:t>
-      </w:r>
-      <w:r>
-        <w:rPr>
-          <w:rFonts w:eastAsia="Times New Roman" w:cs="Times New Roman"/>
-          <w:szCs w:val="24"/>
-          <w:lang w:eastAsia="ru-RU"/>
-        </w:rPr>
-        <w:t xml:space="preserve"> угрозы атак на ИС.</w:t>
-      </w:r>
-    </w:p>
-    <w:p>
-      <w:pPr>
-        <w:spacing w:before="100" w:beforeAutospacing="1" w:after="100" w:afterAutospacing="1"/>
-        <w:ind w:firstLine="0"/>
-        <w:jc w:val="both"/>
-        <w:rPr>
-          <w:rFonts w:eastAsia="Times New Roman" w:cs="Times New Roman"/>
-          <w:szCs w:val="24"/>
-          <w:lang w:eastAsia="ru-RU"/>
-        </w:rPr>
-      </w:pPr>
-      <w:r>
-        <w:rPr>
-          <w:rFonts w:eastAsia="Times New Roman" w:cs="Times New Roman"/>
-          <w:szCs w:val="24"/>
-          <w:lang w:eastAsia="ru-RU"/>
-        </w:rPr>
-        <w:t>Угроза – мнимая или реальная опасность</w:t>
-      </w:r>
-    </w:p>
-    <w:p>
-      <w:pPr>
-        <w:spacing w:before="100" w:beforeAutospacing="1" w:after="100" w:afterAutospacing="1"/>
-        <w:ind w:firstLine="0"/>
-        <w:jc w:val="both"/>
-        <w:rPr>
-          <w:rFonts w:eastAsia="Times New Roman" w:cs="Times New Roman"/>
-          <w:szCs w:val="24"/>
-          <w:lang w:eastAsia="ru-RU"/>
-        </w:rPr>
-      </w:pPr>
-      <w:r>
-        <w:rPr>
-          <w:rFonts w:eastAsia="Times New Roman" w:cs="Times New Roman"/>
-          <w:szCs w:val="24"/>
-          <w:lang w:eastAsia="ru-RU"/>
-        </w:rPr>
-        <w:t xml:space="preserve">Уязвимость </w:t>
-      </w:r>
-      <w:proofErr w:type="gramStart"/>
-      <w:r>
-        <w:rPr>
-          <w:rFonts w:eastAsia="Times New Roman" w:cs="Times New Roman"/>
-          <w:szCs w:val="24"/>
-          <w:lang w:eastAsia="ru-RU"/>
-        </w:rPr>
-        <w:t>- это</w:t>
-      </w:r>
-      <w:proofErr w:type="gramEnd"/>
-      <w:r>
-        <w:rPr>
-          <w:rFonts w:eastAsia="Times New Roman" w:cs="Times New Roman"/>
-          <w:szCs w:val="24"/>
-          <w:lang w:eastAsia="ru-RU"/>
-        </w:rPr>
-        <w:t xml:space="preserve"> слабость в системе, которая может привести к реализации угрозы.</w:t>
-      </w:r>
-    </w:p>
-    <w:p>
-      <w:pPr>
-        <w:spacing w:before="100" w:beforeAutospacing="1" w:after="100" w:afterAutospacing="1"/>
-        <w:ind w:firstLine="0"/>
-        <w:jc w:val="both"/>
-        <w:rPr>
-          <w:rFonts w:eastAsia="Times New Roman" w:cs="Times New Roman"/>
-          <w:szCs w:val="24"/>
-          <w:lang w:eastAsia="ru-RU"/>
-        </w:rPr>
-      </w:pPr>
-      <w:proofErr w:type="spellStart"/>
-      <w:r>
-        <w:rPr>
-          <w:rFonts w:eastAsia="Times New Roman" w:cs="Times New Roman"/>
-          <w:szCs w:val="24"/>
-          <w:lang w:eastAsia="ru-RU"/>
-        </w:rPr>
-        <w:t>Мисконфигурация</w:t>
-      </w:r>
-      <w:proofErr w:type="spellEnd"/>
-      <w:r>
-        <w:rPr>
-          <w:rFonts w:eastAsia="Times New Roman" w:cs="Times New Roman"/>
-          <w:szCs w:val="24"/>
-          <w:lang w:eastAsia="ru-RU"/>
-        </w:rPr>
-        <w:t xml:space="preserve"> </w:t>
-      </w:r>
-      <w:r>
-        <w:rPr>
-          <w:rFonts w:eastAsia="Times New Roman" w:cs="Times New Roman"/>
-          <w:szCs w:val="24"/>
-          <w:lang w:eastAsia="ru-RU"/>
-        </w:rPr>
-        <w:t>-</w:t>
-      </w:r>
-      <w:r>
-        <w:rPr>
-          <w:rFonts w:eastAsia="Times New Roman" w:cs="Times New Roman"/>
-          <w:szCs w:val="24"/>
-          <w:lang w:eastAsia="ru-RU"/>
-        </w:rPr>
-        <w:t xml:space="preserve"> небезопасная/ошибочная настройка.</w:t>
-      </w:r>
-    </w:p>
-    <w:p>
-      <w:pPr>
-        <w:spacing w:before="100" w:beforeAutospacing="1" w:after="100" w:afterAutospacing="1"/>
-        <w:ind w:firstLine="0"/>
-        <w:jc w:val="both"/>
-        <w:rPr>
-          <w:rFonts w:eastAsia="Times New Roman" w:cs="Times New Roman"/>
-          <w:szCs w:val="24"/>
-          <w:lang w:eastAsia="ru-RU"/>
-        </w:rPr>
-      </w:pPr>
-      <w:r>
-        <w:rPr>
-          <w:rFonts w:eastAsia="Times New Roman" w:cs="Times New Roman"/>
-          <w:szCs w:val="24"/>
-          <w:lang w:eastAsia="ru-RU"/>
-        </w:rPr>
-        <w:t xml:space="preserve">Стандартизация проверок/данных </w:t>
-      </w:r>
-      <w:r>
-        <w:rPr>
-          <w:rFonts w:eastAsia="Times New Roman" w:cs="Times New Roman"/>
-          <w:szCs w:val="24"/>
-          <w:lang w:eastAsia="ru-RU"/>
-        </w:rPr>
-        <w:t>-</w:t>
-      </w:r>
-      <w:r>
-        <w:rPr>
-          <w:rFonts w:eastAsia="Times New Roman" w:cs="Times New Roman"/>
-          <w:szCs w:val="24"/>
-          <w:lang w:eastAsia="ru-RU"/>
-        </w:rPr>
-        <w:t xml:space="preserve"> унификация форматов правил и результатов.</w:t>
-      </w:r>
-    </w:p>
-    <w:p>
-      <w:pPr>
-        <w:spacing w:before="100" w:beforeAutospacing="1" w:after="100" w:afterAutospacing="1"/>
-        <w:ind w:firstLine="0"/>
-        <w:jc w:val="both"/>
-        <w:rPr>
-          <w:rFonts w:eastAsia="Times New Roman" w:cs="Times New Roman"/>
-          <w:szCs w:val="24"/>
-          <w:lang w:eastAsia="ru-RU"/>
-        </w:rPr>
-      </w:pPr>
-      <w:r>
-        <w:rPr>
-          <w:rFonts w:eastAsia="Times New Roman" w:cs="Times New Roman"/>
-          <w:szCs w:val="24"/>
-          <w:lang w:eastAsia="ru-RU"/>
-        </w:rPr>
-        <w:t xml:space="preserve">SCAP-контент </w:t>
-      </w:r>
-      <w:r>
-        <w:rPr>
-          <w:rFonts w:eastAsia="Times New Roman" w:cs="Times New Roman"/>
-          <w:szCs w:val="24"/>
-          <w:lang w:eastAsia="ru-RU"/>
-        </w:rPr>
-        <w:t>-</w:t>
-      </w:r>
-      <w:r>
-        <w:rPr>
-          <w:rFonts w:eastAsia="Times New Roman" w:cs="Times New Roman"/>
-          <w:szCs w:val="24"/>
-          <w:lang w:eastAsia="ru-RU"/>
-        </w:rPr>
-        <w:t xml:space="preserve"> набор машиночитаемых правил/описаний проверок (OVAL/XCCDF).</w:t>
-      </w:r>
-    </w:p>
-    <w:p>
-      <w:pPr>
-        <w:spacing w:before="100" w:beforeAutospacing="1" w:after="100" w:afterAutospacing="1"/>
-        <w:ind w:firstLine="0"/>
-        <w:jc w:val="both"/>
-        <w:rPr>
-          <w:rFonts w:eastAsia="Times New Roman" w:cs="Times New Roman"/>
-          <w:szCs w:val="24"/>
-          <w:lang w:eastAsia="ru-RU"/>
-        </w:rPr>
-      </w:pPr>
-      <w:r>
-        <w:rPr>
-          <w:rFonts w:eastAsia="Times New Roman" w:cs="Times New Roman"/>
-          <w:szCs w:val="24"/>
-          <w:lang w:eastAsia="ru-RU"/>
-        </w:rPr>
-        <w:t xml:space="preserve">OVAL-дефиниция </w:t>
-      </w:r>
-      <w:r>
-        <w:rPr>
-          <w:rFonts w:eastAsia="Times New Roman" w:cs="Times New Roman"/>
-          <w:szCs w:val="24"/>
-          <w:lang w:eastAsia="ru-RU"/>
-        </w:rPr>
-        <w:t>-</w:t>
-      </w:r>
-      <w:r>
-        <w:rPr>
-          <w:rFonts w:eastAsia="Times New Roman" w:cs="Times New Roman"/>
-          <w:szCs w:val="24"/>
-          <w:lang w:eastAsia="ru-RU"/>
-        </w:rPr>
-        <w:t xml:space="preserve"> отдельное правило/описание проверки в формате OVAL.</w:t>
-      </w:r>
-    </w:p>
-    <w:p>
-      <w:pPr>
-        <w:spacing w:before="100" w:beforeAutospacing="1" w:after="100" w:afterAutospacing="1"/>
-        <w:ind w:firstLine="0"/>
-        <w:jc w:val="both"/>
-        <w:rPr>
-          <w:rFonts w:eastAsia="Times New Roman" w:cs="Times New Roman"/>
-          <w:szCs w:val="24"/>
-          <w:lang w:eastAsia="ru-RU"/>
-        </w:rPr>
-      </w:pPr>
-      <w:r>
-        <w:rPr>
-          <w:rFonts w:eastAsia="Times New Roman" w:cs="Times New Roman"/>
-          <w:szCs w:val="24"/>
-          <w:lang w:eastAsia="ru-RU"/>
-        </w:rPr>
-        <w:lastRenderedPageBreak/>
-        <w:t xml:space="preserve">XCCDF-правило </w:t>
-      </w:r>
-      <w:r>
-        <w:rPr>
-          <w:rFonts w:eastAsia="Times New Roman" w:cs="Times New Roman"/>
-          <w:szCs w:val="24"/>
-          <w:lang w:eastAsia="ru-RU"/>
-        </w:rPr>
-        <w:t>-</w:t>
-      </w:r>
-      <w:r>
-        <w:rPr>
-          <w:rFonts w:eastAsia="Times New Roman" w:cs="Times New Roman"/>
-          <w:szCs w:val="24"/>
-          <w:lang w:eastAsia="ru-RU"/>
-        </w:rPr>
-        <w:t xml:space="preserve"> отдельное требование/проверка в XCCDF.</w:t>
-      </w:r>
-    </w:p>
-    <w:p>
-      <w:pPr>
-        <w:spacing w:before="100" w:beforeAutospacing="1" w:after="100" w:afterAutospacing="1"/>
-        <w:ind w:firstLine="0"/>
-        <w:jc w:val="both"/>
-        <w:rPr>
-          <w:rFonts w:eastAsia="Times New Roman" w:cs="Times New Roman"/>
-          <w:szCs w:val="24"/>
-          <w:lang w:eastAsia="ru-RU"/>
-        </w:rPr>
-      </w:pPr>
-      <w:r>
-        <w:rPr>
-          <w:rFonts w:eastAsia="Times New Roman" w:cs="Times New Roman"/>
-          <w:szCs w:val="24"/>
-          <w:lang w:eastAsia="ru-RU"/>
-        </w:rPr>
-        <w:t xml:space="preserve">XCCDF-профиль </w:t>
-      </w:r>
-      <w:r>
-        <w:rPr>
-          <w:rFonts w:eastAsia="Times New Roman" w:cs="Times New Roman"/>
-          <w:szCs w:val="24"/>
-          <w:lang w:eastAsia="ru-RU"/>
-        </w:rPr>
-        <w:t>-</w:t>
-      </w:r>
-      <w:r>
-        <w:rPr>
-          <w:rFonts w:eastAsia="Times New Roman" w:cs="Times New Roman"/>
-          <w:szCs w:val="24"/>
-          <w:lang w:eastAsia="ru-RU"/>
-        </w:rPr>
-        <w:t xml:space="preserve"> набор (выборка) правил XCCDF для конкретной политики.</w:t>
-      </w:r>
-    </w:p>
-    <w:p>
-      <w:pPr>
-        <w:spacing w:before="100" w:beforeAutospacing="1" w:after="100" w:afterAutospacing="1"/>
-        <w:ind w:firstLine="0"/>
-        <w:jc w:val="both"/>
-        <w:rPr>
-          <w:rFonts w:eastAsia="Times New Roman" w:cs="Times New Roman"/>
-          <w:szCs w:val="24"/>
-          <w:lang w:eastAsia="ru-RU"/>
-        </w:rPr>
-      </w:pPr>
-      <w:proofErr w:type="spellStart"/>
-      <w:r>
-        <w:rPr>
-          <w:rFonts w:eastAsia="Times New Roman" w:cs="Times New Roman"/>
-          <w:szCs w:val="24"/>
-          <w:lang w:eastAsia="ru-RU"/>
-        </w:rPr>
-        <w:t>Tailoring</w:t>
-      </w:r>
-      <w:proofErr w:type="spellEnd"/>
-      <w:r>
-        <w:rPr>
-          <w:rFonts w:eastAsia="Times New Roman" w:cs="Times New Roman"/>
-          <w:szCs w:val="24"/>
-          <w:lang w:eastAsia="ru-RU"/>
-        </w:rPr>
-        <w:t xml:space="preserve"> </w:t>
-      </w:r>
-      <w:r>
-        <w:rPr>
-          <w:rFonts w:eastAsia="Times New Roman" w:cs="Times New Roman"/>
-          <w:szCs w:val="24"/>
-          <w:lang w:eastAsia="ru-RU"/>
-        </w:rPr>
-        <w:t>-</w:t>
-      </w:r>
-      <w:r>
-        <w:rPr>
-          <w:rFonts w:eastAsia="Times New Roman" w:cs="Times New Roman"/>
-          <w:szCs w:val="24"/>
-          <w:lang w:eastAsia="ru-RU"/>
-        </w:rPr>
-        <w:t xml:space="preserve"> адаптация (кастомизация) SCAP/XCCDF-контента под целевую платформу при несовпадении идентификаторов.</w:t>
-      </w:r>
-    </w:p>
-    <w:p>
-      <w:pPr>
-        <w:spacing w:before="100" w:beforeAutospacing="1" w:after="100" w:afterAutospacing="1"/>
-        <w:ind w:firstLine="0"/>
-        <w:jc w:val="both"/>
-        <w:rPr>
-          <w:rFonts w:eastAsia="Times New Roman" w:cs="Times New Roman"/>
-          <w:szCs w:val="24"/>
-          <w:lang w:eastAsia="ru-RU"/>
-        </w:rPr>
-      </w:pPr>
-      <w:proofErr w:type="spellStart"/>
-      <w:r>
-        <w:rPr>
-          <w:rFonts w:eastAsia="Times New Roman" w:cs="Times New Roman"/>
-          <w:szCs w:val="24"/>
-          <w:lang w:eastAsia="ru-RU"/>
-        </w:rPr>
-        <w:t>Remediation</w:t>
-      </w:r>
-      <w:proofErr w:type="spellEnd"/>
-      <w:r>
-        <w:rPr>
-          <w:rFonts w:eastAsia="Times New Roman" w:cs="Times New Roman"/>
-          <w:szCs w:val="24"/>
-          <w:lang w:eastAsia="ru-RU"/>
-        </w:rPr>
-        <w:t xml:space="preserve"> </w:t>
-      </w:r>
-      <w:r>
-        <w:rPr>
-          <w:rFonts w:eastAsia="Times New Roman" w:cs="Times New Roman"/>
-          <w:szCs w:val="24"/>
-          <w:lang w:eastAsia="ru-RU"/>
-        </w:rPr>
-        <w:t>-</w:t>
-      </w:r>
-      <w:r>
-        <w:rPr>
-          <w:rFonts w:eastAsia="Times New Roman" w:cs="Times New Roman"/>
-          <w:szCs w:val="24"/>
-          <w:lang w:eastAsia="ru-RU"/>
-        </w:rPr>
-        <w:t xml:space="preserve"> действия по устранению несоответствий (в т.ч. автоматическое исправление).</w:t>
-      </w:r>
-    </w:p>
-    <w:p>
-      <w:pPr>
-        <w:spacing w:before="100" w:beforeAutospacing="1" w:after="100" w:afterAutospacing="1"/>
-        <w:ind w:firstLine="0"/>
-        <w:jc w:val="both"/>
-        <w:rPr>
-          <w:rFonts w:eastAsia="Times New Roman" w:cs="Times New Roman"/>
-          <w:szCs w:val="24"/>
-          <w:lang w:eastAsia="ru-RU"/>
-        </w:rPr>
-      </w:pPr>
-      <w:r>
-        <w:rPr>
-          <w:rFonts w:eastAsia="Times New Roman" w:cs="Times New Roman"/>
-          <w:szCs w:val="24"/>
-          <w:lang w:eastAsia="ru-RU"/>
-        </w:rPr>
-        <w:t xml:space="preserve">Проприетарный </w:t>
-      </w:r>
-      <w:r>
-        <w:rPr>
-          <w:rFonts w:eastAsia="Times New Roman" w:cs="Times New Roman"/>
-          <w:szCs w:val="24"/>
-          <w:lang w:eastAsia="ru-RU"/>
-        </w:rPr>
-        <w:t>-</w:t>
-      </w:r>
-      <w:r>
-        <w:rPr>
-          <w:rFonts w:eastAsia="Times New Roman" w:cs="Times New Roman"/>
-          <w:szCs w:val="24"/>
-          <w:lang w:eastAsia="ru-RU"/>
-        </w:rPr>
-        <w:t xml:space="preserve"> закрытый (непрозрачный) механизм/формат/подход вендора.</w:t>
-      </w:r>
-    </w:p>
-    <w:p>
-      <w:pPr>
-        <w:spacing w:before="100" w:beforeAutospacing="1" w:after="100" w:afterAutospacing="1"/>
-        <w:ind w:firstLine="0"/>
-        <w:jc w:val="both"/>
-        <w:rPr>
-          <w:rFonts w:eastAsia="Times New Roman" w:cs="Times New Roman"/>
-          <w:szCs w:val="24"/>
-          <w:lang w:eastAsia="ru-RU"/>
-        </w:rPr>
-      </w:pPr>
-      <w:r>
-        <w:rPr>
-          <w:rFonts w:eastAsia="Times New Roman" w:cs="Times New Roman"/>
-          <w:szCs w:val="24"/>
-          <w:lang w:eastAsia="ru-RU"/>
-        </w:rPr>
-        <w:t xml:space="preserve">Вендор </w:t>
-      </w:r>
-      <w:r>
-        <w:rPr>
-          <w:rFonts w:eastAsia="Times New Roman" w:cs="Times New Roman"/>
-          <w:szCs w:val="24"/>
-          <w:lang w:eastAsia="ru-RU"/>
-        </w:rPr>
-        <w:t>-</w:t>
-      </w:r>
-      <w:r>
-        <w:rPr>
-          <w:rFonts w:eastAsia="Times New Roman" w:cs="Times New Roman"/>
-          <w:szCs w:val="24"/>
-          <w:lang w:eastAsia="ru-RU"/>
-        </w:rPr>
-        <w:t xml:space="preserve"> поставщик продукта/решения.</w:t>
-      </w:r>
-    </w:p>
-    <w:p>
-      <w:pPr>
-        <w:spacing w:before="100" w:beforeAutospacing="1" w:after="100" w:afterAutospacing="1"/>
-        <w:ind w:firstLine="0"/>
-        <w:jc w:val="both"/>
-        <w:rPr>
-          <w:rFonts w:eastAsia="Times New Roman" w:cs="Times New Roman"/>
-          <w:szCs w:val="24"/>
-          <w:lang w:eastAsia="ru-RU"/>
-        </w:rPr>
-      </w:pPr>
-      <w:r>
-        <w:rPr>
-          <w:rFonts w:eastAsia="Times New Roman" w:cs="Times New Roman"/>
-          <w:szCs w:val="24"/>
-          <w:lang w:eastAsia="ru-RU"/>
-        </w:rPr>
-        <w:t xml:space="preserve">SCAP-интерпретатор / движок </w:t>
-      </w:r>
-      <w:r>
-        <w:rPr>
-          <w:rFonts w:eastAsia="Times New Roman" w:cs="Times New Roman"/>
-          <w:szCs w:val="24"/>
-          <w:lang w:eastAsia="ru-RU"/>
-        </w:rPr>
-        <w:t>-</w:t>
-      </w:r>
-      <w:r>
-        <w:rPr>
-          <w:rFonts w:eastAsia="Times New Roman" w:cs="Times New Roman"/>
-          <w:szCs w:val="24"/>
-          <w:lang w:eastAsia="ru-RU"/>
-        </w:rPr>
-        <w:t xml:space="preserve"> компонент, который исполняет проверки по SCAP-контенту.</w:t>
-      </w:r>
-    </w:p>
-    <w:p>
-      <w:pPr>
-        <w:spacing w:before="100" w:beforeAutospacing="1" w:after="100" w:afterAutospacing="1"/>
-        <w:ind w:firstLine="0"/>
-        <w:jc w:val="both"/>
-        <w:rPr>
-          <w:rFonts w:eastAsia="Times New Roman" w:cs="Times New Roman"/>
-          <w:szCs w:val="24"/>
-          <w:lang w:eastAsia="ru-RU"/>
-        </w:rPr>
-      </w:pPr>
-      <w:r>
-        <w:rPr>
-          <w:rFonts w:eastAsia="Times New Roman" w:cs="Times New Roman"/>
-          <w:szCs w:val="24"/>
-          <w:lang w:eastAsia="ru-RU"/>
-        </w:rPr>
-        <w:t xml:space="preserve">Агрегация результатов </w:t>
-      </w:r>
-      <w:proofErr w:type="gramStart"/>
-      <w:r>
-        <w:rPr>
-          <w:rFonts w:eastAsia="Times New Roman" w:cs="Times New Roman"/>
-          <w:szCs w:val="24"/>
-          <w:lang w:eastAsia="ru-RU"/>
-        </w:rPr>
-        <w:t>-</w:t>
-      </w:r>
-      <w:r>
-        <w:rPr>
-          <w:rFonts w:eastAsia="Times New Roman" w:cs="Times New Roman"/>
-          <w:szCs w:val="24"/>
-          <w:lang w:eastAsia="ru-RU"/>
-        </w:rPr>
-        <w:t xml:space="preserve"> это</w:t>
-      </w:r>
-      <w:proofErr w:type="gramEnd"/>
-      <w:r>
-        <w:rPr>
-          <w:rFonts w:eastAsia="Times New Roman" w:cs="Times New Roman"/>
-          <w:szCs w:val="24"/>
-          <w:lang w:eastAsia="ru-RU"/>
-        </w:rPr>
-        <w:t xml:space="preserve"> </w:t>
-      </w:r>
-      <w:r>
-        <w:rPr>
-          <w:rFonts w:eastAsia="Times New Roman" w:cs="Times New Roman"/>
-          <w:szCs w:val="24"/>
-          <w:lang w:eastAsia="ru-RU"/>
-        </w:rPr>
-        <w:t>сбор данных из файлов результатов</w:t>
-      </w:r>
-      <w:r>
-        <w:rPr>
-          <w:rFonts w:eastAsia="Times New Roman" w:cs="Times New Roman"/>
-          <w:szCs w:val="24"/>
-          <w:lang w:eastAsia="ru-RU"/>
-        </w:rPr>
-        <w:t>.</w:t>
-      </w:r>
-    </w:p>
-    <w:p>
-      <w:pPr>
-        <w:spacing w:before="100" w:beforeAutospacing="1" w:after="100" w:afterAutospacing="1"/>
-        <w:ind w:firstLine="0"/>
-        <w:jc w:val="both"/>
-        <w:rPr>
-          <w:rFonts w:eastAsia="Times New Roman" w:cs="Times New Roman"/>
-          <w:szCs w:val="24"/>
-          <w:lang w:eastAsia="ru-RU"/>
-        </w:rPr>
-      </w:pPr>
-      <w:proofErr w:type="spellStart"/>
-      <w:r>
-        <w:rPr>
-          <w:rFonts w:eastAsia="Times New Roman" w:cs="Times New Roman"/>
-          <w:szCs w:val="24"/>
-          <w:lang w:eastAsia="ru-RU"/>
-        </w:rPr>
-        <w:t>Vulnerability</w:t>
-      </w:r>
-      <w:proofErr w:type="spellEnd"/>
-      <w:r>
-        <w:rPr>
-          <w:rFonts w:eastAsia="Times New Roman" w:cs="Times New Roman"/>
-          <w:szCs w:val="24"/>
-          <w:lang w:eastAsia="ru-RU"/>
-        </w:rPr>
-        <w:t xml:space="preserve"> </w:t>
-      </w:r>
-      <w:proofErr w:type="spellStart"/>
-      <w:r>
-        <w:rPr>
-          <w:rFonts w:eastAsia="Times New Roman" w:cs="Times New Roman"/>
-          <w:szCs w:val="24"/>
-          <w:lang w:eastAsia="ru-RU"/>
-        </w:rPr>
-        <w:t>management</w:t>
-      </w:r>
-      <w:proofErr w:type="spellEnd"/>
-      <w:r>
-        <w:rPr>
-          <w:rFonts w:eastAsia="Times New Roman" w:cs="Times New Roman"/>
-          <w:szCs w:val="24"/>
-          <w:lang w:eastAsia="ru-RU"/>
-        </w:rPr>
-        <w:t xml:space="preserve"> </w:t>
-      </w:r>
-      <w:r>
-        <w:rPr>
-          <w:rFonts w:eastAsia="Times New Roman" w:cs="Times New Roman"/>
-          <w:szCs w:val="24"/>
-          <w:lang w:eastAsia="ru-RU"/>
-        </w:rPr>
-        <w:t>-</w:t>
-      </w:r>
-      <w:r>
-        <w:rPr>
-          <w:rFonts w:eastAsia="Times New Roman" w:cs="Times New Roman"/>
-          <w:szCs w:val="24"/>
-          <w:lang w:eastAsia="ru-RU"/>
-        </w:rPr>
-        <w:t xml:space="preserve"> управление уязвимостями</w:t>
-      </w:r>
-      <w:r>
-        <w:rPr>
-          <w:rFonts w:eastAsia="Times New Roman" w:cs="Times New Roman"/>
-          <w:szCs w:val="24"/>
-          <w:lang w:eastAsia="ru-RU"/>
-        </w:rPr>
-        <w:t>.</w:t>
-      </w:r>
-    </w:p>
-    <w:p>
-      <w:pPr>
-        <w:spacing w:before="100" w:beforeAutospacing="1" w:after="100" w:afterAutospacing="1"/>
-        <w:ind w:firstLine="0"/>
-        <w:jc w:val="both"/>
-        <w:rPr>
-          <w:rFonts w:eastAsia="Times New Roman" w:cs="Times New Roman"/>
-          <w:szCs w:val="24"/>
-          <w:lang w:eastAsia="ru-RU"/>
-        </w:rPr>
-      </w:pPr>
-      <w:r>
-        <w:rPr>
-          <w:rFonts w:eastAsia="Times New Roman" w:cs="Times New Roman"/>
-          <w:szCs w:val="24"/>
-          <w:lang w:eastAsia="ru-RU"/>
-        </w:rPr>
-        <w:t xml:space="preserve">Сигнатурное/базовое сопоставление </w:t>
-      </w:r>
-      <w:r>
-        <w:rPr>
-          <w:rFonts w:eastAsia="Times New Roman" w:cs="Times New Roman"/>
-          <w:szCs w:val="24"/>
-          <w:lang w:eastAsia="ru-RU"/>
-        </w:rPr>
-        <w:t>-</w:t>
-      </w:r>
-      <w:r>
-        <w:rPr>
-          <w:rFonts w:eastAsia="Times New Roman" w:cs="Times New Roman"/>
-          <w:szCs w:val="24"/>
-          <w:lang w:eastAsia="ru-RU"/>
-        </w:rPr>
-        <w:t xml:space="preserve"> подход: сбор версий ПО и сравнение с базой уязвимых версий.</w:t>
-      </w:r>
-    </w:p>
-    <w:p>
-      <w:pPr>
-        <w:spacing w:before="100" w:beforeAutospacing="1" w:after="100" w:afterAutospacing="1"/>
-        <w:ind w:firstLine="0"/>
-        <w:jc w:val="both"/>
-        <w:rPr>
-          <w:rFonts w:eastAsia="Times New Roman" w:cs="Times New Roman"/>
-          <w:szCs w:val="24"/>
-          <w:lang w:eastAsia="ru-RU"/>
-        </w:rPr>
-      </w:pPr>
-      <w:r>
-        <w:rPr>
-          <w:rFonts w:eastAsia="Times New Roman" w:cs="Times New Roman"/>
-          <w:szCs w:val="24"/>
-          <w:lang w:eastAsia="ru-RU"/>
-        </w:rPr>
-        <w:t xml:space="preserve">Оценка соответствия конфигурации </w:t>
-      </w:r>
-      <w:r>
-        <w:rPr>
-          <w:rFonts w:eastAsia="Times New Roman" w:cs="Times New Roman"/>
-          <w:szCs w:val="24"/>
-          <w:lang w:eastAsia="ru-RU"/>
-        </w:rPr>
-        <w:t>-</w:t>
-      </w:r>
-      <w:r>
-        <w:rPr>
-          <w:rFonts w:eastAsia="Times New Roman" w:cs="Times New Roman"/>
-          <w:szCs w:val="24"/>
-          <w:lang w:eastAsia="ru-RU"/>
-        </w:rPr>
-        <w:t xml:space="preserve"> проверка системы на соответствие политике/профилю требований.</w:t>
-      </w:r>
-    </w:p>
-    <w:p>
-      <w:pPr>
-        <w:spacing w:before="100" w:beforeAutospacing="1" w:after="100" w:afterAutospacing="1"/>
-        <w:ind w:firstLine="0"/>
-        <w:jc w:val="both"/>
-        <w:rPr>
-          <w:rFonts w:eastAsia="Times New Roman" w:cs="Times New Roman"/>
-          <w:szCs w:val="24"/>
-          <w:lang w:eastAsia="ru-RU"/>
-        </w:rPr>
-      </w:pPr>
-      <w:r>
-        <w:rPr>
-          <w:rFonts w:eastAsia="Times New Roman" w:cs="Times New Roman"/>
-          <w:szCs w:val="24"/>
-          <w:lang w:eastAsia="ru-RU"/>
-        </w:rPr>
-        <w:t xml:space="preserve">MITRE ATT&amp;CK - глобальная база знаний тактик и техник злоумышленников. </w:t>
-      </w:r>
-    </w:p>
-    <w:p>
-      <w:pPr>
-        <w:spacing w:before="100" w:beforeAutospacing="1" w:after="100" w:afterAutospacing="1"/>
-        <w:ind w:firstLine="0"/>
-        <w:jc w:val="both"/>
-        <w:rPr>
-          <w:rFonts w:eastAsia="Times New Roman" w:cs="Times New Roman"/>
-          <w:szCs w:val="24"/>
-          <w:lang w:eastAsia="ru-RU"/>
-        </w:rPr>
-      </w:pPr>
-      <w:r>
-        <w:rPr>
-          <w:rFonts w:eastAsia="Times New Roman" w:cs="Times New Roman"/>
-          <w:szCs w:val="24"/>
-          <w:lang w:eastAsia="ru-RU"/>
-        </w:rPr>
-        <w:t xml:space="preserve">PCI DSS - </w:t>
-      </w:r>
-      <w:proofErr w:type="spellStart"/>
-      <w:r>
-        <w:rPr>
-          <w:rFonts w:eastAsia="Times New Roman" w:cs="Times New Roman"/>
-          <w:szCs w:val="24"/>
-          <w:lang w:eastAsia="ru-RU"/>
-        </w:rPr>
-        <w:t>Payment</w:t>
-      </w:r>
-      <w:proofErr w:type="spellEnd"/>
-      <w:r>
-        <w:rPr>
-          <w:rFonts w:eastAsia="Times New Roman" w:cs="Times New Roman"/>
-          <w:szCs w:val="24"/>
-          <w:lang w:eastAsia="ru-RU"/>
-        </w:rPr>
-        <w:t xml:space="preserve"> Card Industry Data Security Standard: стандарт безопасности данных индустрии платёжных карт. </w:t>
-      </w:r>
-    </w:p>
-    <w:p>
-      <w:pPr>
-        <w:spacing w:before="100" w:beforeAutospacing="1" w:after="100" w:afterAutospacing="1"/>
-        <w:ind w:firstLine="0"/>
-        <w:jc w:val="both"/>
-        <w:rPr>
-          <w:rFonts w:eastAsia="Times New Roman" w:cs="Times New Roman"/>
-          <w:szCs w:val="24"/>
-          <w:lang w:eastAsia="ru-RU"/>
-        </w:rPr>
-      </w:pPr>
-      <w:r>
-        <w:rPr>
-          <w:rFonts w:eastAsia="Times New Roman" w:cs="Times New Roman"/>
-          <w:szCs w:val="24"/>
-          <w:lang w:eastAsia="ru-RU"/>
-        </w:rPr>
-        <w:t xml:space="preserve">Electron / </w:t>
-      </w:r>
-      <w:proofErr w:type="spellStart"/>
-      <w:r>
-        <w:rPr>
-          <w:rFonts w:eastAsia="Times New Roman" w:cs="Times New Roman"/>
-          <w:szCs w:val="24"/>
-          <w:lang w:eastAsia="ru-RU"/>
-        </w:rPr>
-        <w:t>Flutter</w:t>
-      </w:r>
-      <w:proofErr w:type="spellEnd"/>
-      <w:r>
-        <w:rPr>
-          <w:rFonts w:eastAsia="Times New Roman" w:cs="Times New Roman"/>
-          <w:szCs w:val="24"/>
-          <w:lang w:eastAsia="ru-RU"/>
-        </w:rPr>
-        <w:t xml:space="preserve"> - фреймворки для разработки кроссплатформенных приложений.</w:t>
-      </w:r>
-    </w:p>
-    <w:p>
-      <w:pPr>
-        <w:spacing w:before="100" w:beforeAutospacing="1" w:after="100" w:afterAutospacing="1"/>
-        <w:ind w:firstLine="0"/>
-        <w:jc w:val="both"/>
-        <w:rPr>
-          <w:rFonts w:eastAsia="Times New Roman" w:cs="Times New Roman"/>
-          <w:szCs w:val="24"/>
-          <w:lang w:eastAsia="ru-RU"/>
-        </w:rPr>
-      </w:pPr>
-      <w:r>
-        <w:rPr>
-          <w:rFonts w:eastAsia="Times New Roman" w:cs="Times New Roman"/>
-          <w:szCs w:val="24"/>
-          <w:lang w:eastAsia="ru-RU"/>
-        </w:rPr>
-        <w:t>MIT / BSD - типы лицензий свободного программного обеспечения.</w:t>
-      </w:r>
-    </w:p>
-    <w:p>
-      <w:pPr>
-        <w:spacing w:before="100" w:beforeAutospacing="1" w:after="100" w:afterAutospacing="1"/>
-        <w:ind w:firstLine="0"/>
-        <w:jc w:val="both"/>
-        <w:rPr>
-          <w:rFonts w:eastAsia="Times New Roman" w:cs="Times New Roman"/>
-          <w:szCs w:val="24"/>
-          <w:lang w:eastAsia="ru-RU"/>
-        </w:rPr>
-      </w:pPr>
-      <w:r>
-        <w:rPr>
-          <w:rFonts w:eastAsia="Times New Roman" w:cs="Times New Roman"/>
-          <w:szCs w:val="24"/>
-          <w:lang w:eastAsia="ru-RU"/>
-        </w:rPr>
-        <w:t xml:space="preserve">Firewall - межсетевой экран, средство для фильтрации сетевого трафика. </w:t>
-      </w:r>
-    </w:p>
-    <w:p>
-      <w:pPr>
-        <w:spacing w:before="100" w:beforeAutospacing="1" w:after="100" w:afterAutospacing="1"/>
-        <w:ind w:firstLine="0"/>
-        <w:jc w:val="both"/>
         <w:rPr>
           <w:rFonts w:eastAsiaTheme="majorEastAsia" w:cs="Times New Roman"/>
           <w:b/>
@@ -4972,6 +3165,674 @@
           <w:szCs w:val="24"/>
           <w:lang w:eastAsia="ru-RU"/>
         </w:rPr>
+        <w:t>C++ - язык программирования.</w:t>
+      </w:r>
+      <w:r>
+        <w:rPr>
+          <w:rFonts w:eastAsia="Times New Roman" w:cs="Times New Roman"/>
+          <w:szCs w:val="24"/>
+          <w:lang w:eastAsia="ru-RU"/>
+        </w:rPr>
+        <w:br/>
+        <w:t>CCE - идентификаторы параметров/настроек конфигурации.</w:t>
+      </w:r>
+      <w:r>
+        <w:rPr>
+          <w:rFonts w:eastAsia="Times New Roman" w:cs="Times New Roman"/>
+          <w:szCs w:val="24"/>
+          <w:lang w:eastAsia="ru-RU"/>
+        </w:rPr>
+        <w:br/>
+        <w:t>CIS - набор бенчмарков/рекомендаций по безопасной конфигурации.</w:t>
+      </w:r>
+      <w:r>
+        <w:rPr>
+          <w:rFonts w:eastAsia="Times New Roman" w:cs="Times New Roman"/>
+          <w:szCs w:val="24"/>
+          <w:lang w:eastAsia="ru-RU"/>
+        </w:rPr>
+        <w:br/>
+        <w:t>CVE - идентификаторы известных уязвимостей.</w:t>
+      </w:r>
+      <w:r>
+        <w:rPr>
+          <w:rFonts w:eastAsia="Times New Roman" w:cs="Times New Roman"/>
+          <w:szCs w:val="24"/>
+          <w:lang w:eastAsia="ru-RU"/>
+        </w:rPr>
+        <w:br/>
+        <w:t>CVSS - методика оценки критичности уязвимостей.</w:t>
+      </w:r>
+      <w:r>
+        <w:rPr>
+          <w:rFonts w:eastAsia="Times New Roman" w:cs="Times New Roman"/>
+          <w:szCs w:val="24"/>
+          <w:lang w:eastAsia="ru-RU"/>
+        </w:rPr>
+        <w:br/>
+        <w:t>CWE - классификация типов слабостей (уязвимых паттернов).</w:t>
+      </w:r>
+      <w:r>
+        <w:rPr>
+          <w:rFonts w:eastAsia="Times New Roman" w:cs="Times New Roman"/>
+          <w:szCs w:val="24"/>
+          <w:lang w:eastAsia="ru-RU"/>
+        </w:rPr>
+        <w:br/>
+      </w:r>
+      <w:proofErr w:type="spellStart"/>
+      <w:r>
+        <w:rPr>
+          <w:rFonts w:eastAsia="Times New Roman" w:cs="Times New Roman"/>
+          <w:szCs w:val="24"/>
+          <w:lang w:eastAsia="ru-RU"/>
+        </w:rPr>
+        <w:t>Dart</w:t>
+      </w:r>
+      <w:proofErr w:type="spellEnd"/>
+      <w:r>
+        <w:rPr>
+          <w:rFonts w:eastAsia="Times New Roman" w:cs="Times New Roman"/>
+          <w:szCs w:val="24"/>
+          <w:lang w:eastAsia="ru-RU"/>
+        </w:rPr>
+        <w:t xml:space="preserve"> - язык программирования.</w:t>
+      </w:r>
+      <w:r>
+        <w:rPr>
+          <w:rFonts w:eastAsia="Times New Roman" w:cs="Times New Roman"/>
+          <w:szCs w:val="24"/>
+          <w:lang w:eastAsia="ru-RU"/>
+        </w:rPr>
+        <w:br/>
+        <w:t xml:space="preserve">Electron / </w:t>
+      </w:r>
+      <w:proofErr w:type="spellStart"/>
+      <w:r>
+        <w:rPr>
+          <w:rFonts w:eastAsia="Times New Roman" w:cs="Times New Roman"/>
+          <w:szCs w:val="24"/>
+          <w:lang w:eastAsia="ru-RU"/>
+        </w:rPr>
+        <w:t>Flutter</w:t>
+      </w:r>
+      <w:proofErr w:type="spellEnd"/>
+      <w:r>
+        <w:rPr>
+          <w:rFonts w:eastAsia="Times New Roman" w:cs="Times New Roman"/>
+          <w:szCs w:val="24"/>
+          <w:lang w:eastAsia="ru-RU"/>
+        </w:rPr>
+        <w:t xml:space="preserve"> - фреймворки для разработки кроссплатформенных приложений.</w:t>
+      </w:r>
+      <w:r>
+        <w:rPr>
+          <w:rFonts w:eastAsia="Times New Roman" w:cs="Times New Roman"/>
+          <w:szCs w:val="24"/>
+          <w:lang w:eastAsia="ru-RU"/>
+        </w:rPr>
+        <w:br/>
+        <w:t>Firewall - межсетевой экран, средство для фильтрации сетевого трафика.</w:t>
+      </w:r>
+      <w:r>
+        <w:rPr>
+          <w:rFonts w:eastAsia="Times New Roman" w:cs="Times New Roman"/>
+          <w:szCs w:val="24"/>
+          <w:lang w:eastAsia="ru-RU"/>
+        </w:rPr>
+        <w:br/>
+        <w:t xml:space="preserve">GPL - лицензия GNU General Public </w:t>
+      </w:r>
+      <w:proofErr w:type="spellStart"/>
+      <w:r>
+        <w:rPr>
+          <w:rFonts w:eastAsia="Times New Roman" w:cs="Times New Roman"/>
+          <w:szCs w:val="24"/>
+          <w:lang w:eastAsia="ru-RU"/>
+        </w:rPr>
+        <w:t>License</w:t>
+      </w:r>
+      <w:proofErr w:type="spellEnd"/>
+      <w:r>
+        <w:rPr>
+          <w:rFonts w:eastAsia="Times New Roman" w:cs="Times New Roman"/>
+          <w:szCs w:val="24"/>
+          <w:lang w:eastAsia="ru-RU"/>
+        </w:rPr>
+        <w:t>.</w:t>
+      </w:r>
+      <w:r>
+        <w:rPr>
+          <w:rFonts w:eastAsia="Times New Roman" w:cs="Times New Roman"/>
+          <w:szCs w:val="24"/>
+          <w:lang w:eastAsia="ru-RU"/>
+        </w:rPr>
+        <w:br/>
+        <w:t>GTK - фреймворк GUI.</w:t>
+      </w:r>
+      <w:r>
+        <w:rPr>
+          <w:rFonts w:eastAsia="Times New Roman" w:cs="Times New Roman"/>
+          <w:szCs w:val="24"/>
+          <w:lang w:eastAsia="ru-RU"/>
+        </w:rPr>
+        <w:br/>
+        <w:t>HTML - формат данных.</w:t>
+      </w:r>
+      <w:r>
+        <w:rPr>
+          <w:rFonts w:eastAsia="Times New Roman" w:cs="Times New Roman"/>
+          <w:szCs w:val="24"/>
+          <w:lang w:eastAsia="ru-RU"/>
+        </w:rPr>
+        <w:br/>
+        <w:t>JS - JavaScript.</w:t>
+      </w:r>
+      <w:r>
+        <w:rPr>
+          <w:rFonts w:eastAsia="Times New Roman" w:cs="Times New Roman"/>
+          <w:szCs w:val="24"/>
+          <w:lang w:eastAsia="ru-RU"/>
+        </w:rPr>
+        <w:br/>
+        <w:t>JSON - формат данных.</w:t>
+      </w:r>
+      <w:r>
+        <w:rPr>
+          <w:rFonts w:eastAsia="Times New Roman" w:cs="Times New Roman"/>
+          <w:szCs w:val="24"/>
+          <w:lang w:eastAsia="ru-RU"/>
+        </w:rPr>
+        <w:br/>
+      </w:r>
+      <w:r>
+        <w:rPr>
+          <w:rFonts w:eastAsia="Times New Roman" w:cs="Times New Roman"/>
+          <w:szCs w:val="24"/>
+          <w:lang w:val="en-US" w:eastAsia="ru-RU"/>
+        </w:rPr>
+        <w:t xml:space="preserve">LGPL - </w:t>
+      </w:r>
+      <w:r>
+        <w:rPr>
+          <w:rFonts w:eastAsia="Times New Roman" w:cs="Times New Roman"/>
+          <w:szCs w:val="24"/>
+          <w:lang w:eastAsia="ru-RU"/>
+        </w:rPr>
+        <w:t>лицензия</w:t>
+      </w:r>
+      <w:r>
+        <w:rPr>
+          <w:rFonts w:eastAsia="Times New Roman" w:cs="Times New Roman"/>
+          <w:szCs w:val="24"/>
+          <w:lang w:val="en-US" w:eastAsia="ru-RU"/>
+        </w:rPr>
+        <w:t xml:space="preserve"> GNU Lesser General Public License.</w:t>
+      </w:r>
+      <w:r>
+        <w:rPr>
+          <w:rFonts w:eastAsia="Times New Roman" w:cs="Times New Roman"/>
+          <w:szCs w:val="24"/>
+          <w:lang w:val="en-US" w:eastAsia="ru-RU"/>
+        </w:rPr>
+        <w:br/>
+      </w:r>
+      <w:r>
+        <w:rPr>
+          <w:rFonts w:eastAsia="Times New Roman" w:cs="Times New Roman"/>
+          <w:szCs w:val="24"/>
+          <w:lang w:val="en-US" w:eastAsia="ru-RU"/>
+        </w:rPr>
+        <w:lastRenderedPageBreak/>
+        <w:t xml:space="preserve">Linux / Windows / macOS - </w:t>
+      </w:r>
+      <w:r>
+        <w:rPr>
+          <w:rFonts w:eastAsia="Times New Roman" w:cs="Times New Roman"/>
+          <w:szCs w:val="24"/>
+          <w:lang w:eastAsia="ru-RU"/>
+        </w:rPr>
+        <w:t>платформы</w:t>
+      </w:r>
+      <w:r>
+        <w:rPr>
+          <w:rFonts w:eastAsia="Times New Roman" w:cs="Times New Roman"/>
+          <w:szCs w:val="24"/>
+          <w:lang w:val="en-US" w:eastAsia="ru-RU"/>
+        </w:rPr>
+        <w:t>.</w:t>
+      </w:r>
+      <w:r>
+        <w:rPr>
+          <w:rFonts w:eastAsia="Times New Roman" w:cs="Times New Roman"/>
+          <w:szCs w:val="24"/>
+          <w:lang w:val="en-US" w:eastAsia="ru-RU"/>
+        </w:rPr>
+        <w:br/>
+      </w:r>
+      <w:r>
+        <w:rPr>
+          <w:rFonts w:eastAsia="Times New Roman" w:cs="Times New Roman"/>
+          <w:szCs w:val="24"/>
+          <w:lang w:eastAsia="ru-RU"/>
+        </w:rPr>
+        <w:t>MIT / BSD - типы лицензий свободного программного обеспечения.</w:t>
+      </w:r>
+      <w:r>
+        <w:rPr>
+          <w:rFonts w:eastAsia="Times New Roman" w:cs="Times New Roman"/>
+          <w:szCs w:val="24"/>
+          <w:lang w:eastAsia="ru-RU"/>
+        </w:rPr>
+        <w:br/>
+        <w:t>MITRE ATT&amp;CK - глобальная база знаний тактик и техник злоумышленников.</w:t>
+      </w:r>
+      <w:r>
+        <w:rPr>
+          <w:rFonts w:eastAsia="Times New Roman" w:cs="Times New Roman"/>
+          <w:szCs w:val="24"/>
+          <w:lang w:eastAsia="ru-RU"/>
+        </w:rPr>
+        <w:br/>
+        <w:t>Open Source - открытый исходный код.</w:t>
+      </w:r>
+      <w:r>
+        <w:rPr>
+          <w:rFonts w:eastAsia="Times New Roman" w:cs="Times New Roman"/>
+          <w:szCs w:val="24"/>
+          <w:lang w:eastAsia="ru-RU"/>
+        </w:rPr>
+        <w:br/>
+      </w:r>
+      <w:proofErr w:type="spellStart"/>
+      <w:r>
+        <w:rPr>
+          <w:rFonts w:eastAsia="Times New Roman" w:cs="Times New Roman"/>
+          <w:szCs w:val="24"/>
+          <w:lang w:eastAsia="ru-RU"/>
+        </w:rPr>
+        <w:t>openSCAP</w:t>
+      </w:r>
+      <w:proofErr w:type="spellEnd"/>
+      <w:r>
+        <w:rPr>
+          <w:rFonts w:eastAsia="Times New Roman" w:cs="Times New Roman"/>
+          <w:szCs w:val="24"/>
+          <w:lang w:eastAsia="ru-RU"/>
+        </w:rPr>
+        <w:t xml:space="preserve"> - инструментарий/движок для обработки SCAP-контента.</w:t>
+      </w:r>
+      <w:r>
+        <w:rPr>
+          <w:rFonts w:eastAsia="Times New Roman" w:cs="Times New Roman"/>
+          <w:szCs w:val="24"/>
+          <w:lang w:eastAsia="ru-RU"/>
+        </w:rPr>
+        <w:br/>
+      </w:r>
+      <w:proofErr w:type="spellStart"/>
+      <w:r>
+        <w:rPr>
+          <w:rFonts w:eastAsia="Times New Roman" w:cs="Times New Roman"/>
+          <w:szCs w:val="24"/>
+          <w:lang w:eastAsia="ru-RU"/>
+        </w:rPr>
+        <w:t>Ovaldi</w:t>
+      </w:r>
+      <w:proofErr w:type="spellEnd"/>
+      <w:r>
+        <w:rPr>
+          <w:rFonts w:eastAsia="Times New Roman" w:cs="Times New Roman"/>
+          <w:szCs w:val="24"/>
+          <w:lang w:eastAsia="ru-RU"/>
+        </w:rPr>
+        <w:t xml:space="preserve"> – движок для использования SCAP контента.</w:t>
+      </w:r>
+      <w:r>
+        <w:rPr>
+          <w:rFonts w:eastAsia="Times New Roman" w:cs="Times New Roman"/>
+          <w:szCs w:val="24"/>
+          <w:lang w:eastAsia="ru-RU"/>
+        </w:rPr>
+        <w:br/>
+        <w:t xml:space="preserve">OVAL - Open </w:t>
+      </w:r>
+      <w:proofErr w:type="spellStart"/>
+      <w:r>
+        <w:rPr>
+          <w:rFonts w:eastAsia="Times New Roman" w:cs="Times New Roman"/>
+          <w:szCs w:val="24"/>
+          <w:lang w:eastAsia="ru-RU"/>
+        </w:rPr>
+        <w:t>Vulnerability</w:t>
+      </w:r>
+      <w:proofErr w:type="spellEnd"/>
+      <w:r>
+        <w:rPr>
+          <w:rFonts w:eastAsia="Times New Roman" w:cs="Times New Roman"/>
+          <w:szCs w:val="24"/>
+          <w:lang w:eastAsia="ru-RU"/>
+        </w:rPr>
+        <w:t xml:space="preserve"> </w:t>
+      </w:r>
+      <w:proofErr w:type="spellStart"/>
+      <w:r>
+        <w:rPr>
+          <w:rFonts w:eastAsia="Times New Roman" w:cs="Times New Roman"/>
+          <w:szCs w:val="24"/>
+          <w:lang w:eastAsia="ru-RU"/>
+        </w:rPr>
+        <w:t>and</w:t>
+      </w:r>
+      <w:proofErr w:type="spellEnd"/>
+      <w:r>
+        <w:rPr>
+          <w:rFonts w:eastAsia="Times New Roman" w:cs="Times New Roman"/>
+          <w:szCs w:val="24"/>
+          <w:lang w:eastAsia="ru-RU"/>
+        </w:rPr>
+        <w:t xml:space="preserve"> Assessment Language: язык (стандарт) описания и выполнения технических проверок состояния системы.</w:t>
+      </w:r>
+      <w:r>
+        <w:rPr>
+          <w:rFonts w:eastAsia="Times New Roman" w:cs="Times New Roman"/>
+          <w:szCs w:val="24"/>
+          <w:lang w:eastAsia="ru-RU"/>
+        </w:rPr>
+        <w:br/>
+        <w:t>OVAL-дефиниция - отдельное правило/описание проверки в формате OVAL.</w:t>
+      </w:r>
+      <w:r>
+        <w:rPr>
+          <w:rFonts w:eastAsia="Times New Roman" w:cs="Times New Roman"/>
+          <w:szCs w:val="24"/>
+          <w:lang w:eastAsia="ru-RU"/>
+        </w:rPr>
+        <w:br/>
+        <w:t xml:space="preserve">PCI DSS - </w:t>
+      </w:r>
+      <w:proofErr w:type="spellStart"/>
+      <w:r>
+        <w:rPr>
+          <w:rFonts w:eastAsia="Times New Roman" w:cs="Times New Roman"/>
+          <w:szCs w:val="24"/>
+          <w:lang w:eastAsia="ru-RU"/>
+        </w:rPr>
+        <w:t>Payment</w:t>
+      </w:r>
+      <w:proofErr w:type="spellEnd"/>
+      <w:r>
+        <w:rPr>
+          <w:rFonts w:eastAsia="Times New Roman" w:cs="Times New Roman"/>
+          <w:szCs w:val="24"/>
+          <w:lang w:eastAsia="ru-RU"/>
+        </w:rPr>
+        <w:t xml:space="preserve"> Card Industry Data Security Standard: стандарт безопасности данных индустрии платёжных карт.</w:t>
+      </w:r>
+      <w:r>
+        <w:rPr>
+          <w:rFonts w:eastAsia="Times New Roman" w:cs="Times New Roman"/>
+          <w:szCs w:val="24"/>
+          <w:lang w:eastAsia="ru-RU"/>
+        </w:rPr>
+        <w:br/>
+        <w:t>PDF - формат данных.</w:t>
+      </w:r>
+      <w:r>
+        <w:rPr>
+          <w:rFonts w:eastAsia="Times New Roman" w:cs="Times New Roman"/>
+          <w:szCs w:val="24"/>
+          <w:lang w:eastAsia="ru-RU"/>
+        </w:rPr>
+        <w:br/>
+      </w:r>
+      <w:proofErr w:type="spellStart"/>
+      <w:r>
+        <w:rPr>
+          <w:rFonts w:eastAsia="Times New Roman" w:cs="Times New Roman"/>
+          <w:szCs w:val="24"/>
+          <w:lang w:eastAsia="ru-RU"/>
+        </w:rPr>
+        <w:t>PyQt</w:t>
+      </w:r>
+      <w:proofErr w:type="spellEnd"/>
+      <w:r>
+        <w:rPr>
+          <w:rFonts w:eastAsia="Times New Roman" w:cs="Times New Roman"/>
+          <w:szCs w:val="24"/>
+          <w:lang w:eastAsia="ru-RU"/>
+        </w:rPr>
+        <w:t xml:space="preserve"> - Python-библиотека (</w:t>
+      </w:r>
+      <w:proofErr w:type="spellStart"/>
+      <w:r>
+        <w:rPr>
+          <w:rFonts w:eastAsia="Times New Roman" w:cs="Times New Roman"/>
+          <w:szCs w:val="24"/>
+          <w:lang w:eastAsia="ru-RU"/>
+        </w:rPr>
+        <w:t>биндинги</w:t>
+      </w:r>
+      <w:proofErr w:type="spellEnd"/>
+      <w:r>
+        <w:rPr>
+          <w:rFonts w:eastAsia="Times New Roman" w:cs="Times New Roman"/>
+          <w:szCs w:val="24"/>
+          <w:lang w:eastAsia="ru-RU"/>
+        </w:rPr>
+        <w:t xml:space="preserve">) для </w:t>
+      </w:r>
+      <w:proofErr w:type="spellStart"/>
+      <w:r>
+        <w:rPr>
+          <w:rFonts w:eastAsia="Times New Roman" w:cs="Times New Roman"/>
+          <w:szCs w:val="24"/>
+          <w:lang w:eastAsia="ru-RU"/>
+        </w:rPr>
+        <w:t>Qt</w:t>
+      </w:r>
+      <w:proofErr w:type="spellEnd"/>
+      <w:r>
+        <w:rPr>
+          <w:rFonts w:eastAsia="Times New Roman" w:cs="Times New Roman"/>
+          <w:szCs w:val="24"/>
+          <w:lang w:eastAsia="ru-RU"/>
+        </w:rPr>
+        <w:t>.</w:t>
+      </w:r>
+      <w:r>
+        <w:rPr>
+          <w:rFonts w:eastAsia="Times New Roman" w:cs="Times New Roman"/>
+          <w:szCs w:val="24"/>
+          <w:lang w:eastAsia="ru-RU"/>
+        </w:rPr>
+        <w:br/>
+      </w:r>
+      <w:proofErr w:type="spellStart"/>
+      <w:r>
+        <w:rPr>
+          <w:rFonts w:eastAsia="Times New Roman" w:cs="Times New Roman"/>
+          <w:szCs w:val="24"/>
+          <w:lang w:eastAsia="ru-RU"/>
+        </w:rPr>
+        <w:t>PySide</w:t>
+      </w:r>
+      <w:proofErr w:type="spellEnd"/>
+      <w:r>
+        <w:rPr>
+          <w:rFonts w:eastAsia="Times New Roman" w:cs="Times New Roman"/>
+          <w:szCs w:val="24"/>
+          <w:lang w:eastAsia="ru-RU"/>
+        </w:rPr>
+        <w:t xml:space="preserve"> - Python-библиотека (</w:t>
+      </w:r>
+      <w:proofErr w:type="spellStart"/>
+      <w:r>
+        <w:rPr>
+          <w:rFonts w:eastAsia="Times New Roman" w:cs="Times New Roman"/>
+          <w:szCs w:val="24"/>
+          <w:lang w:eastAsia="ru-RU"/>
+        </w:rPr>
+        <w:t>биндинги</w:t>
+      </w:r>
+      <w:proofErr w:type="spellEnd"/>
+      <w:r>
+        <w:rPr>
+          <w:rFonts w:eastAsia="Times New Roman" w:cs="Times New Roman"/>
+          <w:szCs w:val="24"/>
+          <w:lang w:eastAsia="ru-RU"/>
+        </w:rPr>
+        <w:t xml:space="preserve">) для </w:t>
+      </w:r>
+      <w:proofErr w:type="spellStart"/>
+      <w:r>
+        <w:rPr>
+          <w:rFonts w:eastAsia="Times New Roman" w:cs="Times New Roman"/>
+          <w:szCs w:val="24"/>
+          <w:lang w:eastAsia="ru-RU"/>
+        </w:rPr>
+        <w:t>Qt</w:t>
+      </w:r>
+      <w:proofErr w:type="spellEnd"/>
+      <w:r>
+        <w:rPr>
+          <w:rFonts w:eastAsia="Times New Roman" w:cs="Times New Roman"/>
+          <w:szCs w:val="24"/>
+          <w:lang w:eastAsia="ru-RU"/>
+        </w:rPr>
+        <w:t>.</w:t>
+      </w:r>
+      <w:r>
+        <w:rPr>
+          <w:rFonts w:eastAsia="Times New Roman" w:cs="Times New Roman"/>
+          <w:szCs w:val="24"/>
+          <w:lang w:eastAsia="ru-RU"/>
+        </w:rPr>
+        <w:br/>
+      </w:r>
+      <w:proofErr w:type="spellStart"/>
+      <w:r>
+        <w:rPr>
+          <w:rFonts w:eastAsia="Times New Roman" w:cs="Times New Roman"/>
+          <w:szCs w:val="24"/>
+          <w:lang w:eastAsia="ru-RU"/>
+        </w:rPr>
+        <w:t>Qt</w:t>
+      </w:r>
+      <w:proofErr w:type="spellEnd"/>
+      <w:r>
+        <w:rPr>
+          <w:rFonts w:eastAsia="Times New Roman" w:cs="Times New Roman"/>
+          <w:szCs w:val="24"/>
+          <w:lang w:eastAsia="ru-RU"/>
+        </w:rPr>
+        <w:t xml:space="preserve"> - фреймворк для GUI (графического интерфейса).</w:t>
+      </w:r>
+      <w:r>
+        <w:rPr>
+          <w:rFonts w:eastAsia="Times New Roman" w:cs="Times New Roman"/>
+          <w:szCs w:val="24"/>
+          <w:lang w:eastAsia="ru-RU"/>
+        </w:rPr>
+        <w:br/>
+      </w:r>
+      <w:proofErr w:type="spellStart"/>
+      <w:r>
+        <w:rPr>
+          <w:rFonts w:eastAsia="Times New Roman" w:cs="Times New Roman"/>
+          <w:szCs w:val="24"/>
+          <w:lang w:eastAsia="ru-RU"/>
+        </w:rPr>
+        <w:t>RedCheck</w:t>
+      </w:r>
+      <w:proofErr w:type="spellEnd"/>
+      <w:r>
+        <w:rPr>
+          <w:rFonts w:eastAsia="Times New Roman" w:cs="Times New Roman"/>
+          <w:szCs w:val="24"/>
+          <w:lang w:eastAsia="ru-RU"/>
+        </w:rPr>
+        <w:t xml:space="preserve">, </w:t>
+      </w:r>
+      <w:proofErr w:type="spellStart"/>
+      <w:r>
+        <w:rPr>
+          <w:rFonts w:eastAsia="Times New Roman" w:cs="Times New Roman"/>
+          <w:szCs w:val="24"/>
+          <w:lang w:eastAsia="ru-RU"/>
+        </w:rPr>
+        <w:t>XSpider</w:t>
+      </w:r>
+      <w:proofErr w:type="spellEnd"/>
+      <w:r>
+        <w:rPr>
+          <w:rFonts w:eastAsia="Times New Roman" w:cs="Times New Roman"/>
+          <w:szCs w:val="24"/>
+          <w:lang w:eastAsia="ru-RU"/>
+        </w:rPr>
+        <w:t xml:space="preserve">, </w:t>
+      </w:r>
+      <w:proofErr w:type="spellStart"/>
+      <w:r>
+        <w:rPr>
+          <w:rFonts w:eastAsia="Times New Roman" w:cs="Times New Roman"/>
+          <w:szCs w:val="24"/>
+          <w:lang w:eastAsia="ru-RU"/>
+        </w:rPr>
+        <w:t>ScanOVAL</w:t>
+      </w:r>
+      <w:proofErr w:type="spellEnd"/>
+      <w:r>
+        <w:rPr>
+          <w:rFonts w:eastAsia="Times New Roman" w:cs="Times New Roman"/>
+          <w:szCs w:val="24"/>
+          <w:lang w:eastAsia="ru-RU"/>
+        </w:rPr>
+        <w:t xml:space="preserve">, </w:t>
+      </w:r>
+      <w:proofErr w:type="spellStart"/>
+      <w:r>
+        <w:rPr>
+          <w:rFonts w:eastAsia="Times New Roman" w:cs="Times New Roman"/>
+          <w:szCs w:val="24"/>
+          <w:lang w:eastAsia="ru-RU"/>
+        </w:rPr>
+        <w:t>MaxPatrol</w:t>
+      </w:r>
+      <w:proofErr w:type="spellEnd"/>
+      <w:r>
+        <w:rPr>
+          <w:rFonts w:eastAsia="Times New Roman" w:cs="Times New Roman"/>
+          <w:szCs w:val="24"/>
+          <w:lang w:eastAsia="ru-RU"/>
+        </w:rPr>
+        <w:t xml:space="preserve"> 8, </w:t>
+      </w:r>
+      <w:proofErr w:type="spellStart"/>
+      <w:r>
+        <w:rPr>
+          <w:rFonts w:eastAsia="Times New Roman" w:cs="Times New Roman"/>
+          <w:szCs w:val="24"/>
+          <w:lang w:eastAsia="ru-RU"/>
+        </w:rPr>
+        <w:t>MaxPatrol</w:t>
+      </w:r>
+      <w:proofErr w:type="spellEnd"/>
+      <w:r>
+        <w:rPr>
+          <w:rFonts w:eastAsia="Times New Roman" w:cs="Times New Roman"/>
+          <w:szCs w:val="24"/>
+          <w:lang w:eastAsia="ru-RU"/>
+        </w:rPr>
+        <w:t xml:space="preserve"> VM - названия продуктов/аналогов.</w:t>
+      </w:r>
+      <w:r>
+        <w:rPr>
+          <w:rFonts w:eastAsia="Times New Roman" w:cs="Times New Roman"/>
+          <w:szCs w:val="24"/>
+          <w:lang w:eastAsia="ru-RU"/>
+        </w:rPr>
+        <w:br/>
         <w:t xml:space="preserve">RHEL (Red Hat Enterprise Linux) / </w:t>
       </w:r>
       <w:proofErr w:type="spellStart"/>
@@ -5012,11 +3873,235 @@
       </w:r>
       <w:r>
         <w:rPr>
-          <w:rFonts w:cs="Times New Roman"/>
-          <w:b/>
-          <w:color w:val="000000" w:themeColor="text1"/>
-        </w:rPr>
-        <w:br w:type="page"/>
+          <w:rFonts w:eastAsia="Times New Roman" w:cs="Times New Roman"/>
+          <w:szCs w:val="24"/>
+          <w:lang w:eastAsia="ru-RU"/>
+        </w:rPr>
+        <w:br/>
+        <w:t>SCC - SCAP-инструмент.</w:t>
+      </w:r>
+      <w:r>
+        <w:rPr>
+          <w:rFonts w:eastAsia="Times New Roman" w:cs="Times New Roman"/>
+          <w:szCs w:val="24"/>
+          <w:lang w:eastAsia="ru-RU"/>
+        </w:rPr>
+        <w:br/>
+        <w:t xml:space="preserve">SCAP - Security Content </w:t>
+      </w:r>
+      <w:proofErr w:type="spellStart"/>
+      <w:r>
+        <w:rPr>
+          <w:rFonts w:eastAsia="Times New Roman" w:cs="Times New Roman"/>
+          <w:szCs w:val="24"/>
+          <w:lang w:eastAsia="ru-RU"/>
+        </w:rPr>
+        <w:t>Automation</w:t>
+      </w:r>
+      <w:proofErr w:type="spellEnd"/>
+      <w:r>
+        <w:rPr>
+          <w:rFonts w:eastAsia="Times New Roman" w:cs="Times New Roman"/>
+          <w:szCs w:val="24"/>
+          <w:lang w:eastAsia="ru-RU"/>
+        </w:rPr>
+        <w:t xml:space="preserve"> Protocol: набор открытых стандартов для представления/обмена данными ИБ и автоматизации проверок.</w:t>
+      </w:r>
+      <w:r>
+        <w:rPr>
+          <w:rFonts w:eastAsia="Times New Roman" w:cs="Times New Roman"/>
+          <w:szCs w:val="24"/>
+          <w:lang w:eastAsia="ru-RU"/>
+        </w:rPr>
+        <w:br/>
+        <w:t>SCAP-интерпретатор / движок - компонент, который исполняет проверки по SCAP-контенту.</w:t>
+      </w:r>
+      <w:r>
+        <w:rPr>
+          <w:rFonts w:eastAsia="Times New Roman" w:cs="Times New Roman"/>
+          <w:szCs w:val="24"/>
+          <w:lang w:eastAsia="ru-RU"/>
+        </w:rPr>
+        <w:br/>
+        <w:t>SCAP-контент - набор машиночитаемых правил/описаний проверок (OVAL/XCCDF).</w:t>
+      </w:r>
+      <w:r>
+        <w:rPr>
+          <w:rFonts w:eastAsia="Times New Roman" w:cs="Times New Roman"/>
+          <w:szCs w:val="24"/>
+          <w:lang w:eastAsia="ru-RU"/>
+        </w:rPr>
+        <w:br/>
+      </w:r>
+      <w:proofErr w:type="spellStart"/>
+      <w:r>
+        <w:rPr>
+          <w:rFonts w:eastAsia="Times New Roman" w:cs="Times New Roman"/>
+          <w:szCs w:val="24"/>
+          <w:lang w:eastAsia="ru-RU"/>
+        </w:rPr>
+        <w:t>Remediation</w:t>
+      </w:r>
+      <w:proofErr w:type="spellEnd"/>
+      <w:r>
+        <w:rPr>
+          <w:rFonts w:eastAsia="Times New Roman" w:cs="Times New Roman"/>
+          <w:szCs w:val="24"/>
+          <w:lang w:eastAsia="ru-RU"/>
+        </w:rPr>
+        <w:t xml:space="preserve"> - действия по устранению несоответствий (в т.ч. автоматическое исправление).</w:t>
+      </w:r>
+      <w:r>
+        <w:rPr>
+          <w:rFonts w:eastAsia="Times New Roman" w:cs="Times New Roman"/>
+          <w:szCs w:val="24"/>
+          <w:lang w:eastAsia="ru-RU"/>
+        </w:rPr>
+        <w:br/>
+      </w:r>
+      <w:proofErr w:type="spellStart"/>
+      <w:r>
+        <w:rPr>
+          <w:rFonts w:eastAsia="Times New Roman" w:cs="Times New Roman"/>
+          <w:szCs w:val="24"/>
+          <w:lang w:eastAsia="ru-RU"/>
+        </w:rPr>
+        <w:t>Vulnerability</w:t>
+      </w:r>
+      <w:proofErr w:type="spellEnd"/>
+      <w:r>
+        <w:rPr>
+          <w:rFonts w:eastAsia="Times New Roman" w:cs="Times New Roman"/>
+          <w:szCs w:val="24"/>
+          <w:lang w:eastAsia="ru-RU"/>
+        </w:rPr>
+        <w:t xml:space="preserve"> </w:t>
+      </w:r>
+      <w:proofErr w:type="spellStart"/>
+      <w:r>
+        <w:rPr>
+          <w:rFonts w:eastAsia="Times New Roman" w:cs="Times New Roman"/>
+          <w:szCs w:val="24"/>
+          <w:lang w:eastAsia="ru-RU"/>
+        </w:rPr>
+        <w:t>management</w:t>
+      </w:r>
+      <w:proofErr w:type="spellEnd"/>
+      <w:r>
+        <w:rPr>
+          <w:rFonts w:eastAsia="Times New Roman" w:cs="Times New Roman"/>
+          <w:szCs w:val="24"/>
+          <w:lang w:eastAsia="ru-RU"/>
+        </w:rPr>
+        <w:t xml:space="preserve"> - управление уязвимостями.</w:t>
+      </w:r>
+      <w:r>
+        <w:rPr>
+          <w:rFonts w:eastAsia="Times New Roman" w:cs="Times New Roman"/>
+          <w:szCs w:val="24"/>
+          <w:lang w:eastAsia="ru-RU"/>
+        </w:rPr>
+        <w:br/>
+        <w:t xml:space="preserve">XCCDF - </w:t>
+      </w:r>
+      <w:proofErr w:type="spellStart"/>
+      <w:r>
+        <w:rPr>
+          <w:rFonts w:eastAsia="Times New Roman" w:cs="Times New Roman"/>
+          <w:szCs w:val="24"/>
+          <w:lang w:eastAsia="ru-RU"/>
+        </w:rPr>
+        <w:t>Extensible</w:t>
+      </w:r>
+      <w:proofErr w:type="spellEnd"/>
+      <w:r>
+        <w:rPr>
+          <w:rFonts w:eastAsia="Times New Roman" w:cs="Times New Roman"/>
+          <w:szCs w:val="24"/>
+          <w:lang w:eastAsia="ru-RU"/>
+        </w:rPr>
+        <w:t xml:space="preserve"> Configuration </w:t>
+      </w:r>
+      <w:proofErr w:type="spellStart"/>
+      <w:r>
+        <w:rPr>
+          <w:rFonts w:eastAsia="Times New Roman" w:cs="Times New Roman"/>
+          <w:szCs w:val="24"/>
+          <w:lang w:eastAsia="ru-RU"/>
+        </w:rPr>
+        <w:t>Checklist</w:t>
+      </w:r>
+      <w:proofErr w:type="spellEnd"/>
+      <w:r>
+        <w:rPr>
+          <w:rFonts w:eastAsia="Times New Roman" w:cs="Times New Roman"/>
+          <w:szCs w:val="24"/>
+          <w:lang w:eastAsia="ru-RU"/>
+        </w:rPr>
+        <w:t xml:space="preserve"> </w:t>
+      </w:r>
+      <w:proofErr w:type="spellStart"/>
+      <w:r>
+        <w:rPr>
+          <w:rFonts w:eastAsia="Times New Roman" w:cs="Times New Roman"/>
+          <w:szCs w:val="24"/>
+          <w:lang w:eastAsia="ru-RU"/>
+        </w:rPr>
+        <w:t>Description</w:t>
+      </w:r>
+      <w:proofErr w:type="spellEnd"/>
+      <w:r>
+        <w:rPr>
+          <w:rFonts w:eastAsia="Times New Roman" w:cs="Times New Roman"/>
+          <w:szCs w:val="24"/>
+          <w:lang w:eastAsia="ru-RU"/>
+        </w:rPr>
+        <w:t xml:space="preserve"> Format: формат описания чек-листов/политик проверок, профилей и результатов; поддерживает </w:t>
+      </w:r>
+      <w:proofErr w:type="spellStart"/>
+      <w:r>
+        <w:rPr>
+          <w:rFonts w:eastAsia="Times New Roman" w:cs="Times New Roman"/>
+          <w:szCs w:val="24"/>
+          <w:lang w:eastAsia="ru-RU"/>
+        </w:rPr>
+        <w:t>remediation</w:t>
+      </w:r>
+      <w:proofErr w:type="spellEnd"/>
+      <w:r>
+        <w:rPr>
+          <w:rFonts w:eastAsia="Times New Roman" w:cs="Times New Roman"/>
+          <w:szCs w:val="24"/>
+          <w:lang w:eastAsia="ru-RU"/>
+        </w:rPr>
+        <w:t>.</w:t>
+      </w:r>
+      <w:r>
+        <w:rPr>
+          <w:rFonts w:eastAsia="Times New Roman" w:cs="Times New Roman"/>
+          <w:szCs w:val="24"/>
+          <w:lang w:eastAsia="ru-RU"/>
+        </w:rPr>
+        <w:br/>
+        <w:t>XCCDF-профиль - набор (выборка) правил XCCDF для конкретной политики.</w:t>
+      </w:r>
+      <w:r>
+        <w:rPr>
+          <w:rFonts w:eastAsia="Times New Roman" w:cs="Times New Roman"/>
+          <w:szCs w:val="24"/>
+          <w:lang w:eastAsia="ru-RU"/>
+        </w:rPr>
+        <w:br/>
+        <w:t>XCCDF-правило - отдельное требование/проверка в XCCDF.</w:t>
+      </w:r>
+      <w:r>
+        <w:rPr>
+          <w:rFonts w:eastAsia="Times New Roman" w:cs="Times New Roman"/>
+          <w:szCs w:val="24"/>
+          <w:lang w:eastAsia="ru-RU"/>
+        </w:rPr>
+        <w:br/>
+        <w:t>XML - формат данных.</w:t>
       </w:r>
     </w:p>
     <w:p>
@@ -5084,7 +4169,13 @@
       </w:r>
       <w:proofErr w:type="spellEnd"/>
       <w:r>
-        <w:t xml:space="preserve"> операционной системы на основе стандарта </w:t>
+        <w:t xml:space="preserve"> операционной системы на основе </w:t>
+      </w:r>
+      <w:r>
+        <w:t>стандартов</w:t>
+      </w:r>
+      <w:r>
+        <w:t xml:space="preserve"> </w:t>
       </w:r>
       <w:r>
         <w:rPr>
@@ -5183,7 +4274,7 @@
       </w:r>
       <w:proofErr w:type="spellStart"/>
       <w:r>
-        <w:t>tailoring</w:t>
+        <w:t>патчинга</w:t>
       </w:r>
       <w:proofErr w:type="spellEnd"/>
     </w:p>
@@ -5240,7 +4331,6 @@
     <w:p>
       <w:pPr>
         <w:pStyle w:val="1"/>
-        <w:jc w:val="left"/>
       </w:pPr>
       <w:bookmarkStart w:id="4" w:name="_Toc219378692"/>
       <w:r>
@@ -5549,15 +4639,7 @@
       </w:r>
       <w:proofErr w:type="spellEnd"/>
       <w:r>
-        <w:t xml:space="preserve"> Protocol, протокол автоматизации управления данными безопасности) </w:t>
-      </w:r>
-      <w:proofErr w:type="gramStart"/>
-      <w:r>
-        <w:t>- это</w:t>
-      </w:r>
-      <w:proofErr w:type="gramEnd"/>
-      <w:r>
-        <w:t xml:space="preserve"> набор открытых стандартов, определяющих технические спецификации для представления, описания и обмена данными в области безопасности. Его задача </w:t>
+        <w:t xml:space="preserve"> Protocol, протокол автоматизации управления данными безопасности) - это набор открытых стандартов, определяющих технические спецификации для представления, описания и обмена данными в области безопасности. Его задача </w:t>
       </w:r>
       <w:r>
         <w:t>-</w:t>
@@ -5684,15 +4766,7 @@
       </w:r>
       <w:proofErr w:type="spellEnd"/>
       <w:r>
-        <w:t xml:space="preserve"> Assessment Language) </w:t>
-      </w:r>
-      <w:proofErr w:type="gramStart"/>
-      <w:r>
-        <w:t>- это</w:t>
-      </w:r>
-      <w:proofErr w:type="gramEnd"/>
-      <w:r>
-        <w:t xml:space="preserve"> открытый стандартизированный язык, который в машиночитаемом виде предоставляет информацию как проверять систему на наличие уязвимостей. OVAL имеет одинаковую структуру вне зависимости от вендора.</w:t>
+        <w:t xml:space="preserve"> Assessment Language) - это открытый стандартизированный язык, который в машиночитаемом виде предоставляет информацию как проверять систему на наличие уязвимостей. OVAL имеет одинаковую структуру вне зависимости от вендора.</w:t>
       </w:r>
     </w:p>
     <w:p>
@@ -5846,15 +4920,7 @@
       </w:r>
       <w:proofErr w:type="spellEnd"/>
       <w:r>
-        <w:t xml:space="preserve"> Format) </w:t>
-      </w:r>
-      <w:proofErr w:type="gramStart"/>
-      <w:r>
-        <w:t>- это</w:t>
-      </w:r>
-      <w:proofErr w:type="gramEnd"/>
-      <w:r>
-        <w:t xml:space="preserve"> формат, который позволяет описывать политики и структуру проверок: какие требования проверять, как их группировать, какие профили использовать, как формировать результат оценки. Также благодаря XCCDF можно проводить </w:t>
+        <w:t xml:space="preserve"> Format) - это формат, который позволяет описывать политики и структуру проверок: какие требования проверять, как их группировать, какие профили использовать, как формировать результат оценки. Также благодаря XCCDF можно проводить </w:t>
       </w:r>
       <w:proofErr w:type="spellStart"/>
       <w:r>
@@ -6492,7 +5558,7 @@
       </w:r>
       <w:proofErr w:type="spellStart"/>
       <w:r>
-        <w:t>tailoring</w:t>
+        <w:t>патчинга</w:t>
       </w:r>
       <w:proofErr w:type="spellEnd"/>
       <w:r>
@@ -6515,7 +5581,7 @@
       </w:r>
       <w:proofErr w:type="spellStart"/>
       <w:r>
-        <w:t>tailoring</w:t>
+        <w:t>патчинга</w:t>
       </w:r>
       <w:proofErr w:type="spellEnd"/>
       <w:r>
@@ -6554,7 +5620,7 @@
       </w:r>
       <w:proofErr w:type="spellStart"/>
       <w:r>
-        <w:t>tailoring</w:t>
+        <w:t>патчинга</w:t>
       </w:r>
       <w:proofErr w:type="spellEnd"/>
       <w:r>
@@ -6577,7 +5643,7 @@
       </w:r>
       <w:proofErr w:type="spellStart"/>
       <w:r>
-        <w:t>tailoring</w:t>
+        <w:t>патчинга</w:t>
       </w:r>
       <w:proofErr w:type="spellEnd"/>
       <w:r>
@@ -6650,7 +5716,7 @@
       </w:r>
       <w:proofErr w:type="spellStart"/>
       <w:r>
-        <w:t>tailoring</w:t>
+        <w:t>патчинга</w:t>
       </w:r>
       <w:proofErr w:type="spellEnd"/>
       <w:r>
@@ -6769,7 +5835,6 @@
     <w:p>
       <w:pPr>
         <w:pStyle w:val="1"/>
-        <w:jc w:val="left"/>
       </w:pPr>
       <w:bookmarkStart w:id="10" w:name="_Toc219378698"/>
       <w:r>
@@ -6829,36 +5894,15 @@
         <w:jc w:val="both"/>
       </w:pPr>
       <w:r>
-        <w:t>2. SCAP-контент C, включает набор OVAL-дефиниций D = {d</w:t>
-      </w:r>
-      <w:proofErr w:type="gramStart"/>
-      <w:r>
-        <w:t>1,d2,d</w:t>
-      </w:r>
-      <w:proofErr w:type="gramEnd"/>
-      <w:r>
-        <w:t>3</w:t>
-      </w:r>
-      <w:proofErr w:type="gramStart"/>
-      <w:r>
-        <w:t>...,</w:t>
+        <w:t>2. SCAP-контент C, включает набор OVAL-дефиниций D = {d1,d2,d3...,</w:t>
       </w:r>
       <w:proofErr w:type="spellStart"/>
       <w:r>
         <w:t>dn</w:t>
       </w:r>
       <w:proofErr w:type="spellEnd"/>
-      <w:proofErr w:type="gramEnd"/>
-      <w:r>
-        <w:t>} и XCCDF-правил R = {r</w:t>
-      </w:r>
-      <w:proofErr w:type="gramStart"/>
-      <w:r>
-        <w:t>1,r2,r3..</w:t>
-      </w:r>
-      <w:proofErr w:type="gramEnd"/>
-      <w:r>
-        <w:t xml:space="preserve">rn}, в случае XCCDF также содержат данные </w:t>
+      <w:r>
+        <w:t xml:space="preserve">} и XCCDF-правил R = {r1,r2,r3..rn}, в случае XCCDF также содержат данные </w:t>
       </w:r>
       <w:proofErr w:type="spellStart"/>
       <w:r>
@@ -6936,21 +5980,8 @@
         <w:t xml:space="preserve"> {</w:t>
       </w:r>
       <w:proofErr w:type="spellStart"/>
-      <w:proofErr w:type="gramStart"/>
-      <w:r>
-        <w:t>true,false</w:t>
-      </w:r>
-      <w:proofErr w:type="gramEnd"/>
-      <w:r>
-        <w:t>,</w:t>
-      </w:r>
-      <w:proofErr w:type="gramStart"/>
-      <w:r>
-        <w:t>unknown,error</w:t>
-      </w:r>
-      <w:proofErr w:type="gramEnd"/>
-      <w:r>
-        <w:t>,not_applicable</w:t>
+      <w:r>
+        <w:t>true,false,unknown,error,not_applicable</w:t>
       </w:r>
       <w:proofErr w:type="spellEnd"/>
       <w:r>
@@ -7036,28 +6067,10 @@
         <w:t xml:space="preserve"> {</w:t>
       </w:r>
       <w:proofErr w:type="spellStart"/>
-      <w:proofErr w:type="gramStart"/>
-      <w:r>
-        <w:t>pass,fail</w:t>
-      </w:r>
-      <w:proofErr w:type="gramEnd"/>
-      <w:r>
-        <w:t>,not_</w:t>
-      </w:r>
-      <w:proofErr w:type="gramStart"/>
-      <w:r>
-        <w:t>checked,not</w:t>
-      </w:r>
-      <w:proofErr w:type="gramEnd"/>
-      <w:r>
-        <w:t>_</w:t>
-      </w:r>
-      <w:proofErr w:type="gramStart"/>
-      <w:r>
-        <w:t>applicable,error</w:t>
-      </w:r>
-      <w:proofErr w:type="spellEnd"/>
-      <w:proofErr w:type="gramEnd"/>
+      <w:r>
+        <w:t>pass,fail,not_checked,not_applicable,error</w:t>
+      </w:r>
+      <w:proofErr w:type="spellEnd"/>
       <w:r>
         <w:t xml:space="preserve">}, где </w:t>
       </w:r>
@@ -7079,22 +6092,9 @@
       </w:r>
       <w:proofErr w:type="spellStart"/>
       <w:r>
-        <w:t>not_</w:t>
-      </w:r>
-      <w:proofErr w:type="gramStart"/>
-      <w:r>
-        <w:t>checked,not</w:t>
-      </w:r>
-      <w:proofErr w:type="gramEnd"/>
-      <w:r>
-        <w:t>_</w:t>
-      </w:r>
-      <w:proofErr w:type="gramStart"/>
-      <w:r>
-        <w:t>applicable,error</w:t>
-      </w:r>
-      <w:proofErr w:type="spellEnd"/>
-      <w:proofErr w:type="gramEnd"/>
+        <w:t>not_checked,not_applicable,error</w:t>
+      </w:r>
+      <w:proofErr w:type="spellEnd"/>
       <w:r>
         <w:t xml:space="preserve"> - невозможность или неприменимость проверки. При включённом </w:t>
       </w:r>
@@ -7267,19 +6267,29 @@
       </w:r>
       <w:proofErr w:type="spellStart"/>
       <w:r>
-        <w:t>Tailoring</w:t>
-      </w:r>
-      <w:proofErr w:type="spellEnd"/>
-      <w:r>
-        <w:t xml:space="preserve"> (при необходимости): если контент содержит идентификаторы платформы, не совпадающие с целевой системой, формируется </w:t>
-      </w:r>
-      <w:proofErr w:type="spellStart"/>
-      <w:r>
-        <w:t>tailoring</w:t>
-      </w:r>
-      <w:proofErr w:type="spellEnd"/>
-      <w:r>
-        <w:t xml:space="preserve"> файл для успешной работы SCAP-контента C на S.</w:t>
+        <w:t>Патчинг</w:t>
+      </w:r>
+      <w:proofErr w:type="spellEnd"/>
+      <w:r>
+        <w:t xml:space="preserve"> (при необходимости): если контент содержит идентификаторы платформы, не совпадающие с целевой системой, </w:t>
+      </w:r>
+      <w:r>
+        <w:t xml:space="preserve">контент </w:t>
+      </w:r>
+      <w:r>
+        <w:rPr>
+          <w:lang w:val="en-US"/>
+        </w:rPr>
+        <w:t>C</w:t>
+      </w:r>
+      <w:r>
+        <w:t xml:space="preserve"> </w:t>
+      </w:r>
+      <w:r>
+        <w:t xml:space="preserve">изменяется </w:t>
+      </w:r>
+      <w:r>
+        <w:t>для успешной работы SCAP-контента C на S.</w:t>
       </w:r>
     </w:p>
     <w:p>
@@ -7301,18 +6311,13 @@
       </w:r>
       <w:proofErr w:type="spellStart"/>
       <w:r>
-        <w:t>Result_</w:t>
-      </w:r>
-      <w:proofErr w:type="gramStart"/>
-      <w:r>
-        <w:t>OVAL</w:t>
+        <w:t>Result_OVAL</w:t>
       </w:r>
       <w:proofErr w:type="spellEnd"/>
       <w:r>
         <w:t>(</w:t>
       </w:r>
       <w:proofErr w:type="spellStart"/>
-      <w:proofErr w:type="gramEnd"/>
       <w:r>
         <w:t>di</w:t>
       </w:r>
@@ -7340,18 +6345,13 @@
       </w:r>
       <w:proofErr w:type="spellStart"/>
       <w:r>
-        <w:t>Result_</w:t>
-      </w:r>
-      <w:proofErr w:type="gramStart"/>
-      <w:r>
-        <w:t>XCCDF</w:t>
+        <w:t>Result_XCCDF</w:t>
       </w:r>
       <w:proofErr w:type="spellEnd"/>
       <w:r>
         <w:t>(</w:t>
       </w:r>
       <w:proofErr w:type="spellStart"/>
-      <w:proofErr w:type="gramEnd"/>
       <w:r>
         <w:t>ri</w:t>
       </w:r>
@@ -7561,7 +6561,7 @@
       </w:r>
       <w:proofErr w:type="spellStart"/>
       <w:r>
-        <w:t>tailoring</w:t>
+        <w:t>патчинг</w:t>
       </w:r>
       <w:proofErr w:type="spellEnd"/>
       <w:r>
@@ -7569,7 +6569,7 @@
       </w:r>
       <w:proofErr w:type="spellStart"/>
       <w:r>
-        <w:t>tailoring</w:t>
+        <w:t>патчинг</w:t>
       </w:r>
       <w:proofErr w:type="spellEnd"/>
       <w:r>
@@ -8462,7 +7462,6 @@
     <w:p>
       <w:pPr>
         <w:pStyle w:val="1"/>
-        <w:jc w:val="left"/>
       </w:pPr>
       <w:r>
         <w:br w:type="page"/>
@@ -8497,7 +7496,7 @@
         <w:jc w:val="both"/>
       </w:pPr>
       <w:r>
-        <w:t>Назначение и цель проекта</w:t>
+        <w:t>Цель проекта</w:t>
       </w:r>
       <w:r>
         <w:t>:</w:t>
@@ -8513,7 +7512,30 @@
         <w:jc w:val="both"/>
       </w:pPr>
       <w:r>
-        <w:t>Разработать программное средство для автоматизированной проверки информационной системы на наличие уязвимостей и нарушений конфигурации на основе стандартизированного SCAP-контента (OVAL/XCCDF), с формированием табличного и обычного отчёта и возможностью автоматического устранения несоответствий (</w:t>
+        <w:t>Разработать программное средство для автоматизированной проверки</w:t>
+      </w:r>
+      <w:r>
+        <w:t xml:space="preserve"> системы на наличие уязвимостей и </w:t>
+      </w:r>
+      <w:proofErr w:type="spellStart"/>
+      <w:r>
+        <w:t>мисконфигураций</w:t>
+      </w:r>
+      <w:proofErr w:type="spellEnd"/>
+      <w:r>
+        <w:t xml:space="preserve"> на основе стандартизированного SCAP-контента (OVAL/XCCDF</w:t>
+      </w:r>
+      <w:r>
+        <w:t>/</w:t>
+      </w:r>
+      <w:r>
+        <w:rPr>
+          <w:lang w:val="en-US"/>
+        </w:rPr>
+        <w:t>DS</w:t>
+      </w:r>
+      <w:r>
+        <w:t>), с формированием табличного и обычного отчёта и возможностью автоматического устранения несоответствий (</w:t>
       </w:r>
       <w:proofErr w:type="spellStart"/>
       <w:r>
@@ -8596,15 +7618,24 @@
         <w:jc w:val="both"/>
       </w:pPr>
       <w:r>
-        <w:t xml:space="preserve">Реализовать механизм автоматического </w:t>
-      </w:r>
-      <w:proofErr w:type="spellStart"/>
-      <w:r>
-        <w:t>tailoring</w:t>
-      </w:r>
-      <w:proofErr w:type="spellEnd"/>
-      <w:r>
-        <w:t xml:space="preserve"> для адаптации XCCDF-контента под целевую систему при несовпадении идентификаторов платформы.</w:t>
+        <w:t xml:space="preserve">Реализовать механизм </w:t>
+      </w:r>
+      <w:r>
+        <w:t xml:space="preserve">автоматического </w:t>
+      </w:r>
+      <w:proofErr w:type="spellStart"/>
+      <w:r>
+        <w:t>патчинга</w:t>
+      </w:r>
+      <w:proofErr w:type="spellEnd"/>
+      <w:r>
+        <w:t xml:space="preserve"> для адаптации XCCDF-контента под целевую систему при несовпадении </w:t>
+      </w:r>
+      <w:r>
+        <w:t>идентификатора системы с указанным в контенте</w:t>
+      </w:r>
+      <w:r>
+        <w:t>.</w:t>
       </w:r>
     </w:p>
     <w:p>
@@ -8672,7 +7703,13 @@
         <w:jc w:val="both"/>
       </w:pPr>
       <w:r>
-        <w:t>Загрузка SCAP-контента: Программа должна предоставлять возможность выбора операционной системы/платформы и загрузки соответствующего SCAP-контента.</w:t>
+        <w:t xml:space="preserve">Загрузка SCAP-контента: Программа должна </w:t>
+      </w:r>
+      <w:r>
+        <w:t>давать</w:t>
+      </w:r>
+      <w:r>
+        <w:t xml:space="preserve"> возможность выбора операционной системы и загрузки соответствующего SCAP-контента.</w:t>
       </w:r>
     </w:p>
     <w:p>
@@ -8700,7 +7737,7 @@
         <w:jc w:val="both"/>
       </w:pPr>
       <w:r>
-        <w:t>Выполнение XCCDF-проверок: Программа должна поддерживать выбор профиля XCCDF (если профили присутствуют). Программа должна интерпретировать XCCDF-правила и выполнять проверки состояния системы.</w:t>
+        <w:t>Выполнение XCCDF-проверок: Программа должна интерпретировать XCCDF-правила и выполнять проверки состояния системы.</w:t>
       </w:r>
     </w:p>
     <w:p>
@@ -8716,19 +7753,22 @@
       <w:proofErr w:type="spellStart"/>
       <w:r>
         <w:lastRenderedPageBreak/>
-        <w:t>Tailoring</w:t>
-      </w:r>
-      <w:proofErr w:type="spellEnd"/>
-      <w:r>
-        <w:t>: при несовпадении идентификаторов платформы в контенте и на целевой системе программа должна выполнять автоматическую адаптацию (</w:t>
-      </w:r>
-      <w:proofErr w:type="spellStart"/>
-      <w:r>
-        <w:t>tailoring</w:t>
-      </w:r>
-      <w:proofErr w:type="spellEnd"/>
-      <w:r>
-        <w:t>), обеспечивая применимость выбранного XCCDF-контента на целевой ОС.</w:t>
+        <w:t>Патчинг</w:t>
+      </w:r>
+      <w:proofErr w:type="spellEnd"/>
+      <w:r>
+        <w:t>: при несовпадении идентификаторов платформы в контенте и на целевой системе программа должна выполнять автоматичес</w:t>
+      </w:r>
+      <w:r>
+        <w:t xml:space="preserve">кий </w:t>
+      </w:r>
+      <w:proofErr w:type="spellStart"/>
+      <w:r>
+        <w:t>патчинг</w:t>
+      </w:r>
+      <w:proofErr w:type="spellEnd"/>
+      <w:r>
+        <w:t>, обеспечивая применимость выбранного XCCDF-контента на целевой ОС.</w:t>
       </w:r>
     </w:p>
     <w:p>
@@ -8790,125 +7830,26 @@
     </w:p>
     <w:p>
       <w:pPr>
-        <w:pStyle w:val="2"/>
-      </w:pPr>
-      <w:bookmarkStart w:id="17" w:name="_Toc219378705"/>
-      <w:r>
-        <w:t>3.2 Описание идеи проекта</w:t>
-      </w:r>
-      <w:bookmarkEnd w:id="17"/>
-    </w:p>
-    <w:p>
-      <w:pPr>
-        <w:pStyle w:val="ac"/>
-        <w:spacing w:line="360" w:lineRule="auto"/>
-        <w:ind w:firstLine="708"/>
-        <w:jc w:val="both"/>
-      </w:pPr>
-      <w:r>
-        <w:t xml:space="preserve">Идея проекта заключается в создании программного средства, которое позволяет автоматизировать аудит и </w:t>
-      </w:r>
-      <w:proofErr w:type="spellStart"/>
-      <w:r>
-        <w:t>харденинг</w:t>
-      </w:r>
-      <w:proofErr w:type="spellEnd"/>
-      <w:r>
-        <w:t xml:space="preserve"> операционной системы с использованием открытых стандартов SCAP. Это необходимо для того, чтобы упростить и ускорить процесс выявления уязвимостей и </w:t>
-      </w:r>
-      <w:proofErr w:type="spellStart"/>
-      <w:r>
-        <w:t>мисконфигураций</w:t>
-      </w:r>
-      <w:proofErr w:type="spellEnd"/>
-      <w:r>
-        <w:t>, а также сделать результаты проверок воспроизводимыми и переносимыми между разными системами и инструментами.</w:t>
-      </w:r>
-    </w:p>
-    <w:p>
-      <w:pPr>
-        <w:pStyle w:val="ac"/>
-        <w:spacing w:line="360" w:lineRule="auto"/>
-        <w:ind w:firstLine="708"/>
-        <w:jc w:val="both"/>
-      </w:pPr>
-      <w:r>
-        <w:t xml:space="preserve">В отличие от подходов, основанных на проприетарных базах и закрытых форматах проверок, проект опирается на SCAP-контент (OVAL/XCCDF) как на унифицированный способ описания правил аудита. Программа загружает SCAP-контент для выбранной операционной системы, выполняет проверки по OVAL-дефинициям и XCCDF-правилам, после чего формирует результаты в удобном для анализа и чтения виде. Дополнительно реализованы механизм </w:t>
-      </w:r>
-      <w:proofErr w:type="spellStart"/>
-      <w:r>
-        <w:t>tailoring</w:t>
-      </w:r>
-      <w:proofErr w:type="spellEnd"/>
-      <w:r>
-        <w:t xml:space="preserve">, позволяющий адаптировать контент под целевую платформу при несовпадении идентификаторов, и </w:t>
-      </w:r>
-      <w:proofErr w:type="spellStart"/>
-      <w:r>
-        <w:t>remediation</w:t>
-      </w:r>
-      <w:proofErr w:type="spellEnd"/>
-      <w:r>
-        <w:t>, обеспечивающий автоматическое устранение выявленных несоответствий при наличии соответствующего контента.</w:t>
-      </w:r>
-    </w:p>
-    <w:p>
-      <w:pPr>
-        <w:pStyle w:val="ac"/>
-        <w:spacing w:line="360" w:lineRule="auto"/>
-        <w:ind w:firstLine="708"/>
-        <w:jc w:val="both"/>
-      </w:pPr>
-      <w:r>
-        <w:t xml:space="preserve">Таким образом, проект является программным решением, которое снижает трудозатраты на регулярные проверки безопасности, повышает степень автоматизации и позволяет применять единый стандартизированный подход к аудиту и </w:t>
-      </w:r>
-      <w:proofErr w:type="spellStart"/>
-      <w:r>
-        <w:t>харденингу</w:t>
-      </w:r>
-      <w:proofErr w:type="spellEnd"/>
-      <w:r>
-        <w:t xml:space="preserve"> операционных систем.</w:t>
-      </w:r>
-    </w:p>
-    <w:p>
-      <w:pPr>
-        <w:pStyle w:val="2"/>
-      </w:pPr>
-      <w:bookmarkStart w:id="18" w:name="_Toc219378706"/>
-      <w:r>
-        <w:t xml:space="preserve">3.3 </w:t>
-      </w:r>
-      <w:r>
-        <w:t>Используемые технологии.</w:t>
-      </w:r>
-      <w:bookmarkEnd w:id="18"/>
-    </w:p>
-    <w:p>
-      <w:pPr>
-        <w:jc w:val="both"/>
-        <w:rPr>
-          <w:rFonts w:cs="Times New Roman"/>
-          <w:color w:val="000000" w:themeColor="text1"/>
-          <w:szCs w:val="28"/>
-        </w:rPr>
-      </w:pPr>
-      <w:r>
-        <w:rPr>
-          <w:rFonts w:cs="Times New Roman"/>
-          <w:color w:val="000000" w:themeColor="text1"/>
-          <w:szCs w:val="28"/>
-        </w:rPr>
-        <w:t xml:space="preserve">Этот этап можно считать по настоящему важным, так как от выбранных инструментов зависят многие характеристики конечного продукта. Мы разрабатываем десктопное приложение, вследствие чего выбор фреймворка графического интерфейса </w:t>
-      </w:r>
-      <w:r>
-        <w:rPr>
-          <w:rFonts w:cs="Times New Roman"/>
-          <w:color w:val="000000" w:themeColor="text1"/>
-          <w:szCs w:val="28"/>
-        </w:rPr>
-        <w:lastRenderedPageBreak/>
-        <w:t>является довольно важным этапом. Для удобного просмотра основных параметров фреймворка была сделана таблица.</w:t>
+        <w:jc w:val="both"/>
+        <w:rPr>
+          <w:rFonts w:cs="Times New Roman"/>
+          <w:color w:val="000000" w:themeColor="text1"/>
+          <w:szCs w:val="28"/>
+        </w:rPr>
+      </w:pPr>
+      <w:r>
+        <w:t>Следующим этапом составления технического задания является выбор используемых технологий</w:t>
+      </w:r>
+      <w:r>
+        <w:t xml:space="preserve">. </w:t>
+      </w:r>
+      <w:r>
+        <w:rPr>
+          <w:rFonts w:cs="Times New Roman"/>
+          <w:color w:val="000000" w:themeColor="text1"/>
+          <w:szCs w:val="28"/>
+        </w:rPr>
+        <w:t>Этот этап можно считать по настоящему важным, так как от выбранных инструментов зависят многие характеристики конечного продукта. Мы разрабатываем десктопное приложение, вследствие чего выбор фреймворка графического интерфейса является довольно важным этапом. Для удобного просмотра основных параметров фреймворка была сделана таблица.</w:t>
       </w:r>
     </w:p>
     <w:p>
@@ -8928,7 +7869,7 @@
           <w:szCs w:val="28"/>
         </w:rPr>
         <w:drawing>
-          <wp:inline distT="0" distB="0" distL="0" distR="0" wp14:anchorId="1B9B8356" wp14:editId="380A488B">
+          <wp:inline distT="0" distB="0" distL="0" distR="0" wp14:anchorId="41D87185" wp14:editId="2787D54F">
             <wp:extent cx="5940425" cy="3022600"/>
             <wp:effectExtent l="0" t="0" r="3175" b="6350"/>
             <wp:docPr id="71" name="Рисунок 71"/>
@@ -9131,6 +8072,7 @@
           <w:szCs w:val="28"/>
           <w:lang w:val="en-US"/>
         </w:rPr>
+        <w:lastRenderedPageBreak/>
         <w:t>Flutter</w:t>
       </w:r>
       <w:r>
@@ -9419,241 +8361,252 @@
           <w:color w:val="000000" w:themeColor="text1"/>
           <w:szCs w:val="28"/>
         </w:rPr>
+        <w:t xml:space="preserve">В качестве инструмента для разработки графического интерфейса программы будет использоваться </w:t>
+      </w:r>
+      <w:r>
+        <w:rPr>
+          <w:rFonts w:cs="Times New Roman"/>
+          <w:color w:val="000000" w:themeColor="text1"/>
+          <w:szCs w:val="28"/>
+          <w:lang w:val="en-US"/>
+        </w:rPr>
+        <w:t>Qt</w:t>
+      </w:r>
+      <w:r>
+        <w:rPr>
+          <w:rFonts w:cs="Times New Roman"/>
+          <w:color w:val="000000" w:themeColor="text1"/>
+          <w:szCs w:val="28"/>
+        </w:rPr>
+        <w:t xml:space="preserve"> </w:t>
+      </w:r>
+      <w:r>
+        <w:rPr>
+          <w:rFonts w:cs="Times New Roman"/>
+          <w:color w:val="000000" w:themeColor="text1"/>
+          <w:szCs w:val="28"/>
+          <w:lang w:val="en-US"/>
+        </w:rPr>
+        <w:t>Designer</w:t>
+      </w:r>
+      <w:r>
+        <w:rPr>
+          <w:rFonts w:cs="Times New Roman"/>
+          <w:color w:val="000000" w:themeColor="text1"/>
+          <w:szCs w:val="28"/>
+        </w:rPr>
+        <w:t xml:space="preserve">, </w:t>
+      </w:r>
+      <w:r>
+        <w:rPr>
+          <w:rFonts w:cs="Times New Roman"/>
+          <w:color w:val="000000" w:themeColor="text1"/>
+          <w:szCs w:val="28"/>
+        </w:rPr>
+        <w:t>а для реализации функционала программы будут использоваться следующие модули</w:t>
+      </w:r>
+      <w:r>
+        <w:rPr>
+          <w:rFonts w:cs="Times New Roman"/>
+          <w:color w:val="000000" w:themeColor="text1"/>
+          <w:szCs w:val="28"/>
+        </w:rPr>
+        <w:t xml:space="preserve">: </w:t>
+      </w:r>
+      <w:r>
+        <w:rPr>
+          <w:rFonts w:cs="Times New Roman"/>
+          <w:color w:val="000000" w:themeColor="text1"/>
+          <w:szCs w:val="28"/>
+          <w:lang w:val="en-US"/>
+        </w:rPr>
+        <w:t>subprocess</w:t>
+      </w:r>
+      <w:r>
+        <w:rPr>
+          <w:rFonts w:cs="Times New Roman"/>
+          <w:color w:val="000000" w:themeColor="text1"/>
+          <w:szCs w:val="28"/>
+        </w:rPr>
+        <w:t xml:space="preserve">, </w:t>
+      </w:r>
+      <w:proofErr w:type="spellStart"/>
+      <w:r>
+        <w:t>xml.etree.ElementTree</w:t>
+      </w:r>
+      <w:proofErr w:type="spellEnd"/>
+      <w:r>
+        <w:t xml:space="preserve">, </w:t>
+      </w:r>
+      <w:r>
+        <w:rPr>
+          <w:lang w:val="en-US"/>
+        </w:rPr>
+        <w:t>sys</w:t>
+      </w:r>
+      <w:r>
+        <w:t>.</w:t>
+      </w:r>
+    </w:p>
+    <w:p>
+      <w:pPr>
+        <w:jc w:val="both"/>
+        <w:rPr>
+          <w:rFonts w:cs="Times New Roman"/>
+          <w:color w:val="000000" w:themeColor="text1"/>
+          <w:szCs w:val="28"/>
+        </w:rPr>
+      </w:pPr>
+      <w:r>
+        <w:rPr>
+          <w:rFonts w:cs="Times New Roman"/>
+          <w:color w:val="000000" w:themeColor="text1"/>
+          <w:szCs w:val="28"/>
+        </w:rPr>
+        <w:t xml:space="preserve">Первая версия программы будет разрабатываться под ОС Linux, так как на Windows SCAP не возымел должной популярности, вследствие чего поддержка данного протокола была прекращена как со стороны как Microsoft, так и со стороны разработчиков инструментария SCAP. Например, </w:t>
+      </w:r>
+      <w:proofErr w:type="spellStart"/>
+      <w:r>
+        <w:rPr>
+          <w:rFonts w:cs="Times New Roman"/>
+          <w:color w:val="000000" w:themeColor="text1"/>
+          <w:szCs w:val="28"/>
+        </w:rPr>
+        <w:t>OpenSCAP</w:t>
+      </w:r>
+      <w:proofErr w:type="spellEnd"/>
+      <w:r>
+        <w:rPr>
+          <w:rFonts w:cs="Times New Roman"/>
+          <w:color w:val="000000" w:themeColor="text1"/>
+          <w:szCs w:val="28"/>
+        </w:rPr>
+        <w:t xml:space="preserve"> прекратил поддержку ОС Windows в 2022 году. Второй же важной причиной является то, что основной аудиторией программы являются Системные Администраторы, а по официальной статистике около 77% серверов работают под управлением ОС Linux. </w:t>
+      </w:r>
+    </w:p>
+    <w:p>
+      <w:pPr>
+        <w:jc w:val="both"/>
+        <w:rPr>
+          <w:rFonts w:cs="Times New Roman"/>
+          <w:noProof/>
+          <w:color w:val="000000" w:themeColor="text1"/>
+          <w:szCs w:val="28"/>
+        </w:rPr>
+      </w:pPr>
+      <w:r>
+        <w:rPr>
+          <w:rFonts w:cs="Times New Roman"/>
+          <w:color w:val="000000" w:themeColor="text1"/>
+          <w:szCs w:val="28"/>
+        </w:rPr>
+        <w:t xml:space="preserve">Далее идёт выбор инструмента для обработки SCAP контента. </w:t>
+      </w:r>
+      <w:r>
+        <w:rPr>
+          <w:rFonts w:cs="Times New Roman"/>
+          <w:color w:val="000000" w:themeColor="text1"/>
+          <w:szCs w:val="28"/>
+        </w:rPr>
+        <w:t>Этот этап является критичным</w:t>
+      </w:r>
+      <w:r>
+        <w:rPr>
+          <w:rFonts w:cs="Times New Roman"/>
+          <w:color w:val="000000" w:themeColor="text1"/>
+          <w:szCs w:val="28"/>
+        </w:rPr>
+        <w:t xml:space="preserve">, так как от выбранного инструментария будет зависеть большинство характеристик программы. Для обоснования выбора приведена Табл. 2. По ней мы можем видеть, что SCC не подходит нам, потому что работает только на </w:t>
+      </w:r>
+      <w:proofErr w:type="spellStart"/>
+      <w:r>
+        <w:rPr>
+          <w:rFonts w:cs="Times New Roman"/>
+          <w:color w:val="000000" w:themeColor="text1"/>
+          <w:szCs w:val="28"/>
+        </w:rPr>
+        <w:t>windows</w:t>
+      </w:r>
+      <w:proofErr w:type="spellEnd"/>
+      <w:r>
+        <w:rPr>
+          <w:rFonts w:cs="Times New Roman"/>
+          <w:color w:val="000000" w:themeColor="text1"/>
+          <w:szCs w:val="28"/>
+        </w:rPr>
+        <w:t xml:space="preserve">, </w:t>
+      </w:r>
+      <w:proofErr w:type="spellStart"/>
+      <w:r>
+        <w:rPr>
+          <w:rFonts w:cs="Times New Roman"/>
+          <w:color w:val="000000" w:themeColor="text1"/>
+          <w:szCs w:val="28"/>
+        </w:rPr>
+        <w:t>Ovaldi</w:t>
+      </w:r>
+      <w:proofErr w:type="spellEnd"/>
+      <w:r>
+        <w:rPr>
+          <w:rFonts w:cs="Times New Roman"/>
+          <w:color w:val="000000" w:themeColor="text1"/>
+          <w:szCs w:val="28"/>
+        </w:rPr>
+        <w:t xml:space="preserve"> не подходит из-за отсутствия обновлений и поддержки с 2015, вследствие чего он не будет работать без дописывания его функционала вручную. А самодельный </w:t>
+      </w:r>
+      <w:r>
+        <w:rPr>
+          <w:rFonts w:cs="Times New Roman"/>
+          <w:color w:val="000000" w:themeColor="text1"/>
+          <w:szCs w:val="28"/>
+          <w:lang w:val="en-US"/>
+        </w:rPr>
+        <w:t>SCAP</w:t>
+      </w:r>
+      <w:r>
+        <w:rPr>
+          <w:rFonts w:cs="Times New Roman"/>
+          <w:color w:val="000000" w:themeColor="text1"/>
+          <w:szCs w:val="28"/>
+        </w:rPr>
+        <w:t xml:space="preserve">-интерпретатор не имеет смысла писать по многим причинам, начиная от технической сложности интерпретаторов, заканчивая тем, что он будет работать медленней других аналогичных разработок. В итоге для разработки программы в качестве движка для обработки SCAP контента выбран </w:t>
+      </w:r>
+      <w:proofErr w:type="spellStart"/>
+      <w:r>
+        <w:rPr>
+          <w:rFonts w:cs="Times New Roman"/>
+          <w:color w:val="000000" w:themeColor="text1"/>
+          <w:szCs w:val="28"/>
+        </w:rPr>
+        <w:t>openSCAP</w:t>
+      </w:r>
+      <w:proofErr w:type="spellEnd"/>
+      <w:r>
+        <w:rPr>
+          <w:rFonts w:cs="Times New Roman"/>
+          <w:color w:val="000000" w:themeColor="text1"/>
+          <w:szCs w:val="28"/>
+        </w:rPr>
+        <w:t>.</w:t>
+      </w:r>
+    </w:p>
+    <w:p>
+      <w:pPr>
+        <w:ind w:firstLine="0"/>
+        <w:jc w:val="both"/>
+        <w:rPr>
+          <w:rFonts w:cs="Times New Roman"/>
+          <w:color w:val="000000" w:themeColor="text1"/>
+          <w:szCs w:val="28"/>
+        </w:rPr>
+      </w:pPr>
+      <w:r>
+        <w:rPr>
+          <w:noProof/>
+        </w:rPr>
         <w:lastRenderedPageBreak/>
-        <w:t xml:space="preserve">В качестве инструмента для разработки графического интерфейса программы будет использоваться </w:t>
-      </w:r>
-      <w:r>
-        <w:rPr>
-          <w:rFonts w:cs="Times New Roman"/>
-          <w:color w:val="000000" w:themeColor="text1"/>
-          <w:szCs w:val="28"/>
-          <w:lang w:val="en-US"/>
-        </w:rPr>
-        <w:t>Qt</w:t>
-      </w:r>
-      <w:r>
-        <w:rPr>
-          <w:rFonts w:cs="Times New Roman"/>
-          <w:color w:val="000000" w:themeColor="text1"/>
-          <w:szCs w:val="28"/>
-        </w:rPr>
-        <w:t xml:space="preserve"> </w:t>
-      </w:r>
-      <w:r>
-        <w:rPr>
-          <w:rFonts w:cs="Times New Roman"/>
-          <w:color w:val="000000" w:themeColor="text1"/>
-          <w:szCs w:val="28"/>
-          <w:lang w:val="en-US"/>
-        </w:rPr>
-        <w:t>Designer</w:t>
-      </w:r>
-      <w:r>
-        <w:rPr>
-          <w:rFonts w:cs="Times New Roman"/>
-          <w:color w:val="000000" w:themeColor="text1"/>
-          <w:szCs w:val="28"/>
-        </w:rPr>
-        <w:t xml:space="preserve">, </w:t>
-      </w:r>
-      <w:r>
-        <w:rPr>
-          <w:rFonts w:cs="Times New Roman"/>
-          <w:color w:val="000000" w:themeColor="text1"/>
-          <w:szCs w:val="28"/>
-        </w:rPr>
-        <w:t>а для реализации функционала программы будут использоваться следующие модули</w:t>
-      </w:r>
-      <w:r>
-        <w:rPr>
-          <w:rFonts w:cs="Times New Roman"/>
-          <w:color w:val="000000" w:themeColor="text1"/>
-          <w:szCs w:val="28"/>
-        </w:rPr>
-        <w:t xml:space="preserve">: </w:t>
-      </w:r>
-      <w:r>
-        <w:rPr>
-          <w:rFonts w:cs="Times New Roman"/>
-          <w:color w:val="000000" w:themeColor="text1"/>
-          <w:szCs w:val="28"/>
-          <w:lang w:val="en-US"/>
-        </w:rPr>
-        <w:t>subprocess</w:t>
-      </w:r>
-      <w:r>
-        <w:rPr>
-          <w:rFonts w:cs="Times New Roman"/>
-          <w:color w:val="000000" w:themeColor="text1"/>
-          <w:szCs w:val="28"/>
-        </w:rPr>
-        <w:t xml:space="preserve">, </w:t>
-      </w:r>
-      <w:proofErr w:type="spellStart"/>
-      <w:proofErr w:type="gramStart"/>
-      <w:r>
-        <w:t>xml.etree</w:t>
-      </w:r>
-      <w:proofErr w:type="gramEnd"/>
-      <w:r>
-        <w:t>.ElementTree</w:t>
-      </w:r>
-      <w:proofErr w:type="spellEnd"/>
-      <w:r>
-        <w:t xml:space="preserve">, </w:t>
-      </w:r>
-      <w:r>
-        <w:rPr>
-          <w:lang w:val="en-US"/>
-        </w:rPr>
-        <w:t>sys</w:t>
-      </w:r>
-      <w:r>
-        <w:t>.</w:t>
-      </w:r>
-    </w:p>
-    <w:p>
-      <w:pPr>
-        <w:jc w:val="both"/>
-        <w:rPr>
-          <w:rFonts w:cs="Times New Roman"/>
-          <w:color w:val="000000" w:themeColor="text1"/>
-          <w:szCs w:val="28"/>
-        </w:rPr>
-      </w:pPr>
-      <w:r>
-        <w:rPr>
-          <w:rFonts w:cs="Times New Roman"/>
-          <w:color w:val="000000" w:themeColor="text1"/>
-          <w:szCs w:val="28"/>
-        </w:rPr>
-        <w:t xml:space="preserve">Первая версия программы будет разрабатываться под ОС Linux, так как на Windows SCAP не возымел должной популярности, вследствие чего поддержка данного протокола была прекращена как со стороны как Microsoft, так и со стороны разработчиков инструментария SCAP. Например, </w:t>
-      </w:r>
-      <w:proofErr w:type="spellStart"/>
-      <w:r>
-        <w:rPr>
-          <w:rFonts w:cs="Times New Roman"/>
-          <w:color w:val="000000" w:themeColor="text1"/>
-          <w:szCs w:val="28"/>
-        </w:rPr>
-        <w:t>OpenSCAP</w:t>
-      </w:r>
-      <w:proofErr w:type="spellEnd"/>
-      <w:r>
-        <w:rPr>
-          <w:rFonts w:cs="Times New Roman"/>
-          <w:color w:val="000000" w:themeColor="text1"/>
-          <w:szCs w:val="28"/>
-        </w:rPr>
-        <w:t xml:space="preserve"> прекратил поддержку ОС Windows в 2022 году. Второй же важной причиной является то, что основной аудиторией программы являются Системные Администраторы, а по официальной статистике около 77% серверов работают под управлением ОС Linux. </w:t>
-      </w:r>
-    </w:p>
-    <w:p>
-      <w:pPr>
-        <w:jc w:val="both"/>
-        <w:rPr>
-          <w:rFonts w:cs="Times New Roman"/>
-          <w:noProof/>
-          <w:color w:val="000000" w:themeColor="text1"/>
-          <w:szCs w:val="28"/>
-        </w:rPr>
-      </w:pPr>
-      <w:r>
-        <w:rPr>
-          <w:rFonts w:cs="Times New Roman"/>
-          <w:color w:val="000000" w:themeColor="text1"/>
-          <w:szCs w:val="28"/>
-        </w:rPr>
-        <w:t xml:space="preserve">Далее идёт выбор инструмента для обработки SCAP контента. Этот этап можно считать по настоящему важным, так как от выбранного инструментария будет зависеть большинство характеристик программы. Для обоснования выбора приведена Табл. 2. По ней мы можем видеть, что SCC не подходит нам, потому что работает только на </w:t>
-      </w:r>
-      <w:proofErr w:type="spellStart"/>
-      <w:r>
-        <w:rPr>
-          <w:rFonts w:cs="Times New Roman"/>
-          <w:color w:val="000000" w:themeColor="text1"/>
-          <w:szCs w:val="28"/>
-        </w:rPr>
-        <w:t>windows</w:t>
-      </w:r>
-      <w:proofErr w:type="spellEnd"/>
-      <w:r>
-        <w:rPr>
-          <w:rFonts w:cs="Times New Roman"/>
-          <w:color w:val="000000" w:themeColor="text1"/>
-          <w:szCs w:val="28"/>
-        </w:rPr>
-        <w:t xml:space="preserve">, </w:t>
-      </w:r>
-      <w:proofErr w:type="spellStart"/>
-      <w:r>
-        <w:rPr>
-          <w:rFonts w:cs="Times New Roman"/>
-          <w:color w:val="000000" w:themeColor="text1"/>
-          <w:szCs w:val="28"/>
-        </w:rPr>
-        <w:t>Ovaldi</w:t>
-      </w:r>
-      <w:proofErr w:type="spellEnd"/>
-      <w:r>
-        <w:rPr>
-          <w:rFonts w:cs="Times New Roman"/>
-          <w:color w:val="000000" w:themeColor="text1"/>
-          <w:szCs w:val="28"/>
-        </w:rPr>
-        <w:t xml:space="preserve"> не подходит из-за отсутствия обновлений и поддержки с 2015, вследствие чего он не будет работать без дописывания его функционала вручную. А самодельный </w:t>
-      </w:r>
-      <w:r>
-        <w:rPr>
-          <w:rFonts w:cs="Times New Roman"/>
-          <w:color w:val="000000" w:themeColor="text1"/>
-          <w:szCs w:val="28"/>
-          <w:lang w:val="en-US"/>
-        </w:rPr>
-        <w:t>SCAP</w:t>
-      </w:r>
-      <w:r>
-        <w:rPr>
-          <w:rFonts w:cs="Times New Roman"/>
-          <w:color w:val="000000" w:themeColor="text1"/>
-          <w:szCs w:val="28"/>
-        </w:rPr>
-        <w:t xml:space="preserve">-интерпретатор не имеет смысла писать по многим причинам, начиная от технической сложности интерпретаторов, заканчивая тем, что он будет работать медленней других аналогичных разработок. В итоге для разработки программы в качестве движка для обработки SCAP контента выбран </w:t>
-      </w:r>
-      <w:proofErr w:type="spellStart"/>
-      <w:r>
-        <w:rPr>
-          <w:rFonts w:cs="Times New Roman"/>
-          <w:color w:val="000000" w:themeColor="text1"/>
-          <w:szCs w:val="28"/>
-        </w:rPr>
-        <w:t>openSCAP</w:t>
-      </w:r>
-      <w:proofErr w:type="spellEnd"/>
-      <w:r>
-        <w:rPr>
-          <w:rFonts w:cs="Times New Roman"/>
-          <w:color w:val="000000" w:themeColor="text1"/>
-          <w:szCs w:val="28"/>
-        </w:rPr>
-        <w:t>.</w:t>
-      </w:r>
-    </w:p>
-    <w:p>
-      <w:pPr>
-        <w:ind w:firstLine="0"/>
-        <w:jc w:val="both"/>
-        <w:rPr>
-          <w:rFonts w:cs="Times New Roman"/>
-          <w:color w:val="000000" w:themeColor="text1"/>
-          <w:szCs w:val="28"/>
-        </w:rPr>
-      </w:pPr>
-      <w:r>
-        <w:rPr>
-          <w:noProof/>
-        </w:rPr>
         <w:drawing>
-          <wp:inline distT="0" distB="0" distL="0" distR="0" wp14:anchorId="1458A940" wp14:editId="39A005C6">
+          <wp:inline distT="0" distB="0" distL="0" distR="0" wp14:anchorId="210EF0F2" wp14:editId="553E450F">
             <wp:extent cx="5938945" cy="2423160"/>
             <wp:effectExtent l="0" t="0" r="5080" b="0"/>
             <wp:docPr id="20" name="Рисунок 20"/>
@@ -9764,16 +8717,119 @@
     </w:p>
     <w:p>
       <w:pPr>
-        <w:ind w:firstLine="0"/>
+        <w:pStyle w:val="ac"/>
+        <w:spacing w:line="360" w:lineRule="auto"/>
+        <w:jc w:val="both"/>
+      </w:pPr>
+      <w:r>
+        <w:tab/>
+        <w:t>Методология тестирования готового продукта</w:t>
+      </w:r>
+      <w:r>
+        <w:t xml:space="preserve">: </w:t>
+      </w:r>
+      <w:r>
+        <w:t>должно быть проведено два этапа тестирования продукта – функционально тестирование, покрывающее весь функционал программы в разной среде, и пользовательское тестирование, проведённое в организации в реальных условиях.</w:t>
+      </w:r>
+    </w:p>
+    <w:p>
+      <w:pPr>
+        <w:pStyle w:val="ac"/>
+        <w:spacing w:line="360" w:lineRule="auto"/>
+        <w:ind w:left="360"/>
+        <w:jc w:val="both"/>
       </w:pPr>
     </w:p>
     <w:p>
       <w:pPr>
         <w:pStyle w:val="2"/>
       </w:pPr>
-      <w:bookmarkStart w:id="19" w:name="_Toc219378707"/>
+      <w:bookmarkStart w:id="17" w:name="_Toc219378705"/>
+      <w:r>
+        <w:t>3.2 Описание идеи проекта</w:t>
+      </w:r>
+      <w:bookmarkEnd w:id="17"/>
+    </w:p>
+    <w:p>
+      <w:pPr>
+        <w:pStyle w:val="ac"/>
+        <w:spacing w:line="360" w:lineRule="auto"/>
+        <w:ind w:firstLine="708"/>
+        <w:jc w:val="both"/>
+      </w:pPr>
+      <w:r>
+        <w:t xml:space="preserve">Идея проекта заключается в создании программного средства, которое позволяет автоматизировать аудит и </w:t>
+      </w:r>
+      <w:proofErr w:type="spellStart"/>
+      <w:r>
+        <w:t>харденинг</w:t>
+      </w:r>
+      <w:proofErr w:type="spellEnd"/>
+      <w:r>
+        <w:t xml:space="preserve"> операционной системы с использованием открытых стандартов SCAP. Это необходимо для того, чтобы упростить и ускорить процесс выявления уязвимостей и </w:t>
+      </w:r>
+      <w:proofErr w:type="spellStart"/>
+      <w:r>
+        <w:t>мисконфигураций</w:t>
+      </w:r>
+      <w:proofErr w:type="spellEnd"/>
+      <w:r>
+        <w:t>, а также сделать результаты проверок воспроизводимыми и переносимыми между разными системами и инструментами.</w:t>
+      </w:r>
+    </w:p>
+    <w:p>
+      <w:pPr>
+        <w:pStyle w:val="ac"/>
+        <w:spacing w:line="360" w:lineRule="auto"/>
+        <w:ind w:firstLine="708"/>
+        <w:jc w:val="both"/>
+      </w:pPr>
+      <w:r>
+        <w:t xml:space="preserve">В отличие от подходов, основанных на проприетарных базах и закрытых форматах проверок, проект опирается на SCAP-контент (OVAL/XCCDF) как на унифицированный способ описания правил аудита. Программа загружает SCAP-контент для выбранной операционной системы, выполняет проверки по OVAL-дефинициям и XCCDF-правилам, после чего формирует результаты в удобном для анализа и чтения виде. Дополнительно реализованы механизм </w:t>
+      </w:r>
+      <w:proofErr w:type="spellStart"/>
+      <w:r>
+        <w:t>патчинга</w:t>
+      </w:r>
+      <w:proofErr w:type="spellEnd"/>
+      <w:r>
+        <w:t xml:space="preserve">, позволяющий адаптировать контент под целевую платформу при несовпадении идентификаторов, и </w:t>
+      </w:r>
+      <w:proofErr w:type="spellStart"/>
+      <w:r>
+        <w:t>remediation</w:t>
+      </w:r>
+      <w:proofErr w:type="spellEnd"/>
+      <w:r>
+        <w:t>, обеспечивающий автоматическое устранение выявленных несоответствий при наличии соответствующего контента.</w:t>
+      </w:r>
+    </w:p>
+    <w:p>
+      <w:pPr>
+        <w:pStyle w:val="ac"/>
+        <w:spacing w:line="360" w:lineRule="auto"/>
+        <w:ind w:firstLine="708"/>
+        <w:jc w:val="both"/>
+      </w:pPr>
       <w:r>
         <w:lastRenderedPageBreak/>
+        <w:t xml:space="preserve">Таким образом, проект является программным решением, которое снижает трудозатраты на регулярные проверки безопасности, повышает степень автоматизации и позволяет применять единый стандартизированный подход к аудиту и </w:t>
+      </w:r>
+      <w:proofErr w:type="spellStart"/>
+      <w:r>
+        <w:t>харденингу</w:t>
+      </w:r>
+      <w:proofErr w:type="spellEnd"/>
+      <w:r>
+        <w:t xml:space="preserve"> операционных систем.</w:t>
+      </w:r>
+    </w:p>
+    <w:p>
+      <w:pPr>
+        <w:pStyle w:val="2"/>
+      </w:pPr>
+      <w:bookmarkStart w:id="18" w:name="_Toc219378707"/>
+      <w:r>
         <w:t xml:space="preserve">3.4 </w:t>
       </w:r>
       <w:r>
@@ -9782,7 +8838,7 @@
       <w:r>
         <w:t>программы</w:t>
       </w:r>
-      <w:bookmarkEnd w:id="19"/>
+      <w:bookmarkEnd w:id="18"/>
     </w:p>
     <w:p>
       <w:r>
@@ -10001,6 +9057,9 @@
         <w:ind w:firstLine="0"/>
       </w:pPr>
       <w:r>
+        <w:rPr>
+          <w:noProof/>
+        </w:rPr>
         <w:lastRenderedPageBreak/>
         <w:drawing>
           <wp:inline distT="0" distB="0" distL="0" distR="0" wp14:anchorId="7E2C3DE1" wp14:editId="49C00D80">
@@ -10106,7 +9165,7 @@
       <w:pPr>
         <w:pStyle w:val="2"/>
       </w:pPr>
-      <w:bookmarkStart w:id="20" w:name="_Toc219378708"/>
+      <w:bookmarkStart w:id="19" w:name="_Toc219378708"/>
       <w:r>
         <w:lastRenderedPageBreak/>
         <w:t xml:space="preserve">3.5 </w:t>
@@ -10117,7 +9176,7 @@
       <w:r>
         <w:t xml:space="preserve"> работоспособности</w:t>
       </w:r>
-      <w:bookmarkEnd w:id="20"/>
+      <w:bookmarkEnd w:id="19"/>
       <w:r>
         <w:t xml:space="preserve"> </w:t>
       </w:r>
@@ -10134,9 +9193,9 @@
           <w:szCs w:val="22"/>
         </w:rPr>
       </w:pPr>
-      <w:bookmarkStart w:id="21" w:name="_Toc218673445"/>
-      <w:bookmarkStart w:id="22" w:name="_Toc218675442"/>
-      <w:bookmarkStart w:id="23" w:name="_Toc219378709"/>
+      <w:bookmarkStart w:id="20" w:name="_Toc218673445"/>
+      <w:bookmarkStart w:id="21" w:name="_Toc218675442"/>
+      <w:bookmarkStart w:id="22" w:name="_Toc219378709"/>
       <w:r>
         <w:rPr>
           <w:rFonts w:eastAsiaTheme="minorHAnsi" w:cstheme="minorBidi"/>
@@ -10194,7 +9253,7 @@
           <w:sz w:val="24"/>
           <w:szCs w:val="22"/>
         </w:rPr>
-        <w:t>tailoring</w:t>
+        <w:t>патчинг</w:t>
       </w:r>
       <w:proofErr w:type="spellEnd"/>
       <w:r>
@@ -10226,9 +9285,9 @@
         </w:rPr>
         <w:t xml:space="preserve"> и формирование итогового отчёта.</w:t>
       </w:r>
+      <w:bookmarkEnd w:id="20"/>
       <w:bookmarkEnd w:id="21"/>
       <w:bookmarkEnd w:id="22"/>
-      <w:bookmarkEnd w:id="23"/>
     </w:p>
     <w:p>
       <w:pPr>
@@ -10242,9 +9301,9 @@
           <w:szCs w:val="22"/>
         </w:rPr>
       </w:pPr>
-      <w:bookmarkStart w:id="24" w:name="_Toc218673446"/>
-      <w:bookmarkStart w:id="25" w:name="_Toc218675443"/>
-      <w:bookmarkStart w:id="26" w:name="_Toc219378710"/>
+      <w:bookmarkStart w:id="23" w:name="_Toc218673446"/>
+      <w:bookmarkStart w:id="24" w:name="_Toc218675443"/>
+      <w:bookmarkStart w:id="25" w:name="_Toc219378710"/>
       <w:r>
         <w:rPr>
           <w:rFonts w:eastAsiaTheme="minorHAnsi" w:cstheme="minorBidi"/>
@@ -10254,9 +9313,9 @@
         </w:rPr>
         <w:t>Формальная верификация в рамках данной работы заключается в проверке соответствия реализации указанной формальной модели: для каждого элемента входа должен быть получен корректный элемент выхода, а значения результатов должны принадлежать заранее заданным множествам статусов. Это проверяется следующим образом:</w:t>
       </w:r>
+      <w:bookmarkEnd w:id="23"/>
       <w:bookmarkEnd w:id="24"/>
       <w:bookmarkEnd w:id="25"/>
-      <w:bookmarkEnd w:id="26"/>
     </w:p>
     <w:p>
       <w:pPr>
@@ -10273,9 +9332,9 @@
           <w:szCs w:val="22"/>
         </w:rPr>
       </w:pPr>
-      <w:bookmarkStart w:id="27" w:name="_Toc218673447"/>
-      <w:bookmarkStart w:id="28" w:name="_Toc218675444"/>
-      <w:bookmarkStart w:id="29" w:name="_Toc219378711"/>
+      <w:bookmarkStart w:id="26" w:name="_Toc218673447"/>
+      <w:bookmarkStart w:id="27" w:name="_Toc218675444"/>
+      <w:bookmarkStart w:id="28" w:name="_Toc219378711"/>
       <w:r>
         <w:rPr>
           <w:rFonts w:eastAsiaTheme="minorHAnsi" w:cstheme="minorBidi"/>
@@ -10313,9 +9372,9 @@
           <w:sz w:val="24"/>
           <w:szCs w:val="22"/>
         </w:rPr>
-        <w:t>Result_</w:t>
-      </w:r>
-      <w:proofErr w:type="gramStart"/>
+        <w:t>Result_OVAL</w:t>
+      </w:r>
+      <w:proofErr w:type="spellEnd"/>
       <w:r>
         <w:rPr>
           <w:rFonts w:eastAsiaTheme="minorHAnsi" w:cstheme="minorBidi"/>
@@ -10323,9 +9382,9 @@
           <w:sz w:val="24"/>
           <w:szCs w:val="22"/>
         </w:rPr>
-        <w:t>OVAL</w:t>
-      </w:r>
-      <w:proofErr w:type="spellEnd"/>
+        <w:t>(</w:t>
+      </w:r>
+      <w:proofErr w:type="spellStart"/>
       <w:r>
         <w:rPr>
           <w:rFonts w:eastAsiaTheme="minorHAnsi" w:cstheme="minorBidi"/>
@@ -10333,10 +9392,9 @@
           <w:sz w:val="24"/>
           <w:szCs w:val="22"/>
         </w:rPr>
-        <w:t>(</w:t>
-      </w:r>
-      <w:proofErr w:type="spellStart"/>
-      <w:proofErr w:type="gramEnd"/>
+        <w:t>di</w:t>
+      </w:r>
+      <w:proofErr w:type="spellEnd"/>
       <w:r>
         <w:rPr>
           <w:rFonts w:eastAsiaTheme="minorHAnsi" w:cstheme="minorBidi"/>
@@ -10344,19 +9402,8 @@
           <w:sz w:val="24"/>
           <w:szCs w:val="22"/>
         </w:rPr>
-        <w:t>di</w:t>
-      </w:r>
-      <w:proofErr w:type="spellEnd"/>
-      <w:r>
-        <w:rPr>
-          <w:rFonts w:eastAsiaTheme="minorHAnsi" w:cstheme="minorBidi"/>
-          <w:b w:val="0"/>
-          <w:sz w:val="24"/>
-          <w:szCs w:val="22"/>
-        </w:rPr>
         <w:t>) и присваивает ему один из формально заданных статусов {</w:t>
       </w:r>
-      <w:proofErr w:type="gramStart"/>
       <w:r>
         <w:rPr>
           <w:rFonts w:eastAsiaTheme="minorHAnsi" w:cstheme="minorBidi"/>
@@ -10386,7 +9433,6 @@
         </w:rPr>
         <w:t>false</w:t>
       </w:r>
-      <w:proofErr w:type="gramEnd"/>
       <w:r>
         <w:rPr>
           <w:rFonts w:eastAsiaTheme="minorHAnsi" w:cstheme="minorBidi"/>
@@ -10396,7 +9442,6 @@
         </w:rPr>
         <w:t>,</w:t>
       </w:r>
-      <w:proofErr w:type="gramStart"/>
       <w:r>
         <w:rPr>
           <w:rFonts w:eastAsiaTheme="minorHAnsi" w:cstheme="minorBidi"/>
@@ -10426,7 +9471,6 @@
         </w:rPr>
         <w:t>error</w:t>
       </w:r>
-      <w:proofErr w:type="gramEnd"/>
       <w:r>
         <w:rPr>
           <w:rFonts w:eastAsiaTheme="minorHAnsi" w:cstheme="minorBidi"/>
@@ -10474,9 +9518,9 @@
         </w:rPr>
         <w:t>}. Полученные значения сохраняются и отображаются в отчёте, что обеспечивает проверяемость и повторяемость результата.</w:t>
       </w:r>
+      <w:bookmarkEnd w:id="26"/>
       <w:bookmarkEnd w:id="27"/>
       <w:bookmarkEnd w:id="28"/>
-      <w:bookmarkEnd w:id="29"/>
     </w:p>
     <w:p>
       <w:pPr>
@@ -10493,9 +9537,9 @@
           <w:szCs w:val="22"/>
         </w:rPr>
       </w:pPr>
-      <w:bookmarkStart w:id="30" w:name="_Toc218673448"/>
-      <w:bookmarkStart w:id="31" w:name="_Toc218675445"/>
-      <w:bookmarkStart w:id="32" w:name="_Toc219378712"/>
+      <w:bookmarkStart w:id="29" w:name="_Toc218673448"/>
+      <w:bookmarkStart w:id="30" w:name="_Toc218675445"/>
+      <w:bookmarkStart w:id="31" w:name="_Toc219378712"/>
       <w:r>
         <w:rPr>
           <w:rFonts w:eastAsiaTheme="minorHAnsi" w:cstheme="minorBidi"/>
@@ -10533,9 +9577,9 @@
           <w:sz w:val="24"/>
           <w:szCs w:val="22"/>
         </w:rPr>
-        <w:t>Result_</w:t>
-      </w:r>
-      <w:proofErr w:type="gramStart"/>
+        <w:t>Result_XCCDF</w:t>
+      </w:r>
+      <w:proofErr w:type="spellEnd"/>
       <w:r>
         <w:rPr>
           <w:rFonts w:eastAsiaTheme="minorHAnsi" w:cstheme="minorBidi"/>
@@ -10543,9 +9587,9 @@
           <w:sz w:val="24"/>
           <w:szCs w:val="22"/>
         </w:rPr>
-        <w:t>XCCDF</w:t>
-      </w:r>
-      <w:proofErr w:type="spellEnd"/>
+        <w:t>(</w:t>
+      </w:r>
+      <w:proofErr w:type="spellStart"/>
       <w:r>
         <w:rPr>
           <w:rFonts w:eastAsiaTheme="minorHAnsi" w:cstheme="minorBidi"/>
@@ -10553,10 +9597,9 @@
           <w:sz w:val="24"/>
           <w:szCs w:val="22"/>
         </w:rPr>
-        <w:t>(</w:t>
-      </w:r>
-      <w:proofErr w:type="spellStart"/>
-      <w:proofErr w:type="gramEnd"/>
+        <w:t>ri</w:t>
+      </w:r>
+      <w:proofErr w:type="spellEnd"/>
       <w:r>
         <w:rPr>
           <w:rFonts w:eastAsiaTheme="minorHAnsi" w:cstheme="minorBidi"/>
@@ -10564,9 +9607,9 @@
           <w:sz w:val="24"/>
           <w:szCs w:val="22"/>
         </w:rPr>
-        <w:t>ri</w:t>
-      </w:r>
-      <w:proofErr w:type="spellEnd"/>
+        <w:t>) из множества {</w:t>
+      </w:r>
+      <w:proofErr w:type="spellStart"/>
       <w:r>
         <w:rPr>
           <w:rFonts w:eastAsiaTheme="minorHAnsi" w:cstheme="minorBidi"/>
@@ -10574,10 +9617,9 @@
           <w:sz w:val="24"/>
           <w:szCs w:val="22"/>
         </w:rPr>
-        <w:t>) из множества {</w:t>
-      </w:r>
-      <w:proofErr w:type="spellStart"/>
-      <w:proofErr w:type="gramStart"/>
+        <w:t>pass,fail,not_checked,not_applicable,error</w:t>
+      </w:r>
+      <w:proofErr w:type="spellEnd"/>
       <w:r>
         <w:rPr>
           <w:rFonts w:eastAsiaTheme="minorHAnsi" w:cstheme="minorBidi"/>
@@ -10585,62 +9627,11 @@
           <w:sz w:val="24"/>
           <w:szCs w:val="22"/>
         </w:rPr>
-        <w:t>pass,fail</w:t>
-      </w:r>
-      <w:proofErr w:type="gramEnd"/>
-      <w:r>
-        <w:rPr>
-          <w:rFonts w:eastAsiaTheme="minorHAnsi" w:cstheme="minorBidi"/>
-          <w:b w:val="0"/>
-          <w:sz w:val="24"/>
-          <w:szCs w:val="22"/>
-        </w:rPr>
-        <w:t>,not_</w:t>
-      </w:r>
-      <w:proofErr w:type="gramStart"/>
-      <w:r>
-        <w:rPr>
-          <w:rFonts w:eastAsiaTheme="minorHAnsi" w:cstheme="minorBidi"/>
-          <w:b w:val="0"/>
-          <w:sz w:val="24"/>
-          <w:szCs w:val="22"/>
-        </w:rPr>
-        <w:t>checked,not</w:t>
-      </w:r>
-      <w:proofErr w:type="gramEnd"/>
-      <w:r>
-        <w:rPr>
-          <w:rFonts w:eastAsiaTheme="minorHAnsi" w:cstheme="minorBidi"/>
-          <w:b w:val="0"/>
-          <w:sz w:val="24"/>
-          <w:szCs w:val="22"/>
-        </w:rPr>
-        <w:t>_</w:t>
-      </w:r>
-      <w:proofErr w:type="gramStart"/>
-      <w:r>
-        <w:rPr>
-          <w:rFonts w:eastAsiaTheme="minorHAnsi" w:cstheme="minorBidi"/>
-          <w:b w:val="0"/>
-          <w:sz w:val="24"/>
-          <w:szCs w:val="22"/>
-        </w:rPr>
-        <w:t>applicable,error</w:t>
-      </w:r>
-      <w:proofErr w:type="spellEnd"/>
-      <w:proofErr w:type="gramEnd"/>
-      <w:r>
-        <w:rPr>
-          <w:rFonts w:eastAsiaTheme="minorHAnsi" w:cstheme="minorBidi"/>
-          <w:b w:val="0"/>
-          <w:sz w:val="24"/>
-          <w:szCs w:val="22"/>
-        </w:rPr>
         <w:t>}. Полученные значения сохраняются и отображаются в отчёте, что также обеспечивает проверяемость и повторяемость результата.</w:t>
       </w:r>
+      <w:bookmarkEnd w:id="29"/>
       <w:bookmarkEnd w:id="30"/>
       <w:bookmarkEnd w:id="31"/>
-      <w:bookmarkEnd w:id="32"/>
     </w:p>
     <w:p>
       <w:pPr>
@@ -10657,9 +9648,9 @@
           <w:szCs w:val="22"/>
         </w:rPr>
       </w:pPr>
-      <w:bookmarkStart w:id="33" w:name="_Toc218673449"/>
-      <w:bookmarkStart w:id="34" w:name="_Toc218675446"/>
-      <w:bookmarkStart w:id="35" w:name="_Toc219378713"/>
+      <w:bookmarkStart w:id="32" w:name="_Toc218673449"/>
+      <w:bookmarkStart w:id="33" w:name="_Toc218675446"/>
+      <w:bookmarkStart w:id="34" w:name="_Toc219378713"/>
       <w:r>
         <w:rPr>
           <w:rFonts w:eastAsiaTheme="minorHAnsi" w:cstheme="minorBidi"/>
@@ -10677,7 +9668,7 @@
           <w:sz w:val="24"/>
           <w:szCs w:val="22"/>
         </w:rPr>
-        <w:t>tailoring</w:t>
+        <w:t>патчинга</w:t>
       </w:r>
       <w:proofErr w:type="spellEnd"/>
       <w:r>
@@ -10697,7 +9688,7 @@
           <w:sz w:val="24"/>
           <w:szCs w:val="22"/>
         </w:rPr>
-        <w:t>tailoring</w:t>
+        <w:t>патчинг</w:t>
       </w:r>
       <w:proofErr w:type="spellEnd"/>
       <w:r>
@@ -10709,9 +9700,9 @@
         </w:rPr>
         <w:t>, после чего контент становится применимым и корректно проходит этап вычисления результатов.</w:t>
       </w:r>
+      <w:bookmarkEnd w:id="32"/>
       <w:bookmarkEnd w:id="33"/>
       <w:bookmarkEnd w:id="34"/>
-      <w:bookmarkEnd w:id="35"/>
     </w:p>
     <w:p>
       <w:pPr>
@@ -10728,9 +9719,9 @@
           <w:szCs w:val="22"/>
         </w:rPr>
       </w:pPr>
-      <w:bookmarkStart w:id="36" w:name="_Toc218673450"/>
-      <w:bookmarkStart w:id="37" w:name="_Toc218675447"/>
-      <w:bookmarkStart w:id="38" w:name="_Toc219378714"/>
+      <w:bookmarkStart w:id="35" w:name="_Toc218673450"/>
+      <w:bookmarkStart w:id="36" w:name="_Toc218675447"/>
+      <w:bookmarkStart w:id="37" w:name="_Toc219378714"/>
       <w:r>
         <w:rPr>
           <w:rFonts w:eastAsiaTheme="minorHAnsi" w:cstheme="minorBidi"/>
@@ -10800,9 +9791,9 @@
         </w:rPr>
         <w:t>-контента, программа выполняет действие исправления.</w:t>
       </w:r>
+      <w:bookmarkEnd w:id="35"/>
       <w:bookmarkEnd w:id="36"/>
       <w:bookmarkEnd w:id="37"/>
-      <w:bookmarkEnd w:id="38"/>
     </w:p>
     <w:p>
       <w:pPr>
@@ -10816,9 +9807,9 @@
           <w:szCs w:val="22"/>
         </w:rPr>
       </w:pPr>
-      <w:bookmarkStart w:id="39" w:name="_Toc218673451"/>
-      <w:bookmarkStart w:id="40" w:name="_Toc218675448"/>
-      <w:bookmarkStart w:id="41" w:name="_Toc219378715"/>
+      <w:bookmarkStart w:id="38" w:name="_Toc218673451"/>
+      <w:bookmarkStart w:id="39" w:name="_Toc218675448"/>
+      <w:bookmarkStart w:id="40" w:name="_Toc219378715"/>
       <w:r>
         <w:rPr>
           <w:rFonts w:eastAsiaTheme="minorHAnsi" w:cstheme="minorBidi"/>
@@ -10848,25 +9839,25 @@
         </w:rPr>
         <w:t>) приводят систему к состоянию, которое подтверждается повторной проверкой</w:t>
       </w:r>
+      <w:bookmarkEnd w:id="38"/>
       <w:bookmarkEnd w:id="39"/>
       <w:bookmarkEnd w:id="40"/>
+    </w:p>
+    <w:p>
+      <w:pPr>
+        <w:pStyle w:val="2"/>
+      </w:pPr>
+      <w:bookmarkStart w:id="41" w:name="_Toc219378716"/>
+      <w:r>
+        <w:rPr>
+          <w:bCs/>
+        </w:rPr>
+        <w:t>3.6</w:t>
+      </w:r>
+      <w:r>
+        <w:t xml:space="preserve"> Функциональное тестирование</w:t>
+      </w:r>
       <w:bookmarkEnd w:id="41"/>
-    </w:p>
-    <w:p>
-      <w:pPr>
-        <w:pStyle w:val="2"/>
-      </w:pPr>
-      <w:bookmarkStart w:id="42" w:name="_Toc219378716"/>
-      <w:r>
-        <w:rPr>
-          <w:bCs/>
-        </w:rPr>
-        <w:t>3.6</w:t>
-      </w:r>
-      <w:r>
-        <w:t xml:space="preserve"> Функциональное тестирование</w:t>
-      </w:r>
-      <w:bookmarkEnd w:id="42"/>
     </w:p>
     <w:p>
       <w:pPr>
@@ -10995,14 +9986,16 @@
         <w:t>XCCDF</w:t>
       </w:r>
       <w:r>
-        <w:t xml:space="preserve">-правилам и автоматическое генерирование </w:t>
-      </w:r>
-      <w:r>
-        <w:rPr>
-          <w:lang w:val="en-US"/>
-        </w:rPr>
-        <w:t>tailoring</w:t>
-      </w:r>
+        <w:t>-правилам и автоматическ</w:t>
+      </w:r>
+      <w:r>
+        <w:t xml:space="preserve">ий </w:t>
+      </w:r>
+      <w:proofErr w:type="spellStart"/>
+      <w:r>
+        <w:t>патчинг</w:t>
+      </w:r>
+      <w:proofErr w:type="spellEnd"/>
       <w:r>
         <w:t>.</w:t>
       </w:r>
@@ -11108,7 +10101,7 @@
       <w:pPr>
         <w:pStyle w:val="2"/>
       </w:pPr>
-      <w:bookmarkStart w:id="43" w:name="_Toc219378717"/>
+      <w:bookmarkStart w:id="42" w:name="_Toc219378717"/>
       <w:r>
         <w:t>3.</w:t>
       </w:r>
@@ -11118,7 +10111,7 @@
       <w:r>
         <w:t xml:space="preserve"> Перспективы развития проекта.</w:t>
       </w:r>
-      <w:bookmarkEnd w:id="43"/>
+      <w:bookmarkEnd w:id="42"/>
     </w:p>
     <w:p>
       <w:pPr>
@@ -11184,12 +10177,12 @@
       <w:pPr>
         <w:pStyle w:val="1"/>
       </w:pPr>
-      <w:bookmarkStart w:id="44" w:name="_Toc219378718"/>
+      <w:bookmarkStart w:id="43" w:name="_Toc219378718"/>
       <w:r>
         <w:lastRenderedPageBreak/>
         <w:t>ЗАКЛЮЧЕНИЕ</w:t>
       </w:r>
-      <w:bookmarkEnd w:id="44"/>
+      <w:bookmarkEnd w:id="43"/>
     </w:p>
     <w:p>
       <w:pPr>
@@ -11481,12 +10474,12 @@
       <w:pPr>
         <w:pStyle w:val="1"/>
       </w:pPr>
-      <w:bookmarkStart w:id="45" w:name="_Toc219378719"/>
+      <w:bookmarkStart w:id="44" w:name="_Toc219378719"/>
       <w:r>
         <w:lastRenderedPageBreak/>
         <w:t>СПИСОК ЛИТЕРАТУРЫ</w:t>
       </w:r>
-      <w:bookmarkEnd w:id="45"/>
+      <w:bookmarkEnd w:id="44"/>
     </w:p>
     <w:p>
       <w:pPr>
@@ -11689,63 +10682,41 @@
           <w:szCs w:val="28"/>
           <w:lang w:val="en-US"/>
         </w:rPr>
-        <w:t xml:space="preserve">Securing the </w:t>
-      </w:r>
-      <w:proofErr w:type="gramStart"/>
-      <w:r>
-        <w:rPr>
-          <w:rFonts w:cs="Times New Roman"/>
-          <w:color w:val="000000" w:themeColor="text1"/>
-          <w:szCs w:val="28"/>
+        <w:t xml:space="preserve">Securing the open source supply chain: The essential role of CVEs </w:t>
+      </w:r>
+      <w:r>
+        <w:rPr>
           <w:lang w:val="en-US"/>
         </w:rPr>
-        <w:t>open source</w:t>
-      </w:r>
-      <w:proofErr w:type="gramEnd"/>
-      <w:r>
-        <w:rPr>
-          <w:rFonts w:cs="Times New Roman"/>
-          <w:color w:val="000000" w:themeColor="text1"/>
-          <w:szCs w:val="28"/>
+        <w:t>[</w:t>
+      </w:r>
+      <w:r>
+        <w:t>Электронный</w:t>
+      </w:r>
+      <w:r>
+        <w:rPr>
           <w:lang w:val="en-US"/>
         </w:rPr>
-        <w:t xml:space="preserve"> supply chain: The essential role of CVEs </w:t>
+        <w:t xml:space="preserve"> </w:t>
+      </w:r>
+      <w:r>
+        <w:t>ресурс</w:t>
       </w:r>
       <w:r>
         <w:rPr>
           <w:lang w:val="en-US"/>
         </w:rPr>
-        <w:t>[</w:t>
-      </w:r>
-      <w:r>
-        <w:t>Электронный</w:t>
-      </w:r>
-      <w:r>
-        <w:rPr>
+        <w:t xml:space="preserve">] // </w:t>
+      </w:r>
+      <w:proofErr w:type="spellStart"/>
+      <w:r>
+        <w:rPr>
+          <w:rFonts w:cs="Times New Roman"/>
           <w:lang w:val="en-US"/>
         </w:rPr>
-        <w:t xml:space="preserve"> </w:t>
-      </w:r>
-      <w:r>
-        <w:t>ресурс</w:t>
-      </w:r>
-      <w:r>
-        <w:rPr>
-          <w:lang w:val="en-US"/>
-        </w:rPr>
-        <w:t xml:space="preserve">] // </w:t>
-      </w:r>
-      <w:proofErr w:type="spellStart"/>
-      <w:proofErr w:type="gramStart"/>
-      <w:r>
-        <w:rPr>
-          <w:rFonts w:cs="Times New Roman"/>
-          <w:lang w:val="en-US"/>
-        </w:rPr>
         <w:t>github.blog</w:t>
       </w:r>
       <w:proofErr w:type="spellEnd"/>
-      <w:proofErr w:type="gramEnd"/>
       <w:r>
         <w:rPr>
           <w:lang w:val="en-US"/>
@@ -12015,12 +10986,12 @@
       <w:pPr>
         <w:pStyle w:val="1"/>
       </w:pPr>
-      <w:bookmarkStart w:id="46" w:name="_Toc219378720"/>
+      <w:bookmarkStart w:id="45" w:name="_Toc219378720"/>
       <w:r>
         <w:lastRenderedPageBreak/>
         <w:t>ПРИЛОЖЕНИЕ</w:t>
       </w:r>
-      <w:bookmarkEnd w:id="46"/>
+      <w:bookmarkEnd w:id="45"/>
     </w:p>
     <w:p>
       <w:pPr>
@@ -16166,7 +15137,7 @@
     <w:autoRedefine/>
     <w:uiPriority w:val="9"/>
     <w:qFormat/>
-    <w:rsid w:val="00C3031A"/>
+    <w:rsid w:val="00200FD1"/>
     <w:pPr>
       <w:keepNext/>
       <w:keepLines/>
@@ -16300,7 +15271,7 @@
     <w:basedOn w:val="a0"/>
     <w:link w:val="1"/>
     <w:uiPriority w:val="9"/>
-    <w:rsid w:val="00C3031A"/>
+    <w:rsid w:val="00200FD1"/>
     <w:rPr>
       <w:rFonts w:ascii="Times New Roman" w:eastAsiaTheme="majorEastAsia" w:hAnsi="Times New Roman" w:cs="Times New Roman"/>
       <w:b/>

--- a/PZ and plakat/alpha_pz/Бородин_11_жуковский.docx
+++ b/PZ and plakat/alpha_pz/Бородин_11_жуковский.docx
@@ -4348,6 +4348,7 @@
     <w:p>
       <w:pPr>
         <w:pStyle w:val="2"/>
+        <w:ind w:firstLine="360"/>
       </w:pPr>
       <w:bookmarkStart w:id="5" w:name="_Toc219378693"/>
       <w:r>
@@ -4478,6 +4479,7 @@
     </w:p>
     <w:p>
       <w:pPr>
+        <w:ind w:firstLine="0"/>
         <w:jc w:val="center"/>
         <w:rPr>
           <w:rFonts w:cs="Times New Roman"/>
@@ -4491,13 +4493,29 @@
           <w:color w:val="000000" w:themeColor="text1"/>
           <w:szCs w:val="28"/>
         </w:rPr>
-        <w:t>Рис. П1.1 График количества найденных уязвимостей по годам</w:t>
-      </w:r>
-    </w:p>
-    <w:p/>
+        <w:t>Рис</w:t>
+      </w:r>
+      <w:r>
+        <w:rPr>
+          <w:rFonts w:cs="Times New Roman"/>
+          <w:color w:val="000000" w:themeColor="text1"/>
+          <w:szCs w:val="28"/>
+        </w:rPr>
+        <w:t>унок 1.1 -</w:t>
+      </w:r>
+      <w:r>
+        <w:rPr>
+          <w:rFonts w:cs="Times New Roman"/>
+          <w:color w:val="000000" w:themeColor="text1"/>
+          <w:szCs w:val="28"/>
+        </w:rPr>
+        <w:t xml:space="preserve"> График количества найденных уязвимостей по годам</w:t>
+      </w:r>
+    </w:p>
     <w:p>
       <w:pPr>
         <w:pStyle w:val="2"/>
+        <w:ind w:firstLine="708"/>
       </w:pPr>
       <w:bookmarkStart w:id="6" w:name="_Toc219378694"/>
       <w:r>
@@ -4554,7 +4572,6 @@
         <w:jc w:val="both"/>
       </w:pPr>
       <w:r>
-        <w:lastRenderedPageBreak/>
         <w:t>Основные недостатки подобных решений:</w:t>
       </w:r>
     </w:p>
@@ -4567,6 +4584,7 @@
           <w:b/>
           <w:bCs/>
         </w:rPr>
+        <w:lastRenderedPageBreak/>
         <w:t xml:space="preserve">- </w:t>
       </w:r>
       <w:r>
@@ -4602,6 +4620,7 @@
     <w:p>
       <w:pPr>
         <w:pStyle w:val="2"/>
+        <w:ind w:firstLine="708"/>
       </w:pPr>
       <w:bookmarkStart w:id="7" w:name="_Toc219378695"/>
       <w:r>
@@ -4639,7 +4658,15 @@
       </w:r>
       <w:proofErr w:type="spellEnd"/>
       <w:r>
-        <w:t xml:space="preserve"> Protocol, протокол автоматизации управления данными безопасности) - это набор открытых стандартов, определяющих технические спецификации для представления, описания и обмена данными в области безопасности. Его задача </w:t>
+        <w:t xml:space="preserve"> Protocol, протокол автоматизации управления данными безопасности) </w:t>
+      </w:r>
+      <w:proofErr w:type="gramStart"/>
+      <w:r>
+        <w:t>- это</w:t>
+      </w:r>
+      <w:proofErr w:type="gramEnd"/>
+      <w:r>
+        <w:t xml:space="preserve"> набор открытых стандартов, определяющих технические спецификации для представления, описания и обмена данными в области безопасности. Его задача </w:t>
       </w:r>
       <w:r>
         <w:t>-</w:t>
@@ -4766,7 +4793,15 @@
       </w:r>
       <w:proofErr w:type="spellEnd"/>
       <w:r>
-        <w:t xml:space="preserve"> Assessment Language) - это открытый стандартизированный язык, который в машиночитаемом виде предоставляет информацию как проверять систему на наличие уязвимостей. OVAL имеет одинаковую структуру вне зависимости от вендора.</w:t>
+        <w:t xml:space="preserve"> Assessment Language) </w:t>
+      </w:r>
+      <w:proofErr w:type="gramStart"/>
+      <w:r>
+        <w:t>- это</w:t>
+      </w:r>
+      <w:proofErr w:type="gramEnd"/>
+      <w:r>
+        <w:t xml:space="preserve"> открытый стандартизированный язык, который в машиночитаемом виде предоставляет информацию как проверять систему на наличие уязвимостей. OVAL имеет одинаковую структуру вне зависимости от вендора.</w:t>
       </w:r>
     </w:p>
     <w:p>
@@ -4845,15 +4880,15 @@
           <w:color w:val="000000" w:themeColor="text1"/>
           <w:szCs w:val="28"/>
         </w:rPr>
-        <w:t>Рис. П1.</w:t>
-      </w:r>
-      <w:r>
-        <w:rPr>
-          <w:rFonts w:cs="Times New Roman"/>
-          <w:color w:val="000000" w:themeColor="text1"/>
-          <w:szCs w:val="28"/>
-        </w:rPr>
-        <w:t>2</w:t>
+        <w:t>Рис</w:t>
+      </w:r>
+      <w:r>
+        <w:rPr>
+          <w:rFonts w:cs="Times New Roman"/>
+          <w:color w:val="000000" w:themeColor="text1"/>
+          <w:szCs w:val="28"/>
+        </w:rPr>
+        <w:t>унок 1.2 -</w:t>
       </w:r>
       <w:r>
         <w:rPr>
@@ -4880,13 +4915,6 @@
         </w:rPr>
         <w:t>OVAL</w:t>
       </w:r>
-    </w:p>
-    <w:p>
-      <w:pPr>
-        <w:pStyle w:val="ac"/>
-        <w:spacing w:line="360" w:lineRule="auto"/>
-        <w:jc w:val="center"/>
-      </w:pPr>
     </w:p>
     <w:p>
       <w:pPr>
@@ -4920,7 +4948,15 @@
       </w:r>
       <w:proofErr w:type="spellEnd"/>
       <w:r>
-        <w:t xml:space="preserve"> Format) - это формат, который позволяет описывать политики и структуру проверок: какие требования проверять, как их группировать, какие профили использовать, как формировать результат оценки. Также благодаря XCCDF можно проводить </w:t>
+        <w:t xml:space="preserve"> Format) </w:t>
+      </w:r>
+      <w:proofErr w:type="gramStart"/>
+      <w:r>
+        <w:t>- это</w:t>
+      </w:r>
+      <w:proofErr w:type="gramEnd"/>
+      <w:r>
+        <w:t xml:space="preserve"> формат, который позволяет описывать политики и структуру проверок: какие требования проверять, как их группировать, какие профили использовать, как формировать результат оценки. Также благодаря XCCDF можно проводить </w:t>
       </w:r>
       <w:proofErr w:type="spellStart"/>
       <w:r>
@@ -5011,31 +5047,15 @@
           <w:color w:val="000000" w:themeColor="text1"/>
           <w:szCs w:val="28"/>
         </w:rPr>
-        <w:t>Рис. П1.</w:t>
-      </w:r>
-      <w:r>
-        <w:rPr>
-          <w:rFonts w:cs="Times New Roman"/>
-          <w:color w:val="000000" w:themeColor="text1"/>
-          <w:szCs w:val="28"/>
-        </w:rPr>
-        <w:t>3</w:t>
-      </w:r>
-      <w:r>
-        <w:rPr>
-          <w:rFonts w:cs="Times New Roman"/>
-          <w:color w:val="000000" w:themeColor="text1"/>
-          <w:szCs w:val="28"/>
-        </w:rPr>
-        <w:t xml:space="preserve"> </w:t>
-      </w:r>
-      <w:r>
-        <w:rPr>
-          <w:rFonts w:cs="Times New Roman"/>
-          <w:color w:val="000000" w:themeColor="text1"/>
-          <w:szCs w:val="28"/>
-        </w:rPr>
-        <w:t xml:space="preserve">Структура </w:t>
+        <w:t>Рис</w:t>
+      </w:r>
+      <w:r>
+        <w:rPr>
+          <w:rFonts w:cs="Times New Roman"/>
+          <w:color w:val="000000" w:themeColor="text1"/>
+          <w:szCs w:val="28"/>
+        </w:rPr>
+        <w:t xml:space="preserve">унок 1.3 - Структура </w:t>
       </w:r>
       <w:r>
         <w:rPr>
@@ -5062,7 +5082,7 @@
       <w:pPr>
         <w:pStyle w:val="ac"/>
         <w:spacing w:line="360" w:lineRule="auto"/>
-        <w:jc w:val="both"/>
+        <w:jc w:val="center"/>
       </w:pPr>
       <w:r>
         <w:rPr>
@@ -5117,36 +5137,15 @@
           </wp:inline>
         </w:drawing>
       </w:r>
-    </w:p>
-    <w:p>
-      <w:pPr>
-        <w:ind w:firstLine="0"/>
-        <w:jc w:val="center"/>
-        <w:rPr>
-          <w:rFonts w:cs="Times New Roman"/>
-          <w:color w:val="000000" w:themeColor="text1"/>
-          <w:szCs w:val="28"/>
-        </w:rPr>
-      </w:pPr>
-      <w:r>
-        <w:rPr>
-          <w:rFonts w:cs="Times New Roman"/>
-          <w:color w:val="000000" w:themeColor="text1"/>
-          <w:szCs w:val="28"/>
-        </w:rPr>
-        <w:t>Рис. П1.</w:t>
-      </w:r>
-      <w:r>
-        <w:rPr>
-          <w:rFonts w:cs="Times New Roman"/>
-          <w:color w:val="000000" w:themeColor="text1"/>
-          <w:szCs w:val="28"/>
-        </w:rPr>
-        <w:t>4</w:t>
-      </w:r>
-      <w:r>
-        <w:rPr>
-          <w:rFonts w:cs="Times New Roman"/>
+      <w:r>
+        <w:rPr>
+          <w:color w:val="000000" w:themeColor="text1"/>
+          <w:szCs w:val="28"/>
+        </w:rPr>
+        <w:t>Рисунок 1.4 -</w:t>
+      </w:r>
+      <w:r>
+        <w:rPr>
           <w:color w:val="000000" w:themeColor="text1"/>
           <w:szCs w:val="28"/>
         </w:rPr>
@@ -5154,7 +5153,6 @@
       </w:r>
       <w:r>
         <w:rPr>
-          <w:rFonts w:cs="Times New Roman"/>
           <w:color w:val="000000" w:themeColor="text1"/>
           <w:szCs w:val="28"/>
         </w:rPr>
@@ -5162,20 +5160,12 @@
       </w:r>
       <w:r>
         <w:rPr>
-          <w:rFonts w:cs="Times New Roman"/>
           <w:color w:val="000000" w:themeColor="text1"/>
           <w:szCs w:val="28"/>
           <w:lang w:val="en-US"/>
         </w:rPr>
         <w:t>SCAP</w:t>
       </w:r>
-    </w:p>
-    <w:p>
-      <w:pPr>
-        <w:pStyle w:val="ac"/>
-        <w:spacing w:line="360" w:lineRule="auto"/>
-        <w:jc w:val="center"/>
-      </w:pPr>
     </w:p>
     <w:p>
       <w:pPr>
@@ -5254,15 +5244,15 @@
           <w:color w:val="000000" w:themeColor="text1"/>
           <w:szCs w:val="28"/>
         </w:rPr>
-        <w:t>Рис. П1.</w:t>
-      </w:r>
-      <w:r>
-        <w:rPr>
-          <w:rFonts w:cs="Times New Roman"/>
-          <w:color w:val="000000" w:themeColor="text1"/>
-          <w:szCs w:val="28"/>
-        </w:rPr>
-        <w:t>5</w:t>
+        <w:t>Рис</w:t>
+      </w:r>
+      <w:r>
+        <w:rPr>
+          <w:rFonts w:cs="Times New Roman"/>
+          <w:color w:val="000000" w:themeColor="text1"/>
+          <w:szCs w:val="28"/>
+        </w:rPr>
+        <w:t>унок 1.5 -</w:t>
       </w:r>
       <w:r>
         <w:rPr>
@@ -5359,20 +5349,8 @@
     </w:p>
     <w:p>
       <w:pPr>
-        <w:ind w:firstLine="0"/>
-        <w:jc w:val="center"/>
-      </w:pPr>
-    </w:p>
-    <w:p>
-      <w:pPr>
-        <w:pStyle w:val="a8"/>
-        <w:ind w:left="0" w:firstLine="0"/>
-        <w:jc w:val="center"/>
-      </w:pPr>
-    </w:p>
-    <w:p>
-      <w:pPr>
         <w:pStyle w:val="2"/>
+        <w:ind w:firstLine="708"/>
       </w:pPr>
       <w:bookmarkStart w:id="8" w:name="_Toc219378696"/>
       <w:r>
@@ -5550,11 +5528,7 @@
       </w:r>
       <w:proofErr w:type="spellEnd"/>
       <w:r>
-        <w:t xml:space="preserve"> (механизмов устранения или </w:t>
-      </w:r>
-      <w:r>
-        <w:lastRenderedPageBreak/>
-        <w:t xml:space="preserve">рекомендаций по устранению), а также </w:t>
+        <w:t xml:space="preserve"> (механизмов устранения или рекомендаций по устранению), а также </w:t>
       </w:r>
       <w:proofErr w:type="spellStart"/>
       <w:r>
@@ -5573,6 +5547,7 @@
       </w:pPr>
       <w:proofErr w:type="spellStart"/>
       <w:r>
+        <w:lastRenderedPageBreak/>
         <w:t>XSpider</w:t>
       </w:r>
       <w:proofErr w:type="spellEnd"/>
@@ -5729,6 +5704,7 @@
     <w:p>
       <w:pPr>
         <w:pStyle w:val="2"/>
+        <w:ind w:firstLine="708"/>
       </w:pPr>
       <w:bookmarkStart w:id="9" w:name="_Toc219378697"/>
       <w:r>
@@ -5772,8 +5748,11 @@
         <w:jc w:val="both"/>
       </w:pPr>
       <w:r>
+        <w:t xml:space="preserve">- Аудиторы информационной безопасности. Для них актуальна задача получения воспроизводимых результатов проверок, формирования отчётности и подтверждения выполнения требований (политик безопасности, внутренних регламентов и внешних </w:t>
+      </w:r>
+      <w:r>
         <w:lastRenderedPageBreak/>
-        <w:t>- Аудиторы информационной безопасности. Для них актуальна задача получения воспроизводимых результатов проверок, формирования отчётности и подтверждения выполнения требований (политик безопасности, внутренних регламентов и внешних стандартов). Использование стандартизированного контента облегчает сравнение результатов между системами и аудитами.</w:t>
+        <w:t>стандартов). Использование стандартизированного контента облегчает сравнение результатов между системами и аудитами.</w:t>
       </w:r>
     </w:p>
     <w:p>
@@ -5849,6 +5828,7 @@
     <w:p>
       <w:pPr>
         <w:pStyle w:val="2"/>
+        <w:ind w:firstLine="708"/>
       </w:pPr>
       <w:bookmarkStart w:id="11" w:name="_Toc219378699"/>
       <w:r>
@@ -5864,7 +5844,21 @@
         <w:jc w:val="both"/>
       </w:pPr>
       <w:r>
-        <w:t>В рамках данной программы решается задача автоматизированной проверки информационной системы на наличие уязвимостей и нарушений конфигураций в системе на основе стандартизированного SCAP-контента. Для исключения неоднозначности и возможности воспроизведения алгоритма задача формализуется в виде входных данных, выходных данных, ограничений и алгоритма обработки:</w:t>
+        <w:t xml:space="preserve">В рамках данной программы решается задача автоматизированной проверки </w:t>
+      </w:r>
+      <w:r>
+        <w:t>системы</w:t>
+      </w:r>
+      <w:r>
+        <w:t xml:space="preserve"> на наличие уязвимостей и </w:t>
+      </w:r>
+      <w:proofErr w:type="spellStart"/>
+      <w:r>
+        <w:t>мисконфигураций</w:t>
+      </w:r>
+      <w:proofErr w:type="spellEnd"/>
+      <w:r>
+        <w:t xml:space="preserve"> на основе стандартизированного SCAP-контента. Для исключения неоднозначности и возможности воспроизведения алгоритма задача формализуется в виде входных данных, выходных данных, ограничений и алгоритма обработки:</w:t>
       </w:r>
     </w:p>
     <w:p>
@@ -5894,15 +5888,36 @@
         <w:jc w:val="both"/>
       </w:pPr>
       <w:r>
-        <w:t>2. SCAP-контент C, включает набор OVAL-дефиниций D = {d1,d2,d3...,</w:t>
+        <w:t>2. SCAP-контент C, включает набор OVAL-дефиниций D = {d</w:t>
+      </w:r>
+      <w:proofErr w:type="gramStart"/>
+      <w:r>
+        <w:t>1,d2,d</w:t>
+      </w:r>
+      <w:proofErr w:type="gramEnd"/>
+      <w:r>
+        <w:t>3</w:t>
+      </w:r>
+      <w:proofErr w:type="gramStart"/>
+      <w:r>
+        <w:t>...,</w:t>
       </w:r>
       <w:proofErr w:type="spellStart"/>
       <w:r>
         <w:t>dn</w:t>
       </w:r>
       <w:proofErr w:type="spellEnd"/>
-      <w:r>
-        <w:t xml:space="preserve">} и XCCDF-правил R = {r1,r2,r3..rn}, в случае XCCDF также содержат данные </w:t>
+      <w:proofErr w:type="gramEnd"/>
+      <w:r>
+        <w:t>} и XCCDF-правил R = {r</w:t>
+      </w:r>
+      <w:proofErr w:type="gramStart"/>
+      <w:r>
+        <w:t>1,r2,r3..</w:t>
+      </w:r>
+      <w:proofErr w:type="gramEnd"/>
+      <w:r>
+        <w:t xml:space="preserve">rn}, в случае XCCDF также содержат данные </w:t>
       </w:r>
       <w:proofErr w:type="spellStart"/>
       <w:r>
@@ -5980,8 +5995,21 @@
         <w:t xml:space="preserve"> {</w:t>
       </w:r>
       <w:proofErr w:type="spellStart"/>
-      <w:r>
-        <w:t>true,false,unknown,error,not_applicable</w:t>
+      <w:proofErr w:type="gramStart"/>
+      <w:r>
+        <w:t>true,false</w:t>
+      </w:r>
+      <w:proofErr w:type="gramEnd"/>
+      <w:r>
+        <w:t>,</w:t>
+      </w:r>
+      <w:proofErr w:type="gramStart"/>
+      <w:r>
+        <w:t>unknown,error</w:t>
+      </w:r>
+      <w:proofErr w:type="gramEnd"/>
+      <w:r>
+        <w:t>,not_applicable</w:t>
       </w:r>
       <w:proofErr w:type="spellEnd"/>
       <w:r>
@@ -6067,10 +6095,28 @@
         <w:t xml:space="preserve"> {</w:t>
       </w:r>
       <w:proofErr w:type="spellStart"/>
-      <w:r>
-        <w:t>pass,fail,not_checked,not_applicable,error</w:t>
-      </w:r>
-      <w:proofErr w:type="spellEnd"/>
+      <w:proofErr w:type="gramStart"/>
+      <w:r>
+        <w:t>pass,fail</w:t>
+      </w:r>
+      <w:proofErr w:type="gramEnd"/>
+      <w:r>
+        <w:t>,not_</w:t>
+      </w:r>
+      <w:proofErr w:type="gramStart"/>
+      <w:r>
+        <w:t>checked,not</w:t>
+      </w:r>
+      <w:proofErr w:type="gramEnd"/>
+      <w:r>
+        <w:t>_</w:t>
+      </w:r>
+      <w:proofErr w:type="gramStart"/>
+      <w:r>
+        <w:t>applicable,error</w:t>
+      </w:r>
+      <w:proofErr w:type="spellEnd"/>
+      <w:proofErr w:type="gramEnd"/>
       <w:r>
         <w:t xml:space="preserve">}, где </w:t>
       </w:r>
@@ -6092,11 +6138,72 @@
       </w:r>
       <w:proofErr w:type="spellStart"/>
       <w:r>
-        <w:t>not_checked,not_applicable,error</w:t>
-      </w:r>
-      <w:proofErr w:type="spellEnd"/>
-      <w:r>
-        <w:t xml:space="preserve"> - невозможность или неприменимость проверки. При включённом </w:t>
+        <w:t>not_</w:t>
+      </w:r>
+      <w:proofErr w:type="gramStart"/>
+      <w:r>
+        <w:t>checked,not</w:t>
+      </w:r>
+      <w:proofErr w:type="gramEnd"/>
+      <w:r>
+        <w:t>_</w:t>
+      </w:r>
+      <w:proofErr w:type="gramStart"/>
+      <w:r>
+        <w:t>applicable,error</w:t>
+      </w:r>
+      <w:proofErr w:type="spellEnd"/>
+      <w:proofErr w:type="gramEnd"/>
+      <w:r>
+        <w:t xml:space="preserve"> - невозможность или неприменимость проверки</w:t>
+      </w:r>
+      <w:r>
+        <w:t>,</w:t>
+      </w:r>
+      <w:r>
+        <w:t xml:space="preserve"> </w:t>
+      </w:r>
+      <w:r>
+        <w:rPr>
+          <w:lang w:val="en-US"/>
+        </w:rPr>
+        <w:t>not</w:t>
+      </w:r>
+      <w:r>
+        <w:t>_</w:t>
+      </w:r>
+      <w:r>
+        <w:rPr>
+          <w:lang w:val="en-US"/>
+        </w:rPr>
+        <w:t>selected</w:t>
+      </w:r>
+      <w:r>
+        <w:t xml:space="preserve"> </w:t>
+      </w:r>
+      <w:r>
+        <w:t>–</w:t>
+      </w:r>
+      <w:r>
+        <w:t xml:space="preserve"> </w:t>
+      </w:r>
+      <w:r>
+        <w:t xml:space="preserve">правило не было выбрано в </w:t>
+      </w:r>
+      <w:r>
+        <w:rPr>
+          <w:lang w:val="en-US"/>
+        </w:rPr>
+        <w:t>XCCDF</w:t>
+      </w:r>
+      <w:r>
+        <w:t xml:space="preserve"> </w:t>
+      </w:r>
+      <w:r>
+        <w:t xml:space="preserve">профиле. </w:t>
+      </w:r>
+      <w:r>
+        <w:t xml:space="preserve">При включённом </w:t>
       </w:r>
       <w:proofErr w:type="spellStart"/>
       <w:r>
@@ -6176,6 +6283,7 @@
         <w:jc w:val="both"/>
       </w:pPr>
       <w:r>
+        <w:lastRenderedPageBreak/>
         <w:t>-</w:t>
       </w:r>
       <w:r>
@@ -6201,22 +6309,23 @@
       <w:r>
         <w:t xml:space="preserve">, </w:t>
       </w:r>
-      <w:proofErr w:type="spellStart"/>
-      <w:r>
-        <w:t>di</w:t>
-      </w:r>
-      <w:proofErr w:type="spellEnd"/>
-      <w:r>
-        <w:t>, описание правила, уровень важности правила.</w:t>
+      <w:r>
+        <w:rPr>
+          <w:lang w:val="en-US"/>
+        </w:rPr>
+        <w:t>r</w:t>
+      </w:r>
+      <w:r>
+        <w:t>i, описание правила, уровень важности правила.</w:t>
       </w:r>
     </w:p>
     <w:p>
       <w:pPr>
         <w:pStyle w:val="2"/>
+        <w:ind w:firstLine="708"/>
       </w:pPr>
       <w:bookmarkStart w:id="12" w:name="_Toc219378700"/>
       <w:r>
-        <w:lastRenderedPageBreak/>
         <w:t>2.2 Описание алгоритма решения проблемы</w:t>
       </w:r>
       <w:bookmarkEnd w:id="12"/>
@@ -6236,7 +6345,21 @@
           <w:b/>
           <w:bCs/>
         </w:rPr>
-        <w:t>Формализованный а</w:t>
+        <w:t xml:space="preserve">Формализованный </w:t>
+      </w:r>
+      <w:r>
+        <w:rPr>
+          <w:b/>
+          <w:bCs/>
+        </w:rPr>
+        <w:t xml:space="preserve">общий </w:t>
+      </w:r>
+      <w:r>
+        <w:rPr>
+          <w:b/>
+          <w:bCs/>
+        </w:rPr>
+        <w:t>а</w:t>
       </w:r>
       <w:r>
         <w:rPr>
@@ -6311,13 +6434,18 @@
       </w:r>
       <w:proofErr w:type="spellStart"/>
       <w:r>
-        <w:t>Result_OVAL</w:t>
+        <w:t>Result_</w:t>
+      </w:r>
+      <w:proofErr w:type="gramStart"/>
+      <w:r>
+        <w:t>OVAL</w:t>
       </w:r>
       <w:proofErr w:type="spellEnd"/>
       <w:r>
         <w:t>(</w:t>
       </w:r>
       <w:proofErr w:type="spellStart"/>
+      <w:proofErr w:type="gramEnd"/>
       <w:r>
         <w:t>di</w:t>
       </w:r>
@@ -6345,13 +6473,18 @@
       </w:r>
       <w:proofErr w:type="spellStart"/>
       <w:r>
-        <w:t>Result_XCCDF</w:t>
+        <w:t>Result_</w:t>
+      </w:r>
+      <w:proofErr w:type="gramStart"/>
+      <w:r>
+        <w:t>XCCDF</w:t>
       </w:r>
       <w:proofErr w:type="spellEnd"/>
       <w:r>
         <w:t>(</w:t>
       </w:r>
       <w:proofErr w:type="spellStart"/>
+      <w:proofErr w:type="gramEnd"/>
       <w:r>
         <w:t>ri</w:t>
       </w:r>
@@ -6365,7 +6498,63 @@
       </w:r>
       <w:proofErr w:type="spellEnd"/>
       <w:r>
-        <w:t xml:space="preserve"> - уязвимость исправляется при наличии </w:t>
+        <w:t xml:space="preserve"> </w:t>
+      </w:r>
+      <w:r>
+        <w:t xml:space="preserve">и </w:t>
+      </w:r>
+      <w:proofErr w:type="spellStart"/>
+      <w:r>
+        <w:t>Result_</w:t>
+      </w:r>
+      <w:proofErr w:type="gramStart"/>
+      <w:r>
+        <w:t>XCCDF</w:t>
+      </w:r>
+      <w:proofErr w:type="spellEnd"/>
+      <w:r>
+        <w:t>(</w:t>
+      </w:r>
+      <w:proofErr w:type="spellStart"/>
+      <w:proofErr w:type="gramEnd"/>
+      <w:r>
+        <w:t>ri</w:t>
+      </w:r>
+      <w:proofErr w:type="spellEnd"/>
+      <w:r>
+        <w:t xml:space="preserve">) </w:t>
+      </w:r>
+      <w:r>
+        <w:t xml:space="preserve">для отдельного правила вернул </w:t>
+      </w:r>
+      <w:r>
+        <w:rPr>
+          <w:lang w:val="en-US"/>
+        </w:rPr>
+        <w:t>fail</w:t>
+      </w:r>
+      <w:r>
+        <w:t xml:space="preserve"> </w:t>
+      </w:r>
+      <w:r>
+        <w:t>–</w:t>
+      </w:r>
+      <w:r>
+        <w:t xml:space="preserve"> </w:t>
+      </w:r>
+      <w:r>
+        <w:t xml:space="preserve">выполняется </w:t>
+      </w:r>
+      <w:proofErr w:type="spellStart"/>
+      <w:r>
+        <w:rPr>
+          <w:lang w:val="en-US"/>
+        </w:rPr>
+        <w:t>rdi</w:t>
+      </w:r>
+      <w:proofErr w:type="spellEnd"/>
+      <w:r>
+        <w:t xml:space="preserve"> при наличии </w:t>
       </w:r>
       <w:proofErr w:type="spellStart"/>
       <w:r>
@@ -6462,7 +6651,25 @@
         <w:jc w:val="both"/>
       </w:pPr>
       <w:r>
-        <w:t xml:space="preserve">Данный режим используется для разовой оценки системы и запускается пользователем вручную. </w:t>
+        <w:t xml:space="preserve">Данный режим используется для </w:t>
+      </w:r>
+      <w:r>
+        <w:t xml:space="preserve">проверки системы на наличие </w:t>
+      </w:r>
+      <w:r>
+        <w:rPr>
+          <w:lang w:val="en-US"/>
+        </w:rPr>
+        <w:t>CVE</w:t>
+      </w:r>
+      <w:r>
+        <w:t xml:space="preserve"> </w:t>
+      </w:r>
+      <w:r>
+        <w:t>и выполнения других проверок</w:t>
+      </w:r>
+      <w:r>
+        <w:t xml:space="preserve"> и запускается пользователем вручную. </w:t>
       </w:r>
     </w:p>
     <w:p>
@@ -6482,6 +6689,7 @@
         <w:jc w:val="both"/>
       </w:pPr>
       <w:r>
+        <w:lastRenderedPageBreak/>
         <w:t xml:space="preserve">2. Выполнение проверок. Программа последовательно выполняет OVAL-проверки (получая факты о системе: версии ПО, параметры, состояния объектов) и записывает их в список с результатами проверки </w:t>
       </w:r>
     </w:p>
@@ -6492,8 +6700,13 @@
         <w:jc w:val="both"/>
       </w:pPr>
       <w:r>
-        <w:lastRenderedPageBreak/>
-        <w:t>3. Формирование результатов. Пользователь получает сводный результат в виде таблицы: идентификаторы CVE, статусы (</w:t>
+        <w:t>3. Формирование результатов. Пользователь получает</w:t>
+      </w:r>
+      <w:r>
+        <w:t xml:space="preserve"> </w:t>
+      </w:r>
+      <w:r>
+        <w:t>результат в виде таблицы: идентификаторы CVE, статусы (</w:t>
       </w:r>
       <w:proofErr w:type="spellStart"/>
       <w:r>
@@ -6537,7 +6750,25 @@
         <w:jc w:val="both"/>
       </w:pPr>
       <w:r>
-        <w:t xml:space="preserve">Данный режим используется для разовой оценки системы и запускается пользователем вручную. </w:t>
+        <w:t xml:space="preserve">Данный режим используется </w:t>
+      </w:r>
+      <w:r>
+        <w:t xml:space="preserve">для проверки системы на соответствие </w:t>
+      </w:r>
+      <w:r>
+        <w:rPr>
+          <w:lang w:val="en-US"/>
+        </w:rPr>
+        <w:t>XCCDF</w:t>
+      </w:r>
+      <w:r>
+        <w:t>-</w:t>
+      </w:r>
+      <w:r>
+        <w:t>профилю и</w:t>
+      </w:r>
+      <w:r>
+        <w:t xml:space="preserve"> запускается пользователем вручную. </w:t>
       </w:r>
     </w:p>
     <w:p>
@@ -6547,7 +6778,10 @@
         <w:jc w:val="both"/>
       </w:pPr>
       <w:r>
-        <w:t>1. Выбор ОС и контента. Пользователь выбирает целевую платформу (ОС/дистрибутив), далее программа скачивает SCAP-контент, после чего пользователь выбирает XCCDF профиль.</w:t>
+        <w:t>1. Выбор ОС и контента. Пользователь выбирает целевую платформу (ОС/дистрибутив), далее программа скачивает SCAP-контент</w:t>
+      </w:r>
+      <w:r>
+        <w:t>.</w:t>
       </w:r>
     </w:p>
     <w:p>
@@ -6599,7 +6833,13 @@
         <w:t>4</w:t>
       </w:r>
       <w:r>
-        <w:t>. Формирование результатов. Пользователь получает сводный результат в виде таблицы: идентификаторы проверок, описания, статусы (</w:t>
+        <w:t>. Формирование результатов. Пользователь получает</w:t>
+      </w:r>
+      <w:r>
+        <w:t xml:space="preserve"> </w:t>
+      </w:r>
+      <w:r>
+        <w:t>результат в виде таблицы: идентификаторы проверок, описания, статусы (</w:t>
       </w:r>
       <w:proofErr w:type="spellStart"/>
       <w:r>
@@ -6621,6 +6861,7 @@
     <w:p>
       <w:pPr>
         <w:pStyle w:val="2"/>
+        <w:ind w:firstLine="708"/>
       </w:pPr>
       <w:bookmarkStart w:id="13" w:name="_Toc219378701"/>
       <w:r>
@@ -6663,7 +6904,11 @@
         <w:jc w:val="both"/>
       </w:pPr>
       <w:r>
-        <w:t xml:space="preserve">Сигнатурное/базовое сопоставление - этот алгоритм заключается в сборе информации о ПО в системе (инвентаризация пакетов, версий) и сопоставления их с базой уязвимых версий программ. Данный алгоритм используется только для нахождения CVE, позволяет быстро масштабировать базу данных, но обладает минусами в виде большого числа ложных срабатываний, сложностью написания сложных условий и плохой возможностью описания конфигурационных требований к системе. </w:t>
+        <w:t xml:space="preserve">Сигнатурное/базовое сопоставление - этот алгоритм заключается в сборе информации о ПО в системе (инвентаризация пакетов, версий) и сопоставления их с базой уязвимых версий программ. Данный алгоритм используется только для нахождения CVE, позволяет быстро масштабировать базу данных, но обладает минусами в виде большого </w:t>
+      </w:r>
+      <w:r>
+        <w:lastRenderedPageBreak/>
+        <w:t xml:space="preserve">числа ложных срабатываний, сложностью написания сложных условий и плохой возможностью описания конфигурационных требований к системе. </w:t>
       </w:r>
     </w:p>
     <w:p>
@@ -6674,8 +6919,19 @@
         <w:jc w:val="both"/>
       </w:pPr>
       <w:r>
-        <w:lastRenderedPageBreak/>
-        <w:t>Алгоритмы оценки соответствия конфигурации - этот алгоритм заключается в наличии политики/профиля требований, для каждого требования запускается проверка состояния, затем агрегируются результаты (</w:t>
+        <w:t xml:space="preserve">Алгоритмы оценки соответствия конфигурации </w:t>
+      </w:r>
+      <w:r>
+        <w:t>–</w:t>
+      </w:r>
+      <w:r>
+        <w:t xml:space="preserve"> </w:t>
+      </w:r>
+      <w:r>
+        <w:t>эти алгоритмы заключаются</w:t>
+      </w:r>
+      <w:r>
+        <w:t xml:space="preserve"> в наличии политики/профиля требований, для каждого требования запускается проверка состояния, затем агрегируются результаты (</w:t>
       </w:r>
       <w:proofErr w:type="spellStart"/>
       <w:r>
@@ -6724,6 +6980,7 @@
     <w:p>
       <w:pPr>
         <w:pStyle w:val="2"/>
+        <w:ind w:firstLine="708"/>
       </w:pPr>
       <w:bookmarkStart w:id="14" w:name="_Toc219378702"/>
       <w:r>
@@ -6823,6 +7080,59 @@
     </w:p>
     <w:p>
       <w:pPr>
+        <w:pStyle w:val="ac"/>
+        <w:spacing w:line="360" w:lineRule="auto"/>
+        <w:jc w:val="both"/>
+      </w:pPr>
+      <w:r>
+        <w:rPr>
+          <w:b/>
+          <w:bCs/>
+        </w:rPr>
+        <w:t>Портрет злоумышленника</w:t>
+      </w:r>
+      <w:r>
+        <w:rPr>
+          <w:b/>
+          <w:bCs/>
+        </w:rPr>
+        <w:t xml:space="preserve">: </w:t>
+      </w:r>
+      <w:r>
+        <w:t>наиболее</w:t>
+      </w:r>
+      <w:r>
+        <w:t xml:space="preserve"> вероятным нарушителем является атакующий с базовым или средним уровнем квалификации, использующий</w:t>
+      </w:r>
+      <w:r>
+        <w:t xml:space="preserve"> общедоступные</w:t>
+      </w:r>
+      <w:r>
+        <w:t xml:space="preserve"> </w:t>
+      </w:r>
+      <w:r>
+        <w:t xml:space="preserve">эксплоиты и инструменты для эксплуатации публично известных </w:t>
+      </w:r>
+      <w:r>
+        <w:t>уязвимост</w:t>
+      </w:r>
+      <w:r>
+        <w:t xml:space="preserve">ей и </w:t>
+      </w:r>
+      <w:proofErr w:type="spellStart"/>
+      <w:r>
+        <w:t>мисконфигураци</w:t>
+      </w:r>
+      <w:r>
+        <w:t>й</w:t>
+      </w:r>
+      <w:proofErr w:type="spellEnd"/>
+      <w:r>
+        <w:t>.</w:t>
+      </w:r>
+    </w:p>
+    <w:p>
+      <w:pPr>
         <w:ind w:firstLine="0"/>
         <w:jc w:val="both"/>
         <w:rPr>
@@ -6864,13 +7174,6 @@
       <w:r>
         <w:t xml:space="preserve"> и устранение условий атаки):</w:t>
       </w:r>
-    </w:p>
-    <w:p>
-      <w:pPr>
-        <w:pStyle w:val="ac"/>
-        <w:spacing w:line="360" w:lineRule="auto"/>
-        <w:jc w:val="both"/>
-      </w:pPr>
     </w:p>
     <w:p>
       <w:pPr>
@@ -6884,46 +7187,16 @@
         <w:rPr>
           <w:b/>
           <w:bCs/>
+          <w:lang w:val="en-US"/>
         </w:rPr>
       </w:pPr>
       <w:r>
         <w:rPr>
           <w:b/>
           <w:bCs/>
-        </w:rPr>
-        <w:t xml:space="preserve">T1190: </w:t>
-      </w:r>
-      <w:proofErr w:type="spellStart"/>
-      <w:r>
-        <w:rPr>
-          <w:b/>
-          <w:bCs/>
-        </w:rPr>
-        <w:t>Exploit</w:t>
-      </w:r>
-      <w:proofErr w:type="spellEnd"/>
-      <w:r>
-        <w:rPr>
-          <w:b/>
-          <w:bCs/>
-        </w:rPr>
-        <w:t xml:space="preserve"> Public-</w:t>
-      </w:r>
-      <w:proofErr w:type="spellStart"/>
-      <w:r>
-        <w:rPr>
-          <w:b/>
-          <w:bCs/>
-        </w:rPr>
-        <w:t>Facing</w:t>
-      </w:r>
-      <w:proofErr w:type="spellEnd"/>
-      <w:r>
-        <w:rPr>
-          <w:b/>
-          <w:bCs/>
-        </w:rPr>
-        <w:t xml:space="preserve"> Application</w:t>
+          <w:lang w:val="en-US"/>
+        </w:rPr>
+        <w:t>T1190: Exploit Public-Facing Application</w:t>
       </w:r>
     </w:p>
     <w:p>
@@ -6933,6 +7206,7 @@
         <w:jc w:val="both"/>
       </w:pPr>
       <w:r>
+        <w:lastRenderedPageBreak/>
         <w:t xml:space="preserve">Что соответствует: злоумышленники пытаются эксплуатировать слабости в публично доступных сервисах, включая уязвимости ПО и ошибки конфигурации. </w:t>
       </w:r>
     </w:p>
@@ -6943,7 +7217,6 @@
         <w:jc w:val="both"/>
       </w:pPr>
       <w:r>
-        <w:lastRenderedPageBreak/>
         <w:t xml:space="preserve">Как противодействует проект: проверяет состояние системы и конфигураций по OVAL/XCCDF (версии, параметры, настройки сервисов) и применяет </w:t>
       </w:r>
       <w:proofErr w:type="spellStart"/>
@@ -7069,9 +7342,6 @@
       <w:r>
         <w:t>.</w:t>
       </w:r>
-      <w:r>
-        <w:br/>
-      </w:r>
     </w:p>
     <w:p>
       <w:pPr>
@@ -7212,303 +7482,406 @@
         <w:pStyle w:val="ac"/>
         <w:spacing w:line="360" w:lineRule="auto"/>
         <w:jc w:val="both"/>
-      </w:pPr>
+        <w:rPr>
+          <w:b/>
+          <w:bCs/>
+        </w:rPr>
+      </w:pPr>
+      <w:r>
+        <w:rPr>
+          <w:b/>
+          <w:bCs/>
+        </w:rPr>
+        <w:t>2.</w:t>
+      </w:r>
+      <w:r>
+        <w:rPr>
+          <w:b/>
+          <w:bCs/>
+        </w:rPr>
+        <w:t xml:space="preserve"> </w:t>
+      </w:r>
+      <w:r>
+        <w:rPr>
+          <w:b/>
+          <w:bCs/>
+        </w:rPr>
+        <w:t>Вывод</w:t>
+      </w:r>
+      <w:r>
+        <w:rPr>
+          <w:b/>
+          <w:bCs/>
+        </w:rPr>
+        <w:t xml:space="preserve"> </w:t>
+      </w:r>
+      <w:r>
+        <w:rPr>
+          <w:b/>
+          <w:bCs/>
+        </w:rPr>
+        <w:t>по</w:t>
+      </w:r>
+      <w:r>
+        <w:rPr>
+          <w:b/>
+          <w:bCs/>
+        </w:rPr>
+        <w:t xml:space="preserve"> </w:t>
+      </w:r>
+      <w:r>
+        <w:rPr>
+          <w:b/>
+          <w:bCs/>
+        </w:rPr>
+        <w:t>модели</w:t>
+      </w:r>
+      <w:r>
+        <w:rPr>
+          <w:b/>
+          <w:bCs/>
+        </w:rPr>
+        <w:t xml:space="preserve"> </w:t>
+      </w:r>
+      <w:r>
+        <w:rPr>
+          <w:b/>
+          <w:bCs/>
+        </w:rPr>
+        <w:t>угроз</w:t>
+      </w:r>
+    </w:p>
+    <w:p>
+      <w:pPr>
+        <w:spacing w:before="100" w:beforeAutospacing="1" w:after="100" w:afterAutospacing="1"/>
+        <w:ind w:firstLine="0"/>
+        <w:jc w:val="both"/>
+        <w:rPr>
+          <w:rFonts w:eastAsia="Times New Roman" w:cs="Times New Roman"/>
+          <w:szCs w:val="24"/>
+          <w:lang w:eastAsia="ru-RU"/>
+        </w:rPr>
+      </w:pPr>
+      <w:r>
+        <w:rPr>
+          <w:rFonts w:eastAsia="Times New Roman" w:cs="Times New Roman"/>
+          <w:szCs w:val="24"/>
+          <w:lang w:eastAsia="ru-RU"/>
+        </w:rPr>
+        <w:t xml:space="preserve">Разрабатываемая программа является превентивной мерой: за счет автоматизированного аудита и </w:t>
+      </w:r>
+      <w:proofErr w:type="spellStart"/>
+      <w:r>
+        <w:rPr>
+          <w:rFonts w:eastAsia="Times New Roman" w:cs="Times New Roman"/>
+          <w:szCs w:val="24"/>
+          <w:lang w:eastAsia="ru-RU"/>
+        </w:rPr>
+        <w:t>харденинга</w:t>
+      </w:r>
+      <w:proofErr w:type="spellEnd"/>
+      <w:r>
+        <w:rPr>
+          <w:rFonts w:eastAsia="Times New Roman" w:cs="Times New Roman"/>
+          <w:szCs w:val="24"/>
+          <w:lang w:eastAsia="ru-RU"/>
+        </w:rPr>
+        <w:t xml:space="preserve"> программа устраняет уязвимости и </w:t>
+      </w:r>
+      <w:proofErr w:type="spellStart"/>
+      <w:r>
+        <w:rPr>
+          <w:rFonts w:eastAsia="Times New Roman" w:cs="Times New Roman"/>
+          <w:szCs w:val="24"/>
+          <w:lang w:eastAsia="ru-RU"/>
+        </w:rPr>
+        <w:t>мисконфигурации</w:t>
+      </w:r>
+      <w:proofErr w:type="spellEnd"/>
+      <w:r>
+        <w:rPr>
+          <w:rFonts w:eastAsia="Times New Roman" w:cs="Times New Roman"/>
+          <w:szCs w:val="24"/>
+          <w:lang w:eastAsia="ru-RU"/>
+        </w:rPr>
+        <w:t xml:space="preserve">, </w:t>
+      </w:r>
+      <w:r>
+        <w:rPr>
+          <w:rFonts w:cs="Times New Roman"/>
+          <w:bCs/>
+          <w:szCs w:val="24"/>
+        </w:rPr>
+        <w:t>уменьшая</w:t>
+      </w:r>
+      <w:r>
+        <w:rPr>
+          <w:rFonts w:cs="Times New Roman"/>
+          <w:bCs/>
+          <w:szCs w:val="24"/>
+        </w:rPr>
+        <w:t xml:space="preserve"> по</w:t>
+      </w:r>
+      <w:r>
+        <w:rPr>
+          <w:rFonts w:cs="Times New Roman"/>
+          <w:bCs/>
+          <w:szCs w:val="24"/>
+        </w:rPr>
+        <w:t xml:space="preserve">верхность атаки и </w:t>
+      </w:r>
+      <w:r>
+        <w:rPr>
+          <w:rFonts w:cs="Times New Roman"/>
+          <w:bCs/>
+          <w:szCs w:val="24"/>
+        </w:rPr>
+        <w:t>минимизируя</w:t>
+      </w:r>
+      <w:r>
+        <w:rPr>
+          <w:rFonts w:cs="Times New Roman"/>
+          <w:bCs/>
+          <w:szCs w:val="24"/>
+        </w:rPr>
+        <w:t xml:space="preserve"> вероятность эксплуатации типовых техник </w:t>
+      </w:r>
+      <w:r>
+        <w:rPr>
+          <w:rFonts w:cs="Times New Roman"/>
+          <w:bCs/>
+          <w:szCs w:val="24"/>
+        </w:rPr>
+        <w:lastRenderedPageBreak/>
+        <w:t>злоумышленника</w:t>
+      </w:r>
+      <w:r>
+        <w:rPr>
+          <w:rFonts w:eastAsia="Times New Roman" w:cs="Times New Roman"/>
+          <w:szCs w:val="24"/>
+          <w:lang w:eastAsia="ru-RU"/>
+        </w:rPr>
+        <w:t xml:space="preserve">, тем самым защищая от сразу нескольких тактик злоумышленника по MITRE ATT&amp;CK: </w:t>
+      </w:r>
+    </w:p>
+    <w:p>
+      <w:pPr>
+        <w:spacing w:before="100" w:beforeAutospacing="1" w:after="100" w:afterAutospacing="1"/>
+        <w:ind w:firstLine="0"/>
+        <w:jc w:val="both"/>
+        <w:rPr>
+          <w:rFonts w:eastAsia="Times New Roman" w:cs="Times New Roman"/>
+          <w:szCs w:val="24"/>
+          <w:lang w:val="en-US" w:eastAsia="ru-RU"/>
+        </w:rPr>
+      </w:pPr>
+      <w:r>
+        <w:rPr>
+          <w:rFonts w:eastAsia="Times New Roman" w:cs="Times New Roman"/>
+          <w:szCs w:val="24"/>
+          <w:lang w:val="en-US" w:eastAsia="ru-RU"/>
+        </w:rPr>
+        <w:t xml:space="preserve">- </w:t>
+      </w:r>
+      <w:r>
+        <w:rPr>
+          <w:rFonts w:eastAsia="Times New Roman" w:cs="Times New Roman"/>
+          <w:b/>
+          <w:bCs/>
+          <w:szCs w:val="24"/>
+          <w:lang w:val="en-US" w:eastAsia="ru-RU"/>
+        </w:rPr>
+        <w:t>TA0001-Initial Access</w:t>
+      </w:r>
+      <w:r>
+        <w:rPr>
+          <w:rFonts w:eastAsia="Times New Roman" w:cs="Times New Roman"/>
+          <w:szCs w:val="24"/>
+          <w:lang w:val="en-US" w:eastAsia="ru-RU"/>
+        </w:rPr>
+        <w:t xml:space="preserve"> (T1190-Exploit Public-Facing Application)</w:t>
+      </w:r>
+    </w:p>
+    <w:p>
+      <w:pPr>
+        <w:spacing w:before="100" w:beforeAutospacing="1" w:after="100" w:afterAutospacing="1"/>
+        <w:ind w:firstLine="0"/>
+        <w:jc w:val="both"/>
+        <w:rPr>
+          <w:rFonts w:eastAsia="Times New Roman" w:cs="Times New Roman"/>
+          <w:szCs w:val="24"/>
+          <w:lang w:val="en-US" w:eastAsia="ru-RU"/>
+        </w:rPr>
+      </w:pPr>
+      <w:r>
+        <w:rPr>
+          <w:rFonts w:eastAsia="Times New Roman" w:cs="Times New Roman"/>
+          <w:szCs w:val="24"/>
+          <w:lang w:val="en-US" w:eastAsia="ru-RU"/>
+        </w:rPr>
+        <w:t>-</w:t>
+      </w:r>
+      <w:r>
+        <w:rPr>
+          <w:rFonts w:eastAsia="Times New Roman" w:cs="Times New Roman"/>
+          <w:b/>
+          <w:bCs/>
+          <w:szCs w:val="24"/>
+          <w:lang w:val="en-US" w:eastAsia="ru-RU"/>
+        </w:rPr>
+        <w:t xml:space="preserve"> TA0004-Privilege Escalation</w:t>
+      </w:r>
+      <w:r>
+        <w:rPr>
+          <w:rFonts w:eastAsia="Times New Roman" w:cs="Times New Roman"/>
+          <w:szCs w:val="24"/>
+          <w:lang w:val="en-US" w:eastAsia="ru-RU"/>
+        </w:rPr>
+        <w:t xml:space="preserve"> (T1068-Exploitation for Privilege Escalation, T1548.003-Abuse Elevation Control Mechanism: Sudo and Sudo Caching)</w:t>
+      </w:r>
+    </w:p>
+    <w:p>
+      <w:pPr>
+        <w:spacing w:before="100" w:beforeAutospacing="1" w:after="100" w:afterAutospacing="1"/>
+        <w:ind w:firstLine="0"/>
+        <w:jc w:val="both"/>
+        <w:rPr>
+          <w:rFonts w:eastAsia="Times New Roman" w:cs="Times New Roman"/>
+          <w:szCs w:val="24"/>
+          <w:lang w:val="en-US" w:eastAsia="ru-RU"/>
+        </w:rPr>
+      </w:pPr>
+      <w:r>
+        <w:rPr>
+          <w:rFonts w:eastAsia="Times New Roman" w:cs="Times New Roman"/>
+          <w:szCs w:val="24"/>
+          <w:lang w:val="en-US" w:eastAsia="ru-RU"/>
+        </w:rPr>
+        <w:t xml:space="preserve">- </w:t>
+      </w:r>
+      <w:r>
+        <w:rPr>
+          <w:rFonts w:eastAsia="Times New Roman" w:cs="Times New Roman"/>
+          <w:b/>
+          <w:bCs/>
+          <w:szCs w:val="24"/>
+          <w:lang w:val="en-US" w:eastAsia="ru-RU"/>
+        </w:rPr>
+        <w:t>TA0005-Defense Evasion</w:t>
+      </w:r>
+      <w:r>
+        <w:rPr>
+          <w:rFonts w:eastAsia="Times New Roman" w:cs="Times New Roman"/>
+          <w:szCs w:val="24"/>
+          <w:lang w:val="en-US" w:eastAsia="ru-RU"/>
+        </w:rPr>
+        <w:t xml:space="preserve"> (T1548.003-Abuse Elevation Control Mechanism: Sudo and Sudo Caching, T1562.004-Impair Defenses: Disable or Modify System Firewall)</w:t>
+      </w:r>
+    </w:p>
+    <w:p>
+      <w:pPr>
+        <w:pStyle w:val="1"/>
+      </w:pPr>
+      <w:r>
+        <w:br w:type="page"/>
+      </w:r>
+      <w:bookmarkStart w:id="15" w:name="_Toc219378703"/>
+      <w:r>
+        <w:lastRenderedPageBreak/>
+        <w:t xml:space="preserve">3. </w:t>
+      </w:r>
+      <w:r>
+        <w:t>ОПИСАНИЕ РЕАЛИЗАЦИИ</w:t>
+      </w:r>
+      <w:bookmarkEnd w:id="15"/>
+    </w:p>
+    <w:p>
+      <w:pPr>
+        <w:pStyle w:val="2"/>
+        <w:ind w:firstLine="708"/>
+        <w:rPr>
+          <w:lang w:val="en-US"/>
+        </w:rPr>
+      </w:pPr>
+      <w:bookmarkStart w:id="16" w:name="_Toc219378704"/>
+      <w:r>
+        <w:t xml:space="preserve">3.1 </w:t>
+      </w:r>
+      <w:r>
+        <w:t>Техническое задание.</w:t>
+      </w:r>
+      <w:bookmarkEnd w:id="16"/>
+    </w:p>
+    <w:p>
+      <w:pPr>
+        <w:ind w:firstLine="0"/>
+        <w:rPr>
+          <w:lang w:val="en-US"/>
+        </w:rPr>
+      </w:pPr>
+      <w:r>
+        <w:t>Идея проекта</w:t>
+      </w:r>
+      <w:r>
+        <w:rPr>
+          <w:lang w:val="en-US"/>
+        </w:rPr>
+        <w:t>:</w:t>
+      </w:r>
+    </w:p>
+    <w:p>
+      <w:pPr>
+        <w:ind w:firstLine="708"/>
+      </w:pPr>
+      <w:r>
+        <w:t xml:space="preserve">Разрабатываемое программное средство предназначено для автоматизации аудита и </w:t>
+      </w:r>
+      <w:proofErr w:type="spellStart"/>
+      <w:r>
+        <w:t>харденинга</w:t>
+      </w:r>
+      <w:proofErr w:type="spellEnd"/>
+      <w:r>
+        <w:t xml:space="preserve"> операционной системы с использованием открытых стандартов SCAP. Его применение позволяет упростить и ускорить нахождение уязвимостей и </w:t>
+      </w:r>
+      <w:proofErr w:type="spellStart"/>
+      <w:r>
+        <w:t>мисконфигураций</w:t>
+      </w:r>
+      <w:proofErr w:type="spellEnd"/>
+      <w:r>
+        <w:t xml:space="preserve">, обеспечить воспроизводимость результатов проверки и переносимость контента между дистрибутивами и инструментами. В отличие от решений, основанных на проприетарных базах и закрытых форматах, проектная программа опирается на SCAP-контент (OVAL, XCCDF, </w:t>
+      </w:r>
+      <w:proofErr w:type="spellStart"/>
+      <w:r>
+        <w:t>DataStream</w:t>
+      </w:r>
+      <w:proofErr w:type="spellEnd"/>
+      <w:r>
+        <w:t>) как на стандартизированный способ описания правил аудита и устранения найденных несоответствий.</w:t>
+      </w:r>
     </w:p>
     <w:p>
       <w:pPr>
         <w:pStyle w:val="ac"/>
         <w:spacing w:line="360" w:lineRule="auto"/>
         <w:jc w:val="both"/>
-        <w:rPr>
-          <w:b/>
-          <w:bCs/>
-        </w:rPr>
-      </w:pPr>
-      <w:r>
-        <w:rPr>
-          <w:b/>
-          <w:bCs/>
-        </w:rPr>
-        <w:t>2.</w:t>
-      </w:r>
-      <w:r>
-        <w:rPr>
-          <w:b/>
-          <w:bCs/>
-        </w:rPr>
-        <w:t xml:space="preserve"> </w:t>
-      </w:r>
-      <w:r>
-        <w:rPr>
-          <w:b/>
-          <w:bCs/>
-        </w:rPr>
-        <w:t>Вывод</w:t>
-      </w:r>
-      <w:r>
-        <w:rPr>
-          <w:b/>
-          <w:bCs/>
-        </w:rPr>
-        <w:t xml:space="preserve"> </w:t>
-      </w:r>
-      <w:r>
-        <w:rPr>
-          <w:b/>
-          <w:bCs/>
-        </w:rPr>
-        <w:t>по</w:t>
-      </w:r>
-      <w:r>
-        <w:rPr>
-          <w:b/>
-          <w:bCs/>
-        </w:rPr>
-        <w:t xml:space="preserve"> </w:t>
-      </w:r>
-      <w:r>
-        <w:rPr>
-          <w:b/>
-          <w:bCs/>
-        </w:rPr>
-        <w:t>модели</w:t>
-      </w:r>
-      <w:r>
-        <w:rPr>
-          <w:b/>
-          <w:bCs/>
-        </w:rPr>
-        <w:t xml:space="preserve"> </w:t>
-      </w:r>
-      <w:r>
-        <w:rPr>
-          <w:b/>
-          <w:bCs/>
-        </w:rPr>
-        <w:t>угроз</w:t>
-      </w:r>
-    </w:p>
-    <w:p>
-      <w:pPr>
-        <w:spacing w:before="100" w:beforeAutospacing="1" w:after="100" w:afterAutospacing="1"/>
-        <w:ind w:firstLine="0"/>
-        <w:jc w:val="both"/>
-        <w:rPr>
-          <w:rFonts w:eastAsia="Times New Roman" w:cs="Times New Roman"/>
-          <w:szCs w:val="24"/>
-          <w:lang w:eastAsia="ru-RU"/>
-        </w:rPr>
-      </w:pPr>
-      <w:r>
-        <w:rPr>
-          <w:rFonts w:eastAsia="Times New Roman" w:cs="Times New Roman"/>
-          <w:szCs w:val="24"/>
-          <w:lang w:eastAsia="ru-RU"/>
-        </w:rPr>
-        <w:t xml:space="preserve">Разрабатываемая программа является превентивной мерой: за счет автоматизированного аудита и </w:t>
-      </w:r>
-      <w:proofErr w:type="spellStart"/>
-      <w:r>
-        <w:rPr>
-          <w:rFonts w:eastAsia="Times New Roman" w:cs="Times New Roman"/>
-          <w:szCs w:val="24"/>
-          <w:lang w:eastAsia="ru-RU"/>
-        </w:rPr>
-        <w:t>харденинга</w:t>
-      </w:r>
-      <w:proofErr w:type="spellEnd"/>
-      <w:r>
-        <w:rPr>
-          <w:rFonts w:eastAsia="Times New Roman" w:cs="Times New Roman"/>
-          <w:szCs w:val="24"/>
-          <w:lang w:eastAsia="ru-RU"/>
-        </w:rPr>
-        <w:t xml:space="preserve"> программа устраняет уязвимости и </w:t>
-      </w:r>
-      <w:proofErr w:type="spellStart"/>
-      <w:r>
-        <w:rPr>
-          <w:rFonts w:eastAsia="Times New Roman" w:cs="Times New Roman"/>
-          <w:szCs w:val="24"/>
-          <w:lang w:eastAsia="ru-RU"/>
-        </w:rPr>
-        <w:t>мисконфигурации</w:t>
-      </w:r>
-      <w:proofErr w:type="spellEnd"/>
-      <w:r>
-        <w:rPr>
-          <w:rFonts w:eastAsia="Times New Roman" w:cs="Times New Roman"/>
-          <w:szCs w:val="24"/>
-          <w:lang w:eastAsia="ru-RU"/>
-        </w:rPr>
-        <w:t xml:space="preserve">, минимизируя поверхность атаки и устраняя возможность эксплуатации типовых техник, тем самым защищая от сразу нескольких тактик злоумышленника по MITRE ATT&amp;CK: </w:t>
-      </w:r>
-    </w:p>
-    <w:p>
-      <w:pPr>
-        <w:spacing w:before="100" w:beforeAutospacing="1" w:after="100" w:afterAutospacing="1"/>
-        <w:ind w:firstLine="0"/>
-        <w:jc w:val="both"/>
-        <w:rPr>
-          <w:rFonts w:eastAsia="Times New Roman" w:cs="Times New Roman"/>
-          <w:szCs w:val="24"/>
-          <w:lang w:val="en-US" w:eastAsia="ru-RU"/>
-        </w:rPr>
-      </w:pPr>
-      <w:r>
-        <w:rPr>
-          <w:rFonts w:eastAsia="Times New Roman" w:cs="Times New Roman"/>
-          <w:szCs w:val="24"/>
-          <w:lang w:val="en-US" w:eastAsia="ru-RU"/>
-        </w:rPr>
-        <w:lastRenderedPageBreak/>
-        <w:t xml:space="preserve">- </w:t>
-      </w:r>
-      <w:r>
-        <w:rPr>
-          <w:rFonts w:eastAsia="Times New Roman" w:cs="Times New Roman"/>
-          <w:b/>
-          <w:bCs/>
-          <w:szCs w:val="24"/>
-          <w:lang w:val="en-US" w:eastAsia="ru-RU"/>
-        </w:rPr>
-        <w:t>TA0001-Initial Access</w:t>
-      </w:r>
-      <w:r>
-        <w:rPr>
-          <w:rFonts w:eastAsia="Times New Roman" w:cs="Times New Roman"/>
-          <w:szCs w:val="24"/>
-          <w:lang w:val="en-US" w:eastAsia="ru-RU"/>
-        </w:rPr>
-        <w:t xml:space="preserve"> (T1190-Exploit Public-Facing Application)</w:t>
-      </w:r>
-    </w:p>
-    <w:p>
-      <w:pPr>
-        <w:spacing w:before="100" w:beforeAutospacing="1" w:after="100" w:afterAutospacing="1"/>
-        <w:ind w:firstLine="0"/>
-        <w:jc w:val="both"/>
-        <w:rPr>
-          <w:rFonts w:eastAsia="Times New Roman" w:cs="Times New Roman"/>
-          <w:szCs w:val="24"/>
-          <w:lang w:val="en-US" w:eastAsia="ru-RU"/>
-        </w:rPr>
-      </w:pPr>
-      <w:r>
-        <w:rPr>
-          <w:rFonts w:eastAsia="Times New Roman" w:cs="Times New Roman"/>
-          <w:szCs w:val="24"/>
-          <w:lang w:val="en-US" w:eastAsia="ru-RU"/>
-        </w:rPr>
-        <w:t>-</w:t>
-      </w:r>
-      <w:r>
-        <w:rPr>
-          <w:rFonts w:eastAsia="Times New Roman" w:cs="Times New Roman"/>
-          <w:b/>
-          <w:bCs/>
-          <w:szCs w:val="24"/>
-          <w:lang w:val="en-US" w:eastAsia="ru-RU"/>
-        </w:rPr>
-        <w:t xml:space="preserve"> TA0004-Privilege Escalation</w:t>
-      </w:r>
-      <w:r>
-        <w:rPr>
-          <w:rFonts w:eastAsia="Times New Roman" w:cs="Times New Roman"/>
-          <w:szCs w:val="24"/>
-          <w:lang w:val="en-US" w:eastAsia="ru-RU"/>
-        </w:rPr>
-        <w:t xml:space="preserve"> (T1068-Exploitation for Privilege Escalation, T1548.003-Abuse Elevation Control Mechanism: Sudo and Sudo Caching)</w:t>
-      </w:r>
-    </w:p>
-    <w:p>
-      <w:pPr>
-        <w:spacing w:before="100" w:beforeAutospacing="1" w:after="100" w:afterAutospacing="1"/>
-        <w:ind w:firstLine="0"/>
-        <w:jc w:val="both"/>
-        <w:rPr>
-          <w:rFonts w:eastAsia="Times New Roman" w:cs="Times New Roman"/>
-          <w:szCs w:val="24"/>
-          <w:lang w:val="en-US" w:eastAsia="ru-RU"/>
-        </w:rPr>
-      </w:pPr>
-      <w:r>
-        <w:rPr>
-          <w:rFonts w:eastAsia="Times New Roman" w:cs="Times New Roman"/>
-          <w:szCs w:val="24"/>
-          <w:lang w:val="en-US" w:eastAsia="ru-RU"/>
-        </w:rPr>
-        <w:t xml:space="preserve">- </w:t>
-      </w:r>
-      <w:r>
-        <w:rPr>
-          <w:rFonts w:eastAsia="Times New Roman" w:cs="Times New Roman"/>
-          <w:b/>
-          <w:bCs/>
-          <w:szCs w:val="24"/>
-          <w:lang w:val="en-US" w:eastAsia="ru-RU"/>
-        </w:rPr>
-        <w:t>TA0005-Defense Evasion</w:t>
-      </w:r>
-      <w:r>
-        <w:rPr>
-          <w:rFonts w:eastAsia="Times New Roman" w:cs="Times New Roman"/>
-          <w:szCs w:val="24"/>
-          <w:lang w:val="en-US" w:eastAsia="ru-RU"/>
-        </w:rPr>
-        <w:t xml:space="preserve"> (T1548.003-Abuse Elevation Control Mechanism: Sudo and Sudo Caching, T1562.004-Impair Defenses: Disable or Modify System Firewall)</w:t>
-      </w:r>
-    </w:p>
-    <w:p>
-      <w:pPr>
-        <w:pStyle w:val="1"/>
-      </w:pPr>
-      <w:r>
-        <w:br w:type="page"/>
-      </w:r>
-      <w:bookmarkStart w:id="15" w:name="_Toc219378703"/>
-      <w:r>
-        <w:lastRenderedPageBreak/>
-        <w:t xml:space="preserve">3. </w:t>
-      </w:r>
-      <w:r>
-        <w:t>ОПИСАНИЕ РЕАЛИЗАЦИИ</w:t>
-      </w:r>
-      <w:bookmarkEnd w:id="15"/>
-    </w:p>
-    <w:p>
-      <w:pPr>
-        <w:pStyle w:val="2"/>
-      </w:pPr>
-      <w:bookmarkStart w:id="16" w:name="_Toc219378704"/>
-      <w:r>
-        <w:t xml:space="preserve">3.1 </w:t>
-      </w:r>
-      <w:r>
-        <w:t>Техническое задание.</w:t>
-      </w:r>
-      <w:bookmarkEnd w:id="16"/>
+      </w:pPr>
+      <w:r>
+        <w:t>Цель проекта</w:t>
+      </w:r>
+      <w:r>
+        <w:t>:</w:t>
+      </w:r>
+      <w:r>
+        <w:tab/>
+      </w:r>
     </w:p>
     <w:p>
       <w:pPr>
         <w:pStyle w:val="ac"/>
         <w:spacing w:line="360" w:lineRule="auto"/>
-        <w:jc w:val="both"/>
-      </w:pPr>
-      <w:r>
-        <w:t>Цель проекта</w:t>
-      </w:r>
-      <w:r>
-        <w:t>:</w:t>
-      </w:r>
-      <w:r>
-        <w:tab/>
-      </w:r>
-    </w:p>
-    <w:p>
-      <w:pPr>
-        <w:pStyle w:val="ac"/>
-        <w:spacing w:line="360" w:lineRule="auto"/>
+        <w:ind w:firstLine="708"/>
         <w:jc w:val="both"/>
       </w:pPr>
       <w:r>
@@ -7689,6 +8062,7 @@
         <w:jc w:val="both"/>
       </w:pPr>
       <w:r>
+        <w:lastRenderedPageBreak/>
         <w:t>Требования к функциональности:</w:t>
       </w:r>
     </w:p>
@@ -7752,7 +8126,6 @@
       </w:pPr>
       <w:proofErr w:type="spellStart"/>
       <w:r>
-        <w:lastRenderedPageBreak/>
         <w:t>Патчинг</w:t>
       </w:r>
       <w:proofErr w:type="spellEnd"/>
@@ -7934,6 +8307,7 @@
           <w:color w:val="000000" w:themeColor="text1"/>
           <w:szCs w:val="28"/>
         </w:rPr>
+        <w:lastRenderedPageBreak/>
         <w:t xml:space="preserve">Табл. </w:t>
       </w:r>
       <w:r>
@@ -8072,487 +8446,500 @@
           <w:szCs w:val="28"/>
           <w:lang w:val="en-US"/>
         </w:rPr>
+        <w:t>Flutter</w:t>
+      </w:r>
+      <w:r>
+        <w:rPr>
+          <w:rFonts w:cs="Times New Roman"/>
+          <w:color w:val="000000" w:themeColor="text1"/>
+          <w:szCs w:val="28"/>
+        </w:rPr>
+        <w:t xml:space="preserve"> и </w:t>
+      </w:r>
+      <w:r>
+        <w:rPr>
+          <w:rFonts w:cs="Times New Roman"/>
+          <w:color w:val="000000" w:themeColor="text1"/>
+          <w:szCs w:val="28"/>
+          <w:lang w:val="en-US"/>
+        </w:rPr>
+        <w:t>Qt</w:t>
+      </w:r>
+      <w:r>
+        <w:rPr>
+          <w:rFonts w:cs="Times New Roman"/>
+          <w:color w:val="000000" w:themeColor="text1"/>
+          <w:szCs w:val="28"/>
+        </w:rPr>
+        <w:t xml:space="preserve">. По своим параметрам они очень похожи, но отличия возникают при их ближайшем рассмотрении: </w:t>
+      </w:r>
+      <w:r>
+        <w:rPr>
+          <w:rFonts w:cs="Times New Roman"/>
+          <w:color w:val="000000" w:themeColor="text1"/>
+          <w:szCs w:val="28"/>
+          <w:lang w:val="en-US"/>
+        </w:rPr>
+        <w:t>Flutter</w:t>
+      </w:r>
+      <w:r>
+        <w:rPr>
+          <w:rFonts w:cs="Times New Roman"/>
+          <w:color w:val="000000" w:themeColor="text1"/>
+          <w:szCs w:val="28"/>
+        </w:rPr>
+        <w:t xml:space="preserve"> поддерживает только язык программирования </w:t>
+      </w:r>
+      <w:r>
+        <w:rPr>
+          <w:rFonts w:cs="Times New Roman"/>
+          <w:color w:val="000000" w:themeColor="text1"/>
+          <w:szCs w:val="28"/>
+          <w:lang w:val="en-US"/>
+        </w:rPr>
+        <w:t>Dart</w:t>
+      </w:r>
+      <w:r>
+        <w:rPr>
+          <w:rFonts w:cs="Times New Roman"/>
+          <w:color w:val="000000" w:themeColor="text1"/>
+          <w:szCs w:val="28"/>
+        </w:rPr>
+        <w:t xml:space="preserve">, в то время как на </w:t>
+      </w:r>
+      <w:r>
+        <w:rPr>
+          <w:rFonts w:cs="Times New Roman"/>
+          <w:color w:val="000000" w:themeColor="text1"/>
+          <w:szCs w:val="28"/>
+          <w:lang w:val="en-US"/>
+        </w:rPr>
+        <w:t>Qt</w:t>
+      </w:r>
+      <w:r>
+        <w:rPr>
+          <w:rFonts w:cs="Times New Roman"/>
+          <w:color w:val="000000" w:themeColor="text1"/>
+          <w:szCs w:val="28"/>
+        </w:rPr>
+        <w:t xml:space="preserve"> можно писать почти на всех наиболее распространённых языках, что уменьшит время разработки. Также </w:t>
+      </w:r>
+      <w:r>
+        <w:rPr>
+          <w:rFonts w:cs="Times New Roman"/>
+          <w:color w:val="000000" w:themeColor="text1"/>
+          <w:szCs w:val="28"/>
+          <w:lang w:val="en-US"/>
+        </w:rPr>
+        <w:t>Flutter</w:t>
+      </w:r>
+      <w:r>
+        <w:rPr>
+          <w:rFonts w:cs="Times New Roman"/>
+          <w:color w:val="000000" w:themeColor="text1"/>
+          <w:szCs w:val="28"/>
+        </w:rPr>
+        <w:t xml:space="preserve"> проигрывает </w:t>
+      </w:r>
+      <w:r>
+        <w:rPr>
+          <w:rFonts w:cs="Times New Roman"/>
+          <w:color w:val="000000" w:themeColor="text1"/>
+          <w:szCs w:val="28"/>
+          <w:lang w:val="en-US"/>
+        </w:rPr>
+        <w:t>Qt</w:t>
+      </w:r>
+      <w:r>
+        <w:rPr>
+          <w:rFonts w:cs="Times New Roman"/>
+          <w:color w:val="000000" w:themeColor="text1"/>
+          <w:szCs w:val="28"/>
+        </w:rPr>
+        <w:t xml:space="preserve"> в аспектах веса конечной программы и потребления оперативной памяти.  После выбора фреймворка было решено писать на </w:t>
+      </w:r>
+      <w:r>
+        <w:rPr>
+          <w:rFonts w:cs="Times New Roman"/>
+          <w:color w:val="000000" w:themeColor="text1"/>
+          <w:szCs w:val="28"/>
+          <w:lang w:val="en-US"/>
+        </w:rPr>
+        <w:t>Python</w:t>
+      </w:r>
+      <w:r>
+        <w:rPr>
+          <w:rFonts w:cs="Times New Roman"/>
+          <w:color w:val="000000" w:themeColor="text1"/>
+          <w:szCs w:val="28"/>
+        </w:rPr>
+        <w:t xml:space="preserve">, так как по сравнению с </w:t>
+      </w:r>
+      <w:r>
+        <w:rPr>
+          <w:rFonts w:cs="Times New Roman"/>
+          <w:color w:val="000000" w:themeColor="text1"/>
+          <w:szCs w:val="28"/>
+          <w:lang w:val="en-US"/>
+        </w:rPr>
+        <w:t>c</w:t>
+      </w:r>
+      <w:r>
+        <w:rPr>
+          <w:rFonts w:cs="Times New Roman"/>
+          <w:color w:val="000000" w:themeColor="text1"/>
+          <w:szCs w:val="28"/>
+        </w:rPr>
+        <w:t>++ с ним будет проще и быстрее работать.</w:t>
+      </w:r>
+    </w:p>
+    <w:p>
+      <w:pPr>
+        <w:jc w:val="both"/>
+        <w:rPr>
+          <w:rFonts w:cs="Times New Roman"/>
+          <w:color w:val="000000" w:themeColor="text1"/>
+          <w:szCs w:val="28"/>
+        </w:rPr>
+      </w:pPr>
+      <w:r>
+        <w:rPr>
+          <w:rFonts w:cs="Times New Roman"/>
+          <w:color w:val="000000" w:themeColor="text1"/>
+          <w:szCs w:val="28"/>
+        </w:rPr>
+        <w:t xml:space="preserve">После выбора языка перед нами появляется проблема в виде того, что библиотека </w:t>
+      </w:r>
+      <w:proofErr w:type="spellStart"/>
+      <w:r>
+        <w:rPr>
+          <w:rFonts w:cs="Times New Roman"/>
+          <w:color w:val="000000" w:themeColor="text1"/>
+          <w:szCs w:val="28"/>
+          <w:lang w:val="en-US"/>
+        </w:rPr>
+        <w:t>PyQt</w:t>
+      </w:r>
+      <w:proofErr w:type="spellEnd"/>
+      <w:r>
+        <w:rPr>
+          <w:rFonts w:cs="Times New Roman"/>
+          <w:color w:val="000000" w:themeColor="text1"/>
+          <w:szCs w:val="28"/>
+        </w:rPr>
+        <w:t xml:space="preserve"> для работы с </w:t>
+      </w:r>
+      <w:r>
+        <w:rPr>
+          <w:rFonts w:cs="Times New Roman"/>
+          <w:color w:val="000000" w:themeColor="text1"/>
+          <w:szCs w:val="28"/>
+          <w:lang w:val="en-US"/>
+        </w:rPr>
+        <w:t>Qt</w:t>
+      </w:r>
+      <w:r>
+        <w:rPr>
+          <w:rFonts w:cs="Times New Roman"/>
+          <w:color w:val="000000" w:themeColor="text1"/>
+          <w:szCs w:val="28"/>
+        </w:rPr>
+        <w:t xml:space="preserve"> распространяется по лицензии </w:t>
+      </w:r>
+      <w:r>
+        <w:rPr>
+          <w:rFonts w:cs="Times New Roman"/>
+          <w:color w:val="000000" w:themeColor="text1"/>
+          <w:szCs w:val="28"/>
+          <w:lang w:val="en-US"/>
+        </w:rPr>
+        <w:t>GPL</w:t>
+      </w:r>
+      <w:r>
+        <w:rPr>
+          <w:rFonts w:cs="Times New Roman"/>
+          <w:color w:val="000000" w:themeColor="text1"/>
+          <w:szCs w:val="28"/>
+        </w:rPr>
+        <w:t xml:space="preserve">, что не позволит использовать её в коммерческих проектах. Но также существует и библиотека </w:t>
+      </w:r>
+      <w:proofErr w:type="spellStart"/>
+      <w:r>
+        <w:rPr>
+          <w:rFonts w:cs="Times New Roman"/>
+          <w:color w:val="000000" w:themeColor="text1"/>
+          <w:szCs w:val="28"/>
+          <w:lang w:val="en-US"/>
+        </w:rPr>
+        <w:t>PySide</w:t>
+      </w:r>
+      <w:proofErr w:type="spellEnd"/>
+      <w:r>
+        <w:rPr>
+          <w:rFonts w:cs="Times New Roman"/>
+          <w:color w:val="000000" w:themeColor="text1"/>
+          <w:szCs w:val="28"/>
+        </w:rPr>
+        <w:t xml:space="preserve">, которая почти полностью идентична </w:t>
+      </w:r>
+      <w:proofErr w:type="spellStart"/>
+      <w:r>
+        <w:rPr>
+          <w:rFonts w:cs="Times New Roman"/>
+          <w:color w:val="000000" w:themeColor="text1"/>
+          <w:szCs w:val="28"/>
+          <w:lang w:val="en-US"/>
+        </w:rPr>
+        <w:t>PyQt</w:t>
+      </w:r>
+      <w:proofErr w:type="spellEnd"/>
+      <w:r>
+        <w:rPr>
+          <w:rFonts w:cs="Times New Roman"/>
+          <w:color w:val="000000" w:themeColor="text1"/>
+          <w:szCs w:val="28"/>
+        </w:rPr>
+        <w:t xml:space="preserve">, но при этом распространяется по лицензии </w:t>
+      </w:r>
+      <w:r>
+        <w:rPr>
+          <w:rFonts w:cs="Times New Roman"/>
+          <w:color w:val="000000" w:themeColor="text1"/>
+          <w:szCs w:val="28"/>
+          <w:lang w:val="en-US"/>
+        </w:rPr>
+        <w:t>LGPL</w:t>
+      </w:r>
+      <w:r>
+        <w:rPr>
+          <w:rFonts w:cs="Times New Roman"/>
+          <w:color w:val="000000" w:themeColor="text1"/>
+          <w:szCs w:val="28"/>
+        </w:rPr>
+        <w:t>, соответственно использовать мы будем её.</w:t>
+      </w:r>
+    </w:p>
+    <w:p>
+      <w:pPr>
+        <w:jc w:val="both"/>
+        <w:rPr>
+          <w:rFonts w:cs="Times New Roman"/>
+          <w:color w:val="000000" w:themeColor="text1"/>
+          <w:szCs w:val="28"/>
+        </w:rPr>
+      </w:pPr>
+      <w:r>
+        <w:rPr>
+          <w:rFonts w:cs="Times New Roman"/>
+          <w:color w:val="000000" w:themeColor="text1"/>
+          <w:szCs w:val="28"/>
+        </w:rPr>
+        <w:t xml:space="preserve">В качестве инструмента для разработки графического интерфейса программы будет использоваться </w:t>
+      </w:r>
+      <w:r>
+        <w:rPr>
+          <w:rFonts w:cs="Times New Roman"/>
+          <w:color w:val="000000" w:themeColor="text1"/>
+          <w:szCs w:val="28"/>
+          <w:lang w:val="en-US"/>
+        </w:rPr>
+        <w:t>Qt</w:t>
+      </w:r>
+      <w:r>
+        <w:rPr>
+          <w:rFonts w:cs="Times New Roman"/>
+          <w:color w:val="000000" w:themeColor="text1"/>
+          <w:szCs w:val="28"/>
+        </w:rPr>
+        <w:t xml:space="preserve"> </w:t>
+      </w:r>
+      <w:r>
+        <w:rPr>
+          <w:rFonts w:cs="Times New Roman"/>
+          <w:color w:val="000000" w:themeColor="text1"/>
+          <w:szCs w:val="28"/>
+          <w:lang w:val="en-US"/>
+        </w:rPr>
+        <w:t>Designer</w:t>
+      </w:r>
+      <w:r>
+        <w:rPr>
+          <w:rFonts w:cs="Times New Roman"/>
+          <w:color w:val="000000" w:themeColor="text1"/>
+          <w:szCs w:val="28"/>
+        </w:rPr>
+        <w:t xml:space="preserve">, </w:t>
+      </w:r>
+      <w:r>
+        <w:rPr>
+          <w:rFonts w:cs="Times New Roman"/>
+          <w:color w:val="000000" w:themeColor="text1"/>
+          <w:szCs w:val="28"/>
+        </w:rPr>
+        <w:t>а для реализации функционала программы будут использоваться следующие модули</w:t>
+      </w:r>
+      <w:r>
+        <w:rPr>
+          <w:rFonts w:cs="Times New Roman"/>
+          <w:color w:val="000000" w:themeColor="text1"/>
+          <w:szCs w:val="28"/>
+        </w:rPr>
+        <w:t xml:space="preserve">: </w:t>
+      </w:r>
+      <w:r>
+        <w:rPr>
+          <w:rFonts w:cs="Times New Roman"/>
+          <w:color w:val="000000" w:themeColor="text1"/>
+          <w:szCs w:val="28"/>
+          <w:lang w:val="en-US"/>
+        </w:rPr>
+        <w:t>subprocess</w:t>
+      </w:r>
+      <w:r>
+        <w:rPr>
+          <w:rFonts w:cs="Times New Roman"/>
+          <w:color w:val="000000" w:themeColor="text1"/>
+          <w:szCs w:val="28"/>
+        </w:rPr>
+        <w:t xml:space="preserve">, </w:t>
+      </w:r>
+      <w:proofErr w:type="spellStart"/>
+      <w:proofErr w:type="gramStart"/>
+      <w:r>
+        <w:t>xml.etree</w:t>
+      </w:r>
+      <w:proofErr w:type="gramEnd"/>
+      <w:r>
+        <w:t>.ElementTree</w:t>
+      </w:r>
+      <w:proofErr w:type="spellEnd"/>
+      <w:r>
+        <w:t xml:space="preserve">, </w:t>
+      </w:r>
+      <w:r>
+        <w:rPr>
+          <w:lang w:val="en-US"/>
+        </w:rPr>
+        <w:t>sys</w:t>
+      </w:r>
+      <w:r>
+        <w:t>.</w:t>
+      </w:r>
+    </w:p>
+    <w:p>
+      <w:pPr>
+        <w:jc w:val="both"/>
+        <w:rPr>
+          <w:rFonts w:cs="Times New Roman"/>
+          <w:color w:val="000000" w:themeColor="text1"/>
+          <w:szCs w:val="28"/>
+        </w:rPr>
+      </w:pPr>
+      <w:r>
+        <w:rPr>
+          <w:rFonts w:cs="Times New Roman"/>
+          <w:color w:val="000000" w:themeColor="text1"/>
+          <w:szCs w:val="28"/>
+        </w:rPr>
+        <w:t xml:space="preserve">Первая версия программы будет разрабатываться под ОС Linux, так как на Windows SCAP не возымел должной популярности, вследствие чего поддержка данного протокола была прекращена как со стороны как Microsoft, так и со стороны разработчиков инструментария SCAP. Например, </w:t>
+      </w:r>
+      <w:proofErr w:type="spellStart"/>
+      <w:r>
+        <w:rPr>
+          <w:rFonts w:cs="Times New Roman"/>
+          <w:color w:val="000000" w:themeColor="text1"/>
+          <w:szCs w:val="28"/>
+        </w:rPr>
+        <w:t>OpenSCAP</w:t>
+      </w:r>
+      <w:proofErr w:type="spellEnd"/>
+      <w:r>
+        <w:rPr>
+          <w:rFonts w:cs="Times New Roman"/>
+          <w:color w:val="000000" w:themeColor="text1"/>
+          <w:szCs w:val="28"/>
+        </w:rPr>
+        <w:t xml:space="preserve"> прекратил поддержку ОС Windows в 2022 году. Второй же важной причиной является то, что основной аудиторией программы являются Системные Администраторы, а по официальной статистике около 77% серверов работают под управлением ОС Linux. </w:t>
+      </w:r>
+    </w:p>
+    <w:p>
+      <w:pPr>
+        <w:jc w:val="both"/>
+        <w:rPr>
+          <w:rFonts w:cs="Times New Roman"/>
+          <w:noProof/>
+          <w:color w:val="000000" w:themeColor="text1"/>
+          <w:szCs w:val="28"/>
+        </w:rPr>
+      </w:pPr>
+      <w:r>
+        <w:rPr>
+          <w:rFonts w:cs="Times New Roman"/>
+          <w:color w:val="000000" w:themeColor="text1"/>
+          <w:szCs w:val="28"/>
+        </w:rPr>
+        <w:t xml:space="preserve">Далее идёт выбор инструмента для обработки SCAP контента. </w:t>
+      </w:r>
+      <w:r>
+        <w:rPr>
+          <w:rFonts w:cs="Times New Roman"/>
+          <w:color w:val="000000" w:themeColor="text1"/>
+          <w:szCs w:val="28"/>
+        </w:rPr>
+        <w:t>Этот этап является критичным</w:t>
+      </w:r>
+      <w:r>
+        <w:rPr>
+          <w:rFonts w:cs="Times New Roman"/>
+          <w:color w:val="000000" w:themeColor="text1"/>
+          <w:szCs w:val="28"/>
+        </w:rPr>
+        <w:t xml:space="preserve">, так как от выбранного инструментария будет зависеть большинство характеристик программы. Для обоснования выбора приведена Табл. 2. По ней мы можем видеть, что SCC не подходит нам, потому что работает только на </w:t>
+      </w:r>
+      <w:proofErr w:type="spellStart"/>
+      <w:r>
+        <w:rPr>
+          <w:rFonts w:cs="Times New Roman"/>
+          <w:color w:val="000000" w:themeColor="text1"/>
+          <w:szCs w:val="28"/>
+        </w:rPr>
+        <w:t>windows</w:t>
+      </w:r>
+      <w:proofErr w:type="spellEnd"/>
+      <w:r>
+        <w:rPr>
+          <w:rFonts w:cs="Times New Roman"/>
+          <w:color w:val="000000" w:themeColor="text1"/>
+          <w:szCs w:val="28"/>
+        </w:rPr>
+        <w:t xml:space="preserve">, </w:t>
+      </w:r>
+      <w:proofErr w:type="spellStart"/>
+      <w:r>
+        <w:rPr>
+          <w:rFonts w:cs="Times New Roman"/>
+          <w:color w:val="000000" w:themeColor="text1"/>
+          <w:szCs w:val="28"/>
+        </w:rPr>
+        <w:t>Ovaldi</w:t>
+      </w:r>
+      <w:proofErr w:type="spellEnd"/>
+      <w:r>
+        <w:rPr>
+          <w:rFonts w:cs="Times New Roman"/>
+          <w:color w:val="000000" w:themeColor="text1"/>
+          <w:szCs w:val="28"/>
+        </w:rPr>
+        <w:t xml:space="preserve"> не подходит из-за отсутствия обновлений и поддержки с 2015, вследствие чего он не будет </w:t>
+      </w:r>
+      <w:r>
+        <w:rPr>
+          <w:rFonts w:cs="Times New Roman"/>
+          <w:color w:val="000000" w:themeColor="text1"/>
+          <w:szCs w:val="28"/>
+        </w:rPr>
         <w:lastRenderedPageBreak/>
-        <w:t>Flutter</w:t>
-      </w:r>
-      <w:r>
-        <w:rPr>
-          <w:rFonts w:cs="Times New Roman"/>
-          <w:color w:val="000000" w:themeColor="text1"/>
-          <w:szCs w:val="28"/>
-        </w:rPr>
-        <w:t xml:space="preserve"> и </w:t>
-      </w:r>
-      <w:r>
-        <w:rPr>
-          <w:rFonts w:cs="Times New Roman"/>
-          <w:color w:val="000000" w:themeColor="text1"/>
-          <w:szCs w:val="28"/>
-          <w:lang w:val="en-US"/>
-        </w:rPr>
-        <w:t>Qt</w:t>
-      </w:r>
-      <w:r>
-        <w:rPr>
-          <w:rFonts w:cs="Times New Roman"/>
-          <w:color w:val="000000" w:themeColor="text1"/>
-          <w:szCs w:val="28"/>
-        </w:rPr>
-        <w:t xml:space="preserve">. По своим параметрам они очень похожи, но отличия возникают при их ближайшем рассмотрении: </w:t>
-      </w:r>
-      <w:r>
-        <w:rPr>
-          <w:rFonts w:cs="Times New Roman"/>
-          <w:color w:val="000000" w:themeColor="text1"/>
-          <w:szCs w:val="28"/>
-          <w:lang w:val="en-US"/>
-        </w:rPr>
-        <w:t>Flutter</w:t>
-      </w:r>
-      <w:r>
-        <w:rPr>
-          <w:rFonts w:cs="Times New Roman"/>
-          <w:color w:val="000000" w:themeColor="text1"/>
-          <w:szCs w:val="28"/>
-        </w:rPr>
-        <w:t xml:space="preserve"> поддерживает только язык программирования </w:t>
-      </w:r>
-      <w:r>
-        <w:rPr>
-          <w:rFonts w:cs="Times New Roman"/>
-          <w:color w:val="000000" w:themeColor="text1"/>
-          <w:szCs w:val="28"/>
-          <w:lang w:val="en-US"/>
-        </w:rPr>
-        <w:t>Dart</w:t>
-      </w:r>
-      <w:r>
-        <w:rPr>
-          <w:rFonts w:cs="Times New Roman"/>
-          <w:color w:val="000000" w:themeColor="text1"/>
-          <w:szCs w:val="28"/>
-        </w:rPr>
-        <w:t xml:space="preserve">, в то время как на </w:t>
-      </w:r>
-      <w:r>
-        <w:rPr>
-          <w:rFonts w:cs="Times New Roman"/>
-          <w:color w:val="000000" w:themeColor="text1"/>
-          <w:szCs w:val="28"/>
-          <w:lang w:val="en-US"/>
-        </w:rPr>
-        <w:t>Qt</w:t>
-      </w:r>
-      <w:r>
-        <w:rPr>
-          <w:rFonts w:cs="Times New Roman"/>
-          <w:color w:val="000000" w:themeColor="text1"/>
-          <w:szCs w:val="28"/>
-        </w:rPr>
-        <w:t xml:space="preserve"> можно писать почти на всех наиболее распространённых языках, что уменьшит время разработки. Также </w:t>
-      </w:r>
-      <w:r>
-        <w:rPr>
-          <w:rFonts w:cs="Times New Roman"/>
-          <w:color w:val="000000" w:themeColor="text1"/>
-          <w:szCs w:val="28"/>
-          <w:lang w:val="en-US"/>
-        </w:rPr>
-        <w:t>Flutter</w:t>
-      </w:r>
-      <w:r>
-        <w:rPr>
-          <w:rFonts w:cs="Times New Roman"/>
-          <w:color w:val="000000" w:themeColor="text1"/>
-          <w:szCs w:val="28"/>
-        </w:rPr>
-        <w:t xml:space="preserve"> проигрывает </w:t>
-      </w:r>
-      <w:r>
-        <w:rPr>
-          <w:rFonts w:cs="Times New Roman"/>
-          <w:color w:val="000000" w:themeColor="text1"/>
-          <w:szCs w:val="28"/>
-          <w:lang w:val="en-US"/>
-        </w:rPr>
-        <w:t>Qt</w:t>
-      </w:r>
-      <w:r>
-        <w:rPr>
-          <w:rFonts w:cs="Times New Roman"/>
-          <w:color w:val="000000" w:themeColor="text1"/>
-          <w:szCs w:val="28"/>
-        </w:rPr>
-        <w:t xml:space="preserve"> в аспектах веса конечной программы и потребления оперативной памяти.  После выбора фреймворка было решено писать на </w:t>
-      </w:r>
-      <w:r>
-        <w:rPr>
-          <w:rFonts w:cs="Times New Roman"/>
-          <w:color w:val="000000" w:themeColor="text1"/>
-          <w:szCs w:val="28"/>
-          <w:lang w:val="en-US"/>
-        </w:rPr>
-        <w:t>Python</w:t>
-      </w:r>
-      <w:r>
-        <w:rPr>
-          <w:rFonts w:cs="Times New Roman"/>
-          <w:color w:val="000000" w:themeColor="text1"/>
-          <w:szCs w:val="28"/>
-        </w:rPr>
-        <w:t xml:space="preserve">, так как по сравнению с </w:t>
-      </w:r>
-      <w:r>
-        <w:rPr>
-          <w:rFonts w:cs="Times New Roman"/>
-          <w:color w:val="000000" w:themeColor="text1"/>
-          <w:szCs w:val="28"/>
-          <w:lang w:val="en-US"/>
-        </w:rPr>
-        <w:t>c</w:t>
-      </w:r>
-      <w:r>
-        <w:rPr>
-          <w:rFonts w:cs="Times New Roman"/>
-          <w:color w:val="000000" w:themeColor="text1"/>
-          <w:szCs w:val="28"/>
-        </w:rPr>
-        <w:t>++ с ним будет проще и быстрее работать.</w:t>
-      </w:r>
-    </w:p>
-    <w:p>
-      <w:pPr>
-        <w:jc w:val="both"/>
-        <w:rPr>
-          <w:rFonts w:cs="Times New Roman"/>
-          <w:color w:val="000000" w:themeColor="text1"/>
-          <w:szCs w:val="28"/>
-        </w:rPr>
-      </w:pPr>
-      <w:r>
-        <w:rPr>
-          <w:rFonts w:cs="Times New Roman"/>
-          <w:color w:val="000000" w:themeColor="text1"/>
-          <w:szCs w:val="28"/>
-        </w:rPr>
-        <w:t xml:space="preserve">После выбора языка перед нами появляется проблема в виде того, что библиотека </w:t>
-      </w:r>
-      <w:proofErr w:type="spellStart"/>
-      <w:r>
-        <w:rPr>
-          <w:rFonts w:cs="Times New Roman"/>
-          <w:color w:val="000000" w:themeColor="text1"/>
-          <w:szCs w:val="28"/>
-          <w:lang w:val="en-US"/>
-        </w:rPr>
-        <w:t>PyQt</w:t>
-      </w:r>
-      <w:proofErr w:type="spellEnd"/>
-      <w:r>
-        <w:rPr>
-          <w:rFonts w:cs="Times New Roman"/>
-          <w:color w:val="000000" w:themeColor="text1"/>
-          <w:szCs w:val="28"/>
-        </w:rPr>
-        <w:t xml:space="preserve"> для работы с </w:t>
-      </w:r>
-      <w:r>
-        <w:rPr>
-          <w:rFonts w:cs="Times New Roman"/>
-          <w:color w:val="000000" w:themeColor="text1"/>
-          <w:szCs w:val="28"/>
-          <w:lang w:val="en-US"/>
-        </w:rPr>
-        <w:t>Qt</w:t>
-      </w:r>
-      <w:r>
-        <w:rPr>
-          <w:rFonts w:cs="Times New Roman"/>
-          <w:color w:val="000000" w:themeColor="text1"/>
-          <w:szCs w:val="28"/>
-        </w:rPr>
-        <w:t xml:space="preserve"> распространяется по лицензии </w:t>
-      </w:r>
-      <w:r>
-        <w:rPr>
-          <w:rFonts w:cs="Times New Roman"/>
-          <w:color w:val="000000" w:themeColor="text1"/>
-          <w:szCs w:val="28"/>
-          <w:lang w:val="en-US"/>
-        </w:rPr>
-        <w:t>GPL</w:t>
-      </w:r>
-      <w:r>
-        <w:rPr>
-          <w:rFonts w:cs="Times New Roman"/>
-          <w:color w:val="000000" w:themeColor="text1"/>
-          <w:szCs w:val="28"/>
-        </w:rPr>
-        <w:t xml:space="preserve">, что не позволит использовать её в коммерческих проектах. Но также существует и библиотека </w:t>
-      </w:r>
-      <w:proofErr w:type="spellStart"/>
-      <w:r>
-        <w:rPr>
-          <w:rFonts w:cs="Times New Roman"/>
-          <w:color w:val="000000" w:themeColor="text1"/>
-          <w:szCs w:val="28"/>
-          <w:lang w:val="en-US"/>
-        </w:rPr>
-        <w:t>PySide</w:t>
-      </w:r>
-      <w:proofErr w:type="spellEnd"/>
-      <w:r>
-        <w:rPr>
-          <w:rFonts w:cs="Times New Roman"/>
-          <w:color w:val="000000" w:themeColor="text1"/>
-          <w:szCs w:val="28"/>
-        </w:rPr>
-        <w:t xml:space="preserve">, которая почти полностью идентична </w:t>
-      </w:r>
-      <w:proofErr w:type="spellStart"/>
-      <w:r>
-        <w:rPr>
-          <w:rFonts w:cs="Times New Roman"/>
-          <w:color w:val="000000" w:themeColor="text1"/>
-          <w:szCs w:val="28"/>
-          <w:lang w:val="en-US"/>
-        </w:rPr>
-        <w:t>PyQt</w:t>
-      </w:r>
-      <w:proofErr w:type="spellEnd"/>
-      <w:r>
-        <w:rPr>
-          <w:rFonts w:cs="Times New Roman"/>
-          <w:color w:val="000000" w:themeColor="text1"/>
-          <w:szCs w:val="28"/>
-        </w:rPr>
-        <w:t xml:space="preserve">, но при этом распространяется по лицензии </w:t>
-      </w:r>
-      <w:r>
-        <w:rPr>
-          <w:rFonts w:cs="Times New Roman"/>
-          <w:color w:val="000000" w:themeColor="text1"/>
-          <w:szCs w:val="28"/>
-          <w:lang w:val="en-US"/>
-        </w:rPr>
-        <w:t>LGPL</w:t>
-      </w:r>
-      <w:r>
-        <w:rPr>
-          <w:rFonts w:cs="Times New Roman"/>
-          <w:color w:val="000000" w:themeColor="text1"/>
-          <w:szCs w:val="28"/>
-        </w:rPr>
-        <w:t>, соответственно использовать мы будем её.</w:t>
-      </w:r>
-    </w:p>
-    <w:p>
-      <w:pPr>
-        <w:jc w:val="both"/>
-        <w:rPr>
-          <w:rFonts w:cs="Times New Roman"/>
-          <w:color w:val="000000" w:themeColor="text1"/>
-          <w:szCs w:val="28"/>
-        </w:rPr>
-      </w:pPr>
-      <w:r>
-        <w:rPr>
-          <w:rFonts w:cs="Times New Roman"/>
-          <w:color w:val="000000" w:themeColor="text1"/>
-          <w:szCs w:val="28"/>
-        </w:rPr>
-        <w:t xml:space="preserve">В качестве инструмента для разработки графического интерфейса программы будет использоваться </w:t>
-      </w:r>
-      <w:r>
-        <w:rPr>
-          <w:rFonts w:cs="Times New Roman"/>
-          <w:color w:val="000000" w:themeColor="text1"/>
-          <w:szCs w:val="28"/>
-          <w:lang w:val="en-US"/>
-        </w:rPr>
-        <w:t>Qt</w:t>
-      </w:r>
-      <w:r>
-        <w:rPr>
-          <w:rFonts w:cs="Times New Roman"/>
-          <w:color w:val="000000" w:themeColor="text1"/>
-          <w:szCs w:val="28"/>
-        </w:rPr>
-        <w:t xml:space="preserve"> </w:t>
-      </w:r>
-      <w:r>
-        <w:rPr>
-          <w:rFonts w:cs="Times New Roman"/>
-          <w:color w:val="000000" w:themeColor="text1"/>
-          <w:szCs w:val="28"/>
-          <w:lang w:val="en-US"/>
-        </w:rPr>
-        <w:t>Designer</w:t>
-      </w:r>
-      <w:r>
-        <w:rPr>
-          <w:rFonts w:cs="Times New Roman"/>
-          <w:color w:val="000000" w:themeColor="text1"/>
-          <w:szCs w:val="28"/>
-        </w:rPr>
-        <w:t xml:space="preserve">, </w:t>
-      </w:r>
-      <w:r>
-        <w:rPr>
-          <w:rFonts w:cs="Times New Roman"/>
-          <w:color w:val="000000" w:themeColor="text1"/>
-          <w:szCs w:val="28"/>
-        </w:rPr>
-        <w:t>а для реализации функционала программы будут использоваться следующие модули</w:t>
-      </w:r>
-      <w:r>
-        <w:rPr>
-          <w:rFonts w:cs="Times New Roman"/>
-          <w:color w:val="000000" w:themeColor="text1"/>
-          <w:szCs w:val="28"/>
-        </w:rPr>
-        <w:t xml:space="preserve">: </w:t>
-      </w:r>
-      <w:r>
-        <w:rPr>
-          <w:rFonts w:cs="Times New Roman"/>
-          <w:color w:val="000000" w:themeColor="text1"/>
-          <w:szCs w:val="28"/>
-          <w:lang w:val="en-US"/>
-        </w:rPr>
-        <w:t>subprocess</w:t>
-      </w:r>
-      <w:r>
-        <w:rPr>
-          <w:rFonts w:cs="Times New Roman"/>
-          <w:color w:val="000000" w:themeColor="text1"/>
-          <w:szCs w:val="28"/>
-        </w:rPr>
-        <w:t xml:space="preserve">, </w:t>
-      </w:r>
-      <w:proofErr w:type="spellStart"/>
-      <w:r>
-        <w:t>xml.etree.ElementTree</w:t>
-      </w:r>
-      <w:proofErr w:type="spellEnd"/>
-      <w:r>
-        <w:t xml:space="preserve">, </w:t>
-      </w:r>
-      <w:r>
-        <w:rPr>
-          <w:lang w:val="en-US"/>
-        </w:rPr>
-        <w:t>sys</w:t>
-      </w:r>
-      <w:r>
-        <w:t>.</w:t>
-      </w:r>
-    </w:p>
-    <w:p>
-      <w:pPr>
-        <w:jc w:val="both"/>
-        <w:rPr>
-          <w:rFonts w:cs="Times New Roman"/>
-          <w:color w:val="000000" w:themeColor="text1"/>
-          <w:szCs w:val="28"/>
-        </w:rPr>
-      </w:pPr>
-      <w:r>
-        <w:rPr>
-          <w:rFonts w:cs="Times New Roman"/>
-          <w:color w:val="000000" w:themeColor="text1"/>
-          <w:szCs w:val="28"/>
-        </w:rPr>
-        <w:t xml:space="preserve">Первая версия программы будет разрабатываться под ОС Linux, так как на Windows SCAP не возымел должной популярности, вследствие чего поддержка данного протокола была прекращена как со стороны как Microsoft, так и со стороны разработчиков инструментария SCAP. Например, </w:t>
-      </w:r>
-      <w:proofErr w:type="spellStart"/>
-      <w:r>
-        <w:rPr>
-          <w:rFonts w:cs="Times New Roman"/>
-          <w:color w:val="000000" w:themeColor="text1"/>
-          <w:szCs w:val="28"/>
-        </w:rPr>
-        <w:t>OpenSCAP</w:t>
-      </w:r>
-      <w:proofErr w:type="spellEnd"/>
-      <w:r>
-        <w:rPr>
-          <w:rFonts w:cs="Times New Roman"/>
-          <w:color w:val="000000" w:themeColor="text1"/>
-          <w:szCs w:val="28"/>
-        </w:rPr>
-        <w:t xml:space="preserve"> прекратил поддержку ОС Windows в 2022 году. Второй же важной причиной является то, что основной аудиторией программы являются Системные Администраторы, а по официальной статистике около 77% серверов работают под управлением ОС Linux. </w:t>
-      </w:r>
-    </w:p>
-    <w:p>
-      <w:pPr>
-        <w:jc w:val="both"/>
-        <w:rPr>
-          <w:rFonts w:cs="Times New Roman"/>
-          <w:noProof/>
-          <w:color w:val="000000" w:themeColor="text1"/>
-          <w:szCs w:val="28"/>
-        </w:rPr>
-      </w:pPr>
-      <w:r>
-        <w:rPr>
-          <w:rFonts w:cs="Times New Roman"/>
-          <w:color w:val="000000" w:themeColor="text1"/>
-          <w:szCs w:val="28"/>
-        </w:rPr>
-        <w:t xml:space="preserve">Далее идёт выбор инструмента для обработки SCAP контента. </w:t>
-      </w:r>
-      <w:r>
-        <w:rPr>
-          <w:rFonts w:cs="Times New Roman"/>
-          <w:color w:val="000000" w:themeColor="text1"/>
-          <w:szCs w:val="28"/>
-        </w:rPr>
-        <w:t>Этот этап является критичным</w:t>
-      </w:r>
-      <w:r>
-        <w:rPr>
-          <w:rFonts w:cs="Times New Roman"/>
-          <w:color w:val="000000" w:themeColor="text1"/>
-          <w:szCs w:val="28"/>
-        </w:rPr>
-        <w:t xml:space="preserve">, так как от выбранного инструментария будет зависеть большинство характеристик программы. Для обоснования выбора приведена Табл. 2. По ней мы можем видеть, что SCC не подходит нам, потому что работает только на </w:t>
-      </w:r>
-      <w:proofErr w:type="spellStart"/>
-      <w:r>
-        <w:rPr>
-          <w:rFonts w:cs="Times New Roman"/>
-          <w:color w:val="000000" w:themeColor="text1"/>
-          <w:szCs w:val="28"/>
-        </w:rPr>
-        <w:t>windows</w:t>
-      </w:r>
-      <w:proofErr w:type="spellEnd"/>
-      <w:r>
-        <w:rPr>
-          <w:rFonts w:cs="Times New Roman"/>
-          <w:color w:val="000000" w:themeColor="text1"/>
-          <w:szCs w:val="28"/>
-        </w:rPr>
-        <w:t xml:space="preserve">, </w:t>
-      </w:r>
-      <w:proofErr w:type="spellStart"/>
-      <w:r>
-        <w:rPr>
-          <w:rFonts w:cs="Times New Roman"/>
-          <w:color w:val="000000" w:themeColor="text1"/>
-          <w:szCs w:val="28"/>
-        </w:rPr>
-        <w:t>Ovaldi</w:t>
-      </w:r>
-      <w:proofErr w:type="spellEnd"/>
-      <w:r>
-        <w:rPr>
-          <w:rFonts w:cs="Times New Roman"/>
-          <w:color w:val="000000" w:themeColor="text1"/>
-          <w:szCs w:val="28"/>
-        </w:rPr>
-        <w:t xml:space="preserve"> не подходит из-за отсутствия обновлений и поддержки с 2015, вследствие чего он не будет работать без дописывания его функционала вручную. А самодельный </w:t>
+        <w:t xml:space="preserve">работать без дописывания его функционала вручную. А самодельный </w:t>
       </w:r>
       <w:r>
         <w:rPr>
@@ -8604,7 +8991,6 @@
         <w:rPr>
           <w:noProof/>
         </w:rPr>
-        <w:lastRenderedPageBreak/>
         <w:drawing>
           <wp:inline distT="0" distB="0" distL="0" distR="0" wp14:anchorId="210EF0F2" wp14:editId="553E450F">
             <wp:extent cx="5938945" cy="2423160"/>
@@ -8734,111 +9120,26 @@
     </w:p>
     <w:p>
       <w:pPr>
-        <w:pStyle w:val="ac"/>
-        <w:spacing w:line="360" w:lineRule="auto"/>
-        <w:ind w:left="360"/>
-        <w:jc w:val="both"/>
-      </w:pPr>
-    </w:p>
-    <w:p>
-      <w:pPr>
         <w:pStyle w:val="2"/>
-      </w:pPr>
-      <w:bookmarkStart w:id="17" w:name="_Toc219378705"/>
-      <w:r>
-        <w:t>3.2 Описание идеи проекта</w:t>
+        <w:ind w:firstLine="708"/>
+      </w:pPr>
+      <w:bookmarkStart w:id="17" w:name="_Toc219378707"/>
+      <w:r>
+        <w:t>3.</w:t>
+      </w:r>
+      <w:r>
+        <w:t>2</w:t>
+      </w:r>
+      <w:r>
+        <w:t xml:space="preserve"> </w:t>
+      </w:r>
+      <w:r>
+        <w:t xml:space="preserve">Принцип работы </w:t>
+      </w:r>
+      <w:r>
+        <w:t>программы</w:t>
       </w:r>
       <w:bookmarkEnd w:id="17"/>
-    </w:p>
-    <w:p>
-      <w:pPr>
-        <w:pStyle w:val="ac"/>
-        <w:spacing w:line="360" w:lineRule="auto"/>
-        <w:ind w:firstLine="708"/>
-        <w:jc w:val="both"/>
-      </w:pPr>
-      <w:r>
-        <w:t xml:space="preserve">Идея проекта заключается в создании программного средства, которое позволяет автоматизировать аудит и </w:t>
-      </w:r>
-      <w:proofErr w:type="spellStart"/>
-      <w:r>
-        <w:t>харденинг</w:t>
-      </w:r>
-      <w:proofErr w:type="spellEnd"/>
-      <w:r>
-        <w:t xml:space="preserve"> операционной системы с использованием открытых стандартов SCAP. Это необходимо для того, чтобы упростить и ускорить процесс выявления уязвимостей и </w:t>
-      </w:r>
-      <w:proofErr w:type="spellStart"/>
-      <w:r>
-        <w:t>мисконфигураций</w:t>
-      </w:r>
-      <w:proofErr w:type="spellEnd"/>
-      <w:r>
-        <w:t>, а также сделать результаты проверок воспроизводимыми и переносимыми между разными системами и инструментами.</w:t>
-      </w:r>
-    </w:p>
-    <w:p>
-      <w:pPr>
-        <w:pStyle w:val="ac"/>
-        <w:spacing w:line="360" w:lineRule="auto"/>
-        <w:ind w:firstLine="708"/>
-        <w:jc w:val="both"/>
-      </w:pPr>
-      <w:r>
-        <w:t xml:space="preserve">В отличие от подходов, основанных на проприетарных базах и закрытых форматах проверок, проект опирается на SCAP-контент (OVAL/XCCDF) как на унифицированный способ описания правил аудита. Программа загружает SCAP-контент для выбранной операционной системы, выполняет проверки по OVAL-дефинициям и XCCDF-правилам, после чего формирует результаты в удобном для анализа и чтения виде. Дополнительно реализованы механизм </w:t>
-      </w:r>
-      <w:proofErr w:type="spellStart"/>
-      <w:r>
-        <w:t>патчинга</w:t>
-      </w:r>
-      <w:proofErr w:type="spellEnd"/>
-      <w:r>
-        <w:t xml:space="preserve">, позволяющий адаптировать контент под целевую платформу при несовпадении идентификаторов, и </w:t>
-      </w:r>
-      <w:proofErr w:type="spellStart"/>
-      <w:r>
-        <w:t>remediation</w:t>
-      </w:r>
-      <w:proofErr w:type="spellEnd"/>
-      <w:r>
-        <w:t>, обеспечивающий автоматическое устранение выявленных несоответствий при наличии соответствующего контента.</w:t>
-      </w:r>
-    </w:p>
-    <w:p>
-      <w:pPr>
-        <w:pStyle w:val="ac"/>
-        <w:spacing w:line="360" w:lineRule="auto"/>
-        <w:ind w:firstLine="708"/>
-        <w:jc w:val="both"/>
-      </w:pPr>
-      <w:r>
-        <w:lastRenderedPageBreak/>
-        <w:t xml:space="preserve">Таким образом, проект является программным решением, которое снижает трудозатраты на регулярные проверки безопасности, повышает степень автоматизации и позволяет применять единый стандартизированный подход к аудиту и </w:t>
-      </w:r>
-      <w:proofErr w:type="spellStart"/>
-      <w:r>
-        <w:t>харденингу</w:t>
-      </w:r>
-      <w:proofErr w:type="spellEnd"/>
-      <w:r>
-        <w:t xml:space="preserve"> операционных систем.</w:t>
-      </w:r>
-    </w:p>
-    <w:p>
-      <w:pPr>
-        <w:pStyle w:val="2"/>
-      </w:pPr>
-      <w:bookmarkStart w:id="18" w:name="_Toc219378707"/>
-      <w:r>
-        <w:t xml:space="preserve">3.4 </w:t>
-      </w:r>
-      <w:r>
-        <w:t xml:space="preserve">Принцип работы </w:t>
-      </w:r>
-      <w:r>
-        <w:t>программы</w:t>
-      </w:r>
-      <w:bookmarkEnd w:id="18"/>
     </w:p>
     <w:p>
       <w:r>
@@ -8914,6 +9215,7 @@
         <w:ind w:firstLine="0"/>
       </w:pPr>
       <w:r>
+        <w:lastRenderedPageBreak/>
         <w:t xml:space="preserve">2. </w:t>
       </w:r>
       <w:r>
@@ -9111,72 +9413,62 @@
         </w:drawing>
       </w:r>
     </w:p>
-    <w:p/>
     <w:p>
       <w:pPr>
         <w:ind w:firstLine="0"/>
         <w:jc w:val="center"/>
       </w:pPr>
-      <w:r>
-        <w:rPr>
-          <w:rFonts w:cs="Times New Roman"/>
-          <w:color w:val="000000" w:themeColor="text1"/>
-          <w:szCs w:val="28"/>
-        </w:rPr>
-        <w:t>Рис. П</w:t>
-      </w:r>
-      <w:r>
-        <w:rPr>
-          <w:rFonts w:cs="Times New Roman"/>
-          <w:color w:val="000000" w:themeColor="text1"/>
-          <w:szCs w:val="28"/>
-        </w:rPr>
+      <w:bookmarkStart w:id="18" w:name="_Toc219378708"/>
+      <w:r>
+        <w:rPr>
+          <w:rFonts w:cs="Times New Roman"/>
+          <w:color w:val="000000" w:themeColor="text1"/>
+          <w:szCs w:val="28"/>
+        </w:rPr>
+        <w:t>Рис</w:t>
+      </w:r>
+      <w:r>
+        <w:rPr>
+          <w:rFonts w:cs="Times New Roman"/>
+          <w:color w:val="000000" w:themeColor="text1"/>
+          <w:szCs w:val="28"/>
+        </w:rPr>
+        <w:t>унок 3.1 -</w:t>
+      </w:r>
+      <w:r>
+        <w:rPr>
+          <w:rFonts w:cs="Times New Roman"/>
+          <w:color w:val="000000" w:themeColor="text1"/>
+          <w:szCs w:val="28"/>
+        </w:rPr>
+        <w:t xml:space="preserve"> </w:t>
+      </w:r>
+      <w:r>
+        <w:t>Принцип работы программы</w:t>
+      </w:r>
+    </w:p>
+    <w:p>
+      <w:pPr>
+        <w:pStyle w:val="2"/>
+        <w:ind w:firstLine="360"/>
+      </w:pPr>
+      <w:r>
+        <w:lastRenderedPageBreak/>
+        <w:t>3.</w:t>
+      </w:r>
+      <w:r>
         <w:t>3</w:t>
       </w:r>
       <w:r>
-        <w:rPr>
-          <w:rFonts w:cs="Times New Roman"/>
-          <w:color w:val="000000" w:themeColor="text1"/>
-          <w:szCs w:val="28"/>
-        </w:rPr>
-        <w:t>.</w:t>
-      </w:r>
-      <w:r>
-        <w:rPr>
-          <w:rFonts w:cs="Times New Roman"/>
-          <w:color w:val="000000" w:themeColor="text1"/>
-          <w:szCs w:val="28"/>
-        </w:rPr>
-        <w:t>1</w:t>
-      </w:r>
-      <w:r>
-        <w:rPr>
-          <w:rFonts w:cs="Times New Roman"/>
-          <w:color w:val="000000" w:themeColor="text1"/>
-          <w:szCs w:val="28"/>
-        </w:rPr>
         <w:t xml:space="preserve"> </w:t>
       </w:r>
       <w:r>
-        <w:t>Принцип работы программы</w:t>
-      </w:r>
-    </w:p>
-    <w:p>
-      <w:pPr>
-        <w:pStyle w:val="2"/>
-      </w:pPr>
-      <w:bookmarkStart w:id="19" w:name="_Toc219378708"/>
-      <w:r>
-        <w:lastRenderedPageBreak/>
-        <w:t xml:space="preserve">3.5 </w:t>
-      </w:r>
-      <w:r>
         <w:t>Доказательство</w:t>
       </w:r>
       <w:r>
         <w:t xml:space="preserve"> работоспособности</w:t>
       </w:r>
-      <w:bookmarkEnd w:id="19"/>
+      <w:bookmarkEnd w:id="18"/>
       <w:r>
         <w:t xml:space="preserve"> </w:t>
       </w:r>
@@ -9193,9 +9485,9 @@
           <w:szCs w:val="22"/>
         </w:rPr>
       </w:pPr>
-      <w:bookmarkStart w:id="20" w:name="_Toc218673445"/>
-      <w:bookmarkStart w:id="21" w:name="_Toc218675442"/>
-      <w:bookmarkStart w:id="22" w:name="_Toc219378709"/>
+      <w:bookmarkStart w:id="19" w:name="_Toc218673445"/>
+      <w:bookmarkStart w:id="20" w:name="_Toc218675442"/>
+      <w:bookmarkStart w:id="21" w:name="_Toc219378709"/>
       <w:r>
         <w:rPr>
           <w:rFonts w:eastAsiaTheme="minorHAnsi" w:cstheme="minorBidi"/>
@@ -9285,9 +9577,9 @@
         </w:rPr>
         <w:t xml:space="preserve"> и формирование итогового отчёта.</w:t>
       </w:r>
+      <w:bookmarkEnd w:id="19"/>
       <w:bookmarkEnd w:id="20"/>
       <w:bookmarkEnd w:id="21"/>
-      <w:bookmarkEnd w:id="22"/>
     </w:p>
     <w:p>
       <w:pPr>
@@ -9301,9 +9593,9 @@
           <w:szCs w:val="22"/>
         </w:rPr>
       </w:pPr>
-      <w:bookmarkStart w:id="23" w:name="_Toc218673446"/>
-      <w:bookmarkStart w:id="24" w:name="_Toc218675443"/>
-      <w:bookmarkStart w:id="25" w:name="_Toc219378710"/>
+      <w:bookmarkStart w:id="22" w:name="_Toc218673446"/>
+      <w:bookmarkStart w:id="23" w:name="_Toc218675443"/>
+      <w:bookmarkStart w:id="24" w:name="_Toc219378710"/>
       <w:r>
         <w:rPr>
           <w:rFonts w:eastAsiaTheme="minorHAnsi" w:cstheme="minorBidi"/>
@@ -9313,9 +9605,9 @@
         </w:rPr>
         <w:t>Формальная верификация в рамках данной работы заключается в проверке соответствия реализации указанной формальной модели: для каждого элемента входа должен быть получен корректный элемент выхода, а значения результатов должны принадлежать заранее заданным множествам статусов. Это проверяется следующим образом:</w:t>
       </w:r>
+      <w:bookmarkEnd w:id="22"/>
       <w:bookmarkEnd w:id="23"/>
       <w:bookmarkEnd w:id="24"/>
-      <w:bookmarkEnd w:id="25"/>
     </w:p>
     <w:p>
       <w:pPr>
@@ -9332,9 +9624,9 @@
           <w:szCs w:val="22"/>
         </w:rPr>
       </w:pPr>
-      <w:bookmarkStart w:id="26" w:name="_Toc218673447"/>
-      <w:bookmarkStart w:id="27" w:name="_Toc218675444"/>
-      <w:bookmarkStart w:id="28" w:name="_Toc219378711"/>
+      <w:bookmarkStart w:id="25" w:name="_Toc218673447"/>
+      <w:bookmarkStart w:id="26" w:name="_Toc218675444"/>
+      <w:bookmarkStart w:id="27" w:name="_Toc219378711"/>
       <w:r>
         <w:rPr>
           <w:rFonts w:eastAsiaTheme="minorHAnsi" w:cstheme="minorBidi"/>
@@ -9372,9 +9664,9 @@
           <w:sz w:val="24"/>
           <w:szCs w:val="22"/>
         </w:rPr>
-        <w:t>Result_OVAL</w:t>
-      </w:r>
-      <w:proofErr w:type="spellEnd"/>
+        <w:t>Result_</w:t>
+      </w:r>
+      <w:proofErr w:type="gramStart"/>
       <w:r>
         <w:rPr>
           <w:rFonts w:eastAsiaTheme="minorHAnsi" w:cstheme="minorBidi"/>
@@ -9382,9 +9674,9 @@
           <w:sz w:val="24"/>
           <w:szCs w:val="22"/>
         </w:rPr>
-        <w:t>(</w:t>
-      </w:r>
-      <w:proofErr w:type="spellStart"/>
+        <w:t>OVAL</w:t>
+      </w:r>
+      <w:proofErr w:type="spellEnd"/>
       <w:r>
         <w:rPr>
           <w:rFonts w:eastAsiaTheme="minorHAnsi" w:cstheme="minorBidi"/>
@@ -9392,9 +9684,10 @@
           <w:sz w:val="24"/>
           <w:szCs w:val="22"/>
         </w:rPr>
-        <w:t>di</w:t>
-      </w:r>
-      <w:proofErr w:type="spellEnd"/>
+        <w:t>(</w:t>
+      </w:r>
+      <w:proofErr w:type="spellStart"/>
+      <w:proofErr w:type="gramEnd"/>
       <w:r>
         <w:rPr>
           <w:rFonts w:eastAsiaTheme="minorHAnsi" w:cstheme="minorBidi"/>
@@ -9402,8 +9695,19 @@
           <w:sz w:val="24"/>
           <w:szCs w:val="22"/>
         </w:rPr>
+        <w:t>di</w:t>
+      </w:r>
+      <w:proofErr w:type="spellEnd"/>
+      <w:r>
+        <w:rPr>
+          <w:rFonts w:eastAsiaTheme="minorHAnsi" w:cstheme="minorBidi"/>
+          <w:b w:val="0"/>
+          <w:sz w:val="24"/>
+          <w:szCs w:val="22"/>
+        </w:rPr>
         <w:t>) и присваивает ему один из формально заданных статусов {</w:t>
       </w:r>
+      <w:proofErr w:type="gramStart"/>
       <w:r>
         <w:rPr>
           <w:rFonts w:eastAsiaTheme="minorHAnsi" w:cstheme="minorBidi"/>
@@ -9433,6 +9737,7 @@
         </w:rPr>
         <w:t>false</w:t>
       </w:r>
+      <w:proofErr w:type="gramEnd"/>
       <w:r>
         <w:rPr>
           <w:rFonts w:eastAsiaTheme="minorHAnsi" w:cstheme="minorBidi"/>
@@ -9442,6 +9747,7 @@
         </w:rPr>
         <w:t>,</w:t>
       </w:r>
+      <w:proofErr w:type="gramStart"/>
       <w:r>
         <w:rPr>
           <w:rFonts w:eastAsiaTheme="minorHAnsi" w:cstheme="minorBidi"/>
@@ -9471,6 +9777,7 @@
         </w:rPr>
         <w:t>error</w:t>
       </w:r>
+      <w:proofErr w:type="gramEnd"/>
       <w:r>
         <w:rPr>
           <w:rFonts w:eastAsiaTheme="minorHAnsi" w:cstheme="minorBidi"/>
@@ -9518,9 +9825,9 @@
         </w:rPr>
         <w:t>}. Полученные значения сохраняются и отображаются в отчёте, что обеспечивает проверяемость и повторяемость результата.</w:t>
       </w:r>
+      <w:bookmarkEnd w:id="25"/>
       <w:bookmarkEnd w:id="26"/>
       <w:bookmarkEnd w:id="27"/>
-      <w:bookmarkEnd w:id="28"/>
     </w:p>
     <w:p>
       <w:pPr>
@@ -9537,9 +9844,9 @@
           <w:szCs w:val="22"/>
         </w:rPr>
       </w:pPr>
-      <w:bookmarkStart w:id="29" w:name="_Toc218673448"/>
-      <w:bookmarkStart w:id="30" w:name="_Toc218675445"/>
-      <w:bookmarkStart w:id="31" w:name="_Toc219378712"/>
+      <w:bookmarkStart w:id="28" w:name="_Toc218673448"/>
+      <w:bookmarkStart w:id="29" w:name="_Toc218675445"/>
+      <w:bookmarkStart w:id="30" w:name="_Toc219378712"/>
       <w:r>
         <w:rPr>
           <w:rFonts w:eastAsiaTheme="minorHAnsi" w:cstheme="minorBidi"/>
@@ -9577,9 +9884,9 @@
           <w:sz w:val="24"/>
           <w:szCs w:val="22"/>
         </w:rPr>
-        <w:t>Result_XCCDF</w:t>
-      </w:r>
-      <w:proofErr w:type="spellEnd"/>
+        <w:t>Result_</w:t>
+      </w:r>
+      <w:proofErr w:type="gramStart"/>
       <w:r>
         <w:rPr>
           <w:rFonts w:eastAsiaTheme="minorHAnsi" w:cstheme="minorBidi"/>
@@ -9587,9 +9894,9 @@
           <w:sz w:val="24"/>
           <w:szCs w:val="22"/>
         </w:rPr>
-        <w:t>(</w:t>
-      </w:r>
-      <w:proofErr w:type="spellStart"/>
+        <w:t>XCCDF</w:t>
+      </w:r>
+      <w:proofErr w:type="spellEnd"/>
       <w:r>
         <w:rPr>
           <w:rFonts w:eastAsiaTheme="minorHAnsi" w:cstheme="minorBidi"/>
@@ -9597,9 +9904,10 @@
           <w:sz w:val="24"/>
           <w:szCs w:val="22"/>
         </w:rPr>
-        <w:t>ri</w:t>
-      </w:r>
-      <w:proofErr w:type="spellEnd"/>
+        <w:t>(</w:t>
+      </w:r>
+      <w:proofErr w:type="spellStart"/>
+      <w:proofErr w:type="gramEnd"/>
       <w:r>
         <w:rPr>
           <w:rFonts w:eastAsiaTheme="minorHAnsi" w:cstheme="minorBidi"/>
@@ -9607,9 +9915,9 @@
           <w:sz w:val="24"/>
           <w:szCs w:val="22"/>
         </w:rPr>
-        <w:t>) из множества {</w:t>
-      </w:r>
-      <w:proofErr w:type="spellStart"/>
+        <w:t>ri</w:t>
+      </w:r>
+      <w:proofErr w:type="spellEnd"/>
       <w:r>
         <w:rPr>
           <w:rFonts w:eastAsiaTheme="minorHAnsi" w:cstheme="minorBidi"/>
@@ -9617,9 +9925,10 @@
           <w:sz w:val="24"/>
           <w:szCs w:val="22"/>
         </w:rPr>
-        <w:t>pass,fail,not_checked,not_applicable,error</w:t>
-      </w:r>
-      <w:proofErr w:type="spellEnd"/>
+        <w:t>) из множества {</w:t>
+      </w:r>
+      <w:proofErr w:type="spellStart"/>
+      <w:proofErr w:type="gramStart"/>
       <w:r>
         <w:rPr>
           <w:rFonts w:eastAsiaTheme="minorHAnsi" w:cstheme="minorBidi"/>
@@ -9627,11 +9936,62 @@
           <w:sz w:val="24"/>
           <w:szCs w:val="22"/>
         </w:rPr>
+        <w:t>pass,fail</w:t>
+      </w:r>
+      <w:proofErr w:type="gramEnd"/>
+      <w:r>
+        <w:rPr>
+          <w:rFonts w:eastAsiaTheme="minorHAnsi" w:cstheme="minorBidi"/>
+          <w:b w:val="0"/>
+          <w:sz w:val="24"/>
+          <w:szCs w:val="22"/>
+        </w:rPr>
+        <w:t>,not_</w:t>
+      </w:r>
+      <w:proofErr w:type="gramStart"/>
+      <w:r>
+        <w:rPr>
+          <w:rFonts w:eastAsiaTheme="minorHAnsi" w:cstheme="minorBidi"/>
+          <w:b w:val="0"/>
+          <w:sz w:val="24"/>
+          <w:szCs w:val="22"/>
+        </w:rPr>
+        <w:t>checked,not</w:t>
+      </w:r>
+      <w:proofErr w:type="gramEnd"/>
+      <w:r>
+        <w:rPr>
+          <w:rFonts w:eastAsiaTheme="minorHAnsi" w:cstheme="minorBidi"/>
+          <w:b w:val="0"/>
+          <w:sz w:val="24"/>
+          <w:szCs w:val="22"/>
+        </w:rPr>
+        <w:t>_</w:t>
+      </w:r>
+      <w:proofErr w:type="gramStart"/>
+      <w:r>
+        <w:rPr>
+          <w:rFonts w:eastAsiaTheme="minorHAnsi" w:cstheme="minorBidi"/>
+          <w:b w:val="0"/>
+          <w:sz w:val="24"/>
+          <w:szCs w:val="22"/>
+        </w:rPr>
+        <w:t>applicable,error</w:t>
+      </w:r>
+      <w:proofErr w:type="spellEnd"/>
+      <w:proofErr w:type="gramEnd"/>
+      <w:r>
+        <w:rPr>
+          <w:rFonts w:eastAsiaTheme="minorHAnsi" w:cstheme="minorBidi"/>
+          <w:b w:val="0"/>
+          <w:sz w:val="24"/>
+          <w:szCs w:val="22"/>
+        </w:rPr>
         <w:t>}. Полученные значения сохраняются и отображаются в отчёте, что также обеспечивает проверяемость и повторяемость результата.</w:t>
       </w:r>
+      <w:bookmarkEnd w:id="28"/>
       <w:bookmarkEnd w:id="29"/>
       <w:bookmarkEnd w:id="30"/>
-      <w:bookmarkEnd w:id="31"/>
     </w:p>
     <w:p>
       <w:pPr>
@@ -9648,9 +10008,9 @@
           <w:szCs w:val="22"/>
         </w:rPr>
       </w:pPr>
-      <w:bookmarkStart w:id="32" w:name="_Toc218673449"/>
-      <w:bookmarkStart w:id="33" w:name="_Toc218675446"/>
-      <w:bookmarkStart w:id="34" w:name="_Toc219378713"/>
+      <w:bookmarkStart w:id="31" w:name="_Toc218673449"/>
+      <w:bookmarkStart w:id="32" w:name="_Toc218675446"/>
+      <w:bookmarkStart w:id="33" w:name="_Toc219378713"/>
       <w:r>
         <w:rPr>
           <w:rFonts w:eastAsiaTheme="minorHAnsi" w:cstheme="minorBidi"/>
@@ -9700,9 +10060,9 @@
         </w:rPr>
         <w:t>, после чего контент становится применимым и корректно проходит этап вычисления результатов.</w:t>
       </w:r>
+      <w:bookmarkEnd w:id="31"/>
       <w:bookmarkEnd w:id="32"/>
       <w:bookmarkEnd w:id="33"/>
-      <w:bookmarkEnd w:id="34"/>
     </w:p>
     <w:p>
       <w:pPr>
@@ -9719,9 +10079,9 @@
           <w:szCs w:val="22"/>
         </w:rPr>
       </w:pPr>
-      <w:bookmarkStart w:id="35" w:name="_Toc218673450"/>
-      <w:bookmarkStart w:id="36" w:name="_Toc218675447"/>
-      <w:bookmarkStart w:id="37" w:name="_Toc219378714"/>
+      <w:bookmarkStart w:id="34" w:name="_Toc218673450"/>
+      <w:bookmarkStart w:id="35" w:name="_Toc218675447"/>
+      <w:bookmarkStart w:id="36" w:name="_Toc219378714"/>
       <w:r>
         <w:rPr>
           <w:rFonts w:eastAsiaTheme="minorHAnsi" w:cstheme="minorBidi"/>
@@ -9791,9 +10151,9 @@
         </w:rPr>
         <w:t>-контента, программа выполняет действие исправления.</w:t>
       </w:r>
+      <w:bookmarkEnd w:id="34"/>
       <w:bookmarkEnd w:id="35"/>
       <w:bookmarkEnd w:id="36"/>
-      <w:bookmarkEnd w:id="37"/>
     </w:p>
     <w:p>
       <w:pPr>
@@ -9807,9 +10167,9 @@
           <w:szCs w:val="22"/>
         </w:rPr>
       </w:pPr>
-      <w:bookmarkStart w:id="38" w:name="_Toc218673451"/>
-      <w:bookmarkStart w:id="39" w:name="_Toc218675448"/>
-      <w:bookmarkStart w:id="40" w:name="_Toc219378715"/>
+      <w:bookmarkStart w:id="37" w:name="_Toc218673451"/>
+      <w:bookmarkStart w:id="38" w:name="_Toc218675448"/>
+      <w:bookmarkStart w:id="39" w:name="_Toc219378715"/>
       <w:r>
         <w:rPr>
           <w:rFonts w:eastAsiaTheme="minorHAnsi" w:cstheme="minorBidi"/>
@@ -9839,25 +10199,26 @@
         </w:rPr>
         <w:t>) приводят систему к состоянию, которое подтверждается повторной проверкой</w:t>
       </w:r>
+      <w:bookmarkEnd w:id="37"/>
       <w:bookmarkEnd w:id="38"/>
       <w:bookmarkEnd w:id="39"/>
+    </w:p>
+    <w:p>
+      <w:pPr>
+        <w:pStyle w:val="2"/>
+        <w:ind w:firstLine="360"/>
+      </w:pPr>
+      <w:bookmarkStart w:id="40" w:name="_Toc219378716"/>
+      <w:r>
+        <w:rPr>
+          <w:bCs/>
+        </w:rPr>
+        <w:t>3.6</w:t>
+      </w:r>
+      <w:r>
+        <w:t xml:space="preserve"> Функциональное тестирование</w:t>
+      </w:r>
       <w:bookmarkEnd w:id="40"/>
-    </w:p>
-    <w:p>
-      <w:pPr>
-        <w:pStyle w:val="2"/>
-      </w:pPr>
-      <w:bookmarkStart w:id="41" w:name="_Toc219378716"/>
-      <w:r>
-        <w:rPr>
-          <w:bCs/>
-        </w:rPr>
-        <w:t>3.6</w:t>
-      </w:r>
-      <w:r>
-        <w:t xml:space="preserve"> Функциональное тестирование</w:t>
-      </w:r>
-      <w:bookmarkEnd w:id="41"/>
     </w:p>
     <w:p>
       <w:pPr>
@@ -10100,8 +10461,9 @@
     <w:p>
       <w:pPr>
         <w:pStyle w:val="2"/>
-      </w:pPr>
-      <w:bookmarkStart w:id="42" w:name="_Toc219378717"/>
+        <w:ind w:firstLine="708"/>
+      </w:pPr>
+      <w:bookmarkStart w:id="41" w:name="_Toc219378717"/>
       <w:r>
         <w:t>3.</w:t>
       </w:r>
@@ -10111,7 +10473,7 @@
       <w:r>
         <w:t xml:space="preserve"> Перспективы развития проекта.</w:t>
       </w:r>
-      <w:bookmarkEnd w:id="42"/>
+      <w:bookmarkEnd w:id="41"/>
     </w:p>
     <w:p>
       <w:pPr>
@@ -10177,12 +10539,12 @@
       <w:pPr>
         <w:pStyle w:val="1"/>
       </w:pPr>
-      <w:bookmarkStart w:id="43" w:name="_Toc219378718"/>
+      <w:bookmarkStart w:id="42" w:name="_Toc219378718"/>
       <w:r>
         <w:lastRenderedPageBreak/>
         <w:t>ЗАКЛЮЧЕНИЕ</w:t>
       </w:r>
-      <w:bookmarkEnd w:id="43"/>
+      <w:bookmarkEnd w:id="42"/>
     </w:p>
     <w:p>
       <w:pPr>
@@ -10474,12 +10836,12 @@
       <w:pPr>
         <w:pStyle w:val="1"/>
       </w:pPr>
-      <w:bookmarkStart w:id="44" w:name="_Toc219378719"/>
+      <w:bookmarkStart w:id="43" w:name="_Toc219378719"/>
       <w:r>
         <w:lastRenderedPageBreak/>
         <w:t>СПИСОК ЛИТЕРАТУРЫ</w:t>
       </w:r>
-      <w:bookmarkEnd w:id="44"/>
+      <w:bookmarkEnd w:id="43"/>
     </w:p>
     <w:p>
       <w:pPr>
@@ -10489,11 +10851,26 @@
           <w:numId w:val="8"/>
         </w:numPr>
         <w:jc w:val="both"/>
-        <w:rPr>
+      </w:pPr>
+      <w:proofErr w:type="spellStart"/>
+      <w:r>
+        <w:rPr>
+          <w:rFonts w:cs="Times New Roman"/>
+          <w:color w:val="000000" w:themeColor="text1"/>
+          <w:szCs w:val="28"/>
           <w:lang w:val="en-US"/>
         </w:rPr>
-      </w:pPr>
-      <w:proofErr w:type="spellStart"/>
+        <w:t>OpenSCAP</w:t>
+      </w:r>
+      <w:proofErr w:type="spellEnd"/>
+      <w:r>
+        <w:rPr>
+          <w:rFonts w:cs="Times New Roman"/>
+          <w:color w:val="000000" w:themeColor="text1"/>
+          <w:szCs w:val="28"/>
+        </w:rPr>
+        <w:t xml:space="preserve"> </w:t>
+      </w:r>
       <w:r>
         <w:rPr>
           <w:rFonts w:cs="Times New Roman"/>
@@ -10501,9 +10878,16 @@
           <w:szCs w:val="28"/>
           <w:lang w:val="en-US"/>
         </w:rPr>
-        <w:t>OpenSCAP</w:t>
-      </w:r>
-      <w:proofErr w:type="spellEnd"/>
+        <w:t>User</w:t>
+      </w:r>
+      <w:r>
+        <w:rPr>
+          <w:rFonts w:cs="Times New Roman"/>
+          <w:color w:val="000000" w:themeColor="text1"/>
+          <w:szCs w:val="28"/>
+        </w:rPr>
+        <w:t xml:space="preserve"> </w:t>
+      </w:r>
       <w:r>
         <w:rPr>
           <w:rFonts w:cs="Times New Roman"/>
@@ -10511,44 +10895,243 @@
           <w:szCs w:val="28"/>
           <w:lang w:val="en-US"/>
         </w:rPr>
-        <w:t xml:space="preserve"> User Manual </w:t>
-      </w:r>
-      <w:r>
-        <w:rPr>
+        <w:t>Manual</w:t>
+      </w:r>
+      <w:r>
+        <w:rPr>
+          <w:rFonts w:cs="Times New Roman"/>
+          <w:color w:val="000000" w:themeColor="text1"/>
+          <w:szCs w:val="28"/>
+        </w:rPr>
+        <w:t xml:space="preserve"> </w:t>
+      </w:r>
+      <w:r>
+        <w:t>[</w:t>
+      </w:r>
+      <w:r>
+        <w:t>Электронный</w:t>
+      </w:r>
+      <w:r>
+        <w:t xml:space="preserve"> </w:t>
+      </w:r>
+      <w:r>
+        <w:t>ресурс</w:t>
+      </w:r>
+      <w:r>
+        <w:t xml:space="preserve">] // </w:t>
+      </w:r>
+      <w:r>
+        <w:rPr>
+          <w:rFonts w:cs="Times New Roman"/>
           <w:lang w:val="en-US"/>
         </w:rPr>
-        <w:t>[</w:t>
-      </w:r>
-      <w:r>
-        <w:t>Электронный</w:t>
-      </w:r>
-      <w:r>
-        <w:rPr>
+        <w:t>static</w:t>
+      </w:r>
+      <w:r>
+        <w:rPr>
+          <w:rFonts w:cs="Times New Roman"/>
+        </w:rPr>
+        <w:t>.</w:t>
+      </w:r>
+      <w:r>
+        <w:rPr>
+          <w:rFonts w:cs="Times New Roman"/>
           <w:lang w:val="en-US"/>
         </w:rPr>
+        <w:t>open</w:t>
+      </w:r>
+      <w:r>
+        <w:rPr>
+          <w:rFonts w:cs="Times New Roman"/>
+        </w:rPr>
+        <w:t>-</w:t>
+      </w:r>
+      <w:proofErr w:type="spellStart"/>
+      <w:r>
+        <w:rPr>
+          <w:rFonts w:cs="Times New Roman"/>
+          <w:lang w:val="en-US"/>
+        </w:rPr>
+        <w:t>scap</w:t>
+      </w:r>
+      <w:proofErr w:type="spellEnd"/>
+      <w:r>
+        <w:rPr>
+          <w:rFonts w:cs="Times New Roman"/>
+        </w:rPr>
+        <w:t>.</w:t>
+      </w:r>
+      <w:r>
+        <w:rPr>
+          <w:rFonts w:cs="Times New Roman"/>
+          <w:lang w:val="en-US"/>
+        </w:rPr>
+        <w:t>org</w:t>
+      </w:r>
+      <w:r>
+        <w:t xml:space="preserve">. — 2025. — </w:t>
+      </w:r>
+      <w:r>
+        <w:rPr>
+          <w:lang w:val="en-US"/>
+        </w:rPr>
+        <w:t>URL</w:t>
+      </w:r>
+      <w:r>
+        <w:t xml:space="preserve">: </w:t>
+      </w:r>
+      <w:hyperlink r:id="rId18" w:history="1">
+        <w:r>
+          <w:rPr>
+            <w:rStyle w:val="aa"/>
+            <w:lang w:val="en-US"/>
+          </w:rPr>
+          <w:t>https</w:t>
+        </w:r>
+        <w:r>
+          <w:rPr>
+            <w:rStyle w:val="aa"/>
+          </w:rPr>
+          <w:t>://</w:t>
+        </w:r>
+        <w:r>
+          <w:rPr>
+            <w:rStyle w:val="aa"/>
+            <w:lang w:val="en-US"/>
+          </w:rPr>
+          <w:t>static</w:t>
+        </w:r>
+        <w:r>
+          <w:rPr>
+            <w:rStyle w:val="aa"/>
+          </w:rPr>
+          <w:t>.</w:t>
+        </w:r>
+        <w:r>
+          <w:rPr>
+            <w:rStyle w:val="aa"/>
+            <w:lang w:val="en-US"/>
+          </w:rPr>
+          <w:t>open</w:t>
+        </w:r>
+        <w:r>
+          <w:rPr>
+            <w:rStyle w:val="aa"/>
+          </w:rPr>
+          <w:t>-</w:t>
+        </w:r>
+        <w:proofErr w:type="spellStart"/>
+        <w:r>
+          <w:rPr>
+            <w:rStyle w:val="aa"/>
+            <w:lang w:val="en-US"/>
+          </w:rPr>
+          <w:t>scap</w:t>
+        </w:r>
+        <w:proofErr w:type="spellEnd"/>
+        <w:r>
+          <w:rPr>
+            <w:rStyle w:val="aa"/>
+          </w:rPr>
+          <w:t>.</w:t>
+        </w:r>
+        <w:r>
+          <w:rPr>
+            <w:rStyle w:val="aa"/>
+            <w:lang w:val="en-US"/>
+          </w:rPr>
+          <w:t>org</w:t>
+        </w:r>
+        <w:r>
+          <w:rPr>
+            <w:rStyle w:val="aa"/>
+          </w:rPr>
+          <w:t>/</w:t>
+        </w:r>
+        <w:proofErr w:type="spellStart"/>
+        <w:r>
+          <w:rPr>
+            <w:rStyle w:val="aa"/>
+            <w:lang w:val="en-US"/>
+          </w:rPr>
+          <w:t>openscap</w:t>
+        </w:r>
+        <w:proofErr w:type="spellEnd"/>
+        <w:r>
+          <w:rPr>
+            <w:rStyle w:val="aa"/>
+          </w:rPr>
+          <w:t>-1.3/</w:t>
+        </w:r>
+        <w:proofErr w:type="spellStart"/>
+        <w:r>
+          <w:rPr>
+            <w:rStyle w:val="aa"/>
+            <w:lang w:val="en-US"/>
+          </w:rPr>
+          <w:t>oscap</w:t>
+        </w:r>
+        <w:proofErr w:type="spellEnd"/>
+        <w:r>
+          <w:rPr>
+            <w:rStyle w:val="aa"/>
+          </w:rPr>
+          <w:t>_</w:t>
+        </w:r>
+        <w:r>
+          <w:rPr>
+            <w:rStyle w:val="aa"/>
+            <w:lang w:val="en-US"/>
+          </w:rPr>
+          <w:t>user</w:t>
+        </w:r>
+        <w:r>
+          <w:rPr>
+            <w:rStyle w:val="aa"/>
+          </w:rPr>
+          <w:t>_</w:t>
+        </w:r>
+        <w:r>
+          <w:rPr>
+            <w:rStyle w:val="aa"/>
+            <w:lang w:val="en-US"/>
+          </w:rPr>
+          <w:t>manual</w:t>
+        </w:r>
+        <w:r>
+          <w:rPr>
+            <w:rStyle w:val="aa"/>
+          </w:rPr>
+          <w:t>.</w:t>
+        </w:r>
+        <w:r>
+          <w:rPr>
+            <w:rStyle w:val="aa"/>
+            <w:lang w:val="en-US"/>
+          </w:rPr>
+          <w:t>html</w:t>
+        </w:r>
+      </w:hyperlink>
+      <w:r>
         <w:t xml:space="preserve"> </w:t>
       </w:r>
       <w:r>
-        <w:t>ресурс</w:t>
-      </w:r>
-      <w:r>
-        <w:rPr>
-          <w:lang w:val="en-US"/>
-        </w:rPr>
-        <w:t xml:space="preserve">] // </w:t>
-      </w:r>
-      <w:r>
-        <w:rPr>
-          <w:rFonts w:cs="Times New Roman"/>
-          <w:lang w:val="en-US"/>
-        </w:rPr>
-        <w:t>static.open-scap.org</w:t>
-      </w:r>
-      <w:r>
-        <w:rPr>
-          <w:lang w:val="en-US"/>
-        </w:rPr>
-        <w:t>. — 2025. — URL: https://static.open-scap.org/openscap-1.3/oscap_user_manual.html</w:t>
+        <w:rPr>
+          <w:rFonts w:cs="Times New Roman"/>
+        </w:rPr>
+        <w:t>(дата обращения 0</w:t>
+      </w:r>
+      <w:r>
+        <w:rPr>
+          <w:rFonts w:cs="Times New Roman"/>
+        </w:rPr>
+        <w:t>2</w:t>
+      </w:r>
+      <w:r>
+        <w:rPr>
+          <w:rFonts w:cs="Times New Roman"/>
+        </w:rPr>
+        <w:t>.01.2026).</w:t>
       </w:r>
     </w:p>
     <w:p>
@@ -10580,8 +11163,34 @@
       <w:r>
         <w:t xml:space="preserve">. — 2021. — URL: </w:t>
       </w:r>
-      <w:r>
-        <w:t>https://habr.com/ru/articles/537974/</w:t>
+      <w:hyperlink r:id="rId19" w:history="1">
+        <w:r>
+          <w:rPr>
+            <w:rStyle w:val="aa"/>
+          </w:rPr>
+          <w:t>https://habr.com/ru/articles/537974/</w:t>
+        </w:r>
+      </w:hyperlink>
+      <w:r>
+        <w:t xml:space="preserve"> </w:t>
+      </w:r>
+      <w:r>
+        <w:rPr>
+          <w:rFonts w:cs="Times New Roman"/>
+        </w:rPr>
+        <w:t>(дата обращения 0</w:t>
+      </w:r>
+      <w:r>
+        <w:rPr>
+          <w:rFonts w:cs="Times New Roman"/>
+        </w:rPr>
+        <w:t>2</w:t>
+      </w:r>
+      <w:r>
+        <w:rPr>
+          <w:rFonts w:cs="Times New Roman"/>
+        </w:rPr>
+        <w:t>.01.2026).</w:t>
       </w:r>
     </w:p>
     <w:p>
@@ -10592,11 +11201,32 @@
           <w:numId w:val="8"/>
         </w:numPr>
         <w:jc w:val="both"/>
-        <w:rPr>
+      </w:pPr>
+      <w:r>
+        <w:rPr>
+          <w:rFonts w:cs="Times New Roman"/>
+          <w:color w:val="000000" w:themeColor="text1"/>
+          <w:szCs w:val="28"/>
+        </w:rPr>
+        <w:t xml:space="preserve">Введение в </w:t>
+      </w:r>
+      <w:r>
+        <w:rPr>
+          <w:rFonts w:cs="Times New Roman"/>
+          <w:color w:val="000000" w:themeColor="text1"/>
+          <w:szCs w:val="28"/>
           <w:lang w:val="en-US"/>
         </w:rPr>
-      </w:pPr>
-      <w:proofErr w:type="spellStart"/>
+        <w:t>OVAL</w:t>
+      </w:r>
+      <w:r>
+        <w:rPr>
+          <w:rFonts w:cs="Times New Roman"/>
+          <w:color w:val="000000" w:themeColor="text1"/>
+          <w:szCs w:val="28"/>
+        </w:rPr>
+        <w:t xml:space="preserve">: </w:t>
+      </w:r>
       <w:r>
         <w:rPr>
           <w:rFonts w:cs="Times New Roman"/>
@@ -10604,9 +11234,16 @@
           <w:szCs w:val="28"/>
           <w:lang w:val="en-US"/>
         </w:rPr>
-        <w:t>Введение</w:t>
-      </w:r>
-      <w:proofErr w:type="spellEnd"/>
+        <w:t>Open</w:t>
+      </w:r>
+      <w:r>
+        <w:rPr>
+          <w:rFonts w:cs="Times New Roman"/>
+          <w:color w:val="000000" w:themeColor="text1"/>
+          <w:szCs w:val="28"/>
+        </w:rPr>
+        <w:t xml:space="preserve"> </w:t>
+      </w:r>
       <w:r>
         <w:rPr>
           <w:rFonts w:cs="Times New Roman"/>
@@ -10614,53 +11251,232 @@
           <w:szCs w:val="28"/>
           <w:lang w:val="en-US"/>
         </w:rPr>
-        <w:t xml:space="preserve"> в OVAL: Open vulnerability and Assessment Language </w:t>
-      </w:r>
-      <w:r>
-        <w:rPr>
+        <w:t>vulnerability</w:t>
+      </w:r>
+      <w:r>
+        <w:rPr>
+          <w:rFonts w:cs="Times New Roman"/>
+          <w:color w:val="000000" w:themeColor="text1"/>
+          <w:szCs w:val="28"/>
+        </w:rPr>
+        <w:t xml:space="preserve"> </w:t>
+      </w:r>
+      <w:r>
+        <w:rPr>
+          <w:rFonts w:cs="Times New Roman"/>
+          <w:color w:val="000000" w:themeColor="text1"/>
+          <w:szCs w:val="28"/>
           <w:lang w:val="en-US"/>
         </w:rPr>
+        <w:t>and</w:t>
+      </w:r>
+      <w:r>
+        <w:rPr>
+          <w:rFonts w:cs="Times New Roman"/>
+          <w:color w:val="000000" w:themeColor="text1"/>
+          <w:szCs w:val="28"/>
+        </w:rPr>
+        <w:t xml:space="preserve"> </w:t>
+      </w:r>
+      <w:r>
+        <w:rPr>
+          <w:rFonts w:cs="Times New Roman"/>
+          <w:color w:val="000000" w:themeColor="text1"/>
+          <w:szCs w:val="28"/>
+          <w:lang w:val="en-US"/>
+        </w:rPr>
+        <w:t>Assessment</w:t>
+      </w:r>
+      <w:r>
+        <w:rPr>
+          <w:rFonts w:cs="Times New Roman"/>
+          <w:color w:val="000000" w:themeColor="text1"/>
+          <w:szCs w:val="28"/>
+        </w:rPr>
+        <w:t xml:space="preserve"> </w:t>
+      </w:r>
+      <w:r>
+        <w:rPr>
+          <w:rFonts w:cs="Times New Roman"/>
+          <w:color w:val="000000" w:themeColor="text1"/>
+          <w:szCs w:val="28"/>
+          <w:lang w:val="en-US"/>
+        </w:rPr>
+        <w:t>Language</w:t>
+      </w:r>
+      <w:r>
+        <w:rPr>
+          <w:rFonts w:cs="Times New Roman"/>
+          <w:color w:val="000000" w:themeColor="text1"/>
+          <w:szCs w:val="28"/>
+        </w:rPr>
+        <w:t xml:space="preserve"> </w:t>
+      </w:r>
+      <w:r>
         <w:t>[</w:t>
       </w:r>
       <w:r>
         <w:t>Электронный</w:t>
       </w:r>
       <w:r>
-        <w:rPr>
+        <w:t xml:space="preserve"> </w:t>
+      </w:r>
+      <w:r>
+        <w:t>ресурс</w:t>
+      </w:r>
+      <w:r>
+        <w:t xml:space="preserve">] // </w:t>
+      </w:r>
+      <w:proofErr w:type="spellStart"/>
+      <w:r>
+        <w:rPr>
+          <w:rFonts w:cs="Times New Roman"/>
           <w:lang w:val="en-US"/>
         </w:rPr>
+        <w:t>habr</w:t>
+      </w:r>
+      <w:proofErr w:type="spellEnd"/>
+      <w:r>
+        <w:rPr>
+          <w:rFonts w:cs="Times New Roman"/>
+        </w:rPr>
+        <w:t>.</w:t>
+      </w:r>
+      <w:r>
+        <w:rPr>
+          <w:rFonts w:cs="Times New Roman"/>
+          <w:lang w:val="en-US"/>
+        </w:rPr>
+        <w:t>com</w:t>
+      </w:r>
+      <w:r>
+        <w:t xml:space="preserve">. — 2012. — </w:t>
+      </w:r>
+      <w:r>
+        <w:rPr>
+          <w:lang w:val="en-US"/>
+        </w:rPr>
+        <w:t>URL</w:t>
+      </w:r>
+      <w:r>
+        <w:t xml:space="preserve">: </w:t>
+      </w:r>
+      <w:hyperlink r:id="rId20" w:history="1">
+        <w:r>
+          <w:rPr>
+            <w:rStyle w:val="aa"/>
+            <w:rFonts w:cs="Times New Roman"/>
+            <w:szCs w:val="28"/>
+            <w:lang w:val="en-US"/>
+          </w:rPr>
+          <w:t>https</w:t>
+        </w:r>
+        <w:r>
+          <w:rPr>
+            <w:rStyle w:val="aa"/>
+            <w:rFonts w:cs="Times New Roman"/>
+            <w:szCs w:val="28"/>
+          </w:rPr>
+          <w:t>://</w:t>
+        </w:r>
+        <w:proofErr w:type="spellStart"/>
+        <w:r>
+          <w:rPr>
+            <w:rStyle w:val="aa"/>
+            <w:rFonts w:cs="Times New Roman"/>
+            <w:szCs w:val="28"/>
+            <w:lang w:val="en-US"/>
+          </w:rPr>
+          <w:t>habr</w:t>
+        </w:r>
+        <w:proofErr w:type="spellEnd"/>
+        <w:r>
+          <w:rPr>
+            <w:rStyle w:val="aa"/>
+            <w:rFonts w:cs="Times New Roman"/>
+            <w:szCs w:val="28"/>
+          </w:rPr>
+          <w:t>.</w:t>
+        </w:r>
+        <w:r>
+          <w:rPr>
+            <w:rStyle w:val="aa"/>
+            <w:rFonts w:cs="Times New Roman"/>
+            <w:szCs w:val="28"/>
+            <w:lang w:val="en-US"/>
+          </w:rPr>
+          <w:t>com</w:t>
+        </w:r>
+        <w:r>
+          <w:rPr>
+            <w:rStyle w:val="aa"/>
+            <w:rFonts w:cs="Times New Roman"/>
+            <w:szCs w:val="28"/>
+          </w:rPr>
+          <w:t>/</w:t>
+        </w:r>
+        <w:proofErr w:type="spellStart"/>
+        <w:r>
+          <w:rPr>
+            <w:rStyle w:val="aa"/>
+            <w:rFonts w:cs="Times New Roman"/>
+            <w:szCs w:val="28"/>
+            <w:lang w:val="en-US"/>
+          </w:rPr>
+          <w:t>ru</w:t>
+        </w:r>
+        <w:proofErr w:type="spellEnd"/>
+        <w:r>
+          <w:rPr>
+            <w:rStyle w:val="aa"/>
+            <w:rFonts w:cs="Times New Roman"/>
+            <w:szCs w:val="28"/>
+          </w:rPr>
+          <w:t>/</w:t>
+        </w:r>
+        <w:r>
+          <w:rPr>
+            <w:rStyle w:val="aa"/>
+            <w:rFonts w:cs="Times New Roman"/>
+            <w:szCs w:val="28"/>
+            <w:lang w:val="en-US"/>
+          </w:rPr>
+          <w:t>articles</w:t>
+        </w:r>
+        <w:r>
+          <w:rPr>
+            <w:rStyle w:val="aa"/>
+            <w:rFonts w:cs="Times New Roman"/>
+            <w:szCs w:val="28"/>
+          </w:rPr>
+          <w:t>/136046/</w:t>
+        </w:r>
+      </w:hyperlink>
+      <w:r>
+        <w:rPr>
+          <w:rFonts w:cs="Times New Roman"/>
+          <w:color w:val="000000" w:themeColor="text1"/>
+          <w:szCs w:val="28"/>
+        </w:rPr>
         <w:t xml:space="preserve"> </w:t>
       </w:r>
       <w:r>
-        <w:t>ресурс</w:t>
-      </w:r>
-      <w:r>
-        <w:rPr>
-          <w:lang w:val="en-US"/>
-        </w:rPr>
-        <w:t xml:space="preserve">] // </w:t>
-      </w:r>
-      <w:r>
-        <w:rPr>
-          <w:rFonts w:cs="Times New Roman"/>
-          <w:lang w:val="en-US"/>
-        </w:rPr>
-        <w:t>habr.com</w:t>
-      </w:r>
-      <w:r>
-        <w:rPr>
-          <w:lang w:val="en-US"/>
-        </w:rPr>
-        <w:t xml:space="preserve">. — 2012. — URL: </w:t>
-      </w:r>
-      <w:r>
-        <w:rPr>
-          <w:rFonts w:cs="Times New Roman"/>
-          <w:color w:val="000000" w:themeColor="text1"/>
-          <w:szCs w:val="28"/>
-          <w:lang w:val="en-US"/>
-        </w:rPr>
-        <w:t>https://habr.com/ru/articles/136046/</w:t>
+        <w:rPr>
+          <w:rFonts w:cs="Times New Roman"/>
+        </w:rPr>
+        <w:t>(дата обращения 0</w:t>
+      </w:r>
+      <w:r>
+        <w:rPr>
+          <w:rFonts w:cs="Times New Roman"/>
+        </w:rPr>
+        <w:t>2</w:t>
+      </w:r>
+      <w:r>
+        <w:rPr>
+          <w:rFonts w:cs="Times New Roman"/>
+        </w:rPr>
+        <w:t>.01.2026).</w:t>
       </w:r>
     </w:p>
     <w:p>
@@ -10682,12 +11498,32 @@
           <w:szCs w:val="28"/>
           <w:lang w:val="en-US"/>
         </w:rPr>
-        <w:t xml:space="preserve">Securing the open source supply chain: The essential role of CVEs </w:t>
-      </w:r>
-      <w:r>
-        <w:rPr>
+        <w:t xml:space="preserve">Securing the </w:t>
+      </w:r>
+      <w:proofErr w:type="gramStart"/>
+      <w:r>
+        <w:rPr>
+          <w:rFonts w:cs="Times New Roman"/>
+          <w:color w:val="000000" w:themeColor="text1"/>
+          <w:szCs w:val="28"/>
           <w:lang w:val="en-US"/>
         </w:rPr>
+        <w:t>open source</w:t>
+      </w:r>
+      <w:proofErr w:type="gramEnd"/>
+      <w:r>
+        <w:rPr>
+          <w:rFonts w:cs="Times New Roman"/>
+          <w:color w:val="000000" w:themeColor="text1"/>
+          <w:szCs w:val="28"/>
+          <w:lang w:val="en-US"/>
+        </w:rPr>
+        <w:t xml:space="preserve"> supply chain: The essential role of CVEs </w:t>
+      </w:r>
+      <w:r>
+        <w:rPr>
+          <w:lang w:val="en-US"/>
+        </w:rPr>
         <w:t>[</w:t>
       </w:r>
       <w:r>
@@ -10709,6 +11545,7 @@
         <w:t xml:space="preserve">] // </w:t>
       </w:r>
       <w:proofErr w:type="spellStart"/>
+      <w:proofErr w:type="gramStart"/>
       <w:r>
         <w:rPr>
           <w:rFonts w:cs="Times New Roman"/>
@@ -10717,6 +11554,7 @@
         <w:t>github.blog</w:t>
       </w:r>
       <w:proofErr w:type="spellEnd"/>
+      <w:proofErr w:type="gramEnd"/>
       <w:r>
         <w:rPr>
           <w:lang w:val="en-US"/>
@@ -10735,12 +11573,69 @@
         </w:rPr>
         <w:t xml:space="preserve">. — URL: </w:t>
       </w:r>
+      <w:hyperlink r:id="rId21" w:history="1">
+        <w:r>
+          <w:rPr>
+            <w:rStyle w:val="aa"/>
+            <w:rFonts w:cs="Times New Roman"/>
+            <w:lang w:val="en-US"/>
+          </w:rPr>
+          <w:t>https://github.blog/security/supply-chain-security/securing-the-open-source-supply-chain-the-essential-role-of-cves/</w:t>
+        </w:r>
+      </w:hyperlink>
       <w:r>
         <w:rPr>
           <w:rFonts w:cs="Times New Roman"/>
           <w:lang w:val="en-US"/>
         </w:rPr>
-        <w:t>https://github.blog/security/supply-chain-security/securing-the-open-source-supply-chain-the-essential-role-of-cves/</w:t>
+        <w:t xml:space="preserve"> </w:t>
+      </w:r>
+      <w:r>
+        <w:rPr>
+          <w:rFonts w:cs="Times New Roman"/>
+          <w:lang w:val="en-US"/>
+        </w:rPr>
+        <w:t>(</w:t>
+      </w:r>
+      <w:r>
+        <w:rPr>
+          <w:rFonts w:cs="Times New Roman"/>
+        </w:rPr>
+        <w:t>дата</w:t>
+      </w:r>
+      <w:r>
+        <w:rPr>
+          <w:rFonts w:cs="Times New Roman"/>
+          <w:lang w:val="en-US"/>
+        </w:rPr>
+        <w:t xml:space="preserve"> </w:t>
+      </w:r>
+      <w:r>
+        <w:rPr>
+          <w:rFonts w:cs="Times New Roman"/>
+        </w:rPr>
+        <w:t>обращения</w:t>
+      </w:r>
+      <w:r>
+        <w:rPr>
+          <w:rFonts w:cs="Times New Roman"/>
+          <w:lang w:val="en-US"/>
+        </w:rPr>
+        <w:t xml:space="preserve"> 0</w:t>
+      </w:r>
+      <w:r>
+        <w:rPr>
+          <w:rFonts w:cs="Times New Roman"/>
+          <w:lang w:val="en-US"/>
+        </w:rPr>
+        <w:t>3</w:t>
+      </w:r>
+      <w:r>
+        <w:rPr>
+          <w:rFonts w:cs="Times New Roman"/>
+          <w:lang w:val="en-US"/>
+        </w:rPr>
+        <w:t>.01.2026).</w:t>
       </w:r>
     </w:p>
     <w:p>
@@ -10812,12 +11707,69 @@
         </w:rPr>
         <w:t xml:space="preserve">. — URL: </w:t>
       </w:r>
+      <w:hyperlink r:id="rId22" w:history="1">
+        <w:r>
+          <w:rPr>
+            <w:rStyle w:val="aa"/>
+            <w:rFonts w:cs="Times New Roman"/>
+            <w:lang w:val="en-US"/>
+          </w:rPr>
+          <w:t>https://en.wikipedia.org/wiki/Usage_share_of_operating_systems</w:t>
+        </w:r>
+      </w:hyperlink>
       <w:r>
         <w:rPr>
           <w:rFonts w:cs="Times New Roman"/>
           <w:lang w:val="en-US"/>
         </w:rPr>
-        <w:t>https://en.wikipedia.org/wiki/Usage_share_of_operating_systems</w:t>
+        <w:t xml:space="preserve"> </w:t>
+      </w:r>
+      <w:r>
+        <w:rPr>
+          <w:rFonts w:cs="Times New Roman"/>
+          <w:lang w:val="en-US"/>
+        </w:rPr>
+        <w:t>(</w:t>
+      </w:r>
+      <w:r>
+        <w:rPr>
+          <w:rFonts w:cs="Times New Roman"/>
+        </w:rPr>
+        <w:t>дата</w:t>
+      </w:r>
+      <w:r>
+        <w:rPr>
+          <w:rFonts w:cs="Times New Roman"/>
+          <w:lang w:val="en-US"/>
+        </w:rPr>
+        <w:t xml:space="preserve"> </w:t>
+      </w:r>
+      <w:r>
+        <w:rPr>
+          <w:rFonts w:cs="Times New Roman"/>
+        </w:rPr>
+        <w:t>обращения</w:t>
+      </w:r>
+      <w:r>
+        <w:rPr>
+          <w:rFonts w:cs="Times New Roman"/>
+          <w:lang w:val="en-US"/>
+        </w:rPr>
+        <w:t xml:space="preserve"> 0</w:t>
+      </w:r>
+      <w:r>
+        <w:rPr>
+          <w:rFonts w:cs="Times New Roman"/>
+          <w:lang w:val="en-US"/>
+        </w:rPr>
+        <w:t>3</w:t>
+      </w:r>
+      <w:r>
+        <w:rPr>
+          <w:rFonts w:cs="Times New Roman"/>
+          <w:lang w:val="en-US"/>
+        </w:rPr>
+        <w:t>.01.2026).</w:t>
       </w:r>
     </w:p>
     <w:p>
@@ -10865,7 +11817,40 @@
         <w:rPr>
           <w:rFonts w:cs="Times New Roman"/>
         </w:rPr>
-        <w:t xml:space="preserve"> https://www.securitylab.ru/blog/personal/paragraph/354220.php</w:t>
+        <w:t xml:space="preserve"> </w:t>
+      </w:r>
+      <w:hyperlink r:id="rId23" w:history="1">
+        <w:r>
+          <w:rPr>
+            <w:rStyle w:val="aa"/>
+            <w:rFonts w:cs="Times New Roman"/>
+          </w:rPr>
+          <w:t>https://www.securitylab.ru/blog/personal/paragraph/354220.php</w:t>
+        </w:r>
+      </w:hyperlink>
+      <w:r>
+        <w:rPr>
+          <w:rFonts w:cs="Times New Roman"/>
+        </w:rPr>
+        <w:t xml:space="preserve"> </w:t>
+      </w:r>
+      <w:r>
+        <w:rPr>
+          <w:rFonts w:cs="Times New Roman"/>
+        </w:rPr>
+        <w:t>(дата обращения 0</w:t>
+      </w:r>
+      <w:r>
+        <w:rPr>
+          <w:rFonts w:cs="Times New Roman"/>
+        </w:rPr>
+        <w:t>3</w:t>
+      </w:r>
+      <w:r>
+        <w:rPr>
+          <w:rFonts w:cs="Times New Roman"/>
+        </w:rPr>
+        <w:t>.01.2026).</w:t>
       </w:r>
     </w:p>
     <w:p>
@@ -10876,10 +11861,24 @@
           <w:numId w:val="8"/>
         </w:numPr>
         <w:jc w:val="both"/>
-        <w:rPr>
+      </w:pPr>
+      <w:r>
+        <w:rPr>
+          <w:rFonts w:cs="Times New Roman"/>
+          <w:color w:val="000000" w:themeColor="text1"/>
+          <w:szCs w:val="28"/>
           <w:lang w:val="en-US"/>
         </w:rPr>
-      </w:pPr>
+        <w:t>Obligations</w:t>
+      </w:r>
+      <w:r>
+        <w:rPr>
+          <w:rFonts w:cs="Times New Roman"/>
+          <w:color w:val="000000" w:themeColor="text1"/>
+          <w:szCs w:val="28"/>
+        </w:rPr>
+        <w:t xml:space="preserve"> </w:t>
+      </w:r>
       <w:r>
         <w:rPr>
           <w:rFonts w:cs="Times New Roman"/>
@@ -10887,53 +11886,307 @@
           <w:szCs w:val="28"/>
           <w:lang w:val="en-US"/>
         </w:rPr>
-        <w:t xml:space="preserve">Obligations of the GPL and LGPL </w:t>
-      </w:r>
-      <w:r>
-        <w:rPr>
+        <w:t>of</w:t>
+      </w:r>
+      <w:r>
+        <w:rPr>
+          <w:rFonts w:cs="Times New Roman"/>
+          <w:color w:val="000000" w:themeColor="text1"/>
+          <w:szCs w:val="28"/>
+        </w:rPr>
+        <w:t xml:space="preserve"> </w:t>
+      </w:r>
+      <w:r>
+        <w:rPr>
+          <w:rFonts w:cs="Times New Roman"/>
+          <w:color w:val="000000" w:themeColor="text1"/>
+          <w:szCs w:val="28"/>
           <w:lang w:val="en-US"/>
         </w:rPr>
+        <w:t>the</w:t>
+      </w:r>
+      <w:r>
+        <w:rPr>
+          <w:rFonts w:cs="Times New Roman"/>
+          <w:color w:val="000000" w:themeColor="text1"/>
+          <w:szCs w:val="28"/>
+        </w:rPr>
+        <w:t xml:space="preserve"> </w:t>
+      </w:r>
+      <w:r>
+        <w:rPr>
+          <w:rFonts w:cs="Times New Roman"/>
+          <w:color w:val="000000" w:themeColor="text1"/>
+          <w:szCs w:val="28"/>
+          <w:lang w:val="en-US"/>
+        </w:rPr>
+        <w:t>GPL</w:t>
+      </w:r>
+      <w:r>
+        <w:rPr>
+          <w:rFonts w:cs="Times New Roman"/>
+          <w:color w:val="000000" w:themeColor="text1"/>
+          <w:szCs w:val="28"/>
+        </w:rPr>
+        <w:t xml:space="preserve"> </w:t>
+      </w:r>
+      <w:r>
+        <w:rPr>
+          <w:rFonts w:cs="Times New Roman"/>
+          <w:color w:val="000000" w:themeColor="text1"/>
+          <w:szCs w:val="28"/>
+          <w:lang w:val="en-US"/>
+        </w:rPr>
+        <w:t>and</w:t>
+      </w:r>
+      <w:r>
+        <w:rPr>
+          <w:rFonts w:cs="Times New Roman"/>
+          <w:color w:val="000000" w:themeColor="text1"/>
+          <w:szCs w:val="28"/>
+        </w:rPr>
+        <w:t xml:space="preserve"> </w:t>
+      </w:r>
+      <w:r>
+        <w:rPr>
+          <w:rFonts w:cs="Times New Roman"/>
+          <w:color w:val="000000" w:themeColor="text1"/>
+          <w:szCs w:val="28"/>
+          <w:lang w:val="en-US"/>
+        </w:rPr>
+        <w:t>LGPL</w:t>
+      </w:r>
+      <w:r>
+        <w:rPr>
+          <w:rFonts w:cs="Times New Roman"/>
+          <w:color w:val="000000" w:themeColor="text1"/>
+          <w:szCs w:val="28"/>
+        </w:rPr>
+        <w:t xml:space="preserve"> </w:t>
+      </w:r>
+      <w:r>
         <w:t>[</w:t>
       </w:r>
       <w:r>
         <w:t>Электронный</w:t>
       </w:r>
       <w:r>
-        <w:rPr>
+        <w:t xml:space="preserve"> </w:t>
+      </w:r>
+      <w:r>
+        <w:t>ресурс</w:t>
+      </w:r>
+      <w:r>
+        <w:t xml:space="preserve">] // </w:t>
+      </w:r>
+      <w:proofErr w:type="spellStart"/>
+      <w:r>
+        <w:rPr>
+          <w:rFonts w:cs="Times New Roman"/>
           <w:lang w:val="en-US"/>
         </w:rPr>
+        <w:t>habr</w:t>
+      </w:r>
+      <w:proofErr w:type="spellEnd"/>
+      <w:r>
+        <w:rPr>
+          <w:rFonts w:cs="Times New Roman"/>
+        </w:rPr>
+        <w:t>.</w:t>
+      </w:r>
+      <w:r>
+        <w:rPr>
+          <w:rFonts w:cs="Times New Roman"/>
+          <w:lang w:val="en-US"/>
+        </w:rPr>
+        <w:t>com</w:t>
+      </w:r>
+      <w:r>
+        <w:t xml:space="preserve">. — 2021. — </w:t>
+      </w:r>
+      <w:r>
+        <w:rPr>
+          <w:lang w:val="en-US"/>
+        </w:rPr>
+        <w:t>URL</w:t>
+      </w:r>
+      <w:r>
+        <w:t xml:space="preserve">: </w:t>
+      </w:r>
+      <w:hyperlink r:id="rId24" w:history="1">
+        <w:r>
+          <w:rPr>
+            <w:rStyle w:val="aa"/>
+            <w:rFonts w:cs="Times New Roman"/>
+            <w:szCs w:val="28"/>
+            <w:lang w:val="en-US"/>
+          </w:rPr>
+          <w:t>https</w:t>
+        </w:r>
+        <w:r>
+          <w:rPr>
+            <w:rStyle w:val="aa"/>
+            <w:rFonts w:cs="Times New Roman"/>
+            <w:szCs w:val="28"/>
+          </w:rPr>
+          <w:t>://</w:t>
+        </w:r>
+        <w:r>
+          <w:rPr>
+            <w:rStyle w:val="aa"/>
+            <w:rFonts w:cs="Times New Roman"/>
+            <w:szCs w:val="28"/>
+            <w:lang w:val="en-US"/>
+          </w:rPr>
+          <w:t>www</w:t>
+        </w:r>
+        <w:r>
+          <w:rPr>
+            <w:rStyle w:val="aa"/>
+            <w:rFonts w:cs="Times New Roman"/>
+            <w:szCs w:val="28"/>
+          </w:rPr>
+          <w:t>.</w:t>
+        </w:r>
+        <w:r>
+          <w:rPr>
+            <w:rStyle w:val="aa"/>
+            <w:rFonts w:cs="Times New Roman"/>
+            <w:szCs w:val="28"/>
+            <w:lang w:val="en-US"/>
+          </w:rPr>
+          <w:t>qt</w:t>
+        </w:r>
+        <w:r>
+          <w:rPr>
+            <w:rStyle w:val="aa"/>
+            <w:rFonts w:cs="Times New Roman"/>
+            <w:szCs w:val="28"/>
+          </w:rPr>
+          <w:t>.</w:t>
+        </w:r>
+        <w:r>
+          <w:rPr>
+            <w:rStyle w:val="aa"/>
+            <w:rFonts w:cs="Times New Roman"/>
+            <w:szCs w:val="28"/>
+            <w:lang w:val="en-US"/>
+          </w:rPr>
+          <w:t>io</w:t>
+        </w:r>
+        <w:r>
+          <w:rPr>
+            <w:rStyle w:val="aa"/>
+            <w:rFonts w:cs="Times New Roman"/>
+            <w:szCs w:val="28"/>
+          </w:rPr>
+          <w:t>/</w:t>
+        </w:r>
+        <w:r>
+          <w:rPr>
+            <w:rStyle w:val="aa"/>
+            <w:rFonts w:cs="Times New Roman"/>
+            <w:szCs w:val="28"/>
+            <w:lang w:val="en-US"/>
+          </w:rPr>
+          <w:t>licensing</w:t>
+        </w:r>
+        <w:r>
+          <w:rPr>
+            <w:rStyle w:val="aa"/>
+            <w:rFonts w:cs="Times New Roman"/>
+            <w:szCs w:val="28"/>
+          </w:rPr>
+          <w:t>/</w:t>
+        </w:r>
+        <w:r>
+          <w:rPr>
+            <w:rStyle w:val="aa"/>
+            <w:rFonts w:cs="Times New Roman"/>
+            <w:szCs w:val="28"/>
+            <w:lang w:val="en-US"/>
+          </w:rPr>
+          <w:t>open</w:t>
+        </w:r>
+        <w:r>
+          <w:rPr>
+            <w:rStyle w:val="aa"/>
+            <w:rFonts w:cs="Times New Roman"/>
+            <w:szCs w:val="28"/>
+          </w:rPr>
+          <w:t>-</w:t>
+        </w:r>
+        <w:r>
+          <w:rPr>
+            <w:rStyle w:val="aa"/>
+            <w:rFonts w:cs="Times New Roman"/>
+            <w:szCs w:val="28"/>
+            <w:lang w:val="en-US"/>
+          </w:rPr>
+          <w:t>source</w:t>
+        </w:r>
+        <w:r>
+          <w:rPr>
+            <w:rStyle w:val="aa"/>
+            <w:rFonts w:cs="Times New Roman"/>
+            <w:szCs w:val="28"/>
+          </w:rPr>
+          <w:t>-</w:t>
+        </w:r>
+        <w:proofErr w:type="spellStart"/>
+        <w:r>
+          <w:rPr>
+            <w:rStyle w:val="aa"/>
+            <w:rFonts w:cs="Times New Roman"/>
+            <w:szCs w:val="28"/>
+            <w:lang w:val="en-US"/>
+          </w:rPr>
+          <w:t>lgpl</w:t>
+        </w:r>
+        <w:proofErr w:type="spellEnd"/>
+        <w:r>
+          <w:rPr>
+            <w:rStyle w:val="aa"/>
+            <w:rFonts w:cs="Times New Roman"/>
+            <w:szCs w:val="28"/>
+          </w:rPr>
+          <w:t>-</w:t>
+        </w:r>
+        <w:r>
+          <w:rPr>
+            <w:rStyle w:val="aa"/>
+            <w:rFonts w:cs="Times New Roman"/>
+            <w:szCs w:val="28"/>
+            <w:lang w:val="en-US"/>
+          </w:rPr>
+          <w:t>obligations</w:t>
+        </w:r>
+      </w:hyperlink>
+      <w:r>
+        <w:rPr>
+          <w:rFonts w:cs="Times New Roman"/>
+          <w:color w:val="000000" w:themeColor="text1"/>
+          <w:szCs w:val="28"/>
+        </w:rPr>
         <w:t xml:space="preserve"> </w:t>
       </w:r>
       <w:r>
-        <w:t>ресурс</w:t>
-      </w:r>
-      <w:r>
-        <w:rPr>
-          <w:lang w:val="en-US"/>
-        </w:rPr>
-        <w:t xml:space="preserve">] // </w:t>
-      </w:r>
-      <w:r>
-        <w:rPr>
-          <w:rFonts w:cs="Times New Roman"/>
-          <w:lang w:val="en-US"/>
-        </w:rPr>
-        <w:t>habr.com</w:t>
-      </w:r>
-      <w:r>
-        <w:rPr>
-          <w:lang w:val="en-US"/>
-        </w:rPr>
-        <w:t xml:space="preserve">. — 2021. — URL: </w:t>
-      </w:r>
-      <w:r>
-        <w:rPr>
-          <w:rFonts w:cs="Times New Roman"/>
-          <w:color w:val="000000" w:themeColor="text1"/>
-          <w:szCs w:val="28"/>
-          <w:lang w:val="en-US"/>
-        </w:rPr>
-        <w:t>https://www.qt.io/licensing/open-source-lgpl-obligations</w:t>
+        <w:rPr>
+          <w:rFonts w:cs="Times New Roman"/>
+        </w:rPr>
+        <w:t>(дата обращения 0</w:t>
+      </w:r>
+      <w:r>
+        <w:rPr>
+          <w:rFonts w:cs="Times New Roman"/>
+        </w:rPr>
+        <w:t>3</w:t>
+      </w:r>
+      <w:r>
+        <w:rPr>
+          <w:rFonts w:cs="Times New Roman"/>
+        </w:rPr>
+        <w:t>.01.2026).</w:t>
       </w:r>
     </w:p>
     <w:p>
@@ -10965,11 +12218,20 @@
       <w:r>
         <w:t xml:space="preserve">. — 2021. — URL: </w:t>
       </w:r>
-      <w:r>
-        <w:rPr>
-          <w:rFonts w:cs="Times New Roman"/>
-        </w:rPr>
-        <w:t>https://habr.com/ru/articles/538764/</w:t>
+      <w:hyperlink r:id="rId25" w:history="1">
+        <w:r>
+          <w:rPr>
+            <w:rStyle w:val="aa"/>
+            <w:rFonts w:cs="Times New Roman"/>
+          </w:rPr>
+          <w:t>https://habr.com/ru/articles/538764/</w:t>
+        </w:r>
+      </w:hyperlink>
+      <w:r>
+        <w:rPr>
+          <w:rFonts w:cs="Times New Roman"/>
+        </w:rPr>
+        <w:t xml:space="preserve"> (дата обращения 04.01.2026).</w:t>
       </w:r>
     </w:p>
     <w:p>
@@ -10986,12 +12248,12 @@
       <w:pPr>
         <w:pStyle w:val="1"/>
       </w:pPr>
-      <w:bookmarkStart w:id="45" w:name="_Toc219378720"/>
+      <w:bookmarkStart w:id="44" w:name="_Toc219378720"/>
       <w:r>
         <w:lastRenderedPageBreak/>
         <w:t>ПРИЛОЖЕНИЕ</w:t>
       </w:r>
-      <w:bookmarkEnd w:id="45"/>
+      <w:bookmarkEnd w:id="44"/>
     </w:p>
     <w:p>
       <w:pPr>
@@ -11068,7 +12330,23 @@
           <w:color w:val="000000" w:themeColor="text1"/>
           <w:szCs w:val="28"/>
         </w:rPr>
-        <w:t>Рис. П1.1 График количества найденных уязвимостей по годам</w:t>
+        <w:t>Рис</w:t>
+      </w:r>
+      <w:r>
+        <w:rPr>
+          <w:rFonts w:cs="Times New Roman"/>
+          <w:color w:val="000000" w:themeColor="text1"/>
+          <w:szCs w:val="28"/>
+        </w:rPr>
+        <w:t>унок 1.1 -</w:t>
+      </w:r>
+      <w:r>
+        <w:rPr>
+          <w:rFonts w:cs="Times New Roman"/>
+          <w:color w:val="000000" w:themeColor="text1"/>
+          <w:szCs w:val="28"/>
+        </w:rPr>
+        <w:t xml:space="preserve"> График количества найденных уязвимостей по годам</w:t>
       </w:r>
     </w:p>
     <w:p>
@@ -11147,15 +12425,15 @@
           <w:color w:val="000000" w:themeColor="text1"/>
           <w:szCs w:val="28"/>
         </w:rPr>
-        <w:t>Рис. П1.</w:t>
-      </w:r>
-      <w:r>
-        <w:rPr>
-          <w:rFonts w:cs="Times New Roman"/>
-          <w:color w:val="000000" w:themeColor="text1"/>
-          <w:szCs w:val="28"/>
-        </w:rPr>
-        <w:t>2</w:t>
+        <w:t>Рис</w:t>
+      </w:r>
+      <w:r>
+        <w:rPr>
+          <w:rFonts w:cs="Times New Roman"/>
+          <w:color w:val="000000" w:themeColor="text1"/>
+          <w:szCs w:val="28"/>
+        </w:rPr>
+        <w:t>унок 1.2 -</w:t>
       </w:r>
       <w:r>
         <w:rPr>
@@ -11261,23 +12539,15 @@
           <w:color w:val="000000" w:themeColor="text1"/>
           <w:szCs w:val="28"/>
         </w:rPr>
-        <w:t>Рис. П1.</w:t>
-      </w:r>
-      <w:r>
-        <w:rPr>
-          <w:rFonts w:cs="Times New Roman"/>
-          <w:color w:val="000000" w:themeColor="text1"/>
-          <w:szCs w:val="28"/>
-        </w:rPr>
-        <w:t>3</w:t>
-      </w:r>
-      <w:r>
-        <w:rPr>
-          <w:rFonts w:cs="Times New Roman"/>
-          <w:color w:val="000000" w:themeColor="text1"/>
-          <w:szCs w:val="28"/>
-        </w:rPr>
-        <w:t xml:space="preserve"> </w:t>
+        <w:t>Рис</w:t>
+      </w:r>
+      <w:r>
+        <w:rPr>
+          <w:rFonts w:cs="Times New Roman"/>
+          <w:color w:val="000000" w:themeColor="text1"/>
+          <w:szCs w:val="28"/>
+        </w:rPr>
+        <w:t xml:space="preserve">унок 1.3 - </w:t>
       </w:r>
       <w:r>
         <w:rPr>
@@ -11373,15 +12643,7 @@
           <w:color w:val="000000" w:themeColor="text1"/>
           <w:szCs w:val="28"/>
         </w:rPr>
-        <w:t>Рис. П1.</w:t>
-      </w:r>
-      <w:r>
-        <w:rPr>
-          <w:rFonts w:cs="Times New Roman"/>
-          <w:color w:val="000000" w:themeColor="text1"/>
-          <w:szCs w:val="28"/>
-        </w:rPr>
-        <w:t>4</w:t>
+        <w:t>Рисунок 1.4 -</w:t>
       </w:r>
       <w:r>
         <w:rPr>
@@ -11486,15 +12748,15 @@
           <w:color w:val="000000" w:themeColor="text1"/>
           <w:szCs w:val="28"/>
         </w:rPr>
-        <w:t>Рис. П1.</w:t>
-      </w:r>
-      <w:r>
-        <w:rPr>
-          <w:rFonts w:cs="Times New Roman"/>
-          <w:color w:val="000000" w:themeColor="text1"/>
-          <w:szCs w:val="28"/>
-        </w:rPr>
-        <w:t>5</w:t>
+        <w:t>Рис</w:t>
+      </w:r>
+      <w:r>
+        <w:rPr>
+          <w:rFonts w:cs="Times New Roman"/>
+          <w:color w:val="000000" w:themeColor="text1"/>
+          <w:szCs w:val="28"/>
+        </w:rPr>
+        <w:t>унок 1.5 -</w:t>
       </w:r>
       <w:r>
         <w:rPr>
@@ -11590,16 +12852,19 @@
       </w:r>
     </w:p>
     <w:p>
+      <w:pPr>
+        <w:ind w:firstLine="0"/>
+      </w:pPr>
       <w:r>
         <w:rPr>
           <w:noProof/>
         </w:rPr>
         <w:lastRenderedPageBreak/>
         <w:drawing>
-          <wp:inline distT="0" distB="0" distL="0" distR="0" wp14:anchorId="35D23DFE" wp14:editId="5DA0FD62">
-            <wp:extent cx="5030038" cy="8298180"/>
-            <wp:effectExtent l="0" t="0" r="0" b="7620"/>
-            <wp:docPr id="22" name="Рисунок 22"/>
+          <wp:inline distT="0" distB="0" distL="0" distR="0" wp14:anchorId="368670C8" wp14:editId="4A1FDAA4">
+            <wp:extent cx="5939790" cy="6317615"/>
+            <wp:effectExtent l="0" t="0" r="3810" b="6985"/>
+            <wp:docPr id="1076244211" name="Рисунок 3"/>
             <wp:cNvGraphicFramePr>
               <a:graphicFrameLocks xmlns:a="http://schemas.openxmlformats.org/drawingml/2006/main" noChangeAspect="1"/>
             </wp:cNvGraphicFramePr>
@@ -11607,13 +12872,13 @@
               <a:graphicData uri="http://schemas.openxmlformats.org/drawingml/2006/picture">
                 <pic:pic xmlns:pic="http://schemas.openxmlformats.org/drawingml/2006/picture">
                   <pic:nvPicPr>
-                    <pic:cNvPr id="0" name="Picture 7"/>
+                    <pic:cNvPr id="0" name="Picture 6"/>
                     <pic:cNvPicPr>
                       <a:picLocks noChangeAspect="1" noChangeArrowheads="1"/>
                     </pic:cNvPicPr>
                   </pic:nvPicPr>
                   <pic:blipFill>
-                    <a:blip r:embed="rId18">
+                    <a:blip r:embed="rId16">
                       <a:extLst>
                         <a:ext uri="{28A0092B-C50C-407E-A947-70E740481C1C}">
                           <a14:useLocalDpi xmlns:a14="http://schemas.microsoft.com/office/drawing/2010/main" val="0"/>
@@ -11628,7 +12893,7 @@
                   <pic:spPr bwMode="auto">
                     <a:xfrm>
                       <a:off x="0" y="0"/>
-                      <a:ext cx="5036532" cy="8308893"/>
+                      <a:ext cx="5939790" cy="6317615"/>
                     </a:xfrm>
                     <a:prstGeom prst="rect">
                       <a:avLst/>
@@ -11656,31 +12921,15 @@
           <w:color w:val="000000" w:themeColor="text1"/>
           <w:szCs w:val="28"/>
         </w:rPr>
-        <w:t>Рис. П</w:t>
-      </w:r>
-      <w:r>
-        <w:rPr>
-          <w:rFonts w:cs="Times New Roman"/>
-          <w:color w:val="000000" w:themeColor="text1"/>
-          <w:szCs w:val="28"/>
-        </w:rPr>
-        <w:t>3</w:t>
-      </w:r>
-      <w:r>
-        <w:rPr>
-          <w:rFonts w:cs="Times New Roman"/>
-          <w:color w:val="000000" w:themeColor="text1"/>
-          <w:szCs w:val="28"/>
-        </w:rPr>
-        <w:t>.</w:t>
-      </w:r>
-      <w:r>
-        <w:rPr>
-          <w:rFonts w:cs="Times New Roman"/>
-          <w:color w:val="000000" w:themeColor="text1"/>
-          <w:szCs w:val="28"/>
-        </w:rPr>
-        <w:t>1</w:t>
+        <w:t>Рис</w:t>
+      </w:r>
+      <w:r>
+        <w:rPr>
+          <w:rFonts w:cs="Times New Roman"/>
+          <w:color w:val="000000" w:themeColor="text1"/>
+          <w:szCs w:val="28"/>
+        </w:rPr>
+        <w:t>унок 3.1 -</w:t>
       </w:r>
       <w:r>
         <w:rPr>
@@ -12051,7 +13300,7 @@
                     </pic:cNvPicPr>
                   </pic:nvPicPr>
                   <pic:blipFill>
-                    <a:blip r:embed="rId19">
+                    <a:blip r:embed="rId26">
                       <a:extLst>
                         <a:ext uri="{28A0092B-C50C-407E-A947-70E740481C1C}">
                           <a14:useLocalDpi xmlns:a14="http://schemas.microsoft.com/office/drawing/2010/main" val="0"/>
@@ -12133,8 +13382,8 @@
       </w:pPr>
     </w:p>
     <w:sectPr>
-      <w:footerReference w:type="default" r:id="rId20"/>
-      <w:footerReference w:type="first" r:id="rId21"/>
+      <w:footerReference w:type="default" r:id="rId27"/>
+      <w:footerReference w:type="first" r:id="rId28"/>
       <w:pgSz w:w="11906" w:h="16838"/>
       <w:pgMar w:top="1134" w:right="851" w:bottom="1134" w:left="1701" w:header="709" w:footer="709" w:gutter="0"/>
       <w:cols w:space="708"/>
@@ -15383,6 +16632,76 @@
       <w:lang w:eastAsia="ru-RU"/>
     </w:rPr>
   </w:style>
+  <w:style w:type="character" w:styleId="ad">
+    <w:name w:val="annotation reference"/>
+    <w:basedOn w:val="a0"/>
+    <w:uiPriority w:val="99"/>
+    <w:semiHidden/>
+    <w:unhideWhenUsed/>
+    <w:rsid w:val="0008517E"/>
+    <w:rPr>
+      <w:sz w:val="16"/>
+      <w:szCs w:val="16"/>
+    </w:rPr>
+  </w:style>
+  <w:style w:type="paragraph" w:styleId="ae">
+    <w:name w:val="annotation text"/>
+    <w:basedOn w:val="a"/>
+    <w:link w:val="af"/>
+    <w:uiPriority w:val="99"/>
+    <w:semiHidden/>
+    <w:unhideWhenUsed/>
+    <w:rsid w:val="0008517E"/>
+    <w:pPr>
+      <w:spacing w:line="240" w:lineRule="auto"/>
+    </w:pPr>
+    <w:rPr>
+      <w:sz w:val="20"/>
+      <w:szCs w:val="20"/>
+    </w:rPr>
+  </w:style>
+  <w:style w:type="character" w:customStyle="1" w:styleId="af">
+    <w:name w:val="Текст примечания Знак"/>
+    <w:basedOn w:val="a0"/>
+    <w:link w:val="ae"/>
+    <w:uiPriority w:val="99"/>
+    <w:semiHidden/>
+    <w:rsid w:val="0008517E"/>
+    <w:rPr>
+      <w:rFonts w:ascii="Times New Roman" w:hAnsi="Times New Roman"/>
+      <w:sz w:val="20"/>
+      <w:szCs w:val="20"/>
+    </w:rPr>
+  </w:style>
+  <w:style w:type="paragraph" w:styleId="af0">
+    <w:name w:val="annotation subject"/>
+    <w:basedOn w:val="ae"/>
+    <w:next w:val="ae"/>
+    <w:link w:val="af1"/>
+    <w:uiPriority w:val="99"/>
+    <w:semiHidden/>
+    <w:unhideWhenUsed/>
+    <w:rsid w:val="0008517E"/>
+    <w:rPr>
+      <w:b/>
+      <w:bCs/>
+    </w:rPr>
+  </w:style>
+  <w:style w:type="character" w:customStyle="1" w:styleId="af1">
+    <w:name w:val="Тема примечания Знак"/>
+    <w:basedOn w:val="af"/>
+    <w:link w:val="af0"/>
+    <w:uiPriority w:val="99"/>
+    <w:semiHidden/>
+    <w:rsid w:val="0008517E"/>
+    <w:rPr>
+      <w:rFonts w:ascii="Times New Roman" w:hAnsi="Times New Roman"/>
+      <w:b/>
+      <w:bCs/>
+      <w:sz w:val="20"/>
+      <w:szCs w:val="20"/>
+    </w:rPr>
+  </w:style>
 </w:styles>
 </file>
 

--- a/PZ and plakat/alpha_pz/Бородин_11_жуковский.docx
+++ b/PZ and plakat/alpha_pz/Бородин_11_жуковский.docx
@@ -1,6 +1,6 @@
 
 <file path=word/document.xml><?xml version="1.0" encoding="utf-8"?>
-<w:document xmlns:wpc="http://schemas.microsoft.com/office/word/2010/wordprocessingCanvas" xmlns:cx="http://schemas.microsoft.com/office/drawing/2014/chartex" xmlns:cx1="http://schemas.microsoft.com/office/drawing/2015/9/8/chartex" xmlns:cx2="http://schemas.microsoft.com/office/drawing/2015/10/21/chartex" xmlns:cx3="http://schemas.microsoft.com/office/drawing/2016/5/9/chartex" xmlns:cx4="http://schemas.microsoft.com/office/drawing/2016/5/10/chartex" xmlns:cx5="http://schemas.microsoft.com/office/drawing/2016/5/11/chartex" xmlns:cx6="http://schemas.microsoft.com/office/drawing/2016/5/12/chartex" xmlns:cx7="http://schemas.microsoft.com/office/drawing/2016/5/13/chartex" xmlns:cx8="http://schemas.microsoft.com/office/drawing/2016/5/14/chartex" xmlns:mc="http://schemas.openxmlformats.org/markup-compatibility/2006" xmlns:aink="http://schemas.microsoft.com/office/drawing/2016/ink" xmlns:am3d="http://schemas.microsoft.com/office/drawing/2017/model3d" xmlns:o="urn:schemas-microsoft-com:office:office" xmlns:oel="http://schemas.microsoft.com/office/2019/extlst" xmlns:r="http://schemas.openxmlformats.org/officeDocument/2006/relationships" xmlns:m="http://schemas.openxmlformats.org/officeDocument/2006/math" xmlns:v="urn:schemas-microsoft-com:vml" xmlns:wp14="http://schemas.microsoft.com/office/word/2010/wordprocessingDrawing" xmlns:wp="http://schemas.openxmlformats.org/drawingml/2006/wordprocessingDrawing" xmlns:w10="urn:schemas-microsoft-com:office:word" xmlns:w="http://schemas.openxmlformats.org/wordprocessingml/2006/main" xmlns:w14="http://schemas.microsoft.com/office/word/2010/wordml" xmlns:w15="http://schemas.microsoft.com/office/word/2012/wordml" xmlns:w16cex="http://schemas.microsoft.com/office/word/2018/wordml/cex" xmlns:w16cid="http://schemas.microsoft.com/office/word/2016/wordml/cid" xmlns:w16="http://schemas.microsoft.com/office/word/2018/wordml" xmlns:w16du="http://schemas.microsoft.com/office/word/2023/wordml/word16du" xmlns:w16sdtdh="http://schemas.microsoft.com/office/word/2020/wordml/sdtdatahash" xmlns:w16sdtfl="http://schemas.microsoft.com/office/word/2024/wordml/sdtformatlock" xmlns:w16se="http://schemas.microsoft.com/office/word/2015/wordml/symex" xmlns:wpg="http://schemas.microsoft.com/office/word/2010/wordprocessingGroup" xmlns:wpi="http://schemas.microsoft.com/office/word/2010/wordprocessingInk" xmlns:wne="http://schemas.microsoft.com/office/word/2006/wordml" xmlns:wps="http://schemas.microsoft.com/office/word/2010/wordprocessingShape" mc:Ignorable="w14 w15 w16se w16cid w16 w16cex w16sdtdh w16sdtfl w16du wp14">
+<w:document xmlns:wpc="http://schemas.microsoft.com/office/word/2010/wordprocessingCanvas" xmlns:cx="http://schemas.microsoft.com/office/drawing/2014/chartex" xmlns:cx1="http://schemas.microsoft.com/office/drawing/2015/9/8/chartex" xmlns:cx2="http://schemas.microsoft.com/office/drawing/2015/10/21/chartex" xmlns:cx3="http://schemas.microsoft.com/office/drawing/2016/5/9/chartex" xmlns:cx4="http://schemas.microsoft.com/office/drawing/2016/5/10/chartex" xmlns:cx5="http://schemas.microsoft.com/office/drawing/2016/5/11/chartex" xmlns:cx6="http://schemas.microsoft.com/office/drawing/2016/5/12/chartex" xmlns:cx7="http://schemas.microsoft.com/office/drawing/2016/5/13/chartex" xmlns:cx8="http://schemas.microsoft.com/office/drawing/2016/5/14/chartex" xmlns:mc="http://schemas.openxmlformats.org/markup-compatibility/2006" xmlns:aink="http://schemas.microsoft.com/office/drawing/2016/ink" xmlns:am3d="http://schemas.microsoft.com/office/drawing/2017/model3d" xmlns:o="urn:schemas-microsoft-com:office:office" xmlns:r="http://schemas.openxmlformats.org/officeDocument/2006/relationships" xmlns:m="http://schemas.openxmlformats.org/officeDocument/2006/math" xmlns:v="urn:schemas-microsoft-com:vml" xmlns:wp14="http://schemas.microsoft.com/office/word/2010/wordprocessingDrawing" xmlns:wp="http://schemas.openxmlformats.org/drawingml/2006/wordprocessingDrawing" xmlns:w10="urn:schemas-microsoft-com:office:word" xmlns:w="http://schemas.openxmlformats.org/wordprocessingml/2006/main" xmlns:w14="http://schemas.microsoft.com/office/word/2010/wordml" xmlns:w15="http://schemas.microsoft.com/office/word/2012/wordml" xmlns:w16cex="http://schemas.microsoft.com/office/word/2018/wordml/cex" xmlns:w16cid="http://schemas.microsoft.com/office/word/2016/wordml/cid" xmlns:w16="http://schemas.microsoft.com/office/word/2018/wordml" xmlns:w16sdtdh="http://schemas.microsoft.com/office/word/2020/wordml/sdtdatahash" xmlns:w16se="http://schemas.microsoft.com/office/word/2015/wordml/symex" xmlns:wpg="http://schemas.microsoft.com/office/word/2010/wordprocessingGroup" xmlns:wpi="http://schemas.microsoft.com/office/word/2010/wordprocessingInk" xmlns:wne="http://schemas.microsoft.com/office/word/2006/wordml" xmlns:wps="http://schemas.microsoft.com/office/word/2010/wordprocessingShape" mc:Ignorable="w14 w15 w16se w16cid w16 w16cex w16sdtdh wp14">
   <w:body>
     <w:p>
       <w:pPr>
@@ -117,7 +117,7 @@
               </wp:inline>
             </w:drawing>
           </mc:Choice>
-          <mc:Fallback>
+          <mc:Fallback xmlns:oel="http://schemas.microsoft.com/office/2019/extlst" xmlns:w16du="http://schemas.microsoft.com/office/word/2023/wordml/word16du" xmlns:w16sdtfl="http://schemas.microsoft.com/office/word/2024/wordml/sdtformatlock">
             <w:pict>
               <v:rect w14:anchorId="396DFA57" id="Rectangle 2" o:spid="_x0000_s1026" alt="https://informatics.ru/img/logo-full.svg" style="width:24.2pt;height:24.2pt;visibility:visible;mso-wrap-style:square;mso-left-percent:-10001;mso-top-percent:-10001;mso-position-horizontal:absolute;mso-position-horizontal-relative:char;mso-position-vertical:absolute;mso-position-vertical-relative:line;mso-left-percent:-10001;mso-top-percent:-10001;v-text-anchor:top" o:gfxdata="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" filled="f" stroked="f">
                 <o:lock v:ext="edit" aspectratio="t"/>
@@ -163,86 +163,101 @@
     </w:p>
     <w:p>
       <w:pPr>
-        <w:shd w:val="clear" w:color="auto" w:fill="FFFFFF"/>
-        <w:spacing w:after="120"/>
         <w:ind w:firstLine="0"/>
         <w:jc w:val="center"/>
-        <w:outlineLvl w:val="0"/>
-        <w:rPr>
-          <w:rFonts w:cs="Times New Roman"/>
-          <w:b/>
-          <w:sz w:val="36"/>
-          <w:szCs w:val="36"/>
-        </w:rPr>
-      </w:pPr>
-      <w:bookmarkStart w:id="0" w:name="_Toc218673426"/>
-      <w:bookmarkStart w:id="1" w:name="_Toc224308872"/>
-      <w:r>
-        <w:rPr>
-          <w:rFonts w:cs="Times New Roman"/>
-          <w:b/>
-          <w:sz w:val="36"/>
-          <w:szCs w:val="36"/>
-        </w:rPr>
-        <w:t xml:space="preserve">Проект </w:t>
-      </w:r>
-      <w:r>
-        <w:rPr>
-          <w:rFonts w:ascii="Georgia" w:hAnsi="Georgia" w:cs="Times New Roman"/>
-          <w:b/>
-          <w:sz w:val="36"/>
-          <w:szCs w:val="36"/>
-        </w:rPr>
-        <w:t>‹‹</w:t>
-      </w:r>
-      <w:r>
-        <w:rPr>
+        <w:rPr>
+          <w:rFonts w:cs="Times New Roman"/>
           <w:b/>
           <w:bCs/>
           <w:sz w:val="36"/>
           <w:szCs w:val="36"/>
         </w:rPr>
-        <w:t>Программное средство</w:t>
-      </w:r>
-      <w:r>
-        <w:rPr>
+      </w:pPr>
+      <w:bookmarkStart w:id="0" w:name="_Toc218673426"/>
+      <w:r>
+        <w:rPr>
+          <w:rFonts w:cs="Times New Roman"/>
           <w:b/>
           <w:bCs/>
           <w:sz w:val="36"/>
           <w:szCs w:val="36"/>
         </w:rPr>
-        <w:t xml:space="preserve"> автоматизированного аудита и харденинга операционной системы на основе </w:t>
-      </w:r>
-      <w:r>
-        <w:rPr>
+        <w:t>Проект ‹‹</w:t>
+      </w:r>
+      <w:r>
+        <w:rPr>
+          <w:rFonts w:cs="Times New Roman"/>
           <w:b/>
           <w:bCs/>
           <w:sz w:val="36"/>
           <w:szCs w:val="36"/>
         </w:rPr>
-        <w:t xml:space="preserve">открытых стандартов </w:t>
-      </w:r>
-      <w:r>
-        <w:rPr>
+        <w:t>Программное средство</w:t>
+      </w:r>
+      <w:r>
+        <w:rPr>
+          <w:rFonts w:cs="Times New Roman"/>
           <w:b/>
           <w:bCs/>
           <w:sz w:val="36"/>
           <w:szCs w:val="36"/>
-          <w:lang w:val="en-US"/>
-        </w:rPr>
-        <w:t>SCAP</w:t>
-      </w:r>
-      <w:r>
-        <w:rPr>
-          <w:rFonts w:ascii="Georgia" w:hAnsi="Georgia" w:cs="Times New Roman"/>
+        </w:rPr>
+        <w:t xml:space="preserve"> автоматизированного аудита и </w:t>
+      </w:r>
+      <w:proofErr w:type="spellStart"/>
+      <w:r>
+        <w:rPr>
+          <w:rFonts w:cs="Times New Roman"/>
           <w:b/>
+          <w:bCs/>
           <w:sz w:val="36"/>
           <w:szCs w:val="36"/>
         </w:rPr>
+        <w:t>харденинга</w:t>
+      </w:r>
+      <w:proofErr w:type="spellEnd"/>
+      <w:r>
+        <w:rPr>
+          <w:rFonts w:cs="Times New Roman"/>
+          <w:b/>
+          <w:bCs/>
+          <w:sz w:val="36"/>
+          <w:szCs w:val="36"/>
+        </w:rPr>
+        <w:t xml:space="preserve"> операционной системы на основе </w:t>
+      </w:r>
+      <w:r>
+        <w:rPr>
+          <w:rFonts w:cs="Times New Roman"/>
+          <w:b/>
+          <w:bCs/>
+          <w:sz w:val="36"/>
+          <w:szCs w:val="36"/>
+        </w:rPr>
+        <w:t xml:space="preserve">открытых стандартов </w:t>
+      </w:r>
+      <w:r>
+        <w:rPr>
+          <w:rFonts w:cs="Times New Roman"/>
+          <w:b/>
+          <w:bCs/>
+          <w:sz w:val="36"/>
+          <w:szCs w:val="36"/>
+          <w:lang w:val="en-US"/>
+        </w:rPr>
+        <w:t>SCAP</w:t>
+      </w:r>
+      <w:r>
+        <w:rPr>
+          <w:rFonts w:cs="Times New Roman"/>
+          <w:b/>
+          <w:bCs/>
+          <w:sz w:val="36"/>
+          <w:szCs w:val="36"/>
+        </w:rPr>
         <w:t>››</w:t>
       </w:r>
       <w:bookmarkEnd w:id="0"/>
-      <w:bookmarkEnd w:id="1"/>
     </w:p>
     <w:p>
       <w:pPr>
@@ -527,7 +542,6 @@
           <w:sz w:val="32"/>
           <w:szCs w:val="36"/>
         </w:rPr>
-        <w:lastRenderedPageBreak/>
         <w:t>Реферат</w:t>
       </w:r>
     </w:p>
@@ -546,7 +560,25 @@
           <w:bCs/>
           <w:szCs w:val="24"/>
         </w:rPr>
-        <w:t>Отчёт 37 с., 6 рис., 4 табл., 8 источн., 2 прил.</w:t>
+        <w:t xml:space="preserve">Отчёт 37 с., 6 рис., 4 табл., 8 </w:t>
+      </w:r>
+      <w:proofErr w:type="spellStart"/>
+      <w:r>
+        <w:rPr>
+          <w:rFonts w:cs="Times New Roman"/>
+          <w:bCs/>
+          <w:szCs w:val="24"/>
+        </w:rPr>
+        <w:t>источн</w:t>
+      </w:r>
+      <w:proofErr w:type="spellEnd"/>
+      <w:r>
+        <w:rPr>
+          <w:rFonts w:cs="Times New Roman"/>
+          <w:bCs/>
+          <w:szCs w:val="24"/>
+        </w:rPr>
+        <w:t>., 2 прил.</w:t>
       </w:r>
     </w:p>
     <w:p>
@@ -581,8 +613,18 @@
           <w:bCs/>
           <w:szCs w:val="24"/>
         </w:rPr>
-        <w:t>, REMEDIATION, openSCAP</w:t>
-      </w:r>
+        <w:t xml:space="preserve">, REMEDIATION, </w:t>
+      </w:r>
+      <w:proofErr w:type="spellStart"/>
+      <w:r>
+        <w:rPr>
+          <w:rFonts w:cs="Times New Roman"/>
+          <w:bCs/>
+          <w:szCs w:val="24"/>
+        </w:rPr>
+        <w:t>openSCAP</w:t>
+      </w:r>
+      <w:proofErr w:type="spellEnd"/>
     </w:p>
     <w:p>
       <w:pPr>
@@ -600,14 +642,32 @@
           <w:bCs/>
           <w:szCs w:val="24"/>
         </w:rPr>
-        <w:t>Объектом исследования является процесс автоматизированного аудита и харденинга операционной системы на основе стандартизированного SCAP-контента</w:t>
-      </w:r>
+        <w:t xml:space="preserve">Объектом исследования является процесс автоматизированного аудита и </w:t>
+      </w:r>
+      <w:proofErr w:type="spellStart"/>
       <w:r>
         <w:rPr>
           <w:rFonts w:cs="Times New Roman"/>
           <w:bCs/>
           <w:szCs w:val="24"/>
         </w:rPr>
+        <w:t>харденинга</w:t>
+      </w:r>
+      <w:proofErr w:type="spellEnd"/>
+      <w:r>
+        <w:rPr>
+          <w:rFonts w:cs="Times New Roman"/>
+          <w:bCs/>
+          <w:szCs w:val="24"/>
+        </w:rPr>
+        <w:t xml:space="preserve"> операционной системы на основе стандартизированного SCAP-контента</w:t>
+      </w:r>
+      <w:r>
+        <w:rPr>
+          <w:rFonts w:cs="Times New Roman"/>
+          <w:bCs/>
+          <w:szCs w:val="24"/>
+        </w:rPr>
         <w:t>.</w:t>
       </w:r>
     </w:p>
@@ -627,14 +687,32 @@
           <w:bCs/>
           <w:szCs w:val="24"/>
         </w:rPr>
-        <w:t xml:space="preserve">Цель работы - разработка программного средства автоматизированной проверки операционной системы на наличие уязвимостей и мисконфигураций на основе </w:t>
-      </w:r>
+        <w:t xml:space="preserve">Цель работы - разработка программного средства автоматизированной проверки операционной системы на наличие уязвимостей и </w:t>
+      </w:r>
+      <w:proofErr w:type="spellStart"/>
       <w:r>
         <w:rPr>
           <w:rFonts w:cs="Times New Roman"/>
           <w:bCs/>
           <w:szCs w:val="24"/>
         </w:rPr>
+        <w:t>мисконфигураций</w:t>
+      </w:r>
+      <w:proofErr w:type="spellEnd"/>
+      <w:r>
+        <w:rPr>
+          <w:rFonts w:cs="Times New Roman"/>
+          <w:bCs/>
+          <w:szCs w:val="24"/>
+        </w:rPr>
+        <w:t xml:space="preserve"> на основе </w:t>
+      </w:r>
+      <w:r>
+        <w:rPr>
+          <w:rFonts w:cs="Times New Roman"/>
+          <w:bCs/>
+          <w:szCs w:val="24"/>
+        </w:rPr>
         <w:t>стандартов</w:t>
       </w:r>
       <w:r>
@@ -705,14 +783,50 @@
           <w:bCs/>
           <w:szCs w:val="24"/>
         </w:rPr>
-        <w:t>В результате выполнения проекта было разработано программное средство, позволяющее автоматически загружать SCAP-контент для выбранной операционной системы, выполнять проверки по OVAL-дефинициям и XCCDF-правилам, автоматически адаптировать контент к целевой платформе при помощи патчинга SCAP-контента, применять remediation при наличии соответствующего контента и выводить результаты в удобочитаемом табличном виде</w:t>
-      </w:r>
+        <w:t xml:space="preserve">В результате выполнения проекта было разработано программное средство, позволяющее автоматически загружать SCAP-контент для выбранной операционной системы, выполнять проверки по OVAL-дефинициям и XCCDF-правилам, автоматически адаптировать контент к целевой платформе при помощи </w:t>
+      </w:r>
+      <w:proofErr w:type="spellStart"/>
       <w:r>
         <w:rPr>
           <w:rFonts w:cs="Times New Roman"/>
           <w:bCs/>
           <w:szCs w:val="24"/>
         </w:rPr>
+        <w:t>патчинга</w:t>
+      </w:r>
+      <w:proofErr w:type="spellEnd"/>
+      <w:r>
+        <w:rPr>
+          <w:rFonts w:cs="Times New Roman"/>
+          <w:bCs/>
+          <w:szCs w:val="24"/>
+        </w:rPr>
+        <w:t xml:space="preserve"> SCAP-контента, применять </w:t>
+      </w:r>
+      <w:proofErr w:type="spellStart"/>
+      <w:r>
+        <w:rPr>
+          <w:rFonts w:cs="Times New Roman"/>
+          <w:bCs/>
+          <w:szCs w:val="24"/>
+        </w:rPr>
+        <w:t>remediation</w:t>
+      </w:r>
+      <w:proofErr w:type="spellEnd"/>
+      <w:r>
+        <w:rPr>
+          <w:rFonts w:cs="Times New Roman"/>
+          <w:bCs/>
+          <w:szCs w:val="24"/>
+        </w:rPr>
+        <w:t xml:space="preserve"> при наличии соответствующего контента и выводить результаты в удобочитаемом табличном виде</w:t>
+      </w:r>
+      <w:r>
+        <w:rPr>
+          <w:rFonts w:cs="Times New Roman"/>
+          <w:bCs/>
+          <w:szCs w:val="24"/>
+        </w:rPr>
         <w:t>.</w:t>
       </w:r>
     </w:p>
@@ -732,7 +846,43 @@
           <w:bCs/>
           <w:szCs w:val="24"/>
         </w:rPr>
-        <w:t xml:space="preserve">Основными показателями продукта являются поддержка открытых стандартов SCAP, возможность автоматического патчинга, поддержка remediation, </w:t>
+        <w:t xml:space="preserve">Основными показателями продукта являются поддержка открытых стандартов SCAP, возможность автоматического </w:t>
+      </w:r>
+      <w:proofErr w:type="spellStart"/>
+      <w:r>
+        <w:rPr>
+          <w:rFonts w:cs="Times New Roman"/>
+          <w:bCs/>
+          <w:szCs w:val="24"/>
+        </w:rPr>
+        <w:t>патчинга</w:t>
+      </w:r>
+      <w:proofErr w:type="spellEnd"/>
+      <w:r>
+        <w:rPr>
+          <w:rFonts w:cs="Times New Roman"/>
+          <w:bCs/>
+          <w:szCs w:val="24"/>
+        </w:rPr>
+        <w:t xml:space="preserve">, поддержка </w:t>
+      </w:r>
+      <w:proofErr w:type="spellStart"/>
+      <w:r>
+        <w:rPr>
+          <w:rFonts w:cs="Times New Roman"/>
+          <w:bCs/>
+          <w:szCs w:val="24"/>
+        </w:rPr>
+        <w:t>remediation</w:t>
+      </w:r>
+      <w:proofErr w:type="spellEnd"/>
+      <w:r>
+        <w:rPr>
+          <w:rFonts w:cs="Times New Roman"/>
+          <w:bCs/>
+          <w:szCs w:val="24"/>
+        </w:rPr>
+        <w:t xml:space="preserve">, </w:t>
       </w:r>
       <w:r>
         <w:rPr>
@@ -800,14 +950,50 @@
           <w:bCs/>
           <w:szCs w:val="24"/>
         </w:rPr>
-        <w:t>Разрабатываемая программа является превентивной мерой, поскольку за счёт автоматизированного аудита и харденинга устраняет уязвимости и мисконфигурации, чем снижает по</w:t>
-      </w:r>
+        <w:t xml:space="preserve">Разрабатываемая программа является превентивной мерой, поскольку за счёт автоматизированного аудита и </w:t>
+      </w:r>
+      <w:proofErr w:type="spellStart"/>
       <w:r>
         <w:rPr>
           <w:rFonts w:cs="Times New Roman"/>
           <w:bCs/>
           <w:szCs w:val="24"/>
         </w:rPr>
+        <w:t>харденинга</w:t>
+      </w:r>
+      <w:proofErr w:type="spellEnd"/>
+      <w:r>
+        <w:rPr>
+          <w:rFonts w:cs="Times New Roman"/>
+          <w:bCs/>
+          <w:szCs w:val="24"/>
+        </w:rPr>
+        <w:t xml:space="preserve"> устраняет уязвимости и </w:t>
+      </w:r>
+      <w:proofErr w:type="spellStart"/>
+      <w:r>
+        <w:rPr>
+          <w:rFonts w:cs="Times New Roman"/>
+          <w:bCs/>
+          <w:szCs w:val="24"/>
+        </w:rPr>
+        <w:t>мисконфигурации</w:t>
+      </w:r>
+      <w:proofErr w:type="spellEnd"/>
+      <w:r>
+        <w:rPr>
+          <w:rFonts w:cs="Times New Roman"/>
+          <w:bCs/>
+          <w:szCs w:val="24"/>
+        </w:rPr>
+        <w:t>, чем снижает по</w:t>
+      </w:r>
+      <w:r>
+        <w:rPr>
+          <w:rFonts w:cs="Times New Roman"/>
+          <w:bCs/>
+          <w:szCs w:val="24"/>
+        </w:rPr>
         <w:t xml:space="preserve">верхность атаки и минимизирует вероятность эксплуатации типовых техник злоумышленника. В работе показано, что программа защищает от нескольких техник по </w:t>
       </w:r>
       <w:r>
@@ -867,17 +1053,37 @@
           <w:bCs/>
           <w:szCs w:val="24"/>
         </w:rPr>
-        <w:t xml:space="preserve">связанных с эксплуатацией публично доступных сервисов, повышением привилегий, изменением настроек фаерволла, а также небезопасной конфигурацией </w:t>
-      </w:r>
+        <w:t xml:space="preserve">связанных с эксплуатацией публично доступных сервисов, повышением привилегий, изменением настроек </w:t>
+      </w:r>
+      <w:proofErr w:type="spellStart"/>
       <w:r>
         <w:rPr>
           <w:rFonts w:cs="Times New Roman"/>
           <w:bCs/>
           <w:szCs w:val="24"/>
+        </w:rPr>
+        <w:t>фаерволла</w:t>
+      </w:r>
+      <w:proofErr w:type="spellEnd"/>
+      <w:r>
+        <w:rPr>
+          <w:rFonts w:cs="Times New Roman"/>
+          <w:bCs/>
+          <w:szCs w:val="24"/>
+        </w:rPr>
+        <w:t xml:space="preserve">, а также небезопасной конфигурацией </w:t>
+      </w:r>
+      <w:proofErr w:type="spellStart"/>
+      <w:r>
+        <w:rPr>
+          <w:rFonts w:cs="Times New Roman"/>
+          <w:bCs/>
+          <w:szCs w:val="24"/>
           <w:lang w:val="en-US"/>
         </w:rPr>
         <w:t>sudo</w:t>
       </w:r>
+      <w:proofErr w:type="spellEnd"/>
       <w:r>
         <w:rPr>
           <w:rFonts w:cs="Times New Roman"/>
@@ -889,17 +1095,7 @@
     </w:p>
     <w:p>
       <w:pPr>
-        <w:jc w:val="center"/>
-        <w:rPr>
-          <w:rFonts w:cs="Times New Roman"/>
-          <w:b/>
-          <w:sz w:val="32"/>
-          <w:szCs w:val="36"/>
-        </w:rPr>
-      </w:pPr>
-    </w:p>
-    <w:p>
-      <w:pPr>
+        <w:ind w:firstLine="0"/>
         <w:jc w:val="center"/>
         <w:rPr>
           <w:rFonts w:cs="Times New Roman"/>
@@ -940,13 +1136,15 @@
       <w:sdtContent>
         <w:p>
           <w:pPr>
+            <w:pStyle w:val="11"/>
+            <w:tabs>
+              <w:tab w:val="right" w:leader="dot" w:pos="9344"/>
+            </w:tabs>
             <w:rPr>
               <w:rFonts w:asciiTheme="minorHAnsi" w:eastAsiaTheme="minorEastAsia" w:hAnsiTheme="minorHAnsi"/>
               <w:noProof/>
-              <w:kern w:val="2"/>
-              <w:szCs w:val="24"/>
+              <w:sz w:val="22"/>
               <w:lang w:eastAsia="ru-RU"/>
-              <w14:ligatures w14:val="standardContextual"/>
             </w:rPr>
           </w:pPr>
           <w:r>
@@ -967,52 +1165,13 @@
             </w:rPr>
             <w:fldChar w:fldCharType="separate"/>
           </w:r>
-          <w:hyperlink w:anchor="_Toc224308872" w:history="1">
+          <w:hyperlink w:anchor="_Toc224322103" w:history="1">
             <w:r>
               <w:rPr>
                 <w:rStyle w:val="aa"/>
-                <w:rFonts w:cs="Times New Roman"/>
-                <w:b/>
-                <w:noProof/>
-              </w:rPr>
-              <w:t xml:space="preserve">Проект </w:t>
-            </w:r>
-            <w:r>
-              <w:rPr>
-                <w:rStyle w:val="aa"/>
-                <w:rFonts w:ascii="Georgia" w:hAnsi="Georgia" w:cs="Times New Roman"/>
-                <w:b/>
-                <w:noProof/>
-              </w:rPr>
-              <w:t>‹‹</w:t>
-            </w:r>
-            <w:r>
-              <w:rPr>
-                <w:rStyle w:val="aa"/>
-                <w:b/>
-                <w:bCs/>
-                <w:noProof/>
-              </w:rPr>
-              <w:t xml:space="preserve">Программное средство автоматизированного аудита и харденинга операционной системы на основе открытых стандартов </w:t>
-            </w:r>
-            <w:r>
-              <w:rPr>
-                <w:rStyle w:val="aa"/>
-                <w:b/>
-                <w:bCs/>
-                <w:noProof/>
-                <w:lang w:val="en-US"/>
-              </w:rPr>
-              <w:t>SCAP</w:t>
-            </w:r>
-            <w:r>
-              <w:rPr>
-                <w:rStyle w:val="aa"/>
-                <w:rFonts w:ascii="Georgia" w:hAnsi="Georgia" w:cs="Times New Roman"/>
-                <w:b/>
-                <w:noProof/>
-              </w:rPr>
-              <w:t>››</w:t>
+                <w:noProof/>
+              </w:rPr>
+              <w:t>ИСПОЛЬЗУЕМЫЕ ТЕРМИНЫ И СОКРАЩЕНИЯ</w:t>
             </w:r>
             <w:r>
               <w:rPr>
@@ -1033,7 +1192,7 @@
                 <w:noProof/>
                 <w:webHidden/>
               </w:rPr>
-              <w:instrText xml:space="preserve"> PAGEREF _Toc224308872 \h </w:instrText>
+              <w:instrText xml:space="preserve"> PAGEREF _Toc224322103 \h </w:instrText>
             </w:r>
             <w:r>
               <w:rPr>
@@ -1053,7 +1212,7 @@
                 <w:noProof/>
                 <w:webHidden/>
               </w:rPr>
-              <w:t>1</w:t>
+              <w:t>4</w:t>
             </w:r>
             <w:r>
               <w:rPr>
@@ -1073,19 +1232,17 @@
             <w:rPr>
               <w:rFonts w:asciiTheme="minorHAnsi" w:eastAsiaTheme="minorEastAsia" w:hAnsiTheme="minorHAnsi"/>
               <w:noProof/>
-              <w:kern w:val="2"/>
-              <w:szCs w:val="24"/>
+              <w:sz w:val="22"/>
               <w:lang w:eastAsia="ru-RU"/>
-              <w14:ligatures w14:val="standardContextual"/>
             </w:rPr>
           </w:pPr>
-          <w:hyperlink w:anchor="_Toc224308873" w:history="1">
+          <w:hyperlink w:anchor="_Toc224322104" w:history="1">
             <w:r>
               <w:rPr>
                 <w:rStyle w:val="aa"/>
                 <w:noProof/>
               </w:rPr>
-              <w:t>ИСПОЛЬЗУЕМЫЕ ТЕРМИНЫ И СОКРАЩЕНИЯ</w:t>
+              <w:t>ВВЕДЕНИЕ</w:t>
             </w:r>
             <w:r>
               <w:rPr>
@@ -1106,7 +1263,7 @@
                 <w:noProof/>
                 <w:webHidden/>
               </w:rPr>
-              <w:instrText xml:space="preserve"> PAGEREF _Toc224308873 \h </w:instrText>
+              <w:instrText xml:space="preserve"> PAGEREF _Toc224322104 \h </w:instrText>
             </w:r>
             <w:r>
               <w:rPr>
@@ -1126,7 +1283,7 @@
                 <w:noProof/>
                 <w:webHidden/>
               </w:rPr>
-              <w:t>5</w:t>
+              <w:t>6</w:t>
             </w:r>
             <w:r>
               <w:rPr>
@@ -1146,19 +1303,17 @@
             <w:rPr>
               <w:rFonts w:asciiTheme="minorHAnsi" w:eastAsiaTheme="minorEastAsia" w:hAnsiTheme="minorHAnsi"/>
               <w:noProof/>
-              <w:kern w:val="2"/>
-              <w:szCs w:val="24"/>
+              <w:sz w:val="22"/>
               <w:lang w:eastAsia="ru-RU"/>
-              <w14:ligatures w14:val="standardContextual"/>
             </w:rPr>
           </w:pPr>
-          <w:hyperlink w:anchor="_Toc224308874" w:history="1">
+          <w:hyperlink w:anchor="_Toc224322105" w:history="1">
             <w:r>
               <w:rPr>
                 <w:rStyle w:val="aa"/>
                 <w:noProof/>
               </w:rPr>
-              <w:t>ВВЕДЕНИЕ</w:t>
+              <w:t>1. ИССЛЕДОВАНИЕ ПРОБЛЕМЫ</w:t>
             </w:r>
             <w:r>
               <w:rPr>
@@ -1179,7 +1334,7 @@
                 <w:noProof/>
                 <w:webHidden/>
               </w:rPr>
-              <w:instrText xml:space="preserve"> PAGEREF _Toc224308874 \h </w:instrText>
+              <w:instrText xml:space="preserve"> PAGEREF _Toc224322105 \h </w:instrText>
             </w:r>
             <w:r>
               <w:rPr>
@@ -1200,6 +1355,376 @@
                 <w:webHidden/>
               </w:rPr>
               <w:t>7</w:t>
+            </w:r>
+            <w:r>
+              <w:rPr>
+                <w:noProof/>
+                <w:webHidden/>
+              </w:rPr>
+              <w:fldChar w:fldCharType="end"/>
+            </w:r>
+          </w:hyperlink>
+        </w:p>
+        <w:p>
+          <w:pPr>
+            <w:pStyle w:val="21"/>
+            <w:tabs>
+              <w:tab w:val="right" w:leader="dot" w:pos="9344"/>
+            </w:tabs>
+            <w:rPr>
+              <w:rFonts w:asciiTheme="minorHAnsi" w:eastAsiaTheme="minorEastAsia" w:hAnsiTheme="minorHAnsi"/>
+              <w:noProof/>
+              <w:sz w:val="22"/>
+              <w:lang w:eastAsia="ru-RU"/>
+            </w:rPr>
+          </w:pPr>
+          <w:hyperlink w:anchor="_Toc224322106" w:history="1">
+            <w:r>
+              <w:rPr>
+                <w:rStyle w:val="aa"/>
+                <w:noProof/>
+              </w:rPr>
+              <w:t>1.1 Проблема и её актуальность</w:t>
+            </w:r>
+            <w:r>
+              <w:rPr>
+                <w:noProof/>
+                <w:webHidden/>
+              </w:rPr>
+              <w:tab/>
+            </w:r>
+            <w:r>
+              <w:rPr>
+                <w:noProof/>
+                <w:webHidden/>
+              </w:rPr>
+              <w:fldChar w:fldCharType="begin"/>
+            </w:r>
+            <w:r>
+              <w:rPr>
+                <w:noProof/>
+                <w:webHidden/>
+              </w:rPr>
+              <w:instrText xml:space="preserve"> PAGEREF _Toc224322106 \h </w:instrText>
+            </w:r>
+            <w:r>
+              <w:rPr>
+                <w:noProof/>
+                <w:webHidden/>
+              </w:rPr>
+            </w:r>
+            <w:r>
+              <w:rPr>
+                <w:noProof/>
+                <w:webHidden/>
+              </w:rPr>
+              <w:fldChar w:fldCharType="separate"/>
+            </w:r>
+            <w:r>
+              <w:rPr>
+                <w:noProof/>
+                <w:webHidden/>
+              </w:rPr>
+              <w:t>7</w:t>
+            </w:r>
+            <w:r>
+              <w:rPr>
+                <w:noProof/>
+                <w:webHidden/>
+              </w:rPr>
+              <w:fldChar w:fldCharType="end"/>
+            </w:r>
+          </w:hyperlink>
+        </w:p>
+        <w:p>
+          <w:pPr>
+            <w:pStyle w:val="21"/>
+            <w:tabs>
+              <w:tab w:val="right" w:leader="dot" w:pos="9344"/>
+            </w:tabs>
+            <w:rPr>
+              <w:rFonts w:asciiTheme="minorHAnsi" w:eastAsiaTheme="minorEastAsia" w:hAnsiTheme="minorHAnsi"/>
+              <w:noProof/>
+              <w:sz w:val="22"/>
+              <w:lang w:eastAsia="ru-RU"/>
+            </w:rPr>
+          </w:pPr>
+          <w:hyperlink w:anchor="_Toc224322107" w:history="1">
+            <w:r>
+              <w:rPr>
+                <w:rStyle w:val="aa"/>
+                <w:noProof/>
+              </w:rPr>
+              <w:t>1.2 ПО для автоматического анализа уязвимостей</w:t>
+            </w:r>
+            <w:r>
+              <w:rPr>
+                <w:noProof/>
+                <w:webHidden/>
+              </w:rPr>
+              <w:tab/>
+            </w:r>
+            <w:r>
+              <w:rPr>
+                <w:noProof/>
+                <w:webHidden/>
+              </w:rPr>
+              <w:fldChar w:fldCharType="begin"/>
+            </w:r>
+            <w:r>
+              <w:rPr>
+                <w:noProof/>
+                <w:webHidden/>
+              </w:rPr>
+              <w:instrText xml:space="preserve"> PAGEREF _Toc224322107 \h </w:instrText>
+            </w:r>
+            <w:r>
+              <w:rPr>
+                <w:noProof/>
+                <w:webHidden/>
+              </w:rPr>
+            </w:r>
+            <w:r>
+              <w:rPr>
+                <w:noProof/>
+                <w:webHidden/>
+              </w:rPr>
+              <w:fldChar w:fldCharType="separate"/>
+            </w:r>
+            <w:r>
+              <w:rPr>
+                <w:noProof/>
+                <w:webHidden/>
+              </w:rPr>
+              <w:t>7</w:t>
+            </w:r>
+            <w:r>
+              <w:rPr>
+                <w:noProof/>
+                <w:webHidden/>
+              </w:rPr>
+              <w:fldChar w:fldCharType="end"/>
+            </w:r>
+          </w:hyperlink>
+        </w:p>
+        <w:p>
+          <w:pPr>
+            <w:pStyle w:val="21"/>
+            <w:tabs>
+              <w:tab w:val="right" w:leader="dot" w:pos="9344"/>
+            </w:tabs>
+            <w:rPr>
+              <w:rFonts w:asciiTheme="minorHAnsi" w:eastAsiaTheme="minorEastAsia" w:hAnsiTheme="minorHAnsi"/>
+              <w:noProof/>
+              <w:sz w:val="22"/>
+              <w:lang w:eastAsia="ru-RU"/>
+            </w:rPr>
+          </w:pPr>
+          <w:hyperlink w:anchor="_Toc224322108" w:history="1">
+            <w:r>
+              <w:rPr>
+                <w:rStyle w:val="aa"/>
+                <w:noProof/>
+              </w:rPr>
+              <w:t xml:space="preserve">1.3 </w:t>
+            </w:r>
+            <w:r>
+              <w:rPr>
+                <w:rStyle w:val="aa"/>
+                <w:noProof/>
+                <w:lang w:val="en-US"/>
+              </w:rPr>
+              <w:t>SCAP</w:t>
+            </w:r>
+            <w:r>
+              <w:rPr>
+                <w:rStyle w:val="aa"/>
+                <w:noProof/>
+              </w:rPr>
+              <w:t xml:space="preserve"> протокол</w:t>
+            </w:r>
+            <w:r>
+              <w:rPr>
+                <w:noProof/>
+                <w:webHidden/>
+              </w:rPr>
+              <w:tab/>
+            </w:r>
+            <w:r>
+              <w:rPr>
+                <w:noProof/>
+                <w:webHidden/>
+              </w:rPr>
+              <w:fldChar w:fldCharType="begin"/>
+            </w:r>
+            <w:r>
+              <w:rPr>
+                <w:noProof/>
+                <w:webHidden/>
+              </w:rPr>
+              <w:instrText xml:space="preserve"> PAGEREF _Toc224322108 \h </w:instrText>
+            </w:r>
+            <w:r>
+              <w:rPr>
+                <w:noProof/>
+                <w:webHidden/>
+              </w:rPr>
+            </w:r>
+            <w:r>
+              <w:rPr>
+                <w:noProof/>
+                <w:webHidden/>
+              </w:rPr>
+              <w:fldChar w:fldCharType="separate"/>
+            </w:r>
+            <w:r>
+              <w:rPr>
+                <w:noProof/>
+                <w:webHidden/>
+              </w:rPr>
+              <w:t>8</w:t>
+            </w:r>
+            <w:r>
+              <w:rPr>
+                <w:noProof/>
+                <w:webHidden/>
+              </w:rPr>
+              <w:fldChar w:fldCharType="end"/>
+            </w:r>
+          </w:hyperlink>
+        </w:p>
+        <w:p>
+          <w:pPr>
+            <w:pStyle w:val="21"/>
+            <w:tabs>
+              <w:tab w:val="right" w:leader="dot" w:pos="9344"/>
+            </w:tabs>
+            <w:rPr>
+              <w:rFonts w:asciiTheme="minorHAnsi" w:eastAsiaTheme="minorEastAsia" w:hAnsiTheme="minorHAnsi"/>
+              <w:noProof/>
+              <w:sz w:val="22"/>
+              <w:lang w:eastAsia="ru-RU"/>
+            </w:rPr>
+          </w:pPr>
+          <w:hyperlink w:anchor="_Toc224322109" w:history="1">
+            <w:r>
+              <w:rPr>
+                <w:rStyle w:val="aa"/>
+                <w:noProof/>
+              </w:rPr>
+              <w:t>1.4 Анализ аналогичных решений</w:t>
+            </w:r>
+            <w:r>
+              <w:rPr>
+                <w:noProof/>
+                <w:webHidden/>
+              </w:rPr>
+              <w:tab/>
+            </w:r>
+            <w:r>
+              <w:rPr>
+                <w:noProof/>
+                <w:webHidden/>
+              </w:rPr>
+              <w:fldChar w:fldCharType="begin"/>
+            </w:r>
+            <w:r>
+              <w:rPr>
+                <w:noProof/>
+                <w:webHidden/>
+              </w:rPr>
+              <w:instrText xml:space="preserve"> PAGEREF _Toc224322109 \h </w:instrText>
+            </w:r>
+            <w:r>
+              <w:rPr>
+                <w:noProof/>
+                <w:webHidden/>
+              </w:rPr>
+            </w:r>
+            <w:r>
+              <w:rPr>
+                <w:noProof/>
+                <w:webHidden/>
+              </w:rPr>
+              <w:fldChar w:fldCharType="separate"/>
+            </w:r>
+            <w:r>
+              <w:rPr>
+                <w:noProof/>
+                <w:webHidden/>
+              </w:rPr>
+              <w:t>11</w:t>
+            </w:r>
+            <w:r>
+              <w:rPr>
+                <w:noProof/>
+                <w:webHidden/>
+              </w:rPr>
+              <w:fldChar w:fldCharType="end"/>
+            </w:r>
+          </w:hyperlink>
+        </w:p>
+        <w:p>
+          <w:pPr>
+            <w:pStyle w:val="21"/>
+            <w:tabs>
+              <w:tab w:val="right" w:leader="dot" w:pos="9344"/>
+            </w:tabs>
+            <w:rPr>
+              <w:rFonts w:asciiTheme="minorHAnsi" w:eastAsiaTheme="minorEastAsia" w:hAnsiTheme="minorHAnsi"/>
+              <w:noProof/>
+              <w:sz w:val="22"/>
+              <w:lang w:eastAsia="ru-RU"/>
+            </w:rPr>
+          </w:pPr>
+          <w:hyperlink w:anchor="_Toc224322110" w:history="1">
+            <w:r>
+              <w:rPr>
+                <w:rStyle w:val="aa"/>
+                <w:noProof/>
+              </w:rPr>
+              <w:t>1.5 Аудитория проекта</w:t>
+            </w:r>
+            <w:r>
+              <w:rPr>
+                <w:noProof/>
+                <w:webHidden/>
+              </w:rPr>
+              <w:tab/>
+            </w:r>
+            <w:r>
+              <w:rPr>
+                <w:noProof/>
+                <w:webHidden/>
+              </w:rPr>
+              <w:fldChar w:fldCharType="begin"/>
+            </w:r>
+            <w:r>
+              <w:rPr>
+                <w:noProof/>
+                <w:webHidden/>
+              </w:rPr>
+              <w:instrText xml:space="preserve"> PAGEREF _Toc224322110 \h </w:instrText>
+            </w:r>
+            <w:r>
+              <w:rPr>
+                <w:noProof/>
+                <w:webHidden/>
+              </w:rPr>
+            </w:r>
+            <w:r>
+              <w:rPr>
+                <w:noProof/>
+                <w:webHidden/>
+              </w:rPr>
+              <w:fldChar w:fldCharType="separate"/>
+            </w:r>
+            <w:r>
+              <w:rPr>
+                <w:noProof/>
+                <w:webHidden/>
+              </w:rPr>
+              <w:t>12</w:t>
             </w:r>
             <w:r>
               <w:rPr>
@@ -1219,19 +1744,17 @@
             <w:rPr>
               <w:rFonts w:asciiTheme="minorHAnsi" w:eastAsiaTheme="minorEastAsia" w:hAnsiTheme="minorHAnsi"/>
               <w:noProof/>
-              <w:kern w:val="2"/>
-              <w:szCs w:val="24"/>
+              <w:sz w:val="22"/>
               <w:lang w:eastAsia="ru-RU"/>
-              <w14:ligatures w14:val="standardContextual"/>
             </w:rPr>
           </w:pPr>
-          <w:hyperlink w:anchor="_Toc224308875" w:history="1">
+          <w:hyperlink w:anchor="_Toc224322111" w:history="1">
             <w:r>
               <w:rPr>
                 <w:rStyle w:val="aa"/>
                 <w:noProof/>
               </w:rPr>
-              <w:t>1. ИССЛЕДОВАНИЕ ПРОБЛЕМЫ</w:t>
+              <w:t>2. РЕШЕНИЕ ПРОБЛЕМЫ</w:t>
             </w:r>
             <w:r>
               <w:rPr>
@@ -1252,7 +1775,7 @@
                 <w:noProof/>
                 <w:webHidden/>
               </w:rPr>
-              <w:instrText xml:space="preserve"> PAGEREF _Toc224308875 \h </w:instrText>
+              <w:instrText xml:space="preserve"> PAGEREF _Toc224322111 \h </w:instrText>
             </w:r>
             <w:r>
               <w:rPr>
@@ -1272,7 +1795,7 @@
                 <w:noProof/>
                 <w:webHidden/>
               </w:rPr>
-              <w:t>8</w:t>
+              <w:t>14</w:t>
             </w:r>
             <w:r>
               <w:rPr>
@@ -1292,19 +1815,17 @@
             <w:rPr>
               <w:rFonts w:asciiTheme="minorHAnsi" w:eastAsiaTheme="minorEastAsia" w:hAnsiTheme="minorHAnsi"/>
               <w:noProof/>
-              <w:kern w:val="2"/>
-              <w:szCs w:val="24"/>
+              <w:sz w:val="22"/>
               <w:lang w:eastAsia="ru-RU"/>
-              <w14:ligatures w14:val="standardContextual"/>
             </w:rPr>
           </w:pPr>
-          <w:hyperlink w:anchor="_Toc224308876" w:history="1">
+          <w:hyperlink w:anchor="_Toc224322112" w:history="1">
             <w:r>
               <w:rPr>
                 <w:rStyle w:val="aa"/>
                 <w:noProof/>
               </w:rPr>
-              <w:t>1.1 Проблема и её актуальность</w:t>
+              <w:t>2.1 Формализация проблемы</w:t>
             </w:r>
             <w:r>
               <w:rPr>
@@ -1325,7 +1846,7 @@
                 <w:noProof/>
                 <w:webHidden/>
               </w:rPr>
-              <w:instrText xml:space="preserve"> PAGEREF _Toc224308876 \h </w:instrText>
+              <w:instrText xml:space="preserve"> PAGEREF _Toc224322112 \h </w:instrText>
             </w:r>
             <w:r>
               <w:rPr>
@@ -1345,7 +1866,7 @@
                 <w:noProof/>
                 <w:webHidden/>
               </w:rPr>
-              <w:t>8</w:t>
+              <w:t>14</w:t>
             </w:r>
             <w:r>
               <w:rPr>
@@ -1365,19 +1886,17 @@
             <w:rPr>
               <w:rFonts w:asciiTheme="minorHAnsi" w:eastAsiaTheme="minorEastAsia" w:hAnsiTheme="minorHAnsi"/>
               <w:noProof/>
-              <w:kern w:val="2"/>
-              <w:szCs w:val="24"/>
+              <w:sz w:val="22"/>
               <w:lang w:eastAsia="ru-RU"/>
-              <w14:ligatures w14:val="standardContextual"/>
             </w:rPr>
           </w:pPr>
-          <w:hyperlink w:anchor="_Toc224308877" w:history="1">
+          <w:hyperlink w:anchor="_Toc224322113" w:history="1">
             <w:r>
               <w:rPr>
                 <w:rStyle w:val="aa"/>
                 <w:noProof/>
               </w:rPr>
-              <w:t>1.2 ПО для автоматического анализа уязвимостей</w:t>
+              <w:t>2.2 Описание алгоритма решения проблемы</w:t>
             </w:r>
             <w:r>
               <w:rPr>
@@ -1398,7 +1917,7 @@
                 <w:noProof/>
                 <w:webHidden/>
               </w:rPr>
-              <w:instrText xml:space="preserve"> PAGEREF _Toc224308877 \h </w:instrText>
+              <w:instrText xml:space="preserve"> PAGEREF _Toc224322113 \h </w:instrText>
             </w:r>
             <w:r>
               <w:rPr>
@@ -1418,7 +1937,7 @@
                 <w:noProof/>
                 <w:webHidden/>
               </w:rPr>
-              <w:t>8</w:t>
+              <w:t>15</w:t>
             </w:r>
             <w:r>
               <w:rPr>
@@ -1438,34 +1957,17 @@
             <w:rPr>
               <w:rFonts w:asciiTheme="minorHAnsi" w:eastAsiaTheme="minorEastAsia" w:hAnsiTheme="minorHAnsi"/>
               <w:noProof/>
-              <w:kern w:val="2"/>
-              <w:szCs w:val="24"/>
+              <w:sz w:val="22"/>
               <w:lang w:eastAsia="ru-RU"/>
-              <w14:ligatures w14:val="standardContextual"/>
             </w:rPr>
           </w:pPr>
-          <w:hyperlink w:anchor="_Toc224308878" w:history="1">
+          <w:hyperlink w:anchor="_Toc224322114" w:history="1">
             <w:r>
               <w:rPr>
                 <w:rStyle w:val="aa"/>
                 <w:noProof/>
               </w:rPr>
-              <w:t xml:space="preserve">1.3 </w:t>
-            </w:r>
-            <w:r>
-              <w:rPr>
-                <w:rStyle w:val="aa"/>
-                <w:noProof/>
-                <w:lang w:val="en-US"/>
-              </w:rPr>
-              <w:t>SCAP</w:t>
-            </w:r>
-            <w:r>
-              <w:rPr>
-                <w:rStyle w:val="aa"/>
-                <w:noProof/>
-              </w:rPr>
-              <w:t xml:space="preserve"> протокол</w:t>
+              <w:t>2.3 Описание существующих алгоритмов</w:t>
             </w:r>
             <w:r>
               <w:rPr>
@@ -1486,7 +1988,7 @@
                 <w:noProof/>
                 <w:webHidden/>
               </w:rPr>
-              <w:instrText xml:space="preserve"> PAGEREF _Toc224308878 \h </w:instrText>
+              <w:instrText xml:space="preserve"> PAGEREF _Toc224322114 \h </w:instrText>
             </w:r>
             <w:r>
               <w:rPr>
@@ -1506,7 +2008,7 @@
                 <w:noProof/>
                 <w:webHidden/>
               </w:rPr>
-              <w:t>9</w:t>
+              <w:t>16</w:t>
             </w:r>
             <w:r>
               <w:rPr>
@@ -1526,19 +2028,17 @@
             <w:rPr>
               <w:rFonts w:asciiTheme="minorHAnsi" w:eastAsiaTheme="minorEastAsia" w:hAnsiTheme="minorHAnsi"/>
               <w:noProof/>
-              <w:kern w:val="2"/>
-              <w:szCs w:val="24"/>
+              <w:sz w:val="22"/>
               <w:lang w:eastAsia="ru-RU"/>
-              <w14:ligatures w14:val="standardContextual"/>
             </w:rPr>
           </w:pPr>
-          <w:hyperlink w:anchor="_Toc224308879" w:history="1">
+          <w:hyperlink w:anchor="_Toc224322115" w:history="1">
             <w:r>
               <w:rPr>
                 <w:rStyle w:val="aa"/>
                 <w:noProof/>
               </w:rPr>
-              <w:t>1.4 Анализ аналогичных решений</w:t>
+              <w:t>2.4 Модель угрозы, MITRE ATT&amp;CK</w:t>
             </w:r>
             <w:r>
               <w:rPr>
@@ -1559,7 +2059,7 @@
                 <w:noProof/>
                 <w:webHidden/>
               </w:rPr>
-              <w:instrText xml:space="preserve"> PAGEREF _Toc224308879 \h </w:instrText>
+              <w:instrText xml:space="preserve"> PAGEREF _Toc224322115 \h </w:instrText>
             </w:r>
             <w:r>
               <w:rPr>
@@ -1579,7 +2079,78 @@
                 <w:noProof/>
                 <w:webHidden/>
               </w:rPr>
-              <w:t>12</w:t>
+              <w:t>17</w:t>
+            </w:r>
+            <w:r>
+              <w:rPr>
+                <w:noProof/>
+                <w:webHidden/>
+              </w:rPr>
+              <w:fldChar w:fldCharType="end"/>
+            </w:r>
+          </w:hyperlink>
+        </w:p>
+        <w:p>
+          <w:pPr>
+            <w:pStyle w:val="11"/>
+            <w:tabs>
+              <w:tab w:val="right" w:leader="dot" w:pos="9344"/>
+            </w:tabs>
+            <w:rPr>
+              <w:rFonts w:asciiTheme="minorHAnsi" w:eastAsiaTheme="minorEastAsia" w:hAnsiTheme="minorHAnsi"/>
+              <w:noProof/>
+              <w:sz w:val="22"/>
+              <w:lang w:eastAsia="ru-RU"/>
+            </w:rPr>
+          </w:pPr>
+          <w:hyperlink w:anchor="_Toc224322116" w:history="1">
+            <w:r>
+              <w:rPr>
+                <w:rStyle w:val="aa"/>
+                <w:noProof/>
+              </w:rPr>
+              <w:t>3. ОПИСАНИЕ РЕАЛИЗАЦИИ</w:t>
+            </w:r>
+            <w:r>
+              <w:rPr>
+                <w:noProof/>
+                <w:webHidden/>
+              </w:rPr>
+              <w:tab/>
+            </w:r>
+            <w:r>
+              <w:rPr>
+                <w:noProof/>
+                <w:webHidden/>
+              </w:rPr>
+              <w:fldChar w:fldCharType="begin"/>
+            </w:r>
+            <w:r>
+              <w:rPr>
+                <w:noProof/>
+                <w:webHidden/>
+              </w:rPr>
+              <w:instrText xml:space="preserve"> PAGEREF _Toc224322116 \h </w:instrText>
+            </w:r>
+            <w:r>
+              <w:rPr>
+                <w:noProof/>
+                <w:webHidden/>
+              </w:rPr>
+            </w:r>
+            <w:r>
+              <w:rPr>
+                <w:noProof/>
+                <w:webHidden/>
+              </w:rPr>
+              <w:fldChar w:fldCharType="separate"/>
+            </w:r>
+            <w:r>
+              <w:rPr>
+                <w:noProof/>
+                <w:webHidden/>
+              </w:rPr>
+              <w:t>20</w:t>
             </w:r>
             <w:r>
               <w:rPr>
@@ -1599,19 +2170,17 @@
             <w:rPr>
               <w:rFonts w:asciiTheme="minorHAnsi" w:eastAsiaTheme="minorEastAsia" w:hAnsiTheme="minorHAnsi"/>
               <w:noProof/>
-              <w:kern w:val="2"/>
-              <w:szCs w:val="24"/>
+              <w:sz w:val="22"/>
               <w:lang w:eastAsia="ru-RU"/>
-              <w14:ligatures w14:val="standardContextual"/>
             </w:rPr>
           </w:pPr>
-          <w:hyperlink w:anchor="_Toc224308880" w:history="1">
+          <w:hyperlink w:anchor="_Toc224322117" w:history="1">
             <w:r>
               <w:rPr>
                 <w:rStyle w:val="aa"/>
                 <w:noProof/>
               </w:rPr>
-              <w:t>1.5 Аудитория проекта</w:t>
+              <w:t>3.1 Техническое задание.</w:t>
             </w:r>
             <w:r>
               <w:rPr>
@@ -1632,7 +2201,7 @@
                 <w:noProof/>
                 <w:webHidden/>
               </w:rPr>
-              <w:instrText xml:space="preserve"> PAGEREF _Toc224308880 \h </w:instrText>
+              <w:instrText xml:space="preserve"> PAGEREF _Toc224322117 \h </w:instrText>
             </w:r>
             <w:r>
               <w:rPr>
@@ -1652,7 +2221,291 @@
                 <w:noProof/>
                 <w:webHidden/>
               </w:rPr>
-              <w:t>13</w:t>
+              <w:t>20</w:t>
+            </w:r>
+            <w:r>
+              <w:rPr>
+                <w:noProof/>
+                <w:webHidden/>
+              </w:rPr>
+              <w:fldChar w:fldCharType="end"/>
+            </w:r>
+          </w:hyperlink>
+        </w:p>
+        <w:p>
+          <w:pPr>
+            <w:pStyle w:val="21"/>
+            <w:tabs>
+              <w:tab w:val="right" w:leader="dot" w:pos="9344"/>
+            </w:tabs>
+            <w:rPr>
+              <w:rFonts w:asciiTheme="minorHAnsi" w:eastAsiaTheme="minorEastAsia" w:hAnsiTheme="minorHAnsi"/>
+              <w:noProof/>
+              <w:sz w:val="22"/>
+              <w:lang w:eastAsia="ru-RU"/>
+            </w:rPr>
+          </w:pPr>
+          <w:hyperlink w:anchor="_Toc224322118" w:history="1">
+            <w:r>
+              <w:rPr>
+                <w:rStyle w:val="aa"/>
+                <w:noProof/>
+              </w:rPr>
+              <w:t>3.2 Принцип работы программы</w:t>
+            </w:r>
+            <w:r>
+              <w:rPr>
+                <w:noProof/>
+                <w:webHidden/>
+              </w:rPr>
+              <w:tab/>
+            </w:r>
+            <w:r>
+              <w:rPr>
+                <w:noProof/>
+                <w:webHidden/>
+              </w:rPr>
+              <w:fldChar w:fldCharType="begin"/>
+            </w:r>
+            <w:r>
+              <w:rPr>
+                <w:noProof/>
+                <w:webHidden/>
+              </w:rPr>
+              <w:instrText xml:space="preserve"> PAGEREF _Toc224322118 \h </w:instrText>
+            </w:r>
+            <w:r>
+              <w:rPr>
+                <w:noProof/>
+                <w:webHidden/>
+              </w:rPr>
+            </w:r>
+            <w:r>
+              <w:rPr>
+                <w:noProof/>
+                <w:webHidden/>
+              </w:rPr>
+              <w:fldChar w:fldCharType="separate"/>
+            </w:r>
+            <w:r>
+              <w:rPr>
+                <w:noProof/>
+                <w:webHidden/>
+              </w:rPr>
+              <w:t>24</w:t>
+            </w:r>
+            <w:r>
+              <w:rPr>
+                <w:noProof/>
+                <w:webHidden/>
+              </w:rPr>
+              <w:fldChar w:fldCharType="end"/>
+            </w:r>
+          </w:hyperlink>
+        </w:p>
+        <w:p>
+          <w:pPr>
+            <w:pStyle w:val="21"/>
+            <w:tabs>
+              <w:tab w:val="right" w:leader="dot" w:pos="9344"/>
+            </w:tabs>
+            <w:rPr>
+              <w:rFonts w:asciiTheme="minorHAnsi" w:eastAsiaTheme="minorEastAsia" w:hAnsiTheme="minorHAnsi"/>
+              <w:noProof/>
+              <w:sz w:val="22"/>
+              <w:lang w:eastAsia="ru-RU"/>
+            </w:rPr>
+          </w:pPr>
+          <w:hyperlink w:anchor="_Toc224322119" w:history="1">
+            <w:r>
+              <w:rPr>
+                <w:rStyle w:val="aa"/>
+                <w:noProof/>
+              </w:rPr>
+              <w:t>3.3 Доказательство работоспособности</w:t>
+            </w:r>
+            <w:r>
+              <w:rPr>
+                <w:noProof/>
+                <w:webHidden/>
+              </w:rPr>
+              <w:tab/>
+            </w:r>
+            <w:r>
+              <w:rPr>
+                <w:noProof/>
+                <w:webHidden/>
+              </w:rPr>
+              <w:fldChar w:fldCharType="begin"/>
+            </w:r>
+            <w:r>
+              <w:rPr>
+                <w:noProof/>
+                <w:webHidden/>
+              </w:rPr>
+              <w:instrText xml:space="preserve"> PAGEREF _Toc224322119 \h </w:instrText>
+            </w:r>
+            <w:r>
+              <w:rPr>
+                <w:noProof/>
+                <w:webHidden/>
+              </w:rPr>
+            </w:r>
+            <w:r>
+              <w:rPr>
+                <w:noProof/>
+                <w:webHidden/>
+              </w:rPr>
+              <w:fldChar w:fldCharType="separate"/>
+            </w:r>
+            <w:r>
+              <w:rPr>
+                <w:noProof/>
+                <w:webHidden/>
+              </w:rPr>
+              <w:t>25</w:t>
+            </w:r>
+            <w:r>
+              <w:rPr>
+                <w:noProof/>
+                <w:webHidden/>
+              </w:rPr>
+              <w:fldChar w:fldCharType="end"/>
+            </w:r>
+          </w:hyperlink>
+        </w:p>
+        <w:p>
+          <w:pPr>
+            <w:pStyle w:val="21"/>
+            <w:tabs>
+              <w:tab w:val="right" w:leader="dot" w:pos="9344"/>
+            </w:tabs>
+            <w:rPr>
+              <w:rFonts w:asciiTheme="minorHAnsi" w:eastAsiaTheme="minorEastAsia" w:hAnsiTheme="minorHAnsi"/>
+              <w:noProof/>
+              <w:sz w:val="22"/>
+              <w:lang w:eastAsia="ru-RU"/>
+            </w:rPr>
+          </w:pPr>
+          <w:hyperlink w:anchor="_Toc224322120" w:history="1">
+            <w:r>
+              <w:rPr>
+                <w:rStyle w:val="aa"/>
+                <w:noProof/>
+              </w:rPr>
+              <w:t>3.4 Функциональное тестирование</w:t>
+            </w:r>
+            <w:r>
+              <w:rPr>
+                <w:noProof/>
+                <w:webHidden/>
+              </w:rPr>
+              <w:tab/>
+            </w:r>
+            <w:r>
+              <w:rPr>
+                <w:noProof/>
+                <w:webHidden/>
+              </w:rPr>
+              <w:fldChar w:fldCharType="begin"/>
+            </w:r>
+            <w:r>
+              <w:rPr>
+                <w:noProof/>
+                <w:webHidden/>
+              </w:rPr>
+              <w:instrText xml:space="preserve"> PAGEREF _Toc224322120 \h </w:instrText>
+            </w:r>
+            <w:r>
+              <w:rPr>
+                <w:noProof/>
+                <w:webHidden/>
+              </w:rPr>
+            </w:r>
+            <w:r>
+              <w:rPr>
+                <w:noProof/>
+                <w:webHidden/>
+              </w:rPr>
+              <w:fldChar w:fldCharType="separate"/>
+            </w:r>
+            <w:r>
+              <w:rPr>
+                <w:noProof/>
+                <w:webHidden/>
+              </w:rPr>
+              <w:t>26</w:t>
+            </w:r>
+            <w:r>
+              <w:rPr>
+                <w:noProof/>
+                <w:webHidden/>
+              </w:rPr>
+              <w:fldChar w:fldCharType="end"/>
+            </w:r>
+          </w:hyperlink>
+        </w:p>
+        <w:p>
+          <w:pPr>
+            <w:pStyle w:val="21"/>
+            <w:tabs>
+              <w:tab w:val="right" w:leader="dot" w:pos="9344"/>
+            </w:tabs>
+            <w:rPr>
+              <w:rFonts w:asciiTheme="minorHAnsi" w:eastAsiaTheme="minorEastAsia" w:hAnsiTheme="minorHAnsi"/>
+              <w:noProof/>
+              <w:sz w:val="22"/>
+              <w:lang w:eastAsia="ru-RU"/>
+            </w:rPr>
+          </w:pPr>
+          <w:hyperlink w:anchor="_Toc224322121" w:history="1">
+            <w:r>
+              <w:rPr>
+                <w:rStyle w:val="aa"/>
+                <w:noProof/>
+              </w:rPr>
+              <w:t>3.7 Перспективы развития проекта.</w:t>
+            </w:r>
+            <w:r>
+              <w:rPr>
+                <w:noProof/>
+                <w:webHidden/>
+              </w:rPr>
+              <w:tab/>
+            </w:r>
+            <w:r>
+              <w:rPr>
+                <w:noProof/>
+                <w:webHidden/>
+              </w:rPr>
+              <w:fldChar w:fldCharType="begin"/>
+            </w:r>
+            <w:r>
+              <w:rPr>
+                <w:noProof/>
+                <w:webHidden/>
+              </w:rPr>
+              <w:instrText xml:space="preserve"> PAGEREF _Toc224322121 \h </w:instrText>
+            </w:r>
+            <w:r>
+              <w:rPr>
+                <w:noProof/>
+                <w:webHidden/>
+              </w:rPr>
+            </w:r>
+            <w:r>
+              <w:rPr>
+                <w:noProof/>
+                <w:webHidden/>
+              </w:rPr>
+              <w:fldChar w:fldCharType="separate"/>
+            </w:r>
+            <w:r>
+              <w:rPr>
+                <w:noProof/>
+                <w:webHidden/>
+              </w:rPr>
+              <w:t>27</w:t>
             </w:r>
             <w:r>
               <w:rPr>
@@ -1672,19 +2525,17 @@
             <w:rPr>
               <w:rFonts w:asciiTheme="minorHAnsi" w:eastAsiaTheme="minorEastAsia" w:hAnsiTheme="minorHAnsi"/>
               <w:noProof/>
-              <w:kern w:val="2"/>
-              <w:szCs w:val="24"/>
+              <w:sz w:val="22"/>
               <w:lang w:eastAsia="ru-RU"/>
-              <w14:ligatures w14:val="standardContextual"/>
             </w:rPr>
           </w:pPr>
-          <w:hyperlink w:anchor="_Toc224308881" w:history="1">
+          <w:hyperlink w:anchor="_Toc224322122" w:history="1">
             <w:r>
               <w:rPr>
                 <w:rStyle w:val="aa"/>
                 <w:noProof/>
               </w:rPr>
-              <w:t>2. РЕШЕНИЕ ПРОБЛЕМЫ</w:t>
+              <w:t>4. Тестирование</w:t>
             </w:r>
             <w:r>
               <w:rPr>
@@ -1705,7 +2556,7 @@
                 <w:noProof/>
                 <w:webHidden/>
               </w:rPr>
-              <w:instrText xml:space="preserve"> PAGEREF _Toc224308881 \h </w:instrText>
+              <w:instrText xml:space="preserve"> PAGEREF _Toc224322122 \h </w:instrText>
             </w:r>
             <w:r>
               <w:rPr>
@@ -1725,7 +2576,7 @@
                 <w:noProof/>
                 <w:webHidden/>
               </w:rPr>
-              <w:t>15</w:t>
+              <w:t>29</w:t>
             </w:r>
             <w:r>
               <w:rPr>
@@ -1745,19 +2596,17 @@
             <w:rPr>
               <w:rFonts w:asciiTheme="minorHAnsi" w:eastAsiaTheme="minorEastAsia" w:hAnsiTheme="minorHAnsi"/>
               <w:noProof/>
-              <w:kern w:val="2"/>
-              <w:szCs w:val="24"/>
+              <w:sz w:val="22"/>
               <w:lang w:eastAsia="ru-RU"/>
-              <w14:ligatures w14:val="standardContextual"/>
             </w:rPr>
           </w:pPr>
-          <w:hyperlink w:anchor="_Toc224308882" w:history="1">
+          <w:hyperlink w:anchor="_Toc224322123" w:history="1">
             <w:r>
               <w:rPr>
                 <w:rStyle w:val="aa"/>
                 <w:noProof/>
               </w:rPr>
-              <w:t>2.1 Формализация проблемы</w:t>
+              <w:t>4.1 Цели тестирования</w:t>
             </w:r>
             <w:r>
               <w:rPr>
@@ -1778,7 +2627,7 @@
                 <w:noProof/>
                 <w:webHidden/>
               </w:rPr>
-              <w:instrText xml:space="preserve"> PAGEREF _Toc224308882 \h </w:instrText>
+              <w:instrText xml:space="preserve"> PAGEREF _Toc224322123 \h </w:instrText>
             </w:r>
             <w:r>
               <w:rPr>
@@ -1798,7 +2647,7 @@
                 <w:noProof/>
                 <w:webHidden/>
               </w:rPr>
-              <w:t>15</w:t>
+              <w:t>29</w:t>
             </w:r>
             <w:r>
               <w:rPr>
@@ -1813,24 +2662,39 @@
           <w:pPr>
             <w:pStyle w:val="21"/>
             <w:tabs>
+              <w:tab w:val="left" w:pos="1540"/>
               <w:tab w:val="right" w:leader="dot" w:pos="9344"/>
             </w:tabs>
             <w:rPr>
               <w:rFonts w:asciiTheme="minorHAnsi" w:eastAsiaTheme="minorEastAsia" w:hAnsiTheme="minorHAnsi"/>
               <w:noProof/>
-              <w:kern w:val="2"/>
-              <w:szCs w:val="24"/>
+              <w:sz w:val="22"/>
               <w:lang w:eastAsia="ru-RU"/>
-              <w14:ligatures w14:val="standardContextual"/>
             </w:rPr>
           </w:pPr>
-          <w:hyperlink w:anchor="_Toc224308883" w:history="1">
+          <w:hyperlink w:anchor="_Toc224322124" w:history="1">
             <w:r>
               <w:rPr>
                 <w:rStyle w:val="aa"/>
                 <w:noProof/>
               </w:rPr>
-              <w:t>2.2 Описание алгоритма решения проблемы</w:t>
+              <w:t>4.2</w:t>
+            </w:r>
+            <w:r>
+              <w:rPr>
+                <w:rFonts w:asciiTheme="minorHAnsi" w:eastAsiaTheme="minorEastAsia" w:hAnsiTheme="minorHAnsi"/>
+                <w:noProof/>
+                <w:sz w:val="22"/>
+                <w:lang w:eastAsia="ru-RU"/>
+              </w:rPr>
+              <w:tab/>
+            </w:r>
+            <w:r>
+              <w:rPr>
+                <w:rStyle w:val="aa"/>
+                <w:noProof/>
+              </w:rPr>
+              <w:t>Функциональное тестирование</w:t>
             </w:r>
             <w:r>
               <w:rPr>
@@ -1851,7 +2715,7 @@
                 <w:noProof/>
                 <w:webHidden/>
               </w:rPr>
-              <w:instrText xml:space="preserve"> PAGEREF _Toc224308883 \h </w:instrText>
+              <w:instrText xml:space="preserve"> PAGEREF _Toc224322124 \h </w:instrText>
             </w:r>
             <w:r>
               <w:rPr>
@@ -1871,153 +2735,7 @@
                 <w:noProof/>
                 <w:webHidden/>
               </w:rPr>
-              <w:t>16</w:t>
-            </w:r>
-            <w:r>
-              <w:rPr>
-                <w:noProof/>
-                <w:webHidden/>
-              </w:rPr>
-              <w:fldChar w:fldCharType="end"/>
-            </w:r>
-          </w:hyperlink>
-        </w:p>
-        <w:p>
-          <w:pPr>
-            <w:pStyle w:val="21"/>
-            <w:tabs>
-              <w:tab w:val="right" w:leader="dot" w:pos="9344"/>
-            </w:tabs>
-            <w:rPr>
-              <w:rFonts w:asciiTheme="minorHAnsi" w:eastAsiaTheme="minorEastAsia" w:hAnsiTheme="minorHAnsi"/>
-              <w:noProof/>
-              <w:kern w:val="2"/>
-              <w:szCs w:val="24"/>
-              <w:lang w:eastAsia="ru-RU"/>
-              <w14:ligatures w14:val="standardContextual"/>
-            </w:rPr>
-          </w:pPr>
-          <w:hyperlink w:anchor="_Toc224308884" w:history="1">
-            <w:r>
-              <w:rPr>
-                <w:rStyle w:val="aa"/>
-                <w:noProof/>
-              </w:rPr>
-              <w:t>2.3 Описание существующих алгоритмов</w:t>
-            </w:r>
-            <w:r>
-              <w:rPr>
-                <w:noProof/>
-                <w:webHidden/>
-              </w:rPr>
-              <w:tab/>
-            </w:r>
-            <w:r>
-              <w:rPr>
-                <w:noProof/>
-                <w:webHidden/>
-              </w:rPr>
-              <w:fldChar w:fldCharType="begin"/>
-            </w:r>
-            <w:r>
-              <w:rPr>
-                <w:noProof/>
-                <w:webHidden/>
-              </w:rPr>
-              <w:instrText xml:space="preserve"> PAGEREF _Toc224308884 \h </w:instrText>
-            </w:r>
-            <w:r>
-              <w:rPr>
-                <w:noProof/>
-                <w:webHidden/>
-              </w:rPr>
-            </w:r>
-            <w:r>
-              <w:rPr>
-                <w:noProof/>
-                <w:webHidden/>
-              </w:rPr>
-              <w:fldChar w:fldCharType="separate"/>
-            </w:r>
-            <w:r>
-              <w:rPr>
-                <w:noProof/>
-                <w:webHidden/>
-              </w:rPr>
-              <w:t>17</w:t>
-            </w:r>
-            <w:r>
-              <w:rPr>
-                <w:noProof/>
-                <w:webHidden/>
-              </w:rPr>
-              <w:fldChar w:fldCharType="end"/>
-            </w:r>
-          </w:hyperlink>
-        </w:p>
-        <w:p>
-          <w:pPr>
-            <w:pStyle w:val="21"/>
-            <w:tabs>
-              <w:tab w:val="right" w:leader="dot" w:pos="9344"/>
-            </w:tabs>
-            <w:rPr>
-              <w:rFonts w:asciiTheme="minorHAnsi" w:eastAsiaTheme="minorEastAsia" w:hAnsiTheme="minorHAnsi"/>
-              <w:noProof/>
-              <w:kern w:val="2"/>
-              <w:szCs w:val="24"/>
-              <w:lang w:eastAsia="ru-RU"/>
-              <w14:ligatures w14:val="standardContextual"/>
-            </w:rPr>
-          </w:pPr>
-          <w:hyperlink w:anchor="_Toc224308885" w:history="1">
-            <w:r>
-              <w:rPr>
-                <w:rStyle w:val="aa"/>
-                <w:noProof/>
-              </w:rPr>
-              <w:t>2.4 Модель угрозы, MITRE ATT&amp;CK</w:t>
-            </w:r>
-            <w:r>
-              <w:rPr>
-                <w:noProof/>
-                <w:webHidden/>
-              </w:rPr>
-              <w:tab/>
-            </w:r>
-            <w:r>
-              <w:rPr>
-                <w:noProof/>
-                <w:webHidden/>
-              </w:rPr>
-              <w:fldChar w:fldCharType="begin"/>
-            </w:r>
-            <w:r>
-              <w:rPr>
-                <w:noProof/>
-                <w:webHidden/>
-              </w:rPr>
-              <w:instrText xml:space="preserve"> PAGEREF _Toc224308885 \h </w:instrText>
-            </w:r>
-            <w:r>
-              <w:rPr>
-                <w:noProof/>
-                <w:webHidden/>
-              </w:rPr>
-            </w:r>
-            <w:r>
-              <w:rPr>
-                <w:noProof/>
-                <w:webHidden/>
-              </w:rPr>
-              <w:fldChar w:fldCharType="separate"/>
-            </w:r>
-            <w:r>
-              <w:rPr>
-                <w:noProof/>
-                <w:webHidden/>
-              </w:rPr>
-              <w:t>18</w:t>
+              <w:t>29</w:t>
             </w:r>
             <w:r>
               <w:rPr>
@@ -2037,19 +2755,17 @@
             <w:rPr>
               <w:rFonts w:asciiTheme="minorHAnsi" w:eastAsiaTheme="minorEastAsia" w:hAnsiTheme="minorHAnsi"/>
               <w:noProof/>
-              <w:kern w:val="2"/>
-              <w:szCs w:val="24"/>
+              <w:sz w:val="22"/>
               <w:lang w:eastAsia="ru-RU"/>
-              <w14:ligatures w14:val="standardContextual"/>
             </w:rPr>
           </w:pPr>
-          <w:hyperlink w:anchor="_Toc224308886" w:history="1">
+          <w:hyperlink w:anchor="_Toc224322125" w:history="1">
             <w:r>
               <w:rPr>
                 <w:rStyle w:val="aa"/>
                 <w:noProof/>
               </w:rPr>
-              <w:t>3. ОПИСАНИЕ РЕАЛИЗАЦИИ</w:t>
+              <w:t>ЗАКЛЮЧЕНИЕ</w:t>
             </w:r>
             <w:r>
               <w:rPr>
@@ -2070,1230 +2786,7 @@
                 <w:noProof/>
                 <w:webHidden/>
               </w:rPr>
-              <w:instrText xml:space="preserve"> PAGEREF _Toc224308886 \h </w:instrText>
-            </w:r>
-            <w:r>
-              <w:rPr>
-                <w:noProof/>
-                <w:webHidden/>
-              </w:rPr>
-            </w:r>
-            <w:r>
-              <w:rPr>
-                <w:noProof/>
-                <w:webHidden/>
-              </w:rPr>
-              <w:fldChar w:fldCharType="separate"/>
-            </w:r>
-            <w:r>
-              <w:rPr>
-                <w:noProof/>
-                <w:webHidden/>
-              </w:rPr>
-              <w:t>21</w:t>
-            </w:r>
-            <w:r>
-              <w:rPr>
-                <w:noProof/>
-                <w:webHidden/>
-              </w:rPr>
-              <w:fldChar w:fldCharType="end"/>
-            </w:r>
-          </w:hyperlink>
-        </w:p>
-        <w:p>
-          <w:pPr>
-            <w:pStyle w:val="21"/>
-            <w:tabs>
-              <w:tab w:val="right" w:leader="dot" w:pos="9344"/>
-            </w:tabs>
-            <w:rPr>
-              <w:rFonts w:asciiTheme="minorHAnsi" w:eastAsiaTheme="minorEastAsia" w:hAnsiTheme="minorHAnsi"/>
-              <w:noProof/>
-              <w:kern w:val="2"/>
-              <w:szCs w:val="24"/>
-              <w:lang w:eastAsia="ru-RU"/>
-              <w14:ligatures w14:val="standardContextual"/>
-            </w:rPr>
-          </w:pPr>
-          <w:hyperlink w:anchor="_Toc224308887" w:history="1">
-            <w:r>
-              <w:rPr>
-                <w:rStyle w:val="aa"/>
-                <w:noProof/>
-              </w:rPr>
-              <w:t>3.1 Техническое задание.</w:t>
-            </w:r>
-            <w:r>
-              <w:rPr>
-                <w:noProof/>
-                <w:webHidden/>
-              </w:rPr>
-              <w:tab/>
-            </w:r>
-            <w:r>
-              <w:rPr>
-                <w:noProof/>
-                <w:webHidden/>
-              </w:rPr>
-              <w:fldChar w:fldCharType="begin"/>
-            </w:r>
-            <w:r>
-              <w:rPr>
-                <w:noProof/>
-                <w:webHidden/>
-              </w:rPr>
-              <w:instrText xml:space="preserve"> PAGEREF _Toc224308887 \h </w:instrText>
-            </w:r>
-            <w:r>
-              <w:rPr>
-                <w:noProof/>
-                <w:webHidden/>
-              </w:rPr>
-            </w:r>
-            <w:r>
-              <w:rPr>
-                <w:noProof/>
-                <w:webHidden/>
-              </w:rPr>
-              <w:fldChar w:fldCharType="separate"/>
-            </w:r>
-            <w:r>
-              <w:rPr>
-                <w:noProof/>
-                <w:webHidden/>
-              </w:rPr>
-              <w:t>21</w:t>
-            </w:r>
-            <w:r>
-              <w:rPr>
-                <w:noProof/>
-                <w:webHidden/>
-              </w:rPr>
-              <w:fldChar w:fldCharType="end"/>
-            </w:r>
-          </w:hyperlink>
-        </w:p>
-        <w:p>
-          <w:pPr>
-            <w:pStyle w:val="21"/>
-            <w:tabs>
-              <w:tab w:val="right" w:leader="dot" w:pos="9344"/>
-            </w:tabs>
-            <w:rPr>
-              <w:rFonts w:asciiTheme="minorHAnsi" w:eastAsiaTheme="minorEastAsia" w:hAnsiTheme="minorHAnsi"/>
-              <w:noProof/>
-              <w:kern w:val="2"/>
-              <w:szCs w:val="24"/>
-              <w:lang w:eastAsia="ru-RU"/>
-              <w14:ligatures w14:val="standardContextual"/>
-            </w:rPr>
-          </w:pPr>
-          <w:hyperlink w:anchor="_Toc224308888" w:history="1">
-            <w:r>
-              <w:rPr>
-                <w:rStyle w:val="aa"/>
-                <w:noProof/>
-              </w:rPr>
-              <w:t>3.2 Принцип работы программы</w:t>
-            </w:r>
-            <w:r>
-              <w:rPr>
-                <w:noProof/>
-                <w:webHidden/>
-              </w:rPr>
-              <w:tab/>
-            </w:r>
-            <w:r>
-              <w:rPr>
-                <w:noProof/>
-                <w:webHidden/>
-              </w:rPr>
-              <w:fldChar w:fldCharType="begin"/>
-            </w:r>
-            <w:r>
-              <w:rPr>
-                <w:noProof/>
-                <w:webHidden/>
-              </w:rPr>
-              <w:instrText xml:space="preserve"> PAGEREF _Toc224308888 \h </w:instrText>
-            </w:r>
-            <w:r>
-              <w:rPr>
-                <w:noProof/>
-                <w:webHidden/>
-              </w:rPr>
-            </w:r>
-            <w:r>
-              <w:rPr>
-                <w:noProof/>
-                <w:webHidden/>
-              </w:rPr>
-              <w:fldChar w:fldCharType="separate"/>
-            </w:r>
-            <w:r>
-              <w:rPr>
-                <w:noProof/>
-                <w:webHidden/>
-              </w:rPr>
-              <w:t>24</w:t>
-            </w:r>
-            <w:r>
-              <w:rPr>
-                <w:noProof/>
-                <w:webHidden/>
-              </w:rPr>
-              <w:fldChar w:fldCharType="end"/>
-            </w:r>
-          </w:hyperlink>
-        </w:p>
-        <w:p>
-          <w:pPr>
-            <w:pStyle w:val="21"/>
-            <w:tabs>
-              <w:tab w:val="right" w:leader="dot" w:pos="9344"/>
-            </w:tabs>
-            <w:rPr>
-              <w:rFonts w:asciiTheme="minorHAnsi" w:eastAsiaTheme="minorEastAsia" w:hAnsiTheme="minorHAnsi"/>
-              <w:noProof/>
-              <w:kern w:val="2"/>
-              <w:szCs w:val="24"/>
-              <w:lang w:eastAsia="ru-RU"/>
-              <w14:ligatures w14:val="standardContextual"/>
-            </w:rPr>
-          </w:pPr>
-          <w:hyperlink w:anchor="_Toc224308889" w:history="1">
-            <w:r>
-              <w:rPr>
-                <w:rStyle w:val="aa"/>
-                <w:noProof/>
-              </w:rPr>
-              <w:t>3.3 Доказательство работоспособности</w:t>
-            </w:r>
-            <w:r>
-              <w:rPr>
-                <w:noProof/>
-                <w:webHidden/>
-              </w:rPr>
-              <w:tab/>
-            </w:r>
-            <w:r>
-              <w:rPr>
-                <w:noProof/>
-                <w:webHidden/>
-              </w:rPr>
-              <w:fldChar w:fldCharType="begin"/>
-            </w:r>
-            <w:r>
-              <w:rPr>
-                <w:noProof/>
-                <w:webHidden/>
-              </w:rPr>
-              <w:instrText xml:space="preserve"> PAGEREF _Toc224308889 \h </w:instrText>
-            </w:r>
-            <w:r>
-              <w:rPr>
-                <w:noProof/>
-                <w:webHidden/>
-              </w:rPr>
-            </w:r>
-            <w:r>
-              <w:rPr>
-                <w:noProof/>
-                <w:webHidden/>
-              </w:rPr>
-              <w:fldChar w:fldCharType="separate"/>
-            </w:r>
-            <w:r>
-              <w:rPr>
-                <w:noProof/>
-                <w:webHidden/>
-              </w:rPr>
-              <w:t>27</w:t>
-            </w:r>
-            <w:r>
-              <w:rPr>
-                <w:noProof/>
-                <w:webHidden/>
-              </w:rPr>
-              <w:fldChar w:fldCharType="end"/>
-            </w:r>
-          </w:hyperlink>
-        </w:p>
-        <w:p>
-          <w:pPr>
-            <w:pStyle w:val="21"/>
-            <w:tabs>
-              <w:tab w:val="right" w:leader="dot" w:pos="9344"/>
-            </w:tabs>
-            <w:rPr>
-              <w:rFonts w:asciiTheme="minorHAnsi" w:eastAsiaTheme="minorEastAsia" w:hAnsiTheme="minorHAnsi"/>
-              <w:noProof/>
-              <w:kern w:val="2"/>
-              <w:szCs w:val="24"/>
-              <w:lang w:eastAsia="ru-RU"/>
-              <w14:ligatures w14:val="standardContextual"/>
-            </w:rPr>
-          </w:pPr>
-          <w:hyperlink w:anchor="_Toc224308890" w:history="1">
-            <w:r>
-              <w:rPr>
-                <w:rStyle w:val="aa"/>
-                <w:noProof/>
-              </w:rPr>
-              <w:t>Работоспособность разработанной программы подтверждается тем, что она реализует решение задачи в том виде, в каком она была формально поставлена в разделах 2.1–2.2: определены входные данные S, C, P, выходные данные Result_OVAL, Result_XCCDF, Report и допустимые статусы результатов. Программа выполняет полный цикл: загрузка SCAP-контента, патчинг при необходимости, выполнение проверок, применение remediation и формирование итогового отчёта.</w:t>
-            </w:r>
-            <w:r>
-              <w:rPr>
-                <w:noProof/>
-                <w:webHidden/>
-              </w:rPr>
-              <w:tab/>
-            </w:r>
-            <w:r>
-              <w:rPr>
-                <w:noProof/>
-                <w:webHidden/>
-              </w:rPr>
-              <w:fldChar w:fldCharType="begin"/>
-            </w:r>
-            <w:r>
-              <w:rPr>
-                <w:noProof/>
-                <w:webHidden/>
-              </w:rPr>
-              <w:instrText xml:space="preserve"> PAGEREF _Toc224308890 \h </w:instrText>
-            </w:r>
-            <w:r>
-              <w:rPr>
-                <w:noProof/>
-                <w:webHidden/>
-              </w:rPr>
-            </w:r>
-            <w:r>
-              <w:rPr>
-                <w:noProof/>
-                <w:webHidden/>
-              </w:rPr>
-              <w:fldChar w:fldCharType="separate"/>
-            </w:r>
-            <w:r>
-              <w:rPr>
-                <w:noProof/>
-                <w:webHidden/>
-              </w:rPr>
-              <w:t>27</w:t>
-            </w:r>
-            <w:r>
-              <w:rPr>
-                <w:noProof/>
-                <w:webHidden/>
-              </w:rPr>
-              <w:fldChar w:fldCharType="end"/>
-            </w:r>
-          </w:hyperlink>
-        </w:p>
-        <w:p>
-          <w:pPr>
-            <w:pStyle w:val="21"/>
-            <w:tabs>
-              <w:tab w:val="right" w:leader="dot" w:pos="9344"/>
-            </w:tabs>
-            <w:rPr>
-              <w:rFonts w:asciiTheme="minorHAnsi" w:eastAsiaTheme="minorEastAsia" w:hAnsiTheme="minorHAnsi"/>
-              <w:noProof/>
-              <w:kern w:val="2"/>
-              <w:szCs w:val="24"/>
-              <w:lang w:eastAsia="ru-RU"/>
-              <w14:ligatures w14:val="standardContextual"/>
-            </w:rPr>
-          </w:pPr>
-          <w:hyperlink w:anchor="_Toc224308891" w:history="1">
-            <w:r>
-              <w:rPr>
-                <w:rStyle w:val="aa"/>
-                <w:noProof/>
-              </w:rPr>
-              <w:t xml:space="preserve">Формальная верификация в рамках данной работы заключается в проверке соответствия реализации указанной формальной модели: для каждого элемента входа должен быть получен корректный элемент выхода, а значения результатов должны </w:t>
-            </w:r>
-            <w:r>
-              <w:rPr>
-                <w:rStyle w:val="aa"/>
-                <w:noProof/>
-              </w:rPr>
-              <w:lastRenderedPageBreak/>
-              <w:t>принадлежать заранее заданным множествам статусов. Это проверяется следующим образом:</w:t>
-            </w:r>
-            <w:r>
-              <w:rPr>
-                <w:noProof/>
-                <w:webHidden/>
-              </w:rPr>
-              <w:tab/>
-            </w:r>
-            <w:r>
-              <w:rPr>
-                <w:noProof/>
-                <w:webHidden/>
-              </w:rPr>
-              <w:fldChar w:fldCharType="begin"/>
-            </w:r>
-            <w:r>
-              <w:rPr>
-                <w:noProof/>
-                <w:webHidden/>
-              </w:rPr>
-              <w:instrText xml:space="preserve"> PAGEREF _Toc224308891 \h </w:instrText>
-            </w:r>
-            <w:r>
-              <w:rPr>
-                <w:noProof/>
-                <w:webHidden/>
-              </w:rPr>
-            </w:r>
-            <w:r>
-              <w:rPr>
-                <w:noProof/>
-                <w:webHidden/>
-              </w:rPr>
-              <w:fldChar w:fldCharType="separate"/>
-            </w:r>
-            <w:r>
-              <w:rPr>
-                <w:noProof/>
-                <w:webHidden/>
-              </w:rPr>
-              <w:t>27</w:t>
-            </w:r>
-            <w:r>
-              <w:rPr>
-                <w:noProof/>
-                <w:webHidden/>
-              </w:rPr>
-              <w:fldChar w:fldCharType="end"/>
-            </w:r>
-          </w:hyperlink>
-        </w:p>
-        <w:p>
-          <w:pPr>
-            <w:pStyle w:val="21"/>
-            <w:tabs>
-              <w:tab w:val="left" w:pos="1440"/>
-              <w:tab w:val="right" w:leader="dot" w:pos="9344"/>
-            </w:tabs>
-            <w:rPr>
-              <w:rFonts w:asciiTheme="minorHAnsi" w:eastAsiaTheme="minorEastAsia" w:hAnsiTheme="minorHAnsi"/>
-              <w:noProof/>
-              <w:kern w:val="2"/>
-              <w:szCs w:val="24"/>
-              <w:lang w:eastAsia="ru-RU"/>
-              <w14:ligatures w14:val="standardContextual"/>
-            </w:rPr>
-          </w:pPr>
-          <w:hyperlink w:anchor="_Toc224308892" w:history="1">
-            <w:r>
-              <w:rPr>
-                <w:rStyle w:val="aa"/>
-                <w:noProof/>
-              </w:rPr>
-              <w:t>1.</w:t>
-            </w:r>
-            <w:r>
-              <w:rPr>
-                <w:rFonts w:asciiTheme="minorHAnsi" w:eastAsiaTheme="minorEastAsia" w:hAnsiTheme="minorHAnsi"/>
-                <w:noProof/>
-                <w:kern w:val="2"/>
-                <w:szCs w:val="24"/>
-                <w:lang w:eastAsia="ru-RU"/>
-                <w14:ligatures w14:val="standardContextual"/>
-              </w:rPr>
-              <w:tab/>
-            </w:r>
-            <w:r>
-              <w:rPr>
-                <w:rStyle w:val="aa"/>
-                <w:noProof/>
-              </w:rPr>
-              <w:t>Проверка корректности результатов OVAL. Для каждой OVAL-дефиниции di программа вычисляет Result_OVAL(di) и присваивает ему один из формально заданных статусов {</w:t>
-            </w:r>
-            <w:r>
-              <w:rPr>
-                <w:rStyle w:val="aa"/>
-                <w:noProof/>
-                <w:lang w:val="en-US"/>
-              </w:rPr>
-              <w:t>true</w:t>
-            </w:r>
-            <w:r>
-              <w:rPr>
-                <w:rStyle w:val="aa"/>
-                <w:noProof/>
-              </w:rPr>
-              <w:t>,</w:t>
-            </w:r>
-            <w:r>
-              <w:rPr>
-                <w:rStyle w:val="aa"/>
-                <w:noProof/>
-                <w:lang w:val="en-US"/>
-              </w:rPr>
-              <w:t>false</w:t>
-            </w:r>
-            <w:r>
-              <w:rPr>
-                <w:rStyle w:val="aa"/>
-                <w:noProof/>
-              </w:rPr>
-              <w:t>,</w:t>
-            </w:r>
-            <w:r>
-              <w:rPr>
-                <w:rStyle w:val="aa"/>
-                <w:noProof/>
-                <w:lang w:val="en-US"/>
-              </w:rPr>
-              <w:t>unknown</w:t>
-            </w:r>
-            <w:r>
-              <w:rPr>
-                <w:rStyle w:val="aa"/>
-                <w:noProof/>
-              </w:rPr>
-              <w:t>,</w:t>
-            </w:r>
-            <w:r>
-              <w:rPr>
-                <w:rStyle w:val="aa"/>
-                <w:noProof/>
-                <w:lang w:val="en-US"/>
-              </w:rPr>
-              <w:t>error</w:t>
-            </w:r>
-            <w:r>
-              <w:rPr>
-                <w:rStyle w:val="aa"/>
-                <w:noProof/>
-              </w:rPr>
-              <w:t>,</w:t>
-            </w:r>
-            <w:r>
-              <w:rPr>
-                <w:rStyle w:val="aa"/>
-                <w:noProof/>
-                <w:lang w:val="en-US"/>
-              </w:rPr>
-              <w:t>not</w:t>
-            </w:r>
-            <w:r>
-              <w:rPr>
-                <w:rStyle w:val="aa"/>
-                <w:noProof/>
-              </w:rPr>
-              <w:t>_</w:t>
-            </w:r>
-            <w:r>
-              <w:rPr>
-                <w:rStyle w:val="aa"/>
-                <w:noProof/>
-                <w:lang w:val="en-US"/>
-              </w:rPr>
-              <w:t>applicable</w:t>
-            </w:r>
-            <w:r>
-              <w:rPr>
-                <w:rStyle w:val="aa"/>
-                <w:noProof/>
-              </w:rPr>
-              <w:t>}. Полученные значения сохраняются и отображаются в отчёте, что обеспечивает проверяемость и повторяемость результата.</w:t>
-            </w:r>
-            <w:r>
-              <w:rPr>
-                <w:noProof/>
-                <w:webHidden/>
-              </w:rPr>
-              <w:tab/>
-            </w:r>
-            <w:r>
-              <w:rPr>
-                <w:noProof/>
-                <w:webHidden/>
-              </w:rPr>
-              <w:fldChar w:fldCharType="begin"/>
-            </w:r>
-            <w:r>
-              <w:rPr>
-                <w:noProof/>
-                <w:webHidden/>
-              </w:rPr>
-              <w:instrText xml:space="preserve"> PAGEREF _Toc224308892 \h </w:instrText>
-            </w:r>
-            <w:r>
-              <w:rPr>
-                <w:noProof/>
-                <w:webHidden/>
-              </w:rPr>
-            </w:r>
-            <w:r>
-              <w:rPr>
-                <w:noProof/>
-                <w:webHidden/>
-              </w:rPr>
-              <w:fldChar w:fldCharType="separate"/>
-            </w:r>
-            <w:r>
-              <w:rPr>
-                <w:noProof/>
-                <w:webHidden/>
-              </w:rPr>
-              <w:t>27</w:t>
-            </w:r>
-            <w:r>
-              <w:rPr>
-                <w:noProof/>
-                <w:webHidden/>
-              </w:rPr>
-              <w:fldChar w:fldCharType="end"/>
-            </w:r>
-          </w:hyperlink>
-        </w:p>
-        <w:p>
-          <w:pPr>
-            <w:pStyle w:val="21"/>
-            <w:tabs>
-              <w:tab w:val="left" w:pos="1440"/>
-              <w:tab w:val="right" w:leader="dot" w:pos="9344"/>
-            </w:tabs>
-            <w:rPr>
-              <w:rFonts w:asciiTheme="minorHAnsi" w:eastAsiaTheme="minorEastAsia" w:hAnsiTheme="minorHAnsi"/>
-              <w:noProof/>
-              <w:kern w:val="2"/>
-              <w:szCs w:val="24"/>
-              <w:lang w:eastAsia="ru-RU"/>
-              <w14:ligatures w14:val="standardContextual"/>
-            </w:rPr>
-          </w:pPr>
-          <w:hyperlink w:anchor="_Toc224308893" w:history="1">
-            <w:r>
-              <w:rPr>
-                <w:rStyle w:val="aa"/>
-                <w:noProof/>
-              </w:rPr>
-              <w:t>2.</w:t>
-            </w:r>
-            <w:r>
-              <w:rPr>
-                <w:rFonts w:asciiTheme="minorHAnsi" w:eastAsiaTheme="minorEastAsia" w:hAnsiTheme="minorHAnsi"/>
-                <w:noProof/>
-                <w:kern w:val="2"/>
-                <w:szCs w:val="24"/>
-                <w:lang w:eastAsia="ru-RU"/>
-                <w14:ligatures w14:val="standardContextual"/>
-              </w:rPr>
-              <w:tab/>
-            </w:r>
-            <w:r>
-              <w:rPr>
-                <w:rStyle w:val="aa"/>
-                <w:noProof/>
-              </w:rPr>
-              <w:t>Проверка корректности результатов XCCDF. Для каждого XCCDF-правила ri в рамках выбранного профиля вычисляется Result_XCCDF(ri) из множества {pass,fail,not_checked,not_applicable,error}. Полученные значения сохраняются и отображаются в отчёте, что также обеспечивает проверяемость и повторяемость результата.</w:t>
-            </w:r>
-            <w:r>
-              <w:rPr>
-                <w:noProof/>
-                <w:webHidden/>
-              </w:rPr>
-              <w:tab/>
-            </w:r>
-            <w:r>
-              <w:rPr>
-                <w:noProof/>
-                <w:webHidden/>
-              </w:rPr>
-              <w:fldChar w:fldCharType="begin"/>
-            </w:r>
-            <w:r>
-              <w:rPr>
-                <w:noProof/>
-                <w:webHidden/>
-              </w:rPr>
-              <w:instrText xml:space="preserve"> PAGEREF _Toc224308893 \h </w:instrText>
-            </w:r>
-            <w:r>
-              <w:rPr>
-                <w:noProof/>
-                <w:webHidden/>
-              </w:rPr>
-            </w:r>
-            <w:r>
-              <w:rPr>
-                <w:noProof/>
-                <w:webHidden/>
-              </w:rPr>
-              <w:fldChar w:fldCharType="separate"/>
-            </w:r>
-            <w:r>
-              <w:rPr>
-                <w:noProof/>
-                <w:webHidden/>
-              </w:rPr>
-              <w:t>27</w:t>
-            </w:r>
-            <w:r>
-              <w:rPr>
-                <w:noProof/>
-                <w:webHidden/>
-              </w:rPr>
-              <w:fldChar w:fldCharType="end"/>
-            </w:r>
-          </w:hyperlink>
-        </w:p>
-        <w:p>
-          <w:pPr>
-            <w:pStyle w:val="21"/>
-            <w:tabs>
-              <w:tab w:val="left" w:pos="1440"/>
-              <w:tab w:val="right" w:leader="dot" w:pos="9344"/>
-            </w:tabs>
-            <w:rPr>
-              <w:rFonts w:asciiTheme="minorHAnsi" w:eastAsiaTheme="minorEastAsia" w:hAnsiTheme="minorHAnsi"/>
-              <w:noProof/>
-              <w:kern w:val="2"/>
-              <w:szCs w:val="24"/>
-              <w:lang w:eastAsia="ru-RU"/>
-              <w14:ligatures w14:val="standardContextual"/>
-            </w:rPr>
-          </w:pPr>
-          <w:hyperlink w:anchor="_Toc224308894" w:history="1">
-            <w:r>
-              <w:rPr>
-                <w:rStyle w:val="aa"/>
-                <w:noProof/>
-              </w:rPr>
-              <w:t>3.</w:t>
-            </w:r>
-            <w:r>
-              <w:rPr>
-                <w:rFonts w:asciiTheme="minorHAnsi" w:eastAsiaTheme="minorEastAsia" w:hAnsiTheme="minorHAnsi"/>
-                <w:noProof/>
-                <w:kern w:val="2"/>
-                <w:szCs w:val="24"/>
-                <w:lang w:eastAsia="ru-RU"/>
-                <w14:ligatures w14:val="standardContextual"/>
-              </w:rPr>
-              <w:tab/>
-            </w:r>
-            <w:r>
-              <w:rPr>
-                <w:rStyle w:val="aa"/>
-                <w:noProof/>
-              </w:rPr>
-              <w:t>Проверка патчинга. Если исходный контент неприменим к целевой платформе из-за отличающихся идентификаторов, выполняется патчинг, после чего контент становится применимым и корректно проходит этап вычисления результатов.</w:t>
-            </w:r>
-            <w:r>
-              <w:rPr>
-                <w:noProof/>
-                <w:webHidden/>
-              </w:rPr>
-              <w:tab/>
-            </w:r>
-            <w:r>
-              <w:rPr>
-                <w:noProof/>
-                <w:webHidden/>
-              </w:rPr>
-              <w:fldChar w:fldCharType="begin"/>
-            </w:r>
-            <w:r>
-              <w:rPr>
-                <w:noProof/>
-                <w:webHidden/>
-              </w:rPr>
-              <w:instrText xml:space="preserve"> PAGEREF _Toc224308894 \h </w:instrText>
-            </w:r>
-            <w:r>
-              <w:rPr>
-                <w:noProof/>
-                <w:webHidden/>
-              </w:rPr>
-            </w:r>
-            <w:r>
-              <w:rPr>
-                <w:noProof/>
-                <w:webHidden/>
-              </w:rPr>
-              <w:fldChar w:fldCharType="separate"/>
-            </w:r>
-            <w:r>
-              <w:rPr>
-                <w:noProof/>
-                <w:webHidden/>
-              </w:rPr>
-              <w:t>27</w:t>
-            </w:r>
-            <w:r>
-              <w:rPr>
-                <w:noProof/>
-                <w:webHidden/>
-              </w:rPr>
-              <w:fldChar w:fldCharType="end"/>
-            </w:r>
-          </w:hyperlink>
-        </w:p>
-        <w:p>
-          <w:pPr>
-            <w:pStyle w:val="21"/>
-            <w:tabs>
-              <w:tab w:val="left" w:pos="1440"/>
-              <w:tab w:val="right" w:leader="dot" w:pos="9344"/>
-            </w:tabs>
-            <w:rPr>
-              <w:rFonts w:asciiTheme="minorHAnsi" w:eastAsiaTheme="minorEastAsia" w:hAnsiTheme="minorHAnsi"/>
-              <w:noProof/>
-              <w:kern w:val="2"/>
-              <w:szCs w:val="24"/>
-              <w:lang w:eastAsia="ru-RU"/>
-              <w14:ligatures w14:val="standardContextual"/>
-            </w:rPr>
-          </w:pPr>
-          <w:hyperlink w:anchor="_Toc224308895" w:history="1">
-            <w:r>
-              <w:rPr>
-                <w:rStyle w:val="aa"/>
-                <w:noProof/>
-              </w:rPr>
-              <w:t>4.</w:t>
-            </w:r>
-            <w:r>
-              <w:rPr>
-                <w:rFonts w:asciiTheme="minorHAnsi" w:eastAsiaTheme="minorEastAsia" w:hAnsiTheme="minorHAnsi"/>
-                <w:noProof/>
-                <w:kern w:val="2"/>
-                <w:szCs w:val="24"/>
-                <w:lang w:eastAsia="ru-RU"/>
-                <w14:ligatures w14:val="standardContextual"/>
-              </w:rPr>
-              <w:tab/>
-            </w:r>
-            <w:r>
-              <w:rPr>
-                <w:rStyle w:val="aa"/>
-                <w:noProof/>
-              </w:rPr>
-              <w:t>Проверка remediation. Для правил со статусом fail, при наличии remediation-контента, программа выполняет действие исправления.</w:t>
-            </w:r>
-            <w:r>
-              <w:rPr>
-                <w:noProof/>
-                <w:webHidden/>
-              </w:rPr>
-              <w:tab/>
-            </w:r>
-            <w:r>
-              <w:rPr>
-                <w:noProof/>
-                <w:webHidden/>
-              </w:rPr>
-              <w:fldChar w:fldCharType="begin"/>
-            </w:r>
-            <w:r>
-              <w:rPr>
-                <w:noProof/>
-                <w:webHidden/>
-              </w:rPr>
-              <w:instrText xml:space="preserve"> PAGEREF _Toc224308895 \h </w:instrText>
-            </w:r>
-            <w:r>
-              <w:rPr>
-                <w:noProof/>
-                <w:webHidden/>
-              </w:rPr>
-            </w:r>
-            <w:r>
-              <w:rPr>
-                <w:noProof/>
-                <w:webHidden/>
-              </w:rPr>
-              <w:fldChar w:fldCharType="separate"/>
-            </w:r>
-            <w:r>
-              <w:rPr>
-                <w:noProof/>
-                <w:webHidden/>
-              </w:rPr>
-              <w:t>27</w:t>
-            </w:r>
-            <w:r>
-              <w:rPr>
-                <w:noProof/>
-                <w:webHidden/>
-              </w:rPr>
-              <w:fldChar w:fldCharType="end"/>
-            </w:r>
-          </w:hyperlink>
-        </w:p>
-        <w:p>
-          <w:pPr>
-            <w:pStyle w:val="21"/>
-            <w:tabs>
-              <w:tab w:val="right" w:leader="dot" w:pos="9344"/>
-            </w:tabs>
-            <w:rPr>
-              <w:rFonts w:asciiTheme="minorHAnsi" w:eastAsiaTheme="minorEastAsia" w:hAnsiTheme="minorHAnsi"/>
-              <w:noProof/>
-              <w:kern w:val="2"/>
-              <w:szCs w:val="24"/>
-              <w:lang w:eastAsia="ru-RU"/>
-              <w14:ligatures w14:val="standardContextual"/>
-            </w:rPr>
-          </w:pPr>
-          <w:hyperlink w:anchor="_Toc224308896" w:history="1">
-            <w:r>
-              <w:rPr>
-                <w:rStyle w:val="aa"/>
-                <w:noProof/>
-              </w:rPr>
-              <w:t>Таким образом, программа демонстрирует работоспособность не только на уровне запуска и получения отчёта, но и на уровне соответствия формальной постановке задачи: входные данные преобразуются в определённые формально выходные результаты, а корректирующие действия (remediation) приводят систему к состоянию, которое подтверждается повторной проверкой</w:t>
-            </w:r>
-            <w:r>
-              <w:rPr>
-                <w:noProof/>
-                <w:webHidden/>
-              </w:rPr>
-              <w:tab/>
-            </w:r>
-            <w:r>
-              <w:rPr>
-                <w:noProof/>
-                <w:webHidden/>
-              </w:rPr>
-              <w:fldChar w:fldCharType="begin"/>
-            </w:r>
-            <w:r>
-              <w:rPr>
-                <w:noProof/>
-                <w:webHidden/>
-              </w:rPr>
-              <w:instrText xml:space="preserve"> PAGEREF _Toc224308896 \h </w:instrText>
-            </w:r>
-            <w:r>
-              <w:rPr>
-                <w:noProof/>
-                <w:webHidden/>
-              </w:rPr>
-            </w:r>
-            <w:r>
-              <w:rPr>
-                <w:noProof/>
-                <w:webHidden/>
-              </w:rPr>
-              <w:fldChar w:fldCharType="separate"/>
-            </w:r>
-            <w:r>
-              <w:rPr>
-                <w:noProof/>
-                <w:webHidden/>
-              </w:rPr>
-              <w:t>27</w:t>
-            </w:r>
-            <w:r>
-              <w:rPr>
-                <w:noProof/>
-                <w:webHidden/>
-              </w:rPr>
-              <w:fldChar w:fldCharType="end"/>
-            </w:r>
-          </w:hyperlink>
-        </w:p>
-        <w:p>
-          <w:pPr>
-            <w:pStyle w:val="21"/>
-            <w:tabs>
-              <w:tab w:val="right" w:leader="dot" w:pos="9344"/>
-            </w:tabs>
-            <w:rPr>
-              <w:rFonts w:asciiTheme="minorHAnsi" w:eastAsiaTheme="minorEastAsia" w:hAnsiTheme="minorHAnsi"/>
-              <w:noProof/>
-              <w:kern w:val="2"/>
-              <w:szCs w:val="24"/>
-              <w:lang w:eastAsia="ru-RU"/>
-              <w14:ligatures w14:val="standardContextual"/>
-            </w:rPr>
-          </w:pPr>
-          <w:hyperlink w:anchor="_Toc224308897" w:history="1">
-            <w:r>
-              <w:rPr>
-                <w:rStyle w:val="aa"/>
-                <w:bCs/>
-                <w:noProof/>
-              </w:rPr>
-              <w:t>3.6</w:t>
-            </w:r>
-            <w:r>
-              <w:rPr>
-                <w:rStyle w:val="aa"/>
-                <w:noProof/>
-              </w:rPr>
-              <w:t xml:space="preserve"> Функциональное тестирование</w:t>
-            </w:r>
-            <w:r>
-              <w:rPr>
-                <w:noProof/>
-                <w:webHidden/>
-              </w:rPr>
-              <w:tab/>
-            </w:r>
-            <w:r>
-              <w:rPr>
-                <w:noProof/>
-                <w:webHidden/>
-              </w:rPr>
-              <w:fldChar w:fldCharType="begin"/>
-            </w:r>
-            <w:r>
-              <w:rPr>
-                <w:noProof/>
-                <w:webHidden/>
-              </w:rPr>
-              <w:instrText xml:space="preserve"> PAGEREF _Toc224308897 \h </w:instrText>
-            </w:r>
-            <w:r>
-              <w:rPr>
-                <w:noProof/>
-                <w:webHidden/>
-              </w:rPr>
-            </w:r>
-            <w:r>
-              <w:rPr>
-                <w:noProof/>
-                <w:webHidden/>
-              </w:rPr>
-              <w:fldChar w:fldCharType="separate"/>
-            </w:r>
-            <w:r>
-              <w:rPr>
-                <w:noProof/>
-                <w:webHidden/>
-              </w:rPr>
-              <w:t>27</w:t>
-            </w:r>
-            <w:r>
-              <w:rPr>
-                <w:noProof/>
-                <w:webHidden/>
-              </w:rPr>
-              <w:fldChar w:fldCharType="end"/>
-            </w:r>
-          </w:hyperlink>
-        </w:p>
-        <w:p>
-          <w:pPr>
-            <w:pStyle w:val="21"/>
-            <w:tabs>
-              <w:tab w:val="right" w:leader="dot" w:pos="9344"/>
-            </w:tabs>
-            <w:rPr>
-              <w:rFonts w:asciiTheme="minorHAnsi" w:eastAsiaTheme="minorEastAsia" w:hAnsiTheme="minorHAnsi"/>
-              <w:noProof/>
-              <w:kern w:val="2"/>
-              <w:szCs w:val="24"/>
-              <w:lang w:eastAsia="ru-RU"/>
-              <w14:ligatures w14:val="standardContextual"/>
-            </w:rPr>
-          </w:pPr>
-          <w:hyperlink w:anchor="_Toc224308898" w:history="1">
-            <w:r>
-              <w:rPr>
-                <w:rStyle w:val="aa"/>
-                <w:noProof/>
-              </w:rPr>
-              <w:t>3.7 Перспективы развития проекта.</w:t>
-            </w:r>
-            <w:r>
-              <w:rPr>
-                <w:noProof/>
-                <w:webHidden/>
-              </w:rPr>
-              <w:tab/>
-            </w:r>
-            <w:r>
-              <w:rPr>
-                <w:noProof/>
-                <w:webHidden/>
-              </w:rPr>
-              <w:fldChar w:fldCharType="begin"/>
-            </w:r>
-            <w:r>
-              <w:rPr>
-                <w:noProof/>
-                <w:webHidden/>
-              </w:rPr>
-              <w:instrText xml:space="preserve"> PAGEREF _Toc224308898 \h </w:instrText>
-            </w:r>
-            <w:r>
-              <w:rPr>
-                <w:noProof/>
-                <w:webHidden/>
-              </w:rPr>
-            </w:r>
-            <w:r>
-              <w:rPr>
-                <w:noProof/>
-                <w:webHidden/>
-              </w:rPr>
-              <w:fldChar w:fldCharType="separate"/>
-            </w:r>
-            <w:r>
-              <w:rPr>
-                <w:noProof/>
-                <w:webHidden/>
-              </w:rPr>
-              <w:t>28</w:t>
-            </w:r>
-            <w:r>
-              <w:rPr>
-                <w:noProof/>
-                <w:webHidden/>
-              </w:rPr>
-              <w:fldChar w:fldCharType="end"/>
-            </w:r>
-          </w:hyperlink>
-        </w:p>
-        <w:p>
-          <w:pPr>
-            <w:pStyle w:val="11"/>
-            <w:tabs>
-              <w:tab w:val="left" w:pos="1200"/>
-              <w:tab w:val="right" w:leader="dot" w:pos="9344"/>
-            </w:tabs>
-            <w:rPr>
-              <w:rFonts w:asciiTheme="minorHAnsi" w:eastAsiaTheme="minorEastAsia" w:hAnsiTheme="minorHAnsi"/>
-              <w:noProof/>
-              <w:kern w:val="2"/>
-              <w:szCs w:val="24"/>
-              <w:lang w:eastAsia="ru-RU"/>
-              <w14:ligatures w14:val="standardContextual"/>
-            </w:rPr>
-          </w:pPr>
-          <w:hyperlink w:anchor="_Toc224308899" w:history="1">
-            <w:r>
-              <w:rPr>
-                <w:rStyle w:val="aa"/>
-                <w:noProof/>
-              </w:rPr>
-              <w:t>5.</w:t>
-            </w:r>
-            <w:r>
-              <w:rPr>
-                <w:rFonts w:asciiTheme="minorHAnsi" w:eastAsiaTheme="minorEastAsia" w:hAnsiTheme="minorHAnsi"/>
-                <w:noProof/>
-                <w:kern w:val="2"/>
-                <w:szCs w:val="24"/>
-                <w:lang w:eastAsia="ru-RU"/>
-                <w14:ligatures w14:val="standardContextual"/>
-              </w:rPr>
-              <w:tab/>
-            </w:r>
-            <w:r>
-              <w:rPr>
-                <w:rStyle w:val="aa"/>
-                <w:noProof/>
-              </w:rPr>
-              <w:t>Тестирование</w:t>
-            </w:r>
-            <w:r>
-              <w:rPr>
-                <w:noProof/>
-                <w:webHidden/>
-              </w:rPr>
-              <w:tab/>
-            </w:r>
-            <w:r>
-              <w:rPr>
-                <w:noProof/>
-                <w:webHidden/>
-              </w:rPr>
-              <w:fldChar w:fldCharType="begin"/>
-            </w:r>
-            <w:r>
-              <w:rPr>
-                <w:noProof/>
-                <w:webHidden/>
-              </w:rPr>
-              <w:instrText xml:space="preserve"> PAGEREF _Toc224308899 \h </w:instrText>
-            </w:r>
-            <w:r>
-              <w:rPr>
-                <w:noProof/>
-                <w:webHidden/>
-              </w:rPr>
-            </w:r>
-            <w:r>
-              <w:rPr>
-                <w:noProof/>
-                <w:webHidden/>
-              </w:rPr>
-              <w:fldChar w:fldCharType="separate"/>
-            </w:r>
-            <w:r>
-              <w:rPr>
-                <w:noProof/>
-                <w:webHidden/>
-              </w:rPr>
-              <w:t>30</w:t>
-            </w:r>
-            <w:r>
-              <w:rPr>
-                <w:noProof/>
-                <w:webHidden/>
-              </w:rPr>
-              <w:fldChar w:fldCharType="end"/>
-            </w:r>
-          </w:hyperlink>
-        </w:p>
-        <w:p>
-          <w:pPr>
-            <w:pStyle w:val="21"/>
-            <w:tabs>
-              <w:tab w:val="right" w:leader="dot" w:pos="9344"/>
-            </w:tabs>
-            <w:rPr>
-              <w:rFonts w:asciiTheme="minorHAnsi" w:eastAsiaTheme="minorEastAsia" w:hAnsiTheme="minorHAnsi"/>
-              <w:noProof/>
-              <w:kern w:val="2"/>
-              <w:szCs w:val="24"/>
-              <w:lang w:eastAsia="ru-RU"/>
-              <w14:ligatures w14:val="standardContextual"/>
-            </w:rPr>
-          </w:pPr>
-          <w:hyperlink w:anchor="_Toc224308900" w:history="1">
-            <w:r>
-              <w:rPr>
-                <w:rStyle w:val="aa"/>
-                <w:noProof/>
-              </w:rPr>
-              <w:t>4.1 Цели тестирования</w:t>
-            </w:r>
-            <w:r>
-              <w:rPr>
-                <w:noProof/>
-                <w:webHidden/>
-              </w:rPr>
-              <w:tab/>
-            </w:r>
-            <w:r>
-              <w:rPr>
-                <w:noProof/>
-                <w:webHidden/>
-              </w:rPr>
-              <w:fldChar w:fldCharType="begin"/>
-            </w:r>
-            <w:r>
-              <w:rPr>
-                <w:noProof/>
-                <w:webHidden/>
-              </w:rPr>
-              <w:instrText xml:space="preserve"> PAGEREF _Toc224308900 \h </w:instrText>
+              <w:instrText xml:space="preserve"> PAGEREF _Toc224322125 \h </w:instrText>
             </w:r>
             <w:r>
               <w:rPr>
@@ -3333,19 +2826,17 @@
             <w:rPr>
               <w:rFonts w:asciiTheme="minorHAnsi" w:eastAsiaTheme="minorEastAsia" w:hAnsiTheme="minorHAnsi"/>
               <w:noProof/>
-              <w:kern w:val="2"/>
-              <w:szCs w:val="24"/>
+              <w:sz w:val="22"/>
               <w:lang w:eastAsia="ru-RU"/>
-              <w14:ligatures w14:val="standardContextual"/>
             </w:rPr>
           </w:pPr>
-          <w:hyperlink w:anchor="_Toc224308901" w:history="1">
+          <w:hyperlink w:anchor="_Toc224322126" w:history="1">
             <w:r>
               <w:rPr>
                 <w:rStyle w:val="aa"/>
                 <w:noProof/>
               </w:rPr>
-              <w:t>ЗАКЛЮЧЕНИЕ</w:t>
+              <w:t>СПИСОК ЛИТЕРАТУРЫ</w:t>
             </w:r>
             <w:r>
               <w:rPr>
@@ -3366,7 +2857,7 @@
                 <w:noProof/>
                 <w:webHidden/>
               </w:rPr>
-              <w:instrText xml:space="preserve"> PAGEREF _Toc224308901 \h </w:instrText>
+              <w:instrText xml:space="preserve"> PAGEREF _Toc224322126 \h </w:instrText>
             </w:r>
             <w:r>
               <w:rPr>
@@ -3386,7 +2877,7 @@
                 <w:noProof/>
                 <w:webHidden/>
               </w:rPr>
-              <w:t>31</w:t>
+              <w:t>32</w:t>
             </w:r>
             <w:r>
               <w:rPr>
@@ -3406,19 +2897,17 @@
             <w:rPr>
               <w:rFonts w:asciiTheme="minorHAnsi" w:eastAsiaTheme="minorEastAsia" w:hAnsiTheme="minorHAnsi"/>
               <w:noProof/>
-              <w:kern w:val="2"/>
-              <w:szCs w:val="24"/>
+              <w:sz w:val="22"/>
               <w:lang w:eastAsia="ru-RU"/>
-              <w14:ligatures w14:val="standardContextual"/>
             </w:rPr>
           </w:pPr>
-          <w:hyperlink w:anchor="_Toc224308902" w:history="1">
+          <w:hyperlink w:anchor="_Toc224322127" w:history="1">
             <w:r>
               <w:rPr>
                 <w:rStyle w:val="aa"/>
                 <w:noProof/>
               </w:rPr>
-              <w:t>СПИСОК ЛИТЕРАТУРЫ</w:t>
+              <w:t>ПРИЛОЖЕНИЕ</w:t>
             </w:r>
             <w:r>
               <w:rPr>
@@ -3439,7 +2928,7 @@
                 <w:noProof/>
                 <w:webHidden/>
               </w:rPr>
-              <w:instrText xml:space="preserve"> PAGEREF _Toc224308902 \h </w:instrText>
+              <w:instrText xml:space="preserve"> PAGEREF _Toc224322127 \h </w:instrText>
             </w:r>
             <w:r>
               <w:rPr>
@@ -3460,79 +2949,6 @@
                 <w:webHidden/>
               </w:rPr>
               <w:t>33</w:t>
-            </w:r>
-            <w:r>
-              <w:rPr>
-                <w:noProof/>
-                <w:webHidden/>
-              </w:rPr>
-              <w:fldChar w:fldCharType="end"/>
-            </w:r>
-          </w:hyperlink>
-        </w:p>
-        <w:p>
-          <w:pPr>
-            <w:pStyle w:val="11"/>
-            <w:tabs>
-              <w:tab w:val="right" w:leader="dot" w:pos="9344"/>
-            </w:tabs>
-            <w:rPr>
-              <w:rFonts w:asciiTheme="minorHAnsi" w:eastAsiaTheme="minorEastAsia" w:hAnsiTheme="minorHAnsi"/>
-              <w:noProof/>
-              <w:kern w:val="2"/>
-              <w:szCs w:val="24"/>
-              <w:lang w:eastAsia="ru-RU"/>
-              <w14:ligatures w14:val="standardContextual"/>
-            </w:rPr>
-          </w:pPr>
-          <w:hyperlink w:anchor="_Toc224308903" w:history="1">
-            <w:r>
-              <w:rPr>
-                <w:rStyle w:val="aa"/>
-                <w:noProof/>
-              </w:rPr>
-              <w:t>ПРИЛОЖЕНИЕ</w:t>
-            </w:r>
-            <w:r>
-              <w:rPr>
-                <w:noProof/>
-                <w:webHidden/>
-              </w:rPr>
-              <w:tab/>
-            </w:r>
-            <w:r>
-              <w:rPr>
-                <w:noProof/>
-                <w:webHidden/>
-              </w:rPr>
-              <w:fldChar w:fldCharType="begin"/>
-            </w:r>
-            <w:r>
-              <w:rPr>
-                <w:noProof/>
-                <w:webHidden/>
-              </w:rPr>
-              <w:instrText xml:space="preserve"> PAGEREF _Toc224308903 \h </w:instrText>
-            </w:r>
-            <w:r>
-              <w:rPr>
-                <w:noProof/>
-                <w:webHidden/>
-              </w:rPr>
-            </w:r>
-            <w:r>
-              <w:rPr>
-                <w:noProof/>
-                <w:webHidden/>
-              </w:rPr>
-              <w:fldChar w:fldCharType="separate"/>
-            </w:r>
-            <w:r>
-              <w:rPr>
-                <w:noProof/>
-                <w:webHidden/>
-              </w:rPr>
-              <w:t>34</w:t>
             </w:r>
             <w:r>
               <w:rPr>
@@ -3567,12 +2983,12 @@
       <w:pPr>
         <w:pStyle w:val="1"/>
       </w:pPr>
-      <w:bookmarkStart w:id="2" w:name="_Toc224308873"/>
+      <w:bookmarkStart w:id="1" w:name="_Toc224322103"/>
       <w:r>
         <w:lastRenderedPageBreak/>
         <w:t>ИСПОЛЬЗУЕМЫЕ ТЕРМИНЫ И СОКРАЩЕНИЯ</w:t>
       </w:r>
-      <w:bookmarkEnd w:id="2"/>
+      <w:bookmarkEnd w:id="1"/>
     </w:p>
     <w:p>
       <w:pPr>
@@ -3617,16 +3033,50 @@
           <w:lang w:eastAsia="ru-RU"/>
         </w:rPr>
         <w:br/>
-        <w:t>Киберугрозы - угрозы атак на ИС.</w:t>
-      </w:r>
+      </w:r>
+      <w:proofErr w:type="spellStart"/>
       <w:r>
         <w:rPr>
           <w:rFonts w:eastAsia="Times New Roman" w:cs="Times New Roman"/>
           <w:szCs w:val="24"/>
           <w:lang w:eastAsia="ru-RU"/>
         </w:rPr>
+        <w:t>Киберугрозы</w:t>
+      </w:r>
+      <w:proofErr w:type="spellEnd"/>
+      <w:r>
+        <w:rPr>
+          <w:rFonts w:eastAsia="Times New Roman" w:cs="Times New Roman"/>
+          <w:szCs w:val="24"/>
+          <w:lang w:eastAsia="ru-RU"/>
+        </w:rPr>
+        <w:t xml:space="preserve"> - угрозы атак на ИС.</w:t>
+      </w:r>
+      <w:r>
+        <w:rPr>
+          <w:rFonts w:eastAsia="Times New Roman" w:cs="Times New Roman"/>
+          <w:szCs w:val="24"/>
+          <w:lang w:eastAsia="ru-RU"/>
+        </w:rPr>
         <w:br/>
-        <w:t>Мисконфигурация - небезопасная/ошибочная настройка.</w:t>
+      </w:r>
+      <w:proofErr w:type="spellStart"/>
+      <w:r>
+        <w:rPr>
+          <w:rFonts w:eastAsia="Times New Roman" w:cs="Times New Roman"/>
+          <w:szCs w:val="24"/>
+          <w:lang w:eastAsia="ru-RU"/>
+        </w:rPr>
+        <w:t>Мисконфигурация</w:t>
+      </w:r>
+      <w:proofErr w:type="spellEnd"/>
+      <w:r>
+        <w:rPr>
+          <w:rFonts w:eastAsia="Times New Roman" w:cs="Times New Roman"/>
+          <w:szCs w:val="24"/>
+          <w:lang w:eastAsia="ru-RU"/>
+        </w:rPr>
+        <w:t xml:space="preserve"> - небезопасная/ошибочная настройка.</w:t>
       </w:r>
       <w:r>
         <w:rPr>
@@ -3707,7 +3157,24 @@
           <w:lang w:eastAsia="ru-RU"/>
         </w:rPr>
         <w:br/>
-        <w:t>Харденинг - укрепление конфигурации ОС/системы (снижение поверхности атаки).</w:t>
+      </w:r>
+      <w:proofErr w:type="spellStart"/>
+      <w:r>
+        <w:rPr>
+          <w:rFonts w:eastAsia="Times New Roman" w:cs="Times New Roman"/>
+          <w:szCs w:val="24"/>
+          <w:lang w:eastAsia="ru-RU"/>
+        </w:rPr>
+        <w:t>Харденинг</w:t>
+      </w:r>
+      <w:proofErr w:type="spellEnd"/>
+      <w:r>
+        <w:rPr>
+          <w:rFonts w:eastAsia="Times New Roman" w:cs="Times New Roman"/>
+          <w:szCs w:val="24"/>
+          <w:lang w:eastAsia="ru-RU"/>
+        </w:rPr>
+        <w:t xml:space="preserve"> - укрепление конфигурации ОС/системы (снижение поверхности атаки).</w:t>
       </w:r>
     </w:p>
     <w:p>
@@ -3782,16 +3249,51 @@
           <w:lang w:eastAsia="ru-RU"/>
         </w:rPr>
         <w:br/>
-        <w:t>Dart - язык программирования.</w:t>
-      </w:r>
+      </w:r>
+      <w:proofErr w:type="spellStart"/>
       <w:r>
         <w:rPr>
           <w:rFonts w:eastAsia="Times New Roman" w:cs="Times New Roman"/>
           <w:szCs w:val="24"/>
           <w:lang w:eastAsia="ru-RU"/>
         </w:rPr>
+        <w:t>Dart</w:t>
+      </w:r>
+      <w:proofErr w:type="spellEnd"/>
+      <w:r>
+        <w:rPr>
+          <w:rFonts w:eastAsia="Times New Roman" w:cs="Times New Roman"/>
+          <w:szCs w:val="24"/>
+          <w:lang w:eastAsia="ru-RU"/>
+        </w:rPr>
+        <w:t xml:space="preserve"> - язык программирования.</w:t>
+      </w:r>
+      <w:r>
+        <w:rPr>
+          <w:rFonts w:eastAsia="Times New Roman" w:cs="Times New Roman"/>
+          <w:szCs w:val="24"/>
+          <w:lang w:eastAsia="ru-RU"/>
+        </w:rPr>
         <w:br/>
-        <w:t>Electron / Flutter - фреймворки для разработки кроссплатформенных приложений.</w:t>
+        <w:t xml:space="preserve">Electron / </w:t>
+      </w:r>
+      <w:proofErr w:type="spellStart"/>
+      <w:r>
+        <w:rPr>
+          <w:rFonts w:eastAsia="Times New Roman" w:cs="Times New Roman"/>
+          <w:szCs w:val="24"/>
+          <w:lang w:eastAsia="ru-RU"/>
+        </w:rPr>
+        <w:t>Flutter</w:t>
+      </w:r>
+      <w:proofErr w:type="spellEnd"/>
+      <w:r>
+        <w:rPr>
+          <w:rFonts w:eastAsia="Times New Roman" w:cs="Times New Roman"/>
+          <w:szCs w:val="24"/>
+          <w:lang w:eastAsia="ru-RU"/>
+        </w:rPr>
+        <w:t xml:space="preserve"> - фреймворки для разработки кроссплатформенных приложений.</w:t>
       </w:r>
       <w:r>
         <w:rPr>
@@ -3809,7 +3311,25 @@
           <w:lang w:eastAsia="ru-RU"/>
         </w:rPr>
         <w:br/>
-        <w:t>GPL - лицензия GNU General Public License.</w:t>
+        <w:t xml:space="preserve">GPL - лицензия GNU General Public </w:t>
+      </w:r>
+      <w:proofErr w:type="spellStart"/>
+      <w:r>
+        <w:rPr>
+          <w:rFonts w:eastAsia="Times New Roman" w:cs="Times New Roman"/>
+          <w:szCs w:val="24"/>
+          <w:lang w:eastAsia="ru-RU"/>
+        </w:rPr>
+        <w:t>License</w:t>
+      </w:r>
+      <w:proofErr w:type="spellEnd"/>
+      <w:r>
+        <w:rPr>
+          <w:rFonts w:eastAsia="Times New Roman" w:cs="Times New Roman"/>
+          <w:szCs w:val="24"/>
+          <w:lang w:eastAsia="ru-RU"/>
+        </w:rPr>
+        <w:t>.</w:t>
       </w:r>
       <w:r>
         <w:rPr>
@@ -3953,25 +3473,95 @@
           <w:lang w:eastAsia="ru-RU"/>
         </w:rPr>
         <w:br/>
-        <w:t>openSCAP - инструментарий/движок для обработки SCAP-контента.</w:t>
-      </w:r>
+      </w:r>
+      <w:proofErr w:type="spellStart"/>
       <w:r>
         <w:rPr>
           <w:rFonts w:eastAsia="Times New Roman" w:cs="Times New Roman"/>
           <w:szCs w:val="24"/>
           <w:lang w:eastAsia="ru-RU"/>
         </w:rPr>
+        <w:t>openSCAP</w:t>
+      </w:r>
+      <w:proofErr w:type="spellEnd"/>
+      <w:r>
+        <w:rPr>
+          <w:rFonts w:eastAsia="Times New Roman" w:cs="Times New Roman"/>
+          <w:szCs w:val="24"/>
+          <w:lang w:eastAsia="ru-RU"/>
+        </w:rPr>
+        <w:t xml:space="preserve"> - инструментарий/движок для обработки SCAP-контента.</w:t>
+      </w:r>
+      <w:r>
+        <w:rPr>
+          <w:rFonts w:eastAsia="Times New Roman" w:cs="Times New Roman"/>
+          <w:szCs w:val="24"/>
+          <w:lang w:eastAsia="ru-RU"/>
+        </w:rPr>
         <w:br/>
-        <w:t>Ovaldi – движок для использования SCAP контента.</w:t>
-      </w:r>
+      </w:r>
+      <w:proofErr w:type="spellStart"/>
       <w:r>
         <w:rPr>
           <w:rFonts w:eastAsia="Times New Roman" w:cs="Times New Roman"/>
           <w:szCs w:val="24"/>
           <w:lang w:eastAsia="ru-RU"/>
         </w:rPr>
+        <w:t>Ovaldi</w:t>
+      </w:r>
+      <w:proofErr w:type="spellEnd"/>
+      <w:r>
+        <w:rPr>
+          <w:rFonts w:eastAsia="Times New Roman" w:cs="Times New Roman"/>
+          <w:szCs w:val="24"/>
+          <w:lang w:eastAsia="ru-RU"/>
+        </w:rPr>
+        <w:t xml:space="preserve"> – движок для использования SCAP контента.</w:t>
+      </w:r>
+      <w:r>
+        <w:rPr>
+          <w:rFonts w:eastAsia="Times New Roman" w:cs="Times New Roman"/>
+          <w:szCs w:val="24"/>
+          <w:lang w:eastAsia="ru-RU"/>
+        </w:rPr>
         <w:br/>
-        <w:t>OVAL - Open Vulnerability and Assessment Language: язык (стандарт) описания и выполнения технических проверок состояния системы.</w:t>
+        <w:t xml:space="preserve">OVAL - Open </w:t>
+      </w:r>
+      <w:proofErr w:type="spellStart"/>
+      <w:r>
+        <w:rPr>
+          <w:rFonts w:eastAsia="Times New Roman" w:cs="Times New Roman"/>
+          <w:szCs w:val="24"/>
+          <w:lang w:eastAsia="ru-RU"/>
+        </w:rPr>
+        <w:t>Vulnerability</w:t>
+      </w:r>
+      <w:proofErr w:type="spellEnd"/>
+      <w:r>
+        <w:rPr>
+          <w:rFonts w:eastAsia="Times New Roman" w:cs="Times New Roman"/>
+          <w:szCs w:val="24"/>
+          <w:lang w:eastAsia="ru-RU"/>
+        </w:rPr>
+        <w:t xml:space="preserve"> </w:t>
+      </w:r>
+      <w:proofErr w:type="spellStart"/>
+      <w:r>
+        <w:rPr>
+          <w:rFonts w:eastAsia="Times New Roman" w:cs="Times New Roman"/>
+          <w:szCs w:val="24"/>
+          <w:lang w:eastAsia="ru-RU"/>
+        </w:rPr>
+        <w:t>and</w:t>
+      </w:r>
+      <w:proofErr w:type="spellEnd"/>
+      <w:r>
+        <w:rPr>
+          <w:rFonts w:eastAsia="Times New Roman" w:cs="Times New Roman"/>
+          <w:szCs w:val="24"/>
+          <w:lang w:eastAsia="ru-RU"/>
+        </w:rPr>
+        <w:t xml:space="preserve"> Assessment Language: язык (стандарт) описания и выполнения технических проверок состояния системы.</w:t>
       </w:r>
       <w:r>
         <w:rPr>
@@ -3989,7 +3579,25 @@
           <w:lang w:eastAsia="ru-RU"/>
         </w:rPr>
         <w:br/>
-        <w:t>PCI DSS - Payment Card Industry Data Security Standard: стандарт безопасности данных индустрии платёжных карт.</w:t>
+        <w:t xml:space="preserve">PCI DSS - </w:t>
+      </w:r>
+      <w:proofErr w:type="spellStart"/>
+      <w:r>
+        <w:rPr>
+          <w:rFonts w:eastAsia="Times New Roman" w:cs="Times New Roman"/>
+          <w:szCs w:val="24"/>
+          <w:lang w:eastAsia="ru-RU"/>
+        </w:rPr>
+        <w:t>Payment</w:t>
+      </w:r>
+      <w:proofErr w:type="spellEnd"/>
+      <w:r>
+        <w:rPr>
+          <w:rFonts w:eastAsia="Times New Roman" w:cs="Times New Roman"/>
+          <w:szCs w:val="24"/>
+          <w:lang w:eastAsia="ru-RU"/>
+        </w:rPr>
+        <w:t xml:space="preserve"> Card Industry Data Security Standard: стандарт безопасности данных индустрии платёжных карт.</w:t>
       </w:r>
       <w:r>
         <w:rPr>
@@ -4007,43 +3615,291 @@
           <w:lang w:eastAsia="ru-RU"/>
         </w:rPr>
         <w:br/>
-        <w:t>PyQt - Python-библиотека (биндинги) для Qt.</w:t>
-      </w:r>
+      </w:r>
+      <w:proofErr w:type="spellStart"/>
       <w:r>
         <w:rPr>
           <w:rFonts w:eastAsia="Times New Roman" w:cs="Times New Roman"/>
           <w:szCs w:val="24"/>
           <w:lang w:eastAsia="ru-RU"/>
         </w:rPr>
+        <w:t>PyQt</w:t>
+      </w:r>
+      <w:proofErr w:type="spellEnd"/>
+      <w:r>
+        <w:rPr>
+          <w:rFonts w:eastAsia="Times New Roman" w:cs="Times New Roman"/>
+          <w:szCs w:val="24"/>
+          <w:lang w:eastAsia="ru-RU"/>
+        </w:rPr>
+        <w:t xml:space="preserve"> - Python-библиотека (</w:t>
+      </w:r>
+      <w:proofErr w:type="spellStart"/>
+      <w:r>
+        <w:rPr>
+          <w:rFonts w:eastAsia="Times New Roman" w:cs="Times New Roman"/>
+          <w:szCs w:val="24"/>
+          <w:lang w:eastAsia="ru-RU"/>
+        </w:rPr>
+        <w:t>биндинги</w:t>
+      </w:r>
+      <w:proofErr w:type="spellEnd"/>
+      <w:r>
+        <w:rPr>
+          <w:rFonts w:eastAsia="Times New Roman" w:cs="Times New Roman"/>
+          <w:szCs w:val="24"/>
+          <w:lang w:eastAsia="ru-RU"/>
+        </w:rPr>
+        <w:t xml:space="preserve">) для </w:t>
+      </w:r>
+      <w:proofErr w:type="spellStart"/>
+      <w:r>
+        <w:rPr>
+          <w:rFonts w:eastAsia="Times New Roman" w:cs="Times New Roman"/>
+          <w:szCs w:val="24"/>
+          <w:lang w:eastAsia="ru-RU"/>
+        </w:rPr>
+        <w:t>Qt</w:t>
+      </w:r>
+      <w:proofErr w:type="spellEnd"/>
+      <w:r>
+        <w:rPr>
+          <w:rFonts w:eastAsia="Times New Roman" w:cs="Times New Roman"/>
+          <w:szCs w:val="24"/>
+          <w:lang w:eastAsia="ru-RU"/>
+        </w:rPr>
+        <w:t>.</w:t>
+      </w:r>
+      <w:r>
+        <w:rPr>
+          <w:rFonts w:eastAsia="Times New Roman" w:cs="Times New Roman"/>
+          <w:szCs w:val="24"/>
+          <w:lang w:eastAsia="ru-RU"/>
+        </w:rPr>
         <w:br/>
-        <w:t>PySide - Python-библиотека (биндинги) для Qt.</w:t>
-      </w:r>
+      </w:r>
+      <w:proofErr w:type="spellStart"/>
       <w:r>
         <w:rPr>
           <w:rFonts w:eastAsia="Times New Roman" w:cs="Times New Roman"/>
           <w:szCs w:val="24"/>
           <w:lang w:eastAsia="ru-RU"/>
         </w:rPr>
+        <w:t>PySide</w:t>
+      </w:r>
+      <w:proofErr w:type="spellEnd"/>
+      <w:r>
+        <w:rPr>
+          <w:rFonts w:eastAsia="Times New Roman" w:cs="Times New Roman"/>
+          <w:szCs w:val="24"/>
+          <w:lang w:eastAsia="ru-RU"/>
+        </w:rPr>
+        <w:t xml:space="preserve"> - Python-библиотека (</w:t>
+      </w:r>
+      <w:proofErr w:type="spellStart"/>
+      <w:r>
+        <w:rPr>
+          <w:rFonts w:eastAsia="Times New Roman" w:cs="Times New Roman"/>
+          <w:szCs w:val="24"/>
+          <w:lang w:eastAsia="ru-RU"/>
+        </w:rPr>
+        <w:t>биндинги</w:t>
+      </w:r>
+      <w:proofErr w:type="spellEnd"/>
+      <w:r>
+        <w:rPr>
+          <w:rFonts w:eastAsia="Times New Roman" w:cs="Times New Roman"/>
+          <w:szCs w:val="24"/>
+          <w:lang w:eastAsia="ru-RU"/>
+        </w:rPr>
+        <w:t xml:space="preserve">) для </w:t>
+      </w:r>
+      <w:proofErr w:type="spellStart"/>
+      <w:r>
+        <w:rPr>
+          <w:rFonts w:eastAsia="Times New Roman" w:cs="Times New Roman"/>
+          <w:szCs w:val="24"/>
+          <w:lang w:eastAsia="ru-RU"/>
+        </w:rPr>
+        <w:t>Qt</w:t>
+      </w:r>
+      <w:proofErr w:type="spellEnd"/>
+      <w:r>
+        <w:rPr>
+          <w:rFonts w:eastAsia="Times New Roman" w:cs="Times New Roman"/>
+          <w:szCs w:val="24"/>
+          <w:lang w:eastAsia="ru-RU"/>
+        </w:rPr>
+        <w:t>.</w:t>
+      </w:r>
+      <w:r>
+        <w:rPr>
+          <w:rFonts w:eastAsia="Times New Roman" w:cs="Times New Roman"/>
+          <w:szCs w:val="24"/>
+          <w:lang w:eastAsia="ru-RU"/>
+        </w:rPr>
         <w:br/>
-        <w:t>Qt - фреймворк для GUI (графического интерфейса).</w:t>
-      </w:r>
+      </w:r>
+      <w:proofErr w:type="spellStart"/>
       <w:r>
         <w:rPr>
           <w:rFonts w:eastAsia="Times New Roman" w:cs="Times New Roman"/>
           <w:szCs w:val="24"/>
           <w:lang w:eastAsia="ru-RU"/>
         </w:rPr>
+        <w:t>Qt</w:t>
+      </w:r>
+      <w:proofErr w:type="spellEnd"/>
+      <w:r>
+        <w:rPr>
+          <w:rFonts w:eastAsia="Times New Roman" w:cs="Times New Roman"/>
+          <w:szCs w:val="24"/>
+          <w:lang w:eastAsia="ru-RU"/>
+        </w:rPr>
+        <w:t xml:space="preserve"> - фреймворк для GUI (графического интерфейса).</w:t>
+      </w:r>
+      <w:r>
+        <w:rPr>
+          <w:rFonts w:eastAsia="Times New Roman" w:cs="Times New Roman"/>
+          <w:szCs w:val="24"/>
+          <w:lang w:eastAsia="ru-RU"/>
+        </w:rPr>
         <w:br/>
-        <w:t>RedCheck, XSpider, ScanOVAL, MaxPatrol 8, MaxPatrol VM - названия продуктов/аналогов.</w:t>
-      </w:r>
+      </w:r>
+      <w:proofErr w:type="spellStart"/>
       <w:r>
         <w:rPr>
           <w:rFonts w:eastAsia="Times New Roman" w:cs="Times New Roman"/>
           <w:szCs w:val="24"/>
           <w:lang w:eastAsia="ru-RU"/>
         </w:rPr>
+        <w:t>RedCheck</w:t>
+      </w:r>
+      <w:proofErr w:type="spellEnd"/>
+      <w:r>
+        <w:rPr>
+          <w:rFonts w:eastAsia="Times New Roman" w:cs="Times New Roman"/>
+          <w:szCs w:val="24"/>
+          <w:lang w:eastAsia="ru-RU"/>
+        </w:rPr>
+        <w:t xml:space="preserve">, </w:t>
+      </w:r>
+      <w:proofErr w:type="spellStart"/>
+      <w:r>
+        <w:rPr>
+          <w:rFonts w:eastAsia="Times New Roman" w:cs="Times New Roman"/>
+          <w:szCs w:val="24"/>
+          <w:lang w:eastAsia="ru-RU"/>
+        </w:rPr>
+        <w:t>XSpider</w:t>
+      </w:r>
+      <w:proofErr w:type="spellEnd"/>
+      <w:r>
+        <w:rPr>
+          <w:rFonts w:eastAsia="Times New Roman" w:cs="Times New Roman"/>
+          <w:szCs w:val="24"/>
+          <w:lang w:eastAsia="ru-RU"/>
+        </w:rPr>
+        <w:t xml:space="preserve">, </w:t>
+      </w:r>
+      <w:proofErr w:type="spellStart"/>
+      <w:r>
+        <w:rPr>
+          <w:rFonts w:eastAsia="Times New Roman" w:cs="Times New Roman"/>
+          <w:szCs w:val="24"/>
+          <w:lang w:eastAsia="ru-RU"/>
+        </w:rPr>
+        <w:t>ScanOVAL</w:t>
+      </w:r>
+      <w:proofErr w:type="spellEnd"/>
+      <w:r>
+        <w:rPr>
+          <w:rFonts w:eastAsia="Times New Roman" w:cs="Times New Roman"/>
+          <w:szCs w:val="24"/>
+          <w:lang w:eastAsia="ru-RU"/>
+        </w:rPr>
+        <w:t xml:space="preserve">, </w:t>
+      </w:r>
+      <w:proofErr w:type="spellStart"/>
+      <w:r>
+        <w:rPr>
+          <w:rFonts w:eastAsia="Times New Roman" w:cs="Times New Roman"/>
+          <w:szCs w:val="24"/>
+          <w:lang w:eastAsia="ru-RU"/>
+        </w:rPr>
+        <w:t>MaxPatrol</w:t>
+      </w:r>
+      <w:proofErr w:type="spellEnd"/>
+      <w:r>
+        <w:rPr>
+          <w:rFonts w:eastAsia="Times New Roman" w:cs="Times New Roman"/>
+          <w:szCs w:val="24"/>
+          <w:lang w:eastAsia="ru-RU"/>
+        </w:rPr>
+        <w:t xml:space="preserve"> 8, </w:t>
+      </w:r>
+      <w:proofErr w:type="spellStart"/>
+      <w:r>
+        <w:rPr>
+          <w:rFonts w:eastAsia="Times New Roman" w:cs="Times New Roman"/>
+          <w:szCs w:val="24"/>
+          <w:lang w:eastAsia="ru-RU"/>
+        </w:rPr>
+        <w:t>MaxPatrol</w:t>
+      </w:r>
+      <w:proofErr w:type="spellEnd"/>
+      <w:r>
+        <w:rPr>
+          <w:rFonts w:eastAsia="Times New Roman" w:cs="Times New Roman"/>
+          <w:szCs w:val="24"/>
+          <w:lang w:eastAsia="ru-RU"/>
+        </w:rPr>
+        <w:t xml:space="preserve"> VM - названия продуктов/аналогов.</w:t>
+      </w:r>
+      <w:r>
+        <w:rPr>
+          <w:rFonts w:eastAsia="Times New Roman" w:cs="Times New Roman"/>
+          <w:szCs w:val="24"/>
+          <w:lang w:eastAsia="ru-RU"/>
+        </w:rPr>
         <w:br/>
-        <w:t>RHEL (Red Hat Enterprise Linux) / Debian / Rocky Linux - дистрибутивы операционной системы Linux.</w:t>
+        <w:t xml:space="preserve">RHEL (Red Hat Enterprise Linux) / </w:t>
+      </w:r>
+      <w:proofErr w:type="spellStart"/>
+      <w:r>
+        <w:rPr>
+          <w:rFonts w:eastAsia="Times New Roman" w:cs="Times New Roman"/>
+          <w:szCs w:val="24"/>
+          <w:lang w:eastAsia="ru-RU"/>
+        </w:rPr>
+        <w:t>Debian</w:t>
+      </w:r>
+      <w:proofErr w:type="spellEnd"/>
+      <w:r>
+        <w:rPr>
+          <w:rFonts w:eastAsia="Times New Roman" w:cs="Times New Roman"/>
+          <w:szCs w:val="24"/>
+          <w:lang w:eastAsia="ru-RU"/>
+        </w:rPr>
+        <w:t xml:space="preserve"> / </w:t>
+      </w:r>
+      <w:proofErr w:type="spellStart"/>
+      <w:r>
+        <w:rPr>
+          <w:rFonts w:eastAsia="Times New Roman" w:cs="Times New Roman"/>
+          <w:szCs w:val="24"/>
+          <w:lang w:eastAsia="ru-RU"/>
+        </w:rPr>
+        <w:t>Rocky</w:t>
+      </w:r>
+      <w:proofErr w:type="spellEnd"/>
+      <w:r>
+        <w:rPr>
+          <w:rFonts w:eastAsia="Times New Roman" w:cs="Times New Roman"/>
+          <w:szCs w:val="24"/>
+          <w:lang w:eastAsia="ru-RU"/>
+        </w:rPr>
+        <w:t xml:space="preserve"> Linux - дистрибутивы операционной системы Linux.</w:t>
       </w:r>
       <w:r>
         <w:rPr>
@@ -4061,7 +3917,25 @@
           <w:lang w:eastAsia="ru-RU"/>
         </w:rPr>
         <w:br/>
-        <w:t>SCAP - Security Content Automation Protocol: набор открытых стандартов для представления/обмена данными ИБ и автоматизации проверок.</w:t>
+        <w:t xml:space="preserve">SCAP - Security Content </w:t>
+      </w:r>
+      <w:proofErr w:type="spellStart"/>
+      <w:r>
+        <w:rPr>
+          <w:rFonts w:eastAsia="Times New Roman" w:cs="Times New Roman"/>
+          <w:szCs w:val="24"/>
+          <w:lang w:eastAsia="ru-RU"/>
+        </w:rPr>
+        <w:t>Automation</w:t>
+      </w:r>
+      <w:proofErr w:type="spellEnd"/>
+      <w:r>
+        <w:rPr>
+          <w:rFonts w:eastAsia="Times New Roman" w:cs="Times New Roman"/>
+          <w:szCs w:val="24"/>
+          <w:lang w:eastAsia="ru-RU"/>
+        </w:rPr>
+        <w:t xml:space="preserve"> Protocol: набор открытых стандартов для представления/обмена данными ИБ и автоматизации проверок.</w:t>
       </w:r>
       <w:r>
         <w:rPr>
@@ -4088,25 +3962,149 @@
           <w:lang w:eastAsia="ru-RU"/>
         </w:rPr>
         <w:br/>
-        <w:t>Remediation - действия по устранению несоответствий (в т.ч. автоматическое исправление).</w:t>
-      </w:r>
+      </w:r>
+      <w:proofErr w:type="spellStart"/>
       <w:r>
         <w:rPr>
           <w:rFonts w:eastAsia="Times New Roman" w:cs="Times New Roman"/>
           <w:szCs w:val="24"/>
           <w:lang w:eastAsia="ru-RU"/>
         </w:rPr>
+        <w:t>Remediation</w:t>
+      </w:r>
+      <w:proofErr w:type="spellEnd"/>
+      <w:r>
+        <w:rPr>
+          <w:rFonts w:eastAsia="Times New Roman" w:cs="Times New Roman"/>
+          <w:szCs w:val="24"/>
+          <w:lang w:eastAsia="ru-RU"/>
+        </w:rPr>
+        <w:t xml:space="preserve"> - действия по устранению несоответствий (в т.ч. автоматическое исправление).</w:t>
+      </w:r>
+      <w:r>
+        <w:rPr>
+          <w:rFonts w:eastAsia="Times New Roman" w:cs="Times New Roman"/>
+          <w:szCs w:val="24"/>
+          <w:lang w:eastAsia="ru-RU"/>
+        </w:rPr>
         <w:br/>
-        <w:t>Vulnerability management - управление уязвимостями.</w:t>
-      </w:r>
+      </w:r>
+      <w:proofErr w:type="spellStart"/>
       <w:r>
         <w:rPr>
           <w:rFonts w:eastAsia="Times New Roman" w:cs="Times New Roman"/>
           <w:szCs w:val="24"/>
           <w:lang w:eastAsia="ru-RU"/>
         </w:rPr>
+        <w:t>Vulnerability</w:t>
+      </w:r>
+      <w:proofErr w:type="spellEnd"/>
+      <w:r>
+        <w:rPr>
+          <w:rFonts w:eastAsia="Times New Roman" w:cs="Times New Roman"/>
+          <w:szCs w:val="24"/>
+          <w:lang w:eastAsia="ru-RU"/>
+        </w:rPr>
+        <w:t xml:space="preserve"> </w:t>
+      </w:r>
+      <w:proofErr w:type="spellStart"/>
+      <w:r>
+        <w:rPr>
+          <w:rFonts w:eastAsia="Times New Roman" w:cs="Times New Roman"/>
+          <w:szCs w:val="24"/>
+          <w:lang w:eastAsia="ru-RU"/>
+        </w:rPr>
+        <w:t>management</w:t>
+      </w:r>
+      <w:proofErr w:type="spellEnd"/>
+      <w:r>
+        <w:rPr>
+          <w:rFonts w:eastAsia="Times New Roman" w:cs="Times New Roman"/>
+          <w:szCs w:val="24"/>
+          <w:lang w:eastAsia="ru-RU"/>
+        </w:rPr>
+        <w:t xml:space="preserve"> - управление уязвимостями.</w:t>
+      </w:r>
+      <w:r>
+        <w:rPr>
+          <w:rFonts w:eastAsia="Times New Roman" w:cs="Times New Roman"/>
+          <w:szCs w:val="24"/>
+          <w:lang w:eastAsia="ru-RU"/>
+        </w:rPr>
         <w:br/>
-        <w:t>XCCDF - Extensible Configuration Checklist Description Format: формат описания чек-листов/политик проверок, профилей и результатов; поддерживает remediation.</w:t>
+        <w:t xml:space="preserve">XCCDF - </w:t>
+      </w:r>
+      <w:proofErr w:type="spellStart"/>
+      <w:r>
+        <w:rPr>
+          <w:rFonts w:eastAsia="Times New Roman" w:cs="Times New Roman"/>
+          <w:szCs w:val="24"/>
+          <w:lang w:eastAsia="ru-RU"/>
+        </w:rPr>
+        <w:t>Extensible</w:t>
+      </w:r>
+      <w:proofErr w:type="spellEnd"/>
+      <w:r>
+        <w:rPr>
+          <w:rFonts w:eastAsia="Times New Roman" w:cs="Times New Roman"/>
+          <w:szCs w:val="24"/>
+          <w:lang w:eastAsia="ru-RU"/>
+        </w:rPr>
+        <w:t xml:space="preserve"> Configuration </w:t>
+      </w:r>
+      <w:proofErr w:type="spellStart"/>
+      <w:r>
+        <w:rPr>
+          <w:rFonts w:eastAsia="Times New Roman" w:cs="Times New Roman"/>
+          <w:szCs w:val="24"/>
+          <w:lang w:eastAsia="ru-RU"/>
+        </w:rPr>
+        <w:t>Checklist</w:t>
+      </w:r>
+      <w:proofErr w:type="spellEnd"/>
+      <w:r>
+        <w:rPr>
+          <w:rFonts w:eastAsia="Times New Roman" w:cs="Times New Roman"/>
+          <w:szCs w:val="24"/>
+          <w:lang w:eastAsia="ru-RU"/>
+        </w:rPr>
+        <w:t xml:space="preserve"> </w:t>
+      </w:r>
+      <w:proofErr w:type="spellStart"/>
+      <w:r>
+        <w:rPr>
+          <w:rFonts w:eastAsia="Times New Roman" w:cs="Times New Roman"/>
+          <w:szCs w:val="24"/>
+          <w:lang w:eastAsia="ru-RU"/>
+        </w:rPr>
+        <w:t>Description</w:t>
+      </w:r>
+      <w:proofErr w:type="spellEnd"/>
+      <w:r>
+        <w:rPr>
+          <w:rFonts w:eastAsia="Times New Roman" w:cs="Times New Roman"/>
+          <w:szCs w:val="24"/>
+          <w:lang w:eastAsia="ru-RU"/>
+        </w:rPr>
+        <w:t xml:space="preserve"> Format: формат описания чек-листов/политик проверок, профилей и результатов; поддерживает </w:t>
+      </w:r>
+      <w:proofErr w:type="spellStart"/>
+      <w:r>
+        <w:rPr>
+          <w:rFonts w:eastAsia="Times New Roman" w:cs="Times New Roman"/>
+          <w:szCs w:val="24"/>
+          <w:lang w:eastAsia="ru-RU"/>
+        </w:rPr>
+        <w:t>remediation</w:t>
+      </w:r>
+      <w:proofErr w:type="spellEnd"/>
+      <w:r>
+        <w:rPr>
+          <w:rFonts w:eastAsia="Times New Roman" w:cs="Times New Roman"/>
+          <w:szCs w:val="24"/>
+          <w:lang w:eastAsia="ru-RU"/>
+        </w:rPr>
+        <w:t>.</w:t>
       </w:r>
       <w:r>
         <w:rPr>
@@ -4140,12 +4138,12 @@
       <w:pPr>
         <w:pStyle w:val="1"/>
       </w:pPr>
-      <w:bookmarkStart w:id="3" w:name="_Toc224308874"/>
+      <w:bookmarkStart w:id="2" w:name="_Toc224322104"/>
       <w:r>
         <w:lastRenderedPageBreak/>
         <w:t>ВВЕДЕНИЕ</w:t>
       </w:r>
-      <w:bookmarkEnd w:id="3"/>
+      <w:bookmarkEnd w:id="2"/>
     </w:p>
     <w:p>
       <w:pPr>
@@ -4155,7 +4153,15 @@
         <w:jc w:val="both"/>
       </w:pPr>
       <w:r>
-        <w:t xml:space="preserve">В наше время информационные технологии используются во всех областях, начиная от бизнеса и заканчивая государственными организациями. Цифровая структура всех этих областей растёт крайне стремительно, что также повышает требования к обеспечению защищённости систем. При этом киберугрозы развиваются также быстро, как и технологии: злоумышленники используют широкий спектр методов - от известный уязвимостей до ошибок конфигураций. В таких условиях требуется </w:t>
+        <w:t xml:space="preserve">В наше время информационные технологии используются во всех областях, начиная от бизнеса и заканчивая государственными организациями. Цифровая структура всех этих областей растёт крайне стремительно, что также повышает требования к обеспечению защищённости систем. При этом </w:t>
+      </w:r>
+      <w:proofErr w:type="spellStart"/>
+      <w:r>
+        <w:t>киберугрозы</w:t>
+      </w:r>
+      <w:proofErr w:type="spellEnd"/>
+      <w:r>
+        <w:t xml:space="preserve"> развиваются также быстро, как и технологии: злоумышленники используют широкий спектр методов - от известный уязвимостей до ошибок конфигураций. В таких условиях требуется </w:t>
       </w:r>
       <w:r>
         <w:t xml:space="preserve">непрерывный мониторинг </w:t>
@@ -4193,7 +4199,15 @@
         <w:t xml:space="preserve">Цель работы: </w:t>
       </w:r>
       <w:r>
-        <w:t xml:space="preserve">Создание программного средства автоматизированного аудита и харденинга операционной системы на основе </w:t>
+        <w:t xml:space="preserve">Создание программного средства автоматизированного аудита и </w:t>
+      </w:r>
+      <w:proofErr w:type="spellStart"/>
+      <w:r>
+        <w:t>харденинга</w:t>
+      </w:r>
+      <w:proofErr w:type="spellEnd"/>
+      <w:r>
+        <w:t xml:space="preserve"> операционной системы на основе </w:t>
       </w:r>
       <w:r>
         <w:t>стандартов</w:t>
@@ -4296,9 +4310,11 @@
       <w:r>
         <w:t xml:space="preserve">Реализовать модуль для автоматического </w:t>
       </w:r>
+      <w:proofErr w:type="spellStart"/>
       <w:r>
         <w:t>патчинга</w:t>
       </w:r>
+      <w:proofErr w:type="spellEnd"/>
     </w:p>
     <w:p>
       <w:pPr>
@@ -4311,7 +4327,15 @@
         <w:jc w:val="both"/>
       </w:pPr>
       <w:r>
-        <w:t>Добавить поддержку remediation для XCCDF</w:t>
+        <w:t xml:space="preserve">Добавить поддержку </w:t>
+      </w:r>
+      <w:proofErr w:type="spellStart"/>
+      <w:r>
+        <w:t>remediation</w:t>
+      </w:r>
+      <w:proofErr w:type="spellEnd"/>
+      <w:r>
+        <w:t xml:space="preserve"> для XCCDF</w:t>
       </w:r>
     </w:p>
     <w:p>
@@ -4325,7 +4349,15 @@
         <w:jc w:val="both"/>
       </w:pPr>
       <w:r>
-        <w:t>Реализовать модуль подгрузки SCAP-контента для выбранной операционной системы</w:t>
+        <w:t xml:space="preserve">Реализовать модуль </w:t>
+      </w:r>
+      <w:proofErr w:type="spellStart"/>
+      <w:r>
+        <w:t>подгрузки</w:t>
+      </w:r>
+      <w:proofErr w:type="spellEnd"/>
+      <w:r>
+        <w:t xml:space="preserve"> SCAP-контента для выбранной операционной системы</w:t>
       </w:r>
     </w:p>
     <w:p>
@@ -4346,7 +4378,7 @@
       <w:pPr>
         <w:pStyle w:val="1"/>
       </w:pPr>
-      <w:bookmarkStart w:id="4" w:name="_Toc224308875"/>
+      <w:bookmarkStart w:id="3" w:name="_Toc224322105"/>
       <w:r>
         <w:lastRenderedPageBreak/>
         <w:t>1.</w:t>
@@ -4357,21 +4389,21 @@
       <w:r>
         <w:t>ИССЛЕДОВАНИЕ ПРОБЛЕМЫ</w:t>
       </w:r>
-      <w:bookmarkEnd w:id="4"/>
+      <w:bookmarkEnd w:id="3"/>
     </w:p>
     <w:p>
       <w:pPr>
         <w:pStyle w:val="2"/>
         <w:ind w:firstLine="360"/>
       </w:pPr>
-      <w:bookmarkStart w:id="5" w:name="_Toc224308876"/>
+      <w:bookmarkStart w:id="4" w:name="_Toc224322106"/>
       <w:r>
         <w:t xml:space="preserve">1.1 </w:t>
       </w:r>
       <w:r>
         <w:t>Проблема и её актуальность</w:t>
       </w:r>
-      <w:bookmarkEnd w:id="5"/>
+      <w:bookmarkEnd w:id="4"/>
     </w:p>
     <w:p>
       <w:pPr>
@@ -4429,7 +4461,25 @@
           <w:color w:val="000000" w:themeColor="text1"/>
           <w:szCs w:val="28"/>
         </w:rPr>
-        <w:t>, что делает задачу автоматизации процессов выявления и устранения уязвимостей и мисконфигураций особенно актуальной.</w:t>
+        <w:t xml:space="preserve">, что делает задачу автоматизации процессов выявления и устранения уязвимостей и </w:t>
+      </w:r>
+      <w:proofErr w:type="spellStart"/>
+      <w:r>
+        <w:rPr>
+          <w:rFonts w:cs="Times New Roman"/>
+          <w:color w:val="000000" w:themeColor="text1"/>
+          <w:szCs w:val="28"/>
+        </w:rPr>
+        <w:t>мисконфигураций</w:t>
+      </w:r>
+      <w:proofErr w:type="spellEnd"/>
+      <w:r>
+        <w:rPr>
+          <w:rFonts w:cs="Times New Roman"/>
+          <w:color w:val="000000" w:themeColor="text1"/>
+          <w:szCs w:val="28"/>
+        </w:rPr>
+        <w:t xml:space="preserve"> особенно актуальной.</w:t>
       </w:r>
       <w:r>
         <w:rPr>
@@ -4513,14 +4563,14 @@
         <w:pStyle w:val="2"/>
         <w:ind w:firstLine="708"/>
       </w:pPr>
-      <w:bookmarkStart w:id="6" w:name="_Toc224308877"/>
+      <w:bookmarkStart w:id="5" w:name="_Toc224322107"/>
       <w:r>
         <w:t xml:space="preserve">1.2 </w:t>
       </w:r>
       <w:r>
         <w:t>ПО для автоматического анализа уязвимостей</w:t>
       </w:r>
-      <w:bookmarkEnd w:id="6"/>
+      <w:bookmarkEnd w:id="5"/>
     </w:p>
     <w:p>
       <w:pPr>
@@ -4528,7 +4578,39 @@
         <w:jc w:val="both"/>
       </w:pPr>
       <w:r>
-        <w:t xml:space="preserve">На данный момент существует крайне большое количество инструментов для поиска и управления уязвимостями в информационных системах. Среди распространённых решений можно выделить Redcheck, MaxPatrol 8, XSpider, MaxPatrol VM. Эти продукты помогают проводить аудит уязвимостей и формировать отчётность, однако у большинства из них есть ограничения, которые становятся критичными при построении процессов информационной безопасности. </w:t>
+        <w:t xml:space="preserve">На данный момент существует крайне большое количество инструментов для поиска и управления уязвимостями в информационных системах. Среди распространённых решений можно выделить </w:t>
+      </w:r>
+      <w:proofErr w:type="spellStart"/>
+      <w:r>
+        <w:t>Redcheck</w:t>
+      </w:r>
+      <w:proofErr w:type="spellEnd"/>
+      <w:r>
+        <w:t xml:space="preserve">, </w:t>
+      </w:r>
+      <w:proofErr w:type="spellStart"/>
+      <w:r>
+        <w:t>MaxPatrol</w:t>
+      </w:r>
+      <w:proofErr w:type="spellEnd"/>
+      <w:r>
+        <w:t xml:space="preserve"> 8, </w:t>
+      </w:r>
+      <w:proofErr w:type="spellStart"/>
+      <w:r>
+        <w:t>XSpider</w:t>
+      </w:r>
+      <w:proofErr w:type="spellEnd"/>
+      <w:r>
+        <w:t xml:space="preserve">, </w:t>
+      </w:r>
+      <w:proofErr w:type="spellStart"/>
+      <w:r>
+        <w:t>MaxPatrol</w:t>
+      </w:r>
+      <w:proofErr w:type="spellEnd"/>
+      <w:r>
+        <w:t xml:space="preserve"> VM. Эти продукты помогают проводить аудит уязвимостей и формировать отчётность, однако у большинства из них есть ограничения, которые становятся критичными при построении процессов информационной безопасности. </w:t>
       </w:r>
     </w:p>
     <w:p>
@@ -4586,7 +4668,7 @@
         <w:pStyle w:val="2"/>
         <w:ind w:firstLine="708"/>
       </w:pPr>
-      <w:bookmarkStart w:id="7" w:name="_Toc224308878"/>
+      <w:bookmarkStart w:id="6" w:name="_Toc224322108"/>
       <w:r>
         <w:t xml:space="preserve">1.3 </w:t>
       </w:r>
@@ -4602,7 +4684,7 @@
       <w:r>
         <w:t>протокол</w:t>
       </w:r>
-      <w:bookmarkEnd w:id="7"/>
+      <w:bookmarkEnd w:id="6"/>
     </w:p>
     <w:p>
       <w:pPr>
@@ -4614,7 +4696,15 @@
         <w:tab/>
       </w:r>
       <w:r>
-        <w:t xml:space="preserve">SCAP (Security Content Automation Protocol, протокол автоматизации управления данными безопасности) - это набор открытых стандартов, определяющих технические спецификации для представления, описания и обмена данными в области безопасности. Его задача </w:t>
+        <w:t xml:space="preserve">SCAP (Security Content </w:t>
+      </w:r>
+      <w:proofErr w:type="spellStart"/>
+      <w:r>
+        <w:t>Automation</w:t>
+      </w:r>
+      <w:proofErr w:type="spellEnd"/>
+      <w:r>
+        <w:t xml:space="preserve"> Protocol, протокол автоматизации управления данными безопасности) - это набор открытых стандартов, определяющих технические спецификации для представления, описания и обмена данными в области безопасности. Его задача </w:t>
       </w:r>
       <w:r>
         <w:t>-</w:t>
@@ -4691,7 +4781,15 @@
         <w:jc w:val="both"/>
       </w:pPr>
       <w:r>
-        <w:t xml:space="preserve">При создании программы ключевыми компонентами будут являться CVE, OVAL и XCCDF, потому что именно благодаря им программа будет проверять систему на наличие уязвимостей и мисконфигураций по машиночитаемому описанию проверок. Роль этих трёх </w:t>
+        <w:t xml:space="preserve">При создании программы ключевыми компонентами будут являться CVE, OVAL и XCCDF, потому что именно благодаря им программа будет проверять систему на наличие уязвимостей и </w:t>
+      </w:r>
+      <w:proofErr w:type="spellStart"/>
+      <w:r>
+        <w:t>мисконфигураций</w:t>
+      </w:r>
+      <w:proofErr w:type="spellEnd"/>
+      <w:r>
+        <w:t xml:space="preserve"> по машиночитаемому описанию проверок. Роль этих трёх </w:t>
       </w:r>
       <w:r>
         <w:lastRenderedPageBreak/>
@@ -4717,7 +4815,23 @@
         <w:jc w:val="both"/>
       </w:pPr>
       <w:r>
-        <w:t>- OVAL (Open Vulnerability and Assessment Language) - это открытый стандартизированный язык, который в машиночитаемом виде предоставляет информацию как проверять систему на наличие уязвимостей. OVAL имеет одинаковую структуру вне зависимости от вендора.</w:t>
+        <w:t xml:space="preserve">- OVAL (Open </w:t>
+      </w:r>
+      <w:proofErr w:type="spellStart"/>
+      <w:r>
+        <w:t>Vulnerability</w:t>
+      </w:r>
+      <w:proofErr w:type="spellEnd"/>
+      <w:r>
+        <w:t xml:space="preserve"> </w:t>
+      </w:r>
+      <w:proofErr w:type="spellStart"/>
+      <w:r>
+        <w:t>and</w:t>
+      </w:r>
+      <w:proofErr w:type="spellEnd"/>
+      <w:r>
+        <w:t xml:space="preserve"> Assessment Language) - это открытый стандартизированный язык, который в машиночитаемом виде предоставляет информацию как проверять систему на наличие уязвимостей. OVAL имеет одинаковую структуру вне зависимости от вендора.</w:t>
       </w:r>
     </w:p>
     <w:p>
@@ -4840,8 +4954,37 @@
         <w:jc w:val="both"/>
       </w:pPr>
       <w:r>
-        <w:t>- XCCDF (Extensible Configuration Checklist Description Format) - это формат, который позволяет описывать политики и структуру проверок: какие требования проверять, как их группировать, какие профили использовать, как формировать результат оценки. Также благодаря XCCDF можно проводить remediation</w:t>
-      </w:r>
+        <w:t>- XCCDF (</w:t>
+      </w:r>
+      <w:proofErr w:type="spellStart"/>
+      <w:r>
+        <w:t>Extensible</w:t>
+      </w:r>
+      <w:proofErr w:type="spellEnd"/>
+      <w:r>
+        <w:t xml:space="preserve"> Configuration </w:t>
+      </w:r>
+      <w:proofErr w:type="spellStart"/>
+      <w:r>
+        <w:t>Checklist</w:t>
+      </w:r>
+      <w:proofErr w:type="spellEnd"/>
+      <w:r>
+        <w:t xml:space="preserve"> </w:t>
+      </w:r>
+      <w:proofErr w:type="spellStart"/>
+      <w:r>
+        <w:t>Description</w:t>
+      </w:r>
+      <w:proofErr w:type="spellEnd"/>
+      <w:r>
+        <w:t xml:space="preserve"> Format) - это формат, который позволяет описывать политики и структуру проверок: какие требования проверять, как их группировать, какие профили использовать, как формировать результат оценки. Также благодаря XCCDF можно проводить </w:t>
+      </w:r>
+      <w:proofErr w:type="spellStart"/>
+      <w:r>
+        <w:t>remediation</w:t>
+      </w:r>
+      <w:proofErr w:type="spellEnd"/>
       <w:r>
         <w:t xml:space="preserve"> (устранение уязвимостей)</w:t>
       </w:r>
@@ -5231,7 +5374,7 @@
         <w:pStyle w:val="2"/>
         <w:ind w:firstLine="708"/>
       </w:pPr>
-      <w:bookmarkStart w:id="8" w:name="_Toc224308879"/>
+      <w:bookmarkStart w:id="7" w:name="_Toc224322109"/>
       <w:r>
         <w:t>1.</w:t>
       </w:r>
@@ -5244,7 +5387,7 @@
       <w:r>
         <w:t>Анализ аналогичных решений</w:t>
       </w:r>
-      <w:bookmarkEnd w:id="8"/>
+      <w:bookmarkEnd w:id="7"/>
     </w:p>
     <w:p>
       <w:pPr>
@@ -5265,8 +5408,37 @@
       <w:r>
         <w:t xml:space="preserve">: </w:t>
       </w:r>
-      <w:r>
-        <w:t>RedCheck, XSpider, ScanOVAL, MaxPatrol VM.</w:t>
+      <w:proofErr w:type="spellStart"/>
+      <w:r>
+        <w:t>RedCheck</w:t>
+      </w:r>
+      <w:proofErr w:type="spellEnd"/>
+      <w:r>
+        <w:t xml:space="preserve">, </w:t>
+      </w:r>
+      <w:proofErr w:type="spellStart"/>
+      <w:r>
+        <w:t>XSpider</w:t>
+      </w:r>
+      <w:proofErr w:type="spellEnd"/>
+      <w:r>
+        <w:t xml:space="preserve">, </w:t>
+      </w:r>
+      <w:proofErr w:type="spellStart"/>
+      <w:r>
+        <w:t>ScanOVAL</w:t>
+      </w:r>
+      <w:proofErr w:type="spellEnd"/>
+      <w:r>
+        <w:t xml:space="preserve">, </w:t>
+      </w:r>
+      <w:proofErr w:type="spellStart"/>
+      <w:r>
+        <w:t>MaxPatrol</w:t>
+      </w:r>
+      <w:proofErr w:type="spellEnd"/>
+      <w:r>
+        <w:t xml:space="preserve"> VM.</w:t>
       </w:r>
     </w:p>
     <w:p>
@@ -5369,11 +5541,21 @@
         <w:jc w:val="both"/>
       </w:pPr>
       <w:r>
-        <w:t xml:space="preserve">Сравнение выполнено по следующим критериям: поддержка SCAP, открытость исходного кода (Open Source), стоимость, наличие remediation (механизмов устранения или рекомендаций по устранению), а также </w:t>
-      </w:r>
+        <w:t xml:space="preserve">Сравнение выполнено по следующим критериям: поддержка SCAP, открытость исходного кода (Open Source), стоимость, наличие </w:t>
+      </w:r>
+      <w:proofErr w:type="spellStart"/>
+      <w:r>
+        <w:t>remediation</w:t>
+      </w:r>
+      <w:proofErr w:type="spellEnd"/>
+      <w:r>
+        <w:t xml:space="preserve"> (механизмов устранения или рекомендаций по устранению), а также </w:t>
+      </w:r>
+      <w:proofErr w:type="spellStart"/>
       <w:r>
         <w:t>патчинга</w:t>
       </w:r>
+      <w:proofErr w:type="spellEnd"/>
       <w:r>
         <w:t xml:space="preserve"> (возможности адаптации и кастомизации проверочного контента). </w:t>
       </w:r>
@@ -5384,15 +5566,30 @@
         <w:spacing w:line="360" w:lineRule="auto"/>
         <w:jc w:val="both"/>
       </w:pPr>
+      <w:proofErr w:type="spellStart"/>
       <w:r>
         <w:lastRenderedPageBreak/>
-        <w:t xml:space="preserve">XSpider является примером классического сканера уязвимостей. Инструмент ориентирован на собственные механизмы обнаружения и не использует SCAP-контент, поэтому в рамках данного подхода в нём отсутствуют поддержка </w:t>
-      </w:r>
+        <w:t>XSpider</w:t>
+      </w:r>
+      <w:proofErr w:type="spellEnd"/>
+      <w:r>
+        <w:t xml:space="preserve"> является примером классического сканера уязвимостей. Инструмент ориентирован на собственные механизмы обнаружения и не использует SCAP-контент, поэтому в рамках данного подхода в нём отсутствуют поддержка </w:t>
+      </w:r>
+      <w:proofErr w:type="spellStart"/>
       <w:r>
         <w:t>патчинга</w:t>
       </w:r>
-      <w:r>
-        <w:t xml:space="preserve"> и remediation. Решение не является Open Source и распространяется на коммерческой основе. </w:t>
+      <w:proofErr w:type="spellEnd"/>
+      <w:r>
+        <w:t xml:space="preserve"> и </w:t>
+      </w:r>
+      <w:proofErr w:type="spellStart"/>
+      <w:r>
+        <w:t>remediation</w:t>
+      </w:r>
+      <w:proofErr w:type="spellEnd"/>
+      <w:r>
+        <w:t xml:space="preserve">. Решение не является Open Source и распространяется на коммерческой основе. </w:t>
       </w:r>
     </w:p>
     <w:p>
@@ -5401,12 +5598,27 @@
         <w:spacing w:line="360" w:lineRule="auto"/>
         <w:jc w:val="both"/>
       </w:pPr>
-      <w:r>
-        <w:t xml:space="preserve">RedCheck относится к решениям, поддерживающим SCAP-контент. Продукт предоставляет remediation функционал, однако не реализует механизмы </w:t>
-      </w:r>
+      <w:proofErr w:type="spellStart"/>
+      <w:r>
+        <w:t>RedCheck</w:t>
+      </w:r>
+      <w:proofErr w:type="spellEnd"/>
+      <w:r>
+        <w:t xml:space="preserve"> относится к решениям, поддерживающим SCAP-контент. Продукт предоставляет </w:t>
+      </w:r>
+      <w:proofErr w:type="spellStart"/>
+      <w:r>
+        <w:t>remediation</w:t>
+      </w:r>
+      <w:proofErr w:type="spellEnd"/>
+      <w:r>
+        <w:t xml:space="preserve"> функционал, однако не реализует механизмы </w:t>
+      </w:r>
+      <w:proofErr w:type="spellStart"/>
       <w:r>
         <w:t>патчинга</w:t>
       </w:r>
+      <w:proofErr w:type="spellEnd"/>
       <w:r>
         <w:t xml:space="preserve"> для адаптации проверочного контента под целевую систему. Кроме того, решение является закрытым и коммерческим. </w:t>
       </w:r>
@@ -5417,14 +5629,29 @@
         <w:spacing w:line="360" w:lineRule="auto"/>
         <w:jc w:val="both"/>
       </w:pPr>
-      <w:r>
-        <w:t xml:space="preserve">ScanOVAL это бесплатный инструмент, ориентированный на проверку системы по OVAL-дефинициям, что означает только частичную поддержку SCAP. Поскольку программа не поддерживает XCCDF-контент, в ней отсутствуют возможности </w:t>
-      </w:r>
+      <w:proofErr w:type="spellStart"/>
+      <w:r>
+        <w:t>ScanOVAL</w:t>
+      </w:r>
+      <w:proofErr w:type="spellEnd"/>
+      <w:r>
+        <w:t xml:space="preserve"> это бесплатный инструмент, ориентированный на проверку системы по OVAL-дефинициям, что означает только частичную поддержку SCAP. Поскольку программа не поддерживает XCCDF-контент, в ней отсутствуют возможности </w:t>
+      </w:r>
+      <w:proofErr w:type="spellStart"/>
       <w:r>
         <w:t>патчинга</w:t>
       </w:r>
-      <w:r>
-        <w:t xml:space="preserve"> и remediation в контексте XCCDF-проверок. </w:t>
+      <w:proofErr w:type="spellEnd"/>
+      <w:r>
+        <w:t xml:space="preserve"> и </w:t>
+      </w:r>
+      <w:proofErr w:type="spellStart"/>
+      <w:r>
+        <w:t>remediation</w:t>
+      </w:r>
+      <w:proofErr w:type="spellEnd"/>
+      <w:r>
+        <w:t xml:space="preserve"> в контексте XCCDF-проверок. </w:t>
       </w:r>
     </w:p>
     <w:p>
@@ -5433,8 +5660,45 @@
         <w:spacing w:line="360" w:lineRule="auto"/>
         <w:jc w:val="both"/>
       </w:pPr>
-      <w:r>
-        <w:t xml:space="preserve">MaxPatrol VM представляет собой коммерческую платформу управления уязвимостями, ориентированную на полный цикл vulnerability management. За счёт этого в продукте реализованы механизмы remediation. Вместе с тем, MaxPatrol VM не предполагает использования SCAP-контента. </w:t>
+      <w:proofErr w:type="spellStart"/>
+      <w:r>
+        <w:t>MaxPatrol</w:t>
+      </w:r>
+      <w:proofErr w:type="spellEnd"/>
+      <w:r>
+        <w:t xml:space="preserve"> VM представляет собой коммерческую платформу управления уязвимостями, ориентированную на полный цикл </w:t>
+      </w:r>
+      <w:proofErr w:type="spellStart"/>
+      <w:r>
+        <w:t>vulnerability</w:t>
+      </w:r>
+      <w:proofErr w:type="spellEnd"/>
+      <w:r>
+        <w:t xml:space="preserve"> </w:t>
+      </w:r>
+      <w:proofErr w:type="spellStart"/>
+      <w:r>
+        <w:t>management</w:t>
+      </w:r>
+      <w:proofErr w:type="spellEnd"/>
+      <w:r>
+        <w:t xml:space="preserve">. За счёт этого в продукте реализованы механизмы </w:t>
+      </w:r>
+      <w:proofErr w:type="spellStart"/>
+      <w:r>
+        <w:t>remediation</w:t>
+      </w:r>
+      <w:proofErr w:type="spellEnd"/>
+      <w:r>
+        <w:t xml:space="preserve">. Вместе с тем, </w:t>
+      </w:r>
+      <w:proofErr w:type="spellStart"/>
+      <w:r>
+        <w:t>MaxPatrol</w:t>
+      </w:r>
+      <w:proofErr w:type="spellEnd"/>
+      <w:r>
+        <w:t xml:space="preserve"> VM не предполагает использования SCAP-контента. </w:t>
       </w:r>
     </w:p>
     <w:p>
@@ -5446,9 +5710,11 @@
       <w:r>
         <w:t>Таким образом, рассмотренные решения либо совсем не поддерживают SCAP-контент, либо являются закрытыми коммерческими продуктами. Кроме того, большинство программ, поддерживающих SCAP-контент, не обладают возможностью автоматической адаптации (</w:t>
       </w:r>
+      <w:proofErr w:type="spellStart"/>
       <w:r>
         <w:t>патчинга</w:t>
       </w:r>
+      <w:proofErr w:type="spellEnd"/>
       <w:r>
         <w:t>) SCAP-контента под конкретную операционную систему.</w:t>
       </w:r>
@@ -5461,7 +5727,7 @@
         <w:pStyle w:val="2"/>
         <w:ind w:firstLine="708"/>
       </w:pPr>
-      <w:bookmarkStart w:id="9" w:name="_Toc224308880"/>
+      <w:bookmarkStart w:id="8" w:name="_Toc224322110"/>
       <w:r>
         <w:t>1.</w:t>
       </w:r>
@@ -5474,7 +5740,7 @@
       <w:r>
         <w:t>Аудитория проекта</w:t>
       </w:r>
-      <w:bookmarkEnd w:id="9"/>
+      <w:bookmarkEnd w:id="8"/>
     </w:p>
     <w:p>
       <w:pPr>
@@ -5484,7 +5750,15 @@
         <w:jc w:val="both"/>
       </w:pPr>
       <w:r>
-        <w:t>Поскольку разрабатываемая программа предназначена для автоматизированного аудита системы и поддержки харденига на основе SCAP-контента (OVAL/XCCDF), её целевая аудитория напрямую связана с задачами контроля защищённости, соответствия требованиям и регулярной проверки конфигураций и уязвимостей. Соответственно, основными группами пользователей являются:</w:t>
+        <w:t xml:space="preserve">Поскольку разрабатываемая программа предназначена для автоматизированного аудита системы и поддержки </w:t>
+      </w:r>
+      <w:proofErr w:type="spellStart"/>
+      <w:r>
+        <w:t>харденига</w:t>
+      </w:r>
+      <w:proofErr w:type="spellEnd"/>
+      <w:r>
+        <w:t xml:space="preserve"> на основе SCAP-контента (OVAL/XCCDF), её целевая аудитория напрямую связана с задачами контроля защищённости, соответствия требованиям и регулярной проверки конфигураций и уязвимостей. Соответственно, основными группами пользователей являются:</w:t>
       </w:r>
     </w:p>
     <w:p>
@@ -5510,7 +5784,15 @@
         <w:jc w:val="both"/>
       </w:pPr>
       <w:r>
-        <w:t>- Системные администраторы. Для них программа полезна как средство быстрой проверки состояния системы, выявления уязвимостей и мисконфигураций, а также устранения уязвимостей, что упрощает поддержание безопасности информационных систем.</w:t>
+        <w:t xml:space="preserve">- Системные администраторы. Для них программа полезна как средство быстрой проверки состояния системы, выявления уязвимостей и </w:t>
+      </w:r>
+      <w:proofErr w:type="spellStart"/>
+      <w:r>
+        <w:t>мисконфигураций</w:t>
+      </w:r>
+      <w:proofErr w:type="spellEnd"/>
+      <w:r>
+        <w:t>, а также устранения уязвимостей, что упрощает поддержание безопасности информационных систем.</w:t>
       </w:r>
     </w:p>
     <w:p>
@@ -5554,7 +5836,7 @@
       <w:pPr>
         <w:pStyle w:val="1"/>
       </w:pPr>
-      <w:bookmarkStart w:id="10" w:name="_Toc224308881"/>
+      <w:bookmarkStart w:id="9" w:name="_Toc224322111"/>
       <w:r>
         <w:lastRenderedPageBreak/>
         <w:t xml:space="preserve">2. </w:t>
@@ -5562,18 +5844,18 @@
       <w:r>
         <w:t>РЕШЕНИЕ ПРОБЛЕМЫ</w:t>
       </w:r>
-      <w:bookmarkEnd w:id="10"/>
+      <w:bookmarkEnd w:id="9"/>
     </w:p>
     <w:p>
       <w:pPr>
         <w:pStyle w:val="2"/>
         <w:ind w:firstLine="708"/>
       </w:pPr>
-      <w:bookmarkStart w:id="11" w:name="_Toc224308882"/>
+      <w:bookmarkStart w:id="10" w:name="_Toc224322112"/>
       <w:r>
         <w:t>2.1 Формализация проблемы</w:t>
       </w:r>
-      <w:bookmarkEnd w:id="11"/>
+      <w:bookmarkEnd w:id="10"/>
     </w:p>
     <w:p>
       <w:pPr>
@@ -5591,9 +5873,11 @@
       <w:r>
         <w:t xml:space="preserve"> на наличие уязвимостей и </w:t>
       </w:r>
+      <w:proofErr w:type="spellStart"/>
       <w:r>
         <w:t>мисконфигураций</w:t>
       </w:r>
+      <w:proofErr w:type="spellEnd"/>
       <w:r>
         <w:t xml:space="preserve"> на основе стандартизированного SCAP-контента. Для исключения неоднозначности и возможности воспроизведения алгоритма задача формализуется в виде входных данных, выходных данных, ограничений и алгоритма обработки:</w:t>
       </w:r>
@@ -5625,7 +5909,31 @@
         <w:jc w:val="both"/>
       </w:pPr>
       <w:r>
-        <w:t>2. SCAP-контент C, включает набор OVAL-дефиниций D = {d1,d2,d3...,dn} и XCCDF-правил R = {r1,r2,r3..rn}, в случае XCCDF также содержат данные remediation RD = {rd_r1, rd_2, rd_r3...rd_rn}</w:t>
+        <w:t>2. SCAP-контент C, включает набор OVAL-дефиниций D = {d1,d2,d3...,</w:t>
+      </w:r>
+      <w:proofErr w:type="spellStart"/>
+      <w:r>
+        <w:t>dn</w:t>
+      </w:r>
+      <w:proofErr w:type="spellEnd"/>
+      <w:r>
+        <w:t xml:space="preserve">} и XCCDF-правил R = {r1,r2,r3..rn}, в случае XCCDF также содержат данные </w:t>
+      </w:r>
+      <w:proofErr w:type="spellStart"/>
+      <w:r>
+        <w:t>remediation</w:t>
+      </w:r>
+      <w:proofErr w:type="spellEnd"/>
+      <w:r>
+        <w:t xml:space="preserve"> RD = {rd_r1, rd_2, rd_r3...</w:t>
+      </w:r>
+      <w:proofErr w:type="spellStart"/>
+      <w:r>
+        <w:t>rd_rn</w:t>
+      </w:r>
+      <w:proofErr w:type="spellEnd"/>
+      <w:r>
+        <w:t>}</w:t>
       </w:r>
     </w:p>
     <w:p>
@@ -5659,7 +5967,23 @@
         <w:t>-</w:t>
       </w:r>
       <w:r>
-        <w:t xml:space="preserve"> Результаты при проведении проверки по OVAL: для каждой дефиниции di вычисляется статус Result_OVAL </w:t>
+        <w:t xml:space="preserve"> Результаты при проведении проверки по OVAL: для каждой дефиниции </w:t>
+      </w:r>
+      <w:proofErr w:type="spellStart"/>
+      <w:r>
+        <w:t>di</w:t>
+      </w:r>
+      <w:proofErr w:type="spellEnd"/>
+      <w:r>
+        <w:t xml:space="preserve"> вычисляется статус </w:t>
+      </w:r>
+      <w:proofErr w:type="spellStart"/>
+      <w:r>
+        <w:t>Result_OVAL</w:t>
+      </w:r>
+      <w:proofErr w:type="spellEnd"/>
+      <w:r>
+        <w:t xml:space="preserve"> </w:t>
       </w:r>
       <w:r>
         <w:rPr>
@@ -5668,7 +5992,55 @@
         <w:t>∈</w:t>
       </w:r>
       <w:r>
-        <w:t xml:space="preserve"> {true,false,unknown,error,not_applicable}, где true - уязвимость/несоответствие присутствует, false - уязвимость/несоответствие отсутствует, unknown/error/not_applicable - невозможность или неприменимость проверки.</w:t>
+        <w:t xml:space="preserve"> {</w:t>
+      </w:r>
+      <w:proofErr w:type="spellStart"/>
+      <w:r>
+        <w:t>true,false,unknown,error,not_applicable</w:t>
+      </w:r>
+      <w:proofErr w:type="spellEnd"/>
+      <w:r>
+        <w:t xml:space="preserve">}, где </w:t>
+      </w:r>
+      <w:proofErr w:type="spellStart"/>
+      <w:r>
+        <w:t>true</w:t>
+      </w:r>
+      <w:proofErr w:type="spellEnd"/>
+      <w:r>
+        <w:t xml:space="preserve"> - уязвимость/несоответствие присутствует, </w:t>
+      </w:r>
+      <w:proofErr w:type="spellStart"/>
+      <w:r>
+        <w:t>false</w:t>
+      </w:r>
+      <w:proofErr w:type="spellEnd"/>
+      <w:r>
+        <w:t xml:space="preserve"> - уязвимость/несоответствие отсутствует, </w:t>
+      </w:r>
+      <w:proofErr w:type="spellStart"/>
+      <w:r>
+        <w:t>unknown</w:t>
+      </w:r>
+      <w:proofErr w:type="spellEnd"/>
+      <w:r>
+        <w:t>/</w:t>
+      </w:r>
+      <w:proofErr w:type="spellStart"/>
+      <w:r>
+        <w:t>error</w:t>
+      </w:r>
+      <w:proofErr w:type="spellEnd"/>
+      <w:r>
+        <w:t>/</w:t>
+      </w:r>
+      <w:proofErr w:type="spellStart"/>
+      <w:r>
+        <w:t>not_applicable</w:t>
+      </w:r>
+      <w:proofErr w:type="spellEnd"/>
+      <w:r>
+        <w:t xml:space="preserve"> - невозможность или неприменимость проверки.</w:t>
       </w:r>
     </w:p>
     <w:p>
@@ -5682,7 +6054,23 @@
         <w:t>-</w:t>
       </w:r>
       <w:r>
-        <w:t xml:space="preserve"> Результаты при проведении проверки по XCCDF: для каждого правила ri вычисляется статус Result_XCCDF </w:t>
+        <w:t xml:space="preserve"> Результаты при проведении проверки по XCCDF: для каждого правила </w:t>
+      </w:r>
+      <w:proofErr w:type="spellStart"/>
+      <w:r>
+        <w:t>ri</w:t>
+      </w:r>
+      <w:proofErr w:type="spellEnd"/>
+      <w:r>
+        <w:t xml:space="preserve"> вычисляется статус </w:t>
+      </w:r>
+      <w:proofErr w:type="spellStart"/>
+      <w:r>
+        <w:t>Result_XCCDF</w:t>
+      </w:r>
+      <w:proofErr w:type="spellEnd"/>
+      <w:r>
+        <w:t xml:space="preserve"> </w:t>
       </w:r>
       <w:r>
         <w:rPr>
@@ -5691,7 +6079,39 @@
         <w:t>∈</w:t>
       </w:r>
       <w:r>
-        <w:t xml:space="preserve"> {pass,fail,not_checked,not_applicable,error}, где pass - правило успешно выполнилось, fail - правило выполнилось не успешно, not_checked,not_applicable,error - невозможность или неприменимость проверки</w:t>
+        <w:t xml:space="preserve"> {</w:t>
+      </w:r>
+      <w:proofErr w:type="spellStart"/>
+      <w:r>
+        <w:t>pass,fail,not_checked,not_applicable,error</w:t>
+      </w:r>
+      <w:proofErr w:type="spellEnd"/>
+      <w:r>
+        <w:t xml:space="preserve">}, где </w:t>
+      </w:r>
+      <w:proofErr w:type="spellStart"/>
+      <w:r>
+        <w:t>pass</w:t>
+      </w:r>
+      <w:proofErr w:type="spellEnd"/>
+      <w:r>
+        <w:t xml:space="preserve"> - правило успешно выполнилось, </w:t>
+      </w:r>
+      <w:proofErr w:type="spellStart"/>
+      <w:r>
+        <w:t>fail</w:t>
+      </w:r>
+      <w:proofErr w:type="spellEnd"/>
+      <w:r>
+        <w:t xml:space="preserve"> - правило выполнилось не успешно, </w:t>
+      </w:r>
+      <w:proofErr w:type="spellStart"/>
+      <w:r>
+        <w:t>not_checked,not_applicable,error</w:t>
+      </w:r>
+      <w:proofErr w:type="spellEnd"/>
+      <w:r>
+        <w:t xml:space="preserve"> - невозможность или неприменимость проверки</w:t>
       </w:r>
       <w:r>
         <w:t>,</w:t>
@@ -5739,8 +6159,37 @@
         <w:t xml:space="preserve">профиле. </w:t>
       </w:r>
       <w:r>
-        <w:t>При включённом remediation для каждого fail ri выполняется rdi</w:t>
-      </w:r>
+        <w:t xml:space="preserve">При включённом </w:t>
+      </w:r>
+      <w:proofErr w:type="spellStart"/>
+      <w:r>
+        <w:t>remediation</w:t>
+      </w:r>
+      <w:proofErr w:type="spellEnd"/>
+      <w:r>
+        <w:t xml:space="preserve"> для каждого </w:t>
+      </w:r>
+      <w:proofErr w:type="spellStart"/>
+      <w:r>
+        <w:t>fail</w:t>
+      </w:r>
+      <w:proofErr w:type="spellEnd"/>
+      <w:r>
+        <w:t xml:space="preserve"> </w:t>
+      </w:r>
+      <w:proofErr w:type="spellStart"/>
+      <w:r>
+        <w:t>ri</w:t>
+      </w:r>
+      <w:proofErr w:type="spellEnd"/>
+      <w:r>
+        <w:t xml:space="preserve"> выполняется </w:t>
+      </w:r>
+      <w:proofErr w:type="spellStart"/>
+      <w:r>
+        <w:t>rdi</w:t>
+      </w:r>
+      <w:proofErr w:type="spellEnd"/>
     </w:p>
     <w:p>
       <w:pPr>
@@ -5763,7 +6212,23 @@
         <w:t>-</w:t>
       </w:r>
       <w:r>
-        <w:t xml:space="preserve"> При проверке OVAL-дефиниций Report содержит: cve_id, di, описание уязвимости</w:t>
+        <w:t xml:space="preserve"> При проверке OVAL-дефиниций Report содержит: </w:t>
+      </w:r>
+      <w:proofErr w:type="spellStart"/>
+      <w:r>
+        <w:t>cve_id</w:t>
+      </w:r>
+      <w:proofErr w:type="spellEnd"/>
+      <w:r>
+        <w:t xml:space="preserve">, </w:t>
+      </w:r>
+      <w:proofErr w:type="spellStart"/>
+      <w:r>
+        <w:t>di</w:t>
+      </w:r>
+      <w:proofErr w:type="spellEnd"/>
+      <w:r>
+        <w:t>, описание уязвимости</w:t>
       </w:r>
     </w:p>
     <w:p>
@@ -5790,7 +6255,15 @@
         <w:t>-правил</w:t>
       </w:r>
       <w:r>
-        <w:t xml:space="preserve"> Report содержит: XCCDF_rule, </w:t>
+        <w:t xml:space="preserve"> Report содержит: </w:t>
+      </w:r>
+      <w:proofErr w:type="spellStart"/>
+      <w:r>
+        <w:t>XCCDF_rule</w:t>
+      </w:r>
+      <w:proofErr w:type="spellEnd"/>
+      <w:r>
+        <w:t xml:space="preserve">, </w:t>
       </w:r>
       <w:r>
         <w:rPr>
@@ -5807,11 +6280,11 @@
         <w:pStyle w:val="2"/>
         <w:ind w:firstLine="708"/>
       </w:pPr>
-      <w:bookmarkStart w:id="12" w:name="_Toc224308883"/>
+      <w:bookmarkStart w:id="11" w:name="_Toc224322113"/>
       <w:r>
         <w:t>2.2 Описание алгоритма решения проблемы</w:t>
       </w:r>
-      <w:bookmarkEnd w:id="12"/>
+      <w:bookmarkEnd w:id="11"/>
     </w:p>
     <w:p>
       <w:pPr>
@@ -5871,9 +6344,11 @@
       <w:r>
         <w:t xml:space="preserve">2. </w:t>
       </w:r>
+      <w:proofErr w:type="spellStart"/>
       <w:r>
         <w:t>Патчинг</w:t>
       </w:r>
+      <w:proofErr w:type="spellEnd"/>
       <w:r>
         <w:t xml:space="preserve"> (при необходимости): если контент содержит идентификаторы платформы, не совпадающие с целевой системой, </w:t>
       </w:r>
@@ -5903,7 +6378,31 @@
         <w:jc w:val="both"/>
       </w:pPr>
       <w:r>
-        <w:t>3. Выполнение OVAL-проверок: для каждой дефиниции di вычисляются требуемые свойства системы (версии, параметры, состояния объектов), после чего определяется Result_OVAL(di)</w:t>
+        <w:t xml:space="preserve">3. Выполнение OVAL-проверок: для каждой дефиниции </w:t>
+      </w:r>
+      <w:proofErr w:type="spellStart"/>
+      <w:r>
+        <w:t>di</w:t>
+      </w:r>
+      <w:proofErr w:type="spellEnd"/>
+      <w:r>
+        <w:t xml:space="preserve"> вычисляются требуемые свойства системы (версии, параметры, состояния объектов), после чего определяется </w:t>
+      </w:r>
+      <w:proofErr w:type="spellStart"/>
+      <w:r>
+        <w:t>Result_OVAL</w:t>
+      </w:r>
+      <w:proofErr w:type="spellEnd"/>
+      <w:r>
+        <w:t>(</w:t>
+      </w:r>
+      <w:proofErr w:type="spellStart"/>
+      <w:r>
+        <w:t>di</w:t>
+      </w:r>
+      <w:proofErr w:type="spellEnd"/>
+      <w:r>
+        <w:t>)</w:t>
       </w:r>
     </w:p>
     <w:p>
@@ -5913,14 +6412,56 @@
         <w:jc w:val="both"/>
       </w:pPr>
       <w:r>
-        <w:t xml:space="preserve">4. Выполнение XCCDF-проверок: на основе выбранного профиля вычисляется результат для каждого правила ri, после чего определяется Result_XCCDF(ri). Если включен remediation </w:t>
+        <w:t xml:space="preserve">4. Выполнение XCCDF-проверок: на основе выбранного профиля вычисляется результат для каждого правила </w:t>
+      </w:r>
+      <w:proofErr w:type="spellStart"/>
+      <w:r>
+        <w:t>ri</w:t>
+      </w:r>
+      <w:proofErr w:type="spellEnd"/>
+      <w:r>
+        <w:t xml:space="preserve">, после чего определяется </w:t>
+      </w:r>
+      <w:proofErr w:type="spellStart"/>
+      <w:r>
+        <w:t>Result_XCCDF</w:t>
+      </w:r>
+      <w:proofErr w:type="spellEnd"/>
+      <w:r>
+        <w:t>(</w:t>
+      </w:r>
+      <w:proofErr w:type="spellStart"/>
+      <w:r>
+        <w:t>ri</w:t>
+      </w:r>
+      <w:proofErr w:type="spellEnd"/>
+      <w:r>
+        <w:t xml:space="preserve">). Если включен </w:t>
+      </w:r>
+      <w:proofErr w:type="spellStart"/>
+      <w:r>
+        <w:t>remediation</w:t>
+      </w:r>
+      <w:proofErr w:type="spellEnd"/>
+      <w:r>
+        <w:t xml:space="preserve"> </w:t>
       </w:r>
       <w:r>
         <w:t xml:space="preserve">и </w:t>
       </w:r>
-      <w:r>
-        <w:t>Result_XCCDF(ri</w:t>
-      </w:r>
+      <w:proofErr w:type="spellStart"/>
+      <w:r>
+        <w:t>Result_XCCDF</w:t>
+      </w:r>
+      <w:proofErr w:type="spellEnd"/>
+      <w:r>
+        <w:t>(</w:t>
+      </w:r>
+      <w:proofErr w:type="spellStart"/>
+      <w:r>
+        <w:t>ri</w:t>
+      </w:r>
+      <w:proofErr w:type="spellEnd"/>
       <w:r>
         <w:t xml:space="preserve">) </w:t>
       </w:r>
@@ -5945,14 +6486,24 @@
       <w:r>
         <w:t xml:space="preserve">выполняется </w:t>
       </w:r>
+      <w:proofErr w:type="spellStart"/>
       <w:r>
         <w:rPr>
           <w:lang w:val="en-US"/>
         </w:rPr>
         <w:t>rdi</w:t>
       </w:r>
-      <w:r>
-        <w:t xml:space="preserve"> при наличии remediation контента в XCCDF.</w:t>
+      <w:proofErr w:type="spellEnd"/>
+      <w:r>
+        <w:t xml:space="preserve"> при наличии </w:t>
+      </w:r>
+      <w:proofErr w:type="spellStart"/>
+      <w:r>
+        <w:t>remediation</w:t>
+      </w:r>
+      <w:proofErr w:type="spellEnd"/>
+      <w:r>
+        <w:t xml:space="preserve"> контента в XCCDF.</w:t>
       </w:r>
     </w:p>
     <w:p>
@@ -5962,7 +6513,31 @@
         <w:jc w:val="both"/>
       </w:pPr>
       <w:r>
-        <w:t>5. Формирование отчёта: результаты Result_OVAL и Result_XCCDF агрегируются и преобразуются в удобный для анализа вид (таблица).</w:t>
+        <w:t xml:space="preserve">5. Формирование отчёта: результаты </w:t>
+      </w:r>
+      <w:proofErr w:type="spellStart"/>
+      <w:r>
+        <w:t>Result_OVAL</w:t>
+      </w:r>
+      <w:proofErr w:type="spellEnd"/>
+      <w:r>
+        <w:t xml:space="preserve"> и </w:t>
+      </w:r>
+      <w:proofErr w:type="spellStart"/>
+      <w:r>
+        <w:t>Result_XCCDF</w:t>
+      </w:r>
+      <w:proofErr w:type="spellEnd"/>
+      <w:r>
+        <w:t xml:space="preserve"> </w:t>
+      </w:r>
+      <w:proofErr w:type="spellStart"/>
+      <w:r>
+        <w:t>агрегируются</w:t>
+      </w:r>
+      <w:proofErr w:type="spellEnd"/>
+      <w:r>
+        <w:t xml:space="preserve"> и преобразуются в удобный для анализа вид (таблица).</w:t>
       </w:r>
     </w:p>
     <w:p>
@@ -5972,7 +6547,15 @@
         <w:jc w:val="both"/>
       </w:pPr>
       <w:r>
-        <w:t>6. Вывод пользователю: отчёт предоставляется пользователю в человекочитаемом виде внутри интерфейса программы.</w:t>
+        <w:t xml:space="preserve">6. Вывод пользователю: отчёт предоставляется пользователю в </w:t>
+      </w:r>
+      <w:proofErr w:type="spellStart"/>
+      <w:r>
+        <w:t>человекочитаемом</w:t>
+      </w:r>
+      <w:proofErr w:type="spellEnd"/>
+      <w:r>
+        <w:t xml:space="preserve"> виде внутри интерфейса программы.</w:t>
       </w:r>
     </w:p>
     <w:p>
@@ -6072,7 +6655,23 @@
         <w:t xml:space="preserve"> </w:t>
       </w:r>
       <w:r>
-        <w:t>результат в виде таблицы: идентификаторы CVE, статусы (true/false и т.д.), описания CVE.</w:t>
+        <w:t>результат в виде таблицы: идентификаторы CVE, статусы (</w:t>
+      </w:r>
+      <w:proofErr w:type="spellStart"/>
+      <w:r>
+        <w:t>true</w:t>
+      </w:r>
+      <w:proofErr w:type="spellEnd"/>
+      <w:r>
+        <w:t>/</w:t>
+      </w:r>
+      <w:proofErr w:type="spellStart"/>
+      <w:r>
+        <w:t>false</w:t>
+      </w:r>
+      <w:proofErr w:type="spellEnd"/>
+      <w:r>
+        <w:t xml:space="preserve"> и т.д.), описания CVE.</w:t>
       </w:r>
     </w:p>
     <w:p>
@@ -6082,7 +6681,15 @@
         <w:jc w:val="both"/>
       </w:pPr>
       <w:r>
-        <w:t xml:space="preserve">Режим 2: Проверка по запросу (XCCDF + remediation) </w:t>
+        <w:t xml:space="preserve">Режим 2: Проверка по запросу (XCCDF + </w:t>
+      </w:r>
+      <w:proofErr w:type="spellStart"/>
+      <w:r>
+        <w:t>remediation</w:t>
+      </w:r>
+      <w:proofErr w:type="spellEnd"/>
+      <w:r>
+        <w:t xml:space="preserve">) </w:t>
       </w:r>
     </w:p>
     <w:p>
@@ -6135,15 +6742,19 @@
       <w:r>
         <w:t>2. Адаптация (</w:t>
       </w:r>
+      <w:proofErr w:type="spellStart"/>
       <w:r>
         <w:t>патчинг</w:t>
       </w:r>
+      <w:proofErr w:type="spellEnd"/>
       <w:r>
         <w:t>). Если выбранный XCCDF-контент предназначен для близкой платформы, но не применяется из-за различающегося идентификатора системы, программа выполняет автоматическую адаптацию контента (</w:t>
       </w:r>
+      <w:proofErr w:type="spellStart"/>
       <w:r>
         <w:t>патчинг</w:t>
       </w:r>
+      <w:proofErr w:type="spellEnd"/>
       <w:r>
         <w:t>), обеспечивая возможность корректного запуска проверок на текущей системе.</w:t>
       </w:r>
@@ -6177,7 +6788,23 @@
         <w:t xml:space="preserve"> </w:t>
       </w:r>
       <w:r>
-        <w:t>результат в виде таблицы: идентификаторы проверок, описания, статусы (pass/fail и т.д.), важность проверок.</w:t>
+        <w:t>результат в виде таблицы: идентификаторы проверок, описания, статусы (</w:t>
+      </w:r>
+      <w:proofErr w:type="spellStart"/>
+      <w:r>
+        <w:t>pass</w:t>
+      </w:r>
+      <w:proofErr w:type="spellEnd"/>
+      <w:r>
+        <w:t>/</w:t>
+      </w:r>
+      <w:proofErr w:type="spellStart"/>
+      <w:r>
+        <w:t>fail</w:t>
+      </w:r>
+      <w:proofErr w:type="spellEnd"/>
+      <w:r>
+        <w:t xml:space="preserve"> и т.д.), важность проверок.</w:t>
       </w:r>
     </w:p>
     <w:p>
@@ -6185,11 +6812,11 @@
         <w:pStyle w:val="2"/>
         <w:ind w:firstLine="708"/>
       </w:pPr>
-      <w:bookmarkStart w:id="13" w:name="_Toc224308884"/>
+      <w:bookmarkStart w:id="12" w:name="_Toc224322114"/>
       <w:r>
         <w:t>2.3 Описание существующих алгоритмов</w:t>
       </w:r>
-      <w:bookmarkEnd w:id="13"/>
+      <w:bookmarkEnd w:id="12"/>
     </w:p>
     <w:p>
       <w:pPr>
@@ -6199,7 +6826,23 @@
         <w:jc w:val="both"/>
       </w:pPr>
       <w:r>
-        <w:t xml:space="preserve">Помимо алгоритмов, взятых из стандартов SCAP, таких как OVAL evaluation и XCCDF evaluation также стоит рассмотреть несколько других методов анализа системы на небезопасные конфигурации и уязвимости: </w:t>
+        <w:t xml:space="preserve">Помимо алгоритмов, взятых из стандартов SCAP, таких как OVAL </w:t>
+      </w:r>
+      <w:proofErr w:type="spellStart"/>
+      <w:r>
+        <w:t>evaluation</w:t>
+      </w:r>
+      <w:proofErr w:type="spellEnd"/>
+      <w:r>
+        <w:t xml:space="preserve"> и XCCDF </w:t>
+      </w:r>
+      <w:proofErr w:type="spellStart"/>
+      <w:r>
+        <w:t>evaluation</w:t>
+      </w:r>
+      <w:proofErr w:type="spellEnd"/>
+      <w:r>
+        <w:t xml:space="preserve"> также стоит рассмотреть несколько других методов анализа системы на небезопасные конфигурации и уязвимости: </w:t>
       </w:r>
     </w:p>
     <w:p>
@@ -6237,7 +6880,47 @@
         <w:t>эти алгоритмы заключаются</w:t>
       </w:r>
       <w:r>
-        <w:t xml:space="preserve"> в наличии политики/профиля требований, для каждого требования запускается проверка состояния, затем агрегируются результаты (pass/fail/not applicable) и строится отчёт по профилю.</w:t>
+        <w:t xml:space="preserve"> в наличии политики/профиля требований, для каждого требования запускается проверка состояния, затем </w:t>
+      </w:r>
+      <w:proofErr w:type="spellStart"/>
+      <w:r>
+        <w:t>агрегируются</w:t>
+      </w:r>
+      <w:proofErr w:type="spellEnd"/>
+      <w:r>
+        <w:t xml:space="preserve"> результаты (</w:t>
+      </w:r>
+      <w:proofErr w:type="spellStart"/>
+      <w:r>
+        <w:t>pass</w:t>
+      </w:r>
+      <w:proofErr w:type="spellEnd"/>
+      <w:r>
+        <w:t>/</w:t>
+      </w:r>
+      <w:proofErr w:type="spellStart"/>
+      <w:r>
+        <w:t>fail</w:t>
+      </w:r>
+      <w:proofErr w:type="spellEnd"/>
+      <w:r>
+        <w:t>/</w:t>
+      </w:r>
+      <w:proofErr w:type="spellStart"/>
+      <w:r>
+        <w:t>not</w:t>
+      </w:r>
+      <w:proofErr w:type="spellEnd"/>
+      <w:r>
+        <w:t xml:space="preserve"> </w:t>
+      </w:r>
+      <w:proofErr w:type="spellStart"/>
+      <w:r>
+        <w:t>applicable</w:t>
+      </w:r>
+      <w:proofErr w:type="spellEnd"/>
+      <w:r>
+        <w:t>) и строится отчёт по профилю.</w:t>
       </w:r>
     </w:p>
     <w:p>
@@ -6256,7 +6939,7 @@
         <w:pStyle w:val="2"/>
         <w:ind w:firstLine="708"/>
       </w:pPr>
-      <w:bookmarkStart w:id="14" w:name="_Toc224308885"/>
+      <w:bookmarkStart w:id="13" w:name="_Toc224322115"/>
       <w:r>
         <w:t>2.</w:t>
       </w:r>
@@ -6266,7 +6949,7 @@
       <w:r>
         <w:t xml:space="preserve"> Модель угрозы, MITRE ATT&amp;CK</w:t>
       </w:r>
-      <w:bookmarkEnd w:id="14"/>
+      <w:bookmarkEnd w:id="13"/>
     </w:p>
     <w:p>
       <w:pPr>
@@ -6275,7 +6958,23 @@
         <w:jc w:val="both"/>
       </w:pPr>
       <w:r>
-        <w:t>Проект предназначен для повышения защищённости Linux-систем за счёт регулярного автоматизированного аудита и харденинга на основе стандартизированного SCAP-контента. Для формального описания того, какие этапы атаки усложняет харденинг, используется структура фреймворка MITRE ATT&amp;CK.</w:t>
+        <w:t xml:space="preserve">Проект предназначен для повышения защищённости Linux-систем за счёт регулярного автоматизированного аудита и </w:t>
+      </w:r>
+      <w:proofErr w:type="spellStart"/>
+      <w:r>
+        <w:t>харденинга</w:t>
+      </w:r>
+      <w:proofErr w:type="spellEnd"/>
+      <w:r>
+        <w:t xml:space="preserve"> на основе стандартизированного SCAP-контента. Для формального описания того, какие этапы атаки усложняет </w:t>
+      </w:r>
+      <w:proofErr w:type="spellStart"/>
+      <w:r>
+        <w:t>харденинг</w:t>
+      </w:r>
+      <w:proofErr w:type="spellEnd"/>
+      <w:r>
+        <w:t>, используется структура фреймворка MITRE ATT&amp;CK.</w:t>
       </w:r>
     </w:p>
     <w:p>
@@ -6302,8 +7001,13 @@
         <w:t xml:space="preserve"> </w:t>
       </w:r>
       <w:r>
-        <w:t>Угрозы, использующие публично известные уязвимости и мисконфигурации</w:t>
-      </w:r>
+        <w:t xml:space="preserve">Угрозы, использующие публично известные уязвимости и </w:t>
+      </w:r>
+      <w:proofErr w:type="spellStart"/>
+      <w:r>
+        <w:t>мисконфигурации</w:t>
+      </w:r>
+      <w:proofErr w:type="spellEnd"/>
       <w:r>
         <w:t>.</w:t>
       </w:r>
@@ -6372,11 +7076,16 @@
       <w:r>
         <w:t xml:space="preserve">ей и </w:t>
       </w:r>
+      <w:proofErr w:type="spellStart"/>
       <w:r>
         <w:t>мисконфигураци</w:t>
       </w:r>
       <w:r>
-        <w:t>й.</w:t>
+        <w:t>й</w:t>
+      </w:r>
+      <w:proofErr w:type="spellEnd"/>
+      <w:r>
+        <w:t>.</w:t>
       </w:r>
     </w:p>
     <w:p>
@@ -6404,7 +7113,23 @@
         <w:jc w:val="both"/>
       </w:pPr>
       <w:r>
-        <w:t>Ниже приведены примеры техник MITRE ATT&amp;CK, для которых результаты аудита и remediation по SCAP-контенту выступают превентивной контрмерой (через хардениг и устранение условий атаки):</w:t>
+        <w:t xml:space="preserve">Ниже приведены примеры техник MITRE ATT&amp;CK, для которых результаты аудита и </w:t>
+      </w:r>
+      <w:proofErr w:type="spellStart"/>
+      <w:r>
+        <w:t>remediation</w:t>
+      </w:r>
+      <w:proofErr w:type="spellEnd"/>
+      <w:r>
+        <w:t xml:space="preserve"> по SCAP-контенту выступают превентивной контрмерой (через </w:t>
+      </w:r>
+      <w:proofErr w:type="spellStart"/>
+      <w:r>
+        <w:t>хардениг</w:t>
+      </w:r>
+      <w:proofErr w:type="spellEnd"/>
+      <w:r>
+        <w:t xml:space="preserve"> и устранение условий атаки):</w:t>
       </w:r>
     </w:p>
     <w:p>
@@ -6449,7 +7174,15 @@
         <w:jc w:val="both"/>
       </w:pPr>
       <w:r>
-        <w:t>Как противодействует проект: проверяет состояние системы и конфигураций по OVAL/XCCDF (версии, параметры, настройки сервисов) и применяет remediation, уменьшая вероятность наличия уязвимых/небезопасно настроенных компонентов на хосте</w:t>
+        <w:t xml:space="preserve">Как противодействует проект: проверяет состояние системы и конфигураций по OVAL/XCCDF (версии, параметры, настройки сервисов) и применяет </w:t>
+      </w:r>
+      <w:proofErr w:type="spellStart"/>
+      <w:r>
+        <w:t>remediation</w:t>
+      </w:r>
+      <w:proofErr w:type="spellEnd"/>
+      <w:r>
+        <w:t>, уменьшая вероятность наличия уязвимых/небезопасно настроенных компонентов на хосте</w:t>
       </w:r>
       <w:r>
         <w:t>.</w:t>
@@ -6474,8 +7207,65 @@
           <w:b/>
           <w:bCs/>
         </w:rPr>
-        <w:t>T1068: Exploitation for Privilege Escalation</w:t>
-      </w:r>
+        <w:t xml:space="preserve">T1068: </w:t>
+      </w:r>
+      <w:proofErr w:type="spellStart"/>
+      <w:r>
+        <w:rPr>
+          <w:b/>
+          <w:bCs/>
+        </w:rPr>
+        <w:t>Exploitation</w:t>
+      </w:r>
+      <w:proofErr w:type="spellEnd"/>
+      <w:r>
+        <w:rPr>
+          <w:b/>
+          <w:bCs/>
+        </w:rPr>
+        <w:t xml:space="preserve"> </w:t>
+      </w:r>
+      <w:proofErr w:type="spellStart"/>
+      <w:r>
+        <w:rPr>
+          <w:b/>
+          <w:bCs/>
+        </w:rPr>
+        <w:t>for</w:t>
+      </w:r>
+      <w:proofErr w:type="spellEnd"/>
+      <w:r>
+        <w:rPr>
+          <w:b/>
+          <w:bCs/>
+        </w:rPr>
+        <w:t xml:space="preserve"> </w:t>
+      </w:r>
+      <w:proofErr w:type="spellStart"/>
+      <w:r>
+        <w:rPr>
+          <w:b/>
+          <w:bCs/>
+        </w:rPr>
+        <w:t>Privilege</w:t>
+      </w:r>
+      <w:proofErr w:type="spellEnd"/>
+      <w:r>
+        <w:rPr>
+          <w:b/>
+          <w:bCs/>
+        </w:rPr>
+        <w:t xml:space="preserve"> </w:t>
+      </w:r>
+      <w:proofErr w:type="spellStart"/>
+      <w:r>
+        <w:rPr>
+          <w:b/>
+          <w:bCs/>
+        </w:rPr>
+        <w:t>Escalation</w:t>
+      </w:r>
+      <w:proofErr w:type="spellEnd"/>
     </w:p>
     <w:p>
       <w:pPr>
@@ -6541,7 +7331,15 @@
         <w:jc w:val="both"/>
       </w:pPr>
       <w:r>
-        <w:t>Что соответствует: злоумышленник отключает или изменяет правила системного файрвола, чтобы обойти ограничения сетевого трафика.</w:t>
+        <w:t xml:space="preserve">Что соответствует: злоумышленник отключает или изменяет правила системного </w:t>
+      </w:r>
+      <w:proofErr w:type="spellStart"/>
+      <w:r>
+        <w:t>файрвола</w:t>
+      </w:r>
+      <w:proofErr w:type="spellEnd"/>
+      <w:r>
+        <w:t>, чтобы обойти ограничения сетевого трафика.</w:t>
       </w:r>
     </w:p>
     <w:p>
@@ -6551,7 +7349,23 @@
         <w:jc w:val="both"/>
       </w:pPr>
       <w:r>
-        <w:t>Как противодействует проект: через SCAP-контент выполняет аудит состояния файрвола и правил (включён ли сервис, разрешённые сервисы/порты и т.д.) и применяет remediation, возвращая конфигурации к заданным стандартам.</w:t>
+        <w:t xml:space="preserve">Как противодействует проект: через SCAP-контент выполняет аудит состояния </w:t>
+      </w:r>
+      <w:proofErr w:type="spellStart"/>
+      <w:r>
+        <w:t>файрвола</w:t>
+      </w:r>
+      <w:proofErr w:type="spellEnd"/>
+      <w:r>
+        <w:t xml:space="preserve"> и правил (включён ли сервис, разрешённые сервисы/порты и т.д.) и применяет </w:t>
+      </w:r>
+      <w:proofErr w:type="spellStart"/>
+      <w:r>
+        <w:t>remediation</w:t>
+      </w:r>
+      <w:proofErr w:type="spellEnd"/>
+      <w:r>
+        <w:t>, возвращая конфигурации к заданным стандартам.</w:t>
       </w:r>
     </w:p>
     <w:p>
@@ -6575,7 +7389,43 @@
           <w:bCs/>
           <w:lang w:val="en-US"/>
         </w:rPr>
-        <w:t>T1548.003 — Abuse Elevation Control Mechanism: Sudo and Sudo Caching</w:t>
+        <w:t xml:space="preserve">T1548.003 — Abuse Elevation Control Mechanism: </w:t>
+      </w:r>
+      <w:proofErr w:type="spellStart"/>
+      <w:r>
+        <w:rPr>
+          <w:b/>
+          <w:bCs/>
+          <w:lang w:val="en-US"/>
+        </w:rPr>
+        <w:t>Sudo</w:t>
+      </w:r>
+      <w:proofErr w:type="spellEnd"/>
+      <w:r>
+        <w:rPr>
+          <w:b/>
+          <w:bCs/>
+          <w:lang w:val="en-US"/>
+        </w:rPr>
+        <w:t xml:space="preserve"> and </w:t>
+      </w:r>
+      <w:proofErr w:type="spellStart"/>
+      <w:r>
+        <w:rPr>
+          <w:b/>
+          <w:bCs/>
+          <w:lang w:val="en-US"/>
+        </w:rPr>
+        <w:t>Sudo</w:t>
+      </w:r>
+      <w:proofErr w:type="spellEnd"/>
+      <w:r>
+        <w:rPr>
+          <w:b/>
+          <w:bCs/>
+          <w:lang w:val="en-US"/>
+        </w:rPr>
+        <w:t xml:space="preserve"> Caching</w:t>
       </w:r>
     </w:p>
     <w:p>
@@ -6592,7 +7442,23 @@
         <w:t>Что соответствует:</w:t>
       </w:r>
       <w:r>
-        <w:t xml:space="preserve"> злоумышленник использует особенности sudo и настройки sudoers, чтобы выполнить команды от имени другого пользователя или запустить процессы с более высокими привилегиями.</w:t>
+        <w:t xml:space="preserve"> злоумышленник использует особенности </w:t>
+      </w:r>
+      <w:proofErr w:type="spellStart"/>
+      <w:r>
+        <w:t>sudo</w:t>
+      </w:r>
+      <w:proofErr w:type="spellEnd"/>
+      <w:r>
+        <w:t xml:space="preserve"> и настройки </w:t>
+      </w:r>
+      <w:proofErr w:type="spellStart"/>
+      <w:r>
+        <w:t>sudoers</w:t>
+      </w:r>
+      <w:proofErr w:type="spellEnd"/>
+      <w:r>
+        <w:t>, чтобы выполнить команды от имени другого пользователя или запустить процессы с более высокими привилегиями.</w:t>
       </w:r>
     </w:p>
     <w:p>
@@ -6609,7 +7475,15 @@
         <w:t>Как противодействует проект:</w:t>
       </w:r>
       <w:r>
-        <w:t xml:space="preserve"> через SCAP-контент проверяет и исправляет конфигурацию sudo. </w:t>
+        <w:t xml:space="preserve"> через SCAP-контент проверяет и исправляет конфигурацию </w:t>
+      </w:r>
+      <w:proofErr w:type="spellStart"/>
+      <w:r>
+        <w:t>sudo</w:t>
+      </w:r>
+      <w:proofErr w:type="spellEnd"/>
+      <w:r>
+        <w:t xml:space="preserve">. </w:t>
       </w:r>
     </w:p>
     <w:p>
@@ -6703,7 +7577,43 @@
           <w:szCs w:val="24"/>
           <w:lang w:eastAsia="ru-RU"/>
         </w:rPr>
-        <w:t xml:space="preserve">Разрабатываемая программа является превентивной мерой: за счет автоматизированного аудита и харденинга программа устраняет уязвимости и мисконфигурации, </w:t>
+        <w:t xml:space="preserve">Разрабатываемая программа является превентивной мерой: за счет автоматизированного аудита и </w:t>
+      </w:r>
+      <w:proofErr w:type="spellStart"/>
+      <w:r>
+        <w:rPr>
+          <w:rFonts w:eastAsia="Times New Roman" w:cs="Times New Roman"/>
+          <w:szCs w:val="24"/>
+          <w:lang w:eastAsia="ru-RU"/>
+        </w:rPr>
+        <w:t>харденинга</w:t>
+      </w:r>
+      <w:proofErr w:type="spellEnd"/>
+      <w:r>
+        <w:rPr>
+          <w:rFonts w:eastAsia="Times New Roman" w:cs="Times New Roman"/>
+          <w:szCs w:val="24"/>
+          <w:lang w:eastAsia="ru-RU"/>
+        </w:rPr>
+        <w:t xml:space="preserve"> программа устраняет уязвимости и </w:t>
+      </w:r>
+      <w:proofErr w:type="spellStart"/>
+      <w:r>
+        <w:rPr>
+          <w:rFonts w:eastAsia="Times New Roman" w:cs="Times New Roman"/>
+          <w:szCs w:val="24"/>
+          <w:lang w:eastAsia="ru-RU"/>
+        </w:rPr>
+        <w:t>мисконфигурации</w:t>
+      </w:r>
+      <w:proofErr w:type="spellEnd"/>
+      <w:r>
+        <w:rPr>
+          <w:rFonts w:eastAsia="Times New Roman" w:cs="Times New Roman"/>
+          <w:szCs w:val="24"/>
+          <w:lang w:eastAsia="ru-RU"/>
+        </w:rPr>
+        <w:t xml:space="preserve">, </w:t>
       </w:r>
       <w:r>
         <w:rPr>
@@ -6820,7 +7730,43 @@
           <w:szCs w:val="24"/>
           <w:lang w:val="en-US" w:eastAsia="ru-RU"/>
         </w:rPr>
-        <w:t xml:space="preserve"> (T1068-Exploitation for Privilege Escalation, T1548.003-Abuse Elevation Control Mechanism: Sudo and Sudo Caching)</w:t>
+        <w:t xml:space="preserve"> (T1068-Exploitation for Privilege Escalation, T1548.003-Abuse Elevation Control Mechanism: </w:t>
+      </w:r>
+      <w:proofErr w:type="spellStart"/>
+      <w:r>
+        <w:rPr>
+          <w:rFonts w:eastAsia="Times New Roman" w:cs="Times New Roman"/>
+          <w:szCs w:val="24"/>
+          <w:lang w:val="en-US" w:eastAsia="ru-RU"/>
+        </w:rPr>
+        <w:t>Sudo</w:t>
+      </w:r>
+      <w:proofErr w:type="spellEnd"/>
+      <w:r>
+        <w:rPr>
+          <w:rFonts w:eastAsia="Times New Roman" w:cs="Times New Roman"/>
+          <w:szCs w:val="24"/>
+          <w:lang w:val="en-US" w:eastAsia="ru-RU"/>
+        </w:rPr>
+        <w:t xml:space="preserve"> and </w:t>
+      </w:r>
+      <w:proofErr w:type="spellStart"/>
+      <w:r>
+        <w:rPr>
+          <w:rFonts w:eastAsia="Times New Roman" w:cs="Times New Roman"/>
+          <w:szCs w:val="24"/>
+          <w:lang w:val="en-US" w:eastAsia="ru-RU"/>
+        </w:rPr>
+        <w:t>Sudo</w:t>
+      </w:r>
+      <w:proofErr w:type="spellEnd"/>
+      <w:r>
+        <w:rPr>
+          <w:rFonts w:eastAsia="Times New Roman" w:cs="Times New Roman"/>
+          <w:szCs w:val="24"/>
+          <w:lang w:val="en-US" w:eastAsia="ru-RU"/>
+        </w:rPr>
+        <w:t xml:space="preserve"> Caching)</w:t>
       </w:r>
     </w:p>
     <w:p>
@@ -6858,7 +7804,43 @@
           <w:szCs w:val="24"/>
           <w:lang w:val="en-US" w:eastAsia="ru-RU"/>
         </w:rPr>
-        <w:t xml:space="preserve"> (T1548.003-Abuse Elevation Control Mechanism: Sudo and Sudo Caching, T1562.004-Impair Defenses: Disable or Modify System Firewall)</w:t>
+        <w:t xml:space="preserve"> (T1548.003-Abuse Elevation Control Mechanism: </w:t>
+      </w:r>
+      <w:proofErr w:type="spellStart"/>
+      <w:r>
+        <w:rPr>
+          <w:rFonts w:eastAsia="Times New Roman" w:cs="Times New Roman"/>
+          <w:szCs w:val="24"/>
+          <w:lang w:val="en-US" w:eastAsia="ru-RU"/>
+        </w:rPr>
+        <w:t>Sudo</w:t>
+      </w:r>
+      <w:proofErr w:type="spellEnd"/>
+      <w:r>
+        <w:rPr>
+          <w:rFonts w:eastAsia="Times New Roman" w:cs="Times New Roman"/>
+          <w:szCs w:val="24"/>
+          <w:lang w:val="en-US" w:eastAsia="ru-RU"/>
+        </w:rPr>
+        <w:t xml:space="preserve"> and </w:t>
+      </w:r>
+      <w:proofErr w:type="spellStart"/>
+      <w:r>
+        <w:rPr>
+          <w:rFonts w:eastAsia="Times New Roman" w:cs="Times New Roman"/>
+          <w:szCs w:val="24"/>
+          <w:lang w:val="en-US" w:eastAsia="ru-RU"/>
+        </w:rPr>
+        <w:t>Sudo</w:t>
+      </w:r>
+      <w:proofErr w:type="spellEnd"/>
+      <w:r>
+        <w:rPr>
+          <w:rFonts w:eastAsia="Times New Roman" w:cs="Times New Roman"/>
+          <w:szCs w:val="24"/>
+          <w:lang w:val="en-US" w:eastAsia="ru-RU"/>
+        </w:rPr>
+        <w:t xml:space="preserve"> Caching, T1562.004-Impair Defenses: Disable or Modify System Firewall)</w:t>
       </w:r>
     </w:p>
     <w:p>
@@ -6868,7 +7850,7 @@
       <w:r>
         <w:br w:type="page"/>
       </w:r>
-      <w:bookmarkStart w:id="15" w:name="_Toc224308886"/>
+      <w:bookmarkStart w:id="14" w:name="_Toc224322116"/>
       <w:r>
         <w:lastRenderedPageBreak/>
         <w:t xml:space="preserve">3. </w:t>
@@ -6876,21 +7858,21 @@
       <w:r>
         <w:t>ОПИСАНИЕ РЕАЛИЗАЦИИ</w:t>
       </w:r>
-      <w:bookmarkEnd w:id="15"/>
+      <w:bookmarkEnd w:id="14"/>
     </w:p>
     <w:p>
       <w:pPr>
         <w:pStyle w:val="2"/>
         <w:ind w:firstLine="708"/>
       </w:pPr>
-      <w:bookmarkStart w:id="16" w:name="_Toc224308887"/>
+      <w:bookmarkStart w:id="15" w:name="_Toc224322117"/>
       <w:r>
         <w:t xml:space="preserve">3.1 </w:t>
       </w:r>
       <w:r>
         <w:t>Техническое задание.</w:t>
       </w:r>
-      <w:bookmarkEnd w:id="16"/>
+      <w:bookmarkEnd w:id="15"/>
     </w:p>
     <w:p>
       <w:pPr>
@@ -6908,7 +7890,31 @@
         <w:ind w:firstLine="708"/>
       </w:pPr>
       <w:r>
-        <w:t>Разрабатываемое программное средство предназначено для автоматизации аудита и харденинга операционной системы с использованием открытых стандартов SCAP. Его применение позволяет упростить и ускорить нахождение уязвимостей и мисконфигураций, обеспечить воспроизводимость результатов проверки и переносимость контента между дистрибутивами и инструментами. В отличие от решений, основанных на проприетарных базах и закрытых форматах, проектная программа опирается на SCAP-контент (OVAL, XCCDF, DataStream) как на стандартизированный способ описания правил аудита и устранения найденных несоответствий.</w:t>
+        <w:t xml:space="preserve">Разрабатываемое программное средство предназначено для автоматизации аудита и </w:t>
+      </w:r>
+      <w:proofErr w:type="spellStart"/>
+      <w:r>
+        <w:t>харденинга</w:t>
+      </w:r>
+      <w:proofErr w:type="spellEnd"/>
+      <w:r>
+        <w:t xml:space="preserve"> операционной системы с использованием открытых стандартов SCAP. Его применение позволяет упростить и ускорить нахождение уязвимостей и </w:t>
+      </w:r>
+      <w:proofErr w:type="spellStart"/>
+      <w:r>
+        <w:t>мисконфигураций</w:t>
+      </w:r>
+      <w:proofErr w:type="spellEnd"/>
+      <w:r>
+        <w:t xml:space="preserve">, обеспечить воспроизводимость результатов проверки и переносимость контента между дистрибутивами и инструментами. В отличие от решений, основанных на проприетарных базах и закрытых форматах, проектная программа опирается на SCAP-контент (OVAL, XCCDF, </w:t>
+      </w:r>
+      <w:proofErr w:type="spellStart"/>
+      <w:r>
+        <w:t>DataStream</w:t>
+      </w:r>
+      <w:proofErr w:type="spellEnd"/>
+      <w:r>
+        <w:t>) как на стандартизированный способ описания правил аудита и устранения найденных несоответствий.</w:t>
       </w:r>
     </w:p>
     <w:p>
@@ -6938,8 +7944,13 @@
         <w:t>Разработать программное средство для автоматизированной проверки</w:t>
       </w:r>
       <w:r>
-        <w:t xml:space="preserve"> системы на наличие уязвимостей и мисконфигураций</w:t>
-      </w:r>
+        <w:t xml:space="preserve"> системы на наличие уязвимостей и </w:t>
+      </w:r>
+      <w:proofErr w:type="spellStart"/>
+      <w:r>
+        <w:t>мисконфигураций</w:t>
+      </w:r>
+      <w:proofErr w:type="spellEnd"/>
       <w:r>
         <w:t xml:space="preserve"> на основе стандартизированного SCAP-контента (OVAL/XCCDF</w:t>
       </w:r>
@@ -6953,7 +7964,15 @@
         <w:t>DS</w:t>
       </w:r>
       <w:r>
-        <w:t>), с формированием табличного и обычного отчёта и возможностью автоматического устранения несоответствий (remediation).</w:t>
+        <w:t>), с формированием табличного и обычного отчёта и возможностью автоматического устранения несоответствий (</w:t>
+      </w:r>
+      <w:proofErr w:type="spellStart"/>
+      <w:r>
+        <w:t>remediation</w:t>
+      </w:r>
+      <w:proofErr w:type="spellEnd"/>
+      <w:r>
+        <w:t>).</w:t>
       </w:r>
     </w:p>
     <w:p>
@@ -7031,8 +8050,13 @@
         <w:t xml:space="preserve">Реализовать механизм </w:t>
       </w:r>
       <w:r>
-        <w:t>автоматического патчинга</w:t>
-      </w:r>
+        <w:t xml:space="preserve">автоматического </w:t>
+      </w:r>
+      <w:proofErr w:type="spellStart"/>
+      <w:r>
+        <w:t>патчинга</w:t>
+      </w:r>
+      <w:proofErr w:type="spellEnd"/>
       <w:r>
         <w:t xml:space="preserve"> для адаптации XCCDF-контента под целевую систему при несовпадении </w:t>
       </w:r>
@@ -7054,7 +8078,23 @@
         <w:jc w:val="both"/>
       </w:pPr>
       <w:r>
-        <w:t>Реализовать применение remediation для правил XCCDF со статусом fail при наличии соответствующего контента.</w:t>
+        <w:t xml:space="preserve">Реализовать применение </w:t>
+      </w:r>
+      <w:proofErr w:type="spellStart"/>
+      <w:r>
+        <w:t>remediation</w:t>
+      </w:r>
+      <w:proofErr w:type="spellEnd"/>
+      <w:r>
+        <w:t xml:space="preserve"> для правил XCCDF со статусом </w:t>
+      </w:r>
+      <w:proofErr w:type="spellStart"/>
+      <w:r>
+        <w:t>fail</w:t>
+      </w:r>
+      <w:proofErr w:type="spellEnd"/>
+      <w:r>
+        <w:t xml:space="preserve"> при наличии соответствующего контента.</w:t>
       </w:r>
     </w:p>
     <w:p>
@@ -7140,15 +8180,22 @@
         <w:spacing w:line="360" w:lineRule="auto"/>
         <w:jc w:val="both"/>
       </w:pPr>
+      <w:proofErr w:type="spellStart"/>
       <w:r>
         <w:t>Патчинг</w:t>
       </w:r>
+      <w:proofErr w:type="spellEnd"/>
       <w:r>
         <w:t>: при несовпадении идентификаторов платформы в контенте и на целевой системе программа должна выполнять автоматичес</w:t>
       </w:r>
       <w:r>
-        <w:t>кий патчинг</w:t>
-      </w:r>
+        <w:t xml:space="preserve">кий </w:t>
+      </w:r>
+      <w:proofErr w:type="spellStart"/>
+      <w:r>
+        <w:t>патчинг</w:t>
+      </w:r>
+      <w:proofErr w:type="spellEnd"/>
       <w:r>
         <w:t>, обеспечивая применимость выбранного XCCDF-контента на целевой ОС.</w:t>
       </w:r>
@@ -7163,8 +8210,37 @@
         <w:spacing w:line="360" w:lineRule="auto"/>
         <w:jc w:val="both"/>
       </w:pPr>
-      <w:r>
-        <w:t>Remediation: для правил со статусом fail программа должна применять remediation-действия при наличии соответствующего remediation-контента.</w:t>
+      <w:proofErr w:type="spellStart"/>
+      <w:r>
+        <w:t>Remediation</w:t>
+      </w:r>
+      <w:proofErr w:type="spellEnd"/>
+      <w:r>
+        <w:t xml:space="preserve">: для правил со статусом </w:t>
+      </w:r>
+      <w:proofErr w:type="spellStart"/>
+      <w:r>
+        <w:t>fail</w:t>
+      </w:r>
+      <w:proofErr w:type="spellEnd"/>
+      <w:r>
+        <w:t xml:space="preserve"> программа должна применять </w:t>
+      </w:r>
+      <w:proofErr w:type="spellStart"/>
+      <w:r>
+        <w:t>remediation</w:t>
+      </w:r>
+      <w:proofErr w:type="spellEnd"/>
+      <w:r>
+        <w:t xml:space="preserve">-действия при наличии соответствующего </w:t>
+      </w:r>
+      <w:proofErr w:type="spellStart"/>
+      <w:r>
+        <w:t>remediation</w:t>
+      </w:r>
+      <w:proofErr w:type="spellEnd"/>
+      <w:r>
+        <w:t>-контента.</w:t>
       </w:r>
     </w:p>
     <w:p>
@@ -7464,6 +8540,7 @@
         </w:rPr>
         <w:t xml:space="preserve"> </w:t>
       </w:r>
+      <w:proofErr w:type="spellStart"/>
       <w:r>
         <w:rPr>
           <w:rFonts w:cs="Times New Roman"/>
@@ -7473,6 +8550,7 @@
         </w:rPr>
         <w:t>js</w:t>
       </w:r>
+      <w:proofErr w:type="spellEnd"/>
       <w:r>
         <w:rPr>
           <w:rFonts w:cs="Times New Roman"/>
@@ -7677,6 +8755,7 @@
         </w:rPr>
         <w:t xml:space="preserve">После выбора языка перед нами появляется проблема в виде того, что библиотека </w:t>
       </w:r>
+      <w:proofErr w:type="spellStart"/>
       <w:r>
         <w:rPr>
           <w:rFonts w:cs="Times New Roman"/>
@@ -7686,6 +8765,7 @@
         </w:rPr>
         <w:t>PyQt</w:t>
       </w:r>
+      <w:proofErr w:type="spellEnd"/>
       <w:r>
         <w:rPr>
           <w:rFonts w:cs="Times New Roman"/>
@@ -7728,6 +8808,7 @@
         </w:rPr>
         <w:t xml:space="preserve">, что не позволит использовать её в коммерческих проектах. Но также существует и библиотека </w:t>
       </w:r>
+      <w:proofErr w:type="spellStart"/>
       <w:r>
         <w:rPr>
           <w:rFonts w:cs="Times New Roman"/>
@@ -7737,6 +8818,7 @@
         </w:rPr>
         <w:t>PySide</w:t>
       </w:r>
+      <w:proofErr w:type="spellEnd"/>
       <w:r>
         <w:rPr>
           <w:rFonts w:cs="Times New Roman"/>
@@ -7745,6 +8827,7 @@
         </w:rPr>
         <w:t xml:space="preserve">, которая почти полностью идентична </w:t>
       </w:r>
+      <w:proofErr w:type="spellStart"/>
       <w:r>
         <w:rPr>
           <w:rFonts w:cs="Times New Roman"/>
@@ -7754,6 +8837,7 @@
         </w:rPr>
         <w:t>PyQt</w:t>
       </w:r>
+      <w:proofErr w:type="spellEnd"/>
       <w:r>
         <w:rPr>
           <w:rFonts w:cs="Times New Roman"/>
@@ -7864,8 +8948,13 @@
         </w:rPr>
         <w:t xml:space="preserve">, </w:t>
       </w:r>
-      <w:r>
-        <w:t xml:space="preserve">xml.etree.ElementTree, </w:t>
+      <w:proofErr w:type="spellStart"/>
+      <w:r>
+        <w:t>xml.etree.ElementTree</w:t>
+      </w:r>
+      <w:proofErr w:type="spellEnd"/>
+      <w:r>
+        <w:t xml:space="preserve">, </w:t>
       </w:r>
       <w:r>
         <w:rPr>
@@ -7893,7 +8982,25 @@
           <w:szCs w:val="28"/>
         </w:rPr>
         <w:lastRenderedPageBreak/>
-        <w:t xml:space="preserve">Первая версия программы будет разрабатываться под ОС Linux, так как на Windows SCAP не возымел должной популярности, вследствие чего поддержка данного протокола была прекращена как со стороны как Microsoft, так и со стороны разработчиков инструментария SCAP. Например, OpenSCAP прекратил поддержку ОС Windows в 2022 году. Второй же важной причиной является то, что основной аудиторией программы являются Системные Администраторы, а по официальной статистике около 77% серверов работают под управлением ОС Linux. </w:t>
+        <w:t xml:space="preserve">Первая версия программы будет разрабатываться под ОС Linux, так как на Windows SCAP не возымел должной популярности, вследствие чего поддержка данного протокола была прекращена как со стороны как Microsoft, так и со стороны разработчиков инструментария SCAP. Например, </w:t>
+      </w:r>
+      <w:proofErr w:type="spellStart"/>
+      <w:r>
+        <w:rPr>
+          <w:rFonts w:cs="Times New Roman"/>
+          <w:color w:val="000000" w:themeColor="text1"/>
+          <w:szCs w:val="28"/>
+        </w:rPr>
+        <w:t>OpenSCAP</w:t>
+      </w:r>
+      <w:proofErr w:type="spellEnd"/>
+      <w:r>
+        <w:rPr>
+          <w:rFonts w:cs="Times New Roman"/>
+          <w:color w:val="000000" w:themeColor="text1"/>
+          <w:szCs w:val="28"/>
+        </w:rPr>
+        <w:t xml:space="preserve"> прекратил поддержку ОС Windows в 2022 году. Второй же важной причиной является то, что основной аудиторией программы являются Системные Администраторы, а по официальной статистике около 77% серверов работают под управлением ОС Linux. </w:t>
       </w:r>
     </w:p>
     <w:p>
@@ -7927,7 +9034,43 @@
           <w:color w:val="000000" w:themeColor="text1"/>
           <w:szCs w:val="28"/>
         </w:rPr>
-        <w:t xml:space="preserve">, так как от выбранного инструментария будет зависеть большинство характеристик программы. Для обоснования выбора приведена Табл. 2. По ней мы можем видеть, что SCC не подходит нам, потому что работает только на windows, Ovaldi не подходит из-за отсутствия обновлений и поддержки с 2015, вследствие чего он не будет работать без дописывания его функционала вручную. А самодельный </w:t>
+        <w:t xml:space="preserve">, так как от выбранного инструментария будет зависеть большинство характеристик программы. Для обоснования выбора приведена Табл. 2. По ней мы можем видеть, что SCC не подходит нам, потому что работает только на </w:t>
+      </w:r>
+      <w:proofErr w:type="spellStart"/>
+      <w:r>
+        <w:rPr>
+          <w:rFonts w:cs="Times New Roman"/>
+          <w:color w:val="000000" w:themeColor="text1"/>
+          <w:szCs w:val="28"/>
+        </w:rPr>
+        <w:t>windows</w:t>
+      </w:r>
+      <w:proofErr w:type="spellEnd"/>
+      <w:r>
+        <w:rPr>
+          <w:rFonts w:cs="Times New Roman"/>
+          <w:color w:val="000000" w:themeColor="text1"/>
+          <w:szCs w:val="28"/>
+        </w:rPr>
+        <w:t xml:space="preserve">, </w:t>
+      </w:r>
+      <w:proofErr w:type="spellStart"/>
+      <w:r>
+        <w:rPr>
+          <w:rFonts w:cs="Times New Roman"/>
+          <w:color w:val="000000" w:themeColor="text1"/>
+          <w:szCs w:val="28"/>
+        </w:rPr>
+        <w:t>Ovaldi</w:t>
+      </w:r>
+      <w:proofErr w:type="spellEnd"/>
+      <w:r>
+        <w:rPr>
+          <w:rFonts w:cs="Times New Roman"/>
+          <w:color w:val="000000" w:themeColor="text1"/>
+          <w:szCs w:val="28"/>
+        </w:rPr>
+        <w:t xml:space="preserve"> не подходит из-за отсутствия обновлений и поддержки с 2015, вследствие чего он не будет работать без дописывания его функционала вручную. А самодельный </w:t>
       </w:r>
       <w:r>
         <w:rPr>
@@ -7944,7 +9087,25 @@
           <w:color w:val="000000" w:themeColor="text1"/>
           <w:szCs w:val="28"/>
         </w:rPr>
-        <w:t>-интерпретатор не имеет смысла писать по многим причинам, начиная от технической сложности интерпретаторов, заканчивая тем, что он будет работать медленней других аналогичных разработок. В итоге для разработки программы в качестве движка для обработки SCAP контента выбран openSCAP.</w:t>
+        <w:t xml:space="preserve">-интерпретатор не имеет смысла писать по многим причинам, начиная от технической сложности интерпретаторов, заканчивая тем, что он будет работать медленней других аналогичных разработок. В итоге для разработки программы в качестве движка для обработки SCAP контента выбран </w:t>
+      </w:r>
+      <w:proofErr w:type="spellStart"/>
+      <w:r>
+        <w:rPr>
+          <w:rFonts w:cs="Times New Roman"/>
+          <w:color w:val="000000" w:themeColor="text1"/>
+          <w:szCs w:val="28"/>
+        </w:rPr>
+        <w:t>openSCAP</w:t>
+      </w:r>
+      <w:proofErr w:type="spellEnd"/>
+      <w:r>
+        <w:rPr>
+          <w:rFonts w:cs="Times New Roman"/>
+          <w:color w:val="000000" w:themeColor="text1"/>
+          <w:szCs w:val="28"/>
+        </w:rPr>
+        <w:t>.</w:t>
       </w:r>
     </w:p>
     <w:p>
@@ -8098,7 +9259,7 @@
         <w:pStyle w:val="2"/>
         <w:ind w:firstLine="708"/>
       </w:pPr>
-      <w:bookmarkStart w:id="17" w:name="_Toc224308888"/>
+      <w:bookmarkStart w:id="16" w:name="_Toc224322118"/>
       <w:r>
         <w:lastRenderedPageBreak/>
         <w:t>3.</w:t>
@@ -8115,7 +9276,7 @@
       <w:r>
         <w:t>программы</w:t>
       </w:r>
-      <w:bookmarkEnd w:id="17"/>
+      <w:bookmarkEnd w:id="16"/>
     </w:p>
     <w:p>
       <w:r>
@@ -8194,7 +9355,15 @@
         <w:t xml:space="preserve">2. </w:t>
       </w:r>
       <w:r>
-        <w:t xml:space="preserve">Далее происходит автоматический патчинг </w:t>
+        <w:t xml:space="preserve">Далее происходит автоматический </w:t>
+      </w:r>
+      <w:proofErr w:type="spellStart"/>
+      <w:r>
+        <w:t>патчинг</w:t>
+      </w:r>
+      <w:proofErr w:type="spellEnd"/>
+      <w:r>
+        <w:t xml:space="preserve"> </w:t>
       </w:r>
       <w:r>
         <w:rPr>
@@ -8272,8 +9441,13 @@
       <w:r>
         <w:t>/</w:t>
       </w:r>
-      <w:r>
-        <w:t xml:space="preserve">мисконфигураций – то перед формированием отчёта будет проведен </w:t>
+      <w:proofErr w:type="spellStart"/>
+      <w:r>
+        <w:t>мисконфигураций</w:t>
+      </w:r>
+      <w:proofErr w:type="spellEnd"/>
+      <w:r>
+        <w:t xml:space="preserve"> – то перед формированием отчёта будет проведен </w:t>
       </w:r>
       <w:r>
         <w:rPr>
@@ -8305,7 +9479,15 @@
         <w:ind w:firstLine="0"/>
       </w:pPr>
       <w:r>
-        <w:t>4. Перед выводом данных проверки в удобочитаемом виде они сначала агрегируются в списки</w:t>
+        <w:t xml:space="preserve">4. Перед выводом данных проверки в удобочитаемом виде они сначала </w:t>
+      </w:r>
+      <w:proofErr w:type="spellStart"/>
+      <w:r>
+        <w:t>агрегируются</w:t>
+      </w:r>
+      <w:proofErr w:type="spellEnd"/>
+      <w:r>
+        <w:t xml:space="preserve"> в списки</w:t>
       </w:r>
     </w:p>
     <w:p>
@@ -8413,7 +9595,7 @@
         <w:pStyle w:val="2"/>
         <w:ind w:firstLine="360"/>
       </w:pPr>
-      <w:bookmarkStart w:id="18" w:name="_Toc224308889"/>
+      <w:bookmarkStart w:id="17" w:name="_Toc224322119"/>
       <w:r>
         <w:t>3.</w:t>
       </w:r>
@@ -8429,54 +9611,76 @@
       <w:r>
         <w:t xml:space="preserve"> работоспособности</w:t>
       </w:r>
+      <w:bookmarkEnd w:id="17"/>
+      <w:r>
+        <w:t xml:space="preserve"> </w:t>
+      </w:r>
+    </w:p>
+    <w:p>
+      <w:pPr>
+        <w:jc w:val="both"/>
+        <w:rPr>
+          <w:b/>
+        </w:rPr>
+      </w:pPr>
+      <w:bookmarkStart w:id="18" w:name="_Toc218673445"/>
+      <w:bookmarkStart w:id="19" w:name="_Toc218675442"/>
+      <w:bookmarkStart w:id="20" w:name="_Toc219378709"/>
+      <w:r>
+        <w:t xml:space="preserve">Работоспособность разработанной программы подтверждается тем, что она реализует решение задачи в том виде, в каком она была формально поставлена в разделах 2.1–2.2: определены входные данные S, C, P, выходные данные </w:t>
+      </w:r>
+      <w:proofErr w:type="spellStart"/>
+      <w:r>
+        <w:t>Result_OVAL</w:t>
+      </w:r>
+      <w:proofErr w:type="spellEnd"/>
+      <w:r>
+        <w:t xml:space="preserve">, </w:t>
+      </w:r>
+      <w:proofErr w:type="spellStart"/>
+      <w:r>
+        <w:t>Result_XCCDF</w:t>
+      </w:r>
+      <w:proofErr w:type="spellEnd"/>
+      <w:r>
+        <w:t xml:space="preserve">, Report и допустимые статусы результатов. Программа выполняет полный цикл: загрузка SCAP-контента, </w:t>
+      </w:r>
+      <w:proofErr w:type="spellStart"/>
+      <w:r>
+        <w:t>патчинг</w:t>
+      </w:r>
+      <w:proofErr w:type="spellEnd"/>
+      <w:r>
+        <w:t xml:space="preserve"> при необходимости, выполнение проверок, применение </w:t>
+      </w:r>
+      <w:proofErr w:type="spellStart"/>
+      <w:r>
+        <w:t>remediation</w:t>
+      </w:r>
+      <w:proofErr w:type="spellEnd"/>
+      <w:r>
+        <w:t xml:space="preserve"> и формирование итогового отчёта.</w:t>
+      </w:r>
       <w:bookmarkEnd w:id="18"/>
-      <w:r>
-        <w:t xml:space="preserve"> </w:t>
-      </w:r>
-    </w:p>
-    <w:p>
-      <w:pPr>
-        <w:jc w:val="both"/>
-        <w:rPr>
-          <w:b/>
-        </w:rPr>
-      </w:pPr>
-      <w:bookmarkStart w:id="19" w:name="_Toc218673445"/>
-      <w:bookmarkStart w:id="20" w:name="_Toc218675442"/>
-      <w:bookmarkStart w:id="21" w:name="_Toc219378709"/>
-      <w:bookmarkStart w:id="22" w:name="_Toc224308890"/>
-      <w:r>
-        <w:t xml:space="preserve">Работоспособность разработанной программы подтверждается тем, что она реализует решение задачи в том виде, в каком она была формально поставлена в разделах 2.1–2.2: определены входные данные S, C, P, выходные данные Result_OVAL, Result_XCCDF, Report и допустимые статусы результатов. Программа выполняет полный цикл: загрузка SCAP-контента, </w:t>
-      </w:r>
-      <w:r>
-        <w:t>патчинг</w:t>
-      </w:r>
-      <w:r>
-        <w:t xml:space="preserve"> при необходимости, выполнение проверок, применение remediation и формирование итогового отчёта.</w:t>
-      </w:r>
       <w:bookmarkEnd w:id="19"/>
       <w:bookmarkEnd w:id="20"/>
+    </w:p>
+    <w:p>
+      <w:pPr>
+        <w:rPr>
+          <w:b/>
+        </w:rPr>
+      </w:pPr>
+      <w:bookmarkStart w:id="21" w:name="_Toc218673446"/>
+      <w:bookmarkStart w:id="22" w:name="_Toc218675443"/>
+      <w:bookmarkStart w:id="23" w:name="_Toc219378710"/>
+      <w:r>
+        <w:lastRenderedPageBreak/>
+        <w:t>Формальная верификация в рамках данной работы заключается в проверке соответствия реализации указанной формальной модели: для каждого элемента входа должен быть получен корректный элемент выхода, а значения результатов должны принадлежать заранее заданным множествам статусов. Это проверяется следующим образом:</w:t>
+      </w:r>
       <w:bookmarkEnd w:id="21"/>
       <w:bookmarkEnd w:id="22"/>
-    </w:p>
-    <w:p>
-      <w:pPr>
-        <w:rPr>
-          <w:b/>
-        </w:rPr>
-      </w:pPr>
-      <w:bookmarkStart w:id="23" w:name="_Toc218673446"/>
-      <w:bookmarkStart w:id="24" w:name="_Toc218675443"/>
-      <w:bookmarkStart w:id="25" w:name="_Toc219378710"/>
-      <w:bookmarkStart w:id="26" w:name="_Toc224308891"/>
-      <w:r>
-        <w:lastRenderedPageBreak/>
-        <w:t>Формальная верификация в рамках данной работы заключается в проверке соответствия реализации указанной формальной модели: для каждого элемента входа должен быть получен корректный элемент выхода, а значения результатов должны принадлежать заранее заданным множествам статусов. Это проверяется следующим образом:</w:t>
-      </w:r>
       <w:bookmarkEnd w:id="23"/>
-      <w:bookmarkEnd w:id="24"/>
-      <w:bookmarkEnd w:id="25"/>
-      <w:bookmarkEnd w:id="26"/>
     </w:p>
     <w:p>
       <w:pPr>
@@ -8487,12 +9691,35 @@
         </w:numPr>
         <w:jc w:val="both"/>
       </w:pPr>
-      <w:bookmarkStart w:id="27" w:name="_Toc218673447"/>
-      <w:bookmarkStart w:id="28" w:name="_Toc218675444"/>
-      <w:bookmarkStart w:id="29" w:name="_Toc219378711"/>
-      <w:bookmarkStart w:id="30" w:name="_Toc224308892"/>
-      <w:r>
-        <w:t>Проверка корректности результатов OVAL. Для каждой OVAL-дефиниции di программа вычисляет Result_OVAL(di) и присваивает ему один из формально заданных статусов {</w:t>
+      <w:bookmarkStart w:id="24" w:name="_Toc218673447"/>
+      <w:bookmarkStart w:id="25" w:name="_Toc218675444"/>
+      <w:bookmarkStart w:id="26" w:name="_Toc219378711"/>
+      <w:r>
+        <w:t xml:space="preserve">Проверка корректности результатов OVAL. Для каждой OVAL-дефиниции </w:t>
+      </w:r>
+      <w:proofErr w:type="spellStart"/>
+      <w:r>
+        <w:t>di</w:t>
+      </w:r>
+      <w:proofErr w:type="spellEnd"/>
+      <w:r>
+        <w:t xml:space="preserve"> программа вычисляет </w:t>
+      </w:r>
+      <w:proofErr w:type="spellStart"/>
+      <w:r>
+        <w:t>Result_OVAL</w:t>
+      </w:r>
+      <w:proofErr w:type="spellEnd"/>
+      <w:r>
+        <w:t>(</w:t>
+      </w:r>
+      <w:proofErr w:type="spellStart"/>
+      <w:r>
+        <w:t>di</w:t>
+      </w:r>
+      <w:proofErr w:type="spellEnd"/>
+      <w:r>
+        <w:t>) и присваивает ему один из формально заданных статусов {</w:t>
       </w:r>
       <w:r>
         <w:rPr>
@@ -8546,16 +9773,22 @@
         <w:t>applicable</w:t>
       </w:r>
       <w:r>
-        <w:t>}. Полученные значения сохраняются и отображаются в отчёте, что обеспечивает проверяемость и повторяемость результата.</w:t>
-      </w:r>
-      <w:bookmarkStart w:id="31" w:name="_Toc218673448"/>
-      <w:bookmarkStart w:id="32" w:name="_Toc218675445"/>
-      <w:bookmarkStart w:id="33" w:name="_Toc219378712"/>
-      <w:bookmarkStart w:id="34" w:name="_Toc224308893"/>
-      <w:bookmarkEnd w:id="27"/>
-      <w:bookmarkEnd w:id="28"/>
-      <w:bookmarkEnd w:id="29"/>
-      <w:bookmarkEnd w:id="30"/>
+        <w:t xml:space="preserve">}. Полученные значения сохраняются и отображаются в отчёте, что обеспечивает </w:t>
+      </w:r>
+      <w:proofErr w:type="spellStart"/>
+      <w:r>
+        <w:t>проверяемость</w:t>
+      </w:r>
+      <w:proofErr w:type="spellEnd"/>
+      <w:r>
+        <w:t xml:space="preserve"> и повторяемость результата.</w:t>
+      </w:r>
+      <w:bookmarkStart w:id="27" w:name="_Toc218673448"/>
+      <w:bookmarkStart w:id="28" w:name="_Toc218675445"/>
+      <w:bookmarkStart w:id="29" w:name="_Toc219378712"/>
+      <w:bookmarkEnd w:id="24"/>
+      <w:bookmarkEnd w:id="25"/>
+      <w:bookmarkEnd w:id="26"/>
     </w:p>
     <w:p>
       <w:pPr>
@@ -8567,16 +9800,54 @@
         <w:jc w:val="both"/>
       </w:pPr>
       <w:r>
-        <w:t>Проверка корректности результатов XCCDF. Для каждого XCCDF-правила ri в рамках выбранного профиля вычисляется Result_XCCDF(ri) из множества {pass,fail,not_checked,not_applicable,error}. Полученные значения сохраняются и отображаются в отчёте, что также обеспечивает проверяемость и повторяемость результата.</w:t>
-      </w:r>
-      <w:bookmarkStart w:id="35" w:name="_Toc218673449"/>
-      <w:bookmarkStart w:id="36" w:name="_Toc218675446"/>
-      <w:bookmarkStart w:id="37" w:name="_Toc219378713"/>
-      <w:bookmarkStart w:id="38" w:name="_Toc224308894"/>
-      <w:bookmarkEnd w:id="31"/>
-      <w:bookmarkEnd w:id="32"/>
-      <w:bookmarkEnd w:id="33"/>
-      <w:bookmarkEnd w:id="34"/>
+        <w:t xml:space="preserve">Проверка корректности результатов XCCDF. Для каждого XCCDF-правила </w:t>
+      </w:r>
+      <w:proofErr w:type="spellStart"/>
+      <w:r>
+        <w:t>ri</w:t>
+      </w:r>
+      <w:proofErr w:type="spellEnd"/>
+      <w:r>
+        <w:t xml:space="preserve"> в рамках выбранного профиля вычисляется </w:t>
+      </w:r>
+      <w:proofErr w:type="spellStart"/>
+      <w:r>
+        <w:t>Result_XCCDF</w:t>
+      </w:r>
+      <w:proofErr w:type="spellEnd"/>
+      <w:r>
+        <w:t>(</w:t>
+      </w:r>
+      <w:proofErr w:type="spellStart"/>
+      <w:r>
+        <w:t>ri</w:t>
+      </w:r>
+      <w:proofErr w:type="spellEnd"/>
+      <w:r>
+        <w:t>) из множества {</w:t>
+      </w:r>
+      <w:proofErr w:type="spellStart"/>
+      <w:r>
+        <w:t>pass,fail,not_checked,not_applicable,error</w:t>
+      </w:r>
+      <w:proofErr w:type="spellEnd"/>
+      <w:r>
+        <w:t xml:space="preserve">}. Полученные значения сохраняются и отображаются в отчёте, что также обеспечивает </w:t>
+      </w:r>
+      <w:proofErr w:type="spellStart"/>
+      <w:r>
+        <w:t>проверяемость</w:t>
+      </w:r>
+      <w:proofErr w:type="spellEnd"/>
+      <w:r>
+        <w:t xml:space="preserve"> и повторяемость результата.</w:t>
+      </w:r>
+      <w:bookmarkStart w:id="30" w:name="_Toc218673449"/>
+      <w:bookmarkStart w:id="31" w:name="_Toc218675446"/>
+      <w:bookmarkStart w:id="32" w:name="_Toc219378713"/>
+      <w:bookmarkEnd w:id="27"/>
+      <w:bookmarkEnd w:id="28"/>
+      <w:bookmarkEnd w:id="29"/>
     </w:p>
     <w:p>
       <w:pPr>
@@ -8590,26 +9861,28 @@
       <w:r>
         <w:t xml:space="preserve">Проверка </w:t>
       </w:r>
+      <w:proofErr w:type="spellStart"/>
       <w:r>
         <w:t>патчинга</w:t>
       </w:r>
+      <w:proofErr w:type="spellEnd"/>
       <w:r>
         <w:t xml:space="preserve">. Если исходный контент неприменим к целевой платформе из-за отличающихся идентификаторов, выполняется </w:t>
       </w:r>
+      <w:proofErr w:type="spellStart"/>
       <w:r>
         <w:t>патчинг</w:t>
       </w:r>
+      <w:proofErr w:type="spellEnd"/>
       <w:r>
         <w:t>, после чего контент становится применимым и корректно проходит этап вычисления результатов.</w:t>
       </w:r>
-      <w:bookmarkStart w:id="39" w:name="_Toc218673450"/>
-      <w:bookmarkStart w:id="40" w:name="_Toc218675447"/>
-      <w:bookmarkStart w:id="41" w:name="_Toc219378714"/>
-      <w:bookmarkStart w:id="42" w:name="_Toc224308895"/>
-      <w:bookmarkEnd w:id="35"/>
-      <w:bookmarkEnd w:id="36"/>
-      <w:bookmarkEnd w:id="37"/>
-      <w:bookmarkEnd w:id="38"/>
+      <w:bookmarkStart w:id="33" w:name="_Toc218673450"/>
+      <w:bookmarkStart w:id="34" w:name="_Toc218675447"/>
+      <w:bookmarkStart w:id="35" w:name="_Toc219378714"/>
+      <w:bookmarkEnd w:id="30"/>
+      <w:bookmarkEnd w:id="31"/>
+      <w:bookmarkEnd w:id="32"/>
     </w:p>
     <w:p>
       <w:pPr>
@@ -8621,196 +9894,1251 @@
         <w:jc w:val="both"/>
       </w:pPr>
       <w:r>
-        <w:t>Проверка remediation. Для правил со статусом fail, при наличии remediation-контента, программа выполняет действие исправления.</w:t>
+        <w:t xml:space="preserve">Проверка </w:t>
+      </w:r>
+      <w:proofErr w:type="spellStart"/>
+      <w:r>
+        <w:t>remediation</w:t>
+      </w:r>
+      <w:proofErr w:type="spellEnd"/>
+      <w:r>
+        <w:t xml:space="preserve">. Для правил со статусом </w:t>
+      </w:r>
+      <w:proofErr w:type="spellStart"/>
+      <w:r>
+        <w:t>fail</w:t>
+      </w:r>
+      <w:proofErr w:type="spellEnd"/>
+      <w:r>
+        <w:t xml:space="preserve">, при наличии </w:t>
+      </w:r>
+      <w:proofErr w:type="spellStart"/>
+      <w:r>
+        <w:t>remediation</w:t>
+      </w:r>
+      <w:proofErr w:type="spellEnd"/>
+      <w:r>
+        <w:t>-контента, программа выполняет действие исправления.</w:t>
+      </w:r>
+      <w:bookmarkEnd w:id="33"/>
+      <w:bookmarkEnd w:id="34"/>
+      <w:bookmarkEnd w:id="35"/>
+    </w:p>
+    <w:p>
+      <w:pPr>
+        <w:jc w:val="both"/>
+        <w:rPr>
+          <w:b/>
+        </w:rPr>
+      </w:pPr>
+      <w:bookmarkStart w:id="36" w:name="_Toc218673451"/>
+      <w:bookmarkStart w:id="37" w:name="_Toc218675448"/>
+      <w:bookmarkStart w:id="38" w:name="_Toc219378715"/>
+      <w:r>
+        <w:t xml:space="preserve">Таким образом, программа демонстрирует работоспособность не только на уровне запуска и получения отчёта, но и на уровне соответствия формальной постановке задачи: входные данные преобразуются в определённые формально выходные результаты, а </w:t>
+      </w:r>
+      <w:proofErr w:type="spellStart"/>
+      <w:r>
+        <w:rPr>
+          <w:lang w:val="en-US"/>
+        </w:rPr>
+        <w:t>remeadiation</w:t>
+      </w:r>
+      <w:proofErr w:type="spellEnd"/>
+      <w:r>
+        <w:t xml:space="preserve"> </w:t>
+      </w:r>
+      <w:r>
+        <w:t>приводит</w:t>
+      </w:r>
+      <w:r>
+        <w:t xml:space="preserve"> систему к состоянию, которое подтверждается повторной проверкой</w:t>
+      </w:r>
+      <w:bookmarkEnd w:id="36"/>
+      <w:bookmarkEnd w:id="37"/>
+      <w:bookmarkEnd w:id="38"/>
+    </w:p>
+    <w:p>
+      <w:pPr>
+        <w:pStyle w:val="2"/>
+        <w:ind w:firstLine="708"/>
+      </w:pPr>
+      <w:bookmarkStart w:id="39" w:name="_Toc224322121"/>
+      <w:r>
+        <w:t>3.</w:t>
+      </w:r>
+      <w:r>
+        <w:t>7</w:t>
+      </w:r>
+      <w:r>
+        <w:t xml:space="preserve"> Перспективы развития проекта.</w:t>
       </w:r>
       <w:bookmarkEnd w:id="39"/>
+    </w:p>
+    <w:p>
+      <w:pPr>
+        <w:pStyle w:val="ac"/>
+        <w:spacing w:line="360" w:lineRule="auto"/>
+        <w:jc w:val="both"/>
+      </w:pPr>
+      <w:r>
+        <w:t xml:space="preserve">Разработанная программа ввиду своей модульной архитектуры как на стороне визуального интерфейса, так и на стороне функционала - позволяет быстро изменять и расширять функционал продукта. Из основных направлений дальнейшего развития проекта можно выделить: </w:t>
+      </w:r>
+    </w:p>
+    <w:p>
+      <w:pPr>
+        <w:pStyle w:val="ac"/>
+        <w:numPr>
+          <w:ilvl w:val="0"/>
+          <w:numId w:val="16"/>
+        </w:numPr>
+        <w:spacing w:line="360" w:lineRule="auto"/>
+        <w:jc w:val="both"/>
+      </w:pPr>
+      <w:r>
+        <w:t xml:space="preserve">Расширение поддерживаемых </w:t>
+      </w:r>
+      <w:r>
+        <w:t>дистрибутивов</w:t>
+      </w:r>
+      <w:r>
+        <w:t xml:space="preserve"> и источников SCAP-контента. Возможна поддержка большего числа дистрибутивов, а также возможно увеличение количества источников SCAP-контента</w:t>
+      </w:r>
+      <w:r>
+        <w:t>.</w:t>
+      </w:r>
+      <w:r>
+        <w:t xml:space="preserve"> </w:t>
+      </w:r>
+    </w:p>
+    <w:p>
+      <w:pPr>
+        <w:pStyle w:val="ac"/>
+        <w:numPr>
+          <w:ilvl w:val="0"/>
+          <w:numId w:val="16"/>
+        </w:numPr>
+        <w:spacing w:line="360" w:lineRule="auto"/>
+        <w:jc w:val="both"/>
+      </w:pPr>
+      <w:r>
+        <w:lastRenderedPageBreak/>
+        <w:t>Для удобства просмотра и анализа отчётов внутри программы может быть реализована расширенная система фильтрации отчётов.</w:t>
+      </w:r>
+    </w:p>
+    <w:p>
+      <w:pPr>
+        <w:pStyle w:val="ac"/>
+        <w:spacing w:line="360" w:lineRule="auto"/>
+        <w:jc w:val="both"/>
+      </w:pPr>
+    </w:p>
+    <w:p>
+      <w:pPr>
+        <w:pStyle w:val="ac"/>
+        <w:spacing w:line="360" w:lineRule="auto"/>
+        <w:jc w:val="both"/>
+      </w:pPr>
+    </w:p>
+    <w:p>
+      <w:pPr>
+        <w:pStyle w:val="ac"/>
+        <w:spacing w:line="360" w:lineRule="auto"/>
+        <w:jc w:val="both"/>
+      </w:pPr>
+    </w:p>
+    <w:p>
+      <w:pPr>
+        <w:pStyle w:val="ac"/>
+        <w:spacing w:line="360" w:lineRule="auto"/>
+        <w:jc w:val="both"/>
+      </w:pPr>
+    </w:p>
+    <w:p>
+      <w:pPr>
+        <w:pStyle w:val="ac"/>
+        <w:spacing w:line="360" w:lineRule="auto"/>
+        <w:jc w:val="both"/>
+      </w:pPr>
+    </w:p>
+    <w:p>
+      <w:pPr>
+        <w:pStyle w:val="ac"/>
+        <w:spacing w:line="360" w:lineRule="auto"/>
+        <w:jc w:val="both"/>
+      </w:pPr>
+    </w:p>
+    <w:p>
+      <w:pPr>
+        <w:pStyle w:val="ac"/>
+        <w:spacing w:line="360" w:lineRule="auto"/>
+        <w:jc w:val="both"/>
+      </w:pPr>
+    </w:p>
+    <w:p>
+      <w:pPr>
+        <w:pStyle w:val="ac"/>
+        <w:spacing w:line="360" w:lineRule="auto"/>
+        <w:jc w:val="both"/>
+      </w:pPr>
+    </w:p>
+    <w:p>
+      <w:pPr>
+        <w:pStyle w:val="ac"/>
+        <w:spacing w:line="360" w:lineRule="auto"/>
+        <w:jc w:val="both"/>
+      </w:pPr>
+    </w:p>
+    <w:p>
+      <w:pPr>
+        <w:pStyle w:val="ac"/>
+        <w:spacing w:line="360" w:lineRule="auto"/>
+        <w:jc w:val="both"/>
+      </w:pPr>
+    </w:p>
+    <w:p>
+      <w:pPr>
+        <w:pStyle w:val="ac"/>
+        <w:spacing w:line="360" w:lineRule="auto"/>
+        <w:jc w:val="both"/>
+      </w:pPr>
+    </w:p>
+    <w:p>
+      <w:pPr>
+        <w:pStyle w:val="ac"/>
+        <w:spacing w:line="360" w:lineRule="auto"/>
+        <w:jc w:val="both"/>
+      </w:pPr>
+    </w:p>
+    <w:p>
+      <w:pPr>
+        <w:pStyle w:val="ac"/>
+        <w:spacing w:line="360" w:lineRule="auto"/>
+        <w:jc w:val="both"/>
+      </w:pPr>
+    </w:p>
+    <w:p>
+      <w:pPr>
+        <w:pStyle w:val="ac"/>
+        <w:spacing w:line="360" w:lineRule="auto"/>
+        <w:jc w:val="both"/>
+      </w:pPr>
+    </w:p>
+    <w:p>
+      <w:pPr>
+        <w:pStyle w:val="ac"/>
+        <w:spacing w:line="360" w:lineRule="auto"/>
+        <w:jc w:val="both"/>
+      </w:pPr>
+    </w:p>
+    <w:p>
+      <w:pPr>
+        <w:pStyle w:val="ac"/>
+        <w:spacing w:line="360" w:lineRule="auto"/>
+        <w:jc w:val="both"/>
+      </w:pPr>
+    </w:p>
+    <w:p>
+      <w:pPr>
+        <w:pStyle w:val="ac"/>
+        <w:spacing w:line="360" w:lineRule="auto"/>
+        <w:jc w:val="both"/>
+      </w:pPr>
+    </w:p>
+    <w:p>
+      <w:pPr>
+        <w:pStyle w:val="1"/>
+      </w:pPr>
+      <w:bookmarkStart w:id="40" w:name="_Toc224322122"/>
+      <w:r>
+        <w:lastRenderedPageBreak/>
+        <w:t>4. Тестирование</w:t>
+      </w:r>
       <w:bookmarkEnd w:id="40"/>
+    </w:p>
+    <w:p>
+      <w:pPr>
+        <w:pStyle w:val="2"/>
+      </w:pPr>
+      <w:r>
+        <w:tab/>
+      </w:r>
+      <w:bookmarkStart w:id="41" w:name="_Toc224322123"/>
+      <w:r>
+        <w:t>4.1 Цели тестирования</w:t>
+      </w:r>
       <w:bookmarkEnd w:id="41"/>
+    </w:p>
+    <w:p>
+      <w:pPr>
+        <w:ind w:firstLine="708"/>
+        <w:jc w:val="both"/>
+      </w:pPr>
+      <w:r>
+        <w:t>Было проведено два этапа тестирования продукта – функциональное тестирование, покрывающее весь функционал программы в разной среде, и пользовательское тестирование, проведённое в организации в реальных условиях.</w:t>
+      </w:r>
+    </w:p>
+    <w:p>
+      <w:pPr>
+        <w:ind w:firstLine="708"/>
+        <w:jc w:val="both"/>
+        <w:rPr>
+          <w:lang w:val="en-US"/>
+        </w:rPr>
+      </w:pPr>
+      <w:r>
+        <w:t>Цели функционального тестирования</w:t>
+      </w:r>
+      <w:r>
+        <w:rPr>
+          <w:lang w:val="en-US"/>
+        </w:rPr>
+        <w:t>:</w:t>
+      </w:r>
+    </w:p>
+    <w:p>
+      <w:pPr>
+        <w:pStyle w:val="a8"/>
+        <w:numPr>
+          <w:ilvl w:val="0"/>
+          <w:numId w:val="26"/>
+        </w:numPr>
+        <w:jc w:val="both"/>
+      </w:pPr>
+      <w:r>
+        <w:t>Проверка готовности программы к использованию</w:t>
+      </w:r>
+    </w:p>
+    <w:p>
+      <w:pPr>
+        <w:pStyle w:val="a8"/>
+        <w:numPr>
+          <w:ilvl w:val="0"/>
+          <w:numId w:val="26"/>
+        </w:numPr>
+        <w:jc w:val="both"/>
+      </w:pPr>
+      <w:r>
+        <w:t>Проверка соответствия требованиям функциональности из технического задания</w:t>
+      </w:r>
+    </w:p>
+    <w:p>
+      <w:pPr>
+        <w:pStyle w:val="a8"/>
+        <w:numPr>
+          <w:ilvl w:val="0"/>
+          <w:numId w:val="26"/>
+        </w:numPr>
+        <w:jc w:val="both"/>
+      </w:pPr>
+      <w:r>
+        <w:t>Выявлени</w:t>
+      </w:r>
+      <w:r>
+        <w:t>е ошибок и недочётов программы.</w:t>
+      </w:r>
+    </w:p>
+    <w:p>
+      <w:pPr>
+        <w:pStyle w:val="a8"/>
+        <w:numPr>
+          <w:ilvl w:val="0"/>
+          <w:numId w:val="26"/>
+        </w:numPr>
+        <w:jc w:val="both"/>
+      </w:pPr>
+      <w:r>
+        <w:t>Выявление потенциальных векторов развития</w:t>
+      </w:r>
+    </w:p>
+    <w:p>
+      <w:pPr>
+        <w:pStyle w:val="a8"/>
+        <w:numPr>
+          <w:ilvl w:val="0"/>
+          <w:numId w:val="26"/>
+        </w:numPr>
+        <w:jc w:val="both"/>
+      </w:pPr>
+      <w:r>
+        <w:t>Проверка поведения программы в граничных случаях</w:t>
+      </w:r>
+    </w:p>
+    <w:p>
+      <w:pPr>
+        <w:pStyle w:val="a8"/>
+        <w:ind w:firstLine="0"/>
+        <w:jc w:val="both"/>
+        <w:rPr>
+          <w:lang w:val="en-US"/>
+        </w:rPr>
+      </w:pPr>
+      <w:r>
+        <w:t>Цели пользовательского тестирования</w:t>
+      </w:r>
+      <w:r>
+        <w:rPr>
+          <w:lang w:val="en-US"/>
+        </w:rPr>
+        <w:t>:</w:t>
+      </w:r>
+    </w:p>
+    <w:p>
+      <w:pPr>
+        <w:pStyle w:val="a8"/>
+        <w:numPr>
+          <w:ilvl w:val="0"/>
+          <w:numId w:val="29"/>
+        </w:numPr>
+        <w:jc w:val="both"/>
+      </w:pPr>
+      <w:r>
+        <w:t>Проверка готовности программы к использованию</w:t>
+      </w:r>
+    </w:p>
+    <w:p>
+      <w:pPr>
+        <w:pStyle w:val="a8"/>
+        <w:numPr>
+          <w:ilvl w:val="0"/>
+          <w:numId w:val="29"/>
+        </w:numPr>
+        <w:jc w:val="both"/>
+      </w:pPr>
+      <w:r>
+        <w:t>Выявление ошибок и недочётов программы.</w:t>
+      </w:r>
+    </w:p>
+    <w:p>
+      <w:pPr>
+        <w:pStyle w:val="a8"/>
+        <w:numPr>
+          <w:ilvl w:val="0"/>
+          <w:numId w:val="29"/>
+        </w:numPr>
+        <w:jc w:val="both"/>
+      </w:pPr>
+      <w:r>
+        <w:t>Получение обратной связи по работе программы</w:t>
+      </w:r>
+    </w:p>
+    <w:p>
+      <w:pPr>
+        <w:pStyle w:val="a8"/>
+        <w:numPr>
+          <w:ilvl w:val="0"/>
+          <w:numId w:val="29"/>
+        </w:numPr>
+        <w:jc w:val="both"/>
+      </w:pPr>
+      <w:r>
+        <w:t>Выявление потенциальных векторов развития путём опроса организации, проводившей тестирование программ</w:t>
+      </w:r>
+    </w:p>
+    <w:p>
+      <w:pPr>
+        <w:pStyle w:val="2"/>
+        <w:numPr>
+          <w:ilvl w:val="1"/>
+          <w:numId w:val="29"/>
+        </w:numPr>
+      </w:pPr>
+      <w:bookmarkStart w:id="42" w:name="_Toc224322124"/>
+      <w:r>
+        <w:t>Функциональное тестирование</w:t>
+      </w:r>
       <w:bookmarkEnd w:id="42"/>
     </w:p>
     <w:p>
       <w:pPr>
-        <w:jc w:val="both"/>
-        <w:rPr>
-          <w:b/>
-        </w:rPr>
-      </w:pPr>
-      <w:bookmarkStart w:id="43" w:name="_Toc218673451"/>
-      <w:bookmarkStart w:id="44" w:name="_Toc218675448"/>
-      <w:bookmarkStart w:id="45" w:name="_Toc219378715"/>
-      <w:bookmarkStart w:id="46" w:name="_Toc224308896"/>
-      <w:r>
-        <w:t>Таким образом, программа демонстрирует работоспособность не только на уровне запуска и получения отчёта, но и на уровне соответствия формальной постановке задачи: входные данные преобразуются в определённые формально выходные результаты, а корректирующие действия (remediation) приводят систему к состоянию, которое подтверждается повторной проверкой</w:t>
-      </w:r>
-      <w:bookmarkEnd w:id="43"/>
-      <w:bookmarkEnd w:id="44"/>
-      <w:bookmarkEnd w:id="45"/>
-      <w:bookmarkEnd w:id="46"/>
-    </w:p>
-    <w:p>
-      <w:pPr>
-        <w:pStyle w:val="2"/>
-        <w:ind w:firstLine="360"/>
-      </w:pPr>
-      <w:bookmarkStart w:id="47" w:name="_Toc224308897"/>
-      <w:r>
-        <w:t>3.</w:t>
-      </w:r>
-      <w:r>
+        <w:ind w:firstLine="708"/>
+      </w:pPr>
+      <w:r>
+        <w:t>Функциональное тестирование было основано на наборе тестов, покрывающих основной функционал программы</w:t>
+      </w:r>
+      <w:r>
+        <w:t xml:space="preserve">: </w:t>
+      </w:r>
+      <w:r>
+        <w:t xml:space="preserve">проверку по </w:t>
+      </w:r>
+      <w:r>
+        <w:rPr>
+          <w:lang w:val="en-US"/>
+        </w:rPr>
+        <w:t>OVAL</w:t>
+      </w:r>
+      <w:r>
+        <w:t>-</w:t>
+      </w:r>
+      <w:r>
+        <w:t xml:space="preserve">дефинициям и </w:t>
+      </w:r>
+      <w:r>
+        <w:rPr>
+          <w:lang w:val="en-US"/>
+        </w:rPr>
+        <w:t>XCCDF</w:t>
+      </w:r>
+      <w:r>
+        <w:t>-</w:t>
+      </w:r>
+      <w:r>
+        <w:t xml:space="preserve">правилам, автоматический </w:t>
+      </w:r>
+      <w:proofErr w:type="spellStart"/>
+      <w:r>
+        <w:t>патчинг</w:t>
+      </w:r>
+      <w:proofErr w:type="spellEnd"/>
+      <w:r>
+        <w:t xml:space="preserve"> и </w:t>
+      </w:r>
+      <w:r>
+        <w:rPr>
+          <w:lang w:val="en-US"/>
+        </w:rPr>
+        <w:t>remediation</w:t>
+      </w:r>
+      <w:r>
+        <w:t>.</w:t>
+      </w:r>
+      <w:r>
+        <w:t xml:space="preserve"> В качестве операционных систем были взяты</w:t>
+      </w:r>
+      <w:r>
+        <w:t xml:space="preserve">: </w:t>
+      </w:r>
+      <w:r>
+        <w:rPr>
+          <w:lang w:val="en-US"/>
+        </w:rPr>
+        <w:t>Debian</w:t>
+      </w:r>
+      <w:r>
+        <w:t xml:space="preserve"> 12, </w:t>
+      </w:r>
+      <w:r>
+        <w:rPr>
+          <w:lang w:val="en-US"/>
+        </w:rPr>
+        <w:t>Red</w:t>
+      </w:r>
+      <w:r>
+        <w:t xml:space="preserve"> </w:t>
+      </w:r>
+      <w:r>
+        <w:rPr>
+          <w:lang w:val="en-US"/>
+        </w:rPr>
+        <w:t>Hat</w:t>
+      </w:r>
+      <w:r>
+        <w:t xml:space="preserve"> </w:t>
+      </w:r>
+      <w:r>
+        <w:rPr>
+          <w:lang w:val="en-US"/>
+        </w:rPr>
+        <w:t>Linux</w:t>
+      </w:r>
+      <w:r>
+        <w:t xml:space="preserve"> </w:t>
+      </w:r>
+      <w:r>
+        <w:rPr>
+          <w:lang w:val="en-US"/>
+        </w:rPr>
+        <w:t>Enterprise</w:t>
+      </w:r>
+      <w:r>
+        <w:t xml:space="preserve"> 9.6</w:t>
+      </w:r>
+      <w:r>
+        <w:t>,</w:t>
+      </w:r>
+      <w:r>
+        <w:t xml:space="preserve"> </w:t>
+      </w:r>
+      <w:r>
+        <w:rPr>
+          <w:lang w:val="en-US"/>
+        </w:rPr>
+        <w:t>Rocky</w:t>
+      </w:r>
+      <w:r>
+        <w:t xml:space="preserve"> </w:t>
+      </w:r>
+      <w:r>
+        <w:rPr>
+          <w:lang w:val="en-US"/>
+        </w:rPr>
+        <w:t>Linux</w:t>
+      </w:r>
+      <w:r>
+        <w:t xml:space="preserve"> 9.7</w:t>
+      </w:r>
+      <w:r>
+        <w:t xml:space="preserve">, а также </w:t>
+      </w:r>
+      <w:r>
+        <w:rPr>
+          <w:lang w:val="en-US"/>
+        </w:rPr>
+        <w:t>Kali</w:t>
+      </w:r>
+      <w:r>
+        <w:t xml:space="preserve"> </w:t>
+      </w:r>
+      <w:proofErr w:type="spellStart"/>
+      <w:r>
+        <w:rPr>
+          <w:lang w:val="en-US"/>
+        </w:rPr>
+        <w:t>linux</w:t>
+      </w:r>
+      <w:proofErr w:type="spellEnd"/>
+      <w:r>
+        <w:t>.</w:t>
+      </w:r>
+      <w:r>
+        <w:t xml:space="preserve"> </w:t>
+      </w:r>
+    </w:p>
+    <w:p>
+      <w:pPr>
+        <w:ind w:firstLine="0"/>
+      </w:pPr>
+      <w:r>
+        <w:t>Подробное описание тестов</w:t>
+      </w:r>
+      <w:r>
+        <w:t>:</w:t>
+      </w:r>
+    </w:p>
+    <w:p>
+      <w:pPr>
+        <w:pStyle w:val="a8"/>
+        <w:numPr>
+          <w:ilvl w:val="0"/>
+          <w:numId w:val="30"/>
+        </w:numPr>
+      </w:pPr>
+      <w:r>
+        <w:t xml:space="preserve">Тест проверки интерпретации </w:t>
+      </w:r>
+      <w:r>
+        <w:rPr>
+          <w:lang w:val="en-US"/>
+        </w:rPr>
+        <w:t>OVAL</w:t>
+      </w:r>
+      <w:r>
+        <w:t>-</w:t>
+      </w:r>
+      <w:r>
+        <w:t xml:space="preserve">дефиниций на </w:t>
+      </w:r>
+      <w:r>
+        <w:rPr>
+          <w:lang w:val="en-US"/>
+        </w:rPr>
+        <w:t>Debian</w:t>
+      </w:r>
+      <w:r>
+        <w:t xml:space="preserve"> 12 </w:t>
+      </w:r>
+      <w:r>
+        <w:t>был проведён для подтверждения работы базового функционала программы, так как ожидаемый вывод был заранее известен. Единственной отличительной чертой данного теста является довольно большое количество выходных данных для вывода в пользовательский интерфейс.</w:t>
+      </w:r>
+    </w:p>
+    <w:p>
+      <w:pPr>
+        <w:pStyle w:val="a8"/>
+        <w:numPr>
+          <w:ilvl w:val="0"/>
+          <w:numId w:val="30"/>
+        </w:numPr>
+      </w:pPr>
+      <w:r>
+        <w:t xml:space="preserve">Тест проверки интерпретации </w:t>
+      </w:r>
+      <w:r>
+        <w:rPr>
+          <w:lang w:val="en-US"/>
+        </w:rPr>
+        <w:t>XCCDF</w:t>
+      </w:r>
+      <w:r>
+        <w:t>-</w:t>
+      </w:r>
+      <w:r>
+        <w:t>правил</w:t>
+      </w:r>
+      <w:r>
+        <w:t xml:space="preserve"> на </w:t>
+      </w:r>
+      <w:r>
+        <w:rPr>
+          <w:lang w:val="en-US"/>
+        </w:rPr>
+        <w:t>Red</w:t>
+      </w:r>
+      <w:r>
+        <w:t xml:space="preserve"> </w:t>
+      </w:r>
+      <w:r>
+        <w:rPr>
+          <w:lang w:val="en-US"/>
+        </w:rPr>
+        <w:t>Hat</w:t>
+      </w:r>
+      <w:r>
+        <w:t xml:space="preserve"> </w:t>
+      </w:r>
+      <w:r>
+        <w:rPr>
+          <w:lang w:val="en-US"/>
+        </w:rPr>
+        <w:t>Linux</w:t>
+      </w:r>
+      <w:r>
+        <w:t xml:space="preserve"> </w:t>
+      </w:r>
+      <w:r>
+        <w:rPr>
+          <w:lang w:val="en-US"/>
+        </w:rPr>
+        <w:t>Enterprise</w:t>
+      </w:r>
+      <w:r>
+        <w:t xml:space="preserve"> </w:t>
+      </w:r>
+      <w:r>
+        <w:t xml:space="preserve">9.6 </w:t>
+      </w:r>
+      <w:r>
+        <w:t>был проведён</w:t>
+      </w:r>
+      <w:r>
+        <w:t xml:space="preserve"> </w:t>
+      </w:r>
+      <w:r>
+        <w:t xml:space="preserve">также ради проверки базового функционала продукта. В качестве профиля для работы был выбран </w:t>
+      </w:r>
+      <w:proofErr w:type="spellStart"/>
+      <w:r>
+        <w:rPr>
+          <w:lang w:val="en-US"/>
+        </w:rPr>
+        <w:t>xccdf</w:t>
+      </w:r>
+      <w:proofErr w:type="spellEnd"/>
+      <w:r>
+        <w:t>_</w:t>
+      </w:r>
+      <w:r>
+        <w:rPr>
+          <w:lang w:val="en-US"/>
+        </w:rPr>
+        <w:t>org</w:t>
+      </w:r>
+      <w:r>
+        <w:t>.</w:t>
+      </w:r>
+      <w:proofErr w:type="spellStart"/>
+      <w:r>
+        <w:rPr>
+          <w:lang w:val="en-US"/>
+        </w:rPr>
+        <w:t>ssgproject</w:t>
+      </w:r>
+      <w:proofErr w:type="spellEnd"/>
+      <w:r>
+        <w:t>.</w:t>
+      </w:r>
+      <w:r>
+        <w:rPr>
+          <w:lang w:val="en-US"/>
+        </w:rPr>
+        <w:t>content</w:t>
+      </w:r>
+      <w:r>
+        <w:t>_</w:t>
+      </w:r>
+      <w:r>
+        <w:rPr>
+          <w:lang w:val="en-US"/>
+        </w:rPr>
+        <w:t>profile</w:t>
+      </w:r>
+      <w:r>
+        <w:t>_</w:t>
+      </w:r>
+      <w:r>
+        <w:rPr>
+          <w:lang w:val="en-US"/>
+        </w:rPr>
+        <w:t>cis</w:t>
+      </w:r>
+      <w:r>
+        <w:t xml:space="preserve">, </w:t>
+      </w:r>
+      <w:r>
+        <w:t xml:space="preserve">так как он </w:t>
+      </w:r>
+      <w:r>
+        <w:lastRenderedPageBreak/>
+        <w:t>является</w:t>
+      </w:r>
+      <w:r>
+        <w:t xml:space="preserve"> </w:t>
+      </w:r>
+      <w:r>
+        <w:t>стандартом для проверки систем. Как и было написано в ожидаемом результате – в результатах проверки присутствовали только статусы</w:t>
+      </w:r>
+      <w:r>
+        <w:t xml:space="preserve"> </w:t>
+      </w:r>
+      <w:r>
+        <w:rPr>
+          <w:lang w:val="en-US"/>
+        </w:rPr>
+        <w:t>pass</w:t>
+      </w:r>
+      <w:r>
+        <w:t xml:space="preserve"> и </w:t>
+      </w:r>
+      <w:r>
+        <w:rPr>
+          <w:lang w:val="en-US"/>
+        </w:rPr>
+        <w:t>fail</w:t>
+      </w:r>
+      <w:r>
+        <w:t>.</w:t>
+      </w:r>
+    </w:p>
+    <w:p>
+      <w:pPr>
+        <w:pStyle w:val="a8"/>
+        <w:numPr>
+          <w:ilvl w:val="0"/>
+          <w:numId w:val="30"/>
+        </w:numPr>
+      </w:pPr>
+      <w:r>
+        <w:t xml:space="preserve">Этот тест является </w:t>
+      </w:r>
+      <w:r>
+        <w:t xml:space="preserve">демонстрацией сценария запуска </w:t>
+      </w:r>
+      <w:r>
+        <w:rPr>
+          <w:lang w:val="en-US"/>
+        </w:rPr>
+        <w:t>XCCDF</w:t>
+      </w:r>
+      <w:r>
+        <w:t>-</w:t>
+      </w:r>
+      <w:r>
+        <w:t xml:space="preserve">правил, </w:t>
+      </w:r>
+      <w:proofErr w:type="spellStart"/>
+      <w:r>
+        <w:t>созданныхх</w:t>
+      </w:r>
+      <w:proofErr w:type="spellEnd"/>
+      <w:r>
+        <w:t xml:space="preserve"> для другой ОС без </w:t>
+      </w:r>
+      <w:proofErr w:type="spellStart"/>
+      <w:r>
+        <w:t>патчинга</w:t>
+      </w:r>
+      <w:proofErr w:type="spellEnd"/>
+      <w:r>
+        <w:t xml:space="preserve">. Данный тест был проведён на </w:t>
+      </w:r>
+      <w:r>
+        <w:rPr>
+          <w:lang w:val="en-US"/>
+        </w:rPr>
+        <w:t>Rocky</w:t>
+      </w:r>
+      <w:r>
+        <w:t xml:space="preserve"> </w:t>
+      </w:r>
+      <w:r>
+        <w:rPr>
+          <w:lang w:val="en-US"/>
+        </w:rPr>
+        <w:t>Linux</w:t>
+      </w:r>
+      <w:r>
+        <w:t xml:space="preserve"> 9.7 </w:t>
+      </w:r>
+      <w:r>
+        <w:t xml:space="preserve">с идентичным контентом и профилем из прошлого теста и без </w:t>
+      </w:r>
+      <w:proofErr w:type="spellStart"/>
+      <w:r>
+        <w:t>патчинга</w:t>
+      </w:r>
+      <w:proofErr w:type="spellEnd"/>
+      <w:r>
+        <w:t xml:space="preserve">. Так как в разном </w:t>
+      </w:r>
+      <w:r>
+        <w:rPr>
+          <w:lang w:val="en-US"/>
+        </w:rPr>
+        <w:t>SCAP</w:t>
+      </w:r>
+      <w:r>
+        <w:t>-</w:t>
+      </w:r>
+      <w:r>
+        <w:t xml:space="preserve">контенте присутствуют свои проверки </w:t>
+      </w:r>
+      <w:r>
+        <w:rPr>
+          <w:lang w:val="en-US"/>
+        </w:rPr>
+        <w:t>CPE</w:t>
+      </w:r>
+      <w:r>
+        <w:t xml:space="preserve"> </w:t>
+      </w:r>
+      <w:r>
+        <w:t>–</w:t>
+      </w:r>
+      <w:r>
+        <w:t xml:space="preserve"> </w:t>
+      </w:r>
+      <w:r>
+        <w:t xml:space="preserve">нельзя было заранее задать ожидаемый результат, так как проверка могла как не начаться совсем, так и закончиться частично удачно (например, некоторые правила могли бы пройти проверку и выдать </w:t>
+      </w:r>
+      <w:r>
+        <w:rPr>
+          <w:lang w:val="en-US"/>
+        </w:rPr>
+        <w:t>fail</w:t>
+      </w:r>
+      <w:r>
+        <w:t xml:space="preserve"> </w:t>
+      </w:r>
+      <w:r>
+        <w:t>и</w:t>
+      </w:r>
+      <w:r>
+        <w:t xml:space="preserve"> </w:t>
+      </w:r>
+      <w:r>
+        <w:rPr>
+          <w:lang w:val="en-US"/>
+        </w:rPr>
+        <w:t>pass</w:t>
+      </w:r>
+      <w:r>
+        <w:t xml:space="preserve">). </w:t>
+      </w:r>
+      <w:r>
+        <w:t xml:space="preserve">В данном случае проверка была успешно пройдена, но все правила вернули статус </w:t>
+      </w:r>
+      <w:proofErr w:type="spellStart"/>
+      <w:r>
+        <w:rPr>
+          <w:lang w:val="en-US"/>
+        </w:rPr>
+        <w:t>notapplicable</w:t>
+      </w:r>
+      <w:proofErr w:type="spellEnd"/>
+      <w:r>
+        <w:t>.</w:t>
+      </w:r>
+    </w:p>
+    <w:p>
+      <w:pPr>
+        <w:pStyle w:val="a8"/>
+        <w:numPr>
+          <w:ilvl w:val="0"/>
+          <w:numId w:val="30"/>
+        </w:numPr>
+      </w:pPr>
+      <w:r>
+        <w:t xml:space="preserve">Данный тест идентичен прошлому, за исключением того, что теперь к </w:t>
+      </w:r>
+      <w:r>
+        <w:rPr>
+          <w:lang w:val="en-US"/>
+        </w:rPr>
+        <w:t>SCAP</w:t>
+      </w:r>
+      <w:r>
+        <w:t>-</w:t>
+      </w:r>
+      <w:r>
+        <w:t xml:space="preserve">контенту применяется </w:t>
+      </w:r>
+      <w:proofErr w:type="spellStart"/>
+      <w:r>
+        <w:t>патчинг</w:t>
+      </w:r>
+      <w:proofErr w:type="spellEnd"/>
+      <w:r>
+        <w:t xml:space="preserve">. </w:t>
+      </w:r>
+      <w:proofErr w:type="spellStart"/>
+      <w:r>
+        <w:t>Патчинг</w:t>
+      </w:r>
+      <w:proofErr w:type="spellEnd"/>
+      <w:r>
+        <w:t xml:space="preserve"> в теории может привести как к полной успешной проверке, так и к частичной успешной проверке. В качестве ожидаемого результата был выбран самый оптимистичный вариант – все статусы проверок вернут </w:t>
+      </w:r>
+      <w:r>
+        <w:rPr>
+          <w:lang w:val="en-US"/>
+        </w:rPr>
+        <w:t>pass</w:t>
+      </w:r>
+      <w:r>
+        <w:t xml:space="preserve"> </w:t>
+      </w:r>
+      <w:r>
+        <w:t xml:space="preserve">или </w:t>
+      </w:r>
+      <w:r>
+        <w:rPr>
+          <w:lang w:val="en-US"/>
+        </w:rPr>
+        <w:t>fail</w:t>
+      </w:r>
+      <w:r>
+        <w:t xml:space="preserve">, </w:t>
+      </w:r>
+      <w:r>
+        <w:t xml:space="preserve">но как мы можем видеть по полученному результату – 150 проверок вернули </w:t>
+      </w:r>
+      <w:r>
+        <w:rPr>
+          <w:lang w:val="en-US"/>
+        </w:rPr>
+        <w:t>pass</w:t>
+      </w:r>
+      <w:r>
+        <w:t xml:space="preserve">, </w:t>
+      </w:r>
+      <w:r>
+        <w:t xml:space="preserve">196 вернули </w:t>
+      </w:r>
+      <w:r>
+        <w:rPr>
+          <w:lang w:val="en-US"/>
+        </w:rPr>
+        <w:t>fail</w:t>
+      </w:r>
+      <w:r>
+        <w:t xml:space="preserve">, </w:t>
+      </w:r>
+      <w:r>
+        <w:t xml:space="preserve">и 29 вернули </w:t>
+      </w:r>
+      <w:proofErr w:type="spellStart"/>
+      <w:r>
+        <w:rPr>
+          <w:lang w:val="en-US"/>
+        </w:rPr>
+        <w:t>notapplicable</w:t>
+      </w:r>
+      <w:proofErr w:type="spellEnd"/>
+      <w:r>
+        <w:t>.</w:t>
+      </w:r>
+    </w:p>
+    <w:p>
+      <w:pPr>
+        <w:pStyle w:val="a8"/>
+        <w:numPr>
+          <w:ilvl w:val="0"/>
+          <w:numId w:val="30"/>
+        </w:numPr>
+      </w:pPr>
+      <w:r>
+        <w:t xml:space="preserve">Последний тест проверяет совмещение автоматического </w:t>
+      </w:r>
+      <w:proofErr w:type="spellStart"/>
+      <w:r>
+        <w:t>патчинга</w:t>
+      </w:r>
+      <w:proofErr w:type="spellEnd"/>
+      <w:r>
+        <w:t xml:space="preserve"> и включённого исправления найденных уязвимостей</w:t>
+      </w:r>
+      <w:r>
+        <w:t>/</w:t>
+      </w:r>
+      <w:proofErr w:type="spellStart"/>
+      <w:r>
+        <w:t>мисконфигураций</w:t>
+      </w:r>
+      <w:proofErr w:type="spellEnd"/>
+      <w:r>
+        <w:t xml:space="preserve">. </w:t>
+      </w:r>
+      <w:r>
+        <w:t xml:space="preserve">В качестве ожидаемого результата был взят неизвестный результат, так как из-за применяемых исправлений программа может как вернуть ошибку, так и успешно завершить </w:t>
+      </w:r>
+      <w:r>
+        <w:rPr>
+          <w:lang w:val="en-US"/>
+        </w:rPr>
+        <w:t>remediation</w:t>
+      </w:r>
+      <w:r>
+        <w:t xml:space="preserve">. </w:t>
+      </w:r>
+      <w:r>
+        <w:t xml:space="preserve">Как можно видеть по результату теста – из 44 статусов проверок 22 вернули </w:t>
+      </w:r>
+      <w:r>
+        <w:rPr>
+          <w:lang w:val="en-US"/>
+        </w:rPr>
+        <w:t>pass</w:t>
+      </w:r>
+      <w:r>
+        <w:t xml:space="preserve">, 17 </w:t>
+      </w:r>
+      <w:r>
+        <w:rPr>
+          <w:lang w:val="en-US"/>
+        </w:rPr>
+        <w:t>fail</w:t>
+      </w:r>
+      <w:r>
+        <w:t xml:space="preserve"> </w:t>
+      </w:r>
+      <w:r>
+        <w:t xml:space="preserve">и </w:t>
+      </w:r>
+      <w:r>
+        <w:t xml:space="preserve">5 </w:t>
+      </w:r>
+      <w:proofErr w:type="spellStart"/>
+      <w:r>
+        <w:rPr>
+          <w:lang w:val="en-US"/>
+        </w:rPr>
+        <w:t>notapplicable</w:t>
+      </w:r>
+      <w:proofErr w:type="spellEnd"/>
+      <w:r>
+        <w:t xml:space="preserve">, </w:t>
+      </w:r>
+      <w:r>
+        <w:t xml:space="preserve">после чего из 17 несоответствий было успешно исправлено 13. 4 оставшихся несоответствия не были исправлены лишь из-за того, что в </w:t>
+      </w:r>
+      <w:r>
+        <w:rPr>
+          <w:lang w:val="en-US"/>
+        </w:rPr>
+        <w:t>SCAP</w:t>
+      </w:r>
+      <w:r>
+        <w:t>-</w:t>
+      </w:r>
+      <w:r>
+        <w:t xml:space="preserve">контенте не было исправлений для них. Также, во время проведения этого теста было замечено, что если </w:t>
+      </w:r>
+      <w:r>
+        <w:rPr>
+          <w:lang w:val="en-US"/>
+        </w:rPr>
+        <w:t>remediation</w:t>
+      </w:r>
+      <w:r>
+        <w:t xml:space="preserve"> не находит правил для исправления (например, если все возможные правила уже были исправлены на первом проходе) – то он возвращает ошибку несовпадения платформы.</w:t>
+      </w:r>
+      <w:r>
+        <w:t xml:space="preserve"> </w:t>
+      </w:r>
+    </w:p>
+    <w:p>
+      <w:pPr>
+        <w:ind w:firstLine="708"/>
+      </w:pPr>
+    </w:p>
+    <w:p>
+      <w:pPr>
+        <w:ind w:firstLine="708"/>
+      </w:pPr>
+    </w:p>
+    <w:p>
+      <w:pPr>
+        <w:ind w:firstLine="708"/>
+      </w:pPr>
+    </w:p>
+    <w:p>
+      <w:pPr>
+        <w:ind w:firstLine="708"/>
+      </w:pPr>
+    </w:p>
+    <w:p>
+      <w:pPr>
+        <w:ind w:firstLine="708"/>
+      </w:pPr>
+    </w:p>
+    <w:p>
+      <w:pPr>
+        <w:ind w:firstLine="0"/>
+      </w:pPr>
+      <w:r>
+        <w:rPr>
+          <w:rFonts w:cs="Times New Roman"/>
+          <w:color w:val="000000" w:themeColor="text1"/>
+          <w:szCs w:val="28"/>
+        </w:rPr>
+        <w:lastRenderedPageBreak/>
+        <w:t xml:space="preserve">Табл. </w:t>
+      </w:r>
+      <w:r>
+        <w:rPr>
+          <w:rFonts w:cs="Times New Roman"/>
+          <w:color w:val="000000" w:themeColor="text1"/>
+          <w:szCs w:val="28"/>
+        </w:rPr>
         <w:t>4</w:t>
       </w:r>
       <w:r>
-        <w:t xml:space="preserve"> Функциональное тестирование</w:t>
-      </w:r>
-      <w:bookmarkEnd w:id="47"/>
+        <w:rPr>
+          <w:rFonts w:cs="Times New Roman"/>
+          <w:color w:val="000000" w:themeColor="text1"/>
+          <w:szCs w:val="28"/>
+        </w:rPr>
+        <w:t xml:space="preserve">. </w:t>
+      </w:r>
+      <w:r>
+        <w:rPr>
+          <w:rFonts w:cs="Times New Roman"/>
+          <w:color w:val="000000" w:themeColor="text1"/>
+          <w:szCs w:val="28"/>
+        </w:rPr>
+        <w:t>Функциональное тестирование</w:t>
+      </w:r>
     </w:p>
     <w:p>
       <w:pPr>
         <w:ind w:firstLine="0"/>
-        <w:jc w:val="both"/>
-      </w:pPr>
-      <w:r>
-        <w:t>Также было проведено функциональное тестирование на наборе тестов, в качестве операционных систем были взяты</w:t>
-      </w:r>
-      <w:r>
-        <w:t xml:space="preserve">: </w:t>
-      </w:r>
-      <w:r>
-        <w:rPr>
-          <w:lang w:val="en-US"/>
-        </w:rPr>
-        <w:t>Debian</w:t>
-      </w:r>
-      <w:r>
-        <w:t xml:space="preserve"> 12, </w:t>
-      </w:r>
-      <w:r>
-        <w:rPr>
-          <w:lang w:val="en-US"/>
-        </w:rPr>
-        <w:t>Red</w:t>
-      </w:r>
-      <w:r>
-        <w:t xml:space="preserve"> </w:t>
-      </w:r>
-      <w:r>
-        <w:rPr>
-          <w:lang w:val="en-US"/>
-        </w:rPr>
-        <w:t>Hat</w:t>
-      </w:r>
-      <w:r>
-        <w:t xml:space="preserve"> </w:t>
-      </w:r>
-      <w:r>
-        <w:rPr>
-          <w:lang w:val="en-US"/>
-        </w:rPr>
-        <w:t>Linux</w:t>
-      </w:r>
-      <w:r>
-        <w:t xml:space="preserve"> </w:t>
-      </w:r>
-      <w:r>
-        <w:rPr>
-          <w:lang w:val="en-US"/>
-        </w:rPr>
-        <w:t>Enterprise</w:t>
-      </w:r>
-      <w:r>
-        <w:t xml:space="preserve"> 9.6</w:t>
-      </w:r>
-      <w:r>
-        <w:t>,</w:t>
-      </w:r>
-      <w:r>
-        <w:t xml:space="preserve"> </w:t>
-      </w:r>
-      <w:r>
-        <w:rPr>
-          <w:lang w:val="en-US"/>
-        </w:rPr>
-        <w:t>Rocky</w:t>
-      </w:r>
-      <w:r>
-        <w:t xml:space="preserve"> </w:t>
-      </w:r>
-      <w:r>
-        <w:rPr>
-          <w:lang w:val="en-US"/>
-        </w:rPr>
-        <w:t>Linux</w:t>
-      </w:r>
-      <w:r>
-        <w:t xml:space="preserve"> </w:t>
-      </w:r>
-      <w:r>
-        <w:t>9.7,</w:t>
-      </w:r>
-      <w:r>
-        <w:t xml:space="preserve"> а в качестве основных функций для тестирования</w:t>
-      </w:r>
-      <w:r>
-        <w:t xml:space="preserve"> </w:t>
-      </w:r>
-      <w:r>
-        <w:t>–</w:t>
-      </w:r>
-      <w:r>
-        <w:t xml:space="preserve"> </w:t>
-      </w:r>
-      <w:r>
-        <w:t xml:space="preserve">проверка по </w:t>
-      </w:r>
-      <w:r>
-        <w:rPr>
-          <w:lang w:val="en-US"/>
-        </w:rPr>
-        <w:t>OVAL</w:t>
-      </w:r>
-      <w:r>
-        <w:t>-</w:t>
-      </w:r>
-      <w:r>
-        <w:t>дефи</w:t>
-      </w:r>
-      <w:r>
-        <w:t>ници</w:t>
-      </w:r>
-      <w:r>
-        <w:t xml:space="preserve">ям, проверка по </w:t>
-      </w:r>
-      <w:r>
-        <w:rPr>
-          <w:lang w:val="en-US"/>
-        </w:rPr>
-        <w:t>XCCDF</w:t>
-      </w:r>
-      <w:r>
-        <w:t>-правилам и автоматическ</w:t>
-      </w:r>
-      <w:r>
-        <w:t>ий патчинг</w:t>
-      </w:r>
-      <w:r>
-        <w:t>.</w:t>
-      </w:r>
-    </w:p>
-    <w:p>
-      <w:pPr>
-        <w:ind w:firstLine="0"/>
-        <w:jc w:val="center"/>
-      </w:pPr>
-      <w:r>
-        <w:rPr>
-          <w:noProof/>
-        </w:rPr>
-        <w:lastRenderedPageBreak/>
+      </w:pPr>
+      <w:r>
         <w:drawing>
-          <wp:inline distT="0" distB="0" distL="0" distR="0" wp14:anchorId="20CEF63D" wp14:editId="76A7CA30">
-            <wp:extent cx="4716145" cy="6976745"/>
-            <wp:effectExtent l="0" t="0" r="8255" b="0"/>
-            <wp:docPr id="16" name="Рисунок 16"/>
+          <wp:inline distT="0" distB="0" distL="0" distR="0" wp14:anchorId="1D48D0D4" wp14:editId="7A9CB727">
+            <wp:extent cx="5280660" cy="8648700"/>
+            <wp:effectExtent l="0" t="0" r="0" b="0"/>
+            <wp:docPr id="9" name="Рисунок 9"/>
             <wp:cNvGraphicFramePr>
               <a:graphicFrameLocks xmlns:a="http://schemas.openxmlformats.org/drawingml/2006/main" noChangeAspect="1"/>
             </wp:cNvGraphicFramePr>
@@ -8818,7 +11146,7 @@
               <a:graphicData uri="http://schemas.openxmlformats.org/drawingml/2006/picture">
                 <pic:pic xmlns:pic="http://schemas.openxmlformats.org/drawingml/2006/picture">
                   <pic:nvPicPr>
-                    <pic:cNvPr id="0" name="Picture 2"/>
+                    <pic:cNvPr id="0" name="Picture 1"/>
                     <pic:cNvPicPr>
                       <a:picLocks noChangeAspect="1" noChangeArrowheads="1"/>
                     </pic:cNvPicPr>
@@ -8839,7 +11167,7 @@
                   <pic:spPr bwMode="auto">
                     <a:xfrm>
                       <a:off x="0" y="0"/>
-                      <a:ext cx="4716145" cy="6976745"/>
+                      <a:ext cx="5280660" cy="8648700"/>
                     </a:xfrm>
                     <a:prstGeom prst="rect">
                       <a:avLst/>
@@ -8859,57 +11187,17 @@
     <w:p>
       <w:pPr>
         <w:ind w:firstLine="0"/>
-        <w:jc w:val="center"/>
-      </w:pPr>
-      <w:r>
-        <w:rPr>
-          <w:rFonts w:cs="Times New Roman"/>
-          <w:color w:val="000000" w:themeColor="text1"/>
-          <w:szCs w:val="28"/>
-        </w:rPr>
-        <w:t xml:space="preserve">Табл. </w:t>
-      </w:r>
-      <w:r>
-        <w:rPr>
-          <w:rFonts w:cs="Times New Roman"/>
-          <w:color w:val="000000" w:themeColor="text1"/>
-          <w:szCs w:val="28"/>
-        </w:rPr>
-        <w:t>4</w:t>
-      </w:r>
-      <w:r>
-        <w:rPr>
-          <w:rFonts w:cs="Times New Roman"/>
-          <w:color w:val="000000" w:themeColor="text1"/>
-          <w:szCs w:val="28"/>
-        </w:rPr>
-        <w:t xml:space="preserve">. </w:t>
-      </w:r>
-      <w:r>
-        <w:rPr>
-          <w:rFonts w:cs="Times New Roman"/>
-          <w:color w:val="000000" w:themeColor="text1"/>
-          <w:szCs w:val="28"/>
-        </w:rPr>
-        <w:t>Функциональное тестирование</w:t>
-      </w:r>
-    </w:p>
-    <w:p>
-      <w:pPr>
-        <w:pStyle w:val="2"/>
-        <w:ind w:firstLine="708"/>
-      </w:pPr>
-      <w:bookmarkStart w:id="48" w:name="_Toc224308898"/>
-      <w:r>
-        <w:t>3.</w:t>
-      </w:r>
-      <w:r>
-        <w:t>7</w:t>
-      </w:r>
-      <w:r>
-        <w:t xml:space="preserve"> Перспективы развития проекта.</w:t>
-      </w:r>
-      <w:bookmarkEnd w:id="48"/>
+      </w:pPr>
+    </w:p>
+    <w:p>
+      <w:pPr>
+        <w:pStyle w:val="1"/>
+      </w:pPr>
+      <w:bookmarkStart w:id="43" w:name="_Toc224322125"/>
+      <w:r>
+        <w:t>ЗАКЛЮЧЕНИЕ</w:t>
+      </w:r>
+      <w:bookmarkEnd w:id="43"/>
     </w:p>
     <w:p>
       <w:pPr>
@@ -8918,569 +11206,15 @@
         <w:jc w:val="both"/>
       </w:pPr>
       <w:r>
-        <w:t xml:space="preserve">Разработанная программа ввиду своей модульной архитектуры как на стороне визуального интерфейса, так и на стороне функционала - позволяет быстро изменять и расширять функционал продукта. Из основных направлений дальнейшего развития проекта можно выделить: </w:t>
-      </w:r>
-    </w:p>
-    <w:p>
-      <w:pPr>
-        <w:pStyle w:val="ac"/>
-        <w:numPr>
-          <w:ilvl w:val="0"/>
-          <w:numId w:val="16"/>
-        </w:numPr>
-        <w:spacing w:line="360" w:lineRule="auto"/>
-        <w:jc w:val="both"/>
-      </w:pPr>
-      <w:r>
-        <w:lastRenderedPageBreak/>
-        <w:t xml:space="preserve">Расширение поддерживаемых </w:t>
-      </w:r>
-      <w:r>
-        <w:t>дистрибутивов</w:t>
-      </w:r>
-      <w:r>
-        <w:t xml:space="preserve"> и источников SCAP-контента. Возможна поддержка большего числа дистрибутивов, а также возможно увеличение количества источников SCAP-контента</w:t>
-      </w:r>
-      <w:r>
-        <w:t>.</w:t>
-      </w:r>
-      <w:r>
-        <w:t xml:space="preserve"> </w:t>
-      </w:r>
-    </w:p>
-    <w:p>
-      <w:pPr>
-        <w:pStyle w:val="ac"/>
-        <w:numPr>
-          <w:ilvl w:val="0"/>
-          <w:numId w:val="16"/>
-        </w:numPr>
-        <w:spacing w:line="360" w:lineRule="auto"/>
-        <w:jc w:val="both"/>
-      </w:pPr>
-      <w:r>
-        <w:t>Для удобства просмотра и анализа отчётов внутри программы может быть реализована расширенная система фильтрации отчётов.</w:t>
-      </w:r>
-    </w:p>
-    <w:p>
-      <w:pPr>
-        <w:pStyle w:val="ac"/>
-        <w:spacing w:line="360" w:lineRule="auto"/>
-        <w:jc w:val="both"/>
-      </w:pPr>
-    </w:p>
-    <w:p>
-      <w:pPr>
-        <w:pStyle w:val="ac"/>
-        <w:spacing w:line="360" w:lineRule="auto"/>
-        <w:jc w:val="both"/>
-      </w:pPr>
-    </w:p>
-    <w:p>
-      <w:pPr>
-        <w:pStyle w:val="ac"/>
-        <w:spacing w:line="360" w:lineRule="auto"/>
-        <w:jc w:val="both"/>
-      </w:pPr>
-    </w:p>
-    <w:p>
-      <w:pPr>
-        <w:pStyle w:val="ac"/>
-        <w:spacing w:line="360" w:lineRule="auto"/>
-        <w:jc w:val="both"/>
-      </w:pPr>
-    </w:p>
-    <w:p>
-      <w:pPr>
-        <w:pStyle w:val="ac"/>
-        <w:spacing w:line="360" w:lineRule="auto"/>
-        <w:jc w:val="both"/>
-      </w:pPr>
-    </w:p>
-    <w:p>
-      <w:pPr>
-        <w:pStyle w:val="ac"/>
-        <w:spacing w:line="360" w:lineRule="auto"/>
-        <w:jc w:val="both"/>
-      </w:pPr>
-    </w:p>
-    <w:p>
-      <w:pPr>
-        <w:pStyle w:val="ac"/>
-        <w:spacing w:line="360" w:lineRule="auto"/>
-        <w:jc w:val="both"/>
-      </w:pPr>
-    </w:p>
-    <w:p>
-      <w:pPr>
-        <w:pStyle w:val="ac"/>
-        <w:spacing w:line="360" w:lineRule="auto"/>
-        <w:jc w:val="both"/>
-      </w:pPr>
-    </w:p>
-    <w:p>
-      <w:pPr>
-        <w:pStyle w:val="ac"/>
-        <w:spacing w:line="360" w:lineRule="auto"/>
-        <w:jc w:val="both"/>
-      </w:pPr>
-    </w:p>
-    <w:p>
-      <w:pPr>
-        <w:pStyle w:val="ac"/>
-        <w:spacing w:line="360" w:lineRule="auto"/>
-        <w:jc w:val="both"/>
-      </w:pPr>
-    </w:p>
-    <w:p>
-      <w:pPr>
-        <w:pStyle w:val="ac"/>
-        <w:spacing w:line="360" w:lineRule="auto"/>
-        <w:jc w:val="both"/>
-      </w:pPr>
-    </w:p>
-    <w:p>
-      <w:pPr>
-        <w:pStyle w:val="ac"/>
-        <w:spacing w:line="360" w:lineRule="auto"/>
-        <w:jc w:val="both"/>
-      </w:pPr>
-    </w:p>
-    <w:p>
-      <w:pPr>
-        <w:pStyle w:val="ac"/>
-        <w:spacing w:line="360" w:lineRule="auto"/>
-        <w:jc w:val="both"/>
-      </w:pPr>
-    </w:p>
-    <w:p>
-      <w:pPr>
-        <w:pStyle w:val="ac"/>
-        <w:spacing w:line="360" w:lineRule="auto"/>
-        <w:jc w:val="both"/>
-      </w:pPr>
-    </w:p>
-    <w:p>
-      <w:pPr>
-        <w:pStyle w:val="ac"/>
-        <w:spacing w:line="360" w:lineRule="auto"/>
-        <w:jc w:val="both"/>
-      </w:pPr>
-    </w:p>
-    <w:p>
-      <w:pPr>
-        <w:pStyle w:val="ac"/>
-        <w:spacing w:line="360" w:lineRule="auto"/>
-        <w:jc w:val="both"/>
-      </w:pPr>
-    </w:p>
-    <w:p>
-      <w:pPr>
-        <w:pStyle w:val="1"/>
-      </w:pPr>
-      <w:r>
-        <w:lastRenderedPageBreak/>
-        <w:t>4. Тестирование</w:t>
-      </w:r>
-    </w:p>
-    <w:p>
-      <w:pPr>
-        <w:pStyle w:val="2"/>
-      </w:pPr>
-      <w:r>
-        <w:tab/>
-        <w:t>4.1 Цели тестирования</w:t>
-      </w:r>
-    </w:p>
-    <w:p>
-      <w:pPr>
-        <w:ind w:firstLine="708"/>
-        <w:jc w:val="both"/>
-        <w:rPr>
-          <w:lang w:val="en-US"/>
-        </w:rPr>
-      </w:pPr>
-      <w:r>
-        <w:t xml:space="preserve">Было </w:t>
-      </w:r>
-      <w:r>
-        <w:t>проведено два этапа тестирования продукта – функциональное тестирование, покрывающее весь функционал программы в разной среде, и пользовательское тестирование, проведённое в организации в реальных условиях.</w:t>
-      </w:r>
-    </w:p>
-    <w:p>
-      <w:pPr>
-        <w:ind w:firstLine="708"/>
-        <w:jc w:val="both"/>
-        <w:rPr>
-          <w:lang w:val="en-US"/>
-        </w:rPr>
-      </w:pPr>
-      <w:r>
-        <w:t>Цели функционального тестирования</w:t>
-      </w:r>
-      <w:r>
-        <w:rPr>
-          <w:lang w:val="en-US"/>
-        </w:rPr>
-        <w:t>:</w:t>
-      </w:r>
-    </w:p>
-    <w:p>
-      <w:pPr>
-        <w:pStyle w:val="a8"/>
-        <w:numPr>
-          <w:ilvl w:val="0"/>
-          <w:numId w:val="26"/>
-        </w:numPr>
-        <w:jc w:val="both"/>
-      </w:pPr>
-      <w:r>
-        <w:t>Проверка готовности программы к использованию</w:t>
-      </w:r>
-    </w:p>
-    <w:p>
-      <w:pPr>
-        <w:pStyle w:val="a8"/>
-        <w:numPr>
-          <w:ilvl w:val="0"/>
-          <w:numId w:val="26"/>
-        </w:numPr>
-        <w:jc w:val="both"/>
-      </w:pPr>
-      <w:r>
-        <w:t>Проверка соответствия требованиям функциональности из технического задания</w:t>
-      </w:r>
-    </w:p>
-    <w:p>
-      <w:pPr>
-        <w:pStyle w:val="a8"/>
-        <w:numPr>
-          <w:ilvl w:val="0"/>
-          <w:numId w:val="26"/>
-        </w:numPr>
-        <w:jc w:val="both"/>
-      </w:pPr>
-      <w:r>
-        <w:t>Выявлени</w:t>
-      </w:r>
-      <w:r>
-        <w:t>е ошибок и недочётов программы.</w:t>
-      </w:r>
-    </w:p>
-    <w:p>
-      <w:pPr>
-        <w:pStyle w:val="a8"/>
-        <w:numPr>
-          <w:ilvl w:val="0"/>
-          <w:numId w:val="26"/>
-        </w:numPr>
-        <w:jc w:val="both"/>
-      </w:pPr>
-      <w:r>
-        <w:t>Выявление потенциальных векторов развития</w:t>
-      </w:r>
-    </w:p>
-    <w:p>
-      <w:pPr>
-        <w:pStyle w:val="a8"/>
-        <w:numPr>
-          <w:ilvl w:val="0"/>
-          <w:numId w:val="26"/>
-        </w:numPr>
-        <w:jc w:val="both"/>
-      </w:pPr>
-      <w:r>
-        <w:t>Проверка поведения программы в граничных случаях</w:t>
-      </w:r>
-    </w:p>
-    <w:p>
-      <w:pPr>
-        <w:pStyle w:val="a8"/>
-        <w:ind w:firstLine="0"/>
-        <w:jc w:val="both"/>
-        <w:rPr>
-          <w:lang w:val="en-US"/>
-        </w:rPr>
-      </w:pPr>
-      <w:r>
-        <w:t>Цели пользовательского тестирования</w:t>
-      </w:r>
-      <w:r>
-        <w:rPr>
-          <w:lang w:val="en-US"/>
-        </w:rPr>
-        <w:t>:</w:t>
-      </w:r>
-    </w:p>
-    <w:p>
-      <w:pPr>
-        <w:pStyle w:val="a8"/>
-        <w:numPr>
-          <w:ilvl w:val="0"/>
-          <w:numId w:val="29"/>
-        </w:numPr>
-        <w:jc w:val="both"/>
-      </w:pPr>
-      <w:r>
-        <w:t>Проверка готовности программы к использованию</w:t>
-      </w:r>
-    </w:p>
-    <w:p>
-      <w:pPr>
-        <w:pStyle w:val="a8"/>
-        <w:numPr>
-          <w:ilvl w:val="0"/>
-          <w:numId w:val="29"/>
-        </w:numPr>
-        <w:jc w:val="both"/>
-      </w:pPr>
-      <w:r>
-        <w:t>Выявление ошибок и недочётов программы.</w:t>
-      </w:r>
-    </w:p>
-    <w:p>
-      <w:pPr>
-        <w:pStyle w:val="a8"/>
-        <w:numPr>
-          <w:ilvl w:val="0"/>
-          <w:numId w:val="29"/>
-        </w:numPr>
-        <w:jc w:val="both"/>
-      </w:pPr>
-      <w:r>
-        <w:t>Получение обратной связи по работе программы</w:t>
-      </w:r>
-    </w:p>
-    <w:p>
-      <w:pPr>
-        <w:pStyle w:val="a8"/>
-        <w:numPr>
-          <w:ilvl w:val="0"/>
-          <w:numId w:val="29"/>
-        </w:numPr>
-        <w:jc w:val="both"/>
-      </w:pPr>
-      <w:r>
-        <w:t>Выявление потенциальных векторов развития</w:t>
-      </w:r>
-      <w:r>
-        <w:t xml:space="preserve"> путём опроса организации, проводившей тестирование программ</w:t>
-      </w:r>
-    </w:p>
-    <w:p>
-      <w:pPr>
-        <w:pStyle w:val="2"/>
-        <w:numPr>
-          <w:ilvl w:val="1"/>
-          <w:numId w:val="29"/>
-        </w:numPr>
-      </w:pPr>
-      <w:r>
-        <w:t>Функциональное тестирование</w:t>
-      </w:r>
-    </w:p>
-    <w:p>
-      <w:pPr>
-        <w:ind w:firstLine="708"/>
-      </w:pPr>
-      <w:r>
-        <w:t>Функциональное тестирование было основано</w:t>
-      </w:r>
-      <w:r>
-        <w:t xml:space="preserve"> на наборе тестов,</w:t>
-      </w:r>
-      <w:r>
-        <w:t xml:space="preserve"> покрывающих основной функционал программы</w:t>
-      </w:r>
-      <w:r>
-        <w:t xml:space="preserve">: </w:t>
-      </w:r>
-      <w:r>
-        <w:t xml:space="preserve">проверку по </w:t>
-      </w:r>
-      <w:r>
-        <w:rPr>
-          <w:lang w:val="en-US"/>
-        </w:rPr>
-        <w:t>OVAL</w:t>
-      </w:r>
-      <w:r>
-        <w:t>-</w:t>
-      </w:r>
-      <w:r>
-        <w:t xml:space="preserve">дефинициям и </w:t>
-      </w:r>
-      <w:r>
-        <w:rPr>
-          <w:lang w:val="en-US"/>
-        </w:rPr>
-        <w:t>XCCDF</w:t>
-      </w:r>
-      <w:r>
-        <w:t>-</w:t>
-      </w:r>
-      <w:r>
-        <w:t xml:space="preserve">правилам, автоматический патчинг и </w:t>
-      </w:r>
-      <w:r>
-        <w:rPr>
-          <w:lang w:val="en-US"/>
-        </w:rPr>
-        <w:t>remediation</w:t>
-      </w:r>
-      <w:r>
-        <w:t>.</w:t>
-      </w:r>
-      <w:r>
-        <w:t xml:space="preserve"> </w:t>
-      </w:r>
-      <w:r>
-        <w:t>В</w:t>
-      </w:r>
-      <w:r>
-        <w:t xml:space="preserve"> качестве операционных систем были взяты</w:t>
-      </w:r>
-      <w:r>
-        <w:t xml:space="preserve">: </w:t>
-      </w:r>
-      <w:r>
-        <w:rPr>
-          <w:lang w:val="en-US"/>
-        </w:rPr>
-        <w:t>Debian</w:t>
-      </w:r>
-      <w:r>
-        <w:t xml:space="preserve"> 12, </w:t>
-      </w:r>
-      <w:r>
-        <w:rPr>
-          <w:lang w:val="en-US"/>
-        </w:rPr>
-        <w:t>Red</w:t>
-      </w:r>
-      <w:r>
-        <w:t xml:space="preserve"> </w:t>
-      </w:r>
-      <w:r>
-        <w:rPr>
-          <w:lang w:val="en-US"/>
-        </w:rPr>
-        <w:t>Hat</w:t>
-      </w:r>
-      <w:r>
-        <w:t xml:space="preserve"> </w:t>
-      </w:r>
-      <w:r>
-        <w:rPr>
-          <w:lang w:val="en-US"/>
-        </w:rPr>
-        <w:t>Linux</w:t>
-      </w:r>
-      <w:r>
-        <w:t xml:space="preserve"> </w:t>
-      </w:r>
-      <w:r>
-        <w:rPr>
-          <w:lang w:val="en-US"/>
-        </w:rPr>
-        <w:t>Enterprise</w:t>
-      </w:r>
-      <w:r>
-        <w:t xml:space="preserve"> 9.6</w:t>
-      </w:r>
-      <w:r>
-        <w:t>,</w:t>
-      </w:r>
-      <w:r>
-        <w:t xml:space="preserve"> </w:t>
-      </w:r>
-      <w:r>
-        <w:rPr>
-          <w:lang w:val="en-US"/>
-        </w:rPr>
-        <w:t>Rocky</w:t>
-      </w:r>
-      <w:r>
-        <w:t xml:space="preserve"> </w:t>
-      </w:r>
-      <w:r>
-        <w:rPr>
-          <w:lang w:val="en-US"/>
-        </w:rPr>
-        <w:t>Linux</w:t>
-      </w:r>
-      <w:r>
-        <w:t xml:space="preserve"> 9.7</w:t>
-      </w:r>
-      <w:r>
-        <w:t xml:space="preserve">, а также </w:t>
-      </w:r>
-      <w:r>
-        <w:rPr>
-          <w:lang w:val="en-US"/>
-        </w:rPr>
-        <w:t>Kali</w:t>
-      </w:r>
-      <w:r>
-        <w:t xml:space="preserve"> </w:t>
-      </w:r>
-      <w:r>
-        <w:rPr>
-          <w:lang w:val="en-US"/>
-        </w:rPr>
-        <w:t>linux</w:t>
-      </w:r>
-      <w:r>
-        <w:t>.</w:t>
-      </w:r>
-      <w:r>
-        <w:t xml:space="preserve"> </w:t>
-      </w:r>
-    </w:p>
-    <w:p>
-      <w:pPr>
-        <w:ind w:firstLine="708"/>
-      </w:pPr>
-    </w:p>
-    <w:p>
-      <w:pPr>
-        <w:ind w:firstLine="708"/>
-      </w:pPr>
-    </w:p>
-    <w:p>
-      <w:pPr>
-        <w:ind w:firstLine="708"/>
-      </w:pPr>
-    </w:p>
-    <w:p>
-      <w:pPr>
-        <w:ind w:firstLine="708"/>
-      </w:pPr>
-    </w:p>
-    <w:p>
-      <w:pPr>
-        <w:ind w:firstLine="708"/>
-      </w:pPr>
-    </w:p>
-    <w:p>
-      <w:pPr>
-        <w:pStyle w:val="1"/>
-      </w:pPr>
-      <w:bookmarkStart w:id="49" w:name="_Toc224308901"/>
-      <w:r>
-        <w:lastRenderedPageBreak/>
-        <w:t>ЗАКЛЮЧЕНИЕ</w:t>
-      </w:r>
-      <w:bookmarkEnd w:id="49"/>
-    </w:p>
-    <w:p>
-      <w:pPr>
-        <w:pStyle w:val="ac"/>
-        <w:spacing w:line="360" w:lineRule="auto"/>
-        <w:jc w:val="both"/>
-      </w:pPr>
-      <w:r>
-        <w:t>В ходе выполнения проекта была достигнута поставленная цель - создано программное средство автоматизированного аудита и харденига операционной системы на основе SCAP-контента (OVAL/XCCDF).</w:t>
+        <w:t xml:space="preserve">В ходе выполнения проекта была достигнута поставленная цель - создано программное средство автоматизированного аудита и </w:t>
+      </w:r>
+      <w:proofErr w:type="spellStart"/>
+      <w:r>
+        <w:t>харденига</w:t>
+      </w:r>
+      <w:proofErr w:type="spellEnd"/>
+      <w:r>
+        <w:t xml:space="preserve"> операционной системы на основе SCAP-контента (OVAL/XCCDF).</w:t>
       </w:r>
     </w:p>
     <w:p>
@@ -9548,9 +11282,11 @@
       <w:r>
         <w:t xml:space="preserve">Реализован механизм автоматического </w:t>
       </w:r>
+      <w:proofErr w:type="spellStart"/>
       <w:r>
         <w:t>патчинга</w:t>
       </w:r>
+      <w:proofErr w:type="spellEnd"/>
       <w:r>
         <w:t>, обеспечивающий адаптацию XCCDF-контента к целевой системе при несовпадении идентификаторов платформы.</w:t>
       </w:r>
@@ -9566,7 +11302,15 @@
         <w:jc w:val="both"/>
       </w:pPr>
       <w:r>
-        <w:t>Добавлена поддержка remediation для XCCDF, позволяющая применять корректирующие действия при наличии соответствующего контента.</w:t>
+        <w:t xml:space="preserve">Добавлена поддержка </w:t>
+      </w:r>
+      <w:proofErr w:type="spellStart"/>
+      <w:r>
+        <w:t>remediation</w:t>
+      </w:r>
+      <w:proofErr w:type="spellEnd"/>
+      <w:r>
+        <w:t xml:space="preserve"> для XCCDF, позволяющая применять корректирующие действия при наличии соответствующего контента.</w:t>
       </w:r>
     </w:p>
     <w:p>
@@ -9580,7 +11324,15 @@
         <w:jc w:val="both"/>
       </w:pPr>
       <w:r>
-        <w:t>Реализован модуль подгрузки SCAP-контента для выбранной операционной системы и подготовки контента к выполнению проверок.</w:t>
+        <w:t xml:space="preserve">Реализован модуль </w:t>
+      </w:r>
+      <w:proofErr w:type="spellStart"/>
+      <w:r>
+        <w:t>подгрузки</w:t>
+      </w:r>
+      <w:proofErr w:type="spellEnd"/>
+      <w:r>
+        <w:t xml:space="preserve"> SCAP-контента для выбранной операционной системы и подготовки контента к выполнению проверок.</w:t>
       </w:r>
     </w:p>
     <w:p>
@@ -9610,7 +11362,15 @@
         <w:t>перспективным</w:t>
       </w:r>
       <w:r>
-        <w:t xml:space="preserve"> для практического применения, поскольку опирается на открытые стандарты SCAP, обеспечивает воспроизводимость проверок и снижает зависимость от проприетарных решений. Модульная архитектура программы позволяет расширять функциональность: добавлять поддержку новых платформ и источников SCAP-контента, улучшать отчётность, а также развивать механизмы автоматизации харденига.</w:t>
+        <w:t xml:space="preserve"> для практического применения, поскольку опирается на открытые стандарты SCAP, обеспечивает воспроизводимость проверок и снижает зависимость от проприетарных решений. Модульная архитектура программы позволяет расширять функциональность: добавлять поддержку новых платформ и источников SCAP-контента, улучшать отчётность, а также развивать механизмы автоматизации </w:t>
+      </w:r>
+      <w:proofErr w:type="spellStart"/>
+      <w:r>
+        <w:t>харденига</w:t>
+      </w:r>
+      <w:proofErr w:type="spellEnd"/>
+      <w:r>
+        <w:t>.</w:t>
       </w:r>
       <w:r>
         <w:t xml:space="preserve"> Полная адаптируемость продукта достигнута за счёт нескольких факторов</w:t>
@@ -9649,11 +11409,16 @@
         <w:t>-</w:t>
       </w:r>
       <w:r>
-        <w:t xml:space="preserve">формате обрабатываются сторонними инструментами) и ручной (анализ таблиц </w:t>
-      </w:r>
-      <w:r>
         <w:lastRenderedPageBreak/>
-        <w:t xml:space="preserve">аудиторами безопасности). Проактивность продукта достигается за счёт автоматического обновления баз данных </w:t>
+        <w:t xml:space="preserve">формате обрабатываются сторонними инструментами) и ручной (анализ таблиц аудиторами безопасности). </w:t>
+      </w:r>
+      <w:proofErr w:type="spellStart"/>
+      <w:r>
+        <w:t>Проактивность</w:t>
+      </w:r>
+      <w:proofErr w:type="spellEnd"/>
+      <w:r>
+        <w:t xml:space="preserve"> продукта достигается за счёт автоматического обновления баз данных </w:t>
       </w:r>
       <w:r>
         <w:rPr>
@@ -9675,7 +11440,15 @@
         <w:jc w:val="both"/>
       </w:pPr>
       <w:r>
-        <w:t xml:space="preserve">Вместе с тем текущая версия имеет ряд ограничений. В частности, после применения remediation </w:t>
+        <w:t xml:space="preserve">Вместе с тем текущая версия имеет ряд ограничений. В частности, после применения </w:t>
+      </w:r>
+      <w:proofErr w:type="spellStart"/>
+      <w:r>
+        <w:t>remediation</w:t>
+      </w:r>
+      <w:proofErr w:type="spellEnd"/>
+      <w:r>
+        <w:t xml:space="preserve"> </w:t>
       </w:r>
       <w:r>
         <w:t xml:space="preserve">в визуальном интерфейсе </w:t>
@@ -9709,7 +11482,15 @@
         <w:jc w:val="both"/>
       </w:pPr>
       <w:r>
-        <w:t>Таким образом, разработанное решение демонстрирует работоспособность и практическую применимость для задач регулярного аудита и харденига операционных систем, а обозначенные направления развития позволяют повысить уровень автоматизации и удобство эксплуатации в дальнейшем.</w:t>
+        <w:t xml:space="preserve">Таким образом, разработанное решение демонстрирует работоспособность и практическую применимость для задач регулярного аудита и </w:t>
+      </w:r>
+      <w:proofErr w:type="spellStart"/>
+      <w:r>
+        <w:t>харденига</w:t>
+      </w:r>
+      <w:proofErr w:type="spellEnd"/>
+      <w:r>
+        <w:t xml:space="preserve"> операционных систем, а обозначенные направления развития позволяют повысить уровень автоматизации и удобство эксплуатации в дальнейшем.</w:t>
       </w:r>
     </w:p>
     <w:p>
@@ -9721,12 +11502,12 @@
       <w:pPr>
         <w:pStyle w:val="1"/>
       </w:pPr>
-      <w:bookmarkStart w:id="50" w:name="_Toc224308902"/>
+      <w:bookmarkStart w:id="44" w:name="_Toc224322126"/>
       <w:r>
         <w:lastRenderedPageBreak/>
         <w:t>СПИСОК ЛИТЕРАТУРЫ</w:t>
       </w:r>
-      <w:bookmarkEnd w:id="50"/>
+      <w:bookmarkEnd w:id="44"/>
     </w:p>
     <w:p>
       <w:pPr>
@@ -9737,6 +11518,7 @@
         </w:numPr>
         <w:jc w:val="both"/>
       </w:pPr>
+      <w:proofErr w:type="spellStart"/>
       <w:r>
         <w:rPr>
           <w:rFonts w:cs="Times New Roman"/>
@@ -9746,6 +11528,7 @@
         </w:rPr>
         <w:t>OpenSCAP</w:t>
       </w:r>
+      <w:proofErr w:type="spellEnd"/>
       <w:r>
         <w:rPr>
           <w:rFonts w:cs="Times New Roman"/>
@@ -9829,6 +11612,7 @@
         </w:rPr>
         <w:t>-</w:t>
       </w:r>
+      <w:proofErr w:type="spellStart"/>
       <w:r>
         <w:rPr>
           <w:rFonts w:cs="Times New Roman"/>
@@ -9836,6 +11620,7 @@
         </w:rPr>
         <w:t>scap</w:t>
       </w:r>
+      <w:proofErr w:type="spellEnd"/>
       <w:r>
         <w:rPr>
           <w:rFonts w:cs="Times New Roman"/>
@@ -9901,6 +11686,7 @@
           </w:rPr>
           <w:t>-</w:t>
         </w:r>
+        <w:proofErr w:type="spellStart"/>
         <w:r>
           <w:rPr>
             <w:rStyle w:val="aa"/>
@@ -9908,6 +11694,7 @@
           </w:rPr>
           <w:t>scap</w:t>
         </w:r>
+        <w:proofErr w:type="spellEnd"/>
         <w:r>
           <w:rPr>
             <w:rStyle w:val="aa"/>
@@ -9927,6 +11714,7 @@
           </w:rPr>
           <w:t>/</w:t>
         </w:r>
+        <w:proofErr w:type="spellStart"/>
         <w:r>
           <w:rPr>
             <w:rStyle w:val="aa"/>
@@ -9934,12 +11722,14 @@
           </w:rPr>
           <w:t>openscap</w:t>
         </w:r>
+        <w:proofErr w:type="spellEnd"/>
         <w:r>
           <w:rPr>
             <w:rStyle w:val="aa"/>
           </w:rPr>
           <w:t>-1.3/</w:t>
         </w:r>
+        <w:proofErr w:type="spellStart"/>
         <w:r>
           <w:rPr>
             <w:rStyle w:val="aa"/>
@@ -9947,6 +11737,7 @@
           </w:rPr>
           <w:t>oscap</w:t>
         </w:r>
+        <w:proofErr w:type="spellEnd"/>
         <w:r>
           <w:rPr>
             <w:rStyle w:val="aa"/>
@@ -10178,6 +11969,7 @@
       <w:r>
         <w:t xml:space="preserve">] // </w:t>
       </w:r>
+      <w:proofErr w:type="spellStart"/>
       <w:r>
         <w:rPr>
           <w:rFonts w:cs="Times New Roman"/>
@@ -10185,6 +11977,7 @@
         </w:rPr>
         <w:t>habr</w:t>
       </w:r>
+      <w:proofErr w:type="spellEnd"/>
       <w:r>
         <w:rPr>
           <w:rFonts w:cs="Times New Roman"/>
@@ -10228,6 +12021,7 @@
           </w:rPr>
           <w:t>://</w:t>
         </w:r>
+        <w:proofErr w:type="spellStart"/>
         <w:r>
           <w:rPr>
             <w:rStyle w:val="aa"/>
@@ -10237,6 +12031,7 @@
           </w:rPr>
           <w:t>habr</w:t>
         </w:r>
+        <w:proofErr w:type="spellEnd"/>
         <w:r>
           <w:rPr>
             <w:rStyle w:val="aa"/>
@@ -10262,6 +12057,7 @@
           </w:rPr>
           <w:t>/</w:t>
         </w:r>
+        <w:proofErr w:type="spellStart"/>
         <w:r>
           <w:rPr>
             <w:rStyle w:val="aa"/>
@@ -10271,6 +12067,7 @@
           </w:rPr>
           <w:t>ru</w:t>
         </w:r>
+        <w:proofErr w:type="spellEnd"/>
         <w:r>
           <w:rPr>
             <w:rStyle w:val="aa"/>
@@ -10357,6 +12154,7 @@
         </w:rPr>
         <w:t xml:space="preserve">] // </w:t>
       </w:r>
+      <w:proofErr w:type="spellStart"/>
       <w:r>
         <w:rPr>
           <w:rFonts w:cs="Times New Roman"/>
@@ -10364,6 +12162,7 @@
         </w:rPr>
         <w:t>github.blog</w:t>
       </w:r>
+      <w:proofErr w:type="spellEnd"/>
       <w:r>
         <w:rPr>
           <w:lang w:val="en-US"/>
@@ -10728,6 +12527,7 @@
       <w:r>
         <w:t xml:space="preserve">] // </w:t>
       </w:r>
+      <w:proofErr w:type="spellStart"/>
       <w:r>
         <w:rPr>
           <w:rFonts w:cs="Times New Roman"/>
@@ -10735,6 +12535,7 @@
         </w:rPr>
         <w:t>habr</w:t>
       </w:r>
+      <w:proofErr w:type="spellEnd"/>
       <w:r>
         <w:rPr>
           <w:rFonts w:cs="Times New Roman"/>
@@ -10880,6 +12681,7 @@
           </w:rPr>
           <w:t>-</w:t>
         </w:r>
+        <w:proofErr w:type="spellStart"/>
         <w:r>
           <w:rPr>
             <w:rStyle w:val="aa"/>
@@ -10889,6 +12691,7 @@
           </w:rPr>
           <w:t>lgpl</w:t>
         </w:r>
+        <w:proofErr w:type="spellEnd"/>
         <w:r>
           <w:rPr>
             <w:rStyle w:val="aa"/>
@@ -10981,12 +12784,12 @@
       <w:pPr>
         <w:pStyle w:val="1"/>
       </w:pPr>
-      <w:bookmarkStart w:id="51" w:name="_Toc224308903"/>
+      <w:bookmarkStart w:id="45" w:name="_Toc224322127"/>
       <w:r>
         <w:lastRenderedPageBreak/>
         <w:t>ПРИЛОЖЕНИЕ</w:t>
       </w:r>
-      <w:bookmarkEnd w:id="51"/>
+      <w:bookmarkEnd w:id="45"/>
     </w:p>
     <w:p>
       <w:pPr>
@@ -12258,7 +14061,7 @@
 </file>
 
 <file path=word/endnotes.xml><?xml version="1.0" encoding="utf-8"?>
-<w:endnotes xmlns:wpc="http://schemas.microsoft.com/office/word/2010/wordprocessingCanvas" xmlns:cx="http://schemas.microsoft.com/office/drawing/2014/chartex" xmlns:cx1="http://schemas.microsoft.com/office/drawing/2015/9/8/chartex" xmlns:cx2="http://schemas.microsoft.com/office/drawing/2015/10/21/chartex" xmlns:cx3="http://schemas.microsoft.com/office/drawing/2016/5/9/chartex" xmlns:cx4="http://schemas.microsoft.com/office/drawing/2016/5/10/chartex" xmlns:cx5="http://schemas.microsoft.com/office/drawing/2016/5/11/chartex" xmlns:cx6="http://schemas.microsoft.com/office/drawing/2016/5/12/chartex" xmlns:cx7="http://schemas.microsoft.com/office/drawing/2016/5/13/chartex" xmlns:cx8="http://schemas.microsoft.com/office/drawing/2016/5/14/chartex" xmlns:mc="http://schemas.openxmlformats.org/markup-compatibility/2006" xmlns:aink="http://schemas.microsoft.com/office/drawing/2016/ink" xmlns:am3d="http://schemas.microsoft.com/office/drawing/2017/model3d" xmlns:o="urn:schemas-microsoft-com:office:office" xmlns:oel="http://schemas.microsoft.com/office/2019/extlst" xmlns:r="http://schemas.openxmlformats.org/officeDocument/2006/relationships" xmlns:m="http://schemas.openxmlformats.org/officeDocument/2006/math" xmlns:v="urn:schemas-microsoft-com:vml" xmlns:wp14="http://schemas.microsoft.com/office/word/2010/wordprocessingDrawing" xmlns:wp="http://schemas.openxmlformats.org/drawingml/2006/wordprocessingDrawing" xmlns:w10="urn:schemas-microsoft-com:office:word" xmlns:w="http://schemas.openxmlformats.org/wordprocessingml/2006/main" xmlns:w14="http://schemas.microsoft.com/office/word/2010/wordml" xmlns:w15="http://schemas.microsoft.com/office/word/2012/wordml" xmlns:w16cex="http://schemas.microsoft.com/office/word/2018/wordml/cex" xmlns:w16cid="http://schemas.microsoft.com/office/word/2016/wordml/cid" xmlns:w16="http://schemas.microsoft.com/office/word/2018/wordml" xmlns:w16du="http://schemas.microsoft.com/office/word/2023/wordml/word16du" xmlns:w16sdtdh="http://schemas.microsoft.com/office/word/2020/wordml/sdtdatahash" xmlns:w16sdtfl="http://schemas.microsoft.com/office/word/2024/wordml/sdtformatlock" xmlns:w16se="http://schemas.microsoft.com/office/word/2015/wordml/symex" xmlns:wpg="http://schemas.microsoft.com/office/word/2010/wordprocessingGroup" xmlns:wpi="http://schemas.microsoft.com/office/word/2010/wordprocessingInk" xmlns:wne="http://schemas.microsoft.com/office/word/2006/wordml" xmlns:wps="http://schemas.microsoft.com/office/word/2010/wordprocessingShape" mc:Ignorable="w14 w15 w16se w16cid w16 w16cex w16sdtdh w16sdtfl w16du wp14">
+<w:endnotes xmlns:wpc="http://schemas.microsoft.com/office/word/2010/wordprocessingCanvas" xmlns:cx="http://schemas.microsoft.com/office/drawing/2014/chartex" xmlns:cx1="http://schemas.microsoft.com/office/drawing/2015/9/8/chartex" xmlns:cx2="http://schemas.microsoft.com/office/drawing/2015/10/21/chartex" xmlns:cx3="http://schemas.microsoft.com/office/drawing/2016/5/9/chartex" xmlns:cx4="http://schemas.microsoft.com/office/drawing/2016/5/10/chartex" xmlns:cx5="http://schemas.microsoft.com/office/drawing/2016/5/11/chartex" xmlns:cx6="http://schemas.microsoft.com/office/drawing/2016/5/12/chartex" xmlns:cx7="http://schemas.microsoft.com/office/drawing/2016/5/13/chartex" xmlns:cx8="http://schemas.microsoft.com/office/drawing/2016/5/14/chartex" xmlns:mc="http://schemas.openxmlformats.org/markup-compatibility/2006" xmlns:aink="http://schemas.microsoft.com/office/drawing/2016/ink" xmlns:am3d="http://schemas.microsoft.com/office/drawing/2017/model3d" xmlns:o="urn:schemas-microsoft-com:office:office" xmlns:r="http://schemas.openxmlformats.org/officeDocument/2006/relationships" xmlns:m="http://schemas.openxmlformats.org/officeDocument/2006/math" xmlns:v="urn:schemas-microsoft-com:vml" xmlns:wp14="http://schemas.microsoft.com/office/word/2010/wordprocessingDrawing" xmlns:wp="http://schemas.openxmlformats.org/drawingml/2006/wordprocessingDrawing" xmlns:w10="urn:schemas-microsoft-com:office:word" xmlns:w="http://schemas.openxmlformats.org/wordprocessingml/2006/main" xmlns:w14="http://schemas.microsoft.com/office/word/2010/wordml" xmlns:w15="http://schemas.microsoft.com/office/word/2012/wordml" xmlns:w16cex="http://schemas.microsoft.com/office/word/2018/wordml/cex" xmlns:w16cid="http://schemas.microsoft.com/office/word/2016/wordml/cid" xmlns:w16="http://schemas.microsoft.com/office/word/2018/wordml" xmlns:w16sdtdh="http://schemas.microsoft.com/office/word/2020/wordml/sdtdatahash" xmlns:w16se="http://schemas.microsoft.com/office/word/2015/wordml/symex" xmlns:wpg="http://schemas.microsoft.com/office/word/2010/wordprocessingGroup" xmlns:wpi="http://schemas.microsoft.com/office/word/2010/wordprocessingInk" xmlns:wne="http://schemas.microsoft.com/office/word/2006/wordml" xmlns:wps="http://schemas.microsoft.com/office/word/2010/wordprocessingShape" mc:Ignorable="w14 w15 w16se w16cid w16 w16cex w16sdtdh wp14">
   <w:endnote w:type="separator" w:id="-1">
     <w:p>
       <w:pPr>
@@ -12283,7 +14086,7 @@
 </file>
 
 <file path=word/footer1.xml><?xml version="1.0" encoding="utf-8"?>
-<w:ftr xmlns:wpc="http://schemas.microsoft.com/office/word/2010/wordprocessingCanvas" xmlns:cx="http://schemas.microsoft.com/office/drawing/2014/chartex" xmlns:cx1="http://schemas.microsoft.com/office/drawing/2015/9/8/chartex" xmlns:cx2="http://schemas.microsoft.com/office/drawing/2015/10/21/chartex" xmlns:cx3="http://schemas.microsoft.com/office/drawing/2016/5/9/chartex" xmlns:cx4="http://schemas.microsoft.com/office/drawing/2016/5/10/chartex" xmlns:cx5="http://schemas.microsoft.com/office/drawing/2016/5/11/chartex" xmlns:cx6="http://schemas.microsoft.com/office/drawing/2016/5/12/chartex" xmlns:cx7="http://schemas.microsoft.com/office/drawing/2016/5/13/chartex" xmlns:cx8="http://schemas.microsoft.com/office/drawing/2016/5/14/chartex" xmlns:mc="http://schemas.openxmlformats.org/markup-compatibility/2006" xmlns:aink="http://schemas.microsoft.com/office/drawing/2016/ink" xmlns:am3d="http://schemas.microsoft.com/office/drawing/2017/model3d" xmlns:o="urn:schemas-microsoft-com:office:office" xmlns:oel="http://schemas.microsoft.com/office/2019/extlst" xmlns:r="http://schemas.openxmlformats.org/officeDocument/2006/relationships" xmlns:m="http://schemas.openxmlformats.org/officeDocument/2006/math" xmlns:v="urn:schemas-microsoft-com:vml" xmlns:wp14="http://schemas.microsoft.com/office/word/2010/wordprocessingDrawing" xmlns:wp="http://schemas.openxmlformats.org/drawingml/2006/wordprocessingDrawing" xmlns:w10="urn:schemas-microsoft-com:office:word" xmlns:w="http://schemas.openxmlformats.org/wordprocessingml/2006/main" xmlns:w14="http://schemas.microsoft.com/office/word/2010/wordml" xmlns:w15="http://schemas.microsoft.com/office/word/2012/wordml" xmlns:w16cex="http://schemas.microsoft.com/office/word/2018/wordml/cex" xmlns:w16cid="http://schemas.microsoft.com/office/word/2016/wordml/cid" xmlns:w16="http://schemas.microsoft.com/office/word/2018/wordml" xmlns:w16du="http://schemas.microsoft.com/office/word/2023/wordml/word16du" xmlns:w16sdtdh="http://schemas.microsoft.com/office/word/2020/wordml/sdtdatahash" xmlns:w16sdtfl="http://schemas.microsoft.com/office/word/2024/wordml/sdtformatlock" xmlns:w16se="http://schemas.microsoft.com/office/word/2015/wordml/symex" xmlns:wpg="http://schemas.microsoft.com/office/word/2010/wordprocessingGroup" xmlns:wpi="http://schemas.microsoft.com/office/word/2010/wordprocessingInk" xmlns:wne="http://schemas.microsoft.com/office/word/2006/wordml" xmlns:wps="http://schemas.microsoft.com/office/word/2010/wordprocessingShape" mc:Ignorable="w14 w15 w16se w16cid w16 w16cex w16sdtdh w16sdtfl w16du wp14">
+<w:ftr xmlns:wpc="http://schemas.microsoft.com/office/word/2010/wordprocessingCanvas" xmlns:cx="http://schemas.microsoft.com/office/drawing/2014/chartex" xmlns:cx1="http://schemas.microsoft.com/office/drawing/2015/9/8/chartex" xmlns:cx2="http://schemas.microsoft.com/office/drawing/2015/10/21/chartex" xmlns:cx3="http://schemas.microsoft.com/office/drawing/2016/5/9/chartex" xmlns:cx4="http://schemas.microsoft.com/office/drawing/2016/5/10/chartex" xmlns:cx5="http://schemas.microsoft.com/office/drawing/2016/5/11/chartex" xmlns:cx6="http://schemas.microsoft.com/office/drawing/2016/5/12/chartex" xmlns:cx7="http://schemas.microsoft.com/office/drawing/2016/5/13/chartex" xmlns:cx8="http://schemas.microsoft.com/office/drawing/2016/5/14/chartex" xmlns:mc="http://schemas.openxmlformats.org/markup-compatibility/2006" xmlns:aink="http://schemas.microsoft.com/office/drawing/2016/ink" xmlns:am3d="http://schemas.microsoft.com/office/drawing/2017/model3d" xmlns:o="urn:schemas-microsoft-com:office:office" xmlns:r="http://schemas.openxmlformats.org/officeDocument/2006/relationships" xmlns:m="http://schemas.openxmlformats.org/officeDocument/2006/math" xmlns:v="urn:schemas-microsoft-com:vml" xmlns:wp14="http://schemas.microsoft.com/office/word/2010/wordprocessingDrawing" xmlns:wp="http://schemas.openxmlformats.org/drawingml/2006/wordprocessingDrawing" xmlns:w10="urn:schemas-microsoft-com:office:word" xmlns:w="http://schemas.openxmlformats.org/wordprocessingml/2006/main" xmlns:w14="http://schemas.microsoft.com/office/word/2010/wordml" xmlns:w15="http://schemas.microsoft.com/office/word/2012/wordml" xmlns:w16cex="http://schemas.microsoft.com/office/word/2018/wordml/cex" xmlns:w16cid="http://schemas.microsoft.com/office/word/2016/wordml/cid" xmlns:w16="http://schemas.microsoft.com/office/word/2018/wordml" xmlns:w16sdtdh="http://schemas.microsoft.com/office/word/2020/wordml/sdtdatahash" xmlns:w16se="http://schemas.microsoft.com/office/word/2015/wordml/symex" xmlns:wpg="http://schemas.microsoft.com/office/word/2010/wordprocessingGroup" xmlns:wpi="http://schemas.microsoft.com/office/word/2010/wordprocessingInk" xmlns:wne="http://schemas.microsoft.com/office/word/2006/wordml" xmlns:wps="http://schemas.microsoft.com/office/word/2010/wordprocessingShape" mc:Ignorable="w14 w15 w16se w16cid w16 w16cex w16sdtdh wp14">
   <w:p>
     <w:pPr>
       <w:pStyle w:val="a5"/>
@@ -12342,7 +14145,7 @@
 </file>
 
 <file path=word/footer2.xml><?xml version="1.0" encoding="utf-8"?>
-<w:ftr xmlns:wpc="http://schemas.microsoft.com/office/word/2010/wordprocessingCanvas" xmlns:cx="http://schemas.microsoft.com/office/drawing/2014/chartex" xmlns:cx1="http://schemas.microsoft.com/office/drawing/2015/9/8/chartex" xmlns:cx2="http://schemas.microsoft.com/office/drawing/2015/10/21/chartex" xmlns:cx3="http://schemas.microsoft.com/office/drawing/2016/5/9/chartex" xmlns:cx4="http://schemas.microsoft.com/office/drawing/2016/5/10/chartex" xmlns:cx5="http://schemas.microsoft.com/office/drawing/2016/5/11/chartex" xmlns:cx6="http://schemas.microsoft.com/office/drawing/2016/5/12/chartex" xmlns:cx7="http://schemas.microsoft.com/office/drawing/2016/5/13/chartex" xmlns:cx8="http://schemas.microsoft.com/office/drawing/2016/5/14/chartex" xmlns:mc="http://schemas.openxmlformats.org/markup-compatibility/2006" xmlns:aink="http://schemas.microsoft.com/office/drawing/2016/ink" xmlns:am3d="http://schemas.microsoft.com/office/drawing/2017/model3d" xmlns:o="urn:schemas-microsoft-com:office:office" xmlns:oel="http://schemas.microsoft.com/office/2019/extlst" xmlns:r="http://schemas.openxmlformats.org/officeDocument/2006/relationships" xmlns:m="http://schemas.openxmlformats.org/officeDocument/2006/math" xmlns:v="urn:schemas-microsoft-com:vml" xmlns:wp14="http://schemas.microsoft.com/office/word/2010/wordprocessingDrawing" xmlns:wp="http://schemas.openxmlformats.org/drawingml/2006/wordprocessingDrawing" xmlns:w10="urn:schemas-microsoft-com:office:word" xmlns:w="http://schemas.openxmlformats.org/wordprocessingml/2006/main" xmlns:w14="http://schemas.microsoft.com/office/word/2010/wordml" xmlns:w15="http://schemas.microsoft.com/office/word/2012/wordml" xmlns:w16cex="http://schemas.microsoft.com/office/word/2018/wordml/cex" xmlns:w16cid="http://schemas.microsoft.com/office/word/2016/wordml/cid" xmlns:w16="http://schemas.microsoft.com/office/word/2018/wordml" xmlns:w16du="http://schemas.microsoft.com/office/word/2023/wordml/word16du" xmlns:w16sdtdh="http://schemas.microsoft.com/office/word/2020/wordml/sdtdatahash" xmlns:w16sdtfl="http://schemas.microsoft.com/office/word/2024/wordml/sdtformatlock" xmlns:w16se="http://schemas.microsoft.com/office/word/2015/wordml/symex" xmlns:wpg="http://schemas.microsoft.com/office/word/2010/wordprocessingGroup" xmlns:wpi="http://schemas.microsoft.com/office/word/2010/wordprocessingInk" xmlns:wne="http://schemas.microsoft.com/office/word/2006/wordml" xmlns:wps="http://schemas.microsoft.com/office/word/2010/wordprocessingShape" mc:Ignorable="w14 w15 w16se w16cid w16 w16cex w16sdtdh w16sdtfl w16du wp14">
+<w:ftr xmlns:wpc="http://schemas.microsoft.com/office/word/2010/wordprocessingCanvas" xmlns:cx="http://schemas.microsoft.com/office/drawing/2014/chartex" xmlns:cx1="http://schemas.microsoft.com/office/drawing/2015/9/8/chartex" xmlns:cx2="http://schemas.microsoft.com/office/drawing/2015/10/21/chartex" xmlns:cx3="http://schemas.microsoft.com/office/drawing/2016/5/9/chartex" xmlns:cx4="http://schemas.microsoft.com/office/drawing/2016/5/10/chartex" xmlns:cx5="http://schemas.microsoft.com/office/drawing/2016/5/11/chartex" xmlns:cx6="http://schemas.microsoft.com/office/drawing/2016/5/12/chartex" xmlns:cx7="http://schemas.microsoft.com/office/drawing/2016/5/13/chartex" xmlns:cx8="http://schemas.microsoft.com/office/drawing/2016/5/14/chartex" xmlns:mc="http://schemas.openxmlformats.org/markup-compatibility/2006" xmlns:aink="http://schemas.microsoft.com/office/drawing/2016/ink" xmlns:am3d="http://schemas.microsoft.com/office/drawing/2017/model3d" xmlns:o="urn:schemas-microsoft-com:office:office" xmlns:r="http://schemas.openxmlformats.org/officeDocument/2006/relationships" xmlns:m="http://schemas.openxmlformats.org/officeDocument/2006/math" xmlns:v="urn:schemas-microsoft-com:vml" xmlns:wp14="http://schemas.microsoft.com/office/word/2010/wordprocessingDrawing" xmlns:wp="http://schemas.openxmlformats.org/drawingml/2006/wordprocessingDrawing" xmlns:w10="urn:schemas-microsoft-com:office:word" xmlns:w="http://schemas.openxmlformats.org/wordprocessingml/2006/main" xmlns:w14="http://schemas.microsoft.com/office/word/2010/wordml" xmlns:w15="http://schemas.microsoft.com/office/word/2012/wordml" xmlns:w16cex="http://schemas.microsoft.com/office/word/2018/wordml/cex" xmlns:w16cid="http://schemas.microsoft.com/office/word/2016/wordml/cid" xmlns:w16="http://schemas.microsoft.com/office/word/2018/wordml" xmlns:w16sdtdh="http://schemas.microsoft.com/office/word/2020/wordml/sdtdatahash" xmlns:w16se="http://schemas.microsoft.com/office/word/2015/wordml/symex" xmlns:wpg="http://schemas.microsoft.com/office/word/2010/wordprocessingGroup" xmlns:wpi="http://schemas.microsoft.com/office/word/2010/wordprocessingInk" xmlns:wne="http://schemas.microsoft.com/office/word/2006/wordml" xmlns:wps="http://schemas.microsoft.com/office/word/2010/wordprocessingShape" mc:Ignorable="w14 w15 w16se w16cid w16 w16cex w16sdtdh wp14">
   <w:p>
     <w:pPr>
       <w:pStyle w:val="a5"/>
@@ -12383,7 +14186,7 @@
 </file>
 
 <file path=word/footnotes.xml><?xml version="1.0" encoding="utf-8"?>
-<w:footnotes xmlns:wpc="http://schemas.microsoft.com/office/word/2010/wordprocessingCanvas" xmlns:cx="http://schemas.microsoft.com/office/drawing/2014/chartex" xmlns:cx1="http://schemas.microsoft.com/office/drawing/2015/9/8/chartex" xmlns:cx2="http://schemas.microsoft.com/office/drawing/2015/10/21/chartex" xmlns:cx3="http://schemas.microsoft.com/office/drawing/2016/5/9/chartex" xmlns:cx4="http://schemas.microsoft.com/office/drawing/2016/5/10/chartex" xmlns:cx5="http://schemas.microsoft.com/office/drawing/2016/5/11/chartex" xmlns:cx6="http://schemas.microsoft.com/office/drawing/2016/5/12/chartex" xmlns:cx7="http://schemas.microsoft.com/office/drawing/2016/5/13/chartex" xmlns:cx8="http://schemas.microsoft.com/office/drawing/2016/5/14/chartex" xmlns:mc="http://schemas.openxmlformats.org/markup-compatibility/2006" xmlns:aink="http://schemas.microsoft.com/office/drawing/2016/ink" xmlns:am3d="http://schemas.microsoft.com/office/drawing/2017/model3d" xmlns:o="urn:schemas-microsoft-com:office:office" xmlns:oel="http://schemas.microsoft.com/office/2019/extlst" xmlns:r="http://schemas.openxmlformats.org/officeDocument/2006/relationships" xmlns:m="http://schemas.openxmlformats.org/officeDocument/2006/math" xmlns:v="urn:schemas-microsoft-com:vml" xmlns:wp14="http://schemas.microsoft.com/office/word/2010/wordprocessingDrawing" xmlns:wp="http://schemas.openxmlformats.org/drawingml/2006/wordprocessingDrawing" xmlns:w10="urn:schemas-microsoft-com:office:word" xmlns:w="http://schemas.openxmlformats.org/wordprocessingml/2006/main" xmlns:w14="http://schemas.microsoft.com/office/word/2010/wordml" xmlns:w15="http://schemas.microsoft.com/office/word/2012/wordml" xmlns:w16cex="http://schemas.microsoft.com/office/word/2018/wordml/cex" xmlns:w16cid="http://schemas.microsoft.com/office/word/2016/wordml/cid" xmlns:w16="http://schemas.microsoft.com/office/word/2018/wordml" xmlns:w16du="http://schemas.microsoft.com/office/word/2023/wordml/word16du" xmlns:w16sdtdh="http://schemas.microsoft.com/office/word/2020/wordml/sdtdatahash" xmlns:w16sdtfl="http://schemas.microsoft.com/office/word/2024/wordml/sdtformatlock" xmlns:w16se="http://schemas.microsoft.com/office/word/2015/wordml/symex" xmlns:wpg="http://schemas.microsoft.com/office/word/2010/wordprocessingGroup" xmlns:wpi="http://schemas.microsoft.com/office/word/2010/wordprocessingInk" xmlns:wne="http://schemas.microsoft.com/office/word/2006/wordml" xmlns:wps="http://schemas.microsoft.com/office/word/2010/wordprocessingShape" mc:Ignorable="w14 w15 w16se w16cid w16 w16cex w16sdtdh w16sdtfl w16du wp14">
+<w:footnotes xmlns:wpc="http://schemas.microsoft.com/office/word/2010/wordprocessingCanvas" xmlns:cx="http://schemas.microsoft.com/office/drawing/2014/chartex" xmlns:cx1="http://schemas.microsoft.com/office/drawing/2015/9/8/chartex" xmlns:cx2="http://schemas.microsoft.com/office/drawing/2015/10/21/chartex" xmlns:cx3="http://schemas.microsoft.com/office/drawing/2016/5/9/chartex" xmlns:cx4="http://schemas.microsoft.com/office/drawing/2016/5/10/chartex" xmlns:cx5="http://schemas.microsoft.com/office/drawing/2016/5/11/chartex" xmlns:cx6="http://schemas.microsoft.com/office/drawing/2016/5/12/chartex" xmlns:cx7="http://schemas.microsoft.com/office/drawing/2016/5/13/chartex" xmlns:cx8="http://schemas.microsoft.com/office/drawing/2016/5/14/chartex" xmlns:mc="http://schemas.openxmlformats.org/markup-compatibility/2006" xmlns:aink="http://schemas.microsoft.com/office/drawing/2016/ink" xmlns:am3d="http://schemas.microsoft.com/office/drawing/2017/model3d" xmlns:o="urn:schemas-microsoft-com:office:office" xmlns:r="http://schemas.openxmlformats.org/officeDocument/2006/relationships" xmlns:m="http://schemas.openxmlformats.org/officeDocument/2006/math" xmlns:v="urn:schemas-microsoft-com:vml" xmlns:wp14="http://schemas.microsoft.com/office/word/2010/wordprocessingDrawing" xmlns:wp="http://schemas.openxmlformats.org/drawingml/2006/wordprocessingDrawing" xmlns:w10="urn:schemas-microsoft-com:office:word" xmlns:w="http://schemas.openxmlformats.org/wordprocessingml/2006/main" xmlns:w14="http://schemas.microsoft.com/office/word/2010/wordml" xmlns:w15="http://schemas.microsoft.com/office/word/2012/wordml" xmlns:w16cex="http://schemas.microsoft.com/office/word/2018/wordml/cex" xmlns:w16cid="http://schemas.microsoft.com/office/word/2016/wordml/cid" xmlns:w16="http://schemas.microsoft.com/office/word/2018/wordml" xmlns:w16sdtdh="http://schemas.microsoft.com/office/word/2020/wordml/sdtdatahash" xmlns:w16se="http://schemas.microsoft.com/office/word/2015/wordml/symex" xmlns:wpg="http://schemas.microsoft.com/office/word/2010/wordprocessingGroup" xmlns:wpi="http://schemas.microsoft.com/office/word/2010/wordprocessingInk" xmlns:wne="http://schemas.microsoft.com/office/word/2006/wordml" xmlns:wps="http://schemas.microsoft.com/office/word/2010/wordprocessingShape" mc:Ignorable="w14 w15 w16se w16cid w16 w16cex w16sdtdh wp14">
   <w:footnote w:type="separator" w:id="-1">
     <w:p>
       <w:pPr>
@@ -12408,7 +14211,7 @@
 </file>
 
 <file path=word/numbering.xml><?xml version="1.0" encoding="utf-8"?>
-<w:numbering xmlns:wpc="http://schemas.microsoft.com/office/word/2010/wordprocessingCanvas" xmlns:cx="http://schemas.microsoft.com/office/drawing/2014/chartex" xmlns:cx1="http://schemas.microsoft.com/office/drawing/2015/9/8/chartex" xmlns:cx2="http://schemas.microsoft.com/office/drawing/2015/10/21/chartex" xmlns:cx3="http://schemas.microsoft.com/office/drawing/2016/5/9/chartex" xmlns:cx4="http://schemas.microsoft.com/office/drawing/2016/5/10/chartex" xmlns:cx5="http://schemas.microsoft.com/office/drawing/2016/5/11/chartex" xmlns:cx6="http://schemas.microsoft.com/office/drawing/2016/5/12/chartex" xmlns:cx7="http://schemas.microsoft.com/office/drawing/2016/5/13/chartex" xmlns:cx8="http://schemas.microsoft.com/office/drawing/2016/5/14/chartex" xmlns:mc="http://schemas.openxmlformats.org/markup-compatibility/2006" xmlns:aink="http://schemas.microsoft.com/office/drawing/2016/ink" xmlns:am3d="http://schemas.microsoft.com/office/drawing/2017/model3d" xmlns:o="urn:schemas-microsoft-com:office:office" xmlns:oel="http://schemas.microsoft.com/office/2019/extlst" xmlns:r="http://schemas.openxmlformats.org/officeDocument/2006/relationships" xmlns:m="http://schemas.openxmlformats.org/officeDocument/2006/math" xmlns:v="urn:schemas-microsoft-com:vml" xmlns:wp14="http://schemas.microsoft.com/office/word/2010/wordprocessingDrawing" xmlns:wp="http://schemas.openxmlformats.org/drawingml/2006/wordprocessingDrawing" xmlns:w10="urn:schemas-microsoft-com:office:word" xmlns:w="http://schemas.openxmlformats.org/wordprocessingml/2006/main" xmlns:w14="http://schemas.microsoft.com/office/word/2010/wordml" xmlns:w15="http://schemas.microsoft.com/office/word/2012/wordml" xmlns:w16cex="http://schemas.microsoft.com/office/word/2018/wordml/cex" xmlns:w16cid="http://schemas.microsoft.com/office/word/2016/wordml/cid" xmlns:w16="http://schemas.microsoft.com/office/word/2018/wordml" xmlns:w16du="http://schemas.microsoft.com/office/word/2023/wordml/word16du" xmlns:w16sdtdh="http://schemas.microsoft.com/office/word/2020/wordml/sdtdatahash" xmlns:w16sdtfl="http://schemas.microsoft.com/office/word/2024/wordml/sdtformatlock" xmlns:w16se="http://schemas.microsoft.com/office/word/2015/wordml/symex" xmlns:wpg="http://schemas.microsoft.com/office/word/2010/wordprocessingGroup" xmlns:wpi="http://schemas.microsoft.com/office/word/2010/wordprocessingInk" xmlns:wne="http://schemas.microsoft.com/office/word/2006/wordml" xmlns:wps="http://schemas.microsoft.com/office/word/2010/wordprocessingShape" mc:Ignorable="w14 w15 w16se w16cid w16 w16cex w16sdtdh w16sdtfl w16du wp14">
+<w:numbering xmlns:wpc="http://schemas.microsoft.com/office/word/2010/wordprocessingCanvas" xmlns:cx="http://schemas.microsoft.com/office/drawing/2014/chartex" xmlns:cx1="http://schemas.microsoft.com/office/drawing/2015/9/8/chartex" xmlns:cx2="http://schemas.microsoft.com/office/drawing/2015/10/21/chartex" xmlns:cx3="http://schemas.microsoft.com/office/drawing/2016/5/9/chartex" xmlns:cx4="http://schemas.microsoft.com/office/drawing/2016/5/10/chartex" xmlns:cx5="http://schemas.microsoft.com/office/drawing/2016/5/11/chartex" xmlns:cx6="http://schemas.microsoft.com/office/drawing/2016/5/12/chartex" xmlns:cx7="http://schemas.microsoft.com/office/drawing/2016/5/13/chartex" xmlns:cx8="http://schemas.microsoft.com/office/drawing/2016/5/14/chartex" xmlns:mc="http://schemas.openxmlformats.org/markup-compatibility/2006" xmlns:aink="http://schemas.microsoft.com/office/drawing/2016/ink" xmlns:am3d="http://schemas.microsoft.com/office/drawing/2017/model3d" xmlns:o="urn:schemas-microsoft-com:office:office" xmlns:r="http://schemas.openxmlformats.org/officeDocument/2006/relationships" xmlns:m="http://schemas.openxmlformats.org/officeDocument/2006/math" xmlns:v="urn:schemas-microsoft-com:vml" xmlns:wp14="http://schemas.microsoft.com/office/word/2010/wordprocessingDrawing" xmlns:wp="http://schemas.openxmlformats.org/drawingml/2006/wordprocessingDrawing" xmlns:w10="urn:schemas-microsoft-com:office:word" xmlns:w="http://schemas.openxmlformats.org/wordprocessingml/2006/main" xmlns:w14="http://schemas.microsoft.com/office/word/2010/wordml" xmlns:w15="http://schemas.microsoft.com/office/word/2012/wordml" xmlns:w16cex="http://schemas.microsoft.com/office/word/2018/wordml/cex" xmlns:w16cid="http://schemas.microsoft.com/office/word/2016/wordml/cid" xmlns:w16="http://schemas.microsoft.com/office/word/2018/wordml" xmlns:w16sdtdh="http://schemas.microsoft.com/office/word/2020/wordml/sdtdatahash" xmlns:w16se="http://schemas.microsoft.com/office/word/2015/wordml/symex" xmlns:wpg="http://schemas.microsoft.com/office/word/2010/wordprocessingGroup" xmlns:wpi="http://schemas.microsoft.com/office/word/2010/wordprocessingInk" xmlns:wne="http://schemas.microsoft.com/office/word/2006/wordml" xmlns:wps="http://schemas.microsoft.com/office/word/2010/wordprocessingShape" mc:Ignorable="w14 w15 w16se w16cid w16 w16cex w16sdtdh wp14">
   <w:abstractNum w:abstractNumId="0" w15:restartNumberingAfterBreak="0">
     <w:nsid w:val="0172140C"/>
     <w:multiLevelType w:val="hybridMultilevel"/>
@@ -14819,6 +16622,95 @@
     </w:lvl>
   </w:abstractNum>
   <w:abstractNum w:abstractNumId="24" w15:restartNumberingAfterBreak="0">
+    <w:nsid w:val="66E05BB3"/>
+    <w:multiLevelType w:val="hybridMultilevel"/>
+    <w:tmpl w:val="43046950"/>
+    <w:lvl w:ilvl="0" w:tplc="0419000F">
+      <w:start w:val="1"/>
+      <w:numFmt w:val="decimal"/>
+      <w:lvlText w:val="%1."/>
+      <w:lvlJc w:val="left"/>
+      <w:pPr>
+        <w:ind w:left="720" w:hanging="360"/>
+      </w:pPr>
+      <w:rPr>
+        <w:rFonts w:hint="default"/>
+      </w:rPr>
+    </w:lvl>
+    <w:lvl w:ilvl="1" w:tplc="04190019" w:tentative="1">
+      <w:start w:val="1"/>
+      <w:numFmt w:val="lowerLetter"/>
+      <w:lvlText w:val="%2."/>
+      <w:lvlJc w:val="left"/>
+      <w:pPr>
+        <w:ind w:left="1440" w:hanging="360"/>
+      </w:pPr>
+    </w:lvl>
+    <w:lvl w:ilvl="2" w:tplc="0419001B" w:tentative="1">
+      <w:start w:val="1"/>
+      <w:numFmt w:val="lowerRoman"/>
+      <w:lvlText w:val="%3."/>
+      <w:lvlJc w:val="right"/>
+      <w:pPr>
+        <w:ind w:left="2160" w:hanging="180"/>
+      </w:pPr>
+    </w:lvl>
+    <w:lvl w:ilvl="3" w:tplc="0419000F" w:tentative="1">
+      <w:start w:val="1"/>
+      <w:numFmt w:val="decimal"/>
+      <w:lvlText w:val="%4."/>
+      <w:lvlJc w:val="left"/>
+      <w:pPr>
+        <w:ind w:left="2880" w:hanging="360"/>
+      </w:pPr>
+    </w:lvl>
+    <w:lvl w:ilvl="4" w:tplc="04190019" w:tentative="1">
+      <w:start w:val="1"/>
+      <w:numFmt w:val="lowerLetter"/>
+      <w:lvlText w:val="%5."/>
+      <w:lvlJc w:val="left"/>
+      <w:pPr>
+        <w:ind w:left="3600" w:hanging="360"/>
+      </w:pPr>
+    </w:lvl>
+    <w:lvl w:ilvl="5" w:tplc="0419001B" w:tentative="1">
+      <w:start w:val="1"/>
+      <w:numFmt w:val="lowerRoman"/>
+      <w:lvlText w:val="%6."/>
+      <w:lvlJc w:val="right"/>
+      <w:pPr>
+        <w:ind w:left="4320" w:hanging="180"/>
+      </w:pPr>
+    </w:lvl>
+    <w:lvl w:ilvl="6" w:tplc="0419000F" w:tentative="1">
+      <w:start w:val="1"/>
+      <w:numFmt w:val="decimal"/>
+      <w:lvlText w:val="%7."/>
+      <w:lvlJc w:val="left"/>
+      <w:pPr>
+        <w:ind w:left="5040" w:hanging="360"/>
+      </w:pPr>
+    </w:lvl>
+    <w:lvl w:ilvl="7" w:tplc="04190019" w:tentative="1">
+      <w:start w:val="1"/>
+      <w:numFmt w:val="lowerLetter"/>
+      <w:lvlText w:val="%8."/>
+      <w:lvlJc w:val="left"/>
+      <w:pPr>
+        <w:ind w:left="5760" w:hanging="360"/>
+      </w:pPr>
+    </w:lvl>
+    <w:lvl w:ilvl="8" w:tplc="0419001B" w:tentative="1">
+      <w:start w:val="1"/>
+      <w:numFmt w:val="lowerRoman"/>
+      <w:lvlText w:val="%9."/>
+      <w:lvlJc w:val="right"/>
+      <w:pPr>
+        <w:ind w:left="6480" w:hanging="180"/>
+      </w:pPr>
+    </w:lvl>
+  </w:abstractNum>
+  <w:abstractNum w:abstractNumId="25" w15:restartNumberingAfterBreak="0">
     <w:nsid w:val="6DEB2E3F"/>
     <w:multiLevelType w:val="hybridMultilevel"/>
     <w:tmpl w:val="A70C157A"/>
@@ -14907,7 +16799,7 @@
       </w:pPr>
     </w:lvl>
   </w:abstractNum>
-  <w:abstractNum w:abstractNumId="25" w15:restartNumberingAfterBreak="0">
+  <w:abstractNum w:abstractNumId="26" w15:restartNumberingAfterBreak="0">
     <w:nsid w:val="6E797440"/>
     <w:multiLevelType w:val="hybridMultilevel"/>
     <w:tmpl w:val="23D8A292"/>
@@ -14996,7 +16888,7 @@
       </w:pPr>
     </w:lvl>
   </w:abstractNum>
-  <w:abstractNum w:abstractNumId="26" w15:restartNumberingAfterBreak="0">
+  <w:abstractNum w:abstractNumId="27" w15:restartNumberingAfterBreak="0">
     <w:nsid w:val="77C6379D"/>
     <w:multiLevelType w:val="multilevel"/>
     <w:tmpl w:val="7BF279A2"/>
@@ -15117,7 +17009,7 @@
       </w:rPr>
     </w:lvl>
   </w:abstractNum>
-  <w:abstractNum w:abstractNumId="27" w15:restartNumberingAfterBreak="0">
+  <w:abstractNum w:abstractNumId="28" w15:restartNumberingAfterBreak="0">
     <w:nsid w:val="7A851CDD"/>
     <w:multiLevelType w:val="hybridMultilevel"/>
     <w:tmpl w:val="90E87656"/>
@@ -15206,7 +17098,7 @@
       </w:pPr>
     </w:lvl>
   </w:abstractNum>
-  <w:abstractNum w:abstractNumId="28" w15:restartNumberingAfterBreak="0">
+  <w:abstractNum w:abstractNumId="29" w15:restartNumberingAfterBreak="0">
     <w:nsid w:val="7B257AED"/>
     <w:multiLevelType w:val="multilevel"/>
     <w:tmpl w:val="502409F8"/>
@@ -15327,98 +17219,101 @@
       </w:rPr>
     </w:lvl>
   </w:abstractNum>
-  <w:num w:numId="1" w16cid:durableId="1375038573">
+  <w:num w:numId="1">
     <w:abstractNumId w:val="1"/>
   </w:num>
-  <w:num w:numId="2" w16cid:durableId="889651514">
+  <w:num w:numId="2">
     <w:abstractNumId w:val="19"/>
   </w:num>
-  <w:num w:numId="3" w16cid:durableId="1370492831">
+  <w:num w:numId="3">
     <w:abstractNumId w:val="14"/>
   </w:num>
-  <w:num w:numId="4" w16cid:durableId="909970237">
+  <w:num w:numId="4">
     <w:abstractNumId w:val="11"/>
   </w:num>
-  <w:num w:numId="5" w16cid:durableId="792483585">
+  <w:num w:numId="5">
+    <w:abstractNumId w:val="27"/>
+  </w:num>
+  <w:num w:numId="6">
+    <w:abstractNumId w:val="10"/>
+  </w:num>
+  <w:num w:numId="7">
+    <w:abstractNumId w:val="15"/>
+  </w:num>
+  <w:num w:numId="8">
+    <w:abstractNumId w:val="3"/>
+  </w:num>
+  <w:num w:numId="9">
+    <w:abstractNumId w:val="2"/>
+  </w:num>
+  <w:num w:numId="10">
+    <w:abstractNumId w:val="21"/>
+  </w:num>
+  <w:num w:numId="11">
+    <w:abstractNumId w:val="9"/>
+  </w:num>
+  <w:num w:numId="12">
+    <w:abstractNumId w:val="13"/>
+  </w:num>
+  <w:num w:numId="13">
+    <w:abstractNumId w:val="6"/>
+  </w:num>
+  <w:num w:numId="14">
+    <w:abstractNumId w:val="5"/>
+  </w:num>
+  <w:num w:numId="15">
+    <w:abstractNumId w:val="7"/>
+  </w:num>
+  <w:num w:numId="16">
+    <w:abstractNumId w:val="28"/>
+  </w:num>
+  <w:num w:numId="17">
+    <w:abstractNumId w:val="20"/>
+  </w:num>
+  <w:num w:numId="18">
+    <w:abstractNumId w:val="12"/>
+  </w:num>
+  <w:num w:numId="19">
+    <w:abstractNumId w:val="18"/>
+  </w:num>
+  <w:num w:numId="20">
+    <w:abstractNumId w:val="22"/>
+  </w:num>
+  <w:num w:numId="21">
+    <w:abstractNumId w:val="4"/>
+  </w:num>
+  <w:num w:numId="22">
+    <w:abstractNumId w:val="29"/>
+  </w:num>
+  <w:num w:numId="23">
+    <w:abstractNumId w:val="8"/>
+  </w:num>
+  <w:num w:numId="24">
+    <w:abstractNumId w:val="25"/>
+  </w:num>
+  <w:num w:numId="25">
     <w:abstractNumId w:val="26"/>
   </w:num>
-  <w:num w:numId="6" w16cid:durableId="876696077">
-    <w:abstractNumId w:val="10"/>
-  </w:num>
-  <w:num w:numId="7" w16cid:durableId="1447701997">
-    <w:abstractNumId w:val="15"/>
-  </w:num>
-  <w:num w:numId="8" w16cid:durableId="635841468">
-    <w:abstractNumId w:val="3"/>
-  </w:num>
-  <w:num w:numId="9" w16cid:durableId="1715304336">
-    <w:abstractNumId w:val="2"/>
-  </w:num>
-  <w:num w:numId="10" w16cid:durableId="410470264">
-    <w:abstractNumId w:val="21"/>
-  </w:num>
-  <w:num w:numId="11" w16cid:durableId="737632079">
-    <w:abstractNumId w:val="9"/>
-  </w:num>
-  <w:num w:numId="12" w16cid:durableId="2068456345">
-    <w:abstractNumId w:val="13"/>
-  </w:num>
-  <w:num w:numId="13" w16cid:durableId="693770022">
-    <w:abstractNumId w:val="6"/>
-  </w:num>
-  <w:num w:numId="14" w16cid:durableId="1012685306">
-    <w:abstractNumId w:val="5"/>
-  </w:num>
-  <w:num w:numId="15" w16cid:durableId="929851017">
-    <w:abstractNumId w:val="7"/>
-  </w:num>
-  <w:num w:numId="16" w16cid:durableId="898395271">
-    <w:abstractNumId w:val="27"/>
-  </w:num>
-  <w:num w:numId="17" w16cid:durableId="1937589033">
-    <w:abstractNumId w:val="20"/>
-  </w:num>
-  <w:num w:numId="18" w16cid:durableId="1179736610">
-    <w:abstractNumId w:val="12"/>
-  </w:num>
-  <w:num w:numId="19" w16cid:durableId="1792555291">
-    <w:abstractNumId w:val="18"/>
-  </w:num>
-  <w:num w:numId="20" w16cid:durableId="527983639">
-    <w:abstractNumId w:val="22"/>
-  </w:num>
-  <w:num w:numId="21" w16cid:durableId="483812965">
-    <w:abstractNumId w:val="4"/>
-  </w:num>
-  <w:num w:numId="22" w16cid:durableId="1324428728">
-    <w:abstractNumId w:val="28"/>
-  </w:num>
-  <w:num w:numId="23" w16cid:durableId="243731557">
-    <w:abstractNumId w:val="8"/>
-  </w:num>
-  <w:num w:numId="24" w16cid:durableId="1472477307">
-    <w:abstractNumId w:val="24"/>
-  </w:num>
-  <w:num w:numId="25" w16cid:durableId="438187644">
-    <w:abstractNumId w:val="25"/>
-  </w:num>
-  <w:num w:numId="26" w16cid:durableId="1138105470">
+  <w:num w:numId="26">
     <w:abstractNumId w:val="16"/>
   </w:num>
-  <w:num w:numId="27" w16cid:durableId="810756712">
+  <w:num w:numId="27">
     <w:abstractNumId w:val="0"/>
   </w:num>
-  <w:num w:numId="28" w16cid:durableId="1578175929">
+  <w:num w:numId="28">
     <w:abstractNumId w:val="23"/>
   </w:num>
-  <w:num w:numId="29" w16cid:durableId="1778715333">
+  <w:num w:numId="29">
     <w:abstractNumId w:val="17"/>
+  </w:num>
+  <w:num w:numId="30">
+    <w:abstractNumId w:val="24"/>
   </w:num>
 </w:numbering>
 </file>
 
 <file path=word/styles.xml><?xml version="1.0" encoding="utf-8"?>
-<w:styles xmlns:mc="http://schemas.openxmlformats.org/markup-compatibility/2006" xmlns:r="http://schemas.openxmlformats.org/officeDocument/2006/relationships" xmlns:w="http://schemas.openxmlformats.org/wordprocessingml/2006/main" xmlns:w14="http://schemas.microsoft.com/office/word/2010/wordml" xmlns:w15="http://schemas.microsoft.com/office/word/2012/wordml" xmlns:w16cex="http://schemas.microsoft.com/office/word/2018/wordml/cex" xmlns:w16cid="http://schemas.microsoft.com/office/word/2016/wordml/cid" xmlns:w16="http://schemas.microsoft.com/office/word/2018/wordml" xmlns:w16du="http://schemas.microsoft.com/office/word/2023/wordml/word16du" xmlns:w16sdtdh="http://schemas.microsoft.com/office/word/2020/wordml/sdtdatahash" xmlns:w16sdtfl="http://schemas.microsoft.com/office/word/2024/wordml/sdtformatlock" xmlns:w16se="http://schemas.microsoft.com/office/word/2015/wordml/symex" mc:Ignorable="w14 w15 w16se w16cid w16 w16cex w16sdtdh w16sdtfl w16du">
+<w:styles xmlns:mc="http://schemas.openxmlformats.org/markup-compatibility/2006" xmlns:r="http://schemas.openxmlformats.org/officeDocument/2006/relationships" xmlns:w="http://schemas.openxmlformats.org/wordprocessingml/2006/main" xmlns:w14="http://schemas.microsoft.com/office/word/2010/wordml" xmlns:w15="http://schemas.microsoft.com/office/word/2012/wordml" xmlns:w16cex="http://schemas.microsoft.com/office/word/2018/wordml/cex" xmlns:w16cid="http://schemas.microsoft.com/office/word/2016/wordml/cid" xmlns:w16="http://schemas.microsoft.com/office/word/2018/wordml" xmlns:w16sdtdh="http://schemas.microsoft.com/office/word/2020/wordml/sdtdatahash" xmlns:w16se="http://schemas.microsoft.com/office/word/2015/wordml/symex" mc:Ignorable="w14 w15 w16se w16cid w16 w16cex w16sdtdh">
   <w:docDefaults>
     <w:rPrDefault>
       <w:rPr>
@@ -15815,7 +17710,7 @@
   <w:style w:type="paragraph" w:default="1" w:styleId="a">
     <w:name w:val="Normal"/>
     <w:qFormat/>
-    <w:rsid w:val="007C6CC0"/>
+    <w:rsid w:val="00BD1825"/>
     <w:pPr>
       <w:spacing w:line="360" w:lineRule="auto"/>
       <w:ind w:firstLine="709"/>
@@ -15876,6 +17771,7 @@
   <w:style w:type="character" w:default="1" w:styleId="a0">
     <w:name w:val="Default Paragraph Font"/>
     <w:uiPriority w:val="1"/>
+    <w:semiHidden/>
     <w:unhideWhenUsed/>
   </w:style>
   <w:style w:type="table" w:default="1" w:styleId="a1">

--- a/PZ and plakat/alpha_pz/Бородин_11_жуковский.docx
+++ b/PZ and plakat/alpha_pz/Бородин_11_жуковский.docx
@@ -117,7 +117,7 @@
               </wp:inline>
             </w:drawing>
           </mc:Choice>
-          <mc:Fallback xmlns:oel="http://schemas.microsoft.com/office/2019/extlst" xmlns:w16du="http://schemas.microsoft.com/office/word/2023/wordml/word16du" xmlns:w16sdtfl="http://schemas.microsoft.com/office/word/2024/wordml/sdtformatlock">
+          <mc:Fallback xmlns:w16sdtfl="http://schemas.microsoft.com/office/word/2024/wordml/sdtformatlock" xmlns:w16du="http://schemas.microsoft.com/office/word/2023/wordml/word16du" xmlns:oel="http://schemas.microsoft.com/office/2019/extlst">
             <w:pict>
               <v:rect w14:anchorId="396DFA57" id="Rectangle 2" o:spid="_x0000_s1026" alt="https://informatics.ru/img/logo-full.svg" style="width:24.2pt;height:24.2pt;visibility:visible;mso-wrap-style:square;mso-left-percent:-10001;mso-top-percent:-10001;mso-position-horizontal:absolute;mso-position-horizontal-relative:char;mso-position-vertical:absolute;mso-position-vertical-relative:line;mso-left-percent:-10001;mso-top-percent:-10001;v-text-anchor:top" o:gfxdata="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" filled="f" stroked="f">
                 <o:lock v:ext="edit" aspectratio="t"/>
@@ -4704,7 +4704,15 @@
       </w:r>
       <w:proofErr w:type="spellEnd"/>
       <w:r>
-        <w:t xml:space="preserve"> Protocol, протокол автоматизации управления данными безопасности) - это набор открытых стандартов, определяющих технические спецификации для представления, описания и обмена данными в области безопасности. Его задача </w:t>
+        <w:t xml:space="preserve"> Protocol, протокол автоматизации управления данными безопасности) </w:t>
+      </w:r>
+      <w:proofErr w:type="gramStart"/>
+      <w:r>
+        <w:t>- это</w:t>
+      </w:r>
+      <w:proofErr w:type="gramEnd"/>
+      <w:r>
+        <w:t xml:space="preserve"> набор открытых стандартов, определяющих технические спецификации для представления, описания и обмена данными в области безопасности. Его задача </w:t>
       </w:r>
       <w:r>
         <w:t>-</w:t>
@@ -4831,7 +4839,15 @@
       </w:r>
       <w:proofErr w:type="spellEnd"/>
       <w:r>
-        <w:t xml:space="preserve"> Assessment Language) - это открытый стандартизированный язык, который в машиночитаемом виде предоставляет информацию как проверять систему на наличие уязвимостей. OVAL имеет одинаковую структуру вне зависимости от вендора.</w:t>
+        <w:t xml:space="preserve"> Assessment Language) </w:t>
+      </w:r>
+      <w:proofErr w:type="gramStart"/>
+      <w:r>
+        <w:t>- это</w:t>
+      </w:r>
+      <w:proofErr w:type="gramEnd"/>
+      <w:r>
+        <w:t xml:space="preserve"> открытый стандартизированный язык, который в машиночитаемом виде предоставляет информацию как проверять систему на наличие уязвимостей. OVAL имеет одинаковую структуру вне зависимости от вендора.</w:t>
       </w:r>
     </w:p>
     <w:p>
@@ -4978,7 +4994,15 @@
       </w:r>
       <w:proofErr w:type="spellEnd"/>
       <w:r>
-        <w:t xml:space="preserve"> Format) - это формат, который позволяет описывать политики и структуру проверок: какие требования проверять, как их группировать, какие профили использовать, как формировать результат оценки. Также благодаря XCCDF можно проводить </w:t>
+        <w:t xml:space="preserve"> Format) </w:t>
+      </w:r>
+      <w:proofErr w:type="gramStart"/>
+      <w:r>
+        <w:t>- это</w:t>
+      </w:r>
+      <w:proofErr w:type="gramEnd"/>
+      <w:r>
+        <w:t xml:space="preserve"> формат, который позволяет описывать политики и структуру проверок: какие требования проверять, как их группировать, какие профили использовать, как формировать результат оценки. Также благодаря XCCDF можно проводить </w:t>
       </w:r>
       <w:proofErr w:type="spellStart"/>
       <w:r>
@@ -5909,7 +5933,15 @@
         <w:jc w:val="both"/>
       </w:pPr>
       <w:r>
-        <w:t>2. SCAP-контент C, включает набор OVAL-дефиниций D = {d1,d2,d3...,</w:t>
+        <w:t>2. SCAP-контент C, включает набор OVAL-дефиниций D = {d</w:t>
+      </w:r>
+      <w:proofErr w:type="gramStart"/>
+      <w:r>
+        <w:t>1,d</w:t>
+      </w:r>
+      <w:proofErr w:type="gramEnd"/>
+      <w:r>
+        <w:t>2,d3...,</w:t>
       </w:r>
       <w:proofErr w:type="spellStart"/>
       <w:r>
@@ -5995,8 +6027,13 @@
         <w:t xml:space="preserve"> {</w:t>
       </w:r>
       <w:proofErr w:type="spellStart"/>
-      <w:r>
-        <w:t>true,false,unknown,error,not_applicable</w:t>
+      <w:proofErr w:type="gramStart"/>
+      <w:r>
+        <w:t>true,false</w:t>
+      </w:r>
+      <w:proofErr w:type="gramEnd"/>
+      <w:r>
+        <w:t>,unknown,error,not_applicable</w:t>
       </w:r>
       <w:proofErr w:type="spellEnd"/>
       <w:r>
@@ -6082,8 +6119,13 @@
         <w:t xml:space="preserve"> {</w:t>
       </w:r>
       <w:proofErr w:type="spellStart"/>
-      <w:r>
-        <w:t>pass,fail,not_checked,not_applicable,error</w:t>
+      <w:proofErr w:type="gramStart"/>
+      <w:r>
+        <w:t>pass,fail</w:t>
+      </w:r>
+      <w:proofErr w:type="gramEnd"/>
+      <w:r>
+        <w:t>,not_checked,not_applicable,error</w:t>
       </w:r>
       <w:proofErr w:type="spellEnd"/>
       <w:r>
@@ -6390,13 +6432,18 @@
       </w:r>
       <w:proofErr w:type="spellStart"/>
       <w:r>
-        <w:t>Result_OVAL</w:t>
+        <w:t>Result_</w:t>
+      </w:r>
+      <w:proofErr w:type="gramStart"/>
+      <w:r>
+        <w:t>OVAL</w:t>
       </w:r>
       <w:proofErr w:type="spellEnd"/>
       <w:r>
         <w:t>(</w:t>
       </w:r>
       <w:proofErr w:type="spellStart"/>
+      <w:proofErr w:type="gramEnd"/>
       <w:r>
         <w:t>di</w:t>
       </w:r>
@@ -6424,13 +6471,18 @@
       </w:r>
       <w:proofErr w:type="spellStart"/>
       <w:r>
-        <w:t>Result_XCCDF</w:t>
+        <w:t>Result_</w:t>
+      </w:r>
+      <w:proofErr w:type="gramStart"/>
+      <w:r>
+        <w:t>XCCDF</w:t>
       </w:r>
       <w:proofErr w:type="spellEnd"/>
       <w:r>
         <w:t>(</w:t>
       </w:r>
       <w:proofErr w:type="spellStart"/>
+      <w:proofErr w:type="gramEnd"/>
       <w:r>
         <w:t>ri</w:t>
       </w:r>
@@ -6451,13 +6503,18 @@
       </w:r>
       <w:proofErr w:type="spellStart"/>
       <w:r>
-        <w:t>Result_XCCDF</w:t>
+        <w:t>Result_</w:t>
+      </w:r>
+      <w:proofErr w:type="gramStart"/>
+      <w:r>
+        <w:t>XCCDF</w:t>
       </w:r>
       <w:proofErr w:type="spellEnd"/>
       <w:r>
         <w:t>(</w:t>
       </w:r>
       <w:proofErr w:type="spellStart"/>
+      <w:proofErr w:type="gramEnd"/>
       <w:r>
         <w:t>ri</w:t>
       </w:r>
@@ -8139,7 +8196,15 @@
         <w:t>давать</w:t>
       </w:r>
       <w:r>
-        <w:t xml:space="preserve"> возможность выбора операционной системы и загрузки соответствующего SCAP-контента.</w:t>
+        <w:t xml:space="preserve"> </w:t>
+      </w:r>
+      <w:proofErr w:type="gramStart"/>
+      <w:r>
+        <w:t>возможность выбора операционной системы и загрузки</w:t>
+      </w:r>
+      <w:proofErr w:type="gramEnd"/>
+      <w:r>
+        <w:t xml:space="preserve"> соответствующего SCAP-контента.</w:t>
       </w:r>
     </w:p>
     <w:p>
@@ -8949,8 +9014,13 @@
         <w:t xml:space="preserve">, </w:t>
       </w:r>
       <w:proofErr w:type="spellStart"/>
-      <w:r>
-        <w:t>xml.etree.ElementTree</w:t>
+      <w:proofErr w:type="gramStart"/>
+      <w:r>
+        <w:t>xml.etree</w:t>
+      </w:r>
+      <w:proofErr w:type="gramEnd"/>
+      <w:r>
+        <w:t>.ElementTree</w:t>
       </w:r>
       <w:proofErr w:type="spellEnd"/>
       <w:r>
@@ -9707,13 +9777,18 @@
       </w:r>
       <w:proofErr w:type="spellStart"/>
       <w:r>
-        <w:t>Result_OVAL</w:t>
+        <w:t>Result_</w:t>
+      </w:r>
+      <w:proofErr w:type="gramStart"/>
+      <w:r>
+        <w:t>OVAL</w:t>
       </w:r>
       <w:proofErr w:type="spellEnd"/>
       <w:r>
         <w:t>(</w:t>
       </w:r>
       <w:proofErr w:type="spellStart"/>
+      <w:proofErr w:type="gramEnd"/>
       <w:r>
         <w:t>di</w:t>
       </w:r>
@@ -9812,13 +9887,18 @@
       </w:r>
       <w:proofErr w:type="spellStart"/>
       <w:r>
-        <w:t>Result_XCCDF</w:t>
+        <w:t>Result_</w:t>
+      </w:r>
+      <w:proofErr w:type="gramStart"/>
+      <w:r>
+        <w:t>XCCDF</w:t>
       </w:r>
       <w:proofErr w:type="spellEnd"/>
       <w:r>
         <w:t>(</w:t>
       </w:r>
       <w:proofErr w:type="spellStart"/>
+      <w:proofErr w:type="gramEnd"/>
       <w:r>
         <w:t>ri</w:t>
       </w:r>
@@ -10573,10 +10653,7 @@
         <w:t>-</w:t>
       </w:r>
       <w:r>
-        <w:t>правил</w:t>
-      </w:r>
-      <w:r>
-        <w:t xml:space="preserve"> на </w:t>
+        <w:t xml:space="preserve">правил на </w:t>
       </w:r>
       <w:r>
         <w:rPr>
@@ -10615,10 +10692,7 @@
         <w:t xml:space="preserve"> </w:t>
       </w:r>
       <w:r>
-        <w:t xml:space="preserve">9.6 </w:t>
-      </w:r>
-      <w:r>
-        <w:t>был проведён</w:t>
+        <w:t>9.6 был проведён</w:t>
       </w:r>
       <w:r>
         <w:t xml:space="preserve"> </w:t>
@@ -10637,6 +10711,7 @@
       <w:r>
         <w:t>_</w:t>
       </w:r>
+      <w:proofErr w:type="gramStart"/>
       <w:r>
         <w:rPr>
           <w:lang w:val="en-US"/>
@@ -10654,6 +10729,7 @@
         <w:t>ssgproject</w:t>
       </w:r>
       <w:proofErr w:type="spellEnd"/>
+      <w:proofErr w:type="gramEnd"/>
       <w:r>
         <w:t>.</w:t>
       </w:r>
@@ -11134,6 +11210,9 @@
         <w:ind w:firstLine="0"/>
       </w:pPr>
       <w:r>
+        <w:rPr>
+          <w:noProof/>
+        </w:rPr>
         <w:drawing>
           <wp:inline distT="0" distB="0" distL="0" distR="0" wp14:anchorId="1D48D0D4" wp14:editId="7A9CB727">
             <wp:extent cx="5280660" cy="8648700"/>
@@ -12155,6 +12234,7 @@
         <w:t xml:space="preserve">] // </w:t>
       </w:r>
       <w:proofErr w:type="spellStart"/>
+      <w:proofErr w:type="gramStart"/>
       <w:r>
         <w:rPr>
           <w:rFonts w:cs="Times New Roman"/>
@@ -12163,6 +12243,7 @@
         <w:t>github.blog</w:t>
       </w:r>
       <w:proofErr w:type="spellEnd"/>
+      <w:proofErr w:type="gramEnd"/>
       <w:r>
         <w:rPr>
           <w:lang w:val="en-US"/>
@@ -13941,18 +14022,230 @@
     <w:p>
       <w:pPr>
         <w:ind w:firstLine="0"/>
-        <w:jc w:val="center"/>
+        <w:rPr>
+          <w:rFonts w:cs="Times New Roman"/>
+          <w:color w:val="000000" w:themeColor="text1"/>
+          <w:szCs w:val="28"/>
+        </w:rPr>
+      </w:pPr>
+    </w:p>
+    <w:p>
+      <w:pPr>
+        <w:ind w:firstLine="0"/>
+        <w:rPr>
+          <w:rFonts w:cs="Times New Roman"/>
+          <w:color w:val="000000" w:themeColor="text1"/>
+          <w:szCs w:val="28"/>
+        </w:rPr>
+      </w:pPr>
+    </w:p>
+    <w:p>
+      <w:pPr>
+        <w:ind w:firstLine="0"/>
+        <w:rPr>
+          <w:rFonts w:cs="Times New Roman"/>
+          <w:color w:val="000000" w:themeColor="text1"/>
+          <w:szCs w:val="28"/>
+        </w:rPr>
+      </w:pPr>
+    </w:p>
+    <w:p>
+      <w:pPr>
+        <w:ind w:firstLine="0"/>
+        <w:rPr>
+          <w:rFonts w:cs="Times New Roman"/>
+          <w:color w:val="000000" w:themeColor="text1"/>
+          <w:szCs w:val="28"/>
+        </w:rPr>
+      </w:pPr>
+    </w:p>
+    <w:p>
+      <w:pPr>
+        <w:ind w:firstLine="0"/>
+        <w:rPr>
+          <w:rFonts w:cs="Times New Roman"/>
+          <w:color w:val="000000" w:themeColor="text1"/>
+          <w:szCs w:val="28"/>
+        </w:rPr>
+      </w:pPr>
+    </w:p>
+    <w:p>
+      <w:pPr>
+        <w:ind w:firstLine="0"/>
+        <w:rPr>
+          <w:rFonts w:cs="Times New Roman"/>
+          <w:color w:val="000000" w:themeColor="text1"/>
+          <w:szCs w:val="28"/>
+        </w:rPr>
+      </w:pPr>
+    </w:p>
+    <w:p>
+      <w:pPr>
+        <w:ind w:firstLine="0"/>
+        <w:rPr>
+          <w:rFonts w:cs="Times New Roman"/>
+          <w:color w:val="000000" w:themeColor="text1"/>
+          <w:szCs w:val="28"/>
+        </w:rPr>
+      </w:pPr>
+    </w:p>
+    <w:p>
+      <w:pPr>
+        <w:ind w:firstLine="0"/>
+        <w:rPr>
+          <w:rFonts w:cs="Times New Roman"/>
+          <w:color w:val="000000" w:themeColor="text1"/>
+          <w:szCs w:val="28"/>
+        </w:rPr>
+      </w:pPr>
+    </w:p>
+    <w:p>
+      <w:pPr>
+        <w:ind w:firstLine="0"/>
+        <w:rPr>
+          <w:rFonts w:cs="Times New Roman"/>
+          <w:color w:val="000000" w:themeColor="text1"/>
+          <w:szCs w:val="28"/>
+        </w:rPr>
+      </w:pPr>
+    </w:p>
+    <w:p>
+      <w:pPr>
+        <w:ind w:firstLine="0"/>
+        <w:rPr>
+          <w:rFonts w:cs="Times New Roman"/>
+          <w:color w:val="000000" w:themeColor="text1"/>
+          <w:szCs w:val="28"/>
+        </w:rPr>
+      </w:pPr>
+    </w:p>
+    <w:p>
+      <w:pPr>
+        <w:ind w:firstLine="0"/>
+        <w:rPr>
+          <w:rFonts w:cs="Times New Roman"/>
+          <w:color w:val="000000" w:themeColor="text1"/>
+          <w:szCs w:val="28"/>
+        </w:rPr>
+      </w:pPr>
+    </w:p>
+    <w:p>
+      <w:pPr>
+        <w:ind w:firstLine="0"/>
+        <w:rPr>
+          <w:rFonts w:cs="Times New Roman"/>
+          <w:color w:val="000000" w:themeColor="text1"/>
+          <w:szCs w:val="28"/>
+        </w:rPr>
+      </w:pPr>
+    </w:p>
+    <w:p>
+      <w:pPr>
+        <w:ind w:firstLine="0"/>
+        <w:rPr>
+          <w:rFonts w:cs="Times New Roman"/>
+          <w:color w:val="000000" w:themeColor="text1"/>
+          <w:szCs w:val="28"/>
+        </w:rPr>
+      </w:pPr>
+    </w:p>
+    <w:p>
+      <w:pPr>
+        <w:ind w:firstLine="0"/>
+        <w:rPr>
+          <w:rFonts w:cs="Times New Roman"/>
+          <w:color w:val="000000" w:themeColor="text1"/>
+          <w:szCs w:val="28"/>
+        </w:rPr>
+      </w:pPr>
+    </w:p>
+    <w:p>
+      <w:pPr>
+        <w:ind w:firstLine="0"/>
+        <w:rPr>
+          <w:rFonts w:cs="Times New Roman"/>
+          <w:color w:val="000000" w:themeColor="text1"/>
+          <w:szCs w:val="28"/>
+        </w:rPr>
+      </w:pPr>
+    </w:p>
+    <w:p>
+      <w:pPr>
+        <w:ind w:firstLine="0"/>
+        <w:rPr>
+          <w:rFonts w:cs="Times New Roman"/>
+          <w:color w:val="000000" w:themeColor="text1"/>
+          <w:szCs w:val="28"/>
+        </w:rPr>
+      </w:pPr>
+    </w:p>
+    <w:p>
+      <w:pPr>
+        <w:ind w:firstLine="0"/>
+        <w:rPr>
+          <w:rFonts w:cs="Times New Roman"/>
+          <w:color w:val="000000" w:themeColor="text1"/>
+          <w:szCs w:val="28"/>
+        </w:rPr>
+      </w:pPr>
+    </w:p>
+    <w:p>
+      <w:pPr>
+        <w:ind w:firstLine="0"/>
+      </w:pPr>
+      <w:r>
+        <w:rPr>
+          <w:rFonts w:cs="Times New Roman"/>
+          <w:color w:val="000000" w:themeColor="text1"/>
+          <w:szCs w:val="28"/>
+        </w:rPr>
+        <w:lastRenderedPageBreak/>
+        <w:t xml:space="preserve">Табл. </w:t>
+      </w:r>
+      <w:r>
+        <w:rPr>
+          <w:rFonts w:cs="Times New Roman"/>
+          <w:color w:val="000000" w:themeColor="text1"/>
+          <w:szCs w:val="28"/>
+        </w:rPr>
+        <w:t>4</w:t>
+      </w:r>
+      <w:r>
+        <w:rPr>
+          <w:rFonts w:cs="Times New Roman"/>
+          <w:color w:val="000000" w:themeColor="text1"/>
+          <w:szCs w:val="28"/>
+        </w:rPr>
+        <w:t xml:space="preserve">. </w:t>
+      </w:r>
+      <w:r>
+        <w:rPr>
+          <w:rFonts w:cs="Times New Roman"/>
+          <w:color w:val="000000" w:themeColor="text1"/>
+          <w:szCs w:val="28"/>
+        </w:rPr>
+        <w:t>Функциональное тестирование</w:t>
+      </w:r>
+    </w:p>
+    <w:p>
+      <w:pPr>
+        <w:ind w:firstLine="0"/>
+        <w:rPr>
+          <w:rFonts w:cs="Times New Roman"/>
+          <w:b/>
+          <w:sz w:val="36"/>
+          <w:szCs w:val="36"/>
+        </w:rPr>
       </w:pPr>
       <w:r>
         <w:rPr>
           <w:noProof/>
         </w:rPr>
-        <w:lastRenderedPageBreak/>
         <w:drawing>
-          <wp:inline distT="0" distB="0" distL="0" distR="0" wp14:anchorId="35219E68" wp14:editId="1549345F">
-            <wp:extent cx="4716145" cy="6976745"/>
-            <wp:effectExtent l="0" t="0" r="8255" b="0"/>
-            <wp:docPr id="1" name="Рисунок 1"/>
+          <wp:inline distT="0" distB="0" distL="0" distR="0" wp14:anchorId="34D50ADF" wp14:editId="6C0ED398">
+            <wp:extent cx="5280660" cy="8648700"/>
+            <wp:effectExtent l="0" t="0" r="0" b="0"/>
+            <wp:docPr id="16" name="Рисунок 16"/>
             <wp:cNvGraphicFramePr>
               <a:graphicFrameLocks xmlns:a="http://schemas.openxmlformats.org/drawingml/2006/main" noChangeAspect="1"/>
             </wp:cNvGraphicFramePr>
@@ -13966,7 +14259,7 @@
                     </pic:cNvPicPr>
                   </pic:nvPicPr>
                   <pic:blipFill>
-                    <a:blip r:embed="rId26">
+                    <a:blip r:embed="rId17">
                       <a:extLst>
                         <a:ext uri="{28A0092B-C50C-407E-A947-70E740481C1C}">
                           <a14:useLocalDpi xmlns:a14="http://schemas.microsoft.com/office/drawing/2010/main" val="0"/>
@@ -13981,7 +14274,7 @@
                   <pic:spPr bwMode="auto">
                     <a:xfrm>
                       <a:off x="0" y="0"/>
-                      <a:ext cx="4716145" cy="6976745"/>
+                      <a:ext cx="5280660" cy="8648700"/>
                     </a:xfrm>
                     <a:prstGeom prst="rect">
                       <a:avLst/>
@@ -13998,58 +14291,9 @@
         </w:drawing>
       </w:r>
     </w:p>
-    <w:p>
-      <w:pPr>
-        <w:ind w:firstLine="0"/>
-        <w:jc w:val="center"/>
-      </w:pPr>
-      <w:r>
-        <w:rPr>
-          <w:rFonts w:cs="Times New Roman"/>
-          <w:color w:val="000000" w:themeColor="text1"/>
-          <w:szCs w:val="28"/>
-        </w:rPr>
-        <w:t xml:space="preserve">Табл. </w:t>
-      </w:r>
-      <w:r>
-        <w:rPr>
-          <w:rFonts w:cs="Times New Roman"/>
-          <w:color w:val="000000" w:themeColor="text1"/>
-          <w:szCs w:val="28"/>
-        </w:rPr>
-        <w:t>4</w:t>
-      </w:r>
-      <w:r>
-        <w:rPr>
-          <w:rFonts w:cs="Times New Roman"/>
-          <w:color w:val="000000" w:themeColor="text1"/>
-          <w:szCs w:val="28"/>
-        </w:rPr>
-        <w:t xml:space="preserve">. </w:t>
-      </w:r>
-      <w:r>
-        <w:rPr>
-          <w:rFonts w:cs="Times New Roman"/>
-          <w:color w:val="000000" w:themeColor="text1"/>
-          <w:szCs w:val="28"/>
-        </w:rPr>
-        <w:t>Функциональное тестирование</w:t>
-      </w:r>
-    </w:p>
-    <w:p>
-      <w:pPr>
-        <w:jc w:val="center"/>
-        <w:rPr>
-          <w:rFonts w:cs="Times New Roman"/>
-          <w:b/>
-          <w:sz w:val="36"/>
-          <w:szCs w:val="36"/>
-        </w:rPr>
-      </w:pPr>
-    </w:p>
     <w:sectPr>
-      <w:footerReference w:type="default" r:id="rId27"/>
-      <w:footerReference w:type="first" r:id="rId28"/>
+      <w:footerReference w:type="default" r:id="rId26"/>
+      <w:footerReference w:type="first" r:id="rId27"/>
       <w:pgSz w:w="11906" w:h="16838"/>
       <w:pgMar w:top="1134" w:right="851" w:bottom="1134" w:left="1701" w:header="709" w:footer="709" w:gutter="0"/>
       <w:cols w:space="708"/>
@@ -17710,7 +17954,7 @@
   <w:style w:type="paragraph" w:default="1" w:styleId="a">
     <w:name w:val="Normal"/>
     <w:qFormat/>
-    <w:rsid w:val="00BD1825"/>
+    <w:rsid w:val="007828F6"/>
     <w:pPr>
       <w:spacing w:line="360" w:lineRule="auto"/>
       <w:ind w:firstLine="709"/>

--- a/PZ and plakat/alpha_pz/Бородин_11_жуковский.docx
+++ b/PZ and plakat/alpha_pz/Бородин_11_жуковский.docx
@@ -117,7 +117,7 @@
               </wp:inline>
             </w:drawing>
           </mc:Choice>
-          <mc:Fallback xmlns:w16sdtfl="http://schemas.microsoft.com/office/word/2024/wordml/sdtformatlock" xmlns:w16du="http://schemas.microsoft.com/office/word/2023/wordml/word16du" xmlns:oel="http://schemas.microsoft.com/office/2019/extlst">
+          <mc:Fallback xmlns:oel="http://schemas.microsoft.com/office/2019/extlst" xmlns:w16du="http://schemas.microsoft.com/office/word/2023/wordml/word16du" xmlns:w16sdtfl="http://schemas.microsoft.com/office/word/2024/wordml/sdtformatlock">
             <w:pict>
               <v:rect w14:anchorId="396DFA57" id="Rectangle 2" o:spid="_x0000_s1026" alt="https://informatics.ru/img/logo-full.svg" style="width:24.2pt;height:24.2pt;visibility:visible;mso-wrap-style:square;mso-left-percent:-10001;mso-top-percent:-10001;mso-position-horizontal:absolute;mso-position-horizontal-relative:char;mso-position-vertical:absolute;mso-position-vertical-relative:line;mso-left-percent:-10001;mso-top-percent:-10001;v-text-anchor:top" o:gfxdata="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" filled="f" stroked="f">
                 <o:lock v:ext="edit" aspectratio="t"/>
@@ -5588,6 +5588,7 @@
       <w:pPr>
         <w:pStyle w:val="ac"/>
         <w:spacing w:line="360" w:lineRule="auto"/>
+        <w:ind w:firstLine="708"/>
         <w:jc w:val="both"/>
       </w:pPr>
       <w:proofErr w:type="spellStart"/>
@@ -5615,156 +5616,6 @@
       <w:r>
         <w:t xml:space="preserve">. Решение не является Open Source и распространяется на коммерческой основе. </w:t>
       </w:r>
-    </w:p>
-    <w:p>
-      <w:pPr>
-        <w:pStyle w:val="ac"/>
-        <w:spacing w:line="360" w:lineRule="auto"/>
-        <w:jc w:val="both"/>
-      </w:pPr>
-      <w:proofErr w:type="spellStart"/>
-      <w:r>
-        <w:t>RedCheck</w:t>
-      </w:r>
-      <w:proofErr w:type="spellEnd"/>
-      <w:r>
-        <w:t xml:space="preserve"> относится к решениям, поддерживающим SCAP-контент. Продукт предоставляет </w:t>
-      </w:r>
-      <w:proofErr w:type="spellStart"/>
-      <w:r>
-        <w:t>remediation</w:t>
-      </w:r>
-      <w:proofErr w:type="spellEnd"/>
-      <w:r>
-        <w:t xml:space="preserve"> функционал, однако не реализует механизмы </w:t>
-      </w:r>
-      <w:proofErr w:type="spellStart"/>
-      <w:r>
-        <w:t>патчинга</w:t>
-      </w:r>
-      <w:proofErr w:type="spellEnd"/>
-      <w:r>
-        <w:t xml:space="preserve"> для адаптации проверочного контента под целевую систему. Кроме того, решение является закрытым и коммерческим. </w:t>
-      </w:r>
-    </w:p>
-    <w:p>
-      <w:pPr>
-        <w:pStyle w:val="ac"/>
-        <w:spacing w:line="360" w:lineRule="auto"/>
-        <w:jc w:val="both"/>
-      </w:pPr>
-      <w:proofErr w:type="spellStart"/>
-      <w:r>
-        <w:t>ScanOVAL</w:t>
-      </w:r>
-      <w:proofErr w:type="spellEnd"/>
-      <w:r>
-        <w:t xml:space="preserve"> это бесплатный инструмент, ориентированный на проверку системы по OVAL-дефинициям, что означает только частичную поддержку SCAP. Поскольку программа не поддерживает XCCDF-контент, в ней отсутствуют возможности </w:t>
-      </w:r>
-      <w:proofErr w:type="spellStart"/>
-      <w:r>
-        <w:t>патчинга</w:t>
-      </w:r>
-      <w:proofErr w:type="spellEnd"/>
-      <w:r>
-        <w:t xml:space="preserve"> и </w:t>
-      </w:r>
-      <w:proofErr w:type="spellStart"/>
-      <w:r>
-        <w:t>remediation</w:t>
-      </w:r>
-      <w:proofErr w:type="spellEnd"/>
-      <w:r>
-        <w:t xml:space="preserve"> в контексте XCCDF-проверок. </w:t>
-      </w:r>
-    </w:p>
-    <w:p>
-      <w:pPr>
-        <w:pStyle w:val="ac"/>
-        <w:spacing w:line="360" w:lineRule="auto"/>
-        <w:jc w:val="both"/>
-      </w:pPr>
-      <w:proofErr w:type="spellStart"/>
-      <w:r>
-        <w:t>MaxPatrol</w:t>
-      </w:r>
-      <w:proofErr w:type="spellEnd"/>
-      <w:r>
-        <w:t xml:space="preserve"> VM представляет собой коммерческую платформу управления уязвимостями, ориентированную на полный цикл </w:t>
-      </w:r>
-      <w:proofErr w:type="spellStart"/>
-      <w:r>
-        <w:t>vulnerability</w:t>
-      </w:r>
-      <w:proofErr w:type="spellEnd"/>
-      <w:r>
-        <w:t xml:space="preserve"> </w:t>
-      </w:r>
-      <w:proofErr w:type="spellStart"/>
-      <w:r>
-        <w:t>management</w:t>
-      </w:r>
-      <w:proofErr w:type="spellEnd"/>
-      <w:r>
-        <w:t xml:space="preserve">. За счёт этого в продукте реализованы механизмы </w:t>
-      </w:r>
-      <w:proofErr w:type="spellStart"/>
-      <w:r>
-        <w:t>remediation</w:t>
-      </w:r>
-      <w:proofErr w:type="spellEnd"/>
-      <w:r>
-        <w:t xml:space="preserve">. Вместе с тем, </w:t>
-      </w:r>
-      <w:proofErr w:type="spellStart"/>
-      <w:r>
-        <w:t>MaxPatrol</w:t>
-      </w:r>
-      <w:proofErr w:type="spellEnd"/>
-      <w:r>
-        <w:t xml:space="preserve"> VM не предполагает использования SCAP-контента. </w:t>
-      </w:r>
-    </w:p>
-    <w:p>
-      <w:pPr>
-        <w:pStyle w:val="ac"/>
-        <w:spacing w:line="360" w:lineRule="auto"/>
-        <w:jc w:val="both"/>
-      </w:pPr>
-      <w:r>
-        <w:t>Таким образом, рассмотренные решения либо совсем не поддерживают SCAP-контент, либо являются закрытыми коммерческими продуктами. Кроме того, большинство программ, поддерживающих SCAP-контент, не обладают возможностью автоматической адаптации (</w:t>
-      </w:r>
-      <w:proofErr w:type="spellStart"/>
-      <w:r>
-        <w:t>патчинга</w:t>
-      </w:r>
-      <w:proofErr w:type="spellEnd"/>
-      <w:r>
-        <w:t>) SCAP-контента под конкретную операционную систему.</w:t>
-      </w:r>
-      <w:r>
-        <w:tab/>
-      </w:r>
-    </w:p>
-    <w:p>
-      <w:pPr>
-        <w:pStyle w:val="2"/>
-        <w:ind w:firstLine="708"/>
-      </w:pPr>
-      <w:bookmarkStart w:id="8" w:name="_Toc224322110"/>
-      <w:r>
-        <w:t>1.</w:t>
-      </w:r>
-      <w:r>
-        <w:t>5</w:t>
-      </w:r>
-      <w:r>
-        <w:t xml:space="preserve"> </w:t>
-      </w:r>
-      <w:r>
-        <w:t>Аудитория проекта</w:t>
-      </w:r>
-      <w:bookmarkEnd w:id="8"/>
     </w:p>
     <w:p>
       <w:pPr>
@@ -5773,16 +5624,29 @@
         <w:ind w:firstLine="708"/>
         <w:jc w:val="both"/>
       </w:pPr>
-      <w:r>
-        <w:t xml:space="preserve">Поскольку разрабатываемая программа предназначена для автоматизированного аудита системы и поддержки </w:t>
-      </w:r>
-      <w:proofErr w:type="spellStart"/>
-      <w:r>
-        <w:t>харденига</w:t>
-      </w:r>
-      <w:proofErr w:type="spellEnd"/>
-      <w:r>
-        <w:t xml:space="preserve"> на основе SCAP-контента (OVAL/XCCDF), её целевая аудитория напрямую связана с задачами контроля защищённости, соответствия требованиям и регулярной проверки конфигураций и уязвимостей. Соответственно, основными группами пользователей являются:</w:t>
+      <w:proofErr w:type="spellStart"/>
+      <w:r>
+        <w:t>RedCheck</w:t>
+      </w:r>
+      <w:proofErr w:type="spellEnd"/>
+      <w:r>
+        <w:t xml:space="preserve"> относится к решениям, поддерживающим SCAP-контент. Продукт предоставляет </w:t>
+      </w:r>
+      <w:proofErr w:type="spellStart"/>
+      <w:r>
+        <w:t>remediation</w:t>
+      </w:r>
+      <w:proofErr w:type="spellEnd"/>
+      <w:r>
+        <w:t xml:space="preserve"> функционал, однако не реализует механизмы </w:t>
+      </w:r>
+      <w:proofErr w:type="spellStart"/>
+      <w:r>
+        <w:t>патчинга</w:t>
+      </w:r>
+      <w:proofErr w:type="spellEnd"/>
+      <w:r>
+        <w:t xml:space="preserve"> для адаптации проверочного контента под целевую систему. Кроме того, решение является закрытым и коммерческим. </w:t>
       </w:r>
     </w:p>
     <w:p>
@@ -5792,12 +5656,29 @@
         <w:ind w:firstLine="708"/>
         <w:jc w:val="both"/>
       </w:pPr>
-      <w:r>
-        <w:t xml:space="preserve">- Аудиторы информационной безопасности. Для них актуальна задача получения воспроизводимых результатов проверок, формирования отчётности и подтверждения выполнения требований (политик безопасности, внутренних регламентов и внешних </w:t>
-      </w:r>
-      <w:r>
-        <w:lastRenderedPageBreak/>
-        <w:t>стандартов). Использование стандартизированного контента облегчает сравнение результатов между системами и аудитами.</w:t>
+      <w:proofErr w:type="spellStart"/>
+      <w:r>
+        <w:t>ScanOVAL</w:t>
+      </w:r>
+      <w:proofErr w:type="spellEnd"/>
+      <w:r>
+        <w:t xml:space="preserve"> это бесплатный инструмент, ориентированный на проверку системы по OVAL-дефинициям, что означает только частичную поддержку SCAP. Поскольку программа не поддерживает XCCDF-контент, в ней отсутствуют возможности </w:t>
+      </w:r>
+      <w:proofErr w:type="spellStart"/>
+      <w:r>
+        <w:t>патчинга</w:t>
+      </w:r>
+      <w:proofErr w:type="spellEnd"/>
+      <w:r>
+        <w:t xml:space="preserve"> и </w:t>
+      </w:r>
+      <w:proofErr w:type="spellStart"/>
+      <w:r>
+        <w:t>remediation</w:t>
+      </w:r>
+      <w:proofErr w:type="spellEnd"/>
+      <w:r>
+        <w:t xml:space="preserve"> в контексте XCCDF-проверок. </w:t>
       </w:r>
     </w:p>
     <w:p>
@@ -5807,16 +5688,45 @@
         <w:ind w:firstLine="708"/>
         <w:jc w:val="both"/>
       </w:pPr>
-      <w:r>
-        <w:t xml:space="preserve">- Системные администраторы. Для них программа полезна как средство быстрой проверки состояния системы, выявления уязвимостей и </w:t>
-      </w:r>
-      <w:proofErr w:type="spellStart"/>
-      <w:r>
-        <w:t>мисконфигураций</w:t>
-      </w:r>
-      <w:proofErr w:type="spellEnd"/>
-      <w:r>
-        <w:t>, а также устранения уязвимостей, что упрощает поддержание безопасности информационных систем.</w:t>
+      <w:proofErr w:type="spellStart"/>
+      <w:r>
+        <w:t>MaxPatrol</w:t>
+      </w:r>
+      <w:proofErr w:type="spellEnd"/>
+      <w:r>
+        <w:t xml:space="preserve"> VM представляет собой коммерческую платформу управления уязвимостями, ориентированную на полный цикл </w:t>
+      </w:r>
+      <w:proofErr w:type="spellStart"/>
+      <w:r>
+        <w:t>vulnerability</w:t>
+      </w:r>
+      <w:proofErr w:type="spellEnd"/>
+      <w:r>
+        <w:t xml:space="preserve"> </w:t>
+      </w:r>
+      <w:proofErr w:type="spellStart"/>
+      <w:r>
+        <w:t>management</w:t>
+      </w:r>
+      <w:proofErr w:type="spellEnd"/>
+      <w:r>
+        <w:t xml:space="preserve">. За счёт этого в продукте реализованы механизмы </w:t>
+      </w:r>
+      <w:proofErr w:type="spellStart"/>
+      <w:r>
+        <w:t>remediation</w:t>
+      </w:r>
+      <w:proofErr w:type="spellEnd"/>
+      <w:r>
+        <w:t xml:space="preserve">. Вместе с тем, </w:t>
+      </w:r>
+      <w:proofErr w:type="spellStart"/>
+      <w:r>
+        <w:t>MaxPatrol</w:t>
+      </w:r>
+      <w:proofErr w:type="spellEnd"/>
+      <w:r>
+        <w:t xml:space="preserve"> VM не предполагает использования SCAP-контента. </w:t>
       </w:r>
     </w:p>
     <w:p>
@@ -5827,6 +5737,101 @@
         <w:jc w:val="both"/>
       </w:pPr>
       <w:r>
+        <w:t>Таким образом, рассмотренные решения либо совсем не поддерживают SCAP-контент, либо являются закрытыми коммерческими продуктами. Кроме того, большинство программ, поддерживающих SCAP-контент, не обладают возможностью автоматической адаптации (</w:t>
+      </w:r>
+      <w:proofErr w:type="spellStart"/>
+      <w:r>
+        <w:t>патчинга</w:t>
+      </w:r>
+      <w:proofErr w:type="spellEnd"/>
+      <w:r>
+        <w:t>) SCAP-контента под конкретную операционную систему.</w:t>
+      </w:r>
+      <w:r>
+        <w:tab/>
+      </w:r>
+    </w:p>
+    <w:p>
+      <w:pPr>
+        <w:pStyle w:val="2"/>
+        <w:ind w:firstLine="708"/>
+      </w:pPr>
+      <w:bookmarkStart w:id="8" w:name="_Toc224322110"/>
+      <w:r>
+        <w:t>1.</w:t>
+      </w:r>
+      <w:r>
+        <w:t>5</w:t>
+      </w:r>
+      <w:r>
+        <w:t xml:space="preserve"> </w:t>
+      </w:r>
+      <w:r>
+        <w:t>Аудитория проекта</w:t>
+      </w:r>
+      <w:bookmarkEnd w:id="8"/>
+    </w:p>
+    <w:p>
+      <w:pPr>
+        <w:pStyle w:val="ac"/>
+        <w:spacing w:line="360" w:lineRule="auto"/>
+        <w:ind w:firstLine="708"/>
+        <w:jc w:val="both"/>
+      </w:pPr>
+      <w:r>
+        <w:t xml:space="preserve">Поскольку разрабатываемая программа предназначена для автоматизированного аудита системы и поддержки </w:t>
+      </w:r>
+      <w:proofErr w:type="spellStart"/>
+      <w:r>
+        <w:t>харденига</w:t>
+      </w:r>
+      <w:proofErr w:type="spellEnd"/>
+      <w:r>
+        <w:t xml:space="preserve"> на основе SCAP-контента (OVAL/XCCDF), её целевая аудитория напрямую связана с задачами контроля защищённости, соответствия требованиям и регулярной проверки конфигураций и уязвимостей. Соответственно, основными группами пользователей являются:</w:t>
+      </w:r>
+    </w:p>
+    <w:p>
+      <w:pPr>
+        <w:pStyle w:val="ac"/>
+        <w:spacing w:line="360" w:lineRule="auto"/>
+        <w:ind w:firstLine="708"/>
+        <w:jc w:val="both"/>
+      </w:pPr>
+      <w:r>
+        <w:t xml:space="preserve">- Аудиторы информационной безопасности. Для них актуальна задача получения воспроизводимых результатов проверок, формирования отчётности и подтверждения выполнения требований (политик безопасности, внутренних регламентов и внешних </w:t>
+      </w:r>
+      <w:r>
+        <w:lastRenderedPageBreak/>
+        <w:t>стандартов). Использование стандартизированного контента облегчает сравнение результатов между системами и аудитами.</w:t>
+      </w:r>
+    </w:p>
+    <w:p>
+      <w:pPr>
+        <w:pStyle w:val="ac"/>
+        <w:spacing w:line="360" w:lineRule="auto"/>
+        <w:ind w:firstLine="708"/>
+        <w:jc w:val="both"/>
+      </w:pPr>
+      <w:r>
+        <w:t xml:space="preserve">- Системные администраторы. Для них программа полезна как средство быстрой проверки состояния системы, выявления уязвимостей и </w:t>
+      </w:r>
+      <w:proofErr w:type="spellStart"/>
+      <w:r>
+        <w:t>мисконфигураций</w:t>
+      </w:r>
+      <w:proofErr w:type="spellEnd"/>
+      <w:r>
+        <w:t>, а также устранения уязвимостей, что упрощает поддержание безопасности информационных систем.</w:t>
+      </w:r>
+    </w:p>
+    <w:p>
+      <w:pPr>
+        <w:pStyle w:val="ac"/>
+        <w:spacing w:line="360" w:lineRule="auto"/>
+        <w:ind w:firstLine="708"/>
+        <w:jc w:val="both"/>
+      </w:pPr>
+      <w:r>
         <w:t>Аудитория проекта является профессиональной и относительно ограниченной, поскольку ориентирована на специализированные задачи, однако программа имеет широкое применение в организациях, где нужен постоянный аудит и стандартизированная проверка безопасности.</w:t>
       </w:r>
     </w:p>
@@ -7012,6 +7017,7 @@
       <w:pPr>
         <w:pStyle w:val="ac"/>
         <w:spacing w:line="360" w:lineRule="auto"/>
+        <w:ind w:firstLine="708"/>
         <w:jc w:val="both"/>
       </w:pPr>
       <w:r>
@@ -7167,6 +7173,7 @@
       <w:pPr>
         <w:pStyle w:val="ac"/>
         <w:spacing w:line="360" w:lineRule="auto"/>
+        <w:ind w:firstLine="360"/>
         <w:jc w:val="both"/>
       </w:pPr>
       <w:r>
@@ -7620,7 +7627,7 @@
     <w:p>
       <w:pPr>
         <w:spacing w:before="100" w:beforeAutospacing="1" w:after="100" w:afterAutospacing="1"/>
-        <w:ind w:firstLine="0"/>
+        <w:ind w:firstLine="708"/>
         <w:jc w:val="both"/>
         <w:rPr>
           <w:rFonts w:eastAsia="Times New Roman" w:cs="Times New Roman"/>
@@ -7694,7 +7701,7 @@
           <w:bCs/>
           <w:szCs w:val="24"/>
         </w:rPr>
-        <w:t xml:space="preserve">верхность атаки и минимизируя вероятность эксплуатации типовых техник </w:t>
+        <w:t xml:space="preserve">верхность атаки и минимизируя вероятность эксплуатации </w:t>
       </w:r>
       <w:r>
         <w:rPr>
@@ -7703,7 +7710,7 @@
           <w:szCs w:val="24"/>
         </w:rPr>
         <w:lastRenderedPageBreak/>
-        <w:t>злоумышленника</w:t>
+        <w:t>типовых техник злоумышленника</w:t>
       </w:r>
       <w:r>
         <w:rPr>
@@ -9737,6 +9744,7 @@
     </w:p>
     <w:p>
       <w:pPr>
+        <w:jc w:val="both"/>
         <w:rPr>
           <w:b/>
         </w:rPr>
@@ -10040,71 +10048,10 @@
     </w:p>
     <w:p>
       <w:pPr>
-        <w:pStyle w:val="2"/>
-        <w:ind w:firstLine="708"/>
-      </w:pPr>
-      <w:bookmarkStart w:id="39" w:name="_Toc224322121"/>
-      <w:r>
-        <w:t>3.</w:t>
-      </w:r>
-      <w:r>
-        <w:t>7</w:t>
-      </w:r>
-      <w:r>
-        <w:t xml:space="preserve"> Перспективы развития проекта.</w:t>
-      </w:r>
-      <w:bookmarkEnd w:id="39"/>
-    </w:p>
-    <w:p>
-      <w:pPr>
         <w:pStyle w:val="ac"/>
         <w:spacing w:line="360" w:lineRule="auto"/>
         <w:jc w:val="both"/>
       </w:pPr>
-      <w:r>
-        <w:t xml:space="preserve">Разработанная программа ввиду своей модульной архитектуры как на стороне визуального интерфейса, так и на стороне функционала - позволяет быстро изменять и расширять функционал продукта. Из основных направлений дальнейшего развития проекта можно выделить: </w:t>
-      </w:r>
-    </w:p>
-    <w:p>
-      <w:pPr>
-        <w:pStyle w:val="ac"/>
-        <w:numPr>
-          <w:ilvl w:val="0"/>
-          <w:numId w:val="16"/>
-        </w:numPr>
-        <w:spacing w:line="360" w:lineRule="auto"/>
-        <w:jc w:val="both"/>
-      </w:pPr>
-      <w:r>
-        <w:t xml:space="preserve">Расширение поддерживаемых </w:t>
-      </w:r>
-      <w:r>
-        <w:t>дистрибутивов</w:t>
-      </w:r>
-      <w:r>
-        <w:t xml:space="preserve"> и источников SCAP-контента. Возможна поддержка большего числа дистрибутивов, а также возможно увеличение количества источников SCAP-контента</w:t>
-      </w:r>
-      <w:r>
-        <w:t>.</w:t>
-      </w:r>
-      <w:r>
-        <w:t xml:space="preserve"> </w:t>
-      </w:r>
-    </w:p>
-    <w:p>
-      <w:pPr>
-        <w:pStyle w:val="ac"/>
-        <w:numPr>
-          <w:ilvl w:val="0"/>
-          <w:numId w:val="16"/>
-        </w:numPr>
-        <w:spacing w:line="360" w:lineRule="auto"/>
-        <w:jc w:val="both"/>
-      </w:pPr>
-      <w:r>
-        <w:lastRenderedPageBreak/>
-        <w:t>Для удобства просмотра и анализа отчётов внутри программы может быть реализована расширенная система фильтрации отчётов.</w:t>
-      </w:r>
     </w:p>
     <w:p>
       <w:pPr>
@@ -10122,132 +10069,27 @@
     </w:p>
     <w:p>
       <w:pPr>
-        <w:pStyle w:val="ac"/>
-        <w:spacing w:line="360" w:lineRule="auto"/>
-        <w:jc w:val="both"/>
-      </w:pPr>
-    </w:p>
-    <w:p>
-      <w:pPr>
-        <w:pStyle w:val="ac"/>
-        <w:spacing w:line="360" w:lineRule="auto"/>
-        <w:jc w:val="both"/>
-      </w:pPr>
-    </w:p>
-    <w:p>
-      <w:pPr>
-        <w:pStyle w:val="ac"/>
-        <w:spacing w:line="360" w:lineRule="auto"/>
-        <w:jc w:val="both"/>
-      </w:pPr>
-    </w:p>
-    <w:p>
-      <w:pPr>
-        <w:pStyle w:val="ac"/>
-        <w:spacing w:line="360" w:lineRule="auto"/>
-        <w:jc w:val="both"/>
-      </w:pPr>
-    </w:p>
-    <w:p>
-      <w:pPr>
-        <w:pStyle w:val="ac"/>
-        <w:spacing w:line="360" w:lineRule="auto"/>
-        <w:jc w:val="both"/>
-      </w:pPr>
-    </w:p>
-    <w:p>
-      <w:pPr>
-        <w:pStyle w:val="ac"/>
-        <w:spacing w:line="360" w:lineRule="auto"/>
-        <w:jc w:val="both"/>
-      </w:pPr>
-    </w:p>
-    <w:p>
-      <w:pPr>
-        <w:pStyle w:val="ac"/>
-        <w:spacing w:line="360" w:lineRule="auto"/>
-        <w:jc w:val="both"/>
-      </w:pPr>
-    </w:p>
-    <w:p>
-      <w:pPr>
-        <w:pStyle w:val="ac"/>
-        <w:spacing w:line="360" w:lineRule="auto"/>
-        <w:jc w:val="both"/>
-      </w:pPr>
-    </w:p>
-    <w:p>
-      <w:pPr>
-        <w:pStyle w:val="ac"/>
-        <w:spacing w:line="360" w:lineRule="auto"/>
-        <w:jc w:val="both"/>
-      </w:pPr>
-    </w:p>
-    <w:p>
-      <w:pPr>
-        <w:pStyle w:val="ac"/>
-        <w:spacing w:line="360" w:lineRule="auto"/>
-        <w:jc w:val="both"/>
-      </w:pPr>
-    </w:p>
-    <w:p>
-      <w:pPr>
-        <w:pStyle w:val="ac"/>
-        <w:spacing w:line="360" w:lineRule="auto"/>
-        <w:jc w:val="both"/>
-      </w:pPr>
-    </w:p>
-    <w:p>
-      <w:pPr>
-        <w:pStyle w:val="ac"/>
-        <w:spacing w:line="360" w:lineRule="auto"/>
-        <w:jc w:val="both"/>
-      </w:pPr>
-    </w:p>
-    <w:p>
-      <w:pPr>
-        <w:pStyle w:val="ac"/>
-        <w:spacing w:line="360" w:lineRule="auto"/>
-        <w:jc w:val="both"/>
-      </w:pPr>
-    </w:p>
-    <w:p>
-      <w:pPr>
-        <w:pStyle w:val="ac"/>
-        <w:spacing w:line="360" w:lineRule="auto"/>
-        <w:jc w:val="both"/>
-      </w:pPr>
-    </w:p>
-    <w:p>
-      <w:pPr>
-        <w:pStyle w:val="ac"/>
-        <w:spacing w:line="360" w:lineRule="auto"/>
-        <w:jc w:val="both"/>
-      </w:pPr>
-    </w:p>
-    <w:p>
-      <w:pPr>
         <w:pStyle w:val="1"/>
       </w:pPr>
-      <w:bookmarkStart w:id="40" w:name="_Toc224322122"/>
+      <w:bookmarkStart w:id="39" w:name="_Toc224322122"/>
       <w:r>
         <w:lastRenderedPageBreak/>
         <w:t>4. Тестирование</w:t>
       </w:r>
+      <w:bookmarkEnd w:id="39"/>
+    </w:p>
+    <w:p>
+      <w:pPr>
+        <w:pStyle w:val="2"/>
+      </w:pPr>
+      <w:r>
+        <w:tab/>
+      </w:r>
+      <w:bookmarkStart w:id="40" w:name="_Toc224322123"/>
+      <w:r>
+        <w:t>4.1 Цели тестирования</w:t>
+      </w:r>
       <w:bookmarkEnd w:id="40"/>
-    </w:p>
-    <w:p>
-      <w:pPr>
-        <w:pStyle w:val="2"/>
-      </w:pPr>
-      <w:r>
-        <w:tab/>
-      </w:r>
-      <w:bookmarkStart w:id="41" w:name="_Toc224322123"/>
-      <w:r>
-        <w:t>4.1 Цели тестирования</w:t>
-      </w:r>
-      <w:bookmarkEnd w:id="41"/>
     </w:p>
     <w:p>
       <w:pPr>
@@ -10422,16 +10264,18 @@
           <w:ilvl w:val="1"/>
           <w:numId w:val="29"/>
         </w:numPr>
-      </w:pPr>
-      <w:bookmarkStart w:id="42" w:name="_Toc224322124"/>
+        <w:jc w:val="both"/>
+      </w:pPr>
+      <w:bookmarkStart w:id="41" w:name="_Toc224322124"/>
       <w:r>
         <w:t>Функциональное тестирование</w:t>
       </w:r>
-      <w:bookmarkEnd w:id="42"/>
+      <w:bookmarkEnd w:id="41"/>
     </w:p>
     <w:p>
       <w:pPr>
         <w:ind w:firstLine="708"/>
+        <w:jc w:val="both"/>
       </w:pPr>
       <w:r>
         <w:t>Функциональное тестирование было основано на наборе тестов, покрывающих основной функционал программы</w:t>
@@ -10588,6 +10432,7 @@
     <w:p>
       <w:pPr>
         <w:ind w:firstLine="0"/>
+        <w:jc w:val="both"/>
       </w:pPr>
       <w:r>
         <w:t>Подробное описание тестов</w:t>
@@ -10603,6 +10448,7 @@
           <w:ilvl w:val="0"/>
           <w:numId w:val="30"/>
         </w:numPr>
+        <w:jc w:val="both"/>
       </w:pPr>
       <w:r>
         <w:t xml:space="preserve">Тест проверки интерпретации </w:t>
@@ -10639,6 +10485,7 @@
           <w:ilvl w:val="0"/>
           <w:numId w:val="30"/>
         </w:numPr>
+        <w:jc w:val="both"/>
       </w:pPr>
       <w:r>
         <w:t xml:space="preserve">Тест проверки интерпретации </w:t>
@@ -10761,16 +10608,13 @@
         <w:t xml:space="preserve">, </w:t>
       </w:r>
       <w:r>
-        <w:t xml:space="preserve">так как он </w:t>
+        <w:t>так как он является</w:t>
+      </w:r>
+      <w:r>
+        <w:t xml:space="preserve"> </w:t>
       </w:r>
       <w:r>
         <w:lastRenderedPageBreak/>
-        <w:t>является</w:t>
-      </w:r>
-      <w:r>
-        <w:t xml:space="preserve"> </w:t>
-      </w:r>
-      <w:r>
         <w:t>стандартом для проверки систем. Как и было написано в ожидаемом результате – в результатах проверки присутствовали только статусы</w:t>
       </w:r>
       <w:r>
@@ -10802,6 +10646,7 @@
           <w:ilvl w:val="0"/>
           <w:numId w:val="30"/>
         </w:numPr>
+        <w:jc w:val="both"/>
       </w:pPr>
       <w:r>
         <w:t xml:space="preserve">Этот тест является </w:t>
@@ -10942,6 +10787,7 @@
           <w:ilvl w:val="0"/>
           <w:numId w:val="30"/>
         </w:numPr>
+        <w:jc w:val="both"/>
       </w:pPr>
       <w:r>
         <w:t xml:space="preserve">Данный тест идентичен прошлому, за исключением того, что теперь к </w:t>
@@ -11041,6 +10887,7 @@
           <w:ilvl w:val="0"/>
           <w:numId w:val="30"/>
         </w:numPr>
+        <w:jc w:val="both"/>
       </w:pPr>
       <w:r>
         <w:t xml:space="preserve">Последний тест проверяет совмещение автоматического </w:t>
@@ -11144,27 +10991,52 @@
     </w:p>
     <w:p>
       <w:pPr>
-        <w:ind w:firstLine="708"/>
-      </w:pPr>
-    </w:p>
-    <w:p>
-      <w:pPr>
-        <w:ind w:firstLine="708"/>
-      </w:pPr>
-    </w:p>
-    <w:p>
-      <w:pPr>
-        <w:ind w:firstLine="708"/>
-      </w:pPr>
-    </w:p>
-    <w:p>
-      <w:pPr>
-        <w:ind w:firstLine="708"/>
-      </w:pPr>
-    </w:p>
-    <w:p>
-      <w:pPr>
-        <w:ind w:firstLine="708"/>
+        <w:ind w:firstLine="0"/>
+        <w:rPr>
+          <w:rFonts w:cs="Times New Roman"/>
+          <w:color w:val="000000" w:themeColor="text1"/>
+          <w:szCs w:val="28"/>
+        </w:rPr>
+      </w:pPr>
+    </w:p>
+    <w:p>
+      <w:pPr>
+        <w:ind w:firstLine="0"/>
+        <w:rPr>
+          <w:rFonts w:cs="Times New Roman"/>
+          <w:color w:val="000000" w:themeColor="text1"/>
+          <w:szCs w:val="28"/>
+        </w:rPr>
+      </w:pPr>
+    </w:p>
+    <w:p>
+      <w:pPr>
+        <w:ind w:firstLine="0"/>
+        <w:rPr>
+          <w:rFonts w:cs="Times New Roman"/>
+          <w:color w:val="000000" w:themeColor="text1"/>
+          <w:szCs w:val="28"/>
+        </w:rPr>
+      </w:pPr>
+    </w:p>
+    <w:p>
+      <w:pPr>
+        <w:ind w:firstLine="0"/>
+        <w:rPr>
+          <w:rFonts w:cs="Times New Roman"/>
+          <w:color w:val="000000" w:themeColor="text1"/>
+          <w:szCs w:val="28"/>
+        </w:rPr>
+      </w:pPr>
+    </w:p>
+    <w:p>
+      <w:pPr>
+        <w:ind w:firstLine="0"/>
+        <w:rPr>
+          <w:rFonts w:cs="Times New Roman"/>
+          <w:color w:val="000000" w:themeColor="text1"/>
+          <w:szCs w:val="28"/>
+        </w:rPr>
       </w:pPr>
     </w:p>
     <w:p>
@@ -11208,16 +11080,22 @@
     <w:p>
       <w:pPr>
         <w:ind w:firstLine="0"/>
+        <w:rPr>
+          <w:rFonts w:cs="Times New Roman"/>
+          <w:b/>
+          <w:sz w:val="36"/>
+          <w:szCs w:val="36"/>
+        </w:rPr>
       </w:pPr>
       <w:r>
         <w:rPr>
           <w:noProof/>
         </w:rPr>
         <w:drawing>
-          <wp:inline distT="0" distB="0" distL="0" distR="0" wp14:anchorId="1D48D0D4" wp14:editId="7A9CB727">
+          <wp:inline distT="0" distB="0" distL="0" distR="0" wp14:anchorId="03389163" wp14:editId="2C2E34A5">
             <wp:extent cx="5280660" cy="8648700"/>
             <wp:effectExtent l="0" t="0" r="0" b="0"/>
-            <wp:docPr id="9" name="Рисунок 9"/>
+            <wp:docPr id="1" name="Рисунок 1"/>
             <wp:cNvGraphicFramePr>
               <a:graphicFrameLocks xmlns:a="http://schemas.openxmlformats.org/drawingml/2006/main" noChangeAspect="1"/>
             </wp:cNvGraphicFramePr>
@@ -11265,23 +11143,669 @@
     </w:p>
     <w:p>
       <w:pPr>
+        <w:pStyle w:val="2"/>
+        <w:numPr>
+          <w:ilvl w:val="1"/>
+          <w:numId w:val="29"/>
+        </w:numPr>
+      </w:pPr>
+      <w:r>
+        <w:lastRenderedPageBreak/>
+        <w:t>Пользовательское</w:t>
+      </w:r>
+      <w:r>
+        <w:t xml:space="preserve"> тестирование</w:t>
+      </w:r>
+    </w:p>
+    <w:p>
+      <w:pPr>
+        <w:ind w:firstLine="708"/>
+        <w:jc w:val="both"/>
+      </w:pPr>
+      <w:r>
+        <w:t xml:space="preserve">Пользовательское тестирование было проведено на базе Муниципального бюджетного образовательного учреждения Гимназия №1. Тестирование было проведено на 10 персональных компьютерах, на каждом из которых была установлена виртуальная машина с </w:t>
+      </w:r>
+      <w:r>
+        <w:rPr>
+          <w:lang w:val="en-US"/>
+        </w:rPr>
+        <w:t>Kali</w:t>
+      </w:r>
+      <w:r>
+        <w:t xml:space="preserve"> </w:t>
+      </w:r>
+      <w:proofErr w:type="spellStart"/>
+      <w:r>
+        <w:rPr>
+          <w:lang w:val="en-US"/>
+        </w:rPr>
+        <w:t>linux</w:t>
+      </w:r>
+      <w:proofErr w:type="spellEnd"/>
+      <w:r>
+        <w:t xml:space="preserve">. </w:t>
+      </w:r>
+      <w:r>
+        <w:t>На каждом из компьютеров тестирование было проведено с одинаковыми настройками программы</w:t>
+      </w:r>
+      <w:r>
+        <w:t xml:space="preserve">: </w:t>
+      </w:r>
+      <w:r>
+        <w:t xml:space="preserve">режим проверки по </w:t>
+      </w:r>
+      <w:r>
+        <w:rPr>
+          <w:lang w:val="en-US"/>
+        </w:rPr>
+        <w:t>XCCDF</w:t>
+      </w:r>
+      <w:r>
+        <w:t>-</w:t>
+      </w:r>
+      <w:r>
+        <w:t xml:space="preserve">правилам, выбранный профиль – </w:t>
+      </w:r>
+      <w:proofErr w:type="spellStart"/>
+      <w:r>
+        <w:rPr>
+          <w:lang w:val="en-US"/>
+        </w:rPr>
+        <w:t>xccdf</w:t>
+      </w:r>
+      <w:proofErr w:type="spellEnd"/>
+      <w:r>
+        <w:t>_</w:t>
+      </w:r>
+      <w:proofErr w:type="gramStart"/>
+      <w:r>
+        <w:rPr>
+          <w:lang w:val="en-US"/>
+        </w:rPr>
+        <w:t>org</w:t>
+      </w:r>
+      <w:r>
+        <w:t>.</w:t>
+      </w:r>
+      <w:proofErr w:type="spellStart"/>
+      <w:r>
+        <w:rPr>
+          <w:lang w:val="en-US"/>
+        </w:rPr>
+        <w:t>ssgproject</w:t>
+      </w:r>
+      <w:proofErr w:type="spellEnd"/>
+      <w:proofErr w:type="gramEnd"/>
+      <w:r>
+        <w:t>.</w:t>
+      </w:r>
+      <w:r>
+        <w:rPr>
+          <w:lang w:val="en-US"/>
+        </w:rPr>
+        <w:t>content</w:t>
+      </w:r>
+      <w:r>
+        <w:t>_</w:t>
+      </w:r>
+      <w:r>
+        <w:rPr>
+          <w:lang w:val="en-US"/>
+        </w:rPr>
+        <w:t>profile</w:t>
+      </w:r>
+      <w:r>
+        <w:t>_</w:t>
+      </w:r>
+      <w:r>
+        <w:rPr>
+          <w:lang w:val="en-US"/>
+        </w:rPr>
+        <w:t>standard</w:t>
+      </w:r>
+      <w:r>
+        <w:t xml:space="preserve">, включённый </w:t>
+      </w:r>
+      <w:r>
+        <w:rPr>
+          <w:lang w:val="en-US"/>
+        </w:rPr>
+        <w:t>remediation</w:t>
+      </w:r>
+      <w:r>
+        <w:t xml:space="preserve">. </w:t>
+      </w:r>
+      <w:r>
+        <w:t>По результатам тестирования на всех 10 системах результаты</w:t>
+      </w:r>
+      <w:r>
+        <w:t xml:space="preserve"> </w:t>
+      </w:r>
+      <w:r>
+        <w:t xml:space="preserve">проверки и исправления найденных несоответствий были идентичны – из 44 правил изначально 25 вернули </w:t>
+      </w:r>
+      <w:r>
+        <w:rPr>
+          <w:lang w:val="en-US"/>
+        </w:rPr>
+        <w:t>pass</w:t>
+      </w:r>
+      <w:r>
+        <w:t xml:space="preserve">, 14 вернули </w:t>
+      </w:r>
+      <w:r>
+        <w:rPr>
+          <w:lang w:val="en-US"/>
+        </w:rPr>
+        <w:t>fail</w:t>
+      </w:r>
+      <w:r>
+        <w:t xml:space="preserve"> </w:t>
+      </w:r>
+      <w:r>
+        <w:t xml:space="preserve">и </w:t>
+      </w:r>
+      <w:r>
+        <w:t xml:space="preserve">5 </w:t>
+      </w:r>
+      <w:proofErr w:type="spellStart"/>
+      <w:r>
+        <w:rPr>
+          <w:lang w:val="en-US"/>
+        </w:rPr>
+        <w:t>notapplicable</w:t>
+      </w:r>
+      <w:proofErr w:type="spellEnd"/>
+      <w:r>
+        <w:t xml:space="preserve">. </w:t>
+      </w:r>
+      <w:r>
+        <w:t xml:space="preserve">После проведённого </w:t>
+      </w:r>
+      <w:r>
+        <w:rPr>
+          <w:lang w:val="en-US"/>
+        </w:rPr>
+        <w:t>remediation</w:t>
+      </w:r>
+      <w:r>
+        <w:t xml:space="preserve"> </w:t>
+      </w:r>
+      <w:r>
+        <w:t xml:space="preserve">из 44 правил 35 начали возвращать </w:t>
+      </w:r>
+      <w:r>
+        <w:rPr>
+          <w:lang w:val="en-US"/>
+        </w:rPr>
+        <w:t>pass</w:t>
+      </w:r>
+      <w:r>
+        <w:t xml:space="preserve">, </w:t>
+      </w:r>
+      <w:r>
+        <w:t xml:space="preserve">4 </w:t>
+      </w:r>
+      <w:r>
+        <w:rPr>
+          <w:lang w:val="en-US"/>
+        </w:rPr>
+        <w:t>fail</w:t>
+      </w:r>
+      <w:r>
+        <w:t xml:space="preserve"> </w:t>
+      </w:r>
+      <w:r>
+        <w:t xml:space="preserve">и </w:t>
+      </w:r>
+      <w:r>
+        <w:t>5</w:t>
+      </w:r>
+      <w:r>
+        <w:t xml:space="preserve"> </w:t>
+      </w:r>
+      <w:proofErr w:type="spellStart"/>
+      <w:r>
+        <w:rPr>
+          <w:lang w:val="en-US"/>
+        </w:rPr>
+        <w:t>notapplicable</w:t>
+      </w:r>
+      <w:proofErr w:type="spellEnd"/>
+      <w:r>
+        <w:t>.</w:t>
+      </w:r>
+    </w:p>
+    <w:p>
+      <w:pPr>
+        <w:pStyle w:val="2"/>
+        <w:numPr>
+          <w:ilvl w:val="1"/>
+          <w:numId w:val="29"/>
+        </w:numPr>
+        <w:jc w:val="both"/>
+      </w:pPr>
+      <w:r>
+        <w:t>Анализ результатов тестирования</w:t>
+      </w:r>
+    </w:p>
+    <w:p>
+      <w:pPr>
+        <w:jc w:val="both"/>
+        <w:rPr>
+          <w:lang w:val="en-US"/>
+        </w:rPr>
+      </w:pPr>
+      <w:r>
+        <w:t>Анализ результатов тестирования стоит провести относительно целей функционального и пользовательского тестирования</w:t>
+      </w:r>
+      <w:r>
+        <w:t xml:space="preserve">. </w:t>
+      </w:r>
+      <w:r>
+        <w:t>Функциональное тестирование</w:t>
+      </w:r>
+      <w:r>
+        <w:rPr>
+          <w:lang w:val="en-US"/>
+        </w:rPr>
+        <w:t>:</w:t>
+      </w:r>
+    </w:p>
+    <w:p>
+      <w:pPr>
+        <w:pStyle w:val="a8"/>
+        <w:numPr>
+          <w:ilvl w:val="0"/>
+          <w:numId w:val="33"/>
+        </w:numPr>
+        <w:jc w:val="both"/>
+      </w:pPr>
+      <w:r>
+        <w:t>Основываясь на результатах тестов – все основные функции программы работают интуитивно понятно и безошибочно, вследствие чего программа готова к использованию.</w:t>
+      </w:r>
+    </w:p>
+    <w:p>
+      <w:pPr>
+        <w:pStyle w:val="a8"/>
+        <w:numPr>
+          <w:ilvl w:val="0"/>
+          <w:numId w:val="33"/>
+        </w:numPr>
+        <w:jc w:val="both"/>
+      </w:pPr>
+      <w:r>
+        <w:t xml:space="preserve">Программа успешно совершает загрузку </w:t>
+      </w:r>
+      <w:r>
+        <w:rPr>
+          <w:lang w:val="en-US"/>
+        </w:rPr>
+        <w:t>SCAP</w:t>
+      </w:r>
+      <w:r>
+        <w:t>-</w:t>
+      </w:r>
+      <w:r>
+        <w:t xml:space="preserve">контента, проверки по </w:t>
+      </w:r>
+      <w:r>
+        <w:rPr>
+          <w:lang w:val="en-US"/>
+        </w:rPr>
+        <w:t>OVAL</w:t>
+      </w:r>
+      <w:r>
+        <w:t>-</w:t>
+      </w:r>
+      <w:r>
+        <w:t xml:space="preserve">дефинициям и </w:t>
+      </w:r>
+      <w:r>
+        <w:rPr>
+          <w:lang w:val="en-US"/>
+        </w:rPr>
+        <w:t>XCDDF</w:t>
+      </w:r>
+      <w:r>
+        <w:t>-</w:t>
+      </w:r>
+      <w:r>
+        <w:t xml:space="preserve">правилам, автоматический </w:t>
+      </w:r>
+      <w:proofErr w:type="spellStart"/>
+      <w:r>
+        <w:t>патчинг</w:t>
+      </w:r>
+      <w:proofErr w:type="spellEnd"/>
+      <w:r>
+        <w:t xml:space="preserve"> и проведение </w:t>
+      </w:r>
+      <w:proofErr w:type="spellStart"/>
+      <w:r>
+        <w:rPr>
+          <w:lang w:val="en-US"/>
+        </w:rPr>
+        <w:t>remedation</w:t>
+      </w:r>
+      <w:proofErr w:type="spellEnd"/>
+      <w:r>
+        <w:t xml:space="preserve">, </w:t>
+      </w:r>
+      <w:r>
+        <w:t>а также исправно выводит результат проверки в графический интерфейс, вследствие чего все требования к функционалу программы из технического задания можно считать выполненными.</w:t>
+      </w:r>
+    </w:p>
+    <w:p>
+      <w:pPr>
+        <w:pStyle w:val="a8"/>
+        <w:numPr>
+          <w:ilvl w:val="0"/>
+          <w:numId w:val="33"/>
+        </w:numPr>
+        <w:jc w:val="both"/>
+      </w:pPr>
+      <w:r>
+        <w:t xml:space="preserve">Во время тестов был найден недочёт проведения </w:t>
+      </w:r>
+      <w:r>
+        <w:t xml:space="preserve">исправления несоответствий после </w:t>
+      </w:r>
+      <w:proofErr w:type="spellStart"/>
+      <w:r>
+        <w:t>патчинга</w:t>
+      </w:r>
+      <w:proofErr w:type="spellEnd"/>
+      <w:r>
+        <w:t xml:space="preserve"> </w:t>
+      </w:r>
+      <w:r>
+        <w:rPr>
+          <w:lang w:val="en-US"/>
+        </w:rPr>
+        <w:t>SCAP</w:t>
+      </w:r>
+      <w:r>
+        <w:t>-</w:t>
+      </w:r>
+      <w:r>
+        <w:t xml:space="preserve">контента. Как показано в последнем тесте из функционального тестирования – если после исправления найденных несоответствий запустить программу по второму циклу с теми же настройками – то после этапа </w:t>
+      </w:r>
+      <w:r>
+        <w:rPr>
+          <w:lang w:val="en-US"/>
+        </w:rPr>
+        <w:t>remediation</w:t>
+      </w:r>
+      <w:r>
+        <w:t xml:space="preserve"> </w:t>
+      </w:r>
+      <w:r>
+        <w:t xml:space="preserve">программа выдаст ошибку несовпадения платформы, которая по идее должна исправляться автоматическим </w:t>
+      </w:r>
+      <w:proofErr w:type="spellStart"/>
+      <w:r>
+        <w:t>патчингом</w:t>
+      </w:r>
+      <w:proofErr w:type="spellEnd"/>
+      <w:r>
+        <w:t xml:space="preserve">. Возникновение этой ошибки никак не влияет на получение результатов проверки, но добавляет дополнительное условие в реализации программы – при ошибке во время проверки программа не должна завершать работу. (соответственно все ошибки во время проверки должны быть выписаны в </w:t>
+      </w:r>
+      <w:proofErr w:type="spellStart"/>
+      <w:r>
+        <w:t>логи</w:t>
+      </w:r>
+      <w:proofErr w:type="spellEnd"/>
+      <w:r>
+        <w:t>/</w:t>
+      </w:r>
+      <w:r>
+        <w:t>выведены в виде информационного окна с ошибкой)</w:t>
+      </w:r>
+    </w:p>
+    <w:p>
+      <w:pPr>
+        <w:pStyle w:val="a8"/>
+        <w:numPr>
+          <w:ilvl w:val="0"/>
+          <w:numId w:val="33"/>
+        </w:numPr>
+        <w:jc w:val="both"/>
+      </w:pPr>
+      <w:r>
+        <w:t>По результатам функционального тестирования было выведено два потенциальных вектора развития программы</w:t>
+      </w:r>
+      <w:r>
+        <w:t xml:space="preserve">: </w:t>
+      </w:r>
+      <w:r>
+        <w:t>расширение доступных дистрибутивов</w:t>
+      </w:r>
+      <w:r>
+        <w:t>/</w:t>
+      </w:r>
+      <w:r>
+        <w:t xml:space="preserve">источников и </w:t>
+      </w:r>
+      <w:r>
+        <w:lastRenderedPageBreak/>
+        <w:t xml:space="preserve">улучшение функционала программы в виде добавления расширенной фильтрации и визуального отображения проведённого </w:t>
+      </w:r>
+      <w:r>
+        <w:rPr>
+          <w:lang w:val="en-US"/>
+        </w:rPr>
+        <w:t>remediation</w:t>
+      </w:r>
+      <w:r>
+        <w:t>.</w:t>
+      </w:r>
+    </w:p>
+    <w:p>
+      <w:pPr>
+        <w:pStyle w:val="a8"/>
+        <w:numPr>
+          <w:ilvl w:val="0"/>
+          <w:numId w:val="33"/>
+        </w:numPr>
+        <w:jc w:val="both"/>
+      </w:pPr>
+      <w:r>
+        <w:t xml:space="preserve">Среди тестов был рассмотрен единственный граничный случай для проектной программы, а именно совмещение автоматического </w:t>
+      </w:r>
+      <w:proofErr w:type="spellStart"/>
+      <w:r>
+        <w:t>патчинга</w:t>
+      </w:r>
+      <w:proofErr w:type="spellEnd"/>
+      <w:r>
+        <w:t xml:space="preserve"> и </w:t>
+      </w:r>
+      <w:r>
+        <w:rPr>
+          <w:lang w:val="en-US"/>
+        </w:rPr>
+        <w:t>remediation</w:t>
+      </w:r>
+      <w:r>
+        <w:t>.</w:t>
+      </w:r>
+      <w:r>
+        <w:t xml:space="preserve"> Проверка данного граничного случая позволила найти недочёт в совмещении </w:t>
+      </w:r>
+      <w:proofErr w:type="spellStart"/>
+      <w:r>
+        <w:t>патчинга</w:t>
+      </w:r>
+      <w:proofErr w:type="spellEnd"/>
+      <w:r>
+        <w:t xml:space="preserve"> и исправления несоответствий, подробное описание данного недочёта было представлено ранее.</w:t>
+      </w:r>
+    </w:p>
+    <w:p>
+      <w:pPr>
         <w:ind w:firstLine="0"/>
-      </w:pPr>
-    </w:p>
-    <w:p>
-      <w:pPr>
-        <w:pStyle w:val="1"/>
-      </w:pPr>
-      <w:bookmarkStart w:id="43" w:name="_Toc224322125"/>
-      <w:r>
-        <w:t>ЗАКЛЮЧЕНИЕ</w:t>
-      </w:r>
-      <w:bookmarkEnd w:id="43"/>
+        <w:jc w:val="both"/>
+        <w:rPr>
+          <w:lang w:val="en-US"/>
+        </w:rPr>
+      </w:pPr>
+      <w:r>
+        <w:t>Пользовательское тестирование</w:t>
+      </w:r>
+      <w:r>
+        <w:rPr>
+          <w:lang w:val="en-US"/>
+        </w:rPr>
+        <w:t>:</w:t>
+      </w:r>
+    </w:p>
+    <w:p>
+      <w:pPr>
+        <w:pStyle w:val="a8"/>
+        <w:numPr>
+          <w:ilvl w:val="0"/>
+          <w:numId w:val="34"/>
+        </w:numPr>
+        <w:jc w:val="both"/>
+      </w:pPr>
+      <w:r>
+        <w:t>Аналогично функциональному тестированию все</w:t>
+      </w:r>
+      <w:r>
+        <w:t xml:space="preserve"> основные функции программы работают интуитивно понятно и безошибочно, вследствие чего программа готова к использованию.</w:t>
+      </w:r>
+    </w:p>
+    <w:p>
+      <w:pPr>
+        <w:pStyle w:val="a8"/>
+        <w:numPr>
+          <w:ilvl w:val="0"/>
+          <w:numId w:val="34"/>
+        </w:numPr>
+        <w:jc w:val="both"/>
+      </w:pPr>
+      <w:r>
+        <w:t xml:space="preserve">Ошибок и недочётов по время пользовательского тестирования выявлено не было. </w:t>
+      </w:r>
+    </w:p>
+    <w:p>
+      <w:pPr>
+        <w:pStyle w:val="a8"/>
+        <w:numPr>
+          <w:ilvl w:val="0"/>
+          <w:numId w:val="34"/>
+        </w:numPr>
+        <w:jc w:val="both"/>
+      </w:pPr>
+      <w:r>
+        <w:t>Тестирующая организация положительно оценила работу программы и пользу от неё.</w:t>
+      </w:r>
+    </w:p>
+    <w:p>
+      <w:pPr>
+        <w:pStyle w:val="a8"/>
+        <w:numPr>
+          <w:ilvl w:val="0"/>
+          <w:numId w:val="34"/>
+        </w:numPr>
+        <w:jc w:val="both"/>
+      </w:pPr>
+      <w:r>
+        <w:t xml:space="preserve">Организация выразила пожелание дальнейшего развития системы работы с отчётами в рамках программы, в особенности добавление системы расширенной фильтрации результатов. </w:t>
+      </w:r>
+    </w:p>
+    <w:p>
+      <w:pPr>
+        <w:pStyle w:val="2"/>
+        <w:ind w:firstLine="708"/>
+        <w:jc w:val="both"/>
+      </w:pPr>
+      <w:bookmarkStart w:id="42" w:name="_Toc224322121"/>
+      <w:r>
+        <w:t>4.5</w:t>
+      </w:r>
+      <w:r>
+        <w:t xml:space="preserve"> Перспективы развития проекта</w:t>
+      </w:r>
+      <w:bookmarkEnd w:id="42"/>
     </w:p>
     <w:p>
       <w:pPr>
         <w:pStyle w:val="ac"/>
         <w:spacing w:line="360" w:lineRule="auto"/>
+        <w:ind w:firstLine="360"/>
+        <w:jc w:val="both"/>
+      </w:pPr>
+      <w:r>
+        <w:t xml:space="preserve">Разработанная программа ввиду своей модульной архитектуры как на стороне визуального интерфейса, так и на стороне функционала - позволяет быстро изменять и расширять функционал продукта. Из основных направлений дальнейшего развития проекта можно выделить: </w:t>
+      </w:r>
+    </w:p>
+    <w:p>
+      <w:pPr>
+        <w:pStyle w:val="ac"/>
+        <w:numPr>
+          <w:ilvl w:val="0"/>
+          <w:numId w:val="16"/>
+        </w:numPr>
+        <w:spacing w:line="360" w:lineRule="auto"/>
+        <w:jc w:val="both"/>
+      </w:pPr>
+      <w:r>
+        <w:t xml:space="preserve">Расширение поддерживаемых дистрибутивов и источников SCAP-контента. Возможна поддержка большего числа дистрибутивов, а также возможно увеличение количества источников SCAP-контента. </w:t>
+      </w:r>
+    </w:p>
+    <w:p>
+      <w:pPr>
+        <w:pStyle w:val="ac"/>
+        <w:numPr>
+          <w:ilvl w:val="0"/>
+          <w:numId w:val="16"/>
+        </w:numPr>
+        <w:spacing w:line="360" w:lineRule="auto"/>
+        <w:jc w:val="both"/>
+      </w:pPr>
+      <w:r>
+        <w:t xml:space="preserve">Для удобства просмотра и анализа отчётов внутри программы может быть реализована расширенная система фильтрации </w:t>
+      </w:r>
+      <w:r>
+        <w:t>результатов</w:t>
+      </w:r>
+      <w:r>
+        <w:t>.</w:t>
+      </w:r>
+    </w:p>
+    <w:p>
+      <w:pPr>
+        <w:ind w:firstLine="0"/>
+      </w:pPr>
+    </w:p>
+    <w:p>
+      <w:pPr>
+        <w:ind w:firstLine="0"/>
+      </w:pPr>
+    </w:p>
+    <w:p>
+      <w:pPr>
+        <w:ind w:firstLine="0"/>
+      </w:pPr>
+    </w:p>
+    <w:p>
+      <w:pPr>
+        <w:pStyle w:val="1"/>
+      </w:pPr>
+      <w:bookmarkStart w:id="43" w:name="_Toc224322125"/>
+      <w:r>
+        <w:lastRenderedPageBreak/>
+        <w:t>ЗАКЛЮЧЕНИЕ</w:t>
+      </w:r>
+      <w:bookmarkEnd w:id="43"/>
+    </w:p>
+    <w:p>
+      <w:pPr>
+        <w:pStyle w:val="ac"/>
+        <w:spacing w:line="360" w:lineRule="auto"/>
+        <w:ind w:firstLine="708"/>
         <w:jc w:val="both"/>
       </w:pPr>
       <w:r>
@@ -11432,6 +11956,7 @@
       <w:pPr>
         <w:pStyle w:val="ac"/>
         <w:spacing w:line="360" w:lineRule="auto"/>
+        <w:ind w:firstLine="360"/>
         <w:jc w:val="both"/>
       </w:pPr>
       <w:r>
@@ -11488,8 +12013,11 @@
         <w:t>-</w:t>
       </w:r>
       <w:r>
+        <w:t xml:space="preserve">формате обрабатываются сторонними инструментами) и ручной (анализ таблиц </w:t>
+      </w:r>
+      <w:r>
         <w:lastRenderedPageBreak/>
-        <w:t xml:space="preserve">формате обрабатываются сторонними инструментами) и ручной (анализ таблиц аудиторами безопасности). </w:t>
+        <w:t xml:space="preserve">аудиторами безопасности). </w:t>
       </w:r>
       <w:proofErr w:type="spellStart"/>
       <w:r>
@@ -11516,6 +12044,7 @@
       <w:pPr>
         <w:pStyle w:val="ac"/>
         <w:spacing w:line="360" w:lineRule="auto"/>
+        <w:ind w:firstLine="360"/>
         <w:jc w:val="both"/>
       </w:pPr>
       <w:r>
@@ -11558,6 +12087,7 @@
       <w:pPr>
         <w:pStyle w:val="ac"/>
         <w:spacing w:line="360" w:lineRule="auto"/>
+        <w:ind w:firstLine="708"/>
         <w:jc w:val="both"/>
       </w:pPr>
       <w:r>
@@ -14985,6 +15515,127 @@
     </w:lvl>
   </w:abstractNum>
   <w:abstractNum w:abstractNumId="5" w15:restartNumberingAfterBreak="0">
+    <w:nsid w:val="0C887DAC"/>
+    <w:multiLevelType w:val="multilevel"/>
+    <w:tmpl w:val="40CAD446"/>
+    <w:lvl w:ilvl="0">
+      <w:start w:val="1"/>
+      <w:numFmt w:val="decimal"/>
+      <w:lvlText w:val="%1."/>
+      <w:lvlJc w:val="left"/>
+      <w:pPr>
+        <w:ind w:left="720" w:hanging="360"/>
+      </w:pPr>
+      <w:rPr>
+        <w:rFonts w:hint="default"/>
+      </w:rPr>
+    </w:lvl>
+    <w:lvl w:ilvl="1">
+      <w:start w:val="2"/>
+      <w:numFmt w:val="decimal"/>
+      <w:isLgl/>
+      <w:lvlText w:val="%1.%2"/>
+      <w:lvlJc w:val="left"/>
+      <w:pPr>
+        <w:ind w:left="1129" w:hanging="420"/>
+      </w:pPr>
+      <w:rPr>
+        <w:rFonts w:hint="default"/>
+      </w:rPr>
+    </w:lvl>
+    <w:lvl w:ilvl="2">
+      <w:start w:val="1"/>
+      <w:numFmt w:val="decimal"/>
+      <w:isLgl/>
+      <w:lvlText w:val="%1.%2.%3"/>
+      <w:lvlJc w:val="left"/>
+      <w:pPr>
+        <w:ind w:left="1778" w:hanging="720"/>
+      </w:pPr>
+      <w:rPr>
+        <w:rFonts w:hint="default"/>
+      </w:rPr>
+    </w:lvl>
+    <w:lvl w:ilvl="3">
+      <w:start w:val="1"/>
+      <w:numFmt w:val="decimal"/>
+      <w:isLgl/>
+      <w:lvlText w:val="%1.%2.%3.%4"/>
+      <w:lvlJc w:val="left"/>
+      <w:pPr>
+        <w:ind w:left="2127" w:hanging="720"/>
+      </w:pPr>
+      <w:rPr>
+        <w:rFonts w:hint="default"/>
+      </w:rPr>
+    </w:lvl>
+    <w:lvl w:ilvl="4">
+      <w:start w:val="1"/>
+      <w:numFmt w:val="decimal"/>
+      <w:isLgl/>
+      <w:lvlText w:val="%1.%2.%3.%4.%5"/>
+      <w:lvlJc w:val="left"/>
+      <w:pPr>
+        <w:ind w:left="2836" w:hanging="1080"/>
+      </w:pPr>
+      <w:rPr>
+        <w:rFonts w:hint="default"/>
+      </w:rPr>
+    </w:lvl>
+    <w:lvl w:ilvl="5">
+      <w:start w:val="1"/>
+      <w:numFmt w:val="decimal"/>
+      <w:isLgl/>
+      <w:lvlText w:val="%1.%2.%3.%4.%5.%6"/>
+      <w:lvlJc w:val="left"/>
+      <w:pPr>
+        <w:ind w:left="3185" w:hanging="1080"/>
+      </w:pPr>
+      <w:rPr>
+        <w:rFonts w:hint="default"/>
+      </w:rPr>
+    </w:lvl>
+    <w:lvl w:ilvl="6">
+      <w:start w:val="1"/>
+      <w:numFmt w:val="decimal"/>
+      <w:isLgl/>
+      <w:lvlText w:val="%1.%2.%3.%4.%5.%6.%7"/>
+      <w:lvlJc w:val="left"/>
+      <w:pPr>
+        <w:ind w:left="3894" w:hanging="1440"/>
+      </w:pPr>
+      <w:rPr>
+        <w:rFonts w:hint="default"/>
+      </w:rPr>
+    </w:lvl>
+    <w:lvl w:ilvl="7">
+      <w:start w:val="1"/>
+      <w:numFmt w:val="decimal"/>
+      <w:isLgl/>
+      <w:lvlText w:val="%1.%2.%3.%4.%5.%6.%7.%8"/>
+      <w:lvlJc w:val="left"/>
+      <w:pPr>
+        <w:ind w:left="4243" w:hanging="1440"/>
+      </w:pPr>
+      <w:rPr>
+        <w:rFonts w:hint="default"/>
+      </w:rPr>
+    </w:lvl>
+    <w:lvl w:ilvl="8">
+      <w:start w:val="1"/>
+      <w:numFmt w:val="decimal"/>
+      <w:isLgl/>
+      <w:lvlText w:val="%1.%2.%3.%4.%5.%6.%7.%8.%9"/>
+      <w:lvlJc w:val="left"/>
+      <w:pPr>
+        <w:ind w:left="4952" w:hanging="1800"/>
+      </w:pPr>
+      <w:rPr>
+        <w:rFonts w:hint="default"/>
+      </w:rPr>
+    </w:lvl>
+  </w:abstractNum>
+  <w:abstractNum w:abstractNumId="6" w15:restartNumberingAfterBreak="0">
     <w:nsid w:val="12446A10"/>
     <w:multiLevelType w:val="hybridMultilevel"/>
     <w:tmpl w:val="6BD42A68"/>
@@ -15073,7 +15724,7 @@
       </w:pPr>
     </w:lvl>
   </w:abstractNum>
-  <w:abstractNum w:abstractNumId="6" w15:restartNumberingAfterBreak="0">
+  <w:abstractNum w:abstractNumId="7" w15:restartNumberingAfterBreak="0">
     <w:nsid w:val="175D04C8"/>
     <w:multiLevelType w:val="hybridMultilevel"/>
     <w:tmpl w:val="D78A7492"/>
@@ -15162,7 +15813,96 @@
       </w:pPr>
     </w:lvl>
   </w:abstractNum>
-  <w:abstractNum w:abstractNumId="7" w15:restartNumberingAfterBreak="0">
+  <w:abstractNum w:abstractNumId="8" w15:restartNumberingAfterBreak="0">
+    <w:nsid w:val="19D94180"/>
+    <w:multiLevelType w:val="hybridMultilevel"/>
+    <w:tmpl w:val="5C1AD994"/>
+    <w:lvl w:ilvl="0" w:tplc="0419000F">
+      <w:start w:val="1"/>
+      <w:numFmt w:val="decimal"/>
+      <w:lvlText w:val="%1."/>
+      <w:lvlJc w:val="left"/>
+      <w:pPr>
+        <w:ind w:left="720" w:hanging="360"/>
+      </w:pPr>
+      <w:rPr>
+        <w:rFonts w:hint="default"/>
+      </w:rPr>
+    </w:lvl>
+    <w:lvl w:ilvl="1" w:tplc="04190019" w:tentative="1">
+      <w:start w:val="1"/>
+      <w:numFmt w:val="lowerLetter"/>
+      <w:lvlText w:val="%2."/>
+      <w:lvlJc w:val="left"/>
+      <w:pPr>
+        <w:ind w:left="1440" w:hanging="360"/>
+      </w:pPr>
+    </w:lvl>
+    <w:lvl w:ilvl="2" w:tplc="0419001B" w:tentative="1">
+      <w:start w:val="1"/>
+      <w:numFmt w:val="lowerRoman"/>
+      <w:lvlText w:val="%3."/>
+      <w:lvlJc w:val="right"/>
+      <w:pPr>
+        <w:ind w:left="2160" w:hanging="180"/>
+      </w:pPr>
+    </w:lvl>
+    <w:lvl w:ilvl="3" w:tplc="0419000F" w:tentative="1">
+      <w:start w:val="1"/>
+      <w:numFmt w:val="decimal"/>
+      <w:lvlText w:val="%4."/>
+      <w:lvlJc w:val="left"/>
+      <w:pPr>
+        <w:ind w:left="2880" w:hanging="360"/>
+      </w:pPr>
+    </w:lvl>
+    <w:lvl w:ilvl="4" w:tplc="04190019" w:tentative="1">
+      <w:start w:val="1"/>
+      <w:numFmt w:val="lowerLetter"/>
+      <w:lvlText w:val="%5."/>
+      <w:lvlJc w:val="left"/>
+      <w:pPr>
+        <w:ind w:left="3600" w:hanging="360"/>
+      </w:pPr>
+    </w:lvl>
+    <w:lvl w:ilvl="5" w:tplc="0419001B" w:tentative="1">
+      <w:start w:val="1"/>
+      <w:numFmt w:val="lowerRoman"/>
+      <w:lvlText w:val="%6."/>
+      <w:lvlJc w:val="right"/>
+      <w:pPr>
+        <w:ind w:left="4320" w:hanging="180"/>
+      </w:pPr>
+    </w:lvl>
+    <w:lvl w:ilvl="6" w:tplc="0419000F" w:tentative="1">
+      <w:start w:val="1"/>
+      <w:numFmt w:val="decimal"/>
+      <w:lvlText w:val="%7."/>
+      <w:lvlJc w:val="left"/>
+      <w:pPr>
+        <w:ind w:left="5040" w:hanging="360"/>
+      </w:pPr>
+    </w:lvl>
+    <w:lvl w:ilvl="7" w:tplc="04190019" w:tentative="1">
+      <w:start w:val="1"/>
+      <w:numFmt w:val="lowerLetter"/>
+      <w:lvlText w:val="%8."/>
+      <w:lvlJc w:val="left"/>
+      <w:pPr>
+        <w:ind w:left="5760" w:hanging="360"/>
+      </w:pPr>
+    </w:lvl>
+    <w:lvl w:ilvl="8" w:tplc="0419001B" w:tentative="1">
+      <w:start w:val="1"/>
+      <w:numFmt w:val="lowerRoman"/>
+      <w:lvlText w:val="%9."/>
+      <w:lvlJc w:val="right"/>
+      <w:pPr>
+        <w:ind w:left="6480" w:hanging="180"/>
+      </w:pPr>
+    </w:lvl>
+  </w:abstractNum>
+  <w:abstractNum w:abstractNumId="9" w15:restartNumberingAfterBreak="0">
     <w:nsid w:val="1F292D37"/>
     <w:multiLevelType w:val="hybridMultilevel"/>
     <w:tmpl w:val="7E66B2FC"/>
@@ -15251,7 +15991,7 @@
       </w:pPr>
     </w:lvl>
   </w:abstractNum>
-  <w:abstractNum w:abstractNumId="8" w15:restartNumberingAfterBreak="0">
+  <w:abstractNum w:abstractNumId="10" w15:restartNumberingAfterBreak="0">
     <w:nsid w:val="23E11EDA"/>
     <w:multiLevelType w:val="multilevel"/>
     <w:tmpl w:val="254C20E6"/>
@@ -15374,7 +16114,7 @@
       </w:rPr>
     </w:lvl>
   </w:abstractNum>
-  <w:abstractNum w:abstractNumId="9" w15:restartNumberingAfterBreak="0">
+  <w:abstractNum w:abstractNumId="11" w15:restartNumberingAfterBreak="0">
     <w:nsid w:val="249344F6"/>
     <w:multiLevelType w:val="hybridMultilevel"/>
     <w:tmpl w:val="AE2C4D50"/>
@@ -15463,7 +16203,7 @@
       </w:pPr>
     </w:lvl>
   </w:abstractNum>
-  <w:abstractNum w:abstractNumId="10" w15:restartNumberingAfterBreak="0">
+  <w:abstractNum w:abstractNumId="12" w15:restartNumberingAfterBreak="0">
     <w:nsid w:val="26623D27"/>
     <w:multiLevelType w:val="hybridMultilevel"/>
     <w:tmpl w:val="A5F6408A"/>
@@ -15552,7 +16292,7 @@
       </w:pPr>
     </w:lvl>
   </w:abstractNum>
-  <w:abstractNum w:abstractNumId="11" w15:restartNumberingAfterBreak="0">
+  <w:abstractNum w:abstractNumId="13" w15:restartNumberingAfterBreak="0">
     <w:nsid w:val="295C6CB9"/>
     <w:multiLevelType w:val="hybridMultilevel"/>
     <w:tmpl w:val="C8029DC4"/>
@@ -15641,7 +16381,7 @@
       </w:pPr>
     </w:lvl>
   </w:abstractNum>
-  <w:abstractNum w:abstractNumId="12" w15:restartNumberingAfterBreak="0">
+  <w:abstractNum w:abstractNumId="14" w15:restartNumberingAfterBreak="0">
     <w:nsid w:val="2A194106"/>
     <w:multiLevelType w:val="multilevel"/>
     <w:tmpl w:val="502409F8"/>
@@ -15762,7 +16502,7 @@
       </w:rPr>
     </w:lvl>
   </w:abstractNum>
-  <w:abstractNum w:abstractNumId="13" w15:restartNumberingAfterBreak="0">
+  <w:abstractNum w:abstractNumId="15" w15:restartNumberingAfterBreak="0">
     <w:nsid w:val="2B674ED4"/>
     <w:multiLevelType w:val="hybridMultilevel"/>
     <w:tmpl w:val="9718F85A"/>
@@ -15851,7 +16591,7 @@
       </w:pPr>
     </w:lvl>
   </w:abstractNum>
-  <w:abstractNum w:abstractNumId="14" w15:restartNumberingAfterBreak="0">
+  <w:abstractNum w:abstractNumId="16" w15:restartNumberingAfterBreak="0">
     <w:nsid w:val="2CCD6337"/>
     <w:multiLevelType w:val="hybridMultilevel"/>
     <w:tmpl w:val="F79E138E"/>
@@ -15937,7 +16677,7 @@
       </w:pPr>
     </w:lvl>
   </w:abstractNum>
-  <w:abstractNum w:abstractNumId="15" w15:restartNumberingAfterBreak="0">
+  <w:abstractNum w:abstractNumId="17" w15:restartNumberingAfterBreak="0">
     <w:nsid w:val="308E737F"/>
     <w:multiLevelType w:val="hybridMultilevel"/>
     <w:tmpl w:val="2F9A95AA"/>
@@ -16026,7 +16766,7 @@
       </w:pPr>
     </w:lvl>
   </w:abstractNum>
-  <w:abstractNum w:abstractNumId="16" w15:restartNumberingAfterBreak="0">
+  <w:abstractNum w:abstractNumId="18" w15:restartNumberingAfterBreak="0">
     <w:nsid w:val="357C1169"/>
     <w:multiLevelType w:val="hybridMultilevel"/>
     <w:tmpl w:val="8EB2B3EC"/>
@@ -16115,7 +16855,7 @@
       </w:pPr>
     </w:lvl>
   </w:abstractNum>
-  <w:abstractNum w:abstractNumId="17" w15:restartNumberingAfterBreak="0">
+  <w:abstractNum w:abstractNumId="19" w15:restartNumberingAfterBreak="0">
     <w:nsid w:val="3781030E"/>
     <w:multiLevelType w:val="multilevel"/>
     <w:tmpl w:val="40CAD446"/>
@@ -16236,7 +16976,7 @@
       </w:rPr>
     </w:lvl>
   </w:abstractNum>
-  <w:abstractNum w:abstractNumId="18" w15:restartNumberingAfterBreak="0">
+  <w:abstractNum w:abstractNumId="20" w15:restartNumberingAfterBreak="0">
     <w:nsid w:val="38B41126"/>
     <w:multiLevelType w:val="multilevel"/>
     <w:tmpl w:val="502409F8"/>
@@ -16357,7 +17097,7 @@
       </w:rPr>
     </w:lvl>
   </w:abstractNum>
-  <w:abstractNum w:abstractNumId="19" w15:restartNumberingAfterBreak="0">
+  <w:abstractNum w:abstractNumId="21" w15:restartNumberingAfterBreak="0">
     <w:nsid w:val="38E5720E"/>
     <w:multiLevelType w:val="hybridMultilevel"/>
     <w:tmpl w:val="97D2BF80"/>
@@ -16443,7 +17183,7 @@
       </w:pPr>
     </w:lvl>
   </w:abstractNum>
-  <w:abstractNum w:abstractNumId="20" w15:restartNumberingAfterBreak="0">
+  <w:abstractNum w:abstractNumId="22" w15:restartNumberingAfterBreak="0">
     <w:nsid w:val="3ED06C26"/>
     <w:multiLevelType w:val="multilevel"/>
     <w:tmpl w:val="254C20E6"/>
@@ -16566,7 +17306,7 @@
       </w:rPr>
     </w:lvl>
   </w:abstractNum>
-  <w:abstractNum w:abstractNumId="21" w15:restartNumberingAfterBreak="0">
+  <w:abstractNum w:abstractNumId="23" w15:restartNumberingAfterBreak="0">
     <w:nsid w:val="466713C5"/>
     <w:multiLevelType w:val="hybridMultilevel"/>
     <w:tmpl w:val="4C42CF18"/>
@@ -16655,7 +17395,7 @@
       </w:pPr>
     </w:lvl>
   </w:abstractNum>
-  <w:abstractNum w:abstractNumId="22" w15:restartNumberingAfterBreak="0">
+  <w:abstractNum w:abstractNumId="24" w15:restartNumberingAfterBreak="0">
     <w:nsid w:val="514C0495"/>
     <w:multiLevelType w:val="multilevel"/>
     <w:tmpl w:val="502409F8"/>
@@ -16776,7 +17516,96 @@
       </w:rPr>
     </w:lvl>
   </w:abstractNum>
-  <w:abstractNum w:abstractNumId="23" w15:restartNumberingAfterBreak="0">
+  <w:abstractNum w:abstractNumId="25" w15:restartNumberingAfterBreak="0">
+    <w:nsid w:val="5D23450B"/>
+    <w:multiLevelType w:val="hybridMultilevel"/>
+    <w:tmpl w:val="A9081426"/>
+    <w:lvl w:ilvl="0" w:tplc="0419000F">
+      <w:start w:val="1"/>
+      <w:numFmt w:val="decimal"/>
+      <w:lvlText w:val="%1."/>
+      <w:lvlJc w:val="left"/>
+      <w:pPr>
+        <w:ind w:left="720" w:hanging="360"/>
+      </w:pPr>
+      <w:rPr>
+        <w:rFonts w:hint="default"/>
+      </w:rPr>
+    </w:lvl>
+    <w:lvl w:ilvl="1" w:tplc="04190019" w:tentative="1">
+      <w:start w:val="1"/>
+      <w:numFmt w:val="lowerLetter"/>
+      <w:lvlText w:val="%2."/>
+      <w:lvlJc w:val="left"/>
+      <w:pPr>
+        <w:ind w:left="1440" w:hanging="360"/>
+      </w:pPr>
+    </w:lvl>
+    <w:lvl w:ilvl="2" w:tplc="0419001B" w:tentative="1">
+      <w:start w:val="1"/>
+      <w:numFmt w:val="lowerRoman"/>
+      <w:lvlText w:val="%3."/>
+      <w:lvlJc w:val="right"/>
+      <w:pPr>
+        <w:ind w:left="2160" w:hanging="180"/>
+      </w:pPr>
+    </w:lvl>
+    <w:lvl w:ilvl="3" w:tplc="0419000F" w:tentative="1">
+      <w:start w:val="1"/>
+      <w:numFmt w:val="decimal"/>
+      <w:lvlText w:val="%4."/>
+      <w:lvlJc w:val="left"/>
+      <w:pPr>
+        <w:ind w:left="2880" w:hanging="360"/>
+      </w:pPr>
+    </w:lvl>
+    <w:lvl w:ilvl="4" w:tplc="04190019" w:tentative="1">
+      <w:start w:val="1"/>
+      <w:numFmt w:val="lowerLetter"/>
+      <w:lvlText w:val="%5."/>
+      <w:lvlJc w:val="left"/>
+      <w:pPr>
+        <w:ind w:left="3600" w:hanging="360"/>
+      </w:pPr>
+    </w:lvl>
+    <w:lvl w:ilvl="5" w:tplc="0419001B" w:tentative="1">
+      <w:start w:val="1"/>
+      <w:numFmt w:val="lowerRoman"/>
+      <w:lvlText w:val="%6."/>
+      <w:lvlJc w:val="right"/>
+      <w:pPr>
+        <w:ind w:left="4320" w:hanging="180"/>
+      </w:pPr>
+    </w:lvl>
+    <w:lvl w:ilvl="6" w:tplc="0419000F" w:tentative="1">
+      <w:start w:val="1"/>
+      <w:numFmt w:val="decimal"/>
+      <w:lvlText w:val="%7."/>
+      <w:lvlJc w:val="left"/>
+      <w:pPr>
+        <w:ind w:left="5040" w:hanging="360"/>
+      </w:pPr>
+    </w:lvl>
+    <w:lvl w:ilvl="7" w:tplc="04190019" w:tentative="1">
+      <w:start w:val="1"/>
+      <w:numFmt w:val="lowerLetter"/>
+      <w:lvlText w:val="%8."/>
+      <w:lvlJc w:val="left"/>
+      <w:pPr>
+        <w:ind w:left="5760" w:hanging="360"/>
+      </w:pPr>
+    </w:lvl>
+    <w:lvl w:ilvl="8" w:tplc="0419001B" w:tentative="1">
+      <w:start w:val="1"/>
+      <w:numFmt w:val="lowerRoman"/>
+      <w:lvlText w:val="%9."/>
+      <w:lvlJc w:val="right"/>
+      <w:pPr>
+        <w:ind w:left="6480" w:hanging="180"/>
+      </w:pPr>
+    </w:lvl>
+  </w:abstractNum>
+  <w:abstractNum w:abstractNumId="26" w15:restartNumberingAfterBreak="0">
     <w:nsid w:val="603E7EFD"/>
     <w:multiLevelType w:val="hybridMultilevel"/>
     <w:tmpl w:val="5B263076"/>
@@ -16865,7 +17694,7 @@
       </w:pPr>
     </w:lvl>
   </w:abstractNum>
-  <w:abstractNum w:abstractNumId="24" w15:restartNumberingAfterBreak="0">
+  <w:abstractNum w:abstractNumId="27" w15:restartNumberingAfterBreak="0">
     <w:nsid w:val="66E05BB3"/>
     <w:multiLevelType w:val="hybridMultilevel"/>
     <w:tmpl w:val="43046950"/>
@@ -16954,7 +17783,7 @@
       </w:pPr>
     </w:lvl>
   </w:abstractNum>
-  <w:abstractNum w:abstractNumId="25" w15:restartNumberingAfterBreak="0">
+  <w:abstractNum w:abstractNumId="28" w15:restartNumberingAfterBreak="0">
     <w:nsid w:val="6DEB2E3F"/>
     <w:multiLevelType w:val="hybridMultilevel"/>
     <w:tmpl w:val="A70C157A"/>
@@ -17043,7 +17872,7 @@
       </w:pPr>
     </w:lvl>
   </w:abstractNum>
-  <w:abstractNum w:abstractNumId="26" w15:restartNumberingAfterBreak="0">
+  <w:abstractNum w:abstractNumId="29" w15:restartNumberingAfterBreak="0">
     <w:nsid w:val="6E797440"/>
     <w:multiLevelType w:val="hybridMultilevel"/>
     <w:tmpl w:val="23D8A292"/>
@@ -17132,7 +17961,7 @@
       </w:pPr>
     </w:lvl>
   </w:abstractNum>
-  <w:abstractNum w:abstractNumId="27" w15:restartNumberingAfterBreak="0">
+  <w:abstractNum w:abstractNumId="30" w15:restartNumberingAfterBreak="0">
     <w:nsid w:val="77C6379D"/>
     <w:multiLevelType w:val="multilevel"/>
     <w:tmpl w:val="7BF279A2"/>
@@ -17253,7 +18082,7 @@
       </w:rPr>
     </w:lvl>
   </w:abstractNum>
-  <w:abstractNum w:abstractNumId="28" w15:restartNumberingAfterBreak="0">
+  <w:abstractNum w:abstractNumId="31" w15:restartNumberingAfterBreak="0">
     <w:nsid w:val="7A851CDD"/>
     <w:multiLevelType w:val="hybridMultilevel"/>
     <w:tmpl w:val="90E87656"/>
@@ -17342,7 +18171,7 @@
       </w:pPr>
     </w:lvl>
   </w:abstractNum>
-  <w:abstractNum w:abstractNumId="29" w15:restartNumberingAfterBreak="0">
+  <w:abstractNum w:abstractNumId="32" w15:restartNumberingAfterBreak="0">
     <w:nsid w:val="7B257AED"/>
     <w:multiLevelType w:val="multilevel"/>
     <w:tmpl w:val="502409F8"/>
@@ -17463,26 +18292,147 @@
       </w:rPr>
     </w:lvl>
   </w:abstractNum>
+  <w:abstractNum w:abstractNumId="33" w15:restartNumberingAfterBreak="0">
+    <w:nsid w:val="7D9F1E53"/>
+    <w:multiLevelType w:val="multilevel"/>
+    <w:tmpl w:val="40CAD446"/>
+    <w:lvl w:ilvl="0">
+      <w:start w:val="1"/>
+      <w:numFmt w:val="decimal"/>
+      <w:lvlText w:val="%1."/>
+      <w:lvlJc w:val="left"/>
+      <w:pPr>
+        <w:ind w:left="720" w:hanging="360"/>
+      </w:pPr>
+      <w:rPr>
+        <w:rFonts w:hint="default"/>
+      </w:rPr>
+    </w:lvl>
+    <w:lvl w:ilvl="1">
+      <w:start w:val="2"/>
+      <w:numFmt w:val="decimal"/>
+      <w:isLgl/>
+      <w:lvlText w:val="%1.%2"/>
+      <w:lvlJc w:val="left"/>
+      <w:pPr>
+        <w:ind w:left="1129" w:hanging="420"/>
+      </w:pPr>
+      <w:rPr>
+        <w:rFonts w:hint="default"/>
+      </w:rPr>
+    </w:lvl>
+    <w:lvl w:ilvl="2">
+      <w:start w:val="1"/>
+      <w:numFmt w:val="decimal"/>
+      <w:isLgl/>
+      <w:lvlText w:val="%1.%2.%3"/>
+      <w:lvlJc w:val="left"/>
+      <w:pPr>
+        <w:ind w:left="1778" w:hanging="720"/>
+      </w:pPr>
+      <w:rPr>
+        <w:rFonts w:hint="default"/>
+      </w:rPr>
+    </w:lvl>
+    <w:lvl w:ilvl="3">
+      <w:start w:val="1"/>
+      <w:numFmt w:val="decimal"/>
+      <w:isLgl/>
+      <w:lvlText w:val="%1.%2.%3.%4"/>
+      <w:lvlJc w:val="left"/>
+      <w:pPr>
+        <w:ind w:left="2127" w:hanging="720"/>
+      </w:pPr>
+      <w:rPr>
+        <w:rFonts w:hint="default"/>
+      </w:rPr>
+    </w:lvl>
+    <w:lvl w:ilvl="4">
+      <w:start w:val="1"/>
+      <w:numFmt w:val="decimal"/>
+      <w:isLgl/>
+      <w:lvlText w:val="%1.%2.%3.%4.%5"/>
+      <w:lvlJc w:val="left"/>
+      <w:pPr>
+        <w:ind w:left="2836" w:hanging="1080"/>
+      </w:pPr>
+      <w:rPr>
+        <w:rFonts w:hint="default"/>
+      </w:rPr>
+    </w:lvl>
+    <w:lvl w:ilvl="5">
+      <w:start w:val="1"/>
+      <w:numFmt w:val="decimal"/>
+      <w:isLgl/>
+      <w:lvlText w:val="%1.%2.%3.%4.%5.%6"/>
+      <w:lvlJc w:val="left"/>
+      <w:pPr>
+        <w:ind w:left="3185" w:hanging="1080"/>
+      </w:pPr>
+      <w:rPr>
+        <w:rFonts w:hint="default"/>
+      </w:rPr>
+    </w:lvl>
+    <w:lvl w:ilvl="6">
+      <w:start w:val="1"/>
+      <w:numFmt w:val="decimal"/>
+      <w:isLgl/>
+      <w:lvlText w:val="%1.%2.%3.%4.%5.%6.%7"/>
+      <w:lvlJc w:val="left"/>
+      <w:pPr>
+        <w:ind w:left="3894" w:hanging="1440"/>
+      </w:pPr>
+      <w:rPr>
+        <w:rFonts w:hint="default"/>
+      </w:rPr>
+    </w:lvl>
+    <w:lvl w:ilvl="7">
+      <w:start w:val="1"/>
+      <w:numFmt w:val="decimal"/>
+      <w:isLgl/>
+      <w:lvlText w:val="%1.%2.%3.%4.%5.%6.%7.%8"/>
+      <w:lvlJc w:val="left"/>
+      <w:pPr>
+        <w:ind w:left="4243" w:hanging="1440"/>
+      </w:pPr>
+      <w:rPr>
+        <w:rFonts w:hint="default"/>
+      </w:rPr>
+    </w:lvl>
+    <w:lvl w:ilvl="8">
+      <w:start w:val="1"/>
+      <w:numFmt w:val="decimal"/>
+      <w:isLgl/>
+      <w:lvlText w:val="%1.%2.%3.%4.%5.%6.%7.%8.%9"/>
+      <w:lvlJc w:val="left"/>
+      <w:pPr>
+        <w:ind w:left="4952" w:hanging="1800"/>
+      </w:pPr>
+      <w:rPr>
+        <w:rFonts w:hint="default"/>
+      </w:rPr>
+    </w:lvl>
+  </w:abstractNum>
   <w:num w:numId="1">
     <w:abstractNumId w:val="1"/>
   </w:num>
   <w:num w:numId="2">
-    <w:abstractNumId w:val="19"/>
+    <w:abstractNumId w:val="21"/>
   </w:num>
   <w:num w:numId="3">
-    <w:abstractNumId w:val="14"/>
+    <w:abstractNumId w:val="16"/>
   </w:num>
   <w:num w:numId="4">
-    <w:abstractNumId w:val="11"/>
+    <w:abstractNumId w:val="13"/>
   </w:num>
   <w:num w:numId="5">
-    <w:abstractNumId w:val="27"/>
+    <w:abstractNumId w:val="30"/>
   </w:num>
   <w:num w:numId="6">
-    <w:abstractNumId w:val="10"/>
+    <w:abstractNumId w:val="12"/>
   </w:num>
   <w:num w:numId="7">
-    <w:abstractNumId w:val="15"/>
+    <w:abstractNumId w:val="17"/>
   </w:num>
   <w:num w:numId="8">
     <w:abstractNumId w:val="3"/>
@@ -17491,67 +18441,79 @@
     <w:abstractNumId w:val="2"/>
   </w:num>
   <w:num w:numId="10">
-    <w:abstractNumId w:val="21"/>
+    <w:abstractNumId w:val="23"/>
   </w:num>
   <w:num w:numId="11">
+    <w:abstractNumId w:val="11"/>
+  </w:num>
+  <w:num w:numId="12">
+    <w:abstractNumId w:val="15"/>
+  </w:num>
+  <w:num w:numId="13">
+    <w:abstractNumId w:val="7"/>
+  </w:num>
+  <w:num w:numId="14">
+    <w:abstractNumId w:val="6"/>
+  </w:num>
+  <w:num w:numId="15">
     <w:abstractNumId w:val="9"/>
   </w:num>
-  <w:num w:numId="12">
-    <w:abstractNumId w:val="13"/>
-  </w:num>
-  <w:num w:numId="13">
-    <w:abstractNumId w:val="6"/>
-  </w:num>
-  <w:num w:numId="14">
-    <w:abstractNumId w:val="5"/>
-  </w:num>
-  <w:num w:numId="15">
-    <w:abstractNumId w:val="7"/>
-  </w:num>
   <w:num w:numId="16">
-    <w:abstractNumId w:val="28"/>
+    <w:abstractNumId w:val="31"/>
   </w:num>
   <w:num w:numId="17">
+    <w:abstractNumId w:val="22"/>
+  </w:num>
+  <w:num w:numId="18">
+    <w:abstractNumId w:val="14"/>
+  </w:num>
+  <w:num w:numId="19">
     <w:abstractNumId w:val="20"/>
   </w:num>
-  <w:num w:numId="18">
-    <w:abstractNumId w:val="12"/>
-  </w:num>
-  <w:num w:numId="19">
-    <w:abstractNumId w:val="18"/>
-  </w:num>
   <w:num w:numId="20">
-    <w:abstractNumId w:val="22"/>
+    <w:abstractNumId w:val="24"/>
   </w:num>
   <w:num w:numId="21">
     <w:abstractNumId w:val="4"/>
   </w:num>
   <w:num w:numId="22">
+    <w:abstractNumId w:val="32"/>
+  </w:num>
+  <w:num w:numId="23">
+    <w:abstractNumId w:val="10"/>
+  </w:num>
+  <w:num w:numId="24">
+    <w:abstractNumId w:val="28"/>
+  </w:num>
+  <w:num w:numId="25">
     <w:abstractNumId w:val="29"/>
   </w:num>
-  <w:num w:numId="23">
-    <w:abstractNumId w:val="8"/>
-  </w:num>
-  <w:num w:numId="24">
-    <w:abstractNumId w:val="25"/>
-  </w:num>
-  <w:num w:numId="25">
-    <w:abstractNumId w:val="26"/>
-  </w:num>
   <w:num w:numId="26">
-    <w:abstractNumId w:val="16"/>
+    <w:abstractNumId w:val="18"/>
   </w:num>
   <w:num w:numId="27">
     <w:abstractNumId w:val="0"/>
   </w:num>
   <w:num w:numId="28">
-    <w:abstractNumId w:val="23"/>
+    <w:abstractNumId w:val="26"/>
   </w:num>
   <w:num w:numId="29">
-    <w:abstractNumId w:val="17"/>
+    <w:abstractNumId w:val="19"/>
   </w:num>
   <w:num w:numId="30">
-    <w:abstractNumId w:val="24"/>
+    <w:abstractNumId w:val="27"/>
+  </w:num>
+  <w:num w:numId="31">
+    <w:abstractNumId w:val="33"/>
+  </w:num>
+  <w:num w:numId="32">
+    <w:abstractNumId w:val="5"/>
+  </w:num>
+  <w:num w:numId="33">
+    <w:abstractNumId w:val="8"/>
+  </w:num>
+  <w:num w:numId="34">
+    <w:abstractNumId w:val="25"/>
   </w:num>
 </w:numbering>
 </file>
@@ -17954,7 +18916,7 @@
   <w:style w:type="paragraph" w:default="1" w:styleId="a">
     <w:name w:val="Normal"/>
     <w:qFormat/>
-    <w:rsid w:val="007828F6"/>
+    <w:rsid w:val="001551F4"/>
     <w:pPr>
       <w:spacing w:line="360" w:lineRule="auto"/>
       <w:ind w:firstLine="709"/>

--- a/PZ and plakat/alpha_pz/Бородин_11_жуковский.docx
+++ b/PZ and plakat/alpha_pz/Бородин_11_жуковский.docx
@@ -202,29 +202,7 @@
           <w:sz w:val="36"/>
           <w:szCs w:val="36"/>
         </w:rPr>
-        <w:t xml:space="preserve"> автоматизированного аудита и </w:t>
-      </w:r>
-      <w:proofErr w:type="spellStart"/>
-      <w:r>
-        <w:rPr>
-          <w:rFonts w:cs="Times New Roman"/>
-          <w:b/>
-          <w:bCs/>
-          <w:sz w:val="36"/>
-          <w:szCs w:val="36"/>
-        </w:rPr>
-        <w:t>харденинга</w:t>
-      </w:r>
-      <w:proofErr w:type="spellEnd"/>
-      <w:r>
-        <w:rPr>
-          <w:rFonts w:cs="Times New Roman"/>
-          <w:b/>
-          <w:bCs/>
-          <w:sz w:val="36"/>
-          <w:szCs w:val="36"/>
-        </w:rPr>
-        <w:t xml:space="preserve"> операционной системы на основе </w:t>
+        <w:t xml:space="preserve"> автоматизированного аудита и харденинга операционной системы на основе </w:t>
       </w:r>
       <w:r>
         <w:rPr>
@@ -560,71 +538,70 @@
           <w:bCs/>
           <w:szCs w:val="24"/>
         </w:rPr>
-        <w:t xml:space="preserve">Отчёт 37 с., 6 рис., 4 табл., 8 </w:t>
-      </w:r>
-      <w:proofErr w:type="spellStart"/>
-      <w:r>
+        <w:t>Отчёт 37 с., 6 рис., 4 табл., 8 источн., 2 прил.</w:t>
+      </w:r>
+    </w:p>
+    <w:p>
+      <w:pPr>
+        <w:ind w:firstLine="0"/>
+        <w:jc w:val="both"/>
         <w:rPr>
           <w:rFonts w:cs="Times New Roman"/>
           <w:bCs/>
           <w:szCs w:val="24"/>
         </w:rPr>
-        <w:t>источн</w:t>
-      </w:r>
-      <w:proofErr w:type="spellEnd"/>
+      </w:pPr>
       <w:r>
         <w:rPr>
           <w:rFonts w:cs="Times New Roman"/>
           <w:bCs/>
           <w:szCs w:val="24"/>
         </w:rPr>
-        <w:t>., 2 прил.</w:t>
-      </w:r>
-    </w:p>
-    <w:p>
-      <w:pPr>
-        <w:ind w:firstLine="0"/>
-        <w:jc w:val="both"/>
+        <w:t xml:space="preserve">SCAP, OVAL, XCCDF, АУДИТ БЕЗОПАСНОСТИ, ХАРДЕНИНГ, УЯЗВИМОСТИ, МИСКОНФИГУРАЦИИ, </w:t>
+      </w:r>
+      <w:r>
         <w:rPr>
           <w:rFonts w:cs="Times New Roman"/>
           <w:bCs/>
           <w:szCs w:val="24"/>
         </w:rPr>
-      </w:pPr>
+        <w:t>ПАТЧИНГ</w:t>
+      </w:r>
       <w:r>
         <w:rPr>
           <w:rFonts w:cs="Times New Roman"/>
           <w:bCs/>
           <w:szCs w:val="24"/>
         </w:rPr>
-        <w:t xml:space="preserve">SCAP, OVAL, XCCDF, АУДИТ БЕЗОПАСНОСТИ, ХАРДЕНИНГ, УЯЗВИМОСТИ, МИСКОНФИГУРАЦИИ, </w:t>
-      </w:r>
-      <w:r>
+        <w:t>, REMEDIATION, openSCAP</w:t>
+      </w:r>
+    </w:p>
+    <w:p>
+      <w:pPr>
+        <w:ind w:firstLine="0"/>
+        <w:jc w:val="both"/>
         <w:rPr>
           <w:rFonts w:cs="Times New Roman"/>
           <w:bCs/>
           <w:szCs w:val="24"/>
         </w:rPr>
-        <w:t>ПАТЧИНГ</w:t>
-      </w:r>
+      </w:pPr>
       <w:r>
         <w:rPr>
           <w:rFonts w:cs="Times New Roman"/>
           <w:bCs/>
           <w:szCs w:val="24"/>
         </w:rPr>
-        <w:t xml:space="preserve">, REMEDIATION, </w:t>
-      </w:r>
-      <w:proofErr w:type="spellStart"/>
+        <w:t>Объектом исследования является процесс автоматизированного аудита и харденинга операционной системы на основе стандартизированного SCAP-контента</w:t>
+      </w:r>
       <w:r>
         <w:rPr>
           <w:rFonts w:cs="Times New Roman"/>
           <w:bCs/>
           <w:szCs w:val="24"/>
         </w:rPr>
-        <w:t>openSCAP</w:t>
-      </w:r>
-      <w:proofErr w:type="spellEnd"/>
+        <w:t>.</w:t>
+      </w:r>
     </w:p>
     <w:p>
       <w:pPr>
@@ -642,247 +619,112 @@
           <w:bCs/>
           <w:szCs w:val="24"/>
         </w:rPr>
-        <w:t xml:space="preserve">Объектом исследования является процесс автоматизированного аудита и </w:t>
-      </w:r>
-      <w:proofErr w:type="spellStart"/>
+        <w:t xml:space="preserve">Цель работы - разработка программного средства автоматизированной проверки операционной системы на наличие уязвимостей и мисконфигураций на основе </w:t>
+      </w:r>
       <w:r>
         <w:rPr>
           <w:rFonts w:cs="Times New Roman"/>
           <w:bCs/>
           <w:szCs w:val="24"/>
         </w:rPr>
-        <w:t>харденинга</w:t>
-      </w:r>
-      <w:proofErr w:type="spellEnd"/>
+        <w:t>стандартов</w:t>
+      </w:r>
       <w:r>
         <w:rPr>
           <w:rFonts w:cs="Times New Roman"/>
           <w:bCs/>
           <w:szCs w:val="24"/>
         </w:rPr>
-        <w:t xml:space="preserve"> операционной системы на основе стандартизированного SCAP-контента</w:t>
-      </w:r>
-      <w:r>
+        <w:t xml:space="preserve"> SCAP с возможностью формирования отчёта и автоматического устранения выявленных несоответствий.</w:t>
+      </w:r>
+    </w:p>
+    <w:p>
+      <w:pPr>
+        <w:ind w:firstLine="0"/>
+        <w:jc w:val="both"/>
         <w:rPr>
           <w:rFonts w:cs="Times New Roman"/>
           <w:bCs/>
           <w:szCs w:val="24"/>
         </w:rPr>
-        <w:t>.</w:t>
-      </w:r>
-    </w:p>
-    <w:p>
-      <w:pPr>
-        <w:ind w:firstLine="0"/>
-        <w:jc w:val="both"/>
+      </w:pPr>
+      <w:r>
         <w:rPr>
           <w:rFonts w:cs="Times New Roman"/>
           <w:bCs/>
           <w:szCs w:val="24"/>
         </w:rPr>
-      </w:pPr>
+        <w:t xml:space="preserve">В процессе работы был изучен открытый стандарт SCAP, в частности OVAL и XCCDF, </w:t>
+      </w:r>
       <w:r>
         <w:rPr>
           <w:rFonts w:cs="Times New Roman"/>
           <w:bCs/>
           <w:szCs w:val="24"/>
         </w:rPr>
-        <w:t xml:space="preserve">Цель работы - разработка программного средства автоматизированной проверки операционной системы на наличие уязвимостей и </w:t>
-      </w:r>
-      <w:proofErr w:type="spellStart"/>
+        <w:t xml:space="preserve">а также </w:t>
+      </w:r>
       <w:r>
         <w:rPr>
           <w:rFonts w:cs="Times New Roman"/>
           <w:bCs/>
           <w:szCs w:val="24"/>
         </w:rPr>
-        <w:t>мисконфигураций</w:t>
-      </w:r>
-      <w:proofErr w:type="spellEnd"/>
+        <w:t>проведён анализ существующих решений в области автоматизации аудита безопасности</w:t>
+      </w:r>
       <w:r>
         <w:rPr>
           <w:rFonts w:cs="Times New Roman"/>
           <w:bCs/>
           <w:szCs w:val="24"/>
         </w:rPr>
-        <w:t xml:space="preserve"> на основе </w:t>
-      </w:r>
-      <w:r>
+        <w:t>.</w:t>
+      </w:r>
+    </w:p>
+    <w:p>
+      <w:pPr>
+        <w:ind w:firstLine="0"/>
+        <w:jc w:val="both"/>
         <w:rPr>
           <w:rFonts w:cs="Times New Roman"/>
           <w:bCs/>
           <w:szCs w:val="24"/>
         </w:rPr>
-        <w:t>стандартов</w:t>
-      </w:r>
+      </w:pPr>
       <w:r>
         <w:rPr>
           <w:rFonts w:cs="Times New Roman"/>
           <w:bCs/>
           <w:szCs w:val="24"/>
         </w:rPr>
-        <w:t xml:space="preserve"> SCAP с возможностью формирования отчёта и автоматического устранения выявленных несоответствий.</w:t>
-      </w:r>
-    </w:p>
-    <w:p>
-      <w:pPr>
-        <w:ind w:firstLine="0"/>
-        <w:jc w:val="both"/>
+        <w:t>В результате выполнения проекта было разработано программное средство, позволяющее автоматически загружать SCAP-контент для выбранной операционной системы, выполнять проверки по OVAL-дефинициям и XCCDF-правилам, автоматически адаптировать контент к целевой платформе при помощи патчинга SCAP-контента, применять remediation при наличии соответствующего контента и выводить результаты в удобочитаемом табличном виде</w:t>
+      </w:r>
+      <w:r>
         <w:rPr>
           <w:rFonts w:cs="Times New Roman"/>
           <w:bCs/>
           <w:szCs w:val="24"/>
         </w:rPr>
-      </w:pPr>
-      <w:r>
+        <w:t>.</w:t>
+      </w:r>
+    </w:p>
+    <w:p>
+      <w:pPr>
+        <w:ind w:firstLine="0"/>
+        <w:jc w:val="both"/>
         <w:rPr>
           <w:rFonts w:cs="Times New Roman"/>
           <w:bCs/>
           <w:szCs w:val="24"/>
         </w:rPr>
-        <w:t xml:space="preserve">В процессе работы был изучен открытый стандарт SCAP, в частности OVAL и XCCDF, </w:t>
-      </w:r>
+      </w:pPr>
       <w:r>
         <w:rPr>
           <w:rFonts w:cs="Times New Roman"/>
           <w:bCs/>
           <w:szCs w:val="24"/>
         </w:rPr>
-        <w:t xml:space="preserve">а также </w:t>
-      </w:r>
-      <w:r>
-        <w:rPr>
-          <w:rFonts w:cs="Times New Roman"/>
-          <w:bCs/>
-          <w:szCs w:val="24"/>
-        </w:rPr>
-        <w:t>проведён анализ существующих решений в области автоматизации аудита безопасности</w:t>
-      </w:r>
-      <w:r>
-        <w:rPr>
-          <w:rFonts w:cs="Times New Roman"/>
-          <w:bCs/>
-          <w:szCs w:val="24"/>
-        </w:rPr>
-        <w:t>.</w:t>
-      </w:r>
-    </w:p>
-    <w:p>
-      <w:pPr>
-        <w:ind w:firstLine="0"/>
-        <w:jc w:val="both"/>
-        <w:rPr>
-          <w:rFonts w:cs="Times New Roman"/>
-          <w:bCs/>
-          <w:szCs w:val="24"/>
-        </w:rPr>
-      </w:pPr>
-      <w:r>
-        <w:rPr>
-          <w:rFonts w:cs="Times New Roman"/>
-          <w:bCs/>
-          <w:szCs w:val="24"/>
-        </w:rPr>
-        <w:t xml:space="preserve">В результате выполнения проекта было разработано программное средство, позволяющее автоматически загружать SCAP-контент для выбранной операционной системы, выполнять проверки по OVAL-дефинициям и XCCDF-правилам, автоматически адаптировать контент к целевой платформе при помощи </w:t>
-      </w:r>
-      <w:proofErr w:type="spellStart"/>
-      <w:r>
-        <w:rPr>
-          <w:rFonts w:cs="Times New Roman"/>
-          <w:bCs/>
-          <w:szCs w:val="24"/>
-        </w:rPr>
-        <w:t>патчинга</w:t>
-      </w:r>
-      <w:proofErr w:type="spellEnd"/>
-      <w:r>
-        <w:rPr>
-          <w:rFonts w:cs="Times New Roman"/>
-          <w:bCs/>
-          <w:szCs w:val="24"/>
-        </w:rPr>
-        <w:t xml:space="preserve"> SCAP-контента, применять </w:t>
-      </w:r>
-      <w:proofErr w:type="spellStart"/>
-      <w:r>
-        <w:rPr>
-          <w:rFonts w:cs="Times New Roman"/>
-          <w:bCs/>
-          <w:szCs w:val="24"/>
-        </w:rPr>
-        <w:t>remediation</w:t>
-      </w:r>
-      <w:proofErr w:type="spellEnd"/>
-      <w:r>
-        <w:rPr>
-          <w:rFonts w:cs="Times New Roman"/>
-          <w:bCs/>
-          <w:szCs w:val="24"/>
-        </w:rPr>
-        <w:t xml:space="preserve"> при наличии соответствующего контента и выводить результаты в удобочитаемом табличном виде</w:t>
-      </w:r>
-      <w:r>
-        <w:rPr>
-          <w:rFonts w:cs="Times New Roman"/>
-          <w:bCs/>
-          <w:szCs w:val="24"/>
-        </w:rPr>
-        <w:t>.</w:t>
-      </w:r>
-    </w:p>
-    <w:p>
-      <w:pPr>
-        <w:ind w:firstLine="0"/>
-        <w:jc w:val="both"/>
-        <w:rPr>
-          <w:rFonts w:cs="Times New Roman"/>
-          <w:bCs/>
-          <w:szCs w:val="24"/>
-        </w:rPr>
-      </w:pPr>
-      <w:r>
-        <w:rPr>
-          <w:rFonts w:cs="Times New Roman"/>
-          <w:bCs/>
-          <w:szCs w:val="24"/>
-        </w:rPr>
-        <w:t xml:space="preserve">Основными показателями продукта являются поддержка открытых стандартов SCAP, возможность автоматического </w:t>
-      </w:r>
-      <w:proofErr w:type="spellStart"/>
-      <w:r>
-        <w:rPr>
-          <w:rFonts w:cs="Times New Roman"/>
-          <w:bCs/>
-          <w:szCs w:val="24"/>
-        </w:rPr>
-        <w:t>патчинга</w:t>
-      </w:r>
-      <w:proofErr w:type="spellEnd"/>
-      <w:r>
-        <w:rPr>
-          <w:rFonts w:cs="Times New Roman"/>
-          <w:bCs/>
-          <w:szCs w:val="24"/>
-        </w:rPr>
-        <w:t xml:space="preserve">, поддержка </w:t>
-      </w:r>
-      <w:proofErr w:type="spellStart"/>
-      <w:r>
-        <w:rPr>
-          <w:rFonts w:cs="Times New Roman"/>
-          <w:bCs/>
-          <w:szCs w:val="24"/>
-        </w:rPr>
-        <w:t>remediation</w:t>
-      </w:r>
-      <w:proofErr w:type="spellEnd"/>
-      <w:r>
-        <w:rPr>
-          <w:rFonts w:cs="Times New Roman"/>
-          <w:bCs/>
-          <w:szCs w:val="24"/>
-        </w:rPr>
-        <w:t xml:space="preserve">, </w:t>
+        <w:t xml:space="preserve">Основными показателями продукта являются поддержка открытых стандартов SCAP, возможность автоматического патчинга, поддержка remediation, </w:t>
       </w:r>
       <w:r>
         <w:rPr>
@@ -950,43 +792,41 @@
           <w:bCs/>
           <w:szCs w:val="24"/>
         </w:rPr>
-        <w:t xml:space="preserve">Разрабатываемая программа является превентивной мерой, поскольку за счёт автоматизированного аудита и </w:t>
-      </w:r>
-      <w:proofErr w:type="spellStart"/>
+        <w:t>Разрабатываемая программа является превентивной мерой, поскольку за счёт автоматизированного аудита и харденинга устраняет уязвимости и мисконфигурации, чем снижает по</w:t>
+      </w:r>
       <w:r>
         <w:rPr>
           <w:rFonts w:cs="Times New Roman"/>
           <w:bCs/>
           <w:szCs w:val="24"/>
         </w:rPr>
-        <w:t>харденинга</w:t>
-      </w:r>
-      <w:proofErr w:type="spellEnd"/>
+        <w:t xml:space="preserve">верхность атаки и минимизирует вероятность эксплуатации типовых техник злоумышленника. В работе показано, что программа защищает от нескольких техник по </w:t>
+      </w:r>
       <w:r>
         <w:rPr>
           <w:rFonts w:cs="Times New Roman"/>
           <w:bCs/>
           <w:szCs w:val="24"/>
-        </w:rPr>
-        <w:t xml:space="preserve"> устраняет уязвимости и </w:t>
-      </w:r>
-      <w:proofErr w:type="spellStart"/>
+          <w:lang w:val="en-US"/>
+        </w:rPr>
+        <w:t>MITRE</w:t>
+      </w:r>
       <w:r>
         <w:rPr>
           <w:rFonts w:cs="Times New Roman"/>
           <w:bCs/>
           <w:szCs w:val="24"/>
         </w:rPr>
-        <w:t>мисконфигурации</w:t>
-      </w:r>
-      <w:proofErr w:type="spellEnd"/>
+        <w:t xml:space="preserve"> </w:t>
+      </w:r>
       <w:r>
         <w:rPr>
           <w:rFonts w:cs="Times New Roman"/>
           <w:bCs/>
           <w:szCs w:val="24"/>
-        </w:rPr>
-        <w:t>, чем снижает по</w:t>
+          <w:lang w:val="en-US"/>
+        </w:rPr>
+        <w:t>ATT</w:t>
       </w:r>
       <w:r>
         <w:rPr>
@@ -994,7 +834,7 @@
           <w:bCs/>
           <w:szCs w:val="24"/>
         </w:rPr>
-        <w:t xml:space="preserve">верхность атаки и минимизирует вероятность эксплуатации типовых техник злоумышленника. В работе показано, что программа защищает от нескольких техник по </w:t>
+        <w:t>&amp;</w:t>
       </w:r>
       <w:r>
         <w:rPr>
@@ -1003,7 +843,7 @@
           <w:szCs w:val="24"/>
           <w:lang w:val="en-US"/>
         </w:rPr>
-        <w:t>MITRE</w:t>
+        <w:t>CK</w:t>
       </w:r>
       <w:r>
         <w:rPr>
@@ -1011,79 +851,25 @@
           <w:bCs/>
           <w:szCs w:val="24"/>
         </w:rPr>
-        <w:t xml:space="preserve"> </w:t>
+        <w:t xml:space="preserve">, </w:t>
       </w:r>
       <w:r>
         <w:rPr>
           <w:rFonts w:cs="Times New Roman"/>
           <w:bCs/>
           <w:szCs w:val="24"/>
-          <w:lang w:val="en-US"/>
-        </w:rPr>
-        <w:t>ATT</w:t>
+        </w:rPr>
+        <w:t xml:space="preserve">связанных с эксплуатацией публично доступных сервисов, повышением привилегий, изменением настроек фаерволла, а также небезопасной конфигурацией </w:t>
       </w:r>
       <w:r>
         <w:rPr>
           <w:rFonts w:cs="Times New Roman"/>
           <w:bCs/>
           <w:szCs w:val="24"/>
-        </w:rPr>
-        <w:t>&amp;</w:t>
-      </w:r>
-      <w:r>
-        <w:rPr>
-          <w:rFonts w:cs="Times New Roman"/>
-          <w:bCs/>
-          <w:szCs w:val="24"/>
-          <w:lang w:val="en-US"/>
-        </w:rPr>
-        <w:t>CK</w:t>
-      </w:r>
-      <w:r>
-        <w:rPr>
-          <w:rFonts w:cs="Times New Roman"/>
-          <w:bCs/>
-          <w:szCs w:val="24"/>
-        </w:rPr>
-        <w:t xml:space="preserve">, </w:t>
-      </w:r>
-      <w:r>
-        <w:rPr>
-          <w:rFonts w:cs="Times New Roman"/>
-          <w:bCs/>
-          <w:szCs w:val="24"/>
-        </w:rPr>
-        <w:t xml:space="preserve">связанных с эксплуатацией публично доступных сервисов, повышением привилегий, изменением настроек </w:t>
-      </w:r>
-      <w:proofErr w:type="spellStart"/>
-      <w:r>
-        <w:rPr>
-          <w:rFonts w:cs="Times New Roman"/>
-          <w:bCs/>
-          <w:szCs w:val="24"/>
-        </w:rPr>
-        <w:t>фаерволла</w:t>
-      </w:r>
-      <w:proofErr w:type="spellEnd"/>
-      <w:r>
-        <w:rPr>
-          <w:rFonts w:cs="Times New Roman"/>
-          <w:bCs/>
-          <w:szCs w:val="24"/>
-        </w:rPr>
-        <w:t xml:space="preserve">, а также небезопасной конфигурацией </w:t>
-      </w:r>
-      <w:proofErr w:type="spellStart"/>
-      <w:r>
-        <w:rPr>
-          <w:rFonts w:cs="Times New Roman"/>
-          <w:bCs/>
-          <w:szCs w:val="24"/>
           <w:lang w:val="en-US"/>
         </w:rPr>
         <w:t>sudo</w:t>
       </w:r>
-      <w:proofErr w:type="spellEnd"/>
       <w:r>
         <w:rPr>
           <w:rFonts w:cs="Times New Roman"/>
@@ -1165,7 +951,7 @@
             </w:rPr>
             <w:fldChar w:fldCharType="separate"/>
           </w:r>
-          <w:hyperlink w:anchor="_Toc224322103" w:history="1">
+          <w:hyperlink w:anchor="_Toc224402361" w:history="1">
             <w:r>
               <w:rPr>
                 <w:rStyle w:val="aa"/>
@@ -1192,7 +978,7 @@
                 <w:noProof/>
                 <w:webHidden/>
               </w:rPr>
-              <w:instrText xml:space="preserve"> PAGEREF _Toc224322103 \h </w:instrText>
+              <w:instrText xml:space="preserve"> PAGEREF _Toc224402361 \h </w:instrText>
             </w:r>
             <w:r>
               <w:rPr>
@@ -1236,7 +1022,7 @@
               <w:lang w:eastAsia="ru-RU"/>
             </w:rPr>
           </w:pPr>
-          <w:hyperlink w:anchor="_Toc224322104" w:history="1">
+          <w:hyperlink w:anchor="_Toc224402362" w:history="1">
             <w:r>
               <w:rPr>
                 <w:rStyle w:val="aa"/>
@@ -1263,7 +1049,7 @@
                 <w:noProof/>
                 <w:webHidden/>
               </w:rPr>
-              <w:instrText xml:space="preserve"> PAGEREF _Toc224322104 \h </w:instrText>
+              <w:instrText xml:space="preserve"> PAGEREF _Toc224402362 \h </w:instrText>
             </w:r>
             <w:r>
               <w:rPr>
@@ -1307,7 +1093,7 @@
               <w:lang w:eastAsia="ru-RU"/>
             </w:rPr>
           </w:pPr>
-          <w:hyperlink w:anchor="_Toc224322105" w:history="1">
+          <w:hyperlink w:anchor="_Toc224402363" w:history="1">
             <w:r>
               <w:rPr>
                 <w:rStyle w:val="aa"/>
@@ -1334,7 +1120,7 @@
                 <w:noProof/>
                 <w:webHidden/>
               </w:rPr>
-              <w:instrText xml:space="preserve"> PAGEREF _Toc224322105 \h </w:instrText>
+              <w:instrText xml:space="preserve"> PAGEREF _Toc224402363 \h </w:instrText>
             </w:r>
             <w:r>
               <w:rPr>
@@ -1378,7 +1164,7 @@
               <w:lang w:eastAsia="ru-RU"/>
             </w:rPr>
           </w:pPr>
-          <w:hyperlink w:anchor="_Toc224322106" w:history="1">
+          <w:hyperlink w:anchor="_Toc224402364" w:history="1">
             <w:r>
               <w:rPr>
                 <w:rStyle w:val="aa"/>
@@ -1405,7 +1191,7 @@
                 <w:noProof/>
                 <w:webHidden/>
               </w:rPr>
-              <w:instrText xml:space="preserve"> PAGEREF _Toc224322106 \h </w:instrText>
+              <w:instrText xml:space="preserve"> PAGEREF _Toc224402364 \h </w:instrText>
             </w:r>
             <w:r>
               <w:rPr>
@@ -1449,7 +1235,7 @@
               <w:lang w:eastAsia="ru-RU"/>
             </w:rPr>
           </w:pPr>
-          <w:hyperlink w:anchor="_Toc224322107" w:history="1">
+          <w:hyperlink w:anchor="_Toc224402365" w:history="1">
             <w:r>
               <w:rPr>
                 <w:rStyle w:val="aa"/>
@@ -1476,7 +1262,7 @@
                 <w:noProof/>
                 <w:webHidden/>
               </w:rPr>
-              <w:instrText xml:space="preserve"> PAGEREF _Toc224322107 \h </w:instrText>
+              <w:instrText xml:space="preserve"> PAGEREF _Toc224402365 \h </w:instrText>
             </w:r>
             <w:r>
               <w:rPr>
@@ -1520,7 +1306,7 @@
               <w:lang w:eastAsia="ru-RU"/>
             </w:rPr>
           </w:pPr>
-          <w:hyperlink w:anchor="_Toc224322108" w:history="1">
+          <w:hyperlink w:anchor="_Toc224402366" w:history="1">
             <w:r>
               <w:rPr>
                 <w:rStyle w:val="aa"/>
@@ -1562,7 +1348,7 @@
                 <w:noProof/>
                 <w:webHidden/>
               </w:rPr>
-              <w:instrText xml:space="preserve"> PAGEREF _Toc224322108 \h </w:instrText>
+              <w:instrText xml:space="preserve"> PAGEREF _Toc224402366 \h </w:instrText>
             </w:r>
             <w:r>
               <w:rPr>
@@ -1606,7 +1392,7 @@
               <w:lang w:eastAsia="ru-RU"/>
             </w:rPr>
           </w:pPr>
-          <w:hyperlink w:anchor="_Toc224322109" w:history="1">
+          <w:hyperlink w:anchor="_Toc224402367" w:history="1">
             <w:r>
               <w:rPr>
                 <w:rStyle w:val="aa"/>
@@ -1633,7 +1419,7 @@
                 <w:noProof/>
                 <w:webHidden/>
               </w:rPr>
-              <w:instrText xml:space="preserve"> PAGEREF _Toc224322109 \h </w:instrText>
+              <w:instrText xml:space="preserve"> PAGEREF _Toc224402367 \h </w:instrText>
             </w:r>
             <w:r>
               <w:rPr>
@@ -1677,7 +1463,7 @@
               <w:lang w:eastAsia="ru-RU"/>
             </w:rPr>
           </w:pPr>
-          <w:hyperlink w:anchor="_Toc224322110" w:history="1">
+          <w:hyperlink w:anchor="_Toc224402368" w:history="1">
             <w:r>
               <w:rPr>
                 <w:rStyle w:val="aa"/>
@@ -1704,7 +1490,7 @@
                 <w:noProof/>
                 <w:webHidden/>
               </w:rPr>
-              <w:instrText xml:space="preserve"> PAGEREF _Toc224322110 \h </w:instrText>
+              <w:instrText xml:space="preserve"> PAGEREF _Toc224402368 \h </w:instrText>
             </w:r>
             <w:r>
               <w:rPr>
@@ -1748,7 +1534,7 @@
               <w:lang w:eastAsia="ru-RU"/>
             </w:rPr>
           </w:pPr>
-          <w:hyperlink w:anchor="_Toc224322111" w:history="1">
+          <w:hyperlink w:anchor="_Toc224402369" w:history="1">
             <w:r>
               <w:rPr>
                 <w:rStyle w:val="aa"/>
@@ -1775,7 +1561,7 @@
                 <w:noProof/>
                 <w:webHidden/>
               </w:rPr>
-              <w:instrText xml:space="preserve"> PAGEREF _Toc224322111 \h </w:instrText>
+              <w:instrText xml:space="preserve"> PAGEREF _Toc224402369 \h </w:instrText>
             </w:r>
             <w:r>
               <w:rPr>
@@ -1819,7 +1605,7 @@
               <w:lang w:eastAsia="ru-RU"/>
             </w:rPr>
           </w:pPr>
-          <w:hyperlink w:anchor="_Toc224322112" w:history="1">
+          <w:hyperlink w:anchor="_Toc224402370" w:history="1">
             <w:r>
               <w:rPr>
                 <w:rStyle w:val="aa"/>
@@ -1846,7 +1632,7 @@
                 <w:noProof/>
                 <w:webHidden/>
               </w:rPr>
-              <w:instrText xml:space="preserve"> PAGEREF _Toc224322112 \h </w:instrText>
+              <w:instrText xml:space="preserve"> PAGEREF _Toc224402370 \h </w:instrText>
             </w:r>
             <w:r>
               <w:rPr>
@@ -1890,7 +1676,7 @@
               <w:lang w:eastAsia="ru-RU"/>
             </w:rPr>
           </w:pPr>
-          <w:hyperlink w:anchor="_Toc224322113" w:history="1">
+          <w:hyperlink w:anchor="_Toc224402371" w:history="1">
             <w:r>
               <w:rPr>
                 <w:rStyle w:val="aa"/>
@@ -1917,7 +1703,7 @@
                 <w:noProof/>
                 <w:webHidden/>
               </w:rPr>
-              <w:instrText xml:space="preserve"> PAGEREF _Toc224322113 \h </w:instrText>
+              <w:instrText xml:space="preserve"> PAGEREF _Toc224402371 \h </w:instrText>
             </w:r>
             <w:r>
               <w:rPr>
@@ -1961,7 +1747,7 @@
               <w:lang w:eastAsia="ru-RU"/>
             </w:rPr>
           </w:pPr>
-          <w:hyperlink w:anchor="_Toc224322114" w:history="1">
+          <w:hyperlink w:anchor="_Toc224402372" w:history="1">
             <w:r>
               <w:rPr>
                 <w:rStyle w:val="aa"/>
@@ -1988,7 +1774,7 @@
                 <w:noProof/>
                 <w:webHidden/>
               </w:rPr>
-              <w:instrText xml:space="preserve"> PAGEREF _Toc224322114 \h </w:instrText>
+              <w:instrText xml:space="preserve"> PAGEREF _Toc224402372 \h </w:instrText>
             </w:r>
             <w:r>
               <w:rPr>
@@ -2032,7 +1818,7 @@
               <w:lang w:eastAsia="ru-RU"/>
             </w:rPr>
           </w:pPr>
-          <w:hyperlink w:anchor="_Toc224322115" w:history="1">
+          <w:hyperlink w:anchor="_Toc224402373" w:history="1">
             <w:r>
               <w:rPr>
                 <w:rStyle w:val="aa"/>
@@ -2059,7 +1845,7 @@
                 <w:noProof/>
                 <w:webHidden/>
               </w:rPr>
-              <w:instrText xml:space="preserve"> PAGEREF _Toc224322115 \h </w:instrText>
+              <w:instrText xml:space="preserve"> PAGEREF _Toc224402373 \h </w:instrText>
             </w:r>
             <w:r>
               <w:rPr>
@@ -2103,7 +1889,7 @@
               <w:lang w:eastAsia="ru-RU"/>
             </w:rPr>
           </w:pPr>
-          <w:hyperlink w:anchor="_Toc224322116" w:history="1">
+          <w:hyperlink w:anchor="_Toc224402374" w:history="1">
             <w:r>
               <w:rPr>
                 <w:rStyle w:val="aa"/>
@@ -2130,7 +1916,7 @@
                 <w:noProof/>
                 <w:webHidden/>
               </w:rPr>
-              <w:instrText xml:space="preserve"> PAGEREF _Toc224322116 \h </w:instrText>
+              <w:instrText xml:space="preserve"> PAGEREF _Toc224402374 \h </w:instrText>
             </w:r>
             <w:r>
               <w:rPr>
@@ -2174,7 +1960,7 @@
               <w:lang w:eastAsia="ru-RU"/>
             </w:rPr>
           </w:pPr>
-          <w:hyperlink w:anchor="_Toc224322117" w:history="1">
+          <w:hyperlink w:anchor="_Toc224402375" w:history="1">
             <w:r>
               <w:rPr>
                 <w:rStyle w:val="aa"/>
@@ -2201,7 +1987,7 @@
                 <w:noProof/>
                 <w:webHidden/>
               </w:rPr>
-              <w:instrText xml:space="preserve"> PAGEREF _Toc224322117 \h </w:instrText>
+              <w:instrText xml:space="preserve"> PAGEREF _Toc224402375 \h </w:instrText>
             </w:r>
             <w:r>
               <w:rPr>
@@ -2245,7 +2031,7 @@
               <w:lang w:eastAsia="ru-RU"/>
             </w:rPr>
           </w:pPr>
-          <w:hyperlink w:anchor="_Toc224322118" w:history="1">
+          <w:hyperlink w:anchor="_Toc224402376" w:history="1">
             <w:r>
               <w:rPr>
                 <w:rStyle w:val="aa"/>
@@ -2272,7 +2058,7 @@
                 <w:noProof/>
                 <w:webHidden/>
               </w:rPr>
-              <w:instrText xml:space="preserve"> PAGEREF _Toc224322118 \h </w:instrText>
+              <w:instrText xml:space="preserve"> PAGEREF _Toc224402376 \h </w:instrText>
             </w:r>
             <w:r>
               <w:rPr>
@@ -2316,7 +2102,7 @@
               <w:lang w:eastAsia="ru-RU"/>
             </w:rPr>
           </w:pPr>
-          <w:hyperlink w:anchor="_Toc224322119" w:history="1">
+          <w:hyperlink w:anchor="_Toc224402377" w:history="1">
             <w:r>
               <w:rPr>
                 <w:rStyle w:val="aa"/>
@@ -2343,7 +2129,7 @@
                 <w:noProof/>
                 <w:webHidden/>
               </w:rPr>
-              <w:instrText xml:space="preserve"> PAGEREF _Toc224322119 \h </w:instrText>
+              <w:instrText xml:space="preserve"> PAGEREF _Toc224402377 \h </w:instrText>
             </w:r>
             <w:r>
               <w:rPr>
@@ -2364,6 +2150,77 @@
                 <w:webHidden/>
               </w:rPr>
               <w:t>25</w:t>
+            </w:r>
+            <w:r>
+              <w:rPr>
+                <w:noProof/>
+                <w:webHidden/>
+              </w:rPr>
+              <w:fldChar w:fldCharType="end"/>
+            </w:r>
+          </w:hyperlink>
+        </w:p>
+        <w:p>
+          <w:pPr>
+            <w:pStyle w:val="11"/>
+            <w:tabs>
+              <w:tab w:val="right" w:leader="dot" w:pos="9344"/>
+            </w:tabs>
+            <w:rPr>
+              <w:rFonts w:asciiTheme="minorHAnsi" w:eastAsiaTheme="minorEastAsia" w:hAnsiTheme="minorHAnsi"/>
+              <w:noProof/>
+              <w:sz w:val="22"/>
+              <w:lang w:eastAsia="ru-RU"/>
+            </w:rPr>
+          </w:pPr>
+          <w:hyperlink w:anchor="_Toc224402378" w:history="1">
+            <w:r>
+              <w:rPr>
+                <w:rStyle w:val="aa"/>
+                <w:noProof/>
+              </w:rPr>
+              <w:t>4. Тестирование</w:t>
+            </w:r>
+            <w:r>
+              <w:rPr>
+                <w:noProof/>
+                <w:webHidden/>
+              </w:rPr>
+              <w:tab/>
+            </w:r>
+            <w:r>
+              <w:rPr>
+                <w:noProof/>
+                <w:webHidden/>
+              </w:rPr>
+              <w:fldChar w:fldCharType="begin"/>
+            </w:r>
+            <w:r>
+              <w:rPr>
+                <w:noProof/>
+                <w:webHidden/>
+              </w:rPr>
+              <w:instrText xml:space="preserve"> PAGEREF _Toc224402378 \h </w:instrText>
+            </w:r>
+            <w:r>
+              <w:rPr>
+                <w:noProof/>
+                <w:webHidden/>
+              </w:rPr>
+            </w:r>
+            <w:r>
+              <w:rPr>
+                <w:noProof/>
+                <w:webHidden/>
+              </w:rPr>
+              <w:fldChar w:fldCharType="separate"/>
+            </w:r>
+            <w:r>
+              <w:rPr>
+                <w:noProof/>
+                <w:webHidden/>
+              </w:rPr>
+              <w:t>27</w:t>
             </w:r>
             <w:r>
               <w:rPr>
@@ -2387,13 +2244,13 @@
               <w:lang w:eastAsia="ru-RU"/>
             </w:rPr>
           </w:pPr>
-          <w:hyperlink w:anchor="_Toc224322120" w:history="1">
+          <w:hyperlink w:anchor="_Toc224402379" w:history="1">
             <w:r>
               <w:rPr>
                 <w:rStyle w:val="aa"/>
                 <w:noProof/>
               </w:rPr>
-              <w:t>3.4 Функциональное тестирование</w:t>
+              <w:t>4.1 Цели тестирования</w:t>
             </w:r>
             <w:r>
               <w:rPr>
@@ -2414,7 +2271,7 @@
                 <w:noProof/>
                 <w:webHidden/>
               </w:rPr>
-              <w:instrText xml:space="preserve"> PAGEREF _Toc224322120 \h </w:instrText>
+              <w:instrText xml:space="preserve"> PAGEREF _Toc224402379 \h </w:instrText>
             </w:r>
             <w:r>
               <w:rPr>
@@ -2434,220 +2291,7 @@
                 <w:noProof/>
                 <w:webHidden/>
               </w:rPr>
-              <w:t>26</w:t>
-            </w:r>
-            <w:r>
-              <w:rPr>
-                <w:noProof/>
-                <w:webHidden/>
-              </w:rPr>
-              <w:fldChar w:fldCharType="end"/>
-            </w:r>
-          </w:hyperlink>
-        </w:p>
-        <w:p>
-          <w:pPr>
-            <w:pStyle w:val="21"/>
-            <w:tabs>
-              <w:tab w:val="right" w:leader="dot" w:pos="9344"/>
-            </w:tabs>
-            <w:rPr>
-              <w:rFonts w:asciiTheme="minorHAnsi" w:eastAsiaTheme="minorEastAsia" w:hAnsiTheme="minorHAnsi"/>
-              <w:noProof/>
-              <w:sz w:val="22"/>
-              <w:lang w:eastAsia="ru-RU"/>
-            </w:rPr>
-          </w:pPr>
-          <w:hyperlink w:anchor="_Toc224322121" w:history="1">
-            <w:r>
-              <w:rPr>
-                <w:rStyle w:val="aa"/>
-                <w:noProof/>
-              </w:rPr>
-              <w:t>3.7 Перспективы развития проекта.</w:t>
-            </w:r>
-            <w:r>
-              <w:rPr>
-                <w:noProof/>
-                <w:webHidden/>
-              </w:rPr>
-              <w:tab/>
-            </w:r>
-            <w:r>
-              <w:rPr>
-                <w:noProof/>
-                <w:webHidden/>
-              </w:rPr>
-              <w:fldChar w:fldCharType="begin"/>
-            </w:r>
-            <w:r>
-              <w:rPr>
-                <w:noProof/>
-                <w:webHidden/>
-              </w:rPr>
-              <w:instrText xml:space="preserve"> PAGEREF _Toc224322121 \h </w:instrText>
-            </w:r>
-            <w:r>
-              <w:rPr>
-                <w:noProof/>
-                <w:webHidden/>
-              </w:rPr>
-            </w:r>
-            <w:r>
-              <w:rPr>
-                <w:noProof/>
-                <w:webHidden/>
-              </w:rPr>
-              <w:fldChar w:fldCharType="separate"/>
-            </w:r>
-            <w:r>
-              <w:rPr>
-                <w:noProof/>
-                <w:webHidden/>
-              </w:rPr>
               <w:t>27</w:t>
-            </w:r>
-            <w:r>
-              <w:rPr>
-                <w:noProof/>
-                <w:webHidden/>
-              </w:rPr>
-              <w:fldChar w:fldCharType="end"/>
-            </w:r>
-          </w:hyperlink>
-        </w:p>
-        <w:p>
-          <w:pPr>
-            <w:pStyle w:val="11"/>
-            <w:tabs>
-              <w:tab w:val="right" w:leader="dot" w:pos="9344"/>
-            </w:tabs>
-            <w:rPr>
-              <w:rFonts w:asciiTheme="minorHAnsi" w:eastAsiaTheme="minorEastAsia" w:hAnsiTheme="minorHAnsi"/>
-              <w:noProof/>
-              <w:sz w:val="22"/>
-              <w:lang w:eastAsia="ru-RU"/>
-            </w:rPr>
-          </w:pPr>
-          <w:hyperlink w:anchor="_Toc224322122" w:history="1">
-            <w:r>
-              <w:rPr>
-                <w:rStyle w:val="aa"/>
-                <w:noProof/>
-              </w:rPr>
-              <w:t>4. Тестирование</w:t>
-            </w:r>
-            <w:r>
-              <w:rPr>
-                <w:noProof/>
-                <w:webHidden/>
-              </w:rPr>
-              <w:tab/>
-            </w:r>
-            <w:r>
-              <w:rPr>
-                <w:noProof/>
-                <w:webHidden/>
-              </w:rPr>
-              <w:fldChar w:fldCharType="begin"/>
-            </w:r>
-            <w:r>
-              <w:rPr>
-                <w:noProof/>
-                <w:webHidden/>
-              </w:rPr>
-              <w:instrText xml:space="preserve"> PAGEREF _Toc224322122 \h </w:instrText>
-            </w:r>
-            <w:r>
-              <w:rPr>
-                <w:noProof/>
-                <w:webHidden/>
-              </w:rPr>
-            </w:r>
-            <w:r>
-              <w:rPr>
-                <w:noProof/>
-                <w:webHidden/>
-              </w:rPr>
-              <w:fldChar w:fldCharType="separate"/>
-            </w:r>
-            <w:r>
-              <w:rPr>
-                <w:noProof/>
-                <w:webHidden/>
-              </w:rPr>
-              <w:t>29</w:t>
-            </w:r>
-            <w:r>
-              <w:rPr>
-                <w:noProof/>
-                <w:webHidden/>
-              </w:rPr>
-              <w:fldChar w:fldCharType="end"/>
-            </w:r>
-          </w:hyperlink>
-        </w:p>
-        <w:p>
-          <w:pPr>
-            <w:pStyle w:val="21"/>
-            <w:tabs>
-              <w:tab w:val="right" w:leader="dot" w:pos="9344"/>
-            </w:tabs>
-            <w:rPr>
-              <w:rFonts w:asciiTheme="minorHAnsi" w:eastAsiaTheme="minorEastAsia" w:hAnsiTheme="minorHAnsi"/>
-              <w:noProof/>
-              <w:sz w:val="22"/>
-              <w:lang w:eastAsia="ru-RU"/>
-            </w:rPr>
-          </w:pPr>
-          <w:hyperlink w:anchor="_Toc224322123" w:history="1">
-            <w:r>
-              <w:rPr>
-                <w:rStyle w:val="aa"/>
-                <w:noProof/>
-              </w:rPr>
-              <w:t>4.1 Цели тестирования</w:t>
-            </w:r>
-            <w:r>
-              <w:rPr>
-                <w:noProof/>
-                <w:webHidden/>
-              </w:rPr>
-              <w:tab/>
-            </w:r>
-            <w:r>
-              <w:rPr>
-                <w:noProof/>
-                <w:webHidden/>
-              </w:rPr>
-              <w:fldChar w:fldCharType="begin"/>
-            </w:r>
-            <w:r>
-              <w:rPr>
-                <w:noProof/>
-                <w:webHidden/>
-              </w:rPr>
-              <w:instrText xml:space="preserve"> PAGEREF _Toc224322123 \h </w:instrText>
-            </w:r>
-            <w:r>
-              <w:rPr>
-                <w:noProof/>
-                <w:webHidden/>
-              </w:rPr>
-            </w:r>
-            <w:r>
-              <w:rPr>
-                <w:noProof/>
-                <w:webHidden/>
-              </w:rPr>
-              <w:fldChar w:fldCharType="separate"/>
-            </w:r>
-            <w:r>
-              <w:rPr>
-                <w:noProof/>
-                <w:webHidden/>
-              </w:rPr>
-              <w:t>29</w:t>
             </w:r>
             <w:r>
               <w:rPr>
@@ -2672,7 +2316,7 @@
               <w:lang w:eastAsia="ru-RU"/>
             </w:rPr>
           </w:pPr>
-          <w:hyperlink w:anchor="_Toc224322124" w:history="1">
+          <w:hyperlink w:anchor="_Toc224402380" w:history="1">
             <w:r>
               <w:rPr>
                 <w:rStyle w:val="aa"/>
@@ -2687,14 +2331,102 @@
                 <w:sz w:val="22"/>
                 <w:lang w:eastAsia="ru-RU"/>
               </w:rPr>
+              <w:t xml:space="preserve"> </w:t>
+            </w:r>
+            <w:r>
+              <w:rPr>
+                <w:rStyle w:val="aa"/>
+                <w:noProof/>
+              </w:rPr>
+              <w:t>Функциональное тестирование</w:t>
+            </w:r>
+            <w:r>
+              <w:rPr>
+                <w:noProof/>
+                <w:webHidden/>
+              </w:rPr>
               <w:tab/>
             </w:r>
             <w:r>
               <w:rPr>
+                <w:noProof/>
+                <w:webHidden/>
+              </w:rPr>
+              <w:fldChar w:fldCharType="begin"/>
+            </w:r>
+            <w:r>
+              <w:rPr>
+                <w:noProof/>
+                <w:webHidden/>
+              </w:rPr>
+              <w:instrText xml:space="preserve"> PAGEREF _Toc224402380 \h </w:instrText>
+            </w:r>
+            <w:r>
+              <w:rPr>
+                <w:noProof/>
+                <w:webHidden/>
+              </w:rPr>
+            </w:r>
+            <w:r>
+              <w:rPr>
+                <w:noProof/>
+                <w:webHidden/>
+              </w:rPr>
+              <w:fldChar w:fldCharType="separate"/>
+            </w:r>
+            <w:r>
+              <w:rPr>
+                <w:noProof/>
+                <w:webHidden/>
+              </w:rPr>
+              <w:t>27</w:t>
+            </w:r>
+            <w:r>
+              <w:rPr>
+                <w:noProof/>
+                <w:webHidden/>
+              </w:rPr>
+              <w:fldChar w:fldCharType="end"/>
+            </w:r>
+          </w:hyperlink>
+        </w:p>
+        <w:p>
+          <w:pPr>
+            <w:pStyle w:val="21"/>
+            <w:tabs>
+              <w:tab w:val="left" w:pos="1540"/>
+              <w:tab w:val="right" w:leader="dot" w:pos="9344"/>
+            </w:tabs>
+            <w:rPr>
+              <w:rFonts w:asciiTheme="minorHAnsi" w:eastAsiaTheme="minorEastAsia" w:hAnsiTheme="minorHAnsi"/>
+              <w:noProof/>
+              <w:sz w:val="22"/>
+              <w:lang w:eastAsia="ru-RU"/>
+            </w:rPr>
+          </w:pPr>
+          <w:hyperlink w:anchor="_Toc224402381" w:history="1">
+            <w:r>
+              <w:rPr>
                 <w:rStyle w:val="aa"/>
                 <w:noProof/>
               </w:rPr>
-              <w:t>Функциональное тестирование</w:t>
+              <w:t>4.3</w:t>
+            </w:r>
+            <w:r>
+              <w:rPr>
+                <w:rFonts w:asciiTheme="minorHAnsi" w:eastAsiaTheme="minorEastAsia" w:hAnsiTheme="minorHAnsi"/>
+                <w:noProof/>
+                <w:sz w:val="22"/>
+                <w:lang w:eastAsia="ru-RU"/>
+              </w:rPr>
+              <w:t xml:space="preserve"> </w:t>
+            </w:r>
+            <w:r>
+              <w:rPr>
+                <w:rStyle w:val="aa"/>
+                <w:noProof/>
+              </w:rPr>
+              <w:t>Пользовательское тестирование</w:t>
             </w:r>
             <w:r>
               <w:rPr>
@@ -2715,7 +2447,7 @@
                 <w:noProof/>
                 <w:webHidden/>
               </w:rPr>
-              <w:instrText xml:space="preserve"> PAGEREF _Toc224322124 \h </w:instrText>
+              <w:instrText xml:space="preserve"> PAGEREF _Toc224402381 \h </w:instrText>
             </w:r>
             <w:r>
               <w:rPr>
@@ -2735,7 +2467,166 @@
                 <w:noProof/>
                 <w:webHidden/>
               </w:rPr>
-              <w:t>29</w:t>
+              <w:t>30</w:t>
+            </w:r>
+            <w:r>
+              <w:rPr>
+                <w:noProof/>
+                <w:webHidden/>
+              </w:rPr>
+              <w:fldChar w:fldCharType="end"/>
+            </w:r>
+          </w:hyperlink>
+        </w:p>
+        <w:p>
+          <w:pPr>
+            <w:pStyle w:val="21"/>
+            <w:tabs>
+              <w:tab w:val="left" w:pos="1540"/>
+              <w:tab w:val="right" w:leader="dot" w:pos="9344"/>
+            </w:tabs>
+            <w:rPr>
+              <w:rFonts w:asciiTheme="minorHAnsi" w:eastAsiaTheme="minorEastAsia" w:hAnsiTheme="minorHAnsi"/>
+              <w:noProof/>
+              <w:sz w:val="22"/>
+              <w:lang w:eastAsia="ru-RU"/>
+            </w:rPr>
+          </w:pPr>
+          <w:hyperlink w:anchor="_Toc224402382" w:history="1">
+            <w:r>
+              <w:rPr>
+                <w:rStyle w:val="aa"/>
+                <w:noProof/>
+              </w:rPr>
+              <w:t>4.4</w:t>
+            </w:r>
+            <w:r>
+              <w:rPr>
+                <w:rFonts w:asciiTheme="minorHAnsi" w:eastAsiaTheme="minorEastAsia" w:hAnsiTheme="minorHAnsi"/>
+                <w:noProof/>
+                <w:sz w:val="22"/>
+                <w:lang w:eastAsia="ru-RU"/>
+              </w:rPr>
+              <w:t xml:space="preserve"> </w:t>
+            </w:r>
+            <w:r>
+              <w:rPr>
+                <w:rStyle w:val="aa"/>
+                <w:noProof/>
+              </w:rPr>
+              <w:t>Анализ результатов тестирования</w:t>
+            </w:r>
+            <w:r>
+              <w:rPr>
+                <w:noProof/>
+                <w:webHidden/>
+              </w:rPr>
+              <w:tab/>
+            </w:r>
+            <w:r>
+              <w:rPr>
+                <w:noProof/>
+                <w:webHidden/>
+              </w:rPr>
+              <w:fldChar w:fldCharType="begin"/>
+            </w:r>
+            <w:r>
+              <w:rPr>
+                <w:noProof/>
+                <w:webHidden/>
+              </w:rPr>
+              <w:instrText xml:space="preserve"> PAGEREF _Toc224402382 \h </w:instrText>
+            </w:r>
+            <w:r>
+              <w:rPr>
+                <w:noProof/>
+                <w:webHidden/>
+              </w:rPr>
+            </w:r>
+            <w:r>
+              <w:rPr>
+                <w:noProof/>
+                <w:webHidden/>
+              </w:rPr>
+              <w:fldChar w:fldCharType="separate"/>
+            </w:r>
+            <w:r>
+              <w:rPr>
+                <w:noProof/>
+                <w:webHidden/>
+              </w:rPr>
+              <w:t>30</w:t>
+            </w:r>
+            <w:r>
+              <w:rPr>
+                <w:noProof/>
+                <w:webHidden/>
+              </w:rPr>
+              <w:fldChar w:fldCharType="end"/>
+            </w:r>
+          </w:hyperlink>
+        </w:p>
+        <w:p>
+          <w:pPr>
+            <w:pStyle w:val="21"/>
+            <w:tabs>
+              <w:tab w:val="right" w:leader="dot" w:pos="9344"/>
+            </w:tabs>
+            <w:rPr>
+              <w:rFonts w:asciiTheme="minorHAnsi" w:eastAsiaTheme="minorEastAsia" w:hAnsiTheme="minorHAnsi"/>
+              <w:noProof/>
+              <w:sz w:val="22"/>
+              <w:lang w:eastAsia="ru-RU"/>
+            </w:rPr>
+          </w:pPr>
+          <w:hyperlink w:anchor="_Toc224402383" w:history="1">
+            <w:r>
+              <w:rPr>
+                <w:rStyle w:val="aa"/>
+                <w:noProof/>
+              </w:rPr>
+              <w:t>4.5 Перспективы развития проекта</w:t>
+            </w:r>
+            <w:r>
+              <w:rPr>
+                <w:noProof/>
+                <w:webHidden/>
+              </w:rPr>
+              <w:tab/>
+            </w:r>
+            <w:r>
+              <w:rPr>
+                <w:noProof/>
+                <w:webHidden/>
+              </w:rPr>
+              <w:fldChar w:fldCharType="begin"/>
+            </w:r>
+            <w:r>
+              <w:rPr>
+                <w:noProof/>
+                <w:webHidden/>
+              </w:rPr>
+              <w:instrText xml:space="preserve"> PAGEREF _Toc224402383 \h </w:instrText>
+            </w:r>
+            <w:r>
+              <w:rPr>
+                <w:noProof/>
+                <w:webHidden/>
+              </w:rPr>
+            </w:r>
+            <w:r>
+              <w:rPr>
+                <w:noProof/>
+                <w:webHidden/>
+              </w:rPr>
+              <w:fldChar w:fldCharType="separate"/>
+            </w:r>
+            <w:r>
+              <w:rPr>
+                <w:noProof/>
+                <w:webHidden/>
+              </w:rPr>
+              <w:t>31</w:t>
             </w:r>
             <w:r>
               <w:rPr>
@@ -2759,7 +2650,7 @@
               <w:lang w:eastAsia="ru-RU"/>
             </w:rPr>
           </w:pPr>
-          <w:hyperlink w:anchor="_Toc224322125" w:history="1">
+          <w:hyperlink w:anchor="_Toc224402384" w:history="1">
             <w:r>
               <w:rPr>
                 <w:rStyle w:val="aa"/>
@@ -2786,7 +2677,7 @@
                 <w:noProof/>
                 <w:webHidden/>
               </w:rPr>
-              <w:instrText xml:space="preserve"> PAGEREF _Toc224322125 \h </w:instrText>
+              <w:instrText xml:space="preserve"> PAGEREF _Toc224402384 \h </w:instrText>
             </w:r>
             <w:r>
               <w:rPr>
@@ -2806,7 +2697,7 @@
                 <w:noProof/>
                 <w:webHidden/>
               </w:rPr>
-              <w:t>30</w:t>
+              <w:t>32</w:t>
             </w:r>
             <w:r>
               <w:rPr>
@@ -2830,7 +2721,7 @@
               <w:lang w:eastAsia="ru-RU"/>
             </w:rPr>
           </w:pPr>
-          <w:hyperlink w:anchor="_Toc224322126" w:history="1">
+          <w:hyperlink w:anchor="_Toc224402385" w:history="1">
             <w:r>
               <w:rPr>
                 <w:rStyle w:val="aa"/>
@@ -2857,7 +2748,7 @@
                 <w:noProof/>
                 <w:webHidden/>
               </w:rPr>
-              <w:instrText xml:space="preserve"> PAGEREF _Toc224322126 \h </w:instrText>
+              <w:instrText xml:space="preserve"> PAGEREF _Toc224402385 \h </w:instrText>
             </w:r>
             <w:r>
               <w:rPr>
@@ -2877,7 +2768,7 @@
                 <w:noProof/>
                 <w:webHidden/>
               </w:rPr>
-              <w:t>32</w:t>
+              <w:t>34</w:t>
             </w:r>
             <w:r>
               <w:rPr>
@@ -2901,7 +2792,7 @@
               <w:lang w:eastAsia="ru-RU"/>
             </w:rPr>
           </w:pPr>
-          <w:hyperlink w:anchor="_Toc224322127" w:history="1">
+          <w:hyperlink w:anchor="_Toc224402386" w:history="1">
             <w:r>
               <w:rPr>
                 <w:rStyle w:val="aa"/>
@@ -2928,7 +2819,7 @@
                 <w:noProof/>
                 <w:webHidden/>
               </w:rPr>
-              <w:instrText xml:space="preserve"> PAGEREF _Toc224322127 \h </w:instrText>
+              <w:instrText xml:space="preserve"> PAGEREF _Toc224402386 \h </w:instrText>
             </w:r>
             <w:r>
               <w:rPr>
@@ -2948,7 +2839,7 @@
                 <w:noProof/>
                 <w:webHidden/>
               </w:rPr>
-              <w:t>33</w:t>
+              <w:t>35</w:t>
             </w:r>
             <w:r>
               <w:rPr>
@@ -2983,7 +2874,7 @@
       <w:pPr>
         <w:pStyle w:val="1"/>
       </w:pPr>
-      <w:bookmarkStart w:id="1" w:name="_Toc224322103"/>
+      <w:bookmarkStart w:id="1" w:name="_Toc224402361"/>
       <w:r>
         <w:lastRenderedPageBreak/>
         <w:t>ИСПОЛЬЗУЕМЫЕ ТЕРМИНЫ И СОКРАЩЕНИЯ</w:t>
@@ -2992,7 +2883,181 @@
     </w:p>
     <w:p>
       <w:pPr>
-        <w:spacing w:before="100" w:beforeAutospacing="1" w:after="100" w:afterAutospacing="1"/>
+        <w:pStyle w:val="ac"/>
+        <w:spacing w:before="0" w:beforeAutospacing="0" w:after="0" w:afterAutospacing="0" w:line="360" w:lineRule="auto"/>
+      </w:pPr>
+      <w:r>
+        <w:t xml:space="preserve">Агрегация результатов </w:t>
+      </w:r>
+      <w:r>
+        <w:t>— это</w:t>
+      </w:r>
+      <w:r>
+        <w:t xml:space="preserve"> сбор данных из файлов результатов.</w:t>
+      </w:r>
+      <w:r>
+        <w:br/>
+        <w:t>Аудит (информационной безопасности) - регулярные проверки, отчётность, анализ состояния защищённости.</w:t>
+      </w:r>
+      <w:r>
+        <w:br/>
+        <w:t>Вендор - поставщик продукта/решения.</w:t>
+      </w:r>
+      <w:r>
+        <w:br/>
+        <w:t>Киберугрозы - угрозы атак на ИС.</w:t>
+      </w:r>
+      <w:r>
+        <w:br/>
+        <w:t>Мисконфигурация - небезопасная/ошибочная настройка.</w:t>
+      </w:r>
+      <w:r>
+        <w:br/>
+        <w:t>ОС - операционная система.</w:t>
+      </w:r>
+      <w:r>
+        <w:br/>
+        <w:t>Оценка соответствия конфигурации - проверка системы на соответствие политике/профилю требований.</w:t>
+      </w:r>
+      <w:r>
+        <w:br/>
+      </w:r>
+      <w:r>
+        <w:t>ПО - программное обеспечение.</w:t>
+      </w:r>
+    </w:p>
+    <w:p>
+      <w:pPr>
+        <w:pStyle w:val="ac"/>
+        <w:spacing w:before="0" w:beforeAutospacing="0" w:after="0" w:afterAutospacing="0" w:line="360" w:lineRule="auto"/>
+      </w:pPr>
+      <w:r>
+        <w:t>Патчинг - процесс внесения изменений в программное обеспечение. В контексте проекта это изменение SCAP-контента для его корректной работы на целевой системе</w:t>
+      </w:r>
+      <w:r>
+        <w:br/>
+        <w:t>Проприетарный - закрытый (непрозрачный) механизм/формат/подход вендора.</w:t>
+      </w:r>
+      <w:r>
+        <w:br/>
+        <w:t>Сигнатурное/базовое сопоставление - подход: сбор версий ПО и сравнение с базой уязвимых версий.</w:t>
+      </w:r>
+      <w:r>
+        <w:br/>
+        <w:t>Стандартизация проверок/данных - унификация форматов правил и результатов.</w:t>
+      </w:r>
+      <w:r>
+        <w:br/>
+        <w:t>Угроза – мнимая или реальная опасность.</w:t>
+      </w:r>
+      <w:r>
+        <w:br/>
+        <w:t>Уязвимость - это слабость в системе, которая может привести к реализации угрозы.</w:t>
+      </w:r>
+      <w:r>
+        <w:br/>
+        <w:t>Харденинг - укрепление конфигурации ОС/системы (снижение поверхности атаки).</w:t>
+      </w:r>
+    </w:p>
+    <w:p>
+      <w:pPr>
+        <w:spacing w:after="0"/>
+        <w:ind w:firstLine="0"/>
+        <w:rPr>
+          <w:lang w:eastAsia="ru-RU"/>
+        </w:rPr>
+      </w:pPr>
+      <w:r>
+        <w:rPr>
+          <w:lang w:eastAsia="ru-RU"/>
+        </w:rPr>
+        <w:t>C++ - язык программирования.</w:t>
+      </w:r>
+      <w:r>
+        <w:rPr>
+          <w:lang w:eastAsia="ru-RU"/>
+        </w:rPr>
+        <w:br/>
+        <w:t>CCE - идентификаторы параметров/настроек конфигурации.</w:t>
+      </w:r>
+      <w:r>
+        <w:rPr>
+          <w:lang w:eastAsia="ru-RU"/>
+        </w:rPr>
+        <w:br/>
+        <w:t>CIS - набор бенчмарков/рекомендаций по безопасной конфигурации.</w:t>
+      </w:r>
+    </w:p>
+    <w:p>
+      <w:pPr>
+        <w:spacing w:after="0"/>
+        <w:ind w:firstLine="0"/>
+        <w:rPr>
+          <w:lang w:eastAsia="ru-RU"/>
+        </w:rPr>
+      </w:pPr>
+      <w:r>
+        <w:rPr>
+          <w:lang w:val="en-US" w:eastAsia="ru-RU"/>
+        </w:rPr>
+        <w:t>CPE</w:t>
+      </w:r>
+      <w:r>
+        <w:rPr>
+          <w:lang w:eastAsia="ru-RU"/>
+        </w:rPr>
+        <w:t xml:space="preserve"> </w:t>
+      </w:r>
+      <w:r>
+        <w:rPr>
+          <w:lang w:eastAsia="ru-RU"/>
+        </w:rPr>
+        <w:t>–</w:t>
+      </w:r>
+      <w:r>
+        <w:rPr>
+          <w:lang w:eastAsia="ru-RU"/>
+        </w:rPr>
+        <w:t xml:space="preserve"> </w:t>
+      </w:r>
+      <w:r>
+        <w:rPr>
+          <w:lang w:eastAsia="ru-RU"/>
+        </w:rPr>
+        <w:t>стандартизированный формат идентификации платформ, операционных систем и программного обеспечения</w:t>
+      </w:r>
+      <w:r>
+        <w:rPr>
+          <w:lang w:eastAsia="ru-RU"/>
+        </w:rPr>
+        <w:br/>
+        <w:t>CVE - идентификаторы известных уязвимостей.</w:t>
+      </w:r>
+      <w:r>
+        <w:rPr>
+          <w:lang w:eastAsia="ru-RU"/>
+        </w:rPr>
+        <w:br/>
+        <w:t>CVSS - методика оценки критичности уязвимостей.</w:t>
+      </w:r>
+      <w:r>
+        <w:rPr>
+          <w:lang w:eastAsia="ru-RU"/>
+        </w:rPr>
+        <w:br/>
+        <w:t>CWE - классификация типов слабостей (уязвимых паттернов).</w:t>
+      </w:r>
+      <w:r>
+        <w:rPr>
+          <w:lang w:eastAsia="ru-RU"/>
+        </w:rPr>
+        <w:br/>
+        <w:t>Dart - язык программирования.</w:t>
+      </w:r>
+    </w:p>
+    <w:p>
+      <w:pPr>
+        <w:spacing w:after="0"/>
         <w:ind w:firstLine="0"/>
         <w:rPr>
           <w:rFonts w:eastAsia="Times New Roman" w:cs="Times New Roman"/>
@@ -3002,303 +3067,49 @@
       </w:pPr>
       <w:r>
         <w:rPr>
-          <w:rFonts w:eastAsia="Times New Roman" w:cs="Times New Roman"/>
-          <w:szCs w:val="24"/>
+          <w:lang w:val="en-US" w:eastAsia="ru-RU"/>
+        </w:rPr>
+        <w:t>DataStream</w:t>
+      </w:r>
+      <w:r>
+        <w:rPr>
           <w:lang w:eastAsia="ru-RU"/>
         </w:rPr>
-        <w:t>Агрегация результатов - это сбор данных из файлов результатов.</w:t>
-      </w:r>
-      <w:r>
-        <w:rPr>
-          <w:rFonts w:eastAsia="Times New Roman" w:cs="Times New Roman"/>
-          <w:szCs w:val="24"/>
+        <w:t xml:space="preserve"> – </w:t>
+      </w:r>
+      <w:r>
+        <w:rPr>
           <w:lang w:eastAsia="ru-RU"/>
         </w:rPr>
+        <w:t xml:space="preserve">формат представления </w:t>
+      </w:r>
+      <w:r>
+        <w:rPr>
+          <w:lang w:val="en-US" w:eastAsia="ru-RU"/>
+        </w:rPr>
+        <w:t>SCAP</w:t>
+      </w:r>
+      <w:r>
+        <w:rPr>
+          <w:lang w:eastAsia="ru-RU"/>
+        </w:rPr>
+        <w:t>-</w:t>
+      </w:r>
+      <w:r>
+        <w:rPr>
+          <w:lang w:eastAsia="ru-RU"/>
+        </w:rPr>
+        <w:t>контента, объединяющий в себе сразу несколько составляющих.</w:t>
+      </w:r>
+      <w:r>
+        <w:rPr>
+          <w:lang w:eastAsia="ru-RU"/>
+        </w:rPr>
         <w:br/>
-        <w:t>Аудит (информационной безопасности) - регулярные проверки, отчётность, анализ состояния защищённости.</w:t>
-      </w:r>
-      <w:r>
-        <w:rPr>
-          <w:rFonts w:eastAsia="Times New Roman" w:cs="Times New Roman"/>
-          <w:szCs w:val="24"/>
-          <w:lang w:eastAsia="ru-RU"/>
-        </w:rPr>
-        <w:br/>
-        <w:t>Вендор - поставщик продукта/решения.</w:t>
-      </w:r>
-      <w:r>
-        <w:rPr>
-          <w:rFonts w:eastAsia="Times New Roman" w:cs="Times New Roman"/>
-          <w:szCs w:val="24"/>
-          <w:lang w:eastAsia="ru-RU"/>
-        </w:rPr>
-        <w:br/>
-      </w:r>
-      <w:proofErr w:type="spellStart"/>
-      <w:r>
-        <w:rPr>
-          <w:rFonts w:eastAsia="Times New Roman" w:cs="Times New Roman"/>
-          <w:szCs w:val="24"/>
-          <w:lang w:eastAsia="ru-RU"/>
-        </w:rPr>
-        <w:t>Киберугрозы</w:t>
-      </w:r>
-      <w:proofErr w:type="spellEnd"/>
-      <w:r>
-        <w:rPr>
-          <w:rFonts w:eastAsia="Times New Roman" w:cs="Times New Roman"/>
-          <w:szCs w:val="24"/>
-          <w:lang w:eastAsia="ru-RU"/>
-        </w:rPr>
-        <w:t xml:space="preserve"> - угрозы атак на ИС.</w:t>
-      </w:r>
-      <w:r>
-        <w:rPr>
-          <w:rFonts w:eastAsia="Times New Roman" w:cs="Times New Roman"/>
-          <w:szCs w:val="24"/>
-          <w:lang w:eastAsia="ru-RU"/>
-        </w:rPr>
-        <w:br/>
-      </w:r>
-      <w:proofErr w:type="spellStart"/>
-      <w:r>
-        <w:rPr>
-          <w:rFonts w:eastAsia="Times New Roman" w:cs="Times New Roman"/>
-          <w:szCs w:val="24"/>
-          <w:lang w:eastAsia="ru-RU"/>
-        </w:rPr>
-        <w:t>Мисконфигурация</w:t>
-      </w:r>
-      <w:proofErr w:type="spellEnd"/>
-      <w:r>
-        <w:rPr>
-          <w:rFonts w:eastAsia="Times New Roman" w:cs="Times New Roman"/>
-          <w:szCs w:val="24"/>
-          <w:lang w:eastAsia="ru-RU"/>
-        </w:rPr>
-        <w:t xml:space="preserve"> - небезопасная/ошибочная настройка.</w:t>
-      </w:r>
-      <w:r>
-        <w:rPr>
-          <w:rFonts w:eastAsia="Times New Roman" w:cs="Times New Roman"/>
-          <w:szCs w:val="24"/>
-          <w:lang w:eastAsia="ru-RU"/>
-        </w:rPr>
-        <w:br/>
-        <w:t>ОС - операционная система.</w:t>
-      </w:r>
-      <w:r>
-        <w:rPr>
-          <w:rFonts w:eastAsia="Times New Roman" w:cs="Times New Roman"/>
-          <w:szCs w:val="24"/>
-          <w:lang w:eastAsia="ru-RU"/>
-        </w:rPr>
-        <w:br/>
-        <w:t>Оценка соответствия конфигурации - проверка системы на соответствие политике/профилю требований.</w:t>
-      </w:r>
-      <w:r>
-        <w:rPr>
-          <w:rFonts w:eastAsia="Times New Roman" w:cs="Times New Roman"/>
-          <w:szCs w:val="24"/>
-          <w:lang w:eastAsia="ru-RU"/>
-        </w:rPr>
-        <w:br/>
-        <w:t>ПО - программное обеспечение.</w:t>
-      </w:r>
-      <w:r>
-        <w:rPr>
-          <w:rFonts w:eastAsia="Times New Roman" w:cs="Times New Roman"/>
-          <w:szCs w:val="24"/>
-          <w:lang w:eastAsia="ru-RU"/>
-        </w:rPr>
-        <w:br/>
-        <w:t>Проприетарный - закрытый (непрозрачный) механизм/формат/подход вендора.</w:t>
-      </w:r>
-      <w:r>
-        <w:rPr>
-          <w:rFonts w:eastAsia="Times New Roman" w:cs="Times New Roman"/>
-          <w:szCs w:val="24"/>
-          <w:lang w:eastAsia="ru-RU"/>
-        </w:rPr>
-        <w:br/>
-        <w:t>Сигнатурное/базовое сопоставление - подход: сбор версий ПО и сравнение с базой уязвимых версий.</w:t>
-      </w:r>
-      <w:r>
-        <w:rPr>
-          <w:rFonts w:eastAsia="Times New Roman" w:cs="Times New Roman"/>
-          <w:szCs w:val="24"/>
-          <w:lang w:eastAsia="ru-RU"/>
-        </w:rPr>
-        <w:br/>
-        <w:t>Стандартизация проверок/данных - унификация форматов правил и результатов.</w:t>
-      </w:r>
-      <w:r>
-        <w:rPr>
-          <w:rFonts w:eastAsia="Times New Roman" w:cs="Times New Roman"/>
-          <w:szCs w:val="24"/>
-          <w:lang w:eastAsia="ru-RU"/>
-        </w:rPr>
-        <w:br/>
-        <w:t>Угроза – мнимая или реальная опасность.</w:t>
-      </w:r>
-      <w:r>
-        <w:rPr>
-          <w:rFonts w:eastAsia="Times New Roman" w:cs="Times New Roman"/>
-          <w:szCs w:val="24"/>
-          <w:lang w:eastAsia="ru-RU"/>
-        </w:rPr>
-        <w:br/>
-        <w:t>Уязвимость - это слабость в системе, которая может привести к реализации угрозы.</w:t>
-      </w:r>
-      <w:r>
-        <w:rPr>
-          <w:rFonts w:eastAsia="Times New Roman" w:cs="Times New Roman"/>
-          <w:szCs w:val="24"/>
-          <w:lang w:eastAsia="ru-RU"/>
-        </w:rPr>
-        <w:br/>
-      </w:r>
-      <w:proofErr w:type="spellStart"/>
-      <w:r>
-        <w:rPr>
-          <w:rFonts w:eastAsia="Times New Roman" w:cs="Times New Roman"/>
-          <w:szCs w:val="24"/>
-          <w:lang w:eastAsia="ru-RU"/>
-        </w:rPr>
-        <w:t>Харденинг</w:t>
-      </w:r>
-      <w:proofErr w:type="spellEnd"/>
-      <w:r>
-        <w:rPr>
-          <w:rFonts w:eastAsia="Times New Roman" w:cs="Times New Roman"/>
-          <w:szCs w:val="24"/>
-          <w:lang w:eastAsia="ru-RU"/>
-        </w:rPr>
-        <w:t xml:space="preserve"> - укрепление конфигурации ОС/системы (снижение поверхности атаки).</w:t>
-      </w:r>
-    </w:p>
-    <w:p>
-      <w:pPr>
-        <w:spacing w:before="100" w:beforeAutospacing="1" w:after="100" w:afterAutospacing="1"/>
-        <w:ind w:firstLine="0"/>
-        <w:rPr>
-          <w:rFonts w:eastAsiaTheme="majorEastAsia" w:cs="Times New Roman"/>
-          <w:b/>
-          <w:color w:val="000000" w:themeColor="text1"/>
-          <w:sz w:val="32"/>
-          <w:szCs w:val="32"/>
-        </w:rPr>
-      </w:pPr>
-      <w:r>
-        <w:rPr>
-          <w:rFonts w:eastAsia="Times New Roman" w:cs="Times New Roman"/>
-          <w:szCs w:val="24"/>
-          <w:lang w:eastAsia="ru-RU"/>
-        </w:rPr>
-        <w:t>C++ - язык программирования.</w:t>
-      </w:r>
-      <w:r>
-        <w:rPr>
-          <w:rFonts w:eastAsia="Times New Roman" w:cs="Times New Roman"/>
-          <w:szCs w:val="24"/>
-          <w:lang w:eastAsia="ru-RU"/>
-        </w:rPr>
-        <w:br/>
-        <w:t>CCE - идентификаторы параметров/настроек конфигурации.</w:t>
-      </w:r>
-      <w:r>
-        <w:rPr>
-          <w:rFonts w:eastAsia="Times New Roman" w:cs="Times New Roman"/>
-          <w:szCs w:val="24"/>
-          <w:lang w:eastAsia="ru-RU"/>
-        </w:rPr>
-        <w:br/>
-        <w:t>CIS - набор бенчмарков/рекомендаций по безопасной конфигурации.</w:t>
-      </w:r>
-      <w:r>
-        <w:rPr>
-          <w:rFonts w:eastAsia="Times New Roman" w:cs="Times New Roman"/>
-          <w:szCs w:val="24"/>
-          <w:lang w:eastAsia="ru-RU"/>
-        </w:rPr>
-        <w:br/>
-        <w:t>CVE - идентификаторы известных уязвимостей.</w:t>
-      </w:r>
-      <w:r>
-        <w:rPr>
-          <w:rFonts w:eastAsia="Times New Roman" w:cs="Times New Roman"/>
-          <w:szCs w:val="24"/>
-          <w:lang w:eastAsia="ru-RU"/>
-        </w:rPr>
-        <w:br/>
-        <w:t>CVSS - методика оценки критичности уязвимостей.</w:t>
-      </w:r>
-      <w:r>
-        <w:rPr>
-          <w:rFonts w:eastAsia="Times New Roman" w:cs="Times New Roman"/>
-          <w:szCs w:val="24"/>
-          <w:lang w:eastAsia="ru-RU"/>
-        </w:rPr>
-        <w:br/>
-        <w:t>CWE - классификация типов слабостей (уязвимых паттернов).</w:t>
-      </w:r>
-      <w:r>
-        <w:rPr>
-          <w:rFonts w:eastAsia="Times New Roman" w:cs="Times New Roman"/>
-          <w:szCs w:val="24"/>
-          <w:lang w:eastAsia="ru-RU"/>
-        </w:rPr>
-        <w:br/>
-      </w:r>
-      <w:proofErr w:type="spellStart"/>
-      <w:r>
-        <w:rPr>
-          <w:rFonts w:eastAsia="Times New Roman" w:cs="Times New Roman"/>
-          <w:szCs w:val="24"/>
-          <w:lang w:eastAsia="ru-RU"/>
-        </w:rPr>
-        <w:t>Dart</w:t>
-      </w:r>
-      <w:proofErr w:type="spellEnd"/>
-      <w:r>
-        <w:rPr>
-          <w:rFonts w:eastAsia="Times New Roman" w:cs="Times New Roman"/>
-          <w:szCs w:val="24"/>
-          <w:lang w:eastAsia="ru-RU"/>
-        </w:rPr>
-        <w:t xml:space="preserve"> - язык программирования.</w:t>
-      </w:r>
-      <w:r>
-        <w:rPr>
-          <w:rFonts w:eastAsia="Times New Roman" w:cs="Times New Roman"/>
-          <w:szCs w:val="24"/>
-          <w:lang w:eastAsia="ru-RU"/>
-        </w:rPr>
-        <w:br/>
-        <w:t xml:space="preserve">Electron / </w:t>
-      </w:r>
-      <w:proofErr w:type="spellStart"/>
-      <w:r>
-        <w:rPr>
-          <w:rFonts w:eastAsia="Times New Roman" w:cs="Times New Roman"/>
-          <w:szCs w:val="24"/>
-          <w:lang w:eastAsia="ru-RU"/>
-        </w:rPr>
-        <w:t>Flutter</w:t>
-      </w:r>
-      <w:proofErr w:type="spellEnd"/>
-      <w:r>
-        <w:rPr>
-          <w:rFonts w:eastAsia="Times New Roman" w:cs="Times New Roman"/>
-          <w:szCs w:val="24"/>
-          <w:lang w:eastAsia="ru-RU"/>
-        </w:rPr>
-        <w:t xml:space="preserve"> - фреймворки для разработки кроссплатформенных приложений.</w:t>
-      </w:r>
-      <w:r>
-        <w:rPr>
-          <w:rFonts w:eastAsia="Times New Roman" w:cs="Times New Roman"/>
-          <w:szCs w:val="24"/>
+        <w:t>Electron / Flutter - фреймворки для разработки кроссплатформенных приложений.</w:t>
+      </w:r>
+      <w:r>
+        <w:rPr>
           <w:lang w:eastAsia="ru-RU"/>
         </w:rPr>
         <w:br/>
@@ -3306,44 +3117,26 @@
       </w:r>
       <w:r>
         <w:rPr>
-          <w:rFonts w:eastAsia="Times New Roman" w:cs="Times New Roman"/>
-          <w:szCs w:val="24"/>
           <w:lang w:eastAsia="ru-RU"/>
         </w:rPr>
         <w:br/>
-        <w:t xml:space="preserve">GPL - лицензия GNU General Public </w:t>
-      </w:r>
-      <w:proofErr w:type="spellStart"/>
-      <w:r>
-        <w:rPr>
-          <w:rFonts w:eastAsia="Times New Roman" w:cs="Times New Roman"/>
-          <w:szCs w:val="24"/>
+        <w:t>GPL - лицензия GNU General Public License.</w:t>
+      </w:r>
+      <w:r>
+        <w:rPr>
           <w:lang w:eastAsia="ru-RU"/>
         </w:rPr>
-        <w:t>License</w:t>
-      </w:r>
-      <w:proofErr w:type="spellEnd"/>
-      <w:r>
-        <w:rPr>
-          <w:rFonts w:eastAsia="Times New Roman" w:cs="Times New Roman"/>
-          <w:szCs w:val="24"/>
+        <w:br/>
+      </w:r>
+      <w:r>
+        <w:rPr>
           <w:lang w:eastAsia="ru-RU"/>
         </w:rPr>
-        <w:t>.</w:t>
-      </w:r>
-      <w:r>
-        <w:rPr>
-          <w:rFonts w:eastAsia="Times New Roman" w:cs="Times New Roman"/>
-          <w:szCs w:val="24"/>
-          <w:lang w:eastAsia="ru-RU"/>
-        </w:rPr>
-        <w:br/>
+        <w:lastRenderedPageBreak/>
         <w:t>GTK - фреймворк GUI.</w:t>
       </w:r>
       <w:r>
         <w:rPr>
-          <w:rFonts w:eastAsia="Times New Roman" w:cs="Times New Roman"/>
-          <w:szCs w:val="24"/>
           <w:lang w:eastAsia="ru-RU"/>
         </w:rPr>
         <w:br/>
@@ -3351,8 +3144,6 @@
       </w:r>
       <w:r>
         <w:rPr>
-          <w:rFonts w:eastAsia="Times New Roman" w:cs="Times New Roman"/>
-          <w:szCs w:val="24"/>
           <w:lang w:eastAsia="ru-RU"/>
         </w:rPr>
         <w:br/>
@@ -3360,8 +3151,6 @@
       </w:r>
       <w:r>
         <w:rPr>
-          <w:rFonts w:eastAsia="Times New Roman" w:cs="Times New Roman"/>
-          <w:szCs w:val="24"/>
           <w:lang w:eastAsia="ru-RU"/>
         </w:rPr>
         <w:br/>
@@ -3369,89 +3158,61 @@
       </w:r>
       <w:r>
         <w:rPr>
-          <w:rFonts w:eastAsia="Times New Roman" w:cs="Times New Roman"/>
-          <w:szCs w:val="24"/>
           <w:lang w:eastAsia="ru-RU"/>
         </w:rPr>
         <w:br/>
       </w:r>
       <w:r>
         <w:rPr>
-          <w:rFonts w:eastAsia="Times New Roman" w:cs="Times New Roman"/>
-          <w:szCs w:val="24"/>
           <w:lang w:val="en-US" w:eastAsia="ru-RU"/>
         </w:rPr>
         <w:t xml:space="preserve">LGPL - </w:t>
       </w:r>
       <w:r>
         <w:rPr>
-          <w:rFonts w:eastAsia="Times New Roman" w:cs="Times New Roman"/>
-          <w:szCs w:val="24"/>
           <w:lang w:eastAsia="ru-RU"/>
         </w:rPr>
         <w:t>лицензия</w:t>
       </w:r>
       <w:r>
         <w:rPr>
-          <w:rFonts w:eastAsia="Times New Roman" w:cs="Times New Roman"/>
-          <w:szCs w:val="24"/>
           <w:lang w:val="en-US" w:eastAsia="ru-RU"/>
         </w:rPr>
         <w:t xml:space="preserve"> GNU Lesser General Public License.</w:t>
       </w:r>
       <w:r>
         <w:rPr>
-          <w:rFonts w:eastAsia="Times New Roman" w:cs="Times New Roman"/>
-          <w:szCs w:val="24"/>
           <w:lang w:val="en-US" w:eastAsia="ru-RU"/>
         </w:rPr>
         <w:br/>
-      </w:r>
-      <w:r>
-        <w:rPr>
-          <w:rFonts w:eastAsia="Times New Roman" w:cs="Times New Roman"/>
-          <w:szCs w:val="24"/>
+        <w:t xml:space="preserve">Linux / Windows / macOS - </w:t>
+      </w:r>
+      <w:r>
+        <w:rPr>
+          <w:lang w:eastAsia="ru-RU"/>
+        </w:rPr>
+        <w:t>платформы</w:t>
+      </w:r>
+      <w:r>
+        <w:rPr>
           <w:lang w:val="en-US" w:eastAsia="ru-RU"/>
         </w:rPr>
-        <w:lastRenderedPageBreak/>
-        <w:t xml:space="preserve">Linux / Windows / macOS - </w:t>
-      </w:r>
-      <w:r>
-        <w:rPr>
-          <w:rFonts w:eastAsia="Times New Roman" w:cs="Times New Roman"/>
-          <w:szCs w:val="24"/>
+        <w:t>.</w:t>
+      </w:r>
+      <w:r>
+        <w:rPr>
+          <w:lang w:val="en-US" w:eastAsia="ru-RU"/>
+        </w:rPr>
+        <w:br/>
+      </w:r>
+      <w:r>
+        <w:rPr>
           <w:lang w:eastAsia="ru-RU"/>
         </w:rPr>
-        <w:t>платформы</w:t>
-      </w:r>
-      <w:r>
-        <w:rPr>
-          <w:rFonts w:eastAsia="Times New Roman" w:cs="Times New Roman"/>
-          <w:szCs w:val="24"/>
-          <w:lang w:val="en-US" w:eastAsia="ru-RU"/>
-        </w:rPr>
-        <w:t>.</w:t>
-      </w:r>
-      <w:r>
-        <w:rPr>
-          <w:rFonts w:eastAsia="Times New Roman" w:cs="Times New Roman"/>
-          <w:szCs w:val="24"/>
-          <w:lang w:val="en-US" w:eastAsia="ru-RU"/>
-        </w:rPr>
-        <w:br/>
-      </w:r>
-      <w:r>
-        <w:rPr>
-          <w:rFonts w:eastAsia="Times New Roman" w:cs="Times New Roman"/>
-          <w:szCs w:val="24"/>
-          <w:lang w:eastAsia="ru-RU"/>
-        </w:rPr>
         <w:t>MIT / BSD - типы лицензий свободного программного обеспечения.</w:t>
       </w:r>
       <w:r>
         <w:rPr>
-          <w:rFonts w:eastAsia="Times New Roman" w:cs="Times New Roman"/>
-          <w:szCs w:val="24"/>
           <w:lang w:eastAsia="ru-RU"/>
         </w:rPr>
         <w:br/>
@@ -3459,8 +3220,6 @@
       </w:r>
       <w:r>
         <w:rPr>
-          <w:rFonts w:eastAsia="Times New Roman" w:cs="Times New Roman"/>
-          <w:szCs w:val="24"/>
           <w:lang w:eastAsia="ru-RU"/>
         </w:rPr>
         <w:br/>
@@ -3468,105 +3227,27 @@
       </w:r>
       <w:r>
         <w:rPr>
-          <w:rFonts w:eastAsia="Times New Roman" w:cs="Times New Roman"/>
-          <w:szCs w:val="24"/>
           <w:lang w:eastAsia="ru-RU"/>
         </w:rPr>
         <w:br/>
-      </w:r>
-      <w:proofErr w:type="spellStart"/>
-      <w:r>
-        <w:rPr>
-          <w:rFonts w:eastAsia="Times New Roman" w:cs="Times New Roman"/>
-          <w:szCs w:val="24"/>
+        <w:t>openSCAP - инструментарий/движок для обработки SCAP-контента.</w:t>
+      </w:r>
+      <w:r>
+        <w:rPr>
           <w:lang w:eastAsia="ru-RU"/>
         </w:rPr>
-        <w:t>openSCAP</w:t>
-      </w:r>
-      <w:proofErr w:type="spellEnd"/>
-      <w:r>
-        <w:rPr>
-          <w:rFonts w:eastAsia="Times New Roman" w:cs="Times New Roman"/>
-          <w:szCs w:val="24"/>
+        <w:br/>
+        <w:t>Ovaldi – движок для использования SCAP контента.</w:t>
+      </w:r>
+      <w:r>
+        <w:rPr>
           <w:lang w:eastAsia="ru-RU"/>
         </w:rPr>
-        <w:t xml:space="preserve"> - инструментарий/движок для обработки SCAP-контента.</w:t>
-      </w:r>
-      <w:r>
-        <w:rPr>
-          <w:rFonts w:eastAsia="Times New Roman" w:cs="Times New Roman"/>
-          <w:szCs w:val="24"/>
-          <w:lang w:eastAsia="ru-RU"/>
-        </w:rPr>
         <w:br/>
-      </w:r>
-      <w:proofErr w:type="spellStart"/>
-      <w:r>
-        <w:rPr>
-          <w:rFonts w:eastAsia="Times New Roman" w:cs="Times New Roman"/>
-          <w:szCs w:val="24"/>
-          <w:lang w:eastAsia="ru-RU"/>
-        </w:rPr>
-        <w:t>Ovaldi</w:t>
-      </w:r>
-      <w:proofErr w:type="spellEnd"/>
-      <w:r>
-        <w:rPr>
-          <w:rFonts w:eastAsia="Times New Roman" w:cs="Times New Roman"/>
-          <w:szCs w:val="24"/>
-          <w:lang w:eastAsia="ru-RU"/>
-        </w:rPr>
-        <w:t xml:space="preserve"> – движок для использования SCAP контента.</w:t>
-      </w:r>
-      <w:r>
-        <w:rPr>
-          <w:rFonts w:eastAsia="Times New Roman" w:cs="Times New Roman"/>
-          <w:szCs w:val="24"/>
-          <w:lang w:eastAsia="ru-RU"/>
-        </w:rPr>
-        <w:br/>
-        <w:t xml:space="preserve">OVAL - Open </w:t>
-      </w:r>
-      <w:proofErr w:type="spellStart"/>
-      <w:r>
-        <w:rPr>
-          <w:rFonts w:eastAsia="Times New Roman" w:cs="Times New Roman"/>
-          <w:szCs w:val="24"/>
-          <w:lang w:eastAsia="ru-RU"/>
-        </w:rPr>
-        <w:t>Vulnerability</w:t>
-      </w:r>
-      <w:proofErr w:type="spellEnd"/>
-      <w:r>
-        <w:rPr>
-          <w:rFonts w:eastAsia="Times New Roman" w:cs="Times New Roman"/>
-          <w:szCs w:val="24"/>
-          <w:lang w:eastAsia="ru-RU"/>
-        </w:rPr>
-        <w:t xml:space="preserve"> </w:t>
-      </w:r>
-      <w:proofErr w:type="spellStart"/>
-      <w:r>
-        <w:rPr>
-          <w:rFonts w:eastAsia="Times New Roman" w:cs="Times New Roman"/>
-          <w:szCs w:val="24"/>
-          <w:lang w:eastAsia="ru-RU"/>
-        </w:rPr>
-        <w:t>and</w:t>
-      </w:r>
-      <w:proofErr w:type="spellEnd"/>
-      <w:r>
-        <w:rPr>
-          <w:rFonts w:eastAsia="Times New Roman" w:cs="Times New Roman"/>
-          <w:szCs w:val="24"/>
-          <w:lang w:eastAsia="ru-RU"/>
-        </w:rPr>
-        <w:t xml:space="preserve"> Assessment Language: язык (стандарт) описания и выполнения технических проверок состояния системы.</w:t>
-      </w:r>
-      <w:r>
-        <w:rPr>
-          <w:rFonts w:eastAsia="Times New Roman" w:cs="Times New Roman"/>
-          <w:szCs w:val="24"/>
+        <w:t>OVAL - Open Vulnerability and Assessment Language: язык (стандарт) описания и выполнения технических проверок состояния системы.</w:t>
+      </w:r>
+      <w:r>
+        <w:rPr>
           <w:lang w:eastAsia="ru-RU"/>
         </w:rPr>
         <w:br/>
@@ -3574,373 +3255,61 @@
       </w:r>
       <w:r>
         <w:rPr>
-          <w:rFonts w:eastAsia="Times New Roman" w:cs="Times New Roman"/>
-          <w:szCs w:val="24"/>
           <w:lang w:eastAsia="ru-RU"/>
         </w:rPr>
         <w:br/>
-        <w:t xml:space="preserve">PCI DSS - </w:t>
-      </w:r>
-      <w:proofErr w:type="spellStart"/>
-      <w:r>
-        <w:rPr>
-          <w:rFonts w:eastAsia="Times New Roman" w:cs="Times New Roman"/>
-          <w:szCs w:val="24"/>
+        <w:t>PCI DSS - Payment Card Industry Data Security Standard: стандарт безопасности данных индустрии платёжных карт.</w:t>
+      </w:r>
+      <w:r>
+        <w:rPr>
           <w:lang w:eastAsia="ru-RU"/>
         </w:rPr>
-        <w:t>Payment</w:t>
-      </w:r>
-      <w:proofErr w:type="spellEnd"/>
-      <w:r>
-        <w:rPr>
-          <w:rFonts w:eastAsia="Times New Roman" w:cs="Times New Roman"/>
-          <w:szCs w:val="24"/>
+        <w:br/>
+        <w:t>PyQt - Python-библиотека (биндинги) для Qt.</w:t>
+      </w:r>
+      <w:r>
+        <w:rPr>
           <w:lang w:eastAsia="ru-RU"/>
         </w:rPr>
-        <w:t xml:space="preserve"> Card Industry Data Security Standard: стандарт безопасности данных индустрии платёжных карт.</w:t>
-      </w:r>
-      <w:r>
-        <w:rPr>
-          <w:rFonts w:eastAsia="Times New Roman" w:cs="Times New Roman"/>
-          <w:szCs w:val="24"/>
+        <w:br/>
+        <w:t>PySide - Python-библиотека (биндинги) для Qt.</w:t>
+      </w:r>
+      <w:r>
+        <w:rPr>
           <w:lang w:eastAsia="ru-RU"/>
         </w:rPr>
         <w:br/>
-        <w:t>PDF - формат данных.</w:t>
-      </w:r>
-      <w:r>
-        <w:rPr>
-          <w:rFonts w:eastAsia="Times New Roman" w:cs="Times New Roman"/>
-          <w:szCs w:val="24"/>
+        <w:t xml:space="preserve">Qt - фреймворк для </w:t>
+      </w:r>
+      <w:r>
+        <w:rPr>
           <w:lang w:eastAsia="ru-RU"/>
         </w:rPr>
+        <w:t>графического интерфейса.</w:t>
+      </w:r>
+      <w:r>
+        <w:rPr>
+          <w:lang w:eastAsia="ru-RU"/>
+        </w:rPr>
         <w:br/>
-      </w:r>
-      <w:proofErr w:type="spellStart"/>
-      <w:r>
-        <w:rPr>
-          <w:rFonts w:eastAsia="Times New Roman" w:cs="Times New Roman"/>
-          <w:szCs w:val="24"/>
+        <w:t>RedCheck, XSpider, ScanOVAL, MaxPatrol 8, MaxPatrol VM - названия продуктов/аналогов.</w:t>
+      </w:r>
+      <w:r>
+        <w:rPr>
           <w:lang w:eastAsia="ru-RU"/>
         </w:rPr>
-        <w:t>PyQt</w:t>
-      </w:r>
-      <w:proofErr w:type="spellEnd"/>
-      <w:r>
-        <w:rPr>
-          <w:rFonts w:eastAsia="Times New Roman" w:cs="Times New Roman"/>
-          <w:szCs w:val="24"/>
+        <w:br/>
+        <w:t>RHEL (Red Hat Enterprise Linux) / Debian / Rocky Linux - дистрибутивы операционной системы Linux.</w:t>
+      </w:r>
+      <w:r>
+        <w:rPr>
           <w:lang w:eastAsia="ru-RU"/>
         </w:rPr>
-        <w:t xml:space="preserve"> - Python-библиотека (</w:t>
-      </w:r>
-      <w:proofErr w:type="spellStart"/>
-      <w:r>
-        <w:rPr>
-          <w:rFonts w:eastAsia="Times New Roman" w:cs="Times New Roman"/>
-          <w:szCs w:val="24"/>
-          <w:lang w:eastAsia="ru-RU"/>
-        </w:rPr>
-        <w:t>биндинги</w:t>
-      </w:r>
-      <w:proofErr w:type="spellEnd"/>
-      <w:r>
-        <w:rPr>
-          <w:rFonts w:eastAsia="Times New Roman" w:cs="Times New Roman"/>
-          <w:szCs w:val="24"/>
-          <w:lang w:eastAsia="ru-RU"/>
-        </w:rPr>
-        <w:t xml:space="preserve">) для </w:t>
-      </w:r>
-      <w:proofErr w:type="spellStart"/>
-      <w:r>
-        <w:rPr>
-          <w:rFonts w:eastAsia="Times New Roman" w:cs="Times New Roman"/>
-          <w:szCs w:val="24"/>
-          <w:lang w:eastAsia="ru-RU"/>
-        </w:rPr>
-        <w:t>Qt</w:t>
-      </w:r>
-      <w:proofErr w:type="spellEnd"/>
-      <w:r>
-        <w:rPr>
-          <w:rFonts w:eastAsia="Times New Roman" w:cs="Times New Roman"/>
-          <w:szCs w:val="24"/>
-          <w:lang w:eastAsia="ru-RU"/>
-        </w:rPr>
-        <w:t>.</w:t>
-      </w:r>
-      <w:r>
-        <w:rPr>
-          <w:rFonts w:eastAsia="Times New Roman" w:cs="Times New Roman"/>
-          <w:szCs w:val="24"/>
-          <w:lang w:eastAsia="ru-RU"/>
-        </w:rPr>
         <w:br/>
-      </w:r>
-      <w:proofErr w:type="spellStart"/>
-      <w:r>
-        <w:rPr>
-          <w:rFonts w:eastAsia="Times New Roman" w:cs="Times New Roman"/>
-          <w:szCs w:val="24"/>
-          <w:lang w:eastAsia="ru-RU"/>
-        </w:rPr>
-        <w:t>PySide</w:t>
-      </w:r>
-      <w:proofErr w:type="spellEnd"/>
-      <w:r>
-        <w:rPr>
-          <w:rFonts w:eastAsia="Times New Roman" w:cs="Times New Roman"/>
-          <w:szCs w:val="24"/>
-          <w:lang w:eastAsia="ru-RU"/>
-        </w:rPr>
-        <w:t xml:space="preserve"> - Python-библиотека (</w:t>
-      </w:r>
-      <w:proofErr w:type="spellStart"/>
-      <w:r>
-        <w:rPr>
-          <w:rFonts w:eastAsia="Times New Roman" w:cs="Times New Roman"/>
-          <w:szCs w:val="24"/>
-          <w:lang w:eastAsia="ru-RU"/>
-        </w:rPr>
-        <w:t>биндинги</w:t>
-      </w:r>
-      <w:proofErr w:type="spellEnd"/>
-      <w:r>
-        <w:rPr>
-          <w:rFonts w:eastAsia="Times New Roman" w:cs="Times New Roman"/>
-          <w:szCs w:val="24"/>
-          <w:lang w:eastAsia="ru-RU"/>
-        </w:rPr>
-        <w:t xml:space="preserve">) для </w:t>
-      </w:r>
-      <w:proofErr w:type="spellStart"/>
-      <w:r>
-        <w:rPr>
-          <w:rFonts w:eastAsia="Times New Roman" w:cs="Times New Roman"/>
-          <w:szCs w:val="24"/>
-          <w:lang w:eastAsia="ru-RU"/>
-        </w:rPr>
-        <w:t>Qt</w:t>
-      </w:r>
-      <w:proofErr w:type="spellEnd"/>
-      <w:r>
-        <w:rPr>
-          <w:rFonts w:eastAsia="Times New Roman" w:cs="Times New Roman"/>
-          <w:szCs w:val="24"/>
-          <w:lang w:eastAsia="ru-RU"/>
-        </w:rPr>
-        <w:t>.</w:t>
-      </w:r>
-      <w:r>
-        <w:rPr>
-          <w:rFonts w:eastAsia="Times New Roman" w:cs="Times New Roman"/>
-          <w:szCs w:val="24"/>
-          <w:lang w:eastAsia="ru-RU"/>
-        </w:rPr>
-        <w:br/>
-      </w:r>
-      <w:proofErr w:type="spellStart"/>
-      <w:r>
-        <w:rPr>
-          <w:rFonts w:eastAsia="Times New Roman" w:cs="Times New Roman"/>
-          <w:szCs w:val="24"/>
-          <w:lang w:eastAsia="ru-RU"/>
-        </w:rPr>
-        <w:t>Qt</w:t>
-      </w:r>
-      <w:proofErr w:type="spellEnd"/>
-      <w:r>
-        <w:rPr>
-          <w:rFonts w:eastAsia="Times New Roman" w:cs="Times New Roman"/>
-          <w:szCs w:val="24"/>
-          <w:lang w:eastAsia="ru-RU"/>
-        </w:rPr>
-        <w:t xml:space="preserve"> - фреймворк для GUI (графического интерфейса).</w:t>
-      </w:r>
-      <w:r>
-        <w:rPr>
-          <w:rFonts w:eastAsia="Times New Roman" w:cs="Times New Roman"/>
-          <w:szCs w:val="24"/>
-          <w:lang w:eastAsia="ru-RU"/>
-        </w:rPr>
-        <w:br/>
-      </w:r>
-      <w:proofErr w:type="spellStart"/>
-      <w:r>
-        <w:rPr>
-          <w:rFonts w:eastAsia="Times New Roman" w:cs="Times New Roman"/>
-          <w:szCs w:val="24"/>
-          <w:lang w:eastAsia="ru-RU"/>
-        </w:rPr>
-        <w:t>RedCheck</w:t>
-      </w:r>
-      <w:proofErr w:type="spellEnd"/>
-      <w:r>
-        <w:rPr>
-          <w:rFonts w:eastAsia="Times New Roman" w:cs="Times New Roman"/>
-          <w:szCs w:val="24"/>
-          <w:lang w:eastAsia="ru-RU"/>
-        </w:rPr>
-        <w:t xml:space="preserve">, </w:t>
-      </w:r>
-      <w:proofErr w:type="spellStart"/>
-      <w:r>
-        <w:rPr>
-          <w:rFonts w:eastAsia="Times New Roman" w:cs="Times New Roman"/>
-          <w:szCs w:val="24"/>
-          <w:lang w:eastAsia="ru-RU"/>
-        </w:rPr>
-        <w:t>XSpider</w:t>
-      </w:r>
-      <w:proofErr w:type="spellEnd"/>
-      <w:r>
-        <w:rPr>
-          <w:rFonts w:eastAsia="Times New Roman" w:cs="Times New Roman"/>
-          <w:szCs w:val="24"/>
-          <w:lang w:eastAsia="ru-RU"/>
-        </w:rPr>
-        <w:t xml:space="preserve">, </w:t>
-      </w:r>
-      <w:proofErr w:type="spellStart"/>
-      <w:r>
-        <w:rPr>
-          <w:rFonts w:eastAsia="Times New Roman" w:cs="Times New Roman"/>
-          <w:szCs w:val="24"/>
-          <w:lang w:eastAsia="ru-RU"/>
-        </w:rPr>
-        <w:t>ScanOVAL</w:t>
-      </w:r>
-      <w:proofErr w:type="spellEnd"/>
-      <w:r>
-        <w:rPr>
-          <w:rFonts w:eastAsia="Times New Roman" w:cs="Times New Roman"/>
-          <w:szCs w:val="24"/>
-          <w:lang w:eastAsia="ru-RU"/>
-        </w:rPr>
-        <w:t xml:space="preserve">, </w:t>
-      </w:r>
-      <w:proofErr w:type="spellStart"/>
-      <w:r>
-        <w:rPr>
-          <w:rFonts w:eastAsia="Times New Roman" w:cs="Times New Roman"/>
-          <w:szCs w:val="24"/>
-          <w:lang w:eastAsia="ru-RU"/>
-        </w:rPr>
-        <w:t>MaxPatrol</w:t>
-      </w:r>
-      <w:proofErr w:type="spellEnd"/>
-      <w:r>
-        <w:rPr>
-          <w:rFonts w:eastAsia="Times New Roman" w:cs="Times New Roman"/>
-          <w:szCs w:val="24"/>
-          <w:lang w:eastAsia="ru-RU"/>
-        </w:rPr>
-        <w:t xml:space="preserve"> 8, </w:t>
-      </w:r>
-      <w:proofErr w:type="spellStart"/>
-      <w:r>
-        <w:rPr>
-          <w:rFonts w:eastAsia="Times New Roman" w:cs="Times New Roman"/>
-          <w:szCs w:val="24"/>
-          <w:lang w:eastAsia="ru-RU"/>
-        </w:rPr>
-        <w:t>MaxPatrol</w:t>
-      </w:r>
-      <w:proofErr w:type="spellEnd"/>
-      <w:r>
-        <w:rPr>
-          <w:rFonts w:eastAsia="Times New Roman" w:cs="Times New Roman"/>
-          <w:szCs w:val="24"/>
-          <w:lang w:eastAsia="ru-RU"/>
-        </w:rPr>
-        <w:t xml:space="preserve"> VM - названия продуктов/аналогов.</w:t>
-      </w:r>
-      <w:r>
-        <w:rPr>
-          <w:rFonts w:eastAsia="Times New Roman" w:cs="Times New Roman"/>
-          <w:szCs w:val="24"/>
-          <w:lang w:eastAsia="ru-RU"/>
-        </w:rPr>
-        <w:br/>
-        <w:t xml:space="preserve">RHEL (Red Hat Enterprise Linux) / </w:t>
-      </w:r>
-      <w:proofErr w:type="spellStart"/>
-      <w:r>
-        <w:rPr>
-          <w:rFonts w:eastAsia="Times New Roman" w:cs="Times New Roman"/>
-          <w:szCs w:val="24"/>
-          <w:lang w:eastAsia="ru-RU"/>
-        </w:rPr>
-        <w:t>Debian</w:t>
-      </w:r>
-      <w:proofErr w:type="spellEnd"/>
-      <w:r>
-        <w:rPr>
-          <w:rFonts w:eastAsia="Times New Roman" w:cs="Times New Roman"/>
-          <w:szCs w:val="24"/>
-          <w:lang w:eastAsia="ru-RU"/>
-        </w:rPr>
-        <w:t xml:space="preserve"> / </w:t>
-      </w:r>
-      <w:proofErr w:type="spellStart"/>
-      <w:r>
-        <w:rPr>
-          <w:rFonts w:eastAsia="Times New Roman" w:cs="Times New Roman"/>
-          <w:szCs w:val="24"/>
-          <w:lang w:eastAsia="ru-RU"/>
-        </w:rPr>
-        <w:t>Rocky</w:t>
-      </w:r>
-      <w:proofErr w:type="spellEnd"/>
-      <w:r>
-        <w:rPr>
-          <w:rFonts w:eastAsia="Times New Roman" w:cs="Times New Roman"/>
-          <w:szCs w:val="24"/>
-          <w:lang w:eastAsia="ru-RU"/>
-        </w:rPr>
-        <w:t xml:space="preserve"> Linux - дистрибутивы операционной системы Linux.</w:t>
-      </w:r>
-      <w:r>
-        <w:rPr>
-          <w:rFonts w:eastAsia="Times New Roman" w:cs="Times New Roman"/>
-          <w:szCs w:val="24"/>
-          <w:lang w:eastAsia="ru-RU"/>
-        </w:rPr>
-        <w:br/>
-        <w:t>SCC - SCAP-инструмент.</w:t>
-      </w:r>
-      <w:r>
-        <w:rPr>
-          <w:rFonts w:eastAsia="Times New Roman" w:cs="Times New Roman"/>
-          <w:szCs w:val="24"/>
-          <w:lang w:eastAsia="ru-RU"/>
-        </w:rPr>
-        <w:br/>
-        <w:t xml:space="preserve">SCAP - Security Content </w:t>
-      </w:r>
-      <w:proofErr w:type="spellStart"/>
-      <w:r>
-        <w:rPr>
-          <w:rFonts w:eastAsia="Times New Roman" w:cs="Times New Roman"/>
-          <w:szCs w:val="24"/>
-          <w:lang w:eastAsia="ru-RU"/>
-        </w:rPr>
-        <w:t>Automation</w:t>
-      </w:r>
-      <w:proofErr w:type="spellEnd"/>
-      <w:r>
-        <w:rPr>
-          <w:rFonts w:eastAsia="Times New Roman" w:cs="Times New Roman"/>
-          <w:szCs w:val="24"/>
-          <w:lang w:eastAsia="ru-RU"/>
-        </w:rPr>
-        <w:t xml:space="preserve"> Protocol: набор открытых стандартов для представления/обмена данными ИБ и автоматизации проверок.</w:t>
-      </w:r>
-      <w:r>
-        <w:rPr>
-          <w:rFonts w:eastAsia="Times New Roman" w:cs="Times New Roman"/>
-          <w:szCs w:val="24"/>
+        <w:t>SCAP - Security Content Automation Protocol: набор открытых стандартов для представления/обмена данными ИБ и автоматизации проверок.</w:t>
+      </w:r>
+      <w:r>
+        <w:rPr>
           <w:lang w:eastAsia="ru-RU"/>
         </w:rPr>
         <w:br/>
@@ -3948,8 +3317,6 @@
       </w:r>
       <w:r>
         <w:rPr>
-          <w:rFonts w:eastAsia="Times New Roman" w:cs="Times New Roman"/>
-          <w:szCs w:val="24"/>
           <w:lang w:eastAsia="ru-RU"/>
         </w:rPr>
         <w:br/>
@@ -3957,159 +3324,27 @@
       </w:r>
       <w:r>
         <w:rPr>
-          <w:rFonts w:eastAsia="Times New Roman" w:cs="Times New Roman"/>
-          <w:szCs w:val="24"/>
           <w:lang w:eastAsia="ru-RU"/>
         </w:rPr>
         <w:br/>
-      </w:r>
-      <w:proofErr w:type="spellStart"/>
-      <w:r>
-        <w:rPr>
-          <w:rFonts w:eastAsia="Times New Roman" w:cs="Times New Roman"/>
-          <w:szCs w:val="24"/>
+        <w:t>Remediation - действия по устранению несоответствий (в т.ч. автоматическое исправление).</w:t>
+      </w:r>
+      <w:r>
+        <w:rPr>
           <w:lang w:eastAsia="ru-RU"/>
         </w:rPr>
-        <w:t>Remediation</w:t>
-      </w:r>
-      <w:proofErr w:type="spellEnd"/>
-      <w:r>
-        <w:rPr>
-          <w:rFonts w:eastAsia="Times New Roman" w:cs="Times New Roman"/>
-          <w:szCs w:val="24"/>
+        <w:br/>
+        <w:t>Vulnerability management - управление уязвимостями.</w:t>
+      </w:r>
+      <w:r>
+        <w:rPr>
           <w:lang w:eastAsia="ru-RU"/>
         </w:rPr>
-        <w:t xml:space="preserve"> - действия по устранению несоответствий (в т.ч. автоматическое исправление).</w:t>
-      </w:r>
-      <w:r>
-        <w:rPr>
-          <w:rFonts w:eastAsia="Times New Roman" w:cs="Times New Roman"/>
-          <w:szCs w:val="24"/>
-          <w:lang w:eastAsia="ru-RU"/>
-        </w:rPr>
         <w:br/>
-      </w:r>
-      <w:proofErr w:type="spellStart"/>
-      <w:r>
-        <w:rPr>
-          <w:rFonts w:eastAsia="Times New Roman" w:cs="Times New Roman"/>
-          <w:szCs w:val="24"/>
-          <w:lang w:eastAsia="ru-RU"/>
-        </w:rPr>
-        <w:t>Vulnerability</w:t>
-      </w:r>
-      <w:proofErr w:type="spellEnd"/>
-      <w:r>
-        <w:rPr>
-          <w:rFonts w:eastAsia="Times New Roman" w:cs="Times New Roman"/>
-          <w:szCs w:val="24"/>
-          <w:lang w:eastAsia="ru-RU"/>
-        </w:rPr>
-        <w:t xml:space="preserve"> </w:t>
-      </w:r>
-      <w:proofErr w:type="spellStart"/>
-      <w:r>
-        <w:rPr>
-          <w:rFonts w:eastAsia="Times New Roman" w:cs="Times New Roman"/>
-          <w:szCs w:val="24"/>
-          <w:lang w:eastAsia="ru-RU"/>
-        </w:rPr>
-        <w:t>management</w:t>
-      </w:r>
-      <w:proofErr w:type="spellEnd"/>
-      <w:r>
-        <w:rPr>
-          <w:rFonts w:eastAsia="Times New Roman" w:cs="Times New Roman"/>
-          <w:szCs w:val="24"/>
-          <w:lang w:eastAsia="ru-RU"/>
-        </w:rPr>
-        <w:t xml:space="preserve"> - управление уязвимостями.</w:t>
-      </w:r>
-      <w:r>
-        <w:rPr>
-          <w:rFonts w:eastAsia="Times New Roman" w:cs="Times New Roman"/>
-          <w:szCs w:val="24"/>
-          <w:lang w:eastAsia="ru-RU"/>
-        </w:rPr>
-        <w:br/>
-        <w:t xml:space="preserve">XCCDF - </w:t>
-      </w:r>
-      <w:proofErr w:type="spellStart"/>
-      <w:r>
-        <w:rPr>
-          <w:rFonts w:eastAsia="Times New Roman" w:cs="Times New Roman"/>
-          <w:szCs w:val="24"/>
-          <w:lang w:eastAsia="ru-RU"/>
-        </w:rPr>
-        <w:t>Extensible</w:t>
-      </w:r>
-      <w:proofErr w:type="spellEnd"/>
-      <w:r>
-        <w:rPr>
-          <w:rFonts w:eastAsia="Times New Roman" w:cs="Times New Roman"/>
-          <w:szCs w:val="24"/>
-          <w:lang w:eastAsia="ru-RU"/>
-        </w:rPr>
-        <w:t xml:space="preserve"> Configuration </w:t>
-      </w:r>
-      <w:proofErr w:type="spellStart"/>
-      <w:r>
-        <w:rPr>
-          <w:rFonts w:eastAsia="Times New Roman" w:cs="Times New Roman"/>
-          <w:szCs w:val="24"/>
-          <w:lang w:eastAsia="ru-RU"/>
-        </w:rPr>
-        <w:t>Checklist</w:t>
-      </w:r>
-      <w:proofErr w:type="spellEnd"/>
-      <w:r>
-        <w:rPr>
-          <w:rFonts w:eastAsia="Times New Roman" w:cs="Times New Roman"/>
-          <w:szCs w:val="24"/>
-          <w:lang w:eastAsia="ru-RU"/>
-        </w:rPr>
-        <w:t xml:space="preserve"> </w:t>
-      </w:r>
-      <w:proofErr w:type="spellStart"/>
-      <w:r>
-        <w:rPr>
-          <w:rFonts w:eastAsia="Times New Roman" w:cs="Times New Roman"/>
-          <w:szCs w:val="24"/>
-          <w:lang w:eastAsia="ru-RU"/>
-        </w:rPr>
-        <w:t>Description</w:t>
-      </w:r>
-      <w:proofErr w:type="spellEnd"/>
-      <w:r>
-        <w:rPr>
-          <w:rFonts w:eastAsia="Times New Roman" w:cs="Times New Roman"/>
-          <w:szCs w:val="24"/>
-          <w:lang w:eastAsia="ru-RU"/>
-        </w:rPr>
-        <w:t xml:space="preserve"> Format: формат описания чек-листов/политик проверок, профилей и результатов; поддерживает </w:t>
-      </w:r>
-      <w:proofErr w:type="spellStart"/>
-      <w:r>
-        <w:rPr>
-          <w:rFonts w:eastAsia="Times New Roman" w:cs="Times New Roman"/>
-          <w:szCs w:val="24"/>
-          <w:lang w:eastAsia="ru-RU"/>
-        </w:rPr>
-        <w:t>remediation</w:t>
-      </w:r>
-      <w:proofErr w:type="spellEnd"/>
-      <w:r>
-        <w:rPr>
-          <w:rFonts w:eastAsia="Times New Roman" w:cs="Times New Roman"/>
-          <w:szCs w:val="24"/>
-          <w:lang w:eastAsia="ru-RU"/>
-        </w:rPr>
-        <w:t>.</w:t>
-      </w:r>
-      <w:r>
-        <w:rPr>
-          <w:rFonts w:eastAsia="Times New Roman" w:cs="Times New Roman"/>
-          <w:szCs w:val="24"/>
+        <w:t>XCCDF - Extensible Configuration Checklist Description Format: формат описания чек-листов/политик проверок, профилей и результатов; поддерживает remediation.</w:t>
+      </w:r>
+      <w:r>
+        <w:rPr>
           <w:lang w:eastAsia="ru-RU"/>
         </w:rPr>
         <w:br/>
@@ -4117,8 +3352,6 @@
       </w:r>
       <w:r>
         <w:rPr>
-          <w:rFonts w:eastAsia="Times New Roman" w:cs="Times New Roman"/>
-          <w:szCs w:val="24"/>
           <w:lang w:eastAsia="ru-RU"/>
         </w:rPr>
         <w:br/>
@@ -4126,19 +3359,16 @@
       </w:r>
       <w:r>
         <w:rPr>
-          <w:rFonts w:eastAsia="Times New Roman" w:cs="Times New Roman"/>
-          <w:szCs w:val="24"/>
           <w:lang w:eastAsia="ru-RU"/>
         </w:rPr>
         <w:br/>
-        <w:t>XML - формат данных.</w:t>
       </w:r>
     </w:p>
     <w:p>
       <w:pPr>
         <w:pStyle w:val="1"/>
       </w:pPr>
-      <w:bookmarkStart w:id="2" w:name="_Toc224322104"/>
+      <w:bookmarkStart w:id="2" w:name="_Toc224402362"/>
       <w:r>
         <w:lastRenderedPageBreak/>
         <w:t>ВВЕДЕНИЕ</w:t>
@@ -4153,15 +3383,7 @@
         <w:jc w:val="both"/>
       </w:pPr>
       <w:r>
-        <w:t xml:space="preserve">В наше время информационные технологии используются во всех областях, начиная от бизнеса и заканчивая государственными организациями. Цифровая структура всех этих областей растёт крайне стремительно, что также повышает требования к обеспечению защищённости систем. При этом </w:t>
-      </w:r>
-      <w:proofErr w:type="spellStart"/>
-      <w:r>
-        <w:t>киберугрозы</w:t>
-      </w:r>
-      <w:proofErr w:type="spellEnd"/>
-      <w:r>
-        <w:t xml:space="preserve"> развиваются также быстро, как и технологии: злоумышленники используют широкий спектр методов - от известный уязвимостей до ошибок конфигураций. В таких условиях требуется </w:t>
+        <w:t xml:space="preserve">В наше время информационные технологии используются во всех областях, начиная от бизнеса и заканчивая государственными организациями. Цифровая структура всех этих областей растёт крайне стремительно, что также повышает требования к обеспечению защищённости систем. При этом киберугрозы развиваются также быстро, как и технологии: злоумышленники используют широкий спектр методов - от известный уязвимостей до ошибок конфигураций. В таких условиях требуется </w:t>
       </w:r>
       <w:r>
         <w:t xml:space="preserve">непрерывный мониторинг </w:t>
@@ -4199,15 +3421,7 @@
         <w:t xml:space="preserve">Цель работы: </w:t>
       </w:r>
       <w:r>
-        <w:t xml:space="preserve">Создание программного средства автоматизированного аудита и </w:t>
-      </w:r>
-      <w:proofErr w:type="spellStart"/>
-      <w:r>
-        <w:t>харденинга</w:t>
-      </w:r>
-      <w:proofErr w:type="spellEnd"/>
-      <w:r>
-        <w:t xml:space="preserve"> операционной системы на основе </w:t>
+        <w:t xml:space="preserve">Создание программного средства автоматизированного аудита и харденинга операционной системы на основе </w:t>
       </w:r>
       <w:r>
         <w:t>стандартов</w:t>
@@ -4310,11 +3524,9 @@
       <w:r>
         <w:t xml:space="preserve">Реализовать модуль для автоматического </w:t>
       </w:r>
-      <w:proofErr w:type="spellStart"/>
       <w:r>
         <w:t>патчинга</w:t>
       </w:r>
-      <w:proofErr w:type="spellEnd"/>
     </w:p>
     <w:p>
       <w:pPr>
@@ -4327,15 +3539,7 @@
         <w:jc w:val="both"/>
       </w:pPr>
       <w:r>
-        <w:t xml:space="preserve">Добавить поддержку </w:t>
-      </w:r>
-      <w:proofErr w:type="spellStart"/>
-      <w:r>
-        <w:t>remediation</w:t>
-      </w:r>
-      <w:proofErr w:type="spellEnd"/>
-      <w:r>
-        <w:t xml:space="preserve"> для XCCDF</w:t>
+        <w:t>Добавить поддержку remediation для XCCDF</w:t>
       </w:r>
     </w:p>
     <w:p>
@@ -4349,15 +3553,7 @@
         <w:jc w:val="both"/>
       </w:pPr>
       <w:r>
-        <w:t xml:space="preserve">Реализовать модуль </w:t>
-      </w:r>
-      <w:proofErr w:type="spellStart"/>
-      <w:r>
-        <w:t>подгрузки</w:t>
-      </w:r>
-      <w:proofErr w:type="spellEnd"/>
-      <w:r>
-        <w:t xml:space="preserve"> SCAP-контента для выбранной операционной системы</w:t>
+        <w:t>Реализовать модуль подгрузки SCAP-контента для выбранной операционной системы</w:t>
       </w:r>
     </w:p>
     <w:p>
@@ -4378,7 +3574,7 @@
       <w:pPr>
         <w:pStyle w:val="1"/>
       </w:pPr>
-      <w:bookmarkStart w:id="3" w:name="_Toc224322105"/>
+      <w:bookmarkStart w:id="3" w:name="_Toc224402363"/>
       <w:r>
         <w:lastRenderedPageBreak/>
         <w:t>1.</w:t>
@@ -4396,7 +3592,7 @@
         <w:pStyle w:val="2"/>
         <w:ind w:firstLine="360"/>
       </w:pPr>
-      <w:bookmarkStart w:id="4" w:name="_Toc224322106"/>
+      <w:bookmarkStart w:id="4" w:name="_Toc224402364"/>
       <w:r>
         <w:t xml:space="preserve">1.1 </w:t>
       </w:r>
@@ -4461,25 +3657,7 @@
           <w:color w:val="000000" w:themeColor="text1"/>
           <w:szCs w:val="28"/>
         </w:rPr>
-        <w:t xml:space="preserve">, что делает задачу автоматизации процессов выявления и устранения уязвимостей и </w:t>
-      </w:r>
-      <w:proofErr w:type="spellStart"/>
-      <w:r>
-        <w:rPr>
-          <w:rFonts w:cs="Times New Roman"/>
-          <w:color w:val="000000" w:themeColor="text1"/>
-          <w:szCs w:val="28"/>
-        </w:rPr>
-        <w:t>мисконфигураций</w:t>
-      </w:r>
-      <w:proofErr w:type="spellEnd"/>
-      <w:r>
-        <w:rPr>
-          <w:rFonts w:cs="Times New Roman"/>
-          <w:color w:val="000000" w:themeColor="text1"/>
-          <w:szCs w:val="28"/>
-        </w:rPr>
-        <w:t xml:space="preserve"> особенно актуальной.</w:t>
+        <w:t>, что делает задачу автоматизации процессов выявления и устранения уязвимостей и мисконфигураций особенно актуальной.</w:t>
       </w:r>
       <w:r>
         <w:rPr>
@@ -4563,7 +3741,7 @@
         <w:pStyle w:val="2"/>
         <w:ind w:firstLine="708"/>
       </w:pPr>
-      <w:bookmarkStart w:id="5" w:name="_Toc224322107"/>
+      <w:bookmarkStart w:id="5" w:name="_Toc224402365"/>
       <w:r>
         <w:t xml:space="preserve">1.2 </w:t>
       </w:r>
@@ -4578,39 +3756,7 @@
         <w:jc w:val="both"/>
       </w:pPr>
       <w:r>
-        <w:t xml:space="preserve">На данный момент существует крайне большое количество инструментов для поиска и управления уязвимостями в информационных системах. Среди распространённых решений можно выделить </w:t>
-      </w:r>
-      <w:proofErr w:type="spellStart"/>
-      <w:r>
-        <w:t>Redcheck</w:t>
-      </w:r>
-      <w:proofErr w:type="spellEnd"/>
-      <w:r>
-        <w:t xml:space="preserve">, </w:t>
-      </w:r>
-      <w:proofErr w:type="spellStart"/>
-      <w:r>
-        <w:t>MaxPatrol</w:t>
-      </w:r>
-      <w:proofErr w:type="spellEnd"/>
-      <w:r>
-        <w:t xml:space="preserve"> 8, </w:t>
-      </w:r>
-      <w:proofErr w:type="spellStart"/>
-      <w:r>
-        <w:t>XSpider</w:t>
-      </w:r>
-      <w:proofErr w:type="spellEnd"/>
-      <w:r>
-        <w:t xml:space="preserve">, </w:t>
-      </w:r>
-      <w:proofErr w:type="spellStart"/>
-      <w:r>
-        <w:t>MaxPatrol</w:t>
-      </w:r>
-      <w:proofErr w:type="spellEnd"/>
-      <w:r>
-        <w:t xml:space="preserve"> VM. Эти продукты помогают проводить аудит уязвимостей и формировать отчётность, однако у большинства из них есть ограничения, которые становятся критичными при построении процессов информационной безопасности. </w:t>
+        <w:t xml:space="preserve">На данный момент существует крайне большое количество инструментов для поиска и управления уязвимостями в информационных системах. Среди распространённых решений можно выделить Redcheck, MaxPatrol 8, XSpider, MaxPatrol VM. Эти продукты помогают проводить аудит уязвимостей и формировать отчётность, однако у большинства из них есть ограничения, которые становятся критичными при построении процессов информационной безопасности. </w:t>
       </w:r>
     </w:p>
     <w:p>
@@ -4668,7 +3814,7 @@
         <w:pStyle w:val="2"/>
         <w:ind w:firstLine="708"/>
       </w:pPr>
-      <w:bookmarkStart w:id="6" w:name="_Toc224322108"/>
+      <w:bookmarkStart w:id="6" w:name="_Toc224402366"/>
       <w:r>
         <w:t xml:space="preserve">1.3 </w:t>
       </w:r>
@@ -4696,15 +3842,7 @@
         <w:tab/>
       </w:r>
       <w:r>
-        <w:t xml:space="preserve">SCAP (Security Content </w:t>
-      </w:r>
-      <w:proofErr w:type="spellStart"/>
-      <w:r>
-        <w:t>Automation</w:t>
-      </w:r>
-      <w:proofErr w:type="spellEnd"/>
-      <w:r>
-        <w:t xml:space="preserve"> Protocol, протокол автоматизации управления данными безопасности) </w:t>
+        <w:t xml:space="preserve">SCAP (Security Content Automation Protocol, протокол автоматизации управления данными безопасности) </w:t>
       </w:r>
       <w:proofErr w:type="gramStart"/>
       <w:r>
@@ -4789,15 +3927,7 @@
         <w:jc w:val="both"/>
       </w:pPr>
       <w:r>
-        <w:t xml:space="preserve">При создании программы ключевыми компонентами будут являться CVE, OVAL и XCCDF, потому что именно благодаря им программа будет проверять систему на наличие уязвимостей и </w:t>
-      </w:r>
-      <w:proofErr w:type="spellStart"/>
-      <w:r>
-        <w:t>мисконфигураций</w:t>
-      </w:r>
-      <w:proofErr w:type="spellEnd"/>
-      <w:r>
-        <w:t xml:space="preserve"> по машиночитаемому описанию проверок. Роль этих трёх </w:t>
+        <w:t xml:space="preserve">При создании программы ключевыми компонентами будут являться CVE, OVAL и XCCDF, потому что именно благодаря им программа будет проверять систему на наличие уязвимостей и мисконфигураций по машиночитаемому описанию проверок. Роль этих трёх </w:t>
       </w:r>
       <w:r>
         <w:lastRenderedPageBreak/>
@@ -4823,23 +3953,7 @@
         <w:jc w:val="both"/>
       </w:pPr>
       <w:r>
-        <w:t xml:space="preserve">- OVAL (Open </w:t>
-      </w:r>
-      <w:proofErr w:type="spellStart"/>
-      <w:r>
-        <w:t>Vulnerability</w:t>
-      </w:r>
-      <w:proofErr w:type="spellEnd"/>
-      <w:r>
-        <w:t xml:space="preserve"> </w:t>
-      </w:r>
-      <w:proofErr w:type="spellStart"/>
-      <w:r>
-        <w:t>and</w:t>
-      </w:r>
-      <w:proofErr w:type="spellEnd"/>
-      <w:r>
-        <w:t xml:space="preserve"> Assessment Language) </w:t>
+        <w:t xml:space="preserve">- OVAL (Open Vulnerability and Assessment Language) </w:t>
       </w:r>
       <w:proofErr w:type="gramStart"/>
       <w:r>
@@ -4970,31 +4084,7 @@
         <w:jc w:val="both"/>
       </w:pPr>
       <w:r>
-        <w:t>- XCCDF (</w:t>
-      </w:r>
-      <w:proofErr w:type="spellStart"/>
-      <w:r>
-        <w:t>Extensible</w:t>
-      </w:r>
-      <w:proofErr w:type="spellEnd"/>
-      <w:r>
-        <w:t xml:space="preserve"> Configuration </w:t>
-      </w:r>
-      <w:proofErr w:type="spellStart"/>
-      <w:r>
-        <w:t>Checklist</w:t>
-      </w:r>
-      <w:proofErr w:type="spellEnd"/>
-      <w:r>
-        <w:t xml:space="preserve"> </w:t>
-      </w:r>
-      <w:proofErr w:type="spellStart"/>
-      <w:r>
-        <w:t>Description</w:t>
-      </w:r>
-      <w:proofErr w:type="spellEnd"/>
-      <w:r>
-        <w:t xml:space="preserve"> Format) </w:t>
+        <w:t xml:space="preserve">- XCCDF (Extensible Configuration Checklist Description Format) </w:t>
       </w:r>
       <w:proofErr w:type="gramStart"/>
       <w:r>
@@ -5002,13 +4092,8 @@
       </w:r>
       <w:proofErr w:type="gramEnd"/>
       <w:r>
-        <w:t xml:space="preserve"> формат, который позволяет описывать политики и структуру проверок: какие требования проверять, как их группировать, какие профили использовать, как формировать результат оценки. Также благодаря XCCDF можно проводить </w:t>
-      </w:r>
-      <w:proofErr w:type="spellStart"/>
-      <w:r>
-        <w:t>remediation</w:t>
-      </w:r>
-      <w:proofErr w:type="spellEnd"/>
+        <w:t xml:space="preserve"> формат, который позволяет описывать политики и структуру проверок: какие требования проверять, как их группировать, какие профили использовать, как формировать результат оценки. Также благодаря XCCDF можно проводить remediation</w:t>
+      </w:r>
       <w:r>
         <w:t xml:space="preserve"> (устранение уязвимостей)</w:t>
       </w:r>
@@ -5398,7 +4483,7 @@
         <w:pStyle w:val="2"/>
         <w:ind w:firstLine="708"/>
       </w:pPr>
-      <w:bookmarkStart w:id="7" w:name="_Toc224322109"/>
+      <w:bookmarkStart w:id="7" w:name="_Toc224402367"/>
       <w:r>
         <w:t>1.</w:t>
       </w:r>
@@ -5432,37 +4517,8 @@
       <w:r>
         <w:t xml:space="preserve">: </w:t>
       </w:r>
-      <w:proofErr w:type="spellStart"/>
-      <w:r>
-        <w:t>RedCheck</w:t>
-      </w:r>
-      <w:proofErr w:type="spellEnd"/>
-      <w:r>
-        <w:t xml:space="preserve">, </w:t>
-      </w:r>
-      <w:proofErr w:type="spellStart"/>
-      <w:r>
-        <w:t>XSpider</w:t>
-      </w:r>
-      <w:proofErr w:type="spellEnd"/>
-      <w:r>
-        <w:t xml:space="preserve">, </w:t>
-      </w:r>
-      <w:proofErr w:type="spellStart"/>
-      <w:r>
-        <w:t>ScanOVAL</w:t>
-      </w:r>
-      <w:proofErr w:type="spellEnd"/>
-      <w:r>
-        <w:t xml:space="preserve">, </w:t>
-      </w:r>
-      <w:proofErr w:type="spellStart"/>
-      <w:r>
-        <w:t>MaxPatrol</w:t>
-      </w:r>
-      <w:proofErr w:type="spellEnd"/>
-      <w:r>
-        <w:t xml:space="preserve"> VM.</w:t>
+      <w:r>
+        <w:t>RedCheck, XSpider, ScanOVAL, MaxPatrol VM.</w:t>
       </w:r>
     </w:p>
     <w:p>
@@ -5565,21 +4621,11 @@
         <w:jc w:val="both"/>
       </w:pPr>
       <w:r>
-        <w:t xml:space="preserve">Сравнение выполнено по следующим критериям: поддержка SCAP, открытость исходного кода (Open Source), стоимость, наличие </w:t>
-      </w:r>
-      <w:proofErr w:type="spellStart"/>
-      <w:r>
-        <w:t>remediation</w:t>
-      </w:r>
-      <w:proofErr w:type="spellEnd"/>
-      <w:r>
-        <w:t xml:space="preserve"> (механизмов устранения или рекомендаций по устранению), а также </w:t>
-      </w:r>
-      <w:proofErr w:type="spellStart"/>
+        <w:t xml:space="preserve">Сравнение выполнено по следующим критериям: поддержка SCAP, открытость исходного кода (Open Source), стоимость, наличие remediation (механизмов устранения или рекомендаций по устранению), а также </w:t>
+      </w:r>
       <w:r>
         <w:t>патчинга</w:t>
       </w:r>
-      <w:proofErr w:type="spellEnd"/>
       <w:r>
         <w:t xml:space="preserve"> (возможности адаптации и кастомизации проверочного контента). </w:t>
       </w:r>
@@ -5591,30 +4637,15 @@
         <w:ind w:firstLine="708"/>
         <w:jc w:val="both"/>
       </w:pPr>
-      <w:proofErr w:type="spellStart"/>
       <w:r>
         <w:lastRenderedPageBreak/>
-        <w:t>XSpider</w:t>
-      </w:r>
-      <w:proofErr w:type="spellEnd"/>
-      <w:r>
-        <w:t xml:space="preserve"> является примером классического сканера уязвимостей. Инструмент ориентирован на собственные механизмы обнаружения и не использует SCAP-контент, поэтому в рамках данного подхода в нём отсутствуют поддержка </w:t>
-      </w:r>
-      <w:proofErr w:type="spellStart"/>
+        <w:t xml:space="preserve">XSpider является примером классического сканера уязвимостей. Инструмент ориентирован на собственные механизмы обнаружения и не использует SCAP-контент, поэтому в рамках данного подхода в нём отсутствуют поддержка </w:t>
+      </w:r>
       <w:r>
         <w:t>патчинга</w:t>
       </w:r>
-      <w:proofErr w:type="spellEnd"/>
-      <w:r>
-        <w:t xml:space="preserve"> и </w:t>
-      </w:r>
-      <w:proofErr w:type="spellStart"/>
-      <w:r>
-        <w:t>remediation</w:t>
-      </w:r>
-      <w:proofErr w:type="spellEnd"/>
-      <w:r>
-        <w:t xml:space="preserve">. Решение не является Open Source и распространяется на коммерческой основе. </w:t>
+      <w:r>
+        <w:t xml:space="preserve"> и remediation. Решение не является Open Source и распространяется на коммерческой основе. </w:t>
       </w:r>
     </w:p>
     <w:p>
@@ -5624,27 +4655,12 @@
         <w:ind w:firstLine="708"/>
         <w:jc w:val="both"/>
       </w:pPr>
-      <w:proofErr w:type="spellStart"/>
-      <w:r>
-        <w:t>RedCheck</w:t>
-      </w:r>
-      <w:proofErr w:type="spellEnd"/>
-      <w:r>
-        <w:t xml:space="preserve"> относится к решениям, поддерживающим SCAP-контент. Продукт предоставляет </w:t>
-      </w:r>
-      <w:proofErr w:type="spellStart"/>
-      <w:r>
-        <w:t>remediation</w:t>
-      </w:r>
-      <w:proofErr w:type="spellEnd"/>
-      <w:r>
-        <w:t xml:space="preserve"> функционал, однако не реализует механизмы </w:t>
-      </w:r>
-      <w:proofErr w:type="spellStart"/>
+      <w:r>
+        <w:t xml:space="preserve">RedCheck относится к решениям, поддерживающим SCAP-контент. Продукт предоставляет remediation функционал, однако не реализует механизмы </w:t>
+      </w:r>
       <w:r>
         <w:t>патчинга</w:t>
       </w:r>
-      <w:proofErr w:type="spellEnd"/>
       <w:r>
         <w:t xml:space="preserve"> для адаптации проверочного контента под целевую систему. Кроме того, решение является закрытым и коммерческим. </w:t>
       </w:r>
@@ -5656,29 +4672,14 @@
         <w:ind w:firstLine="708"/>
         <w:jc w:val="both"/>
       </w:pPr>
-      <w:proofErr w:type="spellStart"/>
-      <w:r>
-        <w:t>ScanOVAL</w:t>
-      </w:r>
-      <w:proofErr w:type="spellEnd"/>
-      <w:r>
-        <w:t xml:space="preserve"> это бесплатный инструмент, ориентированный на проверку системы по OVAL-дефинициям, что означает только частичную поддержку SCAP. Поскольку программа не поддерживает XCCDF-контент, в ней отсутствуют возможности </w:t>
-      </w:r>
-      <w:proofErr w:type="spellStart"/>
+      <w:r>
+        <w:t xml:space="preserve">ScanOVAL это бесплатный инструмент, ориентированный на проверку системы по OVAL-дефинициям, что означает только частичную поддержку SCAP. Поскольку программа не поддерживает XCCDF-контент, в ней отсутствуют возможности </w:t>
+      </w:r>
       <w:r>
         <w:t>патчинга</w:t>
       </w:r>
-      <w:proofErr w:type="spellEnd"/>
-      <w:r>
-        <w:t xml:space="preserve"> и </w:t>
-      </w:r>
-      <w:proofErr w:type="spellStart"/>
-      <w:r>
-        <w:t>remediation</w:t>
-      </w:r>
-      <w:proofErr w:type="spellEnd"/>
-      <w:r>
-        <w:t xml:space="preserve"> в контексте XCCDF-проверок. </w:t>
+      <w:r>
+        <w:t xml:space="preserve"> и remediation в контексте XCCDF-проверок. </w:t>
       </w:r>
     </w:p>
     <w:p>
@@ -5688,45 +4689,8 @@
         <w:ind w:firstLine="708"/>
         <w:jc w:val="both"/>
       </w:pPr>
-      <w:proofErr w:type="spellStart"/>
-      <w:r>
-        <w:t>MaxPatrol</w:t>
-      </w:r>
-      <w:proofErr w:type="spellEnd"/>
-      <w:r>
-        <w:t xml:space="preserve"> VM представляет собой коммерческую платформу управления уязвимостями, ориентированную на полный цикл </w:t>
-      </w:r>
-      <w:proofErr w:type="spellStart"/>
-      <w:r>
-        <w:t>vulnerability</w:t>
-      </w:r>
-      <w:proofErr w:type="spellEnd"/>
-      <w:r>
-        <w:t xml:space="preserve"> </w:t>
-      </w:r>
-      <w:proofErr w:type="spellStart"/>
-      <w:r>
-        <w:t>management</w:t>
-      </w:r>
-      <w:proofErr w:type="spellEnd"/>
-      <w:r>
-        <w:t xml:space="preserve">. За счёт этого в продукте реализованы механизмы </w:t>
-      </w:r>
-      <w:proofErr w:type="spellStart"/>
-      <w:r>
-        <w:t>remediation</w:t>
-      </w:r>
-      <w:proofErr w:type="spellEnd"/>
-      <w:r>
-        <w:t xml:space="preserve">. Вместе с тем, </w:t>
-      </w:r>
-      <w:proofErr w:type="spellStart"/>
-      <w:r>
-        <w:t>MaxPatrol</w:t>
-      </w:r>
-      <w:proofErr w:type="spellEnd"/>
-      <w:r>
-        <w:t xml:space="preserve"> VM не предполагает использования SCAP-контента. </w:t>
+      <w:r>
+        <w:t xml:space="preserve">MaxPatrol VM представляет собой коммерческую платформу управления уязвимостями, ориентированную на полный цикл vulnerability management. За счёт этого в продукте реализованы механизмы remediation. Вместе с тем, MaxPatrol VM не предполагает использования SCAP-контента. </w:t>
       </w:r>
     </w:p>
     <w:p>
@@ -5739,11 +4703,9 @@
       <w:r>
         <w:t>Таким образом, рассмотренные решения либо совсем не поддерживают SCAP-контент, либо являются закрытыми коммерческими продуктами. Кроме того, большинство программ, поддерживающих SCAP-контент, не обладают возможностью автоматической адаптации (</w:t>
       </w:r>
-      <w:proofErr w:type="spellStart"/>
       <w:r>
         <w:t>патчинга</w:t>
       </w:r>
-      <w:proofErr w:type="spellEnd"/>
       <w:r>
         <w:t>) SCAP-контента под конкретную операционную систему.</w:t>
       </w:r>
@@ -5756,7 +4718,7 @@
         <w:pStyle w:val="2"/>
         <w:ind w:firstLine="708"/>
       </w:pPr>
-      <w:bookmarkStart w:id="8" w:name="_Toc224322110"/>
+      <w:bookmarkStart w:id="8" w:name="_Toc224402368"/>
       <w:r>
         <w:t>1.</w:t>
       </w:r>
@@ -5779,15 +4741,7 @@
         <w:jc w:val="both"/>
       </w:pPr>
       <w:r>
-        <w:t xml:space="preserve">Поскольку разрабатываемая программа предназначена для автоматизированного аудита системы и поддержки </w:t>
-      </w:r>
-      <w:proofErr w:type="spellStart"/>
-      <w:r>
-        <w:t>харденига</w:t>
-      </w:r>
-      <w:proofErr w:type="spellEnd"/>
-      <w:r>
-        <w:t xml:space="preserve"> на основе SCAP-контента (OVAL/XCCDF), её целевая аудитория напрямую связана с задачами контроля защищённости, соответствия требованиям и регулярной проверки конфигураций и уязвимостей. Соответственно, основными группами пользователей являются:</w:t>
+        <w:t>Поскольку разрабатываемая программа предназначена для автоматизированного аудита системы и поддержки харденига на основе SCAP-контента (OVAL/XCCDF), её целевая аудитория напрямую связана с задачами контроля защищённости, соответствия требованиям и регулярной проверки конфигураций и уязвимостей. Соответственно, основными группами пользователей являются:</w:t>
       </w:r>
     </w:p>
     <w:p>
@@ -5813,15 +4767,7 @@
         <w:jc w:val="both"/>
       </w:pPr>
       <w:r>
-        <w:t xml:space="preserve">- Системные администраторы. Для них программа полезна как средство быстрой проверки состояния системы, выявления уязвимостей и </w:t>
-      </w:r>
-      <w:proofErr w:type="spellStart"/>
-      <w:r>
-        <w:t>мисконфигураций</w:t>
-      </w:r>
-      <w:proofErr w:type="spellEnd"/>
-      <w:r>
-        <w:t>, а также устранения уязвимостей, что упрощает поддержание безопасности информационных систем.</w:t>
+        <w:t>- Системные администраторы. Для них программа полезна как средство быстрой проверки состояния системы, выявления уязвимостей и мисконфигураций, а также устранения уязвимостей, что упрощает поддержание безопасности информационных систем.</w:t>
       </w:r>
     </w:p>
     <w:p>
@@ -5865,7 +4811,7 @@
       <w:pPr>
         <w:pStyle w:val="1"/>
       </w:pPr>
-      <w:bookmarkStart w:id="9" w:name="_Toc224322111"/>
+      <w:bookmarkStart w:id="9" w:name="_Toc224402369"/>
       <w:r>
         <w:lastRenderedPageBreak/>
         <w:t xml:space="preserve">2. </w:t>
@@ -5880,7 +4826,7 @@
         <w:pStyle w:val="2"/>
         <w:ind w:firstLine="708"/>
       </w:pPr>
-      <w:bookmarkStart w:id="10" w:name="_Toc224322112"/>
+      <w:bookmarkStart w:id="10" w:name="_Toc224402370"/>
       <w:r>
         <w:t>2.1 Формализация проблемы</w:t>
       </w:r>
@@ -5902,11 +4848,9 @@
       <w:r>
         <w:t xml:space="preserve"> на наличие уязвимостей и </w:t>
       </w:r>
-      <w:proofErr w:type="spellStart"/>
       <w:r>
         <w:t>мисконфигураций</w:t>
       </w:r>
-      <w:proofErr w:type="spellEnd"/>
       <w:r>
         <w:t xml:space="preserve"> на основе стандартизированного SCAP-контента. Для исключения неоднозначности и возможности воспроизведения алгоритма задача формализуется в виде входных данных, выходных данных, ограничений и алгоритма обработки:</w:t>
       </w:r>
@@ -5946,31 +4890,7 @@
       </w:r>
       <w:proofErr w:type="gramEnd"/>
       <w:r>
-        <w:t>2,d3...,</w:t>
-      </w:r>
-      <w:proofErr w:type="spellStart"/>
-      <w:r>
-        <w:t>dn</w:t>
-      </w:r>
-      <w:proofErr w:type="spellEnd"/>
-      <w:r>
-        <w:t xml:space="preserve">} и XCCDF-правил R = {r1,r2,r3..rn}, в случае XCCDF также содержат данные </w:t>
-      </w:r>
-      <w:proofErr w:type="spellStart"/>
-      <w:r>
-        <w:t>remediation</w:t>
-      </w:r>
-      <w:proofErr w:type="spellEnd"/>
-      <w:r>
-        <w:t xml:space="preserve"> RD = {rd_r1, rd_2, rd_r3...</w:t>
-      </w:r>
-      <w:proofErr w:type="spellStart"/>
-      <w:r>
-        <w:t>rd_rn</w:t>
-      </w:r>
-      <w:proofErr w:type="spellEnd"/>
-      <w:r>
-        <w:t>}</w:t>
+        <w:t>2,d3...,dn} и XCCDF-правил R = {r1,r2,r3..rn}, в случае XCCDF также содержат данные remediation RD = {rd_r1, rd_2, rd_r3...rd_rn}</w:t>
       </w:r>
     </w:p>
     <w:p>
@@ -6004,23 +4924,7 @@
         <w:t>-</w:t>
       </w:r>
       <w:r>
-        <w:t xml:space="preserve"> Результаты при проведении проверки по OVAL: для каждой дефиниции </w:t>
-      </w:r>
-      <w:proofErr w:type="spellStart"/>
-      <w:r>
-        <w:t>di</w:t>
-      </w:r>
-      <w:proofErr w:type="spellEnd"/>
-      <w:r>
-        <w:t xml:space="preserve"> вычисляется статус </w:t>
-      </w:r>
-      <w:proofErr w:type="spellStart"/>
-      <w:r>
-        <w:t>Result_OVAL</w:t>
-      </w:r>
-      <w:proofErr w:type="spellEnd"/>
-      <w:r>
-        <w:t xml:space="preserve"> </w:t>
+        <w:t xml:space="preserve"> Результаты при проведении проверки по OVAL: для каждой дефиниции di вычисляется статус Result_OVAL </w:t>
       </w:r>
       <w:r>
         <w:rPr>
@@ -6031,58 +4935,13 @@
       <w:r>
         <w:t xml:space="preserve"> {</w:t>
       </w:r>
-      <w:proofErr w:type="spellStart"/>
       <w:proofErr w:type="gramStart"/>
       <w:r>
         <w:t>true,false</w:t>
       </w:r>
       <w:proofErr w:type="gramEnd"/>
       <w:r>
-        <w:t>,unknown,error,not_applicable</w:t>
-      </w:r>
-      <w:proofErr w:type="spellEnd"/>
-      <w:r>
-        <w:t xml:space="preserve">}, где </w:t>
-      </w:r>
-      <w:proofErr w:type="spellStart"/>
-      <w:r>
-        <w:t>true</w:t>
-      </w:r>
-      <w:proofErr w:type="spellEnd"/>
-      <w:r>
-        <w:t xml:space="preserve"> - уязвимость/несоответствие присутствует, </w:t>
-      </w:r>
-      <w:proofErr w:type="spellStart"/>
-      <w:r>
-        <w:t>false</w:t>
-      </w:r>
-      <w:proofErr w:type="spellEnd"/>
-      <w:r>
-        <w:t xml:space="preserve"> - уязвимость/несоответствие отсутствует, </w:t>
-      </w:r>
-      <w:proofErr w:type="spellStart"/>
-      <w:r>
-        <w:t>unknown</w:t>
-      </w:r>
-      <w:proofErr w:type="spellEnd"/>
-      <w:r>
-        <w:t>/</w:t>
-      </w:r>
-      <w:proofErr w:type="spellStart"/>
-      <w:r>
-        <w:t>error</w:t>
-      </w:r>
-      <w:proofErr w:type="spellEnd"/>
-      <w:r>
-        <w:t>/</w:t>
-      </w:r>
-      <w:proofErr w:type="spellStart"/>
-      <w:r>
-        <w:t>not_applicable</w:t>
-      </w:r>
-      <w:proofErr w:type="spellEnd"/>
-      <w:r>
-        <w:t xml:space="preserve"> - невозможность или неприменимость проверки.</w:t>
+        <w:t>,unknown,error,not_applicable}, где true - уязвимость/несоответствие присутствует, false - уязвимость/несоответствие отсутствует, unknown/error/not_applicable - невозможность или неприменимость проверки.</w:t>
       </w:r>
     </w:p>
     <w:p>
@@ -6096,147 +4955,73 @@
         <w:t>-</w:t>
       </w:r>
       <w:r>
-        <w:t xml:space="preserve"> Результаты при проведении проверки по XCCDF: для каждого правила </w:t>
-      </w:r>
-      <w:proofErr w:type="spellStart"/>
-      <w:r>
-        <w:t>ri</w:t>
-      </w:r>
-      <w:proofErr w:type="spellEnd"/>
-      <w:r>
-        <w:t xml:space="preserve"> вычисляется статус </w:t>
-      </w:r>
-      <w:proofErr w:type="spellStart"/>
-      <w:r>
-        <w:t>Result_XCCDF</w:t>
-      </w:r>
-      <w:proofErr w:type="spellEnd"/>
+        <w:t xml:space="preserve"> Результаты при проведении проверки по XCCDF: для каждого правила ri вычисляется статус Result_XCCDF </w:t>
+      </w:r>
+      <w:r>
+        <w:rPr>
+          <w:rFonts w:ascii="Cambria Math" w:hAnsi="Cambria Math" w:cs="Cambria Math"/>
+        </w:rPr>
+        <w:t>∈</w:t>
+      </w:r>
+      <w:r>
+        <w:t xml:space="preserve"> {</w:t>
+      </w:r>
+      <w:proofErr w:type="gramStart"/>
+      <w:r>
+        <w:t>pass,fail</w:t>
+      </w:r>
+      <w:proofErr w:type="gramEnd"/>
+      <w:r>
+        <w:t>,not_checked,not_applicable,error}, где pass - правило успешно выполнилось, fail - правило выполнилось не успешно, not_checked,not_applicable,error - невозможность или неприменимость проверки</w:t>
+      </w:r>
+      <w:r>
+        <w:t>,</w:t>
+      </w:r>
       <w:r>
         <w:t xml:space="preserve"> </w:t>
       </w:r>
       <w:r>
         <w:rPr>
-          <w:rFonts w:ascii="Cambria Math" w:hAnsi="Cambria Math" w:cs="Cambria Math"/>
-        </w:rPr>
-        <w:t>∈</w:t>
-      </w:r>
-      <w:r>
-        <w:t xml:space="preserve"> {</w:t>
-      </w:r>
-      <w:proofErr w:type="spellStart"/>
-      <w:proofErr w:type="gramStart"/>
-      <w:r>
-        <w:t>pass,fail</w:t>
-      </w:r>
-      <w:proofErr w:type="gramEnd"/>
-      <w:r>
-        <w:t>,not_checked,not_applicable,error</w:t>
-      </w:r>
-      <w:proofErr w:type="spellEnd"/>
-      <w:r>
-        <w:t xml:space="preserve">}, где </w:t>
-      </w:r>
-      <w:proofErr w:type="spellStart"/>
-      <w:r>
-        <w:t>pass</w:t>
-      </w:r>
-      <w:proofErr w:type="spellEnd"/>
-      <w:r>
-        <w:t xml:space="preserve"> - правило успешно выполнилось, </w:t>
-      </w:r>
-      <w:proofErr w:type="spellStart"/>
-      <w:r>
-        <w:t>fail</w:t>
-      </w:r>
-      <w:proofErr w:type="spellEnd"/>
-      <w:r>
-        <w:t xml:space="preserve"> - правило выполнилось не успешно, </w:t>
-      </w:r>
-      <w:proofErr w:type="spellStart"/>
-      <w:r>
-        <w:t>not_checked,not_applicable,error</w:t>
-      </w:r>
-      <w:proofErr w:type="spellEnd"/>
-      <w:r>
-        <w:t xml:space="preserve"> - невозможность или неприменимость проверки</w:t>
-      </w:r>
-      <w:r>
-        <w:t>,</w:t>
+          <w:lang w:val="en-US"/>
+        </w:rPr>
+        <w:t>not</w:t>
+      </w:r>
+      <w:r>
+        <w:t>_</w:t>
+      </w:r>
+      <w:r>
+        <w:rPr>
+          <w:lang w:val="en-US"/>
+        </w:rPr>
+        <w:t>selected</w:t>
       </w:r>
       <w:r>
         <w:t xml:space="preserve"> </w:t>
       </w:r>
       <w:r>
-        <w:rPr>
-          <w:lang w:val="en-US"/>
-        </w:rPr>
-        <w:t>not</w:t>
-      </w:r>
-      <w:r>
-        <w:t>_</w:t>
-      </w:r>
-      <w:r>
-        <w:rPr>
-          <w:lang w:val="en-US"/>
-        </w:rPr>
-        <w:t>selected</w:t>
+        <w:t>–</w:t>
       </w:r>
       <w:r>
         <w:t xml:space="preserve"> </w:t>
       </w:r>
       <w:r>
-        <w:t>–</w:t>
+        <w:t xml:space="preserve">правило не было выбрано в </w:t>
+      </w:r>
+      <w:r>
+        <w:rPr>
+          <w:lang w:val="en-US"/>
+        </w:rPr>
+        <w:t>XCCDF</w:t>
       </w:r>
       <w:r>
         <w:t xml:space="preserve"> </w:t>
       </w:r>
       <w:r>
-        <w:t xml:space="preserve">правило не было выбрано в </w:t>
-      </w:r>
-      <w:r>
-        <w:rPr>
-          <w:lang w:val="en-US"/>
-        </w:rPr>
-        <w:t>XCCDF</w:t>
-      </w:r>
-      <w:r>
-        <w:t xml:space="preserve"> </w:t>
-      </w:r>
-      <w:r>
         <w:t xml:space="preserve">профиле. </w:t>
       </w:r>
       <w:r>
-        <w:t xml:space="preserve">При включённом </w:t>
-      </w:r>
-      <w:proofErr w:type="spellStart"/>
-      <w:r>
-        <w:t>remediation</w:t>
-      </w:r>
-      <w:proofErr w:type="spellEnd"/>
-      <w:r>
-        <w:t xml:space="preserve"> для каждого </w:t>
-      </w:r>
-      <w:proofErr w:type="spellStart"/>
-      <w:r>
-        <w:t>fail</w:t>
-      </w:r>
-      <w:proofErr w:type="spellEnd"/>
-      <w:r>
-        <w:t xml:space="preserve"> </w:t>
-      </w:r>
-      <w:proofErr w:type="spellStart"/>
-      <w:r>
-        <w:t>ri</w:t>
-      </w:r>
-      <w:proofErr w:type="spellEnd"/>
-      <w:r>
-        <w:t xml:space="preserve"> выполняется </w:t>
-      </w:r>
-      <w:proofErr w:type="spellStart"/>
-      <w:r>
-        <w:t>rdi</w:t>
-      </w:r>
-      <w:proofErr w:type="spellEnd"/>
+        <w:t>При включённом remediation для каждого fail ri выполняется rdi</w:t>
+      </w:r>
     </w:p>
     <w:p>
       <w:pPr>
@@ -6259,23 +5044,7 @@
         <w:t>-</w:t>
       </w:r>
       <w:r>
-        <w:t xml:space="preserve"> При проверке OVAL-дефиниций Report содержит: </w:t>
-      </w:r>
-      <w:proofErr w:type="spellStart"/>
-      <w:r>
-        <w:t>cve_id</w:t>
-      </w:r>
-      <w:proofErr w:type="spellEnd"/>
-      <w:r>
-        <w:t xml:space="preserve">, </w:t>
-      </w:r>
-      <w:proofErr w:type="spellStart"/>
-      <w:r>
-        <w:t>di</w:t>
-      </w:r>
-      <w:proofErr w:type="spellEnd"/>
-      <w:r>
-        <w:t>, описание уязвимости</w:t>
+        <w:t xml:space="preserve"> При проверке OVAL-дефиниций Report содержит: cve_id, di, описание уязвимости</w:t>
       </w:r>
     </w:p>
     <w:p>
@@ -6302,15 +5071,7 @@
         <w:t>-правил</w:t>
       </w:r>
       <w:r>
-        <w:t xml:space="preserve"> Report содержит: </w:t>
-      </w:r>
-      <w:proofErr w:type="spellStart"/>
-      <w:r>
-        <w:t>XCCDF_rule</w:t>
-      </w:r>
-      <w:proofErr w:type="spellEnd"/>
-      <w:r>
-        <w:t xml:space="preserve">, </w:t>
+        <w:t xml:space="preserve"> Report содержит: XCCDF_rule, </w:t>
       </w:r>
       <w:r>
         <w:rPr>
@@ -6327,7 +5088,7 @@
         <w:pStyle w:val="2"/>
         <w:ind w:firstLine="708"/>
       </w:pPr>
-      <w:bookmarkStart w:id="11" w:name="_Toc224322113"/>
+      <w:bookmarkStart w:id="11" w:name="_Toc224402371"/>
       <w:r>
         <w:t>2.2 Описание алгоритма решения проблемы</w:t>
       </w:r>
@@ -6391,11 +5152,9 @@
       <w:r>
         <w:t xml:space="preserve">2. </w:t>
       </w:r>
-      <w:proofErr w:type="spellStart"/>
       <w:r>
         <w:t>Патчинг</w:t>
       </w:r>
-      <w:proofErr w:type="spellEnd"/>
       <w:r>
         <w:t xml:space="preserve"> (при необходимости): если контент содержит идентификаторы платформы, не совпадающие с целевой системой, </w:t>
       </w:r>
@@ -6425,36 +5184,15 @@
         <w:jc w:val="both"/>
       </w:pPr>
       <w:r>
-        <w:t xml:space="preserve">3. Выполнение OVAL-проверок: для каждой дефиниции </w:t>
-      </w:r>
-      <w:proofErr w:type="spellStart"/>
-      <w:r>
-        <w:t>di</w:t>
-      </w:r>
-      <w:proofErr w:type="spellEnd"/>
-      <w:r>
-        <w:t xml:space="preserve"> вычисляются требуемые свойства системы (версии, параметры, состояния объектов), после чего определяется </w:t>
-      </w:r>
-      <w:proofErr w:type="spellStart"/>
-      <w:r>
-        <w:t>Result_</w:t>
+        <w:t>3. Выполнение OVAL-проверок: для каждой дефиниции di вычисляются требуемые свойства системы (версии, параметры, состояния объектов), после чего определяется Result_</w:t>
       </w:r>
       <w:proofErr w:type="gramStart"/>
       <w:r>
-        <w:t>OVAL</w:t>
-      </w:r>
-      <w:proofErr w:type="spellEnd"/>
-      <w:r>
-        <w:t>(</w:t>
-      </w:r>
-      <w:proofErr w:type="spellStart"/>
+        <w:t>OVAL(</w:t>
+      </w:r>
       <w:proofErr w:type="gramEnd"/>
       <w:r>
-        <w:t>di</w:t>
-      </w:r>
-      <w:proofErr w:type="spellEnd"/>
-      <w:r>
-        <w:t>)</w:t>
+        <w:t>di)</w:t>
       </w:r>
     </w:p>
     <w:p>
@@ -6464,108 +5202,62 @@
         <w:jc w:val="both"/>
       </w:pPr>
       <w:r>
-        <w:t xml:space="preserve">4. Выполнение XCCDF-проверок: на основе выбранного профиля вычисляется результат для каждого правила </w:t>
-      </w:r>
-      <w:proofErr w:type="spellStart"/>
+        <w:t>4. Выполнение XCCDF-проверок: на основе выбранного профиля вычисляется результат для каждого правила ri, после чего определяется Result_</w:t>
+      </w:r>
+      <w:proofErr w:type="gramStart"/>
+      <w:r>
+        <w:t>XCCDF(</w:t>
+      </w:r>
+      <w:proofErr w:type="gramEnd"/>
+      <w:r>
+        <w:t xml:space="preserve">ri). Если включен remediation </w:t>
+      </w:r>
+      <w:r>
+        <w:t xml:space="preserve">и </w:t>
+      </w:r>
+      <w:r>
+        <w:t>Result_</w:t>
+      </w:r>
+      <w:proofErr w:type="gramStart"/>
+      <w:r>
+        <w:t>XCCDF(</w:t>
+      </w:r>
+      <w:proofErr w:type="gramEnd"/>
       <w:r>
         <w:t>ri</w:t>
       </w:r>
-      <w:proofErr w:type="spellEnd"/>
-      <w:r>
-        <w:t xml:space="preserve">, после чего определяется </w:t>
-      </w:r>
-      <w:proofErr w:type="spellStart"/>
-      <w:r>
-        <w:t>Result_</w:t>
-      </w:r>
-      <w:proofErr w:type="gramStart"/>
-      <w:r>
-        <w:t>XCCDF</w:t>
-      </w:r>
-      <w:proofErr w:type="spellEnd"/>
-      <w:r>
-        <w:t>(</w:t>
-      </w:r>
-      <w:proofErr w:type="spellStart"/>
-      <w:proofErr w:type="gramEnd"/>
-      <w:r>
-        <w:t>ri</w:t>
-      </w:r>
-      <w:proofErr w:type="spellEnd"/>
-      <w:r>
-        <w:t xml:space="preserve">). Если включен </w:t>
-      </w:r>
-      <w:proofErr w:type="spellStart"/>
-      <w:r>
-        <w:t>remediation</w:t>
-      </w:r>
-      <w:proofErr w:type="spellEnd"/>
+      <w:r>
+        <w:t xml:space="preserve">) </w:t>
+      </w:r>
+      <w:r>
+        <w:t xml:space="preserve">для отдельного правила вернул </w:t>
+      </w:r>
+      <w:r>
+        <w:rPr>
+          <w:lang w:val="en-US"/>
+        </w:rPr>
+        <w:t>fail</w:t>
+      </w:r>
       <w:r>
         <w:t xml:space="preserve"> </w:t>
       </w:r>
       <w:r>
-        <w:t xml:space="preserve">и </w:t>
-      </w:r>
-      <w:proofErr w:type="spellStart"/>
-      <w:r>
-        <w:t>Result_</w:t>
-      </w:r>
-      <w:proofErr w:type="gramStart"/>
-      <w:r>
-        <w:t>XCCDF</w:t>
-      </w:r>
-      <w:proofErr w:type="spellEnd"/>
-      <w:r>
-        <w:t>(</w:t>
-      </w:r>
-      <w:proofErr w:type="spellStart"/>
-      <w:proofErr w:type="gramEnd"/>
-      <w:r>
-        <w:t>ri</w:t>
-      </w:r>
-      <w:proofErr w:type="spellEnd"/>
-      <w:r>
-        <w:t xml:space="preserve">) </w:t>
-      </w:r>
-      <w:r>
-        <w:t xml:space="preserve">для отдельного правила вернул </w:t>
-      </w:r>
-      <w:r>
-        <w:rPr>
-          <w:lang w:val="en-US"/>
-        </w:rPr>
-        <w:t>fail</w:t>
+        <w:t>–</w:t>
       </w:r>
       <w:r>
         <w:t xml:space="preserve"> </w:t>
       </w:r>
       <w:r>
-        <w:t>–</w:t>
-      </w:r>
-      <w:r>
-        <w:t xml:space="preserve"> </w:t>
-      </w:r>
-      <w:r>
         <w:t xml:space="preserve">выполняется </w:t>
       </w:r>
-      <w:proofErr w:type="spellStart"/>
       <w:r>
         <w:rPr>
           <w:lang w:val="en-US"/>
         </w:rPr>
         <w:t>rdi</w:t>
       </w:r>
-      <w:proofErr w:type="spellEnd"/>
-      <w:r>
-        <w:t xml:space="preserve"> при наличии </w:t>
-      </w:r>
-      <w:proofErr w:type="spellStart"/>
-      <w:r>
-        <w:t>remediation</w:t>
-      </w:r>
-      <w:proofErr w:type="spellEnd"/>
-      <w:r>
-        <w:t xml:space="preserve"> контента в XCCDF.</w:t>
+      <w:r>
+        <w:t xml:space="preserve"> при наличии remediation контента в XCCDF.</w:t>
       </w:r>
     </w:p>
     <w:p>
@@ -6575,31 +5267,7 @@
         <w:jc w:val="both"/>
       </w:pPr>
       <w:r>
-        <w:t xml:space="preserve">5. Формирование отчёта: результаты </w:t>
-      </w:r>
-      <w:proofErr w:type="spellStart"/>
-      <w:r>
-        <w:t>Result_OVAL</w:t>
-      </w:r>
-      <w:proofErr w:type="spellEnd"/>
-      <w:r>
-        <w:t xml:space="preserve"> и </w:t>
-      </w:r>
-      <w:proofErr w:type="spellStart"/>
-      <w:r>
-        <w:t>Result_XCCDF</w:t>
-      </w:r>
-      <w:proofErr w:type="spellEnd"/>
-      <w:r>
-        <w:t xml:space="preserve"> </w:t>
-      </w:r>
-      <w:proofErr w:type="spellStart"/>
-      <w:r>
-        <w:t>агрегируются</w:t>
-      </w:r>
-      <w:proofErr w:type="spellEnd"/>
-      <w:r>
-        <w:t xml:space="preserve"> и преобразуются в удобный для анализа вид (таблица).</w:t>
+        <w:t>5. Формирование отчёта: результаты Result_OVAL и Result_XCCDF агрегируются и преобразуются в удобный для анализа вид (таблица).</w:t>
       </w:r>
     </w:p>
     <w:p>
@@ -6609,15 +5277,7 @@
         <w:jc w:val="both"/>
       </w:pPr>
       <w:r>
-        <w:t xml:space="preserve">6. Вывод пользователю: отчёт предоставляется пользователю в </w:t>
-      </w:r>
-      <w:proofErr w:type="spellStart"/>
-      <w:r>
-        <w:t>человекочитаемом</w:t>
-      </w:r>
-      <w:proofErr w:type="spellEnd"/>
-      <w:r>
-        <w:t xml:space="preserve"> виде внутри интерфейса программы.</w:t>
+        <w:t>6. Вывод пользователю: отчёт предоставляется пользователю в человекочитаемом виде внутри интерфейса программы.</w:t>
       </w:r>
     </w:p>
     <w:p>
@@ -6717,23 +5377,7 @@
         <w:t xml:space="preserve"> </w:t>
       </w:r>
       <w:r>
-        <w:t>результат в виде таблицы: идентификаторы CVE, статусы (</w:t>
-      </w:r>
-      <w:proofErr w:type="spellStart"/>
-      <w:r>
-        <w:t>true</w:t>
-      </w:r>
-      <w:proofErr w:type="spellEnd"/>
-      <w:r>
-        <w:t>/</w:t>
-      </w:r>
-      <w:proofErr w:type="spellStart"/>
-      <w:r>
-        <w:t>false</w:t>
-      </w:r>
-      <w:proofErr w:type="spellEnd"/>
-      <w:r>
-        <w:t xml:space="preserve"> и т.д.), описания CVE.</w:t>
+        <w:t>результат в виде таблицы: идентификаторы CVE, статусы (true/false и т.д.), описания CVE.</w:t>
       </w:r>
     </w:p>
     <w:p>
@@ -6743,15 +5387,7 @@
         <w:jc w:val="both"/>
       </w:pPr>
       <w:r>
-        <w:t xml:space="preserve">Режим 2: Проверка по запросу (XCCDF + </w:t>
-      </w:r>
-      <w:proofErr w:type="spellStart"/>
-      <w:r>
-        <w:t>remediation</w:t>
-      </w:r>
-      <w:proofErr w:type="spellEnd"/>
-      <w:r>
-        <w:t xml:space="preserve">) </w:t>
+        <w:t xml:space="preserve">Режим 2: Проверка по запросу (XCCDF + remediation) </w:t>
       </w:r>
     </w:p>
     <w:p>
@@ -6804,19 +5440,15 @@
       <w:r>
         <w:t>2. Адаптация (</w:t>
       </w:r>
-      <w:proofErr w:type="spellStart"/>
       <w:r>
         <w:t>патчинг</w:t>
       </w:r>
-      <w:proofErr w:type="spellEnd"/>
       <w:r>
         <w:t>). Если выбранный XCCDF-контент предназначен для близкой платформы, но не применяется из-за различающегося идентификатора системы, программа выполняет автоматическую адаптацию контента (</w:t>
       </w:r>
-      <w:proofErr w:type="spellStart"/>
       <w:r>
         <w:t>патчинг</w:t>
       </w:r>
-      <w:proofErr w:type="spellEnd"/>
       <w:r>
         <w:t>), обеспечивая возможность корректного запуска проверок на текущей системе.</w:t>
       </w:r>
@@ -6850,23 +5482,7 @@
         <w:t xml:space="preserve"> </w:t>
       </w:r>
       <w:r>
-        <w:t>результат в виде таблицы: идентификаторы проверок, описания, статусы (</w:t>
-      </w:r>
-      <w:proofErr w:type="spellStart"/>
-      <w:r>
-        <w:t>pass</w:t>
-      </w:r>
-      <w:proofErr w:type="spellEnd"/>
-      <w:r>
-        <w:t>/</w:t>
-      </w:r>
-      <w:proofErr w:type="spellStart"/>
-      <w:r>
-        <w:t>fail</w:t>
-      </w:r>
-      <w:proofErr w:type="spellEnd"/>
-      <w:r>
-        <w:t xml:space="preserve"> и т.д.), важность проверок.</w:t>
+        <w:t>результат в виде таблицы: идентификаторы проверок, описания, статусы (pass/fail и т.д.), важность проверок.</w:t>
       </w:r>
     </w:p>
     <w:p>
@@ -6874,7 +5490,7 @@
         <w:pStyle w:val="2"/>
         <w:ind w:firstLine="708"/>
       </w:pPr>
-      <w:bookmarkStart w:id="12" w:name="_Toc224322114"/>
+      <w:bookmarkStart w:id="12" w:name="_Toc224402372"/>
       <w:r>
         <w:t>2.3 Описание существующих алгоритмов</w:t>
       </w:r>
@@ -6888,23 +5504,7 @@
         <w:jc w:val="both"/>
       </w:pPr>
       <w:r>
-        <w:t xml:space="preserve">Помимо алгоритмов, взятых из стандартов SCAP, таких как OVAL </w:t>
-      </w:r>
-      <w:proofErr w:type="spellStart"/>
-      <w:r>
-        <w:t>evaluation</w:t>
-      </w:r>
-      <w:proofErr w:type="spellEnd"/>
-      <w:r>
-        <w:t xml:space="preserve"> и XCCDF </w:t>
-      </w:r>
-      <w:proofErr w:type="spellStart"/>
-      <w:r>
-        <w:t>evaluation</w:t>
-      </w:r>
-      <w:proofErr w:type="spellEnd"/>
-      <w:r>
-        <w:t xml:space="preserve"> также стоит рассмотреть несколько других методов анализа системы на небезопасные конфигурации и уязвимости: </w:t>
+        <w:t xml:space="preserve">Помимо алгоритмов, взятых из стандартов SCAP, таких как OVAL evaluation и XCCDF evaluation также стоит рассмотреть несколько других методов анализа системы на небезопасные конфигурации и уязвимости: </w:t>
       </w:r>
     </w:p>
     <w:p>
@@ -6942,47 +5542,7 @@
         <w:t>эти алгоритмы заключаются</w:t>
       </w:r>
       <w:r>
-        <w:t xml:space="preserve"> в наличии политики/профиля требований, для каждого требования запускается проверка состояния, затем </w:t>
-      </w:r>
-      <w:proofErr w:type="spellStart"/>
-      <w:r>
-        <w:t>агрегируются</w:t>
-      </w:r>
-      <w:proofErr w:type="spellEnd"/>
-      <w:r>
-        <w:t xml:space="preserve"> результаты (</w:t>
-      </w:r>
-      <w:proofErr w:type="spellStart"/>
-      <w:r>
-        <w:t>pass</w:t>
-      </w:r>
-      <w:proofErr w:type="spellEnd"/>
-      <w:r>
-        <w:t>/</w:t>
-      </w:r>
-      <w:proofErr w:type="spellStart"/>
-      <w:r>
-        <w:t>fail</w:t>
-      </w:r>
-      <w:proofErr w:type="spellEnd"/>
-      <w:r>
-        <w:t>/</w:t>
-      </w:r>
-      <w:proofErr w:type="spellStart"/>
-      <w:r>
-        <w:t>not</w:t>
-      </w:r>
-      <w:proofErr w:type="spellEnd"/>
-      <w:r>
-        <w:t xml:space="preserve"> </w:t>
-      </w:r>
-      <w:proofErr w:type="spellStart"/>
-      <w:r>
-        <w:t>applicable</w:t>
-      </w:r>
-      <w:proofErr w:type="spellEnd"/>
-      <w:r>
-        <w:t>) и строится отчёт по профилю.</w:t>
+        <w:t xml:space="preserve"> в наличии политики/профиля требований, для каждого требования запускается проверка состояния, затем агрегируются результаты (pass/fail/not applicable) и строится отчёт по профилю.</w:t>
       </w:r>
     </w:p>
     <w:p>
@@ -7001,7 +5561,7 @@
         <w:pStyle w:val="2"/>
         <w:ind w:firstLine="708"/>
       </w:pPr>
-      <w:bookmarkStart w:id="13" w:name="_Toc224322115"/>
+      <w:bookmarkStart w:id="13" w:name="_Toc224402373"/>
       <w:r>
         <w:t>2.</w:t>
       </w:r>
@@ -7021,23 +5581,7 @@
         <w:jc w:val="both"/>
       </w:pPr>
       <w:r>
-        <w:t xml:space="preserve">Проект предназначен для повышения защищённости Linux-систем за счёт регулярного автоматизированного аудита и </w:t>
-      </w:r>
-      <w:proofErr w:type="spellStart"/>
-      <w:r>
-        <w:t>харденинга</w:t>
-      </w:r>
-      <w:proofErr w:type="spellEnd"/>
-      <w:r>
-        <w:t xml:space="preserve"> на основе стандартизированного SCAP-контента. Для формального описания того, какие этапы атаки усложняет </w:t>
-      </w:r>
-      <w:proofErr w:type="spellStart"/>
-      <w:r>
-        <w:t>харденинг</w:t>
-      </w:r>
-      <w:proofErr w:type="spellEnd"/>
-      <w:r>
-        <w:t>, используется структура фреймворка MITRE ATT&amp;CK.</w:t>
+        <w:t>Проект предназначен для повышения защищённости Linux-систем за счёт регулярного автоматизированного аудита и харденинга на основе стандартизированного SCAP-контента. Для формального описания того, какие этапы атаки усложняет харденинг, используется структура фреймворка MITRE ATT&amp;CK.</w:t>
       </w:r>
     </w:p>
     <w:p>
@@ -7064,13 +5608,8 @@
         <w:t xml:space="preserve"> </w:t>
       </w:r>
       <w:r>
-        <w:t xml:space="preserve">Угрозы, использующие публично известные уязвимости и </w:t>
-      </w:r>
-      <w:proofErr w:type="spellStart"/>
-      <w:r>
-        <w:t>мисконфигурации</w:t>
-      </w:r>
-      <w:proofErr w:type="spellEnd"/>
+        <w:t>Угрозы, использующие публично известные уязвимости и мисконфигурации</w:t>
+      </w:r>
       <w:r>
         <w:t>.</w:t>
       </w:r>
@@ -7139,16 +5678,11 @@
       <w:r>
         <w:t xml:space="preserve">ей и </w:t>
       </w:r>
-      <w:proofErr w:type="spellStart"/>
       <w:r>
         <w:t>мисконфигураци</w:t>
       </w:r>
       <w:r>
-        <w:t>й</w:t>
-      </w:r>
-      <w:proofErr w:type="spellEnd"/>
-      <w:r>
-        <w:t>.</w:t>
+        <w:t>й.</w:t>
       </w:r>
     </w:p>
     <w:p>
@@ -7177,23 +5711,7 @@
         <w:jc w:val="both"/>
       </w:pPr>
       <w:r>
-        <w:t xml:space="preserve">Ниже приведены примеры техник MITRE ATT&amp;CK, для которых результаты аудита и </w:t>
-      </w:r>
-      <w:proofErr w:type="spellStart"/>
-      <w:r>
-        <w:t>remediation</w:t>
-      </w:r>
-      <w:proofErr w:type="spellEnd"/>
-      <w:r>
-        <w:t xml:space="preserve"> по SCAP-контенту выступают превентивной контрмерой (через </w:t>
-      </w:r>
-      <w:proofErr w:type="spellStart"/>
-      <w:r>
-        <w:t>хардениг</w:t>
-      </w:r>
-      <w:proofErr w:type="spellEnd"/>
-      <w:r>
-        <w:t xml:space="preserve"> и устранение условий атаки):</w:t>
+        <w:t>Ниже приведены примеры техник MITRE ATT&amp;CK, для которых результаты аудита и remediation по SCAP-контенту выступают превентивной контрмерой (через хардениг и устранение условий атаки):</w:t>
       </w:r>
     </w:p>
     <w:p>
@@ -7238,15 +5756,7 @@
         <w:jc w:val="both"/>
       </w:pPr>
       <w:r>
-        <w:t xml:space="preserve">Как противодействует проект: проверяет состояние системы и конфигураций по OVAL/XCCDF (версии, параметры, настройки сервисов) и применяет </w:t>
-      </w:r>
-      <w:proofErr w:type="spellStart"/>
-      <w:r>
-        <w:t>remediation</w:t>
-      </w:r>
-      <w:proofErr w:type="spellEnd"/>
-      <w:r>
-        <w:t>, уменьшая вероятность наличия уязвимых/небезопасно настроенных компонентов на хосте</w:t>
+        <w:t>Как противодействует проект: проверяет состояние системы и конфигураций по OVAL/XCCDF (версии, параметры, настройки сервисов) и применяет remediation, уменьшая вероятность наличия уязвимых/небезопасно настроенных компонентов на хосте</w:t>
       </w:r>
       <w:r>
         <w:t>.</w:t>
@@ -7271,65 +5781,8 @@
           <w:b/>
           <w:bCs/>
         </w:rPr>
-        <w:t xml:space="preserve">T1068: </w:t>
-      </w:r>
-      <w:proofErr w:type="spellStart"/>
-      <w:r>
-        <w:rPr>
-          <w:b/>
-          <w:bCs/>
-        </w:rPr>
-        <w:t>Exploitation</w:t>
-      </w:r>
-      <w:proofErr w:type="spellEnd"/>
-      <w:r>
-        <w:rPr>
-          <w:b/>
-          <w:bCs/>
-        </w:rPr>
-        <w:t xml:space="preserve"> </w:t>
-      </w:r>
-      <w:proofErr w:type="spellStart"/>
-      <w:r>
-        <w:rPr>
-          <w:b/>
-          <w:bCs/>
-        </w:rPr>
-        <w:t>for</w:t>
-      </w:r>
-      <w:proofErr w:type="spellEnd"/>
-      <w:r>
-        <w:rPr>
-          <w:b/>
-          <w:bCs/>
-        </w:rPr>
-        <w:t xml:space="preserve"> </w:t>
-      </w:r>
-      <w:proofErr w:type="spellStart"/>
-      <w:r>
-        <w:rPr>
-          <w:b/>
-          <w:bCs/>
-        </w:rPr>
-        <w:t>Privilege</w:t>
-      </w:r>
-      <w:proofErr w:type="spellEnd"/>
-      <w:r>
-        <w:rPr>
-          <w:b/>
-          <w:bCs/>
-        </w:rPr>
-        <w:t xml:space="preserve"> </w:t>
-      </w:r>
-      <w:proofErr w:type="spellStart"/>
-      <w:r>
-        <w:rPr>
-          <w:b/>
-          <w:bCs/>
-        </w:rPr>
-        <w:t>Escalation</w:t>
-      </w:r>
-      <w:proofErr w:type="spellEnd"/>
+        <w:t>T1068: Exploitation for Privilege Escalation</w:t>
+      </w:r>
     </w:p>
     <w:p>
       <w:pPr>
@@ -7395,15 +5848,7 @@
         <w:jc w:val="both"/>
       </w:pPr>
       <w:r>
-        <w:t xml:space="preserve">Что соответствует: злоумышленник отключает или изменяет правила системного </w:t>
-      </w:r>
-      <w:proofErr w:type="spellStart"/>
-      <w:r>
-        <w:t>файрвола</w:t>
-      </w:r>
-      <w:proofErr w:type="spellEnd"/>
-      <w:r>
-        <w:t>, чтобы обойти ограничения сетевого трафика.</w:t>
+        <w:t>Что соответствует: злоумышленник отключает или изменяет правила системного файрвола, чтобы обойти ограничения сетевого трафика.</w:t>
       </w:r>
     </w:p>
     <w:p>
@@ -7413,23 +5858,7 @@
         <w:jc w:val="both"/>
       </w:pPr>
       <w:r>
-        <w:t xml:space="preserve">Как противодействует проект: через SCAP-контент выполняет аудит состояния </w:t>
-      </w:r>
-      <w:proofErr w:type="spellStart"/>
-      <w:r>
-        <w:t>файрвола</w:t>
-      </w:r>
-      <w:proofErr w:type="spellEnd"/>
-      <w:r>
-        <w:t xml:space="preserve"> и правил (включён ли сервис, разрешённые сервисы/порты и т.д.) и применяет </w:t>
-      </w:r>
-      <w:proofErr w:type="spellStart"/>
-      <w:r>
-        <w:t>remediation</w:t>
-      </w:r>
-      <w:proofErr w:type="spellEnd"/>
-      <w:r>
-        <w:t>, возвращая конфигурации к заданным стандартам.</w:t>
+        <w:t>Как противодействует проект: через SCAP-контент выполняет аудит состояния файрвола и правил (включён ли сервис, разрешённые сервисы/порты и т.д.) и применяет remediation, возвращая конфигурации к заданным стандартам.</w:t>
       </w:r>
     </w:p>
     <w:p>
@@ -7453,101 +5882,41 @@
           <w:bCs/>
           <w:lang w:val="en-US"/>
         </w:rPr>
-        <w:t xml:space="preserve">T1548.003 — Abuse Elevation Control Mechanism: </w:t>
-      </w:r>
-      <w:proofErr w:type="spellStart"/>
+        <w:t>T1548.003 — Abuse Elevation Control Mechanism: Sudo and Sudo Caching</w:t>
+      </w:r>
+    </w:p>
+    <w:p>
+      <w:pPr>
+        <w:pStyle w:val="ac"/>
+        <w:spacing w:line="360" w:lineRule="auto"/>
+        <w:jc w:val="both"/>
+      </w:pPr>
       <w:r>
         <w:rPr>
           <w:b/>
           <w:bCs/>
-          <w:lang w:val="en-US"/>
-        </w:rPr>
-        <w:t>Sudo</w:t>
-      </w:r>
-      <w:proofErr w:type="spellEnd"/>
+        </w:rPr>
+        <w:t>Что соответствует:</w:t>
+      </w:r>
+      <w:r>
+        <w:t xml:space="preserve"> злоумышленник использует особенности sudo и настройки sudoers, чтобы выполнить команды от имени другого пользователя или запустить процессы с более высокими привилегиями.</w:t>
+      </w:r>
+    </w:p>
+    <w:p>
+      <w:pPr>
+        <w:pStyle w:val="ac"/>
+        <w:spacing w:line="360" w:lineRule="auto"/>
+        <w:jc w:val="both"/>
+      </w:pPr>
       <w:r>
         <w:rPr>
           <w:b/>
           <w:bCs/>
-          <w:lang w:val="en-US"/>
-        </w:rPr>
-        <w:t xml:space="preserve"> and </w:t>
-      </w:r>
-      <w:proofErr w:type="spellStart"/>
-      <w:r>
-        <w:rPr>
-          <w:b/>
-          <w:bCs/>
-          <w:lang w:val="en-US"/>
-        </w:rPr>
-        <w:t>Sudo</w:t>
-      </w:r>
-      <w:proofErr w:type="spellEnd"/>
-      <w:r>
-        <w:rPr>
-          <w:b/>
-          <w:bCs/>
-          <w:lang w:val="en-US"/>
-        </w:rPr>
-        <w:t xml:space="preserve"> Caching</w:t>
-      </w:r>
-    </w:p>
-    <w:p>
-      <w:pPr>
-        <w:pStyle w:val="ac"/>
-        <w:spacing w:line="360" w:lineRule="auto"/>
-        <w:jc w:val="both"/>
-      </w:pPr>
-      <w:r>
-        <w:rPr>
-          <w:b/>
-          <w:bCs/>
-        </w:rPr>
-        <w:t>Что соответствует:</w:t>
-      </w:r>
-      <w:r>
-        <w:t xml:space="preserve"> злоумышленник использует особенности </w:t>
-      </w:r>
-      <w:proofErr w:type="spellStart"/>
-      <w:r>
-        <w:t>sudo</w:t>
-      </w:r>
-      <w:proofErr w:type="spellEnd"/>
-      <w:r>
-        <w:t xml:space="preserve"> и настройки </w:t>
-      </w:r>
-      <w:proofErr w:type="spellStart"/>
-      <w:r>
-        <w:t>sudoers</w:t>
-      </w:r>
-      <w:proofErr w:type="spellEnd"/>
-      <w:r>
-        <w:t>, чтобы выполнить команды от имени другого пользователя или запустить процессы с более высокими привилегиями.</w:t>
-      </w:r>
-    </w:p>
-    <w:p>
-      <w:pPr>
-        <w:pStyle w:val="ac"/>
-        <w:spacing w:line="360" w:lineRule="auto"/>
-        <w:jc w:val="both"/>
-      </w:pPr>
-      <w:r>
-        <w:rPr>
-          <w:b/>
-          <w:bCs/>
         </w:rPr>
         <w:t>Как противодействует проект:</w:t>
       </w:r>
       <w:r>
-        <w:t xml:space="preserve"> через SCAP-контент проверяет и исправляет конфигурацию </w:t>
-      </w:r>
-      <w:proofErr w:type="spellStart"/>
-      <w:r>
-        <w:t>sudo</w:t>
-      </w:r>
-      <w:proofErr w:type="spellEnd"/>
-      <w:r>
-        <w:t xml:space="preserve">. </w:t>
+        <w:t xml:space="preserve"> через SCAP-контент проверяет и исправляет конфигурацию sudo. </w:t>
       </w:r>
     </w:p>
     <w:p>
@@ -7641,43 +6010,7 @@
           <w:szCs w:val="24"/>
           <w:lang w:eastAsia="ru-RU"/>
         </w:rPr>
-        <w:t xml:space="preserve">Разрабатываемая программа является превентивной мерой: за счет автоматизированного аудита и </w:t>
-      </w:r>
-      <w:proofErr w:type="spellStart"/>
-      <w:r>
-        <w:rPr>
-          <w:rFonts w:eastAsia="Times New Roman" w:cs="Times New Roman"/>
-          <w:szCs w:val="24"/>
-          <w:lang w:eastAsia="ru-RU"/>
-        </w:rPr>
-        <w:t>харденинга</w:t>
-      </w:r>
-      <w:proofErr w:type="spellEnd"/>
-      <w:r>
-        <w:rPr>
-          <w:rFonts w:eastAsia="Times New Roman" w:cs="Times New Roman"/>
-          <w:szCs w:val="24"/>
-          <w:lang w:eastAsia="ru-RU"/>
-        </w:rPr>
-        <w:t xml:space="preserve"> программа устраняет уязвимости и </w:t>
-      </w:r>
-      <w:proofErr w:type="spellStart"/>
-      <w:r>
-        <w:rPr>
-          <w:rFonts w:eastAsia="Times New Roman" w:cs="Times New Roman"/>
-          <w:szCs w:val="24"/>
-          <w:lang w:eastAsia="ru-RU"/>
-        </w:rPr>
-        <w:t>мисконфигурации</w:t>
-      </w:r>
-      <w:proofErr w:type="spellEnd"/>
-      <w:r>
-        <w:rPr>
-          <w:rFonts w:eastAsia="Times New Roman" w:cs="Times New Roman"/>
-          <w:szCs w:val="24"/>
-          <w:lang w:eastAsia="ru-RU"/>
-        </w:rPr>
-        <w:t xml:space="preserve">, </w:t>
+        <w:t xml:space="preserve">Разрабатываемая программа является превентивной мерой: за счет автоматизированного аудита и харденинга программа устраняет уязвимости и мисконфигурации, </w:t>
       </w:r>
       <w:r>
         <w:rPr>
@@ -7794,43 +6127,7 @@
           <w:szCs w:val="24"/>
           <w:lang w:val="en-US" w:eastAsia="ru-RU"/>
         </w:rPr>
-        <w:t xml:space="preserve"> (T1068-Exploitation for Privilege Escalation, T1548.003-Abuse Elevation Control Mechanism: </w:t>
-      </w:r>
-      <w:proofErr w:type="spellStart"/>
-      <w:r>
-        <w:rPr>
-          <w:rFonts w:eastAsia="Times New Roman" w:cs="Times New Roman"/>
-          <w:szCs w:val="24"/>
-          <w:lang w:val="en-US" w:eastAsia="ru-RU"/>
-        </w:rPr>
-        <w:t>Sudo</w:t>
-      </w:r>
-      <w:proofErr w:type="spellEnd"/>
-      <w:r>
-        <w:rPr>
-          <w:rFonts w:eastAsia="Times New Roman" w:cs="Times New Roman"/>
-          <w:szCs w:val="24"/>
-          <w:lang w:val="en-US" w:eastAsia="ru-RU"/>
-        </w:rPr>
-        <w:t xml:space="preserve"> and </w:t>
-      </w:r>
-      <w:proofErr w:type="spellStart"/>
-      <w:r>
-        <w:rPr>
-          <w:rFonts w:eastAsia="Times New Roman" w:cs="Times New Roman"/>
-          <w:szCs w:val="24"/>
-          <w:lang w:val="en-US" w:eastAsia="ru-RU"/>
-        </w:rPr>
-        <w:t>Sudo</w:t>
-      </w:r>
-      <w:proofErr w:type="spellEnd"/>
-      <w:r>
-        <w:rPr>
-          <w:rFonts w:eastAsia="Times New Roman" w:cs="Times New Roman"/>
-          <w:szCs w:val="24"/>
-          <w:lang w:val="en-US" w:eastAsia="ru-RU"/>
-        </w:rPr>
-        <w:t xml:space="preserve"> Caching)</w:t>
+        <w:t xml:space="preserve"> (T1068-Exploitation for Privilege Escalation, T1548.003-Abuse Elevation Control Mechanism: Sudo and Sudo Caching)</w:t>
       </w:r>
     </w:p>
     <w:p>
@@ -7868,43 +6165,7 @@
           <w:szCs w:val="24"/>
           <w:lang w:val="en-US" w:eastAsia="ru-RU"/>
         </w:rPr>
-        <w:t xml:space="preserve"> (T1548.003-Abuse Elevation Control Mechanism: </w:t>
-      </w:r>
-      <w:proofErr w:type="spellStart"/>
-      <w:r>
-        <w:rPr>
-          <w:rFonts w:eastAsia="Times New Roman" w:cs="Times New Roman"/>
-          <w:szCs w:val="24"/>
-          <w:lang w:val="en-US" w:eastAsia="ru-RU"/>
-        </w:rPr>
-        <w:t>Sudo</w:t>
-      </w:r>
-      <w:proofErr w:type="spellEnd"/>
-      <w:r>
-        <w:rPr>
-          <w:rFonts w:eastAsia="Times New Roman" w:cs="Times New Roman"/>
-          <w:szCs w:val="24"/>
-          <w:lang w:val="en-US" w:eastAsia="ru-RU"/>
-        </w:rPr>
-        <w:t xml:space="preserve"> and </w:t>
-      </w:r>
-      <w:proofErr w:type="spellStart"/>
-      <w:r>
-        <w:rPr>
-          <w:rFonts w:eastAsia="Times New Roman" w:cs="Times New Roman"/>
-          <w:szCs w:val="24"/>
-          <w:lang w:val="en-US" w:eastAsia="ru-RU"/>
-        </w:rPr>
-        <w:t>Sudo</w:t>
-      </w:r>
-      <w:proofErr w:type="spellEnd"/>
-      <w:r>
-        <w:rPr>
-          <w:rFonts w:eastAsia="Times New Roman" w:cs="Times New Roman"/>
-          <w:szCs w:val="24"/>
-          <w:lang w:val="en-US" w:eastAsia="ru-RU"/>
-        </w:rPr>
-        <w:t xml:space="preserve"> Caching, T1562.004-Impair Defenses: Disable or Modify System Firewall)</w:t>
+        <w:t xml:space="preserve"> (T1548.003-Abuse Elevation Control Mechanism: Sudo and Sudo Caching, T1562.004-Impair Defenses: Disable or Modify System Firewall)</w:t>
       </w:r>
     </w:p>
     <w:p>
@@ -7914,7 +6175,7 @@
       <w:r>
         <w:br w:type="page"/>
       </w:r>
-      <w:bookmarkStart w:id="14" w:name="_Toc224322116"/>
+      <w:bookmarkStart w:id="14" w:name="_Toc224402374"/>
       <w:r>
         <w:lastRenderedPageBreak/>
         <w:t xml:space="preserve">3. </w:t>
@@ -7929,7 +6190,7 @@
         <w:pStyle w:val="2"/>
         <w:ind w:firstLine="708"/>
       </w:pPr>
-      <w:bookmarkStart w:id="15" w:name="_Toc224322117"/>
+      <w:bookmarkStart w:id="15" w:name="_Toc224402375"/>
       <w:r>
         <w:t xml:space="preserve">3.1 </w:t>
       </w:r>
@@ -7954,31 +6215,7 @@
         <w:ind w:firstLine="708"/>
       </w:pPr>
       <w:r>
-        <w:t xml:space="preserve">Разрабатываемое программное средство предназначено для автоматизации аудита и </w:t>
-      </w:r>
-      <w:proofErr w:type="spellStart"/>
-      <w:r>
-        <w:t>харденинга</w:t>
-      </w:r>
-      <w:proofErr w:type="spellEnd"/>
-      <w:r>
-        <w:t xml:space="preserve"> операционной системы с использованием открытых стандартов SCAP. Его применение позволяет упростить и ускорить нахождение уязвимостей и </w:t>
-      </w:r>
-      <w:proofErr w:type="spellStart"/>
-      <w:r>
-        <w:t>мисконфигураций</w:t>
-      </w:r>
-      <w:proofErr w:type="spellEnd"/>
-      <w:r>
-        <w:t xml:space="preserve">, обеспечить воспроизводимость результатов проверки и переносимость контента между дистрибутивами и инструментами. В отличие от решений, основанных на проприетарных базах и закрытых форматах, проектная программа опирается на SCAP-контент (OVAL, XCCDF, </w:t>
-      </w:r>
-      <w:proofErr w:type="spellStart"/>
-      <w:r>
-        <w:t>DataStream</w:t>
-      </w:r>
-      <w:proofErr w:type="spellEnd"/>
-      <w:r>
-        <w:t>) как на стандартизированный способ описания правил аудита и устранения найденных несоответствий.</w:t>
+        <w:t>Разрабатываемое программное средство предназначено для автоматизации аудита и харденинга операционной системы с использованием открытых стандартов SCAP. Его применение позволяет упростить и ускорить нахождение уязвимостей и мисконфигураций, обеспечить воспроизводимость результатов проверки и переносимость контента между дистрибутивами и инструментами. В отличие от решений, основанных на проприетарных базах и закрытых форматах, проектная программа опирается на SCAP-контент (OVAL, XCCDF, DataStream) как на стандартизированный способ описания правил аудита и устранения найденных несоответствий.</w:t>
       </w:r>
     </w:p>
     <w:p>
@@ -8008,13 +6245,8 @@
         <w:t>Разработать программное средство для автоматизированной проверки</w:t>
       </w:r>
       <w:r>
-        <w:t xml:space="preserve"> системы на наличие уязвимостей и </w:t>
-      </w:r>
-      <w:proofErr w:type="spellStart"/>
-      <w:r>
-        <w:t>мисконфигураций</w:t>
-      </w:r>
-      <w:proofErr w:type="spellEnd"/>
+        <w:t xml:space="preserve"> системы на наличие уязвимостей и мисконфигураций</w:t>
+      </w:r>
       <w:r>
         <w:t xml:space="preserve"> на основе стандартизированного SCAP-контента (OVAL/XCCDF</w:t>
       </w:r>
@@ -8028,15 +6260,7 @@
         <w:t>DS</w:t>
       </w:r>
       <w:r>
-        <w:t>), с формированием табличного и обычного отчёта и возможностью автоматического устранения несоответствий (</w:t>
-      </w:r>
-      <w:proofErr w:type="spellStart"/>
-      <w:r>
-        <w:t>remediation</w:t>
-      </w:r>
-      <w:proofErr w:type="spellEnd"/>
-      <w:r>
-        <w:t>).</w:t>
+        <w:t>), с формированием табличного и обычного отчёта и возможностью автоматического устранения несоответствий (remediation).</w:t>
       </w:r>
     </w:p>
     <w:p>
@@ -8114,13 +6338,8 @@
         <w:t xml:space="preserve">Реализовать механизм </w:t>
       </w:r>
       <w:r>
-        <w:t xml:space="preserve">автоматического </w:t>
-      </w:r>
-      <w:proofErr w:type="spellStart"/>
-      <w:r>
-        <w:t>патчинга</w:t>
-      </w:r>
-      <w:proofErr w:type="spellEnd"/>
+        <w:t>автоматического патчинга</w:t>
+      </w:r>
       <w:r>
         <w:t xml:space="preserve"> для адаптации XCCDF-контента под целевую систему при несовпадении </w:t>
       </w:r>
@@ -8142,23 +6361,7 @@
         <w:jc w:val="both"/>
       </w:pPr>
       <w:r>
-        <w:t xml:space="preserve">Реализовать применение </w:t>
-      </w:r>
-      <w:proofErr w:type="spellStart"/>
-      <w:r>
-        <w:t>remediation</w:t>
-      </w:r>
-      <w:proofErr w:type="spellEnd"/>
-      <w:r>
-        <w:t xml:space="preserve"> для правил XCCDF со статусом </w:t>
-      </w:r>
-      <w:proofErr w:type="spellStart"/>
-      <w:r>
-        <w:t>fail</w:t>
-      </w:r>
-      <w:proofErr w:type="spellEnd"/>
-      <w:r>
-        <w:t xml:space="preserve"> при наличии соответствующего контента.</w:t>
+        <w:t>Реализовать применение remediation для правил XCCDF со статусом fail при наличии соответствующего контента.</w:t>
       </w:r>
     </w:p>
     <w:p>
@@ -8252,22 +6455,15 @@
         <w:spacing w:line="360" w:lineRule="auto"/>
         <w:jc w:val="both"/>
       </w:pPr>
-      <w:proofErr w:type="spellStart"/>
       <w:r>
         <w:t>Патчинг</w:t>
       </w:r>
-      <w:proofErr w:type="spellEnd"/>
       <w:r>
         <w:t>: при несовпадении идентификаторов платформы в контенте и на целевой системе программа должна выполнять автоматичес</w:t>
       </w:r>
       <w:r>
-        <w:t xml:space="preserve">кий </w:t>
-      </w:r>
-      <w:proofErr w:type="spellStart"/>
-      <w:r>
-        <w:t>патчинг</w:t>
-      </w:r>
-      <w:proofErr w:type="spellEnd"/>
+        <w:t>кий патчинг</w:t>
+      </w:r>
       <w:r>
         <w:t>, обеспечивая применимость выбранного XCCDF-контента на целевой ОС.</w:t>
       </w:r>
@@ -8282,37 +6478,8 @@
         <w:spacing w:line="360" w:lineRule="auto"/>
         <w:jc w:val="both"/>
       </w:pPr>
-      <w:proofErr w:type="spellStart"/>
-      <w:r>
-        <w:t>Remediation</w:t>
-      </w:r>
-      <w:proofErr w:type="spellEnd"/>
-      <w:r>
-        <w:t xml:space="preserve">: для правил со статусом </w:t>
-      </w:r>
-      <w:proofErr w:type="spellStart"/>
-      <w:r>
-        <w:t>fail</w:t>
-      </w:r>
-      <w:proofErr w:type="spellEnd"/>
-      <w:r>
-        <w:t xml:space="preserve"> программа должна применять </w:t>
-      </w:r>
-      <w:proofErr w:type="spellStart"/>
-      <w:r>
-        <w:t>remediation</w:t>
-      </w:r>
-      <w:proofErr w:type="spellEnd"/>
-      <w:r>
-        <w:t xml:space="preserve">-действия при наличии соответствующего </w:t>
-      </w:r>
-      <w:proofErr w:type="spellStart"/>
-      <w:r>
-        <w:t>remediation</w:t>
-      </w:r>
-      <w:proofErr w:type="spellEnd"/>
-      <w:r>
-        <w:t>-контента.</w:t>
+      <w:r>
+        <w:t>Remediation: для правил со статусом fail программа должна применять remediation-действия при наличии соответствующего remediation-контента.</w:t>
       </w:r>
     </w:p>
     <w:p>
@@ -8612,7 +6779,6 @@
         </w:rPr>
         <w:t xml:space="preserve"> </w:t>
       </w:r>
-      <w:proofErr w:type="spellStart"/>
       <w:r>
         <w:rPr>
           <w:rFonts w:cs="Times New Roman"/>
@@ -8622,7 +6788,6 @@
         </w:rPr>
         <w:t>js</w:t>
       </w:r>
-      <w:proofErr w:type="spellEnd"/>
       <w:r>
         <w:rPr>
           <w:rFonts w:cs="Times New Roman"/>
@@ -8827,7 +6992,6 @@
         </w:rPr>
         <w:t xml:space="preserve">После выбора языка перед нами появляется проблема в виде того, что библиотека </w:t>
       </w:r>
-      <w:proofErr w:type="spellStart"/>
       <w:r>
         <w:rPr>
           <w:rFonts w:cs="Times New Roman"/>
@@ -8837,7 +7001,6 @@
         </w:rPr>
         <w:t>PyQt</w:t>
       </w:r>
-      <w:proofErr w:type="spellEnd"/>
       <w:r>
         <w:rPr>
           <w:rFonts w:cs="Times New Roman"/>
@@ -8880,7 +7043,6 @@
         </w:rPr>
         <w:t xml:space="preserve">, что не позволит использовать её в коммерческих проектах. Но также существует и библиотека </w:t>
       </w:r>
-      <w:proofErr w:type="spellStart"/>
       <w:r>
         <w:rPr>
           <w:rFonts w:cs="Times New Roman"/>
@@ -8890,7 +7052,6 @@
         </w:rPr>
         <w:t>PySide</w:t>
       </w:r>
-      <w:proofErr w:type="spellEnd"/>
       <w:r>
         <w:rPr>
           <w:rFonts w:cs="Times New Roman"/>
@@ -8899,7 +7060,6 @@
         </w:rPr>
         <w:t xml:space="preserve">, которая почти полностью идентична </w:t>
       </w:r>
-      <w:proofErr w:type="spellStart"/>
       <w:r>
         <w:rPr>
           <w:rFonts w:cs="Times New Roman"/>
@@ -8909,7 +7069,6 @@
         </w:rPr>
         <w:t>PyQt</w:t>
       </w:r>
-      <w:proofErr w:type="spellEnd"/>
       <w:r>
         <w:rPr>
           <w:rFonts w:cs="Times New Roman"/>
@@ -9020,18 +7179,13 @@
         </w:rPr>
         <w:t xml:space="preserve">, </w:t>
       </w:r>
-      <w:proofErr w:type="spellStart"/>
       <w:proofErr w:type="gramStart"/>
       <w:r>
         <w:t>xml.etree</w:t>
       </w:r>
       <w:proofErr w:type="gramEnd"/>
       <w:r>
-        <w:t>.ElementTree</w:t>
-      </w:r>
-      <w:proofErr w:type="spellEnd"/>
-      <w:r>
-        <w:t xml:space="preserve">, </w:t>
+        <w:t xml:space="preserve">.ElementTree, </w:t>
       </w:r>
       <w:r>
         <w:rPr>
@@ -9059,25 +7213,7 @@
           <w:szCs w:val="28"/>
         </w:rPr>
         <w:lastRenderedPageBreak/>
-        <w:t xml:space="preserve">Первая версия программы будет разрабатываться под ОС Linux, так как на Windows SCAP не возымел должной популярности, вследствие чего поддержка данного протокола была прекращена как со стороны как Microsoft, так и со стороны разработчиков инструментария SCAP. Например, </w:t>
-      </w:r>
-      <w:proofErr w:type="spellStart"/>
-      <w:r>
-        <w:rPr>
-          <w:rFonts w:cs="Times New Roman"/>
-          <w:color w:val="000000" w:themeColor="text1"/>
-          <w:szCs w:val="28"/>
-        </w:rPr>
-        <w:t>OpenSCAP</w:t>
-      </w:r>
-      <w:proofErr w:type="spellEnd"/>
-      <w:r>
-        <w:rPr>
-          <w:rFonts w:cs="Times New Roman"/>
-          <w:color w:val="000000" w:themeColor="text1"/>
-          <w:szCs w:val="28"/>
-        </w:rPr>
-        <w:t xml:space="preserve"> прекратил поддержку ОС Windows в 2022 году. Второй же важной причиной является то, что основной аудиторией программы являются Системные Администраторы, а по официальной статистике около 77% серверов работают под управлением ОС Linux. </w:t>
+        <w:t xml:space="preserve">Первая версия программы будет разрабатываться под ОС Linux, так как на Windows SCAP не возымел должной популярности, вследствие чего поддержка данного протокола была прекращена как со стороны как Microsoft, так и со стороны разработчиков инструментария SCAP. Например, OpenSCAP прекратил поддержку ОС Windows в 2022 году. Второй же важной причиной является то, что основной аудиторией программы являются Системные Администраторы, а по официальной статистике около 77% серверов работают под управлением ОС Linux. </w:t>
       </w:r>
     </w:p>
     <w:p>
@@ -9111,43 +7247,7 @@
           <w:color w:val="000000" w:themeColor="text1"/>
           <w:szCs w:val="28"/>
         </w:rPr>
-        <w:t xml:space="preserve">, так как от выбранного инструментария будет зависеть большинство характеристик программы. Для обоснования выбора приведена Табл. 2. По ней мы можем видеть, что SCC не подходит нам, потому что работает только на </w:t>
-      </w:r>
-      <w:proofErr w:type="spellStart"/>
-      <w:r>
-        <w:rPr>
-          <w:rFonts w:cs="Times New Roman"/>
-          <w:color w:val="000000" w:themeColor="text1"/>
-          <w:szCs w:val="28"/>
-        </w:rPr>
-        <w:t>windows</w:t>
-      </w:r>
-      <w:proofErr w:type="spellEnd"/>
-      <w:r>
-        <w:rPr>
-          <w:rFonts w:cs="Times New Roman"/>
-          <w:color w:val="000000" w:themeColor="text1"/>
-          <w:szCs w:val="28"/>
-        </w:rPr>
-        <w:t xml:space="preserve">, </w:t>
-      </w:r>
-      <w:proofErr w:type="spellStart"/>
-      <w:r>
-        <w:rPr>
-          <w:rFonts w:cs="Times New Roman"/>
-          <w:color w:val="000000" w:themeColor="text1"/>
-          <w:szCs w:val="28"/>
-        </w:rPr>
-        <w:t>Ovaldi</w:t>
-      </w:r>
-      <w:proofErr w:type="spellEnd"/>
-      <w:r>
-        <w:rPr>
-          <w:rFonts w:cs="Times New Roman"/>
-          <w:color w:val="000000" w:themeColor="text1"/>
-          <w:szCs w:val="28"/>
-        </w:rPr>
-        <w:t xml:space="preserve"> не подходит из-за отсутствия обновлений и поддержки с 2015, вследствие чего он не будет работать без дописывания его функционала вручную. А самодельный </w:t>
+        <w:t xml:space="preserve">, так как от выбранного инструментария будет зависеть большинство характеристик программы. Для обоснования выбора приведена Табл. 2. По ней мы можем видеть, что SCC не подходит нам, потому что работает только на windows, Ovaldi не подходит из-за отсутствия обновлений и поддержки с 2015, вследствие чего он не будет работать без дописывания его функционала вручную. А самодельный </w:t>
       </w:r>
       <w:r>
         <w:rPr>
@@ -9164,25 +7264,7 @@
           <w:color w:val="000000" w:themeColor="text1"/>
           <w:szCs w:val="28"/>
         </w:rPr>
-        <w:t xml:space="preserve">-интерпретатор не имеет смысла писать по многим причинам, начиная от технической сложности интерпретаторов, заканчивая тем, что он будет работать медленней других аналогичных разработок. В итоге для разработки программы в качестве движка для обработки SCAP контента выбран </w:t>
-      </w:r>
-      <w:proofErr w:type="spellStart"/>
-      <w:r>
-        <w:rPr>
-          <w:rFonts w:cs="Times New Roman"/>
-          <w:color w:val="000000" w:themeColor="text1"/>
-          <w:szCs w:val="28"/>
-        </w:rPr>
-        <w:t>openSCAP</w:t>
-      </w:r>
-      <w:proofErr w:type="spellEnd"/>
-      <w:r>
-        <w:rPr>
-          <w:rFonts w:cs="Times New Roman"/>
-          <w:color w:val="000000" w:themeColor="text1"/>
-          <w:szCs w:val="28"/>
-        </w:rPr>
-        <w:t>.</w:t>
+        <w:t>-интерпретатор не имеет смысла писать по многим причинам, начиная от технической сложности интерпретаторов, заканчивая тем, что он будет работать медленней других аналогичных разработок. В итоге для разработки программы в качестве движка для обработки SCAP контента выбран openSCAP.</w:t>
       </w:r>
     </w:p>
     <w:p>
@@ -9336,7 +7418,7 @@
         <w:pStyle w:val="2"/>
         <w:ind w:firstLine="708"/>
       </w:pPr>
-      <w:bookmarkStart w:id="16" w:name="_Toc224322118"/>
+      <w:bookmarkStart w:id="16" w:name="_Toc224402376"/>
       <w:r>
         <w:lastRenderedPageBreak/>
         <w:t>3.</w:t>
@@ -9432,39 +7514,110 @@
         <w:t xml:space="preserve">2. </w:t>
       </w:r>
       <w:r>
-        <w:t xml:space="preserve">Далее происходит автоматический </w:t>
-      </w:r>
-      <w:proofErr w:type="spellStart"/>
-      <w:r>
-        <w:t>патчинг</w:t>
-      </w:r>
-      <w:proofErr w:type="spellEnd"/>
+        <w:t xml:space="preserve">Далее происходит автоматический патчинг </w:t>
+      </w:r>
+      <w:r>
+        <w:rPr>
+          <w:lang w:val="en-US"/>
+        </w:rPr>
+        <w:t>SCAP</w:t>
+      </w:r>
+      <w:r>
+        <w:t>-</w:t>
+      </w:r>
+      <w:r>
+        <w:t xml:space="preserve">контента если </w:t>
+      </w:r>
+      <w:r>
+        <w:rPr>
+          <w:lang w:val="en-US"/>
+        </w:rPr>
+        <w:t>CPE</w:t>
+      </w:r>
       <w:r>
         <w:t xml:space="preserve"> </w:t>
       </w:r>
       <w:r>
-        <w:rPr>
-          <w:lang w:val="en-US"/>
-        </w:rPr>
-        <w:t>SCAP</w:t>
+        <w:t>системы не соответствует указанному в самом контенте</w:t>
+      </w:r>
+    </w:p>
+    <w:p>
+      <w:pPr>
+        <w:ind w:firstLine="0"/>
+      </w:pPr>
+      <w:r>
+        <w:t xml:space="preserve">3. Начинается сама </w:t>
+      </w:r>
+      <w:r>
+        <w:rPr>
+          <w:lang w:val="en-US"/>
+        </w:rPr>
+        <w:t>OVAL</w:t>
+      </w:r>
+      <w:r>
+        <w:t>/</w:t>
+      </w:r>
+      <w:r>
+        <w:rPr>
+          <w:lang w:val="en-US"/>
+        </w:rPr>
+        <w:t>XCCDF</w:t>
+      </w:r>
+      <w:r>
+        <w:t xml:space="preserve"> </w:t>
+      </w:r>
+      <w:r>
+        <w:t>проверка, при возникновении ошибок они выводятся в консоль.</w:t>
+      </w:r>
+    </w:p>
+    <w:p>
+      <w:pPr>
+        <w:ind w:firstLine="0"/>
+      </w:pPr>
+      <w:r>
+        <w:t xml:space="preserve">3.5 Если при выборе проверки по </w:t>
+      </w:r>
+      <w:r>
+        <w:rPr>
+          <w:lang w:val="en-US"/>
+        </w:rPr>
+        <w:t>XCCDF</w:t>
+      </w:r>
+      <w:r>
+        <w:t xml:space="preserve"> </w:t>
+      </w:r>
+      <w:r>
+        <w:t>правилам было выбрано проведение исправления найденных уязвимостей</w:t>
+      </w:r>
+      <w:r>
+        <w:t>/</w:t>
+      </w:r>
+      <w:r>
+        <w:t xml:space="preserve">мисконфигураций – то перед формированием отчёта будет проведен </w:t>
+      </w:r>
+      <w:r>
+        <w:rPr>
+          <w:lang w:val="en-US"/>
+        </w:rPr>
+        <w:t>remediation</w:t>
+      </w:r>
+      <w:r>
+        <w:t xml:space="preserve"> </w:t>
+      </w:r>
+      <w:r>
+        <w:t xml:space="preserve">по контенту из </w:t>
+      </w:r>
+      <w:r>
+        <w:rPr>
+          <w:lang w:val="en-US"/>
+        </w:rPr>
+        <w:t>XCCDF</w:t>
       </w:r>
       <w:r>
         <w:t>-</w:t>
       </w:r>
       <w:r>
-        <w:t xml:space="preserve">контента если </w:t>
-      </w:r>
-      <w:r>
-        <w:rPr>
-          <w:lang w:val="en-US"/>
-        </w:rPr>
-        <w:t>CPE</w:t>
-      </w:r>
-      <w:r>
-        <w:t xml:space="preserve"> </w:t>
-      </w:r>
-      <w:r>
-        <w:t>системы не соответствует указанному в самом контенте</w:t>
+        <w:t>правил.</w:t>
       </w:r>
     </w:p>
     <w:p>
@@ -9472,99 +7625,7 @@
         <w:ind w:firstLine="0"/>
       </w:pPr>
       <w:r>
-        <w:t xml:space="preserve">3. Начинается сама </w:t>
-      </w:r>
-      <w:r>
-        <w:rPr>
-          <w:lang w:val="en-US"/>
-        </w:rPr>
-        <w:t>OVAL</w:t>
-      </w:r>
-      <w:r>
-        <w:t>/</w:t>
-      </w:r>
-      <w:r>
-        <w:rPr>
-          <w:lang w:val="en-US"/>
-        </w:rPr>
-        <w:t>XCCDF</w:t>
-      </w:r>
-      <w:r>
-        <w:t xml:space="preserve"> </w:t>
-      </w:r>
-      <w:r>
-        <w:t>проверка, при возникновении ошибок они выводятся в консоль.</w:t>
-      </w:r>
-    </w:p>
-    <w:p>
-      <w:pPr>
-        <w:ind w:firstLine="0"/>
-      </w:pPr>
-      <w:r>
-        <w:t xml:space="preserve">3.5 Если при выборе проверки по </w:t>
-      </w:r>
-      <w:r>
-        <w:rPr>
-          <w:lang w:val="en-US"/>
-        </w:rPr>
-        <w:t>XCCDF</w:t>
-      </w:r>
-      <w:r>
-        <w:t xml:space="preserve"> </w:t>
-      </w:r>
-      <w:r>
-        <w:t>правилам было выбрано проведение исправления найденных уязвимостей</w:t>
-      </w:r>
-      <w:r>
-        <w:t>/</w:t>
-      </w:r>
-      <w:proofErr w:type="spellStart"/>
-      <w:r>
-        <w:t>мисконфигураций</w:t>
-      </w:r>
-      <w:proofErr w:type="spellEnd"/>
-      <w:r>
-        <w:t xml:space="preserve"> – то перед формированием отчёта будет проведен </w:t>
-      </w:r>
-      <w:r>
-        <w:rPr>
-          <w:lang w:val="en-US"/>
-        </w:rPr>
-        <w:t>remediation</w:t>
-      </w:r>
-      <w:r>
-        <w:t xml:space="preserve"> </w:t>
-      </w:r>
-      <w:r>
-        <w:t xml:space="preserve">по контенту из </w:t>
-      </w:r>
-      <w:r>
-        <w:rPr>
-          <w:lang w:val="en-US"/>
-        </w:rPr>
-        <w:t>XCCDF</w:t>
-      </w:r>
-      <w:r>
-        <w:t>-</w:t>
-      </w:r>
-      <w:r>
-        <w:t>правил.</w:t>
-      </w:r>
-    </w:p>
-    <w:p>
-      <w:pPr>
-        <w:ind w:firstLine="0"/>
-      </w:pPr>
-      <w:r>
-        <w:t xml:space="preserve">4. Перед выводом данных проверки в удобочитаемом виде они сначала </w:t>
-      </w:r>
-      <w:proofErr w:type="spellStart"/>
-      <w:r>
-        <w:t>агрегируются</w:t>
-      </w:r>
-      <w:proofErr w:type="spellEnd"/>
-      <w:r>
-        <w:t xml:space="preserve"> в списки</w:t>
+        <w:t>4. Перед выводом данных проверки в удобочитаемом виде они сначала агрегируются в списки</w:t>
       </w:r>
     </w:p>
     <w:p>
@@ -9672,7 +7733,7 @@
         <w:pStyle w:val="2"/>
         <w:ind w:firstLine="360"/>
       </w:pPr>
-      <w:bookmarkStart w:id="17" w:name="_Toc224322119"/>
+      <w:bookmarkStart w:id="17" w:name="_Toc224402377"/>
       <w:r>
         <w:t>3.</w:t>
       </w:r>
@@ -9704,39 +7765,13 @@
       <w:bookmarkStart w:id="19" w:name="_Toc218675442"/>
       <w:bookmarkStart w:id="20" w:name="_Toc219378709"/>
       <w:r>
-        <w:t xml:space="preserve">Работоспособность разработанной программы подтверждается тем, что она реализует решение задачи в том виде, в каком она была формально поставлена в разделах 2.1–2.2: определены входные данные S, C, P, выходные данные </w:t>
-      </w:r>
-      <w:proofErr w:type="spellStart"/>
-      <w:r>
-        <w:t>Result_OVAL</w:t>
-      </w:r>
-      <w:proofErr w:type="spellEnd"/>
-      <w:r>
-        <w:t xml:space="preserve">, </w:t>
-      </w:r>
-      <w:proofErr w:type="spellStart"/>
-      <w:r>
-        <w:t>Result_XCCDF</w:t>
-      </w:r>
-      <w:proofErr w:type="spellEnd"/>
-      <w:r>
-        <w:t xml:space="preserve">, Report и допустимые статусы результатов. Программа выполняет полный цикл: загрузка SCAP-контента, </w:t>
-      </w:r>
-      <w:proofErr w:type="spellStart"/>
+        <w:t xml:space="preserve">Работоспособность разработанной программы подтверждается тем, что она реализует решение задачи в том виде, в каком она была формально поставлена в разделах 2.1–2.2: определены входные данные S, C, P, выходные данные Result_OVAL, Result_XCCDF, Report и допустимые статусы результатов. Программа выполняет полный цикл: загрузка SCAP-контента, </w:t>
+      </w:r>
       <w:r>
         <w:t>патчинг</w:t>
       </w:r>
-      <w:proofErr w:type="spellEnd"/>
-      <w:r>
-        <w:t xml:space="preserve"> при необходимости, выполнение проверок, применение </w:t>
-      </w:r>
-      <w:proofErr w:type="spellStart"/>
-      <w:r>
-        <w:t>remediation</w:t>
-      </w:r>
-      <w:proofErr w:type="spellEnd"/>
-      <w:r>
-        <w:t xml:space="preserve"> и формирование итогового отчёта.</w:t>
+      <w:r>
+        <w:t xml:space="preserve"> при необходимости, выполнение проверок, применение remediation и формирование итогового отчёта.</w:t>
       </w:r>
       <w:bookmarkEnd w:id="18"/>
       <w:bookmarkEnd w:id="19"/>
@@ -9773,36 +7808,15 @@
       <w:bookmarkStart w:id="25" w:name="_Toc218675444"/>
       <w:bookmarkStart w:id="26" w:name="_Toc219378711"/>
       <w:r>
-        <w:t xml:space="preserve">Проверка корректности результатов OVAL. Для каждой OVAL-дефиниции </w:t>
-      </w:r>
-      <w:proofErr w:type="spellStart"/>
-      <w:r>
-        <w:t>di</w:t>
-      </w:r>
-      <w:proofErr w:type="spellEnd"/>
-      <w:r>
-        <w:t xml:space="preserve"> программа вычисляет </w:t>
-      </w:r>
-      <w:proofErr w:type="spellStart"/>
-      <w:r>
-        <w:t>Result_</w:t>
+        <w:t>Проверка корректности результатов OVAL. Для каждой OVAL-дефиниции di программа вычисляет Result_</w:t>
       </w:r>
       <w:proofErr w:type="gramStart"/>
       <w:r>
-        <w:t>OVAL</w:t>
-      </w:r>
-      <w:proofErr w:type="spellEnd"/>
-      <w:r>
-        <w:t>(</w:t>
-      </w:r>
-      <w:proofErr w:type="spellStart"/>
+        <w:t>OVAL(</w:t>
+      </w:r>
       <w:proofErr w:type="gramEnd"/>
       <w:r>
-        <w:t>di</w:t>
-      </w:r>
-      <w:proofErr w:type="spellEnd"/>
-      <w:r>
-        <w:t>) и присваивает ему один из формально заданных статусов {</w:t>
+        <w:t>di) и присваивает ему один из формально заданных статусов {</w:t>
       </w:r>
       <w:r>
         <w:rPr>
@@ -9856,15 +7870,7 @@
         <w:t>applicable</w:t>
       </w:r>
       <w:r>
-        <w:t xml:space="preserve">}. Полученные значения сохраняются и отображаются в отчёте, что обеспечивает </w:t>
-      </w:r>
-      <w:proofErr w:type="spellStart"/>
-      <w:r>
-        <w:t>проверяемость</w:t>
-      </w:r>
-      <w:proofErr w:type="spellEnd"/>
-      <w:r>
-        <w:t xml:space="preserve"> и повторяемость результата.</w:t>
+        <w:t>}. Полученные значения сохраняются и отображаются в отчёте, что обеспечивает проверяемость и повторяемость результата.</w:t>
       </w:r>
       <w:bookmarkStart w:id="27" w:name="_Toc218673448"/>
       <w:bookmarkStart w:id="28" w:name="_Toc218675445"/>
@@ -9883,52 +7889,15 @@
         <w:jc w:val="both"/>
       </w:pPr>
       <w:r>
-        <w:t xml:space="preserve">Проверка корректности результатов XCCDF. Для каждого XCCDF-правила </w:t>
-      </w:r>
-      <w:proofErr w:type="spellStart"/>
-      <w:r>
-        <w:t>ri</w:t>
-      </w:r>
-      <w:proofErr w:type="spellEnd"/>
-      <w:r>
-        <w:t xml:space="preserve"> в рамках выбранного профиля вычисляется </w:t>
-      </w:r>
-      <w:proofErr w:type="spellStart"/>
-      <w:r>
-        <w:t>Result_</w:t>
+        <w:t>Проверка корректности результатов XCCDF. Для каждого XCCDF-правила ri в рамках выбранного профиля вычисляется Result_</w:t>
       </w:r>
       <w:proofErr w:type="gramStart"/>
       <w:r>
-        <w:t>XCCDF</w:t>
-      </w:r>
-      <w:proofErr w:type="spellEnd"/>
-      <w:r>
-        <w:t>(</w:t>
-      </w:r>
-      <w:proofErr w:type="spellStart"/>
+        <w:t>XCCDF(</w:t>
+      </w:r>
       <w:proofErr w:type="gramEnd"/>
       <w:r>
-        <w:t>ri</w:t>
-      </w:r>
-      <w:proofErr w:type="spellEnd"/>
-      <w:r>
-        <w:t>) из множества {</w:t>
-      </w:r>
-      <w:proofErr w:type="spellStart"/>
-      <w:r>
-        <w:t>pass,fail,not_checked,not_applicable,error</w:t>
-      </w:r>
-      <w:proofErr w:type="spellEnd"/>
-      <w:r>
-        <w:t xml:space="preserve">}. Полученные значения сохраняются и отображаются в отчёте, что также обеспечивает </w:t>
-      </w:r>
-      <w:proofErr w:type="spellStart"/>
-      <w:r>
-        <w:t>проверяемость</w:t>
-      </w:r>
-      <w:proofErr w:type="spellEnd"/>
-      <w:r>
-        <w:t xml:space="preserve"> и повторяемость результата.</w:t>
+        <w:t>ri) из множества {pass,fail,not_checked,not_applicable,error}. Полученные значения сохраняются и отображаются в отчёте, что также обеспечивает проверяемость и повторяемость результата.</w:t>
       </w:r>
       <w:bookmarkStart w:id="30" w:name="_Toc218673449"/>
       <w:bookmarkStart w:id="31" w:name="_Toc218675446"/>
@@ -9949,19 +7918,15 @@
       <w:r>
         <w:t xml:space="preserve">Проверка </w:t>
       </w:r>
-      <w:proofErr w:type="spellStart"/>
       <w:r>
         <w:t>патчинга</w:t>
       </w:r>
-      <w:proofErr w:type="spellEnd"/>
       <w:r>
         <w:t xml:space="preserve">. Если исходный контент неприменим к целевой платформе из-за отличающихся идентификаторов, выполняется </w:t>
       </w:r>
-      <w:proofErr w:type="spellStart"/>
       <w:r>
         <w:t>патчинг</w:t>
       </w:r>
-      <w:proofErr w:type="spellEnd"/>
       <w:r>
         <w:t>, после чего контент становится применимым и корректно проходит этап вычисления результатов.</w:t>
       </w:r>
@@ -9982,31 +7947,7 @@
         <w:jc w:val="both"/>
       </w:pPr>
       <w:r>
-        <w:t xml:space="preserve">Проверка </w:t>
-      </w:r>
-      <w:proofErr w:type="spellStart"/>
-      <w:r>
-        <w:t>remediation</w:t>
-      </w:r>
-      <w:proofErr w:type="spellEnd"/>
-      <w:r>
-        <w:t xml:space="preserve">. Для правил со статусом </w:t>
-      </w:r>
-      <w:proofErr w:type="spellStart"/>
-      <w:r>
-        <w:t>fail</w:t>
-      </w:r>
-      <w:proofErr w:type="spellEnd"/>
-      <w:r>
-        <w:t xml:space="preserve">, при наличии </w:t>
-      </w:r>
-      <w:proofErr w:type="spellStart"/>
-      <w:r>
-        <w:t>remediation</w:t>
-      </w:r>
-      <w:proofErr w:type="spellEnd"/>
-      <w:r>
-        <w:t>-контента, программа выполняет действие исправления.</w:t>
+        <w:t>Проверка remediation. Для правил со статусом fail, при наличии remediation-контента, программа выполняет действие исправления.</w:t>
       </w:r>
       <w:bookmarkEnd w:id="33"/>
       <w:bookmarkEnd w:id="34"/>
@@ -10025,14 +7966,12 @@
       <w:r>
         <w:t xml:space="preserve">Таким образом, программа демонстрирует работоспособность не только на уровне запуска и получения отчёта, но и на уровне соответствия формальной постановке задачи: входные данные преобразуются в определённые формально выходные результаты, а </w:t>
       </w:r>
-      <w:proofErr w:type="spellStart"/>
       <w:r>
         <w:rPr>
           <w:lang w:val="en-US"/>
         </w:rPr>
         <w:t>remeadiation</w:t>
       </w:r>
-      <w:proofErr w:type="spellEnd"/>
       <w:r>
         <w:t xml:space="preserve"> </w:t>
       </w:r>
@@ -10071,7 +8010,7 @@
       <w:pPr>
         <w:pStyle w:val="1"/>
       </w:pPr>
-      <w:bookmarkStart w:id="39" w:name="_Toc224322122"/>
+      <w:bookmarkStart w:id="39" w:name="_Toc224402378"/>
       <w:r>
         <w:lastRenderedPageBreak/>
         <w:t>4. Тестирование</w:t>
@@ -10085,7 +8024,7 @@
       <w:r>
         <w:tab/>
       </w:r>
-      <w:bookmarkStart w:id="40" w:name="_Toc224322123"/>
+      <w:bookmarkStart w:id="40" w:name="_Toc224402379"/>
       <w:r>
         <w:t>4.1 Цели тестирования</w:t>
       </w:r>
@@ -10266,7 +8205,7 @@
         </w:numPr>
         <w:jc w:val="both"/>
       </w:pPr>
-      <w:bookmarkStart w:id="41" w:name="_Toc224322124"/>
+      <w:bookmarkStart w:id="41" w:name="_Toc224402380"/>
       <w:r>
         <w:t>Функциональное тестирование</w:t>
       </w:r>
@@ -10308,15 +8247,7 @@
         <w:t>-</w:t>
       </w:r>
       <w:r>
-        <w:t xml:space="preserve">правилам, автоматический </w:t>
-      </w:r>
-      <w:proofErr w:type="spellStart"/>
-      <w:r>
-        <w:t>патчинг</w:t>
-      </w:r>
-      <w:proofErr w:type="spellEnd"/>
-      <w:r>
-        <w:t xml:space="preserve"> и </w:t>
+        <w:t xml:space="preserve">правилам, автоматический патчинг и </w:t>
       </w:r>
       <w:r>
         <w:rPr>
@@ -10414,14 +8345,12 @@
       <w:r>
         <w:t xml:space="preserve"> </w:t>
       </w:r>
-      <w:proofErr w:type="spellStart"/>
       <w:r>
         <w:rPr>
           <w:lang w:val="en-US"/>
         </w:rPr>
         <w:t>linux</w:t>
       </w:r>
-      <w:proofErr w:type="spellEnd"/>
       <w:r>
         <w:t>.</w:t>
       </w:r>
@@ -10547,14 +8476,12 @@
       <w:r>
         <w:t xml:space="preserve">также ради проверки базового функционала продукта. В качестве профиля для работы был выбран </w:t>
       </w:r>
-      <w:proofErr w:type="spellStart"/>
       <w:r>
         <w:rPr>
           <w:lang w:val="en-US"/>
         </w:rPr>
         <w:t>xccdf</w:t>
       </w:r>
-      <w:proofErr w:type="spellEnd"/>
       <w:r>
         <w:t>_</w:t>
       </w:r>
@@ -10568,14 +8495,12 @@
       <w:r>
         <w:t>.</w:t>
       </w:r>
-      <w:proofErr w:type="spellStart"/>
       <w:r>
         <w:rPr>
           <w:lang w:val="en-US"/>
         </w:rPr>
         <w:t>ssgproject</w:t>
       </w:r>
-      <w:proofErr w:type="spellEnd"/>
       <w:proofErr w:type="gramEnd"/>
       <w:r>
         <w:t>.</w:t>
@@ -10664,23 +8589,7 @@
         <w:t>-</w:t>
       </w:r>
       <w:r>
-        <w:t xml:space="preserve">правил, </w:t>
-      </w:r>
-      <w:proofErr w:type="spellStart"/>
-      <w:r>
-        <w:t>созданныхх</w:t>
-      </w:r>
-      <w:proofErr w:type="spellEnd"/>
-      <w:r>
-        <w:t xml:space="preserve"> для другой ОС без </w:t>
-      </w:r>
-      <w:proofErr w:type="spellStart"/>
-      <w:r>
-        <w:t>патчинга</w:t>
-      </w:r>
-      <w:proofErr w:type="spellEnd"/>
-      <w:r>
-        <w:t xml:space="preserve">. Данный тест был проведён на </w:t>
+        <w:t xml:space="preserve">правил, созданныхх для другой ОС без патчинга. Данный тест был проведён на </w:t>
       </w:r>
       <w:r>
         <w:rPr>
@@ -10701,15 +8610,7 @@
         <w:t xml:space="preserve"> 9.7 </w:t>
       </w:r>
       <w:r>
-        <w:t xml:space="preserve">с идентичным контентом и профилем из прошлого теста и без </w:t>
-      </w:r>
-      <w:proofErr w:type="spellStart"/>
-      <w:r>
-        <w:t>патчинга</w:t>
-      </w:r>
-      <w:proofErr w:type="spellEnd"/>
-      <w:r>
-        <w:t xml:space="preserve">. Так как в разном </w:t>
+        <w:t xml:space="preserve">с идентичным контентом и профилем из прошлого теста и без патчинга. Так как в разном </w:t>
       </w:r>
       <w:r>
         <w:rPr>
@@ -10768,14 +8669,12 @@
       <w:r>
         <w:t xml:space="preserve">В данном случае проверка была успешно пройдена, но все правила вернули статус </w:t>
       </w:r>
-      <w:proofErr w:type="spellStart"/>
       <w:r>
         <w:rPr>
           <w:lang w:val="en-US"/>
         </w:rPr>
         <w:t>notapplicable</w:t>
       </w:r>
-      <w:proofErr w:type="spellEnd"/>
       <w:r>
         <w:t>.</w:t>
       </w:r>
@@ -10802,23 +8701,7 @@
         <w:t>-</w:t>
       </w:r>
       <w:r>
-        <w:t xml:space="preserve">контенту применяется </w:t>
-      </w:r>
-      <w:proofErr w:type="spellStart"/>
-      <w:r>
-        <w:t>патчинг</w:t>
-      </w:r>
-      <w:proofErr w:type="spellEnd"/>
-      <w:r>
-        <w:t xml:space="preserve">. </w:t>
-      </w:r>
-      <w:proofErr w:type="spellStart"/>
-      <w:r>
-        <w:t>Патчинг</w:t>
-      </w:r>
-      <w:proofErr w:type="spellEnd"/>
-      <w:r>
-        <w:t xml:space="preserve"> в теории может привести как к полной успешной проверке, так и к частичной успешной проверке. В качестве ожидаемого результата был выбран самый оптимистичный вариант – все статусы проверок вернут </w:t>
+        <w:t xml:space="preserve">контенту применяется патчинг. Патчинг в теории может привести как к полной успешной проверке, так и к частичной успешной проверке. В качестве ожидаемого результата был выбран самый оптимистичный вариант – все статусы проверок вернут </w:t>
       </w:r>
       <w:r>
         <w:rPr>
@@ -10868,14 +8751,12 @@
       <w:r>
         <w:t xml:space="preserve">и 29 вернули </w:t>
       </w:r>
-      <w:proofErr w:type="spellStart"/>
       <w:r>
         <w:rPr>
           <w:lang w:val="en-US"/>
         </w:rPr>
         <w:t>notapplicable</w:t>
       </w:r>
-      <w:proofErr w:type="spellEnd"/>
       <w:r>
         <w:t>.</w:t>
       </w:r>
@@ -10890,40 +8771,27 @@
         <w:jc w:val="both"/>
       </w:pPr>
       <w:r>
-        <w:t xml:space="preserve">Последний тест проверяет совмещение автоматического </w:t>
-      </w:r>
-      <w:proofErr w:type="spellStart"/>
-      <w:r>
-        <w:t>патчинга</w:t>
-      </w:r>
-      <w:proofErr w:type="spellEnd"/>
-      <w:r>
-        <w:t xml:space="preserve"> и включённого исправления найденных уязвимостей</w:t>
+        <w:t>Последний тест проверяет совмещение автоматического патчинга и включённого исправления найденных уязвимостей</w:t>
       </w:r>
       <w:r>
         <w:t>/</w:t>
       </w:r>
-      <w:proofErr w:type="spellStart"/>
-      <w:r>
-        <w:t>мисконфигураций</w:t>
-      </w:r>
-      <w:proofErr w:type="spellEnd"/>
+      <w:r>
+        <w:t xml:space="preserve">мисконфигураций. </w:t>
+      </w:r>
+      <w:r>
+        <w:t xml:space="preserve">В качестве ожидаемого результата был взят неизвестный результат, так как из-за применяемых исправлений программа может как вернуть ошибку, так и успешно завершить </w:t>
+      </w:r>
+      <w:r>
+        <w:rPr>
+          <w:lang w:val="en-US"/>
+        </w:rPr>
+        <w:t>remediation</w:t>
+      </w:r>
       <w:r>
         <w:t xml:space="preserve">. </w:t>
       </w:r>
       <w:r>
-        <w:t xml:space="preserve">В качестве ожидаемого результата был взят неизвестный результат, так как из-за применяемых исправлений программа может как вернуть ошибку, так и успешно завершить </w:t>
-      </w:r>
-      <w:r>
-        <w:rPr>
-          <w:lang w:val="en-US"/>
-        </w:rPr>
-        <w:t>remediation</w:t>
-      </w:r>
-      <w:r>
-        <w:t xml:space="preserve">. </w:t>
-      </w:r>
-      <w:r>
         <w:t xml:space="preserve">Как можно видеть по результату теста – из 44 статусов проверок 22 вернули </w:t>
       </w:r>
       <w:r>
@@ -10950,14 +8818,12 @@
       <w:r>
         <w:t xml:space="preserve">5 </w:t>
       </w:r>
-      <w:proofErr w:type="spellStart"/>
       <w:r>
         <w:rPr>
           <w:lang w:val="en-US"/>
         </w:rPr>
         <w:t>notapplicable</w:t>
       </w:r>
-      <w:proofErr w:type="spellEnd"/>
       <w:r>
         <w:t xml:space="preserve">, </w:t>
       </w:r>
@@ -11149,13 +9015,12 @@
           <w:numId w:val="29"/>
         </w:numPr>
       </w:pPr>
+      <w:bookmarkStart w:id="42" w:name="_Toc224402381"/>
       <w:r>
         <w:lastRenderedPageBreak/>
-        <w:t>Пользовательское</w:t>
-      </w:r>
-      <w:r>
-        <w:t xml:space="preserve"> тестирование</w:t>
-      </w:r>
+        <w:t>Пользовательское тестирование</w:t>
+      </w:r>
+      <w:bookmarkEnd w:id="42"/>
     </w:p>
     <w:p>
       <w:pPr>
@@ -11174,14 +9039,12 @@
       <w:r>
         <w:t xml:space="preserve"> </w:t>
       </w:r>
-      <w:proofErr w:type="spellStart"/>
       <w:r>
         <w:rPr>
           <w:lang w:val="en-US"/>
         </w:rPr>
         <w:t>linux</w:t>
       </w:r>
-      <w:proofErr w:type="spellEnd"/>
       <w:r>
         <w:t xml:space="preserve">. </w:t>
       </w:r>
@@ -11206,14 +9069,12 @@
       <w:r>
         <w:t xml:space="preserve">правилам, выбранный профиль – </w:t>
       </w:r>
-      <w:proofErr w:type="spellStart"/>
       <w:r>
         <w:rPr>
           <w:lang w:val="en-US"/>
         </w:rPr>
         <w:t>xccdf</w:t>
       </w:r>
-      <w:proofErr w:type="spellEnd"/>
       <w:r>
         <w:t>_</w:t>
       </w:r>
@@ -11227,14 +9088,12 @@
       <w:r>
         <w:t>.</w:t>
       </w:r>
-      <w:proofErr w:type="spellStart"/>
       <w:r>
         <w:rPr>
           <w:lang w:val="en-US"/>
         </w:rPr>
         <w:t>ssgproject</w:t>
       </w:r>
-      <w:proofErr w:type="spellEnd"/>
       <w:proofErr w:type="gramEnd"/>
       <w:r>
         <w:t>.</w:t>
@@ -11308,14 +9167,12 @@
       <w:r>
         <w:t xml:space="preserve">5 </w:t>
       </w:r>
-      <w:proofErr w:type="spellStart"/>
       <w:r>
         <w:rPr>
           <w:lang w:val="en-US"/>
         </w:rPr>
         <w:t>notapplicable</w:t>
       </w:r>
-      <w:proofErr w:type="spellEnd"/>
       <w:r>
         <w:t xml:space="preserve">. </w:t>
       </w:r>
@@ -11364,14 +9221,12 @@
       <w:r>
         <w:t xml:space="preserve"> </w:t>
       </w:r>
-      <w:proofErr w:type="spellStart"/>
       <w:r>
         <w:rPr>
           <w:lang w:val="en-US"/>
         </w:rPr>
         <w:t>notapplicable</w:t>
       </w:r>
-      <w:proofErr w:type="spellEnd"/>
       <w:r>
         <w:t>.</w:t>
       </w:r>
@@ -11385,9 +9240,11 @@
         </w:numPr>
         <w:jc w:val="both"/>
       </w:pPr>
+      <w:bookmarkStart w:id="43" w:name="_Toc224402382"/>
       <w:r>
         <w:t>Анализ результатов тестирования</w:t>
       </w:r>
+      <w:bookmarkEnd w:id="43"/>
     </w:p>
     <w:p>
       <w:pPr>
@@ -11471,24 +9328,14 @@
         <w:t>-</w:t>
       </w:r>
       <w:r>
-        <w:t xml:space="preserve">правилам, автоматический </w:t>
-      </w:r>
-      <w:proofErr w:type="spellStart"/>
-      <w:r>
-        <w:t>патчинг</w:t>
-      </w:r>
-      <w:proofErr w:type="spellEnd"/>
-      <w:r>
-        <w:t xml:space="preserve"> и проведение </w:t>
-      </w:r>
-      <w:proofErr w:type="spellStart"/>
+        <w:t xml:space="preserve">правилам, автоматический патчинг и проведение </w:t>
+      </w:r>
       <w:r>
         <w:rPr>
           <w:lang w:val="en-US"/>
         </w:rPr>
         <w:t>remedation</w:t>
       </w:r>
-      <w:proofErr w:type="spellEnd"/>
       <w:r>
         <w:t xml:space="preserve">, </w:t>
       </w:r>
@@ -11509,53 +9356,32 @@
         <w:t xml:space="preserve">Во время тестов был найден недочёт проведения </w:t>
       </w:r>
       <w:r>
-        <w:t xml:space="preserve">исправления несоответствий после </w:t>
-      </w:r>
-      <w:proofErr w:type="spellStart"/>
-      <w:r>
-        <w:t>патчинга</w:t>
-      </w:r>
-      <w:proofErr w:type="spellEnd"/>
+        <w:t xml:space="preserve">исправления несоответствий после патчинга </w:t>
+      </w:r>
+      <w:r>
+        <w:rPr>
+          <w:lang w:val="en-US"/>
+        </w:rPr>
+        <w:t>SCAP</w:t>
+      </w:r>
+      <w:r>
+        <w:t>-</w:t>
+      </w:r>
+      <w:r>
+        <w:t xml:space="preserve">контента. Как показано в последнем тесте из функционального тестирования – если после исправления найденных несоответствий запустить программу по второму циклу с теми же настройками – то после этапа </w:t>
+      </w:r>
+      <w:r>
+        <w:rPr>
+          <w:lang w:val="en-US"/>
+        </w:rPr>
+        <w:t>remediation</w:t>
+      </w:r>
       <w:r>
         <w:t xml:space="preserve"> </w:t>
       </w:r>
       <w:r>
-        <w:rPr>
-          <w:lang w:val="en-US"/>
-        </w:rPr>
-        <w:t>SCAP</w:t>
-      </w:r>
-      <w:r>
-        <w:t>-</w:t>
-      </w:r>
-      <w:r>
-        <w:t xml:space="preserve">контента. Как показано в последнем тесте из функционального тестирования – если после исправления найденных несоответствий запустить программу по второму циклу с теми же настройками – то после этапа </w:t>
-      </w:r>
-      <w:r>
-        <w:rPr>
-          <w:lang w:val="en-US"/>
-        </w:rPr>
-        <w:t>remediation</w:t>
-      </w:r>
-      <w:r>
-        <w:t xml:space="preserve"> </w:t>
-      </w:r>
-      <w:r>
-        <w:t xml:space="preserve">программа выдаст ошибку несовпадения платформы, которая по идее должна исправляться автоматическим </w:t>
-      </w:r>
-      <w:proofErr w:type="spellStart"/>
-      <w:r>
-        <w:t>патчингом</w:t>
-      </w:r>
-      <w:proofErr w:type="spellEnd"/>
-      <w:r>
-        <w:t xml:space="preserve">. Возникновение этой ошибки никак не влияет на получение результатов проверки, но добавляет дополнительное условие в реализации программы – при ошибке во время проверки программа не должна завершать работу. (соответственно все ошибки во время проверки должны быть выписаны в </w:t>
-      </w:r>
-      <w:proofErr w:type="spellStart"/>
-      <w:r>
-        <w:t>логи</w:t>
-      </w:r>
-      <w:proofErr w:type="spellEnd"/>
+        <w:t>программа выдаст ошибку несовпадения платформы, которая по идее должна исправляться автоматическим патчингом. Возникновение этой ошибки никак не влияет на получение результатов проверки, но добавляет дополнительное условие в реализации программы – при ошибке во время проверки программа не должна завершать работу. (соответственно все ошибки во время проверки должны быть выписаны в логи</w:t>
+      </w:r>
       <w:r>
         <w:t>/</w:t>
       </w:r>
@@ -11611,15 +9437,7 @@
         <w:jc w:val="both"/>
       </w:pPr>
       <w:r>
-        <w:t xml:space="preserve">Среди тестов был рассмотрен единственный граничный случай для проектной программы, а именно совмещение автоматического </w:t>
-      </w:r>
-      <w:proofErr w:type="spellStart"/>
-      <w:r>
-        <w:t>патчинга</w:t>
-      </w:r>
-      <w:proofErr w:type="spellEnd"/>
-      <w:r>
-        <w:t xml:space="preserve"> и </w:t>
+        <w:t xml:space="preserve">Среди тестов был рассмотрен единственный граничный случай для проектной программы, а именно совмещение автоматического патчинга и </w:t>
       </w:r>
       <w:r>
         <w:rPr>
@@ -11631,15 +9449,7 @@
         <w:t>.</w:t>
       </w:r>
       <w:r>
-        <w:t xml:space="preserve"> Проверка данного граничного случая позволила найти недочёт в совмещении </w:t>
-      </w:r>
-      <w:proofErr w:type="spellStart"/>
-      <w:r>
-        <w:t>патчинга</w:t>
-      </w:r>
-      <w:proofErr w:type="spellEnd"/>
-      <w:r>
-        <w:t xml:space="preserve"> и исправления несоответствий, подробное описание данного недочёта было представлено ранее.</w:t>
+        <w:t xml:space="preserve"> Проверка данного граничного случая позволила найти недочёт в совмещении патчинга и исправления несоответствий, подробное описание данного недочёта было представлено ранее.</w:t>
       </w:r>
     </w:p>
     <w:p>
@@ -11670,10 +9480,7 @@
         <w:jc w:val="both"/>
       </w:pPr>
       <w:r>
-        <w:t>Аналогично функциональному тестированию все</w:t>
-      </w:r>
-      <w:r>
-        <w:t xml:space="preserve"> основные функции программы работают интуитивно понятно и безошибочно, вследствие чего программа готова к использованию.</w:t>
+        <w:t>Аналогично функциональному тестированию все основные функции программы работают интуитивно понятно и безошибочно, вследствие чего программа готова к использованию.</w:t>
       </w:r>
     </w:p>
     <w:p>
@@ -11721,14 +9528,11 @@
         <w:ind w:firstLine="708"/>
         <w:jc w:val="both"/>
       </w:pPr>
-      <w:bookmarkStart w:id="42" w:name="_Toc224322121"/>
-      <w:r>
-        <w:t>4.5</w:t>
-      </w:r>
-      <w:r>
-        <w:t xml:space="preserve"> Перспективы развития проекта</w:t>
-      </w:r>
-      <w:bookmarkEnd w:id="42"/>
+      <w:bookmarkStart w:id="44" w:name="_Toc224402383"/>
+      <w:r>
+        <w:t>4.5 Перспективы развития проекта</w:t>
+      </w:r>
+      <w:bookmarkEnd w:id="44"/>
     </w:p>
     <w:p>
       <w:pPr>
@@ -11766,13 +9570,7 @@
         <w:jc w:val="both"/>
       </w:pPr>
       <w:r>
-        <w:t xml:space="preserve">Для удобства просмотра и анализа отчётов внутри программы может быть реализована расширенная система фильтрации </w:t>
-      </w:r>
-      <w:r>
-        <w:t>результатов</w:t>
-      </w:r>
-      <w:r>
-        <w:t>.</w:t>
+        <w:t>Для удобства просмотра и анализа отчётов внутри программы может быть реализована расширенная система фильтрации результатов.</w:t>
       </w:r>
     </w:p>
     <w:p>
@@ -11794,12 +9592,12 @@
       <w:pPr>
         <w:pStyle w:val="1"/>
       </w:pPr>
-      <w:bookmarkStart w:id="43" w:name="_Toc224322125"/>
+      <w:bookmarkStart w:id="45" w:name="_Toc224402384"/>
       <w:r>
         <w:lastRenderedPageBreak/>
         <w:t>ЗАКЛЮЧЕНИЕ</w:t>
       </w:r>
-      <w:bookmarkEnd w:id="43"/>
+      <w:bookmarkEnd w:id="45"/>
     </w:p>
     <w:p>
       <w:pPr>
@@ -11809,15 +9607,7 @@
         <w:jc w:val="both"/>
       </w:pPr>
       <w:r>
-        <w:t xml:space="preserve">В ходе выполнения проекта была достигнута поставленная цель - создано программное средство автоматизированного аудита и </w:t>
-      </w:r>
-      <w:proofErr w:type="spellStart"/>
-      <w:r>
-        <w:t>харденига</w:t>
-      </w:r>
-      <w:proofErr w:type="spellEnd"/>
-      <w:r>
-        <w:t xml:space="preserve"> операционной системы на основе SCAP-контента (OVAL/XCCDF).</w:t>
+        <w:t>В ходе выполнения проекта была достигнута поставленная цель - создано программное средство автоматизированного аудита и харденига операционной системы на основе SCAP-контента (OVAL/XCCDF).</w:t>
       </w:r>
     </w:p>
     <w:p>
@@ -11885,11 +9675,9 @@
       <w:r>
         <w:t xml:space="preserve">Реализован механизм автоматического </w:t>
       </w:r>
-      <w:proofErr w:type="spellStart"/>
       <w:r>
         <w:t>патчинга</w:t>
       </w:r>
-      <w:proofErr w:type="spellEnd"/>
       <w:r>
         <w:t>, обеспечивающий адаптацию XCCDF-контента к целевой системе при несовпадении идентификаторов платформы.</w:t>
       </w:r>
@@ -11905,15 +9693,7 @@
         <w:jc w:val="both"/>
       </w:pPr>
       <w:r>
-        <w:t xml:space="preserve">Добавлена поддержка </w:t>
-      </w:r>
-      <w:proofErr w:type="spellStart"/>
-      <w:r>
-        <w:t>remediation</w:t>
-      </w:r>
-      <w:proofErr w:type="spellEnd"/>
-      <w:r>
-        <w:t xml:space="preserve"> для XCCDF, позволяющая применять корректирующие действия при наличии соответствующего контента.</w:t>
+        <w:t>Добавлена поддержка remediation для XCCDF, позволяющая применять корректирующие действия при наличии соответствующего контента.</w:t>
       </w:r>
     </w:p>
     <w:p>
@@ -11927,15 +9707,7 @@
         <w:jc w:val="both"/>
       </w:pPr>
       <w:r>
-        <w:t xml:space="preserve">Реализован модуль </w:t>
-      </w:r>
-      <w:proofErr w:type="spellStart"/>
-      <w:r>
-        <w:t>подгрузки</w:t>
-      </w:r>
-      <w:proofErr w:type="spellEnd"/>
-      <w:r>
-        <w:t xml:space="preserve"> SCAP-контента для выбранной операционной системы и подготовки контента к выполнению проверок.</w:t>
+        <w:t>Реализован модуль подгрузки SCAP-контента для выбранной операционной системы и подготовки контента к выполнению проверок.</w:t>
       </w:r>
     </w:p>
     <w:p>
@@ -11966,15 +9738,7 @@
         <w:t>перспективным</w:t>
       </w:r>
       <w:r>
-        <w:t xml:space="preserve"> для практического применения, поскольку опирается на открытые стандарты SCAP, обеспечивает воспроизводимость проверок и снижает зависимость от проприетарных решений. Модульная архитектура программы позволяет расширять функциональность: добавлять поддержку новых платформ и источников SCAP-контента, улучшать отчётность, а также развивать механизмы автоматизации </w:t>
-      </w:r>
-      <w:proofErr w:type="spellStart"/>
-      <w:r>
-        <w:t>харденига</w:t>
-      </w:r>
-      <w:proofErr w:type="spellEnd"/>
-      <w:r>
-        <w:t>.</w:t>
+        <w:t xml:space="preserve"> для практического применения, поскольку опирается на открытые стандарты SCAP, обеспечивает воспроизводимость проверок и снижает зависимость от проприетарных решений. Модульная архитектура программы позволяет расширять функциональность: добавлять поддержку новых платформ и источников SCAP-контента, улучшать отчётность, а также развивать механизмы автоматизации харденига.</w:t>
       </w:r>
       <w:r>
         <w:t xml:space="preserve"> Полная адаптируемость продукта достигнута за счёт нескольких факторов</w:t>
@@ -12017,15 +9781,7 @@
       </w:r>
       <w:r>
         <w:lastRenderedPageBreak/>
-        <w:t xml:space="preserve">аудиторами безопасности). </w:t>
-      </w:r>
-      <w:proofErr w:type="spellStart"/>
-      <w:r>
-        <w:t>Проактивность</w:t>
-      </w:r>
-      <w:proofErr w:type="spellEnd"/>
-      <w:r>
-        <w:t xml:space="preserve"> продукта достигается за счёт автоматического обновления баз данных </w:t>
+        <w:t xml:space="preserve">аудиторами безопасности). Проактивность продукта достигается за счёт автоматического обновления баз данных </w:t>
       </w:r>
       <w:r>
         <w:rPr>
@@ -12048,15 +9804,7 @@
         <w:jc w:val="both"/>
       </w:pPr>
       <w:r>
-        <w:t xml:space="preserve">Вместе с тем текущая версия имеет ряд ограничений. В частности, после применения </w:t>
-      </w:r>
-      <w:proofErr w:type="spellStart"/>
-      <w:r>
-        <w:t>remediation</w:t>
-      </w:r>
-      <w:proofErr w:type="spellEnd"/>
-      <w:r>
-        <w:t xml:space="preserve"> </w:t>
+        <w:t xml:space="preserve">Вместе с тем текущая версия имеет ряд ограничений. В частности, после применения remediation </w:t>
       </w:r>
       <w:r>
         <w:t xml:space="preserve">в визуальном интерфейсе </w:t>
@@ -12091,15 +9839,7 @@
         <w:jc w:val="both"/>
       </w:pPr>
       <w:r>
-        <w:t xml:space="preserve">Таким образом, разработанное решение демонстрирует работоспособность и практическую применимость для задач регулярного аудита и </w:t>
-      </w:r>
-      <w:proofErr w:type="spellStart"/>
-      <w:r>
-        <w:t>харденига</w:t>
-      </w:r>
-      <w:proofErr w:type="spellEnd"/>
-      <w:r>
-        <w:t xml:space="preserve"> операционных систем, а обозначенные направления развития позволяют повысить уровень автоматизации и удобство эксплуатации в дальнейшем.</w:t>
+        <w:t>Таким образом, разработанное решение демонстрирует работоспособность и практическую применимость для задач регулярного аудита и харденига операционных систем, а обозначенные направления развития позволяют повысить уровень автоматизации и удобство эксплуатации в дальнейшем.</w:t>
       </w:r>
     </w:p>
     <w:p>
@@ -12111,12 +9851,12 @@
       <w:pPr>
         <w:pStyle w:val="1"/>
       </w:pPr>
-      <w:bookmarkStart w:id="44" w:name="_Toc224322126"/>
+      <w:bookmarkStart w:id="46" w:name="_Toc224402385"/>
       <w:r>
         <w:lastRenderedPageBreak/>
         <w:t>СПИСОК ЛИТЕРАТУРЫ</w:t>
       </w:r>
-      <w:bookmarkEnd w:id="44"/>
+      <w:bookmarkEnd w:id="46"/>
     </w:p>
     <w:p>
       <w:pPr>
@@ -12127,7 +9867,6 @@
         </w:numPr>
         <w:jc w:val="both"/>
       </w:pPr>
-      <w:proofErr w:type="spellStart"/>
       <w:r>
         <w:rPr>
           <w:rFonts w:cs="Times New Roman"/>
@@ -12137,7 +9876,6 @@
         </w:rPr>
         <w:t>OpenSCAP</w:t>
       </w:r>
-      <w:proofErr w:type="spellEnd"/>
       <w:r>
         <w:rPr>
           <w:rFonts w:cs="Times New Roman"/>
@@ -12221,7 +9959,6 @@
         </w:rPr>
         <w:t>-</w:t>
       </w:r>
-      <w:proofErr w:type="spellStart"/>
       <w:r>
         <w:rPr>
           <w:rFonts w:cs="Times New Roman"/>
@@ -12229,7 +9966,6 @@
         </w:rPr>
         <w:t>scap</w:t>
       </w:r>
-      <w:proofErr w:type="spellEnd"/>
       <w:r>
         <w:rPr>
           <w:rFonts w:cs="Times New Roman"/>
@@ -12295,7 +10031,6 @@
           </w:rPr>
           <w:t>-</w:t>
         </w:r>
-        <w:proofErr w:type="spellStart"/>
         <w:r>
           <w:rPr>
             <w:rStyle w:val="aa"/>
@@ -12303,7 +10038,6 @@
           </w:rPr>
           <w:t>scap</w:t>
         </w:r>
-        <w:proofErr w:type="spellEnd"/>
         <w:r>
           <w:rPr>
             <w:rStyle w:val="aa"/>
@@ -12323,7 +10057,6 @@
           </w:rPr>
           <w:t>/</w:t>
         </w:r>
-        <w:proofErr w:type="spellStart"/>
         <w:r>
           <w:rPr>
             <w:rStyle w:val="aa"/>
@@ -12331,14 +10064,12 @@
           </w:rPr>
           <w:t>openscap</w:t>
         </w:r>
-        <w:proofErr w:type="spellEnd"/>
         <w:r>
           <w:rPr>
             <w:rStyle w:val="aa"/>
           </w:rPr>
           <w:t>-1.3/</w:t>
         </w:r>
-        <w:proofErr w:type="spellStart"/>
         <w:r>
           <w:rPr>
             <w:rStyle w:val="aa"/>
@@ -12346,7 +10077,6 @@
           </w:rPr>
           <w:t>oscap</w:t>
         </w:r>
-        <w:proofErr w:type="spellEnd"/>
         <w:r>
           <w:rPr>
             <w:rStyle w:val="aa"/>
@@ -12578,7 +10308,6 @@
       <w:r>
         <w:t xml:space="preserve">] // </w:t>
       </w:r>
-      <w:proofErr w:type="spellStart"/>
       <w:r>
         <w:rPr>
           <w:rFonts w:cs="Times New Roman"/>
@@ -12586,7 +10315,6 @@
         </w:rPr>
         <w:t>habr</w:t>
       </w:r>
-      <w:proofErr w:type="spellEnd"/>
       <w:r>
         <w:rPr>
           <w:rFonts w:cs="Times New Roman"/>
@@ -12630,7 +10358,6 @@
           </w:rPr>
           <w:t>://</w:t>
         </w:r>
-        <w:proofErr w:type="spellStart"/>
         <w:r>
           <w:rPr>
             <w:rStyle w:val="aa"/>
@@ -12640,7 +10367,6 @@
           </w:rPr>
           <w:t>habr</w:t>
         </w:r>
-        <w:proofErr w:type="spellEnd"/>
         <w:r>
           <w:rPr>
             <w:rStyle w:val="aa"/>
@@ -12666,7 +10392,6 @@
           </w:rPr>
           <w:t>/</w:t>
         </w:r>
-        <w:proofErr w:type="spellStart"/>
         <w:r>
           <w:rPr>
             <w:rStyle w:val="aa"/>
@@ -12676,7 +10401,6 @@
           </w:rPr>
           <w:t>ru</w:t>
         </w:r>
-        <w:proofErr w:type="spellEnd"/>
         <w:r>
           <w:rPr>
             <w:rStyle w:val="aa"/>
@@ -12763,7 +10487,6 @@
         </w:rPr>
         <w:t xml:space="preserve">] // </w:t>
       </w:r>
-      <w:proofErr w:type="spellStart"/>
       <w:proofErr w:type="gramStart"/>
       <w:r>
         <w:rPr>
@@ -12772,7 +10495,6 @@
         </w:rPr>
         <w:t>github.blog</w:t>
       </w:r>
-      <w:proofErr w:type="spellEnd"/>
       <w:proofErr w:type="gramEnd"/>
       <w:r>
         <w:rPr>
@@ -13138,7 +10860,6 @@
       <w:r>
         <w:t xml:space="preserve">] // </w:t>
       </w:r>
-      <w:proofErr w:type="spellStart"/>
       <w:r>
         <w:rPr>
           <w:rFonts w:cs="Times New Roman"/>
@@ -13146,7 +10867,6 @@
         </w:rPr>
         <w:t>habr</w:t>
       </w:r>
-      <w:proofErr w:type="spellEnd"/>
       <w:r>
         <w:rPr>
           <w:rFonts w:cs="Times New Roman"/>
@@ -13292,7 +11012,6 @@
           </w:rPr>
           <w:t>-</w:t>
         </w:r>
-        <w:proofErr w:type="spellStart"/>
         <w:r>
           <w:rPr>
             <w:rStyle w:val="aa"/>
@@ -13302,7 +11021,6 @@
           </w:rPr>
           <w:t>lgpl</w:t>
         </w:r>
-        <w:proofErr w:type="spellEnd"/>
         <w:r>
           <w:rPr>
             <w:rStyle w:val="aa"/>
@@ -13395,12 +11113,12 @@
       <w:pPr>
         <w:pStyle w:val="1"/>
       </w:pPr>
-      <w:bookmarkStart w:id="45" w:name="_Toc224322127"/>
+      <w:bookmarkStart w:id="47" w:name="_Toc224402386"/>
       <w:r>
         <w:lastRenderedPageBreak/>
         <w:t>ПРИЛОЖЕНИЕ</w:t>
       </w:r>
-      <w:bookmarkEnd w:id="45"/>
+      <w:bookmarkEnd w:id="47"/>
     </w:p>
     <w:p>
       <w:pPr>

--- a/PZ and plakat/alpha_pz/Бородин_11_жуковский.docx
+++ b/PZ and plakat/alpha_pz/Бородин_11_жуковский.docx
@@ -117,7 +117,7 @@
               </wp:inline>
             </w:drawing>
           </mc:Choice>
-          <mc:Fallback xmlns:oel="http://schemas.microsoft.com/office/2019/extlst" xmlns:w16du="http://schemas.microsoft.com/office/word/2023/wordml/word16du" xmlns:w16sdtfl="http://schemas.microsoft.com/office/word/2024/wordml/sdtformatlock">
+          <mc:Fallback xmlns:w16sdtfl="http://schemas.microsoft.com/office/word/2024/wordml/sdtformatlock" xmlns:w16du="http://schemas.microsoft.com/office/word/2023/wordml/word16du" xmlns:oel="http://schemas.microsoft.com/office/2019/extlst">
             <w:pict>
               <v:rect w14:anchorId="396DFA57" id="Rectangle 2" o:spid="_x0000_s1026" alt="https://informatics.ru/img/logo-full.svg" style="width:24.2pt;height:24.2pt;visibility:visible;mso-wrap-style:square;mso-left-percent:-10001;mso-top-percent:-10001;mso-position-horizontal:absolute;mso-position-horizontal-relative:char;mso-position-vertical:absolute;mso-position-vertical-relative:line;mso-left-percent:-10001;mso-top-percent:-10001;v-text-anchor:top" o:gfxdata="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" filled="f" stroked="f">
                 <o:lock v:ext="edit" aspectratio="t"/>
@@ -202,7 +202,29 @@
           <w:sz w:val="36"/>
           <w:szCs w:val="36"/>
         </w:rPr>
-        <w:t xml:space="preserve"> автоматизированного аудита и харденинга операционной системы на основе </w:t>
+        <w:t xml:space="preserve"> автоматизированного аудита и </w:t>
+      </w:r>
+      <w:proofErr w:type="spellStart"/>
+      <w:r>
+        <w:rPr>
+          <w:rFonts w:cs="Times New Roman"/>
+          <w:b/>
+          <w:bCs/>
+          <w:sz w:val="36"/>
+          <w:szCs w:val="36"/>
+        </w:rPr>
+        <w:t>харденинга</w:t>
+      </w:r>
+      <w:proofErr w:type="spellEnd"/>
+      <w:r>
+        <w:rPr>
+          <w:rFonts w:cs="Times New Roman"/>
+          <w:b/>
+          <w:bCs/>
+          <w:sz w:val="36"/>
+          <w:szCs w:val="36"/>
+        </w:rPr>
+        <w:t xml:space="preserve"> операционной системы на основе </w:t>
       </w:r>
       <w:r>
         <w:rPr>
@@ -538,70 +560,71 @@
           <w:bCs/>
           <w:szCs w:val="24"/>
         </w:rPr>
-        <w:t>Отчёт 37 с., 6 рис., 4 табл., 8 источн., 2 прил.</w:t>
-      </w:r>
-    </w:p>
-    <w:p>
-      <w:pPr>
-        <w:ind w:firstLine="0"/>
-        <w:jc w:val="both"/>
+        <w:t xml:space="preserve">Отчёт 37 с., 6 рис., 4 табл., 8 </w:t>
+      </w:r>
+      <w:proofErr w:type="spellStart"/>
+      <w:r>
         <w:rPr>
           <w:rFonts w:cs="Times New Roman"/>
           <w:bCs/>
           <w:szCs w:val="24"/>
         </w:rPr>
-      </w:pPr>
+        <w:t>источн</w:t>
+      </w:r>
+      <w:proofErr w:type="spellEnd"/>
       <w:r>
         <w:rPr>
           <w:rFonts w:cs="Times New Roman"/>
           <w:bCs/>
           <w:szCs w:val="24"/>
         </w:rPr>
-        <w:t xml:space="preserve">SCAP, OVAL, XCCDF, АУДИТ БЕЗОПАСНОСТИ, ХАРДЕНИНГ, УЯЗВИМОСТИ, МИСКОНФИГУРАЦИИ, </w:t>
-      </w:r>
-      <w:r>
+        <w:t>., 2 прил.</w:t>
+      </w:r>
+    </w:p>
+    <w:p>
+      <w:pPr>
+        <w:ind w:firstLine="0"/>
+        <w:jc w:val="both"/>
         <w:rPr>
           <w:rFonts w:cs="Times New Roman"/>
           <w:bCs/>
           <w:szCs w:val="24"/>
         </w:rPr>
-        <w:t>ПАТЧИНГ</w:t>
-      </w:r>
+      </w:pPr>
       <w:r>
         <w:rPr>
           <w:rFonts w:cs="Times New Roman"/>
           <w:bCs/>
           <w:szCs w:val="24"/>
         </w:rPr>
-        <w:t>, REMEDIATION, openSCAP</w:t>
-      </w:r>
-    </w:p>
-    <w:p>
-      <w:pPr>
-        <w:ind w:firstLine="0"/>
-        <w:jc w:val="both"/>
+        <w:t xml:space="preserve">SCAP, OVAL, XCCDF, АУДИТ БЕЗОПАСНОСТИ, ХАРДЕНИНГ, УЯЗВИМОСТИ, МИСКОНФИГУРАЦИИ, </w:t>
+      </w:r>
+      <w:r>
         <w:rPr>
           <w:rFonts w:cs="Times New Roman"/>
           <w:bCs/>
           <w:szCs w:val="24"/>
         </w:rPr>
-      </w:pPr>
+        <w:t>ПАТЧИНГ</w:t>
+      </w:r>
       <w:r>
         <w:rPr>
           <w:rFonts w:cs="Times New Roman"/>
           <w:bCs/>
           <w:szCs w:val="24"/>
         </w:rPr>
-        <w:t>Объектом исследования является процесс автоматизированного аудита и харденинга операционной системы на основе стандартизированного SCAP-контента</w:t>
-      </w:r>
+        <w:t xml:space="preserve">, REMEDIATION, </w:t>
+      </w:r>
+      <w:proofErr w:type="spellStart"/>
       <w:r>
         <w:rPr>
           <w:rFonts w:cs="Times New Roman"/>
           <w:bCs/>
           <w:szCs w:val="24"/>
         </w:rPr>
-        <w:t>.</w:t>
-      </w:r>
+        <w:t>openSCAP</w:t>
+      </w:r>
+      <w:proofErr w:type="spellEnd"/>
     </w:p>
     <w:p>
       <w:pPr>
@@ -619,112 +642,247 @@
           <w:bCs/>
           <w:szCs w:val="24"/>
         </w:rPr>
-        <w:t xml:space="preserve">Цель работы - разработка программного средства автоматизированной проверки операционной системы на наличие уязвимостей и мисконфигураций на основе </w:t>
-      </w:r>
+        <w:t xml:space="preserve">Объектом исследования является процесс автоматизированного аудита и </w:t>
+      </w:r>
+      <w:proofErr w:type="spellStart"/>
       <w:r>
         <w:rPr>
           <w:rFonts w:cs="Times New Roman"/>
           <w:bCs/>
           <w:szCs w:val="24"/>
         </w:rPr>
-        <w:t>стандартов</w:t>
-      </w:r>
+        <w:t>харденинга</w:t>
+      </w:r>
+      <w:proofErr w:type="spellEnd"/>
       <w:r>
         <w:rPr>
           <w:rFonts w:cs="Times New Roman"/>
           <w:bCs/>
           <w:szCs w:val="24"/>
         </w:rPr>
-        <w:t xml:space="preserve"> SCAP с возможностью формирования отчёта и автоматического устранения выявленных несоответствий.</w:t>
-      </w:r>
-    </w:p>
-    <w:p>
-      <w:pPr>
-        <w:ind w:firstLine="0"/>
-        <w:jc w:val="both"/>
+        <w:t xml:space="preserve"> операционной системы на основе стандартизированного SCAP-контента</w:t>
+      </w:r>
+      <w:r>
         <w:rPr>
           <w:rFonts w:cs="Times New Roman"/>
           <w:bCs/>
           <w:szCs w:val="24"/>
         </w:rPr>
-      </w:pPr>
-      <w:r>
+        <w:t>.</w:t>
+      </w:r>
+    </w:p>
+    <w:p>
+      <w:pPr>
+        <w:ind w:firstLine="0"/>
+        <w:jc w:val="both"/>
         <w:rPr>
           <w:rFonts w:cs="Times New Roman"/>
           <w:bCs/>
           <w:szCs w:val="24"/>
         </w:rPr>
-        <w:t xml:space="preserve">В процессе работы был изучен открытый стандарт SCAP, в частности OVAL и XCCDF, </w:t>
-      </w:r>
+      </w:pPr>
       <w:r>
         <w:rPr>
           <w:rFonts w:cs="Times New Roman"/>
           <w:bCs/>
           <w:szCs w:val="24"/>
         </w:rPr>
-        <w:t xml:space="preserve">а также </w:t>
-      </w:r>
+        <w:t xml:space="preserve">Цель работы - разработка программного средства автоматизированной проверки операционной системы на наличие уязвимостей и </w:t>
+      </w:r>
+      <w:proofErr w:type="spellStart"/>
       <w:r>
         <w:rPr>
           <w:rFonts w:cs="Times New Roman"/>
           <w:bCs/>
           <w:szCs w:val="24"/>
         </w:rPr>
-        <w:t>проведён анализ существующих решений в области автоматизации аудита безопасности</w:t>
-      </w:r>
+        <w:t>мисконфигураций</w:t>
+      </w:r>
+      <w:proofErr w:type="spellEnd"/>
       <w:r>
         <w:rPr>
           <w:rFonts w:cs="Times New Roman"/>
           <w:bCs/>
           <w:szCs w:val="24"/>
         </w:rPr>
-        <w:t>.</w:t>
-      </w:r>
-    </w:p>
-    <w:p>
-      <w:pPr>
-        <w:ind w:firstLine="0"/>
-        <w:jc w:val="both"/>
+        <w:t xml:space="preserve"> на основе </w:t>
+      </w:r>
+      <w:r>
         <w:rPr>
           <w:rFonts w:cs="Times New Roman"/>
           <w:bCs/>
           <w:szCs w:val="24"/>
         </w:rPr>
-      </w:pPr>
+        <w:t>стандартов</w:t>
+      </w:r>
       <w:r>
         <w:rPr>
           <w:rFonts w:cs="Times New Roman"/>
           <w:bCs/>
           <w:szCs w:val="24"/>
         </w:rPr>
-        <w:t>В результате выполнения проекта было разработано программное средство, позволяющее автоматически загружать SCAP-контент для выбранной операционной системы, выполнять проверки по OVAL-дефинициям и XCCDF-правилам, автоматически адаптировать контент к целевой платформе при помощи патчинга SCAP-контента, применять remediation при наличии соответствующего контента и выводить результаты в удобочитаемом табличном виде</w:t>
-      </w:r>
-      <w:r>
+        <w:t xml:space="preserve"> SCAP с возможностью формирования отчёта и автоматического устранения выявленных несоответствий.</w:t>
+      </w:r>
+    </w:p>
+    <w:p>
+      <w:pPr>
+        <w:ind w:firstLine="0"/>
+        <w:jc w:val="both"/>
         <w:rPr>
           <w:rFonts w:cs="Times New Roman"/>
           <w:bCs/>
           <w:szCs w:val="24"/>
         </w:rPr>
-        <w:t>.</w:t>
-      </w:r>
-    </w:p>
-    <w:p>
-      <w:pPr>
-        <w:ind w:firstLine="0"/>
-        <w:jc w:val="both"/>
+      </w:pPr>
+      <w:r>
         <w:rPr>
           <w:rFonts w:cs="Times New Roman"/>
           <w:bCs/>
           <w:szCs w:val="24"/>
         </w:rPr>
-      </w:pPr>
+        <w:t xml:space="preserve">В процессе работы был изучен открытый стандарт SCAP, в частности OVAL и XCCDF, </w:t>
+      </w:r>
       <w:r>
         <w:rPr>
           <w:rFonts w:cs="Times New Roman"/>
           <w:bCs/>
           <w:szCs w:val="24"/>
         </w:rPr>
-        <w:t xml:space="preserve">Основными показателями продукта являются поддержка открытых стандартов SCAP, возможность автоматического патчинга, поддержка remediation, </w:t>
+        <w:t xml:space="preserve">а также </w:t>
+      </w:r>
+      <w:r>
+        <w:rPr>
+          <w:rFonts w:cs="Times New Roman"/>
+          <w:bCs/>
+          <w:szCs w:val="24"/>
+        </w:rPr>
+        <w:t>проведён анализ существующих решений в области автоматизации аудита безопасности</w:t>
+      </w:r>
+      <w:r>
+        <w:rPr>
+          <w:rFonts w:cs="Times New Roman"/>
+          <w:bCs/>
+          <w:szCs w:val="24"/>
+        </w:rPr>
+        <w:t>.</w:t>
+      </w:r>
+    </w:p>
+    <w:p>
+      <w:pPr>
+        <w:ind w:firstLine="0"/>
+        <w:jc w:val="both"/>
+        <w:rPr>
+          <w:rFonts w:cs="Times New Roman"/>
+          <w:bCs/>
+          <w:szCs w:val="24"/>
+        </w:rPr>
+      </w:pPr>
+      <w:r>
+        <w:rPr>
+          <w:rFonts w:cs="Times New Roman"/>
+          <w:bCs/>
+          <w:szCs w:val="24"/>
+        </w:rPr>
+        <w:t xml:space="preserve">В результате выполнения проекта было разработано программное средство, позволяющее автоматически загружать SCAP-контент для выбранной операционной системы, выполнять проверки по OVAL-дефинициям и XCCDF-правилам, автоматически адаптировать контент к целевой платформе при помощи </w:t>
+      </w:r>
+      <w:proofErr w:type="spellStart"/>
+      <w:r>
+        <w:rPr>
+          <w:rFonts w:cs="Times New Roman"/>
+          <w:bCs/>
+          <w:szCs w:val="24"/>
+        </w:rPr>
+        <w:t>патчинга</w:t>
+      </w:r>
+      <w:proofErr w:type="spellEnd"/>
+      <w:r>
+        <w:rPr>
+          <w:rFonts w:cs="Times New Roman"/>
+          <w:bCs/>
+          <w:szCs w:val="24"/>
+        </w:rPr>
+        <w:t xml:space="preserve"> SCAP-контента, применять </w:t>
+      </w:r>
+      <w:proofErr w:type="spellStart"/>
+      <w:r>
+        <w:rPr>
+          <w:rFonts w:cs="Times New Roman"/>
+          <w:bCs/>
+          <w:szCs w:val="24"/>
+        </w:rPr>
+        <w:t>remediation</w:t>
+      </w:r>
+      <w:proofErr w:type="spellEnd"/>
+      <w:r>
+        <w:rPr>
+          <w:rFonts w:cs="Times New Roman"/>
+          <w:bCs/>
+          <w:szCs w:val="24"/>
+        </w:rPr>
+        <w:t xml:space="preserve"> при наличии соответствующего контента и выводить результаты в удобочитаемом табличном виде</w:t>
+      </w:r>
+      <w:r>
+        <w:rPr>
+          <w:rFonts w:cs="Times New Roman"/>
+          <w:bCs/>
+          <w:szCs w:val="24"/>
+        </w:rPr>
+        <w:t>.</w:t>
+      </w:r>
+    </w:p>
+    <w:p>
+      <w:pPr>
+        <w:ind w:firstLine="0"/>
+        <w:jc w:val="both"/>
+        <w:rPr>
+          <w:rFonts w:cs="Times New Roman"/>
+          <w:bCs/>
+          <w:szCs w:val="24"/>
+        </w:rPr>
+      </w:pPr>
+      <w:r>
+        <w:rPr>
+          <w:rFonts w:cs="Times New Roman"/>
+          <w:bCs/>
+          <w:szCs w:val="24"/>
+        </w:rPr>
+        <w:t xml:space="preserve">Основными показателями продукта являются поддержка открытых стандартов SCAP, возможность автоматического </w:t>
+      </w:r>
+      <w:proofErr w:type="spellStart"/>
+      <w:r>
+        <w:rPr>
+          <w:rFonts w:cs="Times New Roman"/>
+          <w:bCs/>
+          <w:szCs w:val="24"/>
+        </w:rPr>
+        <w:t>патчинга</w:t>
+      </w:r>
+      <w:proofErr w:type="spellEnd"/>
+      <w:r>
+        <w:rPr>
+          <w:rFonts w:cs="Times New Roman"/>
+          <w:bCs/>
+          <w:szCs w:val="24"/>
+        </w:rPr>
+        <w:t xml:space="preserve">, поддержка </w:t>
+      </w:r>
+      <w:proofErr w:type="spellStart"/>
+      <w:r>
+        <w:rPr>
+          <w:rFonts w:cs="Times New Roman"/>
+          <w:bCs/>
+          <w:szCs w:val="24"/>
+        </w:rPr>
+        <w:t>remediation</w:t>
+      </w:r>
+      <w:proofErr w:type="spellEnd"/>
+      <w:r>
+        <w:rPr>
+          <w:rFonts w:cs="Times New Roman"/>
+          <w:bCs/>
+          <w:szCs w:val="24"/>
+        </w:rPr>
+        <w:t xml:space="preserve">, </w:t>
       </w:r>
       <w:r>
         <w:rPr>
@@ -792,41 +950,43 @@
           <w:bCs/>
           <w:szCs w:val="24"/>
         </w:rPr>
-        <w:t>Разрабатываемая программа является превентивной мерой, поскольку за счёт автоматизированного аудита и харденинга устраняет уязвимости и мисконфигурации, чем снижает по</w:t>
-      </w:r>
+        <w:t xml:space="preserve">Разрабатываемая программа является превентивной мерой, поскольку за счёт автоматизированного аудита и </w:t>
+      </w:r>
+      <w:proofErr w:type="spellStart"/>
       <w:r>
         <w:rPr>
           <w:rFonts w:cs="Times New Roman"/>
           <w:bCs/>
           <w:szCs w:val="24"/>
         </w:rPr>
-        <w:t xml:space="preserve">верхность атаки и минимизирует вероятность эксплуатации типовых техник злоумышленника. В работе показано, что программа защищает от нескольких техник по </w:t>
-      </w:r>
+        <w:t>харденинга</w:t>
+      </w:r>
+      <w:proofErr w:type="spellEnd"/>
       <w:r>
         <w:rPr>
           <w:rFonts w:cs="Times New Roman"/>
           <w:bCs/>
           <w:szCs w:val="24"/>
-          <w:lang w:val="en-US"/>
-        </w:rPr>
-        <w:t>MITRE</w:t>
-      </w:r>
+        </w:rPr>
+        <w:t xml:space="preserve"> устраняет уязвимости и </w:t>
+      </w:r>
+      <w:proofErr w:type="spellStart"/>
       <w:r>
         <w:rPr>
           <w:rFonts w:cs="Times New Roman"/>
           <w:bCs/>
           <w:szCs w:val="24"/>
         </w:rPr>
-        <w:t xml:space="preserve"> </w:t>
-      </w:r>
+        <w:t>мисконфигурации</w:t>
+      </w:r>
+      <w:proofErr w:type="spellEnd"/>
       <w:r>
         <w:rPr>
           <w:rFonts w:cs="Times New Roman"/>
           <w:bCs/>
           <w:szCs w:val="24"/>
-          <w:lang w:val="en-US"/>
-        </w:rPr>
-        <w:t>ATT</w:t>
+        </w:rPr>
+        <w:t>, чем снижает по</w:t>
       </w:r>
       <w:r>
         <w:rPr>
@@ -834,7 +994,7 @@
           <w:bCs/>
           <w:szCs w:val="24"/>
         </w:rPr>
-        <w:t>&amp;</w:t>
+        <w:t xml:space="preserve">верхность атаки и минимизирует вероятность эксплуатации типовых техник злоумышленника. В работе показано, что программа защищает от нескольких техник по </w:t>
       </w:r>
       <w:r>
         <w:rPr>
@@ -843,7 +1003,7 @@
           <w:szCs w:val="24"/>
           <w:lang w:val="en-US"/>
         </w:rPr>
-        <w:t>CK</w:t>
+        <w:t>MITRE</w:t>
       </w:r>
       <w:r>
         <w:rPr>
@@ -851,25 +1011,79 @@
           <w:bCs/>
           <w:szCs w:val="24"/>
         </w:rPr>
-        <w:t xml:space="preserve">, </w:t>
+        <w:t xml:space="preserve"> </w:t>
       </w:r>
       <w:r>
         <w:rPr>
           <w:rFonts w:cs="Times New Roman"/>
           <w:bCs/>
           <w:szCs w:val="24"/>
-        </w:rPr>
-        <w:t xml:space="preserve">связанных с эксплуатацией публично доступных сервисов, повышением привилегий, изменением настроек фаерволла, а также небезопасной конфигурацией </w:t>
+          <w:lang w:val="en-US"/>
+        </w:rPr>
+        <w:t>ATT</w:t>
       </w:r>
       <w:r>
         <w:rPr>
           <w:rFonts w:cs="Times New Roman"/>
           <w:bCs/>
           <w:szCs w:val="24"/>
+        </w:rPr>
+        <w:t>&amp;</w:t>
+      </w:r>
+      <w:r>
+        <w:rPr>
+          <w:rFonts w:cs="Times New Roman"/>
+          <w:bCs/>
+          <w:szCs w:val="24"/>
+          <w:lang w:val="en-US"/>
+        </w:rPr>
+        <w:t>CK</w:t>
+      </w:r>
+      <w:r>
+        <w:rPr>
+          <w:rFonts w:cs="Times New Roman"/>
+          <w:bCs/>
+          <w:szCs w:val="24"/>
+        </w:rPr>
+        <w:t xml:space="preserve">, </w:t>
+      </w:r>
+      <w:r>
+        <w:rPr>
+          <w:rFonts w:cs="Times New Roman"/>
+          <w:bCs/>
+          <w:szCs w:val="24"/>
+        </w:rPr>
+        <w:t xml:space="preserve">связанных с эксплуатацией публично доступных сервисов, повышением привилегий, изменением настроек </w:t>
+      </w:r>
+      <w:proofErr w:type="spellStart"/>
+      <w:r>
+        <w:rPr>
+          <w:rFonts w:cs="Times New Roman"/>
+          <w:bCs/>
+          <w:szCs w:val="24"/>
+        </w:rPr>
+        <w:t>фаерволла</w:t>
+      </w:r>
+      <w:proofErr w:type="spellEnd"/>
+      <w:r>
+        <w:rPr>
+          <w:rFonts w:cs="Times New Roman"/>
+          <w:bCs/>
+          <w:szCs w:val="24"/>
+        </w:rPr>
+        <w:t xml:space="preserve">, а также небезопасной конфигурацией </w:t>
+      </w:r>
+      <w:proofErr w:type="spellStart"/>
+      <w:r>
+        <w:rPr>
+          <w:rFonts w:cs="Times New Roman"/>
+          <w:bCs/>
+          <w:szCs w:val="24"/>
           <w:lang w:val="en-US"/>
         </w:rPr>
         <w:t>sudo</w:t>
       </w:r>
+      <w:proofErr w:type="spellEnd"/>
       <w:r>
         <w:rPr>
           <w:rFonts w:cs="Times New Roman"/>
@@ -2905,11 +3119,25 @@
       </w:r>
       <w:r>
         <w:br/>
-        <w:t>Киберугрозы - угрозы атак на ИС.</w:t>
+      </w:r>
+      <w:proofErr w:type="spellStart"/>
+      <w:r>
+        <w:t>Киберугрозы</w:t>
+      </w:r>
+      <w:proofErr w:type="spellEnd"/>
+      <w:r>
+        <w:t xml:space="preserve"> - угрозы атак на ИС.</w:t>
       </w:r>
       <w:r>
         <w:br/>
-        <w:t>Мисконфигурация - небезопасная/ошибочная настройка.</w:t>
+      </w:r>
+      <w:proofErr w:type="spellStart"/>
+      <w:r>
+        <w:t>Мисконфигурация</w:t>
+      </w:r>
+      <w:proofErr w:type="spellEnd"/>
+      <w:r>
+        <w:t xml:space="preserve"> - небезопасная/ошибочная настройка.</w:t>
       </w:r>
       <w:r>
         <w:br/>
@@ -2931,8 +3159,13 @@
         <w:pStyle w:val="ac"/>
         <w:spacing w:before="0" w:beforeAutospacing="0" w:after="0" w:afterAutospacing="0" w:line="360" w:lineRule="auto"/>
       </w:pPr>
-      <w:r>
-        <w:t>Патчинг - процесс внесения изменений в программное обеспечение. В контексте проекта это изменение SCAP-контента для его корректной работы на целевой системе</w:t>
+      <w:proofErr w:type="spellStart"/>
+      <w:r>
+        <w:t>Патчинг</w:t>
+      </w:r>
+      <w:proofErr w:type="spellEnd"/>
+      <w:r>
+        <w:t xml:space="preserve"> - процесс внесения изменений в программное обеспечение. В контексте проекта это изменение SCAP-контента для его корректной работы на целевой системе</w:t>
       </w:r>
       <w:r>
         <w:br/>
@@ -2956,7 +3189,14 @@
       </w:r>
       <w:r>
         <w:br/>
-        <w:t>Харденинг - укрепление конфигурации ОС/системы (снижение поверхности атаки).</w:t>
+      </w:r>
+      <w:proofErr w:type="spellStart"/>
+      <w:r>
+        <w:t>Харденинг</w:t>
+      </w:r>
+      <w:proofErr w:type="spellEnd"/>
+      <w:r>
+        <w:t xml:space="preserve"> - укрепление конфигурации ОС/системы (снижение поверхности атаки).</w:t>
       </w:r>
     </w:p>
     <w:p>
@@ -3052,7 +3292,20 @@
           <w:lang w:eastAsia="ru-RU"/>
         </w:rPr>
         <w:br/>
-        <w:t>Dart - язык программирования.</w:t>
+      </w:r>
+      <w:proofErr w:type="spellStart"/>
+      <w:r>
+        <w:rPr>
+          <w:lang w:eastAsia="ru-RU"/>
+        </w:rPr>
+        <w:t>Dart</w:t>
+      </w:r>
+      <w:proofErr w:type="spellEnd"/>
+      <w:r>
+        <w:rPr>
+          <w:lang w:eastAsia="ru-RU"/>
+        </w:rPr>
+        <w:t xml:space="preserve"> - язык программирования.</w:t>
       </w:r>
     </w:p>
     <w:p>
@@ -3106,7 +3359,21 @@
           <w:lang w:eastAsia="ru-RU"/>
         </w:rPr>
         <w:br/>
-        <w:t>Electron / Flutter - фреймворки для разработки кроссплатформенных приложений.</w:t>
+        <w:t xml:space="preserve">Electron / </w:t>
+      </w:r>
+      <w:proofErr w:type="spellStart"/>
+      <w:r>
+        <w:rPr>
+          <w:lang w:eastAsia="ru-RU"/>
+        </w:rPr>
+        <w:t>Flutter</w:t>
+      </w:r>
+      <w:proofErr w:type="spellEnd"/>
+      <w:r>
+        <w:rPr>
+          <w:lang w:eastAsia="ru-RU"/>
+        </w:rPr>
+        <w:t xml:space="preserve"> - фреймворки для разработки кроссплатформенных приложений.</w:t>
       </w:r>
       <w:r>
         <w:rPr>
@@ -3120,7 +3387,21 @@
           <w:lang w:eastAsia="ru-RU"/>
         </w:rPr>
         <w:br/>
-        <w:t>GPL - лицензия GNU General Public License.</w:t>
+        <w:t xml:space="preserve">GPL - лицензия GNU General Public </w:t>
+      </w:r>
+      <w:proofErr w:type="spellStart"/>
+      <w:r>
+        <w:rPr>
+          <w:lang w:eastAsia="ru-RU"/>
+        </w:rPr>
+        <w:t>License</w:t>
+      </w:r>
+      <w:proofErr w:type="spellEnd"/>
+      <w:r>
+        <w:rPr>
+          <w:lang w:eastAsia="ru-RU"/>
+        </w:rPr>
+        <w:t>.</w:t>
       </w:r>
       <w:r>
         <w:rPr>
@@ -3230,21 +3511,75 @@
           <w:lang w:eastAsia="ru-RU"/>
         </w:rPr>
         <w:br/>
-        <w:t>openSCAP - инструментарий/движок для обработки SCAP-контента.</w:t>
-      </w:r>
+      </w:r>
+      <w:proofErr w:type="spellStart"/>
       <w:r>
         <w:rPr>
           <w:lang w:eastAsia="ru-RU"/>
         </w:rPr>
+        <w:t>openSCAP</w:t>
+      </w:r>
+      <w:proofErr w:type="spellEnd"/>
+      <w:r>
+        <w:rPr>
+          <w:lang w:eastAsia="ru-RU"/>
+        </w:rPr>
+        <w:t xml:space="preserve"> - инструментарий/движок для обработки SCAP-контента.</w:t>
+      </w:r>
+      <w:r>
+        <w:rPr>
+          <w:lang w:eastAsia="ru-RU"/>
+        </w:rPr>
         <w:br/>
-        <w:t>Ovaldi – движок для использования SCAP контента.</w:t>
-      </w:r>
+      </w:r>
+      <w:proofErr w:type="spellStart"/>
       <w:r>
         <w:rPr>
           <w:lang w:eastAsia="ru-RU"/>
         </w:rPr>
+        <w:t>Ovaldi</w:t>
+      </w:r>
+      <w:proofErr w:type="spellEnd"/>
+      <w:r>
+        <w:rPr>
+          <w:lang w:eastAsia="ru-RU"/>
+        </w:rPr>
+        <w:t xml:space="preserve"> – движок для использования SCAP контента.</w:t>
+      </w:r>
+      <w:r>
+        <w:rPr>
+          <w:lang w:eastAsia="ru-RU"/>
+        </w:rPr>
         <w:br/>
-        <w:t>OVAL - Open Vulnerability and Assessment Language: язык (стандарт) описания и выполнения технических проверок состояния системы.</w:t>
+        <w:t xml:space="preserve">OVAL - Open </w:t>
+      </w:r>
+      <w:proofErr w:type="spellStart"/>
+      <w:r>
+        <w:rPr>
+          <w:lang w:eastAsia="ru-RU"/>
+        </w:rPr>
+        <w:t>Vulnerability</w:t>
+      </w:r>
+      <w:proofErr w:type="spellEnd"/>
+      <w:r>
+        <w:rPr>
+          <w:lang w:eastAsia="ru-RU"/>
+        </w:rPr>
+        <w:t xml:space="preserve"> </w:t>
+      </w:r>
+      <w:proofErr w:type="spellStart"/>
+      <w:r>
+        <w:rPr>
+          <w:lang w:eastAsia="ru-RU"/>
+        </w:rPr>
+        <w:t>and</w:t>
+      </w:r>
+      <w:proofErr w:type="spellEnd"/>
+      <w:r>
+        <w:rPr>
+          <w:lang w:eastAsia="ru-RU"/>
+        </w:rPr>
+        <w:t xml:space="preserve"> Assessment Language: язык (стандарт) описания и выполнения технических проверок состояния системы.</w:t>
       </w:r>
       <w:r>
         <w:rPr>
@@ -3258,33 +3593,142 @@
           <w:lang w:eastAsia="ru-RU"/>
         </w:rPr>
         <w:br/>
-        <w:t>PCI DSS - Payment Card Industry Data Security Standard: стандарт безопасности данных индустрии платёжных карт.</w:t>
-      </w:r>
+        <w:t xml:space="preserve">PCI DSS - </w:t>
+      </w:r>
+      <w:proofErr w:type="spellStart"/>
       <w:r>
         <w:rPr>
           <w:lang w:eastAsia="ru-RU"/>
         </w:rPr>
+        <w:t>Payment</w:t>
+      </w:r>
+      <w:proofErr w:type="spellEnd"/>
+      <w:r>
+        <w:rPr>
+          <w:lang w:eastAsia="ru-RU"/>
+        </w:rPr>
+        <w:t xml:space="preserve"> Card Industry Data Security Standard: стандарт безопасности данных индустрии платёжных карт.</w:t>
+      </w:r>
+      <w:r>
+        <w:rPr>
+          <w:lang w:eastAsia="ru-RU"/>
+        </w:rPr>
         <w:br/>
-        <w:t>PyQt - Python-библиотека (биндинги) для Qt.</w:t>
-      </w:r>
+      </w:r>
+      <w:proofErr w:type="spellStart"/>
       <w:r>
         <w:rPr>
           <w:lang w:eastAsia="ru-RU"/>
         </w:rPr>
+        <w:t>PyQt</w:t>
+      </w:r>
+      <w:proofErr w:type="spellEnd"/>
+      <w:r>
+        <w:rPr>
+          <w:lang w:eastAsia="ru-RU"/>
+        </w:rPr>
+        <w:t xml:space="preserve"> - Python-библиотека (</w:t>
+      </w:r>
+      <w:proofErr w:type="spellStart"/>
+      <w:r>
+        <w:rPr>
+          <w:lang w:eastAsia="ru-RU"/>
+        </w:rPr>
+        <w:t>биндинги</w:t>
+      </w:r>
+      <w:proofErr w:type="spellEnd"/>
+      <w:r>
+        <w:rPr>
+          <w:lang w:eastAsia="ru-RU"/>
+        </w:rPr>
+        <w:t xml:space="preserve">) для </w:t>
+      </w:r>
+      <w:proofErr w:type="spellStart"/>
+      <w:r>
+        <w:rPr>
+          <w:lang w:eastAsia="ru-RU"/>
+        </w:rPr>
+        <w:t>Qt</w:t>
+      </w:r>
+      <w:proofErr w:type="spellEnd"/>
+      <w:r>
+        <w:rPr>
+          <w:lang w:eastAsia="ru-RU"/>
+        </w:rPr>
+        <w:t>.</w:t>
+      </w:r>
+      <w:r>
+        <w:rPr>
+          <w:lang w:eastAsia="ru-RU"/>
+        </w:rPr>
         <w:br/>
-        <w:t>PySide - Python-библиотека (биндинги) для Qt.</w:t>
-      </w:r>
+      </w:r>
+      <w:proofErr w:type="spellStart"/>
       <w:r>
         <w:rPr>
           <w:lang w:eastAsia="ru-RU"/>
         </w:rPr>
+        <w:t>PySide</w:t>
+      </w:r>
+      <w:proofErr w:type="spellEnd"/>
+      <w:r>
+        <w:rPr>
+          <w:lang w:eastAsia="ru-RU"/>
+        </w:rPr>
+        <w:t xml:space="preserve"> - Python-библиотека (</w:t>
+      </w:r>
+      <w:proofErr w:type="spellStart"/>
+      <w:r>
+        <w:rPr>
+          <w:lang w:eastAsia="ru-RU"/>
+        </w:rPr>
+        <w:t>биндинги</w:t>
+      </w:r>
+      <w:proofErr w:type="spellEnd"/>
+      <w:r>
+        <w:rPr>
+          <w:lang w:eastAsia="ru-RU"/>
+        </w:rPr>
+        <w:t xml:space="preserve">) для </w:t>
+      </w:r>
+      <w:proofErr w:type="spellStart"/>
+      <w:r>
+        <w:rPr>
+          <w:lang w:eastAsia="ru-RU"/>
+        </w:rPr>
+        <w:t>Qt</w:t>
+      </w:r>
+      <w:proofErr w:type="spellEnd"/>
+      <w:r>
+        <w:rPr>
+          <w:lang w:eastAsia="ru-RU"/>
+        </w:rPr>
+        <w:t>.</w:t>
+      </w:r>
+      <w:r>
+        <w:rPr>
+          <w:lang w:eastAsia="ru-RU"/>
+        </w:rPr>
         <w:br/>
-        <w:t xml:space="preserve">Qt - фреймворк для </w:t>
-      </w:r>
+      </w:r>
+      <w:proofErr w:type="spellStart"/>
       <w:r>
         <w:rPr>
           <w:lang w:eastAsia="ru-RU"/>
         </w:rPr>
+        <w:t>Qt</w:t>
+      </w:r>
+      <w:proofErr w:type="spellEnd"/>
+      <w:r>
+        <w:rPr>
+          <w:lang w:eastAsia="ru-RU"/>
+        </w:rPr>
+        <w:t xml:space="preserve"> - фреймворк для </w:t>
+      </w:r>
+      <w:r>
+        <w:rPr>
+          <w:lang w:eastAsia="ru-RU"/>
+        </w:rPr>
         <w:t>графического интерфейса.</w:t>
       </w:r>
       <w:r>
@@ -3292,21 +3736,132 @@
           <w:lang w:eastAsia="ru-RU"/>
         </w:rPr>
         <w:br/>
-        <w:t>RedCheck, XSpider, ScanOVAL, MaxPatrol 8, MaxPatrol VM - названия продуктов/аналогов.</w:t>
-      </w:r>
+      </w:r>
+      <w:proofErr w:type="spellStart"/>
       <w:r>
         <w:rPr>
           <w:lang w:eastAsia="ru-RU"/>
         </w:rPr>
+        <w:t>RedCheck</w:t>
+      </w:r>
+      <w:proofErr w:type="spellEnd"/>
+      <w:r>
+        <w:rPr>
+          <w:lang w:eastAsia="ru-RU"/>
+        </w:rPr>
+        <w:t xml:space="preserve">, </w:t>
+      </w:r>
+      <w:proofErr w:type="spellStart"/>
+      <w:r>
+        <w:rPr>
+          <w:lang w:eastAsia="ru-RU"/>
+        </w:rPr>
+        <w:t>XSpider</w:t>
+      </w:r>
+      <w:proofErr w:type="spellEnd"/>
+      <w:r>
+        <w:rPr>
+          <w:lang w:eastAsia="ru-RU"/>
+        </w:rPr>
+        <w:t xml:space="preserve">, </w:t>
+      </w:r>
+      <w:proofErr w:type="spellStart"/>
+      <w:r>
+        <w:rPr>
+          <w:lang w:eastAsia="ru-RU"/>
+        </w:rPr>
+        <w:t>ScanOVAL</w:t>
+      </w:r>
+      <w:proofErr w:type="spellEnd"/>
+      <w:r>
+        <w:rPr>
+          <w:lang w:eastAsia="ru-RU"/>
+        </w:rPr>
+        <w:t xml:space="preserve">, </w:t>
+      </w:r>
+      <w:proofErr w:type="spellStart"/>
+      <w:r>
+        <w:rPr>
+          <w:lang w:eastAsia="ru-RU"/>
+        </w:rPr>
+        <w:t>MaxPatrol</w:t>
+      </w:r>
+      <w:proofErr w:type="spellEnd"/>
+      <w:r>
+        <w:rPr>
+          <w:lang w:eastAsia="ru-RU"/>
+        </w:rPr>
+        <w:t xml:space="preserve"> 8, </w:t>
+      </w:r>
+      <w:proofErr w:type="spellStart"/>
+      <w:r>
+        <w:rPr>
+          <w:lang w:eastAsia="ru-RU"/>
+        </w:rPr>
+        <w:t>MaxPatrol</w:t>
+      </w:r>
+      <w:proofErr w:type="spellEnd"/>
+      <w:r>
+        <w:rPr>
+          <w:lang w:eastAsia="ru-RU"/>
+        </w:rPr>
+        <w:t xml:space="preserve"> VM - названия продуктов/аналогов.</w:t>
+      </w:r>
+      <w:r>
+        <w:rPr>
+          <w:lang w:eastAsia="ru-RU"/>
+        </w:rPr>
         <w:br/>
-        <w:t>RHEL (Red Hat Enterprise Linux) / Debian / Rocky Linux - дистрибутивы операционной системы Linux.</w:t>
-      </w:r>
+        <w:t xml:space="preserve">RHEL (Red Hat Enterprise Linux) / </w:t>
+      </w:r>
+      <w:proofErr w:type="spellStart"/>
       <w:r>
         <w:rPr>
           <w:lang w:eastAsia="ru-RU"/>
         </w:rPr>
+        <w:t>Debian</w:t>
+      </w:r>
+      <w:proofErr w:type="spellEnd"/>
+      <w:r>
+        <w:rPr>
+          <w:lang w:eastAsia="ru-RU"/>
+        </w:rPr>
+        <w:t xml:space="preserve"> / </w:t>
+      </w:r>
+      <w:proofErr w:type="spellStart"/>
+      <w:r>
+        <w:rPr>
+          <w:lang w:eastAsia="ru-RU"/>
+        </w:rPr>
+        <w:t>Rocky</w:t>
+      </w:r>
+      <w:proofErr w:type="spellEnd"/>
+      <w:r>
+        <w:rPr>
+          <w:lang w:eastAsia="ru-RU"/>
+        </w:rPr>
+        <w:t xml:space="preserve"> Linux - дистрибутивы операционной системы Linux.</w:t>
+      </w:r>
+      <w:r>
+        <w:rPr>
+          <w:lang w:eastAsia="ru-RU"/>
+        </w:rPr>
         <w:br/>
-        <w:t>SCAP - Security Content Automation Protocol: набор открытых стандартов для представления/обмена данными ИБ и автоматизации проверок.</w:t>
+        <w:t xml:space="preserve">SCAP - Security Content </w:t>
+      </w:r>
+      <w:proofErr w:type="spellStart"/>
+      <w:r>
+        <w:rPr>
+          <w:lang w:eastAsia="ru-RU"/>
+        </w:rPr>
+        <w:t>Automation</w:t>
+      </w:r>
+      <w:proofErr w:type="spellEnd"/>
+      <w:r>
+        <w:rPr>
+          <w:lang w:eastAsia="ru-RU"/>
+        </w:rPr>
+        <w:t xml:space="preserve"> Protocol: набор открытых стандартов для представления/обмена данными ИБ и автоматизации проверок.</w:t>
       </w:r>
       <w:r>
         <w:rPr>
@@ -3327,21 +3882,117 @@
           <w:lang w:eastAsia="ru-RU"/>
         </w:rPr>
         <w:br/>
-        <w:t>Remediation - действия по устранению несоответствий (в т.ч. автоматическое исправление).</w:t>
-      </w:r>
+      </w:r>
+      <w:proofErr w:type="spellStart"/>
       <w:r>
         <w:rPr>
           <w:lang w:eastAsia="ru-RU"/>
         </w:rPr>
+        <w:t>Remediation</w:t>
+      </w:r>
+      <w:proofErr w:type="spellEnd"/>
+      <w:r>
+        <w:rPr>
+          <w:lang w:eastAsia="ru-RU"/>
+        </w:rPr>
+        <w:t xml:space="preserve"> - действия по устранению несоответствий (в т.ч. автоматическое исправление).</w:t>
+      </w:r>
+      <w:r>
+        <w:rPr>
+          <w:lang w:eastAsia="ru-RU"/>
+        </w:rPr>
         <w:br/>
-        <w:t>Vulnerability management - управление уязвимостями.</w:t>
-      </w:r>
+      </w:r>
+      <w:proofErr w:type="spellStart"/>
       <w:r>
         <w:rPr>
           <w:lang w:eastAsia="ru-RU"/>
         </w:rPr>
+        <w:t>Vulnerability</w:t>
+      </w:r>
+      <w:proofErr w:type="spellEnd"/>
+      <w:r>
+        <w:rPr>
+          <w:lang w:eastAsia="ru-RU"/>
+        </w:rPr>
+        <w:t xml:space="preserve"> </w:t>
+      </w:r>
+      <w:proofErr w:type="spellStart"/>
+      <w:r>
+        <w:rPr>
+          <w:lang w:eastAsia="ru-RU"/>
+        </w:rPr>
+        <w:t>management</w:t>
+      </w:r>
+      <w:proofErr w:type="spellEnd"/>
+      <w:r>
+        <w:rPr>
+          <w:lang w:eastAsia="ru-RU"/>
+        </w:rPr>
+        <w:t xml:space="preserve"> - управление уязвимостями.</w:t>
+      </w:r>
+      <w:r>
+        <w:rPr>
+          <w:lang w:eastAsia="ru-RU"/>
+        </w:rPr>
         <w:br/>
-        <w:t>XCCDF - Extensible Configuration Checklist Description Format: формат описания чек-листов/политик проверок, профилей и результатов; поддерживает remediation.</w:t>
+        <w:t xml:space="preserve">XCCDF - </w:t>
+      </w:r>
+      <w:proofErr w:type="spellStart"/>
+      <w:r>
+        <w:rPr>
+          <w:lang w:eastAsia="ru-RU"/>
+        </w:rPr>
+        <w:t>Extensible</w:t>
+      </w:r>
+      <w:proofErr w:type="spellEnd"/>
+      <w:r>
+        <w:rPr>
+          <w:lang w:eastAsia="ru-RU"/>
+        </w:rPr>
+        <w:t xml:space="preserve"> Configuration </w:t>
+      </w:r>
+      <w:proofErr w:type="spellStart"/>
+      <w:r>
+        <w:rPr>
+          <w:lang w:eastAsia="ru-RU"/>
+        </w:rPr>
+        <w:t>Checklist</w:t>
+      </w:r>
+      <w:proofErr w:type="spellEnd"/>
+      <w:r>
+        <w:rPr>
+          <w:lang w:eastAsia="ru-RU"/>
+        </w:rPr>
+        <w:t xml:space="preserve"> </w:t>
+      </w:r>
+      <w:proofErr w:type="spellStart"/>
+      <w:r>
+        <w:rPr>
+          <w:lang w:eastAsia="ru-RU"/>
+        </w:rPr>
+        <w:t>Description</w:t>
+      </w:r>
+      <w:proofErr w:type="spellEnd"/>
+      <w:r>
+        <w:rPr>
+          <w:lang w:eastAsia="ru-RU"/>
+        </w:rPr>
+        <w:t xml:space="preserve"> Format: формат описания чек-листов/политик проверок, профилей и результатов; поддерживает </w:t>
+      </w:r>
+      <w:proofErr w:type="spellStart"/>
+      <w:r>
+        <w:rPr>
+          <w:lang w:eastAsia="ru-RU"/>
+        </w:rPr>
+        <w:t>remediation</w:t>
+      </w:r>
+      <w:proofErr w:type="spellEnd"/>
+      <w:r>
+        <w:rPr>
+          <w:lang w:eastAsia="ru-RU"/>
+        </w:rPr>
+        <w:t>.</w:t>
       </w:r>
       <w:r>
         <w:rPr>
@@ -3383,7 +4034,21 @@
         <w:jc w:val="both"/>
       </w:pPr>
       <w:r>
-        <w:t xml:space="preserve">В наше время информационные технологии используются во всех областях, начиная от бизнеса и заканчивая государственными организациями. Цифровая структура всех этих областей растёт крайне стремительно, что также повышает требования к обеспечению защищённости систем. При этом киберугрозы развиваются также быстро, как и технологии: злоумышленники используют широкий спектр методов - от известный уязвимостей до ошибок конфигураций. В таких условиях требуется </w:t>
+        <w:t xml:space="preserve">В наше время информационные технологии используются во всех областях, начиная от бизнеса и заканчивая государственными организациями. Цифровая структура всех этих областей растёт крайне стремительно, что также повышает требования к обеспечению защищённости систем. При этом </w:t>
+      </w:r>
+      <w:proofErr w:type="spellStart"/>
+      <w:r>
+        <w:t>киберугрозы</w:t>
+      </w:r>
+      <w:proofErr w:type="spellEnd"/>
+      <w:r>
+        <w:t xml:space="preserve"> развиваются также быстро, как и технологии: злоумышленники используют широкий спектр методов - от известны</w:t>
+      </w:r>
+      <w:r>
+        <w:t>х</w:t>
+      </w:r>
+      <w:r>
+        <w:t xml:space="preserve"> уязвимостей до ошибок конфигураций. В таких условиях требуется </w:t>
       </w:r>
       <w:r>
         <w:t xml:space="preserve">непрерывный мониторинг </w:t>
@@ -3421,7 +4086,15 @@
         <w:t xml:space="preserve">Цель работы: </w:t>
       </w:r>
       <w:r>
-        <w:t xml:space="preserve">Создание программного средства автоматизированного аудита и харденинга операционной системы на основе </w:t>
+        <w:t xml:space="preserve">Создание программного средства автоматизированного аудита и </w:t>
+      </w:r>
+      <w:proofErr w:type="spellStart"/>
+      <w:r>
+        <w:t>харденинга</w:t>
+      </w:r>
+      <w:proofErr w:type="spellEnd"/>
+      <w:r>
+        <w:t xml:space="preserve"> операционной системы на основе </w:t>
       </w:r>
       <w:r>
         <w:t>стандартов</w:t>
@@ -3524,9 +4197,11 @@
       <w:r>
         <w:t xml:space="preserve">Реализовать модуль для автоматического </w:t>
       </w:r>
+      <w:proofErr w:type="spellStart"/>
       <w:r>
         <w:t>патчинга</w:t>
       </w:r>
+      <w:proofErr w:type="spellEnd"/>
     </w:p>
     <w:p>
       <w:pPr>
@@ -3539,7 +4214,15 @@
         <w:jc w:val="both"/>
       </w:pPr>
       <w:r>
-        <w:t>Добавить поддержку remediation для XCCDF</w:t>
+        <w:t xml:space="preserve">Добавить поддержку </w:t>
+      </w:r>
+      <w:proofErr w:type="spellStart"/>
+      <w:r>
+        <w:t>remediation</w:t>
+      </w:r>
+      <w:proofErr w:type="spellEnd"/>
+      <w:r>
+        <w:t xml:space="preserve"> для XCCDF</w:t>
       </w:r>
     </w:p>
     <w:p>
@@ -3553,7 +4236,15 @@
         <w:jc w:val="both"/>
       </w:pPr>
       <w:r>
-        <w:t>Реализовать модуль подгрузки SCAP-контента для выбранной операционной системы</w:t>
+        <w:t xml:space="preserve">Реализовать модуль </w:t>
+      </w:r>
+      <w:proofErr w:type="spellStart"/>
+      <w:r>
+        <w:t>подгрузки</w:t>
+      </w:r>
+      <w:proofErr w:type="spellEnd"/>
+      <w:r>
+        <w:t xml:space="preserve"> SCAP-контента для выбранной операционной системы</w:t>
       </w:r>
     </w:p>
     <w:p>
@@ -3657,7 +4348,25 @@
           <w:color w:val="000000" w:themeColor="text1"/>
           <w:szCs w:val="28"/>
         </w:rPr>
-        <w:t>, что делает задачу автоматизации процессов выявления и устранения уязвимостей и мисконфигураций особенно актуальной.</w:t>
+        <w:t xml:space="preserve">, что делает задачу автоматизации процессов выявления и устранения уязвимостей и </w:t>
+      </w:r>
+      <w:proofErr w:type="spellStart"/>
+      <w:r>
+        <w:rPr>
+          <w:rFonts w:cs="Times New Roman"/>
+          <w:color w:val="000000" w:themeColor="text1"/>
+          <w:szCs w:val="28"/>
+        </w:rPr>
+        <w:t>мисконфигураций</w:t>
+      </w:r>
+      <w:proofErr w:type="spellEnd"/>
+      <w:r>
+        <w:rPr>
+          <w:rFonts w:cs="Times New Roman"/>
+          <w:color w:val="000000" w:themeColor="text1"/>
+          <w:szCs w:val="28"/>
+        </w:rPr>
+        <w:t xml:space="preserve"> особенно актуальной.</w:t>
       </w:r>
       <w:r>
         <w:rPr>
@@ -3756,7 +4465,39 @@
         <w:jc w:val="both"/>
       </w:pPr>
       <w:r>
-        <w:t xml:space="preserve">На данный момент существует крайне большое количество инструментов для поиска и управления уязвимостями в информационных системах. Среди распространённых решений можно выделить Redcheck, MaxPatrol 8, XSpider, MaxPatrol VM. Эти продукты помогают проводить аудит уязвимостей и формировать отчётность, однако у большинства из них есть ограничения, которые становятся критичными при построении процессов информационной безопасности. </w:t>
+        <w:t xml:space="preserve">На данный момент существует крайне большое количество инструментов для поиска и управления уязвимостями в информационных системах. Среди распространённых решений можно выделить </w:t>
+      </w:r>
+      <w:proofErr w:type="spellStart"/>
+      <w:r>
+        <w:t>Redcheck</w:t>
+      </w:r>
+      <w:proofErr w:type="spellEnd"/>
+      <w:r>
+        <w:t xml:space="preserve">, </w:t>
+      </w:r>
+      <w:proofErr w:type="spellStart"/>
+      <w:r>
+        <w:t>MaxPatrol</w:t>
+      </w:r>
+      <w:proofErr w:type="spellEnd"/>
+      <w:r>
+        <w:t xml:space="preserve"> 8, </w:t>
+      </w:r>
+      <w:proofErr w:type="spellStart"/>
+      <w:r>
+        <w:t>XSpider</w:t>
+      </w:r>
+      <w:proofErr w:type="spellEnd"/>
+      <w:r>
+        <w:t xml:space="preserve">, </w:t>
+      </w:r>
+      <w:proofErr w:type="spellStart"/>
+      <w:r>
+        <w:t>MaxPatrol</w:t>
+      </w:r>
+      <w:proofErr w:type="spellEnd"/>
+      <w:r>
+        <w:t xml:space="preserve"> VM. Эти продукты помогают проводить аудит уязвимостей и формировать отчётность, однако у большинства из них есть ограничения, которые становятся критичными при построении процессов информационной безопасности. </w:t>
       </w:r>
     </w:p>
     <w:p>
@@ -3842,7 +4583,15 @@
         <w:tab/>
       </w:r>
       <w:r>
-        <w:t xml:space="preserve">SCAP (Security Content Automation Protocol, протокол автоматизации управления данными безопасности) </w:t>
+        <w:t xml:space="preserve">SCAP (Security Content </w:t>
+      </w:r>
+      <w:proofErr w:type="spellStart"/>
+      <w:r>
+        <w:t>Automation</w:t>
+      </w:r>
+      <w:proofErr w:type="spellEnd"/>
+      <w:r>
+        <w:t xml:space="preserve"> Protocol, протокол автоматизации управления данными безопасности) </w:t>
       </w:r>
       <w:proofErr w:type="gramStart"/>
       <w:r>
@@ -3927,7 +4676,15 @@
         <w:jc w:val="both"/>
       </w:pPr>
       <w:r>
-        <w:t xml:space="preserve">При создании программы ключевыми компонентами будут являться CVE, OVAL и XCCDF, потому что именно благодаря им программа будет проверять систему на наличие уязвимостей и мисконфигураций по машиночитаемому описанию проверок. Роль этих трёх </w:t>
+        <w:t xml:space="preserve">При создании программы ключевыми компонентами будут являться CVE, OVAL и XCCDF, потому что именно благодаря им программа будет проверять систему на наличие уязвимостей и </w:t>
+      </w:r>
+      <w:proofErr w:type="spellStart"/>
+      <w:r>
+        <w:t>мисконфигураций</w:t>
+      </w:r>
+      <w:proofErr w:type="spellEnd"/>
+      <w:r>
+        <w:t xml:space="preserve"> по машиночитаемому описанию проверок. Роль этих трёх </w:t>
       </w:r>
       <w:r>
         <w:lastRenderedPageBreak/>
@@ -3953,7 +4710,23 @@
         <w:jc w:val="both"/>
       </w:pPr>
       <w:r>
-        <w:t xml:space="preserve">- OVAL (Open Vulnerability and Assessment Language) </w:t>
+        <w:t xml:space="preserve">- OVAL (Open </w:t>
+      </w:r>
+      <w:proofErr w:type="spellStart"/>
+      <w:r>
+        <w:t>Vulnerability</w:t>
+      </w:r>
+      <w:proofErr w:type="spellEnd"/>
+      <w:r>
+        <w:t xml:space="preserve"> </w:t>
+      </w:r>
+      <w:proofErr w:type="spellStart"/>
+      <w:r>
+        <w:t>and</w:t>
+      </w:r>
+      <w:proofErr w:type="spellEnd"/>
+      <w:r>
+        <w:t xml:space="preserve"> Assessment Language) </w:t>
       </w:r>
       <w:proofErr w:type="gramStart"/>
       <w:r>
@@ -4084,7 +4857,31 @@
         <w:jc w:val="both"/>
       </w:pPr>
       <w:r>
-        <w:t xml:space="preserve">- XCCDF (Extensible Configuration Checklist Description Format) </w:t>
+        <w:t>- XCCDF (</w:t>
+      </w:r>
+      <w:proofErr w:type="spellStart"/>
+      <w:r>
+        <w:t>Extensible</w:t>
+      </w:r>
+      <w:proofErr w:type="spellEnd"/>
+      <w:r>
+        <w:t xml:space="preserve"> Configuration </w:t>
+      </w:r>
+      <w:proofErr w:type="spellStart"/>
+      <w:r>
+        <w:t>Checklist</w:t>
+      </w:r>
+      <w:proofErr w:type="spellEnd"/>
+      <w:r>
+        <w:t xml:space="preserve"> </w:t>
+      </w:r>
+      <w:proofErr w:type="spellStart"/>
+      <w:r>
+        <w:t>Description</w:t>
+      </w:r>
+      <w:proofErr w:type="spellEnd"/>
+      <w:r>
+        <w:t xml:space="preserve"> Format) </w:t>
       </w:r>
       <w:proofErr w:type="gramStart"/>
       <w:r>
@@ -4092,8 +4889,13 @@
       </w:r>
       <w:proofErr w:type="gramEnd"/>
       <w:r>
-        <w:t xml:space="preserve"> формат, который позволяет описывать политики и структуру проверок: какие требования проверять, как их группировать, какие профили использовать, как формировать результат оценки. Также благодаря XCCDF можно проводить remediation</w:t>
-      </w:r>
+        <w:t xml:space="preserve"> формат, который позволяет описывать политики и структуру проверок: какие требования проверять, как их группировать, какие профили использовать, как формировать результат оценки. Также благодаря XCCDF можно проводить </w:t>
+      </w:r>
+      <w:proofErr w:type="spellStart"/>
+      <w:r>
+        <w:t>remediation</w:t>
+      </w:r>
+      <w:proofErr w:type="spellEnd"/>
       <w:r>
         <w:t xml:space="preserve"> (устранение уязвимостей)</w:t>
       </w:r>
@@ -4517,8 +5319,37 @@
       <w:r>
         <w:t xml:space="preserve">: </w:t>
       </w:r>
-      <w:r>
-        <w:t>RedCheck, XSpider, ScanOVAL, MaxPatrol VM.</w:t>
+      <w:proofErr w:type="spellStart"/>
+      <w:r>
+        <w:t>RedCheck</w:t>
+      </w:r>
+      <w:proofErr w:type="spellEnd"/>
+      <w:r>
+        <w:t xml:space="preserve">, </w:t>
+      </w:r>
+      <w:proofErr w:type="spellStart"/>
+      <w:r>
+        <w:t>XSpider</w:t>
+      </w:r>
+      <w:proofErr w:type="spellEnd"/>
+      <w:r>
+        <w:t xml:space="preserve">, </w:t>
+      </w:r>
+      <w:proofErr w:type="spellStart"/>
+      <w:r>
+        <w:t>ScanOVAL</w:t>
+      </w:r>
+      <w:proofErr w:type="spellEnd"/>
+      <w:r>
+        <w:t xml:space="preserve">, </w:t>
+      </w:r>
+      <w:proofErr w:type="spellStart"/>
+      <w:r>
+        <w:t>MaxPatrol</w:t>
+      </w:r>
+      <w:proofErr w:type="spellEnd"/>
+      <w:r>
+        <w:t xml:space="preserve"> VM.</w:t>
       </w:r>
     </w:p>
     <w:p>
@@ -4621,11 +5452,21 @@
         <w:jc w:val="both"/>
       </w:pPr>
       <w:r>
-        <w:t xml:space="preserve">Сравнение выполнено по следующим критериям: поддержка SCAP, открытость исходного кода (Open Source), стоимость, наличие remediation (механизмов устранения или рекомендаций по устранению), а также </w:t>
-      </w:r>
+        <w:t xml:space="preserve">Сравнение выполнено по следующим критериям: поддержка SCAP, открытость исходного кода (Open Source), стоимость, наличие </w:t>
+      </w:r>
+      <w:proofErr w:type="spellStart"/>
+      <w:r>
+        <w:t>remediation</w:t>
+      </w:r>
+      <w:proofErr w:type="spellEnd"/>
+      <w:r>
+        <w:t xml:space="preserve"> (механизмов устранения или рекомендаций по устранению), а также </w:t>
+      </w:r>
+      <w:proofErr w:type="spellStart"/>
       <w:r>
         <w:t>патчинга</w:t>
       </w:r>
+      <w:proofErr w:type="spellEnd"/>
       <w:r>
         <w:t xml:space="preserve"> (возможности адаптации и кастомизации проверочного контента). </w:t>
       </w:r>
@@ -4637,15 +5478,30 @@
         <w:ind w:firstLine="708"/>
         <w:jc w:val="both"/>
       </w:pPr>
+      <w:proofErr w:type="spellStart"/>
       <w:r>
         <w:lastRenderedPageBreak/>
-        <w:t xml:space="preserve">XSpider является примером классического сканера уязвимостей. Инструмент ориентирован на собственные механизмы обнаружения и не использует SCAP-контент, поэтому в рамках данного подхода в нём отсутствуют поддержка </w:t>
-      </w:r>
+        <w:t>XSpider</w:t>
+      </w:r>
+      <w:proofErr w:type="spellEnd"/>
+      <w:r>
+        <w:t xml:space="preserve"> является примером классического сканера уязвимостей. Инструмент ориентирован на собственные механизмы обнаружения и не использует SCAP-контент, поэтому в рамках данного подхода в нём отсутствуют поддержка </w:t>
+      </w:r>
+      <w:proofErr w:type="spellStart"/>
       <w:r>
         <w:t>патчинга</w:t>
       </w:r>
-      <w:r>
-        <w:t xml:space="preserve"> и remediation. Решение не является Open Source и распространяется на коммерческой основе. </w:t>
+      <w:proofErr w:type="spellEnd"/>
+      <w:r>
+        <w:t xml:space="preserve"> и </w:t>
+      </w:r>
+      <w:proofErr w:type="spellStart"/>
+      <w:r>
+        <w:t>remediation</w:t>
+      </w:r>
+      <w:proofErr w:type="spellEnd"/>
+      <w:r>
+        <w:t xml:space="preserve">. Решение не является Open Source и распространяется на коммерческой основе. </w:t>
       </w:r>
     </w:p>
     <w:p>
@@ -4655,12 +5511,27 @@
         <w:ind w:firstLine="708"/>
         <w:jc w:val="both"/>
       </w:pPr>
-      <w:r>
-        <w:t xml:space="preserve">RedCheck относится к решениям, поддерживающим SCAP-контент. Продукт предоставляет remediation функционал, однако не реализует механизмы </w:t>
-      </w:r>
+      <w:proofErr w:type="spellStart"/>
+      <w:r>
+        <w:t>RedCheck</w:t>
+      </w:r>
+      <w:proofErr w:type="spellEnd"/>
+      <w:r>
+        <w:t xml:space="preserve"> относится к решениям, поддерживающим SCAP-контент. Продукт предоставляет </w:t>
+      </w:r>
+      <w:proofErr w:type="spellStart"/>
+      <w:r>
+        <w:t>remediation</w:t>
+      </w:r>
+      <w:proofErr w:type="spellEnd"/>
+      <w:r>
+        <w:t xml:space="preserve"> функционал, однако не реализует механизмы </w:t>
+      </w:r>
+      <w:proofErr w:type="spellStart"/>
       <w:r>
         <w:t>патчинга</w:t>
       </w:r>
+      <w:proofErr w:type="spellEnd"/>
       <w:r>
         <w:t xml:space="preserve"> для адаптации проверочного контента под целевую систему. Кроме того, решение является закрытым и коммерческим. </w:t>
       </w:r>
@@ -4672,14 +5543,29 @@
         <w:ind w:firstLine="708"/>
         <w:jc w:val="both"/>
       </w:pPr>
-      <w:r>
-        <w:t xml:space="preserve">ScanOVAL это бесплатный инструмент, ориентированный на проверку системы по OVAL-дефинициям, что означает только частичную поддержку SCAP. Поскольку программа не поддерживает XCCDF-контент, в ней отсутствуют возможности </w:t>
-      </w:r>
+      <w:proofErr w:type="spellStart"/>
+      <w:r>
+        <w:t>ScanOVAL</w:t>
+      </w:r>
+      <w:proofErr w:type="spellEnd"/>
+      <w:r>
+        <w:t xml:space="preserve"> это бесплатный инструмент, ориентированный на проверку системы по OVAL-дефинициям, что означает только частичную поддержку SCAP. Поскольку программа не поддерживает XCCDF-контент, в ней отсутствуют возможности </w:t>
+      </w:r>
+      <w:proofErr w:type="spellStart"/>
       <w:r>
         <w:t>патчинга</w:t>
       </w:r>
-      <w:r>
-        <w:t xml:space="preserve"> и remediation в контексте XCCDF-проверок. </w:t>
+      <w:proofErr w:type="spellEnd"/>
+      <w:r>
+        <w:t xml:space="preserve"> и </w:t>
+      </w:r>
+      <w:proofErr w:type="spellStart"/>
+      <w:r>
+        <w:t>remediation</w:t>
+      </w:r>
+      <w:proofErr w:type="spellEnd"/>
+      <w:r>
+        <w:t xml:space="preserve"> в контексте XCCDF-проверок. </w:t>
       </w:r>
     </w:p>
     <w:p>
@@ -4689,8 +5575,45 @@
         <w:ind w:firstLine="708"/>
         <w:jc w:val="both"/>
       </w:pPr>
-      <w:r>
-        <w:t xml:space="preserve">MaxPatrol VM представляет собой коммерческую платформу управления уязвимостями, ориентированную на полный цикл vulnerability management. За счёт этого в продукте реализованы механизмы remediation. Вместе с тем, MaxPatrol VM не предполагает использования SCAP-контента. </w:t>
+      <w:proofErr w:type="spellStart"/>
+      <w:r>
+        <w:t>MaxPatrol</w:t>
+      </w:r>
+      <w:proofErr w:type="spellEnd"/>
+      <w:r>
+        <w:t xml:space="preserve"> VM представляет собой коммерческую платформу управления уязвимостями, ориентированную на полный цикл </w:t>
+      </w:r>
+      <w:proofErr w:type="spellStart"/>
+      <w:r>
+        <w:t>vulnerability</w:t>
+      </w:r>
+      <w:proofErr w:type="spellEnd"/>
+      <w:r>
+        <w:t xml:space="preserve"> </w:t>
+      </w:r>
+      <w:proofErr w:type="spellStart"/>
+      <w:r>
+        <w:t>management</w:t>
+      </w:r>
+      <w:proofErr w:type="spellEnd"/>
+      <w:r>
+        <w:t xml:space="preserve">. За счёт этого в продукте реализованы механизмы </w:t>
+      </w:r>
+      <w:proofErr w:type="spellStart"/>
+      <w:r>
+        <w:t>remediation</w:t>
+      </w:r>
+      <w:proofErr w:type="spellEnd"/>
+      <w:r>
+        <w:t xml:space="preserve">. Вместе с тем, </w:t>
+      </w:r>
+      <w:proofErr w:type="spellStart"/>
+      <w:r>
+        <w:t>MaxPatrol</w:t>
+      </w:r>
+      <w:proofErr w:type="spellEnd"/>
+      <w:r>
+        <w:t xml:space="preserve"> VM не предполагает использования SCAP-контента. </w:t>
       </w:r>
     </w:p>
     <w:p>
@@ -4703,35 +5626,17 @@
       <w:r>
         <w:t>Таким образом, рассмотренные решения либо совсем не поддерживают SCAP-контент, либо являются закрытыми коммерческими продуктами. Кроме того, большинство программ, поддерживающих SCAP-контент, не обладают возможностью автоматической адаптации (</w:t>
       </w:r>
+      <w:proofErr w:type="spellStart"/>
       <w:r>
         <w:t>патчинга</w:t>
       </w:r>
+      <w:proofErr w:type="spellEnd"/>
       <w:r>
         <w:t>) SCAP-контента под конкретную операционную систему.</w:t>
       </w:r>
       <w:r>
         <w:tab/>
       </w:r>
-    </w:p>
-    <w:p>
-      <w:pPr>
-        <w:pStyle w:val="2"/>
-        <w:ind w:firstLine="708"/>
-      </w:pPr>
-      <w:bookmarkStart w:id="8" w:name="_Toc224402368"/>
-      <w:r>
-        <w:t>1.</w:t>
-      </w:r>
-      <w:r>
-        <w:t>5</w:t>
-      </w:r>
-      <w:r>
-        <w:t xml:space="preserve"> </w:t>
-      </w:r>
-      <w:r>
-        <w:t>Аудитория проекта</w:t>
-      </w:r>
-      <w:bookmarkEnd w:id="8"/>
     </w:p>
     <w:p>
       <w:pPr>
@@ -4741,8 +5646,81 @@
         <w:jc w:val="both"/>
       </w:pPr>
       <w:r>
-        <w:t>Поскольку разрабатываемая программа предназначена для автоматизированного аудита системы и поддержки харденига на основе SCAP-контента (OVAL/XCCDF), её целевая аудитория напрямую связана с задачами контроля защищённости, соответствия требованиям и регулярной проверки конфигураций и уязвимостей. Соответственно, основными группами пользователей являются:</w:t>
-      </w:r>
+        <w:t xml:space="preserve">Следовательно, из совокупности данных параметров формируется новизна проектной программы сразу с 2 сторон – как со стороны продукта, так и со стороны технического подхода. Со стороны продукта новизна заключается в сочетании поддержки </w:t>
+      </w:r>
+      <w:r>
+        <w:rPr>
+          <w:lang w:val="en-US"/>
+        </w:rPr>
+        <w:t>SCAP</w:t>
+      </w:r>
+      <w:r>
+        <w:t>-</w:t>
+      </w:r>
+      <w:r>
+        <w:t xml:space="preserve">контента и распространения программы в формате </w:t>
+      </w:r>
+      <w:r>
+        <w:rPr>
+          <w:lang w:val="en-US"/>
+        </w:rPr>
+        <w:t>Open</w:t>
+      </w:r>
+      <w:r>
+        <w:t xml:space="preserve"> </w:t>
+      </w:r>
+      <w:r>
+        <w:rPr>
+          <w:lang w:val="en-US"/>
+        </w:rPr>
+        <w:t>Source</w:t>
+      </w:r>
+      <w:r>
+        <w:t xml:space="preserve">. </w:t>
+      </w:r>
+      <w:r>
+        <w:t xml:space="preserve">Со стороны технической реализации новизна обусловлена механизмом автоматического </w:t>
+      </w:r>
+      <w:proofErr w:type="spellStart"/>
+      <w:r>
+        <w:t>патчинга</w:t>
+      </w:r>
+      <w:proofErr w:type="spellEnd"/>
+      <w:r>
+        <w:t xml:space="preserve">, позволяющим существенно расширить круг платформ, для которых может быть использован </w:t>
+      </w:r>
+      <w:r>
+        <w:rPr>
+          <w:lang w:val="en-US"/>
+        </w:rPr>
+        <w:t>SCAP</w:t>
+      </w:r>
+      <w:r>
+        <w:t>-</w:t>
+      </w:r>
+      <w:r>
+        <w:t>контент.</w:t>
+      </w:r>
+    </w:p>
+    <w:p>
+      <w:pPr>
+        <w:pStyle w:val="2"/>
+        <w:ind w:firstLine="708"/>
+      </w:pPr>
+      <w:bookmarkStart w:id="8" w:name="_Toc224402368"/>
+      <w:r>
+        <w:t>1.</w:t>
+      </w:r>
+      <w:r>
+        <w:t>5</w:t>
+      </w:r>
+      <w:r>
+        <w:t xml:space="preserve"> </w:t>
+      </w:r>
+      <w:r>
+        <w:t>Аудитория проекта</w:t>
+      </w:r>
+      <w:bookmarkEnd w:id="8"/>
     </w:p>
     <w:p>
       <w:pPr>
@@ -4752,11 +5730,19 @@
         <w:jc w:val="both"/>
       </w:pPr>
       <w:r>
-        <w:t xml:space="preserve">- Аудиторы информационной безопасности. Для них актуальна задача получения воспроизводимых результатов проверок, формирования отчётности и подтверждения выполнения требований (политик безопасности, внутренних регламентов и внешних </w:t>
+        <w:t xml:space="preserve">Поскольку разрабатываемая программа предназначена для автоматизированного аудита системы и поддержки </w:t>
+      </w:r>
+      <w:proofErr w:type="spellStart"/>
+      <w:r>
+        <w:t>харденига</w:t>
+      </w:r>
+      <w:proofErr w:type="spellEnd"/>
+      <w:r>
+        <w:t xml:space="preserve"> на основе SCAP-контента (OVAL/XCCDF), её </w:t>
       </w:r>
       <w:r>
         <w:lastRenderedPageBreak/>
-        <w:t>стандартов). Использование стандартизированного контента облегчает сравнение результатов между системами и аудитами.</w:t>
+        <w:t>целевая аудитория напрямую связана с задачами контроля защищённости, соответствия требованиям и регулярной проверки конфигураций и уязвимостей. Соответственно, основными группами пользователей являются:</w:t>
       </w:r>
     </w:p>
     <w:p>
@@ -4767,7 +5753,7 @@
         <w:jc w:val="both"/>
       </w:pPr>
       <w:r>
-        <w:t>- Системные администраторы. Для них программа полезна как средство быстрой проверки состояния системы, выявления уязвимостей и мисконфигураций, а также устранения уязвимостей, что упрощает поддержание безопасности информационных систем.</w:t>
+        <w:t>- Аудиторы информационной безопасности. Для них актуальна задача получения воспроизводимых результатов проверок, формирования отчётности и подтверждения выполнения требований (политик безопасности, внутренних регламентов и внешних стандартов). Использование стандартизированного контента облегчает сравнение результатов между системами и аудитами.</w:t>
       </w:r>
     </w:p>
     <w:p>
@@ -4778,6 +5764,25 @@
         <w:jc w:val="both"/>
       </w:pPr>
       <w:r>
+        <w:t xml:space="preserve">- Системные администраторы. Для них программа полезна как средство быстрой проверки состояния системы, выявления уязвимостей и </w:t>
+      </w:r>
+      <w:proofErr w:type="spellStart"/>
+      <w:r>
+        <w:t>мисконфигураций</w:t>
+      </w:r>
+      <w:proofErr w:type="spellEnd"/>
+      <w:r>
+        <w:t>, а также устранения уязвимостей, что упрощает поддержание безопасности информационных систем.</w:t>
+      </w:r>
+    </w:p>
+    <w:p>
+      <w:pPr>
+        <w:pStyle w:val="ac"/>
+        <w:spacing w:line="360" w:lineRule="auto"/>
+        <w:ind w:firstLine="708"/>
+        <w:jc w:val="both"/>
+      </w:pPr>
+      <w:r>
         <w:t>Аудитория проекта является профессиональной и относительно ограниченной, поскольку ориентирована на специализированные задачи, однако программа имеет широкое применение в организациях, где нужен постоянный аудит и стандартизированная проверка безопасности.</w:t>
       </w:r>
     </w:p>
@@ -4848,9 +5853,11 @@
       <w:r>
         <w:t xml:space="preserve"> на наличие уязвимостей и </w:t>
       </w:r>
+      <w:proofErr w:type="spellStart"/>
       <w:r>
         <w:t>мисконфигураций</w:t>
       </w:r>
+      <w:proofErr w:type="spellEnd"/>
       <w:r>
         <w:t xml:space="preserve"> на основе стандартизированного SCAP-контента. Для исключения неоднозначности и возможности воспроизведения алгоритма задача формализуется в виде входных данных, выходных данных, ограничений и алгоритма обработки:</w:t>
       </w:r>
@@ -4890,7 +5897,31 @@
       </w:r>
       <w:proofErr w:type="gramEnd"/>
       <w:r>
-        <w:t>2,d3...,dn} и XCCDF-правил R = {r1,r2,r3..rn}, в случае XCCDF также содержат данные remediation RD = {rd_r1, rd_2, rd_r3...rd_rn}</w:t>
+        <w:t>2,d3...,</w:t>
+      </w:r>
+      <w:proofErr w:type="spellStart"/>
+      <w:r>
+        <w:t>dn</w:t>
+      </w:r>
+      <w:proofErr w:type="spellEnd"/>
+      <w:r>
+        <w:t xml:space="preserve">} и XCCDF-правил R = {r1,r2,r3..rn}, в случае XCCDF также содержат данные </w:t>
+      </w:r>
+      <w:proofErr w:type="spellStart"/>
+      <w:r>
+        <w:t>remediation</w:t>
+      </w:r>
+      <w:proofErr w:type="spellEnd"/>
+      <w:r>
+        <w:t xml:space="preserve"> RD = {rd_r1, rd_2, rd_r3...</w:t>
+      </w:r>
+      <w:proofErr w:type="spellStart"/>
+      <w:r>
+        <w:t>rd_rn</w:t>
+      </w:r>
+      <w:proofErr w:type="spellEnd"/>
+      <w:r>
+        <w:t>}</w:t>
       </w:r>
     </w:p>
     <w:p>
@@ -4924,7 +5955,23 @@
         <w:t>-</w:t>
       </w:r>
       <w:r>
-        <w:t xml:space="preserve"> Результаты при проведении проверки по OVAL: для каждой дефиниции di вычисляется статус Result_OVAL </w:t>
+        <w:t xml:space="preserve"> Результаты при проведении проверки по OVAL: для каждой дефиниции </w:t>
+      </w:r>
+      <w:proofErr w:type="spellStart"/>
+      <w:r>
+        <w:t>di</w:t>
+      </w:r>
+      <w:proofErr w:type="spellEnd"/>
+      <w:r>
+        <w:t xml:space="preserve"> вычисляется статус </w:t>
+      </w:r>
+      <w:proofErr w:type="spellStart"/>
+      <w:r>
+        <w:t>Result_OVAL</w:t>
+      </w:r>
+      <w:proofErr w:type="spellEnd"/>
+      <w:r>
+        <w:t xml:space="preserve"> </w:t>
       </w:r>
       <w:r>
         <w:rPr>
@@ -4935,13 +5982,58 @@
       <w:r>
         <w:t xml:space="preserve"> {</w:t>
       </w:r>
+      <w:proofErr w:type="spellStart"/>
       <w:proofErr w:type="gramStart"/>
       <w:r>
         <w:t>true,false</w:t>
       </w:r>
       <w:proofErr w:type="gramEnd"/>
       <w:r>
-        <w:t>,unknown,error,not_applicable}, где true - уязвимость/несоответствие присутствует, false - уязвимость/несоответствие отсутствует, unknown/error/not_applicable - невозможность или неприменимость проверки.</w:t>
+        <w:t>,unknown,error,not_applicable</w:t>
+      </w:r>
+      <w:proofErr w:type="spellEnd"/>
+      <w:r>
+        <w:t xml:space="preserve">}, где </w:t>
+      </w:r>
+      <w:proofErr w:type="spellStart"/>
+      <w:r>
+        <w:t>true</w:t>
+      </w:r>
+      <w:proofErr w:type="spellEnd"/>
+      <w:r>
+        <w:t xml:space="preserve"> - уязвимость/несоответствие присутствует, </w:t>
+      </w:r>
+      <w:proofErr w:type="spellStart"/>
+      <w:r>
+        <w:t>false</w:t>
+      </w:r>
+      <w:proofErr w:type="spellEnd"/>
+      <w:r>
+        <w:t xml:space="preserve"> - уязвимость/несоответствие отсутствует, </w:t>
+      </w:r>
+      <w:proofErr w:type="spellStart"/>
+      <w:r>
+        <w:t>unknown</w:t>
+      </w:r>
+      <w:proofErr w:type="spellEnd"/>
+      <w:r>
+        <w:t>/</w:t>
+      </w:r>
+      <w:proofErr w:type="spellStart"/>
+      <w:r>
+        <w:t>error</w:t>
+      </w:r>
+      <w:proofErr w:type="spellEnd"/>
+      <w:r>
+        <w:t>/</w:t>
+      </w:r>
+      <w:proofErr w:type="spellStart"/>
+      <w:r>
+        <w:t>not_applicable</w:t>
+      </w:r>
+      <w:proofErr w:type="spellEnd"/>
+      <w:r>
+        <w:t xml:space="preserve"> - невозможность или неприменимость проверки.</w:t>
       </w:r>
     </w:p>
     <w:p>
@@ -4955,7 +6047,23 @@
         <w:t>-</w:t>
       </w:r>
       <w:r>
-        <w:t xml:space="preserve"> Результаты при проведении проверки по XCCDF: для каждого правила ri вычисляется статус Result_XCCDF </w:t>
+        <w:t xml:space="preserve"> Результаты при проведении проверки по XCCDF: для каждого правила </w:t>
+      </w:r>
+      <w:proofErr w:type="spellStart"/>
+      <w:r>
+        <w:t>ri</w:t>
+      </w:r>
+      <w:proofErr w:type="spellEnd"/>
+      <w:r>
+        <w:t xml:space="preserve"> вычисляется статус </w:t>
+      </w:r>
+      <w:proofErr w:type="spellStart"/>
+      <w:r>
+        <w:t>Result_XCCDF</w:t>
+      </w:r>
+      <w:proofErr w:type="spellEnd"/>
+      <w:r>
+        <w:t xml:space="preserve"> </w:t>
       </w:r>
       <w:r>
         <w:rPr>
@@ -4966,13 +6074,42 @@
       <w:r>
         <w:t xml:space="preserve"> {</w:t>
       </w:r>
+      <w:proofErr w:type="spellStart"/>
       <w:proofErr w:type="gramStart"/>
       <w:r>
         <w:t>pass,fail</w:t>
       </w:r>
       <w:proofErr w:type="gramEnd"/>
       <w:r>
-        <w:t>,not_checked,not_applicable,error}, где pass - правило успешно выполнилось, fail - правило выполнилось не успешно, not_checked,not_applicable,error - невозможность или неприменимость проверки</w:t>
+        <w:t>,not_checked,not_applicable,error</w:t>
+      </w:r>
+      <w:proofErr w:type="spellEnd"/>
+      <w:r>
+        <w:t xml:space="preserve">}, где </w:t>
+      </w:r>
+      <w:proofErr w:type="spellStart"/>
+      <w:r>
+        <w:t>pass</w:t>
+      </w:r>
+      <w:proofErr w:type="spellEnd"/>
+      <w:r>
+        <w:t xml:space="preserve"> - правило успешно выполнилось, </w:t>
+      </w:r>
+      <w:proofErr w:type="spellStart"/>
+      <w:r>
+        <w:t>fail</w:t>
+      </w:r>
+      <w:proofErr w:type="spellEnd"/>
+      <w:r>
+        <w:t xml:space="preserve"> - правило выполнилось не успешно, </w:t>
+      </w:r>
+      <w:proofErr w:type="spellStart"/>
+      <w:r>
+        <w:t>not_checked,not_applicable,error</w:t>
+      </w:r>
+      <w:proofErr w:type="spellEnd"/>
+      <w:r>
+        <w:t xml:space="preserve"> - невозможность или неприменимость проверки</w:t>
       </w:r>
       <w:r>
         <w:t>,</w:t>
@@ -5020,8 +6157,37 @@
         <w:t xml:space="preserve">профиле. </w:t>
       </w:r>
       <w:r>
-        <w:t>При включённом remediation для каждого fail ri выполняется rdi</w:t>
-      </w:r>
+        <w:t xml:space="preserve">При включённом </w:t>
+      </w:r>
+      <w:proofErr w:type="spellStart"/>
+      <w:r>
+        <w:t>remediation</w:t>
+      </w:r>
+      <w:proofErr w:type="spellEnd"/>
+      <w:r>
+        <w:t xml:space="preserve"> для каждого </w:t>
+      </w:r>
+      <w:proofErr w:type="spellStart"/>
+      <w:r>
+        <w:t>fail</w:t>
+      </w:r>
+      <w:proofErr w:type="spellEnd"/>
+      <w:r>
+        <w:t xml:space="preserve"> </w:t>
+      </w:r>
+      <w:proofErr w:type="spellStart"/>
+      <w:r>
+        <w:t>ri</w:t>
+      </w:r>
+      <w:proofErr w:type="spellEnd"/>
+      <w:r>
+        <w:t xml:space="preserve"> выполняется </w:t>
+      </w:r>
+      <w:proofErr w:type="spellStart"/>
+      <w:r>
+        <w:t>rdi</w:t>
+      </w:r>
+      <w:proofErr w:type="spellEnd"/>
     </w:p>
     <w:p>
       <w:pPr>
@@ -5044,7 +6210,23 @@
         <w:t>-</w:t>
       </w:r>
       <w:r>
-        <w:t xml:space="preserve"> При проверке OVAL-дефиниций Report содержит: cve_id, di, описание уязвимости</w:t>
+        <w:t xml:space="preserve"> При проверке OVAL-дефиниций Report содержит: </w:t>
+      </w:r>
+      <w:proofErr w:type="spellStart"/>
+      <w:r>
+        <w:t>cve_id</w:t>
+      </w:r>
+      <w:proofErr w:type="spellEnd"/>
+      <w:r>
+        <w:t xml:space="preserve">, </w:t>
+      </w:r>
+      <w:proofErr w:type="spellStart"/>
+      <w:r>
+        <w:t>di</w:t>
+      </w:r>
+      <w:proofErr w:type="spellEnd"/>
+      <w:r>
+        <w:t>, описание уязвимости</w:t>
       </w:r>
     </w:p>
     <w:p>
@@ -5071,7 +6253,15 @@
         <w:t>-правил</w:t>
       </w:r>
       <w:r>
-        <w:t xml:space="preserve"> Report содержит: XCCDF_rule, </w:t>
+        <w:t xml:space="preserve"> Report содержит: </w:t>
+      </w:r>
+      <w:proofErr w:type="spellStart"/>
+      <w:r>
+        <w:t>XCCDF_rule</w:t>
+      </w:r>
+      <w:proofErr w:type="spellEnd"/>
+      <w:r>
+        <w:t xml:space="preserve">, </w:t>
       </w:r>
       <w:r>
         <w:rPr>
@@ -5152,9 +6342,11 @@
       <w:r>
         <w:t xml:space="preserve">2. </w:t>
       </w:r>
+      <w:proofErr w:type="spellStart"/>
       <w:r>
         <w:t>Патчинг</w:t>
       </w:r>
+      <w:proofErr w:type="spellEnd"/>
       <w:r>
         <w:t xml:space="preserve"> (при необходимости): если контент содержит идентификаторы платформы, не совпадающие с целевой системой, </w:t>
       </w:r>
@@ -5184,15 +6376,36 @@
         <w:jc w:val="both"/>
       </w:pPr>
       <w:r>
-        <w:t>3. Выполнение OVAL-проверок: для каждой дефиниции di вычисляются требуемые свойства системы (версии, параметры, состояния объектов), после чего определяется Result_</w:t>
+        <w:t xml:space="preserve">3. Выполнение OVAL-проверок: для каждой дефиниции </w:t>
+      </w:r>
+      <w:proofErr w:type="spellStart"/>
+      <w:r>
+        <w:t>di</w:t>
+      </w:r>
+      <w:proofErr w:type="spellEnd"/>
+      <w:r>
+        <w:t xml:space="preserve"> вычисляются требуемые свойства системы (версии, параметры, состояния объектов), после чего определяется </w:t>
+      </w:r>
+      <w:proofErr w:type="spellStart"/>
+      <w:r>
+        <w:t>Result_</w:t>
       </w:r>
       <w:proofErr w:type="gramStart"/>
       <w:r>
-        <w:t>OVAL(</w:t>
-      </w:r>
+        <w:t>OVAL</w:t>
+      </w:r>
+      <w:proofErr w:type="spellEnd"/>
+      <w:r>
+        <w:t>(</w:t>
+      </w:r>
+      <w:proofErr w:type="spellStart"/>
       <w:proofErr w:type="gramEnd"/>
       <w:r>
-        <w:t>di)</w:t>
+        <w:t>di</w:t>
+      </w:r>
+      <w:proofErr w:type="spellEnd"/>
+      <w:r>
+        <w:t>)</w:t>
       </w:r>
     </w:p>
     <w:p>
@@ -5202,30 +6415,66 @@
         <w:jc w:val="both"/>
       </w:pPr>
       <w:r>
-        <w:t>4. Выполнение XCCDF-проверок: на основе выбранного профиля вычисляется результат для каждого правила ri, после чего определяется Result_</w:t>
+        <w:t xml:space="preserve">4. Выполнение XCCDF-проверок: на основе выбранного профиля вычисляется результат для каждого правила </w:t>
+      </w:r>
+      <w:proofErr w:type="spellStart"/>
+      <w:r>
+        <w:t>ri</w:t>
+      </w:r>
+      <w:proofErr w:type="spellEnd"/>
+      <w:r>
+        <w:t xml:space="preserve">, после чего определяется </w:t>
+      </w:r>
+      <w:proofErr w:type="spellStart"/>
+      <w:r>
+        <w:t>Result_</w:t>
       </w:r>
       <w:proofErr w:type="gramStart"/>
       <w:r>
-        <w:t>XCCDF(</w:t>
-      </w:r>
+        <w:t>XCCDF</w:t>
+      </w:r>
+      <w:proofErr w:type="spellEnd"/>
+      <w:r>
+        <w:t>(</w:t>
+      </w:r>
+      <w:proofErr w:type="spellStart"/>
       <w:proofErr w:type="gramEnd"/>
       <w:r>
-        <w:t xml:space="preserve">ri). Если включен remediation </w:t>
+        <w:t>ri</w:t>
+      </w:r>
+      <w:proofErr w:type="spellEnd"/>
+      <w:r>
+        <w:t xml:space="preserve">). Если включен </w:t>
+      </w:r>
+      <w:proofErr w:type="spellStart"/>
+      <w:r>
+        <w:t>remediation</w:t>
+      </w:r>
+      <w:proofErr w:type="spellEnd"/>
+      <w:r>
+        <w:t xml:space="preserve"> </w:t>
       </w:r>
       <w:r>
         <w:t xml:space="preserve">и </w:t>
       </w:r>
+      <w:proofErr w:type="spellStart"/>
       <w:r>
         <w:t>Result_</w:t>
       </w:r>
       <w:proofErr w:type="gramStart"/>
       <w:r>
-        <w:t>XCCDF(</w:t>
-      </w:r>
+        <w:t>XCCDF</w:t>
+      </w:r>
+      <w:proofErr w:type="spellEnd"/>
+      <w:r>
+        <w:t>(</w:t>
+      </w:r>
+      <w:proofErr w:type="spellStart"/>
       <w:proofErr w:type="gramEnd"/>
       <w:r>
         <w:t>ri</w:t>
       </w:r>
+      <w:proofErr w:type="spellEnd"/>
       <w:r>
         <w:t xml:space="preserve">) </w:t>
       </w:r>
@@ -5250,14 +6499,24 @@
       <w:r>
         <w:t xml:space="preserve">выполняется </w:t>
       </w:r>
+      <w:proofErr w:type="spellStart"/>
       <w:r>
         <w:rPr>
           <w:lang w:val="en-US"/>
         </w:rPr>
         <w:t>rdi</w:t>
       </w:r>
-      <w:r>
-        <w:t xml:space="preserve"> при наличии remediation контента в XCCDF.</w:t>
+      <w:proofErr w:type="spellEnd"/>
+      <w:r>
+        <w:t xml:space="preserve"> при наличии </w:t>
+      </w:r>
+      <w:proofErr w:type="spellStart"/>
+      <w:r>
+        <w:t>remediation</w:t>
+      </w:r>
+      <w:proofErr w:type="spellEnd"/>
+      <w:r>
+        <w:t xml:space="preserve"> контента в XCCDF.</w:t>
       </w:r>
     </w:p>
     <w:p>
@@ -5267,7 +6526,31 @@
         <w:jc w:val="both"/>
       </w:pPr>
       <w:r>
-        <w:t>5. Формирование отчёта: результаты Result_OVAL и Result_XCCDF агрегируются и преобразуются в удобный для анализа вид (таблица).</w:t>
+        <w:t xml:space="preserve">5. Формирование отчёта: результаты </w:t>
+      </w:r>
+      <w:proofErr w:type="spellStart"/>
+      <w:r>
+        <w:t>Result_OVAL</w:t>
+      </w:r>
+      <w:proofErr w:type="spellEnd"/>
+      <w:r>
+        <w:t xml:space="preserve"> и </w:t>
+      </w:r>
+      <w:proofErr w:type="spellStart"/>
+      <w:r>
+        <w:t>Result_XCCDF</w:t>
+      </w:r>
+      <w:proofErr w:type="spellEnd"/>
+      <w:r>
+        <w:t xml:space="preserve"> </w:t>
+      </w:r>
+      <w:proofErr w:type="spellStart"/>
+      <w:r>
+        <w:t>агрегируются</w:t>
+      </w:r>
+      <w:proofErr w:type="spellEnd"/>
+      <w:r>
+        <w:t xml:space="preserve"> и преобразуются в удобный для анализа вид (таблица).</w:t>
       </w:r>
     </w:p>
     <w:p>
@@ -5277,7 +6560,15 @@
         <w:jc w:val="both"/>
       </w:pPr>
       <w:r>
-        <w:t>6. Вывод пользователю: отчёт предоставляется пользователю в человекочитаемом виде внутри интерфейса программы.</w:t>
+        <w:t xml:space="preserve">6. Вывод пользователю: отчёт предоставляется пользователю в </w:t>
+      </w:r>
+      <w:proofErr w:type="spellStart"/>
+      <w:r>
+        <w:t>человекочитаемом</w:t>
+      </w:r>
+      <w:proofErr w:type="spellEnd"/>
+      <w:r>
+        <w:t xml:space="preserve"> виде внутри интерфейса программы.</w:t>
       </w:r>
     </w:p>
     <w:p>
@@ -5377,7 +6668,23 @@
         <w:t xml:space="preserve"> </w:t>
       </w:r>
       <w:r>
-        <w:t>результат в виде таблицы: идентификаторы CVE, статусы (true/false и т.д.), описания CVE.</w:t>
+        <w:t>результат в виде таблицы: идентификаторы CVE, статусы (</w:t>
+      </w:r>
+      <w:proofErr w:type="spellStart"/>
+      <w:r>
+        <w:t>true</w:t>
+      </w:r>
+      <w:proofErr w:type="spellEnd"/>
+      <w:r>
+        <w:t>/</w:t>
+      </w:r>
+      <w:proofErr w:type="spellStart"/>
+      <w:r>
+        <w:t>false</w:t>
+      </w:r>
+      <w:proofErr w:type="spellEnd"/>
+      <w:r>
+        <w:t xml:space="preserve"> и т.д.), описания CVE.</w:t>
       </w:r>
     </w:p>
     <w:p>
@@ -5387,7 +6694,15 @@
         <w:jc w:val="both"/>
       </w:pPr>
       <w:r>
-        <w:t xml:space="preserve">Режим 2: Проверка по запросу (XCCDF + remediation) </w:t>
+        <w:t xml:space="preserve">Режим 2: Проверка по запросу (XCCDF + </w:t>
+      </w:r>
+      <w:proofErr w:type="spellStart"/>
+      <w:r>
+        <w:t>remediation</w:t>
+      </w:r>
+      <w:proofErr w:type="spellEnd"/>
+      <w:r>
+        <w:t xml:space="preserve">) </w:t>
       </w:r>
     </w:p>
     <w:p>
@@ -5440,15 +6755,19 @@
       <w:r>
         <w:t>2. Адаптация (</w:t>
       </w:r>
+      <w:proofErr w:type="spellStart"/>
       <w:r>
         <w:t>патчинг</w:t>
       </w:r>
+      <w:proofErr w:type="spellEnd"/>
       <w:r>
         <w:t>). Если выбранный XCCDF-контент предназначен для близкой платформы, но не применяется из-за различающегося идентификатора системы, программа выполняет автоматическую адаптацию контента (</w:t>
       </w:r>
+      <w:proofErr w:type="spellStart"/>
       <w:r>
         <w:t>патчинг</w:t>
       </w:r>
+      <w:proofErr w:type="spellEnd"/>
       <w:r>
         <w:t>), обеспечивая возможность корректного запуска проверок на текущей системе.</w:t>
       </w:r>
@@ -5482,7 +6801,23 @@
         <w:t xml:space="preserve"> </w:t>
       </w:r>
       <w:r>
-        <w:t>результат в виде таблицы: идентификаторы проверок, описания, статусы (pass/fail и т.д.), важность проверок.</w:t>
+        <w:t>результат в виде таблицы: идентификаторы проверок, описания, статусы (</w:t>
+      </w:r>
+      <w:proofErr w:type="spellStart"/>
+      <w:r>
+        <w:t>pass</w:t>
+      </w:r>
+      <w:proofErr w:type="spellEnd"/>
+      <w:r>
+        <w:t>/</w:t>
+      </w:r>
+      <w:proofErr w:type="spellStart"/>
+      <w:r>
+        <w:t>fail</w:t>
+      </w:r>
+      <w:proofErr w:type="spellEnd"/>
+      <w:r>
+        <w:t xml:space="preserve"> и т.д.), важность проверок.</w:t>
       </w:r>
     </w:p>
     <w:p>
@@ -5504,7 +6839,23 @@
         <w:jc w:val="both"/>
       </w:pPr>
       <w:r>
-        <w:t xml:space="preserve">Помимо алгоритмов, взятых из стандартов SCAP, таких как OVAL evaluation и XCCDF evaluation также стоит рассмотреть несколько других методов анализа системы на небезопасные конфигурации и уязвимости: </w:t>
+        <w:t xml:space="preserve">Помимо алгоритмов, взятых из стандартов SCAP, таких как OVAL </w:t>
+      </w:r>
+      <w:proofErr w:type="spellStart"/>
+      <w:r>
+        <w:t>evaluation</w:t>
+      </w:r>
+      <w:proofErr w:type="spellEnd"/>
+      <w:r>
+        <w:t xml:space="preserve"> и XCCDF </w:t>
+      </w:r>
+      <w:proofErr w:type="spellStart"/>
+      <w:r>
+        <w:t>evaluation</w:t>
+      </w:r>
+      <w:proofErr w:type="spellEnd"/>
+      <w:r>
+        <w:t xml:space="preserve"> также стоит рассмотреть несколько других методов анализа системы на небезопасные конфигурации и уязвимости: </w:t>
       </w:r>
     </w:p>
     <w:p>
@@ -5542,7 +6893,47 @@
         <w:t>эти алгоритмы заключаются</w:t>
       </w:r>
       <w:r>
-        <w:t xml:space="preserve"> в наличии политики/профиля требований, для каждого требования запускается проверка состояния, затем агрегируются результаты (pass/fail/not applicable) и строится отчёт по профилю.</w:t>
+        <w:t xml:space="preserve"> в наличии политики/профиля требований, для каждого требования запускается проверка состояния, затем </w:t>
+      </w:r>
+      <w:proofErr w:type="spellStart"/>
+      <w:r>
+        <w:t>агрегируются</w:t>
+      </w:r>
+      <w:proofErr w:type="spellEnd"/>
+      <w:r>
+        <w:t xml:space="preserve"> результаты (</w:t>
+      </w:r>
+      <w:proofErr w:type="spellStart"/>
+      <w:r>
+        <w:t>pass</w:t>
+      </w:r>
+      <w:proofErr w:type="spellEnd"/>
+      <w:r>
+        <w:t>/</w:t>
+      </w:r>
+      <w:proofErr w:type="spellStart"/>
+      <w:r>
+        <w:t>fail</w:t>
+      </w:r>
+      <w:proofErr w:type="spellEnd"/>
+      <w:r>
+        <w:t>/</w:t>
+      </w:r>
+      <w:proofErr w:type="spellStart"/>
+      <w:r>
+        <w:t>not</w:t>
+      </w:r>
+      <w:proofErr w:type="spellEnd"/>
+      <w:r>
+        <w:t xml:space="preserve"> </w:t>
+      </w:r>
+      <w:proofErr w:type="spellStart"/>
+      <w:r>
+        <w:t>applicable</w:t>
+      </w:r>
+      <w:proofErr w:type="spellEnd"/>
+      <w:r>
+        <w:t>) и строится отчёт по профилю.</w:t>
       </w:r>
     </w:p>
     <w:p>
@@ -5581,7 +6972,23 @@
         <w:jc w:val="both"/>
       </w:pPr>
       <w:r>
-        <w:t>Проект предназначен для повышения защищённости Linux-систем за счёт регулярного автоматизированного аудита и харденинга на основе стандартизированного SCAP-контента. Для формального описания того, какие этапы атаки усложняет харденинг, используется структура фреймворка MITRE ATT&amp;CK.</w:t>
+        <w:t xml:space="preserve">Проект предназначен для повышения защищённости Linux-систем за счёт регулярного автоматизированного аудита и </w:t>
+      </w:r>
+      <w:proofErr w:type="spellStart"/>
+      <w:r>
+        <w:t>харденинга</w:t>
+      </w:r>
+      <w:proofErr w:type="spellEnd"/>
+      <w:r>
+        <w:t xml:space="preserve"> на основе стандартизированного SCAP-контента. Для формального описания того, какие этапы атаки усложняет </w:t>
+      </w:r>
+      <w:proofErr w:type="spellStart"/>
+      <w:r>
+        <w:t>харденинг</w:t>
+      </w:r>
+      <w:proofErr w:type="spellEnd"/>
+      <w:r>
+        <w:t>, используется структура фреймворка MITRE ATT&amp;CK.</w:t>
       </w:r>
     </w:p>
     <w:p>
@@ -5608,8 +7015,13 @@
         <w:t xml:space="preserve"> </w:t>
       </w:r>
       <w:r>
-        <w:t>Угрозы, использующие публично известные уязвимости и мисконфигурации</w:t>
-      </w:r>
+        <w:t xml:space="preserve">Угрозы, использующие публично известные уязвимости и </w:t>
+      </w:r>
+      <w:proofErr w:type="spellStart"/>
+      <w:r>
+        <w:t>мисконфигурации</w:t>
+      </w:r>
+      <w:proofErr w:type="spellEnd"/>
       <w:r>
         <w:t>.</w:t>
       </w:r>
@@ -5678,11 +7090,16 @@
       <w:r>
         <w:t xml:space="preserve">ей и </w:t>
       </w:r>
+      <w:proofErr w:type="spellStart"/>
       <w:r>
         <w:t>мисконфигураци</w:t>
       </w:r>
       <w:r>
-        <w:t>й.</w:t>
+        <w:t>й</w:t>
+      </w:r>
+      <w:proofErr w:type="spellEnd"/>
+      <w:r>
+        <w:t>.</w:t>
       </w:r>
     </w:p>
     <w:p>
@@ -5711,7 +7128,23 @@
         <w:jc w:val="both"/>
       </w:pPr>
       <w:r>
-        <w:t>Ниже приведены примеры техник MITRE ATT&amp;CK, для которых результаты аудита и remediation по SCAP-контенту выступают превентивной контрмерой (через хардениг и устранение условий атаки):</w:t>
+        <w:t xml:space="preserve">Ниже приведены примеры техник MITRE ATT&amp;CK, для которых результаты аудита и </w:t>
+      </w:r>
+      <w:proofErr w:type="spellStart"/>
+      <w:r>
+        <w:t>remediation</w:t>
+      </w:r>
+      <w:proofErr w:type="spellEnd"/>
+      <w:r>
+        <w:t xml:space="preserve"> по SCAP-контенту выступают превентивной контрмерой (через </w:t>
+      </w:r>
+      <w:proofErr w:type="spellStart"/>
+      <w:r>
+        <w:t>хардениг</w:t>
+      </w:r>
+      <w:proofErr w:type="spellEnd"/>
+      <w:r>
+        <w:t xml:space="preserve"> и устранение условий атаки):</w:t>
       </w:r>
     </w:p>
     <w:p>
@@ -5756,7 +7189,15 @@
         <w:jc w:val="both"/>
       </w:pPr>
       <w:r>
-        <w:t>Как противодействует проект: проверяет состояние системы и конфигураций по OVAL/XCCDF (версии, параметры, настройки сервисов) и применяет remediation, уменьшая вероятность наличия уязвимых/небезопасно настроенных компонентов на хосте</w:t>
+        <w:t xml:space="preserve">Как противодействует проект: проверяет состояние системы и конфигураций по OVAL/XCCDF (версии, параметры, настройки сервисов) и применяет </w:t>
+      </w:r>
+      <w:proofErr w:type="spellStart"/>
+      <w:r>
+        <w:t>remediation</w:t>
+      </w:r>
+      <w:proofErr w:type="spellEnd"/>
+      <w:r>
+        <w:t>, уменьшая вероятность наличия уязвимых/небезопасно настроенных компонентов на хосте</w:t>
       </w:r>
       <w:r>
         <w:t>.</w:t>
@@ -5781,8 +7222,65 @@
           <w:b/>
           <w:bCs/>
         </w:rPr>
-        <w:t>T1068: Exploitation for Privilege Escalation</w:t>
-      </w:r>
+        <w:t xml:space="preserve">T1068: </w:t>
+      </w:r>
+      <w:proofErr w:type="spellStart"/>
+      <w:r>
+        <w:rPr>
+          <w:b/>
+          <w:bCs/>
+        </w:rPr>
+        <w:t>Exploitation</w:t>
+      </w:r>
+      <w:proofErr w:type="spellEnd"/>
+      <w:r>
+        <w:rPr>
+          <w:b/>
+          <w:bCs/>
+        </w:rPr>
+        <w:t xml:space="preserve"> </w:t>
+      </w:r>
+      <w:proofErr w:type="spellStart"/>
+      <w:r>
+        <w:rPr>
+          <w:b/>
+          <w:bCs/>
+        </w:rPr>
+        <w:t>for</w:t>
+      </w:r>
+      <w:proofErr w:type="spellEnd"/>
+      <w:r>
+        <w:rPr>
+          <w:b/>
+          <w:bCs/>
+        </w:rPr>
+        <w:t xml:space="preserve"> </w:t>
+      </w:r>
+      <w:proofErr w:type="spellStart"/>
+      <w:r>
+        <w:rPr>
+          <w:b/>
+          <w:bCs/>
+        </w:rPr>
+        <w:t>Privilege</w:t>
+      </w:r>
+      <w:proofErr w:type="spellEnd"/>
+      <w:r>
+        <w:rPr>
+          <w:b/>
+          <w:bCs/>
+        </w:rPr>
+        <w:t xml:space="preserve"> </w:t>
+      </w:r>
+      <w:proofErr w:type="spellStart"/>
+      <w:r>
+        <w:rPr>
+          <w:b/>
+          <w:bCs/>
+        </w:rPr>
+        <w:t>Escalation</w:t>
+      </w:r>
+      <w:proofErr w:type="spellEnd"/>
     </w:p>
     <w:p>
       <w:pPr>
@@ -5848,7 +7346,15 @@
         <w:jc w:val="both"/>
       </w:pPr>
       <w:r>
-        <w:t>Что соответствует: злоумышленник отключает или изменяет правила системного файрвола, чтобы обойти ограничения сетевого трафика.</w:t>
+        <w:t xml:space="preserve">Что соответствует: злоумышленник отключает или изменяет правила системного </w:t>
+      </w:r>
+      <w:proofErr w:type="spellStart"/>
+      <w:r>
+        <w:t>файрвола</w:t>
+      </w:r>
+      <w:proofErr w:type="spellEnd"/>
+      <w:r>
+        <w:t>, чтобы обойти ограничения сетевого трафика.</w:t>
       </w:r>
     </w:p>
     <w:p>
@@ -5858,7 +7364,23 @@
         <w:jc w:val="both"/>
       </w:pPr>
       <w:r>
-        <w:t>Как противодействует проект: через SCAP-контент выполняет аудит состояния файрвола и правил (включён ли сервис, разрешённые сервисы/порты и т.д.) и применяет remediation, возвращая конфигурации к заданным стандартам.</w:t>
+        <w:t xml:space="preserve">Как противодействует проект: через SCAP-контент выполняет аудит состояния </w:t>
+      </w:r>
+      <w:proofErr w:type="spellStart"/>
+      <w:r>
+        <w:t>файрвола</w:t>
+      </w:r>
+      <w:proofErr w:type="spellEnd"/>
+      <w:r>
+        <w:t xml:space="preserve"> и правил (включён ли сервис, разрешённые сервисы/порты и т.д.) и применяет </w:t>
+      </w:r>
+      <w:proofErr w:type="spellStart"/>
+      <w:r>
+        <w:t>remediation</w:t>
+      </w:r>
+      <w:proofErr w:type="spellEnd"/>
+      <w:r>
+        <w:t>, возвращая конфигурации к заданным стандартам.</w:t>
       </w:r>
     </w:p>
     <w:p>
@@ -5882,7 +7404,43 @@
           <w:bCs/>
           <w:lang w:val="en-US"/>
         </w:rPr>
-        <w:t>T1548.003 — Abuse Elevation Control Mechanism: Sudo and Sudo Caching</w:t>
+        <w:t xml:space="preserve">T1548.003 — Abuse Elevation Control Mechanism: </w:t>
+      </w:r>
+      <w:proofErr w:type="spellStart"/>
+      <w:r>
+        <w:rPr>
+          <w:b/>
+          <w:bCs/>
+          <w:lang w:val="en-US"/>
+        </w:rPr>
+        <w:t>Sudo</w:t>
+      </w:r>
+      <w:proofErr w:type="spellEnd"/>
+      <w:r>
+        <w:rPr>
+          <w:b/>
+          <w:bCs/>
+          <w:lang w:val="en-US"/>
+        </w:rPr>
+        <w:t xml:space="preserve"> and </w:t>
+      </w:r>
+      <w:proofErr w:type="spellStart"/>
+      <w:r>
+        <w:rPr>
+          <w:b/>
+          <w:bCs/>
+          <w:lang w:val="en-US"/>
+        </w:rPr>
+        <w:t>Sudo</w:t>
+      </w:r>
+      <w:proofErr w:type="spellEnd"/>
+      <w:r>
+        <w:rPr>
+          <w:b/>
+          <w:bCs/>
+          <w:lang w:val="en-US"/>
+        </w:rPr>
+        <w:t xml:space="preserve"> Caching</w:t>
       </w:r>
     </w:p>
     <w:p>
@@ -5899,7 +7457,23 @@
         <w:t>Что соответствует:</w:t>
       </w:r>
       <w:r>
-        <w:t xml:space="preserve"> злоумышленник использует особенности sudo и настройки sudoers, чтобы выполнить команды от имени другого пользователя или запустить процессы с более высокими привилегиями.</w:t>
+        <w:t xml:space="preserve"> злоумышленник использует особенности </w:t>
+      </w:r>
+      <w:proofErr w:type="spellStart"/>
+      <w:r>
+        <w:t>sudo</w:t>
+      </w:r>
+      <w:proofErr w:type="spellEnd"/>
+      <w:r>
+        <w:t xml:space="preserve"> и настройки </w:t>
+      </w:r>
+      <w:proofErr w:type="spellStart"/>
+      <w:r>
+        <w:t>sudoers</w:t>
+      </w:r>
+      <w:proofErr w:type="spellEnd"/>
+      <w:r>
+        <w:t>, чтобы выполнить команды от имени другого пользователя или запустить процессы с более высокими привилегиями.</w:t>
       </w:r>
     </w:p>
     <w:p>
@@ -5916,7 +7490,15 @@
         <w:t>Как противодействует проект:</w:t>
       </w:r>
       <w:r>
-        <w:t xml:space="preserve"> через SCAP-контент проверяет и исправляет конфигурацию sudo. </w:t>
+        <w:t xml:space="preserve"> через SCAP-контент проверяет и исправляет конфигурацию </w:t>
+      </w:r>
+      <w:proofErr w:type="spellStart"/>
+      <w:r>
+        <w:t>sudo</w:t>
+      </w:r>
+      <w:proofErr w:type="spellEnd"/>
+      <w:r>
+        <w:t xml:space="preserve">. </w:t>
       </w:r>
     </w:p>
     <w:p>
@@ -6010,7 +7592,43 @@
           <w:szCs w:val="24"/>
           <w:lang w:eastAsia="ru-RU"/>
         </w:rPr>
-        <w:t xml:space="preserve">Разрабатываемая программа является превентивной мерой: за счет автоматизированного аудита и харденинга программа устраняет уязвимости и мисконфигурации, </w:t>
+        <w:t xml:space="preserve">Разрабатываемая программа является превентивной мерой: за счет автоматизированного аудита и </w:t>
+      </w:r>
+      <w:proofErr w:type="spellStart"/>
+      <w:r>
+        <w:rPr>
+          <w:rFonts w:eastAsia="Times New Roman" w:cs="Times New Roman"/>
+          <w:szCs w:val="24"/>
+          <w:lang w:eastAsia="ru-RU"/>
+        </w:rPr>
+        <w:t>харденинга</w:t>
+      </w:r>
+      <w:proofErr w:type="spellEnd"/>
+      <w:r>
+        <w:rPr>
+          <w:rFonts w:eastAsia="Times New Roman" w:cs="Times New Roman"/>
+          <w:szCs w:val="24"/>
+          <w:lang w:eastAsia="ru-RU"/>
+        </w:rPr>
+        <w:t xml:space="preserve"> программа устраняет уязвимости и </w:t>
+      </w:r>
+      <w:proofErr w:type="spellStart"/>
+      <w:r>
+        <w:rPr>
+          <w:rFonts w:eastAsia="Times New Roman" w:cs="Times New Roman"/>
+          <w:szCs w:val="24"/>
+          <w:lang w:eastAsia="ru-RU"/>
+        </w:rPr>
+        <w:t>мисконфигурации</w:t>
+      </w:r>
+      <w:proofErr w:type="spellEnd"/>
+      <w:r>
+        <w:rPr>
+          <w:rFonts w:eastAsia="Times New Roman" w:cs="Times New Roman"/>
+          <w:szCs w:val="24"/>
+          <w:lang w:eastAsia="ru-RU"/>
+        </w:rPr>
+        <w:t xml:space="preserve">, </w:t>
       </w:r>
       <w:r>
         <w:rPr>
@@ -6127,7 +7745,43 @@
           <w:szCs w:val="24"/>
           <w:lang w:val="en-US" w:eastAsia="ru-RU"/>
         </w:rPr>
-        <w:t xml:space="preserve"> (T1068-Exploitation for Privilege Escalation, T1548.003-Abuse Elevation Control Mechanism: Sudo and Sudo Caching)</w:t>
+        <w:t xml:space="preserve"> (T1068-Exploitation for Privilege Escalation, T1548.003-Abuse Elevation Control Mechanism: </w:t>
+      </w:r>
+      <w:proofErr w:type="spellStart"/>
+      <w:r>
+        <w:rPr>
+          <w:rFonts w:eastAsia="Times New Roman" w:cs="Times New Roman"/>
+          <w:szCs w:val="24"/>
+          <w:lang w:val="en-US" w:eastAsia="ru-RU"/>
+        </w:rPr>
+        <w:t>Sudo</w:t>
+      </w:r>
+      <w:proofErr w:type="spellEnd"/>
+      <w:r>
+        <w:rPr>
+          <w:rFonts w:eastAsia="Times New Roman" w:cs="Times New Roman"/>
+          <w:szCs w:val="24"/>
+          <w:lang w:val="en-US" w:eastAsia="ru-RU"/>
+        </w:rPr>
+        <w:t xml:space="preserve"> and </w:t>
+      </w:r>
+      <w:proofErr w:type="spellStart"/>
+      <w:r>
+        <w:rPr>
+          <w:rFonts w:eastAsia="Times New Roman" w:cs="Times New Roman"/>
+          <w:szCs w:val="24"/>
+          <w:lang w:val="en-US" w:eastAsia="ru-RU"/>
+        </w:rPr>
+        <w:t>Sudo</w:t>
+      </w:r>
+      <w:proofErr w:type="spellEnd"/>
+      <w:r>
+        <w:rPr>
+          <w:rFonts w:eastAsia="Times New Roman" w:cs="Times New Roman"/>
+          <w:szCs w:val="24"/>
+          <w:lang w:val="en-US" w:eastAsia="ru-RU"/>
+        </w:rPr>
+        <w:t xml:space="preserve"> Caching)</w:t>
       </w:r>
     </w:p>
     <w:p>
@@ -6165,7 +7819,43 @@
           <w:szCs w:val="24"/>
           <w:lang w:val="en-US" w:eastAsia="ru-RU"/>
         </w:rPr>
-        <w:t xml:space="preserve"> (T1548.003-Abuse Elevation Control Mechanism: Sudo and Sudo Caching, T1562.004-Impair Defenses: Disable or Modify System Firewall)</w:t>
+        <w:t xml:space="preserve"> (T1548.003-Abuse Elevation Control Mechanism: </w:t>
+      </w:r>
+      <w:proofErr w:type="spellStart"/>
+      <w:r>
+        <w:rPr>
+          <w:rFonts w:eastAsia="Times New Roman" w:cs="Times New Roman"/>
+          <w:szCs w:val="24"/>
+          <w:lang w:val="en-US" w:eastAsia="ru-RU"/>
+        </w:rPr>
+        <w:t>Sudo</w:t>
+      </w:r>
+      <w:proofErr w:type="spellEnd"/>
+      <w:r>
+        <w:rPr>
+          <w:rFonts w:eastAsia="Times New Roman" w:cs="Times New Roman"/>
+          <w:szCs w:val="24"/>
+          <w:lang w:val="en-US" w:eastAsia="ru-RU"/>
+        </w:rPr>
+        <w:t xml:space="preserve"> and </w:t>
+      </w:r>
+      <w:proofErr w:type="spellStart"/>
+      <w:r>
+        <w:rPr>
+          <w:rFonts w:eastAsia="Times New Roman" w:cs="Times New Roman"/>
+          <w:szCs w:val="24"/>
+          <w:lang w:val="en-US" w:eastAsia="ru-RU"/>
+        </w:rPr>
+        <w:t>Sudo</w:t>
+      </w:r>
+      <w:proofErr w:type="spellEnd"/>
+      <w:r>
+        <w:rPr>
+          <w:rFonts w:eastAsia="Times New Roman" w:cs="Times New Roman"/>
+          <w:szCs w:val="24"/>
+          <w:lang w:val="en-US" w:eastAsia="ru-RU"/>
+        </w:rPr>
+        <w:t xml:space="preserve"> Caching, T1562.004-Impair Defenses: Disable or Modify System Firewall)</w:t>
       </w:r>
     </w:p>
     <w:p>
@@ -6215,7 +7905,31 @@
         <w:ind w:firstLine="708"/>
       </w:pPr>
       <w:r>
-        <w:t>Разрабатываемое программное средство предназначено для автоматизации аудита и харденинга операционной системы с использованием открытых стандартов SCAP. Его применение позволяет упростить и ускорить нахождение уязвимостей и мисконфигураций, обеспечить воспроизводимость результатов проверки и переносимость контента между дистрибутивами и инструментами. В отличие от решений, основанных на проприетарных базах и закрытых форматах, проектная программа опирается на SCAP-контент (OVAL, XCCDF, DataStream) как на стандартизированный способ описания правил аудита и устранения найденных несоответствий.</w:t>
+        <w:t xml:space="preserve">Разрабатываемое программное средство предназначено для автоматизации аудита и </w:t>
+      </w:r>
+      <w:proofErr w:type="spellStart"/>
+      <w:r>
+        <w:t>харденинга</w:t>
+      </w:r>
+      <w:proofErr w:type="spellEnd"/>
+      <w:r>
+        <w:t xml:space="preserve"> операционной системы с использованием открытых стандартов SCAP. Его применение позволяет упростить и ускорить нахождение уязвимостей и </w:t>
+      </w:r>
+      <w:proofErr w:type="spellStart"/>
+      <w:r>
+        <w:t>мисконфигураций</w:t>
+      </w:r>
+      <w:proofErr w:type="spellEnd"/>
+      <w:r>
+        <w:t xml:space="preserve">, обеспечить воспроизводимость результатов проверки и переносимость контента между дистрибутивами и инструментами. В отличие от решений, основанных на проприетарных базах и закрытых форматах, проектная программа опирается на SCAP-контент (OVAL, XCCDF, </w:t>
+      </w:r>
+      <w:proofErr w:type="spellStart"/>
+      <w:r>
+        <w:t>DataStream</w:t>
+      </w:r>
+      <w:proofErr w:type="spellEnd"/>
+      <w:r>
+        <w:t>) как на стандартизированный способ описания правил аудита и устранения найденных несоответствий.</w:t>
       </w:r>
     </w:p>
     <w:p>
@@ -6245,8 +7959,13 @@
         <w:t>Разработать программное средство для автоматизированной проверки</w:t>
       </w:r>
       <w:r>
-        <w:t xml:space="preserve"> системы на наличие уязвимостей и мисконфигураций</w:t>
-      </w:r>
+        <w:t xml:space="preserve"> системы на наличие уязвимостей и </w:t>
+      </w:r>
+      <w:proofErr w:type="spellStart"/>
+      <w:r>
+        <w:t>мисконфигураций</w:t>
+      </w:r>
+      <w:proofErr w:type="spellEnd"/>
       <w:r>
         <w:t xml:space="preserve"> на основе стандартизированного SCAP-контента (OVAL/XCCDF</w:t>
       </w:r>
@@ -6260,7 +7979,15 @@
         <w:t>DS</w:t>
       </w:r>
       <w:r>
-        <w:t>), с формированием табличного и обычного отчёта и возможностью автоматического устранения несоответствий (remediation).</w:t>
+        <w:t>), с формированием табличного и обычного отчёта и возможностью автоматического устранения несоответствий (</w:t>
+      </w:r>
+      <w:proofErr w:type="spellStart"/>
+      <w:r>
+        <w:t>remediation</w:t>
+      </w:r>
+      <w:proofErr w:type="spellEnd"/>
+      <w:r>
+        <w:t>).</w:t>
       </w:r>
     </w:p>
     <w:p>
@@ -6338,8 +8065,13 @@
         <w:t xml:space="preserve">Реализовать механизм </w:t>
       </w:r>
       <w:r>
-        <w:t>автоматического патчинга</w:t>
-      </w:r>
+        <w:t xml:space="preserve">автоматического </w:t>
+      </w:r>
+      <w:proofErr w:type="spellStart"/>
+      <w:r>
+        <w:t>патчинга</w:t>
+      </w:r>
+      <w:proofErr w:type="spellEnd"/>
       <w:r>
         <w:t xml:space="preserve"> для адаптации XCCDF-контента под целевую систему при несовпадении </w:t>
       </w:r>
@@ -6361,7 +8093,23 @@
         <w:jc w:val="both"/>
       </w:pPr>
       <w:r>
-        <w:t>Реализовать применение remediation для правил XCCDF со статусом fail при наличии соответствующего контента.</w:t>
+        <w:t xml:space="preserve">Реализовать применение </w:t>
+      </w:r>
+      <w:proofErr w:type="spellStart"/>
+      <w:r>
+        <w:t>remediation</w:t>
+      </w:r>
+      <w:proofErr w:type="spellEnd"/>
+      <w:r>
+        <w:t xml:space="preserve"> для правил XCCDF со статусом </w:t>
+      </w:r>
+      <w:proofErr w:type="spellStart"/>
+      <w:r>
+        <w:t>fail</w:t>
+      </w:r>
+      <w:proofErr w:type="spellEnd"/>
+      <w:r>
+        <w:t xml:space="preserve"> при наличии соответствующего контента.</w:t>
       </w:r>
     </w:p>
     <w:p>
@@ -6455,15 +8203,22 @@
         <w:spacing w:line="360" w:lineRule="auto"/>
         <w:jc w:val="both"/>
       </w:pPr>
+      <w:proofErr w:type="spellStart"/>
       <w:r>
         <w:t>Патчинг</w:t>
       </w:r>
+      <w:proofErr w:type="spellEnd"/>
       <w:r>
         <w:t>: при несовпадении идентификаторов платформы в контенте и на целевой системе программа должна выполнять автоматичес</w:t>
       </w:r>
       <w:r>
-        <w:t>кий патчинг</w:t>
-      </w:r>
+        <w:t xml:space="preserve">кий </w:t>
+      </w:r>
+      <w:proofErr w:type="spellStart"/>
+      <w:r>
+        <w:t>патчинг</w:t>
+      </w:r>
+      <w:proofErr w:type="spellEnd"/>
       <w:r>
         <w:t>, обеспечивая применимость выбранного XCCDF-контента на целевой ОС.</w:t>
       </w:r>
@@ -6478,8 +8233,37 @@
         <w:spacing w:line="360" w:lineRule="auto"/>
         <w:jc w:val="both"/>
       </w:pPr>
-      <w:r>
-        <w:t>Remediation: для правил со статусом fail программа должна применять remediation-действия при наличии соответствующего remediation-контента.</w:t>
+      <w:proofErr w:type="spellStart"/>
+      <w:r>
+        <w:t>Remediation</w:t>
+      </w:r>
+      <w:proofErr w:type="spellEnd"/>
+      <w:r>
+        <w:t xml:space="preserve">: для правил со статусом </w:t>
+      </w:r>
+      <w:proofErr w:type="spellStart"/>
+      <w:r>
+        <w:t>fail</w:t>
+      </w:r>
+      <w:proofErr w:type="spellEnd"/>
+      <w:r>
+        <w:t xml:space="preserve"> программа должна применять </w:t>
+      </w:r>
+      <w:proofErr w:type="spellStart"/>
+      <w:r>
+        <w:t>remediation</w:t>
+      </w:r>
+      <w:proofErr w:type="spellEnd"/>
+      <w:r>
+        <w:t xml:space="preserve">-действия при наличии соответствующего </w:t>
+      </w:r>
+      <w:proofErr w:type="spellStart"/>
+      <w:r>
+        <w:t>remediation</w:t>
+      </w:r>
+      <w:proofErr w:type="spellEnd"/>
+      <w:r>
+        <w:t>-контента.</w:t>
       </w:r>
     </w:p>
     <w:p>
@@ -6779,6 +8563,7 @@
         </w:rPr>
         <w:t xml:space="preserve"> </w:t>
       </w:r>
+      <w:proofErr w:type="spellStart"/>
       <w:r>
         <w:rPr>
           <w:rFonts w:cs="Times New Roman"/>
@@ -6788,6 +8573,7 @@
         </w:rPr>
         <w:t>js</w:t>
       </w:r>
+      <w:proofErr w:type="spellEnd"/>
       <w:r>
         <w:rPr>
           <w:rFonts w:cs="Times New Roman"/>
@@ -6992,6 +8778,7 @@
         </w:rPr>
         <w:t xml:space="preserve">После выбора языка перед нами появляется проблема в виде того, что библиотека </w:t>
       </w:r>
+      <w:proofErr w:type="spellStart"/>
       <w:r>
         <w:rPr>
           <w:rFonts w:cs="Times New Roman"/>
@@ -7001,6 +8788,7 @@
         </w:rPr>
         <w:t>PyQt</w:t>
       </w:r>
+      <w:proofErr w:type="spellEnd"/>
       <w:r>
         <w:rPr>
           <w:rFonts w:cs="Times New Roman"/>
@@ -7043,6 +8831,7 @@
         </w:rPr>
         <w:t xml:space="preserve">, что не позволит использовать её в коммерческих проектах. Но также существует и библиотека </w:t>
       </w:r>
+      <w:proofErr w:type="spellStart"/>
       <w:r>
         <w:rPr>
           <w:rFonts w:cs="Times New Roman"/>
@@ -7052,6 +8841,7 @@
         </w:rPr>
         <w:t>PySide</w:t>
       </w:r>
+      <w:proofErr w:type="spellEnd"/>
       <w:r>
         <w:rPr>
           <w:rFonts w:cs="Times New Roman"/>
@@ -7060,6 +8850,7 @@
         </w:rPr>
         <w:t xml:space="preserve">, которая почти полностью идентична </w:t>
       </w:r>
+      <w:proofErr w:type="spellStart"/>
       <w:r>
         <w:rPr>
           <w:rFonts w:cs="Times New Roman"/>
@@ -7069,6 +8860,7 @@
         </w:rPr>
         <w:t>PyQt</w:t>
       </w:r>
+      <w:proofErr w:type="spellEnd"/>
       <w:r>
         <w:rPr>
           <w:rFonts w:cs="Times New Roman"/>
@@ -7179,13 +8971,18 @@
         </w:rPr>
         <w:t xml:space="preserve">, </w:t>
       </w:r>
+      <w:proofErr w:type="spellStart"/>
       <w:proofErr w:type="gramStart"/>
       <w:r>
         <w:t>xml.etree</w:t>
       </w:r>
       <w:proofErr w:type="gramEnd"/>
       <w:r>
-        <w:t xml:space="preserve">.ElementTree, </w:t>
+        <w:t>.ElementTree</w:t>
+      </w:r>
+      <w:proofErr w:type="spellEnd"/>
+      <w:r>
+        <w:t xml:space="preserve">, </w:t>
       </w:r>
       <w:r>
         <w:rPr>
@@ -7213,7 +9010,25 @@
           <w:szCs w:val="28"/>
         </w:rPr>
         <w:lastRenderedPageBreak/>
-        <w:t xml:space="preserve">Первая версия программы будет разрабатываться под ОС Linux, так как на Windows SCAP не возымел должной популярности, вследствие чего поддержка данного протокола была прекращена как со стороны как Microsoft, так и со стороны разработчиков инструментария SCAP. Например, OpenSCAP прекратил поддержку ОС Windows в 2022 году. Второй же важной причиной является то, что основной аудиторией программы являются Системные Администраторы, а по официальной статистике около 77% серверов работают под управлением ОС Linux. </w:t>
+        <w:t xml:space="preserve">Первая версия программы будет разрабатываться под ОС Linux, так как на Windows SCAP не возымел должной популярности, вследствие чего поддержка данного протокола была прекращена как со стороны как Microsoft, так и со стороны разработчиков инструментария SCAP. Например, </w:t>
+      </w:r>
+      <w:proofErr w:type="spellStart"/>
+      <w:r>
+        <w:rPr>
+          <w:rFonts w:cs="Times New Roman"/>
+          <w:color w:val="000000" w:themeColor="text1"/>
+          <w:szCs w:val="28"/>
+        </w:rPr>
+        <w:t>OpenSCAP</w:t>
+      </w:r>
+      <w:proofErr w:type="spellEnd"/>
+      <w:r>
+        <w:rPr>
+          <w:rFonts w:cs="Times New Roman"/>
+          <w:color w:val="000000" w:themeColor="text1"/>
+          <w:szCs w:val="28"/>
+        </w:rPr>
+        <w:t xml:space="preserve"> прекратил поддержку ОС Windows в 2022 году. Второй же важной причиной является то, что основной аудиторией программы являются Системные Администраторы, а по официальной статистике около 77% серверов работают под управлением ОС Linux. </w:t>
       </w:r>
     </w:p>
     <w:p>
@@ -7247,7 +9062,43 @@
           <w:color w:val="000000" w:themeColor="text1"/>
           <w:szCs w:val="28"/>
         </w:rPr>
-        <w:t xml:space="preserve">, так как от выбранного инструментария будет зависеть большинство характеристик программы. Для обоснования выбора приведена Табл. 2. По ней мы можем видеть, что SCC не подходит нам, потому что работает только на windows, Ovaldi не подходит из-за отсутствия обновлений и поддержки с 2015, вследствие чего он не будет работать без дописывания его функционала вручную. А самодельный </w:t>
+        <w:t xml:space="preserve">, так как от выбранного инструментария будет зависеть большинство характеристик программы. Для обоснования выбора приведена Табл. 2. По ней мы можем видеть, что SCC не подходит нам, потому что работает только на </w:t>
+      </w:r>
+      <w:proofErr w:type="spellStart"/>
+      <w:r>
+        <w:rPr>
+          <w:rFonts w:cs="Times New Roman"/>
+          <w:color w:val="000000" w:themeColor="text1"/>
+          <w:szCs w:val="28"/>
+        </w:rPr>
+        <w:t>windows</w:t>
+      </w:r>
+      <w:proofErr w:type="spellEnd"/>
+      <w:r>
+        <w:rPr>
+          <w:rFonts w:cs="Times New Roman"/>
+          <w:color w:val="000000" w:themeColor="text1"/>
+          <w:szCs w:val="28"/>
+        </w:rPr>
+        <w:t xml:space="preserve">, </w:t>
+      </w:r>
+      <w:proofErr w:type="spellStart"/>
+      <w:r>
+        <w:rPr>
+          <w:rFonts w:cs="Times New Roman"/>
+          <w:color w:val="000000" w:themeColor="text1"/>
+          <w:szCs w:val="28"/>
+        </w:rPr>
+        <w:t>Ovaldi</w:t>
+      </w:r>
+      <w:proofErr w:type="spellEnd"/>
+      <w:r>
+        <w:rPr>
+          <w:rFonts w:cs="Times New Roman"/>
+          <w:color w:val="000000" w:themeColor="text1"/>
+          <w:szCs w:val="28"/>
+        </w:rPr>
+        <w:t xml:space="preserve"> не подходит из-за отсутствия обновлений и поддержки с 2015, вследствие чего он не будет работать без дописывания его функционала вручную. А самодельный </w:t>
       </w:r>
       <w:r>
         <w:rPr>
@@ -7264,7 +9115,25 @@
           <w:color w:val="000000" w:themeColor="text1"/>
           <w:szCs w:val="28"/>
         </w:rPr>
-        <w:t>-интерпретатор не имеет смысла писать по многим причинам, начиная от технической сложности интерпретаторов, заканчивая тем, что он будет работать медленней других аналогичных разработок. В итоге для разработки программы в качестве движка для обработки SCAP контента выбран openSCAP.</w:t>
+        <w:t xml:space="preserve">-интерпретатор не имеет смысла писать по многим причинам, начиная от технической сложности интерпретаторов, заканчивая тем, что он будет работать медленней других аналогичных разработок. В итоге для разработки программы в качестве движка для обработки SCAP контента выбран </w:t>
+      </w:r>
+      <w:proofErr w:type="spellStart"/>
+      <w:r>
+        <w:rPr>
+          <w:rFonts w:cs="Times New Roman"/>
+          <w:color w:val="000000" w:themeColor="text1"/>
+          <w:szCs w:val="28"/>
+        </w:rPr>
+        <w:t>openSCAP</w:t>
+      </w:r>
+      <w:proofErr w:type="spellEnd"/>
+      <w:r>
+        <w:rPr>
+          <w:rFonts w:cs="Times New Roman"/>
+          <w:color w:val="000000" w:themeColor="text1"/>
+          <w:szCs w:val="28"/>
+        </w:rPr>
+        <w:t>.</w:t>
       </w:r>
     </w:p>
     <w:p>
@@ -7514,7 +9383,15 @@
         <w:t xml:space="preserve">2. </w:t>
       </w:r>
       <w:r>
-        <w:t xml:space="preserve">Далее происходит автоматический патчинг </w:t>
+        <w:t xml:space="preserve">Далее происходит автоматический </w:t>
+      </w:r>
+      <w:proofErr w:type="spellStart"/>
+      <w:r>
+        <w:t>патчинг</w:t>
+      </w:r>
+      <w:proofErr w:type="spellEnd"/>
+      <w:r>
+        <w:t xml:space="preserve"> </w:t>
       </w:r>
       <w:r>
         <w:rPr>
@@ -7592,8 +9469,13 @@
       <w:r>
         <w:t>/</w:t>
       </w:r>
-      <w:r>
-        <w:t xml:space="preserve">мисконфигураций – то перед формированием отчёта будет проведен </w:t>
+      <w:proofErr w:type="spellStart"/>
+      <w:r>
+        <w:t>мисконфигураций</w:t>
+      </w:r>
+      <w:proofErr w:type="spellEnd"/>
+      <w:r>
+        <w:t xml:space="preserve"> – то перед формированием отчёта будет проведен </w:t>
       </w:r>
       <w:r>
         <w:rPr>
@@ -7625,7 +9507,15 @@
         <w:ind w:firstLine="0"/>
       </w:pPr>
       <w:r>
-        <w:t>4. Перед выводом данных проверки в удобочитаемом виде они сначала агрегируются в списки</w:t>
+        <w:t xml:space="preserve">4. Перед выводом данных проверки в удобочитаемом виде они сначала </w:t>
+      </w:r>
+      <w:proofErr w:type="spellStart"/>
+      <w:r>
+        <w:t>агрегируются</w:t>
+      </w:r>
+      <w:proofErr w:type="spellEnd"/>
+      <w:r>
+        <w:t xml:space="preserve"> в списки</w:t>
       </w:r>
     </w:p>
     <w:p>
@@ -7765,13 +9655,39 @@
       <w:bookmarkStart w:id="19" w:name="_Toc218675442"/>
       <w:bookmarkStart w:id="20" w:name="_Toc219378709"/>
       <w:r>
-        <w:t xml:space="preserve">Работоспособность разработанной программы подтверждается тем, что она реализует решение задачи в том виде, в каком она была формально поставлена в разделах 2.1–2.2: определены входные данные S, C, P, выходные данные Result_OVAL, Result_XCCDF, Report и допустимые статусы результатов. Программа выполняет полный цикл: загрузка SCAP-контента, </w:t>
-      </w:r>
+        <w:t xml:space="preserve">Работоспособность разработанной программы подтверждается тем, что она реализует решение задачи в том виде, в каком она была формально поставлена в разделах 2.1–2.2: определены входные данные S, C, P, выходные данные </w:t>
+      </w:r>
+      <w:proofErr w:type="spellStart"/>
+      <w:r>
+        <w:t>Result_OVAL</w:t>
+      </w:r>
+      <w:proofErr w:type="spellEnd"/>
+      <w:r>
+        <w:t xml:space="preserve">, </w:t>
+      </w:r>
+      <w:proofErr w:type="spellStart"/>
+      <w:r>
+        <w:t>Result_XCCDF</w:t>
+      </w:r>
+      <w:proofErr w:type="spellEnd"/>
+      <w:r>
+        <w:t xml:space="preserve">, Report и допустимые статусы результатов. Программа выполняет полный цикл: загрузка SCAP-контента, </w:t>
+      </w:r>
+      <w:proofErr w:type="spellStart"/>
       <w:r>
         <w:t>патчинг</w:t>
       </w:r>
-      <w:r>
-        <w:t xml:space="preserve"> при необходимости, выполнение проверок, применение remediation и формирование итогового отчёта.</w:t>
+      <w:proofErr w:type="spellEnd"/>
+      <w:r>
+        <w:t xml:space="preserve"> при необходимости, выполнение проверок, применение </w:t>
+      </w:r>
+      <w:proofErr w:type="spellStart"/>
+      <w:r>
+        <w:t>remediation</w:t>
+      </w:r>
+      <w:proofErr w:type="spellEnd"/>
+      <w:r>
+        <w:t xml:space="preserve"> и формирование итогового отчёта.</w:t>
       </w:r>
       <w:bookmarkEnd w:id="18"/>
       <w:bookmarkEnd w:id="19"/>
@@ -7808,15 +9724,36 @@
       <w:bookmarkStart w:id="25" w:name="_Toc218675444"/>
       <w:bookmarkStart w:id="26" w:name="_Toc219378711"/>
       <w:r>
-        <w:t>Проверка корректности результатов OVAL. Для каждой OVAL-дефиниции di программа вычисляет Result_</w:t>
+        <w:t xml:space="preserve">Проверка корректности результатов OVAL. Для каждой OVAL-дефиниции </w:t>
+      </w:r>
+      <w:proofErr w:type="spellStart"/>
+      <w:r>
+        <w:t>di</w:t>
+      </w:r>
+      <w:proofErr w:type="spellEnd"/>
+      <w:r>
+        <w:t xml:space="preserve"> программа вычисляет </w:t>
+      </w:r>
+      <w:proofErr w:type="spellStart"/>
+      <w:r>
+        <w:t>Result_</w:t>
       </w:r>
       <w:proofErr w:type="gramStart"/>
       <w:r>
-        <w:t>OVAL(</w:t>
-      </w:r>
+        <w:t>OVAL</w:t>
+      </w:r>
+      <w:proofErr w:type="spellEnd"/>
+      <w:r>
+        <w:t>(</w:t>
+      </w:r>
+      <w:proofErr w:type="spellStart"/>
       <w:proofErr w:type="gramEnd"/>
       <w:r>
-        <w:t>di) и присваивает ему один из формально заданных статусов {</w:t>
+        <w:t>di</w:t>
+      </w:r>
+      <w:proofErr w:type="spellEnd"/>
+      <w:r>
+        <w:t>) и присваивает ему один из формально заданных статусов {</w:t>
       </w:r>
       <w:r>
         <w:rPr>
@@ -7870,7 +9807,15 @@
         <w:t>applicable</w:t>
       </w:r>
       <w:r>
-        <w:t>}. Полученные значения сохраняются и отображаются в отчёте, что обеспечивает проверяемость и повторяемость результата.</w:t>
+        <w:t xml:space="preserve">}. Полученные значения сохраняются и отображаются в отчёте, что обеспечивает </w:t>
+      </w:r>
+      <w:proofErr w:type="spellStart"/>
+      <w:r>
+        <w:t>проверяемость</w:t>
+      </w:r>
+      <w:proofErr w:type="spellEnd"/>
+      <w:r>
+        <w:t xml:space="preserve"> и повторяемость результата.</w:t>
       </w:r>
       <w:bookmarkStart w:id="27" w:name="_Toc218673448"/>
       <w:bookmarkStart w:id="28" w:name="_Toc218675445"/>
@@ -7889,15 +9834,52 @@
         <w:jc w:val="both"/>
       </w:pPr>
       <w:r>
-        <w:t>Проверка корректности результатов XCCDF. Для каждого XCCDF-правила ri в рамках выбранного профиля вычисляется Result_</w:t>
+        <w:t xml:space="preserve">Проверка корректности результатов XCCDF. Для каждого XCCDF-правила </w:t>
+      </w:r>
+      <w:proofErr w:type="spellStart"/>
+      <w:r>
+        <w:t>ri</w:t>
+      </w:r>
+      <w:proofErr w:type="spellEnd"/>
+      <w:r>
+        <w:t xml:space="preserve"> в рамках выбранного профиля вычисляется </w:t>
+      </w:r>
+      <w:proofErr w:type="spellStart"/>
+      <w:r>
+        <w:t>Result_</w:t>
       </w:r>
       <w:proofErr w:type="gramStart"/>
       <w:r>
-        <w:t>XCCDF(</w:t>
-      </w:r>
+        <w:t>XCCDF</w:t>
+      </w:r>
+      <w:proofErr w:type="spellEnd"/>
+      <w:r>
+        <w:t>(</w:t>
+      </w:r>
+      <w:proofErr w:type="spellStart"/>
       <w:proofErr w:type="gramEnd"/>
       <w:r>
-        <w:t>ri) из множества {pass,fail,not_checked,not_applicable,error}. Полученные значения сохраняются и отображаются в отчёте, что также обеспечивает проверяемость и повторяемость результата.</w:t>
+        <w:t>ri</w:t>
+      </w:r>
+      <w:proofErr w:type="spellEnd"/>
+      <w:r>
+        <w:t>) из множества {</w:t>
+      </w:r>
+      <w:proofErr w:type="spellStart"/>
+      <w:r>
+        <w:t>pass,fail,not_checked,not_applicable,error</w:t>
+      </w:r>
+      <w:proofErr w:type="spellEnd"/>
+      <w:r>
+        <w:t xml:space="preserve">}. Полученные значения сохраняются и отображаются в отчёте, что также обеспечивает </w:t>
+      </w:r>
+      <w:proofErr w:type="spellStart"/>
+      <w:r>
+        <w:t>проверяемость</w:t>
+      </w:r>
+      <w:proofErr w:type="spellEnd"/>
+      <w:r>
+        <w:t xml:space="preserve"> и повторяемость результата.</w:t>
       </w:r>
       <w:bookmarkStart w:id="30" w:name="_Toc218673449"/>
       <w:bookmarkStart w:id="31" w:name="_Toc218675446"/>
@@ -7918,15 +9900,19 @@
       <w:r>
         <w:t xml:space="preserve">Проверка </w:t>
       </w:r>
+      <w:proofErr w:type="spellStart"/>
       <w:r>
         <w:t>патчинга</w:t>
       </w:r>
+      <w:proofErr w:type="spellEnd"/>
       <w:r>
         <w:t xml:space="preserve">. Если исходный контент неприменим к целевой платформе из-за отличающихся идентификаторов, выполняется </w:t>
       </w:r>
+      <w:proofErr w:type="spellStart"/>
       <w:r>
         <w:t>патчинг</w:t>
       </w:r>
+      <w:proofErr w:type="spellEnd"/>
       <w:r>
         <w:t>, после чего контент становится применимым и корректно проходит этап вычисления результатов.</w:t>
       </w:r>
@@ -7947,7 +9933,31 @@
         <w:jc w:val="both"/>
       </w:pPr>
       <w:r>
-        <w:t>Проверка remediation. Для правил со статусом fail, при наличии remediation-контента, программа выполняет действие исправления.</w:t>
+        <w:t xml:space="preserve">Проверка </w:t>
+      </w:r>
+      <w:proofErr w:type="spellStart"/>
+      <w:r>
+        <w:t>remediation</w:t>
+      </w:r>
+      <w:proofErr w:type="spellEnd"/>
+      <w:r>
+        <w:t xml:space="preserve">. Для правил со статусом </w:t>
+      </w:r>
+      <w:proofErr w:type="spellStart"/>
+      <w:r>
+        <w:t>fail</w:t>
+      </w:r>
+      <w:proofErr w:type="spellEnd"/>
+      <w:r>
+        <w:t xml:space="preserve">, при наличии </w:t>
+      </w:r>
+      <w:proofErr w:type="spellStart"/>
+      <w:r>
+        <w:t>remediation</w:t>
+      </w:r>
+      <w:proofErr w:type="spellEnd"/>
+      <w:r>
+        <w:t>-контента, программа выполняет действие исправления.</w:t>
       </w:r>
       <w:bookmarkEnd w:id="33"/>
       <w:bookmarkEnd w:id="34"/>
@@ -7970,7 +9980,7 @@
         <w:rPr>
           <w:lang w:val="en-US"/>
         </w:rPr>
-        <w:t>remeadiation</w:t>
+        <w:t>remediation</w:t>
       </w:r>
       <w:r>
         <w:t xml:space="preserve"> </w:t>
@@ -8247,7 +10257,15 @@
         <w:t>-</w:t>
       </w:r>
       <w:r>
-        <w:t xml:space="preserve">правилам, автоматический патчинг и </w:t>
+        <w:t xml:space="preserve">правилам, автоматический </w:t>
+      </w:r>
+      <w:proofErr w:type="spellStart"/>
+      <w:r>
+        <w:t>патчинг</w:t>
+      </w:r>
+      <w:proofErr w:type="spellEnd"/>
+      <w:r>
+        <w:t xml:space="preserve"> и </w:t>
       </w:r>
       <w:r>
         <w:rPr>
@@ -8345,12 +10363,14 @@
       <w:r>
         <w:t xml:space="preserve"> </w:t>
       </w:r>
+      <w:proofErr w:type="spellStart"/>
       <w:r>
         <w:rPr>
           <w:lang w:val="en-US"/>
         </w:rPr>
         <w:t>linux</w:t>
       </w:r>
+      <w:proofErr w:type="spellEnd"/>
       <w:r>
         <w:t>.</w:t>
       </w:r>
@@ -8476,12 +10496,14 @@
       <w:r>
         <w:t xml:space="preserve">также ради проверки базового функционала продукта. В качестве профиля для работы был выбран </w:t>
       </w:r>
+      <w:proofErr w:type="spellStart"/>
       <w:r>
         <w:rPr>
           <w:lang w:val="en-US"/>
         </w:rPr>
         <w:t>xccdf</w:t>
       </w:r>
+      <w:proofErr w:type="spellEnd"/>
       <w:r>
         <w:t>_</w:t>
       </w:r>
@@ -8495,12 +10517,14 @@
       <w:r>
         <w:t>.</w:t>
       </w:r>
+      <w:proofErr w:type="spellStart"/>
       <w:r>
         <w:rPr>
           <w:lang w:val="en-US"/>
         </w:rPr>
         <w:t>ssgproject</w:t>
       </w:r>
+      <w:proofErr w:type="spellEnd"/>
       <w:proofErr w:type="gramEnd"/>
       <w:r>
         <w:t>.</w:t>
@@ -8589,7 +10613,23 @@
         <w:t>-</w:t>
       </w:r>
       <w:r>
-        <w:t xml:space="preserve">правил, созданныхх для другой ОС без патчинга. Данный тест был проведён на </w:t>
+        <w:t xml:space="preserve">правил, </w:t>
+      </w:r>
+      <w:proofErr w:type="spellStart"/>
+      <w:r>
+        <w:t>созданныхх</w:t>
+      </w:r>
+      <w:proofErr w:type="spellEnd"/>
+      <w:r>
+        <w:t xml:space="preserve"> для другой ОС без </w:t>
+      </w:r>
+      <w:proofErr w:type="spellStart"/>
+      <w:r>
+        <w:t>патчинга</w:t>
+      </w:r>
+      <w:proofErr w:type="spellEnd"/>
+      <w:r>
+        <w:t xml:space="preserve">. Данный тест был проведён на </w:t>
       </w:r>
       <w:r>
         <w:rPr>
@@ -8610,7 +10650,15 @@
         <w:t xml:space="preserve"> 9.7 </w:t>
       </w:r>
       <w:r>
-        <w:t xml:space="preserve">с идентичным контентом и профилем из прошлого теста и без патчинга. Так как в разном </w:t>
+        <w:t xml:space="preserve">с идентичным контентом и профилем из прошлого теста и без </w:t>
+      </w:r>
+      <w:proofErr w:type="spellStart"/>
+      <w:r>
+        <w:t>патчинга</w:t>
+      </w:r>
+      <w:proofErr w:type="spellEnd"/>
+      <w:r>
+        <w:t xml:space="preserve">. Так как в разном </w:t>
       </w:r>
       <w:r>
         <w:rPr>
@@ -8669,12 +10717,14 @@
       <w:r>
         <w:t xml:space="preserve">В данном случае проверка была успешно пройдена, но все правила вернули статус </w:t>
       </w:r>
+      <w:proofErr w:type="spellStart"/>
       <w:r>
         <w:rPr>
           <w:lang w:val="en-US"/>
         </w:rPr>
         <w:t>notapplicable</w:t>
       </w:r>
+      <w:proofErr w:type="spellEnd"/>
       <w:r>
         <w:t>.</w:t>
       </w:r>
@@ -8701,7 +10751,23 @@
         <w:t>-</w:t>
       </w:r>
       <w:r>
-        <w:t xml:space="preserve">контенту применяется патчинг. Патчинг в теории может привести как к полной успешной проверке, так и к частичной успешной проверке. В качестве ожидаемого результата был выбран самый оптимистичный вариант – все статусы проверок вернут </w:t>
+        <w:t xml:space="preserve">контенту применяется </w:t>
+      </w:r>
+      <w:proofErr w:type="spellStart"/>
+      <w:r>
+        <w:t>патчинг</w:t>
+      </w:r>
+      <w:proofErr w:type="spellEnd"/>
+      <w:r>
+        <w:t xml:space="preserve">. </w:t>
+      </w:r>
+      <w:proofErr w:type="spellStart"/>
+      <w:r>
+        <w:t>Патчинг</w:t>
+      </w:r>
+      <w:proofErr w:type="spellEnd"/>
+      <w:r>
+        <w:t xml:space="preserve"> в теории может привести как к полной успешной проверке, так и к частичной успешной проверке. В качестве ожидаемого результата был выбран самый оптимистичный вариант – все статусы проверок вернут </w:t>
       </w:r>
       <w:r>
         <w:rPr>
@@ -8751,12 +10817,14 @@
       <w:r>
         <w:t xml:space="preserve">и 29 вернули </w:t>
       </w:r>
+      <w:proofErr w:type="spellStart"/>
       <w:r>
         <w:rPr>
           <w:lang w:val="en-US"/>
         </w:rPr>
         <w:t>notapplicable</w:t>
       </w:r>
+      <w:proofErr w:type="spellEnd"/>
       <w:r>
         <w:t>.</w:t>
       </w:r>
@@ -8771,13 +10839,26 @@
         <w:jc w:val="both"/>
       </w:pPr>
       <w:r>
-        <w:t>Последний тест проверяет совмещение автоматического патчинга и включённого исправления найденных уязвимостей</w:t>
+        <w:t xml:space="preserve">Последний тест проверяет совмещение автоматического </w:t>
+      </w:r>
+      <w:proofErr w:type="spellStart"/>
+      <w:r>
+        <w:t>патчинга</w:t>
+      </w:r>
+      <w:proofErr w:type="spellEnd"/>
+      <w:r>
+        <w:t xml:space="preserve"> и включённого исправления найденных уязвимостей</w:t>
       </w:r>
       <w:r>
         <w:t>/</w:t>
       </w:r>
-      <w:r>
-        <w:t xml:space="preserve">мисконфигураций. </w:t>
+      <w:proofErr w:type="spellStart"/>
+      <w:r>
+        <w:t>мисконфигураций</w:t>
+      </w:r>
+      <w:proofErr w:type="spellEnd"/>
+      <w:r>
+        <w:t xml:space="preserve">. </w:t>
       </w:r>
       <w:r>
         <w:t xml:space="preserve">В качестве ожидаемого результата был взят неизвестный результат, так как из-за применяемых исправлений программа может как вернуть ошибку, так и успешно завершить </w:t>
@@ -8818,12 +10899,14 @@
       <w:r>
         <w:t xml:space="preserve">5 </w:t>
       </w:r>
+      <w:proofErr w:type="spellStart"/>
       <w:r>
         <w:rPr>
           <w:lang w:val="en-US"/>
         </w:rPr>
         <w:t>notapplicable</w:t>
       </w:r>
+      <w:proofErr w:type="spellEnd"/>
       <w:r>
         <w:t xml:space="preserve">, </w:t>
       </w:r>
@@ -9039,12 +11122,14 @@
       <w:r>
         <w:t xml:space="preserve"> </w:t>
       </w:r>
+      <w:proofErr w:type="spellStart"/>
       <w:r>
         <w:rPr>
           <w:lang w:val="en-US"/>
         </w:rPr>
         <w:t>linux</w:t>
       </w:r>
+      <w:proofErr w:type="spellEnd"/>
       <w:r>
         <w:t xml:space="preserve">. </w:t>
       </w:r>
@@ -9069,12 +11154,14 @@
       <w:r>
         <w:t xml:space="preserve">правилам, выбранный профиль – </w:t>
       </w:r>
+      <w:proofErr w:type="spellStart"/>
       <w:r>
         <w:rPr>
           <w:lang w:val="en-US"/>
         </w:rPr>
         <w:t>xccdf</w:t>
       </w:r>
+      <w:proofErr w:type="spellEnd"/>
       <w:r>
         <w:t>_</w:t>
       </w:r>
@@ -9088,12 +11175,14 @@
       <w:r>
         <w:t>.</w:t>
       </w:r>
+      <w:proofErr w:type="spellStart"/>
       <w:r>
         <w:rPr>
           <w:lang w:val="en-US"/>
         </w:rPr>
         <w:t>ssgproject</w:t>
       </w:r>
+      <w:proofErr w:type="spellEnd"/>
       <w:proofErr w:type="gramEnd"/>
       <w:r>
         <w:t>.</w:t>
@@ -9167,12 +11256,14 @@
       <w:r>
         <w:t xml:space="preserve">5 </w:t>
       </w:r>
+      <w:proofErr w:type="spellStart"/>
       <w:r>
         <w:rPr>
           <w:lang w:val="en-US"/>
         </w:rPr>
         <w:t>notapplicable</w:t>
       </w:r>
+      <w:proofErr w:type="spellEnd"/>
       <w:r>
         <w:t xml:space="preserve">. </w:t>
       </w:r>
@@ -9221,12 +11312,14 @@
       <w:r>
         <w:t xml:space="preserve"> </w:t>
       </w:r>
+      <w:proofErr w:type="spellStart"/>
       <w:r>
         <w:rPr>
           <w:lang w:val="en-US"/>
         </w:rPr>
         <w:t>notapplicable</w:t>
       </w:r>
+      <w:proofErr w:type="spellEnd"/>
       <w:r>
         <w:t>.</w:t>
       </w:r>
@@ -9322,20 +11415,42 @@
         <w:rPr>
           <w:lang w:val="en-US"/>
         </w:rPr>
-        <w:t>XCDDF</w:t>
+        <w:t>XC</w:t>
+      </w:r>
+      <w:r>
+        <w:rPr>
+          <w:lang w:val="en-US"/>
+        </w:rPr>
+        <w:t>C</w:t>
+      </w:r>
+      <w:r>
+        <w:rPr>
+          <w:lang w:val="en-US"/>
+        </w:rPr>
+        <w:t>DF</w:t>
       </w:r>
       <w:r>
         <w:t>-</w:t>
       </w:r>
       <w:r>
-        <w:t xml:space="preserve">правилам, автоматический патчинг и проведение </w:t>
-      </w:r>
+        <w:t xml:space="preserve">правилам, автоматический </w:t>
+      </w:r>
+      <w:proofErr w:type="spellStart"/>
+      <w:r>
+        <w:t>патчинг</w:t>
+      </w:r>
+      <w:proofErr w:type="spellEnd"/>
+      <w:r>
+        <w:t xml:space="preserve"> и проведение </w:t>
+      </w:r>
+      <w:proofErr w:type="spellStart"/>
       <w:r>
         <w:rPr>
           <w:lang w:val="en-US"/>
         </w:rPr>
         <w:t>remedation</w:t>
       </w:r>
+      <w:proofErr w:type="spellEnd"/>
       <w:r>
         <w:t xml:space="preserve">, </w:t>
       </w:r>
@@ -9356,7 +11471,15 @@
         <w:t xml:space="preserve">Во время тестов был найден недочёт проведения </w:t>
       </w:r>
       <w:r>
-        <w:t xml:space="preserve">исправления несоответствий после патчинга </w:t>
+        <w:t xml:space="preserve">исправления несоответствий после </w:t>
+      </w:r>
+      <w:proofErr w:type="spellStart"/>
+      <w:r>
+        <w:t>патчинга</w:t>
+      </w:r>
+      <w:proofErr w:type="spellEnd"/>
+      <w:r>
+        <w:t xml:space="preserve"> </w:t>
       </w:r>
       <w:r>
         <w:rPr>
@@ -9380,8 +11503,21 @@
         <w:t xml:space="preserve"> </w:t>
       </w:r>
       <w:r>
-        <w:t>программа выдаст ошибку несовпадения платформы, которая по идее должна исправляться автоматическим патчингом. Возникновение этой ошибки никак не влияет на получение результатов проверки, но добавляет дополнительное условие в реализации программы – при ошибке во время проверки программа не должна завершать работу. (соответственно все ошибки во время проверки должны быть выписаны в логи</w:t>
-      </w:r>
+        <w:t xml:space="preserve">программа выдаст ошибку несовпадения платформы, которая по идее должна исправляться автоматическим </w:t>
+      </w:r>
+      <w:proofErr w:type="spellStart"/>
+      <w:r>
+        <w:t>патчингом</w:t>
+      </w:r>
+      <w:proofErr w:type="spellEnd"/>
+      <w:r>
+        <w:t xml:space="preserve">. Возникновение этой ошибки никак не влияет на получение результатов проверки, но добавляет дополнительное условие в реализации программы – при ошибке во время проверки программа не должна завершать работу. (соответственно все ошибки во время проверки должны быть выписаны в </w:t>
+      </w:r>
+      <w:proofErr w:type="spellStart"/>
+      <w:r>
+        <w:t>логи</w:t>
+      </w:r>
+      <w:proofErr w:type="spellEnd"/>
       <w:r>
         <w:t>/</w:t>
       </w:r>
@@ -9437,7 +11573,15 @@
         <w:jc w:val="both"/>
       </w:pPr>
       <w:r>
-        <w:t xml:space="preserve">Среди тестов был рассмотрен единственный граничный случай для проектной программы, а именно совмещение автоматического патчинга и </w:t>
+        <w:t xml:space="preserve">Среди тестов был рассмотрен единственный граничный случай для проектной программы, а именно совмещение автоматического </w:t>
+      </w:r>
+      <w:proofErr w:type="spellStart"/>
+      <w:r>
+        <w:t>патчинга</w:t>
+      </w:r>
+      <w:proofErr w:type="spellEnd"/>
+      <w:r>
+        <w:t xml:space="preserve"> и </w:t>
       </w:r>
       <w:r>
         <w:rPr>
@@ -9449,7 +11593,15 @@
         <w:t>.</w:t>
       </w:r>
       <w:r>
-        <w:t xml:space="preserve"> Проверка данного граничного случая позволила найти недочёт в совмещении патчинга и исправления несоответствий, подробное описание данного недочёта было представлено ранее.</w:t>
+        <w:t xml:space="preserve"> Проверка данного граничного случая позволила найти недочёт в совмещении </w:t>
+      </w:r>
+      <w:proofErr w:type="spellStart"/>
+      <w:r>
+        <w:t>патчинга</w:t>
+      </w:r>
+      <w:proofErr w:type="spellEnd"/>
+      <w:r>
+        <w:t xml:space="preserve"> и исправления несоответствий, подробное описание данного недочёта было представлено ранее.</w:t>
       </w:r>
     </w:p>
     <w:p>
@@ -9607,7 +11759,21 @@
         <w:jc w:val="both"/>
       </w:pPr>
       <w:r>
-        <w:t>В ходе выполнения проекта была достигнута поставленная цель - создано программное средство автоматизированного аудита и харденига операционной системы на основе SCAP-контента (OVAL/XCCDF).</w:t>
+        <w:t xml:space="preserve">В ходе выполнения проекта была достигнута поставленная цель - создано программное средство автоматизированного аудита и </w:t>
+      </w:r>
+      <w:proofErr w:type="spellStart"/>
+      <w:r>
+        <w:t>хардени</w:t>
+      </w:r>
+      <w:r>
+        <w:t>н</w:t>
+      </w:r>
+      <w:r>
+        <w:t>га</w:t>
+      </w:r>
+      <w:proofErr w:type="spellEnd"/>
+      <w:r>
+        <w:t xml:space="preserve"> операционной системы на основе SCAP-контента (OVAL/XCCDF).</w:t>
       </w:r>
     </w:p>
     <w:p>
@@ -9675,9 +11841,11 @@
       <w:r>
         <w:t xml:space="preserve">Реализован механизм автоматического </w:t>
       </w:r>
+      <w:proofErr w:type="spellStart"/>
       <w:r>
         <w:t>патчинга</w:t>
       </w:r>
+      <w:proofErr w:type="spellEnd"/>
       <w:r>
         <w:t>, обеспечивающий адаптацию XCCDF-контента к целевой системе при несовпадении идентификаторов платформы.</w:t>
       </w:r>
@@ -9693,7 +11861,15 @@
         <w:jc w:val="both"/>
       </w:pPr>
       <w:r>
-        <w:t>Добавлена поддержка remediation для XCCDF, позволяющая применять корректирующие действия при наличии соответствующего контента.</w:t>
+        <w:t xml:space="preserve">Добавлена поддержка </w:t>
+      </w:r>
+      <w:proofErr w:type="spellStart"/>
+      <w:r>
+        <w:t>remediation</w:t>
+      </w:r>
+      <w:proofErr w:type="spellEnd"/>
+      <w:r>
+        <w:t xml:space="preserve"> для XCCDF, позволяющая применять корректирующие действия при наличии соответствующего контента.</w:t>
       </w:r>
     </w:p>
     <w:p>
@@ -9707,7 +11883,15 @@
         <w:jc w:val="both"/>
       </w:pPr>
       <w:r>
-        <w:t>Реализован модуль подгрузки SCAP-контента для выбранной операционной системы и подготовки контента к выполнению проверок.</w:t>
+        <w:t xml:space="preserve">Реализован модуль </w:t>
+      </w:r>
+      <w:proofErr w:type="spellStart"/>
+      <w:r>
+        <w:t>подгрузки</w:t>
+      </w:r>
+      <w:proofErr w:type="spellEnd"/>
+      <w:r>
+        <w:t xml:space="preserve"> SCAP-контента для выбранной операционной системы и подготовки контента к выполнению проверок.</w:t>
       </w:r>
     </w:p>
     <w:p>
@@ -9738,7 +11922,21 @@
         <w:t>перспективным</w:t>
       </w:r>
       <w:r>
-        <w:t xml:space="preserve"> для практического применения, поскольку опирается на открытые стандарты SCAP, обеспечивает воспроизводимость проверок и снижает зависимость от проприетарных решений. Модульная архитектура программы позволяет расширять функциональность: добавлять поддержку новых платформ и источников SCAP-контента, улучшать отчётность, а также развивать механизмы автоматизации харденига.</w:t>
+        <w:t xml:space="preserve"> для практического применения, поскольку опирается на открытые стандарты SCAP, обеспечивает воспроизводимость проверок и снижает зависимость от проприетарных решений. Модульная архитектура программы позволяет расширять функциональность: добавлять поддержку новых платформ и источников SCAP-контента, улучшать отчётность, а также развивать механизмы автоматизации </w:t>
+      </w:r>
+      <w:proofErr w:type="spellStart"/>
+      <w:r>
+        <w:t>хардени</w:t>
+      </w:r>
+      <w:r>
+        <w:t>н</w:t>
+      </w:r>
+      <w:r>
+        <w:t>га</w:t>
+      </w:r>
+      <w:proofErr w:type="spellEnd"/>
+      <w:r>
+        <w:t>.</w:t>
       </w:r>
       <w:r>
         <w:t xml:space="preserve"> Полная адаптируемость продукта достигнута за счёт нескольких факторов</w:t>
@@ -9781,7 +11979,15 @@
       </w:r>
       <w:r>
         <w:lastRenderedPageBreak/>
-        <w:t xml:space="preserve">аудиторами безопасности). Проактивность продукта достигается за счёт автоматического обновления баз данных </w:t>
+        <w:t xml:space="preserve">аудиторами безопасности). </w:t>
+      </w:r>
+      <w:proofErr w:type="spellStart"/>
+      <w:r>
+        <w:t>Проактивность</w:t>
+      </w:r>
+      <w:proofErr w:type="spellEnd"/>
+      <w:r>
+        <w:t xml:space="preserve"> продукта достигается за счёт автоматического обновления баз данных </w:t>
       </w:r>
       <w:r>
         <w:rPr>
@@ -9804,7 +12010,15 @@
         <w:jc w:val="both"/>
       </w:pPr>
       <w:r>
-        <w:t xml:space="preserve">Вместе с тем текущая версия имеет ряд ограничений. В частности, после применения remediation </w:t>
+        <w:t xml:space="preserve">Вместе с тем текущая версия имеет ряд ограничений. В частности, после применения </w:t>
+      </w:r>
+      <w:proofErr w:type="spellStart"/>
+      <w:r>
+        <w:t>remediation</w:t>
+      </w:r>
+      <w:proofErr w:type="spellEnd"/>
+      <w:r>
+        <w:t xml:space="preserve"> </w:t>
       </w:r>
       <w:r>
         <w:t xml:space="preserve">в визуальном интерфейсе </w:t>
@@ -9839,7 +12053,15 @@
         <w:jc w:val="both"/>
       </w:pPr>
       <w:r>
-        <w:t>Таким образом, разработанное решение демонстрирует работоспособность и практическую применимость для задач регулярного аудита и харденига операционных систем, а обозначенные направления развития позволяют повысить уровень автоматизации и удобство эксплуатации в дальнейшем.</w:t>
+        <w:t xml:space="preserve">Таким образом, разработанное решение демонстрирует работоспособность и практическую применимость для задач регулярного аудита и </w:t>
+      </w:r>
+      <w:proofErr w:type="spellStart"/>
+      <w:r>
+        <w:t>харденига</w:t>
+      </w:r>
+      <w:proofErr w:type="spellEnd"/>
+      <w:r>
+        <w:t xml:space="preserve"> операционных систем, а обозначенные направления развития позволяют повысить уровень автоматизации и удобство эксплуатации в дальнейшем.</w:t>
       </w:r>
     </w:p>
     <w:p>
@@ -9867,6 +12089,7 @@
         </w:numPr>
         <w:jc w:val="both"/>
       </w:pPr>
+      <w:proofErr w:type="spellStart"/>
       <w:r>
         <w:rPr>
           <w:rFonts w:cs="Times New Roman"/>
@@ -9876,6 +12099,7 @@
         </w:rPr>
         <w:t>OpenSCAP</w:t>
       </w:r>
+      <w:proofErr w:type="spellEnd"/>
       <w:r>
         <w:rPr>
           <w:rFonts w:cs="Times New Roman"/>
@@ -9959,6 +12183,7 @@
         </w:rPr>
         <w:t>-</w:t>
       </w:r>
+      <w:proofErr w:type="spellStart"/>
       <w:r>
         <w:rPr>
           <w:rFonts w:cs="Times New Roman"/>
@@ -9966,6 +12191,7 @@
         </w:rPr>
         <w:t>scap</w:t>
       </w:r>
+      <w:proofErr w:type="spellEnd"/>
       <w:r>
         <w:rPr>
           <w:rFonts w:cs="Times New Roman"/>
@@ -10031,6 +12257,7 @@
           </w:rPr>
           <w:t>-</w:t>
         </w:r>
+        <w:proofErr w:type="spellStart"/>
         <w:r>
           <w:rPr>
             <w:rStyle w:val="aa"/>
@@ -10038,6 +12265,7 @@
           </w:rPr>
           <w:t>scap</w:t>
         </w:r>
+        <w:proofErr w:type="spellEnd"/>
         <w:r>
           <w:rPr>
             <w:rStyle w:val="aa"/>
@@ -10057,6 +12285,7 @@
           </w:rPr>
           <w:t>/</w:t>
         </w:r>
+        <w:proofErr w:type="spellStart"/>
         <w:r>
           <w:rPr>
             <w:rStyle w:val="aa"/>
@@ -10064,12 +12293,14 @@
           </w:rPr>
           <w:t>openscap</w:t>
         </w:r>
+        <w:proofErr w:type="spellEnd"/>
         <w:r>
           <w:rPr>
             <w:rStyle w:val="aa"/>
           </w:rPr>
           <w:t>-1.3/</w:t>
         </w:r>
+        <w:proofErr w:type="spellStart"/>
         <w:r>
           <w:rPr>
             <w:rStyle w:val="aa"/>
@@ -10077,6 +12308,7 @@
           </w:rPr>
           <w:t>oscap</w:t>
         </w:r>
+        <w:proofErr w:type="spellEnd"/>
         <w:r>
           <w:rPr>
             <w:rStyle w:val="aa"/>
@@ -10308,6 +12540,7 @@
       <w:r>
         <w:t xml:space="preserve">] // </w:t>
       </w:r>
+      <w:proofErr w:type="spellStart"/>
       <w:r>
         <w:rPr>
           <w:rFonts w:cs="Times New Roman"/>
@@ -10315,6 +12548,7 @@
         </w:rPr>
         <w:t>habr</w:t>
       </w:r>
+      <w:proofErr w:type="spellEnd"/>
       <w:r>
         <w:rPr>
           <w:rFonts w:cs="Times New Roman"/>
@@ -10358,6 +12592,7 @@
           </w:rPr>
           <w:t>://</w:t>
         </w:r>
+        <w:proofErr w:type="spellStart"/>
         <w:r>
           <w:rPr>
             <w:rStyle w:val="aa"/>
@@ -10367,6 +12602,7 @@
           </w:rPr>
           <w:t>habr</w:t>
         </w:r>
+        <w:proofErr w:type="spellEnd"/>
         <w:r>
           <w:rPr>
             <w:rStyle w:val="aa"/>
@@ -10392,6 +12628,7 @@
           </w:rPr>
           <w:t>/</w:t>
         </w:r>
+        <w:proofErr w:type="spellStart"/>
         <w:r>
           <w:rPr>
             <w:rStyle w:val="aa"/>
@@ -10401,6 +12638,7 @@
           </w:rPr>
           <w:t>ru</w:t>
         </w:r>
+        <w:proofErr w:type="spellEnd"/>
         <w:r>
           <w:rPr>
             <w:rStyle w:val="aa"/>
@@ -10487,6 +12725,7 @@
         </w:rPr>
         <w:t xml:space="preserve">] // </w:t>
       </w:r>
+      <w:proofErr w:type="spellStart"/>
       <w:proofErr w:type="gramStart"/>
       <w:r>
         <w:rPr>
@@ -10495,6 +12734,7 @@
         </w:rPr>
         <w:t>github.blog</w:t>
       </w:r>
+      <w:proofErr w:type="spellEnd"/>
       <w:proofErr w:type="gramEnd"/>
       <w:r>
         <w:rPr>
@@ -10860,6 +13100,7 @@
       <w:r>
         <w:t xml:space="preserve">] // </w:t>
       </w:r>
+      <w:proofErr w:type="spellStart"/>
       <w:r>
         <w:rPr>
           <w:rFonts w:cs="Times New Roman"/>
@@ -10867,6 +13108,7 @@
         </w:rPr>
         <w:t>habr</w:t>
       </w:r>
+      <w:proofErr w:type="spellEnd"/>
       <w:r>
         <w:rPr>
           <w:rFonts w:cs="Times New Roman"/>
@@ -11012,6 +13254,7 @@
           </w:rPr>
           <w:t>-</w:t>
         </w:r>
+        <w:proofErr w:type="spellStart"/>
         <w:r>
           <w:rPr>
             <w:rStyle w:val="aa"/>
@@ -11021,6 +13264,7 @@
           </w:rPr>
           <w:t>lgpl</w:t>
         </w:r>
+        <w:proofErr w:type="spellEnd"/>
         <w:r>
           <w:rPr>
             <w:rStyle w:val="aa"/>

--- a/PZ and plakat/alpha_pz/Бородин_11_жуковский.docx
+++ b/PZ and plakat/alpha_pz/Бородин_11_жуковский.docx
@@ -117,7 +117,7 @@
               </wp:inline>
             </w:drawing>
           </mc:Choice>
-          <mc:Fallback xmlns:w16sdtfl="http://schemas.microsoft.com/office/word/2024/wordml/sdtformatlock" xmlns:w16du="http://schemas.microsoft.com/office/word/2023/wordml/word16du" xmlns:oel="http://schemas.microsoft.com/office/2019/extlst">
+          <mc:Fallback xmlns:oel="http://schemas.microsoft.com/office/2019/extlst" xmlns:w16du="http://schemas.microsoft.com/office/word/2023/wordml/word16du" xmlns:w16sdtfl="http://schemas.microsoft.com/office/word/2024/wordml/sdtformatlock">
             <w:pict>
               <v:rect w14:anchorId="396DFA57" id="Rectangle 2" o:spid="_x0000_s1026" alt="https://informatics.ru/img/logo-full.svg" style="width:24.2pt;height:24.2pt;visibility:visible;mso-wrap-style:square;mso-left-percent:-10001;mso-top-percent:-10001;mso-position-horizontal:absolute;mso-position-horizontal-relative:char;mso-position-vertical:absolute;mso-position-vertical-relative:line;mso-left-percent:-10001;mso-top-percent:-10001;v-text-anchor:top" o:gfxdata="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" filled="f" stroked="f">
                 <o:lock v:ext="edit" aspectratio="t"/>
@@ -202,29 +202,7 @@
           <w:sz w:val="36"/>
           <w:szCs w:val="36"/>
         </w:rPr>
-        <w:t xml:space="preserve"> автоматизированного аудита и </w:t>
-      </w:r>
-      <w:proofErr w:type="spellStart"/>
-      <w:r>
-        <w:rPr>
-          <w:rFonts w:cs="Times New Roman"/>
-          <w:b/>
-          <w:bCs/>
-          <w:sz w:val="36"/>
-          <w:szCs w:val="36"/>
-        </w:rPr>
-        <w:t>харденинга</w:t>
-      </w:r>
-      <w:proofErr w:type="spellEnd"/>
-      <w:r>
-        <w:rPr>
-          <w:rFonts w:cs="Times New Roman"/>
-          <w:b/>
-          <w:bCs/>
-          <w:sz w:val="36"/>
-          <w:szCs w:val="36"/>
-        </w:rPr>
-        <w:t xml:space="preserve"> операционной системы на основе </w:t>
+        <w:t xml:space="preserve"> автоматизированного аудита и харденинга операционной системы на основе </w:t>
       </w:r>
       <w:r>
         <w:rPr>
@@ -560,71 +538,70 @@
           <w:bCs/>
           <w:szCs w:val="24"/>
         </w:rPr>
-        <w:t xml:space="preserve">Отчёт 37 с., 6 рис., 4 табл., 8 </w:t>
-      </w:r>
-      <w:proofErr w:type="spellStart"/>
-      <w:r>
+        <w:t>Отчёт 37 с., 6 рис., 4 табл., 8 источн., 2 прил.</w:t>
+      </w:r>
+    </w:p>
+    <w:p>
+      <w:pPr>
+        <w:ind w:firstLine="0"/>
+        <w:jc w:val="both"/>
         <w:rPr>
           <w:rFonts w:cs="Times New Roman"/>
           <w:bCs/>
           <w:szCs w:val="24"/>
         </w:rPr>
-        <w:t>источн</w:t>
-      </w:r>
-      <w:proofErr w:type="spellEnd"/>
+      </w:pPr>
       <w:r>
         <w:rPr>
           <w:rFonts w:cs="Times New Roman"/>
           <w:bCs/>
           <w:szCs w:val="24"/>
         </w:rPr>
-        <w:t>., 2 прил.</w:t>
-      </w:r>
-    </w:p>
-    <w:p>
-      <w:pPr>
-        <w:ind w:firstLine="0"/>
-        <w:jc w:val="both"/>
+        <w:t xml:space="preserve">SCAP, OVAL, XCCDF, АУДИТ БЕЗОПАСНОСТИ, ХАРДЕНИНГ, УЯЗВИМОСТИ, МИСКОНФИГУРАЦИИ, </w:t>
+      </w:r>
+      <w:r>
         <w:rPr>
           <w:rFonts w:cs="Times New Roman"/>
           <w:bCs/>
           <w:szCs w:val="24"/>
         </w:rPr>
-      </w:pPr>
+        <w:t>ПАТЧИНГ</w:t>
+      </w:r>
       <w:r>
         <w:rPr>
           <w:rFonts w:cs="Times New Roman"/>
           <w:bCs/>
           <w:szCs w:val="24"/>
         </w:rPr>
-        <w:t xml:space="preserve">SCAP, OVAL, XCCDF, АУДИТ БЕЗОПАСНОСТИ, ХАРДЕНИНГ, УЯЗВИМОСТИ, МИСКОНФИГУРАЦИИ, </w:t>
-      </w:r>
-      <w:r>
+        <w:t>, REMEDIATION, openSCAP</w:t>
+      </w:r>
+    </w:p>
+    <w:p>
+      <w:pPr>
+        <w:ind w:firstLine="0"/>
+        <w:jc w:val="both"/>
         <w:rPr>
           <w:rFonts w:cs="Times New Roman"/>
           <w:bCs/>
           <w:szCs w:val="24"/>
         </w:rPr>
-        <w:t>ПАТЧИНГ</w:t>
-      </w:r>
+      </w:pPr>
       <w:r>
         <w:rPr>
           <w:rFonts w:cs="Times New Roman"/>
           <w:bCs/>
           <w:szCs w:val="24"/>
         </w:rPr>
-        <w:t xml:space="preserve">, REMEDIATION, </w:t>
-      </w:r>
-      <w:proofErr w:type="spellStart"/>
+        <w:t>Объектом исследования является процесс автоматизированного аудита и харденинга операционной системы на основе стандартизированного SCAP-контента</w:t>
+      </w:r>
       <w:r>
         <w:rPr>
           <w:rFonts w:cs="Times New Roman"/>
           <w:bCs/>
           <w:szCs w:val="24"/>
         </w:rPr>
-        <w:t>openSCAP</w:t>
-      </w:r>
-      <w:proofErr w:type="spellEnd"/>
+        <w:t>.</w:t>
+      </w:r>
     </w:p>
     <w:p>
       <w:pPr>
@@ -642,247 +619,112 @@
           <w:bCs/>
           <w:szCs w:val="24"/>
         </w:rPr>
-        <w:t xml:space="preserve">Объектом исследования является процесс автоматизированного аудита и </w:t>
-      </w:r>
-      <w:proofErr w:type="spellStart"/>
+        <w:t xml:space="preserve">Цель работы - разработка программного средства автоматизированной проверки операционной системы на наличие уязвимостей и мисконфигураций на основе </w:t>
+      </w:r>
       <w:r>
         <w:rPr>
           <w:rFonts w:cs="Times New Roman"/>
           <w:bCs/>
           <w:szCs w:val="24"/>
         </w:rPr>
-        <w:t>харденинга</w:t>
-      </w:r>
-      <w:proofErr w:type="spellEnd"/>
+        <w:t>стандартов</w:t>
+      </w:r>
       <w:r>
         <w:rPr>
           <w:rFonts w:cs="Times New Roman"/>
           <w:bCs/>
           <w:szCs w:val="24"/>
         </w:rPr>
-        <w:t xml:space="preserve"> операционной системы на основе стандартизированного SCAP-контента</w:t>
-      </w:r>
-      <w:r>
+        <w:t xml:space="preserve"> SCAP с возможностью формирования отчёта и автоматического устранения выявленных несоответствий.</w:t>
+      </w:r>
+    </w:p>
+    <w:p>
+      <w:pPr>
+        <w:ind w:firstLine="0"/>
+        <w:jc w:val="both"/>
         <w:rPr>
           <w:rFonts w:cs="Times New Roman"/>
           <w:bCs/>
           <w:szCs w:val="24"/>
         </w:rPr>
-        <w:t>.</w:t>
-      </w:r>
-    </w:p>
-    <w:p>
-      <w:pPr>
-        <w:ind w:firstLine="0"/>
-        <w:jc w:val="both"/>
+      </w:pPr>
+      <w:r>
         <w:rPr>
           <w:rFonts w:cs="Times New Roman"/>
           <w:bCs/>
           <w:szCs w:val="24"/>
         </w:rPr>
-      </w:pPr>
+        <w:t xml:space="preserve">В процессе работы был изучен открытый стандарт SCAP, в частности OVAL и XCCDF, </w:t>
+      </w:r>
       <w:r>
         <w:rPr>
           <w:rFonts w:cs="Times New Roman"/>
           <w:bCs/>
           <w:szCs w:val="24"/>
         </w:rPr>
-        <w:t xml:space="preserve">Цель работы - разработка программного средства автоматизированной проверки операционной системы на наличие уязвимостей и </w:t>
-      </w:r>
-      <w:proofErr w:type="spellStart"/>
+        <w:t xml:space="preserve">а также </w:t>
+      </w:r>
       <w:r>
         <w:rPr>
           <w:rFonts w:cs="Times New Roman"/>
           <w:bCs/>
           <w:szCs w:val="24"/>
         </w:rPr>
-        <w:t>мисконфигураций</w:t>
-      </w:r>
-      <w:proofErr w:type="spellEnd"/>
+        <w:t>проведён анализ существующих решений в области автоматизации аудита безопасности</w:t>
+      </w:r>
       <w:r>
         <w:rPr>
           <w:rFonts w:cs="Times New Roman"/>
           <w:bCs/>
           <w:szCs w:val="24"/>
         </w:rPr>
-        <w:t xml:space="preserve"> на основе </w:t>
-      </w:r>
-      <w:r>
+        <w:t>.</w:t>
+      </w:r>
+    </w:p>
+    <w:p>
+      <w:pPr>
+        <w:ind w:firstLine="0"/>
+        <w:jc w:val="both"/>
         <w:rPr>
           <w:rFonts w:cs="Times New Roman"/>
           <w:bCs/>
           <w:szCs w:val="24"/>
         </w:rPr>
-        <w:t>стандартов</w:t>
-      </w:r>
+      </w:pPr>
       <w:r>
         <w:rPr>
           <w:rFonts w:cs="Times New Roman"/>
           <w:bCs/>
           <w:szCs w:val="24"/>
         </w:rPr>
-        <w:t xml:space="preserve"> SCAP с возможностью формирования отчёта и автоматического устранения выявленных несоответствий.</w:t>
-      </w:r>
-    </w:p>
-    <w:p>
-      <w:pPr>
-        <w:ind w:firstLine="0"/>
-        <w:jc w:val="both"/>
+        <w:t>В результате выполнения проекта было разработано программное средство, позволяющее автоматически загружать SCAP-контент для выбранной операционной системы, выполнять проверки по OVAL-дефинициям и XCCDF-правилам, автоматически адаптировать контент к целевой платформе при помощи патчинга SCAP-контента, применять remediation при наличии соответствующего контента и выводить результаты в удобочитаемом табличном виде</w:t>
+      </w:r>
+      <w:r>
         <w:rPr>
           <w:rFonts w:cs="Times New Roman"/>
           <w:bCs/>
           <w:szCs w:val="24"/>
         </w:rPr>
-      </w:pPr>
-      <w:r>
+        <w:t>.</w:t>
+      </w:r>
+    </w:p>
+    <w:p>
+      <w:pPr>
+        <w:ind w:firstLine="0"/>
+        <w:jc w:val="both"/>
         <w:rPr>
           <w:rFonts w:cs="Times New Roman"/>
           <w:bCs/>
           <w:szCs w:val="24"/>
         </w:rPr>
-        <w:t xml:space="preserve">В процессе работы был изучен открытый стандарт SCAP, в частности OVAL и XCCDF, </w:t>
-      </w:r>
+      </w:pPr>
       <w:r>
         <w:rPr>
           <w:rFonts w:cs="Times New Roman"/>
           <w:bCs/>
           <w:szCs w:val="24"/>
         </w:rPr>
-        <w:t xml:space="preserve">а также </w:t>
-      </w:r>
-      <w:r>
-        <w:rPr>
-          <w:rFonts w:cs="Times New Roman"/>
-          <w:bCs/>
-          <w:szCs w:val="24"/>
-        </w:rPr>
-        <w:t>проведён анализ существующих решений в области автоматизации аудита безопасности</w:t>
-      </w:r>
-      <w:r>
-        <w:rPr>
-          <w:rFonts w:cs="Times New Roman"/>
-          <w:bCs/>
-          <w:szCs w:val="24"/>
-        </w:rPr>
-        <w:t>.</w:t>
-      </w:r>
-    </w:p>
-    <w:p>
-      <w:pPr>
-        <w:ind w:firstLine="0"/>
-        <w:jc w:val="both"/>
-        <w:rPr>
-          <w:rFonts w:cs="Times New Roman"/>
-          <w:bCs/>
-          <w:szCs w:val="24"/>
-        </w:rPr>
-      </w:pPr>
-      <w:r>
-        <w:rPr>
-          <w:rFonts w:cs="Times New Roman"/>
-          <w:bCs/>
-          <w:szCs w:val="24"/>
-        </w:rPr>
-        <w:t xml:space="preserve">В результате выполнения проекта было разработано программное средство, позволяющее автоматически загружать SCAP-контент для выбранной операционной системы, выполнять проверки по OVAL-дефинициям и XCCDF-правилам, автоматически адаптировать контент к целевой платформе при помощи </w:t>
-      </w:r>
-      <w:proofErr w:type="spellStart"/>
-      <w:r>
-        <w:rPr>
-          <w:rFonts w:cs="Times New Roman"/>
-          <w:bCs/>
-          <w:szCs w:val="24"/>
-        </w:rPr>
-        <w:t>патчинга</w:t>
-      </w:r>
-      <w:proofErr w:type="spellEnd"/>
-      <w:r>
-        <w:rPr>
-          <w:rFonts w:cs="Times New Roman"/>
-          <w:bCs/>
-          <w:szCs w:val="24"/>
-        </w:rPr>
-        <w:t xml:space="preserve"> SCAP-контента, применять </w:t>
-      </w:r>
-      <w:proofErr w:type="spellStart"/>
-      <w:r>
-        <w:rPr>
-          <w:rFonts w:cs="Times New Roman"/>
-          <w:bCs/>
-          <w:szCs w:val="24"/>
-        </w:rPr>
-        <w:t>remediation</w:t>
-      </w:r>
-      <w:proofErr w:type="spellEnd"/>
-      <w:r>
-        <w:rPr>
-          <w:rFonts w:cs="Times New Roman"/>
-          <w:bCs/>
-          <w:szCs w:val="24"/>
-        </w:rPr>
-        <w:t xml:space="preserve"> при наличии соответствующего контента и выводить результаты в удобочитаемом табличном виде</w:t>
-      </w:r>
-      <w:r>
-        <w:rPr>
-          <w:rFonts w:cs="Times New Roman"/>
-          <w:bCs/>
-          <w:szCs w:val="24"/>
-        </w:rPr>
-        <w:t>.</w:t>
-      </w:r>
-    </w:p>
-    <w:p>
-      <w:pPr>
-        <w:ind w:firstLine="0"/>
-        <w:jc w:val="both"/>
-        <w:rPr>
-          <w:rFonts w:cs="Times New Roman"/>
-          <w:bCs/>
-          <w:szCs w:val="24"/>
-        </w:rPr>
-      </w:pPr>
-      <w:r>
-        <w:rPr>
-          <w:rFonts w:cs="Times New Roman"/>
-          <w:bCs/>
-          <w:szCs w:val="24"/>
-        </w:rPr>
-        <w:t xml:space="preserve">Основными показателями продукта являются поддержка открытых стандартов SCAP, возможность автоматического </w:t>
-      </w:r>
-      <w:proofErr w:type="spellStart"/>
-      <w:r>
-        <w:rPr>
-          <w:rFonts w:cs="Times New Roman"/>
-          <w:bCs/>
-          <w:szCs w:val="24"/>
-        </w:rPr>
-        <w:t>патчинга</w:t>
-      </w:r>
-      <w:proofErr w:type="spellEnd"/>
-      <w:r>
-        <w:rPr>
-          <w:rFonts w:cs="Times New Roman"/>
-          <w:bCs/>
-          <w:szCs w:val="24"/>
-        </w:rPr>
-        <w:t xml:space="preserve">, поддержка </w:t>
-      </w:r>
-      <w:proofErr w:type="spellStart"/>
-      <w:r>
-        <w:rPr>
-          <w:rFonts w:cs="Times New Roman"/>
-          <w:bCs/>
-          <w:szCs w:val="24"/>
-        </w:rPr>
-        <w:t>remediation</w:t>
-      </w:r>
-      <w:proofErr w:type="spellEnd"/>
-      <w:r>
-        <w:rPr>
-          <w:rFonts w:cs="Times New Roman"/>
-          <w:bCs/>
-          <w:szCs w:val="24"/>
-        </w:rPr>
-        <w:t xml:space="preserve">, </w:t>
+        <w:t xml:space="preserve">Основными показателями продукта являются поддержка открытых стандартов SCAP, возможность автоматического патчинга, поддержка remediation, </w:t>
       </w:r>
       <w:r>
         <w:rPr>
@@ -950,43 +792,41 @@
           <w:bCs/>
           <w:szCs w:val="24"/>
         </w:rPr>
-        <w:t xml:space="preserve">Разрабатываемая программа является превентивной мерой, поскольку за счёт автоматизированного аудита и </w:t>
-      </w:r>
-      <w:proofErr w:type="spellStart"/>
+        <w:t>Разрабатываемая программа является превентивной мерой, поскольку за счёт автоматизированного аудита и харденинга устраняет уязвимости и мисконфигурации, чем снижает по</w:t>
+      </w:r>
       <w:r>
         <w:rPr>
           <w:rFonts w:cs="Times New Roman"/>
           <w:bCs/>
           <w:szCs w:val="24"/>
         </w:rPr>
-        <w:t>харденинга</w:t>
-      </w:r>
-      <w:proofErr w:type="spellEnd"/>
+        <w:t xml:space="preserve">верхность атаки и минимизирует вероятность эксплуатации типовых техник злоумышленника. В работе показано, что программа защищает от нескольких техник по </w:t>
+      </w:r>
       <w:r>
         <w:rPr>
           <w:rFonts w:cs="Times New Roman"/>
           <w:bCs/>
           <w:szCs w:val="24"/>
-        </w:rPr>
-        <w:t xml:space="preserve"> устраняет уязвимости и </w:t>
-      </w:r>
-      <w:proofErr w:type="spellStart"/>
+          <w:lang w:val="en-US"/>
+        </w:rPr>
+        <w:t>MITRE</w:t>
+      </w:r>
       <w:r>
         <w:rPr>
           <w:rFonts w:cs="Times New Roman"/>
           <w:bCs/>
           <w:szCs w:val="24"/>
         </w:rPr>
-        <w:t>мисконфигурации</w:t>
-      </w:r>
-      <w:proofErr w:type="spellEnd"/>
+        <w:t xml:space="preserve"> </w:t>
+      </w:r>
       <w:r>
         <w:rPr>
           <w:rFonts w:cs="Times New Roman"/>
           <w:bCs/>
           <w:szCs w:val="24"/>
-        </w:rPr>
-        <w:t>, чем снижает по</w:t>
+          <w:lang w:val="en-US"/>
+        </w:rPr>
+        <w:t>ATT</w:t>
       </w:r>
       <w:r>
         <w:rPr>
@@ -994,7 +834,7 @@
           <w:bCs/>
           <w:szCs w:val="24"/>
         </w:rPr>
-        <w:t xml:space="preserve">верхность атаки и минимизирует вероятность эксплуатации типовых техник злоумышленника. В работе показано, что программа защищает от нескольких техник по </w:t>
+        <w:t>&amp;</w:t>
       </w:r>
       <w:r>
         <w:rPr>
@@ -1003,7 +843,7 @@
           <w:szCs w:val="24"/>
           <w:lang w:val="en-US"/>
         </w:rPr>
-        <w:t>MITRE</w:t>
+        <w:t>CK</w:t>
       </w:r>
       <w:r>
         <w:rPr>
@@ -1011,79 +851,25 @@
           <w:bCs/>
           <w:szCs w:val="24"/>
         </w:rPr>
-        <w:t xml:space="preserve"> </w:t>
+        <w:t xml:space="preserve">, </w:t>
       </w:r>
       <w:r>
         <w:rPr>
           <w:rFonts w:cs="Times New Roman"/>
           <w:bCs/>
           <w:szCs w:val="24"/>
-          <w:lang w:val="en-US"/>
-        </w:rPr>
-        <w:t>ATT</w:t>
+        </w:rPr>
+        <w:t xml:space="preserve">связанных с эксплуатацией публично доступных сервисов, повышением привилегий, изменением настроек фаерволла, а также небезопасной конфигурацией </w:t>
       </w:r>
       <w:r>
         <w:rPr>
           <w:rFonts w:cs="Times New Roman"/>
           <w:bCs/>
           <w:szCs w:val="24"/>
-        </w:rPr>
-        <w:t>&amp;</w:t>
-      </w:r>
-      <w:r>
-        <w:rPr>
-          <w:rFonts w:cs="Times New Roman"/>
-          <w:bCs/>
-          <w:szCs w:val="24"/>
-          <w:lang w:val="en-US"/>
-        </w:rPr>
-        <w:t>CK</w:t>
-      </w:r>
-      <w:r>
-        <w:rPr>
-          <w:rFonts w:cs="Times New Roman"/>
-          <w:bCs/>
-          <w:szCs w:val="24"/>
-        </w:rPr>
-        <w:t xml:space="preserve">, </w:t>
-      </w:r>
-      <w:r>
-        <w:rPr>
-          <w:rFonts w:cs="Times New Roman"/>
-          <w:bCs/>
-          <w:szCs w:val="24"/>
-        </w:rPr>
-        <w:t xml:space="preserve">связанных с эксплуатацией публично доступных сервисов, повышением привилегий, изменением настроек </w:t>
-      </w:r>
-      <w:proofErr w:type="spellStart"/>
-      <w:r>
-        <w:rPr>
-          <w:rFonts w:cs="Times New Roman"/>
-          <w:bCs/>
-          <w:szCs w:val="24"/>
-        </w:rPr>
-        <w:t>фаерволла</w:t>
-      </w:r>
-      <w:proofErr w:type="spellEnd"/>
-      <w:r>
-        <w:rPr>
-          <w:rFonts w:cs="Times New Roman"/>
-          <w:bCs/>
-          <w:szCs w:val="24"/>
-        </w:rPr>
-        <w:t xml:space="preserve">, а также небезопасной конфигурацией </w:t>
-      </w:r>
-      <w:proofErr w:type="spellStart"/>
-      <w:r>
-        <w:rPr>
-          <w:rFonts w:cs="Times New Roman"/>
-          <w:bCs/>
-          <w:szCs w:val="24"/>
           <w:lang w:val="en-US"/>
         </w:rPr>
         <w:t>sudo</w:t>
       </w:r>
-      <w:proofErr w:type="spellEnd"/>
       <w:r>
         <w:rPr>
           <w:rFonts w:cs="Times New Roman"/>
@@ -3104,10 +2890,10 @@
         <w:t xml:space="preserve">Агрегация результатов </w:t>
       </w:r>
       <w:r>
-        <w:t>— это</w:t>
-      </w:r>
-      <w:r>
-        <w:t xml:space="preserve"> сбор данных из файлов результатов.</w:t>
+        <w:t xml:space="preserve">- </w:t>
+      </w:r>
+      <w:r>
+        <w:t>сбор данных из файлов результатов.</w:t>
       </w:r>
       <w:r>
         <w:br/>
@@ -3119,25 +2905,11 @@
       </w:r>
       <w:r>
         <w:br/>
-      </w:r>
-      <w:proofErr w:type="spellStart"/>
-      <w:r>
-        <w:t>Киберугрозы</w:t>
-      </w:r>
-      <w:proofErr w:type="spellEnd"/>
-      <w:r>
-        <w:t xml:space="preserve"> - угрозы атак на ИС.</w:t>
+        <w:t>Киберугрозы - угрозы атак на ИС.</w:t>
       </w:r>
       <w:r>
         <w:br/>
-      </w:r>
-      <w:proofErr w:type="spellStart"/>
-      <w:r>
-        <w:t>Мисконфигурация</w:t>
-      </w:r>
-      <w:proofErr w:type="spellEnd"/>
-      <w:r>
-        <w:t xml:space="preserve"> - небезопасная/ошибочная настройка.</w:t>
+        <w:t>Мисконфигурация - небезопасная/ошибочная настройка.</w:t>
       </w:r>
       <w:r>
         <w:br/>
@@ -3159,13 +2931,8 @@
         <w:pStyle w:val="ac"/>
         <w:spacing w:before="0" w:beforeAutospacing="0" w:after="0" w:afterAutospacing="0" w:line="360" w:lineRule="auto"/>
       </w:pPr>
-      <w:proofErr w:type="spellStart"/>
-      <w:r>
-        <w:t>Патчинг</w:t>
-      </w:r>
-      <w:proofErr w:type="spellEnd"/>
-      <w:r>
-        <w:t xml:space="preserve"> - процесс внесения изменений в программное обеспечение. В контексте проекта это изменение SCAP-контента для его корректной работы на целевой системе</w:t>
+      <w:r>
+        <w:t>Патчинг - процесс внесения изменений в программное обеспечение. В контексте проекта это изменение SCAP-контента для его корректной работы на целевой системе</w:t>
       </w:r>
       <w:r>
         <w:br/>
@@ -3181,7 +2948,13 @@
       </w:r>
       <w:r>
         <w:br/>
-        <w:t>Угроза – мнимая или реальная опасность.</w:t>
+        <w:t xml:space="preserve">Угроза </w:t>
+      </w:r>
+      <w:r>
+        <w:t>-</w:t>
+      </w:r>
+      <w:r>
+        <w:t xml:space="preserve"> мнимая или реальная опасность.</w:t>
       </w:r>
       <w:r>
         <w:br/>
@@ -3189,14 +2962,7 @@
       </w:r>
       <w:r>
         <w:br/>
-      </w:r>
-      <w:proofErr w:type="spellStart"/>
-      <w:r>
-        <w:t>Харденинг</w:t>
-      </w:r>
-      <w:proofErr w:type="spellEnd"/>
-      <w:r>
-        <w:t xml:space="preserve"> - укрепление конфигурации ОС/системы (снижение поверхности атаки).</w:t>
+        <w:t>Харденинг - укрепление конфигурации ОС/системы (снижение поверхности атаки).</w:t>
       </w:r>
     </w:p>
     <w:p>
@@ -3252,7 +3018,7 @@
         <w:rPr>
           <w:lang w:eastAsia="ru-RU"/>
         </w:rPr>
-        <w:t>–</w:t>
+        <w:t>-</w:t>
       </w:r>
       <w:r>
         <w:rPr>
@@ -3292,20 +3058,7 @@
           <w:lang w:eastAsia="ru-RU"/>
         </w:rPr>
         <w:br/>
-      </w:r>
-      <w:proofErr w:type="spellStart"/>
-      <w:r>
-        <w:rPr>
-          <w:lang w:eastAsia="ru-RU"/>
-        </w:rPr>
-        <w:t>Dart</w:t>
-      </w:r>
-      <w:proofErr w:type="spellEnd"/>
-      <w:r>
-        <w:rPr>
-          <w:lang w:eastAsia="ru-RU"/>
-        </w:rPr>
-        <w:t xml:space="preserve"> - язык программирования.</w:t>
+        <w:t>Dart - язык программирования.</w:t>
       </w:r>
     </w:p>
     <w:p>
@@ -3328,12 +3081,24 @@
         <w:rPr>
           <w:lang w:eastAsia="ru-RU"/>
         </w:rPr>
-        <w:t xml:space="preserve"> – </w:t>
+        <w:t xml:space="preserve"> </w:t>
       </w:r>
       <w:r>
         <w:rPr>
           <w:lang w:eastAsia="ru-RU"/>
         </w:rPr>
+        <w:t>-</w:t>
+      </w:r>
+      <w:r>
+        <w:rPr>
+          <w:lang w:eastAsia="ru-RU"/>
+        </w:rPr>
+        <w:t xml:space="preserve"> </w:t>
+      </w:r>
+      <w:r>
+        <w:rPr>
+          <w:lang w:eastAsia="ru-RU"/>
+        </w:rPr>
         <w:t xml:space="preserve">формат представления </w:t>
       </w:r>
       <w:r>
@@ -3359,21 +3124,7 @@
           <w:lang w:eastAsia="ru-RU"/>
         </w:rPr>
         <w:br/>
-        <w:t xml:space="preserve">Electron / </w:t>
-      </w:r>
-      <w:proofErr w:type="spellStart"/>
-      <w:r>
-        <w:rPr>
-          <w:lang w:eastAsia="ru-RU"/>
-        </w:rPr>
-        <w:t>Flutter</w:t>
-      </w:r>
-      <w:proofErr w:type="spellEnd"/>
-      <w:r>
-        <w:rPr>
-          <w:lang w:eastAsia="ru-RU"/>
-        </w:rPr>
-        <w:t xml:space="preserve"> - фреймворки для разработки кроссплатформенных приложений.</w:t>
+        <w:t>Electron / Flutter - фреймворки для разработки кроссплатформенных приложений.</w:t>
       </w:r>
       <w:r>
         <w:rPr>
@@ -3387,21 +3138,7 @@
           <w:lang w:eastAsia="ru-RU"/>
         </w:rPr>
         <w:br/>
-        <w:t xml:space="preserve">GPL - лицензия GNU General Public </w:t>
-      </w:r>
-      <w:proofErr w:type="spellStart"/>
-      <w:r>
-        <w:rPr>
-          <w:lang w:eastAsia="ru-RU"/>
-        </w:rPr>
-        <w:t>License</w:t>
-      </w:r>
-      <w:proofErr w:type="spellEnd"/>
-      <w:r>
-        <w:rPr>
-          <w:lang w:eastAsia="ru-RU"/>
-        </w:rPr>
-        <w:t>.</w:t>
+        <w:t>GPL - лицензия GNU General Public License.</w:t>
       </w:r>
       <w:r>
         <w:rPr>
@@ -3511,75 +3248,21 @@
           <w:lang w:eastAsia="ru-RU"/>
         </w:rPr>
         <w:br/>
-      </w:r>
-      <w:proofErr w:type="spellStart"/>
+        <w:t>openSCAP - инструментарий/движок для обработки SCAP-контента.</w:t>
+      </w:r>
       <w:r>
         <w:rPr>
           <w:lang w:eastAsia="ru-RU"/>
         </w:rPr>
-        <w:t>openSCAP</w:t>
-      </w:r>
-      <w:proofErr w:type="spellEnd"/>
+        <w:br/>
+        <w:t>Ovaldi – движок для использования SCAP контента.</w:t>
+      </w:r>
       <w:r>
         <w:rPr>
           <w:lang w:eastAsia="ru-RU"/>
         </w:rPr>
-        <w:t xml:space="preserve"> - инструментарий/движок для обработки SCAP-контента.</w:t>
-      </w:r>
-      <w:r>
-        <w:rPr>
-          <w:lang w:eastAsia="ru-RU"/>
-        </w:rPr>
         <w:br/>
-      </w:r>
-      <w:proofErr w:type="spellStart"/>
-      <w:r>
-        <w:rPr>
-          <w:lang w:eastAsia="ru-RU"/>
-        </w:rPr>
-        <w:t>Ovaldi</w:t>
-      </w:r>
-      <w:proofErr w:type="spellEnd"/>
-      <w:r>
-        <w:rPr>
-          <w:lang w:eastAsia="ru-RU"/>
-        </w:rPr>
-        <w:t xml:space="preserve"> – движок для использования SCAP контента.</w:t>
-      </w:r>
-      <w:r>
-        <w:rPr>
-          <w:lang w:eastAsia="ru-RU"/>
-        </w:rPr>
-        <w:br/>
-        <w:t xml:space="preserve">OVAL - Open </w:t>
-      </w:r>
-      <w:proofErr w:type="spellStart"/>
-      <w:r>
-        <w:rPr>
-          <w:lang w:eastAsia="ru-RU"/>
-        </w:rPr>
-        <w:t>Vulnerability</w:t>
-      </w:r>
-      <w:proofErr w:type="spellEnd"/>
-      <w:r>
-        <w:rPr>
-          <w:lang w:eastAsia="ru-RU"/>
-        </w:rPr>
-        <w:t xml:space="preserve"> </w:t>
-      </w:r>
-      <w:proofErr w:type="spellStart"/>
-      <w:r>
-        <w:rPr>
-          <w:lang w:eastAsia="ru-RU"/>
-        </w:rPr>
-        <w:t>and</w:t>
-      </w:r>
-      <w:proofErr w:type="spellEnd"/>
-      <w:r>
-        <w:rPr>
-          <w:lang w:eastAsia="ru-RU"/>
-        </w:rPr>
-        <w:t xml:space="preserve"> Assessment Language: язык (стандарт) описания и выполнения технических проверок состояния системы.</w:t>
+        <w:t>OVAL - Open Vulnerability and Assessment Language: язык (стандарт) описания и выполнения технических проверок состояния системы.</w:t>
       </w:r>
       <w:r>
         <w:rPr>
@@ -3593,275 +3276,55 @@
           <w:lang w:eastAsia="ru-RU"/>
         </w:rPr>
         <w:br/>
-        <w:t xml:space="preserve">PCI DSS - </w:t>
-      </w:r>
-      <w:proofErr w:type="spellStart"/>
+        <w:t>PCI DSS - Payment Card Industry Data Security Standard: стандарт безопасности данных индустрии платёжных карт.</w:t>
+      </w:r>
       <w:r>
         <w:rPr>
           <w:lang w:eastAsia="ru-RU"/>
         </w:rPr>
-        <w:t>Payment</w:t>
-      </w:r>
-      <w:proofErr w:type="spellEnd"/>
+        <w:br/>
+        <w:t>PyQt - Python-библиотека (биндинги) для Qt.</w:t>
+      </w:r>
       <w:r>
         <w:rPr>
           <w:lang w:eastAsia="ru-RU"/>
         </w:rPr>
-        <w:t xml:space="preserve"> Card Industry Data Security Standard: стандарт безопасности данных индустрии платёжных карт.</w:t>
+        <w:br/>
+        <w:t>PySide - Python-библиотека (биндинги) для Qt.</w:t>
       </w:r>
       <w:r>
         <w:rPr>
           <w:lang w:eastAsia="ru-RU"/>
         </w:rPr>
         <w:br/>
-      </w:r>
-      <w:proofErr w:type="spellStart"/>
+        <w:t xml:space="preserve">Qt - фреймворк для </w:t>
+      </w:r>
       <w:r>
         <w:rPr>
           <w:lang w:eastAsia="ru-RU"/>
         </w:rPr>
-        <w:t>PyQt</w:t>
-      </w:r>
-      <w:proofErr w:type="spellEnd"/>
+        <w:t>графического интерфейса.</w:t>
+      </w:r>
       <w:r>
         <w:rPr>
           <w:lang w:eastAsia="ru-RU"/>
         </w:rPr>
-        <w:t xml:space="preserve"> - Python-библиотека (</w:t>
-      </w:r>
-      <w:proofErr w:type="spellStart"/>
+        <w:br/>
+        <w:t>RedCheck, XSpider, ScanOVAL, MaxPatrol 8, MaxPatrol VM - названия продуктов/аналогов.</w:t>
+      </w:r>
       <w:r>
         <w:rPr>
           <w:lang w:eastAsia="ru-RU"/>
         </w:rPr>
-        <w:t>биндинги</w:t>
-      </w:r>
-      <w:proofErr w:type="spellEnd"/>
+        <w:br/>
+        <w:t>RHEL (Red Hat Enterprise Linux) / Debian / Rocky Linux - дистрибутивы операционной системы Linux.</w:t>
+      </w:r>
       <w:r>
         <w:rPr>
           <w:lang w:eastAsia="ru-RU"/>
         </w:rPr>
-        <w:t xml:space="preserve">) для </w:t>
-      </w:r>
-      <w:proofErr w:type="spellStart"/>
-      <w:r>
-        <w:rPr>
-          <w:lang w:eastAsia="ru-RU"/>
-        </w:rPr>
-        <w:t>Qt</w:t>
-      </w:r>
-      <w:proofErr w:type="spellEnd"/>
-      <w:r>
-        <w:rPr>
-          <w:lang w:eastAsia="ru-RU"/>
-        </w:rPr>
-        <w:t>.</w:t>
-      </w:r>
-      <w:r>
-        <w:rPr>
-          <w:lang w:eastAsia="ru-RU"/>
-        </w:rPr>
         <w:br/>
-      </w:r>
-      <w:proofErr w:type="spellStart"/>
-      <w:r>
-        <w:rPr>
-          <w:lang w:eastAsia="ru-RU"/>
-        </w:rPr>
-        <w:t>PySide</w:t>
-      </w:r>
-      <w:proofErr w:type="spellEnd"/>
-      <w:r>
-        <w:rPr>
-          <w:lang w:eastAsia="ru-RU"/>
-        </w:rPr>
-        <w:t xml:space="preserve"> - Python-библиотека (</w:t>
-      </w:r>
-      <w:proofErr w:type="spellStart"/>
-      <w:r>
-        <w:rPr>
-          <w:lang w:eastAsia="ru-RU"/>
-        </w:rPr>
-        <w:t>биндинги</w:t>
-      </w:r>
-      <w:proofErr w:type="spellEnd"/>
-      <w:r>
-        <w:rPr>
-          <w:lang w:eastAsia="ru-RU"/>
-        </w:rPr>
-        <w:t xml:space="preserve">) для </w:t>
-      </w:r>
-      <w:proofErr w:type="spellStart"/>
-      <w:r>
-        <w:rPr>
-          <w:lang w:eastAsia="ru-RU"/>
-        </w:rPr>
-        <w:t>Qt</w:t>
-      </w:r>
-      <w:proofErr w:type="spellEnd"/>
-      <w:r>
-        <w:rPr>
-          <w:lang w:eastAsia="ru-RU"/>
-        </w:rPr>
-        <w:t>.</w:t>
-      </w:r>
-      <w:r>
-        <w:rPr>
-          <w:lang w:eastAsia="ru-RU"/>
-        </w:rPr>
-        <w:br/>
-      </w:r>
-      <w:proofErr w:type="spellStart"/>
-      <w:r>
-        <w:rPr>
-          <w:lang w:eastAsia="ru-RU"/>
-        </w:rPr>
-        <w:t>Qt</w:t>
-      </w:r>
-      <w:proofErr w:type="spellEnd"/>
-      <w:r>
-        <w:rPr>
-          <w:lang w:eastAsia="ru-RU"/>
-        </w:rPr>
-        <w:t xml:space="preserve"> - фреймворк для </w:t>
-      </w:r>
-      <w:r>
-        <w:rPr>
-          <w:lang w:eastAsia="ru-RU"/>
-        </w:rPr>
-        <w:t>графического интерфейса.</w:t>
-      </w:r>
-      <w:r>
-        <w:rPr>
-          <w:lang w:eastAsia="ru-RU"/>
-        </w:rPr>
-        <w:br/>
-      </w:r>
-      <w:proofErr w:type="spellStart"/>
-      <w:r>
-        <w:rPr>
-          <w:lang w:eastAsia="ru-RU"/>
-        </w:rPr>
-        <w:t>RedCheck</w:t>
-      </w:r>
-      <w:proofErr w:type="spellEnd"/>
-      <w:r>
-        <w:rPr>
-          <w:lang w:eastAsia="ru-RU"/>
-        </w:rPr>
-        <w:t xml:space="preserve">, </w:t>
-      </w:r>
-      <w:proofErr w:type="spellStart"/>
-      <w:r>
-        <w:rPr>
-          <w:lang w:eastAsia="ru-RU"/>
-        </w:rPr>
-        <w:t>XSpider</w:t>
-      </w:r>
-      <w:proofErr w:type="spellEnd"/>
-      <w:r>
-        <w:rPr>
-          <w:lang w:eastAsia="ru-RU"/>
-        </w:rPr>
-        <w:t xml:space="preserve">, </w:t>
-      </w:r>
-      <w:proofErr w:type="spellStart"/>
-      <w:r>
-        <w:rPr>
-          <w:lang w:eastAsia="ru-RU"/>
-        </w:rPr>
-        <w:t>ScanOVAL</w:t>
-      </w:r>
-      <w:proofErr w:type="spellEnd"/>
-      <w:r>
-        <w:rPr>
-          <w:lang w:eastAsia="ru-RU"/>
-        </w:rPr>
-        <w:t xml:space="preserve">, </w:t>
-      </w:r>
-      <w:proofErr w:type="spellStart"/>
-      <w:r>
-        <w:rPr>
-          <w:lang w:eastAsia="ru-RU"/>
-        </w:rPr>
-        <w:t>MaxPatrol</w:t>
-      </w:r>
-      <w:proofErr w:type="spellEnd"/>
-      <w:r>
-        <w:rPr>
-          <w:lang w:eastAsia="ru-RU"/>
-        </w:rPr>
-        <w:t xml:space="preserve"> 8, </w:t>
-      </w:r>
-      <w:proofErr w:type="spellStart"/>
-      <w:r>
-        <w:rPr>
-          <w:lang w:eastAsia="ru-RU"/>
-        </w:rPr>
-        <w:t>MaxPatrol</w:t>
-      </w:r>
-      <w:proofErr w:type="spellEnd"/>
-      <w:r>
-        <w:rPr>
-          <w:lang w:eastAsia="ru-RU"/>
-        </w:rPr>
-        <w:t xml:space="preserve"> VM - названия продуктов/аналогов.</w:t>
-      </w:r>
-      <w:r>
-        <w:rPr>
-          <w:lang w:eastAsia="ru-RU"/>
-        </w:rPr>
-        <w:br/>
-        <w:t xml:space="preserve">RHEL (Red Hat Enterprise Linux) / </w:t>
-      </w:r>
-      <w:proofErr w:type="spellStart"/>
-      <w:r>
-        <w:rPr>
-          <w:lang w:eastAsia="ru-RU"/>
-        </w:rPr>
-        <w:t>Debian</w:t>
-      </w:r>
-      <w:proofErr w:type="spellEnd"/>
-      <w:r>
-        <w:rPr>
-          <w:lang w:eastAsia="ru-RU"/>
-        </w:rPr>
-        <w:t xml:space="preserve"> / </w:t>
-      </w:r>
-      <w:proofErr w:type="spellStart"/>
-      <w:r>
-        <w:rPr>
-          <w:lang w:eastAsia="ru-RU"/>
-        </w:rPr>
-        <w:t>Rocky</w:t>
-      </w:r>
-      <w:proofErr w:type="spellEnd"/>
-      <w:r>
-        <w:rPr>
-          <w:lang w:eastAsia="ru-RU"/>
-        </w:rPr>
-        <w:t xml:space="preserve"> Linux - дистрибутивы операционной системы Linux.</w:t>
-      </w:r>
-      <w:r>
-        <w:rPr>
-          <w:lang w:eastAsia="ru-RU"/>
-        </w:rPr>
-        <w:br/>
-        <w:t xml:space="preserve">SCAP - Security Content </w:t>
-      </w:r>
-      <w:proofErr w:type="spellStart"/>
-      <w:r>
-        <w:rPr>
-          <w:lang w:eastAsia="ru-RU"/>
-        </w:rPr>
-        <w:t>Automation</w:t>
-      </w:r>
-      <w:proofErr w:type="spellEnd"/>
-      <w:r>
-        <w:rPr>
-          <w:lang w:eastAsia="ru-RU"/>
-        </w:rPr>
-        <w:t xml:space="preserve"> Protocol: набор открытых стандартов для представления/обмена данными ИБ и автоматизации проверок.</w:t>
+        <w:t>SCAP - Security Content Automation Protocol: набор открытых стандартов для представления/обмена данными ИБ и автоматизации проверок.</w:t>
       </w:r>
       <w:r>
         <w:rPr>
@@ -3882,117 +3345,21 @@
           <w:lang w:eastAsia="ru-RU"/>
         </w:rPr>
         <w:br/>
-      </w:r>
-      <w:proofErr w:type="spellStart"/>
+        <w:t>Remediation - действия по устранению несоответствий (в т.ч. автоматическое исправление).</w:t>
+      </w:r>
       <w:r>
         <w:rPr>
           <w:lang w:eastAsia="ru-RU"/>
         </w:rPr>
-        <w:t>Remediation</w:t>
-      </w:r>
-      <w:proofErr w:type="spellEnd"/>
+        <w:br/>
+        <w:t>Vulnerability management - управление уязвимостями.</w:t>
+      </w:r>
       <w:r>
         <w:rPr>
           <w:lang w:eastAsia="ru-RU"/>
         </w:rPr>
-        <w:t xml:space="preserve"> - действия по устранению несоответствий (в т.ч. автоматическое исправление).</w:t>
-      </w:r>
-      <w:r>
-        <w:rPr>
-          <w:lang w:eastAsia="ru-RU"/>
-        </w:rPr>
         <w:br/>
-      </w:r>
-      <w:proofErr w:type="spellStart"/>
-      <w:r>
-        <w:rPr>
-          <w:lang w:eastAsia="ru-RU"/>
-        </w:rPr>
-        <w:t>Vulnerability</w:t>
-      </w:r>
-      <w:proofErr w:type="spellEnd"/>
-      <w:r>
-        <w:rPr>
-          <w:lang w:eastAsia="ru-RU"/>
-        </w:rPr>
-        <w:t xml:space="preserve"> </w:t>
-      </w:r>
-      <w:proofErr w:type="spellStart"/>
-      <w:r>
-        <w:rPr>
-          <w:lang w:eastAsia="ru-RU"/>
-        </w:rPr>
-        <w:t>management</w:t>
-      </w:r>
-      <w:proofErr w:type="spellEnd"/>
-      <w:r>
-        <w:rPr>
-          <w:lang w:eastAsia="ru-RU"/>
-        </w:rPr>
-        <w:t xml:space="preserve"> - управление уязвимостями.</w:t>
-      </w:r>
-      <w:r>
-        <w:rPr>
-          <w:lang w:eastAsia="ru-RU"/>
-        </w:rPr>
-        <w:br/>
-        <w:t xml:space="preserve">XCCDF - </w:t>
-      </w:r>
-      <w:proofErr w:type="spellStart"/>
-      <w:r>
-        <w:rPr>
-          <w:lang w:eastAsia="ru-RU"/>
-        </w:rPr>
-        <w:t>Extensible</w:t>
-      </w:r>
-      <w:proofErr w:type="spellEnd"/>
-      <w:r>
-        <w:rPr>
-          <w:lang w:eastAsia="ru-RU"/>
-        </w:rPr>
-        <w:t xml:space="preserve"> Configuration </w:t>
-      </w:r>
-      <w:proofErr w:type="spellStart"/>
-      <w:r>
-        <w:rPr>
-          <w:lang w:eastAsia="ru-RU"/>
-        </w:rPr>
-        <w:t>Checklist</w:t>
-      </w:r>
-      <w:proofErr w:type="spellEnd"/>
-      <w:r>
-        <w:rPr>
-          <w:lang w:eastAsia="ru-RU"/>
-        </w:rPr>
-        <w:t xml:space="preserve"> </w:t>
-      </w:r>
-      <w:proofErr w:type="spellStart"/>
-      <w:r>
-        <w:rPr>
-          <w:lang w:eastAsia="ru-RU"/>
-        </w:rPr>
-        <w:t>Description</w:t>
-      </w:r>
-      <w:proofErr w:type="spellEnd"/>
-      <w:r>
-        <w:rPr>
-          <w:lang w:eastAsia="ru-RU"/>
-        </w:rPr>
-        <w:t xml:space="preserve"> Format: формат описания чек-листов/политик проверок, профилей и результатов; поддерживает </w:t>
-      </w:r>
-      <w:proofErr w:type="spellStart"/>
-      <w:r>
-        <w:rPr>
-          <w:lang w:eastAsia="ru-RU"/>
-        </w:rPr>
-        <w:t>remediation</w:t>
-      </w:r>
-      <w:proofErr w:type="spellEnd"/>
-      <w:r>
-        <w:rPr>
-          <w:lang w:eastAsia="ru-RU"/>
-        </w:rPr>
-        <w:t>.</w:t>
+        <w:t>XCCDF - Extensible Configuration Checklist Description Format: формат описания чек-листов/политик проверок, профилей и результатов; поддерживает remediation.</w:t>
       </w:r>
       <w:r>
         <w:rPr>
@@ -4034,15 +3401,7 @@
         <w:jc w:val="both"/>
       </w:pPr>
       <w:r>
-        <w:t xml:space="preserve">В наше время информационные технологии используются во всех областях, начиная от бизнеса и заканчивая государственными организациями. Цифровая структура всех этих областей растёт крайне стремительно, что также повышает требования к обеспечению защищённости систем. При этом </w:t>
-      </w:r>
-      <w:proofErr w:type="spellStart"/>
-      <w:r>
-        <w:t>киберугрозы</w:t>
-      </w:r>
-      <w:proofErr w:type="spellEnd"/>
-      <w:r>
-        <w:t xml:space="preserve"> развиваются также быстро, как и технологии: злоумышленники используют широкий спектр методов - от известны</w:t>
+        <w:t>В наше время информационные технологии используются во всех областях, начиная от бизнеса и заканчивая государственными организациями. Цифровая структура всех этих областей растёт крайне стремительно, что также повышает требования к обеспечению защищённости систем. При этом киберугрозы развиваются также быстро, как и технологии: злоумышленники используют широкий спектр методов - от известны</w:t>
       </w:r>
       <w:r>
         <w:t>х</w:t>
@@ -4086,15 +3445,7 @@
         <w:t xml:space="preserve">Цель работы: </w:t>
       </w:r>
       <w:r>
-        <w:t xml:space="preserve">Создание программного средства автоматизированного аудита и </w:t>
-      </w:r>
-      <w:proofErr w:type="spellStart"/>
-      <w:r>
-        <w:t>харденинга</w:t>
-      </w:r>
-      <w:proofErr w:type="spellEnd"/>
-      <w:r>
-        <w:t xml:space="preserve"> операционной системы на основе </w:t>
+        <w:t xml:space="preserve">Создание программного средства автоматизированного аудита и харденинга операционной системы на основе </w:t>
       </w:r>
       <w:r>
         <w:t>стандартов</w:t>
@@ -4197,11 +3548,9 @@
       <w:r>
         <w:t xml:space="preserve">Реализовать модуль для автоматического </w:t>
       </w:r>
-      <w:proofErr w:type="spellStart"/>
       <w:r>
         <w:t>патчинга</w:t>
       </w:r>
-      <w:proofErr w:type="spellEnd"/>
     </w:p>
     <w:p>
       <w:pPr>
@@ -4214,15 +3563,7 @@
         <w:jc w:val="both"/>
       </w:pPr>
       <w:r>
-        <w:t xml:space="preserve">Добавить поддержку </w:t>
-      </w:r>
-      <w:proofErr w:type="spellStart"/>
-      <w:r>
-        <w:t>remediation</w:t>
-      </w:r>
-      <w:proofErr w:type="spellEnd"/>
-      <w:r>
-        <w:t xml:space="preserve"> для XCCDF</w:t>
+        <w:t>Добавить поддержку remediation для XCCDF</w:t>
       </w:r>
     </w:p>
     <w:p>
@@ -4236,15 +3577,7 @@
         <w:jc w:val="both"/>
       </w:pPr>
       <w:r>
-        <w:t xml:space="preserve">Реализовать модуль </w:t>
-      </w:r>
-      <w:proofErr w:type="spellStart"/>
-      <w:r>
-        <w:t>подгрузки</w:t>
-      </w:r>
-      <w:proofErr w:type="spellEnd"/>
-      <w:r>
-        <w:t xml:space="preserve"> SCAP-контента для выбранной операционной системы</w:t>
+        <w:t>Реализовать модуль подгрузки SCAP-контента для выбранной операционной системы</w:t>
       </w:r>
     </w:p>
     <w:p>
@@ -4348,25 +3681,7 @@
           <w:color w:val="000000" w:themeColor="text1"/>
           <w:szCs w:val="28"/>
         </w:rPr>
-        <w:t xml:space="preserve">, что делает задачу автоматизации процессов выявления и устранения уязвимостей и </w:t>
-      </w:r>
-      <w:proofErr w:type="spellStart"/>
-      <w:r>
-        <w:rPr>
-          <w:rFonts w:cs="Times New Roman"/>
-          <w:color w:val="000000" w:themeColor="text1"/>
-          <w:szCs w:val="28"/>
-        </w:rPr>
-        <w:t>мисконфигураций</w:t>
-      </w:r>
-      <w:proofErr w:type="spellEnd"/>
-      <w:r>
-        <w:rPr>
-          <w:rFonts w:cs="Times New Roman"/>
-          <w:color w:val="000000" w:themeColor="text1"/>
-          <w:szCs w:val="28"/>
-        </w:rPr>
-        <w:t xml:space="preserve"> особенно актуальной.</w:t>
+        <w:t>, что делает задачу автоматизации процессов выявления и устранения уязвимостей и мисконфигураций особенно актуальной.</w:t>
       </w:r>
       <w:r>
         <w:rPr>
@@ -4465,39 +3780,7 @@
         <w:jc w:val="both"/>
       </w:pPr>
       <w:r>
-        <w:t xml:space="preserve">На данный момент существует крайне большое количество инструментов для поиска и управления уязвимостями в информационных системах. Среди распространённых решений можно выделить </w:t>
-      </w:r>
-      <w:proofErr w:type="spellStart"/>
-      <w:r>
-        <w:t>Redcheck</w:t>
-      </w:r>
-      <w:proofErr w:type="spellEnd"/>
-      <w:r>
-        <w:t xml:space="preserve">, </w:t>
-      </w:r>
-      <w:proofErr w:type="spellStart"/>
-      <w:r>
-        <w:t>MaxPatrol</w:t>
-      </w:r>
-      <w:proofErr w:type="spellEnd"/>
-      <w:r>
-        <w:t xml:space="preserve"> 8, </w:t>
-      </w:r>
-      <w:proofErr w:type="spellStart"/>
-      <w:r>
-        <w:t>XSpider</w:t>
-      </w:r>
-      <w:proofErr w:type="spellEnd"/>
-      <w:r>
-        <w:t xml:space="preserve">, </w:t>
-      </w:r>
-      <w:proofErr w:type="spellStart"/>
-      <w:r>
-        <w:t>MaxPatrol</w:t>
-      </w:r>
-      <w:proofErr w:type="spellEnd"/>
-      <w:r>
-        <w:t xml:space="preserve"> VM. Эти продукты помогают проводить аудит уязвимостей и формировать отчётность, однако у большинства из них есть ограничения, которые становятся критичными при построении процессов информационной безопасности. </w:t>
+        <w:t xml:space="preserve">На данный момент существует крайне большое количество инструментов для поиска и управления уязвимостями в информационных системах. Среди распространённых решений можно выделить Redcheck, MaxPatrol 8, XSpider, MaxPatrol VM. Эти продукты помогают проводить аудит уязвимостей и формировать отчётность, однако у большинства из них есть ограничения, которые становятся критичными при построении процессов информационной безопасности. </w:t>
       </w:r>
     </w:p>
     <w:p>
@@ -4583,15 +3866,7 @@
         <w:tab/>
       </w:r>
       <w:r>
-        <w:t xml:space="preserve">SCAP (Security Content </w:t>
-      </w:r>
-      <w:proofErr w:type="spellStart"/>
-      <w:r>
-        <w:t>Automation</w:t>
-      </w:r>
-      <w:proofErr w:type="spellEnd"/>
-      <w:r>
-        <w:t xml:space="preserve"> Protocol, протокол автоматизации управления данными безопасности) </w:t>
+        <w:t xml:space="preserve">SCAP (Security Content Automation Protocol, протокол автоматизации управления данными безопасности) </w:t>
       </w:r>
       <w:proofErr w:type="gramStart"/>
       <w:r>
@@ -4676,15 +3951,7 @@
         <w:jc w:val="both"/>
       </w:pPr>
       <w:r>
-        <w:t xml:space="preserve">При создании программы ключевыми компонентами будут являться CVE, OVAL и XCCDF, потому что именно благодаря им программа будет проверять систему на наличие уязвимостей и </w:t>
-      </w:r>
-      <w:proofErr w:type="spellStart"/>
-      <w:r>
-        <w:t>мисконфигураций</w:t>
-      </w:r>
-      <w:proofErr w:type="spellEnd"/>
-      <w:r>
-        <w:t xml:space="preserve"> по машиночитаемому описанию проверок. Роль этих трёх </w:t>
+        <w:t xml:space="preserve">При создании программы ключевыми компонентами будут являться CVE, OVAL и XCCDF, потому что именно благодаря им программа будет проверять систему на наличие уязвимостей и мисконфигураций по машиночитаемому описанию проверок. Роль этих трёх </w:t>
       </w:r>
       <w:r>
         <w:lastRenderedPageBreak/>
@@ -4710,23 +3977,7 @@
         <w:jc w:val="both"/>
       </w:pPr>
       <w:r>
-        <w:t xml:space="preserve">- OVAL (Open </w:t>
-      </w:r>
-      <w:proofErr w:type="spellStart"/>
-      <w:r>
-        <w:t>Vulnerability</w:t>
-      </w:r>
-      <w:proofErr w:type="spellEnd"/>
-      <w:r>
-        <w:t xml:space="preserve"> </w:t>
-      </w:r>
-      <w:proofErr w:type="spellStart"/>
-      <w:r>
-        <w:t>and</w:t>
-      </w:r>
-      <w:proofErr w:type="spellEnd"/>
-      <w:r>
-        <w:t xml:space="preserve"> Assessment Language) </w:t>
+        <w:t xml:space="preserve">- OVAL (Open Vulnerability and Assessment Language) </w:t>
       </w:r>
       <w:proofErr w:type="gramStart"/>
       <w:r>
@@ -4857,31 +4108,7 @@
         <w:jc w:val="both"/>
       </w:pPr>
       <w:r>
-        <w:t>- XCCDF (</w:t>
-      </w:r>
-      <w:proofErr w:type="spellStart"/>
-      <w:r>
-        <w:t>Extensible</w:t>
-      </w:r>
-      <w:proofErr w:type="spellEnd"/>
-      <w:r>
-        <w:t xml:space="preserve"> Configuration </w:t>
-      </w:r>
-      <w:proofErr w:type="spellStart"/>
-      <w:r>
-        <w:t>Checklist</w:t>
-      </w:r>
-      <w:proofErr w:type="spellEnd"/>
-      <w:r>
-        <w:t xml:space="preserve"> </w:t>
-      </w:r>
-      <w:proofErr w:type="spellStart"/>
-      <w:r>
-        <w:t>Description</w:t>
-      </w:r>
-      <w:proofErr w:type="spellEnd"/>
-      <w:r>
-        <w:t xml:space="preserve"> Format) </w:t>
+        <w:t xml:space="preserve">- XCCDF (Extensible Configuration Checklist Description Format) </w:t>
       </w:r>
       <w:proofErr w:type="gramStart"/>
       <w:r>
@@ -4889,13 +4116,8 @@
       </w:r>
       <w:proofErr w:type="gramEnd"/>
       <w:r>
-        <w:t xml:space="preserve"> формат, который позволяет описывать политики и структуру проверок: какие требования проверять, как их группировать, какие профили использовать, как формировать результат оценки. Также благодаря XCCDF можно проводить </w:t>
-      </w:r>
-      <w:proofErr w:type="spellStart"/>
-      <w:r>
-        <w:t>remediation</w:t>
-      </w:r>
-      <w:proofErr w:type="spellEnd"/>
+        <w:t xml:space="preserve"> формат, который позволяет описывать политики и структуру проверок: какие требования проверять, как их группировать, какие профили использовать, как формировать результат оценки. Также благодаря XCCDF можно проводить remediation</w:t>
+      </w:r>
       <w:r>
         <w:t xml:space="preserve"> (устранение уязвимостей)</w:t>
       </w:r>
@@ -5319,37 +4541,8 @@
       <w:r>
         <w:t xml:space="preserve">: </w:t>
       </w:r>
-      <w:proofErr w:type="spellStart"/>
-      <w:r>
-        <w:t>RedCheck</w:t>
-      </w:r>
-      <w:proofErr w:type="spellEnd"/>
-      <w:r>
-        <w:t xml:space="preserve">, </w:t>
-      </w:r>
-      <w:proofErr w:type="spellStart"/>
-      <w:r>
-        <w:t>XSpider</w:t>
-      </w:r>
-      <w:proofErr w:type="spellEnd"/>
-      <w:r>
-        <w:t xml:space="preserve">, </w:t>
-      </w:r>
-      <w:proofErr w:type="spellStart"/>
-      <w:r>
-        <w:t>ScanOVAL</w:t>
-      </w:r>
-      <w:proofErr w:type="spellEnd"/>
-      <w:r>
-        <w:t xml:space="preserve">, </w:t>
-      </w:r>
-      <w:proofErr w:type="spellStart"/>
-      <w:r>
-        <w:t>MaxPatrol</w:t>
-      </w:r>
-      <w:proofErr w:type="spellEnd"/>
-      <w:r>
-        <w:t xml:space="preserve"> VM.</w:t>
+      <w:r>
+        <w:t>RedCheck, XSpider, ScanOVAL, MaxPatrol VM.</w:t>
       </w:r>
     </w:p>
     <w:p>
@@ -5452,21 +4645,11 @@
         <w:jc w:val="both"/>
       </w:pPr>
       <w:r>
-        <w:t xml:space="preserve">Сравнение выполнено по следующим критериям: поддержка SCAP, открытость исходного кода (Open Source), стоимость, наличие </w:t>
-      </w:r>
-      <w:proofErr w:type="spellStart"/>
-      <w:r>
-        <w:t>remediation</w:t>
-      </w:r>
-      <w:proofErr w:type="spellEnd"/>
-      <w:r>
-        <w:t xml:space="preserve"> (механизмов устранения или рекомендаций по устранению), а также </w:t>
-      </w:r>
-      <w:proofErr w:type="spellStart"/>
+        <w:t xml:space="preserve">Сравнение выполнено по следующим критериям: поддержка SCAP, открытость исходного кода (Open Source), стоимость, наличие remediation (механизмов устранения или рекомендаций по устранению), а также </w:t>
+      </w:r>
       <w:r>
         <w:t>патчинга</w:t>
       </w:r>
-      <w:proofErr w:type="spellEnd"/>
       <w:r>
         <w:t xml:space="preserve"> (возможности адаптации и кастомизации проверочного контента). </w:t>
       </w:r>
@@ -5478,30 +4661,15 @@
         <w:ind w:firstLine="708"/>
         <w:jc w:val="both"/>
       </w:pPr>
-      <w:proofErr w:type="spellStart"/>
       <w:r>
         <w:lastRenderedPageBreak/>
-        <w:t>XSpider</w:t>
-      </w:r>
-      <w:proofErr w:type="spellEnd"/>
-      <w:r>
-        <w:t xml:space="preserve"> является примером классического сканера уязвимостей. Инструмент ориентирован на собственные механизмы обнаружения и не использует SCAP-контент, поэтому в рамках данного подхода в нём отсутствуют поддержка </w:t>
-      </w:r>
-      <w:proofErr w:type="spellStart"/>
+        <w:t xml:space="preserve">XSpider является примером классического сканера уязвимостей. Инструмент ориентирован на собственные механизмы обнаружения и не использует SCAP-контент, поэтому в рамках данного подхода в нём отсутствуют поддержка </w:t>
+      </w:r>
       <w:r>
         <w:t>патчинга</w:t>
       </w:r>
-      <w:proofErr w:type="spellEnd"/>
-      <w:r>
-        <w:t xml:space="preserve"> и </w:t>
-      </w:r>
-      <w:proofErr w:type="spellStart"/>
-      <w:r>
-        <w:t>remediation</w:t>
-      </w:r>
-      <w:proofErr w:type="spellEnd"/>
-      <w:r>
-        <w:t xml:space="preserve">. Решение не является Open Source и распространяется на коммерческой основе. </w:t>
+      <w:r>
+        <w:t xml:space="preserve"> и remediation. Решение не является Open Source и распространяется на коммерческой основе. </w:t>
       </w:r>
     </w:p>
     <w:p>
@@ -5511,27 +4679,12 @@
         <w:ind w:firstLine="708"/>
         <w:jc w:val="both"/>
       </w:pPr>
-      <w:proofErr w:type="spellStart"/>
-      <w:r>
-        <w:t>RedCheck</w:t>
-      </w:r>
-      <w:proofErr w:type="spellEnd"/>
-      <w:r>
-        <w:t xml:space="preserve"> относится к решениям, поддерживающим SCAP-контент. Продукт предоставляет </w:t>
-      </w:r>
-      <w:proofErr w:type="spellStart"/>
-      <w:r>
-        <w:t>remediation</w:t>
-      </w:r>
-      <w:proofErr w:type="spellEnd"/>
-      <w:r>
-        <w:t xml:space="preserve"> функционал, однако не реализует механизмы </w:t>
-      </w:r>
-      <w:proofErr w:type="spellStart"/>
+      <w:r>
+        <w:t xml:space="preserve">RedCheck относится к решениям, поддерживающим SCAP-контент. Продукт предоставляет remediation функционал, однако не реализует механизмы </w:t>
+      </w:r>
       <w:r>
         <w:t>патчинга</w:t>
       </w:r>
-      <w:proofErr w:type="spellEnd"/>
       <w:r>
         <w:t xml:space="preserve"> для адаптации проверочного контента под целевую систему. Кроме того, решение является закрытым и коммерческим. </w:t>
       </w:r>
@@ -5543,29 +4696,14 @@
         <w:ind w:firstLine="708"/>
         <w:jc w:val="both"/>
       </w:pPr>
-      <w:proofErr w:type="spellStart"/>
-      <w:r>
-        <w:t>ScanOVAL</w:t>
-      </w:r>
-      <w:proofErr w:type="spellEnd"/>
-      <w:r>
-        <w:t xml:space="preserve"> это бесплатный инструмент, ориентированный на проверку системы по OVAL-дефинициям, что означает только частичную поддержку SCAP. Поскольку программа не поддерживает XCCDF-контент, в ней отсутствуют возможности </w:t>
-      </w:r>
-      <w:proofErr w:type="spellStart"/>
+      <w:r>
+        <w:t xml:space="preserve">ScanOVAL это бесплатный инструмент, ориентированный на проверку системы по OVAL-дефинициям, что означает только частичную поддержку SCAP. Поскольку программа не поддерживает XCCDF-контент, в ней отсутствуют возможности </w:t>
+      </w:r>
       <w:r>
         <w:t>патчинга</w:t>
       </w:r>
-      <w:proofErr w:type="spellEnd"/>
-      <w:r>
-        <w:t xml:space="preserve"> и </w:t>
-      </w:r>
-      <w:proofErr w:type="spellStart"/>
-      <w:r>
-        <w:t>remediation</w:t>
-      </w:r>
-      <w:proofErr w:type="spellEnd"/>
-      <w:r>
-        <w:t xml:space="preserve"> в контексте XCCDF-проверок. </w:t>
+      <w:r>
+        <w:t xml:space="preserve"> и remediation в контексте XCCDF-проверок. </w:t>
       </w:r>
     </w:p>
     <w:p>
@@ -5575,45 +4713,8 @@
         <w:ind w:firstLine="708"/>
         <w:jc w:val="both"/>
       </w:pPr>
-      <w:proofErr w:type="spellStart"/>
-      <w:r>
-        <w:t>MaxPatrol</w:t>
-      </w:r>
-      <w:proofErr w:type="spellEnd"/>
-      <w:r>
-        <w:t xml:space="preserve"> VM представляет собой коммерческую платформу управления уязвимостями, ориентированную на полный цикл </w:t>
-      </w:r>
-      <w:proofErr w:type="spellStart"/>
-      <w:r>
-        <w:t>vulnerability</w:t>
-      </w:r>
-      <w:proofErr w:type="spellEnd"/>
-      <w:r>
-        <w:t xml:space="preserve"> </w:t>
-      </w:r>
-      <w:proofErr w:type="spellStart"/>
-      <w:r>
-        <w:t>management</w:t>
-      </w:r>
-      <w:proofErr w:type="spellEnd"/>
-      <w:r>
-        <w:t xml:space="preserve">. За счёт этого в продукте реализованы механизмы </w:t>
-      </w:r>
-      <w:proofErr w:type="spellStart"/>
-      <w:r>
-        <w:t>remediation</w:t>
-      </w:r>
-      <w:proofErr w:type="spellEnd"/>
-      <w:r>
-        <w:t xml:space="preserve">. Вместе с тем, </w:t>
-      </w:r>
-      <w:proofErr w:type="spellStart"/>
-      <w:r>
-        <w:t>MaxPatrol</w:t>
-      </w:r>
-      <w:proofErr w:type="spellEnd"/>
-      <w:r>
-        <w:t xml:space="preserve"> VM не предполагает использования SCAP-контента. </w:t>
+      <w:r>
+        <w:t xml:space="preserve">MaxPatrol VM представляет собой коммерческую платформу управления уязвимостями, ориентированную на полный цикл vulnerability management. За счёт этого в продукте реализованы механизмы remediation. Вместе с тем, MaxPatrol VM не предполагает использования SCAP-контента. </w:t>
       </w:r>
     </w:p>
     <w:p>
@@ -5626,11 +4727,9 @@
       <w:r>
         <w:t>Таким образом, рассмотренные решения либо совсем не поддерживают SCAP-контент, либо являются закрытыми коммерческими продуктами. Кроме того, большинство программ, поддерживающих SCAP-контент, не обладают возможностью автоматической адаптации (</w:t>
       </w:r>
-      <w:proofErr w:type="spellStart"/>
       <w:r>
         <w:t>патчинга</w:t>
       </w:r>
-      <w:proofErr w:type="spellEnd"/>
       <w:r>
         <w:t>) SCAP-контента под конкретную операционную систему.</w:t>
       </w:r>
@@ -5679,15 +4778,7 @@
         <w:t xml:space="preserve">. </w:t>
       </w:r>
       <w:r>
-        <w:t xml:space="preserve">Со стороны технической реализации новизна обусловлена механизмом автоматического </w:t>
-      </w:r>
-      <w:proofErr w:type="spellStart"/>
-      <w:r>
-        <w:t>патчинга</w:t>
-      </w:r>
-      <w:proofErr w:type="spellEnd"/>
-      <w:r>
-        <w:t xml:space="preserve">, позволяющим существенно расширить круг платформ, для которых может быть использован </w:t>
+        <w:t xml:space="preserve">Со стороны технической реализации новизна обусловлена механизмом автоматического патчинга, позволяющим существенно расширить круг платформ, для которых может быть использован </w:t>
       </w:r>
       <w:r>
         <w:rPr>
@@ -5730,15 +4821,7 @@
         <w:jc w:val="both"/>
       </w:pPr>
       <w:r>
-        <w:t xml:space="preserve">Поскольку разрабатываемая программа предназначена для автоматизированного аудита системы и поддержки </w:t>
-      </w:r>
-      <w:proofErr w:type="spellStart"/>
-      <w:r>
-        <w:t>харденига</w:t>
-      </w:r>
-      <w:proofErr w:type="spellEnd"/>
-      <w:r>
-        <w:t xml:space="preserve"> на основе SCAP-контента (OVAL/XCCDF), её </w:t>
+        <w:t xml:space="preserve">Поскольку разрабатываемая программа предназначена для автоматизированного аудита системы и поддержки харденига на основе SCAP-контента (OVAL/XCCDF), её </w:t>
       </w:r>
       <w:r>
         <w:lastRenderedPageBreak/>
@@ -5764,15 +4847,7 @@
         <w:jc w:val="both"/>
       </w:pPr>
       <w:r>
-        <w:t xml:space="preserve">- Системные администраторы. Для них программа полезна как средство быстрой проверки состояния системы, выявления уязвимостей и </w:t>
-      </w:r>
-      <w:proofErr w:type="spellStart"/>
-      <w:r>
-        <w:t>мисконфигураций</w:t>
-      </w:r>
-      <w:proofErr w:type="spellEnd"/>
-      <w:r>
-        <w:t>, а также устранения уязвимостей, что упрощает поддержание безопасности информационных систем.</w:t>
+        <w:t>- Системные администраторы. Для них программа полезна как средство быстрой проверки состояния системы, выявления уязвимостей и мисконфигураций, а также устранения уязвимостей, что упрощает поддержание безопасности информационных систем.</w:t>
       </w:r>
     </w:p>
     <w:p>
@@ -5853,11 +4928,9 @@
       <w:r>
         <w:t xml:space="preserve"> на наличие уязвимостей и </w:t>
       </w:r>
-      <w:proofErr w:type="spellStart"/>
       <w:r>
         <w:t>мисконфигураций</w:t>
       </w:r>
-      <w:proofErr w:type="spellEnd"/>
       <w:r>
         <w:t xml:space="preserve"> на основе стандартизированного SCAP-контента. Для исключения неоднозначности и возможности воспроизведения алгоритма задача формализуется в виде входных данных, выходных данных, ограничений и алгоритма обработки:</w:t>
       </w:r>
@@ -5897,31 +4970,7 @@
       </w:r>
       <w:proofErr w:type="gramEnd"/>
       <w:r>
-        <w:t>2,d3...,</w:t>
-      </w:r>
-      <w:proofErr w:type="spellStart"/>
-      <w:r>
-        <w:t>dn</w:t>
-      </w:r>
-      <w:proofErr w:type="spellEnd"/>
-      <w:r>
-        <w:t xml:space="preserve">} и XCCDF-правил R = {r1,r2,r3..rn}, в случае XCCDF также содержат данные </w:t>
-      </w:r>
-      <w:proofErr w:type="spellStart"/>
-      <w:r>
-        <w:t>remediation</w:t>
-      </w:r>
-      <w:proofErr w:type="spellEnd"/>
-      <w:r>
-        <w:t xml:space="preserve"> RD = {rd_r1, rd_2, rd_r3...</w:t>
-      </w:r>
-      <w:proofErr w:type="spellStart"/>
-      <w:r>
-        <w:t>rd_rn</w:t>
-      </w:r>
-      <w:proofErr w:type="spellEnd"/>
-      <w:r>
-        <w:t>}</w:t>
+        <w:t>2,d3...,dn} и XCCDF-правил R = {r1,r2,r3..rn}, в случае XCCDF также содержат данные remediation RD = {rd_r1, rd_2, rd_r3...rd_rn}</w:t>
       </w:r>
     </w:p>
     <w:p>
@@ -5955,23 +5004,7 @@
         <w:t>-</w:t>
       </w:r>
       <w:r>
-        <w:t xml:space="preserve"> Результаты при проведении проверки по OVAL: для каждой дефиниции </w:t>
-      </w:r>
-      <w:proofErr w:type="spellStart"/>
-      <w:r>
-        <w:t>di</w:t>
-      </w:r>
-      <w:proofErr w:type="spellEnd"/>
-      <w:r>
-        <w:t xml:space="preserve"> вычисляется статус </w:t>
-      </w:r>
-      <w:proofErr w:type="spellStart"/>
-      <w:r>
-        <w:t>Result_OVAL</w:t>
-      </w:r>
-      <w:proofErr w:type="spellEnd"/>
-      <w:r>
-        <w:t xml:space="preserve"> </w:t>
+        <w:t xml:space="preserve"> Результаты при проведении проверки по OVAL: для каждой дефиниции di вычисляется статус Result_OVAL </w:t>
       </w:r>
       <w:r>
         <w:rPr>
@@ -5982,58 +5015,13 @@
       <w:r>
         <w:t xml:space="preserve"> {</w:t>
       </w:r>
-      <w:proofErr w:type="spellStart"/>
       <w:proofErr w:type="gramStart"/>
       <w:r>
         <w:t>true,false</w:t>
       </w:r>
       <w:proofErr w:type="gramEnd"/>
       <w:r>
-        <w:t>,unknown,error,not_applicable</w:t>
-      </w:r>
-      <w:proofErr w:type="spellEnd"/>
-      <w:r>
-        <w:t xml:space="preserve">}, где </w:t>
-      </w:r>
-      <w:proofErr w:type="spellStart"/>
-      <w:r>
-        <w:t>true</w:t>
-      </w:r>
-      <w:proofErr w:type="spellEnd"/>
-      <w:r>
-        <w:t xml:space="preserve"> - уязвимость/несоответствие присутствует, </w:t>
-      </w:r>
-      <w:proofErr w:type="spellStart"/>
-      <w:r>
-        <w:t>false</w:t>
-      </w:r>
-      <w:proofErr w:type="spellEnd"/>
-      <w:r>
-        <w:t xml:space="preserve"> - уязвимость/несоответствие отсутствует, </w:t>
-      </w:r>
-      <w:proofErr w:type="spellStart"/>
-      <w:r>
-        <w:t>unknown</w:t>
-      </w:r>
-      <w:proofErr w:type="spellEnd"/>
-      <w:r>
-        <w:t>/</w:t>
-      </w:r>
-      <w:proofErr w:type="spellStart"/>
-      <w:r>
-        <w:t>error</w:t>
-      </w:r>
-      <w:proofErr w:type="spellEnd"/>
-      <w:r>
-        <w:t>/</w:t>
-      </w:r>
-      <w:proofErr w:type="spellStart"/>
-      <w:r>
-        <w:t>not_applicable</w:t>
-      </w:r>
-      <w:proofErr w:type="spellEnd"/>
-      <w:r>
-        <w:t xml:space="preserve"> - невозможность или неприменимость проверки.</w:t>
+        <w:t>,unknown,error,not_applicable}, где true - уязвимость/несоответствие присутствует, false - уязвимость/несоответствие отсутствует, unknown/error/not_applicable - невозможность или неприменимость проверки.</w:t>
       </w:r>
     </w:p>
     <w:p>
@@ -6047,147 +5035,73 @@
         <w:t>-</w:t>
       </w:r>
       <w:r>
-        <w:t xml:space="preserve"> Результаты при проведении проверки по XCCDF: для каждого правила </w:t>
-      </w:r>
-      <w:proofErr w:type="spellStart"/>
-      <w:r>
-        <w:t>ri</w:t>
-      </w:r>
-      <w:proofErr w:type="spellEnd"/>
-      <w:r>
-        <w:t xml:space="preserve"> вычисляется статус </w:t>
-      </w:r>
-      <w:proofErr w:type="spellStart"/>
-      <w:r>
-        <w:t>Result_XCCDF</w:t>
-      </w:r>
-      <w:proofErr w:type="spellEnd"/>
+        <w:t xml:space="preserve"> Результаты при проведении проверки по XCCDF: для каждого правила ri вычисляется статус Result_XCCDF </w:t>
+      </w:r>
+      <w:r>
+        <w:rPr>
+          <w:rFonts w:ascii="Cambria Math" w:hAnsi="Cambria Math" w:cs="Cambria Math"/>
+        </w:rPr>
+        <w:t>∈</w:t>
+      </w:r>
+      <w:r>
+        <w:t xml:space="preserve"> {</w:t>
+      </w:r>
+      <w:proofErr w:type="gramStart"/>
+      <w:r>
+        <w:t>pass,fail</w:t>
+      </w:r>
+      <w:proofErr w:type="gramEnd"/>
+      <w:r>
+        <w:t>,not_checked,not_applicable,error}, где pass - правило успешно выполнилось, fail - правило выполнилось не успешно, not_checked,not_applicable,error - невозможность или неприменимость проверки</w:t>
+      </w:r>
+      <w:r>
+        <w:t>,</w:t>
+      </w:r>
       <w:r>
         <w:t xml:space="preserve"> </w:t>
       </w:r>
       <w:r>
         <w:rPr>
-          <w:rFonts w:ascii="Cambria Math" w:hAnsi="Cambria Math" w:cs="Cambria Math"/>
-        </w:rPr>
-        <w:t>∈</w:t>
-      </w:r>
-      <w:r>
-        <w:t xml:space="preserve"> {</w:t>
-      </w:r>
-      <w:proofErr w:type="spellStart"/>
-      <w:proofErr w:type="gramStart"/>
-      <w:r>
-        <w:t>pass,fail</w:t>
-      </w:r>
-      <w:proofErr w:type="gramEnd"/>
-      <w:r>
-        <w:t>,not_checked,not_applicable,error</w:t>
-      </w:r>
-      <w:proofErr w:type="spellEnd"/>
-      <w:r>
-        <w:t xml:space="preserve">}, где </w:t>
-      </w:r>
-      <w:proofErr w:type="spellStart"/>
-      <w:r>
-        <w:t>pass</w:t>
-      </w:r>
-      <w:proofErr w:type="spellEnd"/>
-      <w:r>
-        <w:t xml:space="preserve"> - правило успешно выполнилось, </w:t>
-      </w:r>
-      <w:proofErr w:type="spellStart"/>
-      <w:r>
-        <w:t>fail</w:t>
-      </w:r>
-      <w:proofErr w:type="spellEnd"/>
-      <w:r>
-        <w:t xml:space="preserve"> - правило выполнилось не успешно, </w:t>
-      </w:r>
-      <w:proofErr w:type="spellStart"/>
-      <w:r>
-        <w:t>not_checked,not_applicable,error</w:t>
-      </w:r>
-      <w:proofErr w:type="spellEnd"/>
-      <w:r>
-        <w:t xml:space="preserve"> - невозможность или неприменимость проверки</w:t>
-      </w:r>
-      <w:r>
-        <w:t>,</w:t>
+          <w:lang w:val="en-US"/>
+        </w:rPr>
+        <w:t>not</w:t>
+      </w:r>
+      <w:r>
+        <w:t>_</w:t>
+      </w:r>
+      <w:r>
+        <w:rPr>
+          <w:lang w:val="en-US"/>
+        </w:rPr>
+        <w:t>selected</w:t>
       </w:r>
       <w:r>
         <w:t xml:space="preserve"> </w:t>
       </w:r>
       <w:r>
-        <w:rPr>
-          <w:lang w:val="en-US"/>
-        </w:rPr>
-        <w:t>not</w:t>
-      </w:r>
-      <w:r>
-        <w:t>_</w:t>
-      </w:r>
-      <w:r>
-        <w:rPr>
-          <w:lang w:val="en-US"/>
-        </w:rPr>
-        <w:t>selected</w:t>
+        <w:t>–</w:t>
       </w:r>
       <w:r>
         <w:t xml:space="preserve"> </w:t>
       </w:r>
       <w:r>
-        <w:t>–</w:t>
+        <w:t xml:space="preserve">правило не было выбрано в </w:t>
+      </w:r>
+      <w:r>
+        <w:rPr>
+          <w:lang w:val="en-US"/>
+        </w:rPr>
+        <w:t>XCCDF</w:t>
       </w:r>
       <w:r>
         <w:t xml:space="preserve"> </w:t>
       </w:r>
       <w:r>
-        <w:t xml:space="preserve">правило не было выбрано в </w:t>
-      </w:r>
-      <w:r>
-        <w:rPr>
-          <w:lang w:val="en-US"/>
-        </w:rPr>
-        <w:t>XCCDF</w:t>
-      </w:r>
-      <w:r>
-        <w:t xml:space="preserve"> </w:t>
-      </w:r>
-      <w:r>
         <w:t xml:space="preserve">профиле. </w:t>
       </w:r>
       <w:r>
-        <w:t xml:space="preserve">При включённом </w:t>
-      </w:r>
-      <w:proofErr w:type="spellStart"/>
-      <w:r>
-        <w:t>remediation</w:t>
-      </w:r>
-      <w:proofErr w:type="spellEnd"/>
-      <w:r>
-        <w:t xml:space="preserve"> для каждого </w:t>
-      </w:r>
-      <w:proofErr w:type="spellStart"/>
-      <w:r>
-        <w:t>fail</w:t>
-      </w:r>
-      <w:proofErr w:type="spellEnd"/>
-      <w:r>
-        <w:t xml:space="preserve"> </w:t>
-      </w:r>
-      <w:proofErr w:type="spellStart"/>
-      <w:r>
-        <w:t>ri</w:t>
-      </w:r>
-      <w:proofErr w:type="spellEnd"/>
-      <w:r>
-        <w:t xml:space="preserve"> выполняется </w:t>
-      </w:r>
-      <w:proofErr w:type="spellStart"/>
-      <w:r>
-        <w:t>rdi</w:t>
-      </w:r>
-      <w:proofErr w:type="spellEnd"/>
+        <w:t>При включённом remediation для каждого fail ri выполняется rdi</w:t>
+      </w:r>
     </w:p>
     <w:p>
       <w:pPr>
@@ -6210,23 +5124,7 @@
         <w:t>-</w:t>
       </w:r>
       <w:r>
-        <w:t xml:space="preserve"> При проверке OVAL-дефиниций Report содержит: </w:t>
-      </w:r>
-      <w:proofErr w:type="spellStart"/>
-      <w:r>
-        <w:t>cve_id</w:t>
-      </w:r>
-      <w:proofErr w:type="spellEnd"/>
-      <w:r>
-        <w:t xml:space="preserve">, </w:t>
-      </w:r>
-      <w:proofErr w:type="spellStart"/>
-      <w:r>
-        <w:t>di</w:t>
-      </w:r>
-      <w:proofErr w:type="spellEnd"/>
-      <w:r>
-        <w:t>, описание уязвимости</w:t>
+        <w:t xml:space="preserve"> При проверке OVAL-дефиниций Report содержит: cve_id, di, описание уязвимости</w:t>
       </w:r>
     </w:p>
     <w:p>
@@ -6253,15 +5151,7 @@
         <w:t>-правил</w:t>
       </w:r>
       <w:r>
-        <w:t xml:space="preserve"> Report содержит: </w:t>
-      </w:r>
-      <w:proofErr w:type="spellStart"/>
-      <w:r>
-        <w:t>XCCDF_rule</w:t>
-      </w:r>
-      <w:proofErr w:type="spellEnd"/>
-      <w:r>
-        <w:t xml:space="preserve">, </w:t>
+        <w:t xml:space="preserve"> Report содержит: XCCDF_rule, </w:t>
       </w:r>
       <w:r>
         <w:rPr>
@@ -6342,11 +5232,9 @@
       <w:r>
         <w:t xml:space="preserve">2. </w:t>
       </w:r>
-      <w:proofErr w:type="spellStart"/>
       <w:r>
         <w:t>Патчинг</w:t>
       </w:r>
-      <w:proofErr w:type="spellEnd"/>
       <w:r>
         <w:t xml:space="preserve"> (при необходимости): если контент содержит идентификаторы платформы, не совпадающие с целевой системой, </w:t>
       </w:r>
@@ -6376,36 +5264,15 @@
         <w:jc w:val="both"/>
       </w:pPr>
       <w:r>
-        <w:t xml:space="preserve">3. Выполнение OVAL-проверок: для каждой дефиниции </w:t>
-      </w:r>
-      <w:proofErr w:type="spellStart"/>
-      <w:r>
-        <w:t>di</w:t>
-      </w:r>
-      <w:proofErr w:type="spellEnd"/>
-      <w:r>
-        <w:t xml:space="preserve"> вычисляются требуемые свойства системы (версии, параметры, состояния объектов), после чего определяется </w:t>
-      </w:r>
-      <w:proofErr w:type="spellStart"/>
-      <w:r>
-        <w:t>Result_</w:t>
+        <w:t>3. Выполнение OVAL-проверок: для каждой дефиниции di вычисляются требуемые свойства системы (версии, параметры, состояния объектов), после чего определяется Result_</w:t>
       </w:r>
       <w:proofErr w:type="gramStart"/>
       <w:r>
-        <w:t>OVAL</w:t>
-      </w:r>
-      <w:proofErr w:type="spellEnd"/>
-      <w:r>
-        <w:t>(</w:t>
-      </w:r>
-      <w:proofErr w:type="spellStart"/>
+        <w:t>OVAL(</w:t>
+      </w:r>
       <w:proofErr w:type="gramEnd"/>
       <w:r>
-        <w:t>di</w:t>
-      </w:r>
-      <w:proofErr w:type="spellEnd"/>
-      <w:r>
-        <w:t>)</w:t>
+        <w:t>di)</w:t>
       </w:r>
     </w:p>
     <w:p>
@@ -6415,108 +5282,62 @@
         <w:jc w:val="both"/>
       </w:pPr>
       <w:r>
-        <w:t xml:space="preserve">4. Выполнение XCCDF-проверок: на основе выбранного профиля вычисляется результат для каждого правила </w:t>
-      </w:r>
-      <w:proofErr w:type="spellStart"/>
+        <w:t>4. Выполнение XCCDF-проверок: на основе выбранного профиля вычисляется результат для каждого правила ri, после чего определяется Result_</w:t>
+      </w:r>
+      <w:proofErr w:type="gramStart"/>
+      <w:r>
+        <w:t>XCCDF(</w:t>
+      </w:r>
+      <w:proofErr w:type="gramEnd"/>
+      <w:r>
+        <w:t xml:space="preserve">ri). Если включен remediation </w:t>
+      </w:r>
+      <w:r>
+        <w:t xml:space="preserve">и </w:t>
+      </w:r>
+      <w:r>
+        <w:t>Result_</w:t>
+      </w:r>
+      <w:proofErr w:type="gramStart"/>
+      <w:r>
+        <w:t>XCCDF(</w:t>
+      </w:r>
+      <w:proofErr w:type="gramEnd"/>
       <w:r>
         <w:t>ri</w:t>
       </w:r>
-      <w:proofErr w:type="spellEnd"/>
-      <w:r>
-        <w:t xml:space="preserve">, после чего определяется </w:t>
-      </w:r>
-      <w:proofErr w:type="spellStart"/>
-      <w:r>
-        <w:t>Result_</w:t>
-      </w:r>
-      <w:proofErr w:type="gramStart"/>
-      <w:r>
-        <w:t>XCCDF</w:t>
-      </w:r>
-      <w:proofErr w:type="spellEnd"/>
-      <w:r>
-        <w:t>(</w:t>
-      </w:r>
-      <w:proofErr w:type="spellStart"/>
-      <w:proofErr w:type="gramEnd"/>
-      <w:r>
-        <w:t>ri</w:t>
-      </w:r>
-      <w:proofErr w:type="spellEnd"/>
-      <w:r>
-        <w:t xml:space="preserve">). Если включен </w:t>
-      </w:r>
-      <w:proofErr w:type="spellStart"/>
-      <w:r>
-        <w:t>remediation</w:t>
-      </w:r>
-      <w:proofErr w:type="spellEnd"/>
+      <w:r>
+        <w:t xml:space="preserve">) </w:t>
+      </w:r>
+      <w:r>
+        <w:t xml:space="preserve">для отдельного правила вернул </w:t>
+      </w:r>
+      <w:r>
+        <w:rPr>
+          <w:lang w:val="en-US"/>
+        </w:rPr>
+        <w:t>fail</w:t>
+      </w:r>
       <w:r>
         <w:t xml:space="preserve"> </w:t>
       </w:r>
       <w:r>
-        <w:t xml:space="preserve">и </w:t>
-      </w:r>
-      <w:proofErr w:type="spellStart"/>
-      <w:r>
-        <w:t>Result_</w:t>
-      </w:r>
-      <w:proofErr w:type="gramStart"/>
-      <w:r>
-        <w:t>XCCDF</w:t>
-      </w:r>
-      <w:proofErr w:type="spellEnd"/>
-      <w:r>
-        <w:t>(</w:t>
-      </w:r>
-      <w:proofErr w:type="spellStart"/>
-      <w:proofErr w:type="gramEnd"/>
-      <w:r>
-        <w:t>ri</w:t>
-      </w:r>
-      <w:proofErr w:type="spellEnd"/>
-      <w:r>
-        <w:t xml:space="preserve">) </w:t>
-      </w:r>
-      <w:r>
-        <w:t xml:space="preserve">для отдельного правила вернул </w:t>
-      </w:r>
-      <w:r>
-        <w:rPr>
-          <w:lang w:val="en-US"/>
-        </w:rPr>
-        <w:t>fail</w:t>
+        <w:t>–</w:t>
       </w:r>
       <w:r>
         <w:t xml:space="preserve"> </w:t>
       </w:r>
       <w:r>
-        <w:t>–</w:t>
-      </w:r>
-      <w:r>
-        <w:t xml:space="preserve"> </w:t>
-      </w:r>
-      <w:r>
         <w:t xml:space="preserve">выполняется </w:t>
       </w:r>
-      <w:proofErr w:type="spellStart"/>
       <w:r>
         <w:rPr>
           <w:lang w:val="en-US"/>
         </w:rPr>
         <w:t>rdi</w:t>
       </w:r>
-      <w:proofErr w:type="spellEnd"/>
-      <w:r>
-        <w:t xml:space="preserve"> при наличии </w:t>
-      </w:r>
-      <w:proofErr w:type="spellStart"/>
-      <w:r>
-        <w:t>remediation</w:t>
-      </w:r>
-      <w:proofErr w:type="spellEnd"/>
-      <w:r>
-        <w:t xml:space="preserve"> контента в XCCDF.</w:t>
+      <w:r>
+        <w:t xml:space="preserve"> при наличии remediation контента в XCCDF.</w:t>
       </w:r>
     </w:p>
     <w:p>
@@ -6526,31 +5347,7 @@
         <w:jc w:val="both"/>
       </w:pPr>
       <w:r>
-        <w:t xml:space="preserve">5. Формирование отчёта: результаты </w:t>
-      </w:r>
-      <w:proofErr w:type="spellStart"/>
-      <w:r>
-        <w:t>Result_OVAL</w:t>
-      </w:r>
-      <w:proofErr w:type="spellEnd"/>
-      <w:r>
-        <w:t xml:space="preserve"> и </w:t>
-      </w:r>
-      <w:proofErr w:type="spellStart"/>
-      <w:r>
-        <w:t>Result_XCCDF</w:t>
-      </w:r>
-      <w:proofErr w:type="spellEnd"/>
-      <w:r>
-        <w:t xml:space="preserve"> </w:t>
-      </w:r>
-      <w:proofErr w:type="spellStart"/>
-      <w:r>
-        <w:t>агрегируются</w:t>
-      </w:r>
-      <w:proofErr w:type="spellEnd"/>
-      <w:r>
-        <w:t xml:space="preserve"> и преобразуются в удобный для анализа вид (таблица).</w:t>
+        <w:t>5. Формирование отчёта: результаты Result_OVAL и Result_XCCDF агрегируются и преобразуются в удобный для анализа вид (таблица).</w:t>
       </w:r>
     </w:p>
     <w:p>
@@ -6560,15 +5357,7 @@
         <w:jc w:val="both"/>
       </w:pPr>
       <w:r>
-        <w:t xml:space="preserve">6. Вывод пользователю: отчёт предоставляется пользователю в </w:t>
-      </w:r>
-      <w:proofErr w:type="spellStart"/>
-      <w:r>
-        <w:t>человекочитаемом</w:t>
-      </w:r>
-      <w:proofErr w:type="spellEnd"/>
-      <w:r>
-        <w:t xml:space="preserve"> виде внутри интерфейса программы.</w:t>
+        <w:t>6. Вывод пользователю: отчёт предоставляется пользователю в человекочитаемом виде внутри интерфейса программы.</w:t>
       </w:r>
     </w:p>
     <w:p>
@@ -6668,23 +5457,7 @@
         <w:t xml:space="preserve"> </w:t>
       </w:r>
       <w:r>
-        <w:t>результат в виде таблицы: идентификаторы CVE, статусы (</w:t>
-      </w:r>
-      <w:proofErr w:type="spellStart"/>
-      <w:r>
-        <w:t>true</w:t>
-      </w:r>
-      <w:proofErr w:type="spellEnd"/>
-      <w:r>
-        <w:t>/</w:t>
-      </w:r>
-      <w:proofErr w:type="spellStart"/>
-      <w:r>
-        <w:t>false</w:t>
-      </w:r>
-      <w:proofErr w:type="spellEnd"/>
-      <w:r>
-        <w:t xml:space="preserve"> и т.д.), описания CVE.</w:t>
+        <w:t>результат в виде таблицы: идентификаторы CVE, статусы (true/false и т.д.), описания CVE.</w:t>
       </w:r>
     </w:p>
     <w:p>
@@ -6694,15 +5467,7 @@
         <w:jc w:val="both"/>
       </w:pPr>
       <w:r>
-        <w:t xml:space="preserve">Режим 2: Проверка по запросу (XCCDF + </w:t>
-      </w:r>
-      <w:proofErr w:type="spellStart"/>
-      <w:r>
-        <w:t>remediation</w:t>
-      </w:r>
-      <w:proofErr w:type="spellEnd"/>
-      <w:r>
-        <w:t xml:space="preserve">) </w:t>
+        <w:t xml:space="preserve">Режим 2: Проверка по запросу (XCCDF + remediation) </w:t>
       </w:r>
     </w:p>
     <w:p>
@@ -6755,19 +5520,15 @@
       <w:r>
         <w:t>2. Адаптация (</w:t>
       </w:r>
-      <w:proofErr w:type="spellStart"/>
       <w:r>
         <w:t>патчинг</w:t>
       </w:r>
-      <w:proofErr w:type="spellEnd"/>
       <w:r>
         <w:t>). Если выбранный XCCDF-контент предназначен для близкой платформы, но не применяется из-за различающегося идентификатора системы, программа выполняет автоматическую адаптацию контента (</w:t>
       </w:r>
-      <w:proofErr w:type="spellStart"/>
       <w:r>
         <w:t>патчинг</w:t>
       </w:r>
-      <w:proofErr w:type="spellEnd"/>
       <w:r>
         <w:t>), обеспечивая возможность корректного запуска проверок на текущей системе.</w:t>
       </w:r>
@@ -6801,23 +5562,7 @@
         <w:t xml:space="preserve"> </w:t>
       </w:r>
       <w:r>
-        <w:t>результат в виде таблицы: идентификаторы проверок, описания, статусы (</w:t>
-      </w:r>
-      <w:proofErr w:type="spellStart"/>
-      <w:r>
-        <w:t>pass</w:t>
-      </w:r>
-      <w:proofErr w:type="spellEnd"/>
-      <w:r>
-        <w:t>/</w:t>
-      </w:r>
-      <w:proofErr w:type="spellStart"/>
-      <w:r>
-        <w:t>fail</w:t>
-      </w:r>
-      <w:proofErr w:type="spellEnd"/>
-      <w:r>
-        <w:t xml:space="preserve"> и т.д.), важность проверок.</w:t>
+        <w:t>результат в виде таблицы: идентификаторы проверок, описания, статусы (pass/fail и т.д.), важность проверок.</w:t>
       </w:r>
     </w:p>
     <w:p>
@@ -6839,23 +5584,7 @@
         <w:jc w:val="both"/>
       </w:pPr>
       <w:r>
-        <w:t xml:space="preserve">Помимо алгоритмов, взятых из стандартов SCAP, таких как OVAL </w:t>
-      </w:r>
-      <w:proofErr w:type="spellStart"/>
-      <w:r>
-        <w:t>evaluation</w:t>
-      </w:r>
-      <w:proofErr w:type="spellEnd"/>
-      <w:r>
-        <w:t xml:space="preserve"> и XCCDF </w:t>
-      </w:r>
-      <w:proofErr w:type="spellStart"/>
-      <w:r>
-        <w:t>evaluation</w:t>
-      </w:r>
-      <w:proofErr w:type="spellEnd"/>
-      <w:r>
-        <w:t xml:space="preserve"> также стоит рассмотреть несколько других методов анализа системы на небезопасные конфигурации и уязвимости: </w:t>
+        <w:t xml:space="preserve">Помимо алгоритмов, взятых из стандартов SCAP, таких как OVAL evaluation и XCCDF evaluation также стоит рассмотреть несколько других методов анализа системы на небезопасные конфигурации и уязвимости: </w:t>
       </w:r>
     </w:p>
     <w:p>
@@ -6893,47 +5622,7 @@
         <w:t>эти алгоритмы заключаются</w:t>
       </w:r>
       <w:r>
-        <w:t xml:space="preserve"> в наличии политики/профиля требований, для каждого требования запускается проверка состояния, затем </w:t>
-      </w:r>
-      <w:proofErr w:type="spellStart"/>
-      <w:r>
-        <w:t>агрегируются</w:t>
-      </w:r>
-      <w:proofErr w:type="spellEnd"/>
-      <w:r>
-        <w:t xml:space="preserve"> результаты (</w:t>
-      </w:r>
-      <w:proofErr w:type="spellStart"/>
-      <w:r>
-        <w:t>pass</w:t>
-      </w:r>
-      <w:proofErr w:type="spellEnd"/>
-      <w:r>
-        <w:t>/</w:t>
-      </w:r>
-      <w:proofErr w:type="spellStart"/>
-      <w:r>
-        <w:t>fail</w:t>
-      </w:r>
-      <w:proofErr w:type="spellEnd"/>
-      <w:r>
-        <w:t>/</w:t>
-      </w:r>
-      <w:proofErr w:type="spellStart"/>
-      <w:r>
-        <w:t>not</w:t>
-      </w:r>
-      <w:proofErr w:type="spellEnd"/>
-      <w:r>
-        <w:t xml:space="preserve"> </w:t>
-      </w:r>
-      <w:proofErr w:type="spellStart"/>
-      <w:r>
-        <w:t>applicable</w:t>
-      </w:r>
-      <w:proofErr w:type="spellEnd"/>
-      <w:r>
-        <w:t>) и строится отчёт по профилю.</w:t>
+        <w:t xml:space="preserve"> в наличии политики/профиля требований, для каждого требования запускается проверка состояния, затем агрегируются результаты (pass/fail/not applicable) и строится отчёт по профилю.</w:t>
       </w:r>
     </w:p>
     <w:p>
@@ -6972,23 +5661,7 @@
         <w:jc w:val="both"/>
       </w:pPr>
       <w:r>
-        <w:t xml:space="preserve">Проект предназначен для повышения защищённости Linux-систем за счёт регулярного автоматизированного аудита и </w:t>
-      </w:r>
-      <w:proofErr w:type="spellStart"/>
-      <w:r>
-        <w:t>харденинга</w:t>
-      </w:r>
-      <w:proofErr w:type="spellEnd"/>
-      <w:r>
-        <w:t xml:space="preserve"> на основе стандартизированного SCAP-контента. Для формального описания того, какие этапы атаки усложняет </w:t>
-      </w:r>
-      <w:proofErr w:type="spellStart"/>
-      <w:r>
-        <w:t>харденинг</w:t>
-      </w:r>
-      <w:proofErr w:type="spellEnd"/>
-      <w:r>
-        <w:t>, используется структура фреймворка MITRE ATT&amp;CK.</w:t>
+        <w:t>Проект предназначен для повышения защищённости Linux-систем за счёт регулярного автоматизированного аудита и харденинга на основе стандартизированного SCAP-контента. Для формального описания того, какие этапы атаки усложняет харденинг, используется структура фреймворка MITRE ATT&amp;CK.</w:t>
       </w:r>
     </w:p>
     <w:p>
@@ -7015,13 +5688,8 @@
         <w:t xml:space="preserve"> </w:t>
       </w:r>
       <w:r>
-        <w:t xml:space="preserve">Угрозы, использующие публично известные уязвимости и </w:t>
-      </w:r>
-      <w:proofErr w:type="spellStart"/>
-      <w:r>
-        <w:t>мисконфигурации</w:t>
-      </w:r>
-      <w:proofErr w:type="spellEnd"/>
+        <w:t>Угрозы, использующие публично известные уязвимости и мисконфигурации</w:t>
+      </w:r>
       <w:r>
         <w:t>.</w:t>
       </w:r>
@@ -7090,16 +5758,11 @@
       <w:r>
         <w:t xml:space="preserve">ей и </w:t>
       </w:r>
-      <w:proofErr w:type="spellStart"/>
       <w:r>
         <w:t>мисконфигураци</w:t>
       </w:r>
       <w:r>
-        <w:t>й</w:t>
-      </w:r>
-      <w:proofErr w:type="spellEnd"/>
-      <w:r>
-        <w:t>.</w:t>
+        <w:t>й.</w:t>
       </w:r>
     </w:p>
     <w:p>
@@ -7128,23 +5791,7 @@
         <w:jc w:val="both"/>
       </w:pPr>
       <w:r>
-        <w:t xml:space="preserve">Ниже приведены примеры техник MITRE ATT&amp;CK, для которых результаты аудита и </w:t>
-      </w:r>
-      <w:proofErr w:type="spellStart"/>
-      <w:r>
-        <w:t>remediation</w:t>
-      </w:r>
-      <w:proofErr w:type="spellEnd"/>
-      <w:r>
-        <w:t xml:space="preserve"> по SCAP-контенту выступают превентивной контрмерой (через </w:t>
-      </w:r>
-      <w:proofErr w:type="spellStart"/>
-      <w:r>
-        <w:t>хардениг</w:t>
-      </w:r>
-      <w:proofErr w:type="spellEnd"/>
-      <w:r>
-        <w:t xml:space="preserve"> и устранение условий атаки):</w:t>
+        <w:t>Ниже приведены примеры техник MITRE ATT&amp;CK, для которых результаты аудита и remediation по SCAP-контенту выступают превентивной контрмерой (через хардениг и устранение условий атаки):</w:t>
       </w:r>
     </w:p>
     <w:p>
@@ -7189,15 +5836,7 @@
         <w:jc w:val="both"/>
       </w:pPr>
       <w:r>
-        <w:t xml:space="preserve">Как противодействует проект: проверяет состояние системы и конфигураций по OVAL/XCCDF (версии, параметры, настройки сервисов) и применяет </w:t>
-      </w:r>
-      <w:proofErr w:type="spellStart"/>
-      <w:r>
-        <w:t>remediation</w:t>
-      </w:r>
-      <w:proofErr w:type="spellEnd"/>
-      <w:r>
-        <w:t>, уменьшая вероятность наличия уязвимых/небезопасно настроенных компонентов на хосте</w:t>
+        <w:t>Как противодействует проект: проверяет состояние системы и конфигураций по OVAL/XCCDF (версии, параметры, настройки сервисов) и применяет remediation, уменьшая вероятность наличия уязвимых/небезопасно настроенных компонентов на хосте</w:t>
       </w:r>
       <w:r>
         <w:t>.</w:t>
@@ -7222,65 +5861,8 @@
           <w:b/>
           <w:bCs/>
         </w:rPr>
-        <w:t xml:space="preserve">T1068: </w:t>
-      </w:r>
-      <w:proofErr w:type="spellStart"/>
-      <w:r>
-        <w:rPr>
-          <w:b/>
-          <w:bCs/>
-        </w:rPr>
-        <w:t>Exploitation</w:t>
-      </w:r>
-      <w:proofErr w:type="spellEnd"/>
-      <w:r>
-        <w:rPr>
-          <w:b/>
-          <w:bCs/>
-        </w:rPr>
-        <w:t xml:space="preserve"> </w:t>
-      </w:r>
-      <w:proofErr w:type="spellStart"/>
-      <w:r>
-        <w:rPr>
-          <w:b/>
-          <w:bCs/>
-        </w:rPr>
-        <w:t>for</w:t>
-      </w:r>
-      <w:proofErr w:type="spellEnd"/>
-      <w:r>
-        <w:rPr>
-          <w:b/>
-          <w:bCs/>
-        </w:rPr>
-        <w:t xml:space="preserve"> </w:t>
-      </w:r>
-      <w:proofErr w:type="spellStart"/>
-      <w:r>
-        <w:rPr>
-          <w:b/>
-          <w:bCs/>
-        </w:rPr>
-        <w:t>Privilege</w:t>
-      </w:r>
-      <w:proofErr w:type="spellEnd"/>
-      <w:r>
-        <w:rPr>
-          <w:b/>
-          <w:bCs/>
-        </w:rPr>
-        <w:t xml:space="preserve"> </w:t>
-      </w:r>
-      <w:proofErr w:type="spellStart"/>
-      <w:r>
-        <w:rPr>
-          <w:b/>
-          <w:bCs/>
-        </w:rPr>
-        <w:t>Escalation</w:t>
-      </w:r>
-      <w:proofErr w:type="spellEnd"/>
+        <w:t>T1068: Exploitation for Privilege Escalation</w:t>
+      </w:r>
     </w:p>
     <w:p>
       <w:pPr>
@@ -7346,15 +5928,7 @@
         <w:jc w:val="both"/>
       </w:pPr>
       <w:r>
-        <w:t xml:space="preserve">Что соответствует: злоумышленник отключает или изменяет правила системного </w:t>
-      </w:r>
-      <w:proofErr w:type="spellStart"/>
-      <w:r>
-        <w:t>файрвола</w:t>
-      </w:r>
-      <w:proofErr w:type="spellEnd"/>
-      <w:r>
-        <w:t>, чтобы обойти ограничения сетевого трафика.</w:t>
+        <w:t>Что соответствует: злоумышленник отключает или изменяет правила системного файрвола, чтобы обойти ограничения сетевого трафика.</w:t>
       </w:r>
     </w:p>
     <w:p>
@@ -7364,23 +5938,7 @@
         <w:jc w:val="both"/>
       </w:pPr>
       <w:r>
-        <w:t xml:space="preserve">Как противодействует проект: через SCAP-контент выполняет аудит состояния </w:t>
-      </w:r>
-      <w:proofErr w:type="spellStart"/>
-      <w:r>
-        <w:t>файрвола</w:t>
-      </w:r>
-      <w:proofErr w:type="spellEnd"/>
-      <w:r>
-        <w:t xml:space="preserve"> и правил (включён ли сервис, разрешённые сервисы/порты и т.д.) и применяет </w:t>
-      </w:r>
-      <w:proofErr w:type="spellStart"/>
-      <w:r>
-        <w:t>remediation</w:t>
-      </w:r>
-      <w:proofErr w:type="spellEnd"/>
-      <w:r>
-        <w:t>, возвращая конфигурации к заданным стандартам.</w:t>
+        <w:t>Как противодействует проект: через SCAP-контент выполняет аудит состояния файрвола и правил (включён ли сервис, разрешённые сервисы/порты и т.д.) и применяет remediation, возвращая конфигурации к заданным стандартам.</w:t>
       </w:r>
     </w:p>
     <w:p>
@@ -7404,101 +5962,41 @@
           <w:bCs/>
           <w:lang w:val="en-US"/>
         </w:rPr>
-        <w:t xml:space="preserve">T1548.003 — Abuse Elevation Control Mechanism: </w:t>
-      </w:r>
-      <w:proofErr w:type="spellStart"/>
+        <w:t>T1548.003 — Abuse Elevation Control Mechanism: Sudo and Sudo Caching</w:t>
+      </w:r>
+    </w:p>
+    <w:p>
+      <w:pPr>
+        <w:pStyle w:val="ac"/>
+        <w:spacing w:line="360" w:lineRule="auto"/>
+        <w:jc w:val="both"/>
+      </w:pPr>
       <w:r>
         <w:rPr>
           <w:b/>
           <w:bCs/>
-          <w:lang w:val="en-US"/>
-        </w:rPr>
-        <w:t>Sudo</w:t>
-      </w:r>
-      <w:proofErr w:type="spellEnd"/>
+        </w:rPr>
+        <w:t>Что соответствует:</w:t>
+      </w:r>
+      <w:r>
+        <w:t xml:space="preserve"> злоумышленник использует особенности sudo и настройки sudoers, чтобы выполнить команды от имени другого пользователя или запустить процессы с более высокими привилегиями.</w:t>
+      </w:r>
+    </w:p>
+    <w:p>
+      <w:pPr>
+        <w:pStyle w:val="ac"/>
+        <w:spacing w:line="360" w:lineRule="auto"/>
+        <w:jc w:val="both"/>
+      </w:pPr>
       <w:r>
         <w:rPr>
           <w:b/>
           <w:bCs/>
-          <w:lang w:val="en-US"/>
-        </w:rPr>
-        <w:t xml:space="preserve"> and </w:t>
-      </w:r>
-      <w:proofErr w:type="spellStart"/>
-      <w:r>
-        <w:rPr>
-          <w:b/>
-          <w:bCs/>
-          <w:lang w:val="en-US"/>
-        </w:rPr>
-        <w:t>Sudo</w:t>
-      </w:r>
-      <w:proofErr w:type="spellEnd"/>
-      <w:r>
-        <w:rPr>
-          <w:b/>
-          <w:bCs/>
-          <w:lang w:val="en-US"/>
-        </w:rPr>
-        <w:t xml:space="preserve"> Caching</w:t>
-      </w:r>
-    </w:p>
-    <w:p>
-      <w:pPr>
-        <w:pStyle w:val="ac"/>
-        <w:spacing w:line="360" w:lineRule="auto"/>
-        <w:jc w:val="both"/>
-      </w:pPr>
-      <w:r>
-        <w:rPr>
-          <w:b/>
-          <w:bCs/>
-        </w:rPr>
-        <w:t>Что соответствует:</w:t>
-      </w:r>
-      <w:r>
-        <w:t xml:space="preserve"> злоумышленник использует особенности </w:t>
-      </w:r>
-      <w:proofErr w:type="spellStart"/>
-      <w:r>
-        <w:t>sudo</w:t>
-      </w:r>
-      <w:proofErr w:type="spellEnd"/>
-      <w:r>
-        <w:t xml:space="preserve"> и настройки </w:t>
-      </w:r>
-      <w:proofErr w:type="spellStart"/>
-      <w:r>
-        <w:t>sudoers</w:t>
-      </w:r>
-      <w:proofErr w:type="spellEnd"/>
-      <w:r>
-        <w:t>, чтобы выполнить команды от имени другого пользователя или запустить процессы с более высокими привилегиями.</w:t>
-      </w:r>
-    </w:p>
-    <w:p>
-      <w:pPr>
-        <w:pStyle w:val="ac"/>
-        <w:spacing w:line="360" w:lineRule="auto"/>
-        <w:jc w:val="both"/>
-      </w:pPr>
-      <w:r>
-        <w:rPr>
-          <w:b/>
-          <w:bCs/>
         </w:rPr>
         <w:t>Как противодействует проект:</w:t>
       </w:r>
       <w:r>
-        <w:t xml:space="preserve"> через SCAP-контент проверяет и исправляет конфигурацию </w:t>
-      </w:r>
-      <w:proofErr w:type="spellStart"/>
-      <w:r>
-        <w:t>sudo</w:t>
-      </w:r>
-      <w:proofErr w:type="spellEnd"/>
-      <w:r>
-        <w:t xml:space="preserve">. </w:t>
+        <w:t xml:space="preserve"> через SCAP-контент проверяет и исправляет конфигурацию sudo. </w:t>
       </w:r>
     </w:p>
     <w:p>
@@ -7592,43 +6090,7 @@
           <w:szCs w:val="24"/>
           <w:lang w:eastAsia="ru-RU"/>
         </w:rPr>
-        <w:t xml:space="preserve">Разрабатываемая программа является превентивной мерой: за счет автоматизированного аудита и </w:t>
-      </w:r>
-      <w:proofErr w:type="spellStart"/>
-      <w:r>
-        <w:rPr>
-          <w:rFonts w:eastAsia="Times New Roman" w:cs="Times New Roman"/>
-          <w:szCs w:val="24"/>
-          <w:lang w:eastAsia="ru-RU"/>
-        </w:rPr>
-        <w:t>харденинга</w:t>
-      </w:r>
-      <w:proofErr w:type="spellEnd"/>
-      <w:r>
-        <w:rPr>
-          <w:rFonts w:eastAsia="Times New Roman" w:cs="Times New Roman"/>
-          <w:szCs w:val="24"/>
-          <w:lang w:eastAsia="ru-RU"/>
-        </w:rPr>
-        <w:t xml:space="preserve"> программа устраняет уязвимости и </w:t>
-      </w:r>
-      <w:proofErr w:type="spellStart"/>
-      <w:r>
-        <w:rPr>
-          <w:rFonts w:eastAsia="Times New Roman" w:cs="Times New Roman"/>
-          <w:szCs w:val="24"/>
-          <w:lang w:eastAsia="ru-RU"/>
-        </w:rPr>
-        <w:t>мисконфигурации</w:t>
-      </w:r>
-      <w:proofErr w:type="spellEnd"/>
-      <w:r>
-        <w:rPr>
-          <w:rFonts w:eastAsia="Times New Roman" w:cs="Times New Roman"/>
-          <w:szCs w:val="24"/>
-          <w:lang w:eastAsia="ru-RU"/>
-        </w:rPr>
-        <w:t xml:space="preserve">, </w:t>
+        <w:t xml:space="preserve">Разрабатываемая программа является превентивной мерой: за счет автоматизированного аудита и харденинга программа устраняет уязвимости и мисконфигурации, </w:t>
       </w:r>
       <w:r>
         <w:rPr>
@@ -7745,43 +6207,7 @@
           <w:szCs w:val="24"/>
           <w:lang w:val="en-US" w:eastAsia="ru-RU"/>
         </w:rPr>
-        <w:t xml:space="preserve"> (T1068-Exploitation for Privilege Escalation, T1548.003-Abuse Elevation Control Mechanism: </w:t>
-      </w:r>
-      <w:proofErr w:type="spellStart"/>
-      <w:r>
-        <w:rPr>
-          <w:rFonts w:eastAsia="Times New Roman" w:cs="Times New Roman"/>
-          <w:szCs w:val="24"/>
-          <w:lang w:val="en-US" w:eastAsia="ru-RU"/>
-        </w:rPr>
-        <w:t>Sudo</w:t>
-      </w:r>
-      <w:proofErr w:type="spellEnd"/>
-      <w:r>
-        <w:rPr>
-          <w:rFonts w:eastAsia="Times New Roman" w:cs="Times New Roman"/>
-          <w:szCs w:val="24"/>
-          <w:lang w:val="en-US" w:eastAsia="ru-RU"/>
-        </w:rPr>
-        <w:t xml:space="preserve"> and </w:t>
-      </w:r>
-      <w:proofErr w:type="spellStart"/>
-      <w:r>
-        <w:rPr>
-          <w:rFonts w:eastAsia="Times New Roman" w:cs="Times New Roman"/>
-          <w:szCs w:val="24"/>
-          <w:lang w:val="en-US" w:eastAsia="ru-RU"/>
-        </w:rPr>
-        <w:t>Sudo</w:t>
-      </w:r>
-      <w:proofErr w:type="spellEnd"/>
-      <w:r>
-        <w:rPr>
-          <w:rFonts w:eastAsia="Times New Roman" w:cs="Times New Roman"/>
-          <w:szCs w:val="24"/>
-          <w:lang w:val="en-US" w:eastAsia="ru-RU"/>
-        </w:rPr>
-        <w:t xml:space="preserve"> Caching)</w:t>
+        <w:t xml:space="preserve"> (T1068-Exploitation for Privilege Escalation, T1548.003-Abuse Elevation Control Mechanism: Sudo and Sudo Caching)</w:t>
       </w:r>
     </w:p>
     <w:p>
@@ -7819,43 +6245,7 @@
           <w:szCs w:val="24"/>
           <w:lang w:val="en-US" w:eastAsia="ru-RU"/>
         </w:rPr>
-        <w:t xml:space="preserve"> (T1548.003-Abuse Elevation Control Mechanism: </w:t>
-      </w:r>
-      <w:proofErr w:type="spellStart"/>
-      <w:r>
-        <w:rPr>
-          <w:rFonts w:eastAsia="Times New Roman" w:cs="Times New Roman"/>
-          <w:szCs w:val="24"/>
-          <w:lang w:val="en-US" w:eastAsia="ru-RU"/>
-        </w:rPr>
-        <w:t>Sudo</w:t>
-      </w:r>
-      <w:proofErr w:type="spellEnd"/>
-      <w:r>
-        <w:rPr>
-          <w:rFonts w:eastAsia="Times New Roman" w:cs="Times New Roman"/>
-          <w:szCs w:val="24"/>
-          <w:lang w:val="en-US" w:eastAsia="ru-RU"/>
-        </w:rPr>
-        <w:t xml:space="preserve"> and </w:t>
-      </w:r>
-      <w:proofErr w:type="spellStart"/>
-      <w:r>
-        <w:rPr>
-          <w:rFonts w:eastAsia="Times New Roman" w:cs="Times New Roman"/>
-          <w:szCs w:val="24"/>
-          <w:lang w:val="en-US" w:eastAsia="ru-RU"/>
-        </w:rPr>
-        <w:t>Sudo</w:t>
-      </w:r>
-      <w:proofErr w:type="spellEnd"/>
-      <w:r>
-        <w:rPr>
-          <w:rFonts w:eastAsia="Times New Roman" w:cs="Times New Roman"/>
-          <w:szCs w:val="24"/>
-          <w:lang w:val="en-US" w:eastAsia="ru-RU"/>
-        </w:rPr>
-        <w:t xml:space="preserve"> Caching, T1562.004-Impair Defenses: Disable or Modify System Firewall)</w:t>
+        <w:t xml:space="preserve"> (T1548.003-Abuse Elevation Control Mechanism: Sudo and Sudo Caching, T1562.004-Impair Defenses: Disable or Modify System Firewall)</w:t>
       </w:r>
     </w:p>
     <w:p>
@@ -7905,31 +6295,7 @@
         <w:ind w:firstLine="708"/>
       </w:pPr>
       <w:r>
-        <w:t xml:space="preserve">Разрабатываемое программное средство предназначено для автоматизации аудита и </w:t>
-      </w:r>
-      <w:proofErr w:type="spellStart"/>
-      <w:r>
-        <w:t>харденинга</w:t>
-      </w:r>
-      <w:proofErr w:type="spellEnd"/>
-      <w:r>
-        <w:t xml:space="preserve"> операционной системы с использованием открытых стандартов SCAP. Его применение позволяет упростить и ускорить нахождение уязвимостей и </w:t>
-      </w:r>
-      <w:proofErr w:type="spellStart"/>
-      <w:r>
-        <w:t>мисконфигураций</w:t>
-      </w:r>
-      <w:proofErr w:type="spellEnd"/>
-      <w:r>
-        <w:t xml:space="preserve">, обеспечить воспроизводимость результатов проверки и переносимость контента между дистрибутивами и инструментами. В отличие от решений, основанных на проприетарных базах и закрытых форматах, проектная программа опирается на SCAP-контент (OVAL, XCCDF, </w:t>
-      </w:r>
-      <w:proofErr w:type="spellStart"/>
-      <w:r>
-        <w:t>DataStream</w:t>
-      </w:r>
-      <w:proofErr w:type="spellEnd"/>
-      <w:r>
-        <w:t>) как на стандартизированный способ описания правил аудита и устранения найденных несоответствий.</w:t>
+        <w:t>Разрабатываемое программное средство предназначено для автоматизации аудита и харденинга операционной системы с использованием открытых стандартов SCAP. Его применение позволяет упростить и ускорить нахождение уязвимостей и мисконфигураций, обеспечить воспроизводимость результатов проверки и переносимость контента между дистрибутивами и инструментами. В отличие от решений, основанных на проприетарных базах и закрытых форматах, проектная программа опирается на SCAP-контент (OVAL, XCCDF, DataStream) как на стандартизированный способ описания правил аудита и устранения найденных несоответствий.</w:t>
       </w:r>
     </w:p>
     <w:p>
@@ -7959,13 +6325,8 @@
         <w:t>Разработать программное средство для автоматизированной проверки</w:t>
       </w:r>
       <w:r>
-        <w:t xml:space="preserve"> системы на наличие уязвимостей и </w:t>
-      </w:r>
-      <w:proofErr w:type="spellStart"/>
-      <w:r>
-        <w:t>мисконфигураций</w:t>
-      </w:r>
-      <w:proofErr w:type="spellEnd"/>
+        <w:t xml:space="preserve"> системы на наличие уязвимостей и мисконфигураций</w:t>
+      </w:r>
       <w:r>
         <w:t xml:space="preserve"> на основе стандартизированного SCAP-контента (OVAL/XCCDF</w:t>
       </w:r>
@@ -7979,15 +6340,7 @@
         <w:t>DS</w:t>
       </w:r>
       <w:r>
-        <w:t>), с формированием табличного и обычного отчёта и возможностью автоматического устранения несоответствий (</w:t>
-      </w:r>
-      <w:proofErr w:type="spellStart"/>
-      <w:r>
-        <w:t>remediation</w:t>
-      </w:r>
-      <w:proofErr w:type="spellEnd"/>
-      <w:r>
-        <w:t>).</w:t>
+        <w:t>), с формированием табличного и обычного отчёта и возможностью автоматического устранения несоответствий (remediation).</w:t>
       </w:r>
     </w:p>
     <w:p>
@@ -8065,13 +6418,8 @@
         <w:t xml:space="preserve">Реализовать механизм </w:t>
       </w:r>
       <w:r>
-        <w:t xml:space="preserve">автоматического </w:t>
-      </w:r>
-      <w:proofErr w:type="spellStart"/>
-      <w:r>
-        <w:t>патчинга</w:t>
-      </w:r>
-      <w:proofErr w:type="spellEnd"/>
+        <w:t>автоматического патчинга</w:t>
+      </w:r>
       <w:r>
         <w:t xml:space="preserve"> для адаптации XCCDF-контента под целевую систему при несовпадении </w:t>
       </w:r>
@@ -8093,23 +6441,7 @@
         <w:jc w:val="both"/>
       </w:pPr>
       <w:r>
-        <w:t xml:space="preserve">Реализовать применение </w:t>
-      </w:r>
-      <w:proofErr w:type="spellStart"/>
-      <w:r>
-        <w:t>remediation</w:t>
-      </w:r>
-      <w:proofErr w:type="spellEnd"/>
-      <w:r>
-        <w:t xml:space="preserve"> для правил XCCDF со статусом </w:t>
-      </w:r>
-      <w:proofErr w:type="spellStart"/>
-      <w:r>
-        <w:t>fail</w:t>
-      </w:r>
-      <w:proofErr w:type="spellEnd"/>
-      <w:r>
-        <w:t xml:space="preserve"> при наличии соответствующего контента.</w:t>
+        <w:t>Реализовать применение remediation для правил XCCDF со статусом fail при наличии соответствующего контента.</w:t>
       </w:r>
     </w:p>
     <w:p>
@@ -8203,22 +6535,15 @@
         <w:spacing w:line="360" w:lineRule="auto"/>
         <w:jc w:val="both"/>
       </w:pPr>
-      <w:proofErr w:type="spellStart"/>
       <w:r>
         <w:t>Патчинг</w:t>
       </w:r>
-      <w:proofErr w:type="spellEnd"/>
       <w:r>
         <w:t>: при несовпадении идентификаторов платформы в контенте и на целевой системе программа должна выполнять автоматичес</w:t>
       </w:r>
       <w:r>
-        <w:t xml:space="preserve">кий </w:t>
-      </w:r>
-      <w:proofErr w:type="spellStart"/>
-      <w:r>
-        <w:t>патчинг</w:t>
-      </w:r>
-      <w:proofErr w:type="spellEnd"/>
+        <w:t>кий патчинг</w:t>
+      </w:r>
       <w:r>
         <w:t>, обеспечивая применимость выбранного XCCDF-контента на целевой ОС.</w:t>
       </w:r>
@@ -8233,37 +6558,8 @@
         <w:spacing w:line="360" w:lineRule="auto"/>
         <w:jc w:val="both"/>
       </w:pPr>
-      <w:proofErr w:type="spellStart"/>
-      <w:r>
-        <w:t>Remediation</w:t>
-      </w:r>
-      <w:proofErr w:type="spellEnd"/>
-      <w:r>
-        <w:t xml:space="preserve">: для правил со статусом </w:t>
-      </w:r>
-      <w:proofErr w:type="spellStart"/>
-      <w:r>
-        <w:t>fail</w:t>
-      </w:r>
-      <w:proofErr w:type="spellEnd"/>
-      <w:r>
-        <w:t xml:space="preserve"> программа должна применять </w:t>
-      </w:r>
-      <w:proofErr w:type="spellStart"/>
-      <w:r>
-        <w:t>remediation</w:t>
-      </w:r>
-      <w:proofErr w:type="spellEnd"/>
-      <w:r>
-        <w:t xml:space="preserve">-действия при наличии соответствующего </w:t>
-      </w:r>
-      <w:proofErr w:type="spellStart"/>
-      <w:r>
-        <w:t>remediation</w:t>
-      </w:r>
-      <w:proofErr w:type="spellEnd"/>
-      <w:r>
-        <w:t>-контента.</w:t>
+      <w:r>
+        <w:t>Remediation: для правил со статусом fail программа должна применять remediation-действия при наличии соответствующего remediation-контента.</w:t>
       </w:r>
     </w:p>
     <w:p>
@@ -8563,7 +6859,6 @@
         </w:rPr>
         <w:t xml:space="preserve"> </w:t>
       </w:r>
-      <w:proofErr w:type="spellStart"/>
       <w:r>
         <w:rPr>
           <w:rFonts w:cs="Times New Roman"/>
@@ -8573,7 +6868,6 @@
         </w:rPr>
         <w:t>js</w:t>
       </w:r>
-      <w:proofErr w:type="spellEnd"/>
       <w:r>
         <w:rPr>
           <w:rFonts w:cs="Times New Roman"/>
@@ -8778,7 +7072,6 @@
         </w:rPr>
         <w:t xml:space="preserve">После выбора языка перед нами появляется проблема в виде того, что библиотека </w:t>
       </w:r>
-      <w:proofErr w:type="spellStart"/>
       <w:r>
         <w:rPr>
           <w:rFonts w:cs="Times New Roman"/>
@@ -8788,7 +7081,6 @@
         </w:rPr>
         <w:t>PyQt</w:t>
       </w:r>
-      <w:proofErr w:type="spellEnd"/>
       <w:r>
         <w:rPr>
           <w:rFonts w:cs="Times New Roman"/>
@@ -8831,7 +7123,6 @@
         </w:rPr>
         <w:t xml:space="preserve">, что не позволит использовать её в коммерческих проектах. Но также существует и библиотека </w:t>
       </w:r>
-      <w:proofErr w:type="spellStart"/>
       <w:r>
         <w:rPr>
           <w:rFonts w:cs="Times New Roman"/>
@@ -8841,7 +7132,6 @@
         </w:rPr>
         <w:t>PySide</w:t>
       </w:r>
-      <w:proofErr w:type="spellEnd"/>
       <w:r>
         <w:rPr>
           <w:rFonts w:cs="Times New Roman"/>
@@ -8850,7 +7140,6 @@
         </w:rPr>
         <w:t xml:space="preserve">, которая почти полностью идентична </w:t>
       </w:r>
-      <w:proofErr w:type="spellStart"/>
       <w:r>
         <w:rPr>
           <w:rFonts w:cs="Times New Roman"/>
@@ -8860,7 +7149,6 @@
         </w:rPr>
         <w:t>PyQt</w:t>
       </w:r>
-      <w:proofErr w:type="spellEnd"/>
       <w:r>
         <w:rPr>
           <w:rFonts w:cs="Times New Roman"/>
@@ -8971,18 +7259,13 @@
         </w:rPr>
         <w:t xml:space="preserve">, </w:t>
       </w:r>
-      <w:proofErr w:type="spellStart"/>
       <w:proofErr w:type="gramStart"/>
       <w:r>
         <w:t>xml.etree</w:t>
       </w:r>
       <w:proofErr w:type="gramEnd"/>
       <w:r>
-        <w:t>.ElementTree</w:t>
-      </w:r>
-      <w:proofErr w:type="spellEnd"/>
-      <w:r>
-        <w:t xml:space="preserve">, </w:t>
+        <w:t xml:space="preserve">.ElementTree, </w:t>
       </w:r>
       <w:r>
         <w:rPr>
@@ -9010,25 +7293,7 @@
           <w:szCs w:val="28"/>
         </w:rPr>
         <w:lastRenderedPageBreak/>
-        <w:t xml:space="preserve">Первая версия программы будет разрабатываться под ОС Linux, так как на Windows SCAP не возымел должной популярности, вследствие чего поддержка данного протокола была прекращена как со стороны как Microsoft, так и со стороны разработчиков инструментария SCAP. Например, </w:t>
-      </w:r>
-      <w:proofErr w:type="spellStart"/>
-      <w:r>
-        <w:rPr>
-          <w:rFonts w:cs="Times New Roman"/>
-          <w:color w:val="000000" w:themeColor="text1"/>
-          <w:szCs w:val="28"/>
-        </w:rPr>
-        <w:t>OpenSCAP</w:t>
-      </w:r>
-      <w:proofErr w:type="spellEnd"/>
-      <w:r>
-        <w:rPr>
-          <w:rFonts w:cs="Times New Roman"/>
-          <w:color w:val="000000" w:themeColor="text1"/>
-          <w:szCs w:val="28"/>
-        </w:rPr>
-        <w:t xml:space="preserve"> прекратил поддержку ОС Windows в 2022 году. Второй же важной причиной является то, что основной аудиторией программы являются Системные Администраторы, а по официальной статистике около 77% серверов работают под управлением ОС Linux. </w:t>
+        <w:t xml:space="preserve">Первая версия программы будет разрабатываться под ОС Linux, так как на Windows SCAP не возымел должной популярности, вследствие чего поддержка данного протокола была прекращена как со стороны как Microsoft, так и со стороны разработчиков инструментария SCAP. Например, OpenSCAP прекратил поддержку ОС Windows в 2022 году. Второй же важной причиной является то, что основной аудиторией программы являются Системные Администраторы, а по официальной статистике около 77% серверов работают под управлением ОС Linux. </w:t>
       </w:r>
     </w:p>
     <w:p>
@@ -9062,43 +7327,7 @@
           <w:color w:val="000000" w:themeColor="text1"/>
           <w:szCs w:val="28"/>
         </w:rPr>
-        <w:t xml:space="preserve">, так как от выбранного инструментария будет зависеть большинство характеристик программы. Для обоснования выбора приведена Табл. 2. По ней мы можем видеть, что SCC не подходит нам, потому что работает только на </w:t>
-      </w:r>
-      <w:proofErr w:type="spellStart"/>
-      <w:r>
-        <w:rPr>
-          <w:rFonts w:cs="Times New Roman"/>
-          <w:color w:val="000000" w:themeColor="text1"/>
-          <w:szCs w:val="28"/>
-        </w:rPr>
-        <w:t>windows</w:t>
-      </w:r>
-      <w:proofErr w:type="spellEnd"/>
-      <w:r>
-        <w:rPr>
-          <w:rFonts w:cs="Times New Roman"/>
-          <w:color w:val="000000" w:themeColor="text1"/>
-          <w:szCs w:val="28"/>
-        </w:rPr>
-        <w:t xml:space="preserve">, </w:t>
-      </w:r>
-      <w:proofErr w:type="spellStart"/>
-      <w:r>
-        <w:rPr>
-          <w:rFonts w:cs="Times New Roman"/>
-          <w:color w:val="000000" w:themeColor="text1"/>
-          <w:szCs w:val="28"/>
-        </w:rPr>
-        <w:t>Ovaldi</w:t>
-      </w:r>
-      <w:proofErr w:type="spellEnd"/>
-      <w:r>
-        <w:rPr>
-          <w:rFonts w:cs="Times New Roman"/>
-          <w:color w:val="000000" w:themeColor="text1"/>
-          <w:szCs w:val="28"/>
-        </w:rPr>
-        <w:t xml:space="preserve"> не подходит из-за отсутствия обновлений и поддержки с 2015, вследствие чего он не будет работать без дописывания его функционала вручную. А самодельный </w:t>
+        <w:t xml:space="preserve">, так как от выбранного инструментария будет зависеть большинство характеристик программы. Для обоснования выбора приведена Табл. 2. По ней мы можем видеть, что SCC не подходит нам, потому что работает только на windows, Ovaldi не подходит из-за отсутствия обновлений и поддержки с 2015, вследствие чего он не будет работать без дописывания его функционала вручную. А самодельный </w:t>
       </w:r>
       <w:r>
         <w:rPr>
@@ -9115,25 +7344,7 @@
           <w:color w:val="000000" w:themeColor="text1"/>
           <w:szCs w:val="28"/>
         </w:rPr>
-        <w:t xml:space="preserve">-интерпретатор не имеет смысла писать по многим причинам, начиная от технической сложности интерпретаторов, заканчивая тем, что он будет работать медленней других аналогичных разработок. В итоге для разработки программы в качестве движка для обработки SCAP контента выбран </w:t>
-      </w:r>
-      <w:proofErr w:type="spellStart"/>
-      <w:r>
-        <w:rPr>
-          <w:rFonts w:cs="Times New Roman"/>
-          <w:color w:val="000000" w:themeColor="text1"/>
-          <w:szCs w:val="28"/>
-        </w:rPr>
-        <w:t>openSCAP</w:t>
-      </w:r>
-      <w:proofErr w:type="spellEnd"/>
-      <w:r>
-        <w:rPr>
-          <w:rFonts w:cs="Times New Roman"/>
-          <w:color w:val="000000" w:themeColor="text1"/>
-          <w:szCs w:val="28"/>
-        </w:rPr>
-        <w:t>.</w:t>
+        <w:t>-интерпретатор не имеет смысла писать по многим причинам, начиная от технической сложности интерпретаторов, заканчивая тем, что он будет работать медленней других аналогичных разработок. В итоге для разработки программы в качестве движка для обработки SCAP контента выбран openSCAP.</w:t>
       </w:r>
     </w:p>
     <w:p>
@@ -9383,39 +7594,110 @@
         <w:t xml:space="preserve">2. </w:t>
       </w:r>
       <w:r>
-        <w:t xml:space="preserve">Далее происходит автоматический </w:t>
-      </w:r>
-      <w:proofErr w:type="spellStart"/>
-      <w:r>
-        <w:t>патчинг</w:t>
-      </w:r>
-      <w:proofErr w:type="spellEnd"/>
+        <w:t xml:space="preserve">Далее происходит автоматический патчинг </w:t>
+      </w:r>
+      <w:r>
+        <w:rPr>
+          <w:lang w:val="en-US"/>
+        </w:rPr>
+        <w:t>SCAP</w:t>
+      </w:r>
+      <w:r>
+        <w:t>-</w:t>
+      </w:r>
+      <w:r>
+        <w:t xml:space="preserve">контента если </w:t>
+      </w:r>
+      <w:r>
+        <w:rPr>
+          <w:lang w:val="en-US"/>
+        </w:rPr>
+        <w:t>CPE</w:t>
+      </w:r>
       <w:r>
         <w:t xml:space="preserve"> </w:t>
       </w:r>
       <w:r>
-        <w:rPr>
-          <w:lang w:val="en-US"/>
-        </w:rPr>
-        <w:t>SCAP</w:t>
+        <w:t>системы не соответствует указанному в самом контенте</w:t>
+      </w:r>
+    </w:p>
+    <w:p>
+      <w:pPr>
+        <w:ind w:firstLine="0"/>
+      </w:pPr>
+      <w:r>
+        <w:t xml:space="preserve">3. Начинается сама </w:t>
+      </w:r>
+      <w:r>
+        <w:rPr>
+          <w:lang w:val="en-US"/>
+        </w:rPr>
+        <w:t>OVAL</w:t>
+      </w:r>
+      <w:r>
+        <w:t>/</w:t>
+      </w:r>
+      <w:r>
+        <w:rPr>
+          <w:lang w:val="en-US"/>
+        </w:rPr>
+        <w:t>XCCDF</w:t>
+      </w:r>
+      <w:r>
+        <w:t xml:space="preserve"> </w:t>
+      </w:r>
+      <w:r>
+        <w:t>проверка, при возникновении ошибок они выводятся в консоль.</w:t>
+      </w:r>
+    </w:p>
+    <w:p>
+      <w:pPr>
+        <w:ind w:firstLine="0"/>
+      </w:pPr>
+      <w:r>
+        <w:t xml:space="preserve">3.5 Если при выборе проверки по </w:t>
+      </w:r>
+      <w:r>
+        <w:rPr>
+          <w:lang w:val="en-US"/>
+        </w:rPr>
+        <w:t>XCCDF</w:t>
+      </w:r>
+      <w:r>
+        <w:t xml:space="preserve"> </w:t>
+      </w:r>
+      <w:r>
+        <w:t>правилам было выбрано проведение исправления найденных уязвимостей</w:t>
+      </w:r>
+      <w:r>
+        <w:t>/</w:t>
+      </w:r>
+      <w:r>
+        <w:t xml:space="preserve">мисконфигураций – то перед формированием отчёта будет проведен </w:t>
+      </w:r>
+      <w:r>
+        <w:rPr>
+          <w:lang w:val="en-US"/>
+        </w:rPr>
+        <w:t>remediation</w:t>
+      </w:r>
+      <w:r>
+        <w:t xml:space="preserve"> </w:t>
+      </w:r>
+      <w:r>
+        <w:t xml:space="preserve">по контенту из </w:t>
+      </w:r>
+      <w:r>
+        <w:rPr>
+          <w:lang w:val="en-US"/>
+        </w:rPr>
+        <w:t>XCCDF</w:t>
       </w:r>
       <w:r>
         <w:t>-</w:t>
       </w:r>
       <w:r>
-        <w:t xml:space="preserve">контента если </w:t>
-      </w:r>
-      <w:r>
-        <w:rPr>
-          <w:lang w:val="en-US"/>
-        </w:rPr>
-        <w:t>CPE</w:t>
-      </w:r>
-      <w:r>
-        <w:t xml:space="preserve"> </w:t>
-      </w:r>
-      <w:r>
-        <w:t>системы не соответствует указанному в самом контенте</w:t>
+        <w:t>правил.</w:t>
       </w:r>
     </w:p>
     <w:p>
@@ -9423,99 +7705,7 @@
         <w:ind w:firstLine="0"/>
       </w:pPr>
       <w:r>
-        <w:t xml:space="preserve">3. Начинается сама </w:t>
-      </w:r>
-      <w:r>
-        <w:rPr>
-          <w:lang w:val="en-US"/>
-        </w:rPr>
-        <w:t>OVAL</w:t>
-      </w:r>
-      <w:r>
-        <w:t>/</w:t>
-      </w:r>
-      <w:r>
-        <w:rPr>
-          <w:lang w:val="en-US"/>
-        </w:rPr>
-        <w:t>XCCDF</w:t>
-      </w:r>
-      <w:r>
-        <w:t xml:space="preserve"> </w:t>
-      </w:r>
-      <w:r>
-        <w:t>проверка, при возникновении ошибок они выводятся в консоль.</w:t>
-      </w:r>
-    </w:p>
-    <w:p>
-      <w:pPr>
-        <w:ind w:firstLine="0"/>
-      </w:pPr>
-      <w:r>
-        <w:t xml:space="preserve">3.5 Если при выборе проверки по </w:t>
-      </w:r>
-      <w:r>
-        <w:rPr>
-          <w:lang w:val="en-US"/>
-        </w:rPr>
-        <w:t>XCCDF</w:t>
-      </w:r>
-      <w:r>
-        <w:t xml:space="preserve"> </w:t>
-      </w:r>
-      <w:r>
-        <w:t>правилам было выбрано проведение исправления найденных уязвимостей</w:t>
-      </w:r>
-      <w:r>
-        <w:t>/</w:t>
-      </w:r>
-      <w:proofErr w:type="spellStart"/>
-      <w:r>
-        <w:t>мисконфигураций</w:t>
-      </w:r>
-      <w:proofErr w:type="spellEnd"/>
-      <w:r>
-        <w:t xml:space="preserve"> – то перед формированием отчёта будет проведен </w:t>
-      </w:r>
-      <w:r>
-        <w:rPr>
-          <w:lang w:val="en-US"/>
-        </w:rPr>
-        <w:t>remediation</w:t>
-      </w:r>
-      <w:r>
-        <w:t xml:space="preserve"> </w:t>
-      </w:r>
-      <w:r>
-        <w:t xml:space="preserve">по контенту из </w:t>
-      </w:r>
-      <w:r>
-        <w:rPr>
-          <w:lang w:val="en-US"/>
-        </w:rPr>
-        <w:t>XCCDF</w:t>
-      </w:r>
-      <w:r>
-        <w:t>-</w:t>
-      </w:r>
-      <w:r>
-        <w:t>правил.</w:t>
-      </w:r>
-    </w:p>
-    <w:p>
-      <w:pPr>
-        <w:ind w:firstLine="0"/>
-      </w:pPr>
-      <w:r>
-        <w:t xml:space="preserve">4. Перед выводом данных проверки в удобочитаемом виде они сначала </w:t>
-      </w:r>
-      <w:proofErr w:type="spellStart"/>
-      <w:r>
-        <w:t>агрегируются</w:t>
-      </w:r>
-      <w:proofErr w:type="spellEnd"/>
-      <w:r>
-        <w:t xml:space="preserve"> в списки</w:t>
+        <w:t>4. Перед выводом данных проверки в удобочитаемом виде они сначала агрегируются в списки</w:t>
       </w:r>
     </w:p>
     <w:p>
@@ -9655,39 +7845,13 @@
       <w:bookmarkStart w:id="19" w:name="_Toc218675442"/>
       <w:bookmarkStart w:id="20" w:name="_Toc219378709"/>
       <w:r>
-        <w:t xml:space="preserve">Работоспособность разработанной программы подтверждается тем, что она реализует решение задачи в том виде, в каком она была формально поставлена в разделах 2.1–2.2: определены входные данные S, C, P, выходные данные </w:t>
-      </w:r>
-      <w:proofErr w:type="spellStart"/>
-      <w:r>
-        <w:t>Result_OVAL</w:t>
-      </w:r>
-      <w:proofErr w:type="spellEnd"/>
-      <w:r>
-        <w:t xml:space="preserve">, </w:t>
-      </w:r>
-      <w:proofErr w:type="spellStart"/>
-      <w:r>
-        <w:t>Result_XCCDF</w:t>
-      </w:r>
-      <w:proofErr w:type="spellEnd"/>
-      <w:r>
-        <w:t xml:space="preserve">, Report и допустимые статусы результатов. Программа выполняет полный цикл: загрузка SCAP-контента, </w:t>
-      </w:r>
-      <w:proofErr w:type="spellStart"/>
+        <w:t xml:space="preserve">Работоспособность разработанной программы подтверждается тем, что она реализует решение задачи в том виде, в каком она была формально поставлена в разделах 2.1–2.2: определены входные данные S, C, P, выходные данные Result_OVAL, Result_XCCDF, Report и допустимые статусы результатов. Программа выполняет полный цикл: загрузка SCAP-контента, </w:t>
+      </w:r>
       <w:r>
         <w:t>патчинг</w:t>
       </w:r>
-      <w:proofErr w:type="spellEnd"/>
-      <w:r>
-        <w:t xml:space="preserve"> при необходимости, выполнение проверок, применение </w:t>
-      </w:r>
-      <w:proofErr w:type="spellStart"/>
-      <w:r>
-        <w:t>remediation</w:t>
-      </w:r>
-      <w:proofErr w:type="spellEnd"/>
-      <w:r>
-        <w:t xml:space="preserve"> и формирование итогового отчёта.</w:t>
+      <w:r>
+        <w:t xml:space="preserve"> при необходимости, выполнение проверок, применение remediation и формирование итогового отчёта.</w:t>
       </w:r>
       <w:bookmarkEnd w:id="18"/>
       <w:bookmarkEnd w:id="19"/>
@@ -9724,36 +7888,15 @@
       <w:bookmarkStart w:id="25" w:name="_Toc218675444"/>
       <w:bookmarkStart w:id="26" w:name="_Toc219378711"/>
       <w:r>
-        <w:t xml:space="preserve">Проверка корректности результатов OVAL. Для каждой OVAL-дефиниции </w:t>
-      </w:r>
-      <w:proofErr w:type="spellStart"/>
-      <w:r>
-        <w:t>di</w:t>
-      </w:r>
-      <w:proofErr w:type="spellEnd"/>
-      <w:r>
-        <w:t xml:space="preserve"> программа вычисляет </w:t>
-      </w:r>
-      <w:proofErr w:type="spellStart"/>
-      <w:r>
-        <w:t>Result_</w:t>
+        <w:t>Проверка корректности результатов OVAL. Для каждой OVAL-дефиниции di программа вычисляет Result_</w:t>
       </w:r>
       <w:proofErr w:type="gramStart"/>
       <w:r>
-        <w:t>OVAL</w:t>
-      </w:r>
-      <w:proofErr w:type="spellEnd"/>
-      <w:r>
-        <w:t>(</w:t>
-      </w:r>
-      <w:proofErr w:type="spellStart"/>
+        <w:t>OVAL(</w:t>
+      </w:r>
       <w:proofErr w:type="gramEnd"/>
       <w:r>
-        <w:t>di</w:t>
-      </w:r>
-      <w:proofErr w:type="spellEnd"/>
-      <w:r>
-        <w:t>) и присваивает ему один из формально заданных статусов {</w:t>
+        <w:t>di) и присваивает ему один из формально заданных статусов {</w:t>
       </w:r>
       <w:r>
         <w:rPr>
@@ -9807,15 +7950,7 @@
         <w:t>applicable</w:t>
       </w:r>
       <w:r>
-        <w:t xml:space="preserve">}. Полученные значения сохраняются и отображаются в отчёте, что обеспечивает </w:t>
-      </w:r>
-      <w:proofErr w:type="spellStart"/>
-      <w:r>
-        <w:t>проверяемость</w:t>
-      </w:r>
-      <w:proofErr w:type="spellEnd"/>
-      <w:r>
-        <w:t xml:space="preserve"> и повторяемость результата.</w:t>
+        <w:t>}. Полученные значения сохраняются и отображаются в отчёте, что обеспечивает проверяемость и повторяемость результата.</w:t>
       </w:r>
       <w:bookmarkStart w:id="27" w:name="_Toc218673448"/>
       <w:bookmarkStart w:id="28" w:name="_Toc218675445"/>
@@ -9834,52 +7969,15 @@
         <w:jc w:val="both"/>
       </w:pPr>
       <w:r>
-        <w:t xml:space="preserve">Проверка корректности результатов XCCDF. Для каждого XCCDF-правила </w:t>
-      </w:r>
-      <w:proofErr w:type="spellStart"/>
-      <w:r>
-        <w:t>ri</w:t>
-      </w:r>
-      <w:proofErr w:type="spellEnd"/>
-      <w:r>
-        <w:t xml:space="preserve"> в рамках выбранного профиля вычисляется </w:t>
-      </w:r>
-      <w:proofErr w:type="spellStart"/>
-      <w:r>
-        <w:t>Result_</w:t>
+        <w:t>Проверка корректности результатов XCCDF. Для каждого XCCDF-правила ri в рамках выбранного профиля вычисляется Result_</w:t>
       </w:r>
       <w:proofErr w:type="gramStart"/>
       <w:r>
-        <w:t>XCCDF</w:t>
-      </w:r>
-      <w:proofErr w:type="spellEnd"/>
-      <w:r>
-        <w:t>(</w:t>
-      </w:r>
-      <w:proofErr w:type="spellStart"/>
+        <w:t>XCCDF(</w:t>
+      </w:r>
       <w:proofErr w:type="gramEnd"/>
       <w:r>
-        <w:t>ri</w:t>
-      </w:r>
-      <w:proofErr w:type="spellEnd"/>
-      <w:r>
-        <w:t>) из множества {</w:t>
-      </w:r>
-      <w:proofErr w:type="spellStart"/>
-      <w:r>
-        <w:t>pass,fail,not_checked,not_applicable,error</w:t>
-      </w:r>
-      <w:proofErr w:type="spellEnd"/>
-      <w:r>
-        <w:t xml:space="preserve">}. Полученные значения сохраняются и отображаются в отчёте, что также обеспечивает </w:t>
-      </w:r>
-      <w:proofErr w:type="spellStart"/>
-      <w:r>
-        <w:t>проверяемость</w:t>
-      </w:r>
-      <w:proofErr w:type="spellEnd"/>
-      <w:r>
-        <w:t xml:space="preserve"> и повторяемость результата.</w:t>
+        <w:t>ri) из множества {pass,fail,not_checked,not_applicable,error}. Полученные значения сохраняются и отображаются в отчёте, что также обеспечивает проверяемость и повторяемость результата.</w:t>
       </w:r>
       <w:bookmarkStart w:id="30" w:name="_Toc218673449"/>
       <w:bookmarkStart w:id="31" w:name="_Toc218675446"/>
@@ -9900,19 +7998,15 @@
       <w:r>
         <w:t xml:space="preserve">Проверка </w:t>
       </w:r>
-      <w:proofErr w:type="spellStart"/>
       <w:r>
         <w:t>патчинга</w:t>
       </w:r>
-      <w:proofErr w:type="spellEnd"/>
       <w:r>
         <w:t xml:space="preserve">. Если исходный контент неприменим к целевой платформе из-за отличающихся идентификаторов, выполняется </w:t>
       </w:r>
-      <w:proofErr w:type="spellStart"/>
       <w:r>
         <w:t>патчинг</w:t>
       </w:r>
-      <w:proofErr w:type="spellEnd"/>
       <w:r>
         <w:t>, после чего контент становится применимым и корректно проходит этап вычисления результатов.</w:t>
       </w:r>
@@ -9933,31 +8027,7 @@
         <w:jc w:val="both"/>
       </w:pPr>
       <w:r>
-        <w:t xml:space="preserve">Проверка </w:t>
-      </w:r>
-      <w:proofErr w:type="spellStart"/>
-      <w:r>
-        <w:t>remediation</w:t>
-      </w:r>
-      <w:proofErr w:type="spellEnd"/>
-      <w:r>
-        <w:t xml:space="preserve">. Для правил со статусом </w:t>
-      </w:r>
-      <w:proofErr w:type="spellStart"/>
-      <w:r>
-        <w:t>fail</w:t>
-      </w:r>
-      <w:proofErr w:type="spellEnd"/>
-      <w:r>
-        <w:t xml:space="preserve">, при наличии </w:t>
-      </w:r>
-      <w:proofErr w:type="spellStart"/>
-      <w:r>
-        <w:t>remediation</w:t>
-      </w:r>
-      <w:proofErr w:type="spellEnd"/>
-      <w:r>
-        <w:t>-контента, программа выполняет действие исправления.</w:t>
+        <w:t>Проверка remediation. Для правил со статусом fail, при наличии remediation-контента, программа выполняет действие исправления.</w:t>
       </w:r>
       <w:bookmarkEnd w:id="33"/>
       <w:bookmarkEnd w:id="34"/>
@@ -10257,15 +8327,7 @@
         <w:t>-</w:t>
       </w:r>
       <w:r>
-        <w:t xml:space="preserve">правилам, автоматический </w:t>
-      </w:r>
-      <w:proofErr w:type="spellStart"/>
-      <w:r>
-        <w:t>патчинг</w:t>
-      </w:r>
-      <w:proofErr w:type="spellEnd"/>
-      <w:r>
-        <w:t xml:space="preserve"> и </w:t>
+        <w:t xml:space="preserve">правилам, автоматический патчинг и </w:t>
       </w:r>
       <w:r>
         <w:rPr>
@@ -10363,14 +8425,12 @@
       <w:r>
         <w:t xml:space="preserve"> </w:t>
       </w:r>
-      <w:proofErr w:type="spellStart"/>
       <w:r>
         <w:rPr>
           <w:lang w:val="en-US"/>
         </w:rPr>
         <w:t>linux</w:t>
       </w:r>
-      <w:proofErr w:type="spellEnd"/>
       <w:r>
         <w:t>.</w:t>
       </w:r>
@@ -10496,14 +8556,12 @@
       <w:r>
         <w:t xml:space="preserve">также ради проверки базового функционала продукта. В качестве профиля для работы был выбран </w:t>
       </w:r>
-      <w:proofErr w:type="spellStart"/>
       <w:r>
         <w:rPr>
           <w:lang w:val="en-US"/>
         </w:rPr>
         <w:t>xccdf</w:t>
       </w:r>
-      <w:proofErr w:type="spellEnd"/>
       <w:r>
         <w:t>_</w:t>
       </w:r>
@@ -10517,14 +8575,12 @@
       <w:r>
         <w:t>.</w:t>
       </w:r>
-      <w:proofErr w:type="spellStart"/>
       <w:r>
         <w:rPr>
           <w:lang w:val="en-US"/>
         </w:rPr>
         <w:t>ssgproject</w:t>
       </w:r>
-      <w:proofErr w:type="spellEnd"/>
       <w:proofErr w:type="gramEnd"/>
       <w:r>
         <w:t>.</w:t>
@@ -10613,23 +8669,7 @@
         <w:t>-</w:t>
       </w:r>
       <w:r>
-        <w:t xml:space="preserve">правил, </w:t>
-      </w:r>
-      <w:proofErr w:type="spellStart"/>
-      <w:r>
-        <w:t>созданныхх</w:t>
-      </w:r>
-      <w:proofErr w:type="spellEnd"/>
-      <w:r>
-        <w:t xml:space="preserve"> для другой ОС без </w:t>
-      </w:r>
-      <w:proofErr w:type="spellStart"/>
-      <w:r>
-        <w:t>патчинга</w:t>
-      </w:r>
-      <w:proofErr w:type="spellEnd"/>
-      <w:r>
-        <w:t xml:space="preserve">. Данный тест был проведён на </w:t>
+        <w:t xml:space="preserve">правил, созданныхх для другой ОС без патчинга. Данный тест был проведён на </w:t>
       </w:r>
       <w:r>
         <w:rPr>
@@ -10650,15 +8690,7 @@
         <w:t xml:space="preserve"> 9.7 </w:t>
       </w:r>
       <w:r>
-        <w:t xml:space="preserve">с идентичным контентом и профилем из прошлого теста и без </w:t>
-      </w:r>
-      <w:proofErr w:type="spellStart"/>
-      <w:r>
-        <w:t>патчинга</w:t>
-      </w:r>
-      <w:proofErr w:type="spellEnd"/>
-      <w:r>
-        <w:t xml:space="preserve">. Так как в разном </w:t>
+        <w:t xml:space="preserve">с идентичным контентом и профилем из прошлого теста и без патчинга. Так как в разном </w:t>
       </w:r>
       <w:r>
         <w:rPr>
@@ -10717,14 +8749,12 @@
       <w:r>
         <w:t xml:space="preserve">В данном случае проверка была успешно пройдена, но все правила вернули статус </w:t>
       </w:r>
-      <w:proofErr w:type="spellStart"/>
       <w:r>
         <w:rPr>
           <w:lang w:val="en-US"/>
         </w:rPr>
         <w:t>notapplicable</w:t>
       </w:r>
-      <w:proofErr w:type="spellEnd"/>
       <w:r>
         <w:t>.</w:t>
       </w:r>
@@ -10751,23 +8781,7 @@
         <w:t>-</w:t>
       </w:r>
       <w:r>
-        <w:t xml:space="preserve">контенту применяется </w:t>
-      </w:r>
-      <w:proofErr w:type="spellStart"/>
-      <w:r>
-        <w:t>патчинг</w:t>
-      </w:r>
-      <w:proofErr w:type="spellEnd"/>
-      <w:r>
-        <w:t xml:space="preserve">. </w:t>
-      </w:r>
-      <w:proofErr w:type="spellStart"/>
-      <w:r>
-        <w:t>Патчинг</w:t>
-      </w:r>
-      <w:proofErr w:type="spellEnd"/>
-      <w:r>
-        <w:t xml:space="preserve"> в теории может привести как к полной успешной проверке, так и к частичной успешной проверке. В качестве ожидаемого результата был выбран самый оптимистичный вариант – все статусы проверок вернут </w:t>
+        <w:t xml:space="preserve">контенту применяется патчинг. Патчинг в теории может привести как к полной успешной проверке, так и к частичной успешной проверке. В качестве ожидаемого результата был выбран самый оптимистичный вариант – все статусы проверок вернут </w:t>
       </w:r>
       <w:r>
         <w:rPr>
@@ -10817,14 +8831,12 @@
       <w:r>
         <w:t xml:space="preserve">и 29 вернули </w:t>
       </w:r>
-      <w:proofErr w:type="spellStart"/>
       <w:r>
         <w:rPr>
           <w:lang w:val="en-US"/>
         </w:rPr>
         <w:t>notapplicable</w:t>
       </w:r>
-      <w:proofErr w:type="spellEnd"/>
       <w:r>
         <w:t>.</w:t>
       </w:r>
@@ -10839,40 +8851,27 @@
         <w:jc w:val="both"/>
       </w:pPr>
       <w:r>
-        <w:t xml:space="preserve">Последний тест проверяет совмещение автоматического </w:t>
-      </w:r>
-      <w:proofErr w:type="spellStart"/>
-      <w:r>
-        <w:t>патчинга</w:t>
-      </w:r>
-      <w:proofErr w:type="spellEnd"/>
-      <w:r>
-        <w:t xml:space="preserve"> и включённого исправления найденных уязвимостей</w:t>
+        <w:t>Последний тест проверяет совмещение автоматического патчинга и включённого исправления найденных уязвимостей</w:t>
       </w:r>
       <w:r>
         <w:t>/</w:t>
       </w:r>
-      <w:proofErr w:type="spellStart"/>
-      <w:r>
-        <w:t>мисконфигураций</w:t>
-      </w:r>
-      <w:proofErr w:type="spellEnd"/>
+      <w:r>
+        <w:t xml:space="preserve">мисконфигураций. </w:t>
+      </w:r>
+      <w:r>
+        <w:t xml:space="preserve">В качестве ожидаемого результата был взят неизвестный результат, так как из-за применяемых исправлений программа может как вернуть ошибку, так и успешно завершить </w:t>
+      </w:r>
+      <w:r>
+        <w:rPr>
+          <w:lang w:val="en-US"/>
+        </w:rPr>
+        <w:t>remediation</w:t>
+      </w:r>
       <w:r>
         <w:t xml:space="preserve">. </w:t>
       </w:r>
       <w:r>
-        <w:t xml:space="preserve">В качестве ожидаемого результата был взят неизвестный результат, так как из-за применяемых исправлений программа может как вернуть ошибку, так и успешно завершить </w:t>
-      </w:r>
-      <w:r>
-        <w:rPr>
-          <w:lang w:val="en-US"/>
-        </w:rPr>
-        <w:t>remediation</w:t>
-      </w:r>
-      <w:r>
-        <w:t xml:space="preserve">. </w:t>
-      </w:r>
-      <w:r>
         <w:t xml:space="preserve">Как можно видеть по результату теста – из 44 статусов проверок 22 вернули </w:t>
       </w:r>
       <w:r>
@@ -10899,14 +8898,12 @@
       <w:r>
         <w:t xml:space="preserve">5 </w:t>
       </w:r>
-      <w:proofErr w:type="spellStart"/>
       <w:r>
         <w:rPr>
           <w:lang w:val="en-US"/>
         </w:rPr>
         <w:t>notapplicable</w:t>
       </w:r>
-      <w:proofErr w:type="spellEnd"/>
       <w:r>
         <w:t xml:space="preserve">, </w:t>
       </w:r>
@@ -11122,14 +9119,12 @@
       <w:r>
         <w:t xml:space="preserve"> </w:t>
       </w:r>
-      <w:proofErr w:type="spellStart"/>
       <w:r>
         <w:rPr>
           <w:lang w:val="en-US"/>
         </w:rPr>
         <w:t>linux</w:t>
       </w:r>
-      <w:proofErr w:type="spellEnd"/>
       <w:r>
         <w:t xml:space="preserve">. </w:t>
       </w:r>
@@ -11154,14 +9149,12 @@
       <w:r>
         <w:t xml:space="preserve">правилам, выбранный профиль – </w:t>
       </w:r>
-      <w:proofErr w:type="spellStart"/>
       <w:r>
         <w:rPr>
           <w:lang w:val="en-US"/>
         </w:rPr>
         <w:t>xccdf</w:t>
       </w:r>
-      <w:proofErr w:type="spellEnd"/>
       <w:r>
         <w:t>_</w:t>
       </w:r>
@@ -11175,14 +9168,12 @@
       <w:r>
         <w:t>.</w:t>
       </w:r>
-      <w:proofErr w:type="spellStart"/>
       <w:r>
         <w:rPr>
           <w:lang w:val="en-US"/>
         </w:rPr>
         <w:t>ssgproject</w:t>
       </w:r>
-      <w:proofErr w:type="spellEnd"/>
       <w:proofErr w:type="gramEnd"/>
       <w:r>
         <w:t>.</w:t>
@@ -11256,14 +9247,12 @@
       <w:r>
         <w:t xml:space="preserve">5 </w:t>
       </w:r>
-      <w:proofErr w:type="spellStart"/>
       <w:r>
         <w:rPr>
           <w:lang w:val="en-US"/>
         </w:rPr>
         <w:t>notapplicable</w:t>
       </w:r>
-      <w:proofErr w:type="spellEnd"/>
       <w:r>
         <w:t xml:space="preserve">. </w:t>
       </w:r>
@@ -11312,14 +9301,12 @@
       <w:r>
         <w:t xml:space="preserve"> </w:t>
       </w:r>
-      <w:proofErr w:type="spellStart"/>
       <w:r>
         <w:rPr>
           <w:lang w:val="en-US"/>
         </w:rPr>
         <w:t>notapplicable</w:t>
       </w:r>
-      <w:proofErr w:type="spellEnd"/>
       <w:r>
         <w:t>.</w:t>
       </w:r>
@@ -11433,24 +9420,14 @@
         <w:t>-</w:t>
       </w:r>
       <w:r>
-        <w:t xml:space="preserve">правилам, автоматический </w:t>
-      </w:r>
-      <w:proofErr w:type="spellStart"/>
-      <w:r>
-        <w:t>патчинг</w:t>
-      </w:r>
-      <w:proofErr w:type="spellEnd"/>
-      <w:r>
-        <w:t xml:space="preserve"> и проведение </w:t>
-      </w:r>
-      <w:proofErr w:type="spellStart"/>
+        <w:t xml:space="preserve">правилам, автоматический патчинг и проведение </w:t>
+      </w:r>
       <w:r>
         <w:rPr>
           <w:lang w:val="en-US"/>
         </w:rPr>
         <w:t>remedation</w:t>
       </w:r>
-      <w:proofErr w:type="spellEnd"/>
       <w:r>
         <w:t xml:space="preserve">, </w:t>
       </w:r>
@@ -11471,53 +9448,32 @@
         <w:t xml:space="preserve">Во время тестов был найден недочёт проведения </w:t>
       </w:r>
       <w:r>
-        <w:t xml:space="preserve">исправления несоответствий после </w:t>
-      </w:r>
-      <w:proofErr w:type="spellStart"/>
-      <w:r>
-        <w:t>патчинга</w:t>
-      </w:r>
-      <w:proofErr w:type="spellEnd"/>
+        <w:t xml:space="preserve">исправления несоответствий после патчинга </w:t>
+      </w:r>
+      <w:r>
+        <w:rPr>
+          <w:lang w:val="en-US"/>
+        </w:rPr>
+        <w:t>SCAP</w:t>
+      </w:r>
+      <w:r>
+        <w:t>-</w:t>
+      </w:r>
+      <w:r>
+        <w:t xml:space="preserve">контента. Как показано в последнем тесте из функционального тестирования – если после исправления найденных несоответствий запустить программу по второму циклу с теми же настройками – то после этапа </w:t>
+      </w:r>
+      <w:r>
+        <w:rPr>
+          <w:lang w:val="en-US"/>
+        </w:rPr>
+        <w:t>remediation</w:t>
+      </w:r>
       <w:r>
         <w:t xml:space="preserve"> </w:t>
       </w:r>
       <w:r>
-        <w:rPr>
-          <w:lang w:val="en-US"/>
-        </w:rPr>
-        <w:t>SCAP</w:t>
-      </w:r>
-      <w:r>
-        <w:t>-</w:t>
-      </w:r>
-      <w:r>
-        <w:t xml:space="preserve">контента. Как показано в последнем тесте из функционального тестирования – если после исправления найденных несоответствий запустить программу по второму циклу с теми же настройками – то после этапа </w:t>
-      </w:r>
-      <w:r>
-        <w:rPr>
-          <w:lang w:val="en-US"/>
-        </w:rPr>
-        <w:t>remediation</w:t>
-      </w:r>
-      <w:r>
-        <w:t xml:space="preserve"> </w:t>
-      </w:r>
-      <w:r>
-        <w:t xml:space="preserve">программа выдаст ошибку несовпадения платформы, которая по идее должна исправляться автоматическим </w:t>
-      </w:r>
-      <w:proofErr w:type="spellStart"/>
-      <w:r>
-        <w:t>патчингом</w:t>
-      </w:r>
-      <w:proofErr w:type="spellEnd"/>
-      <w:r>
-        <w:t xml:space="preserve">. Возникновение этой ошибки никак не влияет на получение результатов проверки, но добавляет дополнительное условие в реализации программы – при ошибке во время проверки программа не должна завершать работу. (соответственно все ошибки во время проверки должны быть выписаны в </w:t>
-      </w:r>
-      <w:proofErr w:type="spellStart"/>
-      <w:r>
-        <w:t>логи</w:t>
-      </w:r>
-      <w:proofErr w:type="spellEnd"/>
+        <w:t>программа выдаст ошибку несовпадения платформы, которая по идее должна исправляться автоматическим патчингом. Возникновение этой ошибки никак не влияет на получение результатов проверки, но добавляет дополнительное условие в реализации программы – при ошибке во время проверки программа не должна завершать работу. (соответственно все ошибки во время проверки должны быть выписаны в логи</w:t>
+      </w:r>
       <w:r>
         <w:t>/</w:t>
       </w:r>
@@ -11573,15 +9529,7 @@
         <w:jc w:val="both"/>
       </w:pPr>
       <w:r>
-        <w:t xml:space="preserve">Среди тестов был рассмотрен единственный граничный случай для проектной программы, а именно совмещение автоматического </w:t>
-      </w:r>
-      <w:proofErr w:type="spellStart"/>
-      <w:r>
-        <w:t>патчинга</w:t>
-      </w:r>
-      <w:proofErr w:type="spellEnd"/>
-      <w:r>
-        <w:t xml:space="preserve"> и </w:t>
+        <w:t xml:space="preserve">Среди тестов был рассмотрен единственный граничный случай для проектной программы, а именно совмещение автоматического патчинга и </w:t>
       </w:r>
       <w:r>
         <w:rPr>
@@ -11593,15 +9541,7 @@
         <w:t>.</w:t>
       </w:r>
       <w:r>
-        <w:t xml:space="preserve"> Проверка данного граничного случая позволила найти недочёт в совмещении </w:t>
-      </w:r>
-      <w:proofErr w:type="spellStart"/>
-      <w:r>
-        <w:t>патчинга</w:t>
-      </w:r>
-      <w:proofErr w:type="spellEnd"/>
-      <w:r>
-        <w:t xml:space="preserve"> и исправления несоответствий, подробное описание данного недочёта было представлено ранее.</w:t>
+        <w:t xml:space="preserve"> Проверка данного граничного случая позволила найти недочёт в совмещении патчинга и исправления несоответствий, подробное описание данного недочёта было представлено ранее.</w:t>
       </w:r>
     </w:p>
     <w:p>
@@ -11759,21 +9699,13 @@
         <w:jc w:val="both"/>
       </w:pPr>
       <w:r>
-        <w:t xml:space="preserve">В ходе выполнения проекта была достигнута поставленная цель - создано программное средство автоматизированного аудита и </w:t>
-      </w:r>
-      <w:proofErr w:type="spellStart"/>
-      <w:r>
-        <w:t>хардени</w:t>
+        <w:t>В ходе выполнения проекта была достигнута поставленная цель - создано программное средство автоматизированного аудита и хардени</w:t>
       </w:r>
       <w:r>
         <w:t>н</w:t>
       </w:r>
       <w:r>
-        <w:t>га</w:t>
-      </w:r>
-      <w:proofErr w:type="spellEnd"/>
-      <w:r>
-        <w:t xml:space="preserve"> операционной системы на основе SCAP-контента (OVAL/XCCDF).</w:t>
+        <w:t>га операционной системы на основе SCAP-контента (OVAL/XCCDF).</w:t>
       </w:r>
     </w:p>
     <w:p>
@@ -11841,11 +9773,9 @@
       <w:r>
         <w:t xml:space="preserve">Реализован механизм автоматического </w:t>
       </w:r>
-      <w:proofErr w:type="spellStart"/>
       <w:r>
         <w:t>патчинга</w:t>
       </w:r>
-      <w:proofErr w:type="spellEnd"/>
       <w:r>
         <w:t>, обеспечивающий адаптацию XCCDF-контента к целевой системе при несовпадении идентификаторов платформы.</w:t>
       </w:r>
@@ -11861,15 +9791,7 @@
         <w:jc w:val="both"/>
       </w:pPr>
       <w:r>
-        <w:t xml:space="preserve">Добавлена поддержка </w:t>
-      </w:r>
-      <w:proofErr w:type="spellStart"/>
-      <w:r>
-        <w:t>remediation</w:t>
-      </w:r>
-      <w:proofErr w:type="spellEnd"/>
-      <w:r>
-        <w:t xml:space="preserve"> для XCCDF, позволяющая применять корректирующие действия при наличии соответствующего контента.</w:t>
+        <w:t>Добавлена поддержка remediation для XCCDF, позволяющая применять корректирующие действия при наличии соответствующего контента.</w:t>
       </w:r>
     </w:p>
     <w:p>
@@ -11883,15 +9805,7 @@
         <w:jc w:val="both"/>
       </w:pPr>
       <w:r>
-        <w:t xml:space="preserve">Реализован модуль </w:t>
-      </w:r>
-      <w:proofErr w:type="spellStart"/>
-      <w:r>
-        <w:t>подгрузки</w:t>
-      </w:r>
-      <w:proofErr w:type="spellEnd"/>
-      <w:r>
-        <w:t xml:space="preserve"> SCAP-контента для выбранной операционной системы и подготовки контента к выполнению проверок.</w:t>
+        <w:t>Реализован модуль подгрузки SCAP-контента для выбранной операционной системы и подготовки контента к выполнению проверок.</w:t>
       </w:r>
     </w:p>
     <w:p>
@@ -11922,21 +9836,13 @@
         <w:t>перспективным</w:t>
       </w:r>
       <w:r>
-        <w:t xml:space="preserve"> для практического применения, поскольку опирается на открытые стандарты SCAP, обеспечивает воспроизводимость проверок и снижает зависимость от проприетарных решений. Модульная архитектура программы позволяет расширять функциональность: добавлять поддержку новых платформ и источников SCAP-контента, улучшать отчётность, а также развивать механизмы автоматизации </w:t>
-      </w:r>
-      <w:proofErr w:type="spellStart"/>
-      <w:r>
-        <w:t>хардени</w:t>
+        <w:t xml:space="preserve"> для практического применения, поскольку опирается на открытые стандарты SCAP, обеспечивает воспроизводимость проверок и снижает зависимость от проприетарных решений. Модульная архитектура программы позволяет расширять функциональность: добавлять поддержку новых платформ и источников SCAP-контента, улучшать отчётность, а также развивать механизмы автоматизации хардени</w:t>
       </w:r>
       <w:r>
         <w:t>н</w:t>
       </w:r>
       <w:r>
-        <w:t>га</w:t>
-      </w:r>
-      <w:proofErr w:type="spellEnd"/>
-      <w:r>
-        <w:t>.</w:t>
+        <w:t>га.</w:t>
       </w:r>
       <w:r>
         <w:t xml:space="preserve"> Полная адаптируемость продукта достигнута за счёт нескольких факторов</w:t>
@@ -11979,15 +9885,7 @@
       </w:r>
       <w:r>
         <w:lastRenderedPageBreak/>
-        <w:t xml:space="preserve">аудиторами безопасности). </w:t>
-      </w:r>
-      <w:proofErr w:type="spellStart"/>
-      <w:r>
-        <w:t>Проактивность</w:t>
-      </w:r>
-      <w:proofErr w:type="spellEnd"/>
-      <w:r>
-        <w:t xml:space="preserve"> продукта достигается за счёт автоматического обновления баз данных </w:t>
+        <w:t xml:space="preserve">аудиторами безопасности). Проактивность продукта достигается за счёт автоматического обновления баз данных </w:t>
       </w:r>
       <w:r>
         <w:rPr>
@@ -12010,15 +9908,7 @@
         <w:jc w:val="both"/>
       </w:pPr>
       <w:r>
-        <w:t xml:space="preserve">Вместе с тем текущая версия имеет ряд ограничений. В частности, после применения </w:t>
-      </w:r>
-      <w:proofErr w:type="spellStart"/>
-      <w:r>
-        <w:t>remediation</w:t>
-      </w:r>
-      <w:proofErr w:type="spellEnd"/>
-      <w:r>
-        <w:t xml:space="preserve"> </w:t>
+        <w:t xml:space="preserve">Вместе с тем текущая версия имеет ряд ограничений. В частности, после применения remediation </w:t>
       </w:r>
       <w:r>
         <w:t xml:space="preserve">в визуальном интерфейсе </w:t>
@@ -12053,15 +9943,7 @@
         <w:jc w:val="both"/>
       </w:pPr>
       <w:r>
-        <w:t xml:space="preserve">Таким образом, разработанное решение демонстрирует работоспособность и практическую применимость для задач регулярного аудита и </w:t>
-      </w:r>
-      <w:proofErr w:type="spellStart"/>
-      <w:r>
-        <w:t>харденига</w:t>
-      </w:r>
-      <w:proofErr w:type="spellEnd"/>
-      <w:r>
-        <w:t xml:space="preserve"> операционных систем, а обозначенные направления развития позволяют повысить уровень автоматизации и удобство эксплуатации в дальнейшем.</w:t>
+        <w:t>Таким образом, разработанное решение демонстрирует работоспособность и практическую применимость для задач регулярного аудита и харденига операционных систем, а обозначенные направления развития позволяют повысить уровень автоматизации и удобство эксплуатации в дальнейшем.</w:t>
       </w:r>
     </w:p>
     <w:p>
@@ -12089,7 +9971,6 @@
         </w:numPr>
         <w:jc w:val="both"/>
       </w:pPr>
-      <w:proofErr w:type="spellStart"/>
       <w:r>
         <w:rPr>
           <w:rFonts w:cs="Times New Roman"/>
@@ -12099,7 +9980,6 @@
         </w:rPr>
         <w:t>OpenSCAP</w:t>
       </w:r>
-      <w:proofErr w:type="spellEnd"/>
       <w:r>
         <w:rPr>
           <w:rFonts w:cs="Times New Roman"/>
@@ -12183,7 +10063,6 @@
         </w:rPr>
         <w:t>-</w:t>
       </w:r>
-      <w:proofErr w:type="spellStart"/>
       <w:r>
         <w:rPr>
           <w:rFonts w:cs="Times New Roman"/>
@@ -12191,7 +10070,6 @@
         </w:rPr>
         <w:t>scap</w:t>
       </w:r>
-      <w:proofErr w:type="spellEnd"/>
       <w:r>
         <w:rPr>
           <w:rFonts w:cs="Times New Roman"/>
@@ -12257,7 +10135,6 @@
           </w:rPr>
           <w:t>-</w:t>
         </w:r>
-        <w:proofErr w:type="spellStart"/>
         <w:r>
           <w:rPr>
             <w:rStyle w:val="aa"/>
@@ -12265,7 +10142,6 @@
           </w:rPr>
           <w:t>scap</w:t>
         </w:r>
-        <w:proofErr w:type="spellEnd"/>
         <w:r>
           <w:rPr>
             <w:rStyle w:val="aa"/>
@@ -12285,7 +10161,6 @@
           </w:rPr>
           <w:t>/</w:t>
         </w:r>
-        <w:proofErr w:type="spellStart"/>
         <w:r>
           <w:rPr>
             <w:rStyle w:val="aa"/>
@@ -12293,14 +10168,12 @@
           </w:rPr>
           <w:t>openscap</w:t>
         </w:r>
-        <w:proofErr w:type="spellEnd"/>
         <w:r>
           <w:rPr>
             <w:rStyle w:val="aa"/>
           </w:rPr>
           <w:t>-1.3/</w:t>
         </w:r>
-        <w:proofErr w:type="spellStart"/>
         <w:r>
           <w:rPr>
             <w:rStyle w:val="aa"/>
@@ -12308,7 +10181,6 @@
           </w:rPr>
           <w:t>oscap</w:t>
         </w:r>
-        <w:proofErr w:type="spellEnd"/>
         <w:r>
           <w:rPr>
             <w:rStyle w:val="aa"/>
@@ -12540,7 +10412,6 @@
       <w:r>
         <w:t xml:space="preserve">] // </w:t>
       </w:r>
-      <w:proofErr w:type="spellStart"/>
       <w:r>
         <w:rPr>
           <w:rFonts w:cs="Times New Roman"/>
@@ -12548,7 +10419,6 @@
         </w:rPr>
         <w:t>habr</w:t>
       </w:r>
-      <w:proofErr w:type="spellEnd"/>
       <w:r>
         <w:rPr>
           <w:rFonts w:cs="Times New Roman"/>
@@ -12592,7 +10462,6 @@
           </w:rPr>
           <w:t>://</w:t>
         </w:r>
-        <w:proofErr w:type="spellStart"/>
         <w:r>
           <w:rPr>
             <w:rStyle w:val="aa"/>
@@ -12602,7 +10471,6 @@
           </w:rPr>
           <w:t>habr</w:t>
         </w:r>
-        <w:proofErr w:type="spellEnd"/>
         <w:r>
           <w:rPr>
             <w:rStyle w:val="aa"/>
@@ -12628,7 +10496,6 @@
           </w:rPr>
           <w:t>/</w:t>
         </w:r>
-        <w:proofErr w:type="spellStart"/>
         <w:r>
           <w:rPr>
             <w:rStyle w:val="aa"/>
@@ -12638,7 +10505,6 @@
           </w:rPr>
           <w:t>ru</w:t>
         </w:r>
-        <w:proofErr w:type="spellEnd"/>
         <w:r>
           <w:rPr>
             <w:rStyle w:val="aa"/>
@@ -12725,7 +10591,6 @@
         </w:rPr>
         <w:t xml:space="preserve">] // </w:t>
       </w:r>
-      <w:proofErr w:type="spellStart"/>
       <w:proofErr w:type="gramStart"/>
       <w:r>
         <w:rPr>
@@ -12734,7 +10599,6 @@
         </w:rPr>
         <w:t>github.blog</w:t>
       </w:r>
-      <w:proofErr w:type="spellEnd"/>
       <w:proofErr w:type="gramEnd"/>
       <w:r>
         <w:rPr>
@@ -13100,7 +10964,6 @@
       <w:r>
         <w:t xml:space="preserve">] // </w:t>
       </w:r>
-      <w:proofErr w:type="spellStart"/>
       <w:r>
         <w:rPr>
           <w:rFonts w:cs="Times New Roman"/>
@@ -13108,7 +10971,6 @@
         </w:rPr>
         <w:t>habr</w:t>
       </w:r>
-      <w:proofErr w:type="spellEnd"/>
       <w:r>
         <w:rPr>
           <w:rFonts w:cs="Times New Roman"/>
@@ -13254,7 +11116,6 @@
           </w:rPr>
           <w:t>-</w:t>
         </w:r>
-        <w:proofErr w:type="spellStart"/>
         <w:r>
           <w:rPr>
             <w:rStyle w:val="aa"/>
@@ -13264,7 +11125,6 @@
           </w:rPr>
           <w:t>lgpl</w:t>
         </w:r>
-        <w:proofErr w:type="spellEnd"/>
         <w:r>
           <w:rPr>
             <w:rStyle w:val="aa"/>

--- a/PZ and plakat/alpha_pz/Бородин_11_жуковский.docx
+++ b/PZ and plakat/alpha_pz/Бородин_11_жуковский.docx
@@ -249,16 +249,6 @@
           <w:sz w:val="36"/>
           <w:szCs w:val="36"/>
         </w:rPr>
-        <w:t>Проект ‹‹</w:t>
-      </w:r>
-      <w:r>
-        <w:rPr>
-          <w:rFonts w:cs="Times New Roman"/>
-          <w:b/>
-          <w:bCs/>
-          <w:sz w:val="36"/>
-          <w:szCs w:val="36"/>
-        </w:rPr>
         <w:t>Программное средство</w:t>
       </w:r>
       <w:r>
@@ -313,16 +303,6 @@
           <w:lang w:val="en-US"/>
         </w:rPr>
         <w:t>SCAP</w:t>
-      </w:r>
-      <w:r>
-        <w:rPr>
-          <w:rFonts w:cs="Times New Roman"/>
-          <w:b/>
-          <w:bCs/>
-          <w:sz w:val="36"/>
-          <w:szCs w:val="36"/>
-        </w:rPr>
-        <w:t>››</w:t>
       </w:r>
       <w:bookmarkEnd w:id="0"/>
     </w:p>
@@ -439,6 +419,36 @@
               <w:ind w:firstLine="0"/>
               <w:rPr>
                 <w:rFonts w:cs="Times New Roman"/>
+                <w:szCs w:val="36"/>
+              </w:rPr>
+            </w:pPr>
+            <w:r>
+              <w:rPr>
+                <w:rFonts w:cs="Times New Roman"/>
+                <w:szCs w:val="36"/>
+              </w:rPr>
+              <w:t>Ученик</w:t>
+            </w:r>
+            <w:r>
+              <w:rPr>
+                <w:rFonts w:cs="Times New Roman"/>
+                <w:szCs w:val="36"/>
+              </w:rPr>
+              <w:t xml:space="preserve"> </w:t>
+            </w:r>
+            <w:r>
+              <w:rPr>
+                <w:rFonts w:cs="Times New Roman"/>
+                <w:szCs w:val="36"/>
+              </w:rPr>
+              <w:t>11 класса</w:t>
+            </w:r>
+          </w:p>
+          <w:p>
+            <w:pPr>
+              <w:ind w:firstLine="0"/>
+              <w:rPr>
+                <w:rFonts w:cs="Times New Roman"/>
                 <w:b/>
                 <w:sz w:val="36"/>
                 <w:szCs w:val="36"/>
@@ -449,14 +459,7 @@
                 <w:rFonts w:cs="Times New Roman"/>
                 <w:szCs w:val="36"/>
               </w:rPr>
-              <w:t>Ученик</w:t>
-            </w:r>
-            <w:r>
-              <w:rPr>
-                <w:rFonts w:cs="Times New Roman"/>
-                <w:szCs w:val="36"/>
-              </w:rPr>
-              <w:t xml:space="preserve"> МБОУ Гимназии №1</w:t>
+              <w:t>МБОУ Гимназии №1</w:t>
             </w:r>
           </w:p>
         </w:tc>
@@ -653,7 +656,39 @@
           <w:bCs/>
           <w:szCs w:val="24"/>
         </w:rPr>
-        <w:t xml:space="preserve">Отчёт 37 с., 6 рис., 4 табл., 8 </w:t>
+        <w:t xml:space="preserve">Отчёт </w:t>
+      </w:r>
+      <w:r>
+        <w:rPr>
+          <w:rFonts w:cs="Times New Roman"/>
+          <w:bCs/>
+          <w:szCs w:val="24"/>
+        </w:rPr>
+        <w:t>46</w:t>
+      </w:r>
+      <w:r>
+        <w:rPr>
+          <w:rFonts w:cs="Times New Roman"/>
+          <w:bCs/>
+          <w:szCs w:val="24"/>
+        </w:rPr>
+        <w:t xml:space="preserve"> с., 6 рис., 4 табл., </w:t>
+      </w:r>
+      <w:r>
+        <w:rPr>
+          <w:rFonts w:cs="Times New Roman"/>
+          <w:bCs/>
+          <w:szCs w:val="24"/>
+        </w:rPr>
+        <w:t>12</w:t>
+      </w:r>
+      <w:r>
+        <w:rPr>
+          <w:rFonts w:cs="Times New Roman"/>
+          <w:bCs/>
+          <w:szCs w:val="24"/>
+        </w:rPr>
+        <w:t xml:space="preserve"> </w:t>
       </w:r>
       <w:proofErr w:type="spellStart"/>
       <w:r>
@@ -1625,16 +1660,16 @@
               <w:rPr>
                 <w:rStyle w:val="aa"/>
                 <w:noProof/>
-                <w:lang w:val="en-US"/>
-              </w:rPr>
-              <w:t>SCAP</w:t>
+              </w:rPr>
+              <w:t xml:space="preserve">Протокол </w:t>
             </w:r>
             <w:r>
               <w:rPr>
                 <w:rStyle w:val="aa"/>
                 <w:noProof/>
-              </w:rPr>
-              <w:t xml:space="preserve"> протокол</w:t>
+                <w:lang w:val="en-US"/>
+              </w:rPr>
+              <w:t>SCAP</w:t>
             </w:r>
             <w:r>
               <w:rPr>
@@ -4444,6 +4479,14 @@
           <w:szCs w:val="28"/>
         </w:rPr>
         <w:t>1800</w:t>
+      </w:r>
+      <w:r>
+        <w:rPr>
+          <w:rFonts w:cs="Times New Roman"/>
+          <w:color w:val="000000" w:themeColor="text1"/>
+          <w:szCs w:val="28"/>
+        </w:rPr>
+        <w:t>0</w:t>
       </w:r>
       <w:r>
         <w:rPr>
@@ -4665,24 +4708,24 @@
       <w:pPr>
         <w:pStyle w:val="2"/>
         <w:ind w:firstLine="708"/>
+        <w:rPr>
+          <w:lang w:val="en-US"/>
+        </w:rPr>
       </w:pPr>
       <w:bookmarkStart w:id="6" w:name="_Toc224402366"/>
       <w:r>
         <w:t xml:space="preserve">1.3 </w:t>
       </w:r>
+      <w:bookmarkEnd w:id="6"/>
+      <w:r>
+        <w:t xml:space="preserve">Протокол </w:t>
+      </w:r>
       <w:r>
         <w:rPr>
           <w:lang w:val="en-US"/>
         </w:rPr>
         <w:t>SCAP</w:t>
       </w:r>
-      <w:r>
-        <w:t xml:space="preserve"> </w:t>
-      </w:r>
-      <w:r>
-        <w:t>протокол</w:t>
-      </w:r>
-      <w:bookmarkEnd w:id="6"/>
     </w:p>
     <w:p>
       <w:pPr>
@@ -5845,7 +5888,13 @@
       </w:r>
       <w:proofErr w:type="spellStart"/>
       <w:r>
-        <w:t>харденига</w:t>
+        <w:t>хардени</w:t>
+      </w:r>
+      <w:r>
+        <w:t>н</w:t>
+      </w:r>
+      <w:r>
+        <w:t>га</w:t>
       </w:r>
       <w:proofErr w:type="spellEnd"/>
       <w:r>
@@ -7251,7 +7300,13 @@
       </w:r>
       <w:proofErr w:type="spellStart"/>
       <w:r>
-        <w:t>хардениг</w:t>
+        <w:t>хардени</w:t>
+      </w:r>
+      <w:r>
+        <w:t>н</w:t>
+      </w:r>
+      <w:r>
+        <w:t>г</w:t>
       </w:r>
       <w:proofErr w:type="spellEnd"/>
       <w:r>
@@ -10724,15 +10779,7 @@
         <w:t>-</w:t>
       </w:r>
       <w:r>
-        <w:t xml:space="preserve">правил, </w:t>
-      </w:r>
-      <w:proofErr w:type="spellStart"/>
-      <w:r>
-        <w:t>созданныхх</w:t>
-      </w:r>
-      <w:proofErr w:type="spellEnd"/>
-      <w:r>
-        <w:t xml:space="preserve"> для другой ОС без </w:t>
+        <w:t xml:space="preserve">правил, созданных для другой ОС без </w:t>
       </w:r>
       <w:proofErr w:type="spellStart"/>
       <w:r>
@@ -11554,14 +11601,24 @@
       <w:r>
         <w:t xml:space="preserve"> и проведение </w:t>
       </w:r>
-      <w:proofErr w:type="spellStart"/>
       <w:r>
         <w:rPr>
           <w:lang w:val="en-US"/>
         </w:rPr>
-        <w:t>remedation</w:t>
-      </w:r>
-      <w:proofErr w:type="spellEnd"/>
+        <w:t>remed</w:t>
+      </w:r>
+      <w:r>
+        <w:rPr>
+          <w:lang w:val="en-US"/>
+        </w:rPr>
+        <w:t>i</w:t>
+      </w:r>
+      <w:r>
+        <w:rPr>
+          <w:lang w:val="en-US"/>
+        </w:rPr>
+        <w:t>ation</w:t>
+      </w:r>
       <w:r>
         <w:t xml:space="preserve">, </w:t>
       </w:r>
@@ -12168,7 +12225,13 @@
       </w:r>
       <w:proofErr w:type="spellStart"/>
       <w:r>
-        <w:t>харденига</w:t>
+        <w:t>хардени</w:t>
+      </w:r>
+      <w:r>
+        <w:t>н</w:t>
+      </w:r>
+      <w:r>
+        <w:t>га</w:t>
       </w:r>
       <w:proofErr w:type="spellEnd"/>
       <w:r>
@@ -13046,7 +13109,7 @@
         <w:rPr>
           <w:rFonts w:cs="Times New Roman"/>
         </w:rPr>
-        <w:t>habr.com</w:t>
+        <w:t>www.securitylab.ru</w:t>
       </w:r>
       <w:r>
         <w:t>. —</w:t>
@@ -13211,15 +13274,13 @@
       <w:r>
         <w:t xml:space="preserve">] // </w:t>
       </w:r>
-      <w:proofErr w:type="spellStart"/>
       <w:r>
         <w:rPr>
           <w:rFonts w:cs="Times New Roman"/>
           <w:lang w:val="en-US"/>
         </w:rPr>
-        <w:t>habr</w:t>
-      </w:r>
-      <w:proofErr w:type="spellEnd"/>
+        <w:t>qt</w:t>
+      </w:r>
       <w:r>
         <w:rPr>
           <w:rFonts w:cs="Times New Roman"/>
@@ -13231,10 +13292,16 @@
           <w:rFonts w:cs="Times New Roman"/>
           <w:lang w:val="en-US"/>
         </w:rPr>
-        <w:t>com</w:t>
-      </w:r>
-      <w:r>
-        <w:t xml:space="preserve">. — 2021. — </w:t>
+        <w:t>io</w:t>
+      </w:r>
+      <w:r>
+        <w:t xml:space="preserve">. — </w:t>
+      </w:r>
+      <w:r>
+        <w:t>2025</w:t>
+      </w:r>
+      <w:r>
+        <w:t xml:space="preserve">. — </w:t>
       </w:r>
       <w:r>
         <w:rPr>
@@ -13457,10 +13524,450 @@
     <w:p>
       <w:pPr>
         <w:pStyle w:val="a8"/>
+        <w:numPr>
+          <w:ilvl w:val="0"/>
+          <w:numId w:val="8"/>
+        </w:numPr>
+        <w:jc w:val="both"/>
+        <w:rPr>
+          <w:lang w:val="en-US"/>
+        </w:rPr>
+      </w:pPr>
+      <w:r>
+        <w:rPr>
+          <w:rFonts w:cs="Times New Roman"/>
+          <w:color w:val="000000" w:themeColor="text1"/>
+          <w:szCs w:val="28"/>
+          <w:lang w:val="en-US"/>
+        </w:rPr>
+        <w:t xml:space="preserve">Security Content Automation Protocol </w:t>
+      </w:r>
+      <w:r>
+        <w:rPr>
+          <w:lang w:val="en-US"/>
+        </w:rPr>
+        <w:t>[</w:t>
+      </w:r>
+      <w:r>
+        <w:t>Электронный</w:t>
+      </w:r>
+      <w:r>
+        <w:rPr>
+          <w:lang w:val="en-US"/>
+        </w:rPr>
+        <w:t xml:space="preserve"> </w:t>
+      </w:r>
+      <w:r>
+        <w:t>ресурс</w:t>
+      </w:r>
+      <w:r>
+        <w:rPr>
+          <w:lang w:val="en-US"/>
+        </w:rPr>
+        <w:t xml:space="preserve">] // </w:t>
+      </w:r>
+      <w:r>
+        <w:rPr>
+          <w:rFonts w:cs="Times New Roman"/>
+          <w:lang w:val="en-US"/>
+        </w:rPr>
+        <w:t xml:space="preserve">csrc.nist.gov. </w:t>
+      </w:r>
+      <w:r>
+        <w:rPr>
+          <w:lang w:val="en-US"/>
+        </w:rPr>
+        <w:t xml:space="preserve">— </w:t>
+      </w:r>
+      <w:r>
+        <w:rPr>
+          <w:lang w:val="en-US"/>
+        </w:rPr>
+        <w:t>2026</w:t>
+      </w:r>
+      <w:r>
+        <w:rPr>
+          <w:lang w:val="en-US"/>
+        </w:rPr>
+        <w:t>. — URL: https://csrc.nist.gov/projects/security-content-automation-protocol</w:t>
+      </w:r>
+      <w:r>
+        <w:rPr>
+          <w:rFonts w:cs="Times New Roman"/>
+          <w:lang w:val="en-US"/>
+        </w:rPr>
+        <w:t xml:space="preserve"> (</w:t>
+      </w:r>
+      <w:r>
+        <w:rPr>
+          <w:rFonts w:cs="Times New Roman"/>
+        </w:rPr>
+        <w:t>дата</w:t>
+      </w:r>
+      <w:r>
+        <w:rPr>
+          <w:rFonts w:cs="Times New Roman"/>
+          <w:lang w:val="en-US"/>
+        </w:rPr>
+        <w:t xml:space="preserve"> </w:t>
+      </w:r>
+      <w:r>
+        <w:rPr>
+          <w:rFonts w:cs="Times New Roman"/>
+        </w:rPr>
+        <w:t>обращения</w:t>
+      </w:r>
+      <w:r>
+        <w:rPr>
+          <w:rFonts w:cs="Times New Roman"/>
+          <w:lang w:val="en-US"/>
+        </w:rPr>
+        <w:t xml:space="preserve"> 04.01.2026).</w:t>
+      </w:r>
+    </w:p>
+    <w:p>
+      <w:pPr>
+        <w:pStyle w:val="a8"/>
+        <w:numPr>
+          <w:ilvl w:val="0"/>
+          <w:numId w:val="8"/>
+        </w:numPr>
+        <w:jc w:val="both"/>
+        <w:rPr>
+          <w:rFonts w:cs="Times New Roman"/>
+          <w:color w:val="000000" w:themeColor="text1"/>
+          <w:szCs w:val="28"/>
+        </w:rPr>
+      </w:pPr>
+      <w:r>
+        <w:rPr>
+          <w:rFonts w:cs="Times New Roman"/>
+          <w:color w:val="000000" w:themeColor="text1"/>
+          <w:szCs w:val="28"/>
+          <w:lang w:val="en-US"/>
+        </w:rPr>
+        <w:t xml:space="preserve">MITRE ATT&amp;CK. Globally-accessible knowledge base of adversary tactics and techniques based on real-world observations. </w:t>
+      </w:r>
+      <w:r>
+        <w:t xml:space="preserve">[Электронный ресурс] // </w:t>
+      </w:r>
+      <w:r>
+        <w:rPr>
+          <w:rFonts w:cs="Times New Roman"/>
+        </w:rPr>
+        <w:t>attack.mitre.org</w:t>
+      </w:r>
+      <w:r>
+        <w:t>. — 202</w:t>
+      </w:r>
+      <w:r>
+        <w:t>5</w:t>
+      </w:r>
+      <w:r>
+        <w:t xml:space="preserve">. — URL: </w:t>
+      </w:r>
+      <w:r>
+        <w:t>https://attack.mitre.org/</w:t>
+      </w:r>
+      <w:r>
+        <w:rPr>
+          <w:rFonts w:cs="Times New Roman"/>
+        </w:rPr>
+        <w:t xml:space="preserve"> (дата обращения 0</w:t>
+      </w:r>
+      <w:r>
+        <w:rPr>
+          <w:rFonts w:cs="Times New Roman"/>
+        </w:rPr>
+        <w:t>5</w:t>
+      </w:r>
+      <w:r>
+        <w:rPr>
+          <w:rFonts w:cs="Times New Roman"/>
+        </w:rPr>
+        <w:t>.01.2026).</w:t>
+      </w:r>
+    </w:p>
+    <w:p>
+      <w:pPr>
+        <w:pStyle w:val="a8"/>
+        <w:numPr>
+          <w:ilvl w:val="0"/>
+          <w:numId w:val="8"/>
+        </w:numPr>
+        <w:jc w:val="both"/>
+        <w:rPr>
+          <w:lang w:val="en-US"/>
+        </w:rPr>
+      </w:pPr>
+      <w:r>
+        <w:rPr>
+          <w:rFonts w:cs="Times New Roman"/>
+          <w:color w:val="000000" w:themeColor="text1"/>
+          <w:szCs w:val="28"/>
+          <w:lang w:val="en-US"/>
+        </w:rPr>
+        <w:t xml:space="preserve">Scanning the system for security compliance and vulnerabilities </w:t>
+      </w:r>
+      <w:r>
+        <w:rPr>
+          <w:lang w:val="en-US"/>
+        </w:rPr>
+        <w:t>[</w:t>
+      </w:r>
+      <w:r>
+        <w:t>Электронный</w:t>
+      </w:r>
+      <w:r>
+        <w:rPr>
+          <w:lang w:val="en-US"/>
+        </w:rPr>
+        <w:t xml:space="preserve"> </w:t>
+      </w:r>
+      <w:r>
+        <w:t>ресурс</w:t>
+      </w:r>
+      <w:r>
+        <w:rPr>
+          <w:lang w:val="en-US"/>
+        </w:rPr>
+        <w:t xml:space="preserve">] // </w:t>
+      </w:r>
+      <w:r>
+        <w:rPr>
+          <w:rFonts w:cs="Times New Roman"/>
+          <w:lang w:val="en-US"/>
+        </w:rPr>
+        <w:t>docs.redhat.com</w:t>
+      </w:r>
+      <w:r>
+        <w:rPr>
+          <w:lang w:val="en-US"/>
+        </w:rPr>
+        <w:t xml:space="preserve">. — </w:t>
+      </w:r>
+      <w:r>
+        <w:rPr>
+          <w:lang w:val="en-US"/>
+        </w:rPr>
+        <w:t>2024</w:t>
+      </w:r>
+      <w:r>
+        <w:rPr>
+          <w:lang w:val="en-US"/>
+        </w:rPr>
+        <w:t xml:space="preserve">. — URL: </w:t>
+      </w:r>
+      <w:r>
+        <w:rPr>
+          <w:lang w:val="en-US"/>
+        </w:rPr>
+        <w:t>https://docs.redhat.com/en/documentation/red_hat_enterprise_linux/8/html/system_design_g</w:t>
+      </w:r>
+      <w:r>
+        <w:rPr>
+          <w:lang w:val="en-US"/>
+        </w:rPr>
+        <w:lastRenderedPageBreak/>
+        <w:t>uide/scanning_the_system_for_security_compliance_and_vulnerabilities#configuration-compliance-tools-in-rhel_system-design-guide</w:t>
+      </w:r>
+      <w:r>
+        <w:rPr>
+          <w:rFonts w:cs="Times New Roman"/>
+          <w:lang w:val="en-US"/>
+        </w:rPr>
+        <w:t xml:space="preserve"> (</w:t>
+      </w:r>
+      <w:r>
+        <w:rPr>
+          <w:rFonts w:cs="Times New Roman"/>
+        </w:rPr>
+        <w:t>дата</w:t>
+      </w:r>
+      <w:r>
+        <w:rPr>
+          <w:rFonts w:cs="Times New Roman"/>
+          <w:lang w:val="en-US"/>
+        </w:rPr>
+        <w:t xml:space="preserve"> </w:t>
+      </w:r>
+      <w:r>
+        <w:rPr>
+          <w:rFonts w:cs="Times New Roman"/>
+        </w:rPr>
+        <w:t>обращения</w:t>
+      </w:r>
+      <w:r>
+        <w:rPr>
+          <w:rFonts w:cs="Times New Roman"/>
+          <w:lang w:val="en-US"/>
+        </w:rPr>
+        <w:t xml:space="preserve"> 0</w:t>
+      </w:r>
+      <w:r>
+        <w:rPr>
+          <w:rFonts w:cs="Times New Roman"/>
+          <w:lang w:val="en-US"/>
+        </w:rPr>
+        <w:t>5</w:t>
+      </w:r>
+      <w:r>
+        <w:rPr>
+          <w:rFonts w:cs="Times New Roman"/>
+          <w:lang w:val="en-US"/>
+        </w:rPr>
+        <w:t>.01.2026).</w:t>
+      </w:r>
+    </w:p>
+    <w:p>
+      <w:pPr>
+        <w:pStyle w:val="a8"/>
+        <w:numPr>
+          <w:ilvl w:val="0"/>
+          <w:numId w:val="8"/>
+        </w:numPr>
+        <w:jc w:val="both"/>
+        <w:rPr>
+          <w:rFonts w:cs="Times New Roman"/>
+          <w:color w:val="000000" w:themeColor="text1"/>
+          <w:szCs w:val="28"/>
+          <w:lang w:val="en-US"/>
+        </w:rPr>
+      </w:pPr>
+      <w:r>
+        <w:rPr>
+          <w:rFonts w:cs="Times New Roman"/>
+          <w:color w:val="000000" w:themeColor="text1"/>
+          <w:szCs w:val="28"/>
+          <w:lang w:val="en-US"/>
+        </w:rPr>
+        <w:t xml:space="preserve">Using </w:t>
+      </w:r>
+      <w:proofErr w:type="spellStart"/>
+      <w:r>
+        <w:rPr>
+          <w:rFonts w:cs="Times New Roman"/>
+          <w:color w:val="000000" w:themeColor="text1"/>
+          <w:szCs w:val="28"/>
+          <w:lang w:val="en-US"/>
+        </w:rPr>
+        <w:t>OpenSCAP</w:t>
+      </w:r>
+      <w:proofErr w:type="spellEnd"/>
+      <w:r>
+        <w:rPr>
+          <w:rFonts w:cs="Times New Roman"/>
+          <w:color w:val="000000" w:themeColor="text1"/>
+          <w:szCs w:val="28"/>
+          <w:lang w:val="en-US"/>
+        </w:rPr>
+        <w:t xml:space="preserve"> to Remediate the System</w:t>
+      </w:r>
+      <w:r>
+        <w:rPr>
+          <w:rFonts w:cs="Times New Roman"/>
+          <w:color w:val="000000" w:themeColor="text1"/>
+          <w:szCs w:val="28"/>
+          <w:lang w:val="en-US"/>
+        </w:rPr>
+        <w:t xml:space="preserve"> </w:t>
+      </w:r>
+      <w:r>
+        <w:rPr>
+          <w:lang w:val="en-US"/>
+        </w:rPr>
+        <w:t>[</w:t>
+      </w:r>
+      <w:r>
+        <w:t>Электронный</w:t>
+      </w:r>
+      <w:r>
+        <w:rPr>
+          <w:lang w:val="en-US"/>
+        </w:rPr>
+        <w:t xml:space="preserve"> </w:t>
+      </w:r>
+      <w:r>
+        <w:t>ресурс</w:t>
+      </w:r>
+      <w:r>
+        <w:rPr>
+          <w:lang w:val="en-US"/>
+        </w:rPr>
+        <w:t xml:space="preserve">] // </w:t>
+      </w:r>
+      <w:r>
+        <w:rPr>
+          <w:rFonts w:cs="Times New Roman"/>
+          <w:lang w:val="en-US"/>
+        </w:rPr>
+        <w:t>docs.redhat.com</w:t>
+      </w:r>
+      <w:r>
+        <w:rPr>
+          <w:lang w:val="en-US"/>
+        </w:rPr>
+        <w:t xml:space="preserve">. — </w:t>
+      </w:r>
+      <w:r>
+        <w:rPr>
+          <w:lang w:val="en-US"/>
+        </w:rPr>
+        <w:t>2018</w:t>
+      </w:r>
+      <w:r>
+        <w:rPr>
+          <w:lang w:val="en-US"/>
+        </w:rPr>
+        <w:t>. — URL: https://docs.redhat.com/de/documentation/red_hat_enterprise_linux/6/html/security_guide/sect-using_openscap_to_remediate_the_system</w:t>
+      </w:r>
+      <w:r>
+        <w:rPr>
+          <w:rFonts w:cs="Times New Roman"/>
+          <w:lang w:val="en-US"/>
+        </w:rPr>
+        <w:t xml:space="preserve"> (</w:t>
+      </w:r>
+      <w:r>
+        <w:rPr>
+          <w:rFonts w:cs="Times New Roman"/>
+        </w:rPr>
+        <w:t>дата</w:t>
+      </w:r>
+      <w:r>
+        <w:rPr>
+          <w:rFonts w:cs="Times New Roman"/>
+          <w:lang w:val="en-US"/>
+        </w:rPr>
+        <w:t xml:space="preserve"> </w:t>
+      </w:r>
+      <w:r>
+        <w:rPr>
+          <w:rFonts w:cs="Times New Roman"/>
+        </w:rPr>
+        <w:t>обращения</w:t>
+      </w:r>
+      <w:r>
+        <w:rPr>
+          <w:rFonts w:cs="Times New Roman"/>
+          <w:lang w:val="en-US"/>
+        </w:rPr>
+        <w:t xml:space="preserve"> 05.01.2026).</w:t>
+      </w:r>
+    </w:p>
+    <w:p>
+      <w:pPr>
+        <w:pStyle w:val="a8"/>
         <w:ind w:left="360" w:firstLine="0"/>
         <w:jc w:val="both"/>
-      </w:pPr>
-      <w:r>
+        <w:rPr>
+          <w:lang w:val="en-US"/>
+        </w:rPr>
+      </w:pPr>
+      <w:r>
+        <w:rPr>
+          <w:lang w:val="en-US"/>
+        </w:rPr>
         <w:br w:type="page"/>
       </w:r>
     </w:p>
@@ -14900,10 +15407,7 @@
         <w:t>ПРИЛОЖЕНИЕ</w:t>
       </w:r>
       <w:r>
-        <w:t xml:space="preserve"> </w:t>
-      </w:r>
-      <w:r>
-        <w:t>Б</w:t>
+        <w:t xml:space="preserve"> Б</w:t>
       </w:r>
     </w:p>
     <w:tbl>
@@ -33065,7 +33569,7 @@
                 <w:color w:val="000000"/>
                 <w:sz w:val="20"/>
                 <w:szCs w:val="20"/>
-                <w:lang w:val="en-US" w:eastAsia="ru-RU"/>
+                <w:lang w:eastAsia="ru-RU"/>
               </w:rPr>
             </w:pPr>
             <w:r>
@@ -33099,7 +33603,7 @@
                 <w:color w:val="000080"/>
                 <w:sz w:val="20"/>
                 <w:szCs w:val="20"/>
-                <w:lang w:val="en-US" w:eastAsia="ru-RU"/>
+                <w:lang w:eastAsia="ru-RU"/>
               </w:rPr>
               <w:t>(</w:t>
             </w:r>
@@ -33110,7 +33614,7 @@
                 <w:color w:val="808080"/>
                 <w:sz w:val="20"/>
                 <w:szCs w:val="20"/>
-                <w:lang w:val="en-US" w:eastAsia="ru-RU"/>
+                <w:lang w:eastAsia="ru-RU"/>
               </w:rPr>
               <w:t>"</w:t>
             </w:r>
@@ -33130,7 +33634,7 @@
                 <w:color w:val="808080"/>
                 <w:sz w:val="20"/>
                 <w:szCs w:val="20"/>
-                <w:lang w:val="en-US" w:eastAsia="ru-RU"/>
+                <w:lang w:eastAsia="ru-RU"/>
               </w:rPr>
               <w:t xml:space="preserve"> </w:t>
             </w:r>
@@ -33150,7 +33654,7 @@
                 <w:color w:val="808080"/>
                 <w:sz w:val="20"/>
                 <w:szCs w:val="20"/>
-                <w:lang w:val="en-US" w:eastAsia="ru-RU"/>
+                <w:lang w:eastAsia="ru-RU"/>
               </w:rPr>
               <w:t xml:space="preserve"> </w:t>
             </w:r>
@@ -33170,19 +33674,39 @@
                 <w:color w:val="808080"/>
                 <w:sz w:val="20"/>
                 <w:szCs w:val="20"/>
-                <w:lang w:val="en-US" w:eastAsia="ru-RU"/>
-              </w:rPr>
-              <w:t xml:space="preserve"> definitions"</w:t>
-            </w:r>
-            <w:r>
-              <w:rPr>
-                <w:rFonts w:ascii="Courier New" w:eastAsia="Times New Roman" w:hAnsi="Courier New" w:cs="Courier New"/>
-                <w:b/>
-                <w:bCs/>
-                <w:color w:val="000080"/>
-                <w:sz w:val="20"/>
-                <w:szCs w:val="20"/>
-                <w:lang w:val="en-US" w:eastAsia="ru-RU"/>
+                <w:lang w:eastAsia="ru-RU"/>
+              </w:rPr>
+              <w:t xml:space="preserve"> </w:t>
+            </w:r>
+            <w:r>
+              <w:rPr>
+                <w:rFonts w:ascii="Courier New" w:eastAsia="Times New Roman" w:hAnsi="Courier New" w:cs="Courier New"/>
+                <w:color w:val="808080"/>
+                <w:sz w:val="20"/>
+                <w:szCs w:val="20"/>
+                <w:lang w:val="en-US" w:eastAsia="ru-RU"/>
+              </w:rPr>
+              <w:t>definitions</w:t>
+            </w:r>
+            <w:r>
+              <w:rPr>
+                <w:rFonts w:ascii="Courier New" w:eastAsia="Times New Roman" w:hAnsi="Courier New" w:cs="Courier New"/>
+                <w:color w:val="808080"/>
+                <w:sz w:val="20"/>
+                <w:szCs w:val="20"/>
+                <w:lang w:eastAsia="ru-RU"/>
+              </w:rPr>
+              <w:t>"</w:t>
+            </w:r>
+            <w:r>
+              <w:rPr>
+                <w:rFonts w:ascii="Courier New" w:eastAsia="Times New Roman" w:hAnsi="Courier New" w:cs="Courier New"/>
+                <w:b/>
+                <w:bCs/>
+                <w:color w:val="000080"/>
+                <w:sz w:val="20"/>
+                <w:szCs w:val="20"/>
+                <w:lang w:eastAsia="ru-RU"/>
               </w:rPr>
               <w:t>)</w:t>
             </w:r>
@@ -33197,7 +33721,7 @@
                 <w:color w:val="000000"/>
                 <w:sz w:val="20"/>
                 <w:szCs w:val="20"/>
-                <w:lang w:val="en-US" w:eastAsia="ru-RU"/>
+                <w:lang w:eastAsia="ru-RU"/>
               </w:rPr>
             </w:pPr>
           </w:p>
@@ -33220,7 +33744,7 @@
                 <w:color w:val="000000"/>
                 <w:sz w:val="20"/>
                 <w:szCs w:val="20"/>
-                <w:lang w:val="en-US" w:eastAsia="ru-RU"/>
+                <w:lang w:eastAsia="ru-RU"/>
               </w:rPr>
               <w:t xml:space="preserve">    </w:t>
             </w:r>
@@ -33383,7 +33907,7 @@
                 <w:color w:val="000000"/>
                 <w:sz w:val="20"/>
                 <w:szCs w:val="20"/>
-                <w:lang w:val="en-US" w:eastAsia="ru-RU"/>
+                <w:lang w:eastAsia="ru-RU"/>
               </w:rPr>
             </w:pPr>
             <w:r>
@@ -33394,17 +33918,27 @@
                 <w:szCs w:val="20"/>
                 <w:lang w:val="en-US" w:eastAsia="ru-RU"/>
               </w:rPr>
-              <w:t xml:space="preserve">        meta </w:t>
-            </w:r>
-            <w:r>
-              <w:rPr>
-                <w:rFonts w:ascii="Courier New" w:eastAsia="Times New Roman" w:hAnsi="Courier New" w:cs="Courier New"/>
-                <w:b/>
-                <w:bCs/>
-                <w:color w:val="000080"/>
-                <w:sz w:val="20"/>
-                <w:szCs w:val="20"/>
-                <w:lang w:val="en-US" w:eastAsia="ru-RU"/>
+              <w:t xml:space="preserve">        meta</w:t>
+            </w:r>
+            <w:r>
+              <w:rPr>
+                <w:rFonts w:ascii="Courier New" w:eastAsia="Times New Roman" w:hAnsi="Courier New" w:cs="Courier New"/>
+                <w:color w:val="000000"/>
+                <w:sz w:val="20"/>
+                <w:szCs w:val="20"/>
+                <w:lang w:eastAsia="ru-RU"/>
+              </w:rPr>
+              <w:t xml:space="preserve"> </w:t>
+            </w:r>
+            <w:r>
+              <w:rPr>
+                <w:rFonts w:ascii="Courier New" w:eastAsia="Times New Roman" w:hAnsi="Courier New" w:cs="Courier New"/>
+                <w:b/>
+                <w:bCs/>
+                <w:color w:val="000080"/>
+                <w:sz w:val="20"/>
+                <w:szCs w:val="20"/>
+                <w:lang w:eastAsia="ru-RU"/>
               </w:rPr>
               <w:t>=</w:t>
             </w:r>
@@ -33414,11 +33948,10 @@
                 <w:color w:val="000000"/>
                 <w:sz w:val="20"/>
                 <w:szCs w:val="20"/>
-                <w:lang w:val="en-US" w:eastAsia="ru-RU"/>
+                <w:lang w:eastAsia="ru-RU"/>
               </w:rPr>
               <w:t xml:space="preserve"> </w:t>
             </w:r>
-            <w:proofErr w:type="spellStart"/>
             <w:proofErr w:type="gramStart"/>
             <w:r>
               <w:rPr>
@@ -33438,7 +33971,7 @@
                 <w:color w:val="000080"/>
                 <w:sz w:val="20"/>
                 <w:szCs w:val="20"/>
-                <w:lang w:val="en-US" w:eastAsia="ru-RU"/>
+                <w:lang w:eastAsia="ru-RU"/>
               </w:rPr>
               <w:t>.</w:t>
             </w:r>
@@ -33454,16 +33987,15 @@
               </w:rPr>
               <w:t>get</w:t>
             </w:r>
-            <w:proofErr w:type="spellEnd"/>
-            <w:r>
-              <w:rPr>
-                <w:rFonts w:ascii="Courier New" w:eastAsia="Times New Roman" w:hAnsi="Courier New" w:cs="Courier New"/>
-                <w:b/>
-                <w:bCs/>
-                <w:color w:val="000080"/>
-                <w:sz w:val="20"/>
-                <w:szCs w:val="20"/>
-                <w:lang w:val="en-US" w:eastAsia="ru-RU"/>
+            <w:r>
+              <w:rPr>
+                <w:rFonts w:ascii="Courier New" w:eastAsia="Times New Roman" w:hAnsi="Courier New" w:cs="Courier New"/>
+                <w:b/>
+                <w:bCs/>
+                <w:color w:val="000080"/>
+                <w:sz w:val="20"/>
+                <w:szCs w:val="20"/>
+                <w:lang w:eastAsia="ru-RU"/>
               </w:rPr>
               <w:t>(</w:t>
             </w:r>
@@ -33486,7 +34018,7 @@
                 <w:color w:val="000080"/>
                 <w:sz w:val="20"/>
                 <w:szCs w:val="20"/>
-                <w:lang w:val="en-US" w:eastAsia="ru-RU"/>
+                <w:lang w:eastAsia="ru-RU"/>
               </w:rPr>
               <w:t>,</w:t>
             </w:r>
@@ -33496,7 +34028,7 @@
                 <w:color w:val="000000"/>
                 <w:sz w:val="20"/>
                 <w:szCs w:val="20"/>
-                <w:lang w:val="en-US" w:eastAsia="ru-RU"/>
+                <w:lang w:eastAsia="ru-RU"/>
               </w:rPr>
               <w:t xml:space="preserve"> </w:t>
             </w:r>
@@ -33508,7 +34040,7 @@
                 <w:color w:val="000080"/>
                 <w:sz w:val="20"/>
                 <w:szCs w:val="20"/>
-                <w:lang w:val="en-US" w:eastAsia="ru-RU"/>
+                <w:lang w:eastAsia="ru-RU"/>
               </w:rPr>
               <w:t>{})</w:t>
             </w:r>
@@ -33518,7 +34050,7 @@
                 <w:color w:val="000000"/>
                 <w:sz w:val="20"/>
                 <w:szCs w:val="20"/>
-                <w:lang w:val="en-US" w:eastAsia="ru-RU"/>
+                <w:lang w:eastAsia="ru-RU"/>
               </w:rPr>
               <w:t xml:space="preserve"> </w:t>
             </w:r>
@@ -33528,7 +34060,7 @@
                 <w:color w:val="008000"/>
                 <w:sz w:val="20"/>
                 <w:szCs w:val="20"/>
-                <w:lang w:val="en-US" w:eastAsia="ru-RU"/>
+                <w:lang w:eastAsia="ru-RU"/>
               </w:rPr>
               <w:t>#</w:t>
             </w:r>
@@ -33548,7 +34080,7 @@
                 <w:color w:val="008000"/>
                 <w:sz w:val="20"/>
                 <w:szCs w:val="20"/>
-                <w:lang w:val="en-US" w:eastAsia="ru-RU"/>
+                <w:lang w:eastAsia="ru-RU"/>
               </w:rPr>
               <w:t xml:space="preserve"> </w:t>
             </w:r>
@@ -33568,7 +34100,7 @@
                 <w:color w:val="008000"/>
                 <w:sz w:val="20"/>
                 <w:szCs w:val="20"/>
-                <w:lang w:val="en-US" w:eastAsia="ru-RU"/>
+                <w:lang w:eastAsia="ru-RU"/>
               </w:rPr>
               <w:t xml:space="preserve"> </w:t>
             </w:r>
@@ -33588,9 +34120,9 @@
                 <w:color w:val="008000"/>
                 <w:sz w:val="20"/>
                 <w:szCs w:val="20"/>
-                <w:lang w:val="en-US" w:eastAsia="ru-RU"/>
-              </w:rPr>
-              <w:t xml:space="preserve"> id definition </w:t>
+                <w:lang w:eastAsia="ru-RU"/>
+              </w:rPr>
+              <w:t xml:space="preserve"> </w:t>
             </w:r>
             <w:r>
               <w:rPr>
@@ -33598,8 +34130,48 @@
                 <w:color w:val="008000"/>
                 <w:sz w:val="20"/>
                 <w:szCs w:val="20"/>
+                <w:lang w:val="en-US" w:eastAsia="ru-RU"/>
+              </w:rPr>
+              <w:t>id</w:t>
+            </w:r>
+            <w:r>
+              <w:rPr>
+                <w:rFonts w:ascii="Courier New" w:eastAsia="Times New Roman" w:hAnsi="Courier New" w:cs="Courier New"/>
+                <w:color w:val="008000"/>
+                <w:sz w:val="20"/>
+                <w:szCs w:val="20"/>
                 <w:lang w:eastAsia="ru-RU"/>
               </w:rPr>
+              <w:t xml:space="preserve"> </w:t>
+            </w:r>
+            <w:r>
+              <w:rPr>
+                <w:rFonts w:ascii="Courier New" w:eastAsia="Times New Roman" w:hAnsi="Courier New" w:cs="Courier New"/>
+                <w:color w:val="008000"/>
+                <w:sz w:val="20"/>
+                <w:szCs w:val="20"/>
+                <w:lang w:val="en-US" w:eastAsia="ru-RU"/>
+              </w:rPr>
+              <w:t>definition</w:t>
+            </w:r>
+            <w:r>
+              <w:rPr>
+                <w:rFonts w:ascii="Courier New" w:eastAsia="Times New Roman" w:hAnsi="Courier New" w:cs="Courier New"/>
+                <w:color w:val="008000"/>
+                <w:sz w:val="20"/>
+                <w:szCs w:val="20"/>
+                <w:lang w:eastAsia="ru-RU"/>
+              </w:rPr>
+              <w:t xml:space="preserve"> </w:t>
+            </w:r>
+            <w:r>
+              <w:rPr>
+                <w:rFonts w:ascii="Courier New" w:eastAsia="Times New Roman" w:hAnsi="Courier New" w:cs="Courier New"/>
+                <w:color w:val="008000"/>
+                <w:sz w:val="20"/>
+                <w:szCs w:val="20"/>
+                <w:lang w:eastAsia="ru-RU"/>
+              </w:rPr>
               <w:t>информацию</w:t>
             </w:r>
             <w:r>
@@ -33608,7 +34180,7 @@
                 <w:color w:val="008000"/>
                 <w:sz w:val="20"/>
                 <w:szCs w:val="20"/>
-                <w:lang w:val="en-US" w:eastAsia="ru-RU"/>
+                <w:lang w:eastAsia="ru-RU"/>
               </w:rPr>
               <w:t xml:space="preserve">, </w:t>
             </w:r>
@@ -33628,7 +34200,7 @@
                 <w:color w:val="008000"/>
                 <w:sz w:val="20"/>
                 <w:szCs w:val="20"/>
-                <w:lang w:val="en-US" w:eastAsia="ru-RU"/>
+                <w:lang w:eastAsia="ru-RU"/>
               </w:rPr>
               <w:t xml:space="preserve"> </w:t>
             </w:r>
@@ -33648,7 +34220,7 @@
                 <w:color w:val="008000"/>
                 <w:sz w:val="20"/>
                 <w:szCs w:val="20"/>
-                <w:lang w:val="en-US" w:eastAsia="ru-RU"/>
+                <w:lang w:eastAsia="ru-RU"/>
               </w:rPr>
               <w:t xml:space="preserve"> </w:t>
             </w:r>
@@ -33668,7 +34240,7 @@
                 <w:color w:val="008000"/>
                 <w:sz w:val="20"/>
                 <w:szCs w:val="20"/>
-                <w:lang w:val="en-US" w:eastAsia="ru-RU"/>
+                <w:lang w:eastAsia="ru-RU"/>
               </w:rPr>
               <w:t xml:space="preserve"> - </w:t>
             </w:r>
@@ -33688,7 +34260,7 @@
                 <w:color w:val="008000"/>
                 <w:sz w:val="20"/>
                 <w:szCs w:val="20"/>
-                <w:lang w:val="en-US" w:eastAsia="ru-RU"/>
+                <w:lang w:eastAsia="ru-RU"/>
               </w:rPr>
               <w:t xml:space="preserve"> </w:t>
             </w:r>
@@ -33713,7 +34285,7 @@
                 <w:color w:val="000000"/>
                 <w:sz w:val="20"/>
                 <w:szCs w:val="20"/>
-                <w:lang w:val="en-US" w:eastAsia="ru-RU"/>
+                <w:lang w:eastAsia="ru-RU"/>
               </w:rPr>
             </w:pPr>
           </w:p>
@@ -33736,7 +34308,7 @@
                 <w:color w:val="000000"/>
                 <w:sz w:val="20"/>
                 <w:szCs w:val="20"/>
-                <w:lang w:val="en-US" w:eastAsia="ru-RU"/>
+                <w:lang w:eastAsia="ru-RU"/>
               </w:rPr>
               <w:t xml:space="preserve">        </w:t>
             </w:r>

--- a/PZ and plakat/alpha_pz/Бородин_11_жуковский.docx
+++ b/PZ and plakat/alpha_pz/Бородин_11_жуковский.docx
@@ -117,7 +117,7 @@
               </wp:inline>
             </w:drawing>
           </mc:Choice>
-          <mc:Fallback xmlns:w16sdtfl="http://schemas.microsoft.com/office/word/2024/wordml/sdtformatlock" xmlns:w16du="http://schemas.microsoft.com/office/word/2023/wordml/word16du" xmlns:oel="http://schemas.microsoft.com/office/2019/extlst">
+          <mc:Fallback xmlns:oel="http://schemas.microsoft.com/office/2019/extlst" xmlns:w16du="http://schemas.microsoft.com/office/word/2023/wordml/word16du" xmlns:w16sdtfl="http://schemas.microsoft.com/office/word/2024/wordml/sdtformatlock">
             <w:pict>
               <v:rect w14:anchorId="396DFA57" id="Rectangle 2" o:spid="_x0000_s1026" alt="https://informatics.ru/img/logo-full.svg" style="width:24.2pt;height:24.2pt;visibility:visible;mso-wrap-style:square;mso-left-percent:-10001;mso-top-percent:-10001;mso-position-horizontal:absolute;mso-position-horizontal-relative:char;mso-position-vertical:absolute;mso-position-vertical-relative:line;mso-left-percent:-10001;mso-top-percent:-10001;v-text-anchor:top" o:gfxdata="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" filled="f" stroked="f">
                 <o:lock v:ext="edit" aspectratio="t"/>
@@ -711,7 +711,7 @@
     </w:p>
     <w:p>
       <w:pPr>
-        <w:ind w:firstLine="708"/>
+        <w:ind w:firstLine="0"/>
         <w:jc w:val="both"/>
         <w:rPr>
           <w:rFonts w:cs="Times New Roman"/>
@@ -4708,9 +4708,6 @@
       <w:pPr>
         <w:pStyle w:val="2"/>
         <w:ind w:firstLine="708"/>
-        <w:rPr>
-          <w:lang w:val="en-US"/>
-        </w:rPr>
       </w:pPr>
       <w:bookmarkStart w:id="6" w:name="_Toc224402366"/>
       <w:r>
@@ -6239,9 +6236,32 @@
       <w:r>
         <w:t>pass,fail</w:t>
       </w:r>
+      <w:proofErr w:type="spellEnd"/>
       <w:proofErr w:type="gramEnd"/>
       <w:r>
-        <w:t>,not_checked,not_applicable,error</w:t>
+        <w:t>,</w:t>
+      </w:r>
+      <w:r>
+        <w:rPr>
+          <w:lang w:val="en-US"/>
+        </w:rPr>
+        <w:t>not</w:t>
+      </w:r>
+      <w:r>
+        <w:t>_</w:t>
+      </w:r>
+      <w:r>
+        <w:rPr>
+          <w:lang w:val="en-US"/>
+        </w:rPr>
+        <w:t>selected</w:t>
+      </w:r>
+      <w:r>
+        <w:t>,</w:t>
+      </w:r>
+      <w:proofErr w:type="spellStart"/>
+      <w:r>
+        <w:t>not_applicable,error</w:t>
       </w:r>
       <w:proofErr w:type="spellEnd"/>
       <w:r>
@@ -6263,9 +6283,27 @@
       <w:r>
         <w:t xml:space="preserve"> - правило выполнилось не успешно, </w:t>
       </w:r>
+      <w:r>
+        <w:rPr>
+          <w:lang w:val="en-US"/>
+        </w:rPr>
+        <w:t>not</w:t>
+      </w:r>
+      <w:r>
+        <w:t>_</w:t>
+      </w:r>
+      <w:r>
+        <w:rPr>
+          <w:lang w:val="en-US"/>
+        </w:rPr>
+        <w:t>selected</w:t>
+      </w:r>
+      <w:r>
+        <w:t>,</w:t>
+      </w:r>
       <w:proofErr w:type="spellStart"/>
       <w:r>
-        <w:t>not_checked,not_applicable,error</w:t>
+        <w:t>not_applicable,error</w:t>
       </w:r>
       <w:proofErr w:type="spellEnd"/>
       <w:r>
@@ -7616,14 +7654,7 @@
         <w:jc w:val="both"/>
       </w:pPr>
       <w:r>
-        <w:rPr>
-          <w:b/>
-          <w:bCs/>
-        </w:rPr>
-        <w:t>Что соответствует:</w:t>
-      </w:r>
-      <w:r>
-        <w:t xml:space="preserve"> злоумышленник использует особенности </w:t>
+        <w:t xml:space="preserve">Что соответствует: злоумышленник использует особенности </w:t>
       </w:r>
       <w:proofErr w:type="spellStart"/>
       <w:r>
@@ -7649,14 +7680,7 @@
         <w:jc w:val="both"/>
       </w:pPr>
       <w:r>
-        <w:rPr>
-          <w:b/>
-          <w:bCs/>
-        </w:rPr>
-        <w:t>Как противодействует проект:</w:t>
-      </w:r>
-      <w:r>
-        <w:t xml:space="preserve"> через SCAP-контент проверяет и исправляет конфигурацию </w:t>
+        <w:t xml:space="preserve">Как противодействует проект: через SCAP-контент проверяет и исправляет конфигурацию </w:t>
       </w:r>
       <w:proofErr w:type="spellStart"/>
       <w:r>
@@ -10033,7 +10057,33 @@
       </w:r>
       <w:proofErr w:type="spellStart"/>
       <w:r>
-        <w:t>pass,fail,not_checked,not_applicable,error</w:t>
+        <w:t>pass,fail</w:t>
+      </w:r>
+      <w:proofErr w:type="spellEnd"/>
+      <w:r>
+        <w:t>,</w:t>
+      </w:r>
+      <w:r>
+        <w:rPr>
+          <w:lang w:val="en-US"/>
+        </w:rPr>
+        <w:t>not</w:t>
+      </w:r>
+      <w:r>
+        <w:t>_</w:t>
+      </w:r>
+      <w:r>
+        <w:rPr>
+          <w:lang w:val="en-US"/>
+        </w:rPr>
+        <w:t>selected</w:t>
+      </w:r>
+      <w:r>
+        <w:t>,</w:t>
+      </w:r>
+      <w:proofErr w:type="spellStart"/>
+      <w:r>
+        <w:t>not_applicable,error</w:t>
       </w:r>
       <w:proofErr w:type="spellEnd"/>
       <w:r>

--- a/PZ and plakat/alpha_pz/Бородин_11_жуковский.docx
+++ b/PZ and plakat/alpha_pz/Бородин_11_жуковский.docx
@@ -117,7 +117,7 @@
               </wp:inline>
             </w:drawing>
           </mc:Choice>
-          <mc:Fallback xmlns:oel="http://schemas.microsoft.com/office/2019/extlst" xmlns:w16du="http://schemas.microsoft.com/office/word/2023/wordml/word16du" xmlns:w16sdtfl="http://schemas.microsoft.com/office/word/2024/wordml/sdtformatlock">
+          <mc:Fallback xmlns:w16sdtfl="http://schemas.microsoft.com/office/word/2024/wordml/sdtformatlock" xmlns:w16du="http://schemas.microsoft.com/office/word/2023/wordml/word16du" xmlns:oel="http://schemas.microsoft.com/office/2019/extlst">
             <w:pict>
               <v:rect w14:anchorId="396DFA57" id="Rectangle 2" o:spid="_x0000_s1026" alt="https://informatics.ru/img/logo-full.svg" style="width:24.2pt;height:24.2pt;visibility:visible;mso-wrap-style:square;mso-left-percent:-10001;mso-top-percent:-10001;mso-position-horizontal:absolute;mso-position-horizontal-relative:char;mso-position-vertical:absolute;mso-position-vertical-relative:line;mso-left-percent:-10001;mso-top-percent:-10001;v-text-anchor:top" o:gfxdata="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" filled="f" stroked="f">
                 <o:lock v:ext="edit" aspectratio="t"/>
@@ -5518,7 +5518,7 @@
           <w:color w:val="000000" w:themeColor="text1"/>
           <w:szCs w:val="28"/>
         </w:rPr>
-        <w:t xml:space="preserve">Табл. </w:t>
+        <w:t>Табл</w:t>
       </w:r>
       <w:r>
         <w:rPr>
@@ -5526,7 +5526,7 @@
           <w:color w:val="000000" w:themeColor="text1"/>
           <w:szCs w:val="28"/>
         </w:rPr>
-        <w:t>1</w:t>
+        <w:t xml:space="preserve">ица 1 - </w:t>
       </w:r>
       <w:r>
         <w:rPr>
@@ -5534,7 +5534,7 @@
           <w:color w:val="000000" w:themeColor="text1"/>
           <w:szCs w:val="28"/>
         </w:rPr>
-        <w:t>. Сравнение с аналогами</w:t>
+        <w:t>Сравнение с аналогами</w:t>
       </w:r>
     </w:p>
     <w:p>
@@ -8600,7 +8600,7 @@
           <w:szCs w:val="28"/>
         </w:rPr>
         <w:lastRenderedPageBreak/>
-        <w:t xml:space="preserve">Табл. </w:t>
+        <w:t>Табл</w:t>
       </w:r>
       <w:r>
         <w:rPr>
@@ -8608,7 +8608,7 @@
           <w:color w:val="000000" w:themeColor="text1"/>
           <w:szCs w:val="28"/>
         </w:rPr>
-        <w:t>2</w:t>
+        <w:t>ица 2 -</w:t>
       </w:r>
       <w:r>
         <w:rPr>
@@ -8616,7 +8616,7 @@
           <w:color w:val="000000" w:themeColor="text1"/>
           <w:szCs w:val="28"/>
         </w:rPr>
-        <w:t>. Сравнение фреймворков</w:t>
+        <w:t xml:space="preserve"> Сравнение фреймворков</w:t>
       </w:r>
     </w:p>
     <w:p>
@@ -9252,7 +9252,23 @@
           <w:color w:val="000000" w:themeColor="text1"/>
           <w:szCs w:val="28"/>
         </w:rPr>
-        <w:t xml:space="preserve">, так как от выбранного инструментария будет зависеть большинство характеристик программы. Для обоснования выбора приведена Табл. 2. По ней мы можем видеть, что SCC не подходит нам, потому что работает только на </w:t>
+        <w:t>, так как от выбранного инструментария будет зависеть большинство характеристик программы. Для обоснования выбора приведена Табл</w:t>
+      </w:r>
+      <w:r>
+        <w:rPr>
+          <w:rFonts w:cs="Times New Roman"/>
+          <w:color w:val="000000" w:themeColor="text1"/>
+          <w:szCs w:val="28"/>
+        </w:rPr>
+        <w:t>ица 3</w:t>
+      </w:r>
+      <w:r>
+        <w:rPr>
+          <w:rFonts w:cs="Times New Roman"/>
+          <w:color w:val="000000" w:themeColor="text1"/>
+          <w:szCs w:val="28"/>
+        </w:rPr>
+        <w:t xml:space="preserve">. По ней мы можем видеть, что SCC не подходит нам, потому что работает только на </w:t>
       </w:r>
       <w:proofErr w:type="spellStart"/>
       <w:r>
@@ -9341,7 +9357,7 @@
           <w:color w:val="000000" w:themeColor="text1"/>
           <w:szCs w:val="28"/>
         </w:rPr>
-        <w:t xml:space="preserve">Табл. </w:t>
+        <w:t>Табл</w:t>
       </w:r>
       <w:r>
         <w:rPr>
@@ -9349,7 +9365,7 @@
           <w:color w:val="000000" w:themeColor="text1"/>
           <w:szCs w:val="28"/>
         </w:rPr>
-        <w:t>3</w:t>
+        <w:t>ица 3 -</w:t>
       </w:r>
       <w:r>
         <w:rPr>
@@ -9357,7 +9373,7 @@
           <w:color w:val="000000" w:themeColor="text1"/>
           <w:szCs w:val="28"/>
         </w:rPr>
-        <w:t xml:space="preserve">. Сравнение </w:t>
+        <w:t xml:space="preserve"> Сравнение </w:t>
       </w:r>
       <w:r>
         <w:rPr>
@@ -11207,7 +11223,7 @@
           <w:szCs w:val="28"/>
         </w:rPr>
         <w:lastRenderedPageBreak/>
-        <w:t xml:space="preserve">Табл. </w:t>
+        <w:t>Табл</w:t>
       </w:r>
       <w:r>
         <w:rPr>
@@ -11215,15 +11231,7 @@
           <w:color w:val="000000" w:themeColor="text1"/>
           <w:szCs w:val="28"/>
         </w:rPr>
-        <w:t>4</w:t>
-      </w:r>
-      <w:r>
-        <w:rPr>
-          <w:rFonts w:cs="Times New Roman"/>
-          <w:color w:val="000000" w:themeColor="text1"/>
-          <w:szCs w:val="28"/>
-        </w:rPr>
-        <w:t xml:space="preserve">. </w:t>
+        <w:t xml:space="preserve">ица 4 - </w:t>
       </w:r>
       <w:r>
         <w:rPr>
@@ -14805,7 +14813,7 @@
           <w:szCs w:val="28"/>
         </w:rPr>
         <w:lastRenderedPageBreak/>
-        <w:t xml:space="preserve">Табл. </w:t>
+        <w:t>Табл</w:t>
       </w:r>
       <w:r>
         <w:rPr>
@@ -14813,7 +14821,7 @@
           <w:color w:val="000000" w:themeColor="text1"/>
           <w:szCs w:val="28"/>
         </w:rPr>
-        <w:t>1</w:t>
+        <w:t>ица 1 -</w:t>
       </w:r>
       <w:r>
         <w:rPr>
@@ -14821,7 +14829,7 @@
           <w:color w:val="000000" w:themeColor="text1"/>
           <w:szCs w:val="28"/>
         </w:rPr>
-        <w:t>. Сравнение с аналогами</w:t>
+        <w:t xml:space="preserve"> Сравнение с аналогами</w:t>
       </w:r>
     </w:p>
     <w:p>
@@ -14897,7 +14905,7 @@
           <w:color w:val="000000" w:themeColor="text1"/>
           <w:szCs w:val="28"/>
         </w:rPr>
-        <w:t xml:space="preserve">Табл. </w:t>
+        <w:t>Табл</w:t>
       </w:r>
       <w:r>
         <w:rPr>
@@ -14905,7 +14913,7 @@
           <w:color w:val="000000" w:themeColor="text1"/>
           <w:szCs w:val="28"/>
         </w:rPr>
-        <w:t>2</w:t>
+        <w:t>ица 2 -</w:t>
       </w:r>
       <w:r>
         <w:rPr>
@@ -14913,7 +14921,7 @@
           <w:color w:val="000000" w:themeColor="text1"/>
           <w:szCs w:val="28"/>
         </w:rPr>
-        <w:t>. Сравнение фреймворков</w:t>
+        <w:t xml:space="preserve"> Сравнение фреймворков</w:t>
       </w:r>
     </w:p>
     <w:p>
@@ -15075,7 +15083,7 @@
           <w:szCs w:val="28"/>
         </w:rPr>
         <w:lastRenderedPageBreak/>
-        <w:t xml:space="preserve">Табл. </w:t>
+        <w:t>Табл</w:t>
       </w:r>
       <w:r>
         <w:rPr>
@@ -15083,7 +15091,7 @@
           <w:color w:val="000000" w:themeColor="text1"/>
           <w:szCs w:val="28"/>
         </w:rPr>
-        <w:t>3</w:t>
+        <w:t>ица 3 -</w:t>
       </w:r>
       <w:r>
         <w:rPr>
@@ -15091,7 +15099,7 @@
           <w:color w:val="000000" w:themeColor="text1"/>
           <w:szCs w:val="28"/>
         </w:rPr>
-        <w:t xml:space="preserve">. Сравнение </w:t>
+        <w:t xml:space="preserve"> Сравнение </w:t>
       </w:r>
       <w:r>
         <w:rPr>
@@ -15363,7 +15371,7 @@
           <w:szCs w:val="28"/>
         </w:rPr>
         <w:lastRenderedPageBreak/>
-        <w:t xml:space="preserve">Табл. </w:t>
+        <w:t>Табл</w:t>
       </w:r>
       <w:r>
         <w:rPr>
@@ -15371,7 +15379,7 @@
           <w:color w:val="000000" w:themeColor="text1"/>
           <w:szCs w:val="28"/>
         </w:rPr>
-        <w:t>4</w:t>
+        <w:t>ица 4 -</w:t>
       </w:r>
       <w:r>
         <w:rPr>
@@ -15379,7 +15387,7 @@
           <w:color w:val="000000" w:themeColor="text1"/>
           <w:szCs w:val="28"/>
         </w:rPr>
-        <w:t xml:space="preserve">. </w:t>
+        <w:t xml:space="preserve"> </w:t>
       </w:r>
       <w:r>
         <w:rPr>

--- a/PZ and plakat/alpha_pz/Бородин_11_жуковский.docx
+++ b/PZ and plakat/alpha_pz/Бородин_11_жуковский.docx
@@ -117,7 +117,7 @@
               </wp:inline>
             </w:drawing>
           </mc:Choice>
-          <mc:Fallback xmlns:w16sdtfl="http://schemas.microsoft.com/office/word/2024/wordml/sdtformatlock" xmlns:w16du="http://schemas.microsoft.com/office/word/2023/wordml/word16du" xmlns:oel="http://schemas.microsoft.com/office/2019/extlst">
+          <mc:Fallback xmlns:oel="http://schemas.microsoft.com/office/2019/extlst" xmlns:w16du="http://schemas.microsoft.com/office/word/2023/wordml/word16du" xmlns:w16sdtfl="http://schemas.microsoft.com/office/word/2024/wordml/sdtformatlock">
             <w:pict>
               <v:rect w14:anchorId="396DFA57" id="Rectangle 2" o:spid="_x0000_s1026" alt="https://informatics.ru/img/logo-full.svg" style="width:24.2pt;height:24.2pt;visibility:visible;mso-wrap-style:square;mso-left-percent:-10001;mso-top-percent:-10001;mso-position-horizontal:absolute;mso-position-horizontal-relative:char;mso-position-vertical:absolute;mso-position-vertical-relative:line;mso-left-percent:-10001;mso-top-percent:-10001;v-text-anchor:top" o:gfxdata="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" filled="f" stroked="f">
                 <o:lock v:ext="edit" aspectratio="t"/>
@@ -1293,7 +1293,7 @@
             </w:rPr>
             <w:fldChar w:fldCharType="separate"/>
           </w:r>
-          <w:hyperlink w:anchor="_Toc224402361" w:history="1">
+          <w:hyperlink w:anchor="_Toc224420576" w:history="1">
             <w:r>
               <w:rPr>
                 <w:rStyle w:val="aa"/>
@@ -1320,7 +1320,7 @@
                 <w:noProof/>
                 <w:webHidden/>
               </w:rPr>
-              <w:instrText xml:space="preserve"> PAGEREF _Toc224402361 \h </w:instrText>
+              <w:instrText xml:space="preserve"> PAGEREF _Toc224420576 \h </w:instrText>
             </w:r>
             <w:r>
               <w:rPr>
@@ -1364,7 +1364,7 @@
               <w:lang w:eastAsia="ru-RU"/>
             </w:rPr>
           </w:pPr>
-          <w:hyperlink w:anchor="_Toc224402362" w:history="1">
+          <w:hyperlink w:anchor="_Toc224420577" w:history="1">
             <w:r>
               <w:rPr>
                 <w:rStyle w:val="aa"/>
@@ -1391,7 +1391,7 @@
                 <w:noProof/>
                 <w:webHidden/>
               </w:rPr>
-              <w:instrText xml:space="preserve"> PAGEREF _Toc224402362 \h </w:instrText>
+              <w:instrText xml:space="preserve"> PAGEREF _Toc224420577 \h </w:instrText>
             </w:r>
             <w:r>
               <w:rPr>
@@ -1435,7 +1435,7 @@
               <w:lang w:eastAsia="ru-RU"/>
             </w:rPr>
           </w:pPr>
-          <w:hyperlink w:anchor="_Toc224402363" w:history="1">
+          <w:hyperlink w:anchor="_Toc224420578" w:history="1">
             <w:r>
               <w:rPr>
                 <w:rStyle w:val="aa"/>
@@ -1462,7 +1462,7 @@
                 <w:noProof/>
                 <w:webHidden/>
               </w:rPr>
-              <w:instrText xml:space="preserve"> PAGEREF _Toc224402363 \h </w:instrText>
+              <w:instrText xml:space="preserve"> PAGEREF _Toc224420578 \h </w:instrText>
             </w:r>
             <w:r>
               <w:rPr>
@@ -1506,7 +1506,7 @@
               <w:lang w:eastAsia="ru-RU"/>
             </w:rPr>
           </w:pPr>
-          <w:hyperlink w:anchor="_Toc224402364" w:history="1">
+          <w:hyperlink w:anchor="_Toc224420579" w:history="1">
             <w:r>
               <w:rPr>
                 <w:rStyle w:val="aa"/>
@@ -1533,7 +1533,7 @@
                 <w:noProof/>
                 <w:webHidden/>
               </w:rPr>
-              <w:instrText xml:space="preserve"> PAGEREF _Toc224402364 \h </w:instrText>
+              <w:instrText xml:space="preserve"> PAGEREF _Toc224420579 \h </w:instrText>
             </w:r>
             <w:r>
               <w:rPr>
@@ -1577,7 +1577,7 @@
               <w:lang w:eastAsia="ru-RU"/>
             </w:rPr>
           </w:pPr>
-          <w:hyperlink w:anchor="_Toc224402365" w:history="1">
+          <w:hyperlink w:anchor="_Toc224420580" w:history="1">
             <w:r>
               <w:rPr>
                 <w:rStyle w:val="aa"/>
@@ -1604,7 +1604,7 @@
                 <w:noProof/>
                 <w:webHidden/>
               </w:rPr>
-              <w:instrText xml:space="preserve"> PAGEREF _Toc224402365 \h </w:instrText>
+              <w:instrText xml:space="preserve"> PAGEREF _Toc224420580 \h </w:instrText>
             </w:r>
             <w:r>
               <w:rPr>
@@ -1648,20 +1648,13 @@
               <w:lang w:eastAsia="ru-RU"/>
             </w:rPr>
           </w:pPr>
-          <w:hyperlink w:anchor="_Toc224402366" w:history="1">
+          <w:hyperlink w:anchor="_Toc224420581" w:history="1">
             <w:r>
               <w:rPr>
                 <w:rStyle w:val="aa"/>
                 <w:noProof/>
               </w:rPr>
-              <w:t xml:space="preserve">1.3 </w:t>
-            </w:r>
-            <w:r>
-              <w:rPr>
-                <w:rStyle w:val="aa"/>
-                <w:noProof/>
-              </w:rPr>
-              <w:t xml:space="preserve">Протокол </w:t>
+              <w:t xml:space="preserve">1.3 Протокол </w:t>
             </w:r>
             <w:r>
               <w:rPr>
@@ -1690,7 +1683,7 @@
                 <w:noProof/>
                 <w:webHidden/>
               </w:rPr>
-              <w:instrText xml:space="preserve"> PAGEREF _Toc224402366 \h </w:instrText>
+              <w:instrText xml:space="preserve"> PAGEREF _Toc224420581 \h </w:instrText>
             </w:r>
             <w:r>
               <w:rPr>
@@ -1734,7 +1727,7 @@
               <w:lang w:eastAsia="ru-RU"/>
             </w:rPr>
           </w:pPr>
-          <w:hyperlink w:anchor="_Toc224402367" w:history="1">
+          <w:hyperlink w:anchor="_Toc224420582" w:history="1">
             <w:r>
               <w:rPr>
                 <w:rStyle w:val="aa"/>
@@ -1761,7 +1754,7 @@
                 <w:noProof/>
                 <w:webHidden/>
               </w:rPr>
-              <w:instrText xml:space="preserve"> PAGEREF _Toc224402367 \h </w:instrText>
+              <w:instrText xml:space="preserve"> PAGEREF _Toc224420582 \h </w:instrText>
             </w:r>
             <w:r>
               <w:rPr>
@@ -1805,7 +1798,7 @@
               <w:lang w:eastAsia="ru-RU"/>
             </w:rPr>
           </w:pPr>
-          <w:hyperlink w:anchor="_Toc224402368" w:history="1">
+          <w:hyperlink w:anchor="_Toc224420583" w:history="1">
             <w:r>
               <w:rPr>
                 <w:rStyle w:val="aa"/>
@@ -1832,7 +1825,7 @@
                 <w:noProof/>
                 <w:webHidden/>
               </w:rPr>
-              <w:instrText xml:space="preserve"> PAGEREF _Toc224402368 \h </w:instrText>
+              <w:instrText xml:space="preserve"> PAGEREF _Toc224420583 \h </w:instrText>
             </w:r>
             <w:r>
               <w:rPr>
@@ -1876,7 +1869,7 @@
               <w:lang w:eastAsia="ru-RU"/>
             </w:rPr>
           </w:pPr>
-          <w:hyperlink w:anchor="_Toc224402369" w:history="1">
+          <w:hyperlink w:anchor="_Toc224420584" w:history="1">
             <w:r>
               <w:rPr>
                 <w:rStyle w:val="aa"/>
@@ -1903,7 +1896,7 @@
                 <w:noProof/>
                 <w:webHidden/>
               </w:rPr>
-              <w:instrText xml:space="preserve"> PAGEREF _Toc224402369 \h </w:instrText>
+              <w:instrText xml:space="preserve"> PAGEREF _Toc224420584 \h </w:instrText>
             </w:r>
             <w:r>
               <w:rPr>
@@ -1947,7 +1940,7 @@
               <w:lang w:eastAsia="ru-RU"/>
             </w:rPr>
           </w:pPr>
-          <w:hyperlink w:anchor="_Toc224402370" w:history="1">
+          <w:hyperlink w:anchor="_Toc224420585" w:history="1">
             <w:r>
               <w:rPr>
                 <w:rStyle w:val="aa"/>
@@ -1974,7 +1967,7 @@
                 <w:noProof/>
                 <w:webHidden/>
               </w:rPr>
-              <w:instrText xml:space="preserve"> PAGEREF _Toc224402370 \h </w:instrText>
+              <w:instrText xml:space="preserve"> PAGEREF _Toc224420585 \h </w:instrText>
             </w:r>
             <w:r>
               <w:rPr>
@@ -2018,7 +2011,7 @@
               <w:lang w:eastAsia="ru-RU"/>
             </w:rPr>
           </w:pPr>
-          <w:hyperlink w:anchor="_Toc224402371" w:history="1">
+          <w:hyperlink w:anchor="_Toc224420586" w:history="1">
             <w:r>
               <w:rPr>
                 <w:rStyle w:val="aa"/>
@@ -2045,7 +2038,7 @@
                 <w:noProof/>
                 <w:webHidden/>
               </w:rPr>
-              <w:instrText xml:space="preserve"> PAGEREF _Toc224402371 \h </w:instrText>
+              <w:instrText xml:space="preserve"> PAGEREF _Toc224420586 \h </w:instrText>
             </w:r>
             <w:r>
               <w:rPr>
@@ -2089,7 +2082,7 @@
               <w:lang w:eastAsia="ru-RU"/>
             </w:rPr>
           </w:pPr>
-          <w:hyperlink w:anchor="_Toc224402372" w:history="1">
+          <w:hyperlink w:anchor="_Toc224420587" w:history="1">
             <w:r>
               <w:rPr>
                 <w:rStyle w:val="aa"/>
@@ -2116,7 +2109,7 @@
                 <w:noProof/>
                 <w:webHidden/>
               </w:rPr>
-              <w:instrText xml:space="preserve"> PAGEREF _Toc224402372 \h </w:instrText>
+              <w:instrText xml:space="preserve"> PAGEREF _Toc224420587 \h </w:instrText>
             </w:r>
             <w:r>
               <w:rPr>
@@ -2160,7 +2153,7 @@
               <w:lang w:eastAsia="ru-RU"/>
             </w:rPr>
           </w:pPr>
-          <w:hyperlink w:anchor="_Toc224402373" w:history="1">
+          <w:hyperlink w:anchor="_Toc224420588" w:history="1">
             <w:r>
               <w:rPr>
                 <w:rStyle w:val="aa"/>
@@ -2187,7 +2180,7 @@
                 <w:noProof/>
                 <w:webHidden/>
               </w:rPr>
-              <w:instrText xml:space="preserve"> PAGEREF _Toc224402373 \h </w:instrText>
+              <w:instrText xml:space="preserve"> PAGEREF _Toc224420588 \h </w:instrText>
             </w:r>
             <w:r>
               <w:rPr>
@@ -2231,7 +2224,7 @@
               <w:lang w:eastAsia="ru-RU"/>
             </w:rPr>
           </w:pPr>
-          <w:hyperlink w:anchor="_Toc224402374" w:history="1">
+          <w:hyperlink w:anchor="_Toc224420589" w:history="1">
             <w:r>
               <w:rPr>
                 <w:rStyle w:val="aa"/>
@@ -2258,7 +2251,7 @@
                 <w:noProof/>
                 <w:webHidden/>
               </w:rPr>
-              <w:instrText xml:space="preserve"> PAGEREF _Toc224402374 \h </w:instrText>
+              <w:instrText xml:space="preserve"> PAGEREF _Toc224420589 \h </w:instrText>
             </w:r>
             <w:r>
               <w:rPr>
@@ -2302,13 +2295,13 @@
               <w:lang w:eastAsia="ru-RU"/>
             </w:rPr>
           </w:pPr>
-          <w:hyperlink w:anchor="_Toc224402375" w:history="1">
+          <w:hyperlink w:anchor="_Toc224420590" w:history="1">
             <w:r>
               <w:rPr>
                 <w:rStyle w:val="aa"/>
                 <w:noProof/>
               </w:rPr>
-              <w:t>3.1 Техническое задание.</w:t>
+              <w:t>3.1 Техническое задание</w:t>
             </w:r>
             <w:r>
               <w:rPr>
@@ -2329,7 +2322,7 @@
                 <w:noProof/>
                 <w:webHidden/>
               </w:rPr>
-              <w:instrText xml:space="preserve"> PAGEREF _Toc224402375 \h </w:instrText>
+              <w:instrText xml:space="preserve"> PAGEREF _Toc224420590 \h </w:instrText>
             </w:r>
             <w:r>
               <w:rPr>
@@ -2373,7 +2366,7 @@
               <w:lang w:eastAsia="ru-RU"/>
             </w:rPr>
           </w:pPr>
-          <w:hyperlink w:anchor="_Toc224402376" w:history="1">
+          <w:hyperlink w:anchor="_Toc224420591" w:history="1">
             <w:r>
               <w:rPr>
                 <w:rStyle w:val="aa"/>
@@ -2400,7 +2393,7 @@
                 <w:noProof/>
                 <w:webHidden/>
               </w:rPr>
-              <w:instrText xml:space="preserve"> PAGEREF _Toc224402376 \h </w:instrText>
+              <w:instrText xml:space="preserve"> PAGEREF _Toc224420591 \h </w:instrText>
             </w:r>
             <w:r>
               <w:rPr>
@@ -2444,7 +2437,7 @@
               <w:lang w:eastAsia="ru-RU"/>
             </w:rPr>
           </w:pPr>
-          <w:hyperlink w:anchor="_Toc224402377" w:history="1">
+          <w:hyperlink w:anchor="_Toc224420592" w:history="1">
             <w:r>
               <w:rPr>
                 <w:rStyle w:val="aa"/>
@@ -2471,7 +2464,7 @@
                 <w:noProof/>
                 <w:webHidden/>
               </w:rPr>
-              <w:instrText xml:space="preserve"> PAGEREF _Toc224402377 \h </w:instrText>
+              <w:instrText xml:space="preserve"> PAGEREF _Toc224420592 \h </w:instrText>
             </w:r>
             <w:r>
               <w:rPr>
@@ -2515,7 +2508,7 @@
               <w:lang w:eastAsia="ru-RU"/>
             </w:rPr>
           </w:pPr>
-          <w:hyperlink w:anchor="_Toc224402378" w:history="1">
+          <w:hyperlink w:anchor="_Toc224420593" w:history="1">
             <w:r>
               <w:rPr>
                 <w:rStyle w:val="aa"/>
@@ -2542,7 +2535,7 @@
                 <w:noProof/>
                 <w:webHidden/>
               </w:rPr>
-              <w:instrText xml:space="preserve"> PAGEREF _Toc224402378 \h </w:instrText>
+              <w:instrText xml:space="preserve"> PAGEREF _Toc224420593 \h </w:instrText>
             </w:r>
             <w:r>
               <w:rPr>
@@ -2586,7 +2579,7 @@
               <w:lang w:eastAsia="ru-RU"/>
             </w:rPr>
           </w:pPr>
-          <w:hyperlink w:anchor="_Toc224402379" w:history="1">
+          <w:hyperlink w:anchor="_Toc224420594" w:history="1">
             <w:r>
               <w:rPr>
                 <w:rStyle w:val="aa"/>
@@ -2613,7 +2606,7 @@
                 <w:noProof/>
                 <w:webHidden/>
               </w:rPr>
-              <w:instrText xml:space="preserve"> PAGEREF _Toc224402379 \h </w:instrText>
+              <w:instrText xml:space="preserve"> PAGEREF _Toc224420594 \h </w:instrText>
             </w:r>
             <w:r>
               <w:rPr>
@@ -2658,7 +2651,7 @@
               <w:lang w:eastAsia="ru-RU"/>
             </w:rPr>
           </w:pPr>
-          <w:hyperlink w:anchor="_Toc224402380" w:history="1">
+          <w:hyperlink w:anchor="_Toc224420595" w:history="1">
             <w:r>
               <w:rPr>
                 <w:rStyle w:val="aa"/>
@@ -2701,7 +2694,7 @@
                 <w:noProof/>
                 <w:webHidden/>
               </w:rPr>
-              <w:instrText xml:space="preserve"> PAGEREF _Toc224402380 \h </w:instrText>
+              <w:instrText xml:space="preserve"> PAGEREF _Toc224420595 \h </w:instrText>
             </w:r>
             <w:r>
               <w:rPr>
@@ -2746,7 +2739,7 @@
               <w:lang w:eastAsia="ru-RU"/>
             </w:rPr>
           </w:pPr>
-          <w:hyperlink w:anchor="_Toc224402381" w:history="1">
+          <w:hyperlink w:anchor="_Toc224420596" w:history="1">
             <w:r>
               <w:rPr>
                 <w:rStyle w:val="aa"/>
@@ -2789,7 +2782,7 @@
                 <w:noProof/>
                 <w:webHidden/>
               </w:rPr>
-              <w:instrText xml:space="preserve"> PAGEREF _Toc224402381 \h </w:instrText>
+              <w:instrText xml:space="preserve"> PAGEREF _Toc224420596 \h </w:instrText>
             </w:r>
             <w:r>
               <w:rPr>
@@ -2834,7 +2827,7 @@
               <w:lang w:eastAsia="ru-RU"/>
             </w:rPr>
           </w:pPr>
-          <w:hyperlink w:anchor="_Toc224402382" w:history="1">
+          <w:hyperlink w:anchor="_Toc224420597" w:history="1">
             <w:r>
               <w:rPr>
                 <w:rStyle w:val="aa"/>
@@ -2877,7 +2870,7 @@
                 <w:noProof/>
                 <w:webHidden/>
               </w:rPr>
-              <w:instrText xml:space="preserve"> PAGEREF _Toc224402382 \h </w:instrText>
+              <w:instrText xml:space="preserve"> PAGEREF _Toc224420597 \h </w:instrText>
             </w:r>
             <w:r>
               <w:rPr>
@@ -2921,7 +2914,7 @@
               <w:lang w:eastAsia="ru-RU"/>
             </w:rPr>
           </w:pPr>
-          <w:hyperlink w:anchor="_Toc224402383" w:history="1">
+          <w:hyperlink w:anchor="_Toc224420598" w:history="1">
             <w:r>
               <w:rPr>
                 <w:rStyle w:val="aa"/>
@@ -2948,7 +2941,7 @@
                 <w:noProof/>
                 <w:webHidden/>
               </w:rPr>
-              <w:instrText xml:space="preserve"> PAGEREF _Toc224402383 \h </w:instrText>
+              <w:instrText xml:space="preserve"> PAGEREF _Toc224420598 \h </w:instrText>
             </w:r>
             <w:r>
               <w:rPr>
@@ -2992,7 +2985,7 @@
               <w:lang w:eastAsia="ru-RU"/>
             </w:rPr>
           </w:pPr>
-          <w:hyperlink w:anchor="_Toc224402384" w:history="1">
+          <w:hyperlink w:anchor="_Toc224420599" w:history="1">
             <w:r>
               <w:rPr>
                 <w:rStyle w:val="aa"/>
@@ -3019,7 +3012,7 @@
                 <w:noProof/>
                 <w:webHidden/>
               </w:rPr>
-              <w:instrText xml:space="preserve"> PAGEREF _Toc224402384 \h </w:instrText>
+              <w:instrText xml:space="preserve"> PAGEREF _Toc224420599 \h </w:instrText>
             </w:r>
             <w:r>
               <w:rPr>
@@ -3063,7 +3056,7 @@
               <w:lang w:eastAsia="ru-RU"/>
             </w:rPr>
           </w:pPr>
-          <w:hyperlink w:anchor="_Toc224402385" w:history="1">
+          <w:hyperlink w:anchor="_Toc224420600" w:history="1">
             <w:r>
               <w:rPr>
                 <w:rStyle w:val="aa"/>
@@ -3090,7 +3083,7 @@
                 <w:noProof/>
                 <w:webHidden/>
               </w:rPr>
-              <w:instrText xml:space="preserve"> PAGEREF _Toc224402385 \h </w:instrText>
+              <w:instrText xml:space="preserve"> PAGEREF _Toc224420600 \h </w:instrText>
             </w:r>
             <w:r>
               <w:rPr>
@@ -3134,13 +3127,13 @@
               <w:lang w:eastAsia="ru-RU"/>
             </w:rPr>
           </w:pPr>
-          <w:hyperlink w:anchor="_Toc224402386" w:history="1">
+          <w:hyperlink w:anchor="_Toc224420601" w:history="1">
             <w:r>
               <w:rPr>
                 <w:rStyle w:val="aa"/>
                 <w:noProof/>
               </w:rPr>
-              <w:t>ПРИЛОЖЕНИЕ</w:t>
+              <w:t>ПРИЛОЖЕНИЕ А</w:t>
             </w:r>
             <w:r>
               <w:rPr>
@@ -3161,7 +3154,7 @@
                 <w:noProof/>
                 <w:webHidden/>
               </w:rPr>
-              <w:instrText xml:space="preserve"> PAGEREF _Toc224402386 \h </w:instrText>
+              <w:instrText xml:space="preserve"> PAGEREF _Toc224420601 \h </w:instrText>
             </w:r>
             <w:r>
               <w:rPr>
@@ -3181,7 +3174,7 @@
                 <w:noProof/>
                 <w:webHidden/>
               </w:rPr>
-              <w:t>35</w:t>
+              <w:t>36</w:t>
             </w:r>
             <w:r>
               <w:rPr>
@@ -3198,6 +3191,78 @@
             <w:tabs>
               <w:tab w:val="right" w:leader="dot" w:pos="9344"/>
             </w:tabs>
+            <w:rPr>
+              <w:rFonts w:asciiTheme="minorHAnsi" w:eastAsiaTheme="minorEastAsia" w:hAnsiTheme="minorHAnsi"/>
+              <w:noProof/>
+              <w:sz w:val="22"/>
+              <w:lang w:eastAsia="ru-RU"/>
+            </w:rPr>
+          </w:pPr>
+          <w:hyperlink w:anchor="_Toc224420602" w:history="1">
+            <w:r>
+              <w:rPr>
+                <w:rStyle w:val="aa"/>
+                <w:noProof/>
+              </w:rPr>
+              <w:t>ПРИЛОЖЕНИЕ Б</w:t>
+            </w:r>
+            <w:r>
+              <w:rPr>
+                <w:noProof/>
+                <w:webHidden/>
+              </w:rPr>
+              <w:tab/>
+            </w:r>
+            <w:r>
+              <w:rPr>
+                <w:noProof/>
+                <w:webHidden/>
+              </w:rPr>
+              <w:fldChar w:fldCharType="begin"/>
+            </w:r>
+            <w:r>
+              <w:rPr>
+                <w:noProof/>
+                <w:webHidden/>
+              </w:rPr>
+              <w:instrText xml:space="preserve"> PAGEREF _Toc224420602 \h </w:instrText>
+            </w:r>
+            <w:r>
+              <w:rPr>
+                <w:noProof/>
+                <w:webHidden/>
+              </w:rPr>
+            </w:r>
+            <w:r>
+              <w:rPr>
+                <w:noProof/>
+                <w:webHidden/>
+              </w:rPr>
+              <w:fldChar w:fldCharType="separate"/>
+            </w:r>
+            <w:r>
+              <w:rPr>
+                <w:noProof/>
+                <w:webHidden/>
+              </w:rPr>
+              <w:t>43</w:t>
+            </w:r>
+            <w:r>
+              <w:rPr>
+                <w:noProof/>
+                <w:webHidden/>
+              </w:rPr>
+              <w:fldChar w:fldCharType="end"/>
+            </w:r>
+          </w:hyperlink>
+        </w:p>
+        <w:p>
+          <w:pPr>
+            <w:pStyle w:val="11"/>
+            <w:tabs>
+              <w:tab w:val="right" w:leader="dot" w:pos="9344"/>
+            </w:tabs>
+            <w:ind w:firstLine="0"/>
           </w:pPr>
           <w:r>
             <w:rPr>
@@ -3207,6 +3272,7 @@
               <w:noProof/>
               <w:szCs w:val="24"/>
             </w:rPr>
+            <w:lastRenderedPageBreak/>
             <w:fldChar w:fldCharType="end"/>
           </w:r>
         </w:p>
@@ -3216,9 +3282,8 @@
       <w:pPr>
         <w:pStyle w:val="1"/>
       </w:pPr>
-      <w:bookmarkStart w:id="1" w:name="_Toc224402361"/>
-      <w:r>
-        <w:lastRenderedPageBreak/>
+      <w:bookmarkStart w:id="1" w:name="_Toc224420576"/>
+      <w:r>
         <w:t>ИСПОЛЬЗУЕМЫЕ ТЕРМИНЫ И СОКРАЩЕНИЯ</w:t>
       </w:r>
       <w:bookmarkEnd w:id="1"/>
@@ -3533,6 +3598,12 @@
           <w:lang w:eastAsia="ru-RU"/>
         </w:rPr>
         <w:br/>
+      </w:r>
+      <w:r>
+        <w:rPr>
+          <w:lang w:eastAsia="ru-RU"/>
+        </w:rPr>
+        <w:lastRenderedPageBreak/>
         <w:t xml:space="preserve">GPL - лицензия GNU General Public </w:t>
       </w:r>
       <w:proofErr w:type="spellStart"/>
@@ -3554,12 +3625,6 @@
           <w:lang w:eastAsia="ru-RU"/>
         </w:rPr>
         <w:br/>
-      </w:r>
-      <w:r>
-        <w:rPr>
-          <w:lang w:eastAsia="ru-RU"/>
-        </w:rPr>
-        <w:lastRenderedPageBreak/>
         <w:t>GTK - фреймворк GUI.</w:t>
       </w:r>
       <w:r>
@@ -3677,26 +3742,6 @@
           <w:lang w:eastAsia="ru-RU"/>
         </w:rPr>
         <w:br/>
-      </w:r>
-      <w:proofErr w:type="spellStart"/>
-      <w:r>
-        <w:rPr>
-          <w:lang w:eastAsia="ru-RU"/>
-        </w:rPr>
-        <w:t>Ovaldi</w:t>
-      </w:r>
-      <w:proofErr w:type="spellEnd"/>
-      <w:r>
-        <w:rPr>
-          <w:lang w:eastAsia="ru-RU"/>
-        </w:rPr>
-        <w:t xml:space="preserve"> – движок для использования SCAP контента.</w:t>
-      </w:r>
-      <w:r>
-        <w:rPr>
-          <w:lang w:eastAsia="ru-RU"/>
-        </w:rPr>
-        <w:br/>
         <w:t xml:space="preserve">OVAL - Open </w:t>
       </w:r>
       <w:proofErr w:type="spellStart"/>
@@ -4165,7 +4210,7 @@
       <w:pPr>
         <w:pStyle w:val="1"/>
       </w:pPr>
-      <w:bookmarkStart w:id="2" w:name="_Toc224402362"/>
+      <w:bookmarkStart w:id="2" w:name="_Toc224420577"/>
       <w:r>
         <w:lastRenderedPageBreak/>
         <w:t>ВВЕДЕНИЕ</w:t>
@@ -4411,7 +4456,7 @@
       <w:pPr>
         <w:pStyle w:val="1"/>
       </w:pPr>
-      <w:bookmarkStart w:id="3" w:name="_Toc224402363"/>
+      <w:bookmarkStart w:id="3" w:name="_Toc224420578"/>
       <w:r>
         <w:lastRenderedPageBreak/>
         <w:t>1.</w:t>
@@ -4429,7 +4474,7 @@
         <w:pStyle w:val="2"/>
         <w:ind w:firstLine="360"/>
       </w:pPr>
-      <w:bookmarkStart w:id="4" w:name="_Toc224402364"/>
+      <w:bookmarkStart w:id="4" w:name="_Toc224420579"/>
       <w:r>
         <w:t xml:space="preserve">1.1 </w:t>
       </w:r>
@@ -4604,7 +4649,7 @@
         <w:pStyle w:val="2"/>
         <w:ind w:firstLine="708"/>
       </w:pPr>
-      <w:bookmarkStart w:id="5" w:name="_Toc224402365"/>
+      <w:bookmarkStart w:id="5" w:name="_Toc224420580"/>
       <w:r>
         <w:t xml:space="preserve">1.2 </w:t>
       </w:r>
@@ -4709,20 +4754,20 @@
         <w:pStyle w:val="2"/>
         <w:ind w:firstLine="708"/>
       </w:pPr>
-      <w:bookmarkStart w:id="6" w:name="_Toc224402366"/>
+      <w:bookmarkStart w:id="6" w:name="_Toc224420581"/>
       <w:r>
         <w:t xml:space="preserve">1.3 </w:t>
       </w:r>
+      <w:r>
+        <w:t xml:space="preserve">Протокол </w:t>
+      </w:r>
+      <w:r>
+        <w:rPr>
+          <w:lang w:val="en-US"/>
+        </w:rPr>
+        <w:t>SCAP</w:t>
+      </w:r>
       <w:bookmarkEnd w:id="6"/>
-      <w:r>
-        <w:t xml:space="preserve">Протокол </w:t>
-      </w:r>
-      <w:r>
-        <w:rPr>
-          <w:lang w:val="en-US"/>
-        </w:rPr>
-        <w:t>SCAP</w:t>
-      </w:r>
     </w:p>
     <w:p>
       <w:pPr>
@@ -5436,7 +5481,7 @@
         <w:pStyle w:val="2"/>
         <w:ind w:firstLine="708"/>
       </w:pPr>
-      <w:bookmarkStart w:id="7" w:name="_Toc224402367"/>
+      <w:bookmarkStart w:id="7" w:name="_Toc224420582"/>
       <w:r>
         <w:t>1.</w:t>
       </w:r>
@@ -5858,7 +5903,7 @@
         <w:pStyle w:val="2"/>
         <w:ind w:firstLine="708"/>
       </w:pPr>
-      <w:bookmarkStart w:id="8" w:name="_Toc224402368"/>
+      <w:bookmarkStart w:id="8" w:name="_Toc224420583"/>
       <w:r>
         <w:t>1.</w:t>
       </w:r>
@@ -5973,7 +6018,7 @@
       <w:pPr>
         <w:pStyle w:val="1"/>
       </w:pPr>
-      <w:bookmarkStart w:id="9" w:name="_Toc224402369"/>
+      <w:bookmarkStart w:id="9" w:name="_Toc224420584"/>
       <w:r>
         <w:lastRenderedPageBreak/>
         <w:t xml:space="preserve">2. </w:t>
@@ -5988,7 +6033,7 @@
         <w:pStyle w:val="2"/>
         <w:ind w:firstLine="708"/>
       </w:pPr>
-      <w:bookmarkStart w:id="10" w:name="_Toc224402370"/>
+      <w:bookmarkStart w:id="10" w:name="_Toc224420585"/>
       <w:r>
         <w:t>2.1 Формализация проблемы</w:t>
       </w:r>
@@ -6070,7 +6115,24 @@
       </w:r>
       <w:proofErr w:type="spellEnd"/>
       <w:r>
-        <w:t xml:space="preserve"> RD = {rd_r1, rd_2, rd_r3...</w:t>
+        <w:t xml:space="preserve"> RD = {rd_r1, </w:t>
+      </w:r>
+      <w:proofErr w:type="spellStart"/>
+      <w:r>
+        <w:t>rd</w:t>
+      </w:r>
+      <w:proofErr w:type="spellEnd"/>
+      <w:r>
+        <w:t>_</w:t>
+      </w:r>
+      <w:r>
+        <w:rPr>
+          <w:lang w:val="en-US"/>
+        </w:rPr>
+        <w:t>r</w:t>
+      </w:r>
+      <w:r>
+        <w:t>2, rd_r3...</w:t>
       </w:r>
       <w:proofErr w:type="spellStart"/>
       <w:r>
@@ -6146,7 +6208,7 @@
       </w:r>
       <w:proofErr w:type="gramEnd"/>
       <w:r>
-        <w:t>,unknown,error,not_applicable</w:t>
+        <w:t>,unknown,error,notapplicable</w:t>
       </w:r>
       <w:proofErr w:type="spellEnd"/>
       <w:r>
@@ -6186,7 +6248,7 @@
       </w:r>
       <w:proofErr w:type="spellStart"/>
       <w:r>
-        <w:t>not_applicable</w:t>
+        <w:t>notapplicable</w:t>
       </w:r>
       <w:proofErr w:type="spellEnd"/>
       <w:r>
@@ -6241,95 +6303,74 @@
       <w:r>
         <w:t>,</w:t>
       </w:r>
+      <w:proofErr w:type="spellStart"/>
       <w:r>
         <w:rPr>
           <w:lang w:val="en-US"/>
         </w:rPr>
-        <w:t>not</w:t>
-      </w:r>
-      <w:r>
-        <w:t>_</w:t>
-      </w:r>
+        <w:t>notselected</w:t>
+      </w:r>
+      <w:proofErr w:type="spellEnd"/>
+      <w:r>
+        <w:t>,</w:t>
+      </w:r>
+      <w:proofErr w:type="spellStart"/>
+      <w:r>
+        <w:t>notapplicable,error</w:t>
+      </w:r>
+      <w:proofErr w:type="spellEnd"/>
+      <w:r>
+        <w:t xml:space="preserve">}, где </w:t>
+      </w:r>
+      <w:proofErr w:type="spellStart"/>
+      <w:r>
+        <w:t>pass</w:t>
+      </w:r>
+      <w:proofErr w:type="spellEnd"/>
+      <w:r>
+        <w:t xml:space="preserve"> - правило успешно выполнилось, </w:t>
+      </w:r>
+      <w:proofErr w:type="spellStart"/>
+      <w:r>
+        <w:t>fail</w:t>
+      </w:r>
+      <w:proofErr w:type="spellEnd"/>
+      <w:r>
+        <w:t xml:space="preserve"> - правило выполнилось не успешно, </w:t>
+      </w:r>
+      <w:proofErr w:type="spellStart"/>
       <w:r>
         <w:rPr>
           <w:lang w:val="en-US"/>
         </w:rPr>
-        <w:t>selected</w:t>
-      </w:r>
+        <w:t>notselected</w:t>
+      </w:r>
+      <w:proofErr w:type="spellEnd"/>
       <w:r>
         <w:t>,</w:t>
       </w:r>
       <w:proofErr w:type="spellStart"/>
       <w:r>
-        <w:t>not_applicable,error</w:t>
+        <w:t>notapplicable,error</w:t>
       </w:r>
       <w:proofErr w:type="spellEnd"/>
       <w:r>
-        <w:t xml:space="preserve">}, где </w:t>
+        <w:t xml:space="preserve"> - невозможность или неприменимость проверки</w:t>
+      </w:r>
+      <w:r>
+        <w:t>,</w:t>
+      </w:r>
+      <w:r>
+        <w:t xml:space="preserve"> </w:t>
       </w:r>
       <w:proofErr w:type="spellStart"/>
       <w:r>
-        <w:t>pass</w:t>
+        <w:rPr>
+          <w:lang w:val="en-US"/>
+        </w:rPr>
+        <w:t>notselected</w:t>
       </w:r>
       <w:proofErr w:type="spellEnd"/>
-      <w:r>
-        <w:t xml:space="preserve"> - правило успешно выполнилось, </w:t>
-      </w:r>
-      <w:proofErr w:type="spellStart"/>
-      <w:r>
-        <w:t>fail</w:t>
-      </w:r>
-      <w:proofErr w:type="spellEnd"/>
-      <w:r>
-        <w:t xml:space="preserve"> - правило выполнилось не успешно, </w:t>
-      </w:r>
-      <w:r>
-        <w:rPr>
-          <w:lang w:val="en-US"/>
-        </w:rPr>
-        <w:t>not</w:t>
-      </w:r>
-      <w:r>
-        <w:t>_</w:t>
-      </w:r>
-      <w:r>
-        <w:rPr>
-          <w:lang w:val="en-US"/>
-        </w:rPr>
-        <w:t>selected</w:t>
-      </w:r>
-      <w:r>
-        <w:t>,</w:t>
-      </w:r>
-      <w:proofErr w:type="spellStart"/>
-      <w:r>
-        <w:t>not_applicable,error</w:t>
-      </w:r>
-      <w:proofErr w:type="spellEnd"/>
-      <w:r>
-        <w:t xml:space="preserve"> - невозможность или неприменимость проверки</w:t>
-      </w:r>
-      <w:r>
-        <w:t>,</w:t>
-      </w:r>
-      <w:r>
-        <w:t xml:space="preserve"> </w:t>
-      </w:r>
-      <w:r>
-        <w:rPr>
-          <w:lang w:val="en-US"/>
-        </w:rPr>
-        <w:t>not</w:t>
-      </w:r>
-      <w:r>
-        <w:t>_</w:t>
-      </w:r>
-      <w:r>
-        <w:rPr>
-          <w:lang w:val="en-US"/>
-        </w:rPr>
-        <w:t>selected</w:t>
-      </w:r>
       <w:r>
         <w:t xml:space="preserve"> </w:t>
       </w:r>
@@ -6476,7 +6517,7 @@
         <w:pStyle w:val="2"/>
         <w:ind w:firstLine="708"/>
       </w:pPr>
-      <w:bookmarkStart w:id="11" w:name="_Toc224402371"/>
+      <w:bookmarkStart w:id="11" w:name="_Toc224420586"/>
       <w:r>
         <w:t>2.2 Описание алгоритма решения проблемы</w:t>
       </w:r>
@@ -7023,7 +7064,7 @@
         <w:pStyle w:val="2"/>
         <w:ind w:firstLine="708"/>
       </w:pPr>
-      <w:bookmarkStart w:id="12" w:name="_Toc224402372"/>
+      <w:bookmarkStart w:id="12" w:name="_Toc224420587"/>
       <w:r>
         <w:t>2.3 Описание существующих алгоритмов</w:t>
       </w:r>
@@ -7150,7 +7191,7 @@
         <w:pStyle w:val="2"/>
         <w:ind w:firstLine="708"/>
       </w:pPr>
-      <w:bookmarkStart w:id="13" w:name="_Toc224402373"/>
+      <w:bookmarkStart w:id="13" w:name="_Toc224420588"/>
       <w:r>
         <w:t>2.</w:t>
       </w:r>
@@ -8055,7 +8096,7 @@
       <w:r>
         <w:br w:type="page"/>
       </w:r>
-      <w:bookmarkStart w:id="14" w:name="_Toc224402374"/>
+      <w:bookmarkStart w:id="14" w:name="_Toc224420589"/>
       <w:r>
         <w:lastRenderedPageBreak/>
         <w:t xml:space="preserve">3. </w:t>
@@ -8070,12 +8111,12 @@
         <w:pStyle w:val="2"/>
         <w:ind w:firstLine="708"/>
       </w:pPr>
-      <w:bookmarkStart w:id="15" w:name="_Toc224402375"/>
+      <w:bookmarkStart w:id="15" w:name="_Toc224420590"/>
       <w:r>
         <w:t xml:space="preserve">3.1 </w:t>
       </w:r>
       <w:r>
-        <w:t>Техническое задание.</w:t>
+        <w:t>Техническое задание</w:t>
       </w:r>
       <w:bookmarkEnd w:id="15"/>
     </w:p>
@@ -8491,7 +8532,23 @@
           <w:color w:val="000000" w:themeColor="text1"/>
           <w:szCs w:val="28"/>
         </w:rPr>
-        <w:t>Этот этап можно считать по настоящему важным, так как от выбранных инструментов зависят многие характеристики конечного продукта. Мы разрабатываем десктопное приложение, вследствие чего выбор фреймворка графического интерфейса является довольно важным этапом. Для удобного просмотра основных параметров фреймворка была сделана таблица.</w:t>
+        <w:t>Этот этап можно считать по</w:t>
+      </w:r>
+      <w:r>
+        <w:rPr>
+          <w:rFonts w:cs="Times New Roman"/>
+          <w:color w:val="000000" w:themeColor="text1"/>
+          <w:szCs w:val="28"/>
+        </w:rPr>
+        <w:t>-</w:t>
+      </w:r>
+      <w:r>
+        <w:rPr>
+          <w:rFonts w:cs="Times New Roman"/>
+          <w:color w:val="000000" w:themeColor="text1"/>
+          <w:szCs w:val="28"/>
+        </w:rPr>
+        <w:t>настоящему важным, так как от выбранных инструментов зависят многие характеристики конечного продукта. Мы разрабатываем десктопное приложение, вследствие чего выбор фреймворка графического интерфейса является довольно важным этапом. Для удобного просмотра основных параметров фреймворка была сделана таблица.</w:t>
       </w:r>
     </w:p>
     <w:p>
@@ -8940,7 +8997,7 @@
           <w:szCs w:val="28"/>
           <w:lang w:val="en-US"/>
         </w:rPr>
-        <w:t>c</w:t>
+        <w:t>C</w:t>
       </w:r>
       <w:r>
         <w:rPr>
@@ -9270,14 +9327,23 @@
         </w:rPr>
         <w:t xml:space="preserve">. По ней мы можем видеть, что SCC не подходит нам, потому что работает только на </w:t>
       </w:r>
-      <w:proofErr w:type="spellStart"/>
       <w:r>
         <w:rPr>
           <w:rFonts w:cs="Times New Roman"/>
           <w:color w:val="000000" w:themeColor="text1"/>
           <w:szCs w:val="28"/>
-        </w:rPr>
-        <w:t>windows</w:t>
+          <w:lang w:val="en-US"/>
+        </w:rPr>
+        <w:t>W</w:t>
+      </w:r>
+      <w:proofErr w:type="spellStart"/>
+      <w:r>
+        <w:rPr>
+          <w:rFonts w:cs="Times New Roman"/>
+          <w:color w:val="000000" w:themeColor="text1"/>
+          <w:szCs w:val="28"/>
+        </w:rPr>
+        <w:t>indows</w:t>
       </w:r>
       <w:proofErr w:type="spellEnd"/>
       <w:r>
@@ -9493,7 +9559,7 @@
         <w:pStyle w:val="2"/>
         <w:ind w:firstLine="708"/>
       </w:pPr>
-      <w:bookmarkStart w:id="16" w:name="_Toc224402376"/>
+      <w:bookmarkStart w:id="16" w:name="_Toc224420591"/>
       <w:r>
         <w:lastRenderedPageBreak/>
         <w:t>3.</w:t>
@@ -9658,7 +9724,10 @@
         <w:ind w:firstLine="0"/>
       </w:pPr>
       <w:r>
-        <w:t xml:space="preserve">3.5 Если при выборе проверки по </w:t>
+        <w:t>4.</w:t>
+      </w:r>
+      <w:r>
+        <w:t xml:space="preserve"> Если при выборе проверки по </w:t>
       </w:r>
       <w:r>
         <w:rPr>
@@ -9713,7 +9782,10 @@
         <w:ind w:firstLine="0"/>
       </w:pPr>
       <w:r>
-        <w:t xml:space="preserve">4. Перед выводом данных проверки в удобочитаемом виде они сначала </w:t>
+        <w:t>5</w:t>
+      </w:r>
+      <w:r>
+        <w:t xml:space="preserve">. Перед выводом данных проверки в удобочитаемом виде они сначала </w:t>
       </w:r>
       <w:proofErr w:type="spellStart"/>
       <w:r>
@@ -9729,7 +9801,10 @@
         <w:ind w:firstLine="0"/>
       </w:pPr>
       <w:r>
-        <w:t>5. Вывод данных проверки на экран в табличном, удобочитаемом для чтения и просмотра виде.</w:t>
+        <w:t>6</w:t>
+      </w:r>
+      <w:r>
+        <w:t>. Вывод данных проверки на экран в табличном, удобочитаемом для чтения и просмотра виде.</w:t>
       </w:r>
     </w:p>
     <w:p>
@@ -9829,7 +9904,7 @@
         <w:pStyle w:val="2"/>
         <w:ind w:firstLine="360"/>
       </w:pPr>
-      <w:bookmarkStart w:id="17" w:name="_Toc224402377"/>
+      <w:bookmarkStart w:id="17" w:name="_Toc224420592"/>
       <w:r>
         <w:t>3.</w:t>
       </w:r>
@@ -9997,21 +10072,14 @@
       <w:r>
         <w:t>,</w:t>
       </w:r>
+      <w:proofErr w:type="spellStart"/>
       <w:r>
         <w:rPr>
           <w:lang w:val="en-US"/>
         </w:rPr>
-        <w:t>not</w:t>
-      </w:r>
-      <w:r>
-        <w:t>_</w:t>
-      </w:r>
-      <w:r>
-        <w:rPr>
-          <w:lang w:val="en-US"/>
-        </w:rPr>
-        <w:t>applicable</w:t>
-      </w:r>
+        <w:t>notapplicable</w:t>
+      </w:r>
+      <w:proofErr w:type="spellEnd"/>
       <w:r>
         <w:t xml:space="preserve">}. Полученные значения сохраняются и отображаются в отчёте, что обеспечивает </w:t>
       </w:r>
@@ -10079,27 +10147,20 @@
       <w:r>
         <w:t>,</w:t>
       </w:r>
+      <w:proofErr w:type="spellStart"/>
       <w:r>
         <w:rPr>
           <w:lang w:val="en-US"/>
         </w:rPr>
-        <w:t>not</w:t>
-      </w:r>
-      <w:r>
-        <w:t>_</w:t>
-      </w:r>
-      <w:r>
-        <w:rPr>
-          <w:lang w:val="en-US"/>
-        </w:rPr>
-        <w:t>selected</w:t>
-      </w:r>
+        <w:t>notselected</w:t>
+      </w:r>
+      <w:proofErr w:type="spellEnd"/>
       <w:r>
         <w:t>,</w:t>
       </w:r>
       <w:proofErr w:type="spellStart"/>
       <w:r>
-        <w:t>not_applicable,error</w:t>
+        <w:t>notapplicable,error</w:t>
       </w:r>
       <w:proofErr w:type="spellEnd"/>
       <w:r>
@@ -10252,7 +10313,7 @@
       <w:pPr>
         <w:pStyle w:val="1"/>
       </w:pPr>
-      <w:bookmarkStart w:id="39" w:name="_Toc224402378"/>
+      <w:bookmarkStart w:id="39" w:name="_Toc224420593"/>
       <w:r>
         <w:lastRenderedPageBreak/>
         <w:t>4. Тестирование</w:t>
@@ -10266,7 +10327,7 @@
       <w:r>
         <w:tab/>
       </w:r>
-      <w:bookmarkStart w:id="40" w:name="_Toc224402379"/>
+      <w:bookmarkStart w:id="40" w:name="_Toc224420594"/>
       <w:r>
         <w:t>4.1 Цели тестирования</w:t>
       </w:r>
@@ -10447,7 +10508,7 @@
         </w:numPr>
         <w:jc w:val="both"/>
       </w:pPr>
-      <w:bookmarkStart w:id="41" w:name="_Toc224402380"/>
+      <w:bookmarkStart w:id="41" w:name="_Toc224420595"/>
       <w:r>
         <w:t>Функциональное тестирование</w:t>
       </w:r>
@@ -10595,14 +10656,18 @@
       <w:r>
         <w:t xml:space="preserve"> </w:t>
       </w:r>
-      <w:proofErr w:type="spellStart"/>
       <w:r>
         <w:rPr>
           <w:lang w:val="en-US"/>
         </w:rPr>
-        <w:t>linux</w:t>
-      </w:r>
-      <w:proofErr w:type="spellEnd"/>
+        <w:t>L</w:t>
+      </w:r>
+      <w:r>
+        <w:rPr>
+          <w:lang w:val="en-US"/>
+        </w:rPr>
+        <w:t>inux</w:t>
+      </w:r>
       <w:r>
         <w:t>.</w:t>
       </w:r>
@@ -11314,7 +11379,7 @@
           <w:numId w:val="29"/>
         </w:numPr>
       </w:pPr>
-      <w:bookmarkStart w:id="42" w:name="_Toc224402381"/>
+      <w:bookmarkStart w:id="42" w:name="_Toc224420596"/>
       <w:r>
         <w:lastRenderedPageBreak/>
         <w:t>Пользовательское тестирование</w:t>
@@ -11338,14 +11403,18 @@
       <w:r>
         <w:t xml:space="preserve"> </w:t>
       </w:r>
-      <w:proofErr w:type="spellStart"/>
       <w:r>
         <w:rPr>
           <w:lang w:val="en-US"/>
         </w:rPr>
-        <w:t>linux</w:t>
-      </w:r>
-      <w:proofErr w:type="spellEnd"/>
+        <w:t>L</w:t>
+      </w:r>
+      <w:r>
+        <w:rPr>
+          <w:lang w:val="en-US"/>
+        </w:rPr>
+        <w:t>inux</w:t>
+      </w:r>
       <w:r>
         <w:t xml:space="preserve">. </w:t>
       </w:r>
@@ -11549,7 +11618,7 @@
         </w:numPr>
         <w:jc w:val="both"/>
       </w:pPr>
-      <w:bookmarkStart w:id="43" w:name="_Toc224402382"/>
+      <w:bookmarkStart w:id="43" w:name="_Toc224420597"/>
       <w:r>
         <w:t>Анализ результатов тестирования</w:t>
       </w:r>
@@ -11871,7 +11940,13 @@
         <w:jc w:val="both"/>
       </w:pPr>
       <w:r>
-        <w:t xml:space="preserve">Ошибок и недочётов по время пользовательского тестирования выявлено не было. </w:t>
+        <w:t xml:space="preserve">Ошибок и недочётов </w:t>
+      </w:r>
+      <w:r>
+        <w:t>в</w:t>
+      </w:r>
+      <w:r>
+        <w:t xml:space="preserve">о время пользовательского тестирования выявлено не было. </w:t>
       </w:r>
     </w:p>
     <w:p>
@@ -11906,7 +11981,7 @@
         <w:ind w:firstLine="708"/>
         <w:jc w:val="both"/>
       </w:pPr>
-      <w:bookmarkStart w:id="44" w:name="_Toc224402383"/>
+      <w:bookmarkStart w:id="44" w:name="_Toc224420598"/>
       <w:r>
         <w:t>4.5 Перспективы развития проекта</w:t>
       </w:r>
@@ -11970,7 +12045,7 @@
       <w:pPr>
         <w:pStyle w:val="1"/>
       </w:pPr>
-      <w:bookmarkStart w:id="45" w:name="_Toc224402384"/>
+      <w:bookmarkStart w:id="45" w:name="_Toc224420599"/>
       <w:r>
         <w:lastRenderedPageBreak/>
         <w:t>ЗАКЛЮЧЕНИЕ</w:t>
@@ -12305,7 +12380,7 @@
       <w:pPr>
         <w:pStyle w:val="1"/>
       </w:pPr>
-      <w:bookmarkStart w:id="46" w:name="_Toc224402385"/>
+      <w:bookmarkStart w:id="46" w:name="_Toc224420600"/>
       <w:r>
         <w:lastRenderedPageBreak/>
         <w:t>СПИСОК ЛИТЕРАТУРЫ</w:t>
@@ -14033,19 +14108,19 @@
       <w:pPr>
         <w:pStyle w:val="1"/>
       </w:pPr>
-      <w:bookmarkStart w:id="47" w:name="_Toc224402386"/>
+      <w:bookmarkStart w:id="47" w:name="_Toc224420601"/>
       <w:r>
         <w:lastRenderedPageBreak/>
         <w:t>ПРИЛОЖЕНИЕ</w:t>
       </w:r>
+      <w:r>
+        <w:t xml:space="preserve"> А</w:t>
+      </w:r>
       <w:bookmarkEnd w:id="47"/>
-      <w:r>
-        <w:t xml:space="preserve"> А</w:t>
-      </w:r>
     </w:p>
     <w:p>
       <w:pPr>
-        <w:ind w:firstLine="360"/>
+        <w:ind w:firstLine="0"/>
         <w:jc w:val="both"/>
         <w:rPr>
           <w:rFonts w:cs="Times New Roman"/>
@@ -14053,14 +14128,6 @@
           <w:szCs w:val="28"/>
         </w:rPr>
       </w:pPr>
-      <w:r>
-        <w:rPr>
-          <w:rFonts w:cs="Times New Roman"/>
-          <w:color w:val="000000" w:themeColor="text1"/>
-          <w:szCs w:val="28"/>
-        </w:rPr>
-        <w:t>.</w:t>
-      </w:r>
       <w:r>
         <w:rPr>
           <w:rFonts w:cs="Times New Roman"/>
@@ -14105,6 +14172,7 @@
     </w:p>
     <w:p>
       <w:pPr>
+        <w:ind w:firstLine="0"/>
         <w:jc w:val="center"/>
         <w:rPr>
           <w:rFonts w:cs="Times New Roman"/>
@@ -15460,6 +15528,7 @@
       <w:pPr>
         <w:pStyle w:val="1"/>
       </w:pPr>
+      <w:bookmarkStart w:id="48" w:name="_Toc224420602"/>
       <w:r>
         <w:lastRenderedPageBreak/>
         <w:t>ПРИЛОЖЕНИЕ</w:t>
@@ -15467,6 +15536,7 @@
       <w:r>
         <w:t xml:space="preserve"> Б</w:t>
       </w:r>
+      <w:bookmarkEnd w:id="48"/>
     </w:p>
     <w:tbl>
       <w:tblPr>
@@ -27645,7 +27715,9 @@
               <w:ind w:firstLine="0"/>
               <w:rPr>
                 <w:rFonts w:ascii="Courier New" w:eastAsia="Times New Roman" w:hAnsi="Courier New" w:cs="Courier New"/>
-                <w:color w:val="000000"/>
+                <w:b/>
+                <w:bCs/>
+                <w:color w:val="000080"/>
                 <w:sz w:val="20"/>
                 <w:szCs w:val="20"/>
                 <w:lang w:val="en-US" w:eastAsia="ru-RU"/>
@@ -27660,398 +27732,6 @@
                 <w:lang w:val="en-US" w:eastAsia="ru-RU"/>
               </w:rPr>
               <w:t xml:space="preserve">                </w:t>
-            </w:r>
-            <w:r>
-              <w:rPr>
-                <w:rFonts w:ascii="Courier New" w:eastAsia="Times New Roman" w:hAnsi="Courier New" w:cs="Courier New"/>
-                <w:b/>
-                <w:bCs/>
-                <w:color w:val="000080"/>
-                <w:sz w:val="20"/>
-                <w:szCs w:val="20"/>
-                <w:lang w:val="en-US" w:eastAsia="ru-RU"/>
-              </w:rPr>
-              <w:t>)</w:t>
-            </w:r>
-          </w:p>
-          <w:p>
-            <w:pPr>
-              <w:shd w:val="clear" w:color="auto" w:fill="FFFFFF"/>
-              <w:spacing w:line="240" w:lineRule="auto"/>
-              <w:ind w:firstLine="0"/>
-              <w:rPr>
-                <w:rFonts w:ascii="Courier New" w:eastAsia="Times New Roman" w:hAnsi="Courier New" w:cs="Courier New"/>
-                <w:color w:val="000000"/>
-                <w:sz w:val="20"/>
-                <w:szCs w:val="20"/>
-                <w:lang w:val="en-US" w:eastAsia="ru-RU"/>
-              </w:rPr>
-            </w:pPr>
-            <w:r>
-              <w:rPr>
-                <w:rFonts w:ascii="Courier New" w:eastAsia="Times New Roman" w:hAnsi="Courier New" w:cs="Courier New"/>
-                <w:color w:val="000000"/>
-                <w:sz w:val="20"/>
-                <w:szCs w:val="20"/>
-                <w:lang w:val="en-US" w:eastAsia="ru-RU"/>
-              </w:rPr>
-              <w:t xml:space="preserve">        </w:t>
-            </w:r>
-            <w:r>
-              <w:rPr>
-                <w:rFonts w:ascii="Courier New" w:eastAsia="Times New Roman" w:hAnsi="Courier New" w:cs="Courier New"/>
-                <w:b/>
-                <w:bCs/>
-                <w:color w:val="0000FF"/>
-                <w:sz w:val="20"/>
-                <w:szCs w:val="20"/>
-                <w:lang w:val="en-US" w:eastAsia="ru-RU"/>
-              </w:rPr>
-              <w:t>except</w:t>
-            </w:r>
-            <w:r>
-              <w:rPr>
-                <w:rFonts w:ascii="Courier New" w:eastAsia="Times New Roman" w:hAnsi="Courier New" w:cs="Courier New"/>
-                <w:color w:val="000000"/>
-                <w:sz w:val="20"/>
-                <w:szCs w:val="20"/>
-                <w:lang w:val="en-US" w:eastAsia="ru-RU"/>
-              </w:rPr>
-              <w:t xml:space="preserve"> </w:t>
-            </w:r>
-            <w:proofErr w:type="spellStart"/>
-            <w:proofErr w:type="gramStart"/>
-            <w:r>
-              <w:rPr>
-                <w:rFonts w:ascii="Courier New" w:eastAsia="Times New Roman" w:hAnsi="Courier New" w:cs="Courier New"/>
-                <w:color w:val="000000"/>
-                <w:sz w:val="20"/>
-                <w:szCs w:val="20"/>
-                <w:lang w:val="en-US" w:eastAsia="ru-RU"/>
-              </w:rPr>
-              <w:t>subprocess</w:t>
-            </w:r>
-            <w:r>
-              <w:rPr>
-                <w:rFonts w:ascii="Courier New" w:eastAsia="Times New Roman" w:hAnsi="Courier New" w:cs="Courier New"/>
-                <w:b/>
-                <w:bCs/>
-                <w:color w:val="000080"/>
-                <w:sz w:val="20"/>
-                <w:szCs w:val="20"/>
-                <w:lang w:val="en-US" w:eastAsia="ru-RU"/>
-              </w:rPr>
-              <w:t>.</w:t>
-            </w:r>
-            <w:r>
-              <w:rPr>
-                <w:rFonts w:ascii="Courier New" w:eastAsia="Times New Roman" w:hAnsi="Courier New" w:cs="Courier New"/>
-                <w:i/>
-                <w:iCs/>
-                <w:color w:val="FF8000"/>
-                <w:sz w:val="20"/>
-                <w:szCs w:val="20"/>
-                <w:lang w:val="en-US" w:eastAsia="ru-RU"/>
-              </w:rPr>
-              <w:t>CalledProcessError</w:t>
-            </w:r>
-            <w:proofErr w:type="spellEnd"/>
-            <w:proofErr w:type="gramEnd"/>
-            <w:r>
-              <w:rPr>
-                <w:rFonts w:ascii="Courier New" w:eastAsia="Times New Roman" w:hAnsi="Courier New" w:cs="Courier New"/>
-                <w:color w:val="000000"/>
-                <w:sz w:val="20"/>
-                <w:szCs w:val="20"/>
-                <w:lang w:val="en-US" w:eastAsia="ru-RU"/>
-              </w:rPr>
-              <w:t xml:space="preserve"> </w:t>
-            </w:r>
-            <w:r>
-              <w:rPr>
-                <w:rFonts w:ascii="Courier New" w:eastAsia="Times New Roman" w:hAnsi="Courier New" w:cs="Courier New"/>
-                <w:b/>
-                <w:bCs/>
-                <w:color w:val="0000FF"/>
-                <w:sz w:val="20"/>
-                <w:szCs w:val="20"/>
-                <w:lang w:val="en-US" w:eastAsia="ru-RU"/>
-              </w:rPr>
-              <w:t>as</w:t>
-            </w:r>
-            <w:r>
-              <w:rPr>
-                <w:rFonts w:ascii="Courier New" w:eastAsia="Times New Roman" w:hAnsi="Courier New" w:cs="Courier New"/>
-                <w:color w:val="000000"/>
-                <w:sz w:val="20"/>
-                <w:szCs w:val="20"/>
-                <w:lang w:val="en-US" w:eastAsia="ru-RU"/>
-              </w:rPr>
-              <w:t xml:space="preserve"> error</w:t>
-            </w:r>
-            <w:r>
-              <w:rPr>
-                <w:rFonts w:ascii="Courier New" w:eastAsia="Times New Roman" w:hAnsi="Courier New" w:cs="Courier New"/>
-                <w:b/>
-                <w:bCs/>
-                <w:color w:val="000080"/>
-                <w:sz w:val="20"/>
-                <w:szCs w:val="20"/>
-                <w:lang w:val="en-US" w:eastAsia="ru-RU"/>
-              </w:rPr>
-              <w:t>:</w:t>
-            </w:r>
-          </w:p>
-          <w:p>
-            <w:pPr>
-              <w:shd w:val="clear" w:color="auto" w:fill="FFFFFF"/>
-              <w:spacing w:line="240" w:lineRule="auto"/>
-              <w:ind w:firstLine="0"/>
-              <w:rPr>
-                <w:rFonts w:ascii="Courier New" w:eastAsia="Times New Roman" w:hAnsi="Courier New" w:cs="Courier New"/>
-                <w:color w:val="000000"/>
-                <w:sz w:val="20"/>
-                <w:szCs w:val="20"/>
-                <w:lang w:val="en-US" w:eastAsia="ru-RU"/>
-              </w:rPr>
-            </w:pPr>
-            <w:r>
-              <w:rPr>
-                <w:rFonts w:ascii="Courier New" w:eastAsia="Times New Roman" w:hAnsi="Courier New" w:cs="Courier New"/>
-                <w:color w:val="000000"/>
-                <w:sz w:val="20"/>
-                <w:szCs w:val="20"/>
-                <w:lang w:val="en-US" w:eastAsia="ru-RU"/>
-              </w:rPr>
-              <w:t xml:space="preserve">            stderr </w:t>
-            </w:r>
-            <w:r>
-              <w:rPr>
-                <w:rFonts w:ascii="Courier New" w:eastAsia="Times New Roman" w:hAnsi="Courier New" w:cs="Courier New"/>
-                <w:b/>
-                <w:bCs/>
-                <w:color w:val="000080"/>
-                <w:sz w:val="20"/>
-                <w:szCs w:val="20"/>
-                <w:lang w:val="en-US" w:eastAsia="ru-RU"/>
-              </w:rPr>
-              <w:t>=</w:t>
-            </w:r>
-            <w:r>
-              <w:rPr>
-                <w:rFonts w:ascii="Courier New" w:eastAsia="Times New Roman" w:hAnsi="Courier New" w:cs="Courier New"/>
-                <w:color w:val="000000"/>
-                <w:sz w:val="20"/>
-                <w:szCs w:val="20"/>
-                <w:lang w:val="en-US" w:eastAsia="ru-RU"/>
-              </w:rPr>
-              <w:t xml:space="preserve"> </w:t>
-            </w:r>
-            <w:proofErr w:type="spellStart"/>
-            <w:proofErr w:type="gramStart"/>
-            <w:r>
-              <w:rPr>
-                <w:rFonts w:ascii="Courier New" w:eastAsia="Times New Roman" w:hAnsi="Courier New" w:cs="Courier New"/>
-                <w:color w:val="000000"/>
-                <w:sz w:val="20"/>
-                <w:szCs w:val="20"/>
-                <w:lang w:val="en-US" w:eastAsia="ru-RU"/>
-              </w:rPr>
-              <w:t>error</w:t>
-            </w:r>
-            <w:r>
-              <w:rPr>
-                <w:rFonts w:ascii="Courier New" w:eastAsia="Times New Roman" w:hAnsi="Courier New" w:cs="Courier New"/>
-                <w:b/>
-                <w:bCs/>
-                <w:color w:val="000080"/>
-                <w:sz w:val="20"/>
-                <w:szCs w:val="20"/>
-                <w:lang w:val="en-US" w:eastAsia="ru-RU"/>
-              </w:rPr>
-              <w:t>.</w:t>
-            </w:r>
-            <w:r>
-              <w:rPr>
-                <w:rFonts w:ascii="Courier New" w:eastAsia="Times New Roman" w:hAnsi="Courier New" w:cs="Courier New"/>
-                <w:i/>
-                <w:iCs/>
-                <w:color w:val="FF8000"/>
-                <w:sz w:val="20"/>
-                <w:szCs w:val="20"/>
-                <w:lang w:val="en-US" w:eastAsia="ru-RU"/>
-              </w:rPr>
-              <w:t>stderr</w:t>
-            </w:r>
-            <w:proofErr w:type="spellEnd"/>
-            <w:proofErr w:type="gramEnd"/>
-          </w:p>
-          <w:p>
-            <w:pPr>
-              <w:shd w:val="clear" w:color="auto" w:fill="FFFFFF"/>
-              <w:spacing w:line="240" w:lineRule="auto"/>
-              <w:ind w:firstLine="0"/>
-              <w:rPr>
-                <w:rFonts w:ascii="Courier New" w:eastAsia="Times New Roman" w:hAnsi="Courier New" w:cs="Courier New"/>
-                <w:b/>
-                <w:bCs/>
-                <w:color w:val="000080"/>
-                <w:sz w:val="20"/>
-                <w:szCs w:val="20"/>
-                <w:lang w:val="en-US" w:eastAsia="ru-RU"/>
-              </w:rPr>
-            </w:pPr>
-            <w:r>
-              <w:rPr>
-                <w:rFonts w:ascii="Courier New" w:eastAsia="Times New Roman" w:hAnsi="Courier New" w:cs="Courier New"/>
-                <w:color w:val="000000"/>
-                <w:sz w:val="20"/>
-                <w:szCs w:val="20"/>
-                <w:lang w:val="en-US" w:eastAsia="ru-RU"/>
-              </w:rPr>
-              <w:t xml:space="preserve">            </w:t>
-            </w:r>
-            <w:r>
-              <w:rPr>
-                <w:rFonts w:ascii="Courier New" w:eastAsia="Times New Roman" w:hAnsi="Courier New" w:cs="Courier New"/>
-                <w:b/>
-                <w:bCs/>
-                <w:color w:val="0000FF"/>
-                <w:sz w:val="20"/>
-                <w:szCs w:val="20"/>
-                <w:lang w:val="en-US" w:eastAsia="ru-RU"/>
-              </w:rPr>
-              <w:t>raise</w:t>
-            </w:r>
-            <w:r>
-              <w:rPr>
-                <w:rFonts w:ascii="Courier New" w:eastAsia="Times New Roman" w:hAnsi="Courier New" w:cs="Courier New"/>
-                <w:color w:val="000000"/>
-                <w:sz w:val="20"/>
-                <w:szCs w:val="20"/>
-                <w:lang w:val="en-US" w:eastAsia="ru-RU"/>
-              </w:rPr>
-              <w:t xml:space="preserve"> </w:t>
-            </w:r>
-            <w:proofErr w:type="spellStart"/>
-            <w:proofErr w:type="gramStart"/>
-            <w:r>
-              <w:rPr>
-                <w:rFonts w:ascii="Courier New" w:eastAsia="Times New Roman" w:hAnsi="Courier New" w:cs="Courier New"/>
-                <w:b/>
-                <w:bCs/>
-                <w:color w:val="880088"/>
-                <w:sz w:val="20"/>
-                <w:szCs w:val="20"/>
-                <w:lang w:val="en-US" w:eastAsia="ru-RU"/>
-              </w:rPr>
-              <w:t>SystemExit</w:t>
-            </w:r>
-            <w:proofErr w:type="spellEnd"/>
-            <w:r>
-              <w:rPr>
-                <w:rFonts w:ascii="Courier New" w:eastAsia="Times New Roman" w:hAnsi="Courier New" w:cs="Courier New"/>
-                <w:b/>
-                <w:bCs/>
-                <w:color w:val="000080"/>
-                <w:sz w:val="20"/>
-                <w:szCs w:val="20"/>
-                <w:lang w:val="en-US" w:eastAsia="ru-RU"/>
-              </w:rPr>
-              <w:t>(</w:t>
-            </w:r>
-            <w:proofErr w:type="gramEnd"/>
-            <w:r>
-              <w:rPr>
-                <w:rFonts w:ascii="Courier New" w:eastAsia="Times New Roman" w:hAnsi="Courier New" w:cs="Courier New"/>
-                <w:color w:val="808080"/>
-                <w:sz w:val="20"/>
-                <w:szCs w:val="20"/>
-                <w:lang w:val="en-US" w:eastAsia="ru-RU"/>
-              </w:rPr>
-              <w:t>f"</w:t>
-            </w:r>
-            <w:r>
-              <w:rPr>
-                <w:rFonts w:ascii="Courier New" w:eastAsia="Times New Roman" w:hAnsi="Courier New" w:cs="Courier New"/>
-                <w:color w:val="808080"/>
-                <w:sz w:val="20"/>
-                <w:szCs w:val="20"/>
-                <w:lang w:eastAsia="ru-RU"/>
-              </w:rPr>
-              <w:t>Ошибка</w:t>
-            </w:r>
-            <w:r>
-              <w:rPr>
-                <w:rFonts w:ascii="Courier New" w:eastAsia="Times New Roman" w:hAnsi="Courier New" w:cs="Courier New"/>
-                <w:color w:val="808080"/>
-                <w:sz w:val="20"/>
-                <w:szCs w:val="20"/>
-                <w:lang w:val="en-US" w:eastAsia="ru-RU"/>
-              </w:rPr>
-              <w:t xml:space="preserve"> </w:t>
-            </w:r>
-            <w:r>
-              <w:rPr>
-                <w:rFonts w:ascii="Courier New" w:eastAsia="Times New Roman" w:hAnsi="Courier New" w:cs="Courier New"/>
-                <w:color w:val="808080"/>
-                <w:sz w:val="20"/>
-                <w:szCs w:val="20"/>
-                <w:lang w:eastAsia="ru-RU"/>
-              </w:rPr>
-              <w:t>запуска</w:t>
-            </w:r>
-            <w:r>
-              <w:rPr>
-                <w:rFonts w:ascii="Courier New" w:eastAsia="Times New Roman" w:hAnsi="Courier New" w:cs="Courier New"/>
-                <w:color w:val="808080"/>
-                <w:sz w:val="20"/>
-                <w:szCs w:val="20"/>
-                <w:lang w:val="en-US" w:eastAsia="ru-RU"/>
-              </w:rPr>
-              <w:t xml:space="preserve"> </w:t>
-            </w:r>
-            <w:proofErr w:type="spellStart"/>
-            <w:r>
-              <w:rPr>
-                <w:rFonts w:ascii="Courier New" w:eastAsia="Times New Roman" w:hAnsi="Courier New" w:cs="Courier New"/>
-                <w:color w:val="808080"/>
-                <w:sz w:val="20"/>
-                <w:szCs w:val="20"/>
-                <w:lang w:val="en-US" w:eastAsia="ru-RU"/>
-              </w:rPr>
-              <w:t>oscap</w:t>
-            </w:r>
-            <w:proofErr w:type="spellEnd"/>
-            <w:r>
-              <w:rPr>
-                <w:rFonts w:ascii="Courier New" w:eastAsia="Times New Roman" w:hAnsi="Courier New" w:cs="Courier New"/>
-                <w:color w:val="808080"/>
-                <w:sz w:val="20"/>
-                <w:szCs w:val="20"/>
-                <w:lang w:val="en-US" w:eastAsia="ru-RU"/>
-              </w:rPr>
-              <w:t>: {</w:t>
-            </w:r>
-            <w:r>
-              <w:rPr>
-                <w:rFonts w:ascii="Courier New" w:eastAsia="Times New Roman" w:hAnsi="Courier New" w:cs="Courier New"/>
-                <w:color w:val="000000"/>
-                <w:sz w:val="20"/>
-                <w:szCs w:val="20"/>
-                <w:lang w:val="en-US" w:eastAsia="ru-RU"/>
-              </w:rPr>
-              <w:t>stderr</w:t>
-            </w:r>
-            <w:r>
-              <w:rPr>
-                <w:rFonts w:ascii="Courier New" w:eastAsia="Times New Roman" w:hAnsi="Courier New" w:cs="Courier New"/>
-                <w:color w:val="808080"/>
-                <w:sz w:val="20"/>
-                <w:szCs w:val="20"/>
-                <w:lang w:val="en-US" w:eastAsia="ru-RU"/>
-              </w:rPr>
-              <w:t>}"</w:t>
             </w:r>
             <w:r>
               <w:rPr>
@@ -29168,7 +28848,9 @@
               <w:ind w:firstLine="0"/>
               <w:rPr>
                 <w:rFonts w:ascii="Courier New" w:eastAsia="Times New Roman" w:hAnsi="Courier New" w:cs="Courier New"/>
-                <w:color w:val="000000"/>
+                <w:b/>
+                <w:bCs/>
+                <w:color w:val="000080"/>
                 <w:sz w:val="20"/>
                 <w:szCs w:val="20"/>
                 <w:lang w:val="en-US" w:eastAsia="ru-RU"/>
@@ -29207,395 +28889,6 @@
                 <w:color w:val="000000"/>
                 <w:sz w:val="20"/>
                 <w:szCs w:val="20"/>
-                <w:lang w:val="en-US" w:eastAsia="ru-RU"/>
-              </w:rPr>
-            </w:pPr>
-            <w:r>
-              <w:rPr>
-                <w:rFonts w:ascii="Courier New" w:eastAsia="Times New Roman" w:hAnsi="Courier New" w:cs="Courier New"/>
-                <w:color w:val="000000"/>
-                <w:sz w:val="20"/>
-                <w:szCs w:val="20"/>
-                <w:lang w:val="en-US" w:eastAsia="ru-RU"/>
-              </w:rPr>
-              <w:t xml:space="preserve">        </w:t>
-            </w:r>
-            <w:r>
-              <w:rPr>
-                <w:rFonts w:ascii="Courier New" w:eastAsia="Times New Roman" w:hAnsi="Courier New" w:cs="Courier New"/>
-                <w:b/>
-                <w:bCs/>
-                <w:color w:val="0000FF"/>
-                <w:sz w:val="20"/>
-                <w:szCs w:val="20"/>
-                <w:lang w:val="en-US" w:eastAsia="ru-RU"/>
-              </w:rPr>
-              <w:t>except</w:t>
-            </w:r>
-            <w:r>
-              <w:rPr>
-                <w:rFonts w:ascii="Courier New" w:eastAsia="Times New Roman" w:hAnsi="Courier New" w:cs="Courier New"/>
-                <w:color w:val="000000"/>
-                <w:sz w:val="20"/>
-                <w:szCs w:val="20"/>
-                <w:lang w:val="en-US" w:eastAsia="ru-RU"/>
-              </w:rPr>
-              <w:t xml:space="preserve"> </w:t>
-            </w:r>
-            <w:proofErr w:type="spellStart"/>
-            <w:proofErr w:type="gramStart"/>
-            <w:r>
-              <w:rPr>
-                <w:rFonts w:ascii="Courier New" w:eastAsia="Times New Roman" w:hAnsi="Courier New" w:cs="Courier New"/>
-                <w:color w:val="000000"/>
-                <w:sz w:val="20"/>
-                <w:szCs w:val="20"/>
-                <w:lang w:val="en-US" w:eastAsia="ru-RU"/>
-              </w:rPr>
-              <w:t>subprocess</w:t>
-            </w:r>
-            <w:r>
-              <w:rPr>
-                <w:rFonts w:ascii="Courier New" w:eastAsia="Times New Roman" w:hAnsi="Courier New" w:cs="Courier New"/>
-                <w:b/>
-                <w:bCs/>
-                <w:color w:val="000080"/>
-                <w:sz w:val="20"/>
-                <w:szCs w:val="20"/>
-                <w:lang w:val="en-US" w:eastAsia="ru-RU"/>
-              </w:rPr>
-              <w:t>.</w:t>
-            </w:r>
-            <w:r>
-              <w:rPr>
-                <w:rFonts w:ascii="Courier New" w:eastAsia="Times New Roman" w:hAnsi="Courier New" w:cs="Courier New"/>
-                <w:i/>
-                <w:iCs/>
-                <w:color w:val="FF8000"/>
-                <w:sz w:val="20"/>
-                <w:szCs w:val="20"/>
-                <w:lang w:val="en-US" w:eastAsia="ru-RU"/>
-              </w:rPr>
-              <w:t>CalledProcessError</w:t>
-            </w:r>
-            <w:proofErr w:type="spellEnd"/>
-            <w:proofErr w:type="gramEnd"/>
-            <w:r>
-              <w:rPr>
-                <w:rFonts w:ascii="Courier New" w:eastAsia="Times New Roman" w:hAnsi="Courier New" w:cs="Courier New"/>
-                <w:color w:val="000000"/>
-                <w:sz w:val="20"/>
-                <w:szCs w:val="20"/>
-                <w:lang w:val="en-US" w:eastAsia="ru-RU"/>
-              </w:rPr>
-              <w:t xml:space="preserve"> </w:t>
-            </w:r>
-            <w:r>
-              <w:rPr>
-                <w:rFonts w:ascii="Courier New" w:eastAsia="Times New Roman" w:hAnsi="Courier New" w:cs="Courier New"/>
-                <w:b/>
-                <w:bCs/>
-                <w:color w:val="0000FF"/>
-                <w:sz w:val="20"/>
-                <w:szCs w:val="20"/>
-                <w:lang w:val="en-US" w:eastAsia="ru-RU"/>
-              </w:rPr>
-              <w:t>as</w:t>
-            </w:r>
-            <w:r>
-              <w:rPr>
-                <w:rFonts w:ascii="Courier New" w:eastAsia="Times New Roman" w:hAnsi="Courier New" w:cs="Courier New"/>
-                <w:color w:val="000000"/>
-                <w:sz w:val="20"/>
-                <w:szCs w:val="20"/>
-                <w:lang w:val="en-US" w:eastAsia="ru-RU"/>
-              </w:rPr>
-              <w:t xml:space="preserve"> error</w:t>
-            </w:r>
-            <w:r>
-              <w:rPr>
-                <w:rFonts w:ascii="Courier New" w:eastAsia="Times New Roman" w:hAnsi="Courier New" w:cs="Courier New"/>
-                <w:b/>
-                <w:bCs/>
-                <w:color w:val="000080"/>
-                <w:sz w:val="20"/>
-                <w:szCs w:val="20"/>
-                <w:lang w:val="en-US" w:eastAsia="ru-RU"/>
-              </w:rPr>
-              <w:t>:</w:t>
-            </w:r>
-          </w:p>
-          <w:p>
-            <w:pPr>
-              <w:shd w:val="clear" w:color="auto" w:fill="FFFFFF"/>
-              <w:spacing w:line="240" w:lineRule="auto"/>
-              <w:ind w:firstLine="0"/>
-              <w:rPr>
-                <w:rFonts w:ascii="Courier New" w:eastAsia="Times New Roman" w:hAnsi="Courier New" w:cs="Courier New"/>
-                <w:color w:val="000000"/>
-                <w:sz w:val="20"/>
-                <w:szCs w:val="20"/>
-                <w:lang w:val="en-US" w:eastAsia="ru-RU"/>
-              </w:rPr>
-            </w:pPr>
-            <w:r>
-              <w:rPr>
-                <w:rFonts w:ascii="Courier New" w:eastAsia="Times New Roman" w:hAnsi="Courier New" w:cs="Courier New"/>
-                <w:color w:val="000000"/>
-                <w:sz w:val="20"/>
-                <w:szCs w:val="20"/>
-                <w:lang w:val="en-US" w:eastAsia="ru-RU"/>
-              </w:rPr>
-              <w:t xml:space="preserve">            stderr </w:t>
-            </w:r>
-            <w:r>
-              <w:rPr>
-                <w:rFonts w:ascii="Courier New" w:eastAsia="Times New Roman" w:hAnsi="Courier New" w:cs="Courier New"/>
-                <w:b/>
-                <w:bCs/>
-                <w:color w:val="000080"/>
-                <w:sz w:val="20"/>
-                <w:szCs w:val="20"/>
-                <w:lang w:val="en-US" w:eastAsia="ru-RU"/>
-              </w:rPr>
-              <w:t>=</w:t>
-            </w:r>
-            <w:r>
-              <w:rPr>
-                <w:rFonts w:ascii="Courier New" w:eastAsia="Times New Roman" w:hAnsi="Courier New" w:cs="Courier New"/>
-                <w:color w:val="000000"/>
-                <w:sz w:val="20"/>
-                <w:szCs w:val="20"/>
-                <w:lang w:val="en-US" w:eastAsia="ru-RU"/>
-              </w:rPr>
-              <w:t xml:space="preserve"> </w:t>
-            </w:r>
-            <w:proofErr w:type="spellStart"/>
-            <w:proofErr w:type="gramStart"/>
-            <w:r>
-              <w:rPr>
-                <w:rFonts w:ascii="Courier New" w:eastAsia="Times New Roman" w:hAnsi="Courier New" w:cs="Courier New"/>
-                <w:color w:val="000000"/>
-                <w:sz w:val="20"/>
-                <w:szCs w:val="20"/>
-                <w:lang w:val="en-US" w:eastAsia="ru-RU"/>
-              </w:rPr>
-              <w:t>error</w:t>
-            </w:r>
-            <w:r>
-              <w:rPr>
-                <w:rFonts w:ascii="Courier New" w:eastAsia="Times New Roman" w:hAnsi="Courier New" w:cs="Courier New"/>
-                <w:b/>
-                <w:bCs/>
-                <w:color w:val="000080"/>
-                <w:sz w:val="20"/>
-                <w:szCs w:val="20"/>
-                <w:lang w:val="en-US" w:eastAsia="ru-RU"/>
-              </w:rPr>
-              <w:t>.</w:t>
-            </w:r>
-            <w:r>
-              <w:rPr>
-                <w:rFonts w:ascii="Courier New" w:eastAsia="Times New Roman" w:hAnsi="Courier New" w:cs="Courier New"/>
-                <w:i/>
-                <w:iCs/>
-                <w:color w:val="FF8000"/>
-                <w:sz w:val="20"/>
-                <w:szCs w:val="20"/>
-                <w:lang w:val="en-US" w:eastAsia="ru-RU"/>
-              </w:rPr>
-              <w:t>stderr</w:t>
-            </w:r>
-            <w:proofErr w:type="spellEnd"/>
-            <w:proofErr w:type="gramEnd"/>
-          </w:p>
-          <w:p>
-            <w:pPr>
-              <w:shd w:val="clear" w:color="auto" w:fill="FFFFFF"/>
-              <w:spacing w:line="240" w:lineRule="auto"/>
-              <w:ind w:firstLine="0"/>
-              <w:rPr>
-                <w:rFonts w:eastAsia="Times New Roman" w:cs="Courier New"/>
-                <w:b/>
-                <w:bCs/>
-                <w:color w:val="000080"/>
-                <w:szCs w:val="20"/>
-                <w:lang w:val="en-US" w:eastAsia="ru-RU"/>
-              </w:rPr>
-            </w:pPr>
-            <w:r>
-              <w:rPr>
-                <w:rFonts w:ascii="Courier New" w:eastAsia="Times New Roman" w:hAnsi="Courier New" w:cs="Courier New"/>
-                <w:color w:val="000000"/>
-                <w:sz w:val="20"/>
-                <w:szCs w:val="20"/>
-                <w:lang w:val="en-US" w:eastAsia="ru-RU"/>
-              </w:rPr>
-              <w:t xml:space="preserve">            </w:t>
-            </w:r>
-            <w:r>
-              <w:rPr>
-                <w:rFonts w:ascii="Courier New" w:eastAsia="Times New Roman" w:hAnsi="Courier New" w:cs="Courier New"/>
-                <w:b/>
-                <w:bCs/>
-                <w:color w:val="0000FF"/>
-                <w:sz w:val="20"/>
-                <w:szCs w:val="20"/>
-                <w:lang w:val="en-US" w:eastAsia="ru-RU"/>
-              </w:rPr>
-              <w:t>raise</w:t>
-            </w:r>
-            <w:r>
-              <w:rPr>
-                <w:rFonts w:ascii="Courier New" w:eastAsia="Times New Roman" w:hAnsi="Courier New" w:cs="Courier New"/>
-                <w:color w:val="000000"/>
-                <w:sz w:val="20"/>
-                <w:szCs w:val="20"/>
-                <w:lang w:val="en-US" w:eastAsia="ru-RU"/>
-              </w:rPr>
-              <w:t xml:space="preserve"> </w:t>
-            </w:r>
-            <w:proofErr w:type="spellStart"/>
-            <w:proofErr w:type="gramStart"/>
-            <w:r>
-              <w:rPr>
-                <w:rFonts w:ascii="Courier New" w:eastAsia="Times New Roman" w:hAnsi="Courier New" w:cs="Courier New"/>
-                <w:b/>
-                <w:bCs/>
-                <w:color w:val="880088"/>
-                <w:sz w:val="20"/>
-                <w:szCs w:val="20"/>
-                <w:lang w:val="en-US" w:eastAsia="ru-RU"/>
-              </w:rPr>
-              <w:t>SystemExit</w:t>
-            </w:r>
-            <w:proofErr w:type="spellEnd"/>
-            <w:r>
-              <w:rPr>
-                <w:rFonts w:ascii="Courier New" w:eastAsia="Times New Roman" w:hAnsi="Courier New" w:cs="Courier New"/>
-                <w:b/>
-                <w:bCs/>
-                <w:color w:val="000080"/>
-                <w:sz w:val="20"/>
-                <w:szCs w:val="20"/>
-                <w:lang w:val="en-US" w:eastAsia="ru-RU"/>
-              </w:rPr>
-              <w:t>(</w:t>
-            </w:r>
-            <w:proofErr w:type="gramEnd"/>
-            <w:r>
-              <w:rPr>
-                <w:rFonts w:ascii="Courier New" w:eastAsia="Times New Roman" w:hAnsi="Courier New" w:cs="Courier New"/>
-                <w:color w:val="808080"/>
-                <w:sz w:val="20"/>
-                <w:szCs w:val="20"/>
-                <w:lang w:val="en-US" w:eastAsia="ru-RU"/>
-              </w:rPr>
-              <w:t>f"</w:t>
-            </w:r>
-            <w:r>
-              <w:rPr>
-                <w:rFonts w:ascii="Courier New" w:eastAsia="Times New Roman" w:hAnsi="Courier New" w:cs="Courier New"/>
-                <w:color w:val="808080"/>
-                <w:sz w:val="20"/>
-                <w:szCs w:val="20"/>
-                <w:lang w:eastAsia="ru-RU"/>
-              </w:rPr>
-              <w:t>Ошибка</w:t>
-            </w:r>
-            <w:r>
-              <w:rPr>
-                <w:rFonts w:ascii="Courier New" w:eastAsia="Times New Roman" w:hAnsi="Courier New" w:cs="Courier New"/>
-                <w:color w:val="808080"/>
-                <w:sz w:val="20"/>
-                <w:szCs w:val="20"/>
-                <w:lang w:val="en-US" w:eastAsia="ru-RU"/>
-              </w:rPr>
-              <w:t xml:space="preserve"> </w:t>
-            </w:r>
-            <w:r>
-              <w:rPr>
-                <w:rFonts w:ascii="Courier New" w:eastAsia="Times New Roman" w:hAnsi="Courier New" w:cs="Courier New"/>
-                <w:color w:val="808080"/>
-                <w:sz w:val="20"/>
-                <w:szCs w:val="20"/>
-                <w:lang w:eastAsia="ru-RU"/>
-              </w:rPr>
-              <w:t>запуска</w:t>
-            </w:r>
-            <w:r>
-              <w:rPr>
-                <w:rFonts w:ascii="Courier New" w:eastAsia="Times New Roman" w:hAnsi="Courier New" w:cs="Courier New"/>
-                <w:color w:val="808080"/>
-                <w:sz w:val="20"/>
-                <w:szCs w:val="20"/>
-                <w:lang w:val="en-US" w:eastAsia="ru-RU"/>
-              </w:rPr>
-              <w:t xml:space="preserve"> </w:t>
-            </w:r>
-            <w:proofErr w:type="spellStart"/>
-            <w:r>
-              <w:rPr>
-                <w:rFonts w:ascii="Courier New" w:eastAsia="Times New Roman" w:hAnsi="Courier New" w:cs="Courier New"/>
-                <w:color w:val="808080"/>
-                <w:sz w:val="20"/>
-                <w:szCs w:val="20"/>
-                <w:lang w:val="en-US" w:eastAsia="ru-RU"/>
-              </w:rPr>
-              <w:t>oscap</w:t>
-            </w:r>
-            <w:proofErr w:type="spellEnd"/>
-            <w:r>
-              <w:rPr>
-                <w:rFonts w:ascii="Courier New" w:eastAsia="Times New Roman" w:hAnsi="Courier New" w:cs="Courier New"/>
-                <w:color w:val="808080"/>
-                <w:sz w:val="20"/>
-                <w:szCs w:val="20"/>
-                <w:lang w:val="en-US" w:eastAsia="ru-RU"/>
-              </w:rPr>
-              <w:t>: {</w:t>
-            </w:r>
-            <w:r>
-              <w:rPr>
-                <w:rFonts w:ascii="Courier New" w:eastAsia="Times New Roman" w:hAnsi="Courier New" w:cs="Courier New"/>
-                <w:color w:val="000000"/>
-                <w:sz w:val="20"/>
-                <w:szCs w:val="20"/>
-                <w:lang w:val="en-US" w:eastAsia="ru-RU"/>
-              </w:rPr>
-              <w:t>stderr</w:t>
-            </w:r>
-            <w:r>
-              <w:rPr>
-                <w:rFonts w:ascii="Courier New" w:eastAsia="Times New Roman" w:hAnsi="Courier New" w:cs="Courier New"/>
-                <w:color w:val="808080"/>
-                <w:sz w:val="20"/>
-                <w:szCs w:val="20"/>
-                <w:lang w:val="en-US" w:eastAsia="ru-RU"/>
-              </w:rPr>
-              <w:t>}"</w:t>
-            </w:r>
-            <w:r>
-              <w:rPr>
-                <w:rFonts w:ascii="Courier New" w:eastAsia="Times New Roman" w:hAnsi="Courier New" w:cs="Courier New"/>
-                <w:b/>
-                <w:bCs/>
-                <w:color w:val="000080"/>
-                <w:sz w:val="20"/>
-                <w:szCs w:val="20"/>
-                <w:lang w:val="en-US" w:eastAsia="ru-RU"/>
-              </w:rPr>
-              <w:t>)</w:t>
-            </w:r>
-          </w:p>
-          <w:p>
-            <w:pPr>
-              <w:shd w:val="clear" w:color="auto" w:fill="FFFFFF"/>
-              <w:spacing w:line="240" w:lineRule="auto"/>
-              <w:ind w:firstLine="0"/>
-              <w:rPr>
-                <w:rFonts w:eastAsia="Times New Roman" w:cs="Times New Roman"/>
-                <w:szCs w:val="24"/>
                 <w:lang w:val="en-US" w:eastAsia="ru-RU"/>
               </w:rPr>
             </w:pPr>
@@ -31475,7 +30768,6 @@
                 <w:szCs w:val="20"/>
                 <w:lang w:val="en-US" w:eastAsia="ru-RU"/>
               </w:rPr>
-              <w:lastRenderedPageBreak/>
               <w:t xml:space="preserve">            </w:t>
             </w:r>
             <w:r>
@@ -33627,144 +32919,144 @@
                 <w:color w:val="000000"/>
                 <w:sz w:val="20"/>
                 <w:szCs w:val="20"/>
+                <w:lang w:val="en-US" w:eastAsia="ru-RU"/>
+              </w:rPr>
+            </w:pPr>
+            <w:r>
+              <w:rPr>
+                <w:rFonts w:ascii="Courier New" w:eastAsia="Times New Roman" w:hAnsi="Courier New" w:cs="Courier New"/>
+                <w:color w:val="000000"/>
+                <w:sz w:val="20"/>
+                <w:szCs w:val="20"/>
+                <w:lang w:val="en-US" w:eastAsia="ru-RU"/>
+              </w:rPr>
+              <w:t xml:space="preserve">        </w:t>
+            </w:r>
+            <w:proofErr w:type="gramStart"/>
+            <w:r>
+              <w:rPr>
+                <w:rFonts w:ascii="Courier New" w:eastAsia="Times New Roman" w:hAnsi="Courier New" w:cs="Courier New"/>
+                <w:b/>
+                <w:bCs/>
+                <w:color w:val="880088"/>
+                <w:sz w:val="20"/>
+                <w:szCs w:val="20"/>
+                <w:lang w:val="en-US" w:eastAsia="ru-RU"/>
+              </w:rPr>
+              <w:t>print</w:t>
+            </w:r>
+            <w:r>
+              <w:rPr>
+                <w:rFonts w:ascii="Courier New" w:eastAsia="Times New Roman" w:hAnsi="Courier New" w:cs="Courier New"/>
+                <w:b/>
+                <w:bCs/>
+                <w:color w:val="000080"/>
+                <w:sz w:val="20"/>
+                <w:szCs w:val="20"/>
+                <w:lang w:val="en-US" w:eastAsia="ru-RU"/>
+              </w:rPr>
+              <w:t>(</w:t>
+            </w:r>
+            <w:proofErr w:type="gramEnd"/>
+            <w:r>
+              <w:rPr>
+                <w:rFonts w:ascii="Courier New" w:eastAsia="Times New Roman" w:hAnsi="Courier New" w:cs="Courier New"/>
+                <w:color w:val="808080"/>
+                <w:sz w:val="20"/>
+                <w:szCs w:val="20"/>
+                <w:lang w:val="en-US" w:eastAsia="ru-RU"/>
+              </w:rPr>
+              <w:t>"</w:t>
+            </w:r>
+            <w:r>
+              <w:rPr>
+                <w:rFonts w:ascii="Courier New" w:eastAsia="Times New Roman" w:hAnsi="Courier New" w:cs="Courier New"/>
+                <w:color w:val="808080"/>
+                <w:sz w:val="20"/>
+                <w:szCs w:val="20"/>
                 <w:lang w:eastAsia="ru-RU"/>
               </w:rPr>
-            </w:pPr>
-            <w:r>
-              <w:rPr>
-                <w:rFonts w:ascii="Courier New" w:eastAsia="Times New Roman" w:hAnsi="Courier New" w:cs="Courier New"/>
-                <w:color w:val="000000"/>
-                <w:sz w:val="20"/>
-                <w:szCs w:val="20"/>
-                <w:lang w:val="en-US" w:eastAsia="ru-RU"/>
-              </w:rPr>
-              <w:t xml:space="preserve">        </w:t>
-            </w:r>
-            <w:proofErr w:type="gramStart"/>
-            <w:r>
-              <w:rPr>
-                <w:rFonts w:ascii="Courier New" w:eastAsia="Times New Roman" w:hAnsi="Courier New" w:cs="Courier New"/>
-                <w:b/>
-                <w:bCs/>
-                <w:color w:val="880088"/>
-                <w:sz w:val="20"/>
-                <w:szCs w:val="20"/>
-                <w:lang w:val="en-US" w:eastAsia="ru-RU"/>
-              </w:rPr>
-              <w:t>print</w:t>
-            </w:r>
-            <w:r>
-              <w:rPr>
-                <w:rFonts w:ascii="Courier New" w:eastAsia="Times New Roman" w:hAnsi="Courier New" w:cs="Courier New"/>
-                <w:b/>
-                <w:bCs/>
-                <w:color w:val="000080"/>
+              <w:t>в</w:t>
+            </w:r>
+            <w:r>
+              <w:rPr>
+                <w:rFonts w:ascii="Courier New" w:eastAsia="Times New Roman" w:hAnsi="Courier New" w:cs="Courier New"/>
+                <w:color w:val="808080"/>
+                <w:sz w:val="20"/>
+                <w:szCs w:val="20"/>
+                <w:lang w:val="en-US" w:eastAsia="ru-RU"/>
+              </w:rPr>
+              <w:t xml:space="preserve"> </w:t>
+            </w:r>
+            <w:r>
+              <w:rPr>
+                <w:rFonts w:ascii="Courier New" w:eastAsia="Times New Roman" w:hAnsi="Courier New" w:cs="Courier New"/>
+                <w:color w:val="808080"/>
                 <w:sz w:val="20"/>
                 <w:szCs w:val="20"/>
                 <w:lang w:eastAsia="ru-RU"/>
               </w:rPr>
-              <w:t>(</w:t>
-            </w:r>
-            <w:proofErr w:type="gramEnd"/>
+              <w:t>результатах</w:t>
+            </w:r>
             <w:r>
               <w:rPr>
                 <w:rFonts w:ascii="Courier New" w:eastAsia="Times New Roman" w:hAnsi="Courier New" w:cs="Courier New"/>
                 <w:color w:val="808080"/>
                 <w:sz w:val="20"/>
                 <w:szCs w:val="20"/>
+                <w:lang w:val="en-US" w:eastAsia="ru-RU"/>
+              </w:rPr>
+              <w:t xml:space="preserve"> </w:t>
+            </w:r>
+            <w:r>
+              <w:rPr>
+                <w:rFonts w:ascii="Courier New" w:eastAsia="Times New Roman" w:hAnsi="Courier New" w:cs="Courier New"/>
+                <w:color w:val="808080"/>
+                <w:sz w:val="20"/>
+                <w:szCs w:val="20"/>
                 <w:lang w:eastAsia="ru-RU"/>
               </w:rPr>
+              <w:t>нет</w:t>
+            </w:r>
+            <w:r>
+              <w:rPr>
+                <w:rFonts w:ascii="Courier New" w:eastAsia="Times New Roman" w:hAnsi="Courier New" w:cs="Courier New"/>
+                <w:color w:val="808080"/>
+                <w:sz w:val="20"/>
+                <w:szCs w:val="20"/>
+                <w:lang w:val="en-US" w:eastAsia="ru-RU"/>
+              </w:rPr>
+              <w:t xml:space="preserve"> </w:t>
+            </w:r>
+            <w:r>
+              <w:rPr>
+                <w:rFonts w:ascii="Courier New" w:eastAsia="Times New Roman" w:hAnsi="Courier New" w:cs="Courier New"/>
+                <w:color w:val="808080"/>
+                <w:sz w:val="20"/>
+                <w:szCs w:val="20"/>
+                <w:lang w:val="en-US" w:eastAsia="ru-RU"/>
+              </w:rPr>
+              <w:t>definitions</w:t>
+            </w:r>
+            <w:r>
+              <w:rPr>
+                <w:rFonts w:ascii="Courier New" w:eastAsia="Times New Roman" w:hAnsi="Courier New" w:cs="Courier New"/>
+                <w:color w:val="808080"/>
+                <w:sz w:val="20"/>
+                <w:szCs w:val="20"/>
+                <w:lang w:val="en-US" w:eastAsia="ru-RU"/>
+              </w:rPr>
               <w:t>"</w:t>
             </w:r>
             <w:r>
               <w:rPr>
                 <w:rFonts w:ascii="Courier New" w:eastAsia="Times New Roman" w:hAnsi="Courier New" w:cs="Courier New"/>
-                <w:color w:val="808080"/>
-                <w:sz w:val="20"/>
-                <w:szCs w:val="20"/>
-                <w:lang w:eastAsia="ru-RU"/>
-              </w:rPr>
-              <w:t>в</w:t>
-            </w:r>
-            <w:r>
-              <w:rPr>
-                <w:rFonts w:ascii="Courier New" w:eastAsia="Times New Roman" w:hAnsi="Courier New" w:cs="Courier New"/>
-                <w:color w:val="808080"/>
-                <w:sz w:val="20"/>
-                <w:szCs w:val="20"/>
-                <w:lang w:eastAsia="ru-RU"/>
-              </w:rPr>
-              <w:t xml:space="preserve"> </w:t>
-            </w:r>
-            <w:r>
-              <w:rPr>
-                <w:rFonts w:ascii="Courier New" w:eastAsia="Times New Roman" w:hAnsi="Courier New" w:cs="Courier New"/>
-                <w:color w:val="808080"/>
-                <w:sz w:val="20"/>
-                <w:szCs w:val="20"/>
-                <w:lang w:eastAsia="ru-RU"/>
-              </w:rPr>
-              <w:t>результатах</w:t>
-            </w:r>
-            <w:r>
-              <w:rPr>
-                <w:rFonts w:ascii="Courier New" w:eastAsia="Times New Roman" w:hAnsi="Courier New" w:cs="Courier New"/>
-                <w:color w:val="808080"/>
-                <w:sz w:val="20"/>
-                <w:szCs w:val="20"/>
-                <w:lang w:eastAsia="ru-RU"/>
-              </w:rPr>
-              <w:t xml:space="preserve"> </w:t>
-            </w:r>
-            <w:r>
-              <w:rPr>
-                <w:rFonts w:ascii="Courier New" w:eastAsia="Times New Roman" w:hAnsi="Courier New" w:cs="Courier New"/>
-                <w:color w:val="808080"/>
-                <w:sz w:val="20"/>
-                <w:szCs w:val="20"/>
-                <w:lang w:eastAsia="ru-RU"/>
-              </w:rPr>
-              <w:t>нет</w:t>
-            </w:r>
-            <w:r>
-              <w:rPr>
-                <w:rFonts w:ascii="Courier New" w:eastAsia="Times New Roman" w:hAnsi="Courier New" w:cs="Courier New"/>
-                <w:color w:val="808080"/>
-                <w:sz w:val="20"/>
-                <w:szCs w:val="20"/>
-                <w:lang w:eastAsia="ru-RU"/>
-              </w:rPr>
-              <w:t xml:space="preserve"> </w:t>
-            </w:r>
-            <w:r>
-              <w:rPr>
-                <w:rFonts w:ascii="Courier New" w:eastAsia="Times New Roman" w:hAnsi="Courier New" w:cs="Courier New"/>
-                <w:color w:val="808080"/>
-                <w:sz w:val="20"/>
-                <w:szCs w:val="20"/>
-                <w:lang w:val="en-US" w:eastAsia="ru-RU"/>
-              </w:rPr>
-              <w:t>definitions</w:t>
-            </w:r>
-            <w:r>
-              <w:rPr>
-                <w:rFonts w:ascii="Courier New" w:eastAsia="Times New Roman" w:hAnsi="Courier New" w:cs="Courier New"/>
-                <w:color w:val="808080"/>
-                <w:sz w:val="20"/>
-                <w:szCs w:val="20"/>
-                <w:lang w:eastAsia="ru-RU"/>
-              </w:rPr>
-              <w:t>"</w:t>
-            </w:r>
-            <w:r>
-              <w:rPr>
-                <w:rFonts w:ascii="Courier New" w:eastAsia="Times New Roman" w:hAnsi="Courier New" w:cs="Courier New"/>
-                <w:b/>
-                <w:bCs/>
-                <w:color w:val="000080"/>
-                <w:sz w:val="20"/>
-                <w:szCs w:val="20"/>
-                <w:lang w:eastAsia="ru-RU"/>
+                <w:b/>
+                <w:bCs/>
+                <w:color w:val="000080"/>
+                <w:sz w:val="20"/>
+                <w:szCs w:val="20"/>
+                <w:lang w:val="en-US" w:eastAsia="ru-RU"/>
               </w:rPr>
               <w:t>)</w:t>
             </w:r>
@@ -33779,7 +33071,7 @@
                 <w:color w:val="000000"/>
                 <w:sz w:val="20"/>
                 <w:szCs w:val="20"/>
-                <w:lang w:eastAsia="ru-RU"/>
+                <w:lang w:val="en-US" w:eastAsia="ru-RU"/>
               </w:rPr>
             </w:pPr>
           </w:p>
@@ -33802,7 +33094,7 @@
                 <w:color w:val="000000"/>
                 <w:sz w:val="20"/>
                 <w:szCs w:val="20"/>
-                <w:lang w:eastAsia="ru-RU"/>
+                <w:lang w:val="en-US" w:eastAsia="ru-RU"/>
               </w:rPr>
               <w:t xml:space="preserve">    </w:t>
             </w:r>
@@ -33965,7 +33257,7 @@
                 <w:color w:val="000000"/>
                 <w:sz w:val="20"/>
                 <w:szCs w:val="20"/>
-                <w:lang w:eastAsia="ru-RU"/>
+                <w:lang w:val="en-US" w:eastAsia="ru-RU"/>
               </w:rPr>
             </w:pPr>
             <w:r>
@@ -33984,7 +33276,7 @@
                 <w:color w:val="000000"/>
                 <w:sz w:val="20"/>
                 <w:szCs w:val="20"/>
-                <w:lang w:eastAsia="ru-RU"/>
+                <w:lang w:val="en-US" w:eastAsia="ru-RU"/>
               </w:rPr>
               <w:t xml:space="preserve"> </w:t>
             </w:r>
@@ -33996,7 +33288,7 @@
                 <w:color w:val="000080"/>
                 <w:sz w:val="20"/>
                 <w:szCs w:val="20"/>
-                <w:lang w:eastAsia="ru-RU"/>
+                <w:lang w:val="en-US" w:eastAsia="ru-RU"/>
               </w:rPr>
               <w:t>=</w:t>
             </w:r>
@@ -34006,10 +33298,11 @@
                 <w:color w:val="000000"/>
                 <w:sz w:val="20"/>
                 <w:szCs w:val="20"/>
-                <w:lang w:eastAsia="ru-RU"/>
+                <w:lang w:val="en-US" w:eastAsia="ru-RU"/>
               </w:rPr>
               <w:t xml:space="preserve"> </w:t>
             </w:r>
+            <w:proofErr w:type="spellStart"/>
             <w:proofErr w:type="gramStart"/>
             <w:r>
               <w:rPr>
@@ -34029,7 +33322,7 @@
                 <w:color w:val="000080"/>
                 <w:sz w:val="20"/>
                 <w:szCs w:val="20"/>
-                <w:lang w:eastAsia="ru-RU"/>
+                <w:lang w:val="en-US" w:eastAsia="ru-RU"/>
               </w:rPr>
               <w:t>.</w:t>
             </w:r>
@@ -34045,71 +33338,222 @@
               </w:rPr>
               <w:t>get</w:t>
             </w:r>
-            <w:r>
-              <w:rPr>
-                <w:rFonts w:ascii="Courier New" w:eastAsia="Times New Roman" w:hAnsi="Courier New" w:cs="Courier New"/>
-                <w:b/>
-                <w:bCs/>
-                <w:color w:val="000080"/>
+            <w:proofErr w:type="spellEnd"/>
+            <w:r>
+              <w:rPr>
+                <w:rFonts w:ascii="Courier New" w:eastAsia="Times New Roman" w:hAnsi="Courier New" w:cs="Courier New"/>
+                <w:b/>
+                <w:bCs/>
+                <w:color w:val="000080"/>
+                <w:sz w:val="20"/>
+                <w:szCs w:val="20"/>
+                <w:lang w:val="en-US" w:eastAsia="ru-RU"/>
+              </w:rPr>
+              <w:t>(</w:t>
+            </w:r>
+            <w:proofErr w:type="gramEnd"/>
+            <w:r>
+              <w:rPr>
+                <w:rFonts w:ascii="Courier New" w:eastAsia="Times New Roman" w:hAnsi="Courier New" w:cs="Courier New"/>
+                <w:color w:val="000000"/>
+                <w:sz w:val="20"/>
+                <w:szCs w:val="20"/>
+                <w:lang w:val="en-US" w:eastAsia="ru-RU"/>
+              </w:rPr>
+              <w:t>did</w:t>
+            </w:r>
+            <w:r>
+              <w:rPr>
+                <w:rFonts w:ascii="Courier New" w:eastAsia="Times New Roman" w:hAnsi="Courier New" w:cs="Courier New"/>
+                <w:b/>
+                <w:bCs/>
+                <w:color w:val="000080"/>
+                <w:sz w:val="20"/>
+                <w:szCs w:val="20"/>
+                <w:lang w:val="en-US" w:eastAsia="ru-RU"/>
+              </w:rPr>
+              <w:t>,</w:t>
+            </w:r>
+            <w:r>
+              <w:rPr>
+                <w:rFonts w:ascii="Courier New" w:eastAsia="Times New Roman" w:hAnsi="Courier New" w:cs="Courier New"/>
+                <w:color w:val="000000"/>
+                <w:sz w:val="20"/>
+                <w:szCs w:val="20"/>
+                <w:lang w:val="en-US" w:eastAsia="ru-RU"/>
+              </w:rPr>
+              <w:t xml:space="preserve"> </w:t>
+            </w:r>
+            <w:r>
+              <w:rPr>
+                <w:rFonts w:ascii="Courier New" w:eastAsia="Times New Roman" w:hAnsi="Courier New" w:cs="Courier New"/>
+                <w:b/>
+                <w:bCs/>
+                <w:color w:val="000080"/>
+                <w:sz w:val="20"/>
+                <w:szCs w:val="20"/>
+                <w:lang w:val="en-US" w:eastAsia="ru-RU"/>
+              </w:rPr>
+              <w:t>{})</w:t>
+            </w:r>
+            <w:r>
+              <w:rPr>
+                <w:rFonts w:ascii="Courier New" w:eastAsia="Times New Roman" w:hAnsi="Courier New" w:cs="Courier New"/>
+                <w:color w:val="000000"/>
+                <w:sz w:val="20"/>
+                <w:szCs w:val="20"/>
+                <w:lang w:val="en-US" w:eastAsia="ru-RU"/>
+              </w:rPr>
+              <w:t xml:space="preserve"> </w:t>
+            </w:r>
+            <w:r>
+              <w:rPr>
+                <w:rFonts w:ascii="Courier New" w:eastAsia="Times New Roman" w:hAnsi="Courier New" w:cs="Courier New"/>
+                <w:color w:val="008000"/>
+                <w:sz w:val="20"/>
+                <w:szCs w:val="20"/>
+                <w:lang w:val="en-US" w:eastAsia="ru-RU"/>
+              </w:rPr>
+              <w:t>#</w:t>
+            </w:r>
+            <w:r>
+              <w:rPr>
+                <w:rFonts w:ascii="Courier New" w:eastAsia="Times New Roman" w:hAnsi="Courier New" w:cs="Courier New"/>
+                <w:color w:val="008000"/>
                 <w:sz w:val="20"/>
                 <w:szCs w:val="20"/>
                 <w:lang w:eastAsia="ru-RU"/>
               </w:rPr>
-              <w:t>(</w:t>
-            </w:r>
-            <w:proofErr w:type="gramEnd"/>
-            <w:r>
-              <w:rPr>
-                <w:rFonts w:ascii="Courier New" w:eastAsia="Times New Roman" w:hAnsi="Courier New" w:cs="Courier New"/>
-                <w:color w:val="000000"/>
-                <w:sz w:val="20"/>
-                <w:szCs w:val="20"/>
-                <w:lang w:val="en-US" w:eastAsia="ru-RU"/>
-              </w:rPr>
-              <w:t>did</w:t>
-            </w:r>
-            <w:r>
-              <w:rPr>
-                <w:rFonts w:ascii="Courier New" w:eastAsia="Times New Roman" w:hAnsi="Courier New" w:cs="Courier New"/>
-                <w:b/>
-                <w:bCs/>
-                <w:color w:val="000080"/>
+              <w:t>пробуем</w:t>
+            </w:r>
+            <w:r>
+              <w:rPr>
+                <w:rFonts w:ascii="Courier New" w:eastAsia="Times New Roman" w:hAnsi="Courier New" w:cs="Courier New"/>
+                <w:color w:val="008000"/>
+                <w:sz w:val="20"/>
+                <w:szCs w:val="20"/>
+                <w:lang w:val="en-US" w:eastAsia="ru-RU"/>
+              </w:rPr>
+              <w:t xml:space="preserve"> </w:t>
+            </w:r>
+            <w:r>
+              <w:rPr>
+                <w:rFonts w:ascii="Courier New" w:eastAsia="Times New Roman" w:hAnsi="Courier New" w:cs="Courier New"/>
+                <w:color w:val="008000"/>
                 <w:sz w:val="20"/>
                 <w:szCs w:val="20"/>
                 <w:lang w:eastAsia="ru-RU"/>
               </w:rPr>
-              <w:t>,</w:t>
-            </w:r>
-            <w:r>
-              <w:rPr>
-                <w:rFonts w:ascii="Courier New" w:eastAsia="Times New Roman" w:hAnsi="Courier New" w:cs="Courier New"/>
-                <w:color w:val="000000"/>
+              <w:t>взять</w:t>
+            </w:r>
+            <w:r>
+              <w:rPr>
+                <w:rFonts w:ascii="Courier New" w:eastAsia="Times New Roman" w:hAnsi="Courier New" w:cs="Courier New"/>
+                <w:color w:val="008000"/>
+                <w:sz w:val="20"/>
+                <w:szCs w:val="20"/>
+                <w:lang w:val="en-US" w:eastAsia="ru-RU"/>
+              </w:rPr>
+              <w:t xml:space="preserve"> </w:t>
+            </w:r>
+            <w:r>
+              <w:rPr>
+                <w:rFonts w:ascii="Courier New" w:eastAsia="Times New Roman" w:hAnsi="Courier New" w:cs="Courier New"/>
+                <w:color w:val="008000"/>
                 <w:sz w:val="20"/>
                 <w:szCs w:val="20"/>
                 <w:lang w:eastAsia="ru-RU"/>
               </w:rPr>
+              <w:t>по</w:t>
+            </w:r>
+            <w:r>
+              <w:rPr>
+                <w:rFonts w:ascii="Courier New" w:eastAsia="Times New Roman" w:hAnsi="Courier New" w:cs="Courier New"/>
+                <w:color w:val="008000"/>
+                <w:sz w:val="20"/>
+                <w:szCs w:val="20"/>
+                <w:lang w:val="en-US" w:eastAsia="ru-RU"/>
+              </w:rPr>
               <w:t xml:space="preserve"> </w:t>
             </w:r>
             <w:r>
               <w:rPr>
                 <w:rFonts w:ascii="Courier New" w:eastAsia="Times New Roman" w:hAnsi="Courier New" w:cs="Courier New"/>
-                <w:b/>
-                <w:bCs/>
-                <w:color w:val="000080"/>
+                <w:color w:val="008000"/>
+                <w:sz w:val="20"/>
+                <w:szCs w:val="20"/>
+                <w:lang w:val="en-US" w:eastAsia="ru-RU"/>
+              </w:rPr>
+              <w:t>id</w:t>
+            </w:r>
+            <w:r>
+              <w:rPr>
+                <w:rFonts w:ascii="Courier New" w:eastAsia="Times New Roman" w:hAnsi="Courier New" w:cs="Courier New"/>
+                <w:color w:val="008000"/>
+                <w:sz w:val="20"/>
+                <w:szCs w:val="20"/>
+                <w:lang w:val="en-US" w:eastAsia="ru-RU"/>
+              </w:rPr>
+              <w:t xml:space="preserve"> </w:t>
+            </w:r>
+            <w:r>
+              <w:rPr>
+                <w:rFonts w:ascii="Courier New" w:eastAsia="Times New Roman" w:hAnsi="Courier New" w:cs="Courier New"/>
+                <w:color w:val="008000"/>
+                <w:sz w:val="20"/>
+                <w:szCs w:val="20"/>
+                <w:lang w:val="en-US" w:eastAsia="ru-RU"/>
+              </w:rPr>
+              <w:t>definition</w:t>
+            </w:r>
+            <w:r>
+              <w:rPr>
+                <w:rFonts w:ascii="Courier New" w:eastAsia="Times New Roman" w:hAnsi="Courier New" w:cs="Courier New"/>
+                <w:color w:val="008000"/>
+                <w:sz w:val="20"/>
+                <w:szCs w:val="20"/>
+                <w:lang w:val="en-US" w:eastAsia="ru-RU"/>
+              </w:rPr>
+              <w:t xml:space="preserve"> </w:t>
+            </w:r>
+            <w:r>
+              <w:rPr>
+                <w:rFonts w:ascii="Courier New" w:eastAsia="Times New Roman" w:hAnsi="Courier New" w:cs="Courier New"/>
+                <w:color w:val="008000"/>
                 <w:sz w:val="20"/>
                 <w:szCs w:val="20"/>
                 <w:lang w:eastAsia="ru-RU"/>
               </w:rPr>
-              <w:t>{})</w:t>
-            </w:r>
-            <w:r>
-              <w:rPr>
-                <w:rFonts w:ascii="Courier New" w:eastAsia="Times New Roman" w:hAnsi="Courier New" w:cs="Courier New"/>
-                <w:color w:val="000000"/>
+              <w:t>информацию</w:t>
+            </w:r>
+            <w:r>
+              <w:rPr>
+                <w:rFonts w:ascii="Courier New" w:eastAsia="Times New Roman" w:hAnsi="Courier New" w:cs="Courier New"/>
+                <w:color w:val="008000"/>
+                <w:sz w:val="20"/>
+                <w:szCs w:val="20"/>
+                <w:lang w:val="en-US" w:eastAsia="ru-RU"/>
+              </w:rPr>
+              <w:t xml:space="preserve">, </w:t>
+            </w:r>
+            <w:r>
+              <w:rPr>
+                <w:rFonts w:ascii="Courier New" w:eastAsia="Times New Roman" w:hAnsi="Courier New" w:cs="Courier New"/>
+                <w:color w:val="008000"/>
                 <w:sz w:val="20"/>
                 <w:szCs w:val="20"/>
                 <w:lang w:eastAsia="ru-RU"/>
               </w:rPr>
+              <w:t>если</w:t>
+            </w:r>
+            <w:r>
+              <w:rPr>
+                <w:rFonts w:ascii="Courier New" w:eastAsia="Times New Roman" w:hAnsi="Courier New" w:cs="Courier New"/>
+                <w:color w:val="008000"/>
+                <w:sz w:val="20"/>
+                <w:szCs w:val="20"/>
+                <w:lang w:val="en-US" w:eastAsia="ru-RU"/>
+              </w:rPr>
               <w:t xml:space="preserve"> </w:t>
             </w:r>
             <w:r>
@@ -34120,7 +33564,7 @@
                 <w:szCs w:val="20"/>
                 <w:lang w:eastAsia="ru-RU"/>
               </w:rPr>
-              <w:t>#</w:t>
+              <w:t>не</w:t>
             </w:r>
             <w:r>
               <w:rPr>
@@ -34128,9 +33572,19 @@
                 <w:color w:val="008000"/>
                 <w:sz w:val="20"/>
                 <w:szCs w:val="20"/>
+                <w:lang w:val="en-US" w:eastAsia="ru-RU"/>
+              </w:rPr>
+              <w:t xml:space="preserve"> </w:t>
+            </w:r>
+            <w:r>
+              <w:rPr>
+                <w:rFonts w:ascii="Courier New" w:eastAsia="Times New Roman" w:hAnsi="Courier New" w:cs="Courier New"/>
+                <w:color w:val="008000"/>
+                <w:sz w:val="20"/>
+                <w:szCs w:val="20"/>
                 <w:lang w:eastAsia="ru-RU"/>
               </w:rPr>
-              <w:t>пробуем</w:t>
+              <w:t>получается</w:t>
             </w:r>
             <w:r>
               <w:rPr>
@@ -34138,9 +33592,19 @@
                 <w:color w:val="008000"/>
                 <w:sz w:val="20"/>
                 <w:szCs w:val="20"/>
+                <w:lang w:val="en-US" w:eastAsia="ru-RU"/>
+              </w:rPr>
+              <w:t xml:space="preserve"> - </w:t>
+            </w:r>
+            <w:r>
+              <w:rPr>
+                <w:rFonts w:ascii="Courier New" w:eastAsia="Times New Roman" w:hAnsi="Courier New" w:cs="Courier New"/>
+                <w:color w:val="008000"/>
+                <w:sz w:val="20"/>
+                <w:szCs w:val="20"/>
                 <w:lang w:eastAsia="ru-RU"/>
               </w:rPr>
-              <w:t xml:space="preserve"> </w:t>
+              <w:t>пустой</w:t>
             </w:r>
             <w:r>
               <w:rPr>
@@ -34148,177 +33612,7 @@
                 <w:color w:val="008000"/>
                 <w:sz w:val="20"/>
                 <w:szCs w:val="20"/>
-                <w:lang w:eastAsia="ru-RU"/>
-              </w:rPr>
-              <w:t>взять</w:t>
-            </w:r>
-            <w:r>
-              <w:rPr>
-                <w:rFonts w:ascii="Courier New" w:eastAsia="Times New Roman" w:hAnsi="Courier New" w:cs="Courier New"/>
-                <w:color w:val="008000"/>
-                <w:sz w:val="20"/>
-                <w:szCs w:val="20"/>
-                <w:lang w:eastAsia="ru-RU"/>
-              </w:rPr>
-              <w:t xml:space="preserve"> </w:t>
-            </w:r>
-            <w:r>
-              <w:rPr>
-                <w:rFonts w:ascii="Courier New" w:eastAsia="Times New Roman" w:hAnsi="Courier New" w:cs="Courier New"/>
-                <w:color w:val="008000"/>
-                <w:sz w:val="20"/>
-                <w:szCs w:val="20"/>
-                <w:lang w:eastAsia="ru-RU"/>
-              </w:rPr>
-              <w:t>по</w:t>
-            </w:r>
-            <w:r>
-              <w:rPr>
-                <w:rFonts w:ascii="Courier New" w:eastAsia="Times New Roman" w:hAnsi="Courier New" w:cs="Courier New"/>
-                <w:color w:val="008000"/>
-                <w:sz w:val="20"/>
-                <w:szCs w:val="20"/>
-                <w:lang w:eastAsia="ru-RU"/>
-              </w:rPr>
-              <w:t xml:space="preserve"> </w:t>
-            </w:r>
-            <w:r>
-              <w:rPr>
-                <w:rFonts w:ascii="Courier New" w:eastAsia="Times New Roman" w:hAnsi="Courier New" w:cs="Courier New"/>
-                <w:color w:val="008000"/>
-                <w:sz w:val="20"/>
-                <w:szCs w:val="20"/>
-                <w:lang w:val="en-US" w:eastAsia="ru-RU"/>
-              </w:rPr>
-              <w:t>id</w:t>
-            </w:r>
-            <w:r>
-              <w:rPr>
-                <w:rFonts w:ascii="Courier New" w:eastAsia="Times New Roman" w:hAnsi="Courier New" w:cs="Courier New"/>
-                <w:color w:val="008000"/>
-                <w:sz w:val="20"/>
-                <w:szCs w:val="20"/>
-                <w:lang w:eastAsia="ru-RU"/>
-              </w:rPr>
-              <w:t xml:space="preserve"> </w:t>
-            </w:r>
-            <w:r>
-              <w:rPr>
-                <w:rFonts w:ascii="Courier New" w:eastAsia="Times New Roman" w:hAnsi="Courier New" w:cs="Courier New"/>
-                <w:color w:val="008000"/>
-                <w:sz w:val="20"/>
-                <w:szCs w:val="20"/>
-                <w:lang w:val="en-US" w:eastAsia="ru-RU"/>
-              </w:rPr>
-              <w:t>definition</w:t>
-            </w:r>
-            <w:r>
-              <w:rPr>
-                <w:rFonts w:ascii="Courier New" w:eastAsia="Times New Roman" w:hAnsi="Courier New" w:cs="Courier New"/>
-                <w:color w:val="008000"/>
-                <w:sz w:val="20"/>
-                <w:szCs w:val="20"/>
-                <w:lang w:eastAsia="ru-RU"/>
-              </w:rPr>
-              <w:t xml:space="preserve"> </w:t>
-            </w:r>
-            <w:r>
-              <w:rPr>
-                <w:rFonts w:ascii="Courier New" w:eastAsia="Times New Roman" w:hAnsi="Courier New" w:cs="Courier New"/>
-                <w:color w:val="008000"/>
-                <w:sz w:val="20"/>
-                <w:szCs w:val="20"/>
-                <w:lang w:eastAsia="ru-RU"/>
-              </w:rPr>
-              <w:t>информацию</w:t>
-            </w:r>
-            <w:r>
-              <w:rPr>
-                <w:rFonts w:ascii="Courier New" w:eastAsia="Times New Roman" w:hAnsi="Courier New" w:cs="Courier New"/>
-                <w:color w:val="008000"/>
-                <w:sz w:val="20"/>
-                <w:szCs w:val="20"/>
-                <w:lang w:eastAsia="ru-RU"/>
-              </w:rPr>
-              <w:t xml:space="preserve">, </w:t>
-            </w:r>
-            <w:r>
-              <w:rPr>
-                <w:rFonts w:ascii="Courier New" w:eastAsia="Times New Roman" w:hAnsi="Courier New" w:cs="Courier New"/>
-                <w:color w:val="008000"/>
-                <w:sz w:val="20"/>
-                <w:szCs w:val="20"/>
-                <w:lang w:eastAsia="ru-RU"/>
-              </w:rPr>
-              <w:t>если</w:t>
-            </w:r>
-            <w:r>
-              <w:rPr>
-                <w:rFonts w:ascii="Courier New" w:eastAsia="Times New Roman" w:hAnsi="Courier New" w:cs="Courier New"/>
-                <w:color w:val="008000"/>
-                <w:sz w:val="20"/>
-                <w:szCs w:val="20"/>
-                <w:lang w:eastAsia="ru-RU"/>
-              </w:rPr>
-              <w:t xml:space="preserve"> </w:t>
-            </w:r>
-            <w:r>
-              <w:rPr>
-                <w:rFonts w:ascii="Courier New" w:eastAsia="Times New Roman" w:hAnsi="Courier New" w:cs="Courier New"/>
-                <w:color w:val="008000"/>
-                <w:sz w:val="20"/>
-                <w:szCs w:val="20"/>
-                <w:lang w:eastAsia="ru-RU"/>
-              </w:rPr>
-              <w:t>не</w:t>
-            </w:r>
-            <w:r>
-              <w:rPr>
-                <w:rFonts w:ascii="Courier New" w:eastAsia="Times New Roman" w:hAnsi="Courier New" w:cs="Courier New"/>
-                <w:color w:val="008000"/>
-                <w:sz w:val="20"/>
-                <w:szCs w:val="20"/>
-                <w:lang w:eastAsia="ru-RU"/>
-              </w:rPr>
-              <w:t xml:space="preserve"> </w:t>
-            </w:r>
-            <w:r>
-              <w:rPr>
-                <w:rFonts w:ascii="Courier New" w:eastAsia="Times New Roman" w:hAnsi="Courier New" w:cs="Courier New"/>
-                <w:color w:val="008000"/>
-                <w:sz w:val="20"/>
-                <w:szCs w:val="20"/>
-                <w:lang w:eastAsia="ru-RU"/>
-              </w:rPr>
-              <w:t>получается</w:t>
-            </w:r>
-            <w:r>
-              <w:rPr>
-                <w:rFonts w:ascii="Courier New" w:eastAsia="Times New Roman" w:hAnsi="Courier New" w:cs="Courier New"/>
-                <w:color w:val="008000"/>
-                <w:sz w:val="20"/>
-                <w:szCs w:val="20"/>
-                <w:lang w:eastAsia="ru-RU"/>
-              </w:rPr>
-              <w:t xml:space="preserve"> - </w:t>
-            </w:r>
-            <w:r>
-              <w:rPr>
-                <w:rFonts w:ascii="Courier New" w:eastAsia="Times New Roman" w:hAnsi="Courier New" w:cs="Courier New"/>
-                <w:color w:val="008000"/>
-                <w:sz w:val="20"/>
-                <w:szCs w:val="20"/>
-                <w:lang w:eastAsia="ru-RU"/>
-              </w:rPr>
-              <w:t>пустой</w:t>
-            </w:r>
-            <w:r>
-              <w:rPr>
-                <w:rFonts w:ascii="Courier New" w:eastAsia="Times New Roman" w:hAnsi="Courier New" w:cs="Courier New"/>
-                <w:color w:val="008000"/>
-                <w:sz w:val="20"/>
-                <w:szCs w:val="20"/>
-                <w:lang w:eastAsia="ru-RU"/>
+                <w:lang w:val="en-US" w:eastAsia="ru-RU"/>
               </w:rPr>
               <w:t xml:space="preserve"> </w:t>
             </w:r>
@@ -34343,7 +33637,7 @@
                 <w:color w:val="000000"/>
                 <w:sz w:val="20"/>
                 <w:szCs w:val="20"/>
-                <w:lang w:eastAsia="ru-RU"/>
+                <w:lang w:val="en-US" w:eastAsia="ru-RU"/>
               </w:rPr>
             </w:pPr>
           </w:p>
@@ -34366,7 +33660,7 @@
                 <w:color w:val="000000"/>
                 <w:sz w:val="20"/>
                 <w:szCs w:val="20"/>
-                <w:lang w:eastAsia="ru-RU"/>
+                <w:lang w:val="en-US" w:eastAsia="ru-RU"/>
               </w:rPr>
               <w:t xml:space="preserve">        </w:t>
             </w:r>
